--- a/IT_hodiny/namety_postupu_skolenia.docx
+++ b/IT_hodiny/namety_postupu_skolenia.docx
@@ -47,7 +47,7 @@
       </w:r>
     </w:p>
     <w:p>
-      <w:hyperlink r:id="rId6" w:history="1">
+      <w:hyperlink r:id="rId7" w:history="1">
         <w:r>
           <w:rPr>
             <w:rStyle w:val="Hyperlink"/>
@@ -69,7 +69,7 @@
       </w:r>
     </w:p>
     <w:p>
-      <w:hyperlink r:id="rId7" w:history="1">
+      <w:hyperlink r:id="rId8" w:history="1">
         <w:r>
           <w:rPr>
             <w:rStyle w:val="Hyperlink"/>
@@ -179,7 +179,7 @@
       </w:r>
     </w:p>
     <w:p>
-      <w:hyperlink r:id="rId8" w:history="1">
+      <w:hyperlink r:id="rId9" w:history="1">
         <w:r>
           <w:rPr>
             <w:rStyle w:val="Hyperlink"/>
@@ -323,7 +323,7 @@
       </w:r>
     </w:p>
     <w:p>
-      <w:hyperlink r:id="rId9" w:history="1">
+      <w:hyperlink r:id="rId10" w:history="1">
         <w:r>
           <w:rPr>
             <w:rStyle w:val="Hyperlink"/>
@@ -335,9 +335,410 @@
         <w:t xml:space="preserve"> </w:t>
       </w:r>
     </w:p>
+    <w:p>
+      <w:hyperlink r:id="rId11" w:history="1">
+        <w:r>
+          <w:rPr>
+            <w:rStyle w:val="Hyperlink"/>
+            <w:highlight w:val="yellow"/>
+          </w:rPr>
+          <w:t>https://www.geeksforgeeks.org/python/pygame-tutorial/</w:t>
+        </w:r>
+      </w:hyperlink>
+      <w:r>
+        <w:t xml:space="preserve"> </w:t>
+      </w:r>
+    </w:p>
+    <w:p/>
+    <w:p>
+      <w:pPr>
+        <w:rPr>
+          <w:b/>
+          <w:bCs/>
+        </w:rPr>
+      </w:pPr>
+      <w:r>
+        <w:rPr>
+          <w:b/>
+          <w:bCs/>
+        </w:rPr>
+        <w:t>Preskúmajte kódex</w:t>
+      </w:r>
+      <w:r>
+        <w:rPr>
+          <w:b/>
+          <w:bCs/>
+        </w:rPr>
+        <w:t xml:space="preserve"> – program </w:t>
+      </w:r>
+      <w:r>
+        <w:rPr>
+          <w:b/>
+          <w:bCs/>
+        </w:rPr>
+        <w:t>zaklad.py</w:t>
+      </w:r>
+    </w:p>
+    <w:p>
+      <w:r>
+        <w:t>Na spustenie hry musia byť všetky potrebné moduly Pygame inicializované pomocou pygame.init().</w:t>
+      </w:r>
+    </w:p>
+    <w:p>
+      <w:pPr>
+        <w:rPr>
+          <w:b/>
+          <w:bCs/>
+        </w:rPr>
+      </w:pPr>
+      <w:r>
+        <w:rPr>
+          <w:b/>
+          <w:bCs/>
+        </w:rPr>
+        <w:t>Konfigurácia herného okna:</w:t>
+      </w:r>
+    </w:p>
+    <w:p>
+      <w:r>
+        <w:t xml:space="preserve">Funkcia </w:t>
+      </w:r>
+      <w:r>
+        <w:rPr>
+          <w:b/>
+          <w:bCs/>
+        </w:rPr>
+        <w:t>pygame.display.set_mode()</w:t>
+      </w:r>
+      <w:r>
+        <w:t xml:space="preserve"> vytvorí okno s danou výškou a šírkou. Toto okno bude slúžiť ako plátno pre vašu hru, na ktoré nakreslíte každý prvok.</w:t>
+      </w:r>
+    </w:p>
+    <w:p>
+      <w:r>
+        <w:t>Názov okna sa nastavuje pomocou</w:t>
+      </w:r>
+      <w:r>
+        <w:rPr>
+          <w:b/>
+          <w:bCs/>
+          <w:i/>
+          <w:iCs/>
+        </w:rPr>
+        <w:t xml:space="preserve"> pygame.display.set_caption().</w:t>
+      </w:r>
+    </w:p>
+    <w:p>
+      <w:pPr>
+        <w:rPr>
+          <w:b/>
+          <w:bCs/>
+        </w:rPr>
+      </w:pPr>
+      <w:r>
+        <w:rPr>
+          <w:b/>
+          <w:bCs/>
+        </w:rPr>
+        <w:t>FPS a herné hodiny:</w:t>
+      </w:r>
+    </w:p>
+    <w:p>
+      <w:r>
+        <w:t>pygame.time</w:t>
+      </w:r>
+      <w:r>
+        <w:t xml:space="preserve"> pri</w:t>
+      </w:r>
+      <w:r>
+        <w:t xml:space="preserve"> vytvorení objektu hodín vám Clock() dáva možnosť upraviť snímkovú frekvenciu hernej slučky.</w:t>
+      </w:r>
+    </w:p>
+    <w:p>
+      <w:r>
+        <w:t>Hra má zaručenú prevádzku pri 60 snímkach za sekundu (FPS) vďaka clock.tick(60).</w:t>
+      </w:r>
+    </w:p>
+    <w:p>
+      <w:pPr>
+        <w:rPr>
+          <w:b/>
+          <w:bCs/>
+        </w:rPr>
+      </w:pPr>
+      <w:r>
+        <w:rPr>
+          <w:b/>
+          <w:bCs/>
+        </w:rPr>
+        <w:t>Slučka hlavnej hry</w:t>
+      </w:r>
+    </w:p>
+    <w:p>
+      <w:r>
+        <w:t>Hru udržiava slučka while True. Vo vnútri kód aktualizuje obrazovku hry, prekresľuje položky a počúva akcie (napríklad zatvorenie okna).</w:t>
+      </w:r>
+    </w:p>
+    <w:p>
+      <w:r>
+        <w:t>Všetky udalosti vrátane stlačení klávesov, kliknutí myšou a udalostí zatvorenia okien načíta pygame.event.get(). Hra sa skončí, ak sa udalosť uzavrela (pygame. QUIT).</w:t>
+      </w:r>
+    </w:p>
+    <w:p>
+      <w:pPr>
+        <w:rPr>
+          <w:b/>
+          <w:bCs/>
+        </w:rPr>
+      </w:pPr>
+      <w:r>
+        <w:rPr>
+          <w:b/>
+          <w:bCs/>
+        </w:rPr>
+        <w:t>Aktualizácie obrazovky a vykresľovania:</w:t>
+      </w:r>
+    </w:p>
+    <w:p>
+      <w:r>
+        <w:t>Screen.fill (WHITE) vyplní obrazovku konkrétnou farbou. Nakoniec tu nakreslíte pozadia, objekty alebo škriatkov.</w:t>
+      </w:r>
+    </w:p>
+    <w:p>
+      <w:r>
+        <w:t>Všetky zmeny vykonané počas slučky sa aktualizujú na obrazovke pomocou pygame.display.flip().</w:t>
+      </w:r>
+    </w:p>
+    <w:p/>
+    <w:p>
+      <w:pPr>
+        <w:pStyle w:val="Heading2"/>
+      </w:pPr>
+      <w:r>
+        <w:t>Pohyb.</w:t>
+      </w:r>
+    </w:p>
+    <w:p>
+      <w:pPr>
+        <w:rPr>
+          <w:b/>
+          <w:bCs/>
+        </w:rPr>
+      </w:pPr>
+      <w:r>
+        <w:rPr>
+          <w:b/>
+          <w:bCs/>
+        </w:rPr>
+        <w:t>Konfigurácia hráča:</w:t>
+      </w:r>
+      <w:r>
+        <w:rPr>
+          <w:b/>
+          <w:bCs/>
+        </w:rPr>
+        <w:t xml:space="preserve"> - praktický proklad v programe </w:t>
+      </w:r>
+      <w:r>
+        <w:rPr>
+          <w:b/>
+          <w:bCs/>
+        </w:rPr>
+        <w:t>pohyb.py</w:t>
+      </w:r>
+    </w:p>
+    <w:p>
+      <w:pPr>
+        <w:numPr>
+          <w:ilvl w:val="0"/>
+          <w:numId w:val="21"/>
+        </w:numPr>
+      </w:pPr>
+      <w:r>
+        <w:t>Bol predstavený hráč; Predstavuje ho obdĺžnik, ktorý je vycentrovaný na obrazovke. Prehrávač má veľkosť 50x50 pixelov.</w:t>
+      </w:r>
+    </w:p>
+    <w:p>
+      <w:pPr>
+        <w:numPr>
+          <w:ilvl w:val="0"/>
+          <w:numId w:val="21"/>
+        </w:numPr>
+      </w:pPr>
+      <w:r>
+        <w:t xml:space="preserve">Pozícia hráča je určená </w:t>
+      </w:r>
+      <w:r>
+        <w:rPr>
+          <w:b/>
+          <w:bCs/>
+          <w:i/>
+          <w:iCs/>
+        </w:rPr>
+        <w:t>player_x a player_y</w:t>
+      </w:r>
+      <w:r>
+        <w:t>, zatiaľ čo jeho rýchlosť je riadená player_speed.</w:t>
+      </w:r>
+    </w:p>
+    <w:p>
+      <w:pPr>
+        <w:rPr>
+          <w:b/>
+          <w:bCs/>
+        </w:rPr>
+      </w:pPr>
+      <w:r>
+        <w:rPr>
+          <w:b/>
+          <w:bCs/>
+        </w:rPr>
+        <w:t>Správa vstupu:</w:t>
+      </w:r>
+    </w:p>
+    <w:p>
+      <w:pPr>
+        <w:numPr>
+          <w:ilvl w:val="0"/>
+          <w:numId w:val="31"/>
+        </w:numPr>
+      </w:pPr>
+      <w:r>
+        <w:t xml:space="preserve">Funkcia </w:t>
+      </w:r>
+      <w:r>
+        <w:rPr>
+          <w:b/>
+          <w:bCs/>
+          <w:i/>
+          <w:iCs/>
+        </w:rPr>
+        <w:t xml:space="preserve">pygame.key.get_pressed() </w:t>
+      </w:r>
+      <w:r>
+        <w:t>určuje, ktoré klávesy sú v danom okamihu stlačené.</w:t>
+      </w:r>
+    </w:p>
+    <w:p>
+      <w:pPr>
+        <w:numPr>
+          <w:ilvl w:val="0"/>
+          <w:numId w:val="31"/>
+        </w:numPr>
+      </w:pPr>
+      <w:r>
+        <w:t>Príkazy if upravujú pozície x a y hráča podľa toho, či sú stlačené klávesy so šípkami.</w:t>
+      </w:r>
+    </w:p>
+    <w:p>
+      <w:pPr>
+        <w:rPr>
+          <w:b/>
+          <w:bCs/>
+        </w:rPr>
+      </w:pPr>
+      <w:r>
+        <w:rPr>
+          <w:b/>
+          <w:bCs/>
+        </w:rPr>
+        <w:t>Skicovanie účastníka:</w:t>
+      </w:r>
+    </w:p>
+    <w:p>
+      <w:pPr>
+        <w:numPr>
+          <w:ilvl w:val="0"/>
+          <w:numId w:val="32"/>
+        </w:numPr>
+      </w:pPr>
+      <w:r>
+        <w:t>Hráč je reprezentovaný čiernym obdĺžnikom nakresleným na obrazovke na aktuálnej pozícii hráča pomocou pygame.draw.rect().</w:t>
+      </w:r>
+    </w:p>
+    <w:p/>
+    <w:p>
+      <w:r>
+        <w:t>V príspevku sa rozoberá aj zvuk hry. Nebudeme to robiť teraz.</w:t>
+      </w:r>
+    </w:p>
+    <w:p/>
+    <w:p>
+      <w:pPr>
+        <w:pStyle w:val="Heading2"/>
+      </w:pPr>
+      <w:r>
+        <w:t>Povolenie zmeny veľkosti okna v PyGame.</w:t>
+      </w:r>
+    </w:p>
+    <w:p>
+      <w:r>
+        <w:t>Povolenie zväčšovanie okna sa zabezpečí doplnením príkazu</w:t>
+      </w:r>
+    </w:p>
+    <w:p>
+      <w:pPr>
+        <w:rPr>
+          <w:rFonts w:ascii="Courier New" w:hAnsi="Courier New" w:cs="Courier New"/>
+          <w:sz w:val="20"/>
+          <w:szCs w:val="20"/>
+        </w:rPr>
+      </w:pPr>
+      <w:r>
+        <w:rPr>
+          <w:rFonts w:ascii="Courier New" w:hAnsi="Courier New" w:cs="Courier New"/>
+          <w:sz w:val="20"/>
+          <w:szCs w:val="20"/>
+        </w:rPr>
+        <w:t>screen = pygame.display.set_mode((400, 400), pygame.RESIZABLE)</w:t>
+      </w:r>
+    </w:p>
+    <w:p>
+      <w:r>
+        <w:t>predtým</w:t>
+      </w:r>
+    </w:p>
+    <w:p/>
+    <w:p>
+      <w:pPr>
+        <w:rPr>
+          <w:rFonts w:ascii="Courier New" w:hAnsi="Courier New" w:cs="Courier New"/>
+          <w:sz w:val="20"/>
+          <w:szCs w:val="20"/>
+        </w:rPr>
+      </w:pPr>
+      <w:r>
+        <w:rPr>
+          <w:rFonts w:ascii="Courier New" w:hAnsi="Courier New" w:cs="Courier New"/>
+          <w:sz w:val="20"/>
+          <w:szCs w:val="20"/>
+        </w:rPr>
+        <w:t>screen = pygame.display.set_mode((400, 400))</w:t>
+      </w:r>
+    </w:p>
+    <w:p/>
+    <w:p>
+      <w:pPr>
+        <w:pStyle w:val="Heading2"/>
+      </w:pPr>
+      <w:r>
+        <w:t>Ako zmeniť farbu pozadia obrazovky v Pygame?</w:t>
+      </w:r>
+    </w:p>
+    <w:p>
+      <w:r>
+        <w:t xml:space="preserve">Vysvetlenie v programe </w:t>
+      </w:r>
+      <w:r>
+        <w:t>farba_pozadia.py</w:t>
+      </w:r>
+      <w:r>
+        <w:t>.</w:t>
+      </w:r>
+    </w:p>
     <w:p/>
     <w:sectPr>
-      <w:footerReference w:type="default" r:id="rId10"/>
+      <w:footerReference w:type="default" r:id="rId12"/>
       <w:pgSz w:w="11906" w:h="16838"/>
       <w:pgMar w:top="1440" w:right="1440" w:bottom="1440" w:left="1440" w:header="708" w:footer="708" w:gutter="0"/>
       <w:cols w:space="708"/>
@@ -426,6 +827,2313 @@
     </w:p>
   </w:footnote>
 </w:footnotes>
+</file>
+
+<file path=word/numbering.xml><?xml version="1.0" encoding="utf-8"?>
+<w:numbering xmlns:wpc="http://schemas.microsoft.com/office/word/2010/wordprocessingCanvas" xmlns:cx="http://schemas.microsoft.com/office/drawing/2014/chartex" xmlns:cx1="http://schemas.microsoft.com/office/drawing/2015/9/8/chartex" xmlns:cx2="http://schemas.microsoft.com/office/drawing/2015/10/21/chartex" xmlns:cx3="http://schemas.microsoft.com/office/drawing/2016/5/9/chartex" xmlns:cx4="http://schemas.microsoft.com/office/drawing/2016/5/10/chartex" xmlns:cx5="http://schemas.microsoft.com/office/drawing/2016/5/11/chartex" xmlns:cx6="http://schemas.microsoft.com/office/drawing/2016/5/12/chartex" xmlns:cx7="http://schemas.microsoft.com/office/drawing/2016/5/13/chartex" xmlns:cx8="http://schemas.microsoft.com/office/drawing/2016/5/14/chartex" xmlns:mc="http://schemas.openxmlformats.org/markup-compatibility/2006" xmlns:aink="http://schemas.microsoft.com/office/drawing/2016/ink" xmlns:am3d="http://schemas.microsoft.com/office/drawing/2017/model3d" xmlns:o="urn:schemas-microsoft-com:office:office" xmlns:oel="http://schemas.microsoft.com/office/2019/extlst" xmlns:r="http://schemas.openxmlformats.org/officeDocument/2006/relationships" xmlns:m="http://schemas.openxmlformats.org/officeDocument/2006/math" xmlns:v="urn:schemas-microsoft-com:vml" xmlns:wp14="http://schemas.microsoft.com/office/word/2010/wordprocessingDrawing" xmlns:wp="http://schemas.openxmlformats.org/drawingml/2006/wordprocessingDrawing" xmlns:w10="urn:schemas-microsoft-com:office:word" xmlns:w="http://schemas.openxmlformats.org/wordprocessingml/2006/main" xmlns:w14="http://schemas.microsoft.com/office/word/2010/wordml" xmlns:w15="http://schemas.microsoft.com/office/word/2012/wordml" xmlns:w16cex="http://schemas.microsoft.com/office/word/2018/wordml/cex" xmlns:w16cid="http://schemas.microsoft.com/office/word/2016/wordml/cid" xmlns:w16="http://schemas.microsoft.com/office/word/2018/wordml" xmlns:w16du="http://schemas.microsoft.com/office/word/2023/wordml/word16du" xmlns:w16sdtdh="http://schemas.microsoft.com/office/word/2020/wordml/sdtdatahash" xmlns:w16sdtfl="http://schemas.microsoft.com/office/word/2024/wordml/sdtformatlock" xmlns:w16se="http://schemas.microsoft.com/office/word/2015/wordml/symex" xmlns:wpg="http://schemas.microsoft.com/office/word/2010/wordprocessingGroup" xmlns:wpi="http://schemas.microsoft.com/office/word/2010/wordprocessingInk" xmlns:wne="http://schemas.microsoft.com/office/word/2006/wordml" xmlns:wps="http://schemas.microsoft.com/office/word/2010/wordprocessingShape" mc:Ignorable="w14 w15 w16se w16cid w16 w16cex w16sdtdh w16sdtfl w16du wp14">
+  <w:abstractNum w:abstractNumId="0" w15:restartNumberingAfterBreak="0">
+    <w:nsid w:val="00B96955"/>
+    <w:multiLevelType w:val="multilevel"/>
+    <w:tmpl w:val="2C2AA8F4"/>
+    <w:lvl w:ilvl="0">
+      <w:start w:val="1"/>
+      <w:numFmt w:val="bullet"/>
+      <w:lvlText w:val=""/>
+      <w:lvlJc w:val="left"/>
+      <w:pPr>
+        <w:tabs>
+          <w:tab w:val="num" w:pos="720"/>
+        </w:tabs>
+        <w:ind w:left="720" w:hanging="720"/>
+      </w:pPr>
+      <w:rPr>
+        <w:rFonts w:ascii="Symbol" w:hAnsi="Symbol" w:hint="default"/>
+      </w:rPr>
+    </w:lvl>
+    <w:lvl w:ilvl="1">
+      <w:start w:val="1"/>
+      <w:numFmt w:val="decimal"/>
+      <w:lvlText w:val="%2."/>
+      <w:lvlJc w:val="left"/>
+      <w:pPr>
+        <w:tabs>
+          <w:tab w:val="num" w:pos="1440"/>
+        </w:tabs>
+        <w:ind w:left="1440" w:hanging="720"/>
+      </w:pPr>
+    </w:lvl>
+    <w:lvl w:ilvl="2">
+      <w:start w:val="1"/>
+      <w:numFmt w:val="decimal"/>
+      <w:lvlText w:val="%3."/>
+      <w:lvlJc w:val="left"/>
+      <w:pPr>
+        <w:tabs>
+          <w:tab w:val="num" w:pos="2160"/>
+        </w:tabs>
+        <w:ind w:left="2160" w:hanging="720"/>
+      </w:pPr>
+    </w:lvl>
+    <w:lvl w:ilvl="3">
+      <w:start w:val="1"/>
+      <w:numFmt w:val="decimal"/>
+      <w:lvlText w:val="%4."/>
+      <w:lvlJc w:val="left"/>
+      <w:pPr>
+        <w:tabs>
+          <w:tab w:val="num" w:pos="2880"/>
+        </w:tabs>
+        <w:ind w:left="2880" w:hanging="720"/>
+      </w:pPr>
+    </w:lvl>
+    <w:lvl w:ilvl="4">
+      <w:start w:val="1"/>
+      <w:numFmt w:val="decimal"/>
+      <w:lvlText w:val="%5."/>
+      <w:lvlJc w:val="left"/>
+      <w:pPr>
+        <w:tabs>
+          <w:tab w:val="num" w:pos="3600"/>
+        </w:tabs>
+        <w:ind w:left="3600" w:hanging="720"/>
+      </w:pPr>
+    </w:lvl>
+    <w:lvl w:ilvl="5">
+      <w:start w:val="1"/>
+      <w:numFmt w:val="decimal"/>
+      <w:lvlText w:val="%6."/>
+      <w:lvlJc w:val="left"/>
+      <w:pPr>
+        <w:tabs>
+          <w:tab w:val="num" w:pos="4320"/>
+        </w:tabs>
+        <w:ind w:left="4320" w:hanging="720"/>
+      </w:pPr>
+    </w:lvl>
+    <w:lvl w:ilvl="6">
+      <w:start w:val="1"/>
+      <w:numFmt w:val="decimal"/>
+      <w:lvlText w:val="%7."/>
+      <w:lvlJc w:val="left"/>
+      <w:pPr>
+        <w:tabs>
+          <w:tab w:val="num" w:pos="5040"/>
+        </w:tabs>
+        <w:ind w:left="5040" w:hanging="720"/>
+      </w:pPr>
+    </w:lvl>
+    <w:lvl w:ilvl="7">
+      <w:start w:val="1"/>
+      <w:numFmt w:val="decimal"/>
+      <w:lvlText w:val="%8."/>
+      <w:lvlJc w:val="left"/>
+      <w:pPr>
+        <w:tabs>
+          <w:tab w:val="num" w:pos="5760"/>
+        </w:tabs>
+        <w:ind w:left="5760" w:hanging="720"/>
+      </w:pPr>
+    </w:lvl>
+    <w:lvl w:ilvl="8">
+      <w:start w:val="1"/>
+      <w:numFmt w:val="decimal"/>
+      <w:lvlText w:val="%9."/>
+      <w:lvlJc w:val="left"/>
+      <w:pPr>
+        <w:tabs>
+          <w:tab w:val="num" w:pos="6480"/>
+        </w:tabs>
+        <w:ind w:left="6480" w:hanging="720"/>
+      </w:pPr>
+    </w:lvl>
+  </w:abstractNum>
+  <w:abstractNum w:abstractNumId="1" w15:restartNumberingAfterBreak="0">
+    <w:nsid w:val="01815AD2"/>
+    <w:multiLevelType w:val="multilevel"/>
+    <w:tmpl w:val="CE24CB76"/>
+    <w:lvl w:ilvl="0">
+      <w:start w:val="1"/>
+      <w:numFmt w:val="decimal"/>
+      <w:lvlText w:val="%1."/>
+      <w:lvlJc w:val="left"/>
+      <w:pPr>
+        <w:tabs>
+          <w:tab w:val="num" w:pos="720"/>
+        </w:tabs>
+        <w:ind w:left="720" w:hanging="720"/>
+      </w:pPr>
+    </w:lvl>
+    <w:lvl w:ilvl="1">
+      <w:start w:val="1"/>
+      <w:numFmt w:val="decimal"/>
+      <w:lvlText w:val="%2."/>
+      <w:lvlJc w:val="left"/>
+      <w:pPr>
+        <w:tabs>
+          <w:tab w:val="num" w:pos="1440"/>
+        </w:tabs>
+        <w:ind w:left="1440" w:hanging="720"/>
+      </w:pPr>
+    </w:lvl>
+    <w:lvl w:ilvl="2">
+      <w:start w:val="1"/>
+      <w:numFmt w:val="decimal"/>
+      <w:lvlText w:val="%3."/>
+      <w:lvlJc w:val="left"/>
+      <w:pPr>
+        <w:tabs>
+          <w:tab w:val="num" w:pos="2160"/>
+        </w:tabs>
+        <w:ind w:left="2160" w:hanging="720"/>
+      </w:pPr>
+    </w:lvl>
+    <w:lvl w:ilvl="3">
+      <w:start w:val="1"/>
+      <w:numFmt w:val="decimal"/>
+      <w:lvlText w:val="%4."/>
+      <w:lvlJc w:val="left"/>
+      <w:pPr>
+        <w:tabs>
+          <w:tab w:val="num" w:pos="2880"/>
+        </w:tabs>
+        <w:ind w:left="2880" w:hanging="720"/>
+      </w:pPr>
+    </w:lvl>
+    <w:lvl w:ilvl="4">
+      <w:start w:val="1"/>
+      <w:numFmt w:val="decimal"/>
+      <w:lvlText w:val="%5."/>
+      <w:lvlJc w:val="left"/>
+      <w:pPr>
+        <w:tabs>
+          <w:tab w:val="num" w:pos="3600"/>
+        </w:tabs>
+        <w:ind w:left="3600" w:hanging="720"/>
+      </w:pPr>
+    </w:lvl>
+    <w:lvl w:ilvl="5">
+      <w:start w:val="1"/>
+      <w:numFmt w:val="decimal"/>
+      <w:lvlText w:val="%6."/>
+      <w:lvlJc w:val="left"/>
+      <w:pPr>
+        <w:tabs>
+          <w:tab w:val="num" w:pos="4320"/>
+        </w:tabs>
+        <w:ind w:left="4320" w:hanging="720"/>
+      </w:pPr>
+    </w:lvl>
+    <w:lvl w:ilvl="6">
+      <w:start w:val="1"/>
+      <w:numFmt w:val="decimal"/>
+      <w:lvlText w:val="%7."/>
+      <w:lvlJc w:val="left"/>
+      <w:pPr>
+        <w:tabs>
+          <w:tab w:val="num" w:pos="5040"/>
+        </w:tabs>
+        <w:ind w:left="5040" w:hanging="720"/>
+      </w:pPr>
+    </w:lvl>
+    <w:lvl w:ilvl="7">
+      <w:start w:val="1"/>
+      <w:numFmt w:val="decimal"/>
+      <w:lvlText w:val="%8."/>
+      <w:lvlJc w:val="left"/>
+      <w:pPr>
+        <w:tabs>
+          <w:tab w:val="num" w:pos="5760"/>
+        </w:tabs>
+        <w:ind w:left="5760" w:hanging="720"/>
+      </w:pPr>
+    </w:lvl>
+    <w:lvl w:ilvl="8">
+      <w:start w:val="1"/>
+      <w:numFmt w:val="decimal"/>
+      <w:lvlText w:val="%9."/>
+      <w:lvlJc w:val="left"/>
+      <w:pPr>
+        <w:tabs>
+          <w:tab w:val="num" w:pos="6480"/>
+        </w:tabs>
+        <w:ind w:left="6480" w:hanging="720"/>
+      </w:pPr>
+    </w:lvl>
+  </w:abstractNum>
+  <w:abstractNum w:abstractNumId="2" w15:restartNumberingAfterBreak="0">
+    <w:nsid w:val="08CF19C2"/>
+    <w:multiLevelType w:val="multilevel"/>
+    <w:tmpl w:val="CE52B04E"/>
+    <w:lvl w:ilvl="0">
+      <w:start w:val="1"/>
+      <w:numFmt w:val="bullet"/>
+      <w:lvlText w:val=""/>
+      <w:lvlJc w:val="left"/>
+      <w:pPr>
+        <w:tabs>
+          <w:tab w:val="num" w:pos="720"/>
+        </w:tabs>
+        <w:ind w:left="720" w:hanging="360"/>
+      </w:pPr>
+      <w:rPr>
+        <w:rFonts w:ascii="Symbol" w:hAnsi="Symbol" w:hint="default"/>
+        <w:sz w:val="20"/>
+      </w:rPr>
+    </w:lvl>
+    <w:lvl w:ilvl="1" w:tentative="1">
+      <w:start w:val="1"/>
+      <w:numFmt w:val="bullet"/>
+      <w:lvlText w:val=""/>
+      <w:lvlJc w:val="left"/>
+      <w:pPr>
+        <w:tabs>
+          <w:tab w:val="num" w:pos="1440"/>
+        </w:tabs>
+        <w:ind w:left="1440" w:hanging="360"/>
+      </w:pPr>
+      <w:rPr>
+        <w:rFonts w:ascii="Symbol" w:hAnsi="Symbol" w:hint="default"/>
+        <w:sz w:val="20"/>
+      </w:rPr>
+    </w:lvl>
+    <w:lvl w:ilvl="2" w:tentative="1">
+      <w:start w:val="1"/>
+      <w:numFmt w:val="bullet"/>
+      <w:lvlText w:val=""/>
+      <w:lvlJc w:val="left"/>
+      <w:pPr>
+        <w:tabs>
+          <w:tab w:val="num" w:pos="2160"/>
+        </w:tabs>
+        <w:ind w:left="2160" w:hanging="360"/>
+      </w:pPr>
+      <w:rPr>
+        <w:rFonts w:ascii="Symbol" w:hAnsi="Symbol" w:hint="default"/>
+        <w:sz w:val="20"/>
+      </w:rPr>
+    </w:lvl>
+    <w:lvl w:ilvl="3" w:tentative="1">
+      <w:start w:val="1"/>
+      <w:numFmt w:val="bullet"/>
+      <w:lvlText w:val=""/>
+      <w:lvlJc w:val="left"/>
+      <w:pPr>
+        <w:tabs>
+          <w:tab w:val="num" w:pos="2880"/>
+        </w:tabs>
+        <w:ind w:left="2880" w:hanging="360"/>
+      </w:pPr>
+      <w:rPr>
+        <w:rFonts w:ascii="Symbol" w:hAnsi="Symbol" w:hint="default"/>
+        <w:sz w:val="20"/>
+      </w:rPr>
+    </w:lvl>
+    <w:lvl w:ilvl="4" w:tentative="1">
+      <w:start w:val="1"/>
+      <w:numFmt w:val="bullet"/>
+      <w:lvlText w:val=""/>
+      <w:lvlJc w:val="left"/>
+      <w:pPr>
+        <w:tabs>
+          <w:tab w:val="num" w:pos="3600"/>
+        </w:tabs>
+        <w:ind w:left="3600" w:hanging="360"/>
+      </w:pPr>
+      <w:rPr>
+        <w:rFonts w:ascii="Symbol" w:hAnsi="Symbol" w:hint="default"/>
+        <w:sz w:val="20"/>
+      </w:rPr>
+    </w:lvl>
+    <w:lvl w:ilvl="5" w:tentative="1">
+      <w:start w:val="1"/>
+      <w:numFmt w:val="bullet"/>
+      <w:lvlText w:val=""/>
+      <w:lvlJc w:val="left"/>
+      <w:pPr>
+        <w:tabs>
+          <w:tab w:val="num" w:pos="4320"/>
+        </w:tabs>
+        <w:ind w:left="4320" w:hanging="360"/>
+      </w:pPr>
+      <w:rPr>
+        <w:rFonts w:ascii="Symbol" w:hAnsi="Symbol" w:hint="default"/>
+        <w:sz w:val="20"/>
+      </w:rPr>
+    </w:lvl>
+    <w:lvl w:ilvl="6" w:tentative="1">
+      <w:start w:val="1"/>
+      <w:numFmt w:val="bullet"/>
+      <w:lvlText w:val=""/>
+      <w:lvlJc w:val="left"/>
+      <w:pPr>
+        <w:tabs>
+          <w:tab w:val="num" w:pos="5040"/>
+        </w:tabs>
+        <w:ind w:left="5040" w:hanging="360"/>
+      </w:pPr>
+      <w:rPr>
+        <w:rFonts w:ascii="Symbol" w:hAnsi="Symbol" w:hint="default"/>
+        <w:sz w:val="20"/>
+      </w:rPr>
+    </w:lvl>
+    <w:lvl w:ilvl="7" w:tentative="1">
+      <w:start w:val="1"/>
+      <w:numFmt w:val="bullet"/>
+      <w:lvlText w:val=""/>
+      <w:lvlJc w:val="left"/>
+      <w:pPr>
+        <w:tabs>
+          <w:tab w:val="num" w:pos="5760"/>
+        </w:tabs>
+        <w:ind w:left="5760" w:hanging="360"/>
+      </w:pPr>
+      <w:rPr>
+        <w:rFonts w:ascii="Symbol" w:hAnsi="Symbol" w:hint="default"/>
+        <w:sz w:val="20"/>
+      </w:rPr>
+    </w:lvl>
+    <w:lvl w:ilvl="8" w:tentative="1">
+      <w:start w:val="1"/>
+      <w:numFmt w:val="bullet"/>
+      <w:lvlText w:val=""/>
+      <w:lvlJc w:val="left"/>
+      <w:pPr>
+        <w:tabs>
+          <w:tab w:val="num" w:pos="6480"/>
+        </w:tabs>
+        <w:ind w:left="6480" w:hanging="360"/>
+      </w:pPr>
+      <w:rPr>
+        <w:rFonts w:ascii="Symbol" w:hAnsi="Symbol" w:hint="default"/>
+        <w:sz w:val="20"/>
+      </w:rPr>
+    </w:lvl>
+  </w:abstractNum>
+  <w:abstractNum w:abstractNumId="3" w15:restartNumberingAfterBreak="0">
+    <w:nsid w:val="0FAD1EF0"/>
+    <w:multiLevelType w:val="multilevel"/>
+    <w:tmpl w:val="4A7A8B08"/>
+    <w:lvl w:ilvl="0">
+      <w:start w:val="1"/>
+      <w:numFmt w:val="decimal"/>
+      <w:lvlText w:val="%1."/>
+      <w:lvlJc w:val="left"/>
+      <w:pPr>
+        <w:tabs>
+          <w:tab w:val="num" w:pos="720"/>
+        </w:tabs>
+        <w:ind w:left="720" w:hanging="720"/>
+      </w:pPr>
+    </w:lvl>
+    <w:lvl w:ilvl="1">
+      <w:start w:val="1"/>
+      <w:numFmt w:val="decimal"/>
+      <w:lvlText w:val="%2."/>
+      <w:lvlJc w:val="left"/>
+      <w:pPr>
+        <w:tabs>
+          <w:tab w:val="num" w:pos="1440"/>
+        </w:tabs>
+        <w:ind w:left="1440" w:hanging="720"/>
+      </w:pPr>
+    </w:lvl>
+    <w:lvl w:ilvl="2">
+      <w:start w:val="1"/>
+      <w:numFmt w:val="decimal"/>
+      <w:lvlText w:val="%3."/>
+      <w:lvlJc w:val="left"/>
+      <w:pPr>
+        <w:tabs>
+          <w:tab w:val="num" w:pos="2160"/>
+        </w:tabs>
+        <w:ind w:left="2160" w:hanging="720"/>
+      </w:pPr>
+    </w:lvl>
+    <w:lvl w:ilvl="3">
+      <w:start w:val="1"/>
+      <w:numFmt w:val="decimal"/>
+      <w:lvlText w:val="%4."/>
+      <w:lvlJc w:val="left"/>
+      <w:pPr>
+        <w:tabs>
+          <w:tab w:val="num" w:pos="2880"/>
+        </w:tabs>
+        <w:ind w:left="2880" w:hanging="720"/>
+      </w:pPr>
+    </w:lvl>
+    <w:lvl w:ilvl="4">
+      <w:start w:val="1"/>
+      <w:numFmt w:val="decimal"/>
+      <w:lvlText w:val="%5."/>
+      <w:lvlJc w:val="left"/>
+      <w:pPr>
+        <w:tabs>
+          <w:tab w:val="num" w:pos="3600"/>
+        </w:tabs>
+        <w:ind w:left="3600" w:hanging="720"/>
+      </w:pPr>
+    </w:lvl>
+    <w:lvl w:ilvl="5">
+      <w:start w:val="1"/>
+      <w:numFmt w:val="decimal"/>
+      <w:lvlText w:val="%6."/>
+      <w:lvlJc w:val="left"/>
+      <w:pPr>
+        <w:tabs>
+          <w:tab w:val="num" w:pos="4320"/>
+        </w:tabs>
+        <w:ind w:left="4320" w:hanging="720"/>
+      </w:pPr>
+    </w:lvl>
+    <w:lvl w:ilvl="6">
+      <w:start w:val="1"/>
+      <w:numFmt w:val="decimal"/>
+      <w:lvlText w:val="%7."/>
+      <w:lvlJc w:val="left"/>
+      <w:pPr>
+        <w:tabs>
+          <w:tab w:val="num" w:pos="5040"/>
+        </w:tabs>
+        <w:ind w:left="5040" w:hanging="720"/>
+      </w:pPr>
+    </w:lvl>
+    <w:lvl w:ilvl="7">
+      <w:start w:val="1"/>
+      <w:numFmt w:val="decimal"/>
+      <w:lvlText w:val="%8."/>
+      <w:lvlJc w:val="left"/>
+      <w:pPr>
+        <w:tabs>
+          <w:tab w:val="num" w:pos="5760"/>
+        </w:tabs>
+        <w:ind w:left="5760" w:hanging="720"/>
+      </w:pPr>
+    </w:lvl>
+    <w:lvl w:ilvl="8">
+      <w:start w:val="1"/>
+      <w:numFmt w:val="decimal"/>
+      <w:lvlText w:val="%9."/>
+      <w:lvlJc w:val="left"/>
+      <w:pPr>
+        <w:tabs>
+          <w:tab w:val="num" w:pos="6480"/>
+        </w:tabs>
+        <w:ind w:left="6480" w:hanging="720"/>
+      </w:pPr>
+    </w:lvl>
+  </w:abstractNum>
+  <w:abstractNum w:abstractNumId="4" w15:restartNumberingAfterBreak="0">
+    <w:nsid w:val="14B47409"/>
+    <w:multiLevelType w:val="multilevel"/>
+    <w:tmpl w:val="7C1CA302"/>
+    <w:lvl w:ilvl="0">
+      <w:start w:val="1"/>
+      <w:numFmt w:val="bullet"/>
+      <w:lvlText w:val=""/>
+      <w:lvlJc w:val="left"/>
+      <w:pPr>
+        <w:tabs>
+          <w:tab w:val="num" w:pos="720"/>
+        </w:tabs>
+        <w:ind w:left="720" w:hanging="360"/>
+      </w:pPr>
+      <w:rPr>
+        <w:rFonts w:ascii="Symbol" w:hAnsi="Symbol" w:hint="default"/>
+        <w:sz w:val="20"/>
+      </w:rPr>
+    </w:lvl>
+    <w:lvl w:ilvl="1" w:tentative="1">
+      <w:start w:val="1"/>
+      <w:numFmt w:val="bullet"/>
+      <w:lvlText w:val=""/>
+      <w:lvlJc w:val="left"/>
+      <w:pPr>
+        <w:tabs>
+          <w:tab w:val="num" w:pos="1440"/>
+        </w:tabs>
+        <w:ind w:left="1440" w:hanging="360"/>
+      </w:pPr>
+      <w:rPr>
+        <w:rFonts w:ascii="Symbol" w:hAnsi="Symbol" w:hint="default"/>
+        <w:sz w:val="20"/>
+      </w:rPr>
+    </w:lvl>
+    <w:lvl w:ilvl="2" w:tentative="1">
+      <w:start w:val="1"/>
+      <w:numFmt w:val="bullet"/>
+      <w:lvlText w:val=""/>
+      <w:lvlJc w:val="left"/>
+      <w:pPr>
+        <w:tabs>
+          <w:tab w:val="num" w:pos="2160"/>
+        </w:tabs>
+        <w:ind w:left="2160" w:hanging="360"/>
+      </w:pPr>
+      <w:rPr>
+        <w:rFonts w:ascii="Symbol" w:hAnsi="Symbol" w:hint="default"/>
+        <w:sz w:val="20"/>
+      </w:rPr>
+    </w:lvl>
+    <w:lvl w:ilvl="3" w:tentative="1">
+      <w:start w:val="1"/>
+      <w:numFmt w:val="bullet"/>
+      <w:lvlText w:val=""/>
+      <w:lvlJc w:val="left"/>
+      <w:pPr>
+        <w:tabs>
+          <w:tab w:val="num" w:pos="2880"/>
+        </w:tabs>
+        <w:ind w:left="2880" w:hanging="360"/>
+      </w:pPr>
+      <w:rPr>
+        <w:rFonts w:ascii="Symbol" w:hAnsi="Symbol" w:hint="default"/>
+        <w:sz w:val="20"/>
+      </w:rPr>
+    </w:lvl>
+    <w:lvl w:ilvl="4" w:tentative="1">
+      <w:start w:val="1"/>
+      <w:numFmt w:val="bullet"/>
+      <w:lvlText w:val=""/>
+      <w:lvlJc w:val="left"/>
+      <w:pPr>
+        <w:tabs>
+          <w:tab w:val="num" w:pos="3600"/>
+        </w:tabs>
+        <w:ind w:left="3600" w:hanging="360"/>
+      </w:pPr>
+      <w:rPr>
+        <w:rFonts w:ascii="Symbol" w:hAnsi="Symbol" w:hint="default"/>
+        <w:sz w:val="20"/>
+      </w:rPr>
+    </w:lvl>
+    <w:lvl w:ilvl="5" w:tentative="1">
+      <w:start w:val="1"/>
+      <w:numFmt w:val="bullet"/>
+      <w:lvlText w:val=""/>
+      <w:lvlJc w:val="left"/>
+      <w:pPr>
+        <w:tabs>
+          <w:tab w:val="num" w:pos="4320"/>
+        </w:tabs>
+        <w:ind w:left="4320" w:hanging="360"/>
+      </w:pPr>
+      <w:rPr>
+        <w:rFonts w:ascii="Symbol" w:hAnsi="Symbol" w:hint="default"/>
+        <w:sz w:val="20"/>
+      </w:rPr>
+    </w:lvl>
+    <w:lvl w:ilvl="6" w:tentative="1">
+      <w:start w:val="1"/>
+      <w:numFmt w:val="bullet"/>
+      <w:lvlText w:val=""/>
+      <w:lvlJc w:val="left"/>
+      <w:pPr>
+        <w:tabs>
+          <w:tab w:val="num" w:pos="5040"/>
+        </w:tabs>
+        <w:ind w:left="5040" w:hanging="360"/>
+      </w:pPr>
+      <w:rPr>
+        <w:rFonts w:ascii="Symbol" w:hAnsi="Symbol" w:hint="default"/>
+        <w:sz w:val="20"/>
+      </w:rPr>
+    </w:lvl>
+    <w:lvl w:ilvl="7" w:tentative="1">
+      <w:start w:val="1"/>
+      <w:numFmt w:val="bullet"/>
+      <w:lvlText w:val=""/>
+      <w:lvlJc w:val="left"/>
+      <w:pPr>
+        <w:tabs>
+          <w:tab w:val="num" w:pos="5760"/>
+        </w:tabs>
+        <w:ind w:left="5760" w:hanging="360"/>
+      </w:pPr>
+      <w:rPr>
+        <w:rFonts w:ascii="Symbol" w:hAnsi="Symbol" w:hint="default"/>
+        <w:sz w:val="20"/>
+      </w:rPr>
+    </w:lvl>
+    <w:lvl w:ilvl="8" w:tentative="1">
+      <w:start w:val="1"/>
+      <w:numFmt w:val="bullet"/>
+      <w:lvlText w:val=""/>
+      <w:lvlJc w:val="left"/>
+      <w:pPr>
+        <w:tabs>
+          <w:tab w:val="num" w:pos="6480"/>
+        </w:tabs>
+        <w:ind w:left="6480" w:hanging="360"/>
+      </w:pPr>
+      <w:rPr>
+        <w:rFonts w:ascii="Symbol" w:hAnsi="Symbol" w:hint="default"/>
+        <w:sz w:val="20"/>
+      </w:rPr>
+    </w:lvl>
+  </w:abstractNum>
+  <w:abstractNum w:abstractNumId="5" w15:restartNumberingAfterBreak="0">
+    <w:nsid w:val="2A053A57"/>
+    <w:multiLevelType w:val="multilevel"/>
+    <w:tmpl w:val="BC20C6F2"/>
+    <w:lvl w:ilvl="0">
+      <w:start w:val="1"/>
+      <w:numFmt w:val="bullet"/>
+      <w:lvlText w:val=""/>
+      <w:lvlJc w:val="left"/>
+      <w:pPr>
+        <w:tabs>
+          <w:tab w:val="num" w:pos="720"/>
+        </w:tabs>
+        <w:ind w:left="720" w:hanging="360"/>
+      </w:pPr>
+      <w:rPr>
+        <w:rFonts w:ascii="Symbol" w:hAnsi="Symbol" w:hint="default"/>
+        <w:sz w:val="20"/>
+      </w:rPr>
+    </w:lvl>
+    <w:lvl w:ilvl="1" w:tentative="1">
+      <w:start w:val="1"/>
+      <w:numFmt w:val="bullet"/>
+      <w:lvlText w:val=""/>
+      <w:lvlJc w:val="left"/>
+      <w:pPr>
+        <w:tabs>
+          <w:tab w:val="num" w:pos="1440"/>
+        </w:tabs>
+        <w:ind w:left="1440" w:hanging="360"/>
+      </w:pPr>
+      <w:rPr>
+        <w:rFonts w:ascii="Symbol" w:hAnsi="Symbol" w:hint="default"/>
+        <w:sz w:val="20"/>
+      </w:rPr>
+    </w:lvl>
+    <w:lvl w:ilvl="2" w:tentative="1">
+      <w:start w:val="1"/>
+      <w:numFmt w:val="bullet"/>
+      <w:lvlText w:val=""/>
+      <w:lvlJc w:val="left"/>
+      <w:pPr>
+        <w:tabs>
+          <w:tab w:val="num" w:pos="2160"/>
+        </w:tabs>
+        <w:ind w:left="2160" w:hanging="360"/>
+      </w:pPr>
+      <w:rPr>
+        <w:rFonts w:ascii="Symbol" w:hAnsi="Symbol" w:hint="default"/>
+        <w:sz w:val="20"/>
+      </w:rPr>
+    </w:lvl>
+    <w:lvl w:ilvl="3" w:tentative="1">
+      <w:start w:val="1"/>
+      <w:numFmt w:val="bullet"/>
+      <w:lvlText w:val=""/>
+      <w:lvlJc w:val="left"/>
+      <w:pPr>
+        <w:tabs>
+          <w:tab w:val="num" w:pos="2880"/>
+        </w:tabs>
+        <w:ind w:left="2880" w:hanging="360"/>
+      </w:pPr>
+      <w:rPr>
+        <w:rFonts w:ascii="Symbol" w:hAnsi="Symbol" w:hint="default"/>
+        <w:sz w:val="20"/>
+      </w:rPr>
+    </w:lvl>
+    <w:lvl w:ilvl="4" w:tentative="1">
+      <w:start w:val="1"/>
+      <w:numFmt w:val="bullet"/>
+      <w:lvlText w:val=""/>
+      <w:lvlJc w:val="left"/>
+      <w:pPr>
+        <w:tabs>
+          <w:tab w:val="num" w:pos="3600"/>
+        </w:tabs>
+        <w:ind w:left="3600" w:hanging="360"/>
+      </w:pPr>
+      <w:rPr>
+        <w:rFonts w:ascii="Symbol" w:hAnsi="Symbol" w:hint="default"/>
+        <w:sz w:val="20"/>
+      </w:rPr>
+    </w:lvl>
+    <w:lvl w:ilvl="5" w:tentative="1">
+      <w:start w:val="1"/>
+      <w:numFmt w:val="bullet"/>
+      <w:lvlText w:val=""/>
+      <w:lvlJc w:val="left"/>
+      <w:pPr>
+        <w:tabs>
+          <w:tab w:val="num" w:pos="4320"/>
+        </w:tabs>
+        <w:ind w:left="4320" w:hanging="360"/>
+      </w:pPr>
+      <w:rPr>
+        <w:rFonts w:ascii="Symbol" w:hAnsi="Symbol" w:hint="default"/>
+        <w:sz w:val="20"/>
+      </w:rPr>
+    </w:lvl>
+    <w:lvl w:ilvl="6" w:tentative="1">
+      <w:start w:val="1"/>
+      <w:numFmt w:val="bullet"/>
+      <w:lvlText w:val=""/>
+      <w:lvlJc w:val="left"/>
+      <w:pPr>
+        <w:tabs>
+          <w:tab w:val="num" w:pos="5040"/>
+        </w:tabs>
+        <w:ind w:left="5040" w:hanging="360"/>
+      </w:pPr>
+      <w:rPr>
+        <w:rFonts w:ascii="Symbol" w:hAnsi="Symbol" w:hint="default"/>
+        <w:sz w:val="20"/>
+      </w:rPr>
+    </w:lvl>
+    <w:lvl w:ilvl="7" w:tentative="1">
+      <w:start w:val="1"/>
+      <w:numFmt w:val="bullet"/>
+      <w:lvlText w:val=""/>
+      <w:lvlJc w:val="left"/>
+      <w:pPr>
+        <w:tabs>
+          <w:tab w:val="num" w:pos="5760"/>
+        </w:tabs>
+        <w:ind w:left="5760" w:hanging="360"/>
+      </w:pPr>
+      <w:rPr>
+        <w:rFonts w:ascii="Symbol" w:hAnsi="Symbol" w:hint="default"/>
+        <w:sz w:val="20"/>
+      </w:rPr>
+    </w:lvl>
+    <w:lvl w:ilvl="8" w:tentative="1">
+      <w:start w:val="1"/>
+      <w:numFmt w:val="bullet"/>
+      <w:lvlText w:val=""/>
+      <w:lvlJc w:val="left"/>
+      <w:pPr>
+        <w:tabs>
+          <w:tab w:val="num" w:pos="6480"/>
+        </w:tabs>
+        <w:ind w:left="6480" w:hanging="360"/>
+      </w:pPr>
+      <w:rPr>
+        <w:rFonts w:ascii="Symbol" w:hAnsi="Symbol" w:hint="default"/>
+        <w:sz w:val="20"/>
+      </w:rPr>
+    </w:lvl>
+  </w:abstractNum>
+  <w:abstractNum w:abstractNumId="6" w15:restartNumberingAfterBreak="0">
+    <w:nsid w:val="30AE4D3D"/>
+    <w:multiLevelType w:val="multilevel"/>
+    <w:tmpl w:val="E222BD9E"/>
+    <w:lvl w:ilvl="0">
+      <w:start w:val="1"/>
+      <w:numFmt w:val="bullet"/>
+      <w:lvlText w:val=""/>
+      <w:lvlJc w:val="left"/>
+      <w:pPr>
+        <w:tabs>
+          <w:tab w:val="num" w:pos="720"/>
+        </w:tabs>
+        <w:ind w:left="720" w:hanging="360"/>
+      </w:pPr>
+      <w:rPr>
+        <w:rFonts w:ascii="Symbol" w:hAnsi="Symbol" w:hint="default"/>
+        <w:sz w:val="20"/>
+      </w:rPr>
+    </w:lvl>
+    <w:lvl w:ilvl="1" w:tentative="1">
+      <w:start w:val="1"/>
+      <w:numFmt w:val="bullet"/>
+      <w:lvlText w:val=""/>
+      <w:lvlJc w:val="left"/>
+      <w:pPr>
+        <w:tabs>
+          <w:tab w:val="num" w:pos="1440"/>
+        </w:tabs>
+        <w:ind w:left="1440" w:hanging="360"/>
+      </w:pPr>
+      <w:rPr>
+        <w:rFonts w:ascii="Symbol" w:hAnsi="Symbol" w:hint="default"/>
+        <w:sz w:val="20"/>
+      </w:rPr>
+    </w:lvl>
+    <w:lvl w:ilvl="2" w:tentative="1">
+      <w:start w:val="1"/>
+      <w:numFmt w:val="bullet"/>
+      <w:lvlText w:val=""/>
+      <w:lvlJc w:val="left"/>
+      <w:pPr>
+        <w:tabs>
+          <w:tab w:val="num" w:pos="2160"/>
+        </w:tabs>
+        <w:ind w:left="2160" w:hanging="360"/>
+      </w:pPr>
+      <w:rPr>
+        <w:rFonts w:ascii="Symbol" w:hAnsi="Symbol" w:hint="default"/>
+        <w:sz w:val="20"/>
+      </w:rPr>
+    </w:lvl>
+    <w:lvl w:ilvl="3" w:tentative="1">
+      <w:start w:val="1"/>
+      <w:numFmt w:val="bullet"/>
+      <w:lvlText w:val=""/>
+      <w:lvlJc w:val="left"/>
+      <w:pPr>
+        <w:tabs>
+          <w:tab w:val="num" w:pos="2880"/>
+        </w:tabs>
+        <w:ind w:left="2880" w:hanging="360"/>
+      </w:pPr>
+      <w:rPr>
+        <w:rFonts w:ascii="Symbol" w:hAnsi="Symbol" w:hint="default"/>
+        <w:sz w:val="20"/>
+      </w:rPr>
+    </w:lvl>
+    <w:lvl w:ilvl="4" w:tentative="1">
+      <w:start w:val="1"/>
+      <w:numFmt w:val="bullet"/>
+      <w:lvlText w:val=""/>
+      <w:lvlJc w:val="left"/>
+      <w:pPr>
+        <w:tabs>
+          <w:tab w:val="num" w:pos="3600"/>
+        </w:tabs>
+        <w:ind w:left="3600" w:hanging="360"/>
+      </w:pPr>
+      <w:rPr>
+        <w:rFonts w:ascii="Symbol" w:hAnsi="Symbol" w:hint="default"/>
+        <w:sz w:val="20"/>
+      </w:rPr>
+    </w:lvl>
+    <w:lvl w:ilvl="5" w:tentative="1">
+      <w:start w:val="1"/>
+      <w:numFmt w:val="bullet"/>
+      <w:lvlText w:val=""/>
+      <w:lvlJc w:val="left"/>
+      <w:pPr>
+        <w:tabs>
+          <w:tab w:val="num" w:pos="4320"/>
+        </w:tabs>
+        <w:ind w:left="4320" w:hanging="360"/>
+      </w:pPr>
+      <w:rPr>
+        <w:rFonts w:ascii="Symbol" w:hAnsi="Symbol" w:hint="default"/>
+        <w:sz w:val="20"/>
+      </w:rPr>
+    </w:lvl>
+    <w:lvl w:ilvl="6" w:tentative="1">
+      <w:start w:val="1"/>
+      <w:numFmt w:val="bullet"/>
+      <w:lvlText w:val=""/>
+      <w:lvlJc w:val="left"/>
+      <w:pPr>
+        <w:tabs>
+          <w:tab w:val="num" w:pos="5040"/>
+        </w:tabs>
+        <w:ind w:left="5040" w:hanging="360"/>
+      </w:pPr>
+      <w:rPr>
+        <w:rFonts w:ascii="Symbol" w:hAnsi="Symbol" w:hint="default"/>
+        <w:sz w:val="20"/>
+      </w:rPr>
+    </w:lvl>
+    <w:lvl w:ilvl="7" w:tentative="1">
+      <w:start w:val="1"/>
+      <w:numFmt w:val="bullet"/>
+      <w:lvlText w:val=""/>
+      <w:lvlJc w:val="left"/>
+      <w:pPr>
+        <w:tabs>
+          <w:tab w:val="num" w:pos="5760"/>
+        </w:tabs>
+        <w:ind w:left="5760" w:hanging="360"/>
+      </w:pPr>
+      <w:rPr>
+        <w:rFonts w:ascii="Symbol" w:hAnsi="Symbol" w:hint="default"/>
+        <w:sz w:val="20"/>
+      </w:rPr>
+    </w:lvl>
+    <w:lvl w:ilvl="8" w:tentative="1">
+      <w:start w:val="1"/>
+      <w:numFmt w:val="bullet"/>
+      <w:lvlText w:val=""/>
+      <w:lvlJc w:val="left"/>
+      <w:pPr>
+        <w:tabs>
+          <w:tab w:val="num" w:pos="6480"/>
+        </w:tabs>
+        <w:ind w:left="6480" w:hanging="360"/>
+      </w:pPr>
+      <w:rPr>
+        <w:rFonts w:ascii="Symbol" w:hAnsi="Symbol" w:hint="default"/>
+        <w:sz w:val="20"/>
+      </w:rPr>
+    </w:lvl>
+  </w:abstractNum>
+  <w:abstractNum w:abstractNumId="7" w15:restartNumberingAfterBreak="0">
+    <w:nsid w:val="39454B71"/>
+    <w:multiLevelType w:val="multilevel"/>
+    <w:tmpl w:val="C458D9B2"/>
+    <w:lvl w:ilvl="0">
+      <w:start w:val="1"/>
+      <w:numFmt w:val="bullet"/>
+      <w:lvlText w:val=""/>
+      <w:lvlJc w:val="left"/>
+      <w:pPr>
+        <w:tabs>
+          <w:tab w:val="num" w:pos="720"/>
+        </w:tabs>
+        <w:ind w:left="720" w:hanging="360"/>
+      </w:pPr>
+      <w:rPr>
+        <w:rFonts w:ascii="Symbol" w:hAnsi="Symbol" w:hint="default"/>
+        <w:sz w:val="20"/>
+      </w:rPr>
+    </w:lvl>
+    <w:lvl w:ilvl="1" w:tentative="1">
+      <w:start w:val="1"/>
+      <w:numFmt w:val="bullet"/>
+      <w:lvlText w:val=""/>
+      <w:lvlJc w:val="left"/>
+      <w:pPr>
+        <w:tabs>
+          <w:tab w:val="num" w:pos="1440"/>
+        </w:tabs>
+        <w:ind w:left="1440" w:hanging="360"/>
+      </w:pPr>
+      <w:rPr>
+        <w:rFonts w:ascii="Symbol" w:hAnsi="Symbol" w:hint="default"/>
+        <w:sz w:val="20"/>
+      </w:rPr>
+    </w:lvl>
+    <w:lvl w:ilvl="2" w:tentative="1">
+      <w:start w:val="1"/>
+      <w:numFmt w:val="bullet"/>
+      <w:lvlText w:val=""/>
+      <w:lvlJc w:val="left"/>
+      <w:pPr>
+        <w:tabs>
+          <w:tab w:val="num" w:pos="2160"/>
+        </w:tabs>
+        <w:ind w:left="2160" w:hanging="360"/>
+      </w:pPr>
+      <w:rPr>
+        <w:rFonts w:ascii="Symbol" w:hAnsi="Symbol" w:hint="default"/>
+        <w:sz w:val="20"/>
+      </w:rPr>
+    </w:lvl>
+    <w:lvl w:ilvl="3" w:tentative="1">
+      <w:start w:val="1"/>
+      <w:numFmt w:val="bullet"/>
+      <w:lvlText w:val=""/>
+      <w:lvlJc w:val="left"/>
+      <w:pPr>
+        <w:tabs>
+          <w:tab w:val="num" w:pos="2880"/>
+        </w:tabs>
+        <w:ind w:left="2880" w:hanging="360"/>
+      </w:pPr>
+      <w:rPr>
+        <w:rFonts w:ascii="Symbol" w:hAnsi="Symbol" w:hint="default"/>
+        <w:sz w:val="20"/>
+      </w:rPr>
+    </w:lvl>
+    <w:lvl w:ilvl="4" w:tentative="1">
+      <w:start w:val="1"/>
+      <w:numFmt w:val="bullet"/>
+      <w:lvlText w:val=""/>
+      <w:lvlJc w:val="left"/>
+      <w:pPr>
+        <w:tabs>
+          <w:tab w:val="num" w:pos="3600"/>
+        </w:tabs>
+        <w:ind w:left="3600" w:hanging="360"/>
+      </w:pPr>
+      <w:rPr>
+        <w:rFonts w:ascii="Symbol" w:hAnsi="Symbol" w:hint="default"/>
+        <w:sz w:val="20"/>
+      </w:rPr>
+    </w:lvl>
+    <w:lvl w:ilvl="5" w:tentative="1">
+      <w:start w:val="1"/>
+      <w:numFmt w:val="bullet"/>
+      <w:lvlText w:val=""/>
+      <w:lvlJc w:val="left"/>
+      <w:pPr>
+        <w:tabs>
+          <w:tab w:val="num" w:pos="4320"/>
+        </w:tabs>
+        <w:ind w:left="4320" w:hanging="360"/>
+      </w:pPr>
+      <w:rPr>
+        <w:rFonts w:ascii="Symbol" w:hAnsi="Symbol" w:hint="default"/>
+        <w:sz w:val="20"/>
+      </w:rPr>
+    </w:lvl>
+    <w:lvl w:ilvl="6" w:tentative="1">
+      <w:start w:val="1"/>
+      <w:numFmt w:val="bullet"/>
+      <w:lvlText w:val=""/>
+      <w:lvlJc w:val="left"/>
+      <w:pPr>
+        <w:tabs>
+          <w:tab w:val="num" w:pos="5040"/>
+        </w:tabs>
+        <w:ind w:left="5040" w:hanging="360"/>
+      </w:pPr>
+      <w:rPr>
+        <w:rFonts w:ascii="Symbol" w:hAnsi="Symbol" w:hint="default"/>
+        <w:sz w:val="20"/>
+      </w:rPr>
+    </w:lvl>
+    <w:lvl w:ilvl="7" w:tentative="1">
+      <w:start w:val="1"/>
+      <w:numFmt w:val="bullet"/>
+      <w:lvlText w:val=""/>
+      <w:lvlJc w:val="left"/>
+      <w:pPr>
+        <w:tabs>
+          <w:tab w:val="num" w:pos="5760"/>
+        </w:tabs>
+        <w:ind w:left="5760" w:hanging="360"/>
+      </w:pPr>
+      <w:rPr>
+        <w:rFonts w:ascii="Symbol" w:hAnsi="Symbol" w:hint="default"/>
+        <w:sz w:val="20"/>
+      </w:rPr>
+    </w:lvl>
+    <w:lvl w:ilvl="8" w:tentative="1">
+      <w:start w:val="1"/>
+      <w:numFmt w:val="bullet"/>
+      <w:lvlText w:val=""/>
+      <w:lvlJc w:val="left"/>
+      <w:pPr>
+        <w:tabs>
+          <w:tab w:val="num" w:pos="6480"/>
+        </w:tabs>
+        <w:ind w:left="6480" w:hanging="360"/>
+      </w:pPr>
+      <w:rPr>
+        <w:rFonts w:ascii="Symbol" w:hAnsi="Symbol" w:hint="default"/>
+        <w:sz w:val="20"/>
+      </w:rPr>
+    </w:lvl>
+  </w:abstractNum>
+  <w:abstractNum w:abstractNumId="8" w15:restartNumberingAfterBreak="0">
+    <w:nsid w:val="44925D26"/>
+    <w:multiLevelType w:val="multilevel"/>
+    <w:tmpl w:val="82A6A10A"/>
+    <w:lvl w:ilvl="0">
+      <w:start w:val="1"/>
+      <w:numFmt w:val="decimal"/>
+      <w:lvlText w:val="%1."/>
+      <w:lvlJc w:val="left"/>
+      <w:pPr>
+        <w:tabs>
+          <w:tab w:val="num" w:pos="720"/>
+        </w:tabs>
+        <w:ind w:left="720" w:hanging="720"/>
+      </w:pPr>
+    </w:lvl>
+    <w:lvl w:ilvl="1">
+      <w:start w:val="1"/>
+      <w:numFmt w:val="decimal"/>
+      <w:lvlText w:val="%2."/>
+      <w:lvlJc w:val="left"/>
+      <w:pPr>
+        <w:tabs>
+          <w:tab w:val="num" w:pos="1440"/>
+        </w:tabs>
+        <w:ind w:left="1440" w:hanging="720"/>
+      </w:pPr>
+    </w:lvl>
+    <w:lvl w:ilvl="2">
+      <w:start w:val="1"/>
+      <w:numFmt w:val="decimal"/>
+      <w:lvlText w:val="%3."/>
+      <w:lvlJc w:val="left"/>
+      <w:pPr>
+        <w:tabs>
+          <w:tab w:val="num" w:pos="2160"/>
+        </w:tabs>
+        <w:ind w:left="2160" w:hanging="720"/>
+      </w:pPr>
+    </w:lvl>
+    <w:lvl w:ilvl="3">
+      <w:start w:val="1"/>
+      <w:numFmt w:val="decimal"/>
+      <w:lvlText w:val="%4."/>
+      <w:lvlJc w:val="left"/>
+      <w:pPr>
+        <w:tabs>
+          <w:tab w:val="num" w:pos="2880"/>
+        </w:tabs>
+        <w:ind w:left="2880" w:hanging="720"/>
+      </w:pPr>
+    </w:lvl>
+    <w:lvl w:ilvl="4">
+      <w:start w:val="1"/>
+      <w:numFmt w:val="decimal"/>
+      <w:lvlText w:val="%5."/>
+      <w:lvlJc w:val="left"/>
+      <w:pPr>
+        <w:tabs>
+          <w:tab w:val="num" w:pos="3600"/>
+        </w:tabs>
+        <w:ind w:left="3600" w:hanging="720"/>
+      </w:pPr>
+    </w:lvl>
+    <w:lvl w:ilvl="5">
+      <w:start w:val="1"/>
+      <w:numFmt w:val="decimal"/>
+      <w:lvlText w:val="%6."/>
+      <w:lvlJc w:val="left"/>
+      <w:pPr>
+        <w:tabs>
+          <w:tab w:val="num" w:pos="4320"/>
+        </w:tabs>
+        <w:ind w:left="4320" w:hanging="720"/>
+      </w:pPr>
+    </w:lvl>
+    <w:lvl w:ilvl="6">
+      <w:start w:val="1"/>
+      <w:numFmt w:val="decimal"/>
+      <w:lvlText w:val="%7."/>
+      <w:lvlJc w:val="left"/>
+      <w:pPr>
+        <w:tabs>
+          <w:tab w:val="num" w:pos="5040"/>
+        </w:tabs>
+        <w:ind w:left="5040" w:hanging="720"/>
+      </w:pPr>
+    </w:lvl>
+    <w:lvl w:ilvl="7">
+      <w:start w:val="1"/>
+      <w:numFmt w:val="decimal"/>
+      <w:lvlText w:val="%8."/>
+      <w:lvlJc w:val="left"/>
+      <w:pPr>
+        <w:tabs>
+          <w:tab w:val="num" w:pos="5760"/>
+        </w:tabs>
+        <w:ind w:left="5760" w:hanging="720"/>
+      </w:pPr>
+    </w:lvl>
+    <w:lvl w:ilvl="8">
+      <w:start w:val="1"/>
+      <w:numFmt w:val="decimal"/>
+      <w:lvlText w:val="%9."/>
+      <w:lvlJc w:val="left"/>
+      <w:pPr>
+        <w:tabs>
+          <w:tab w:val="num" w:pos="6480"/>
+        </w:tabs>
+        <w:ind w:left="6480" w:hanging="720"/>
+      </w:pPr>
+    </w:lvl>
+  </w:abstractNum>
+  <w:abstractNum w:abstractNumId="9" w15:restartNumberingAfterBreak="0">
+    <w:nsid w:val="48AA58F3"/>
+    <w:multiLevelType w:val="multilevel"/>
+    <w:tmpl w:val="B5C4B712"/>
+    <w:lvl w:ilvl="0">
+      <w:start w:val="1"/>
+      <w:numFmt w:val="bullet"/>
+      <w:lvlText w:val=""/>
+      <w:lvlJc w:val="left"/>
+      <w:pPr>
+        <w:tabs>
+          <w:tab w:val="num" w:pos="720"/>
+        </w:tabs>
+        <w:ind w:left="720" w:hanging="720"/>
+      </w:pPr>
+      <w:rPr>
+        <w:rFonts w:ascii="Symbol" w:hAnsi="Symbol" w:hint="default"/>
+      </w:rPr>
+    </w:lvl>
+    <w:lvl w:ilvl="1">
+      <w:start w:val="1"/>
+      <w:numFmt w:val="decimal"/>
+      <w:lvlText w:val="%2."/>
+      <w:lvlJc w:val="left"/>
+      <w:pPr>
+        <w:tabs>
+          <w:tab w:val="num" w:pos="1440"/>
+        </w:tabs>
+        <w:ind w:left="1440" w:hanging="720"/>
+      </w:pPr>
+    </w:lvl>
+    <w:lvl w:ilvl="2">
+      <w:start w:val="1"/>
+      <w:numFmt w:val="decimal"/>
+      <w:lvlText w:val="%3."/>
+      <w:lvlJc w:val="left"/>
+      <w:pPr>
+        <w:tabs>
+          <w:tab w:val="num" w:pos="2160"/>
+        </w:tabs>
+        <w:ind w:left="2160" w:hanging="720"/>
+      </w:pPr>
+    </w:lvl>
+    <w:lvl w:ilvl="3">
+      <w:start w:val="1"/>
+      <w:numFmt w:val="decimal"/>
+      <w:lvlText w:val="%4."/>
+      <w:lvlJc w:val="left"/>
+      <w:pPr>
+        <w:tabs>
+          <w:tab w:val="num" w:pos="2880"/>
+        </w:tabs>
+        <w:ind w:left="2880" w:hanging="720"/>
+      </w:pPr>
+    </w:lvl>
+    <w:lvl w:ilvl="4">
+      <w:start w:val="1"/>
+      <w:numFmt w:val="decimal"/>
+      <w:lvlText w:val="%5."/>
+      <w:lvlJc w:val="left"/>
+      <w:pPr>
+        <w:tabs>
+          <w:tab w:val="num" w:pos="3600"/>
+        </w:tabs>
+        <w:ind w:left="3600" w:hanging="720"/>
+      </w:pPr>
+    </w:lvl>
+    <w:lvl w:ilvl="5">
+      <w:start w:val="1"/>
+      <w:numFmt w:val="decimal"/>
+      <w:lvlText w:val="%6."/>
+      <w:lvlJc w:val="left"/>
+      <w:pPr>
+        <w:tabs>
+          <w:tab w:val="num" w:pos="4320"/>
+        </w:tabs>
+        <w:ind w:left="4320" w:hanging="720"/>
+      </w:pPr>
+    </w:lvl>
+    <w:lvl w:ilvl="6">
+      <w:start w:val="1"/>
+      <w:numFmt w:val="decimal"/>
+      <w:lvlText w:val="%7."/>
+      <w:lvlJc w:val="left"/>
+      <w:pPr>
+        <w:tabs>
+          <w:tab w:val="num" w:pos="5040"/>
+        </w:tabs>
+        <w:ind w:left="5040" w:hanging="720"/>
+      </w:pPr>
+    </w:lvl>
+    <w:lvl w:ilvl="7">
+      <w:start w:val="1"/>
+      <w:numFmt w:val="decimal"/>
+      <w:lvlText w:val="%8."/>
+      <w:lvlJc w:val="left"/>
+      <w:pPr>
+        <w:tabs>
+          <w:tab w:val="num" w:pos="5760"/>
+        </w:tabs>
+        <w:ind w:left="5760" w:hanging="720"/>
+      </w:pPr>
+    </w:lvl>
+    <w:lvl w:ilvl="8">
+      <w:start w:val="1"/>
+      <w:numFmt w:val="decimal"/>
+      <w:lvlText w:val="%9."/>
+      <w:lvlJc w:val="left"/>
+      <w:pPr>
+        <w:tabs>
+          <w:tab w:val="num" w:pos="6480"/>
+        </w:tabs>
+        <w:ind w:left="6480" w:hanging="720"/>
+      </w:pPr>
+    </w:lvl>
+  </w:abstractNum>
+  <w:abstractNum w:abstractNumId="10" w15:restartNumberingAfterBreak="0">
+    <w:nsid w:val="64833ED0"/>
+    <w:multiLevelType w:val="multilevel"/>
+    <w:tmpl w:val="CF42CA54"/>
+    <w:lvl w:ilvl="0">
+      <w:start w:val="1"/>
+      <w:numFmt w:val="bullet"/>
+      <w:lvlText w:val=""/>
+      <w:lvlJc w:val="left"/>
+      <w:pPr>
+        <w:tabs>
+          <w:tab w:val="num" w:pos="720"/>
+        </w:tabs>
+        <w:ind w:left="720" w:hanging="360"/>
+      </w:pPr>
+      <w:rPr>
+        <w:rFonts w:ascii="Symbol" w:hAnsi="Symbol" w:hint="default"/>
+        <w:sz w:val="20"/>
+      </w:rPr>
+    </w:lvl>
+    <w:lvl w:ilvl="1" w:tentative="1">
+      <w:start w:val="1"/>
+      <w:numFmt w:val="bullet"/>
+      <w:lvlText w:val=""/>
+      <w:lvlJc w:val="left"/>
+      <w:pPr>
+        <w:tabs>
+          <w:tab w:val="num" w:pos="1440"/>
+        </w:tabs>
+        <w:ind w:left="1440" w:hanging="360"/>
+      </w:pPr>
+      <w:rPr>
+        <w:rFonts w:ascii="Symbol" w:hAnsi="Symbol" w:hint="default"/>
+        <w:sz w:val="20"/>
+      </w:rPr>
+    </w:lvl>
+    <w:lvl w:ilvl="2" w:tentative="1">
+      <w:start w:val="1"/>
+      <w:numFmt w:val="bullet"/>
+      <w:lvlText w:val=""/>
+      <w:lvlJc w:val="left"/>
+      <w:pPr>
+        <w:tabs>
+          <w:tab w:val="num" w:pos="2160"/>
+        </w:tabs>
+        <w:ind w:left="2160" w:hanging="360"/>
+      </w:pPr>
+      <w:rPr>
+        <w:rFonts w:ascii="Symbol" w:hAnsi="Symbol" w:hint="default"/>
+        <w:sz w:val="20"/>
+      </w:rPr>
+    </w:lvl>
+    <w:lvl w:ilvl="3" w:tentative="1">
+      <w:start w:val="1"/>
+      <w:numFmt w:val="bullet"/>
+      <w:lvlText w:val=""/>
+      <w:lvlJc w:val="left"/>
+      <w:pPr>
+        <w:tabs>
+          <w:tab w:val="num" w:pos="2880"/>
+        </w:tabs>
+        <w:ind w:left="2880" w:hanging="360"/>
+      </w:pPr>
+      <w:rPr>
+        <w:rFonts w:ascii="Symbol" w:hAnsi="Symbol" w:hint="default"/>
+        <w:sz w:val="20"/>
+      </w:rPr>
+    </w:lvl>
+    <w:lvl w:ilvl="4" w:tentative="1">
+      <w:start w:val="1"/>
+      <w:numFmt w:val="bullet"/>
+      <w:lvlText w:val=""/>
+      <w:lvlJc w:val="left"/>
+      <w:pPr>
+        <w:tabs>
+          <w:tab w:val="num" w:pos="3600"/>
+        </w:tabs>
+        <w:ind w:left="3600" w:hanging="360"/>
+      </w:pPr>
+      <w:rPr>
+        <w:rFonts w:ascii="Symbol" w:hAnsi="Symbol" w:hint="default"/>
+        <w:sz w:val="20"/>
+      </w:rPr>
+    </w:lvl>
+    <w:lvl w:ilvl="5" w:tentative="1">
+      <w:start w:val="1"/>
+      <w:numFmt w:val="bullet"/>
+      <w:lvlText w:val=""/>
+      <w:lvlJc w:val="left"/>
+      <w:pPr>
+        <w:tabs>
+          <w:tab w:val="num" w:pos="4320"/>
+        </w:tabs>
+        <w:ind w:left="4320" w:hanging="360"/>
+      </w:pPr>
+      <w:rPr>
+        <w:rFonts w:ascii="Symbol" w:hAnsi="Symbol" w:hint="default"/>
+        <w:sz w:val="20"/>
+      </w:rPr>
+    </w:lvl>
+    <w:lvl w:ilvl="6" w:tentative="1">
+      <w:start w:val="1"/>
+      <w:numFmt w:val="bullet"/>
+      <w:lvlText w:val=""/>
+      <w:lvlJc w:val="left"/>
+      <w:pPr>
+        <w:tabs>
+          <w:tab w:val="num" w:pos="5040"/>
+        </w:tabs>
+        <w:ind w:left="5040" w:hanging="360"/>
+      </w:pPr>
+      <w:rPr>
+        <w:rFonts w:ascii="Symbol" w:hAnsi="Symbol" w:hint="default"/>
+        <w:sz w:val="20"/>
+      </w:rPr>
+    </w:lvl>
+    <w:lvl w:ilvl="7" w:tentative="1">
+      <w:start w:val="1"/>
+      <w:numFmt w:val="bullet"/>
+      <w:lvlText w:val=""/>
+      <w:lvlJc w:val="left"/>
+      <w:pPr>
+        <w:tabs>
+          <w:tab w:val="num" w:pos="5760"/>
+        </w:tabs>
+        <w:ind w:left="5760" w:hanging="360"/>
+      </w:pPr>
+      <w:rPr>
+        <w:rFonts w:ascii="Symbol" w:hAnsi="Symbol" w:hint="default"/>
+        <w:sz w:val="20"/>
+      </w:rPr>
+    </w:lvl>
+    <w:lvl w:ilvl="8" w:tentative="1">
+      <w:start w:val="1"/>
+      <w:numFmt w:val="bullet"/>
+      <w:lvlText w:val=""/>
+      <w:lvlJc w:val="left"/>
+      <w:pPr>
+        <w:tabs>
+          <w:tab w:val="num" w:pos="6480"/>
+        </w:tabs>
+        <w:ind w:left="6480" w:hanging="360"/>
+      </w:pPr>
+      <w:rPr>
+        <w:rFonts w:ascii="Symbol" w:hAnsi="Symbol" w:hint="default"/>
+        <w:sz w:val="20"/>
+      </w:rPr>
+    </w:lvl>
+  </w:abstractNum>
+  <w:abstractNum w:abstractNumId="11" w15:restartNumberingAfterBreak="0">
+    <w:nsid w:val="75307454"/>
+    <w:multiLevelType w:val="multilevel"/>
+    <w:tmpl w:val="3864C318"/>
+    <w:lvl w:ilvl="0">
+      <w:start w:val="1"/>
+      <w:numFmt w:val="bullet"/>
+      <w:lvlText w:val=""/>
+      <w:lvlJc w:val="left"/>
+      <w:pPr>
+        <w:tabs>
+          <w:tab w:val="num" w:pos="720"/>
+        </w:tabs>
+        <w:ind w:left="720" w:hanging="360"/>
+      </w:pPr>
+      <w:rPr>
+        <w:rFonts w:ascii="Symbol" w:hAnsi="Symbol" w:hint="default"/>
+        <w:sz w:val="20"/>
+      </w:rPr>
+    </w:lvl>
+    <w:lvl w:ilvl="1" w:tentative="1">
+      <w:start w:val="1"/>
+      <w:numFmt w:val="bullet"/>
+      <w:lvlText w:val=""/>
+      <w:lvlJc w:val="left"/>
+      <w:pPr>
+        <w:tabs>
+          <w:tab w:val="num" w:pos="1440"/>
+        </w:tabs>
+        <w:ind w:left="1440" w:hanging="360"/>
+      </w:pPr>
+      <w:rPr>
+        <w:rFonts w:ascii="Symbol" w:hAnsi="Symbol" w:hint="default"/>
+        <w:sz w:val="20"/>
+      </w:rPr>
+    </w:lvl>
+    <w:lvl w:ilvl="2" w:tentative="1">
+      <w:start w:val="1"/>
+      <w:numFmt w:val="bullet"/>
+      <w:lvlText w:val=""/>
+      <w:lvlJc w:val="left"/>
+      <w:pPr>
+        <w:tabs>
+          <w:tab w:val="num" w:pos="2160"/>
+        </w:tabs>
+        <w:ind w:left="2160" w:hanging="360"/>
+      </w:pPr>
+      <w:rPr>
+        <w:rFonts w:ascii="Symbol" w:hAnsi="Symbol" w:hint="default"/>
+        <w:sz w:val="20"/>
+      </w:rPr>
+    </w:lvl>
+    <w:lvl w:ilvl="3" w:tentative="1">
+      <w:start w:val="1"/>
+      <w:numFmt w:val="bullet"/>
+      <w:lvlText w:val=""/>
+      <w:lvlJc w:val="left"/>
+      <w:pPr>
+        <w:tabs>
+          <w:tab w:val="num" w:pos="2880"/>
+        </w:tabs>
+        <w:ind w:left="2880" w:hanging="360"/>
+      </w:pPr>
+      <w:rPr>
+        <w:rFonts w:ascii="Symbol" w:hAnsi="Symbol" w:hint="default"/>
+        <w:sz w:val="20"/>
+      </w:rPr>
+    </w:lvl>
+    <w:lvl w:ilvl="4" w:tentative="1">
+      <w:start w:val="1"/>
+      <w:numFmt w:val="bullet"/>
+      <w:lvlText w:val=""/>
+      <w:lvlJc w:val="left"/>
+      <w:pPr>
+        <w:tabs>
+          <w:tab w:val="num" w:pos="3600"/>
+        </w:tabs>
+        <w:ind w:left="3600" w:hanging="360"/>
+      </w:pPr>
+      <w:rPr>
+        <w:rFonts w:ascii="Symbol" w:hAnsi="Symbol" w:hint="default"/>
+        <w:sz w:val="20"/>
+      </w:rPr>
+    </w:lvl>
+    <w:lvl w:ilvl="5" w:tentative="1">
+      <w:start w:val="1"/>
+      <w:numFmt w:val="bullet"/>
+      <w:lvlText w:val=""/>
+      <w:lvlJc w:val="left"/>
+      <w:pPr>
+        <w:tabs>
+          <w:tab w:val="num" w:pos="4320"/>
+        </w:tabs>
+        <w:ind w:left="4320" w:hanging="360"/>
+      </w:pPr>
+      <w:rPr>
+        <w:rFonts w:ascii="Symbol" w:hAnsi="Symbol" w:hint="default"/>
+        <w:sz w:val="20"/>
+      </w:rPr>
+    </w:lvl>
+    <w:lvl w:ilvl="6" w:tentative="1">
+      <w:start w:val="1"/>
+      <w:numFmt w:val="bullet"/>
+      <w:lvlText w:val=""/>
+      <w:lvlJc w:val="left"/>
+      <w:pPr>
+        <w:tabs>
+          <w:tab w:val="num" w:pos="5040"/>
+        </w:tabs>
+        <w:ind w:left="5040" w:hanging="360"/>
+      </w:pPr>
+      <w:rPr>
+        <w:rFonts w:ascii="Symbol" w:hAnsi="Symbol" w:hint="default"/>
+        <w:sz w:val="20"/>
+      </w:rPr>
+    </w:lvl>
+    <w:lvl w:ilvl="7" w:tentative="1">
+      <w:start w:val="1"/>
+      <w:numFmt w:val="bullet"/>
+      <w:lvlText w:val=""/>
+      <w:lvlJc w:val="left"/>
+      <w:pPr>
+        <w:tabs>
+          <w:tab w:val="num" w:pos="5760"/>
+        </w:tabs>
+        <w:ind w:left="5760" w:hanging="360"/>
+      </w:pPr>
+      <w:rPr>
+        <w:rFonts w:ascii="Symbol" w:hAnsi="Symbol" w:hint="default"/>
+        <w:sz w:val="20"/>
+      </w:rPr>
+    </w:lvl>
+    <w:lvl w:ilvl="8" w:tentative="1">
+      <w:start w:val="1"/>
+      <w:numFmt w:val="bullet"/>
+      <w:lvlText w:val=""/>
+      <w:lvlJc w:val="left"/>
+      <w:pPr>
+        <w:tabs>
+          <w:tab w:val="num" w:pos="6480"/>
+        </w:tabs>
+        <w:ind w:left="6480" w:hanging="360"/>
+      </w:pPr>
+      <w:rPr>
+        <w:rFonts w:ascii="Symbol" w:hAnsi="Symbol" w:hint="default"/>
+        <w:sz w:val="20"/>
+      </w:rPr>
+    </w:lvl>
+  </w:abstractNum>
+  <w:abstractNum w:abstractNumId="12" w15:restartNumberingAfterBreak="0">
+    <w:nsid w:val="76B429CF"/>
+    <w:multiLevelType w:val="multilevel"/>
+    <w:tmpl w:val="4A200446"/>
+    <w:lvl w:ilvl="0">
+      <w:start w:val="1"/>
+      <w:numFmt w:val="decimal"/>
+      <w:lvlText w:val="%1."/>
+      <w:lvlJc w:val="left"/>
+      <w:pPr>
+        <w:tabs>
+          <w:tab w:val="num" w:pos="720"/>
+        </w:tabs>
+        <w:ind w:left="720" w:hanging="720"/>
+      </w:pPr>
+    </w:lvl>
+    <w:lvl w:ilvl="1">
+      <w:start w:val="1"/>
+      <w:numFmt w:val="decimal"/>
+      <w:lvlText w:val="%2."/>
+      <w:lvlJc w:val="left"/>
+      <w:pPr>
+        <w:tabs>
+          <w:tab w:val="num" w:pos="1440"/>
+        </w:tabs>
+        <w:ind w:left="1440" w:hanging="720"/>
+      </w:pPr>
+    </w:lvl>
+    <w:lvl w:ilvl="2">
+      <w:start w:val="1"/>
+      <w:numFmt w:val="decimal"/>
+      <w:lvlText w:val="%3."/>
+      <w:lvlJc w:val="left"/>
+      <w:pPr>
+        <w:tabs>
+          <w:tab w:val="num" w:pos="2160"/>
+        </w:tabs>
+        <w:ind w:left="2160" w:hanging="720"/>
+      </w:pPr>
+    </w:lvl>
+    <w:lvl w:ilvl="3">
+      <w:start w:val="1"/>
+      <w:numFmt w:val="decimal"/>
+      <w:lvlText w:val="%4."/>
+      <w:lvlJc w:val="left"/>
+      <w:pPr>
+        <w:tabs>
+          <w:tab w:val="num" w:pos="2880"/>
+        </w:tabs>
+        <w:ind w:left="2880" w:hanging="720"/>
+      </w:pPr>
+    </w:lvl>
+    <w:lvl w:ilvl="4">
+      <w:start w:val="1"/>
+      <w:numFmt w:val="decimal"/>
+      <w:lvlText w:val="%5."/>
+      <w:lvlJc w:val="left"/>
+      <w:pPr>
+        <w:tabs>
+          <w:tab w:val="num" w:pos="3600"/>
+        </w:tabs>
+        <w:ind w:left="3600" w:hanging="720"/>
+      </w:pPr>
+    </w:lvl>
+    <w:lvl w:ilvl="5">
+      <w:start w:val="1"/>
+      <w:numFmt w:val="decimal"/>
+      <w:lvlText w:val="%6."/>
+      <w:lvlJc w:val="left"/>
+      <w:pPr>
+        <w:tabs>
+          <w:tab w:val="num" w:pos="4320"/>
+        </w:tabs>
+        <w:ind w:left="4320" w:hanging="720"/>
+      </w:pPr>
+    </w:lvl>
+    <w:lvl w:ilvl="6">
+      <w:start w:val="1"/>
+      <w:numFmt w:val="decimal"/>
+      <w:lvlText w:val="%7."/>
+      <w:lvlJc w:val="left"/>
+      <w:pPr>
+        <w:tabs>
+          <w:tab w:val="num" w:pos="5040"/>
+        </w:tabs>
+        <w:ind w:left="5040" w:hanging="720"/>
+      </w:pPr>
+    </w:lvl>
+    <w:lvl w:ilvl="7">
+      <w:start w:val="1"/>
+      <w:numFmt w:val="decimal"/>
+      <w:lvlText w:val="%8."/>
+      <w:lvlJc w:val="left"/>
+      <w:pPr>
+        <w:tabs>
+          <w:tab w:val="num" w:pos="5760"/>
+        </w:tabs>
+        <w:ind w:left="5760" w:hanging="720"/>
+      </w:pPr>
+    </w:lvl>
+    <w:lvl w:ilvl="8">
+      <w:start w:val="1"/>
+      <w:numFmt w:val="decimal"/>
+      <w:lvlText w:val="%9."/>
+      <w:lvlJc w:val="left"/>
+      <w:pPr>
+        <w:tabs>
+          <w:tab w:val="num" w:pos="6480"/>
+        </w:tabs>
+        <w:ind w:left="6480" w:hanging="720"/>
+      </w:pPr>
+    </w:lvl>
+  </w:abstractNum>
+  <w:abstractNum w:abstractNumId="13" w15:restartNumberingAfterBreak="0">
+    <w:nsid w:val="7AD4714C"/>
+    <w:multiLevelType w:val="multilevel"/>
+    <w:tmpl w:val="04102062"/>
+    <w:lvl w:ilvl="0">
+      <w:start w:val="1"/>
+      <w:numFmt w:val="bullet"/>
+      <w:lvlText w:val=""/>
+      <w:lvlJc w:val="left"/>
+      <w:pPr>
+        <w:tabs>
+          <w:tab w:val="num" w:pos="720"/>
+        </w:tabs>
+        <w:ind w:left="720" w:hanging="720"/>
+      </w:pPr>
+      <w:rPr>
+        <w:rFonts w:ascii="Symbol" w:hAnsi="Symbol" w:hint="default"/>
+      </w:rPr>
+    </w:lvl>
+    <w:lvl w:ilvl="1">
+      <w:start w:val="1"/>
+      <w:numFmt w:val="decimal"/>
+      <w:lvlText w:val="%2."/>
+      <w:lvlJc w:val="left"/>
+      <w:pPr>
+        <w:tabs>
+          <w:tab w:val="num" w:pos="1440"/>
+        </w:tabs>
+        <w:ind w:left="1440" w:hanging="720"/>
+      </w:pPr>
+    </w:lvl>
+    <w:lvl w:ilvl="2">
+      <w:start w:val="1"/>
+      <w:numFmt w:val="decimal"/>
+      <w:lvlText w:val="%3."/>
+      <w:lvlJc w:val="left"/>
+      <w:pPr>
+        <w:tabs>
+          <w:tab w:val="num" w:pos="2160"/>
+        </w:tabs>
+        <w:ind w:left="2160" w:hanging="720"/>
+      </w:pPr>
+    </w:lvl>
+    <w:lvl w:ilvl="3">
+      <w:start w:val="1"/>
+      <w:numFmt w:val="decimal"/>
+      <w:lvlText w:val="%4."/>
+      <w:lvlJc w:val="left"/>
+      <w:pPr>
+        <w:tabs>
+          <w:tab w:val="num" w:pos="2880"/>
+        </w:tabs>
+        <w:ind w:left="2880" w:hanging="720"/>
+      </w:pPr>
+    </w:lvl>
+    <w:lvl w:ilvl="4">
+      <w:start w:val="1"/>
+      <w:numFmt w:val="decimal"/>
+      <w:lvlText w:val="%5."/>
+      <w:lvlJc w:val="left"/>
+      <w:pPr>
+        <w:tabs>
+          <w:tab w:val="num" w:pos="3600"/>
+        </w:tabs>
+        <w:ind w:left="3600" w:hanging="720"/>
+      </w:pPr>
+    </w:lvl>
+    <w:lvl w:ilvl="5">
+      <w:start w:val="1"/>
+      <w:numFmt w:val="decimal"/>
+      <w:lvlText w:val="%6."/>
+      <w:lvlJc w:val="left"/>
+      <w:pPr>
+        <w:tabs>
+          <w:tab w:val="num" w:pos="4320"/>
+        </w:tabs>
+        <w:ind w:left="4320" w:hanging="720"/>
+      </w:pPr>
+    </w:lvl>
+    <w:lvl w:ilvl="6">
+      <w:start w:val="1"/>
+      <w:numFmt w:val="decimal"/>
+      <w:lvlText w:val="%7."/>
+      <w:lvlJc w:val="left"/>
+      <w:pPr>
+        <w:tabs>
+          <w:tab w:val="num" w:pos="5040"/>
+        </w:tabs>
+        <w:ind w:left="5040" w:hanging="720"/>
+      </w:pPr>
+    </w:lvl>
+    <w:lvl w:ilvl="7">
+      <w:start w:val="1"/>
+      <w:numFmt w:val="decimal"/>
+      <w:lvlText w:val="%8."/>
+      <w:lvlJc w:val="left"/>
+      <w:pPr>
+        <w:tabs>
+          <w:tab w:val="num" w:pos="5760"/>
+        </w:tabs>
+        <w:ind w:left="5760" w:hanging="720"/>
+      </w:pPr>
+    </w:lvl>
+    <w:lvl w:ilvl="8">
+      <w:start w:val="1"/>
+      <w:numFmt w:val="decimal"/>
+      <w:lvlText w:val="%9."/>
+      <w:lvlJc w:val="left"/>
+      <w:pPr>
+        <w:tabs>
+          <w:tab w:val="num" w:pos="6480"/>
+        </w:tabs>
+        <w:ind w:left="6480" w:hanging="720"/>
+      </w:pPr>
+    </w:lvl>
+  </w:abstractNum>
+  <w:num w:numId="1" w16cid:durableId="2092123372">
+    <w:abstractNumId w:val="5"/>
+    <w:lvlOverride w:ilvl="0">
+      <w:startOverride w:val="1"/>
+    </w:lvlOverride>
+  </w:num>
+  <w:num w:numId="2" w16cid:durableId="1182015376">
+    <w:abstractNumId w:val="5"/>
+    <w:lvlOverride w:ilvl="0">
+      <w:startOverride w:val="2"/>
+    </w:lvlOverride>
+  </w:num>
+  <w:num w:numId="3" w16cid:durableId="1094324387">
+    <w:abstractNumId w:val="2"/>
+    <w:lvlOverride w:ilvl="0">
+      <w:startOverride w:val="1"/>
+    </w:lvlOverride>
+  </w:num>
+  <w:num w:numId="4" w16cid:durableId="797723772">
+    <w:abstractNumId w:val="2"/>
+    <w:lvlOverride w:ilvl="0">
+      <w:startOverride w:val="2"/>
+    </w:lvlOverride>
+  </w:num>
+  <w:num w:numId="5" w16cid:durableId="1006516934">
+    <w:abstractNumId w:val="4"/>
+    <w:lvlOverride w:ilvl="0">
+      <w:startOverride w:val="1"/>
+    </w:lvlOverride>
+  </w:num>
+  <w:num w:numId="6" w16cid:durableId="561715110">
+    <w:abstractNumId w:val="4"/>
+    <w:lvlOverride w:ilvl="0">
+      <w:startOverride w:val="2"/>
+    </w:lvlOverride>
+  </w:num>
+  <w:num w:numId="7" w16cid:durableId="1133016908">
+    <w:abstractNumId w:val="6"/>
+    <w:lvlOverride w:ilvl="0">
+      <w:startOverride w:val="1"/>
+    </w:lvlOverride>
+  </w:num>
+  <w:num w:numId="8" w16cid:durableId="1027950382">
+    <w:abstractNumId w:val="6"/>
+    <w:lvlOverride w:ilvl="0">
+      <w:startOverride w:val="2"/>
+    </w:lvlOverride>
+  </w:num>
+  <w:num w:numId="9" w16cid:durableId="1260943909">
+    <w:abstractNumId w:val="8"/>
+  </w:num>
+  <w:num w:numId="10" w16cid:durableId="962542153">
+    <w:abstractNumId w:val="8"/>
+    <w:lvlOverride w:ilvl="0">
+      <w:startOverride w:val="1"/>
+    </w:lvlOverride>
+    <w:lvlOverride w:ilvl="1">
+      <w:startOverride w:val="1"/>
+    </w:lvlOverride>
+    <w:lvlOverride w:ilvl="2">
+      <w:startOverride w:val="1"/>
+    </w:lvlOverride>
+    <w:lvlOverride w:ilvl="3">
+      <w:startOverride w:val="1"/>
+    </w:lvlOverride>
+    <w:lvlOverride w:ilvl="4">
+      <w:startOverride w:val="1"/>
+    </w:lvlOverride>
+    <w:lvlOverride w:ilvl="5">
+      <w:startOverride w:val="1"/>
+    </w:lvlOverride>
+    <w:lvlOverride w:ilvl="6">
+      <w:startOverride w:val="1"/>
+    </w:lvlOverride>
+    <w:lvlOverride w:ilvl="7">
+      <w:startOverride w:val="1"/>
+    </w:lvlOverride>
+    <w:lvlOverride w:ilvl="8">
+      <w:startOverride w:val="1"/>
+    </w:lvlOverride>
+  </w:num>
+  <w:num w:numId="11" w16cid:durableId="1380594728">
+    <w:abstractNumId w:val="8"/>
+    <w:lvlOverride w:ilvl="0">
+      <w:startOverride w:val="1"/>
+    </w:lvlOverride>
+    <w:lvlOverride w:ilvl="1">
+      <w:startOverride w:val="1"/>
+    </w:lvlOverride>
+    <w:lvlOverride w:ilvl="2">
+      <w:startOverride w:val="1"/>
+    </w:lvlOverride>
+    <w:lvlOverride w:ilvl="3">
+      <w:startOverride w:val="1"/>
+    </w:lvlOverride>
+    <w:lvlOverride w:ilvl="4">
+      <w:startOverride w:val="1"/>
+    </w:lvlOverride>
+    <w:lvlOverride w:ilvl="5">
+      <w:startOverride w:val="1"/>
+    </w:lvlOverride>
+    <w:lvlOverride w:ilvl="6">
+      <w:startOverride w:val="1"/>
+    </w:lvlOverride>
+    <w:lvlOverride w:ilvl="7">
+      <w:startOverride w:val="1"/>
+    </w:lvlOverride>
+    <w:lvlOverride w:ilvl="8">
+      <w:startOverride w:val="1"/>
+    </w:lvlOverride>
+  </w:num>
+  <w:num w:numId="12" w16cid:durableId="394165280">
+    <w:abstractNumId w:val="8"/>
+    <w:lvlOverride w:ilvl="0">
+      <w:startOverride w:val="1"/>
+    </w:lvlOverride>
+    <w:lvlOverride w:ilvl="1">
+      <w:startOverride w:val="1"/>
+    </w:lvlOverride>
+    <w:lvlOverride w:ilvl="2">
+      <w:startOverride w:val="1"/>
+    </w:lvlOverride>
+    <w:lvlOverride w:ilvl="3">
+      <w:startOverride w:val="1"/>
+    </w:lvlOverride>
+    <w:lvlOverride w:ilvl="4">
+      <w:startOverride w:val="1"/>
+    </w:lvlOverride>
+    <w:lvlOverride w:ilvl="5">
+      <w:startOverride w:val="1"/>
+    </w:lvlOverride>
+    <w:lvlOverride w:ilvl="6">
+      <w:startOverride w:val="1"/>
+    </w:lvlOverride>
+    <w:lvlOverride w:ilvl="7">
+      <w:startOverride w:val="1"/>
+    </w:lvlOverride>
+    <w:lvlOverride w:ilvl="8">
+      <w:startOverride w:val="1"/>
+    </w:lvlOverride>
+  </w:num>
+  <w:num w:numId="13" w16cid:durableId="952596123">
+    <w:abstractNumId w:val="8"/>
+    <w:lvlOverride w:ilvl="0">
+      <w:startOverride w:val="1"/>
+    </w:lvlOverride>
+    <w:lvlOverride w:ilvl="1">
+      <w:startOverride w:val="1"/>
+    </w:lvlOverride>
+    <w:lvlOverride w:ilvl="2">
+      <w:startOverride w:val="1"/>
+    </w:lvlOverride>
+    <w:lvlOverride w:ilvl="3">
+      <w:startOverride w:val="1"/>
+    </w:lvlOverride>
+    <w:lvlOverride w:ilvl="4">
+      <w:startOverride w:val="1"/>
+    </w:lvlOverride>
+    <w:lvlOverride w:ilvl="5">
+      <w:startOverride w:val="1"/>
+    </w:lvlOverride>
+    <w:lvlOverride w:ilvl="6">
+      <w:startOverride w:val="1"/>
+    </w:lvlOverride>
+    <w:lvlOverride w:ilvl="7">
+      <w:startOverride w:val="1"/>
+    </w:lvlOverride>
+    <w:lvlOverride w:ilvl="8">
+      <w:startOverride w:val="1"/>
+    </w:lvlOverride>
+  </w:num>
+  <w:num w:numId="14" w16cid:durableId="2026511703">
+    <w:abstractNumId w:val="8"/>
+    <w:lvlOverride w:ilvl="0">
+      <w:startOverride w:val="1"/>
+    </w:lvlOverride>
+    <w:lvlOverride w:ilvl="1">
+      <w:startOverride w:val="1"/>
+    </w:lvlOverride>
+    <w:lvlOverride w:ilvl="2">
+      <w:startOverride w:val="1"/>
+    </w:lvlOverride>
+    <w:lvlOverride w:ilvl="3">
+      <w:startOverride w:val="1"/>
+    </w:lvlOverride>
+    <w:lvlOverride w:ilvl="4">
+      <w:startOverride w:val="1"/>
+    </w:lvlOverride>
+    <w:lvlOverride w:ilvl="5">
+      <w:startOverride w:val="1"/>
+    </w:lvlOverride>
+    <w:lvlOverride w:ilvl="6">
+      <w:startOverride w:val="1"/>
+    </w:lvlOverride>
+    <w:lvlOverride w:ilvl="7">
+      <w:startOverride w:val="1"/>
+    </w:lvlOverride>
+    <w:lvlOverride w:ilvl="8">
+      <w:startOverride w:val="1"/>
+    </w:lvlOverride>
+  </w:num>
+  <w:num w:numId="15" w16cid:durableId="1240402256">
+    <w:abstractNumId w:val="8"/>
+    <w:lvlOverride w:ilvl="0">
+      <w:startOverride w:val="1"/>
+    </w:lvlOverride>
+    <w:lvlOverride w:ilvl="1">
+      <w:startOverride w:val="1"/>
+    </w:lvlOverride>
+    <w:lvlOverride w:ilvl="2">
+      <w:startOverride w:val="1"/>
+    </w:lvlOverride>
+    <w:lvlOverride w:ilvl="3">
+      <w:startOverride w:val="1"/>
+    </w:lvlOverride>
+    <w:lvlOverride w:ilvl="4">
+      <w:startOverride w:val="1"/>
+    </w:lvlOverride>
+    <w:lvlOverride w:ilvl="5">
+      <w:startOverride w:val="1"/>
+    </w:lvlOverride>
+    <w:lvlOverride w:ilvl="6">
+      <w:startOverride w:val="1"/>
+    </w:lvlOverride>
+    <w:lvlOverride w:ilvl="7">
+      <w:startOverride w:val="1"/>
+    </w:lvlOverride>
+    <w:lvlOverride w:ilvl="8">
+      <w:startOverride w:val="1"/>
+    </w:lvlOverride>
+  </w:num>
+  <w:num w:numId="16" w16cid:durableId="79644294">
+    <w:abstractNumId w:val="8"/>
+    <w:lvlOverride w:ilvl="0">
+      <w:startOverride w:val="1"/>
+    </w:lvlOverride>
+    <w:lvlOverride w:ilvl="1">
+      <w:startOverride w:val="1"/>
+    </w:lvlOverride>
+    <w:lvlOverride w:ilvl="2">
+      <w:startOverride w:val="1"/>
+    </w:lvlOverride>
+    <w:lvlOverride w:ilvl="3">
+      <w:startOverride w:val="1"/>
+    </w:lvlOverride>
+    <w:lvlOverride w:ilvl="4">
+      <w:startOverride w:val="1"/>
+    </w:lvlOverride>
+    <w:lvlOverride w:ilvl="5">
+      <w:startOverride w:val="1"/>
+    </w:lvlOverride>
+    <w:lvlOverride w:ilvl="6">
+      <w:startOverride w:val="1"/>
+    </w:lvlOverride>
+    <w:lvlOverride w:ilvl="7">
+      <w:startOverride w:val="1"/>
+    </w:lvlOverride>
+    <w:lvlOverride w:ilvl="8">
+      <w:startOverride w:val="1"/>
+    </w:lvlOverride>
+  </w:num>
+  <w:num w:numId="17" w16cid:durableId="1563370536">
+    <w:abstractNumId w:val="7"/>
+    <w:lvlOverride w:ilvl="0">
+      <w:startOverride w:val="1"/>
+    </w:lvlOverride>
+  </w:num>
+  <w:num w:numId="18" w16cid:durableId="1579635107">
+    <w:abstractNumId w:val="7"/>
+    <w:lvlOverride w:ilvl="0">
+      <w:startOverride w:val="2"/>
+    </w:lvlOverride>
+  </w:num>
+  <w:num w:numId="19" w16cid:durableId="322123056">
+    <w:abstractNumId w:val="3"/>
+  </w:num>
+  <w:num w:numId="20" w16cid:durableId="568617005">
+    <w:abstractNumId w:val="3"/>
+    <w:lvlOverride w:ilvl="0">
+      <w:startOverride w:val="1"/>
+    </w:lvlOverride>
+    <w:lvlOverride w:ilvl="1">
+      <w:startOverride w:val="1"/>
+    </w:lvlOverride>
+    <w:lvlOverride w:ilvl="2">
+      <w:startOverride w:val="1"/>
+    </w:lvlOverride>
+    <w:lvlOverride w:ilvl="3">
+      <w:startOverride w:val="1"/>
+    </w:lvlOverride>
+    <w:lvlOverride w:ilvl="4">
+      <w:startOverride w:val="1"/>
+    </w:lvlOverride>
+    <w:lvlOverride w:ilvl="5">
+      <w:startOverride w:val="1"/>
+    </w:lvlOverride>
+    <w:lvlOverride w:ilvl="6">
+      <w:startOverride w:val="1"/>
+    </w:lvlOverride>
+    <w:lvlOverride w:ilvl="7">
+      <w:startOverride w:val="1"/>
+    </w:lvlOverride>
+    <w:lvlOverride w:ilvl="8">
+      <w:startOverride w:val="1"/>
+    </w:lvlOverride>
+  </w:num>
+  <w:num w:numId="21" w16cid:durableId="875508567">
+    <w:abstractNumId w:val="9"/>
+  </w:num>
+  <w:num w:numId="22" w16cid:durableId="1560020510">
+    <w:abstractNumId w:val="10"/>
+    <w:lvlOverride w:ilvl="0">
+      <w:startOverride w:val="1"/>
+    </w:lvlOverride>
+  </w:num>
+  <w:num w:numId="23" w16cid:durableId="1387798934">
+    <w:abstractNumId w:val="10"/>
+    <w:lvlOverride w:ilvl="0">
+      <w:startOverride w:val="2"/>
+    </w:lvlOverride>
+  </w:num>
+  <w:num w:numId="24" w16cid:durableId="1853566803">
+    <w:abstractNumId w:val="11"/>
+    <w:lvlOverride w:ilvl="0">
+      <w:startOverride w:val="1"/>
+    </w:lvlOverride>
+  </w:num>
+  <w:num w:numId="25" w16cid:durableId="133528829">
+    <w:abstractNumId w:val="1"/>
+  </w:num>
+  <w:num w:numId="26" w16cid:durableId="1554732289">
+    <w:abstractNumId w:val="1"/>
+    <w:lvlOverride w:ilvl="0">
+      <w:startOverride w:val="1"/>
+    </w:lvlOverride>
+    <w:lvlOverride w:ilvl="1">
+      <w:startOverride w:val="1"/>
+    </w:lvlOverride>
+    <w:lvlOverride w:ilvl="2">
+      <w:startOverride w:val="1"/>
+    </w:lvlOverride>
+    <w:lvlOverride w:ilvl="3">
+      <w:startOverride w:val="1"/>
+    </w:lvlOverride>
+    <w:lvlOverride w:ilvl="4">
+      <w:startOverride w:val="1"/>
+    </w:lvlOverride>
+    <w:lvlOverride w:ilvl="5">
+      <w:startOverride w:val="1"/>
+    </w:lvlOverride>
+    <w:lvlOverride w:ilvl="6">
+      <w:startOverride w:val="1"/>
+    </w:lvlOverride>
+    <w:lvlOverride w:ilvl="7">
+      <w:startOverride w:val="1"/>
+    </w:lvlOverride>
+    <w:lvlOverride w:ilvl="8">
+      <w:startOverride w:val="1"/>
+    </w:lvlOverride>
+  </w:num>
+  <w:num w:numId="27" w16cid:durableId="1646351075">
+    <w:abstractNumId w:val="1"/>
+    <w:lvlOverride w:ilvl="0">
+      <w:startOverride w:val="1"/>
+    </w:lvlOverride>
+    <w:lvlOverride w:ilvl="1">
+      <w:startOverride w:val="1"/>
+    </w:lvlOverride>
+    <w:lvlOverride w:ilvl="2">
+      <w:startOverride w:val="1"/>
+    </w:lvlOverride>
+    <w:lvlOverride w:ilvl="3">
+      <w:startOverride w:val="1"/>
+    </w:lvlOverride>
+    <w:lvlOverride w:ilvl="4">
+      <w:startOverride w:val="1"/>
+    </w:lvlOverride>
+    <w:lvlOverride w:ilvl="5">
+      <w:startOverride w:val="1"/>
+    </w:lvlOverride>
+    <w:lvlOverride w:ilvl="6">
+      <w:startOverride w:val="1"/>
+    </w:lvlOverride>
+    <w:lvlOverride w:ilvl="7">
+      <w:startOverride w:val="1"/>
+    </w:lvlOverride>
+    <w:lvlOverride w:ilvl="8">
+      <w:startOverride w:val="1"/>
+    </w:lvlOverride>
+  </w:num>
+  <w:num w:numId="28" w16cid:durableId="572785693">
+    <w:abstractNumId w:val="12"/>
+  </w:num>
+  <w:num w:numId="29" w16cid:durableId="112408107">
+    <w:abstractNumId w:val="12"/>
+    <w:lvlOverride w:ilvl="0">
+      <w:startOverride w:val="1"/>
+    </w:lvlOverride>
+    <w:lvlOverride w:ilvl="1">
+      <w:startOverride w:val="1"/>
+    </w:lvlOverride>
+    <w:lvlOverride w:ilvl="2">
+      <w:startOverride w:val="1"/>
+    </w:lvlOverride>
+    <w:lvlOverride w:ilvl="3">
+      <w:startOverride w:val="1"/>
+    </w:lvlOverride>
+    <w:lvlOverride w:ilvl="4">
+      <w:startOverride w:val="1"/>
+    </w:lvlOverride>
+    <w:lvlOverride w:ilvl="5">
+      <w:startOverride w:val="1"/>
+    </w:lvlOverride>
+    <w:lvlOverride w:ilvl="6">
+      <w:startOverride w:val="1"/>
+    </w:lvlOverride>
+    <w:lvlOverride w:ilvl="7">
+      <w:startOverride w:val="1"/>
+    </w:lvlOverride>
+    <w:lvlOverride w:ilvl="8">
+      <w:startOverride w:val="1"/>
+    </w:lvlOverride>
+  </w:num>
+  <w:num w:numId="30" w16cid:durableId="1366713536">
+    <w:abstractNumId w:val="12"/>
+    <w:lvlOverride w:ilvl="0">
+      <w:startOverride w:val="1"/>
+    </w:lvlOverride>
+    <w:lvlOverride w:ilvl="1">
+      <w:startOverride w:val="1"/>
+    </w:lvlOverride>
+    <w:lvlOverride w:ilvl="2">
+      <w:startOverride w:val="1"/>
+    </w:lvlOverride>
+    <w:lvlOverride w:ilvl="3">
+      <w:startOverride w:val="1"/>
+    </w:lvlOverride>
+    <w:lvlOverride w:ilvl="4">
+      <w:startOverride w:val="1"/>
+    </w:lvlOverride>
+    <w:lvlOverride w:ilvl="5">
+      <w:startOverride w:val="1"/>
+    </w:lvlOverride>
+    <w:lvlOverride w:ilvl="6">
+      <w:startOverride w:val="1"/>
+    </w:lvlOverride>
+    <w:lvlOverride w:ilvl="7">
+      <w:startOverride w:val="1"/>
+    </w:lvlOverride>
+    <w:lvlOverride w:ilvl="8">
+      <w:startOverride w:val="1"/>
+    </w:lvlOverride>
+  </w:num>
+  <w:num w:numId="31" w16cid:durableId="908419825">
+    <w:abstractNumId w:val="0"/>
+  </w:num>
+  <w:num w:numId="32" w16cid:durableId="880900323">
+    <w:abstractNumId w:val="13"/>
+  </w:num>
+</w:numbering>
 </file>
 
 <file path=word/styles.xml><?xml version="1.0" encoding="utf-8"?>
@@ -828,7 +3536,7 @@
   <w:style w:type="paragraph" w:default="1" w:styleId="Normal">
     <w:name w:val="Normal"/>
     <w:qFormat/>
-    <w:rsid w:val="00D61B20"/>
+    <w:rsid w:val="00DA0C7C"/>
     <w:pPr>
       <w:spacing w:after="0" w:line="240" w:lineRule="auto"/>
     </w:pPr>

--- a/IT_hodiny/namety_postupu_skolenia.docx
+++ b/IT_hodiny/namety_postupu_skolenia.docx
@@ -736,9 +736,30 @@
         <w:t>.</w:t>
       </w:r>
     </w:p>
+    <w:p>
+      <w:pPr>
+        <w:pStyle w:val="Heading2"/>
+      </w:pPr>
+      <w:r>
+        <w:t>Kreslenie objektov a tvarov</w:t>
+      </w:r>
+    </w:p>
+    <w:p>
+      <w:hyperlink r:id="rId12" w:history="1">
+        <w:r>
+          <w:rPr>
+            <w:rStyle w:val="Hyperlink"/>
+          </w:rPr>
+          <w:t>https://www.geeksforgeeks.org/python/pygame-drawing-objects-and-shapes/</w:t>
+        </w:r>
+      </w:hyperlink>
+      <w:r>
+        <w:t xml:space="preserve"> </w:t>
+      </w:r>
+    </w:p>
     <w:p/>
     <w:sectPr>
-      <w:footerReference w:type="default" r:id="rId12"/>
+      <w:footerReference w:type="default" r:id="rId13"/>
       <w:pgSz w:w="11906" w:h="16838"/>
       <w:pgMar w:top="1440" w:right="1440" w:bottom="1440" w:left="1440" w:header="708" w:footer="708" w:gutter="0"/>
       <w:cols w:space="708"/>

--- a/IT_hodiny/namety_postupu_skolenia.docx
+++ b/IT_hodiny/namety_postupu_skolenia.docx
@@ -317,6 +317,8 @@
       <w:pPr>
         <w:pStyle w:val="Heading1"/>
       </w:pPr>
+      <w:bookmarkStart w:id="0" w:name="September2025"/>
+      <w:bookmarkEnd w:id="0"/>
       <w:r>
         <w:lastRenderedPageBreak/>
         <w:t>Python for Game Development: Getting Started with Pygame</w:t>
@@ -351,6 +353,11 @@
     </w:p>
     <w:p/>
     <w:p>
+      <w:r>
+        <w:t xml:space="preserve">4.9.2025 -vysvetlenie </w:t>
+      </w:r>
+    </w:p>
+    <w:p>
       <w:pPr>
         <w:rPr>
           <w:b/>
@@ -375,6 +382,7 @@
         <w:rPr>
           <w:b/>
           <w:bCs/>
+          <w:color w:val="EE0000"/>
         </w:rPr>
         <w:t>zaklad.py</w:t>
       </w:r>
@@ -389,12 +397,16 @@
         <w:rPr>
           <w:b/>
           <w:bCs/>
+          <w:i/>
+          <w:iCs/>
         </w:rPr>
       </w:pPr>
       <w:r>
         <w:rPr>
           <w:b/>
           <w:bCs/>
+          <w:i/>
+          <w:iCs/>
         </w:rPr>
         <w:t>Konfigurácia herného okna:</w:t>
       </w:r>
@@ -433,12 +445,16 @@
         <w:rPr>
           <w:b/>
           <w:bCs/>
+          <w:i/>
+          <w:iCs/>
         </w:rPr>
       </w:pPr>
       <w:r>
         <w:rPr>
           <w:b/>
           <w:bCs/>
+          <w:i/>
+          <w:iCs/>
         </w:rPr>
         <w:t>FPS a herné hodiny:</w:t>
       </w:r>
@@ -464,12 +480,16 @@
         <w:rPr>
           <w:b/>
           <w:bCs/>
+          <w:i/>
+          <w:iCs/>
         </w:rPr>
       </w:pPr>
       <w:r>
         <w:rPr>
           <w:b/>
           <w:bCs/>
+          <w:i/>
+          <w:iCs/>
         </w:rPr>
         <w:t>Slučka hlavnej hry</w:t>
       </w:r>
@@ -489,12 +509,16 @@
         <w:rPr>
           <w:b/>
           <w:bCs/>
+          <w:i/>
+          <w:iCs/>
         </w:rPr>
       </w:pPr>
       <w:r>
         <w:rPr>
           <w:b/>
           <w:bCs/>
+          <w:i/>
+          <w:iCs/>
         </w:rPr>
         <w:t>Aktualizácie obrazovky a vykresľovania:</w:t>
       </w:r>
@@ -543,6 +567,7 @@
         <w:rPr>
           <w:b/>
           <w:bCs/>
+          <w:color w:val="EE0000"/>
         </w:rPr>
         <w:t>pohyb.py</w:t>
       </w:r>
@@ -713,6 +738,7 @@
           <w:sz w:val="20"/>
           <w:szCs w:val="20"/>
         </w:rPr>
+        <w:lastRenderedPageBreak/>
         <w:t>screen = pygame.display.set_mode((400, 400))</w:t>
       </w:r>
     </w:p>

--- a/IT_hodiny/namety_postupu_skolenia.docx
+++ b/IT_hodiny/namety_postupu_skolenia.docx
@@ -783,7 +783,111 @@
         <w:t xml:space="preserve"> </w:t>
       </w:r>
     </w:p>
+    <w:p>
+      <w:r>
+        <w:t>Poklady na web stránke</w:t>
+      </w:r>
+      <w:r>
+        <w:t xml:space="preserve"> nemajú slučku aby okno programu zostalo na obrazovke.</w:t>
+      </w:r>
+    </w:p>
     <w:p/>
+    <w:p>
+      <w:r>
+        <w:t>parametre pre obdĺžnik -rectangle</w:t>
+      </w:r>
+    </w:p>
+    <w:p>
+      <w:r>
+        <w:t>(surface: Surface, color: ColorValue, rect: RectValue, width: int = 0, border_radius: int = -1, border_top_left_radius: int = -1, border_top_right_radius: int = -1, border_bottom_left_radius: int = -1, border_bottom_right_radius: int = -1) -&gt; Rect</w:t>
+      </w:r>
+    </w:p>
+    <w:p/>
+    <w:p>
+      <w:pPr>
+        <w:numPr>
+          <w:ilvl w:val="0"/>
+          <w:numId w:val="33"/>
+        </w:numPr>
+        <w:rPr>
+          <w:i/>
+          <w:iCs/>
+        </w:rPr>
+      </w:pPr>
+      <w:r>
+        <w:rPr>
+          <w:i/>
+          <w:iCs/>
+        </w:rPr>
+        <w:t>surface :- Tu môžeme prejsť povrchom, na ktorý chceme nakresliť náš obdĺžnik. Vo vyššie uvedenom príklade sme vytvorili povrchový objekt s názvom 'window'.</w:t>
+      </w:r>
+    </w:p>
+    <w:p>
+      <w:pPr>
+        <w:numPr>
+          <w:ilvl w:val="0"/>
+          <w:numId w:val="33"/>
+        </w:numPr>
+        <w:rPr>
+          <w:i/>
+          <w:iCs/>
+        </w:rPr>
+      </w:pPr>
+      <w:r>
+        <w:rPr>
+          <w:i/>
+          <w:iCs/>
+        </w:rPr>
+        <w:t>color :- Tu môžeme odovzdať farbu pre náš obdĺžnik. V našom príklade používame modrú farbu.</w:t>
+      </w:r>
+    </w:p>
+    <w:p>
+      <w:pPr>
+        <w:numPr>
+          <w:ilvl w:val="0"/>
+          <w:numId w:val="33"/>
+        </w:numPr>
+        <w:rPr>
+          <w:i/>
+          <w:iCs/>
+        </w:rPr>
+      </w:pPr>
+      <w:r>
+        <w:rPr>
+          <w:i/>
+          <w:iCs/>
+        </w:rPr>
+        <w:t>rect :- Tu môžeme odovzdať obdĺžnik, polohu a rozmery.</w:t>
+      </w:r>
+    </w:p>
+    <w:p>
+      <w:pPr>
+        <w:numPr>
+          <w:ilvl w:val="0"/>
+          <w:numId w:val="33"/>
+        </w:numPr>
+        <w:rPr>
+          <w:i/>
+          <w:iCs/>
+        </w:rPr>
+      </w:pPr>
+      <w:r>
+        <w:rPr>
+          <w:i/>
+          <w:iCs/>
+        </w:rPr>
+        <w:t>width :- Tu môžeme prejsť hrúbkou čiary. Plný obdĺžnik môžeme vytvoriť aj zmenou hodnoty tohto parametra šírky. Pozrime sa na to.</w:t>
+      </w:r>
+    </w:p>
+    <w:p/>
+    <w:p>
+      <w:r>
+        <w:t xml:space="preserve">Pokračovanie </w:t>
+      </w:r>
+      <w:r>
+        <w:t>s kružnicou.</w:t>
+      </w:r>
+    </w:p>
     <w:sectPr>
       <w:footerReference w:type="default" r:id="rId13"/>
       <w:pgSz w:w="11906" w:h="16838"/>
@@ -2606,6 +2710,155 @@
     </w:lvl>
   </w:abstractNum>
   <w:abstractNum w:abstractNumId="13" w15:restartNumberingAfterBreak="0">
+    <w:nsid w:val="76F74258"/>
+    <w:multiLevelType w:val="multilevel"/>
+    <w:tmpl w:val="BD90C454"/>
+    <w:lvl w:ilvl="0">
+      <w:start w:val="1"/>
+      <w:numFmt w:val="bullet"/>
+      <w:lvlText w:val=""/>
+      <w:lvlJc w:val="left"/>
+      <w:pPr>
+        <w:tabs>
+          <w:tab w:val="num" w:pos="720"/>
+        </w:tabs>
+        <w:ind w:left="720" w:hanging="360"/>
+      </w:pPr>
+      <w:rPr>
+        <w:rFonts w:ascii="Symbol" w:hAnsi="Symbol" w:hint="default"/>
+        <w:sz w:val="20"/>
+      </w:rPr>
+    </w:lvl>
+    <w:lvl w:ilvl="1" w:tentative="1">
+      <w:start w:val="1"/>
+      <w:numFmt w:val="bullet"/>
+      <w:lvlText w:val=""/>
+      <w:lvlJc w:val="left"/>
+      <w:pPr>
+        <w:tabs>
+          <w:tab w:val="num" w:pos="1440"/>
+        </w:tabs>
+        <w:ind w:left="1440" w:hanging="360"/>
+      </w:pPr>
+      <w:rPr>
+        <w:rFonts w:ascii="Symbol" w:hAnsi="Symbol" w:hint="default"/>
+        <w:sz w:val="20"/>
+      </w:rPr>
+    </w:lvl>
+    <w:lvl w:ilvl="2" w:tentative="1">
+      <w:start w:val="1"/>
+      <w:numFmt w:val="bullet"/>
+      <w:lvlText w:val=""/>
+      <w:lvlJc w:val="left"/>
+      <w:pPr>
+        <w:tabs>
+          <w:tab w:val="num" w:pos="2160"/>
+        </w:tabs>
+        <w:ind w:left="2160" w:hanging="360"/>
+      </w:pPr>
+      <w:rPr>
+        <w:rFonts w:ascii="Symbol" w:hAnsi="Symbol" w:hint="default"/>
+        <w:sz w:val="20"/>
+      </w:rPr>
+    </w:lvl>
+    <w:lvl w:ilvl="3" w:tentative="1">
+      <w:start w:val="1"/>
+      <w:numFmt w:val="bullet"/>
+      <w:lvlText w:val=""/>
+      <w:lvlJc w:val="left"/>
+      <w:pPr>
+        <w:tabs>
+          <w:tab w:val="num" w:pos="2880"/>
+        </w:tabs>
+        <w:ind w:left="2880" w:hanging="360"/>
+      </w:pPr>
+      <w:rPr>
+        <w:rFonts w:ascii="Symbol" w:hAnsi="Symbol" w:hint="default"/>
+        <w:sz w:val="20"/>
+      </w:rPr>
+    </w:lvl>
+    <w:lvl w:ilvl="4" w:tentative="1">
+      <w:start w:val="1"/>
+      <w:numFmt w:val="bullet"/>
+      <w:lvlText w:val=""/>
+      <w:lvlJc w:val="left"/>
+      <w:pPr>
+        <w:tabs>
+          <w:tab w:val="num" w:pos="3600"/>
+        </w:tabs>
+        <w:ind w:left="3600" w:hanging="360"/>
+      </w:pPr>
+      <w:rPr>
+        <w:rFonts w:ascii="Symbol" w:hAnsi="Symbol" w:hint="default"/>
+        <w:sz w:val="20"/>
+      </w:rPr>
+    </w:lvl>
+    <w:lvl w:ilvl="5" w:tentative="1">
+      <w:start w:val="1"/>
+      <w:numFmt w:val="bullet"/>
+      <w:lvlText w:val=""/>
+      <w:lvlJc w:val="left"/>
+      <w:pPr>
+        <w:tabs>
+          <w:tab w:val="num" w:pos="4320"/>
+        </w:tabs>
+        <w:ind w:left="4320" w:hanging="360"/>
+      </w:pPr>
+      <w:rPr>
+        <w:rFonts w:ascii="Symbol" w:hAnsi="Symbol" w:hint="default"/>
+        <w:sz w:val="20"/>
+      </w:rPr>
+    </w:lvl>
+    <w:lvl w:ilvl="6" w:tentative="1">
+      <w:start w:val="1"/>
+      <w:numFmt w:val="bullet"/>
+      <w:lvlText w:val=""/>
+      <w:lvlJc w:val="left"/>
+      <w:pPr>
+        <w:tabs>
+          <w:tab w:val="num" w:pos="5040"/>
+        </w:tabs>
+        <w:ind w:left="5040" w:hanging="360"/>
+      </w:pPr>
+      <w:rPr>
+        <w:rFonts w:ascii="Symbol" w:hAnsi="Symbol" w:hint="default"/>
+        <w:sz w:val="20"/>
+      </w:rPr>
+    </w:lvl>
+    <w:lvl w:ilvl="7" w:tentative="1">
+      <w:start w:val="1"/>
+      <w:numFmt w:val="bullet"/>
+      <w:lvlText w:val=""/>
+      <w:lvlJc w:val="left"/>
+      <w:pPr>
+        <w:tabs>
+          <w:tab w:val="num" w:pos="5760"/>
+        </w:tabs>
+        <w:ind w:left="5760" w:hanging="360"/>
+      </w:pPr>
+      <w:rPr>
+        <w:rFonts w:ascii="Symbol" w:hAnsi="Symbol" w:hint="default"/>
+        <w:sz w:val="20"/>
+      </w:rPr>
+    </w:lvl>
+    <w:lvl w:ilvl="8" w:tentative="1">
+      <w:start w:val="1"/>
+      <w:numFmt w:val="bullet"/>
+      <w:lvlText w:val=""/>
+      <w:lvlJc w:val="left"/>
+      <w:pPr>
+        <w:tabs>
+          <w:tab w:val="num" w:pos="6480"/>
+        </w:tabs>
+        <w:ind w:left="6480" w:hanging="360"/>
+      </w:pPr>
+      <w:rPr>
+        <w:rFonts w:ascii="Symbol" w:hAnsi="Symbol" w:hint="default"/>
+        <w:sz w:val="20"/>
+      </w:rPr>
+    </w:lvl>
+  </w:abstractNum>
+  <w:abstractNum w:abstractNumId="14" w15:restartNumberingAfterBreak="0">
     <w:nsid w:val="7AD4714C"/>
     <w:multiLevelType w:val="multilevel"/>
     <w:tmpl w:val="04102062"/>
@@ -3178,6 +3431,9 @@
     <w:abstractNumId w:val="0"/>
   </w:num>
   <w:num w:numId="32" w16cid:durableId="880900323">
+    <w:abstractNumId w:val="14"/>
+  </w:num>
+  <w:num w:numId="33" w16cid:durableId="554466464">
     <w:abstractNumId w:val="13"/>
   </w:num>
 </w:numbering>

--- a/IT_hodiny/namety_postupu_skolenia.docx
+++ b/IT_hodiny/namety_postupu_skolenia.docx
@@ -18,7 +18,7 @@
         <w:t xml:space="preserve">Modifikoval: </w:t>
       </w:r>
       <w:r>
-        <w:t>9</w:t>
+        <w:t>13</w:t>
       </w:r>
       <w:r>
         <w:t>. 9. 2024</w:t>
@@ -335,6 +335,14 @@
       </w:hyperlink>
       <w:r>
         <w:t xml:space="preserve"> </w:t>
+      </w:r>
+    </w:p>
+    <w:p>
+      <w:pPr>
+        <w:pStyle w:val="Heading2"/>
+      </w:pPr>
+      <w:r>
+        <w:t>PyGame Tutorial</w:t>
       </w:r>
     </w:p>
     <w:p>
@@ -720,6 +728,7 @@
     </w:p>
     <w:p>
       <w:r>
+        <w:lastRenderedPageBreak/>
         <w:t>predtým</w:t>
       </w:r>
     </w:p>
@@ -738,7 +747,6 @@
           <w:sz w:val="20"/>
           <w:szCs w:val="20"/>
         </w:rPr>
-        <w:lastRenderedPageBreak/>
         <w:t>screen = pygame.display.set_mode((400, 400))</w:t>
       </w:r>
     </w:p>
@@ -760,6 +768,18 @@
       </w:r>
       <w:r>
         <w:t>.</w:t>
+      </w:r>
+    </w:p>
+    <w:p>
+      <w:r>
+        <w:pict w14:anchorId="09FC76A6">
+          <v:rect id="_x0000_i1025" style="width:0;height:1.5pt" o:hralign="center" o:hrstd="t" o:hr="t" fillcolor="#a0a0a0" stroked="f"/>
+        </w:pict>
+      </w:r>
+    </w:p>
+    <w:p>
+      <w:r>
+        <w:t>18. 9. 2025</w:t>
       </w:r>
     </w:p>
     <w:p>
@@ -794,7 +814,14 @@
     <w:p/>
     <w:p>
       <w:r>
-        <w:t>parametre pre obdĺžnik -rectangle</w:t>
+        <w:t>parametre pre obdĺžnik -</w:t>
+      </w:r>
+      <w:r>
+        <w:rPr>
+          <w:b/>
+          <w:bCs/>
+        </w:rPr>
+        <w:t>rectangle</w:t>
       </w:r>
     </w:p>
     <w:p>
@@ -882,14 +909,176 @@
     <w:p/>
     <w:p>
       <w:r>
-        <w:t xml:space="preserve">Pokračovanie </w:t>
-      </w:r>
-      <w:r>
-        <w:t>s kružnicou.</w:t>
-      </w:r>
-    </w:p>
+        <w:t xml:space="preserve">Príklad: </w:t>
+      </w:r>
+      <w:r>
+        <w:t>kruh_v_obdlzniku.py</w:t>
+      </w:r>
+      <w:r>
+        <w:t xml:space="preserve"> – skúsiť nejako poskladať z prechádzajúcich príkladov</w:t>
+      </w:r>
+    </w:p>
+    <w:p/>
+    <w:p>
+      <w:r>
+        <w:rPr>
+          <w:noProof/>
+        </w:rPr>
+        <w:drawing>
+          <wp:inline distT="0" distB="0" distL="0" distR="0" wp14:anchorId="79D8EB5E" wp14:editId="1B88C409">
+            <wp:extent cx="3316011" cy="3478762"/>
+            <wp:effectExtent l="0" t="0" r="0" b="7620"/>
+            <wp:docPr id="1082381889" name="Picture 1" descr="A screenshot of a computer&#10;&#10;AI-generated content may be incorrect."/>
+            <wp:cNvGraphicFramePr>
+              <a:graphicFrameLocks xmlns:a="http://schemas.openxmlformats.org/drawingml/2006/main" noChangeAspect="1"/>
+            </wp:cNvGraphicFramePr>
+            <a:graphic xmlns:a="http://schemas.openxmlformats.org/drawingml/2006/main">
+              <a:graphicData uri="http://schemas.openxmlformats.org/drawingml/2006/picture">
+                <pic:pic xmlns:pic="http://schemas.openxmlformats.org/drawingml/2006/picture">
+                  <pic:nvPicPr>
+                    <pic:cNvPr id="1082381889" name="Picture 1" descr="A screenshot of a computer&#10;&#10;AI-generated content may be incorrect."/>
+                    <pic:cNvPicPr/>
+                  </pic:nvPicPr>
+                  <pic:blipFill>
+                    <a:blip r:embed="rId13"/>
+                    <a:stretch>
+                      <a:fillRect/>
+                    </a:stretch>
+                  </pic:blipFill>
+                  <pic:spPr>
+                    <a:xfrm>
+                      <a:off x="0" y="0"/>
+                      <a:ext cx="3329742" cy="3493167"/>
+                    </a:xfrm>
+                    <a:prstGeom prst="rect">
+                      <a:avLst/>
+                    </a:prstGeom>
+                  </pic:spPr>
+                </pic:pic>
+              </a:graphicData>
+            </a:graphic>
+          </wp:inline>
+        </w:drawing>
+      </w:r>
+    </w:p>
+    <w:p/>
+    <w:p>
+      <w:r>
+        <w:lastRenderedPageBreak/>
+        <w:t xml:space="preserve">Súbor - </w:t>
+      </w:r>
+      <w:r>
+        <w:t>vlastna_funkcia.py</w:t>
+      </w:r>
+      <w:r>
+        <w:t xml:space="preserve"> vytvorí dynamickú vlastnú funkciu pre kreslenie objektov a</w:t>
+      </w:r>
+      <w:r>
+        <w:t> tak sa dá meniť súradnice na jedno mieste.</w:t>
+      </w:r>
+    </w:p>
+    <w:p/>
+    <w:p>
+      <w:r>
+        <w:t xml:space="preserve">Súbor - </w:t>
+      </w:r>
+      <w:r>
+        <w:t>kreslenie_mysou.py</w:t>
+      </w:r>
+      <w:r>
+        <w:t xml:space="preserve"> – vysvetliť udalosť </w:t>
+      </w:r>
+      <w:r>
+        <w:t>MOUSEBUTTONDOWN</w:t>
+      </w:r>
+      <w:r>
+        <w:t xml:space="preserve"> – ľavým tlačítkom sa </w:t>
+      </w:r>
+    </w:p>
+    <w:p/>
+    <w:p>
+      <w:pPr>
+        <w:pStyle w:val="Heading3"/>
+      </w:pPr>
+      <w:r>
+        <w:t>Python | Drawing different shapes on PyGame window</w:t>
+      </w:r>
+    </w:p>
+    <w:p>
+      <w:hyperlink r:id="rId14" w:history="1">
+        <w:r>
+          <w:rPr>
+            <w:rStyle w:val="Hyperlink"/>
+          </w:rPr>
+          <w:t>https://www.geeksforgeeks.org/python/python-drawing-different-shapes-on-pygame-window/</w:t>
+        </w:r>
+      </w:hyperlink>
+      <w:r>
+        <w:t xml:space="preserve"> </w:t>
+      </w:r>
+    </w:p>
+    <w:p>
+      <w:r>
+        <w:t>ucelený príklad – final.py</w:t>
+      </w:r>
+    </w:p>
+    <w:p>
+      <w:pPr>
+        <w:pStyle w:val="Heading3"/>
+      </w:pPr>
+      <w:r>
+        <w:t>How to draw rectangle in Pygame?</w:t>
+      </w:r>
+    </w:p>
+    <w:p>
+      <w:hyperlink r:id="rId15" w:history="1">
+        <w:r>
+          <w:rPr>
+            <w:rStyle w:val="Hyperlink"/>
+          </w:rPr>
+          <w:t>https://www.geeksforgeeks.org/python/how-to-draw-rectangle-in-pygame/</w:t>
+        </w:r>
+      </w:hyperlink>
+      <w:r>
+        <w:t xml:space="preserve"> </w:t>
+      </w:r>
+    </w:p>
+    <w:p>
+      <w:r>
+        <w:t>Iné príklady spracovanie a</w:t>
+      </w:r>
+      <w:r>
+        <w:t> </w:t>
+      </w:r>
+      <w:r>
+        <w:t>pohľady</w:t>
+      </w:r>
+    </w:p>
+    <w:p/>
+    <w:p>
+      <w:pPr>
+        <w:pStyle w:val="Heading3"/>
+      </w:pPr>
+      <w:r>
+        <w:t>How to draw a rectangle with rounded corner in PyGame?</w:t>
+      </w:r>
+    </w:p>
+    <w:p>
+      <w:hyperlink r:id="rId16" w:history="1">
+        <w:r>
+          <w:rPr>
+            <w:rStyle w:val="Hyperlink"/>
+          </w:rPr>
+          <w:t>https://www.geeksforgeeks.org/python/how-to-draw-a-rectangle-with-rounded-corner-in-pygame/</w:t>
+        </w:r>
+      </w:hyperlink>
+      <w:r>
+        <w:t xml:space="preserve"> </w:t>
+      </w:r>
+    </w:p>
+    <w:p/>
     <w:sectPr>
-      <w:footerReference w:type="default" r:id="rId13"/>
+      <w:footerReference w:type="default" r:id="rId17"/>
       <w:pgSz w:w="11906" w:h="16838"/>
       <w:pgMar w:top="1440" w:right="1440" w:bottom="1440" w:left="1440" w:header="708" w:footer="708" w:gutter="0"/>
       <w:cols w:space="708"/>

--- a/IT_hodiny/namety_postupu_skolenia.docx
+++ b/IT_hodiny/namety_postupu_skolenia.docx
@@ -1077,8 +1077,39 @@
       </w:r>
     </w:p>
     <w:p/>
+    <w:p>
+      <w:r>
+        <w:t xml:space="preserve">Pokračovanie - </w:t>
+      </w:r>
+      <w:r>
+        <w:t>Event Handling</w:t>
+      </w:r>
+    </w:p>
+    <w:p>
+      <w:hyperlink r:id="rId17" w:history="1">
+        <w:r>
+          <w:rPr>
+            <w:rStyle w:val="Hyperlink"/>
+          </w:rPr>
+          <w:t>https://w</w:t>
+        </w:r>
+        <w:r>
+          <w:rPr>
+            <w:rStyle w:val="Hyperlink"/>
+          </w:rPr>
+          <w:t>w</w:t>
+        </w:r>
+        <w:r>
+          <w:rPr>
+            <w:rStyle w:val="Hyperlink"/>
+          </w:rPr>
+          <w:t>w.geeksforgeeks.org/python/pygame-tutorial/#:~:text=corners%20in%20PyGame%3F-,Event%20Handling,-In%20this%20part</w:t>
+        </w:r>
+      </w:hyperlink>
+    </w:p>
+    <w:p/>
     <w:sectPr>
-      <w:footerReference w:type="default" r:id="rId17"/>
+      <w:footerReference w:type="default" r:id="rId18"/>
       <w:pgSz w:w="11906" w:h="16838"/>
       <w:pgMar w:top="1440" w:right="1440" w:bottom="1440" w:left="1440" w:header="708" w:footer="708" w:gutter="0"/>
       <w:cols w:space="708"/>

--- a/IT_hodiny/namety_postupu_skolenia.docx
+++ b/IT_hodiny/namety_postupu_skolenia.docx
@@ -18,10 +18,13 @@
         <w:t xml:space="preserve">Modifikoval: </w:t>
       </w:r>
       <w:r>
-        <w:t>13</w:t>
-      </w:r>
-      <w:r>
-        <w:t>. 9. 2024</w:t>
+        <w:t>27</w:t>
+      </w:r>
+      <w:r>
+        <w:t>. 9. 202</w:t>
+      </w:r>
+      <w:r>
+        <w:t>5</w:t>
       </w:r>
     </w:p>
     <w:p>
@@ -979,22 +982,10 @@
     </w:p>
     <w:p/>
     <w:p>
-      <w:r>
-        <w:t xml:space="preserve">Súbor - </w:t>
-      </w:r>
-      <w:r>
-        <w:t>kreslenie_mysou.py</w:t>
-      </w:r>
-      <w:r>
-        <w:t xml:space="preserve"> – vysvetliť udalosť </w:t>
-      </w:r>
-      <w:r>
-        <w:t>MOUSEBUTTONDOWN</w:t>
-      </w:r>
-      <w:r>
-        <w:t xml:space="preserve"> – ľavým tlačítkom sa </w:t>
-      </w:r>
-    </w:p>
+      <w:bookmarkStart w:id="1" w:name="HodinaIT"/>
+      <w:bookmarkEnd w:id="1"/>
+    </w:p>
+    <w:p/>
     <w:p/>
     <w:p>
       <w:pPr>
@@ -1054,7 +1045,6 @@
         <w:t>pohľady</w:t>
       </w:r>
     </w:p>
-    <w:p/>
     <w:p>
       <w:pPr>
         <w:pStyle w:val="Heading3"/>
@@ -1072,12 +1062,26 @@
           <w:t>https://www.geeksforgeeks.org/python/how-to-draw-a-rectangle-with-rounded-corner-in-pygame/</w:t>
         </w:r>
       </w:hyperlink>
-      <w:r>
-        <w:t xml:space="preserve"> </w:t>
-      </w:r>
     </w:p>
     <w:p/>
     <w:p>
+      <w:pPr>
+        <w:rPr>
+          <w:b/>
+          <w:bCs/>
+          <w:color w:val="EE0000"/>
+        </w:rPr>
+      </w:pPr>
+      <w:r>
+        <w:rPr>
+          <w:b/>
+          <w:bCs/>
+          <w:color w:val="EE0000"/>
+        </w:rPr>
+        <w:t>3.10.2025</w:t>
+      </w:r>
+    </w:p>
+    <w:p>
       <w:r>
         <w:t xml:space="preserve">Pokračovanie - </w:t>
       </w:r>
@@ -1086,30 +1090,122 @@
       </w:r>
     </w:p>
     <w:p>
-      <w:hyperlink r:id="rId17" w:history="1">
+      <w:hyperlink r:id="rId17" w:anchor=":~:text=corners%20in%20PyGame%3F-,Event%20Handling,-In%20this%20part" w:history="1">
         <w:r>
           <w:rPr>
             <w:rStyle w:val="Hyperlink"/>
           </w:rPr>
-          <w:t>https://w</w:t>
+          <w:t>https://www.geeksforgeeks.org/python/pygame-tutorial/#:~:text=corners%20in%20PyGame%3F-,Event%20Handling,-In%20this%20part</w:t>
         </w:r>
+      </w:hyperlink>
+    </w:p>
+    <w:p>
+      <w:r>
+        <w:t xml:space="preserve">Súbor - </w:t>
+      </w:r>
+      <w:r>
+        <w:t>kreslenie_mysou.py</w:t>
+      </w:r>
+      <w:r>
+        <w:t xml:space="preserve"> – vysvetliť udalosť </w:t>
+      </w:r>
+      <w:r>
+        <w:t>MOUSEBUTTONDOWN</w:t>
+      </w:r>
+      <w:r>
+        <w:t xml:space="preserve"> – </w:t>
+      </w:r>
+    </w:p>
+    <w:p>
+      <w:r>
+        <w:t>Zmena farby pri každom stl</w:t>
+      </w:r>
+      <w:r>
+        <w:t>a</w:t>
+      </w:r>
+      <w:r>
+        <w:t xml:space="preserve">čení myši program </w:t>
+      </w:r>
+    </w:p>
+    <w:p/>
+    <w:p>
+      <w:r>
+        <w:t xml:space="preserve">Rozlíšenie ľavého a praveho tlačítka v udalosti program </w:t>
+      </w:r>
+      <w:r>
+        <w:rPr>
+          <w:b/>
+          <w:bCs/>
+          <w:i/>
+          <w:iCs/>
+        </w:rPr>
+        <w:t>kreslenie_mysou_LR.py</w:t>
+      </w:r>
+      <w:r>
+        <w:t>.</w:t>
+      </w:r>
+    </w:p>
+    <w:p>
+      <w:pPr>
+        <w:pStyle w:val="Heading2"/>
+      </w:pPr>
+      <w:r>
+        <w:t>Event Handling</w:t>
+      </w:r>
+    </w:p>
+    <w:p>
+      <w:pPr>
+        <w:pStyle w:val="Heading3"/>
+      </w:pPr>
+      <w:r>
+        <w:t>Udalosť klávesnice</w:t>
+      </w:r>
+      <w:r>
+        <w:t>.</w:t>
+      </w:r>
+    </w:p>
+    <w:p>
+      <w:pPr>
+        <w:jc w:val="both"/>
+      </w:pPr>
+      <w:r>
+        <w:t>Poďme sa teda zamyslieť, aké akcie je možné vykonať na klávesnici? Jednoduchou odpoveďou je buď stlačenie klávesu, alebo jeho uvoľnenie. Stlačenie klávesu je známe ako KEYDOWN a jeho uvoľnenie je známe ako KEYUP.</w:t>
+      </w:r>
+    </w:p>
+    <w:p>
+      <w:r>
+        <w:t xml:space="preserve">Pozrieť programy - </w:t>
+      </w:r>
+    </w:p>
+    <w:p>
+      <w:pPr>
+        <w:pStyle w:val="Heading3"/>
+      </w:pPr>
+      <w:r>
+        <w:t>How to add Custom Events in Pygame?</w:t>
+      </w:r>
+    </w:p>
+    <w:p>
+      <w:hyperlink r:id="rId18" w:history="1">
         <w:r>
           <w:rPr>
             <w:rStyle w:val="Hyperlink"/>
           </w:rPr>
-          <w:t>w</w:t>
-        </w:r>
-        <w:r>
-          <w:rPr>
-            <w:rStyle w:val="Hyperlink"/>
-          </w:rPr>
-          <w:t>w.geeksforgeeks.org/python/pygame-tutorial/#:~:text=corners%20in%20PyGame%3F-,Event%20Handling,-In%20this%20part</w:t>
+          <w:t>https://www.geeksforgeeks.org/python/how-to-add-custom-events-in-pygame/</w:t>
         </w:r>
       </w:hyperlink>
+      <w:r>
+        <w:t xml:space="preserve"> </w:t>
+      </w:r>
+    </w:p>
+    <w:p>
+      <w:r>
+        <w:t>Prepodkaldám, že táto problematika je ešte príliš zložitá pre Kubiho.</w:t>
+      </w:r>
     </w:p>
     <w:p/>
     <w:sectPr>
-      <w:footerReference w:type="default" r:id="rId18"/>
+      <w:footerReference w:type="default" r:id="rId19"/>
       <w:pgSz w:w="11906" w:h="16838"/>
       <w:pgMar w:top="1440" w:right="1440" w:bottom="1440" w:left="1440" w:header="708" w:footer="708" w:gutter="0"/>
       <w:cols w:space="708"/>

--- a/IT_hodiny/namety_postupu_skolenia.docx
+++ b/IT_hodiny/namety_postupu_skolenia.docx
@@ -1118,13 +1118,7 @@
     </w:p>
     <w:p>
       <w:r>
-        <w:t>Zmena farby pri každom stl</w:t>
-      </w:r>
-      <w:r>
-        <w:t>a</w:t>
-      </w:r>
-      <w:r>
-        <w:t xml:space="preserve">čení myši program </w:t>
+        <w:t xml:space="preserve">Zmena farby pri každom stlačení myši program </w:t>
       </w:r>
     </w:p>
     <w:p/>
@@ -1203,9 +1197,35 @@
         <w:t>Prepodkaldám, že táto problematika je ešte príliš zložitá pre Kubiho.</w:t>
       </w:r>
     </w:p>
+    <w:p>
+      <w:pPr>
+        <w:pStyle w:val="Heading3"/>
+      </w:pPr>
+      <w:r>
+        <w:t>How to get keyboard input in PyGame ?</w:t>
+      </w:r>
+    </w:p>
+    <w:p>
+      <w:hyperlink r:id="rId19" w:history="1">
+        <w:r>
+          <w:rPr>
+            <w:rStyle w:val="Hyperlink"/>
+          </w:rPr>
+          <w:t>https://www.geeksforgeeks.org/python/how-to-get-keyboard-input-in-pygame/</w:t>
+        </w:r>
+      </w:hyperlink>
+      <w:r>
+        <w:t xml:space="preserve"> </w:t>
+      </w:r>
+    </w:p>
+    <w:p>
+      <w:r>
+        <w:t>Program ukazuje problematiku vnútornej hodnoty stlačenej klávesy</w:t>
+      </w:r>
+    </w:p>
     <w:p/>
     <w:sectPr>
-      <w:footerReference w:type="default" r:id="rId19"/>
+      <w:footerReference w:type="default" r:id="rId20"/>
       <w:pgSz w:w="11906" w:h="16838"/>
       <w:pgMar w:top="1440" w:right="1440" w:bottom="1440" w:left="1440" w:header="708" w:footer="708" w:gutter="0"/>
       <w:cols w:space="708"/>

--- a/IT_hodiny/namety_postupu_skolenia.docx
+++ b/IT_hodiny/namety_postupu_skolenia.docx
@@ -6,12 +6,16 @@
       <w:pPr>
         <w:pStyle w:val="Heading1"/>
       </w:pPr>
+      <w:bookmarkStart w:id="0" w:name="_Toc210144977"/>
+      <w:bookmarkStart w:id="1" w:name="_Toc210145037"/>
       <w:r>
         <w:t xml:space="preserve">Programovanie Python pre </w:t>
       </w:r>
       <w:r>
         <w:t>mladých.</w:t>
       </w:r>
+      <w:bookmarkEnd w:id="0"/>
+      <w:bookmarkEnd w:id="1"/>
     </w:p>
     <w:p>
       <w:r>
@@ -27,13 +31,1885 @@
         <w:t>5</w:t>
       </w:r>
     </w:p>
+    <w:p/>
+    <w:sdt>
+      <w:sdtPr>
+        <w:rPr>
+          <w:rFonts w:asciiTheme="minorHAnsi" w:eastAsiaTheme="minorHAnsi" w:hAnsiTheme="minorHAnsi" w:cstheme="minorBidi"/>
+          <w:color w:val="auto"/>
+          <w:kern w:val="2"/>
+          <w:sz w:val="28"/>
+          <w:szCs w:val="28"/>
+          <w:lang w:val="sk-SK"/>
+          <w14:ligatures w14:val="standardContextual"/>
+        </w:rPr>
+        <w:id w:val="2116630763"/>
+        <w:docPartObj>
+          <w:docPartGallery w:val="Table of Contents"/>
+          <w:docPartUnique/>
+        </w:docPartObj>
+      </w:sdtPr>
+      <w:sdtEndPr>
+        <w:rPr>
+          <w:b/>
+          <w:bCs/>
+          <w:noProof/>
+          <w:sz w:val="22"/>
+          <w:szCs w:val="22"/>
+        </w:rPr>
+      </w:sdtEndPr>
+      <w:sdtContent>
+        <w:p>
+          <w:pPr>
+            <w:pStyle w:val="TOCHeading"/>
+            <w:rPr>
+              <w:color w:val="auto"/>
+              <w:sz w:val="28"/>
+              <w:szCs w:val="28"/>
+            </w:rPr>
+          </w:pPr>
+          <w:r>
+            <w:rPr>
+              <w:color w:val="auto"/>
+              <w:sz w:val="28"/>
+              <w:szCs w:val="28"/>
+            </w:rPr>
+            <w:t>Obsah</w:t>
+          </w:r>
+        </w:p>
+        <w:p>
+          <w:pPr>
+            <w:pStyle w:val="TOC1"/>
+            <w:tabs>
+              <w:tab w:val="right" w:leader="dot" w:pos="9016"/>
+            </w:tabs>
+            <w:rPr>
+              <w:rFonts w:eastAsiaTheme="minorEastAsia"/>
+              <w:noProof/>
+              <w:sz w:val="24"/>
+              <w:szCs w:val="24"/>
+              <w:lang w:eastAsia="sk-SK"/>
+            </w:rPr>
+          </w:pPr>
+          <w:r>
+            <w:fldChar w:fldCharType="begin"/>
+          </w:r>
+          <w:r>
+            <w:instrText xml:space="preserve"> TOC \o "1-3" \h \z \u </w:instrText>
+          </w:r>
+          <w:r>
+            <w:fldChar w:fldCharType="separate"/>
+          </w:r>
+          <w:hyperlink w:anchor="_Toc210145037" w:history="1">
+            <w:r>
+              <w:rPr>
+                <w:rStyle w:val="Hyperlink"/>
+                <w:noProof/>
+              </w:rPr>
+              <w:t>Programovanie Python pre mladých.</w:t>
+            </w:r>
+            <w:r>
+              <w:rPr>
+                <w:noProof/>
+                <w:webHidden/>
+              </w:rPr>
+              <w:tab/>
+            </w:r>
+            <w:r>
+              <w:rPr>
+                <w:noProof/>
+                <w:webHidden/>
+              </w:rPr>
+              <w:fldChar w:fldCharType="begin"/>
+            </w:r>
+            <w:r>
+              <w:rPr>
+                <w:noProof/>
+                <w:webHidden/>
+              </w:rPr>
+              <w:instrText xml:space="preserve"> PAGEREF _Toc210145037 \h </w:instrText>
+            </w:r>
+            <w:r>
+              <w:rPr>
+                <w:noProof/>
+                <w:webHidden/>
+              </w:rPr>
+            </w:r>
+            <w:r>
+              <w:rPr>
+                <w:noProof/>
+                <w:webHidden/>
+              </w:rPr>
+              <w:fldChar w:fldCharType="separate"/>
+            </w:r>
+            <w:r>
+              <w:rPr>
+                <w:noProof/>
+                <w:webHidden/>
+              </w:rPr>
+              <w:t>1</w:t>
+            </w:r>
+            <w:r>
+              <w:rPr>
+                <w:noProof/>
+                <w:webHidden/>
+              </w:rPr>
+              <w:fldChar w:fldCharType="end"/>
+            </w:r>
+          </w:hyperlink>
+        </w:p>
+        <w:p>
+          <w:pPr>
+            <w:pStyle w:val="TOC2"/>
+            <w:tabs>
+              <w:tab w:val="right" w:leader="dot" w:pos="9016"/>
+            </w:tabs>
+            <w:rPr>
+              <w:rFonts w:eastAsiaTheme="minorEastAsia"/>
+              <w:noProof/>
+              <w:sz w:val="24"/>
+              <w:szCs w:val="24"/>
+              <w:lang w:eastAsia="sk-SK"/>
+            </w:rPr>
+          </w:pPr>
+          <w:hyperlink w:anchor="_Toc210145038" w:history="1">
+            <w:r>
+              <w:rPr>
+                <w:rStyle w:val="Hyperlink"/>
+                <w:noProof/>
+              </w:rPr>
+              <w:t>Úprava VSC.</w:t>
+            </w:r>
+            <w:r>
+              <w:rPr>
+                <w:noProof/>
+                <w:webHidden/>
+              </w:rPr>
+              <w:tab/>
+            </w:r>
+            <w:r>
+              <w:rPr>
+                <w:noProof/>
+                <w:webHidden/>
+              </w:rPr>
+              <w:fldChar w:fldCharType="begin"/>
+            </w:r>
+            <w:r>
+              <w:rPr>
+                <w:noProof/>
+                <w:webHidden/>
+              </w:rPr>
+              <w:instrText xml:space="preserve"> PAGEREF _Toc210145038 \h </w:instrText>
+            </w:r>
+            <w:r>
+              <w:rPr>
+                <w:noProof/>
+                <w:webHidden/>
+              </w:rPr>
+            </w:r>
+            <w:r>
+              <w:rPr>
+                <w:noProof/>
+                <w:webHidden/>
+              </w:rPr>
+              <w:fldChar w:fldCharType="separate"/>
+            </w:r>
+            <w:r>
+              <w:rPr>
+                <w:noProof/>
+                <w:webHidden/>
+              </w:rPr>
+              <w:t>1</w:t>
+            </w:r>
+            <w:r>
+              <w:rPr>
+                <w:noProof/>
+                <w:webHidden/>
+              </w:rPr>
+              <w:fldChar w:fldCharType="end"/>
+            </w:r>
+          </w:hyperlink>
+        </w:p>
+        <w:p>
+          <w:pPr>
+            <w:pStyle w:val="TOC2"/>
+            <w:tabs>
+              <w:tab w:val="right" w:leader="dot" w:pos="9016"/>
+            </w:tabs>
+            <w:rPr>
+              <w:rFonts w:eastAsiaTheme="minorEastAsia"/>
+              <w:noProof/>
+              <w:sz w:val="24"/>
+              <w:szCs w:val="24"/>
+              <w:lang w:eastAsia="sk-SK"/>
+            </w:rPr>
+          </w:pPr>
+          <w:hyperlink w:anchor="_Toc210145039" w:history="1">
+            <w:r>
+              <w:rPr>
+                <w:rStyle w:val="Hyperlink"/>
+                <w:noProof/>
+              </w:rPr>
+              <w:t>Zdrojové kódy školenia.</w:t>
+            </w:r>
+            <w:r>
+              <w:rPr>
+                <w:noProof/>
+                <w:webHidden/>
+              </w:rPr>
+              <w:tab/>
+            </w:r>
+            <w:r>
+              <w:rPr>
+                <w:noProof/>
+                <w:webHidden/>
+              </w:rPr>
+              <w:fldChar w:fldCharType="begin"/>
+            </w:r>
+            <w:r>
+              <w:rPr>
+                <w:noProof/>
+                <w:webHidden/>
+              </w:rPr>
+              <w:instrText xml:space="preserve"> PAGEREF _Toc210145039 \h </w:instrText>
+            </w:r>
+            <w:r>
+              <w:rPr>
+                <w:noProof/>
+                <w:webHidden/>
+              </w:rPr>
+            </w:r>
+            <w:r>
+              <w:rPr>
+                <w:noProof/>
+                <w:webHidden/>
+              </w:rPr>
+              <w:fldChar w:fldCharType="separate"/>
+            </w:r>
+            <w:r>
+              <w:rPr>
+                <w:noProof/>
+                <w:webHidden/>
+              </w:rPr>
+              <w:t>1</w:t>
+            </w:r>
+            <w:r>
+              <w:rPr>
+                <w:noProof/>
+                <w:webHidden/>
+              </w:rPr>
+              <w:fldChar w:fldCharType="end"/>
+            </w:r>
+          </w:hyperlink>
+        </w:p>
+        <w:p>
+          <w:pPr>
+            <w:pStyle w:val="TOC2"/>
+            <w:tabs>
+              <w:tab w:val="right" w:leader="dot" w:pos="9016"/>
+            </w:tabs>
+            <w:rPr>
+              <w:rFonts w:eastAsiaTheme="minorEastAsia"/>
+              <w:noProof/>
+              <w:sz w:val="24"/>
+              <w:szCs w:val="24"/>
+              <w:lang w:eastAsia="sk-SK"/>
+            </w:rPr>
+          </w:pPr>
+          <w:hyperlink w:anchor="_Toc210145040" w:history="1">
+            <w:r>
+              <w:rPr>
+                <w:rStyle w:val="Hyperlink"/>
+                <w:noProof/>
+              </w:rPr>
+              <w:t>Informačné podklady.</w:t>
+            </w:r>
+            <w:r>
+              <w:rPr>
+                <w:noProof/>
+                <w:webHidden/>
+              </w:rPr>
+              <w:tab/>
+            </w:r>
+            <w:r>
+              <w:rPr>
+                <w:noProof/>
+                <w:webHidden/>
+              </w:rPr>
+              <w:fldChar w:fldCharType="begin"/>
+            </w:r>
+            <w:r>
+              <w:rPr>
+                <w:noProof/>
+                <w:webHidden/>
+              </w:rPr>
+              <w:instrText xml:space="preserve"> PAGEREF _Toc210145040 \h </w:instrText>
+            </w:r>
+            <w:r>
+              <w:rPr>
+                <w:noProof/>
+                <w:webHidden/>
+              </w:rPr>
+            </w:r>
+            <w:r>
+              <w:rPr>
+                <w:noProof/>
+                <w:webHidden/>
+              </w:rPr>
+              <w:fldChar w:fldCharType="separate"/>
+            </w:r>
+            <w:r>
+              <w:rPr>
+                <w:noProof/>
+                <w:webHidden/>
+              </w:rPr>
+              <w:t>1</w:t>
+            </w:r>
+            <w:r>
+              <w:rPr>
+                <w:noProof/>
+                <w:webHidden/>
+              </w:rPr>
+              <w:fldChar w:fldCharType="end"/>
+            </w:r>
+          </w:hyperlink>
+        </w:p>
+        <w:p>
+          <w:pPr>
+            <w:pStyle w:val="TOC2"/>
+            <w:tabs>
+              <w:tab w:val="right" w:leader="dot" w:pos="9016"/>
+            </w:tabs>
+            <w:rPr>
+              <w:rFonts w:eastAsiaTheme="minorEastAsia"/>
+              <w:noProof/>
+              <w:sz w:val="24"/>
+              <w:szCs w:val="24"/>
+              <w:lang w:eastAsia="sk-SK"/>
+            </w:rPr>
+          </w:pPr>
+          <w:hyperlink w:anchor="_Toc210145041" w:history="1">
+            <w:r>
+              <w:rPr>
+                <w:rStyle w:val="Hyperlink"/>
+                <w:noProof/>
+              </w:rPr>
+              <w:t>Vyskúšať vytvorenie jednoduchej hre.</w:t>
+            </w:r>
+            <w:r>
+              <w:rPr>
+                <w:noProof/>
+                <w:webHidden/>
+              </w:rPr>
+              <w:tab/>
+            </w:r>
+            <w:r>
+              <w:rPr>
+                <w:noProof/>
+                <w:webHidden/>
+              </w:rPr>
+              <w:fldChar w:fldCharType="begin"/>
+            </w:r>
+            <w:r>
+              <w:rPr>
+                <w:noProof/>
+                <w:webHidden/>
+              </w:rPr>
+              <w:instrText xml:space="preserve"> PAGEREF _Toc210145041 \h </w:instrText>
+            </w:r>
+            <w:r>
+              <w:rPr>
+                <w:noProof/>
+                <w:webHidden/>
+              </w:rPr>
+            </w:r>
+            <w:r>
+              <w:rPr>
+                <w:noProof/>
+                <w:webHidden/>
+              </w:rPr>
+              <w:fldChar w:fldCharType="separate"/>
+            </w:r>
+            <w:r>
+              <w:rPr>
+                <w:noProof/>
+                <w:webHidden/>
+              </w:rPr>
+              <w:t>1</w:t>
+            </w:r>
+            <w:r>
+              <w:rPr>
+                <w:noProof/>
+                <w:webHidden/>
+              </w:rPr>
+              <w:fldChar w:fldCharType="end"/>
+            </w:r>
+          </w:hyperlink>
+        </w:p>
+        <w:p>
+          <w:pPr>
+            <w:pStyle w:val="TOC2"/>
+            <w:tabs>
+              <w:tab w:val="right" w:leader="dot" w:pos="9016"/>
+            </w:tabs>
+            <w:rPr>
+              <w:rFonts w:eastAsiaTheme="minorEastAsia"/>
+              <w:noProof/>
+              <w:sz w:val="24"/>
+              <w:szCs w:val="24"/>
+              <w:lang w:eastAsia="sk-SK"/>
+            </w:rPr>
+          </w:pPr>
+          <w:hyperlink w:anchor="_Toc210145042" w:history="1">
+            <w:r>
+              <w:rPr>
+                <w:rStyle w:val="Hyperlink"/>
+                <w:noProof/>
+              </w:rPr>
+              <w:t>Myšlienky.</w:t>
+            </w:r>
+            <w:r>
+              <w:rPr>
+                <w:noProof/>
+                <w:webHidden/>
+              </w:rPr>
+              <w:tab/>
+            </w:r>
+            <w:r>
+              <w:rPr>
+                <w:noProof/>
+                <w:webHidden/>
+              </w:rPr>
+              <w:fldChar w:fldCharType="begin"/>
+            </w:r>
+            <w:r>
+              <w:rPr>
+                <w:noProof/>
+                <w:webHidden/>
+              </w:rPr>
+              <w:instrText xml:space="preserve"> PAGEREF _Toc210145042 \h </w:instrText>
+            </w:r>
+            <w:r>
+              <w:rPr>
+                <w:noProof/>
+                <w:webHidden/>
+              </w:rPr>
+            </w:r>
+            <w:r>
+              <w:rPr>
+                <w:noProof/>
+                <w:webHidden/>
+              </w:rPr>
+              <w:fldChar w:fldCharType="separate"/>
+            </w:r>
+            <w:r>
+              <w:rPr>
+                <w:noProof/>
+                <w:webHidden/>
+              </w:rPr>
+              <w:t>1</w:t>
+            </w:r>
+            <w:r>
+              <w:rPr>
+                <w:noProof/>
+                <w:webHidden/>
+              </w:rPr>
+              <w:fldChar w:fldCharType="end"/>
+            </w:r>
+          </w:hyperlink>
+        </w:p>
+        <w:p>
+          <w:pPr>
+            <w:pStyle w:val="TOC2"/>
+            <w:tabs>
+              <w:tab w:val="right" w:leader="dot" w:pos="9016"/>
+            </w:tabs>
+            <w:rPr>
+              <w:rFonts w:eastAsiaTheme="minorEastAsia"/>
+              <w:noProof/>
+              <w:sz w:val="24"/>
+              <w:szCs w:val="24"/>
+              <w:lang w:eastAsia="sk-SK"/>
+            </w:rPr>
+          </w:pPr>
+          <w:hyperlink w:anchor="_Toc210145043" w:history="1">
+            <w:r>
+              <w:rPr>
+                <w:rStyle w:val="Hyperlink"/>
+                <w:noProof/>
+              </w:rPr>
+              <w:t>Jednotlivé termíny.</w:t>
+            </w:r>
+            <w:r>
+              <w:rPr>
+                <w:noProof/>
+                <w:webHidden/>
+              </w:rPr>
+              <w:tab/>
+            </w:r>
+            <w:r>
+              <w:rPr>
+                <w:noProof/>
+                <w:webHidden/>
+              </w:rPr>
+              <w:fldChar w:fldCharType="begin"/>
+            </w:r>
+            <w:r>
+              <w:rPr>
+                <w:noProof/>
+                <w:webHidden/>
+              </w:rPr>
+              <w:instrText xml:space="preserve"> PAGEREF _Toc210145043 \h </w:instrText>
+            </w:r>
+            <w:r>
+              <w:rPr>
+                <w:noProof/>
+                <w:webHidden/>
+              </w:rPr>
+            </w:r>
+            <w:r>
+              <w:rPr>
+                <w:noProof/>
+                <w:webHidden/>
+              </w:rPr>
+              <w:fldChar w:fldCharType="separate"/>
+            </w:r>
+            <w:r>
+              <w:rPr>
+                <w:noProof/>
+                <w:webHidden/>
+              </w:rPr>
+              <w:t>1</w:t>
+            </w:r>
+            <w:r>
+              <w:rPr>
+                <w:noProof/>
+                <w:webHidden/>
+              </w:rPr>
+              <w:fldChar w:fldCharType="end"/>
+            </w:r>
+          </w:hyperlink>
+        </w:p>
+        <w:p>
+          <w:pPr>
+            <w:pStyle w:val="TOC3"/>
+            <w:tabs>
+              <w:tab w:val="right" w:leader="dot" w:pos="9016"/>
+            </w:tabs>
+            <w:rPr>
+              <w:rFonts w:eastAsiaTheme="minorEastAsia"/>
+              <w:noProof/>
+              <w:sz w:val="24"/>
+              <w:szCs w:val="24"/>
+              <w:lang w:eastAsia="sk-SK"/>
+            </w:rPr>
+          </w:pPr>
+          <w:hyperlink w:anchor="_Toc210145044" w:history="1">
+            <w:r>
+              <w:rPr>
+                <w:rStyle w:val="Hyperlink"/>
+                <w:noProof/>
+              </w:rPr>
+              <w:t>12.9.2024</w:t>
+            </w:r>
+            <w:r>
+              <w:rPr>
+                <w:noProof/>
+                <w:webHidden/>
+              </w:rPr>
+              <w:tab/>
+            </w:r>
+            <w:r>
+              <w:rPr>
+                <w:noProof/>
+                <w:webHidden/>
+              </w:rPr>
+              <w:fldChar w:fldCharType="begin"/>
+            </w:r>
+            <w:r>
+              <w:rPr>
+                <w:noProof/>
+                <w:webHidden/>
+              </w:rPr>
+              <w:instrText xml:space="preserve"> PAGEREF _Toc210145044 \h </w:instrText>
+            </w:r>
+            <w:r>
+              <w:rPr>
+                <w:noProof/>
+                <w:webHidden/>
+              </w:rPr>
+            </w:r>
+            <w:r>
+              <w:rPr>
+                <w:noProof/>
+                <w:webHidden/>
+              </w:rPr>
+              <w:fldChar w:fldCharType="separate"/>
+            </w:r>
+            <w:r>
+              <w:rPr>
+                <w:noProof/>
+                <w:webHidden/>
+              </w:rPr>
+              <w:t>1</w:t>
+            </w:r>
+            <w:r>
+              <w:rPr>
+                <w:noProof/>
+                <w:webHidden/>
+              </w:rPr>
+              <w:fldChar w:fldCharType="end"/>
+            </w:r>
+          </w:hyperlink>
+        </w:p>
+        <w:p>
+          <w:pPr>
+            <w:pStyle w:val="TOC1"/>
+            <w:tabs>
+              <w:tab w:val="right" w:leader="dot" w:pos="9016"/>
+            </w:tabs>
+            <w:rPr>
+              <w:rFonts w:eastAsiaTheme="minorEastAsia"/>
+              <w:noProof/>
+              <w:sz w:val="24"/>
+              <w:szCs w:val="24"/>
+              <w:lang w:eastAsia="sk-SK"/>
+            </w:rPr>
+          </w:pPr>
+          <w:hyperlink w:anchor="_Toc210145045" w:history="1">
+            <w:r>
+              <w:rPr>
+                <w:rStyle w:val="Hyperlink"/>
+                <w:noProof/>
+              </w:rPr>
+              <w:t>Python Web Development With Django</w:t>
+            </w:r>
+            <w:r>
+              <w:rPr>
+                <w:noProof/>
+                <w:webHidden/>
+              </w:rPr>
+              <w:tab/>
+            </w:r>
+            <w:r>
+              <w:rPr>
+                <w:noProof/>
+                <w:webHidden/>
+              </w:rPr>
+              <w:fldChar w:fldCharType="begin"/>
+            </w:r>
+            <w:r>
+              <w:rPr>
+                <w:noProof/>
+                <w:webHidden/>
+              </w:rPr>
+              <w:instrText xml:space="preserve"> PAGEREF _Toc210145045 \h </w:instrText>
+            </w:r>
+            <w:r>
+              <w:rPr>
+                <w:noProof/>
+                <w:webHidden/>
+              </w:rPr>
+            </w:r>
+            <w:r>
+              <w:rPr>
+                <w:noProof/>
+                <w:webHidden/>
+              </w:rPr>
+              <w:fldChar w:fldCharType="separate"/>
+            </w:r>
+            <w:r>
+              <w:rPr>
+                <w:noProof/>
+                <w:webHidden/>
+              </w:rPr>
+              <w:t>2</w:t>
+            </w:r>
+            <w:r>
+              <w:rPr>
+                <w:noProof/>
+                <w:webHidden/>
+              </w:rPr>
+              <w:fldChar w:fldCharType="end"/>
+            </w:r>
+          </w:hyperlink>
+        </w:p>
+        <w:p>
+          <w:pPr>
+            <w:pStyle w:val="TOC1"/>
+            <w:tabs>
+              <w:tab w:val="right" w:leader="dot" w:pos="9016"/>
+            </w:tabs>
+            <w:rPr>
+              <w:rFonts w:eastAsiaTheme="minorEastAsia"/>
+              <w:noProof/>
+              <w:sz w:val="24"/>
+              <w:szCs w:val="24"/>
+              <w:lang w:eastAsia="sk-SK"/>
+            </w:rPr>
+          </w:pPr>
+          <w:hyperlink w:anchor="_Toc210145046" w:history="1">
+            <w:r>
+              <w:rPr>
+                <w:rStyle w:val="Hyperlink"/>
+                <w:noProof/>
+              </w:rPr>
+              <w:t>Python for Game Development: Getting Started with Pygame</w:t>
+            </w:r>
+            <w:r>
+              <w:rPr>
+                <w:noProof/>
+                <w:webHidden/>
+              </w:rPr>
+              <w:tab/>
+            </w:r>
+            <w:r>
+              <w:rPr>
+                <w:noProof/>
+                <w:webHidden/>
+              </w:rPr>
+              <w:fldChar w:fldCharType="begin"/>
+            </w:r>
+            <w:r>
+              <w:rPr>
+                <w:noProof/>
+                <w:webHidden/>
+              </w:rPr>
+              <w:instrText xml:space="preserve"> PAGEREF _Toc210145046 \h </w:instrText>
+            </w:r>
+            <w:r>
+              <w:rPr>
+                <w:noProof/>
+                <w:webHidden/>
+              </w:rPr>
+            </w:r>
+            <w:r>
+              <w:rPr>
+                <w:noProof/>
+                <w:webHidden/>
+              </w:rPr>
+              <w:fldChar w:fldCharType="separate"/>
+            </w:r>
+            <w:r>
+              <w:rPr>
+                <w:noProof/>
+                <w:webHidden/>
+              </w:rPr>
+              <w:t>2</w:t>
+            </w:r>
+            <w:r>
+              <w:rPr>
+                <w:noProof/>
+                <w:webHidden/>
+              </w:rPr>
+              <w:fldChar w:fldCharType="end"/>
+            </w:r>
+          </w:hyperlink>
+        </w:p>
+        <w:p>
+          <w:pPr>
+            <w:pStyle w:val="TOC2"/>
+            <w:tabs>
+              <w:tab w:val="right" w:leader="dot" w:pos="9016"/>
+            </w:tabs>
+            <w:rPr>
+              <w:rFonts w:eastAsiaTheme="minorEastAsia"/>
+              <w:noProof/>
+              <w:sz w:val="24"/>
+              <w:szCs w:val="24"/>
+              <w:lang w:eastAsia="sk-SK"/>
+            </w:rPr>
+          </w:pPr>
+          <w:hyperlink w:anchor="_Toc210145047" w:history="1">
+            <w:r>
+              <w:rPr>
+                <w:rStyle w:val="Hyperlink"/>
+                <w:noProof/>
+              </w:rPr>
+              <w:t>PyGame Tutorial</w:t>
+            </w:r>
+            <w:r>
+              <w:rPr>
+                <w:noProof/>
+                <w:webHidden/>
+              </w:rPr>
+              <w:tab/>
+            </w:r>
+            <w:r>
+              <w:rPr>
+                <w:noProof/>
+                <w:webHidden/>
+              </w:rPr>
+              <w:fldChar w:fldCharType="begin"/>
+            </w:r>
+            <w:r>
+              <w:rPr>
+                <w:noProof/>
+                <w:webHidden/>
+              </w:rPr>
+              <w:instrText xml:space="preserve"> PAGEREF _Toc210145047 \h </w:instrText>
+            </w:r>
+            <w:r>
+              <w:rPr>
+                <w:noProof/>
+                <w:webHidden/>
+              </w:rPr>
+            </w:r>
+            <w:r>
+              <w:rPr>
+                <w:noProof/>
+                <w:webHidden/>
+              </w:rPr>
+              <w:fldChar w:fldCharType="separate"/>
+            </w:r>
+            <w:r>
+              <w:rPr>
+                <w:noProof/>
+                <w:webHidden/>
+              </w:rPr>
+              <w:t>2</w:t>
+            </w:r>
+            <w:r>
+              <w:rPr>
+                <w:noProof/>
+                <w:webHidden/>
+              </w:rPr>
+              <w:fldChar w:fldCharType="end"/>
+            </w:r>
+          </w:hyperlink>
+        </w:p>
+        <w:p>
+          <w:pPr>
+            <w:pStyle w:val="TOC2"/>
+            <w:tabs>
+              <w:tab w:val="right" w:leader="dot" w:pos="9016"/>
+            </w:tabs>
+            <w:rPr>
+              <w:rFonts w:eastAsiaTheme="minorEastAsia"/>
+              <w:noProof/>
+              <w:sz w:val="24"/>
+              <w:szCs w:val="24"/>
+              <w:lang w:eastAsia="sk-SK"/>
+            </w:rPr>
+          </w:pPr>
+          <w:hyperlink w:anchor="_Toc210145048" w:history="1">
+            <w:r>
+              <w:rPr>
+                <w:rStyle w:val="Hyperlink"/>
+                <w:noProof/>
+              </w:rPr>
+              <w:t>Pohyb.</w:t>
+            </w:r>
+            <w:r>
+              <w:rPr>
+                <w:noProof/>
+                <w:webHidden/>
+              </w:rPr>
+              <w:tab/>
+            </w:r>
+            <w:r>
+              <w:rPr>
+                <w:noProof/>
+                <w:webHidden/>
+              </w:rPr>
+              <w:fldChar w:fldCharType="begin"/>
+            </w:r>
+            <w:r>
+              <w:rPr>
+                <w:noProof/>
+                <w:webHidden/>
+              </w:rPr>
+              <w:instrText xml:space="preserve"> PAGEREF _Toc210145048 \h </w:instrText>
+            </w:r>
+            <w:r>
+              <w:rPr>
+                <w:noProof/>
+                <w:webHidden/>
+              </w:rPr>
+            </w:r>
+            <w:r>
+              <w:rPr>
+                <w:noProof/>
+                <w:webHidden/>
+              </w:rPr>
+              <w:fldChar w:fldCharType="separate"/>
+            </w:r>
+            <w:r>
+              <w:rPr>
+                <w:noProof/>
+                <w:webHidden/>
+              </w:rPr>
+              <w:t>2</w:t>
+            </w:r>
+            <w:r>
+              <w:rPr>
+                <w:noProof/>
+                <w:webHidden/>
+              </w:rPr>
+              <w:fldChar w:fldCharType="end"/>
+            </w:r>
+          </w:hyperlink>
+        </w:p>
+        <w:p>
+          <w:pPr>
+            <w:pStyle w:val="TOC2"/>
+            <w:tabs>
+              <w:tab w:val="right" w:leader="dot" w:pos="9016"/>
+            </w:tabs>
+            <w:rPr>
+              <w:rFonts w:eastAsiaTheme="minorEastAsia"/>
+              <w:noProof/>
+              <w:sz w:val="24"/>
+              <w:szCs w:val="24"/>
+              <w:lang w:eastAsia="sk-SK"/>
+            </w:rPr>
+          </w:pPr>
+          <w:hyperlink w:anchor="_Toc210145049" w:history="1">
+            <w:r>
+              <w:rPr>
+                <w:rStyle w:val="Hyperlink"/>
+                <w:noProof/>
+              </w:rPr>
+              <w:t>Povolenie zmeny veľkosti okna v PyGame.</w:t>
+            </w:r>
+            <w:r>
+              <w:rPr>
+                <w:noProof/>
+                <w:webHidden/>
+              </w:rPr>
+              <w:tab/>
+            </w:r>
+            <w:r>
+              <w:rPr>
+                <w:noProof/>
+                <w:webHidden/>
+              </w:rPr>
+              <w:fldChar w:fldCharType="begin"/>
+            </w:r>
+            <w:r>
+              <w:rPr>
+                <w:noProof/>
+                <w:webHidden/>
+              </w:rPr>
+              <w:instrText xml:space="preserve"> PAGEREF _Toc210145049 \h </w:instrText>
+            </w:r>
+            <w:r>
+              <w:rPr>
+                <w:noProof/>
+                <w:webHidden/>
+              </w:rPr>
+            </w:r>
+            <w:r>
+              <w:rPr>
+                <w:noProof/>
+                <w:webHidden/>
+              </w:rPr>
+              <w:fldChar w:fldCharType="separate"/>
+            </w:r>
+            <w:r>
+              <w:rPr>
+                <w:noProof/>
+                <w:webHidden/>
+              </w:rPr>
+              <w:t>3</w:t>
+            </w:r>
+            <w:r>
+              <w:rPr>
+                <w:noProof/>
+                <w:webHidden/>
+              </w:rPr>
+              <w:fldChar w:fldCharType="end"/>
+            </w:r>
+          </w:hyperlink>
+        </w:p>
+        <w:p>
+          <w:pPr>
+            <w:pStyle w:val="TOC2"/>
+            <w:tabs>
+              <w:tab w:val="right" w:leader="dot" w:pos="9016"/>
+            </w:tabs>
+            <w:rPr>
+              <w:rFonts w:eastAsiaTheme="minorEastAsia"/>
+              <w:noProof/>
+              <w:sz w:val="24"/>
+              <w:szCs w:val="24"/>
+              <w:lang w:eastAsia="sk-SK"/>
+            </w:rPr>
+          </w:pPr>
+          <w:hyperlink w:anchor="_Toc210145050" w:history="1">
+            <w:r>
+              <w:rPr>
+                <w:rStyle w:val="Hyperlink"/>
+                <w:noProof/>
+              </w:rPr>
+              <w:t>Ako zmeniť farbu pozadia obrazovky v Pygame?</w:t>
+            </w:r>
+            <w:r>
+              <w:rPr>
+                <w:noProof/>
+                <w:webHidden/>
+              </w:rPr>
+              <w:tab/>
+            </w:r>
+            <w:r>
+              <w:rPr>
+                <w:noProof/>
+                <w:webHidden/>
+              </w:rPr>
+              <w:fldChar w:fldCharType="begin"/>
+            </w:r>
+            <w:r>
+              <w:rPr>
+                <w:noProof/>
+                <w:webHidden/>
+              </w:rPr>
+              <w:instrText xml:space="preserve"> PAGEREF _Toc210145050 \h </w:instrText>
+            </w:r>
+            <w:r>
+              <w:rPr>
+                <w:noProof/>
+                <w:webHidden/>
+              </w:rPr>
+            </w:r>
+            <w:r>
+              <w:rPr>
+                <w:noProof/>
+                <w:webHidden/>
+              </w:rPr>
+              <w:fldChar w:fldCharType="separate"/>
+            </w:r>
+            <w:r>
+              <w:rPr>
+                <w:noProof/>
+                <w:webHidden/>
+              </w:rPr>
+              <w:t>3</w:t>
+            </w:r>
+            <w:r>
+              <w:rPr>
+                <w:noProof/>
+                <w:webHidden/>
+              </w:rPr>
+              <w:fldChar w:fldCharType="end"/>
+            </w:r>
+          </w:hyperlink>
+        </w:p>
+        <w:p>
+          <w:pPr>
+            <w:pStyle w:val="TOC2"/>
+            <w:tabs>
+              <w:tab w:val="right" w:leader="dot" w:pos="9016"/>
+            </w:tabs>
+            <w:rPr>
+              <w:rFonts w:eastAsiaTheme="minorEastAsia"/>
+              <w:noProof/>
+              <w:sz w:val="24"/>
+              <w:szCs w:val="24"/>
+              <w:lang w:eastAsia="sk-SK"/>
+            </w:rPr>
+          </w:pPr>
+          <w:hyperlink w:anchor="_Toc210145051" w:history="1">
+            <w:r>
+              <w:rPr>
+                <w:rStyle w:val="Hyperlink"/>
+                <w:noProof/>
+              </w:rPr>
+              <w:t>Kreslenie objektov a tvarov</w:t>
+            </w:r>
+            <w:r>
+              <w:rPr>
+                <w:noProof/>
+                <w:webHidden/>
+              </w:rPr>
+              <w:tab/>
+            </w:r>
+            <w:r>
+              <w:rPr>
+                <w:noProof/>
+                <w:webHidden/>
+              </w:rPr>
+              <w:fldChar w:fldCharType="begin"/>
+            </w:r>
+            <w:r>
+              <w:rPr>
+                <w:noProof/>
+                <w:webHidden/>
+              </w:rPr>
+              <w:instrText xml:space="preserve"> PAGEREF _Toc210145051 \h </w:instrText>
+            </w:r>
+            <w:r>
+              <w:rPr>
+                <w:noProof/>
+                <w:webHidden/>
+              </w:rPr>
+            </w:r>
+            <w:r>
+              <w:rPr>
+                <w:noProof/>
+                <w:webHidden/>
+              </w:rPr>
+              <w:fldChar w:fldCharType="separate"/>
+            </w:r>
+            <w:r>
+              <w:rPr>
+                <w:noProof/>
+                <w:webHidden/>
+              </w:rPr>
+              <w:t>3</w:t>
+            </w:r>
+            <w:r>
+              <w:rPr>
+                <w:noProof/>
+                <w:webHidden/>
+              </w:rPr>
+              <w:fldChar w:fldCharType="end"/>
+            </w:r>
+          </w:hyperlink>
+        </w:p>
+        <w:p>
+          <w:pPr>
+            <w:pStyle w:val="TOC3"/>
+            <w:tabs>
+              <w:tab w:val="right" w:leader="dot" w:pos="9016"/>
+            </w:tabs>
+            <w:rPr>
+              <w:rFonts w:eastAsiaTheme="minorEastAsia"/>
+              <w:noProof/>
+              <w:sz w:val="24"/>
+              <w:szCs w:val="24"/>
+              <w:lang w:eastAsia="sk-SK"/>
+            </w:rPr>
+          </w:pPr>
+          <w:hyperlink w:anchor="_Toc210145052" w:history="1">
+            <w:r>
+              <w:rPr>
+                <w:rStyle w:val="Hyperlink"/>
+                <w:noProof/>
+              </w:rPr>
+              <w:t>Python | Drawing different shapes on PyGame window</w:t>
+            </w:r>
+            <w:r>
+              <w:rPr>
+                <w:noProof/>
+                <w:webHidden/>
+              </w:rPr>
+              <w:tab/>
+            </w:r>
+            <w:r>
+              <w:rPr>
+                <w:noProof/>
+                <w:webHidden/>
+              </w:rPr>
+              <w:fldChar w:fldCharType="begin"/>
+            </w:r>
+            <w:r>
+              <w:rPr>
+                <w:noProof/>
+                <w:webHidden/>
+              </w:rPr>
+              <w:instrText xml:space="preserve"> PAGEREF _Toc210145052 \h </w:instrText>
+            </w:r>
+            <w:r>
+              <w:rPr>
+                <w:noProof/>
+                <w:webHidden/>
+              </w:rPr>
+            </w:r>
+            <w:r>
+              <w:rPr>
+                <w:noProof/>
+                <w:webHidden/>
+              </w:rPr>
+              <w:fldChar w:fldCharType="separate"/>
+            </w:r>
+            <w:r>
+              <w:rPr>
+                <w:noProof/>
+                <w:webHidden/>
+              </w:rPr>
+              <w:t>4</w:t>
+            </w:r>
+            <w:r>
+              <w:rPr>
+                <w:noProof/>
+                <w:webHidden/>
+              </w:rPr>
+              <w:fldChar w:fldCharType="end"/>
+            </w:r>
+          </w:hyperlink>
+        </w:p>
+        <w:p>
+          <w:pPr>
+            <w:pStyle w:val="TOC3"/>
+            <w:tabs>
+              <w:tab w:val="right" w:leader="dot" w:pos="9016"/>
+            </w:tabs>
+            <w:rPr>
+              <w:rFonts w:eastAsiaTheme="minorEastAsia"/>
+              <w:noProof/>
+              <w:sz w:val="24"/>
+              <w:szCs w:val="24"/>
+              <w:lang w:eastAsia="sk-SK"/>
+            </w:rPr>
+          </w:pPr>
+          <w:hyperlink w:anchor="_Toc210145053" w:history="1">
+            <w:r>
+              <w:rPr>
+                <w:rStyle w:val="Hyperlink"/>
+                <w:noProof/>
+              </w:rPr>
+              <w:t>How to draw rectangle in Pygame?</w:t>
+            </w:r>
+            <w:r>
+              <w:rPr>
+                <w:noProof/>
+                <w:webHidden/>
+              </w:rPr>
+              <w:tab/>
+            </w:r>
+            <w:r>
+              <w:rPr>
+                <w:noProof/>
+                <w:webHidden/>
+              </w:rPr>
+              <w:fldChar w:fldCharType="begin"/>
+            </w:r>
+            <w:r>
+              <w:rPr>
+                <w:noProof/>
+                <w:webHidden/>
+              </w:rPr>
+              <w:instrText xml:space="preserve"> PAGEREF _Toc210145053 \h </w:instrText>
+            </w:r>
+            <w:r>
+              <w:rPr>
+                <w:noProof/>
+                <w:webHidden/>
+              </w:rPr>
+            </w:r>
+            <w:r>
+              <w:rPr>
+                <w:noProof/>
+                <w:webHidden/>
+              </w:rPr>
+              <w:fldChar w:fldCharType="separate"/>
+            </w:r>
+            <w:r>
+              <w:rPr>
+                <w:noProof/>
+                <w:webHidden/>
+              </w:rPr>
+              <w:t>4</w:t>
+            </w:r>
+            <w:r>
+              <w:rPr>
+                <w:noProof/>
+                <w:webHidden/>
+              </w:rPr>
+              <w:fldChar w:fldCharType="end"/>
+            </w:r>
+          </w:hyperlink>
+        </w:p>
+        <w:p>
+          <w:pPr>
+            <w:pStyle w:val="TOC3"/>
+            <w:tabs>
+              <w:tab w:val="right" w:leader="dot" w:pos="9016"/>
+            </w:tabs>
+            <w:rPr>
+              <w:rFonts w:eastAsiaTheme="minorEastAsia"/>
+              <w:noProof/>
+              <w:sz w:val="24"/>
+              <w:szCs w:val="24"/>
+              <w:lang w:eastAsia="sk-SK"/>
+            </w:rPr>
+          </w:pPr>
+          <w:hyperlink w:anchor="_Toc210145054" w:history="1">
+            <w:r>
+              <w:rPr>
+                <w:rStyle w:val="Hyperlink"/>
+                <w:noProof/>
+              </w:rPr>
+              <w:t>How to draw a rectangle with rounded corner in PyGame?</w:t>
+            </w:r>
+            <w:r>
+              <w:rPr>
+                <w:noProof/>
+                <w:webHidden/>
+              </w:rPr>
+              <w:tab/>
+            </w:r>
+            <w:r>
+              <w:rPr>
+                <w:noProof/>
+                <w:webHidden/>
+              </w:rPr>
+              <w:fldChar w:fldCharType="begin"/>
+            </w:r>
+            <w:r>
+              <w:rPr>
+                <w:noProof/>
+                <w:webHidden/>
+              </w:rPr>
+              <w:instrText xml:space="preserve"> PAGEREF _Toc210145054 \h </w:instrText>
+            </w:r>
+            <w:r>
+              <w:rPr>
+                <w:noProof/>
+                <w:webHidden/>
+              </w:rPr>
+            </w:r>
+            <w:r>
+              <w:rPr>
+                <w:noProof/>
+                <w:webHidden/>
+              </w:rPr>
+              <w:fldChar w:fldCharType="separate"/>
+            </w:r>
+            <w:r>
+              <w:rPr>
+                <w:noProof/>
+                <w:webHidden/>
+              </w:rPr>
+              <w:t>4</w:t>
+            </w:r>
+            <w:r>
+              <w:rPr>
+                <w:noProof/>
+                <w:webHidden/>
+              </w:rPr>
+              <w:fldChar w:fldCharType="end"/>
+            </w:r>
+          </w:hyperlink>
+        </w:p>
+        <w:p>
+          <w:pPr>
+            <w:pStyle w:val="TOC2"/>
+            <w:tabs>
+              <w:tab w:val="right" w:leader="dot" w:pos="9016"/>
+            </w:tabs>
+            <w:rPr>
+              <w:rFonts w:eastAsiaTheme="minorEastAsia"/>
+              <w:noProof/>
+              <w:sz w:val="24"/>
+              <w:szCs w:val="24"/>
+              <w:lang w:eastAsia="sk-SK"/>
+            </w:rPr>
+          </w:pPr>
+          <w:hyperlink w:anchor="_Toc210145055" w:history="1">
+            <w:r>
+              <w:rPr>
+                <w:rStyle w:val="Hyperlink"/>
+                <w:noProof/>
+              </w:rPr>
+              <w:t>Event Handling</w:t>
+            </w:r>
+            <w:r>
+              <w:rPr>
+                <w:noProof/>
+                <w:webHidden/>
+              </w:rPr>
+              <w:tab/>
+            </w:r>
+            <w:r>
+              <w:rPr>
+                <w:noProof/>
+                <w:webHidden/>
+              </w:rPr>
+              <w:fldChar w:fldCharType="begin"/>
+            </w:r>
+            <w:r>
+              <w:rPr>
+                <w:noProof/>
+                <w:webHidden/>
+              </w:rPr>
+              <w:instrText xml:space="preserve"> PAGEREF _Toc210145055 \h </w:instrText>
+            </w:r>
+            <w:r>
+              <w:rPr>
+                <w:noProof/>
+                <w:webHidden/>
+              </w:rPr>
+            </w:r>
+            <w:r>
+              <w:rPr>
+                <w:noProof/>
+                <w:webHidden/>
+              </w:rPr>
+              <w:fldChar w:fldCharType="separate"/>
+            </w:r>
+            <w:r>
+              <w:rPr>
+                <w:noProof/>
+                <w:webHidden/>
+              </w:rPr>
+              <w:t>5</w:t>
+            </w:r>
+            <w:r>
+              <w:rPr>
+                <w:noProof/>
+                <w:webHidden/>
+              </w:rPr>
+              <w:fldChar w:fldCharType="end"/>
+            </w:r>
+          </w:hyperlink>
+        </w:p>
+        <w:p>
+          <w:pPr>
+            <w:pStyle w:val="TOC3"/>
+            <w:tabs>
+              <w:tab w:val="right" w:leader="dot" w:pos="9016"/>
+            </w:tabs>
+            <w:rPr>
+              <w:rFonts w:eastAsiaTheme="minorEastAsia"/>
+              <w:noProof/>
+              <w:sz w:val="24"/>
+              <w:szCs w:val="24"/>
+              <w:lang w:eastAsia="sk-SK"/>
+            </w:rPr>
+          </w:pPr>
+          <w:hyperlink w:anchor="_Toc210145056" w:history="1">
+            <w:r>
+              <w:rPr>
+                <w:rStyle w:val="Hyperlink"/>
+                <w:noProof/>
+              </w:rPr>
+              <w:t>Udalosť klávesnice.</w:t>
+            </w:r>
+            <w:r>
+              <w:rPr>
+                <w:noProof/>
+                <w:webHidden/>
+              </w:rPr>
+              <w:tab/>
+            </w:r>
+            <w:r>
+              <w:rPr>
+                <w:noProof/>
+                <w:webHidden/>
+              </w:rPr>
+              <w:fldChar w:fldCharType="begin"/>
+            </w:r>
+            <w:r>
+              <w:rPr>
+                <w:noProof/>
+                <w:webHidden/>
+              </w:rPr>
+              <w:instrText xml:space="preserve"> PAGEREF _Toc210145056 \h </w:instrText>
+            </w:r>
+            <w:r>
+              <w:rPr>
+                <w:noProof/>
+                <w:webHidden/>
+              </w:rPr>
+            </w:r>
+            <w:r>
+              <w:rPr>
+                <w:noProof/>
+                <w:webHidden/>
+              </w:rPr>
+              <w:fldChar w:fldCharType="separate"/>
+            </w:r>
+            <w:r>
+              <w:rPr>
+                <w:noProof/>
+                <w:webHidden/>
+              </w:rPr>
+              <w:t>5</w:t>
+            </w:r>
+            <w:r>
+              <w:rPr>
+                <w:noProof/>
+                <w:webHidden/>
+              </w:rPr>
+              <w:fldChar w:fldCharType="end"/>
+            </w:r>
+          </w:hyperlink>
+        </w:p>
+        <w:p>
+          <w:pPr>
+            <w:pStyle w:val="TOC3"/>
+            <w:tabs>
+              <w:tab w:val="right" w:leader="dot" w:pos="9016"/>
+            </w:tabs>
+            <w:rPr>
+              <w:rFonts w:eastAsiaTheme="minorEastAsia"/>
+              <w:noProof/>
+              <w:sz w:val="24"/>
+              <w:szCs w:val="24"/>
+              <w:lang w:eastAsia="sk-SK"/>
+            </w:rPr>
+          </w:pPr>
+          <w:hyperlink w:anchor="_Toc210145057" w:history="1">
+            <w:r>
+              <w:rPr>
+                <w:rStyle w:val="Hyperlink"/>
+                <w:noProof/>
+              </w:rPr>
+              <w:t>Udalosť myš.</w:t>
+            </w:r>
+            <w:r>
+              <w:rPr>
+                <w:noProof/>
+                <w:webHidden/>
+              </w:rPr>
+              <w:tab/>
+            </w:r>
+            <w:r>
+              <w:rPr>
+                <w:noProof/>
+                <w:webHidden/>
+              </w:rPr>
+              <w:fldChar w:fldCharType="begin"/>
+            </w:r>
+            <w:r>
+              <w:rPr>
+                <w:noProof/>
+                <w:webHidden/>
+              </w:rPr>
+              <w:instrText xml:space="preserve"> PAGEREF _Toc210145057 \h </w:instrText>
+            </w:r>
+            <w:r>
+              <w:rPr>
+                <w:noProof/>
+                <w:webHidden/>
+              </w:rPr>
+            </w:r>
+            <w:r>
+              <w:rPr>
+                <w:noProof/>
+                <w:webHidden/>
+              </w:rPr>
+              <w:fldChar w:fldCharType="separate"/>
+            </w:r>
+            <w:r>
+              <w:rPr>
+                <w:noProof/>
+                <w:webHidden/>
+              </w:rPr>
+              <w:t>5</w:t>
+            </w:r>
+            <w:r>
+              <w:rPr>
+                <w:noProof/>
+                <w:webHidden/>
+              </w:rPr>
+              <w:fldChar w:fldCharType="end"/>
+            </w:r>
+          </w:hyperlink>
+        </w:p>
+        <w:p>
+          <w:pPr>
+            <w:pStyle w:val="TOC3"/>
+            <w:tabs>
+              <w:tab w:val="right" w:leader="dot" w:pos="9016"/>
+            </w:tabs>
+            <w:rPr>
+              <w:rFonts w:eastAsiaTheme="minorEastAsia"/>
+              <w:noProof/>
+              <w:sz w:val="24"/>
+              <w:szCs w:val="24"/>
+              <w:lang w:eastAsia="sk-SK"/>
+            </w:rPr>
+          </w:pPr>
+          <w:hyperlink w:anchor="_Toc210145058" w:history="1">
+            <w:r>
+              <w:rPr>
+                <w:rStyle w:val="Hyperlink"/>
+                <w:noProof/>
+              </w:rPr>
+              <w:t>How to add Custom Events in Pygame?</w:t>
+            </w:r>
+            <w:r>
+              <w:rPr>
+                <w:noProof/>
+                <w:webHidden/>
+              </w:rPr>
+              <w:tab/>
+            </w:r>
+            <w:r>
+              <w:rPr>
+                <w:noProof/>
+                <w:webHidden/>
+              </w:rPr>
+              <w:fldChar w:fldCharType="begin"/>
+            </w:r>
+            <w:r>
+              <w:rPr>
+                <w:noProof/>
+                <w:webHidden/>
+              </w:rPr>
+              <w:instrText xml:space="preserve"> PAGEREF _Toc210145058 \h </w:instrText>
+            </w:r>
+            <w:r>
+              <w:rPr>
+                <w:noProof/>
+                <w:webHidden/>
+              </w:rPr>
+            </w:r>
+            <w:r>
+              <w:rPr>
+                <w:noProof/>
+                <w:webHidden/>
+              </w:rPr>
+              <w:fldChar w:fldCharType="separate"/>
+            </w:r>
+            <w:r>
+              <w:rPr>
+                <w:noProof/>
+                <w:webHidden/>
+              </w:rPr>
+              <w:t>5</w:t>
+            </w:r>
+            <w:r>
+              <w:rPr>
+                <w:noProof/>
+                <w:webHidden/>
+              </w:rPr>
+              <w:fldChar w:fldCharType="end"/>
+            </w:r>
+          </w:hyperlink>
+        </w:p>
+        <w:p>
+          <w:pPr>
+            <w:pStyle w:val="TOC3"/>
+            <w:tabs>
+              <w:tab w:val="right" w:leader="dot" w:pos="9016"/>
+            </w:tabs>
+            <w:rPr>
+              <w:rFonts w:eastAsiaTheme="minorEastAsia"/>
+              <w:noProof/>
+              <w:sz w:val="24"/>
+              <w:szCs w:val="24"/>
+              <w:lang w:eastAsia="sk-SK"/>
+            </w:rPr>
+          </w:pPr>
+          <w:hyperlink w:anchor="_Toc210145059" w:history="1">
+            <w:r>
+              <w:rPr>
+                <w:rStyle w:val="Hyperlink"/>
+                <w:noProof/>
+              </w:rPr>
+              <w:t>How to get keyboard input in PyGame ?</w:t>
+            </w:r>
+            <w:r>
+              <w:rPr>
+                <w:noProof/>
+                <w:webHidden/>
+              </w:rPr>
+              <w:tab/>
+            </w:r>
+            <w:r>
+              <w:rPr>
+                <w:noProof/>
+                <w:webHidden/>
+              </w:rPr>
+              <w:fldChar w:fldCharType="begin"/>
+            </w:r>
+            <w:r>
+              <w:rPr>
+                <w:noProof/>
+                <w:webHidden/>
+              </w:rPr>
+              <w:instrText xml:space="preserve"> PAGEREF _Toc210145059 \h </w:instrText>
+            </w:r>
+            <w:r>
+              <w:rPr>
+                <w:noProof/>
+                <w:webHidden/>
+              </w:rPr>
+            </w:r>
+            <w:r>
+              <w:rPr>
+                <w:noProof/>
+                <w:webHidden/>
+              </w:rPr>
+              <w:fldChar w:fldCharType="separate"/>
+            </w:r>
+            <w:r>
+              <w:rPr>
+                <w:noProof/>
+                <w:webHidden/>
+              </w:rPr>
+              <w:t>5</w:t>
+            </w:r>
+            <w:r>
+              <w:rPr>
+                <w:noProof/>
+                <w:webHidden/>
+              </w:rPr>
+              <w:fldChar w:fldCharType="end"/>
+            </w:r>
+          </w:hyperlink>
+        </w:p>
+        <w:p>
+          <w:pPr>
+            <w:pStyle w:val="TOC2"/>
+            <w:tabs>
+              <w:tab w:val="right" w:leader="dot" w:pos="9016"/>
+            </w:tabs>
+            <w:rPr>
+              <w:rFonts w:eastAsiaTheme="minorEastAsia"/>
+              <w:noProof/>
+              <w:sz w:val="24"/>
+              <w:szCs w:val="24"/>
+              <w:lang w:eastAsia="sk-SK"/>
+            </w:rPr>
+          </w:pPr>
+          <w:hyperlink w:anchor="_Toc210145060" w:history="1">
+            <w:r>
+              <w:rPr>
+                <w:rStyle w:val="Hyperlink"/>
+                <w:noProof/>
+              </w:rPr>
+              <w:t>Základy a opakovanie.</w:t>
+            </w:r>
+            <w:r>
+              <w:rPr>
+                <w:noProof/>
+                <w:webHidden/>
+              </w:rPr>
+              <w:tab/>
+            </w:r>
+            <w:r>
+              <w:rPr>
+                <w:noProof/>
+                <w:webHidden/>
+              </w:rPr>
+              <w:fldChar w:fldCharType="begin"/>
+            </w:r>
+            <w:r>
+              <w:rPr>
+                <w:noProof/>
+                <w:webHidden/>
+              </w:rPr>
+              <w:instrText xml:space="preserve"> PAGEREF _Toc210145060 \h </w:instrText>
+            </w:r>
+            <w:r>
+              <w:rPr>
+                <w:noProof/>
+                <w:webHidden/>
+              </w:rPr>
+            </w:r>
+            <w:r>
+              <w:rPr>
+                <w:noProof/>
+                <w:webHidden/>
+              </w:rPr>
+              <w:fldChar w:fldCharType="separate"/>
+            </w:r>
+            <w:r>
+              <w:rPr>
+                <w:noProof/>
+                <w:webHidden/>
+              </w:rPr>
+              <w:t>5</w:t>
+            </w:r>
+            <w:r>
+              <w:rPr>
+                <w:noProof/>
+                <w:webHidden/>
+              </w:rPr>
+              <w:fldChar w:fldCharType="end"/>
+            </w:r>
+          </w:hyperlink>
+        </w:p>
+        <w:p>
+          <w:pPr>
+            <w:pStyle w:val="TOC3"/>
+            <w:tabs>
+              <w:tab w:val="right" w:leader="dot" w:pos="9016"/>
+            </w:tabs>
+            <w:rPr>
+              <w:rFonts w:eastAsiaTheme="minorEastAsia"/>
+              <w:noProof/>
+              <w:sz w:val="24"/>
+              <w:szCs w:val="24"/>
+              <w:lang w:eastAsia="sk-SK"/>
+            </w:rPr>
+          </w:pPr>
+          <w:hyperlink w:anchor="_Toc210145061" w:history="1">
+            <w:r>
+              <w:rPr>
+                <w:rStyle w:val="Hyperlink"/>
+                <w:noProof/>
+              </w:rPr>
+              <w:t>Python Lists – Zoznamy.</w:t>
+            </w:r>
+            <w:r>
+              <w:rPr>
+                <w:noProof/>
+                <w:webHidden/>
+              </w:rPr>
+              <w:tab/>
+            </w:r>
+            <w:r>
+              <w:rPr>
+                <w:noProof/>
+                <w:webHidden/>
+              </w:rPr>
+              <w:fldChar w:fldCharType="begin"/>
+            </w:r>
+            <w:r>
+              <w:rPr>
+                <w:noProof/>
+                <w:webHidden/>
+              </w:rPr>
+              <w:instrText xml:space="preserve"> PAGEREF _Toc210145061 \h </w:instrText>
+            </w:r>
+            <w:r>
+              <w:rPr>
+                <w:noProof/>
+                <w:webHidden/>
+              </w:rPr>
+            </w:r>
+            <w:r>
+              <w:rPr>
+                <w:noProof/>
+                <w:webHidden/>
+              </w:rPr>
+              <w:fldChar w:fldCharType="separate"/>
+            </w:r>
+            <w:r>
+              <w:rPr>
+                <w:noProof/>
+                <w:webHidden/>
+              </w:rPr>
+              <w:t>5</w:t>
+            </w:r>
+            <w:r>
+              <w:rPr>
+                <w:noProof/>
+                <w:webHidden/>
+              </w:rPr>
+              <w:fldChar w:fldCharType="end"/>
+            </w:r>
+          </w:hyperlink>
+        </w:p>
+        <w:p>
+          <w:r>
+            <w:rPr>
+              <w:b/>
+              <w:bCs/>
+              <w:noProof/>
+            </w:rPr>
+            <w:fldChar w:fldCharType="end"/>
+          </w:r>
+        </w:p>
+      </w:sdtContent>
+    </w:sdt>
+    <w:p/>
     <w:p>
       <w:pPr>
         <w:pStyle w:val="Heading2"/>
       </w:pPr>
+      <w:bookmarkStart w:id="2" w:name="_Toc210144978"/>
+      <w:bookmarkStart w:id="3" w:name="_Toc210145038"/>
       <w:r>
         <w:t>Úprava VSC.</w:t>
       </w:r>
+      <w:bookmarkEnd w:id="2"/>
+      <w:bookmarkEnd w:id="3"/>
     </w:p>
     <w:p>
       <w:r>
@@ -45,12 +1921,16 @@
       <w:pPr>
         <w:pStyle w:val="Heading2"/>
       </w:pPr>
+      <w:bookmarkStart w:id="4" w:name="_Toc210144979"/>
+      <w:bookmarkStart w:id="5" w:name="_Toc210145039"/>
       <w:r>
         <w:t>Zdrojové kódy školenia.</w:t>
       </w:r>
-    </w:p>
-    <w:p>
-      <w:hyperlink r:id="rId7" w:history="1">
+      <w:bookmarkEnd w:id="4"/>
+      <w:bookmarkEnd w:id="5"/>
+    </w:p>
+    <w:p>
+      <w:hyperlink r:id="rId8" w:history="1">
         <w:r>
           <w:rPr>
             <w:rStyle w:val="Hyperlink"/>
@@ -67,12 +1947,16 @@
       <w:pPr>
         <w:pStyle w:val="Heading2"/>
       </w:pPr>
+      <w:bookmarkStart w:id="6" w:name="_Toc210144980"/>
+      <w:bookmarkStart w:id="7" w:name="_Toc210145040"/>
       <w:r>
         <w:t>Informačné podklady.</w:t>
       </w:r>
-    </w:p>
-    <w:p>
-      <w:hyperlink r:id="rId8" w:history="1">
+      <w:bookmarkEnd w:id="6"/>
+      <w:bookmarkEnd w:id="7"/>
+    </w:p>
+    <w:p>
+      <w:hyperlink r:id="rId9" w:history="1">
         <w:r>
           <w:rPr>
             <w:rStyle w:val="Hyperlink"/>
@@ -86,8 +1970,15 @@
       <w:pPr>
         <w:pStyle w:val="Heading2"/>
       </w:pPr>
-      <w:r>
-        <w:t xml:space="preserve">Vyskúšať vytvorenie jednoduchej hre. </w:t>
+      <w:bookmarkStart w:id="8" w:name="_Toc210144981"/>
+      <w:bookmarkStart w:id="9" w:name="_Toc210145041"/>
+      <w:r>
+        <w:t>Vyskúšať vytvorenie jednoduchej hre.</w:t>
+      </w:r>
+      <w:bookmarkEnd w:id="8"/>
+      <w:bookmarkEnd w:id="9"/>
+      <w:r>
+        <w:t xml:space="preserve"> </w:t>
       </w:r>
     </w:p>
     <w:p>
@@ -169,9 +2060,13 @@
       <w:pPr>
         <w:pStyle w:val="Heading2"/>
       </w:pPr>
+      <w:bookmarkStart w:id="10" w:name="_Toc210144982"/>
+      <w:bookmarkStart w:id="11" w:name="_Toc210145042"/>
       <w:r>
         <w:t>Myšlienky.</w:t>
       </w:r>
+      <w:bookmarkEnd w:id="10"/>
+      <w:bookmarkEnd w:id="11"/>
     </w:p>
     <w:p>
       <w:r>
@@ -182,7 +2077,7 @@
       </w:r>
     </w:p>
     <w:p>
-      <w:hyperlink r:id="rId9" w:history="1">
+      <w:hyperlink r:id="rId10" w:history="1">
         <w:r>
           <w:rPr>
             <w:rStyle w:val="Hyperlink"/>
@@ -196,17 +2091,25 @@
       <w:pPr>
         <w:pStyle w:val="Heading2"/>
       </w:pPr>
+      <w:bookmarkStart w:id="12" w:name="_Toc210144983"/>
+      <w:bookmarkStart w:id="13" w:name="_Toc210145043"/>
       <w:r>
         <w:t>Jednotlivé termíny.</w:t>
       </w:r>
+      <w:bookmarkEnd w:id="12"/>
+      <w:bookmarkEnd w:id="13"/>
     </w:p>
     <w:p>
       <w:pPr>
         <w:pStyle w:val="Heading3"/>
       </w:pPr>
+      <w:bookmarkStart w:id="14" w:name="_Toc210144984"/>
+      <w:bookmarkStart w:id="15" w:name="_Toc210145044"/>
       <w:r>
         <w:t>12.9.2024</w:t>
       </w:r>
+      <w:bookmarkEnd w:id="14"/>
+      <w:bookmarkEnd w:id="15"/>
     </w:p>
     <w:p>
       <w:r>
@@ -285,9 +2188,13 @@
       <w:pPr>
         <w:pStyle w:val="Heading1"/>
       </w:pPr>
+      <w:bookmarkStart w:id="16" w:name="_Toc210144985"/>
+      <w:bookmarkStart w:id="17" w:name="_Toc210145045"/>
       <w:r>
         <w:t>Python Web Development With Django</w:t>
       </w:r>
+      <w:bookmarkEnd w:id="16"/>
+      <w:bookmarkEnd w:id="17"/>
     </w:p>
     <w:p>
       <w:r>
@@ -320,15 +2227,18 @@
       <w:pPr>
         <w:pStyle w:val="Heading1"/>
       </w:pPr>
-      <w:bookmarkStart w:id="0" w:name="September2025"/>
-      <w:bookmarkEnd w:id="0"/>
-      <w:r>
-        <w:lastRenderedPageBreak/>
+      <w:bookmarkStart w:id="18" w:name="September2025"/>
+      <w:bookmarkStart w:id="19" w:name="_Toc210144986"/>
+      <w:bookmarkStart w:id="20" w:name="_Toc210145046"/>
+      <w:bookmarkEnd w:id="18"/>
+      <w:r>
         <w:t>Python for Game Development: Getting Started with Pygame</w:t>
       </w:r>
-    </w:p>
-    <w:p>
-      <w:hyperlink r:id="rId10" w:history="1">
+      <w:bookmarkEnd w:id="19"/>
+      <w:bookmarkEnd w:id="20"/>
+    </w:p>
+    <w:p>
+      <w:hyperlink r:id="rId11" w:history="1">
         <w:r>
           <w:rPr>
             <w:rStyle w:val="Hyperlink"/>
@@ -344,12 +2254,16 @@
       <w:pPr>
         <w:pStyle w:val="Heading2"/>
       </w:pPr>
+      <w:bookmarkStart w:id="21" w:name="_Toc210144987"/>
+      <w:bookmarkStart w:id="22" w:name="_Toc210145047"/>
       <w:r>
         <w:t>PyGame Tutorial</w:t>
       </w:r>
-    </w:p>
-    <w:p>
-      <w:hyperlink r:id="rId11" w:history="1">
+      <w:bookmarkEnd w:id="21"/>
+      <w:bookmarkEnd w:id="22"/>
+    </w:p>
+    <w:p>
+      <w:hyperlink r:id="rId12" w:history="1">
         <w:r>
           <w:rPr>
             <w:rStyle w:val="Hyperlink"/>
@@ -400,6 +2314,7 @@
     </w:p>
     <w:p>
       <w:r>
+        <w:lastRenderedPageBreak/>
         <w:t>Na spustenie hry musia byť všetky potrebné moduly Pygame inicializované pomocou pygame.init().</w:t>
       </w:r>
     </w:p>
@@ -549,9 +2464,13 @@
       <w:pPr>
         <w:pStyle w:val="Heading2"/>
       </w:pPr>
+      <w:bookmarkStart w:id="23" w:name="_Toc210144988"/>
+      <w:bookmarkStart w:id="24" w:name="_Toc210145048"/>
       <w:r>
         <w:t>Pohyb.</w:t>
       </w:r>
+      <w:bookmarkEnd w:id="23"/>
+      <w:bookmarkEnd w:id="24"/>
     </w:p>
     <w:p>
       <w:pPr>
@@ -703,9 +2622,13 @@
       <w:pPr>
         <w:pStyle w:val="Heading2"/>
       </w:pPr>
+      <w:bookmarkStart w:id="25" w:name="_Toc210144989"/>
+      <w:bookmarkStart w:id="26" w:name="_Toc210145049"/>
       <w:r>
         <w:t>Povolenie zmeny veľkosti okna v PyGame.</w:t>
       </w:r>
+      <w:bookmarkEnd w:id="25"/>
+      <w:bookmarkEnd w:id="26"/>
     </w:p>
     <w:p>
       <w:r>
@@ -731,7 +2654,6 @@
     </w:p>
     <w:p>
       <w:r>
-        <w:lastRenderedPageBreak/>
         <w:t>predtým</w:t>
       </w:r>
     </w:p>
@@ -758,9 +2680,13 @@
       <w:pPr>
         <w:pStyle w:val="Heading2"/>
       </w:pPr>
+      <w:bookmarkStart w:id="27" w:name="_Toc210144990"/>
+      <w:bookmarkStart w:id="28" w:name="_Toc210145050"/>
       <w:r>
         <w:t>Ako zmeniť farbu pozadia obrazovky v Pygame?</w:t>
       </w:r>
+      <w:bookmarkEnd w:id="27"/>
+      <w:bookmarkEnd w:id="28"/>
     </w:p>
     <w:p>
       <w:r>
@@ -789,12 +2715,17 @@
       <w:pPr>
         <w:pStyle w:val="Heading2"/>
       </w:pPr>
-      <w:r>
+      <w:bookmarkStart w:id="29" w:name="_Toc210144991"/>
+      <w:bookmarkStart w:id="30" w:name="_Toc210145051"/>
+      <w:r>
+        <w:lastRenderedPageBreak/>
         <w:t>Kreslenie objektov a tvarov</w:t>
       </w:r>
-    </w:p>
-    <w:p>
-      <w:hyperlink r:id="rId12" w:history="1">
+      <w:bookmarkEnd w:id="29"/>
+      <w:bookmarkEnd w:id="30"/>
+    </w:p>
+    <w:p>
+      <w:hyperlink r:id="rId13" w:history="1">
         <w:r>
           <w:rPr>
             <w:rStyle w:val="Hyperlink"/>
@@ -943,7 +2874,7 @@
                     <pic:cNvPicPr/>
                   </pic:nvPicPr>
                   <pic:blipFill>
-                    <a:blip r:embed="rId13"/>
+                    <a:blip r:embed="rId14"/>
                     <a:stretch>
                       <a:fillRect/>
                     </a:stretch>
@@ -967,7 +2898,6 @@
     <w:p/>
     <w:p>
       <w:r>
-        <w:lastRenderedPageBreak/>
         <w:t xml:space="preserve">Súbor - </w:t>
       </w:r>
       <w:r>
@@ -982,8 +2912,8 @@
     </w:p>
     <w:p/>
     <w:p>
-      <w:bookmarkStart w:id="1" w:name="HodinaIT"/>
-      <w:bookmarkEnd w:id="1"/>
+      <w:bookmarkStart w:id="31" w:name="HodinaIT"/>
+      <w:bookmarkEnd w:id="31"/>
     </w:p>
     <w:p/>
     <w:p/>
@@ -991,12 +2921,16 @@
       <w:pPr>
         <w:pStyle w:val="Heading3"/>
       </w:pPr>
+      <w:bookmarkStart w:id="32" w:name="_Toc210144992"/>
+      <w:bookmarkStart w:id="33" w:name="_Toc210145052"/>
       <w:r>
         <w:t>Python | Drawing different shapes on PyGame window</w:t>
       </w:r>
-    </w:p>
-    <w:p>
-      <w:hyperlink r:id="rId14" w:history="1">
+      <w:bookmarkEnd w:id="32"/>
+      <w:bookmarkEnd w:id="33"/>
+    </w:p>
+    <w:p>
+      <w:hyperlink r:id="rId15" w:history="1">
         <w:r>
           <w:rPr>
             <w:rStyle w:val="Hyperlink"/>
@@ -1017,12 +2951,17 @@
       <w:pPr>
         <w:pStyle w:val="Heading3"/>
       </w:pPr>
-      <w:r>
+      <w:bookmarkStart w:id="34" w:name="_Toc210144993"/>
+      <w:bookmarkStart w:id="35" w:name="_Toc210145053"/>
+      <w:r>
+        <w:lastRenderedPageBreak/>
         <w:t>How to draw rectangle in Pygame?</w:t>
       </w:r>
-    </w:p>
-    <w:p>
-      <w:hyperlink r:id="rId15" w:history="1">
+      <w:bookmarkEnd w:id="34"/>
+      <w:bookmarkEnd w:id="35"/>
+    </w:p>
+    <w:p>
+      <w:hyperlink r:id="rId16" w:history="1">
         <w:r>
           <w:rPr>
             <w:rStyle w:val="Hyperlink"/>
@@ -1049,12 +2988,16 @@
       <w:pPr>
         <w:pStyle w:val="Heading3"/>
       </w:pPr>
+      <w:bookmarkStart w:id="36" w:name="_Toc210144994"/>
+      <w:bookmarkStart w:id="37" w:name="_Toc210145054"/>
       <w:r>
         <w:t>How to draw a rectangle with rounded corner in PyGame?</w:t>
       </w:r>
-    </w:p>
-    <w:p>
-      <w:hyperlink r:id="rId16" w:history="1">
+      <w:bookmarkEnd w:id="36"/>
+      <w:bookmarkEnd w:id="37"/>
+    </w:p>
+    <w:p>
+      <w:hyperlink r:id="rId17" w:history="1">
         <w:r>
           <w:rPr>
             <w:rStyle w:val="Hyperlink"/>
@@ -1090,7 +3033,7 @@
       </w:r>
     </w:p>
     <w:p>
-      <w:hyperlink r:id="rId17" w:anchor=":~:text=corners%20in%20PyGame%3F-,Event%20Handling,-In%20this%20part" w:history="1">
+      <w:hyperlink r:id="rId18" w:anchor=":~:text=corners%20in%20PyGame%3F-,Event%20Handling,-In%20this%20part" w:history="1">
         <w:r>
           <w:rPr>
             <w:rStyle w:val="Hyperlink"/>
@@ -1103,11 +3046,22 @@
       <w:r>
         <w:t xml:space="preserve">Súbor - </w:t>
       </w:r>
-      <w:r>
+      <w:bookmarkStart w:id="38" w:name="_Hlk210124311"/>
+      <w:r>
+        <w:rPr>
+          <w:b/>
+          <w:bCs/>
+          <w:i/>
+          <w:iCs/>
+        </w:rPr>
         <w:t>kreslenie_mysou.py</w:t>
       </w:r>
       <w:r>
-        <w:t xml:space="preserve"> – vysvetliť udalosť </w:t>
+        <w:t xml:space="preserve"> </w:t>
+      </w:r>
+      <w:bookmarkEnd w:id="38"/>
+      <w:r>
+        <w:t xml:space="preserve">– vysvetliť udalosť </w:t>
       </w:r>
       <w:r>
         <w:t>MOUSEBUTTONDOWN</w:t>
@@ -1120,8 +3074,25 @@
       <w:r>
         <w:t xml:space="preserve">Zmena farby pri každom stlačení myši program </w:t>
       </w:r>
-    </w:p>
-    <w:p/>
+      <w:r>
+        <w:t xml:space="preserve">v programe </w:t>
+      </w:r>
+      <w:r>
+        <w:rPr>
+          <w:b/>
+          <w:bCs/>
+          <w:i/>
+          <w:iCs/>
+        </w:rPr>
+        <w:t>kreslenie_mysou.py</w:t>
+      </w:r>
+      <w:r>
+        <w:t xml:space="preserve">. Vysvetliť zachytenie farby do zoznamu </w:t>
+      </w:r>
+      <w:r>
+        <w:t>circle_data = []</w:t>
+      </w:r>
+    </w:p>
     <w:p>
       <w:r>
         <w:t xml:space="preserve">Rozlíšenie ľavého a praveho tlačítka v udalosti program </w:t>
@@ -1143,20 +3114,28 @@
       <w:pPr>
         <w:pStyle w:val="Heading2"/>
       </w:pPr>
+      <w:bookmarkStart w:id="39" w:name="_Toc210144995"/>
+      <w:bookmarkStart w:id="40" w:name="_Toc210145055"/>
       <w:r>
         <w:t>Event Handling</w:t>
       </w:r>
+      <w:bookmarkEnd w:id="39"/>
+      <w:bookmarkEnd w:id="40"/>
     </w:p>
     <w:p>
       <w:pPr>
         <w:pStyle w:val="Heading3"/>
       </w:pPr>
+      <w:bookmarkStart w:id="41" w:name="_Toc210144996"/>
+      <w:bookmarkStart w:id="42" w:name="_Toc210145056"/>
       <w:r>
         <w:t>Udalosť klávesnice</w:t>
       </w:r>
       <w:r>
         <w:t>.</w:t>
       </w:r>
+      <w:bookmarkEnd w:id="41"/>
+      <w:bookmarkEnd w:id="42"/>
     </w:p>
     <w:p>
       <w:pPr>
@@ -1170,17 +3149,74 @@
       <w:r>
         <w:t xml:space="preserve">Pozrieť programy - </w:t>
       </w:r>
+      <w:r>
+        <w:rPr>
+          <w:b/>
+          <w:bCs/>
+        </w:rPr>
+        <w:t>klavesnica.py</w:t>
+      </w:r>
+      <w:r>
+        <w:t xml:space="preserve"> a </w:t>
+      </w:r>
+      <w:r>
+        <w:rPr>
+          <w:b/>
+          <w:bCs/>
+        </w:rPr>
+        <w:t>klavesnica_analyza.py</w:t>
+      </w:r>
+      <w:r>
+        <w:t>.</w:t>
+      </w:r>
     </w:p>
     <w:p>
       <w:pPr>
         <w:pStyle w:val="Heading3"/>
       </w:pPr>
+      <w:bookmarkStart w:id="43" w:name="_Toc210144997"/>
+      <w:bookmarkStart w:id="44" w:name="_Toc210145057"/>
+      <w:r>
+        <w:t xml:space="preserve">Udalosť </w:t>
+      </w:r>
+      <w:r>
+        <w:t>myš.</w:t>
+      </w:r>
+      <w:bookmarkEnd w:id="43"/>
+      <w:bookmarkEnd w:id="44"/>
+    </w:p>
+    <w:p>
+      <w:pPr>
+        <w:rPr>
+          <w:b/>
+          <w:bCs/>
+        </w:rPr>
+      </w:pPr>
+      <w:r>
+        <w:t xml:space="preserve">Program - </w:t>
+      </w:r>
+      <w:r>
+        <w:rPr>
+          <w:b/>
+          <w:bCs/>
+        </w:rPr>
+        <w:t>mys.py</w:t>
+      </w:r>
+    </w:p>
+    <w:p>
+      <w:pPr>
+        <w:pStyle w:val="Heading3"/>
+      </w:pPr>
+      <w:bookmarkStart w:id="45" w:name="_Toc210144998"/>
+      <w:bookmarkStart w:id="46" w:name="_Toc210145058"/>
       <w:r>
         <w:t>How to add Custom Events in Pygame?</w:t>
       </w:r>
-    </w:p>
-    <w:p>
-      <w:hyperlink r:id="rId18" w:history="1">
+      <w:bookmarkEnd w:id="45"/>
+      <w:bookmarkEnd w:id="46"/>
+    </w:p>
+    <w:p>
+      <w:hyperlink r:id="rId19" w:history="1">
         <w:r>
           <w:rPr>
             <w:rStyle w:val="Hyperlink"/>
@@ -1201,12 +3237,16 @@
       <w:pPr>
         <w:pStyle w:val="Heading3"/>
       </w:pPr>
+      <w:bookmarkStart w:id="47" w:name="_Toc210144999"/>
+      <w:bookmarkStart w:id="48" w:name="_Toc210145059"/>
       <w:r>
         <w:t>How to get keyboard input in PyGame ?</w:t>
       </w:r>
-    </w:p>
-    <w:p>
-      <w:hyperlink r:id="rId19" w:history="1">
+      <w:bookmarkEnd w:id="47"/>
+      <w:bookmarkEnd w:id="48"/>
+    </w:p>
+    <w:p>
+      <w:hyperlink r:id="rId20" w:history="1">
         <w:r>
           <w:rPr>
             <w:rStyle w:val="Hyperlink"/>
@@ -1223,9 +3263,404 @@
         <w:t>Program ukazuje problematiku vnútornej hodnoty stlačenej klávesy</w:t>
       </w:r>
     </w:p>
+    <w:p>
+      <w:pPr>
+        <w:pStyle w:val="Heading4"/>
+      </w:pPr>
+      <w:bookmarkStart w:id="49" w:name="_Toc210145000"/>
+      <w:r>
+        <w:t>Vstup.</w:t>
+      </w:r>
+      <w:bookmarkEnd w:id="49"/>
+    </w:p>
+    <w:p>
+      <w:hyperlink r:id="rId21" w:history="1">
+        <w:r>
+          <w:rPr>
+            <w:rStyle w:val="Hyperlink"/>
+          </w:rPr>
+          <w:t>https://www.geeksforgeeks.org/python/pygame-input-handling/</w:t>
+        </w:r>
+      </w:hyperlink>
+      <w:r>
+        <w:t xml:space="preserve"> </w:t>
+      </w:r>
+    </w:p>
+    <w:p>
+      <w:r>
+        <w:t xml:space="preserve">Program - </w:t>
+      </w:r>
+      <w:r>
+        <w:t>vstup.py</w:t>
+      </w:r>
+      <w:r>
+        <w:t xml:space="preserve"> – nie je doladený, pracuje sa s obrázkami, ktoré nemám pripraven</w:t>
+      </w:r>
+      <w:r>
+        <w:t>é</w:t>
+      </w:r>
+      <w:r>
+        <w:t>.</w:t>
+      </w:r>
+      <w:r>
+        <w:t xml:space="preserve"> Ladím ho. Vysvetlenie načítani</w:t>
+      </w:r>
+      <w:r>
+        <w:t>a</w:t>
+      </w:r>
+      <w:r>
+        <w:t xml:space="preserve"> obrázkov zo zložky obrázkov</w:t>
+      </w:r>
+      <w:r>
+        <w:t>, ktorý je podzložka programu.</w:t>
+      </w:r>
+    </w:p>
+    <w:p>
+      <w:r>
+        <w:t xml:space="preserve">Excelovský program - </w:t>
+      </w:r>
+      <w:r>
+        <w:rPr>
+          <w:b/>
+          <w:bCs/>
+        </w:rPr>
+        <w:t>klavesy_pygame.xlsx</w:t>
+      </w:r>
+      <w:r>
+        <w:t xml:space="preserve"> - definované klávesy.</w:t>
+      </w:r>
+    </w:p>
     <w:p/>
+    <w:p>
+      <w:pPr>
+        <w:pStyle w:val="Heading2"/>
+      </w:pPr>
+      <w:bookmarkStart w:id="50" w:name="_Toc210145001"/>
+      <w:bookmarkStart w:id="51" w:name="_Toc210145060"/>
+      <w:r>
+        <w:t>Základy a opakovanie.</w:t>
+      </w:r>
+      <w:bookmarkEnd w:id="50"/>
+      <w:bookmarkEnd w:id="51"/>
+    </w:p>
+    <w:p>
+      <w:pPr>
+        <w:pStyle w:val="Heading3"/>
+      </w:pPr>
+      <w:bookmarkStart w:id="52" w:name="_Toc210145002"/>
+      <w:bookmarkStart w:id="53" w:name="_Toc210145061"/>
+      <w:r>
+        <w:t>Python Lists</w:t>
+      </w:r>
+      <w:r>
+        <w:t xml:space="preserve"> – Zoznamy.</w:t>
+      </w:r>
+      <w:bookmarkEnd w:id="52"/>
+      <w:bookmarkEnd w:id="53"/>
+    </w:p>
+    <w:p>
+      <w:hyperlink r:id="rId22" w:history="1">
+        <w:r>
+          <w:rPr>
+            <w:rStyle w:val="Hyperlink"/>
+          </w:rPr>
+          <w:t>https://www.geeksforgeeks.org/python/python-lists/</w:t>
+        </w:r>
+      </w:hyperlink>
+      <w:r>
+        <w:t xml:space="preserve"> </w:t>
+      </w:r>
+    </w:p>
+    <w:p>
+      <w:pPr>
+        <w:pStyle w:val="Heading4"/>
+      </w:pPr>
+      <w:bookmarkStart w:id="54" w:name="_Toc210145003"/>
+      <w:r>
+        <w:t>Používanie hranatých zátvoriek</w:t>
+      </w:r>
+      <w:bookmarkEnd w:id="54"/>
+    </w:p>
+    <w:p>
+      <w:pPr>
+        <w:pStyle w:val="Heading4"/>
+      </w:pPr>
+      <w:bookmarkStart w:id="55" w:name="_Toc210145004"/>
+      <w:r>
+        <w:t>Použitie konštruktora list()</w:t>
+      </w:r>
+      <w:bookmarkEnd w:id="55"/>
+    </w:p>
+    <w:p>
+      <w:pPr>
+        <w:pStyle w:val="Heading4"/>
+      </w:pPr>
+      <w:bookmarkStart w:id="56" w:name="_Toc210145005"/>
+      <w:r>
+        <w:t>Vytvorenie zoznamu s opakovanými prvkami</w:t>
+      </w:r>
+      <w:bookmarkEnd w:id="56"/>
+    </w:p>
+    <w:p>
+      <w:r>
+        <w:t xml:space="preserve">Program - </w:t>
+      </w:r>
+      <w:r>
+        <w:rPr>
+          <w:b/>
+          <w:bCs/>
+          <w:i/>
+          <w:iCs/>
+        </w:rPr>
+        <w:t>viac_elementov.py</w:t>
+      </w:r>
+      <w:r>
+        <w:t>.</w:t>
+      </w:r>
+    </w:p>
+    <w:p>
+      <w:pPr>
+        <w:pStyle w:val="Heading4"/>
+      </w:pPr>
+      <w:r>
+        <w:lastRenderedPageBreak/>
+        <w:t>Prístup k prvkom zoznamu</w:t>
+      </w:r>
+    </w:p>
+    <w:p>
+      <w:r>
+        <w:t xml:space="preserve">Program - </w:t>
+      </w:r>
+      <w:r>
+        <w:t>pristup_zoznam.py</w:t>
+      </w:r>
+      <w:r>
+        <w:t>.</w:t>
+      </w:r>
+    </w:p>
+    <w:p/>
+    <w:p>
+      <w:pPr>
+        <w:pStyle w:val="Heading4"/>
+      </w:pPr>
+      <w:r>
+        <w:t>Pridávanie prvkov do zoznamu</w:t>
+      </w:r>
+    </w:p>
+    <w:p>
+      <w:r>
+        <w:t>Prvky do zoznamu môžeme pridať pomocou nasledujúcich metód:</w:t>
+      </w:r>
+    </w:p>
+    <w:p>
+      <w:r>
+        <w:t xml:space="preserve">append(): </w:t>
+      </w:r>
+      <w:r>
+        <w:t>Pridá prvok na koniec zoznamu.</w:t>
+      </w:r>
+    </w:p>
+    <w:p>
+      <w:r>
+        <w:t xml:space="preserve">extend(): </w:t>
+      </w:r>
+      <w:r>
+        <w:t>Pridá viacero prvkov na koniec zoznamu.</w:t>
+      </w:r>
+    </w:p>
+    <w:p>
+      <w:r>
+        <w:t xml:space="preserve">insert(): </w:t>
+      </w:r>
+      <w:r>
+        <w:t>Pridá prvok na konkrétnu pozíciu.</w:t>
+      </w:r>
+    </w:p>
+    <w:p>
+      <w:r>
+        <w:t xml:space="preserve">clear(): </w:t>
+      </w:r>
+      <w:r>
+        <w:t>Odstráni všetky položky.</w:t>
+      </w:r>
+    </w:p>
+    <w:p>
+      <w:r>
+        <w:t xml:space="preserve">Program - </w:t>
+      </w:r>
+      <w:r>
+        <w:rPr>
+          <w:b/>
+          <w:bCs/>
+          <w:i/>
+          <w:iCs/>
+        </w:rPr>
+        <w:t>pridavanie.py</w:t>
+      </w:r>
+    </w:p>
+    <w:p/>
+    <w:p>
+      <w:pPr>
+        <w:pStyle w:val="Heading4"/>
+      </w:pPr>
+      <w:r>
+        <w:t>Aktualizácia prvkov do zoznamu</w:t>
+      </w:r>
+    </w:p>
+    <w:p>
+      <w:r>
+        <w:t xml:space="preserve">Program - </w:t>
+      </w:r>
+      <w:r>
+        <w:rPr>
+          <w:b/>
+          <w:bCs/>
+          <w:i/>
+          <w:iCs/>
+        </w:rPr>
+        <w:t>aktualizacia.py</w:t>
+      </w:r>
+    </w:p>
+    <w:p/>
+    <w:p>
+      <w:pPr>
+        <w:pStyle w:val="Heading4"/>
+      </w:pPr>
+      <w:r>
+        <w:t>Odstránenie prvkov zo zoznamu</w:t>
+      </w:r>
+    </w:p>
+    <w:p>
+      <w:r>
+        <w:t>Prvky zo zoznamu môžeme odstrániť pomocou:</w:t>
+      </w:r>
+    </w:p>
+    <w:p>
+      <w:r>
+        <w:t>remove(): Odstráni prvý výskyt prvku.</w:t>
+      </w:r>
+    </w:p>
+    <w:p>
+      <w:pPr>
+        <w:jc w:val="both"/>
+      </w:pPr>
+      <w:r>
+        <w:t>pop(): Odstráni prvok s konkrétnym indexom alebo posledným prvkom, ak nie je zadaný žiadny index.</w:t>
+      </w:r>
+    </w:p>
+    <w:p>
+      <w:r>
+        <w:t>del príkaz: Odstráni prvok so zadaným indexom.</w:t>
+      </w:r>
+    </w:p>
+    <w:p>
+      <w:r>
+        <w:t>odstranenie.py</w:t>
+      </w:r>
+    </w:p>
+    <w:p/>
+    <w:p>
+      <w:pPr>
+        <w:pStyle w:val="Heading4"/>
+      </w:pPr>
+      <w:r>
+        <w:t>Iterácia zoznamov</w:t>
+      </w:r>
+    </w:p>
+    <w:p>
+      <w:r>
+        <w:t xml:space="preserve">Zoznamy môžeme iterovať pomocou </w:t>
+      </w:r>
+      <w:hyperlink r:id="rId23" w:tgtFrame="_blank" w:history="1">
+        <w:r>
+          <w:rPr>
+            <w:rStyle w:val="Hyperlink"/>
+          </w:rPr>
+          <w:t>slučiek</w:t>
+        </w:r>
+      </w:hyperlink>
+      <w:r>
+        <w:t>, čo je užitočné pri vykonávaní akcií na každej položke.</w:t>
+      </w:r>
+    </w:p>
+    <w:p>
+      <w:hyperlink r:id="rId24" w:history="1">
+        <w:r>
+          <w:rPr>
+            <w:rStyle w:val="Hyperlink"/>
+          </w:rPr>
+          <w:t>https://www.geeksforgeeks.org/python/loops-in-python/</w:t>
+        </w:r>
+      </w:hyperlink>
+      <w:r>
+        <w:t xml:space="preserve"> </w:t>
+      </w:r>
+    </w:p>
+    <w:p/>
+    <w:p>
+      <w:pPr>
+        <w:pStyle w:val="Heading4"/>
+      </w:pPr>
+      <w:r>
+        <w:t>Vnorené zoznamy</w:t>
+      </w:r>
+    </w:p>
+    <w:p>
+      <w:r>
+        <w:t>Vnorený zoznam je zoznam v rámci iného zoznamu, ktorý je užitočný na reprezentáciu matíc alebo tabuliek. K vnoreným prvkom môžeme pristupovať reťazením indexov.</w:t>
+      </w:r>
+    </w:p>
+    <w:p/>
+    <w:p>
+      <w:pPr>
+        <w:pStyle w:val="Heading4"/>
+      </w:pPr>
+      <w:r>
+        <w:t>Porozumenie zoznamu</w:t>
+      </w:r>
+    </w:p>
+    <w:p>
+      <w:r>
+        <w:t>Porozumenie zoznamu je stručný spôsob vytvárania zoznamov pomocou jedného riadku kódu. Je užitočný na použitie operácie alebo filtra na položky v iterovateľnom objekte, ako je napríklad zoznam alebo rozsah.</w:t>
+      </w:r>
+    </w:p>
+    <w:p>
+      <w:hyperlink r:id="rId25" w:history="1">
+        <w:r>
+          <w:rPr>
+            <w:rStyle w:val="Hyperlink"/>
+          </w:rPr>
+          <w:t>https://www.geeksforgeeks.org/python/python-list-comprehension/</w:t>
+        </w:r>
+      </w:hyperlink>
+      <w:r>
+        <w:t xml:space="preserve"> </w:t>
+      </w:r>
+    </w:p>
+    <w:p/>
+    <w:p>
+      <w:pPr>
+        <w:pStyle w:val="Heading4"/>
+      </w:pPr>
+      <w:r>
+        <w:t>Záver – kviz.</w:t>
+      </w:r>
+    </w:p>
+    <w:p>
+      <w:hyperlink r:id="rId26" w:history="1">
+        <w:r>
+          <w:rPr>
+            <w:rStyle w:val="Hyperlink"/>
+          </w:rPr>
+          <w:t>https://www.geeksforgeeks.org/quizzes/python-list-quiz/</w:t>
+        </w:r>
+      </w:hyperlink>
+      <w:r>
+        <w:t xml:space="preserve"> </w:t>
+      </w:r>
+    </w:p>
     <w:sectPr>
-      <w:footerReference w:type="default" r:id="rId20"/>
+      <w:footerReference w:type="default" r:id="rId27"/>
       <w:pgSz w:w="11906" w:h="16838"/>
       <w:pgMar w:top="1440" w:right="1440" w:bottom="1440" w:left="1440" w:header="708" w:footer="708" w:gutter="0"/>
       <w:cols w:space="708"/>
@@ -4248,10 +6683,9 @@
     <w:next w:val="Normal"/>
     <w:link w:val="Heading4Char"/>
     <w:uiPriority w:val="9"/>
-    <w:semiHidden/>
     <w:unhideWhenUsed/>
     <w:qFormat/>
-    <w:rsid w:val="00673CEF"/>
+    <w:rsid w:val="00577DE7"/>
     <w:pPr>
       <w:keepNext/>
       <w:keepLines/>
@@ -4260,9 +6694,7 @@
     </w:pPr>
     <w:rPr>
       <w:rFonts w:eastAsiaTheme="majorEastAsia" w:cstheme="majorBidi"/>
-      <w:i/>
       <w:iCs/>
-      <w:color w:val="0F4761" w:themeColor="accent1" w:themeShade="BF"/>
     </w:rPr>
   </w:style>
   <w:style w:type="paragraph" w:styleId="Heading5">
@@ -4461,13 +6893,10 @@
     <w:basedOn w:val="DefaultParagraphFont"/>
     <w:link w:val="Heading4"/>
     <w:uiPriority w:val="9"/>
-    <w:semiHidden/>
-    <w:rsid w:val="00673CEF"/>
+    <w:rsid w:val="00577DE7"/>
     <w:rPr>
       <w:rFonts w:eastAsiaTheme="majorEastAsia" w:cstheme="majorBidi"/>
-      <w:i/>
       <w:iCs/>
-      <w:color w:val="0F4761" w:themeColor="accent1" w:themeShade="BF"/>
     </w:rPr>
   </w:style>
   <w:style w:type="character" w:customStyle="1" w:styleId="Heading5Char">
@@ -4782,6 +7211,77 @@
     <w:uiPriority w:val="99"/>
     <w:rsid w:val="00C42BBB"/>
   </w:style>
+  <w:style w:type="paragraph" w:styleId="TOC1">
+    <w:name w:val="toc 1"/>
+    <w:basedOn w:val="Normal"/>
+    <w:next w:val="Normal"/>
+    <w:autoRedefine/>
+    <w:uiPriority w:val="39"/>
+    <w:unhideWhenUsed/>
+    <w:rsid w:val="00987821"/>
+    <w:pPr>
+      <w:spacing w:after="100"/>
+    </w:pPr>
+  </w:style>
+  <w:style w:type="paragraph" w:styleId="TOC2">
+    <w:name w:val="toc 2"/>
+    <w:basedOn w:val="Normal"/>
+    <w:next w:val="Normal"/>
+    <w:autoRedefine/>
+    <w:uiPriority w:val="39"/>
+    <w:unhideWhenUsed/>
+    <w:rsid w:val="00987821"/>
+    <w:pPr>
+      <w:spacing w:after="100"/>
+      <w:ind w:left="220"/>
+    </w:pPr>
+  </w:style>
+  <w:style w:type="paragraph" w:styleId="TOC3">
+    <w:name w:val="toc 3"/>
+    <w:basedOn w:val="Normal"/>
+    <w:next w:val="Normal"/>
+    <w:autoRedefine/>
+    <w:uiPriority w:val="39"/>
+    <w:unhideWhenUsed/>
+    <w:rsid w:val="00987821"/>
+    <w:pPr>
+      <w:spacing w:after="100"/>
+      <w:ind w:left="440"/>
+    </w:pPr>
+  </w:style>
+  <w:style w:type="paragraph" w:styleId="TOC4">
+    <w:name w:val="toc 4"/>
+    <w:basedOn w:val="Normal"/>
+    <w:next w:val="Normal"/>
+    <w:autoRedefine/>
+    <w:uiPriority w:val="39"/>
+    <w:unhideWhenUsed/>
+    <w:rsid w:val="00987821"/>
+    <w:pPr>
+      <w:spacing w:after="100"/>
+      <w:ind w:left="660"/>
+    </w:pPr>
+  </w:style>
+  <w:style w:type="paragraph" w:styleId="TOCHeading">
+    <w:name w:val="TOC Heading"/>
+    <w:basedOn w:val="Heading1"/>
+    <w:next w:val="Normal"/>
+    <w:uiPriority w:val="39"/>
+    <w:unhideWhenUsed/>
+    <w:qFormat/>
+    <w:rsid w:val="00987821"/>
+    <w:pPr>
+      <w:spacing w:before="240" w:after="0" w:line="259" w:lineRule="auto"/>
+      <w:outlineLvl w:val="9"/>
+    </w:pPr>
+    <w:rPr>
+      <w:color w:val="0F4761" w:themeColor="accent1" w:themeShade="BF"/>
+      <w:kern w:val="0"/>
+      <w:szCs w:val="32"/>
+      <w:lang w:val="en-US"/>
+      <w14:ligatures w14:val="none"/>
+    </w:rPr>
+  </w:style>
 </w:styles>
 </file>
 
@@ -5078,4 +7578,16 @@
     </a:ext>
   </a:extLst>
 </a:theme>
+</file>
+
+<file path=customXml/item1.xml><?xml version="1.0" encoding="utf-8"?>
+<b:Sources xmlns:b="http://schemas.openxmlformats.org/officeDocument/2006/bibliography" xmlns="http://schemas.openxmlformats.org/officeDocument/2006/bibliography" SelectedStyle="\APASixthEditionOfficeOnline.xsl" StyleName="APA" Version="6"/>
+</file>
+
+<file path=customXml/itemProps1.xml><?xml version="1.0" encoding="utf-8"?>
+<ds:datastoreItem xmlns:ds="http://schemas.openxmlformats.org/officeDocument/2006/customXml" ds:itemID="{336C29D4-FC06-402C-8C6F-F9DE27DBF6D4}">
+  <ds:schemaRefs>
+    <ds:schemaRef ds:uri="http://schemas.openxmlformats.org/officeDocument/2006/bibliography"/>
+  </ds:schemaRefs>
+</ds:datastoreItem>
 </file>
--- a/IT_hodiny/namety_postupu_skolenia.docx
+++ b/IT_hodiny/namety_postupu_skolenia.docx
@@ -4,12 +4,20 @@
   <w:body>
     <w:p>
       <w:pPr>
-        <w:pStyle w:val="Heading1"/>
+        <w:pStyle w:val="Nadpis1"/>
       </w:pPr>
       <w:bookmarkStart w:id="0" w:name="_Toc210144977"/>
       <w:bookmarkStart w:id="1" w:name="_Toc210145037"/>
       <w:r>
-        <w:t xml:space="preserve">Programovanie Python pre </w:t>
+        <w:t xml:space="preserve">Programovanie </w:t>
+      </w:r>
+      <w:proofErr w:type="spellStart"/>
+      <w:r>
+        <w:t>Python</w:t>
+      </w:r>
+      <w:proofErr w:type="spellEnd"/>
+      <w:r>
+        <w:t xml:space="preserve"> pre </w:t>
       </w:r>
       <w:r>
         <w:t>mladých.</w:t>
@@ -61,13 +69,14 @@
       <w:sdtContent>
         <w:p>
           <w:pPr>
-            <w:pStyle w:val="TOCHeading"/>
+            <w:pStyle w:val="Hlavikaobsahu"/>
             <w:rPr>
               <w:color w:val="auto"/>
               <w:sz w:val="28"/>
               <w:szCs w:val="28"/>
             </w:rPr>
           </w:pPr>
+          <w:proofErr w:type="spellStart"/>
           <w:r>
             <w:rPr>
               <w:color w:val="auto"/>
@@ -76,10 +85,11 @@
             </w:rPr>
             <w:t>Obsah</w:t>
           </w:r>
+          <w:proofErr w:type="spellEnd"/>
         </w:p>
         <w:p>
           <w:pPr>
-            <w:pStyle w:val="TOC1"/>
+            <w:pStyle w:val="Obsah1"/>
             <w:tabs>
               <w:tab w:val="right" w:leader="dot" w:pos="9016"/>
             </w:tabs>
@@ -103,7 +113,7 @@
           <w:hyperlink w:anchor="_Toc210145037" w:history="1">
             <w:r>
               <w:rPr>
-                <w:rStyle w:val="Hyperlink"/>
+                <w:rStyle w:val="Hypertextovprepojenie"/>
                 <w:noProof/>
               </w:rPr>
               <w:t>Programovanie Python pre mladých.</w:t>
@@ -160,7 +170,7 @@
         </w:p>
         <w:p>
           <w:pPr>
-            <w:pStyle w:val="TOC2"/>
+            <w:pStyle w:val="Obsah2"/>
             <w:tabs>
               <w:tab w:val="right" w:leader="dot" w:pos="9016"/>
             </w:tabs>
@@ -175,7 +185,7 @@
           <w:hyperlink w:anchor="_Toc210145038" w:history="1">
             <w:r>
               <w:rPr>
-                <w:rStyle w:val="Hyperlink"/>
+                <w:rStyle w:val="Hypertextovprepojenie"/>
                 <w:noProof/>
               </w:rPr>
               <w:t>Úprava VSC.</w:t>
@@ -232,7 +242,7 @@
         </w:p>
         <w:p>
           <w:pPr>
-            <w:pStyle w:val="TOC2"/>
+            <w:pStyle w:val="Obsah2"/>
             <w:tabs>
               <w:tab w:val="right" w:leader="dot" w:pos="9016"/>
             </w:tabs>
@@ -247,7 +257,7 @@
           <w:hyperlink w:anchor="_Toc210145039" w:history="1">
             <w:r>
               <w:rPr>
-                <w:rStyle w:val="Hyperlink"/>
+                <w:rStyle w:val="Hypertextovprepojenie"/>
                 <w:noProof/>
               </w:rPr>
               <w:t>Zdrojové kódy školenia.</w:t>
@@ -304,7 +314,7 @@
         </w:p>
         <w:p>
           <w:pPr>
-            <w:pStyle w:val="TOC2"/>
+            <w:pStyle w:val="Obsah2"/>
             <w:tabs>
               <w:tab w:val="right" w:leader="dot" w:pos="9016"/>
             </w:tabs>
@@ -319,7 +329,7 @@
           <w:hyperlink w:anchor="_Toc210145040" w:history="1">
             <w:r>
               <w:rPr>
-                <w:rStyle w:val="Hyperlink"/>
+                <w:rStyle w:val="Hypertextovprepojenie"/>
                 <w:noProof/>
               </w:rPr>
               <w:t>Informačné podklady.</w:t>
@@ -376,7 +386,7 @@
         </w:p>
         <w:p>
           <w:pPr>
-            <w:pStyle w:val="TOC2"/>
+            <w:pStyle w:val="Obsah2"/>
             <w:tabs>
               <w:tab w:val="right" w:leader="dot" w:pos="9016"/>
             </w:tabs>
@@ -391,7 +401,7 @@
           <w:hyperlink w:anchor="_Toc210145041" w:history="1">
             <w:r>
               <w:rPr>
-                <w:rStyle w:val="Hyperlink"/>
+                <w:rStyle w:val="Hypertextovprepojenie"/>
                 <w:noProof/>
               </w:rPr>
               <w:t>Vyskúšať vytvorenie jednoduchej hre.</w:t>
@@ -448,7 +458,7 @@
         </w:p>
         <w:p>
           <w:pPr>
-            <w:pStyle w:val="TOC2"/>
+            <w:pStyle w:val="Obsah2"/>
             <w:tabs>
               <w:tab w:val="right" w:leader="dot" w:pos="9016"/>
             </w:tabs>
@@ -463,7 +473,7 @@
           <w:hyperlink w:anchor="_Toc210145042" w:history="1">
             <w:r>
               <w:rPr>
-                <w:rStyle w:val="Hyperlink"/>
+                <w:rStyle w:val="Hypertextovprepojenie"/>
                 <w:noProof/>
               </w:rPr>
               <w:t>Myšlienky.</w:t>
@@ -520,7 +530,7 @@
         </w:p>
         <w:p>
           <w:pPr>
-            <w:pStyle w:val="TOC2"/>
+            <w:pStyle w:val="Obsah2"/>
             <w:tabs>
               <w:tab w:val="right" w:leader="dot" w:pos="9016"/>
             </w:tabs>
@@ -535,7 +545,7 @@
           <w:hyperlink w:anchor="_Toc210145043" w:history="1">
             <w:r>
               <w:rPr>
-                <w:rStyle w:val="Hyperlink"/>
+                <w:rStyle w:val="Hypertextovprepojenie"/>
                 <w:noProof/>
               </w:rPr>
               <w:t>Jednotlivé termíny.</w:t>
@@ -592,7 +602,7 @@
         </w:p>
         <w:p>
           <w:pPr>
-            <w:pStyle w:val="TOC3"/>
+            <w:pStyle w:val="Obsah3"/>
             <w:tabs>
               <w:tab w:val="right" w:leader="dot" w:pos="9016"/>
             </w:tabs>
@@ -607,7 +617,7 @@
           <w:hyperlink w:anchor="_Toc210145044" w:history="1">
             <w:r>
               <w:rPr>
-                <w:rStyle w:val="Hyperlink"/>
+                <w:rStyle w:val="Hypertextovprepojenie"/>
                 <w:noProof/>
               </w:rPr>
               <w:t>12.9.2024</w:t>
@@ -664,7 +674,7 @@
         </w:p>
         <w:p>
           <w:pPr>
-            <w:pStyle w:val="TOC1"/>
+            <w:pStyle w:val="Obsah1"/>
             <w:tabs>
               <w:tab w:val="right" w:leader="dot" w:pos="9016"/>
             </w:tabs>
@@ -679,7 +689,7 @@
           <w:hyperlink w:anchor="_Toc210145045" w:history="1">
             <w:r>
               <w:rPr>
-                <w:rStyle w:val="Hyperlink"/>
+                <w:rStyle w:val="Hypertextovprepojenie"/>
                 <w:noProof/>
               </w:rPr>
               <w:t>Python Web Development With Django</w:t>
@@ -736,7 +746,7 @@
         </w:p>
         <w:p>
           <w:pPr>
-            <w:pStyle w:val="TOC1"/>
+            <w:pStyle w:val="Obsah1"/>
             <w:tabs>
               <w:tab w:val="right" w:leader="dot" w:pos="9016"/>
             </w:tabs>
@@ -751,7 +761,7 @@
           <w:hyperlink w:anchor="_Toc210145046" w:history="1">
             <w:r>
               <w:rPr>
-                <w:rStyle w:val="Hyperlink"/>
+                <w:rStyle w:val="Hypertextovprepojenie"/>
                 <w:noProof/>
               </w:rPr>
               <w:t>Python for Game Development: Getting Started with Pygame</w:t>
@@ -808,7 +818,7 @@
         </w:p>
         <w:p>
           <w:pPr>
-            <w:pStyle w:val="TOC2"/>
+            <w:pStyle w:val="Obsah2"/>
             <w:tabs>
               <w:tab w:val="right" w:leader="dot" w:pos="9016"/>
             </w:tabs>
@@ -823,7 +833,7 @@
           <w:hyperlink w:anchor="_Toc210145047" w:history="1">
             <w:r>
               <w:rPr>
-                <w:rStyle w:val="Hyperlink"/>
+                <w:rStyle w:val="Hypertextovprepojenie"/>
                 <w:noProof/>
               </w:rPr>
               <w:t>PyGame Tutorial</w:t>
@@ -880,7 +890,7 @@
         </w:p>
         <w:p>
           <w:pPr>
-            <w:pStyle w:val="TOC2"/>
+            <w:pStyle w:val="Obsah2"/>
             <w:tabs>
               <w:tab w:val="right" w:leader="dot" w:pos="9016"/>
             </w:tabs>
@@ -895,7 +905,7 @@
           <w:hyperlink w:anchor="_Toc210145048" w:history="1">
             <w:r>
               <w:rPr>
-                <w:rStyle w:val="Hyperlink"/>
+                <w:rStyle w:val="Hypertextovprepojenie"/>
                 <w:noProof/>
               </w:rPr>
               <w:t>Pohyb.</w:t>
@@ -952,7 +962,7 @@
         </w:p>
         <w:p>
           <w:pPr>
-            <w:pStyle w:val="TOC2"/>
+            <w:pStyle w:val="Obsah2"/>
             <w:tabs>
               <w:tab w:val="right" w:leader="dot" w:pos="9016"/>
             </w:tabs>
@@ -967,7 +977,7 @@
           <w:hyperlink w:anchor="_Toc210145049" w:history="1">
             <w:r>
               <w:rPr>
-                <w:rStyle w:val="Hyperlink"/>
+                <w:rStyle w:val="Hypertextovprepojenie"/>
                 <w:noProof/>
               </w:rPr>
               <w:t>Povolenie zmeny veľkosti okna v PyGame.</w:t>
@@ -1024,7 +1034,7 @@
         </w:p>
         <w:p>
           <w:pPr>
-            <w:pStyle w:val="TOC2"/>
+            <w:pStyle w:val="Obsah2"/>
             <w:tabs>
               <w:tab w:val="right" w:leader="dot" w:pos="9016"/>
             </w:tabs>
@@ -1039,7 +1049,7 @@
           <w:hyperlink w:anchor="_Toc210145050" w:history="1">
             <w:r>
               <w:rPr>
-                <w:rStyle w:val="Hyperlink"/>
+                <w:rStyle w:val="Hypertextovprepojenie"/>
                 <w:noProof/>
               </w:rPr>
               <w:t>Ako zmeniť farbu pozadia obrazovky v Pygame?</w:t>
@@ -1096,7 +1106,7 @@
         </w:p>
         <w:p>
           <w:pPr>
-            <w:pStyle w:val="TOC2"/>
+            <w:pStyle w:val="Obsah2"/>
             <w:tabs>
               <w:tab w:val="right" w:leader="dot" w:pos="9016"/>
             </w:tabs>
@@ -1111,7 +1121,7 @@
           <w:hyperlink w:anchor="_Toc210145051" w:history="1">
             <w:r>
               <w:rPr>
-                <w:rStyle w:val="Hyperlink"/>
+                <w:rStyle w:val="Hypertextovprepojenie"/>
                 <w:noProof/>
               </w:rPr>
               <w:t>Kreslenie objektov a tvarov</w:t>
@@ -1168,7 +1178,7 @@
         </w:p>
         <w:p>
           <w:pPr>
-            <w:pStyle w:val="TOC3"/>
+            <w:pStyle w:val="Obsah3"/>
             <w:tabs>
               <w:tab w:val="right" w:leader="dot" w:pos="9016"/>
             </w:tabs>
@@ -1183,7 +1193,7 @@
           <w:hyperlink w:anchor="_Toc210145052" w:history="1">
             <w:r>
               <w:rPr>
-                <w:rStyle w:val="Hyperlink"/>
+                <w:rStyle w:val="Hypertextovprepojenie"/>
                 <w:noProof/>
               </w:rPr>
               <w:t>Python | Drawing different shapes on PyGame window</w:t>
@@ -1240,7 +1250,7 @@
         </w:p>
         <w:p>
           <w:pPr>
-            <w:pStyle w:val="TOC3"/>
+            <w:pStyle w:val="Obsah3"/>
             <w:tabs>
               <w:tab w:val="right" w:leader="dot" w:pos="9016"/>
             </w:tabs>
@@ -1255,7 +1265,7 @@
           <w:hyperlink w:anchor="_Toc210145053" w:history="1">
             <w:r>
               <w:rPr>
-                <w:rStyle w:val="Hyperlink"/>
+                <w:rStyle w:val="Hypertextovprepojenie"/>
                 <w:noProof/>
               </w:rPr>
               <w:t>How to draw rectangle in Pygame?</w:t>
@@ -1312,7 +1322,7 @@
         </w:p>
         <w:p>
           <w:pPr>
-            <w:pStyle w:val="TOC3"/>
+            <w:pStyle w:val="Obsah3"/>
             <w:tabs>
               <w:tab w:val="right" w:leader="dot" w:pos="9016"/>
             </w:tabs>
@@ -1327,7 +1337,7 @@
           <w:hyperlink w:anchor="_Toc210145054" w:history="1">
             <w:r>
               <w:rPr>
-                <w:rStyle w:val="Hyperlink"/>
+                <w:rStyle w:val="Hypertextovprepojenie"/>
                 <w:noProof/>
               </w:rPr>
               <w:t>How to draw a rectangle with rounded corner in PyGame?</w:t>
@@ -1384,7 +1394,7 @@
         </w:p>
         <w:p>
           <w:pPr>
-            <w:pStyle w:val="TOC2"/>
+            <w:pStyle w:val="Obsah2"/>
             <w:tabs>
               <w:tab w:val="right" w:leader="dot" w:pos="9016"/>
             </w:tabs>
@@ -1399,7 +1409,7 @@
           <w:hyperlink w:anchor="_Toc210145055" w:history="1">
             <w:r>
               <w:rPr>
-                <w:rStyle w:val="Hyperlink"/>
+                <w:rStyle w:val="Hypertextovprepojenie"/>
                 <w:noProof/>
               </w:rPr>
               <w:t>Event Handling</w:t>
@@ -1456,7 +1466,7 @@
         </w:p>
         <w:p>
           <w:pPr>
-            <w:pStyle w:val="TOC3"/>
+            <w:pStyle w:val="Obsah3"/>
             <w:tabs>
               <w:tab w:val="right" w:leader="dot" w:pos="9016"/>
             </w:tabs>
@@ -1471,7 +1481,7 @@
           <w:hyperlink w:anchor="_Toc210145056" w:history="1">
             <w:r>
               <w:rPr>
-                <w:rStyle w:val="Hyperlink"/>
+                <w:rStyle w:val="Hypertextovprepojenie"/>
                 <w:noProof/>
               </w:rPr>
               <w:t>Udalosť klávesnice.</w:t>
@@ -1528,7 +1538,7 @@
         </w:p>
         <w:p>
           <w:pPr>
-            <w:pStyle w:val="TOC3"/>
+            <w:pStyle w:val="Obsah3"/>
             <w:tabs>
               <w:tab w:val="right" w:leader="dot" w:pos="9016"/>
             </w:tabs>
@@ -1543,7 +1553,7 @@
           <w:hyperlink w:anchor="_Toc210145057" w:history="1">
             <w:r>
               <w:rPr>
-                <w:rStyle w:val="Hyperlink"/>
+                <w:rStyle w:val="Hypertextovprepojenie"/>
                 <w:noProof/>
               </w:rPr>
               <w:t>Udalosť myš.</w:t>
@@ -1600,7 +1610,7 @@
         </w:p>
         <w:p>
           <w:pPr>
-            <w:pStyle w:val="TOC3"/>
+            <w:pStyle w:val="Obsah3"/>
             <w:tabs>
               <w:tab w:val="right" w:leader="dot" w:pos="9016"/>
             </w:tabs>
@@ -1615,7 +1625,7 @@
           <w:hyperlink w:anchor="_Toc210145058" w:history="1">
             <w:r>
               <w:rPr>
-                <w:rStyle w:val="Hyperlink"/>
+                <w:rStyle w:val="Hypertextovprepojenie"/>
                 <w:noProof/>
               </w:rPr>
               <w:t>How to add Custom Events in Pygame?</w:t>
@@ -1672,7 +1682,7 @@
         </w:p>
         <w:p>
           <w:pPr>
-            <w:pStyle w:val="TOC3"/>
+            <w:pStyle w:val="Obsah3"/>
             <w:tabs>
               <w:tab w:val="right" w:leader="dot" w:pos="9016"/>
             </w:tabs>
@@ -1687,7 +1697,7 @@
           <w:hyperlink w:anchor="_Toc210145059" w:history="1">
             <w:r>
               <w:rPr>
-                <w:rStyle w:val="Hyperlink"/>
+                <w:rStyle w:val="Hypertextovprepojenie"/>
                 <w:noProof/>
               </w:rPr>
               <w:t>How to get keyboard input in PyGame ?</w:t>
@@ -1744,7 +1754,7 @@
         </w:p>
         <w:p>
           <w:pPr>
-            <w:pStyle w:val="TOC2"/>
+            <w:pStyle w:val="Obsah2"/>
             <w:tabs>
               <w:tab w:val="right" w:leader="dot" w:pos="9016"/>
             </w:tabs>
@@ -1759,7 +1769,7 @@
           <w:hyperlink w:anchor="_Toc210145060" w:history="1">
             <w:r>
               <w:rPr>
-                <w:rStyle w:val="Hyperlink"/>
+                <w:rStyle w:val="Hypertextovprepojenie"/>
                 <w:noProof/>
               </w:rPr>
               <w:t>Základy a opakovanie.</w:t>
@@ -1816,7 +1826,7 @@
         </w:p>
         <w:p>
           <w:pPr>
-            <w:pStyle w:val="TOC3"/>
+            <w:pStyle w:val="Obsah3"/>
             <w:tabs>
               <w:tab w:val="right" w:leader="dot" w:pos="9016"/>
             </w:tabs>
@@ -1831,7 +1841,7 @@
           <w:hyperlink w:anchor="_Toc210145061" w:history="1">
             <w:r>
               <w:rPr>
-                <w:rStyle w:val="Hyperlink"/>
+                <w:rStyle w:val="Hypertextovprepojenie"/>
                 <w:noProof/>
               </w:rPr>
               <w:t>Python Lists – Zoznamy.</w:t>
@@ -1901,7 +1911,7 @@
     <w:p/>
     <w:p>
       <w:pPr>
-        <w:pStyle w:val="Heading2"/>
+        <w:pStyle w:val="Nadpis2"/>
       </w:pPr>
       <w:bookmarkStart w:id="2" w:name="_Toc210144978"/>
       <w:bookmarkStart w:id="3" w:name="_Toc210145038"/>
@@ -1919,7 +1929,7 @@
     <w:p/>
     <w:p>
       <w:pPr>
-        <w:pStyle w:val="Heading2"/>
+        <w:pStyle w:val="Nadpis2"/>
       </w:pPr>
       <w:bookmarkStart w:id="4" w:name="_Toc210144979"/>
       <w:bookmarkStart w:id="5" w:name="_Toc210145039"/>
@@ -1933,7 +1943,7 @@
       <w:hyperlink r:id="rId8" w:history="1">
         <w:r>
           <w:rPr>
-            <w:rStyle w:val="Hyperlink"/>
+            <w:rStyle w:val="Hypertextovprepojenie"/>
           </w:rPr>
           <w:t>https://github.com/gitdagray/python-course</w:t>
         </w:r>
@@ -1945,7 +1955,7 @@
     <w:p/>
     <w:p>
       <w:pPr>
-        <w:pStyle w:val="Heading2"/>
+        <w:pStyle w:val="Nadpis2"/>
       </w:pPr>
       <w:bookmarkStart w:id="6" w:name="_Toc210144980"/>
       <w:bookmarkStart w:id="7" w:name="_Toc210145040"/>
@@ -1957,18 +1967,48 @@
     </w:p>
     <w:p>
       <w:hyperlink r:id="rId9" w:history="1">
+        <w:proofErr w:type="spellStart"/>
         <w:r>
           <w:rPr>
-            <w:rStyle w:val="Hyperlink"/>
+            <w:rStyle w:val="Hypertextovprepojenie"/>
           </w:rPr>
-          <w:t>Python Module Index — Python 3.12.5 documentation</w:t>
+          <w:t>Python</w:t>
         </w:r>
+        <w:proofErr w:type="spellEnd"/>
+        <w:r>
+          <w:rPr>
+            <w:rStyle w:val="Hypertextovprepojenie"/>
+          </w:rPr>
+          <w:t xml:space="preserve"> Module Index — </w:t>
+        </w:r>
+        <w:proofErr w:type="spellStart"/>
+        <w:r>
+          <w:rPr>
+            <w:rStyle w:val="Hypertextovprepojenie"/>
+          </w:rPr>
+          <w:t>Python</w:t>
+        </w:r>
+        <w:proofErr w:type="spellEnd"/>
+        <w:r>
+          <w:rPr>
+            <w:rStyle w:val="Hypertextovprepojenie"/>
+          </w:rPr>
+          <w:t xml:space="preserve"> 3.12.5 </w:t>
+        </w:r>
+        <w:proofErr w:type="spellStart"/>
+        <w:r>
+          <w:rPr>
+            <w:rStyle w:val="Hypertextovprepojenie"/>
+          </w:rPr>
+          <w:t>documentation</w:t>
+        </w:r>
+        <w:proofErr w:type="spellEnd"/>
       </w:hyperlink>
     </w:p>
     <w:p/>
     <w:p>
       <w:pPr>
-        <w:pStyle w:val="Heading2"/>
+        <w:pStyle w:val="Nadpis2"/>
       </w:pPr>
       <w:bookmarkStart w:id="8" w:name="_Toc210144981"/>
       <w:bookmarkStart w:id="9" w:name="_Toc210145041"/>
@@ -1986,7 +2026,23 @@
         <w:t>V</w:t>
       </w:r>
       <w:r>
-        <w:t xml:space="preserve"> priklade rps.py je vytvorenie jednoduche hry kam</w:t>
+        <w:t xml:space="preserve"> </w:t>
+      </w:r>
+      <w:proofErr w:type="spellStart"/>
+      <w:r>
+        <w:t>priklade</w:t>
+      </w:r>
+      <w:proofErr w:type="spellEnd"/>
+      <w:r>
+        <w:t xml:space="preserve"> rps.py je vytvorenie </w:t>
+      </w:r>
+      <w:proofErr w:type="spellStart"/>
+      <w:r>
+        <w:t>jednoduche</w:t>
+      </w:r>
+      <w:proofErr w:type="spellEnd"/>
+      <w:r>
+        <w:t xml:space="preserve"> hry kam</w:t>
       </w:r>
       <w:r>
         <w:t>eň</w:t>
@@ -2006,15 +2062,28 @@
         <w:t>rps0_2.py</w:t>
       </w:r>
       <w:r>
-        <w:t xml:space="preserve"> – úprava vstupu s konverziou na integer</w:t>
-      </w:r>
+        <w:t xml:space="preserve"> – úprava vstupu s konverziou na </w:t>
+      </w:r>
+      <w:proofErr w:type="spellStart"/>
+      <w:r>
+        <w:t>integer</w:t>
+      </w:r>
+      <w:proofErr w:type="spellEnd"/>
     </w:p>
     <w:p>
       <w:r>
         <w:t>rps0_3.py</w:t>
       </w:r>
       <w:r>
-        <w:t xml:space="preserve"> – doplnenie náhodného hádzania pre Python (počítač)</w:t>
+        <w:t xml:space="preserve"> – doplnenie náhodného hádzania pre </w:t>
+      </w:r>
+      <w:proofErr w:type="spellStart"/>
+      <w:r>
+        <w:t>Python</w:t>
+      </w:r>
+      <w:proofErr w:type="spellEnd"/>
+      <w:r>
+        <w:t xml:space="preserve"> (počítač)</w:t>
       </w:r>
     </w:p>
     <w:p/>
@@ -2043,10 +2112,18 @@
     </w:p>
     <w:p>
       <w:r>
-        <w:t>rps4.py – úprava kódu na game_</w:t>
-      </w:r>
-      <w:r>
-        <w:t>count=0</w:t>
+        <w:t xml:space="preserve">rps4.py – úprava kódu na </w:t>
+      </w:r>
+      <w:proofErr w:type="spellStart"/>
+      <w:r>
+        <w:t>game_</w:t>
+      </w:r>
+      <w:r>
+        <w:t>count</w:t>
+      </w:r>
+      <w:proofErr w:type="spellEnd"/>
+      <w:r>
+        <w:t>=0</w:t>
       </w:r>
     </w:p>
     <w:p/>
@@ -2058,7 +2135,7 @@
     <w:p/>
     <w:p>
       <w:pPr>
-        <w:pStyle w:val="Heading2"/>
+        <w:pStyle w:val="Nadpis2"/>
       </w:pPr>
       <w:bookmarkStart w:id="10" w:name="_Toc210144982"/>
       <w:bookmarkStart w:id="11" w:name="_Toc210145042"/>
@@ -2073,14 +2150,22 @@
         <w:t>Rozdiel medzi zoznam</w:t>
       </w:r>
       <w:r>
-        <w:t>ami a n-ticami.</w:t>
+        <w:t>ami a n-</w:t>
+      </w:r>
+      <w:proofErr w:type="spellStart"/>
+      <w:r>
+        <w:t>ticami</w:t>
+      </w:r>
+      <w:proofErr w:type="spellEnd"/>
+      <w:r>
+        <w:t>.</w:t>
       </w:r>
     </w:p>
     <w:p>
       <w:hyperlink r:id="rId10" w:history="1">
         <w:r>
           <w:rPr>
-            <w:rStyle w:val="Hyperlink"/>
+            <w:rStyle w:val="Hypertextovprepojenie"/>
           </w:rPr>
           <w:t>https://realpython.com/python-lists-tuples/?ref=dailydev</w:t>
         </w:r>
@@ -2089,7 +2174,7 @@
     <w:p/>
     <w:p>
       <w:pPr>
-        <w:pStyle w:val="Heading2"/>
+        <w:pStyle w:val="Nadpis2"/>
       </w:pPr>
       <w:bookmarkStart w:id="12" w:name="_Toc210144983"/>
       <w:bookmarkStart w:id="13" w:name="_Toc210145043"/>
@@ -2101,7 +2186,7 @@
     </w:p>
     <w:p>
       <w:pPr>
-        <w:pStyle w:val="Heading3"/>
+        <w:pStyle w:val="Nadpis3"/>
       </w:pPr>
       <w:bookmarkStart w:id="14" w:name="_Toc210144984"/>
       <w:bookmarkStart w:id="15" w:name="_Toc210145044"/>
@@ -2179,33 +2264,67 @@
       <w:r>
         <w:t> </w:t>
       </w:r>
+      <w:proofErr w:type="spellStart"/>
       <w:r>
         <w:t>Kubiho</w:t>
       </w:r>
+      <w:proofErr w:type="spellEnd"/>
     </w:p>
     <w:p/>
     <w:p>
       <w:pPr>
-        <w:pStyle w:val="Heading1"/>
+        <w:pStyle w:val="Nadpis1"/>
       </w:pPr>
       <w:bookmarkStart w:id="16" w:name="_Toc210144985"/>
       <w:bookmarkStart w:id="17" w:name="_Toc210145045"/>
-      <w:r>
-        <w:t>Python Web Development With Django</w:t>
+      <w:proofErr w:type="spellStart"/>
+      <w:r>
+        <w:t>Python</w:t>
+      </w:r>
+      <w:proofErr w:type="spellEnd"/>
+      <w:r>
+        <w:t xml:space="preserve"> Web </w:t>
+      </w:r>
+      <w:proofErr w:type="spellStart"/>
+      <w:r>
+        <w:t>Development</w:t>
+      </w:r>
+      <w:proofErr w:type="spellEnd"/>
+      <w:r>
+        <w:t xml:space="preserve"> </w:t>
+      </w:r>
+      <w:proofErr w:type="spellStart"/>
+      <w:r>
+        <w:t>With</w:t>
+      </w:r>
+      <w:proofErr w:type="spellEnd"/>
+      <w:r>
+        <w:t xml:space="preserve"> </w:t>
+      </w:r>
+      <w:proofErr w:type="spellStart"/>
+      <w:r>
+        <w:t>Django</w:t>
       </w:r>
       <w:bookmarkEnd w:id="16"/>
       <w:bookmarkEnd w:id="17"/>
+      <w:proofErr w:type="spellEnd"/>
     </w:p>
     <w:p>
       <w:r>
         <w:t xml:space="preserve">Vytváranie jednoduchých </w:t>
       </w:r>
+      <w:proofErr w:type="spellStart"/>
       <w:r>
         <w:t>webovský</w:t>
       </w:r>
       <w:r>
-        <w:t xml:space="preserve">ch stránok bol ktoré sú tvorené programovacím jazykom </w:t>
-      </w:r>
+        <w:t>ch</w:t>
+      </w:r>
+      <w:proofErr w:type="spellEnd"/>
+      <w:r>
+        <w:t xml:space="preserve"> stránok bol ktoré sú tvorené programovacím jazykom </w:t>
+      </w:r>
+      <w:proofErr w:type="spellStart"/>
       <w:r>
         <w:t>Py</w:t>
       </w:r>
@@ -2218,6 +2337,7 @@
       <w:r>
         <w:t>on</w:t>
       </w:r>
+      <w:proofErr w:type="spellEnd"/>
       <w:r>
         <w:t>.</w:t>
       </w:r>
@@ -2225,23 +2345,73 @@
     <w:p/>
     <w:p>
       <w:pPr>
-        <w:pStyle w:val="Heading1"/>
+        <w:pStyle w:val="Nadpis1"/>
       </w:pPr>
       <w:bookmarkStart w:id="18" w:name="September2025"/>
       <w:bookmarkStart w:id="19" w:name="_Toc210144986"/>
       <w:bookmarkStart w:id="20" w:name="_Toc210145046"/>
       <w:bookmarkEnd w:id="18"/>
-      <w:r>
-        <w:t>Python for Game Development: Getting Started with Pygame</w:t>
+      <w:proofErr w:type="spellStart"/>
+      <w:r>
+        <w:t>Python</w:t>
+      </w:r>
+      <w:proofErr w:type="spellEnd"/>
+      <w:r>
+        <w:t xml:space="preserve"> </w:t>
+      </w:r>
+      <w:proofErr w:type="spellStart"/>
+      <w:r>
+        <w:t>for</w:t>
+      </w:r>
+      <w:proofErr w:type="spellEnd"/>
+      <w:r>
+        <w:t xml:space="preserve"> Game </w:t>
+      </w:r>
+      <w:proofErr w:type="spellStart"/>
+      <w:r>
+        <w:t>Development</w:t>
+      </w:r>
+      <w:proofErr w:type="spellEnd"/>
+      <w:r>
+        <w:t xml:space="preserve">: </w:t>
+      </w:r>
+      <w:proofErr w:type="spellStart"/>
+      <w:r>
+        <w:t>Getting</w:t>
+      </w:r>
+      <w:proofErr w:type="spellEnd"/>
+      <w:r>
+        <w:t xml:space="preserve"> </w:t>
+      </w:r>
+      <w:proofErr w:type="spellStart"/>
+      <w:r>
+        <w:t>Started</w:t>
+      </w:r>
+      <w:proofErr w:type="spellEnd"/>
+      <w:r>
+        <w:t xml:space="preserve"> </w:t>
+      </w:r>
+      <w:proofErr w:type="spellStart"/>
+      <w:r>
+        <w:t>with</w:t>
+      </w:r>
+      <w:proofErr w:type="spellEnd"/>
+      <w:r>
+        <w:t xml:space="preserve"> </w:t>
+      </w:r>
+      <w:proofErr w:type="spellStart"/>
+      <w:r>
+        <w:t>Pygame</w:t>
       </w:r>
       <w:bookmarkEnd w:id="19"/>
       <w:bookmarkEnd w:id="20"/>
+      <w:proofErr w:type="spellEnd"/>
     </w:p>
     <w:p>
       <w:hyperlink r:id="rId11" w:history="1">
         <w:r>
           <w:rPr>
-            <w:rStyle w:val="Hyperlink"/>
+            <w:rStyle w:val="Hypertextovprepojenie"/>
           </w:rPr>
           <w:t>https://www.geeksforgeeks.org/python/python-for-game-development-getting-started-with-pygame/</w:t>
         </w:r>
@@ -2252,21 +2422,31 @@
     </w:p>
     <w:p>
       <w:pPr>
-        <w:pStyle w:val="Heading2"/>
+        <w:pStyle w:val="Nadpis2"/>
       </w:pPr>
       <w:bookmarkStart w:id="21" w:name="_Toc210144987"/>
       <w:bookmarkStart w:id="22" w:name="_Toc210145047"/>
-      <w:r>
-        <w:t>PyGame Tutorial</w:t>
+      <w:proofErr w:type="spellStart"/>
+      <w:r>
+        <w:t>PyGame</w:t>
+      </w:r>
+      <w:proofErr w:type="spellEnd"/>
+      <w:r>
+        <w:t xml:space="preserve"> </w:t>
+      </w:r>
+      <w:proofErr w:type="spellStart"/>
+      <w:r>
+        <w:t>Tutorial</w:t>
       </w:r>
       <w:bookmarkEnd w:id="21"/>
       <w:bookmarkEnd w:id="22"/>
+      <w:proofErr w:type="spellEnd"/>
     </w:p>
     <w:p>
       <w:hyperlink r:id="rId12" w:history="1">
         <w:r>
           <w:rPr>
-            <w:rStyle w:val="Hyperlink"/>
+            <w:rStyle w:val="Hypertextovprepojenie"/>
             <w:highlight w:val="yellow"/>
           </w:rPr>
           <w:t>https://www.geeksforgeeks.org/python/pygame-tutorial/</w:t>
@@ -2315,7 +2495,23 @@
     <w:p>
       <w:r>
         <w:lastRenderedPageBreak/>
-        <w:t>Na spustenie hry musia byť všetky potrebné moduly Pygame inicializované pomocou pygame.init().</w:t>
+        <w:t xml:space="preserve">Na spustenie hry musia byť všetky potrebné moduly </w:t>
+      </w:r>
+      <w:proofErr w:type="spellStart"/>
+      <w:r>
+        <w:t>Pygame</w:t>
+      </w:r>
+      <w:proofErr w:type="spellEnd"/>
+      <w:r>
+        <w:t xml:space="preserve"> inicializované pomocou </w:t>
+      </w:r>
+      <w:proofErr w:type="spellStart"/>
+      <w:r>
+        <w:t>pygame.init</w:t>
+      </w:r>
+      <w:proofErr w:type="spellEnd"/>
+      <w:r>
+        <w:t>().</w:t>
       </w:r>
     </w:p>
     <w:p>
@@ -2341,12 +2537,21 @@
       <w:r>
         <w:t xml:space="preserve">Funkcia </w:t>
       </w:r>
+      <w:proofErr w:type="spellStart"/>
       <w:r>
         <w:rPr>
           <w:b/>
           <w:bCs/>
         </w:rPr>
-        <w:t>pygame.display.set_mode()</w:t>
+        <w:t>pygame.display.set_mode</w:t>
+      </w:r>
+      <w:proofErr w:type="spellEnd"/>
+      <w:r>
+        <w:rPr>
+          <w:b/>
+          <w:bCs/>
+        </w:rPr>
+        <w:t>()</w:t>
       </w:r>
       <w:r>
         <w:t xml:space="preserve"> vytvorí okno s danou výškou a šírkou. Toto okno bude slúžiť ako plátno pre vašu hru, na ktoré nakreslíte každý prvok.</w:t>
@@ -2363,7 +2568,27 @@
           <w:i/>
           <w:iCs/>
         </w:rPr>
-        <w:t xml:space="preserve"> pygame.display.set_caption().</w:t>
+        <w:t xml:space="preserve"> </w:t>
+      </w:r>
+      <w:proofErr w:type="spellStart"/>
+      <w:r>
+        <w:rPr>
+          <w:b/>
+          <w:bCs/>
+          <w:i/>
+          <w:iCs/>
+        </w:rPr>
+        <w:t>pygame.display.set_caption</w:t>
+      </w:r>
+      <w:proofErr w:type="spellEnd"/>
+      <w:r>
+        <w:rPr>
+          <w:b/>
+          <w:bCs/>
+          <w:i/>
+          <w:iCs/>
+        </w:rPr>
+        <w:t>().</w:t>
       </w:r>
     </w:p>
     <w:p>
@@ -2386,19 +2611,37 @@
       </w:r>
     </w:p>
     <w:p>
+      <w:proofErr w:type="spellStart"/>
       <w:r>
         <w:t>pygame.time</w:t>
       </w:r>
+      <w:proofErr w:type="spellEnd"/>
       <w:r>
         <w:t xml:space="preserve"> pri</w:t>
       </w:r>
       <w:r>
-        <w:t xml:space="preserve"> vytvorení objektu hodín vám Clock() dáva možnosť upraviť snímkovú frekvenciu hernej slučky.</w:t>
-      </w:r>
-    </w:p>
-    <w:p>
-      <w:r>
-        <w:t>Hra má zaručenú prevádzku pri 60 snímkach za sekundu (FPS) vďaka clock.tick(60).</w:t>
+        <w:t xml:space="preserve"> vytvorení objektu hodín vám </w:t>
+      </w:r>
+      <w:proofErr w:type="spellStart"/>
+      <w:r>
+        <w:t>Clock</w:t>
+      </w:r>
+      <w:proofErr w:type="spellEnd"/>
+      <w:r>
+        <w:t>() dáva možnosť upraviť snímkovú frekvenciu hernej slučky.</w:t>
+      </w:r>
+    </w:p>
+    <w:p>
+      <w:r>
+        <w:t xml:space="preserve">Hra má zaručenú prevádzku pri 60 snímkach za sekundu (FPS) vďaka </w:t>
+      </w:r>
+      <w:proofErr w:type="spellStart"/>
+      <w:r>
+        <w:t>clock.tick</w:t>
+      </w:r>
+      <w:proofErr w:type="spellEnd"/>
+      <w:r>
+        <w:t>(60).</w:t>
       </w:r>
     </w:p>
     <w:p>
@@ -2422,12 +2665,44 @@
     </w:p>
     <w:p>
       <w:r>
-        <w:t>Hru udržiava slučka while True. Vo vnútri kód aktualizuje obrazovku hry, prekresľuje položky a počúva akcie (napríklad zatvorenie okna).</w:t>
-      </w:r>
-    </w:p>
-    <w:p>
-      <w:r>
-        <w:t>Všetky udalosti vrátane stlačení klávesov, kliknutí myšou a udalostí zatvorenia okien načíta pygame.event.get(). Hra sa skončí, ak sa udalosť uzavrela (pygame. QUIT).</w:t>
+        <w:t xml:space="preserve">Hru udržiava slučka </w:t>
+      </w:r>
+      <w:proofErr w:type="spellStart"/>
+      <w:r>
+        <w:t>while</w:t>
+      </w:r>
+      <w:proofErr w:type="spellEnd"/>
+      <w:r>
+        <w:t xml:space="preserve"> </w:t>
+      </w:r>
+      <w:proofErr w:type="spellStart"/>
+      <w:r>
+        <w:t>True</w:t>
+      </w:r>
+      <w:proofErr w:type="spellEnd"/>
+      <w:r>
+        <w:t>. Vo vnútri kód aktualizuje obrazovku hry, prekresľuje položky a počúva akcie (napríklad zatvorenie okna).</w:t>
+      </w:r>
+    </w:p>
+    <w:p>
+      <w:r>
+        <w:t xml:space="preserve">Všetky udalosti vrátane stlačení klávesov, kliknutí myšou a udalostí zatvorenia okien načíta </w:t>
+      </w:r>
+      <w:proofErr w:type="spellStart"/>
+      <w:r>
+        <w:t>pygame.event.get</w:t>
+      </w:r>
+      <w:proofErr w:type="spellEnd"/>
+      <w:r>
+        <w:t>(). Hra sa skončí, ak sa udalosť uzavrela (</w:t>
+      </w:r>
+      <w:proofErr w:type="spellStart"/>
+      <w:r>
+        <w:t>pygame</w:t>
+      </w:r>
+      <w:proofErr w:type="spellEnd"/>
+      <w:r>
+        <w:t>. QUIT).</w:t>
       </w:r>
     </w:p>
     <w:p>
@@ -2450,19 +2725,32 @@
       </w:r>
     </w:p>
     <w:p>
-      <w:r>
-        <w:t>Screen.fill (WHITE) vyplní obrazovku konkrétnou farbou. Nakoniec tu nakreslíte pozadia, objekty alebo škriatkov.</w:t>
-      </w:r>
-    </w:p>
-    <w:p>
-      <w:r>
-        <w:t>Všetky zmeny vykonané počas slučky sa aktualizujú na obrazovke pomocou pygame.display.flip().</w:t>
+      <w:proofErr w:type="spellStart"/>
+      <w:r>
+        <w:t>Screen.fill</w:t>
+      </w:r>
+      <w:proofErr w:type="spellEnd"/>
+      <w:r>
+        <w:t xml:space="preserve"> (WHITE) vyplní obrazovku konkrétnou farbou. Nakoniec tu nakreslíte pozadia, objekty alebo škriatkov.</w:t>
+      </w:r>
+    </w:p>
+    <w:p>
+      <w:r>
+        <w:t xml:space="preserve">Všetky zmeny vykonané počas slučky sa aktualizujú na obrazovke pomocou </w:t>
+      </w:r>
+      <w:proofErr w:type="spellStart"/>
+      <w:r>
+        <w:t>pygame.display.flip</w:t>
+      </w:r>
+      <w:proofErr w:type="spellEnd"/>
+      <w:r>
+        <w:t>().</w:t>
       </w:r>
     </w:p>
     <w:p/>
     <w:p>
       <w:pPr>
-        <w:pStyle w:val="Heading2"/>
+        <w:pStyle w:val="Nadpis2"/>
       </w:pPr>
       <w:bookmarkStart w:id="23" w:name="_Toc210144988"/>
       <w:bookmarkStart w:id="24" w:name="_Toc210145048"/>
@@ -2491,7 +2779,23 @@
           <w:b/>
           <w:bCs/>
         </w:rPr>
-        <w:t xml:space="preserve"> - praktický proklad v programe </w:t>
+        <w:t xml:space="preserve"> - praktický </w:t>
+      </w:r>
+      <w:proofErr w:type="spellStart"/>
+      <w:r>
+        <w:rPr>
+          <w:b/>
+          <w:bCs/>
+        </w:rPr>
+        <w:t>proklad</w:t>
+      </w:r>
+      <w:proofErr w:type="spellEnd"/>
+      <w:r>
+        <w:rPr>
+          <w:b/>
+          <w:bCs/>
+        </w:rPr>
+        <w:t xml:space="preserve"> v programe </w:t>
       </w:r>
       <w:r>
         <w:rPr>
@@ -2523,6 +2827,7 @@
       <w:r>
         <w:t xml:space="preserve">Pozícia hráča je určená </w:t>
       </w:r>
+      <w:proofErr w:type="spellStart"/>
       <w:r>
         <w:rPr>
           <w:b/>
@@ -2530,37 +2835,9 @@
           <w:i/>
           <w:iCs/>
         </w:rPr>
-        <w:t>player_x a player_y</w:t>
-      </w:r>
-      <w:r>
-        <w:t>, zatiaľ čo jeho rýchlosť je riadená player_speed.</w:t>
-      </w:r>
-    </w:p>
-    <w:p>
-      <w:pPr>
-        <w:rPr>
-          <w:b/>
-          <w:bCs/>
-        </w:rPr>
-      </w:pPr>
-      <w:r>
-        <w:rPr>
-          <w:b/>
-          <w:bCs/>
-        </w:rPr>
-        <w:t>Správa vstupu:</w:t>
-      </w:r>
-    </w:p>
-    <w:p>
-      <w:pPr>
-        <w:numPr>
-          <w:ilvl w:val="0"/>
-          <w:numId w:val="31"/>
-        </w:numPr>
-      </w:pPr>
-      <w:r>
-        <w:t xml:space="preserve">Funkcia </w:t>
-      </w:r>
+        <w:t>player_x</w:t>
+      </w:r>
+      <w:proofErr w:type="spellEnd"/>
       <w:r>
         <w:rPr>
           <w:b/>
@@ -2568,10 +2845,44 @@
           <w:i/>
           <w:iCs/>
         </w:rPr>
-        <w:t xml:space="preserve">pygame.key.get_pressed() </w:t>
-      </w:r>
-      <w:r>
-        <w:t>určuje, ktoré klávesy sú v danom okamihu stlačené.</w:t>
+        <w:t xml:space="preserve"> a </w:t>
+      </w:r>
+      <w:proofErr w:type="spellStart"/>
+      <w:r>
+        <w:rPr>
+          <w:b/>
+          <w:bCs/>
+          <w:i/>
+          <w:iCs/>
+        </w:rPr>
+        <w:t>player_y</w:t>
+      </w:r>
+      <w:proofErr w:type="spellEnd"/>
+      <w:r>
+        <w:t xml:space="preserve">, zatiaľ čo jeho rýchlosť je riadená </w:t>
+      </w:r>
+      <w:proofErr w:type="spellStart"/>
+      <w:r>
+        <w:t>player_speed</w:t>
+      </w:r>
+      <w:proofErr w:type="spellEnd"/>
+      <w:r>
+        <w:t>.</w:t>
+      </w:r>
+    </w:p>
+    <w:p>
+      <w:pPr>
+        <w:rPr>
+          <w:b/>
+          <w:bCs/>
+        </w:rPr>
+      </w:pPr>
+      <w:r>
+        <w:rPr>
+          <w:b/>
+          <w:bCs/>
+        </w:rPr>
+        <w:t>Správa vstupu:</w:t>
       </w:r>
     </w:p>
     <w:p>
@@ -2582,7 +2893,49 @@
         </w:numPr>
       </w:pPr>
       <w:r>
-        <w:t>Príkazy if upravujú pozície x a y hráča podľa toho, či sú stlačené klávesy so šípkami.</w:t>
+        <w:t xml:space="preserve">Funkcia </w:t>
+      </w:r>
+      <w:proofErr w:type="spellStart"/>
+      <w:r>
+        <w:rPr>
+          <w:b/>
+          <w:bCs/>
+          <w:i/>
+          <w:iCs/>
+        </w:rPr>
+        <w:t>pygame.key.get_pressed</w:t>
+      </w:r>
+      <w:proofErr w:type="spellEnd"/>
+      <w:r>
+        <w:rPr>
+          <w:b/>
+          <w:bCs/>
+          <w:i/>
+          <w:iCs/>
+        </w:rPr>
+        <w:t xml:space="preserve">() </w:t>
+      </w:r>
+      <w:r>
+        <w:t>určuje, ktoré klávesy sú v danom okamihu stlačené.</w:t>
+      </w:r>
+    </w:p>
+    <w:p>
+      <w:pPr>
+        <w:numPr>
+          <w:ilvl w:val="0"/>
+          <w:numId w:val="31"/>
+        </w:numPr>
+      </w:pPr>
+      <w:r>
+        <w:t xml:space="preserve">Príkazy </w:t>
+      </w:r>
+      <w:proofErr w:type="spellStart"/>
+      <w:r>
+        <w:t>if</w:t>
+      </w:r>
+      <w:proofErr w:type="spellEnd"/>
+      <w:r>
+        <w:t xml:space="preserve"> upravujú pozície x a y hráča podľa toho, či sú stlačené klávesy so šípkami.</w:t>
       </w:r>
     </w:p>
     <w:p>
@@ -2608,7 +2961,15 @@
         </w:numPr>
       </w:pPr>
       <w:r>
-        <w:t>Hráč je reprezentovaný čiernym obdĺžnikom nakresleným na obrazovke na aktuálnej pozícii hráča pomocou pygame.draw.rect().</w:t>
+        <w:t xml:space="preserve">Hráč je reprezentovaný čiernym obdĺžnikom nakresleným na obrazovke na aktuálnej pozícii hráča pomocou </w:t>
+      </w:r>
+      <w:proofErr w:type="spellStart"/>
+      <w:r>
+        <w:t>pygame.draw.rect</w:t>
+      </w:r>
+      <w:proofErr w:type="spellEnd"/>
+      <w:r>
+        <w:t>().</w:t>
       </w:r>
     </w:p>
     <w:p/>
@@ -2620,12 +2981,20 @@
     <w:p/>
     <w:p>
       <w:pPr>
-        <w:pStyle w:val="Heading2"/>
+        <w:pStyle w:val="Nadpis2"/>
       </w:pPr>
       <w:bookmarkStart w:id="25" w:name="_Toc210144989"/>
       <w:bookmarkStart w:id="26" w:name="_Toc210145049"/>
       <w:r>
-        <w:t>Povolenie zmeny veľkosti okna v PyGame.</w:t>
+        <w:t xml:space="preserve">Povolenie zmeny veľkosti okna v </w:t>
+      </w:r>
+      <w:proofErr w:type="spellStart"/>
+      <w:r>
+        <w:t>PyGame</w:t>
+      </w:r>
+      <w:proofErr w:type="spellEnd"/>
+      <w:r>
+        <w:t>.</w:t>
       </w:r>
       <w:bookmarkEnd w:id="25"/>
       <w:bookmarkEnd w:id="26"/>
@@ -2643,47 +3012,129 @@
           <w:szCs w:val="20"/>
         </w:rPr>
       </w:pPr>
+      <w:proofErr w:type="spellStart"/>
       <w:r>
         <w:rPr>
           <w:rFonts w:ascii="Courier New" w:hAnsi="Courier New" w:cs="Courier New"/>
           <w:sz w:val="20"/>
           <w:szCs w:val="20"/>
         </w:rPr>
-        <w:t>screen = pygame.display.set_mode((400, 400), pygame.RESIZABLE)</w:t>
-      </w:r>
-    </w:p>
-    <w:p>
-      <w:r>
-        <w:t>predtým</w:t>
-      </w:r>
-    </w:p>
-    <w:p/>
-    <w:p>
-      <w:pPr>
+        <w:t>screen</w:t>
+      </w:r>
+      <w:proofErr w:type="spellEnd"/>
+      <w:r>
         <w:rPr>
           <w:rFonts w:ascii="Courier New" w:hAnsi="Courier New" w:cs="Courier New"/>
           <w:sz w:val="20"/>
           <w:szCs w:val="20"/>
         </w:rPr>
-      </w:pPr>
+        <w:t xml:space="preserve"> = </w:t>
+      </w:r>
+      <w:proofErr w:type="spellStart"/>
       <w:r>
         <w:rPr>
           <w:rFonts w:ascii="Courier New" w:hAnsi="Courier New" w:cs="Courier New"/>
           <w:sz w:val="20"/>
           <w:szCs w:val="20"/>
         </w:rPr>
-        <w:t>screen = pygame.display.set_mode((400, 400))</w:t>
+        <w:t>pygame.display.set_mode</w:t>
+      </w:r>
+      <w:proofErr w:type="spellEnd"/>
+      <w:r>
+        <w:rPr>
+          <w:rFonts w:ascii="Courier New" w:hAnsi="Courier New" w:cs="Courier New"/>
+          <w:sz w:val="20"/>
+          <w:szCs w:val="20"/>
+        </w:rPr>
+        <w:t xml:space="preserve">((400, 400), </w:t>
+      </w:r>
+      <w:proofErr w:type="spellStart"/>
+      <w:r>
+        <w:rPr>
+          <w:rFonts w:ascii="Courier New" w:hAnsi="Courier New" w:cs="Courier New"/>
+          <w:sz w:val="20"/>
+          <w:szCs w:val="20"/>
+        </w:rPr>
+        <w:t>pygame.RESIZABLE</w:t>
+      </w:r>
+      <w:proofErr w:type="spellEnd"/>
+      <w:r>
+        <w:rPr>
+          <w:rFonts w:ascii="Courier New" w:hAnsi="Courier New" w:cs="Courier New"/>
+          <w:sz w:val="20"/>
+          <w:szCs w:val="20"/>
+        </w:rPr>
+        <w:t>)</w:t>
+      </w:r>
+    </w:p>
+    <w:p>
+      <w:r>
+        <w:t>predtým</w:t>
       </w:r>
     </w:p>
     <w:p/>
     <w:p>
       <w:pPr>
-        <w:pStyle w:val="Heading2"/>
+        <w:rPr>
+          <w:rFonts w:ascii="Courier New" w:hAnsi="Courier New" w:cs="Courier New"/>
+          <w:sz w:val="20"/>
+          <w:szCs w:val="20"/>
+        </w:rPr>
+      </w:pPr>
+      <w:proofErr w:type="spellStart"/>
+      <w:r>
+        <w:rPr>
+          <w:rFonts w:ascii="Courier New" w:hAnsi="Courier New" w:cs="Courier New"/>
+          <w:sz w:val="20"/>
+          <w:szCs w:val="20"/>
+        </w:rPr>
+        <w:t>screen</w:t>
+      </w:r>
+      <w:proofErr w:type="spellEnd"/>
+      <w:r>
+        <w:rPr>
+          <w:rFonts w:ascii="Courier New" w:hAnsi="Courier New" w:cs="Courier New"/>
+          <w:sz w:val="20"/>
+          <w:szCs w:val="20"/>
+        </w:rPr>
+        <w:t xml:space="preserve"> = </w:t>
+      </w:r>
+      <w:proofErr w:type="spellStart"/>
+      <w:r>
+        <w:rPr>
+          <w:rFonts w:ascii="Courier New" w:hAnsi="Courier New" w:cs="Courier New"/>
+          <w:sz w:val="20"/>
+          <w:szCs w:val="20"/>
+        </w:rPr>
+        <w:t>pygame.display.set_mode</w:t>
+      </w:r>
+      <w:proofErr w:type="spellEnd"/>
+      <w:r>
+        <w:rPr>
+          <w:rFonts w:ascii="Courier New" w:hAnsi="Courier New" w:cs="Courier New"/>
+          <w:sz w:val="20"/>
+          <w:szCs w:val="20"/>
+        </w:rPr>
+        <w:t>((400, 400))</w:t>
+      </w:r>
+    </w:p>
+    <w:p/>
+    <w:p>
+      <w:pPr>
+        <w:pStyle w:val="Nadpis2"/>
       </w:pPr>
       <w:bookmarkStart w:id="27" w:name="_Toc210144990"/>
       <w:bookmarkStart w:id="28" w:name="_Toc210145050"/>
       <w:r>
-        <w:t>Ako zmeniť farbu pozadia obrazovky v Pygame?</w:t>
+        <w:t xml:space="preserve">Ako zmeniť farbu pozadia obrazovky v </w:t>
+      </w:r>
+      <w:proofErr w:type="spellStart"/>
+      <w:r>
+        <w:t>Pygame</w:t>
+      </w:r>
+      <w:proofErr w:type="spellEnd"/>
+      <w:r>
+        <w:t>?</w:t>
       </w:r>
       <w:bookmarkEnd w:id="27"/>
       <w:bookmarkEnd w:id="28"/>
@@ -2713,7 +3164,7 @@
     </w:p>
     <w:p>
       <w:pPr>
-        <w:pStyle w:val="Heading2"/>
+        <w:pStyle w:val="Nadpis2"/>
       </w:pPr>
       <w:bookmarkStart w:id="29" w:name="_Toc210144991"/>
       <w:bookmarkStart w:id="30" w:name="_Toc210145051"/>
@@ -2728,7 +3179,7 @@
       <w:hyperlink r:id="rId13" w:history="1">
         <w:r>
           <w:rPr>
-            <w:rStyle w:val="Hyperlink"/>
+            <w:rStyle w:val="Hypertextovprepojenie"/>
           </w:rPr>
           <w:t>https://www.geeksforgeeks.org/python/pygame-drawing-objects-and-shapes/</w:t>
         </w:r>
@@ -2750,6 +3201,7 @@
       <w:r>
         <w:t>parametre pre obdĺžnik -</w:t>
       </w:r>
+      <w:proofErr w:type="spellStart"/>
       <w:r>
         <w:rPr>
           <w:b/>
@@ -2757,11 +3209,161 @@
         </w:rPr>
         <w:t>rectangle</w:t>
       </w:r>
-    </w:p>
-    <w:p>
-      <w:r>
-        <w:t>(surface: Surface, color: ColorValue, rect: RectValue, width: int = 0, border_radius: int = -1, border_top_left_radius: int = -1, border_top_right_radius: int = -1, border_bottom_left_radius: int = -1, border_bottom_right_radius: int = -1) -&gt; Rect</w:t>
-      </w:r>
+      <w:proofErr w:type="spellEnd"/>
+    </w:p>
+    <w:p>
+      <w:r>
+        <w:t>(</w:t>
+      </w:r>
+      <w:proofErr w:type="spellStart"/>
+      <w:r>
+        <w:t>surface</w:t>
+      </w:r>
+      <w:proofErr w:type="spellEnd"/>
+      <w:r>
+        <w:t xml:space="preserve">: </w:t>
+      </w:r>
+      <w:proofErr w:type="spellStart"/>
+      <w:r>
+        <w:t>Surface</w:t>
+      </w:r>
+      <w:proofErr w:type="spellEnd"/>
+      <w:r>
+        <w:t xml:space="preserve">, </w:t>
+      </w:r>
+      <w:proofErr w:type="spellStart"/>
+      <w:r>
+        <w:t>color</w:t>
+      </w:r>
+      <w:proofErr w:type="spellEnd"/>
+      <w:r>
+        <w:t xml:space="preserve">: </w:t>
+      </w:r>
+      <w:proofErr w:type="spellStart"/>
+      <w:r>
+        <w:t>ColorValue</w:t>
+      </w:r>
+      <w:proofErr w:type="spellEnd"/>
+      <w:r>
+        <w:t xml:space="preserve">, </w:t>
+      </w:r>
+      <w:proofErr w:type="spellStart"/>
+      <w:r>
+        <w:t>rect</w:t>
+      </w:r>
+      <w:proofErr w:type="spellEnd"/>
+      <w:r>
+        <w:t xml:space="preserve">: </w:t>
+      </w:r>
+      <w:proofErr w:type="spellStart"/>
+      <w:r>
+        <w:t>RectValue</w:t>
+      </w:r>
+      <w:proofErr w:type="spellEnd"/>
+      <w:r>
+        <w:t xml:space="preserve">, </w:t>
+      </w:r>
+      <w:proofErr w:type="spellStart"/>
+      <w:r>
+        <w:t>width</w:t>
+      </w:r>
+      <w:proofErr w:type="spellEnd"/>
+      <w:r>
+        <w:t xml:space="preserve">: </w:t>
+      </w:r>
+      <w:proofErr w:type="spellStart"/>
+      <w:r>
+        <w:t>int</w:t>
+      </w:r>
+      <w:proofErr w:type="spellEnd"/>
+      <w:r>
+        <w:t xml:space="preserve"> = 0, </w:t>
+      </w:r>
+      <w:proofErr w:type="spellStart"/>
+      <w:r>
+        <w:t>border_radius</w:t>
+      </w:r>
+      <w:proofErr w:type="spellEnd"/>
+      <w:r>
+        <w:t xml:space="preserve">: </w:t>
+      </w:r>
+      <w:proofErr w:type="spellStart"/>
+      <w:r>
+        <w:t>int</w:t>
+      </w:r>
+      <w:proofErr w:type="spellEnd"/>
+      <w:r>
+        <w:t xml:space="preserve"> = -1, </w:t>
+      </w:r>
+      <w:proofErr w:type="spellStart"/>
+      <w:r>
+        <w:t>border_top_left_radius</w:t>
+      </w:r>
+      <w:proofErr w:type="spellEnd"/>
+      <w:r>
+        <w:t xml:space="preserve">: </w:t>
+      </w:r>
+      <w:proofErr w:type="spellStart"/>
+      <w:r>
+        <w:t>int</w:t>
+      </w:r>
+      <w:proofErr w:type="spellEnd"/>
+      <w:r>
+        <w:t xml:space="preserve"> = -1, </w:t>
+      </w:r>
+      <w:proofErr w:type="spellStart"/>
+      <w:r>
+        <w:t>border_top_right_radius</w:t>
+      </w:r>
+      <w:proofErr w:type="spellEnd"/>
+      <w:r>
+        <w:t xml:space="preserve">: </w:t>
+      </w:r>
+      <w:proofErr w:type="spellStart"/>
+      <w:r>
+        <w:t>int</w:t>
+      </w:r>
+      <w:proofErr w:type="spellEnd"/>
+      <w:r>
+        <w:t xml:space="preserve"> = -1, </w:t>
+      </w:r>
+      <w:proofErr w:type="spellStart"/>
+      <w:r>
+        <w:t>border_bottom_left_radius</w:t>
+      </w:r>
+      <w:proofErr w:type="spellEnd"/>
+      <w:r>
+        <w:t xml:space="preserve">: </w:t>
+      </w:r>
+      <w:proofErr w:type="spellStart"/>
+      <w:r>
+        <w:t>int</w:t>
+      </w:r>
+      <w:proofErr w:type="spellEnd"/>
+      <w:r>
+        <w:t xml:space="preserve"> = -1, </w:t>
+      </w:r>
+      <w:proofErr w:type="spellStart"/>
+      <w:r>
+        <w:t>border_bottom_right_radius</w:t>
+      </w:r>
+      <w:proofErr w:type="spellEnd"/>
+      <w:r>
+        <w:t xml:space="preserve">: </w:t>
+      </w:r>
+      <w:proofErr w:type="spellStart"/>
+      <w:r>
+        <w:t>int</w:t>
+      </w:r>
+      <w:proofErr w:type="spellEnd"/>
+      <w:r>
+        <w:t xml:space="preserve"> = -1) -&gt; </w:t>
+      </w:r>
+      <w:proofErr w:type="spellStart"/>
+      <w:r>
+        <w:t>Rect</w:t>
+      </w:r>
+      <w:proofErr w:type="spellEnd"/>
     </w:p>
     <w:p/>
     <w:p>
@@ -2775,12 +3377,37 @@
           <w:iCs/>
         </w:rPr>
       </w:pPr>
+      <w:proofErr w:type="spellStart"/>
       <w:r>
         <w:rPr>
           <w:i/>
           <w:iCs/>
         </w:rPr>
-        <w:t>surface :- Tu môžeme prejsť povrchom, na ktorý chceme nakresliť náš obdĺžnik. Vo vyššie uvedenom príklade sme vytvorili povrchový objekt s názvom 'window'.</w:t>
+        <w:t>surface</w:t>
+      </w:r>
+      <w:proofErr w:type="spellEnd"/>
+      <w:r>
+        <w:rPr>
+          <w:i/>
+          <w:iCs/>
+        </w:rPr>
+        <w:t xml:space="preserve"> :- Tu môžeme prejsť povrchom, na ktorý chceme nakresliť náš obdĺžnik. Vo vyššie uvedenom príklade sme vytvorili povrchový objekt s názvom '</w:t>
+      </w:r>
+      <w:proofErr w:type="spellStart"/>
+      <w:r>
+        <w:rPr>
+          <w:i/>
+          <w:iCs/>
+        </w:rPr>
+        <w:t>window</w:t>
+      </w:r>
+      <w:proofErr w:type="spellEnd"/>
+      <w:r>
+        <w:rPr>
+          <w:i/>
+          <w:iCs/>
+        </w:rPr>
+        <w:t>'.</w:t>
       </w:r>
     </w:p>
     <w:p>
@@ -2794,12 +3421,21 @@
           <w:iCs/>
         </w:rPr>
       </w:pPr>
+      <w:proofErr w:type="spellStart"/>
       <w:r>
         <w:rPr>
           <w:i/>
           <w:iCs/>
         </w:rPr>
-        <w:t>color :- Tu môžeme odovzdať farbu pre náš obdĺžnik. V našom príklade používame modrú farbu.</w:t>
+        <w:t>color</w:t>
+      </w:r>
+      <w:proofErr w:type="spellEnd"/>
+      <w:r>
+        <w:rPr>
+          <w:i/>
+          <w:iCs/>
+        </w:rPr>
+        <w:t xml:space="preserve"> :- Tu môžeme odovzdať farbu pre náš obdĺžnik. V našom príklade používame modrú farbu.</w:t>
       </w:r>
     </w:p>
     <w:p>
@@ -2813,12 +3449,21 @@
           <w:iCs/>
         </w:rPr>
       </w:pPr>
+      <w:proofErr w:type="spellStart"/>
       <w:r>
         <w:rPr>
           <w:i/>
           <w:iCs/>
         </w:rPr>
-        <w:t>rect :- Tu môžeme odovzdať obdĺžnik, polohu a rozmery.</w:t>
+        <w:t>rect</w:t>
+      </w:r>
+      <w:proofErr w:type="spellEnd"/>
+      <w:r>
+        <w:rPr>
+          <w:i/>
+          <w:iCs/>
+        </w:rPr>
+        <w:t xml:space="preserve"> :- Tu môžeme odovzdať obdĺžnik, polohu a rozmery.</w:t>
       </w:r>
     </w:p>
     <w:p>
@@ -2832,12 +3477,21 @@
           <w:iCs/>
         </w:rPr>
       </w:pPr>
+      <w:proofErr w:type="spellStart"/>
       <w:r>
         <w:rPr>
           <w:i/>
           <w:iCs/>
         </w:rPr>
-        <w:t>width :- Tu môžeme prejsť hrúbkou čiary. Plný obdĺžnik môžeme vytvoriť aj zmenou hodnoty tohto parametra šírky. Pozrime sa na to.</w:t>
+        <w:t>width</w:t>
+      </w:r>
+      <w:proofErr w:type="spellEnd"/>
+      <w:r>
+        <w:rPr>
+          <w:i/>
+          <w:iCs/>
+        </w:rPr>
+        <w:t xml:space="preserve"> :- Tu môžeme prejsť hrúbkou čiary. Plný obdĺžnik môžeme vytvoriť aj zmenou hodnoty tohto parametra šírky. Pozrime sa na to.</w:t>
       </w:r>
     </w:p>
     <w:p/>
@@ -2919,21 +3573,63 @@
     <w:p/>
     <w:p>
       <w:pPr>
-        <w:pStyle w:val="Heading3"/>
+        <w:pStyle w:val="Nadpis3"/>
       </w:pPr>
       <w:bookmarkStart w:id="32" w:name="_Toc210144992"/>
       <w:bookmarkStart w:id="33" w:name="_Toc210145052"/>
-      <w:r>
-        <w:t>Python | Drawing different shapes on PyGame window</w:t>
+      <w:proofErr w:type="spellStart"/>
+      <w:r>
+        <w:t>Python</w:t>
+      </w:r>
+      <w:proofErr w:type="spellEnd"/>
+      <w:r>
+        <w:t xml:space="preserve"> | </w:t>
+      </w:r>
+      <w:proofErr w:type="spellStart"/>
+      <w:r>
+        <w:t>Drawing</w:t>
+      </w:r>
+      <w:proofErr w:type="spellEnd"/>
+      <w:r>
+        <w:t xml:space="preserve"> </w:t>
+      </w:r>
+      <w:proofErr w:type="spellStart"/>
+      <w:r>
+        <w:t>different</w:t>
+      </w:r>
+      <w:proofErr w:type="spellEnd"/>
+      <w:r>
+        <w:t xml:space="preserve"> </w:t>
+      </w:r>
+      <w:proofErr w:type="spellStart"/>
+      <w:r>
+        <w:t>shapes</w:t>
+      </w:r>
+      <w:proofErr w:type="spellEnd"/>
+      <w:r>
+        <w:t xml:space="preserve"> on </w:t>
+      </w:r>
+      <w:proofErr w:type="spellStart"/>
+      <w:r>
+        <w:t>PyGame</w:t>
+      </w:r>
+      <w:proofErr w:type="spellEnd"/>
+      <w:r>
+        <w:t xml:space="preserve"> </w:t>
+      </w:r>
+      <w:proofErr w:type="spellStart"/>
+      <w:r>
+        <w:t>window</w:t>
       </w:r>
       <w:bookmarkEnd w:id="32"/>
       <w:bookmarkEnd w:id="33"/>
+      <w:proofErr w:type="spellEnd"/>
     </w:p>
     <w:p>
       <w:hyperlink r:id="rId15" w:history="1">
         <w:r>
           <w:rPr>
-            <w:rStyle w:val="Hyperlink"/>
+            <w:rStyle w:val="Hypertextovprepojenie"/>
           </w:rPr>
           <w:t>https://www.geeksforgeeks.org/python/python-drawing-different-shapes-on-pygame-window/</w:t>
         </w:r>
@@ -2949,13 +3645,42 @@
     </w:p>
     <w:p>
       <w:pPr>
-        <w:pStyle w:val="Heading3"/>
+        <w:pStyle w:val="Nadpis3"/>
       </w:pPr>
       <w:bookmarkStart w:id="34" w:name="_Toc210144993"/>
       <w:bookmarkStart w:id="35" w:name="_Toc210145053"/>
+      <w:proofErr w:type="spellStart"/>
       <w:r>
         <w:lastRenderedPageBreak/>
-        <w:t>How to draw rectangle in Pygame?</w:t>
+        <w:t>How</w:t>
+      </w:r>
+      <w:proofErr w:type="spellEnd"/>
+      <w:r>
+        <w:t xml:space="preserve"> to </w:t>
+      </w:r>
+      <w:proofErr w:type="spellStart"/>
+      <w:r>
+        <w:t>draw</w:t>
+      </w:r>
+      <w:proofErr w:type="spellEnd"/>
+      <w:r>
+        <w:t xml:space="preserve"> </w:t>
+      </w:r>
+      <w:proofErr w:type="spellStart"/>
+      <w:r>
+        <w:t>rectangle</w:t>
+      </w:r>
+      <w:proofErr w:type="spellEnd"/>
+      <w:r>
+        <w:t xml:space="preserve"> in </w:t>
+      </w:r>
+      <w:proofErr w:type="spellStart"/>
+      <w:r>
+        <w:t>Pygame</w:t>
+      </w:r>
+      <w:proofErr w:type="spellEnd"/>
+      <w:r>
+        <w:t>?</w:t>
       </w:r>
       <w:bookmarkEnd w:id="34"/>
       <w:bookmarkEnd w:id="35"/>
@@ -2964,7 +3689,7 @@
       <w:hyperlink r:id="rId16" w:history="1">
         <w:r>
           <w:rPr>
-            <w:rStyle w:val="Hyperlink"/>
+            <w:rStyle w:val="Hypertextovprepojenie"/>
           </w:rPr>
           <w:t>https://www.geeksforgeeks.org/python/how-to-draw-rectangle-in-pygame/</w:t>
         </w:r>
@@ -2986,12 +3711,65 @@
     </w:p>
     <w:p>
       <w:pPr>
-        <w:pStyle w:val="Heading3"/>
+        <w:pStyle w:val="Nadpis3"/>
       </w:pPr>
       <w:bookmarkStart w:id="36" w:name="_Toc210144994"/>
       <w:bookmarkStart w:id="37" w:name="_Toc210145054"/>
-      <w:r>
-        <w:t>How to draw a rectangle with rounded corner in PyGame?</w:t>
+      <w:proofErr w:type="spellStart"/>
+      <w:r>
+        <w:t>How</w:t>
+      </w:r>
+      <w:proofErr w:type="spellEnd"/>
+      <w:r>
+        <w:t xml:space="preserve"> to </w:t>
+      </w:r>
+      <w:proofErr w:type="spellStart"/>
+      <w:r>
+        <w:t>draw</w:t>
+      </w:r>
+      <w:proofErr w:type="spellEnd"/>
+      <w:r>
+        <w:t xml:space="preserve"> a </w:t>
+      </w:r>
+      <w:proofErr w:type="spellStart"/>
+      <w:r>
+        <w:t>rectangle</w:t>
+      </w:r>
+      <w:proofErr w:type="spellEnd"/>
+      <w:r>
+        <w:t xml:space="preserve"> </w:t>
+      </w:r>
+      <w:proofErr w:type="spellStart"/>
+      <w:r>
+        <w:t>with</w:t>
+      </w:r>
+      <w:proofErr w:type="spellEnd"/>
+      <w:r>
+        <w:t xml:space="preserve"> </w:t>
+      </w:r>
+      <w:proofErr w:type="spellStart"/>
+      <w:r>
+        <w:t>rounded</w:t>
+      </w:r>
+      <w:proofErr w:type="spellEnd"/>
+      <w:r>
+        <w:t xml:space="preserve"> </w:t>
+      </w:r>
+      <w:proofErr w:type="spellStart"/>
+      <w:r>
+        <w:t>corner</w:t>
+      </w:r>
+      <w:proofErr w:type="spellEnd"/>
+      <w:r>
+        <w:t xml:space="preserve"> in </w:t>
+      </w:r>
+      <w:proofErr w:type="spellStart"/>
+      <w:r>
+        <w:t>PyGame</w:t>
+      </w:r>
+      <w:proofErr w:type="spellEnd"/>
+      <w:r>
+        <w:t>?</w:t>
       </w:r>
       <w:bookmarkEnd w:id="36"/>
       <w:bookmarkEnd w:id="37"/>
@@ -3000,7 +3778,7 @@
       <w:hyperlink r:id="rId17" w:history="1">
         <w:r>
           <w:rPr>
-            <w:rStyle w:val="Hyperlink"/>
+            <w:rStyle w:val="Hypertextovprepojenie"/>
           </w:rPr>
           <w:t>https://www.geeksforgeeks.org/python/how-to-draw-a-rectangle-with-rounded-corner-in-pygame/</w:t>
         </w:r>
@@ -3029,14 +3807,19 @@
         <w:t xml:space="preserve">Pokračovanie - </w:t>
       </w:r>
       <w:r>
-        <w:t>Event Handling</w:t>
-      </w:r>
+        <w:t xml:space="preserve">Event </w:t>
+      </w:r>
+      <w:proofErr w:type="spellStart"/>
+      <w:r>
+        <w:t>Handling</w:t>
+      </w:r>
+      <w:proofErr w:type="spellEnd"/>
     </w:p>
     <w:p>
       <w:hyperlink r:id="rId18" w:anchor=":~:text=corners%20in%20PyGame%3F-,Event%20Handling,-In%20this%20part" w:history="1">
         <w:r>
           <w:rPr>
-            <w:rStyle w:val="Hyperlink"/>
+            <w:rStyle w:val="Hypertextovprepojenie"/>
           </w:rPr>
           <w:t>https://www.geeksforgeeks.org/python/pygame-tutorial/#:~:text=corners%20in%20PyGame%3F-,Event%20Handling,-In%20this%20part</w:t>
         </w:r>
@@ -3089,13 +3872,34 @@
       <w:r>
         <w:t xml:space="preserve">. Vysvetliť zachytenie farby do zoznamu </w:t>
       </w:r>
-      <w:r>
-        <w:t>circle_data = []</w:t>
-      </w:r>
-    </w:p>
-    <w:p>
-      <w:r>
-        <w:t xml:space="preserve">Rozlíšenie ľavého a praveho tlačítka v udalosti program </w:t>
+      <w:proofErr w:type="spellStart"/>
+      <w:r>
+        <w:t>circle_data</w:t>
+      </w:r>
+      <w:proofErr w:type="spellEnd"/>
+      <w:r>
+        <w:t xml:space="preserve"> = []</w:t>
+      </w:r>
+    </w:p>
+    <w:p>
+      <w:r>
+        <w:t>Rozlíšenie ľavého a </w:t>
+      </w:r>
+      <w:proofErr w:type="spellStart"/>
+      <w:r>
+        <w:t>praveho</w:t>
+      </w:r>
+      <w:proofErr w:type="spellEnd"/>
+      <w:r>
+        <w:t xml:space="preserve"> </w:t>
+      </w:r>
+      <w:proofErr w:type="spellStart"/>
+      <w:r>
+        <w:t>tlačítka</w:t>
+      </w:r>
+      <w:proofErr w:type="spellEnd"/>
+      <w:r>
+        <w:t xml:space="preserve"> v udalosti program </w:t>
       </w:r>
       <w:r>
         <w:rPr>
@@ -3112,19 +3916,24 @@
     </w:p>
     <w:p>
       <w:pPr>
-        <w:pStyle w:val="Heading2"/>
+        <w:pStyle w:val="Nadpis2"/>
       </w:pPr>
       <w:bookmarkStart w:id="39" w:name="_Toc210144995"/>
       <w:bookmarkStart w:id="40" w:name="_Toc210145055"/>
       <w:r>
-        <w:t>Event Handling</w:t>
+        <w:t xml:space="preserve">Event </w:t>
+      </w:r>
+      <w:proofErr w:type="spellStart"/>
+      <w:r>
+        <w:t>Handling</w:t>
       </w:r>
       <w:bookmarkEnd w:id="39"/>
       <w:bookmarkEnd w:id="40"/>
-    </w:p>
-    <w:p>
-      <w:pPr>
-        <w:pStyle w:val="Heading3"/>
+      <w:proofErr w:type="spellEnd"/>
+    </w:p>
+    <w:p>
+      <w:pPr>
+        <w:pStyle w:val="Nadpis3"/>
       </w:pPr>
       <w:bookmarkStart w:id="41" w:name="_Toc210144996"/>
       <w:bookmarkStart w:id="42" w:name="_Toc210145056"/>
@@ -3172,7 +3981,7 @@
     </w:p>
     <w:p>
       <w:pPr>
-        <w:pStyle w:val="Heading3"/>
+        <w:pStyle w:val="Nadpis3"/>
       </w:pPr>
       <w:bookmarkStart w:id="43" w:name="_Toc210144997"/>
       <w:bookmarkStart w:id="44" w:name="_Toc210145057"/>
@@ -3205,12 +4014,49 @@
     </w:p>
     <w:p>
       <w:pPr>
-        <w:pStyle w:val="Heading3"/>
+        <w:pStyle w:val="Nadpis3"/>
       </w:pPr>
       <w:bookmarkStart w:id="45" w:name="_Toc210144998"/>
       <w:bookmarkStart w:id="46" w:name="_Toc210145058"/>
-      <w:r>
-        <w:t>How to add Custom Events in Pygame?</w:t>
+      <w:proofErr w:type="spellStart"/>
+      <w:r>
+        <w:t>How</w:t>
+      </w:r>
+      <w:proofErr w:type="spellEnd"/>
+      <w:r>
+        <w:t xml:space="preserve"> to </w:t>
+      </w:r>
+      <w:proofErr w:type="spellStart"/>
+      <w:r>
+        <w:t>add</w:t>
+      </w:r>
+      <w:proofErr w:type="spellEnd"/>
+      <w:r>
+        <w:t xml:space="preserve"> </w:t>
+      </w:r>
+      <w:proofErr w:type="spellStart"/>
+      <w:r>
+        <w:t>Custom</w:t>
+      </w:r>
+      <w:proofErr w:type="spellEnd"/>
+      <w:r>
+        <w:t xml:space="preserve"> </w:t>
+      </w:r>
+      <w:proofErr w:type="spellStart"/>
+      <w:r>
+        <w:t>Events</w:t>
+      </w:r>
+      <w:proofErr w:type="spellEnd"/>
+      <w:r>
+        <w:t xml:space="preserve"> in </w:t>
+      </w:r>
+      <w:proofErr w:type="spellStart"/>
+      <w:r>
+        <w:t>Pygame</w:t>
+      </w:r>
+      <w:proofErr w:type="spellEnd"/>
+      <w:r>
+        <w:t>?</w:t>
       </w:r>
       <w:bookmarkEnd w:id="45"/>
       <w:bookmarkEnd w:id="46"/>
@@ -3219,7 +4065,7 @@
       <w:hyperlink r:id="rId19" w:history="1">
         <w:r>
           <w:rPr>
-            <w:rStyle w:val="Hyperlink"/>
+            <w:rStyle w:val="Hypertextovprepojenie"/>
           </w:rPr>
           <w:t>https://www.geeksforgeeks.org/python/how-to-add-custom-events-in-pygame/</w:t>
         </w:r>
@@ -3229,18 +4075,60 @@
       </w:r>
     </w:p>
     <w:p>
-      <w:r>
-        <w:t>Prepodkaldám, že táto problematika je ešte príliš zložitá pre Kubiho.</w:t>
-      </w:r>
-    </w:p>
-    <w:p>
-      <w:pPr>
-        <w:pStyle w:val="Heading3"/>
+      <w:proofErr w:type="spellStart"/>
+      <w:r>
+        <w:t>Prepodkaldám</w:t>
+      </w:r>
+      <w:proofErr w:type="spellEnd"/>
+      <w:r>
+        <w:t xml:space="preserve">, že táto problematika je ešte príliš zložitá pre </w:t>
+      </w:r>
+      <w:proofErr w:type="spellStart"/>
+      <w:r>
+        <w:t>Kubiho</w:t>
+      </w:r>
+      <w:proofErr w:type="spellEnd"/>
+      <w:r>
+        <w:t>.</w:t>
+      </w:r>
+    </w:p>
+    <w:p>
+      <w:pPr>
+        <w:pStyle w:val="Nadpis3"/>
       </w:pPr>
       <w:bookmarkStart w:id="47" w:name="_Toc210144999"/>
       <w:bookmarkStart w:id="48" w:name="_Toc210145059"/>
-      <w:r>
-        <w:t>How to get keyboard input in PyGame ?</w:t>
+      <w:proofErr w:type="spellStart"/>
+      <w:r>
+        <w:t>How</w:t>
+      </w:r>
+      <w:proofErr w:type="spellEnd"/>
+      <w:r>
+        <w:t xml:space="preserve"> to get </w:t>
+      </w:r>
+      <w:proofErr w:type="spellStart"/>
+      <w:r>
+        <w:t>keyboard</w:t>
+      </w:r>
+      <w:proofErr w:type="spellEnd"/>
+      <w:r>
+        <w:t xml:space="preserve"> </w:t>
+      </w:r>
+      <w:proofErr w:type="spellStart"/>
+      <w:r>
+        <w:t>input</w:t>
+      </w:r>
+      <w:proofErr w:type="spellEnd"/>
+      <w:r>
+        <w:t xml:space="preserve"> in </w:t>
+      </w:r>
+      <w:proofErr w:type="spellStart"/>
+      <w:r>
+        <w:t>PyGame</w:t>
+      </w:r>
+      <w:proofErr w:type="spellEnd"/>
+      <w:r>
+        <w:t xml:space="preserve"> ?</w:t>
       </w:r>
       <w:bookmarkEnd w:id="47"/>
       <w:bookmarkEnd w:id="48"/>
@@ -3249,7 +4137,7 @@
       <w:hyperlink r:id="rId20" w:history="1">
         <w:r>
           <w:rPr>
-            <w:rStyle w:val="Hyperlink"/>
+            <w:rStyle w:val="Hypertextovprepojenie"/>
           </w:rPr>
           <w:t>https://www.geeksforgeeks.org/python/how-to-get-keyboard-input-in-pygame/</w:t>
         </w:r>
@@ -3265,7 +4153,7 @@
     </w:p>
     <w:p>
       <w:pPr>
-        <w:pStyle w:val="Heading4"/>
+        <w:pStyle w:val="Nadpis4"/>
       </w:pPr>
       <w:bookmarkStart w:id="49" w:name="_Toc210145000"/>
       <w:r>
@@ -3277,7 +4165,7 @@
       <w:hyperlink r:id="rId21" w:history="1">
         <w:r>
           <w:rPr>
-            <w:rStyle w:val="Hyperlink"/>
+            <w:rStyle w:val="Hypertextovprepojenie"/>
           </w:rPr>
           <w:t>https://www.geeksforgeeks.org/python/pygame-input-handling/</w:t>
         </w:r>
@@ -3312,7 +4200,15 @@
         <w:t xml:space="preserve"> obrázkov zo zložky obrázkov</w:t>
       </w:r>
       <w:r>
-        <w:t>, ktorý je podzložka programu.</w:t>
+        <w:t xml:space="preserve">, ktorý je </w:t>
+      </w:r>
+      <w:proofErr w:type="spellStart"/>
+      <w:r>
+        <w:t>podzložka</w:t>
+      </w:r>
+      <w:proofErr w:type="spellEnd"/>
+      <w:r>
+        <w:t xml:space="preserve"> programu.</w:t>
       </w:r>
     </w:p>
     <w:p>
@@ -3333,7 +4229,7 @@
     <w:p/>
     <w:p>
       <w:pPr>
-        <w:pStyle w:val="Heading2"/>
+        <w:pStyle w:val="Nadpis2"/>
       </w:pPr>
       <w:bookmarkStart w:id="50" w:name="_Toc210145001"/>
       <w:bookmarkStart w:id="51" w:name="_Toc210145060"/>
@@ -3345,13 +4241,23 @@
     </w:p>
     <w:p>
       <w:pPr>
-        <w:pStyle w:val="Heading3"/>
+        <w:pStyle w:val="Nadpis3"/>
       </w:pPr>
       <w:bookmarkStart w:id="52" w:name="_Toc210145002"/>
       <w:bookmarkStart w:id="53" w:name="_Toc210145061"/>
-      <w:r>
-        <w:t>Python Lists</w:t>
-      </w:r>
+      <w:proofErr w:type="spellStart"/>
+      <w:r>
+        <w:t>Python</w:t>
+      </w:r>
+      <w:proofErr w:type="spellEnd"/>
+      <w:r>
+        <w:t xml:space="preserve"> </w:t>
+      </w:r>
+      <w:proofErr w:type="spellStart"/>
+      <w:r>
+        <w:t>Lists</w:t>
+      </w:r>
+      <w:proofErr w:type="spellEnd"/>
       <w:r>
         <w:t xml:space="preserve"> – Zoznamy.</w:t>
       </w:r>
@@ -3362,7 +4268,7 @@
       <w:hyperlink r:id="rId22" w:history="1">
         <w:r>
           <w:rPr>
-            <w:rStyle w:val="Hyperlink"/>
+            <w:rStyle w:val="Hypertextovprepojenie"/>
           </w:rPr>
           <w:t>https://www.geeksforgeeks.org/python/python-lists/</w:t>
         </w:r>
@@ -3373,7 +4279,7 @@
     </w:p>
     <w:p>
       <w:pPr>
-        <w:pStyle w:val="Heading4"/>
+        <w:pStyle w:val="Nadpis4"/>
       </w:pPr>
       <w:bookmarkStart w:id="54" w:name="_Toc210145003"/>
       <w:r>
@@ -3383,7 +4289,7 @@
     </w:p>
     <w:p>
       <w:pPr>
-        <w:pStyle w:val="Heading4"/>
+        <w:pStyle w:val="Nadpis4"/>
       </w:pPr>
       <w:bookmarkStart w:id="55" w:name="_Toc210145004"/>
       <w:r>
@@ -3393,7 +4299,7 @@
     </w:p>
     <w:p>
       <w:pPr>
-        <w:pStyle w:val="Heading4"/>
+        <w:pStyle w:val="Nadpis4"/>
       </w:pPr>
       <w:bookmarkStart w:id="56" w:name="_Toc210145005"/>
       <w:r>
@@ -3420,7 +4326,7 @@
     </w:p>
     <w:p>
       <w:pPr>
-        <w:pStyle w:val="Heading4"/>
+        <w:pStyle w:val="Nadpis4"/>
       </w:pPr>
       <w:r>
         <w:lastRenderedPageBreak/>
@@ -3441,7 +4347,7 @@
     <w:p/>
     <w:p>
       <w:pPr>
-        <w:pStyle w:val="Heading4"/>
+        <w:pStyle w:val="Nadpis4"/>
       </w:pPr>
       <w:r>
         <w:t>Pridávanie prvkov do zoznamu</w:t>
@@ -3453,32 +4359,52 @@
       </w:r>
     </w:p>
     <w:p>
-      <w:r>
-        <w:t xml:space="preserve">append(): </w:t>
+      <w:proofErr w:type="spellStart"/>
+      <w:r>
+        <w:t>append</w:t>
+      </w:r>
+      <w:proofErr w:type="spellEnd"/>
+      <w:r>
+        <w:t xml:space="preserve">(): </w:t>
       </w:r>
       <w:r>
         <w:t>Pridá prvok na koniec zoznamu.</w:t>
       </w:r>
     </w:p>
     <w:p>
-      <w:r>
-        <w:t xml:space="preserve">extend(): </w:t>
+      <w:proofErr w:type="spellStart"/>
+      <w:r>
+        <w:t>extend</w:t>
+      </w:r>
+      <w:proofErr w:type="spellEnd"/>
+      <w:r>
+        <w:t xml:space="preserve">(): </w:t>
       </w:r>
       <w:r>
         <w:t>Pridá viacero prvkov na koniec zoznamu.</w:t>
       </w:r>
     </w:p>
     <w:p>
-      <w:r>
-        <w:t xml:space="preserve">insert(): </w:t>
+      <w:proofErr w:type="spellStart"/>
+      <w:r>
+        <w:t>insert</w:t>
+      </w:r>
+      <w:proofErr w:type="spellEnd"/>
+      <w:r>
+        <w:t xml:space="preserve">(): </w:t>
       </w:r>
       <w:r>
         <w:t>Pridá prvok na konkrétnu pozíciu.</w:t>
       </w:r>
     </w:p>
     <w:p>
-      <w:r>
-        <w:t xml:space="preserve">clear(): </w:t>
+      <w:proofErr w:type="spellStart"/>
+      <w:r>
+        <w:t>clear</w:t>
+      </w:r>
+      <w:proofErr w:type="spellEnd"/>
+      <w:r>
+        <w:t xml:space="preserve">(): </w:t>
       </w:r>
       <w:r>
         <w:t>Odstráni všetky položky.</w:t>
@@ -3501,7 +4427,7 @@
     <w:p/>
     <w:p>
       <w:pPr>
-        <w:pStyle w:val="Heading4"/>
+        <w:pStyle w:val="Nadpis4"/>
       </w:pPr>
       <w:r>
         <w:t>Aktualizácia prvkov do zoznamu</w:t>
@@ -3524,7 +4450,7 @@
     <w:p/>
     <w:p>
       <w:pPr>
-        <w:pStyle w:val="Heading4"/>
+        <w:pStyle w:val="Nadpis4"/>
       </w:pPr>
       <w:r>
         <w:t>Odstránenie prvkov zo zoznamu</w:t>
@@ -3536,8 +4462,13 @@
       </w:r>
     </w:p>
     <w:p>
-      <w:r>
-        <w:t>remove(): Odstráni prvý výskyt prvku.</w:t>
+      <w:proofErr w:type="spellStart"/>
+      <w:r>
+        <w:t>remove</w:t>
+      </w:r>
+      <w:proofErr w:type="spellEnd"/>
+      <w:r>
+        <w:t>(): Odstráni prvý výskyt prvku.</w:t>
       </w:r>
     </w:p>
     <w:p>
@@ -3561,7 +4492,7 @@
     <w:p/>
     <w:p>
       <w:pPr>
-        <w:pStyle w:val="Heading4"/>
+        <w:pStyle w:val="Nadpis4"/>
       </w:pPr>
       <w:r>
         <w:t>Iterácia zoznamov</w:t>
@@ -3569,12 +4500,20 @@
     </w:p>
     <w:p>
       <w:r>
-        <w:t xml:space="preserve">Zoznamy môžeme iterovať pomocou </w:t>
+        <w:t xml:space="preserve">Zoznamy môžeme </w:t>
+      </w:r>
+      <w:proofErr w:type="spellStart"/>
+      <w:r>
+        <w:t>iterovať</w:t>
+      </w:r>
+      <w:proofErr w:type="spellEnd"/>
+      <w:r>
+        <w:t xml:space="preserve"> pomocou </w:t>
       </w:r>
       <w:hyperlink r:id="rId23" w:tgtFrame="_blank" w:history="1">
         <w:r>
           <w:rPr>
-            <w:rStyle w:val="Hyperlink"/>
+            <w:rStyle w:val="Hypertextovprepojenie"/>
           </w:rPr>
           <w:t>slučiek</w:t>
         </w:r>
@@ -3587,7 +4526,7 @@
       <w:hyperlink r:id="rId24" w:history="1">
         <w:r>
           <w:rPr>
-            <w:rStyle w:val="Hyperlink"/>
+            <w:rStyle w:val="Hypertextovprepojenie"/>
           </w:rPr>
           <w:t>https://www.geeksforgeeks.org/python/loops-in-python/</w:t>
         </w:r>
@@ -3599,7 +4538,7 @@
     <w:p/>
     <w:p>
       <w:pPr>
-        <w:pStyle w:val="Heading4"/>
+        <w:pStyle w:val="Nadpis4"/>
       </w:pPr>
       <w:r>
         <w:t>Vnorené zoznamy</w:t>
@@ -3613,7 +4552,7 @@
     <w:p/>
     <w:p>
       <w:pPr>
-        <w:pStyle w:val="Heading4"/>
+        <w:pStyle w:val="Nadpis4"/>
       </w:pPr>
       <w:r>
         <w:t>Porozumenie zoznamu</w:t>
@@ -3621,14 +4560,22 @@
     </w:p>
     <w:p>
       <w:r>
-        <w:t>Porozumenie zoznamu je stručný spôsob vytvárania zoznamov pomocou jedného riadku kódu. Je užitočný na použitie operácie alebo filtra na položky v iterovateľnom objekte, ako je napríklad zoznam alebo rozsah.</w:t>
+        <w:t xml:space="preserve">Porozumenie zoznamu je stručný spôsob vytvárania zoznamov pomocou jedného riadku kódu. Je užitočný na použitie operácie alebo filtra na položky v </w:t>
+      </w:r>
+      <w:proofErr w:type="spellStart"/>
+      <w:r>
+        <w:t>iterovateľnom</w:t>
+      </w:r>
+      <w:proofErr w:type="spellEnd"/>
+      <w:r>
+        <w:t xml:space="preserve"> objekte, ako je napríklad zoznam alebo rozsah.</w:t>
       </w:r>
     </w:p>
     <w:p>
       <w:hyperlink r:id="rId25" w:history="1">
         <w:r>
           <w:rPr>
-            <w:rStyle w:val="Hyperlink"/>
+            <w:rStyle w:val="Hypertextovprepojenie"/>
           </w:rPr>
           <w:t>https://www.geeksforgeeks.org/python/python-list-comprehension/</w:t>
         </w:r>
@@ -3640,19 +4587,39 @@
     <w:p/>
     <w:p>
       <w:pPr>
-        <w:pStyle w:val="Heading4"/>
-      </w:pPr>
-      <w:r>
-        <w:t>Záver – kviz.</w:t>
+        <w:pStyle w:val="Nadpis4"/>
+      </w:pPr>
+      <w:r>
+        <w:t xml:space="preserve">Záver – </w:t>
+      </w:r>
+      <w:proofErr w:type="spellStart"/>
+      <w:r>
+        <w:t>kviz</w:t>
+      </w:r>
+      <w:proofErr w:type="spellEnd"/>
+      <w:r>
+        <w:t>.</w:t>
       </w:r>
     </w:p>
     <w:p>
       <w:hyperlink r:id="rId26" w:history="1">
         <w:r>
           <w:rPr>
-            <w:rStyle w:val="Hyperlink"/>
+            <w:rStyle w:val="Hypertextovprepojenie"/>
           </w:rPr>
-          <w:t>https://www.geeksforgeeks.org/quizzes/python-list-quiz/</w:t>
+          <w:t>http</w:t>
+        </w:r>
+        <w:r>
+          <w:rPr>
+            <w:rStyle w:val="Hypertextovprepojenie"/>
+          </w:rPr>
+          <w:t>s</w:t>
+        </w:r>
+        <w:r>
+          <w:rPr>
+            <w:rStyle w:val="Hypertextovprepojenie"/>
+          </w:rPr>
+          <w:t>://www.geeksforgeeks.org/quizzes/python-list-quiz/</w:t>
         </w:r>
       </w:hyperlink>
       <w:r>
@@ -3693,7 +4660,7 @@
 <w:ftr xmlns:wpc="http://schemas.microsoft.com/office/word/2010/wordprocessingCanvas" xmlns:cx="http://schemas.microsoft.com/office/drawing/2014/chartex" xmlns:cx1="http://schemas.microsoft.com/office/drawing/2015/9/8/chartex" xmlns:cx2="http://schemas.microsoft.com/office/drawing/2015/10/21/chartex" xmlns:cx3="http://schemas.microsoft.com/office/drawing/2016/5/9/chartex" xmlns:cx4="http://schemas.microsoft.com/office/drawing/2016/5/10/chartex" xmlns:cx5="http://schemas.microsoft.com/office/drawing/2016/5/11/chartex" xmlns:cx6="http://schemas.microsoft.com/office/drawing/2016/5/12/chartex" xmlns:cx7="http://schemas.microsoft.com/office/drawing/2016/5/13/chartex" xmlns:cx8="http://schemas.microsoft.com/office/drawing/2016/5/14/chartex" xmlns:mc="http://schemas.openxmlformats.org/markup-compatibility/2006" xmlns:aink="http://schemas.microsoft.com/office/drawing/2016/ink" xmlns:am3d="http://schemas.microsoft.com/office/drawing/2017/model3d" xmlns:o="urn:schemas-microsoft-com:office:office" xmlns:oel="http://schemas.microsoft.com/office/2019/extlst" xmlns:r="http://schemas.openxmlformats.org/officeDocument/2006/relationships" xmlns:m="http://schemas.openxmlformats.org/officeDocument/2006/math" xmlns:v="urn:schemas-microsoft-com:vml" xmlns:wp14="http://schemas.microsoft.com/office/word/2010/wordprocessingDrawing" xmlns:wp="http://schemas.openxmlformats.org/drawingml/2006/wordprocessingDrawing" xmlns:w10="urn:schemas-microsoft-com:office:word" xmlns:w="http://schemas.openxmlformats.org/wordprocessingml/2006/main" xmlns:w14="http://schemas.microsoft.com/office/word/2010/wordml" xmlns:w15="http://schemas.microsoft.com/office/word/2012/wordml" xmlns:w16cex="http://schemas.microsoft.com/office/word/2018/wordml/cex" xmlns:w16cid="http://schemas.microsoft.com/office/word/2016/wordml/cid" xmlns:w16="http://schemas.microsoft.com/office/word/2018/wordml" xmlns:w16du="http://schemas.microsoft.com/office/word/2023/wordml/word16du" xmlns:w16sdtdh="http://schemas.microsoft.com/office/word/2020/wordml/sdtdatahash" xmlns:w16sdtfl="http://schemas.microsoft.com/office/word/2024/wordml/sdtformatlock" xmlns:w16se="http://schemas.microsoft.com/office/word/2015/wordml/symex" xmlns:wpg="http://schemas.microsoft.com/office/word/2010/wordprocessingGroup" xmlns:wpi="http://schemas.microsoft.com/office/word/2010/wordprocessingInk" xmlns:wne="http://schemas.microsoft.com/office/word/2006/wordml" xmlns:wps="http://schemas.microsoft.com/office/word/2010/wordprocessingShape" mc:Ignorable="w14 w15 w16se w16cid w16 w16cex w16sdtdh w16sdtfl w16du wp14">
   <w:p>
     <w:pPr>
-      <w:pStyle w:val="Footer"/>
+      <w:pStyle w:val="Pta"/>
       <w:jc w:val="center"/>
     </w:pPr>
     <w:r>
@@ -6607,7 +7574,7 @@
     <w:lsdException w:name="Unresolved Mention" w:semiHidden="1" w:unhideWhenUsed="1"/>
     <w:lsdException w:name="Smart Link" w:semiHidden="1" w:unhideWhenUsed="1"/>
   </w:latentStyles>
-  <w:style w:type="paragraph" w:default="1" w:styleId="Normal">
+  <w:style w:type="paragraph" w:default="1" w:styleId="Normlny">
     <w:name w:val="Normal"/>
     <w:qFormat/>
     <w:rsid w:val="00DA0C7C"/>
@@ -6615,11 +7582,11 @@
       <w:spacing w:after="0" w:line="240" w:lineRule="auto"/>
     </w:pPr>
   </w:style>
-  <w:style w:type="paragraph" w:styleId="Heading1">
+  <w:style w:type="paragraph" w:styleId="Nadpis1">
     <w:name w:val="heading 1"/>
-    <w:basedOn w:val="Normal"/>
-    <w:next w:val="Normal"/>
-    <w:link w:val="Heading1Char"/>
+    <w:basedOn w:val="Normlny"/>
+    <w:next w:val="Normlny"/>
+    <w:link w:val="Nadpis1Char"/>
     <w:uiPriority w:val="9"/>
     <w:qFormat/>
     <w:rsid w:val="006E6A15"/>
@@ -6635,11 +7602,11 @@
       <w:szCs w:val="40"/>
     </w:rPr>
   </w:style>
-  <w:style w:type="paragraph" w:styleId="Heading2">
+  <w:style w:type="paragraph" w:styleId="Nadpis2">
     <w:name w:val="heading 2"/>
-    <w:basedOn w:val="Normal"/>
-    <w:next w:val="Normal"/>
-    <w:link w:val="Heading2Char"/>
+    <w:basedOn w:val="Normlny"/>
+    <w:next w:val="Normlny"/>
+    <w:link w:val="Nadpis2Char"/>
     <w:uiPriority w:val="9"/>
     <w:unhideWhenUsed/>
     <w:qFormat/>
@@ -6656,11 +7623,11 @@
       <w:szCs w:val="32"/>
     </w:rPr>
   </w:style>
-  <w:style w:type="paragraph" w:styleId="Heading3">
+  <w:style w:type="paragraph" w:styleId="Nadpis3">
     <w:name w:val="heading 3"/>
-    <w:basedOn w:val="Normal"/>
-    <w:next w:val="Normal"/>
-    <w:link w:val="Heading3Char"/>
+    <w:basedOn w:val="Normlny"/>
+    <w:next w:val="Normlny"/>
+    <w:link w:val="Nadpis3Char"/>
     <w:uiPriority w:val="9"/>
     <w:unhideWhenUsed/>
     <w:qFormat/>
@@ -6677,11 +7644,11 @@
       <w:szCs w:val="28"/>
     </w:rPr>
   </w:style>
-  <w:style w:type="paragraph" w:styleId="Heading4">
+  <w:style w:type="paragraph" w:styleId="Nadpis4">
     <w:name w:val="heading 4"/>
-    <w:basedOn w:val="Normal"/>
-    <w:next w:val="Normal"/>
-    <w:link w:val="Heading4Char"/>
+    <w:basedOn w:val="Normlny"/>
+    <w:next w:val="Normlny"/>
+    <w:link w:val="Nadpis4Char"/>
     <w:uiPriority w:val="9"/>
     <w:unhideWhenUsed/>
     <w:qFormat/>
@@ -6697,11 +7664,11 @@
       <w:iCs/>
     </w:rPr>
   </w:style>
-  <w:style w:type="paragraph" w:styleId="Heading5">
+  <w:style w:type="paragraph" w:styleId="Nadpis5">
     <w:name w:val="heading 5"/>
-    <w:basedOn w:val="Normal"/>
-    <w:next w:val="Normal"/>
-    <w:link w:val="Heading5Char"/>
+    <w:basedOn w:val="Normlny"/>
+    <w:next w:val="Normlny"/>
+    <w:link w:val="Nadpis5Char"/>
     <w:uiPriority w:val="9"/>
     <w:semiHidden/>
     <w:unhideWhenUsed/>
@@ -6718,11 +7685,11 @@
       <w:color w:val="0F4761" w:themeColor="accent1" w:themeShade="BF"/>
     </w:rPr>
   </w:style>
-  <w:style w:type="paragraph" w:styleId="Heading6">
+  <w:style w:type="paragraph" w:styleId="Nadpis6">
     <w:name w:val="heading 6"/>
-    <w:basedOn w:val="Normal"/>
-    <w:next w:val="Normal"/>
-    <w:link w:val="Heading6Char"/>
+    <w:basedOn w:val="Normlny"/>
+    <w:next w:val="Normlny"/>
+    <w:link w:val="Nadpis6Char"/>
     <w:uiPriority w:val="9"/>
     <w:semiHidden/>
     <w:unhideWhenUsed/>
@@ -6741,11 +7708,11 @@
       <w:color w:val="595959" w:themeColor="text1" w:themeTint="A6"/>
     </w:rPr>
   </w:style>
-  <w:style w:type="paragraph" w:styleId="Heading7">
+  <w:style w:type="paragraph" w:styleId="Nadpis7">
     <w:name w:val="heading 7"/>
-    <w:basedOn w:val="Normal"/>
-    <w:next w:val="Normal"/>
-    <w:link w:val="Heading7Char"/>
+    <w:basedOn w:val="Normlny"/>
+    <w:next w:val="Normlny"/>
+    <w:link w:val="Nadpis7Char"/>
     <w:uiPriority w:val="9"/>
     <w:semiHidden/>
     <w:unhideWhenUsed/>
@@ -6762,11 +7729,11 @@
       <w:color w:val="595959" w:themeColor="text1" w:themeTint="A6"/>
     </w:rPr>
   </w:style>
-  <w:style w:type="paragraph" w:styleId="Heading8">
+  <w:style w:type="paragraph" w:styleId="Nadpis8">
     <w:name w:val="heading 8"/>
-    <w:basedOn w:val="Normal"/>
-    <w:next w:val="Normal"/>
-    <w:link w:val="Heading8Char"/>
+    <w:basedOn w:val="Normlny"/>
+    <w:next w:val="Normlny"/>
+    <w:link w:val="Nadpis8Char"/>
     <w:uiPriority w:val="9"/>
     <w:semiHidden/>
     <w:unhideWhenUsed/>
@@ -6784,11 +7751,11 @@
       <w:color w:val="272727" w:themeColor="text1" w:themeTint="D8"/>
     </w:rPr>
   </w:style>
-  <w:style w:type="paragraph" w:styleId="Heading9">
+  <w:style w:type="paragraph" w:styleId="Nadpis9">
     <w:name w:val="heading 9"/>
-    <w:basedOn w:val="Normal"/>
-    <w:next w:val="Normal"/>
-    <w:link w:val="Heading9Char"/>
+    <w:basedOn w:val="Normlny"/>
+    <w:next w:val="Normlny"/>
+    <w:link w:val="Nadpis9Char"/>
     <w:uiPriority w:val="9"/>
     <w:semiHidden/>
     <w:unhideWhenUsed/>
@@ -6804,13 +7771,13 @@
       <w:color w:val="272727" w:themeColor="text1" w:themeTint="D8"/>
     </w:rPr>
   </w:style>
-  <w:style w:type="character" w:default="1" w:styleId="DefaultParagraphFont">
+  <w:style w:type="character" w:default="1" w:styleId="Predvolenpsmoodseku">
     <w:name w:val="Default Paragraph Font"/>
     <w:uiPriority w:val="1"/>
     <w:semiHidden/>
     <w:unhideWhenUsed/>
   </w:style>
-  <w:style w:type="table" w:default="1" w:styleId="TableNormal">
+  <w:style w:type="table" w:default="1" w:styleId="Normlnatabuka">
     <w:name w:val="Normal Table"/>
     <w:uiPriority w:val="99"/>
     <w:semiHidden/>
@@ -6825,7 +7792,7 @@
       </w:tblCellMar>
     </w:tblPr>
   </w:style>
-  <w:style w:type="numbering" w:default="1" w:styleId="NoList">
+  <w:style w:type="numbering" w:default="1" w:styleId="Bezzoznamu">
     <w:name w:val="No List"/>
     <w:uiPriority w:val="99"/>
     <w:semiHidden/>
@@ -6833,7 +7800,7 @@
   </w:style>
   <w:style w:type="paragraph" w:customStyle="1" w:styleId="Kd">
     <w:name w:val="Kód"/>
-    <w:basedOn w:val="Normal"/>
+    <w:basedOn w:val="Normlny"/>
     <w:link w:val="KdChar"/>
     <w:qFormat/>
     <w:rsid w:val="00EE47E6"/>
@@ -6844,7 +7811,7 @@
   </w:style>
   <w:style w:type="character" w:customStyle="1" w:styleId="KdChar">
     <w:name w:val="Kód Char"/>
-    <w:basedOn w:val="DefaultParagraphFont"/>
+    <w:basedOn w:val="Predvolenpsmoodseku"/>
     <w:link w:val="Kd"/>
     <w:rsid w:val="00EE47E6"/>
     <w:rPr>
@@ -6852,10 +7819,10 @@
       <w:sz w:val="20"/>
     </w:rPr>
   </w:style>
-  <w:style w:type="character" w:customStyle="1" w:styleId="Heading1Char">
-    <w:name w:val="Heading 1 Char"/>
-    <w:basedOn w:val="DefaultParagraphFont"/>
-    <w:link w:val="Heading1"/>
+  <w:style w:type="character" w:customStyle="1" w:styleId="Nadpis1Char">
+    <w:name w:val="Nadpis 1 Char"/>
+    <w:basedOn w:val="Predvolenpsmoodseku"/>
+    <w:link w:val="Nadpis1"/>
     <w:uiPriority w:val="9"/>
     <w:rsid w:val="006E6A15"/>
     <w:rPr>
@@ -6864,10 +7831,10 @@
       <w:szCs w:val="40"/>
     </w:rPr>
   </w:style>
-  <w:style w:type="character" w:customStyle="1" w:styleId="Heading2Char">
-    <w:name w:val="Heading 2 Char"/>
-    <w:basedOn w:val="DefaultParagraphFont"/>
-    <w:link w:val="Heading2"/>
+  <w:style w:type="character" w:customStyle="1" w:styleId="Nadpis2Char">
+    <w:name w:val="Nadpis 2 Char"/>
+    <w:basedOn w:val="Predvolenpsmoodseku"/>
+    <w:link w:val="Nadpis2"/>
     <w:uiPriority w:val="9"/>
     <w:rsid w:val="00AD18CA"/>
     <w:rPr>
@@ -6876,10 +7843,10 @@
       <w:szCs w:val="32"/>
     </w:rPr>
   </w:style>
-  <w:style w:type="character" w:customStyle="1" w:styleId="Heading3Char">
-    <w:name w:val="Heading 3 Char"/>
-    <w:basedOn w:val="DefaultParagraphFont"/>
-    <w:link w:val="Heading3"/>
+  <w:style w:type="character" w:customStyle="1" w:styleId="Nadpis3Char">
+    <w:name w:val="Nadpis 3 Char"/>
+    <w:basedOn w:val="Predvolenpsmoodseku"/>
+    <w:link w:val="Nadpis3"/>
     <w:uiPriority w:val="9"/>
     <w:rsid w:val="00BD0C4B"/>
     <w:rPr>
@@ -6888,10 +7855,10 @@
       <w:szCs w:val="28"/>
     </w:rPr>
   </w:style>
-  <w:style w:type="character" w:customStyle="1" w:styleId="Heading4Char">
-    <w:name w:val="Heading 4 Char"/>
-    <w:basedOn w:val="DefaultParagraphFont"/>
-    <w:link w:val="Heading4"/>
+  <w:style w:type="character" w:customStyle="1" w:styleId="Nadpis4Char">
+    <w:name w:val="Nadpis 4 Char"/>
+    <w:basedOn w:val="Predvolenpsmoodseku"/>
+    <w:link w:val="Nadpis4"/>
     <w:uiPriority w:val="9"/>
     <w:rsid w:val="00577DE7"/>
     <w:rPr>
@@ -6899,10 +7866,10 @@
       <w:iCs/>
     </w:rPr>
   </w:style>
-  <w:style w:type="character" w:customStyle="1" w:styleId="Heading5Char">
-    <w:name w:val="Heading 5 Char"/>
-    <w:basedOn w:val="DefaultParagraphFont"/>
-    <w:link w:val="Heading5"/>
+  <w:style w:type="character" w:customStyle="1" w:styleId="Nadpis5Char">
+    <w:name w:val="Nadpis 5 Char"/>
+    <w:basedOn w:val="Predvolenpsmoodseku"/>
+    <w:link w:val="Nadpis5"/>
     <w:uiPriority w:val="9"/>
     <w:semiHidden/>
     <w:rsid w:val="00673CEF"/>
@@ -6911,10 +7878,10 @@
       <w:color w:val="0F4761" w:themeColor="accent1" w:themeShade="BF"/>
     </w:rPr>
   </w:style>
-  <w:style w:type="character" w:customStyle="1" w:styleId="Heading6Char">
-    <w:name w:val="Heading 6 Char"/>
-    <w:basedOn w:val="DefaultParagraphFont"/>
-    <w:link w:val="Heading6"/>
+  <w:style w:type="character" w:customStyle="1" w:styleId="Nadpis6Char">
+    <w:name w:val="Nadpis 6 Char"/>
+    <w:basedOn w:val="Predvolenpsmoodseku"/>
+    <w:link w:val="Nadpis6"/>
     <w:uiPriority w:val="9"/>
     <w:semiHidden/>
     <w:rsid w:val="00673CEF"/>
@@ -6925,10 +7892,10 @@
       <w:color w:val="595959" w:themeColor="text1" w:themeTint="A6"/>
     </w:rPr>
   </w:style>
-  <w:style w:type="character" w:customStyle="1" w:styleId="Heading7Char">
-    <w:name w:val="Heading 7 Char"/>
-    <w:basedOn w:val="DefaultParagraphFont"/>
-    <w:link w:val="Heading7"/>
+  <w:style w:type="character" w:customStyle="1" w:styleId="Nadpis7Char">
+    <w:name w:val="Nadpis 7 Char"/>
+    <w:basedOn w:val="Predvolenpsmoodseku"/>
+    <w:link w:val="Nadpis7"/>
     <w:uiPriority w:val="9"/>
     <w:semiHidden/>
     <w:rsid w:val="00673CEF"/>
@@ -6937,10 +7904,10 @@
       <w:color w:val="595959" w:themeColor="text1" w:themeTint="A6"/>
     </w:rPr>
   </w:style>
-  <w:style w:type="character" w:customStyle="1" w:styleId="Heading8Char">
-    <w:name w:val="Heading 8 Char"/>
-    <w:basedOn w:val="DefaultParagraphFont"/>
-    <w:link w:val="Heading8"/>
+  <w:style w:type="character" w:customStyle="1" w:styleId="Nadpis8Char">
+    <w:name w:val="Nadpis 8 Char"/>
+    <w:basedOn w:val="Predvolenpsmoodseku"/>
+    <w:link w:val="Nadpis8"/>
     <w:uiPriority w:val="9"/>
     <w:semiHidden/>
     <w:rsid w:val="00673CEF"/>
@@ -6951,10 +7918,10 @@
       <w:color w:val="272727" w:themeColor="text1" w:themeTint="D8"/>
     </w:rPr>
   </w:style>
-  <w:style w:type="character" w:customStyle="1" w:styleId="Heading9Char">
-    <w:name w:val="Heading 9 Char"/>
-    <w:basedOn w:val="DefaultParagraphFont"/>
-    <w:link w:val="Heading9"/>
+  <w:style w:type="character" w:customStyle="1" w:styleId="Nadpis9Char">
+    <w:name w:val="Nadpis 9 Char"/>
+    <w:basedOn w:val="Predvolenpsmoodseku"/>
+    <w:link w:val="Nadpis9"/>
     <w:uiPriority w:val="9"/>
     <w:semiHidden/>
     <w:rsid w:val="00673CEF"/>
@@ -6963,11 +7930,11 @@
       <w:color w:val="272727" w:themeColor="text1" w:themeTint="D8"/>
     </w:rPr>
   </w:style>
-  <w:style w:type="paragraph" w:styleId="Title">
+  <w:style w:type="paragraph" w:styleId="Nzov">
     <w:name w:val="Title"/>
-    <w:basedOn w:val="Normal"/>
-    <w:next w:val="Normal"/>
-    <w:link w:val="TitleChar"/>
+    <w:basedOn w:val="Normlny"/>
+    <w:next w:val="Normlny"/>
+    <w:link w:val="NzovChar"/>
     <w:uiPriority w:val="10"/>
     <w:qFormat/>
     <w:rsid w:val="00673CEF"/>
@@ -6983,10 +7950,10 @@
       <w:szCs w:val="56"/>
     </w:rPr>
   </w:style>
-  <w:style w:type="character" w:customStyle="1" w:styleId="TitleChar">
-    <w:name w:val="Title Char"/>
-    <w:basedOn w:val="DefaultParagraphFont"/>
-    <w:link w:val="Title"/>
+  <w:style w:type="character" w:customStyle="1" w:styleId="NzovChar">
+    <w:name w:val="Názov Char"/>
+    <w:basedOn w:val="Predvolenpsmoodseku"/>
+    <w:link w:val="Nzov"/>
     <w:uiPriority w:val="10"/>
     <w:rsid w:val="00673CEF"/>
     <w:rPr>
@@ -6997,11 +7964,11 @@
       <w:szCs w:val="56"/>
     </w:rPr>
   </w:style>
-  <w:style w:type="paragraph" w:styleId="Subtitle">
+  <w:style w:type="paragraph" w:styleId="Podtitul">
     <w:name w:val="Subtitle"/>
-    <w:basedOn w:val="Normal"/>
-    <w:next w:val="Normal"/>
-    <w:link w:val="SubtitleChar"/>
+    <w:basedOn w:val="Normlny"/>
+    <w:next w:val="Normlny"/>
+    <w:link w:val="PodtitulChar"/>
     <w:uiPriority w:val="11"/>
     <w:qFormat/>
     <w:rsid w:val="00673CEF"/>
@@ -7018,10 +7985,10 @@
       <w:szCs w:val="28"/>
     </w:rPr>
   </w:style>
-  <w:style w:type="character" w:customStyle="1" w:styleId="SubtitleChar">
-    <w:name w:val="Subtitle Char"/>
-    <w:basedOn w:val="DefaultParagraphFont"/>
-    <w:link w:val="Subtitle"/>
+  <w:style w:type="character" w:customStyle="1" w:styleId="PodtitulChar">
+    <w:name w:val="Podtitul Char"/>
+    <w:basedOn w:val="Predvolenpsmoodseku"/>
+    <w:link w:val="Podtitul"/>
     <w:uiPriority w:val="11"/>
     <w:rsid w:val="00673CEF"/>
     <w:rPr>
@@ -7032,11 +7999,11 @@
       <w:szCs w:val="28"/>
     </w:rPr>
   </w:style>
-  <w:style w:type="paragraph" w:styleId="Quote">
+  <w:style w:type="paragraph" w:styleId="Citcia">
     <w:name w:val="Quote"/>
-    <w:basedOn w:val="Normal"/>
-    <w:next w:val="Normal"/>
-    <w:link w:val="QuoteChar"/>
+    <w:basedOn w:val="Normlny"/>
+    <w:next w:val="Normlny"/>
+    <w:link w:val="CitciaChar"/>
     <w:uiPriority w:val="29"/>
     <w:qFormat/>
     <w:rsid w:val="00673CEF"/>
@@ -7050,10 +8017,10 @@
       <w:color w:val="404040" w:themeColor="text1" w:themeTint="BF"/>
     </w:rPr>
   </w:style>
-  <w:style w:type="character" w:customStyle="1" w:styleId="QuoteChar">
-    <w:name w:val="Quote Char"/>
-    <w:basedOn w:val="DefaultParagraphFont"/>
-    <w:link w:val="Quote"/>
+  <w:style w:type="character" w:customStyle="1" w:styleId="CitciaChar">
+    <w:name w:val="Citácia Char"/>
+    <w:basedOn w:val="Predvolenpsmoodseku"/>
+    <w:link w:val="Citcia"/>
     <w:uiPriority w:val="29"/>
     <w:rsid w:val="00673CEF"/>
     <w:rPr>
@@ -7062,9 +8029,9 @@
       <w:color w:val="404040" w:themeColor="text1" w:themeTint="BF"/>
     </w:rPr>
   </w:style>
-  <w:style w:type="paragraph" w:styleId="ListParagraph">
+  <w:style w:type="paragraph" w:styleId="Odsekzoznamu">
     <w:name w:val="List Paragraph"/>
-    <w:basedOn w:val="Normal"/>
+    <w:basedOn w:val="Normlny"/>
     <w:uiPriority w:val="34"/>
     <w:qFormat/>
     <w:rsid w:val="00673CEF"/>
@@ -7073,9 +8040,9 @@
       <w:contextualSpacing/>
     </w:pPr>
   </w:style>
-  <w:style w:type="character" w:styleId="IntenseEmphasis">
+  <w:style w:type="character" w:styleId="Intenzvnezvraznenie">
     <w:name w:val="Intense Emphasis"/>
-    <w:basedOn w:val="DefaultParagraphFont"/>
+    <w:basedOn w:val="Predvolenpsmoodseku"/>
     <w:uiPriority w:val="21"/>
     <w:qFormat/>
     <w:rsid w:val="00673CEF"/>
@@ -7085,11 +8052,11 @@
       <w:color w:val="0F4761" w:themeColor="accent1" w:themeShade="BF"/>
     </w:rPr>
   </w:style>
-  <w:style w:type="paragraph" w:styleId="IntenseQuote">
+  <w:style w:type="paragraph" w:styleId="Zvraznencitcia">
     <w:name w:val="Intense Quote"/>
-    <w:basedOn w:val="Normal"/>
-    <w:next w:val="Normal"/>
-    <w:link w:val="IntenseQuoteChar"/>
+    <w:basedOn w:val="Normlny"/>
+    <w:next w:val="Normlny"/>
+    <w:link w:val="ZvraznencitciaChar"/>
     <w:uiPriority w:val="30"/>
     <w:qFormat/>
     <w:rsid w:val="00673CEF"/>
@@ -7108,10 +8075,10 @@
       <w:color w:val="0F4761" w:themeColor="accent1" w:themeShade="BF"/>
     </w:rPr>
   </w:style>
-  <w:style w:type="character" w:customStyle="1" w:styleId="IntenseQuoteChar">
-    <w:name w:val="Intense Quote Char"/>
-    <w:basedOn w:val="DefaultParagraphFont"/>
-    <w:link w:val="IntenseQuote"/>
+  <w:style w:type="character" w:customStyle="1" w:styleId="ZvraznencitciaChar">
+    <w:name w:val="Zvýraznená citácia Char"/>
+    <w:basedOn w:val="Predvolenpsmoodseku"/>
+    <w:link w:val="Zvraznencitcia"/>
     <w:uiPriority w:val="30"/>
     <w:rsid w:val="00673CEF"/>
     <w:rPr>
@@ -7120,9 +8087,9 @@
       <w:color w:val="0F4761" w:themeColor="accent1" w:themeShade="BF"/>
     </w:rPr>
   </w:style>
-  <w:style w:type="character" w:styleId="IntenseReference">
+  <w:style w:type="character" w:styleId="Zvraznenodkaz">
     <w:name w:val="Intense Reference"/>
-    <w:basedOn w:val="DefaultParagraphFont"/>
+    <w:basedOn w:val="Predvolenpsmoodseku"/>
     <w:uiPriority w:val="32"/>
     <w:qFormat/>
     <w:rsid w:val="00673CEF"/>
@@ -7134,9 +8101,9 @@
       <w:spacing w:val="5"/>
     </w:rPr>
   </w:style>
-  <w:style w:type="character" w:styleId="Hyperlink">
+  <w:style w:type="character" w:styleId="Hypertextovprepojenie">
     <w:name w:val="Hyperlink"/>
-    <w:basedOn w:val="DefaultParagraphFont"/>
+    <w:basedOn w:val="Predvolenpsmoodseku"/>
     <w:uiPriority w:val="99"/>
     <w:unhideWhenUsed/>
     <w:rsid w:val="00513727"/>
@@ -7145,9 +8112,9 @@
       <w:u w:val="single"/>
     </w:rPr>
   </w:style>
-  <w:style w:type="character" w:styleId="UnresolvedMention">
+  <w:style w:type="character" w:styleId="Nevyrieenzmienka">
     <w:name w:val="Unresolved Mention"/>
-    <w:basedOn w:val="DefaultParagraphFont"/>
+    <w:basedOn w:val="Predvolenpsmoodseku"/>
     <w:uiPriority w:val="99"/>
     <w:semiHidden/>
     <w:unhideWhenUsed/>
@@ -7157,9 +8124,9 @@
       <w:shd w:val="clear" w:color="auto" w:fill="E1DFDD"/>
     </w:rPr>
   </w:style>
-  <w:style w:type="character" w:styleId="FollowedHyperlink">
+  <w:style w:type="character" w:styleId="PouitHypertextovPrepojenie">
     <w:name w:val="FollowedHyperlink"/>
-    <w:basedOn w:val="DefaultParagraphFont"/>
+    <w:basedOn w:val="Predvolenpsmoodseku"/>
     <w:uiPriority w:val="99"/>
     <w:semiHidden/>
     <w:unhideWhenUsed/>
@@ -7169,10 +8136,10 @@
       <w:u w:val="single"/>
     </w:rPr>
   </w:style>
-  <w:style w:type="paragraph" w:styleId="Header">
+  <w:style w:type="paragraph" w:styleId="Hlavika">
     <w:name w:val="header"/>
-    <w:basedOn w:val="Normal"/>
-    <w:link w:val="HeaderChar"/>
+    <w:basedOn w:val="Normlny"/>
+    <w:link w:val="HlavikaChar"/>
     <w:uiPriority w:val="99"/>
     <w:unhideWhenUsed/>
     <w:rsid w:val="00C42BBB"/>
@@ -7183,17 +8150,17 @@
       </w:tabs>
     </w:pPr>
   </w:style>
-  <w:style w:type="character" w:customStyle="1" w:styleId="HeaderChar">
-    <w:name w:val="Header Char"/>
-    <w:basedOn w:val="DefaultParagraphFont"/>
-    <w:link w:val="Header"/>
+  <w:style w:type="character" w:customStyle="1" w:styleId="HlavikaChar">
+    <w:name w:val="Hlavička Char"/>
+    <w:basedOn w:val="Predvolenpsmoodseku"/>
+    <w:link w:val="Hlavika"/>
     <w:uiPriority w:val="99"/>
     <w:rsid w:val="00C42BBB"/>
   </w:style>
-  <w:style w:type="paragraph" w:styleId="Footer">
+  <w:style w:type="paragraph" w:styleId="Pta">
     <w:name w:val="footer"/>
-    <w:basedOn w:val="Normal"/>
-    <w:link w:val="FooterChar"/>
+    <w:basedOn w:val="Normlny"/>
+    <w:link w:val="PtaChar"/>
     <w:uiPriority w:val="99"/>
     <w:unhideWhenUsed/>
     <w:rsid w:val="00C42BBB"/>
@@ -7204,17 +8171,17 @@
       </w:tabs>
     </w:pPr>
   </w:style>
-  <w:style w:type="character" w:customStyle="1" w:styleId="FooterChar">
-    <w:name w:val="Footer Char"/>
-    <w:basedOn w:val="DefaultParagraphFont"/>
-    <w:link w:val="Footer"/>
+  <w:style w:type="character" w:customStyle="1" w:styleId="PtaChar">
+    <w:name w:val="Päta Char"/>
+    <w:basedOn w:val="Predvolenpsmoodseku"/>
+    <w:link w:val="Pta"/>
     <w:uiPriority w:val="99"/>
     <w:rsid w:val="00C42BBB"/>
   </w:style>
-  <w:style w:type="paragraph" w:styleId="TOC1">
+  <w:style w:type="paragraph" w:styleId="Obsah1">
     <w:name w:val="toc 1"/>
-    <w:basedOn w:val="Normal"/>
-    <w:next w:val="Normal"/>
+    <w:basedOn w:val="Normlny"/>
+    <w:next w:val="Normlny"/>
     <w:autoRedefine/>
     <w:uiPriority w:val="39"/>
     <w:unhideWhenUsed/>
@@ -7223,10 +8190,10 @@
       <w:spacing w:after="100"/>
     </w:pPr>
   </w:style>
-  <w:style w:type="paragraph" w:styleId="TOC2">
+  <w:style w:type="paragraph" w:styleId="Obsah2">
     <w:name w:val="toc 2"/>
-    <w:basedOn w:val="Normal"/>
-    <w:next w:val="Normal"/>
+    <w:basedOn w:val="Normlny"/>
+    <w:next w:val="Normlny"/>
     <w:autoRedefine/>
     <w:uiPriority w:val="39"/>
     <w:unhideWhenUsed/>
@@ -7236,10 +8203,10 @@
       <w:ind w:left="220"/>
     </w:pPr>
   </w:style>
-  <w:style w:type="paragraph" w:styleId="TOC3">
+  <w:style w:type="paragraph" w:styleId="Obsah3">
     <w:name w:val="toc 3"/>
-    <w:basedOn w:val="Normal"/>
-    <w:next w:val="Normal"/>
+    <w:basedOn w:val="Normlny"/>
+    <w:next w:val="Normlny"/>
     <w:autoRedefine/>
     <w:uiPriority w:val="39"/>
     <w:unhideWhenUsed/>
@@ -7249,10 +8216,10 @@
       <w:ind w:left="440"/>
     </w:pPr>
   </w:style>
-  <w:style w:type="paragraph" w:styleId="TOC4">
+  <w:style w:type="paragraph" w:styleId="Obsah4">
     <w:name w:val="toc 4"/>
-    <w:basedOn w:val="Normal"/>
-    <w:next w:val="Normal"/>
+    <w:basedOn w:val="Normlny"/>
+    <w:next w:val="Normlny"/>
     <w:autoRedefine/>
     <w:uiPriority w:val="39"/>
     <w:unhideWhenUsed/>
@@ -7262,10 +8229,10 @@
       <w:ind w:left="660"/>
     </w:pPr>
   </w:style>
-  <w:style w:type="paragraph" w:styleId="TOCHeading">
+  <w:style w:type="paragraph" w:styleId="Hlavikaobsahu">
     <w:name w:val="TOC Heading"/>
-    <w:basedOn w:val="Heading1"/>
-    <w:next w:val="Normal"/>
+    <w:basedOn w:val="Nadpis1"/>
+    <w:next w:val="Normlny"/>
     <w:uiPriority w:val="39"/>
     <w:unhideWhenUsed/>
     <w:qFormat/>

--- a/IT_hodiny/namety_postupu_skolenia.docx
+++ b/IT_hodiny/namety_postupu_skolenia.docx
@@ -4,20 +4,12 @@
   <w:body>
     <w:p>
       <w:pPr>
-        <w:pStyle w:val="Nadpis1"/>
+        <w:pStyle w:val="Heading1"/>
       </w:pPr>
       <w:bookmarkStart w:id="0" w:name="_Toc210144977"/>
       <w:bookmarkStart w:id="1" w:name="_Toc210145037"/>
       <w:r>
-        <w:t xml:space="preserve">Programovanie </w:t>
-      </w:r>
-      <w:proofErr w:type="spellStart"/>
-      <w:r>
-        <w:t>Python</w:t>
-      </w:r>
-      <w:proofErr w:type="spellEnd"/>
-      <w:r>
-        <w:t xml:space="preserve"> pre </w:t>
+        <w:t xml:space="preserve">Programovanie Python pre </w:t>
       </w:r>
       <w:r>
         <w:t>mladých.</w:t>
@@ -30,7 +22,7 @@
         <w:t xml:space="preserve">Modifikoval: </w:t>
       </w:r>
       <w:r>
-        <w:t>27</w:t>
+        <w:t>30</w:t>
       </w:r>
       <w:r>
         <w:t>. 9. 202</w:t>
@@ -69,14 +61,13 @@
       <w:sdtContent>
         <w:p>
           <w:pPr>
-            <w:pStyle w:val="Hlavikaobsahu"/>
+            <w:pStyle w:val="TOCHeading"/>
             <w:rPr>
               <w:color w:val="auto"/>
               <w:sz w:val="28"/>
               <w:szCs w:val="28"/>
             </w:rPr>
           </w:pPr>
-          <w:proofErr w:type="spellStart"/>
           <w:r>
             <w:rPr>
               <w:color w:val="auto"/>
@@ -85,11 +76,10 @@
             </w:rPr>
             <w:t>Obsah</w:t>
           </w:r>
-          <w:proofErr w:type="spellEnd"/>
         </w:p>
         <w:p>
           <w:pPr>
-            <w:pStyle w:val="Obsah1"/>
+            <w:pStyle w:val="TOC1"/>
             <w:tabs>
               <w:tab w:val="right" w:leader="dot" w:pos="9016"/>
             </w:tabs>
@@ -113,7 +103,7 @@
           <w:hyperlink w:anchor="_Toc210145037" w:history="1">
             <w:r>
               <w:rPr>
-                <w:rStyle w:val="Hypertextovprepojenie"/>
+                <w:rStyle w:val="Hyperlink"/>
                 <w:noProof/>
               </w:rPr>
               <w:t>Programovanie Python pre mladých.</w:t>
@@ -170,7 +160,7 @@
         </w:p>
         <w:p>
           <w:pPr>
-            <w:pStyle w:val="Obsah2"/>
+            <w:pStyle w:val="TOC2"/>
             <w:tabs>
               <w:tab w:val="right" w:leader="dot" w:pos="9016"/>
             </w:tabs>
@@ -185,7 +175,7 @@
           <w:hyperlink w:anchor="_Toc210145038" w:history="1">
             <w:r>
               <w:rPr>
-                <w:rStyle w:val="Hypertextovprepojenie"/>
+                <w:rStyle w:val="Hyperlink"/>
                 <w:noProof/>
               </w:rPr>
               <w:t>Úprava VSC.</w:t>
@@ -242,7 +232,7 @@
         </w:p>
         <w:p>
           <w:pPr>
-            <w:pStyle w:val="Obsah2"/>
+            <w:pStyle w:val="TOC2"/>
             <w:tabs>
               <w:tab w:val="right" w:leader="dot" w:pos="9016"/>
             </w:tabs>
@@ -257,7 +247,7 @@
           <w:hyperlink w:anchor="_Toc210145039" w:history="1">
             <w:r>
               <w:rPr>
-                <w:rStyle w:val="Hypertextovprepojenie"/>
+                <w:rStyle w:val="Hyperlink"/>
                 <w:noProof/>
               </w:rPr>
               <w:t>Zdrojové kódy školenia.</w:t>
@@ -314,7 +304,7 @@
         </w:p>
         <w:p>
           <w:pPr>
-            <w:pStyle w:val="Obsah2"/>
+            <w:pStyle w:val="TOC2"/>
             <w:tabs>
               <w:tab w:val="right" w:leader="dot" w:pos="9016"/>
             </w:tabs>
@@ -329,7 +319,7 @@
           <w:hyperlink w:anchor="_Toc210145040" w:history="1">
             <w:r>
               <w:rPr>
-                <w:rStyle w:val="Hypertextovprepojenie"/>
+                <w:rStyle w:val="Hyperlink"/>
                 <w:noProof/>
               </w:rPr>
               <w:t>Informačné podklady.</w:t>
@@ -386,7 +376,7 @@
         </w:p>
         <w:p>
           <w:pPr>
-            <w:pStyle w:val="Obsah2"/>
+            <w:pStyle w:val="TOC2"/>
             <w:tabs>
               <w:tab w:val="right" w:leader="dot" w:pos="9016"/>
             </w:tabs>
@@ -401,7 +391,7 @@
           <w:hyperlink w:anchor="_Toc210145041" w:history="1">
             <w:r>
               <w:rPr>
-                <w:rStyle w:val="Hypertextovprepojenie"/>
+                <w:rStyle w:val="Hyperlink"/>
                 <w:noProof/>
               </w:rPr>
               <w:t>Vyskúšať vytvorenie jednoduchej hre.</w:t>
@@ -458,7 +448,7 @@
         </w:p>
         <w:p>
           <w:pPr>
-            <w:pStyle w:val="Obsah2"/>
+            <w:pStyle w:val="TOC2"/>
             <w:tabs>
               <w:tab w:val="right" w:leader="dot" w:pos="9016"/>
             </w:tabs>
@@ -473,7 +463,7 @@
           <w:hyperlink w:anchor="_Toc210145042" w:history="1">
             <w:r>
               <w:rPr>
-                <w:rStyle w:val="Hypertextovprepojenie"/>
+                <w:rStyle w:val="Hyperlink"/>
                 <w:noProof/>
               </w:rPr>
               <w:t>Myšlienky.</w:t>
@@ -530,7 +520,7 @@
         </w:p>
         <w:p>
           <w:pPr>
-            <w:pStyle w:val="Obsah2"/>
+            <w:pStyle w:val="TOC2"/>
             <w:tabs>
               <w:tab w:val="right" w:leader="dot" w:pos="9016"/>
             </w:tabs>
@@ -545,7 +535,7 @@
           <w:hyperlink w:anchor="_Toc210145043" w:history="1">
             <w:r>
               <w:rPr>
-                <w:rStyle w:val="Hypertextovprepojenie"/>
+                <w:rStyle w:val="Hyperlink"/>
                 <w:noProof/>
               </w:rPr>
               <w:t>Jednotlivé termíny.</w:t>
@@ -602,7 +592,7 @@
         </w:p>
         <w:p>
           <w:pPr>
-            <w:pStyle w:val="Obsah3"/>
+            <w:pStyle w:val="TOC3"/>
             <w:tabs>
               <w:tab w:val="right" w:leader="dot" w:pos="9016"/>
             </w:tabs>
@@ -617,7 +607,7 @@
           <w:hyperlink w:anchor="_Toc210145044" w:history="1">
             <w:r>
               <w:rPr>
-                <w:rStyle w:val="Hypertextovprepojenie"/>
+                <w:rStyle w:val="Hyperlink"/>
                 <w:noProof/>
               </w:rPr>
               <w:t>12.9.2024</w:t>
@@ -674,7 +664,7 @@
         </w:p>
         <w:p>
           <w:pPr>
-            <w:pStyle w:val="Obsah1"/>
+            <w:pStyle w:val="TOC1"/>
             <w:tabs>
               <w:tab w:val="right" w:leader="dot" w:pos="9016"/>
             </w:tabs>
@@ -689,7 +679,7 @@
           <w:hyperlink w:anchor="_Toc210145045" w:history="1">
             <w:r>
               <w:rPr>
-                <w:rStyle w:val="Hypertextovprepojenie"/>
+                <w:rStyle w:val="Hyperlink"/>
                 <w:noProof/>
               </w:rPr>
               <w:t>Python Web Development With Django</w:t>
@@ -746,7 +736,7 @@
         </w:p>
         <w:p>
           <w:pPr>
-            <w:pStyle w:val="Obsah1"/>
+            <w:pStyle w:val="TOC1"/>
             <w:tabs>
               <w:tab w:val="right" w:leader="dot" w:pos="9016"/>
             </w:tabs>
@@ -761,7 +751,7 @@
           <w:hyperlink w:anchor="_Toc210145046" w:history="1">
             <w:r>
               <w:rPr>
-                <w:rStyle w:val="Hypertextovprepojenie"/>
+                <w:rStyle w:val="Hyperlink"/>
                 <w:noProof/>
               </w:rPr>
               <w:t>Python for Game Development: Getting Started with Pygame</w:t>
@@ -818,7 +808,7 @@
         </w:p>
         <w:p>
           <w:pPr>
-            <w:pStyle w:val="Obsah2"/>
+            <w:pStyle w:val="TOC2"/>
             <w:tabs>
               <w:tab w:val="right" w:leader="dot" w:pos="9016"/>
             </w:tabs>
@@ -833,7 +823,7 @@
           <w:hyperlink w:anchor="_Toc210145047" w:history="1">
             <w:r>
               <w:rPr>
-                <w:rStyle w:val="Hypertextovprepojenie"/>
+                <w:rStyle w:val="Hyperlink"/>
                 <w:noProof/>
               </w:rPr>
               <w:t>PyGame Tutorial</w:t>
@@ -890,7 +880,7 @@
         </w:p>
         <w:p>
           <w:pPr>
-            <w:pStyle w:val="Obsah2"/>
+            <w:pStyle w:val="TOC2"/>
             <w:tabs>
               <w:tab w:val="right" w:leader="dot" w:pos="9016"/>
             </w:tabs>
@@ -905,7 +895,7 @@
           <w:hyperlink w:anchor="_Toc210145048" w:history="1">
             <w:r>
               <w:rPr>
-                <w:rStyle w:val="Hypertextovprepojenie"/>
+                <w:rStyle w:val="Hyperlink"/>
                 <w:noProof/>
               </w:rPr>
               <w:t>Pohyb.</w:t>
@@ -962,7 +952,7 @@
         </w:p>
         <w:p>
           <w:pPr>
-            <w:pStyle w:val="Obsah2"/>
+            <w:pStyle w:val="TOC2"/>
             <w:tabs>
               <w:tab w:val="right" w:leader="dot" w:pos="9016"/>
             </w:tabs>
@@ -977,7 +967,7 @@
           <w:hyperlink w:anchor="_Toc210145049" w:history="1">
             <w:r>
               <w:rPr>
-                <w:rStyle w:val="Hypertextovprepojenie"/>
+                <w:rStyle w:val="Hyperlink"/>
                 <w:noProof/>
               </w:rPr>
               <w:t>Povolenie zmeny veľkosti okna v PyGame.</w:t>
@@ -1034,7 +1024,7 @@
         </w:p>
         <w:p>
           <w:pPr>
-            <w:pStyle w:val="Obsah2"/>
+            <w:pStyle w:val="TOC2"/>
             <w:tabs>
               <w:tab w:val="right" w:leader="dot" w:pos="9016"/>
             </w:tabs>
@@ -1049,7 +1039,7 @@
           <w:hyperlink w:anchor="_Toc210145050" w:history="1">
             <w:r>
               <w:rPr>
-                <w:rStyle w:val="Hypertextovprepojenie"/>
+                <w:rStyle w:val="Hyperlink"/>
                 <w:noProof/>
               </w:rPr>
               <w:t>Ako zmeniť farbu pozadia obrazovky v Pygame?</w:t>
@@ -1106,7 +1096,7 @@
         </w:p>
         <w:p>
           <w:pPr>
-            <w:pStyle w:val="Obsah2"/>
+            <w:pStyle w:val="TOC2"/>
             <w:tabs>
               <w:tab w:val="right" w:leader="dot" w:pos="9016"/>
             </w:tabs>
@@ -1121,7 +1111,7 @@
           <w:hyperlink w:anchor="_Toc210145051" w:history="1">
             <w:r>
               <w:rPr>
-                <w:rStyle w:val="Hypertextovprepojenie"/>
+                <w:rStyle w:val="Hyperlink"/>
                 <w:noProof/>
               </w:rPr>
               <w:t>Kreslenie objektov a tvarov</w:t>
@@ -1178,7 +1168,7 @@
         </w:p>
         <w:p>
           <w:pPr>
-            <w:pStyle w:val="Obsah3"/>
+            <w:pStyle w:val="TOC3"/>
             <w:tabs>
               <w:tab w:val="right" w:leader="dot" w:pos="9016"/>
             </w:tabs>
@@ -1193,7 +1183,7 @@
           <w:hyperlink w:anchor="_Toc210145052" w:history="1">
             <w:r>
               <w:rPr>
-                <w:rStyle w:val="Hypertextovprepojenie"/>
+                <w:rStyle w:val="Hyperlink"/>
                 <w:noProof/>
               </w:rPr>
               <w:t>Python | Drawing different shapes on PyGame window</w:t>
@@ -1250,7 +1240,7 @@
         </w:p>
         <w:p>
           <w:pPr>
-            <w:pStyle w:val="Obsah3"/>
+            <w:pStyle w:val="TOC3"/>
             <w:tabs>
               <w:tab w:val="right" w:leader="dot" w:pos="9016"/>
             </w:tabs>
@@ -1265,7 +1255,7 @@
           <w:hyperlink w:anchor="_Toc210145053" w:history="1">
             <w:r>
               <w:rPr>
-                <w:rStyle w:val="Hypertextovprepojenie"/>
+                <w:rStyle w:val="Hyperlink"/>
                 <w:noProof/>
               </w:rPr>
               <w:t>How to draw rectangle in Pygame?</w:t>
@@ -1322,7 +1312,7 @@
         </w:p>
         <w:p>
           <w:pPr>
-            <w:pStyle w:val="Obsah3"/>
+            <w:pStyle w:val="TOC3"/>
             <w:tabs>
               <w:tab w:val="right" w:leader="dot" w:pos="9016"/>
             </w:tabs>
@@ -1337,7 +1327,7 @@
           <w:hyperlink w:anchor="_Toc210145054" w:history="1">
             <w:r>
               <w:rPr>
-                <w:rStyle w:val="Hypertextovprepojenie"/>
+                <w:rStyle w:val="Hyperlink"/>
                 <w:noProof/>
               </w:rPr>
               <w:t>How to draw a rectangle with rounded corner in PyGame?</w:t>
@@ -1394,7 +1384,7 @@
         </w:p>
         <w:p>
           <w:pPr>
-            <w:pStyle w:val="Obsah2"/>
+            <w:pStyle w:val="TOC2"/>
             <w:tabs>
               <w:tab w:val="right" w:leader="dot" w:pos="9016"/>
             </w:tabs>
@@ -1409,7 +1399,7 @@
           <w:hyperlink w:anchor="_Toc210145055" w:history="1">
             <w:r>
               <w:rPr>
-                <w:rStyle w:val="Hypertextovprepojenie"/>
+                <w:rStyle w:val="Hyperlink"/>
                 <w:noProof/>
               </w:rPr>
               <w:t>Event Handling</w:t>
@@ -1466,7 +1456,7 @@
         </w:p>
         <w:p>
           <w:pPr>
-            <w:pStyle w:val="Obsah3"/>
+            <w:pStyle w:val="TOC3"/>
             <w:tabs>
               <w:tab w:val="right" w:leader="dot" w:pos="9016"/>
             </w:tabs>
@@ -1481,7 +1471,7 @@
           <w:hyperlink w:anchor="_Toc210145056" w:history="1">
             <w:r>
               <w:rPr>
-                <w:rStyle w:val="Hypertextovprepojenie"/>
+                <w:rStyle w:val="Hyperlink"/>
                 <w:noProof/>
               </w:rPr>
               <w:t>Udalosť klávesnice.</w:t>
@@ -1538,7 +1528,7 @@
         </w:p>
         <w:p>
           <w:pPr>
-            <w:pStyle w:val="Obsah3"/>
+            <w:pStyle w:val="TOC3"/>
             <w:tabs>
               <w:tab w:val="right" w:leader="dot" w:pos="9016"/>
             </w:tabs>
@@ -1553,7 +1543,7 @@
           <w:hyperlink w:anchor="_Toc210145057" w:history="1">
             <w:r>
               <w:rPr>
-                <w:rStyle w:val="Hypertextovprepojenie"/>
+                <w:rStyle w:val="Hyperlink"/>
                 <w:noProof/>
               </w:rPr>
               <w:t>Udalosť myš.</w:t>
@@ -1610,7 +1600,7 @@
         </w:p>
         <w:p>
           <w:pPr>
-            <w:pStyle w:val="Obsah3"/>
+            <w:pStyle w:val="TOC3"/>
             <w:tabs>
               <w:tab w:val="right" w:leader="dot" w:pos="9016"/>
             </w:tabs>
@@ -1625,7 +1615,7 @@
           <w:hyperlink w:anchor="_Toc210145058" w:history="1">
             <w:r>
               <w:rPr>
-                <w:rStyle w:val="Hypertextovprepojenie"/>
+                <w:rStyle w:val="Hyperlink"/>
                 <w:noProof/>
               </w:rPr>
               <w:t>How to add Custom Events in Pygame?</w:t>
@@ -1682,7 +1672,7 @@
         </w:p>
         <w:p>
           <w:pPr>
-            <w:pStyle w:val="Obsah3"/>
+            <w:pStyle w:val="TOC3"/>
             <w:tabs>
               <w:tab w:val="right" w:leader="dot" w:pos="9016"/>
             </w:tabs>
@@ -1697,7 +1687,7 @@
           <w:hyperlink w:anchor="_Toc210145059" w:history="1">
             <w:r>
               <w:rPr>
-                <w:rStyle w:val="Hypertextovprepojenie"/>
+                <w:rStyle w:val="Hyperlink"/>
                 <w:noProof/>
               </w:rPr>
               <w:t>How to get keyboard input in PyGame ?</w:t>
@@ -1754,7 +1744,7 @@
         </w:p>
         <w:p>
           <w:pPr>
-            <w:pStyle w:val="Obsah2"/>
+            <w:pStyle w:val="TOC2"/>
             <w:tabs>
               <w:tab w:val="right" w:leader="dot" w:pos="9016"/>
             </w:tabs>
@@ -1769,7 +1759,7 @@
           <w:hyperlink w:anchor="_Toc210145060" w:history="1">
             <w:r>
               <w:rPr>
-                <w:rStyle w:val="Hypertextovprepojenie"/>
+                <w:rStyle w:val="Hyperlink"/>
                 <w:noProof/>
               </w:rPr>
               <w:t>Základy a opakovanie.</w:t>
@@ -1826,7 +1816,7 @@
         </w:p>
         <w:p>
           <w:pPr>
-            <w:pStyle w:val="Obsah3"/>
+            <w:pStyle w:val="TOC3"/>
             <w:tabs>
               <w:tab w:val="right" w:leader="dot" w:pos="9016"/>
             </w:tabs>
@@ -1841,7 +1831,7 @@
           <w:hyperlink w:anchor="_Toc210145061" w:history="1">
             <w:r>
               <w:rPr>
-                <w:rStyle w:val="Hypertextovprepojenie"/>
+                <w:rStyle w:val="Hyperlink"/>
                 <w:noProof/>
               </w:rPr>
               <w:t>Python Lists – Zoznamy.</w:t>
@@ -1911,7 +1901,7 @@
     <w:p/>
     <w:p>
       <w:pPr>
-        <w:pStyle w:val="Nadpis2"/>
+        <w:pStyle w:val="Heading2"/>
       </w:pPr>
       <w:bookmarkStart w:id="2" w:name="_Toc210144978"/>
       <w:bookmarkStart w:id="3" w:name="_Toc210145038"/>
@@ -1929,7 +1919,7 @@
     <w:p/>
     <w:p>
       <w:pPr>
-        <w:pStyle w:val="Nadpis2"/>
+        <w:pStyle w:val="Heading2"/>
       </w:pPr>
       <w:bookmarkStart w:id="4" w:name="_Toc210144979"/>
       <w:bookmarkStart w:id="5" w:name="_Toc210145039"/>
@@ -1943,7 +1933,7 @@
       <w:hyperlink r:id="rId8" w:history="1">
         <w:r>
           <w:rPr>
-            <w:rStyle w:val="Hypertextovprepojenie"/>
+            <w:rStyle w:val="Hyperlink"/>
           </w:rPr>
           <w:t>https://github.com/gitdagray/python-course</w:t>
         </w:r>
@@ -1955,7 +1945,7 @@
     <w:p/>
     <w:p>
       <w:pPr>
-        <w:pStyle w:val="Nadpis2"/>
+        <w:pStyle w:val="Heading2"/>
       </w:pPr>
       <w:bookmarkStart w:id="6" w:name="_Toc210144980"/>
       <w:bookmarkStart w:id="7" w:name="_Toc210145040"/>
@@ -1967,48 +1957,18 @@
     </w:p>
     <w:p>
       <w:hyperlink r:id="rId9" w:history="1">
-        <w:proofErr w:type="spellStart"/>
         <w:r>
           <w:rPr>
-            <w:rStyle w:val="Hypertextovprepojenie"/>
+            <w:rStyle w:val="Hyperlink"/>
           </w:rPr>
-          <w:t>Python</w:t>
+          <w:t>Python Module Index — Python 3.12.5 documentation</w:t>
         </w:r>
-        <w:proofErr w:type="spellEnd"/>
-        <w:r>
-          <w:rPr>
-            <w:rStyle w:val="Hypertextovprepojenie"/>
-          </w:rPr>
-          <w:t xml:space="preserve"> Module Index — </w:t>
-        </w:r>
-        <w:proofErr w:type="spellStart"/>
-        <w:r>
-          <w:rPr>
-            <w:rStyle w:val="Hypertextovprepojenie"/>
-          </w:rPr>
-          <w:t>Python</w:t>
-        </w:r>
-        <w:proofErr w:type="spellEnd"/>
-        <w:r>
-          <w:rPr>
-            <w:rStyle w:val="Hypertextovprepojenie"/>
-          </w:rPr>
-          <w:t xml:space="preserve"> 3.12.5 </w:t>
-        </w:r>
-        <w:proofErr w:type="spellStart"/>
-        <w:r>
-          <w:rPr>
-            <w:rStyle w:val="Hypertextovprepojenie"/>
-          </w:rPr>
-          <w:t>documentation</w:t>
-        </w:r>
-        <w:proofErr w:type="spellEnd"/>
       </w:hyperlink>
     </w:p>
     <w:p/>
     <w:p>
       <w:pPr>
-        <w:pStyle w:val="Nadpis2"/>
+        <w:pStyle w:val="Heading2"/>
       </w:pPr>
       <w:bookmarkStart w:id="8" w:name="_Toc210144981"/>
       <w:bookmarkStart w:id="9" w:name="_Toc210145041"/>
@@ -2026,23 +1986,7 @@
         <w:t>V</w:t>
       </w:r>
       <w:r>
-        <w:t xml:space="preserve"> </w:t>
-      </w:r>
-      <w:proofErr w:type="spellStart"/>
-      <w:r>
-        <w:t>priklade</w:t>
-      </w:r>
-      <w:proofErr w:type="spellEnd"/>
-      <w:r>
-        <w:t xml:space="preserve"> rps.py je vytvorenie </w:t>
-      </w:r>
-      <w:proofErr w:type="spellStart"/>
-      <w:r>
-        <w:t>jednoduche</w:t>
-      </w:r>
-      <w:proofErr w:type="spellEnd"/>
-      <w:r>
-        <w:t xml:space="preserve"> hry kam</w:t>
+        <w:t xml:space="preserve"> priklade rps.py je vytvorenie jednoduche hry kam</w:t>
       </w:r>
       <w:r>
         <w:t>eň</w:t>
@@ -2062,28 +2006,15 @@
         <w:t>rps0_2.py</w:t>
       </w:r>
       <w:r>
-        <w:t xml:space="preserve"> – úprava vstupu s konverziou na </w:t>
-      </w:r>
-      <w:proofErr w:type="spellStart"/>
-      <w:r>
-        <w:t>integer</w:t>
-      </w:r>
-      <w:proofErr w:type="spellEnd"/>
+        <w:t xml:space="preserve"> – úprava vstupu s konverziou na integer</w:t>
+      </w:r>
     </w:p>
     <w:p>
       <w:r>
         <w:t>rps0_3.py</w:t>
       </w:r>
       <w:r>
-        <w:t xml:space="preserve"> – doplnenie náhodného hádzania pre </w:t>
-      </w:r>
-      <w:proofErr w:type="spellStart"/>
-      <w:r>
-        <w:t>Python</w:t>
-      </w:r>
-      <w:proofErr w:type="spellEnd"/>
-      <w:r>
-        <w:t xml:space="preserve"> (počítač)</w:t>
+        <w:t xml:space="preserve"> – doplnenie náhodného hádzania pre Python (počítač)</w:t>
       </w:r>
     </w:p>
     <w:p/>
@@ -2112,18 +2043,10 @@
     </w:p>
     <w:p>
       <w:r>
-        <w:t xml:space="preserve">rps4.py – úprava kódu na </w:t>
-      </w:r>
-      <w:proofErr w:type="spellStart"/>
-      <w:r>
-        <w:t>game_</w:t>
-      </w:r>
-      <w:r>
-        <w:t>count</w:t>
-      </w:r>
-      <w:proofErr w:type="spellEnd"/>
-      <w:r>
-        <w:t>=0</w:t>
+        <w:t>rps4.py – úprava kódu na game_</w:t>
+      </w:r>
+      <w:r>
+        <w:t>count=0</w:t>
       </w:r>
     </w:p>
     <w:p/>
@@ -2135,7 +2058,7 @@
     <w:p/>
     <w:p>
       <w:pPr>
-        <w:pStyle w:val="Nadpis2"/>
+        <w:pStyle w:val="Heading2"/>
       </w:pPr>
       <w:bookmarkStart w:id="10" w:name="_Toc210144982"/>
       <w:bookmarkStart w:id="11" w:name="_Toc210145042"/>
@@ -2150,22 +2073,14 @@
         <w:t>Rozdiel medzi zoznam</w:t>
       </w:r>
       <w:r>
-        <w:t>ami a n-</w:t>
-      </w:r>
-      <w:proofErr w:type="spellStart"/>
-      <w:r>
-        <w:t>ticami</w:t>
-      </w:r>
-      <w:proofErr w:type="spellEnd"/>
-      <w:r>
-        <w:t>.</w:t>
+        <w:t>ami a n-ticami.</w:t>
       </w:r>
     </w:p>
     <w:p>
       <w:hyperlink r:id="rId10" w:history="1">
         <w:r>
           <w:rPr>
-            <w:rStyle w:val="Hypertextovprepojenie"/>
+            <w:rStyle w:val="Hyperlink"/>
           </w:rPr>
           <w:t>https://realpython.com/python-lists-tuples/?ref=dailydev</w:t>
         </w:r>
@@ -2174,7 +2089,7 @@
     <w:p/>
     <w:p>
       <w:pPr>
-        <w:pStyle w:val="Nadpis2"/>
+        <w:pStyle w:val="Heading2"/>
       </w:pPr>
       <w:bookmarkStart w:id="12" w:name="_Toc210144983"/>
       <w:bookmarkStart w:id="13" w:name="_Toc210145043"/>
@@ -2186,7 +2101,7 @@
     </w:p>
     <w:p>
       <w:pPr>
-        <w:pStyle w:val="Nadpis3"/>
+        <w:pStyle w:val="Heading3"/>
       </w:pPr>
       <w:bookmarkStart w:id="14" w:name="_Toc210144984"/>
       <w:bookmarkStart w:id="15" w:name="_Toc210145044"/>
@@ -2264,67 +2179,33 @@
       <w:r>
         <w:t> </w:t>
       </w:r>
-      <w:proofErr w:type="spellStart"/>
       <w:r>
         <w:t>Kubiho</w:t>
       </w:r>
-      <w:proofErr w:type="spellEnd"/>
     </w:p>
     <w:p/>
     <w:p>
       <w:pPr>
-        <w:pStyle w:val="Nadpis1"/>
+        <w:pStyle w:val="Heading1"/>
       </w:pPr>
       <w:bookmarkStart w:id="16" w:name="_Toc210144985"/>
       <w:bookmarkStart w:id="17" w:name="_Toc210145045"/>
-      <w:proofErr w:type="spellStart"/>
-      <w:r>
-        <w:t>Python</w:t>
-      </w:r>
-      <w:proofErr w:type="spellEnd"/>
-      <w:r>
-        <w:t xml:space="preserve"> Web </w:t>
-      </w:r>
-      <w:proofErr w:type="spellStart"/>
-      <w:r>
-        <w:t>Development</w:t>
-      </w:r>
-      <w:proofErr w:type="spellEnd"/>
-      <w:r>
-        <w:t xml:space="preserve"> </w:t>
-      </w:r>
-      <w:proofErr w:type="spellStart"/>
-      <w:r>
-        <w:t>With</w:t>
-      </w:r>
-      <w:proofErr w:type="spellEnd"/>
-      <w:r>
-        <w:t xml:space="preserve"> </w:t>
-      </w:r>
-      <w:proofErr w:type="spellStart"/>
-      <w:r>
-        <w:t>Django</w:t>
+      <w:r>
+        <w:t>Python Web Development With Django</w:t>
       </w:r>
       <w:bookmarkEnd w:id="16"/>
       <w:bookmarkEnd w:id="17"/>
-      <w:proofErr w:type="spellEnd"/>
     </w:p>
     <w:p>
       <w:r>
         <w:t xml:space="preserve">Vytváranie jednoduchých </w:t>
       </w:r>
-      <w:proofErr w:type="spellStart"/>
       <w:r>
         <w:t>webovský</w:t>
       </w:r>
       <w:r>
-        <w:t>ch</w:t>
-      </w:r>
-      <w:proofErr w:type="spellEnd"/>
-      <w:r>
-        <w:t xml:space="preserve"> stránok bol ktoré sú tvorené programovacím jazykom </w:t>
-      </w:r>
-      <w:proofErr w:type="spellStart"/>
+        <w:t xml:space="preserve">ch stránok bol ktoré sú tvorené programovacím jazykom </w:t>
+      </w:r>
       <w:r>
         <w:t>Py</w:t>
       </w:r>
@@ -2337,7 +2218,6 @@
       <w:r>
         <w:t>on</w:t>
       </w:r>
-      <w:proofErr w:type="spellEnd"/>
       <w:r>
         <w:t>.</w:t>
       </w:r>
@@ -2345,73 +2225,23 @@
     <w:p/>
     <w:p>
       <w:pPr>
-        <w:pStyle w:val="Nadpis1"/>
+        <w:pStyle w:val="Heading1"/>
       </w:pPr>
       <w:bookmarkStart w:id="18" w:name="September2025"/>
       <w:bookmarkStart w:id="19" w:name="_Toc210144986"/>
       <w:bookmarkStart w:id="20" w:name="_Toc210145046"/>
       <w:bookmarkEnd w:id="18"/>
-      <w:proofErr w:type="spellStart"/>
-      <w:r>
-        <w:t>Python</w:t>
-      </w:r>
-      <w:proofErr w:type="spellEnd"/>
-      <w:r>
-        <w:t xml:space="preserve"> </w:t>
-      </w:r>
-      <w:proofErr w:type="spellStart"/>
-      <w:r>
-        <w:t>for</w:t>
-      </w:r>
-      <w:proofErr w:type="spellEnd"/>
-      <w:r>
-        <w:t xml:space="preserve"> Game </w:t>
-      </w:r>
-      <w:proofErr w:type="spellStart"/>
-      <w:r>
-        <w:t>Development</w:t>
-      </w:r>
-      <w:proofErr w:type="spellEnd"/>
-      <w:r>
-        <w:t xml:space="preserve">: </w:t>
-      </w:r>
-      <w:proofErr w:type="spellStart"/>
-      <w:r>
-        <w:t>Getting</w:t>
-      </w:r>
-      <w:proofErr w:type="spellEnd"/>
-      <w:r>
-        <w:t xml:space="preserve"> </w:t>
-      </w:r>
-      <w:proofErr w:type="spellStart"/>
-      <w:r>
-        <w:t>Started</w:t>
-      </w:r>
-      <w:proofErr w:type="spellEnd"/>
-      <w:r>
-        <w:t xml:space="preserve"> </w:t>
-      </w:r>
-      <w:proofErr w:type="spellStart"/>
-      <w:r>
-        <w:t>with</w:t>
-      </w:r>
-      <w:proofErr w:type="spellEnd"/>
-      <w:r>
-        <w:t xml:space="preserve"> </w:t>
-      </w:r>
-      <w:proofErr w:type="spellStart"/>
-      <w:r>
-        <w:t>Pygame</w:t>
+      <w:r>
+        <w:t>Python for Game Development: Getting Started with Pygame</w:t>
       </w:r>
       <w:bookmarkEnd w:id="19"/>
       <w:bookmarkEnd w:id="20"/>
-      <w:proofErr w:type="spellEnd"/>
     </w:p>
     <w:p>
       <w:hyperlink r:id="rId11" w:history="1">
         <w:r>
           <w:rPr>
-            <w:rStyle w:val="Hypertextovprepojenie"/>
+            <w:rStyle w:val="Hyperlink"/>
           </w:rPr>
           <w:t>https://www.geeksforgeeks.org/python/python-for-game-development-getting-started-with-pygame/</w:t>
         </w:r>
@@ -2422,31 +2252,21 @@
     </w:p>
     <w:p>
       <w:pPr>
-        <w:pStyle w:val="Nadpis2"/>
+        <w:pStyle w:val="Heading2"/>
       </w:pPr>
       <w:bookmarkStart w:id="21" w:name="_Toc210144987"/>
       <w:bookmarkStart w:id="22" w:name="_Toc210145047"/>
-      <w:proofErr w:type="spellStart"/>
-      <w:r>
-        <w:t>PyGame</w:t>
-      </w:r>
-      <w:proofErr w:type="spellEnd"/>
-      <w:r>
-        <w:t xml:space="preserve"> </w:t>
-      </w:r>
-      <w:proofErr w:type="spellStart"/>
-      <w:r>
-        <w:t>Tutorial</w:t>
+      <w:r>
+        <w:t>PyGame Tutorial</w:t>
       </w:r>
       <w:bookmarkEnd w:id="21"/>
       <w:bookmarkEnd w:id="22"/>
-      <w:proofErr w:type="spellEnd"/>
     </w:p>
     <w:p>
       <w:hyperlink r:id="rId12" w:history="1">
         <w:r>
           <w:rPr>
-            <w:rStyle w:val="Hypertextovprepojenie"/>
+            <w:rStyle w:val="Hyperlink"/>
             <w:highlight w:val="yellow"/>
           </w:rPr>
           <w:t>https://www.geeksforgeeks.org/python/pygame-tutorial/</w:t>
@@ -2495,23 +2315,7 @@
     <w:p>
       <w:r>
         <w:lastRenderedPageBreak/>
-        <w:t xml:space="preserve">Na spustenie hry musia byť všetky potrebné moduly </w:t>
-      </w:r>
-      <w:proofErr w:type="spellStart"/>
-      <w:r>
-        <w:t>Pygame</w:t>
-      </w:r>
-      <w:proofErr w:type="spellEnd"/>
-      <w:r>
-        <w:t xml:space="preserve"> inicializované pomocou </w:t>
-      </w:r>
-      <w:proofErr w:type="spellStart"/>
-      <w:r>
-        <w:t>pygame.init</w:t>
-      </w:r>
-      <w:proofErr w:type="spellEnd"/>
-      <w:r>
-        <w:t>().</w:t>
+        <w:t>Na spustenie hry musia byť všetky potrebné moduly Pygame inicializované pomocou pygame.init().</w:t>
       </w:r>
     </w:p>
     <w:p>
@@ -2537,21 +2341,12 @@
       <w:r>
         <w:t xml:space="preserve">Funkcia </w:t>
       </w:r>
-      <w:proofErr w:type="spellStart"/>
       <w:r>
         <w:rPr>
           <w:b/>
           <w:bCs/>
         </w:rPr>
-        <w:t>pygame.display.set_mode</w:t>
-      </w:r>
-      <w:proofErr w:type="spellEnd"/>
-      <w:r>
-        <w:rPr>
-          <w:b/>
-          <w:bCs/>
-        </w:rPr>
-        <w:t>()</w:t>
+        <w:t>pygame.display.set_mode()</w:t>
       </w:r>
       <w:r>
         <w:t xml:space="preserve"> vytvorí okno s danou výškou a šírkou. Toto okno bude slúžiť ako plátno pre vašu hru, na ktoré nakreslíte každý prvok.</w:t>
@@ -2568,27 +2363,7 @@
           <w:i/>
           <w:iCs/>
         </w:rPr>
-        <w:t xml:space="preserve"> </w:t>
-      </w:r>
-      <w:proofErr w:type="spellStart"/>
-      <w:r>
-        <w:rPr>
-          <w:b/>
-          <w:bCs/>
-          <w:i/>
-          <w:iCs/>
-        </w:rPr>
-        <w:t>pygame.display.set_caption</w:t>
-      </w:r>
-      <w:proofErr w:type="spellEnd"/>
-      <w:r>
-        <w:rPr>
-          <w:b/>
-          <w:bCs/>
-          <w:i/>
-          <w:iCs/>
-        </w:rPr>
-        <w:t>().</w:t>
+        <w:t xml:space="preserve"> pygame.display.set_caption().</w:t>
       </w:r>
     </w:p>
     <w:p>
@@ -2611,37 +2386,19 @@
       </w:r>
     </w:p>
     <w:p>
-      <w:proofErr w:type="spellStart"/>
       <w:r>
         <w:t>pygame.time</w:t>
       </w:r>
-      <w:proofErr w:type="spellEnd"/>
       <w:r>
         <w:t xml:space="preserve"> pri</w:t>
       </w:r>
       <w:r>
-        <w:t xml:space="preserve"> vytvorení objektu hodín vám </w:t>
-      </w:r>
-      <w:proofErr w:type="spellStart"/>
-      <w:r>
-        <w:t>Clock</w:t>
-      </w:r>
-      <w:proofErr w:type="spellEnd"/>
-      <w:r>
-        <w:t>() dáva možnosť upraviť snímkovú frekvenciu hernej slučky.</w:t>
-      </w:r>
-    </w:p>
-    <w:p>
-      <w:r>
-        <w:t xml:space="preserve">Hra má zaručenú prevádzku pri 60 snímkach za sekundu (FPS) vďaka </w:t>
-      </w:r>
-      <w:proofErr w:type="spellStart"/>
-      <w:r>
-        <w:t>clock.tick</w:t>
-      </w:r>
-      <w:proofErr w:type="spellEnd"/>
-      <w:r>
-        <w:t>(60).</w:t>
+        <w:t xml:space="preserve"> vytvorení objektu hodín vám Clock() dáva možnosť upraviť snímkovú frekvenciu hernej slučky.</w:t>
+      </w:r>
+    </w:p>
+    <w:p>
+      <w:r>
+        <w:t>Hra má zaručenú prevádzku pri 60 snímkach za sekundu (FPS) vďaka clock.tick(60).</w:t>
       </w:r>
     </w:p>
     <w:p>
@@ -2665,44 +2422,12 @@
     </w:p>
     <w:p>
       <w:r>
-        <w:t xml:space="preserve">Hru udržiava slučka </w:t>
-      </w:r>
-      <w:proofErr w:type="spellStart"/>
-      <w:r>
-        <w:t>while</w:t>
-      </w:r>
-      <w:proofErr w:type="spellEnd"/>
-      <w:r>
-        <w:t xml:space="preserve"> </w:t>
-      </w:r>
-      <w:proofErr w:type="spellStart"/>
-      <w:r>
-        <w:t>True</w:t>
-      </w:r>
-      <w:proofErr w:type="spellEnd"/>
-      <w:r>
-        <w:t>. Vo vnútri kód aktualizuje obrazovku hry, prekresľuje položky a počúva akcie (napríklad zatvorenie okna).</w:t>
-      </w:r>
-    </w:p>
-    <w:p>
-      <w:r>
-        <w:t xml:space="preserve">Všetky udalosti vrátane stlačení klávesov, kliknutí myšou a udalostí zatvorenia okien načíta </w:t>
-      </w:r>
-      <w:proofErr w:type="spellStart"/>
-      <w:r>
-        <w:t>pygame.event.get</w:t>
-      </w:r>
-      <w:proofErr w:type="spellEnd"/>
-      <w:r>
-        <w:t>(). Hra sa skončí, ak sa udalosť uzavrela (</w:t>
-      </w:r>
-      <w:proofErr w:type="spellStart"/>
-      <w:r>
-        <w:t>pygame</w:t>
-      </w:r>
-      <w:proofErr w:type="spellEnd"/>
-      <w:r>
-        <w:t>. QUIT).</w:t>
+        <w:t>Hru udržiava slučka while True. Vo vnútri kód aktualizuje obrazovku hry, prekresľuje položky a počúva akcie (napríklad zatvorenie okna).</w:t>
+      </w:r>
+    </w:p>
+    <w:p>
+      <w:r>
+        <w:t>Všetky udalosti vrátane stlačení klávesov, kliknutí myšou a udalostí zatvorenia okien načíta pygame.event.get(). Hra sa skončí, ak sa udalosť uzavrela (pygame. QUIT).</w:t>
       </w:r>
     </w:p>
     <w:p>
@@ -2725,32 +2450,19 @@
       </w:r>
     </w:p>
     <w:p>
-      <w:proofErr w:type="spellStart"/>
-      <w:r>
-        <w:t>Screen.fill</w:t>
-      </w:r>
-      <w:proofErr w:type="spellEnd"/>
-      <w:r>
-        <w:t xml:space="preserve"> (WHITE) vyplní obrazovku konkrétnou farbou. Nakoniec tu nakreslíte pozadia, objekty alebo škriatkov.</w:t>
-      </w:r>
-    </w:p>
-    <w:p>
-      <w:r>
-        <w:t xml:space="preserve">Všetky zmeny vykonané počas slučky sa aktualizujú na obrazovke pomocou </w:t>
-      </w:r>
-      <w:proofErr w:type="spellStart"/>
-      <w:r>
-        <w:t>pygame.display.flip</w:t>
-      </w:r>
-      <w:proofErr w:type="spellEnd"/>
-      <w:r>
-        <w:t>().</w:t>
+      <w:r>
+        <w:t>Screen.fill (WHITE) vyplní obrazovku konkrétnou farbou. Nakoniec tu nakreslíte pozadia, objekty alebo škriatkov.</w:t>
+      </w:r>
+    </w:p>
+    <w:p>
+      <w:r>
+        <w:t>Všetky zmeny vykonané počas slučky sa aktualizujú na obrazovke pomocou pygame.display.flip().</w:t>
       </w:r>
     </w:p>
     <w:p/>
     <w:p>
       <w:pPr>
-        <w:pStyle w:val="Nadpis2"/>
+        <w:pStyle w:val="Heading2"/>
       </w:pPr>
       <w:bookmarkStart w:id="23" w:name="_Toc210144988"/>
       <w:bookmarkStart w:id="24" w:name="_Toc210145048"/>
@@ -2779,23 +2491,7 @@
           <w:b/>
           <w:bCs/>
         </w:rPr>
-        <w:t xml:space="preserve"> - praktický </w:t>
-      </w:r>
-      <w:proofErr w:type="spellStart"/>
-      <w:r>
-        <w:rPr>
-          <w:b/>
-          <w:bCs/>
-        </w:rPr>
-        <w:t>proklad</w:t>
-      </w:r>
-      <w:proofErr w:type="spellEnd"/>
-      <w:r>
-        <w:rPr>
-          <w:b/>
-          <w:bCs/>
-        </w:rPr>
-        <w:t xml:space="preserve"> v programe </w:t>
+        <w:t xml:space="preserve"> - praktický proklad v programe </w:t>
       </w:r>
       <w:r>
         <w:rPr>
@@ -2827,7 +2523,6 @@
       <w:r>
         <w:t xml:space="preserve">Pozícia hráča je určená </w:t>
       </w:r>
-      <w:proofErr w:type="spellStart"/>
       <w:r>
         <w:rPr>
           <w:b/>
@@ -2835,9 +2530,37 @@
           <w:i/>
           <w:iCs/>
         </w:rPr>
-        <w:t>player_x</w:t>
-      </w:r>
-      <w:proofErr w:type="spellEnd"/>
+        <w:t>player_x a player_y</w:t>
+      </w:r>
+      <w:r>
+        <w:t>, zatiaľ čo jeho rýchlosť je riadená player_speed.</w:t>
+      </w:r>
+    </w:p>
+    <w:p>
+      <w:pPr>
+        <w:rPr>
+          <w:b/>
+          <w:bCs/>
+        </w:rPr>
+      </w:pPr>
+      <w:r>
+        <w:rPr>
+          <w:b/>
+          <w:bCs/>
+        </w:rPr>
+        <w:t>Správa vstupu:</w:t>
+      </w:r>
+    </w:p>
+    <w:p>
+      <w:pPr>
+        <w:numPr>
+          <w:ilvl w:val="0"/>
+          <w:numId w:val="31"/>
+        </w:numPr>
+      </w:pPr>
+      <w:r>
+        <w:t xml:space="preserve">Funkcia </w:t>
+      </w:r>
       <w:r>
         <w:rPr>
           <w:b/>
@@ -2845,44 +2568,10 @@
           <w:i/>
           <w:iCs/>
         </w:rPr>
-        <w:t xml:space="preserve"> a </w:t>
-      </w:r>
-      <w:proofErr w:type="spellStart"/>
-      <w:r>
-        <w:rPr>
-          <w:b/>
-          <w:bCs/>
-          <w:i/>
-          <w:iCs/>
-        </w:rPr>
-        <w:t>player_y</w:t>
-      </w:r>
-      <w:proofErr w:type="spellEnd"/>
-      <w:r>
-        <w:t xml:space="preserve">, zatiaľ čo jeho rýchlosť je riadená </w:t>
-      </w:r>
-      <w:proofErr w:type="spellStart"/>
-      <w:r>
-        <w:t>player_speed</w:t>
-      </w:r>
-      <w:proofErr w:type="spellEnd"/>
-      <w:r>
-        <w:t>.</w:t>
-      </w:r>
-    </w:p>
-    <w:p>
-      <w:pPr>
-        <w:rPr>
-          <w:b/>
-          <w:bCs/>
-        </w:rPr>
-      </w:pPr>
-      <w:r>
-        <w:rPr>
-          <w:b/>
-          <w:bCs/>
-        </w:rPr>
-        <w:t>Správa vstupu:</w:t>
+        <w:t xml:space="preserve">pygame.key.get_pressed() </w:t>
+      </w:r>
+      <w:r>
+        <w:t>určuje, ktoré klávesy sú v danom okamihu stlačené.</w:t>
       </w:r>
     </w:p>
     <w:p>
@@ -2893,49 +2582,7 @@
         </w:numPr>
       </w:pPr>
       <w:r>
-        <w:t xml:space="preserve">Funkcia </w:t>
-      </w:r>
-      <w:proofErr w:type="spellStart"/>
-      <w:r>
-        <w:rPr>
-          <w:b/>
-          <w:bCs/>
-          <w:i/>
-          <w:iCs/>
-        </w:rPr>
-        <w:t>pygame.key.get_pressed</w:t>
-      </w:r>
-      <w:proofErr w:type="spellEnd"/>
-      <w:r>
-        <w:rPr>
-          <w:b/>
-          <w:bCs/>
-          <w:i/>
-          <w:iCs/>
-        </w:rPr>
-        <w:t xml:space="preserve">() </w:t>
-      </w:r>
-      <w:r>
-        <w:t>určuje, ktoré klávesy sú v danom okamihu stlačené.</w:t>
-      </w:r>
-    </w:p>
-    <w:p>
-      <w:pPr>
-        <w:numPr>
-          <w:ilvl w:val="0"/>
-          <w:numId w:val="31"/>
-        </w:numPr>
-      </w:pPr>
-      <w:r>
-        <w:t xml:space="preserve">Príkazy </w:t>
-      </w:r>
-      <w:proofErr w:type="spellStart"/>
-      <w:r>
-        <w:t>if</w:t>
-      </w:r>
-      <w:proofErr w:type="spellEnd"/>
-      <w:r>
-        <w:t xml:space="preserve"> upravujú pozície x a y hráča podľa toho, či sú stlačené klávesy so šípkami.</w:t>
+        <w:t>Príkazy if upravujú pozície x a y hráča podľa toho, či sú stlačené klávesy so šípkami.</w:t>
       </w:r>
     </w:p>
     <w:p>
@@ -2961,15 +2608,7 @@
         </w:numPr>
       </w:pPr>
       <w:r>
-        <w:t xml:space="preserve">Hráč je reprezentovaný čiernym obdĺžnikom nakresleným na obrazovke na aktuálnej pozícii hráča pomocou </w:t>
-      </w:r>
-      <w:proofErr w:type="spellStart"/>
-      <w:r>
-        <w:t>pygame.draw.rect</w:t>
-      </w:r>
-      <w:proofErr w:type="spellEnd"/>
-      <w:r>
-        <w:t>().</w:t>
+        <w:t>Hráč je reprezentovaný čiernym obdĺžnikom nakresleným na obrazovke na aktuálnej pozícii hráča pomocou pygame.draw.rect().</w:t>
       </w:r>
     </w:p>
     <w:p/>
@@ -2981,20 +2620,12 @@
     <w:p/>
     <w:p>
       <w:pPr>
-        <w:pStyle w:val="Nadpis2"/>
+        <w:pStyle w:val="Heading2"/>
       </w:pPr>
       <w:bookmarkStart w:id="25" w:name="_Toc210144989"/>
       <w:bookmarkStart w:id="26" w:name="_Toc210145049"/>
       <w:r>
-        <w:t xml:space="preserve">Povolenie zmeny veľkosti okna v </w:t>
-      </w:r>
-      <w:proofErr w:type="spellStart"/>
-      <w:r>
-        <w:t>PyGame</w:t>
-      </w:r>
-      <w:proofErr w:type="spellEnd"/>
-      <w:r>
-        <w:t>.</w:t>
+        <w:t>Povolenie zmeny veľkosti okna v PyGame.</w:t>
       </w:r>
       <w:bookmarkEnd w:id="25"/>
       <w:bookmarkEnd w:id="26"/>
@@ -3012,129 +2643,47 @@
           <w:szCs w:val="20"/>
         </w:rPr>
       </w:pPr>
-      <w:proofErr w:type="spellStart"/>
       <w:r>
         <w:rPr>
           <w:rFonts w:ascii="Courier New" w:hAnsi="Courier New" w:cs="Courier New"/>
           <w:sz w:val="20"/>
           <w:szCs w:val="20"/>
         </w:rPr>
-        <w:t>screen</w:t>
-      </w:r>
-      <w:proofErr w:type="spellEnd"/>
-      <w:r>
+        <w:t>screen = pygame.display.set_mode((400, 400), pygame.RESIZABLE)</w:t>
+      </w:r>
+    </w:p>
+    <w:p>
+      <w:r>
+        <w:t>predtým</w:t>
+      </w:r>
+    </w:p>
+    <w:p/>
+    <w:p>
+      <w:pPr>
         <w:rPr>
           <w:rFonts w:ascii="Courier New" w:hAnsi="Courier New" w:cs="Courier New"/>
           <w:sz w:val="20"/>
           <w:szCs w:val="20"/>
         </w:rPr>
-        <w:t xml:space="preserve"> = </w:t>
-      </w:r>
-      <w:proofErr w:type="spellStart"/>
+      </w:pPr>
       <w:r>
         <w:rPr>
           <w:rFonts w:ascii="Courier New" w:hAnsi="Courier New" w:cs="Courier New"/>
           <w:sz w:val="20"/>
           <w:szCs w:val="20"/>
         </w:rPr>
-        <w:t>pygame.display.set_mode</w:t>
-      </w:r>
-      <w:proofErr w:type="spellEnd"/>
-      <w:r>
-        <w:rPr>
-          <w:rFonts w:ascii="Courier New" w:hAnsi="Courier New" w:cs="Courier New"/>
-          <w:sz w:val="20"/>
-          <w:szCs w:val="20"/>
-        </w:rPr>
-        <w:t xml:space="preserve">((400, 400), </w:t>
-      </w:r>
-      <w:proofErr w:type="spellStart"/>
-      <w:r>
-        <w:rPr>
-          <w:rFonts w:ascii="Courier New" w:hAnsi="Courier New" w:cs="Courier New"/>
-          <w:sz w:val="20"/>
-          <w:szCs w:val="20"/>
-        </w:rPr>
-        <w:t>pygame.RESIZABLE</w:t>
-      </w:r>
-      <w:proofErr w:type="spellEnd"/>
-      <w:r>
-        <w:rPr>
-          <w:rFonts w:ascii="Courier New" w:hAnsi="Courier New" w:cs="Courier New"/>
-          <w:sz w:val="20"/>
-          <w:szCs w:val="20"/>
-        </w:rPr>
-        <w:t>)</w:t>
-      </w:r>
-    </w:p>
-    <w:p>
-      <w:r>
-        <w:t>predtým</w:t>
+        <w:t>screen = pygame.display.set_mode((400, 400))</w:t>
       </w:r>
     </w:p>
     <w:p/>
     <w:p>
       <w:pPr>
-        <w:rPr>
-          <w:rFonts w:ascii="Courier New" w:hAnsi="Courier New" w:cs="Courier New"/>
-          <w:sz w:val="20"/>
-          <w:szCs w:val="20"/>
-        </w:rPr>
-      </w:pPr>
-      <w:proofErr w:type="spellStart"/>
-      <w:r>
-        <w:rPr>
-          <w:rFonts w:ascii="Courier New" w:hAnsi="Courier New" w:cs="Courier New"/>
-          <w:sz w:val="20"/>
-          <w:szCs w:val="20"/>
-        </w:rPr>
-        <w:t>screen</w:t>
-      </w:r>
-      <w:proofErr w:type="spellEnd"/>
-      <w:r>
-        <w:rPr>
-          <w:rFonts w:ascii="Courier New" w:hAnsi="Courier New" w:cs="Courier New"/>
-          <w:sz w:val="20"/>
-          <w:szCs w:val="20"/>
-        </w:rPr>
-        <w:t xml:space="preserve"> = </w:t>
-      </w:r>
-      <w:proofErr w:type="spellStart"/>
-      <w:r>
-        <w:rPr>
-          <w:rFonts w:ascii="Courier New" w:hAnsi="Courier New" w:cs="Courier New"/>
-          <w:sz w:val="20"/>
-          <w:szCs w:val="20"/>
-        </w:rPr>
-        <w:t>pygame.display.set_mode</w:t>
-      </w:r>
-      <w:proofErr w:type="spellEnd"/>
-      <w:r>
-        <w:rPr>
-          <w:rFonts w:ascii="Courier New" w:hAnsi="Courier New" w:cs="Courier New"/>
-          <w:sz w:val="20"/>
-          <w:szCs w:val="20"/>
-        </w:rPr>
-        <w:t>((400, 400))</w:t>
-      </w:r>
-    </w:p>
-    <w:p/>
-    <w:p>
-      <w:pPr>
-        <w:pStyle w:val="Nadpis2"/>
+        <w:pStyle w:val="Heading2"/>
       </w:pPr>
       <w:bookmarkStart w:id="27" w:name="_Toc210144990"/>
       <w:bookmarkStart w:id="28" w:name="_Toc210145050"/>
       <w:r>
-        <w:t xml:space="preserve">Ako zmeniť farbu pozadia obrazovky v </w:t>
-      </w:r>
-      <w:proofErr w:type="spellStart"/>
-      <w:r>
-        <w:t>Pygame</w:t>
-      </w:r>
-      <w:proofErr w:type="spellEnd"/>
-      <w:r>
-        <w:t>?</w:t>
+        <w:t>Ako zmeniť farbu pozadia obrazovky v Pygame?</w:t>
       </w:r>
       <w:bookmarkEnd w:id="27"/>
       <w:bookmarkEnd w:id="28"/>
@@ -3164,7 +2713,7 @@
     </w:p>
     <w:p>
       <w:pPr>
-        <w:pStyle w:val="Nadpis2"/>
+        <w:pStyle w:val="Heading2"/>
       </w:pPr>
       <w:bookmarkStart w:id="29" w:name="_Toc210144991"/>
       <w:bookmarkStart w:id="30" w:name="_Toc210145051"/>
@@ -3179,7 +2728,7 @@
       <w:hyperlink r:id="rId13" w:history="1">
         <w:r>
           <w:rPr>
-            <w:rStyle w:val="Hypertextovprepojenie"/>
+            <w:rStyle w:val="Hyperlink"/>
           </w:rPr>
           <w:t>https://www.geeksforgeeks.org/python/pygame-drawing-objects-and-shapes/</w:t>
         </w:r>
@@ -3201,7 +2750,6 @@
       <w:r>
         <w:t>parametre pre obdĺžnik -</w:t>
       </w:r>
-      <w:proofErr w:type="spellStart"/>
       <w:r>
         <w:rPr>
           <w:b/>
@@ -3209,161 +2757,11 @@
         </w:rPr>
         <w:t>rectangle</w:t>
       </w:r>
-      <w:proofErr w:type="spellEnd"/>
-    </w:p>
-    <w:p>
-      <w:r>
-        <w:t>(</w:t>
-      </w:r>
-      <w:proofErr w:type="spellStart"/>
-      <w:r>
-        <w:t>surface</w:t>
-      </w:r>
-      <w:proofErr w:type="spellEnd"/>
-      <w:r>
-        <w:t xml:space="preserve">: </w:t>
-      </w:r>
-      <w:proofErr w:type="spellStart"/>
-      <w:r>
-        <w:t>Surface</w:t>
-      </w:r>
-      <w:proofErr w:type="spellEnd"/>
-      <w:r>
-        <w:t xml:space="preserve">, </w:t>
-      </w:r>
-      <w:proofErr w:type="spellStart"/>
-      <w:r>
-        <w:t>color</w:t>
-      </w:r>
-      <w:proofErr w:type="spellEnd"/>
-      <w:r>
-        <w:t xml:space="preserve">: </w:t>
-      </w:r>
-      <w:proofErr w:type="spellStart"/>
-      <w:r>
-        <w:t>ColorValue</w:t>
-      </w:r>
-      <w:proofErr w:type="spellEnd"/>
-      <w:r>
-        <w:t xml:space="preserve">, </w:t>
-      </w:r>
-      <w:proofErr w:type="spellStart"/>
-      <w:r>
-        <w:t>rect</w:t>
-      </w:r>
-      <w:proofErr w:type="spellEnd"/>
-      <w:r>
-        <w:t xml:space="preserve">: </w:t>
-      </w:r>
-      <w:proofErr w:type="spellStart"/>
-      <w:r>
-        <w:t>RectValue</w:t>
-      </w:r>
-      <w:proofErr w:type="spellEnd"/>
-      <w:r>
-        <w:t xml:space="preserve">, </w:t>
-      </w:r>
-      <w:proofErr w:type="spellStart"/>
-      <w:r>
-        <w:t>width</w:t>
-      </w:r>
-      <w:proofErr w:type="spellEnd"/>
-      <w:r>
-        <w:t xml:space="preserve">: </w:t>
-      </w:r>
-      <w:proofErr w:type="spellStart"/>
-      <w:r>
-        <w:t>int</w:t>
-      </w:r>
-      <w:proofErr w:type="spellEnd"/>
-      <w:r>
-        <w:t xml:space="preserve"> = 0, </w:t>
-      </w:r>
-      <w:proofErr w:type="spellStart"/>
-      <w:r>
-        <w:t>border_radius</w:t>
-      </w:r>
-      <w:proofErr w:type="spellEnd"/>
-      <w:r>
-        <w:t xml:space="preserve">: </w:t>
-      </w:r>
-      <w:proofErr w:type="spellStart"/>
-      <w:r>
-        <w:t>int</w:t>
-      </w:r>
-      <w:proofErr w:type="spellEnd"/>
-      <w:r>
-        <w:t xml:space="preserve"> = -1, </w:t>
-      </w:r>
-      <w:proofErr w:type="spellStart"/>
-      <w:r>
-        <w:t>border_top_left_radius</w:t>
-      </w:r>
-      <w:proofErr w:type="spellEnd"/>
-      <w:r>
-        <w:t xml:space="preserve">: </w:t>
-      </w:r>
-      <w:proofErr w:type="spellStart"/>
-      <w:r>
-        <w:t>int</w:t>
-      </w:r>
-      <w:proofErr w:type="spellEnd"/>
-      <w:r>
-        <w:t xml:space="preserve"> = -1, </w:t>
-      </w:r>
-      <w:proofErr w:type="spellStart"/>
-      <w:r>
-        <w:t>border_top_right_radius</w:t>
-      </w:r>
-      <w:proofErr w:type="spellEnd"/>
-      <w:r>
-        <w:t xml:space="preserve">: </w:t>
-      </w:r>
-      <w:proofErr w:type="spellStart"/>
-      <w:r>
-        <w:t>int</w:t>
-      </w:r>
-      <w:proofErr w:type="spellEnd"/>
-      <w:r>
-        <w:t xml:space="preserve"> = -1, </w:t>
-      </w:r>
-      <w:proofErr w:type="spellStart"/>
-      <w:r>
-        <w:t>border_bottom_left_radius</w:t>
-      </w:r>
-      <w:proofErr w:type="spellEnd"/>
-      <w:r>
-        <w:t xml:space="preserve">: </w:t>
-      </w:r>
-      <w:proofErr w:type="spellStart"/>
-      <w:r>
-        <w:t>int</w:t>
-      </w:r>
-      <w:proofErr w:type="spellEnd"/>
-      <w:r>
-        <w:t xml:space="preserve"> = -1, </w:t>
-      </w:r>
-      <w:proofErr w:type="spellStart"/>
-      <w:r>
-        <w:t>border_bottom_right_radius</w:t>
-      </w:r>
-      <w:proofErr w:type="spellEnd"/>
-      <w:r>
-        <w:t xml:space="preserve">: </w:t>
-      </w:r>
-      <w:proofErr w:type="spellStart"/>
-      <w:r>
-        <w:t>int</w:t>
-      </w:r>
-      <w:proofErr w:type="spellEnd"/>
-      <w:r>
-        <w:t xml:space="preserve"> = -1) -&gt; </w:t>
-      </w:r>
-      <w:proofErr w:type="spellStart"/>
-      <w:r>
-        <w:t>Rect</w:t>
-      </w:r>
-      <w:proofErr w:type="spellEnd"/>
+    </w:p>
+    <w:p>
+      <w:r>
+        <w:t>(surface: Surface, color: ColorValue, rect: RectValue, width: int = 0, border_radius: int = -1, border_top_left_radius: int = -1, border_top_right_radius: int = -1, border_bottom_left_radius: int = -1, border_bottom_right_radius: int = -1) -&gt; Rect</w:t>
+      </w:r>
     </w:p>
     <w:p/>
     <w:p>
@@ -3377,37 +2775,12 @@
           <w:iCs/>
         </w:rPr>
       </w:pPr>
-      <w:proofErr w:type="spellStart"/>
       <w:r>
         <w:rPr>
           <w:i/>
           <w:iCs/>
         </w:rPr>
-        <w:t>surface</w:t>
-      </w:r>
-      <w:proofErr w:type="spellEnd"/>
-      <w:r>
-        <w:rPr>
-          <w:i/>
-          <w:iCs/>
-        </w:rPr>
-        <w:t xml:space="preserve"> :- Tu môžeme prejsť povrchom, na ktorý chceme nakresliť náš obdĺžnik. Vo vyššie uvedenom príklade sme vytvorili povrchový objekt s názvom '</w:t>
-      </w:r>
-      <w:proofErr w:type="spellStart"/>
-      <w:r>
-        <w:rPr>
-          <w:i/>
-          <w:iCs/>
-        </w:rPr>
-        <w:t>window</w:t>
-      </w:r>
-      <w:proofErr w:type="spellEnd"/>
-      <w:r>
-        <w:rPr>
-          <w:i/>
-          <w:iCs/>
-        </w:rPr>
-        <w:t>'.</w:t>
+        <w:t>surface :- Tu môžeme prejsť povrchom, na ktorý chceme nakresliť náš obdĺžnik. Vo vyššie uvedenom príklade sme vytvorili povrchový objekt s názvom 'window'.</w:t>
       </w:r>
     </w:p>
     <w:p>
@@ -3421,21 +2794,12 @@
           <w:iCs/>
         </w:rPr>
       </w:pPr>
-      <w:proofErr w:type="spellStart"/>
       <w:r>
         <w:rPr>
           <w:i/>
           <w:iCs/>
         </w:rPr>
-        <w:t>color</w:t>
-      </w:r>
-      <w:proofErr w:type="spellEnd"/>
-      <w:r>
-        <w:rPr>
-          <w:i/>
-          <w:iCs/>
-        </w:rPr>
-        <w:t xml:space="preserve"> :- Tu môžeme odovzdať farbu pre náš obdĺžnik. V našom príklade používame modrú farbu.</w:t>
+        <w:t>color :- Tu môžeme odovzdať farbu pre náš obdĺžnik. V našom príklade používame modrú farbu.</w:t>
       </w:r>
     </w:p>
     <w:p>
@@ -3449,21 +2813,12 @@
           <w:iCs/>
         </w:rPr>
       </w:pPr>
-      <w:proofErr w:type="spellStart"/>
       <w:r>
         <w:rPr>
           <w:i/>
           <w:iCs/>
         </w:rPr>
-        <w:t>rect</w:t>
-      </w:r>
-      <w:proofErr w:type="spellEnd"/>
-      <w:r>
-        <w:rPr>
-          <w:i/>
-          <w:iCs/>
-        </w:rPr>
-        <w:t xml:space="preserve"> :- Tu môžeme odovzdať obdĺžnik, polohu a rozmery.</w:t>
+        <w:t>rect :- Tu môžeme odovzdať obdĺžnik, polohu a rozmery.</w:t>
       </w:r>
     </w:p>
     <w:p>
@@ -3477,21 +2832,12 @@
           <w:iCs/>
         </w:rPr>
       </w:pPr>
-      <w:proofErr w:type="spellStart"/>
       <w:r>
         <w:rPr>
           <w:i/>
           <w:iCs/>
         </w:rPr>
-        <w:t>width</w:t>
-      </w:r>
-      <w:proofErr w:type="spellEnd"/>
-      <w:r>
-        <w:rPr>
-          <w:i/>
-          <w:iCs/>
-        </w:rPr>
-        <w:t xml:space="preserve"> :- Tu môžeme prejsť hrúbkou čiary. Plný obdĺžnik môžeme vytvoriť aj zmenou hodnoty tohto parametra šírky. Pozrime sa na to.</w:t>
+        <w:t>width :- Tu môžeme prejsť hrúbkou čiary. Plný obdĺžnik môžeme vytvoriť aj zmenou hodnoty tohto parametra šírky. Pozrime sa na to.</w:t>
       </w:r>
     </w:p>
     <w:p/>
@@ -3573,63 +2919,21 @@
     <w:p/>
     <w:p>
       <w:pPr>
-        <w:pStyle w:val="Nadpis3"/>
+        <w:pStyle w:val="Heading3"/>
       </w:pPr>
       <w:bookmarkStart w:id="32" w:name="_Toc210144992"/>
       <w:bookmarkStart w:id="33" w:name="_Toc210145052"/>
-      <w:proofErr w:type="spellStart"/>
-      <w:r>
-        <w:t>Python</w:t>
-      </w:r>
-      <w:proofErr w:type="spellEnd"/>
-      <w:r>
-        <w:t xml:space="preserve"> | </w:t>
-      </w:r>
-      <w:proofErr w:type="spellStart"/>
-      <w:r>
-        <w:t>Drawing</w:t>
-      </w:r>
-      <w:proofErr w:type="spellEnd"/>
-      <w:r>
-        <w:t xml:space="preserve"> </w:t>
-      </w:r>
-      <w:proofErr w:type="spellStart"/>
-      <w:r>
-        <w:t>different</w:t>
-      </w:r>
-      <w:proofErr w:type="spellEnd"/>
-      <w:r>
-        <w:t xml:space="preserve"> </w:t>
-      </w:r>
-      <w:proofErr w:type="spellStart"/>
-      <w:r>
-        <w:t>shapes</w:t>
-      </w:r>
-      <w:proofErr w:type="spellEnd"/>
-      <w:r>
-        <w:t xml:space="preserve"> on </w:t>
-      </w:r>
-      <w:proofErr w:type="spellStart"/>
-      <w:r>
-        <w:t>PyGame</w:t>
-      </w:r>
-      <w:proofErr w:type="spellEnd"/>
-      <w:r>
-        <w:t xml:space="preserve"> </w:t>
-      </w:r>
-      <w:proofErr w:type="spellStart"/>
-      <w:r>
-        <w:t>window</w:t>
+      <w:r>
+        <w:t>Python | Drawing different shapes on PyGame window</w:t>
       </w:r>
       <w:bookmarkEnd w:id="32"/>
       <w:bookmarkEnd w:id="33"/>
-      <w:proofErr w:type="spellEnd"/>
     </w:p>
     <w:p>
       <w:hyperlink r:id="rId15" w:history="1">
         <w:r>
           <w:rPr>
-            <w:rStyle w:val="Hypertextovprepojenie"/>
+            <w:rStyle w:val="Hyperlink"/>
           </w:rPr>
           <w:t>https://www.geeksforgeeks.org/python/python-drawing-different-shapes-on-pygame-window/</w:t>
         </w:r>
@@ -3645,42 +2949,13 @@
     </w:p>
     <w:p>
       <w:pPr>
-        <w:pStyle w:val="Nadpis3"/>
+        <w:pStyle w:val="Heading3"/>
       </w:pPr>
       <w:bookmarkStart w:id="34" w:name="_Toc210144993"/>
       <w:bookmarkStart w:id="35" w:name="_Toc210145053"/>
-      <w:proofErr w:type="spellStart"/>
       <w:r>
         <w:lastRenderedPageBreak/>
-        <w:t>How</w:t>
-      </w:r>
-      <w:proofErr w:type="spellEnd"/>
-      <w:r>
-        <w:t xml:space="preserve"> to </w:t>
-      </w:r>
-      <w:proofErr w:type="spellStart"/>
-      <w:r>
-        <w:t>draw</w:t>
-      </w:r>
-      <w:proofErr w:type="spellEnd"/>
-      <w:r>
-        <w:t xml:space="preserve"> </w:t>
-      </w:r>
-      <w:proofErr w:type="spellStart"/>
-      <w:r>
-        <w:t>rectangle</w:t>
-      </w:r>
-      <w:proofErr w:type="spellEnd"/>
-      <w:r>
-        <w:t xml:space="preserve"> in </w:t>
-      </w:r>
-      <w:proofErr w:type="spellStart"/>
-      <w:r>
-        <w:t>Pygame</w:t>
-      </w:r>
-      <w:proofErr w:type="spellEnd"/>
-      <w:r>
-        <w:t>?</w:t>
+        <w:t>How to draw rectangle in Pygame?</w:t>
       </w:r>
       <w:bookmarkEnd w:id="34"/>
       <w:bookmarkEnd w:id="35"/>
@@ -3689,7 +2964,7 @@
       <w:hyperlink r:id="rId16" w:history="1">
         <w:r>
           <w:rPr>
-            <w:rStyle w:val="Hypertextovprepojenie"/>
+            <w:rStyle w:val="Hyperlink"/>
           </w:rPr>
           <w:t>https://www.geeksforgeeks.org/python/how-to-draw-rectangle-in-pygame/</w:t>
         </w:r>
@@ -3711,65 +2986,12 @@
     </w:p>
     <w:p>
       <w:pPr>
-        <w:pStyle w:val="Nadpis3"/>
+        <w:pStyle w:val="Heading3"/>
       </w:pPr>
       <w:bookmarkStart w:id="36" w:name="_Toc210144994"/>
       <w:bookmarkStart w:id="37" w:name="_Toc210145054"/>
-      <w:proofErr w:type="spellStart"/>
-      <w:r>
-        <w:t>How</w:t>
-      </w:r>
-      <w:proofErr w:type="spellEnd"/>
-      <w:r>
-        <w:t xml:space="preserve"> to </w:t>
-      </w:r>
-      <w:proofErr w:type="spellStart"/>
-      <w:r>
-        <w:t>draw</w:t>
-      </w:r>
-      <w:proofErr w:type="spellEnd"/>
-      <w:r>
-        <w:t xml:space="preserve"> a </w:t>
-      </w:r>
-      <w:proofErr w:type="spellStart"/>
-      <w:r>
-        <w:t>rectangle</w:t>
-      </w:r>
-      <w:proofErr w:type="spellEnd"/>
-      <w:r>
-        <w:t xml:space="preserve"> </w:t>
-      </w:r>
-      <w:proofErr w:type="spellStart"/>
-      <w:r>
-        <w:t>with</w:t>
-      </w:r>
-      <w:proofErr w:type="spellEnd"/>
-      <w:r>
-        <w:t xml:space="preserve"> </w:t>
-      </w:r>
-      <w:proofErr w:type="spellStart"/>
-      <w:r>
-        <w:t>rounded</w:t>
-      </w:r>
-      <w:proofErr w:type="spellEnd"/>
-      <w:r>
-        <w:t xml:space="preserve"> </w:t>
-      </w:r>
-      <w:proofErr w:type="spellStart"/>
-      <w:r>
-        <w:t>corner</w:t>
-      </w:r>
-      <w:proofErr w:type="spellEnd"/>
-      <w:r>
-        <w:t xml:space="preserve"> in </w:t>
-      </w:r>
-      <w:proofErr w:type="spellStart"/>
-      <w:r>
-        <w:t>PyGame</w:t>
-      </w:r>
-      <w:proofErr w:type="spellEnd"/>
-      <w:r>
-        <w:t>?</w:t>
+      <w:r>
+        <w:t>How to draw a rectangle with rounded corner in PyGame?</w:t>
       </w:r>
       <w:bookmarkEnd w:id="36"/>
       <w:bookmarkEnd w:id="37"/>
@@ -3778,7 +3000,7 @@
       <w:hyperlink r:id="rId17" w:history="1">
         <w:r>
           <w:rPr>
-            <w:rStyle w:val="Hypertextovprepojenie"/>
+            <w:rStyle w:val="Hyperlink"/>
           </w:rPr>
           <w:t>https://www.geeksforgeeks.org/python/how-to-draw-a-rectangle-with-rounded-corner-in-pygame/</w:t>
         </w:r>
@@ -3807,19 +3029,14 @@
         <w:t xml:space="preserve">Pokračovanie - </w:t>
       </w:r>
       <w:r>
-        <w:t xml:space="preserve">Event </w:t>
-      </w:r>
-      <w:proofErr w:type="spellStart"/>
-      <w:r>
-        <w:t>Handling</w:t>
-      </w:r>
-      <w:proofErr w:type="spellEnd"/>
+        <w:t>Event Handling</w:t>
+      </w:r>
     </w:p>
     <w:p>
       <w:hyperlink r:id="rId18" w:anchor=":~:text=corners%20in%20PyGame%3F-,Event%20Handling,-In%20this%20part" w:history="1">
         <w:r>
           <w:rPr>
-            <w:rStyle w:val="Hypertextovprepojenie"/>
+            <w:rStyle w:val="Hyperlink"/>
           </w:rPr>
           <w:t>https://www.geeksforgeeks.org/python/pygame-tutorial/#:~:text=corners%20in%20PyGame%3F-,Event%20Handling,-In%20this%20part</w:t>
         </w:r>
@@ -3872,34 +3089,13 @@
       <w:r>
         <w:t xml:space="preserve">. Vysvetliť zachytenie farby do zoznamu </w:t>
       </w:r>
-      <w:proofErr w:type="spellStart"/>
-      <w:r>
-        <w:t>circle_data</w:t>
-      </w:r>
-      <w:proofErr w:type="spellEnd"/>
-      <w:r>
-        <w:t xml:space="preserve"> = []</w:t>
-      </w:r>
-    </w:p>
-    <w:p>
-      <w:r>
-        <w:t>Rozlíšenie ľavého a </w:t>
-      </w:r>
-      <w:proofErr w:type="spellStart"/>
-      <w:r>
-        <w:t>praveho</w:t>
-      </w:r>
-      <w:proofErr w:type="spellEnd"/>
-      <w:r>
-        <w:t xml:space="preserve"> </w:t>
-      </w:r>
-      <w:proofErr w:type="spellStart"/>
-      <w:r>
-        <w:t>tlačítka</w:t>
-      </w:r>
-      <w:proofErr w:type="spellEnd"/>
-      <w:r>
-        <w:t xml:space="preserve"> v udalosti program </w:t>
+      <w:r>
+        <w:t>circle_data = []</w:t>
+      </w:r>
+    </w:p>
+    <w:p>
+      <w:r>
+        <w:t xml:space="preserve">Rozlíšenie ľavého a praveho tlačítka v udalosti program </w:t>
       </w:r>
       <w:r>
         <w:rPr>
@@ -3916,24 +3112,19 @@
     </w:p>
     <w:p>
       <w:pPr>
-        <w:pStyle w:val="Nadpis2"/>
+        <w:pStyle w:val="Heading2"/>
       </w:pPr>
       <w:bookmarkStart w:id="39" w:name="_Toc210144995"/>
       <w:bookmarkStart w:id="40" w:name="_Toc210145055"/>
       <w:r>
-        <w:t xml:space="preserve">Event </w:t>
-      </w:r>
-      <w:proofErr w:type="spellStart"/>
-      <w:r>
-        <w:t>Handling</w:t>
+        <w:t>Event Handling</w:t>
       </w:r>
       <w:bookmarkEnd w:id="39"/>
       <w:bookmarkEnd w:id="40"/>
-      <w:proofErr w:type="spellEnd"/>
-    </w:p>
-    <w:p>
-      <w:pPr>
-        <w:pStyle w:val="Nadpis3"/>
+    </w:p>
+    <w:p>
+      <w:pPr>
+        <w:pStyle w:val="Heading3"/>
       </w:pPr>
       <w:bookmarkStart w:id="41" w:name="_Toc210144996"/>
       <w:bookmarkStart w:id="42" w:name="_Toc210145056"/>
@@ -3981,7 +3172,7 @@
     </w:p>
     <w:p>
       <w:pPr>
-        <w:pStyle w:val="Nadpis3"/>
+        <w:pStyle w:val="Heading3"/>
       </w:pPr>
       <w:bookmarkStart w:id="43" w:name="_Toc210144997"/>
       <w:bookmarkStart w:id="44" w:name="_Toc210145057"/>
@@ -4014,49 +3205,12 @@
     </w:p>
     <w:p>
       <w:pPr>
-        <w:pStyle w:val="Nadpis3"/>
+        <w:pStyle w:val="Heading3"/>
       </w:pPr>
       <w:bookmarkStart w:id="45" w:name="_Toc210144998"/>
       <w:bookmarkStart w:id="46" w:name="_Toc210145058"/>
-      <w:proofErr w:type="spellStart"/>
-      <w:r>
-        <w:t>How</w:t>
-      </w:r>
-      <w:proofErr w:type="spellEnd"/>
-      <w:r>
-        <w:t xml:space="preserve"> to </w:t>
-      </w:r>
-      <w:proofErr w:type="spellStart"/>
-      <w:r>
-        <w:t>add</w:t>
-      </w:r>
-      <w:proofErr w:type="spellEnd"/>
-      <w:r>
-        <w:t xml:space="preserve"> </w:t>
-      </w:r>
-      <w:proofErr w:type="spellStart"/>
-      <w:r>
-        <w:t>Custom</w:t>
-      </w:r>
-      <w:proofErr w:type="spellEnd"/>
-      <w:r>
-        <w:t xml:space="preserve"> </w:t>
-      </w:r>
-      <w:proofErr w:type="spellStart"/>
-      <w:r>
-        <w:t>Events</w:t>
-      </w:r>
-      <w:proofErr w:type="spellEnd"/>
-      <w:r>
-        <w:t xml:space="preserve"> in </w:t>
-      </w:r>
-      <w:proofErr w:type="spellStart"/>
-      <w:r>
-        <w:t>Pygame</w:t>
-      </w:r>
-      <w:proofErr w:type="spellEnd"/>
-      <w:r>
-        <w:t>?</w:t>
+      <w:r>
+        <w:t>How to add Custom Events in Pygame?</w:t>
       </w:r>
       <w:bookmarkEnd w:id="45"/>
       <w:bookmarkEnd w:id="46"/>
@@ -4065,7 +3219,7 @@
       <w:hyperlink r:id="rId19" w:history="1">
         <w:r>
           <w:rPr>
-            <w:rStyle w:val="Hypertextovprepojenie"/>
+            <w:rStyle w:val="Hyperlink"/>
           </w:rPr>
           <w:t>https://www.geeksforgeeks.org/python/how-to-add-custom-events-in-pygame/</w:t>
         </w:r>
@@ -4075,60 +3229,18 @@
       </w:r>
     </w:p>
     <w:p>
-      <w:proofErr w:type="spellStart"/>
-      <w:r>
-        <w:t>Prepodkaldám</w:t>
-      </w:r>
-      <w:proofErr w:type="spellEnd"/>
-      <w:r>
-        <w:t xml:space="preserve">, že táto problematika je ešte príliš zložitá pre </w:t>
-      </w:r>
-      <w:proofErr w:type="spellStart"/>
-      <w:r>
-        <w:t>Kubiho</w:t>
-      </w:r>
-      <w:proofErr w:type="spellEnd"/>
-      <w:r>
-        <w:t>.</w:t>
-      </w:r>
-    </w:p>
-    <w:p>
-      <w:pPr>
-        <w:pStyle w:val="Nadpis3"/>
+      <w:r>
+        <w:t>Prepodkaldám, že táto problematika je ešte príliš zložitá pre Kubiho.</w:t>
+      </w:r>
+    </w:p>
+    <w:p>
+      <w:pPr>
+        <w:pStyle w:val="Heading3"/>
       </w:pPr>
       <w:bookmarkStart w:id="47" w:name="_Toc210144999"/>
       <w:bookmarkStart w:id="48" w:name="_Toc210145059"/>
-      <w:proofErr w:type="spellStart"/>
-      <w:r>
-        <w:t>How</w:t>
-      </w:r>
-      <w:proofErr w:type="spellEnd"/>
-      <w:r>
-        <w:t xml:space="preserve"> to get </w:t>
-      </w:r>
-      <w:proofErr w:type="spellStart"/>
-      <w:r>
-        <w:t>keyboard</w:t>
-      </w:r>
-      <w:proofErr w:type="spellEnd"/>
-      <w:r>
-        <w:t xml:space="preserve"> </w:t>
-      </w:r>
-      <w:proofErr w:type="spellStart"/>
-      <w:r>
-        <w:t>input</w:t>
-      </w:r>
-      <w:proofErr w:type="spellEnd"/>
-      <w:r>
-        <w:t xml:space="preserve"> in </w:t>
-      </w:r>
-      <w:proofErr w:type="spellStart"/>
-      <w:r>
-        <w:t>PyGame</w:t>
-      </w:r>
-      <w:proofErr w:type="spellEnd"/>
-      <w:r>
-        <w:t xml:space="preserve"> ?</w:t>
+      <w:r>
+        <w:t>How to get keyboard input in PyGame ?</w:t>
       </w:r>
       <w:bookmarkEnd w:id="47"/>
       <w:bookmarkEnd w:id="48"/>
@@ -4137,7 +3249,7 @@
       <w:hyperlink r:id="rId20" w:history="1">
         <w:r>
           <w:rPr>
-            <w:rStyle w:val="Hypertextovprepojenie"/>
+            <w:rStyle w:val="Hyperlink"/>
           </w:rPr>
           <w:t>https://www.geeksforgeeks.org/python/how-to-get-keyboard-input-in-pygame/</w:t>
         </w:r>
@@ -4153,7 +3265,7 @@
     </w:p>
     <w:p>
       <w:pPr>
-        <w:pStyle w:val="Nadpis4"/>
+        <w:pStyle w:val="Heading4"/>
       </w:pPr>
       <w:bookmarkStart w:id="49" w:name="_Toc210145000"/>
       <w:r>
@@ -4165,7 +3277,7 @@
       <w:hyperlink r:id="rId21" w:history="1">
         <w:r>
           <w:rPr>
-            <w:rStyle w:val="Hypertextovprepojenie"/>
+            <w:rStyle w:val="Hyperlink"/>
           </w:rPr>
           <w:t>https://www.geeksforgeeks.org/python/pygame-input-handling/</w:t>
         </w:r>
@@ -4200,15 +3312,7 @@
         <w:t xml:space="preserve"> obrázkov zo zložky obrázkov</w:t>
       </w:r>
       <w:r>
-        <w:t xml:space="preserve">, ktorý je </w:t>
-      </w:r>
-      <w:proofErr w:type="spellStart"/>
-      <w:r>
-        <w:t>podzložka</w:t>
-      </w:r>
-      <w:proofErr w:type="spellEnd"/>
-      <w:r>
-        <w:t xml:space="preserve"> programu.</w:t>
+        <w:t>, ktorý je podzložka programu.</w:t>
       </w:r>
     </w:p>
     <w:p>
@@ -4229,7 +3333,7 @@
     <w:p/>
     <w:p>
       <w:pPr>
-        <w:pStyle w:val="Nadpis2"/>
+        <w:pStyle w:val="Heading2"/>
       </w:pPr>
       <w:bookmarkStart w:id="50" w:name="_Toc210145001"/>
       <w:bookmarkStart w:id="51" w:name="_Toc210145060"/>
@@ -4241,23 +3345,13 @@
     </w:p>
     <w:p>
       <w:pPr>
-        <w:pStyle w:val="Nadpis3"/>
+        <w:pStyle w:val="Heading3"/>
       </w:pPr>
       <w:bookmarkStart w:id="52" w:name="_Toc210145002"/>
       <w:bookmarkStart w:id="53" w:name="_Toc210145061"/>
-      <w:proofErr w:type="spellStart"/>
-      <w:r>
-        <w:t>Python</w:t>
-      </w:r>
-      <w:proofErr w:type="spellEnd"/>
-      <w:r>
-        <w:t xml:space="preserve"> </w:t>
-      </w:r>
-      <w:proofErr w:type="spellStart"/>
-      <w:r>
-        <w:t>Lists</w:t>
-      </w:r>
-      <w:proofErr w:type="spellEnd"/>
+      <w:r>
+        <w:t>Python Lists</w:t>
+      </w:r>
       <w:r>
         <w:t xml:space="preserve"> – Zoznamy.</w:t>
       </w:r>
@@ -4268,7 +3362,7 @@
       <w:hyperlink r:id="rId22" w:history="1">
         <w:r>
           <w:rPr>
-            <w:rStyle w:val="Hypertextovprepojenie"/>
+            <w:rStyle w:val="Hyperlink"/>
           </w:rPr>
           <w:t>https://www.geeksforgeeks.org/python/python-lists/</w:t>
         </w:r>
@@ -4279,7 +3373,7 @@
     </w:p>
     <w:p>
       <w:pPr>
-        <w:pStyle w:val="Nadpis4"/>
+        <w:pStyle w:val="Heading4"/>
       </w:pPr>
       <w:bookmarkStart w:id="54" w:name="_Toc210145003"/>
       <w:r>
@@ -4289,7 +3383,7 @@
     </w:p>
     <w:p>
       <w:pPr>
-        <w:pStyle w:val="Nadpis4"/>
+        <w:pStyle w:val="Heading4"/>
       </w:pPr>
       <w:bookmarkStart w:id="55" w:name="_Toc210145004"/>
       <w:r>
@@ -4299,7 +3393,7 @@
     </w:p>
     <w:p>
       <w:pPr>
-        <w:pStyle w:val="Nadpis4"/>
+        <w:pStyle w:val="Heading4"/>
       </w:pPr>
       <w:bookmarkStart w:id="56" w:name="_Toc210145005"/>
       <w:r>
@@ -4326,7 +3420,7 @@
     </w:p>
     <w:p>
       <w:pPr>
-        <w:pStyle w:val="Nadpis4"/>
+        <w:pStyle w:val="Heading4"/>
       </w:pPr>
       <w:r>
         <w:lastRenderedPageBreak/>
@@ -4347,7 +3441,7 @@
     <w:p/>
     <w:p>
       <w:pPr>
-        <w:pStyle w:val="Nadpis4"/>
+        <w:pStyle w:val="Heading4"/>
       </w:pPr>
       <w:r>
         <w:t>Pridávanie prvkov do zoznamu</w:t>
@@ -4359,52 +3453,32 @@
       </w:r>
     </w:p>
     <w:p>
-      <w:proofErr w:type="spellStart"/>
-      <w:r>
-        <w:t>append</w:t>
-      </w:r>
-      <w:proofErr w:type="spellEnd"/>
-      <w:r>
-        <w:t xml:space="preserve">(): </w:t>
+      <w:r>
+        <w:t xml:space="preserve">append(): </w:t>
       </w:r>
       <w:r>
         <w:t>Pridá prvok na koniec zoznamu.</w:t>
       </w:r>
     </w:p>
     <w:p>
-      <w:proofErr w:type="spellStart"/>
-      <w:r>
-        <w:t>extend</w:t>
-      </w:r>
-      <w:proofErr w:type="spellEnd"/>
-      <w:r>
-        <w:t xml:space="preserve">(): </w:t>
+      <w:r>
+        <w:t xml:space="preserve">extend(): </w:t>
       </w:r>
       <w:r>
         <w:t>Pridá viacero prvkov na koniec zoznamu.</w:t>
       </w:r>
     </w:p>
     <w:p>
-      <w:proofErr w:type="spellStart"/>
-      <w:r>
-        <w:t>insert</w:t>
-      </w:r>
-      <w:proofErr w:type="spellEnd"/>
-      <w:r>
-        <w:t xml:space="preserve">(): </w:t>
+      <w:r>
+        <w:t xml:space="preserve">insert(): </w:t>
       </w:r>
       <w:r>
         <w:t>Pridá prvok na konkrétnu pozíciu.</w:t>
       </w:r>
     </w:p>
     <w:p>
-      <w:proofErr w:type="spellStart"/>
-      <w:r>
-        <w:t>clear</w:t>
-      </w:r>
-      <w:proofErr w:type="spellEnd"/>
-      <w:r>
-        <w:t xml:space="preserve">(): </w:t>
+      <w:r>
+        <w:t xml:space="preserve">clear(): </w:t>
       </w:r>
       <w:r>
         <w:t>Odstráni všetky položky.</w:t>
@@ -4427,7 +3501,7 @@
     <w:p/>
     <w:p>
       <w:pPr>
-        <w:pStyle w:val="Nadpis4"/>
+        <w:pStyle w:val="Heading4"/>
       </w:pPr>
       <w:r>
         <w:t>Aktualizácia prvkov do zoznamu</w:t>
@@ -4450,7 +3524,7 @@
     <w:p/>
     <w:p>
       <w:pPr>
-        <w:pStyle w:val="Nadpis4"/>
+        <w:pStyle w:val="Heading4"/>
       </w:pPr>
       <w:r>
         <w:t>Odstránenie prvkov zo zoznamu</w:t>
@@ -4462,13 +3536,8 @@
       </w:r>
     </w:p>
     <w:p>
-      <w:proofErr w:type="spellStart"/>
-      <w:r>
-        <w:t>remove</w:t>
-      </w:r>
-      <w:proofErr w:type="spellEnd"/>
-      <w:r>
-        <w:t>(): Odstráni prvý výskyt prvku.</w:t>
+      <w:r>
+        <w:t>remove(): Odstráni prvý výskyt prvku.</w:t>
       </w:r>
     </w:p>
     <w:p>
@@ -4492,7 +3561,7 @@
     <w:p/>
     <w:p>
       <w:pPr>
-        <w:pStyle w:val="Nadpis4"/>
+        <w:pStyle w:val="Heading4"/>
       </w:pPr>
       <w:r>
         <w:t>Iterácia zoznamov</w:t>
@@ -4500,20 +3569,12 @@
     </w:p>
     <w:p>
       <w:r>
-        <w:t xml:space="preserve">Zoznamy môžeme </w:t>
-      </w:r>
-      <w:proofErr w:type="spellStart"/>
-      <w:r>
-        <w:t>iterovať</w:t>
-      </w:r>
-      <w:proofErr w:type="spellEnd"/>
-      <w:r>
-        <w:t xml:space="preserve"> pomocou </w:t>
+        <w:t xml:space="preserve">Zoznamy môžeme iterovať pomocou </w:t>
       </w:r>
       <w:hyperlink r:id="rId23" w:tgtFrame="_blank" w:history="1">
         <w:r>
           <w:rPr>
-            <w:rStyle w:val="Hypertextovprepojenie"/>
+            <w:rStyle w:val="Hyperlink"/>
           </w:rPr>
           <w:t>slučiek</w:t>
         </w:r>
@@ -4526,7 +3587,7 @@
       <w:hyperlink r:id="rId24" w:history="1">
         <w:r>
           <w:rPr>
-            <w:rStyle w:val="Hypertextovprepojenie"/>
+            <w:rStyle w:val="Hyperlink"/>
           </w:rPr>
           <w:t>https://www.geeksforgeeks.org/python/loops-in-python/</w:t>
         </w:r>
@@ -4538,7 +3599,7 @@
     <w:p/>
     <w:p>
       <w:pPr>
-        <w:pStyle w:val="Nadpis4"/>
+        <w:pStyle w:val="Heading4"/>
       </w:pPr>
       <w:r>
         <w:t>Vnorené zoznamy</w:t>
@@ -4552,7 +3613,7 @@
     <w:p/>
     <w:p>
       <w:pPr>
-        <w:pStyle w:val="Nadpis4"/>
+        <w:pStyle w:val="Heading4"/>
       </w:pPr>
       <w:r>
         <w:t>Porozumenie zoznamu</w:t>
@@ -4560,22 +3621,14 @@
     </w:p>
     <w:p>
       <w:r>
-        <w:t xml:space="preserve">Porozumenie zoznamu je stručný spôsob vytvárania zoznamov pomocou jedného riadku kódu. Je užitočný na použitie operácie alebo filtra na položky v </w:t>
-      </w:r>
-      <w:proofErr w:type="spellStart"/>
-      <w:r>
-        <w:t>iterovateľnom</w:t>
-      </w:r>
-      <w:proofErr w:type="spellEnd"/>
-      <w:r>
-        <w:t xml:space="preserve"> objekte, ako je napríklad zoznam alebo rozsah.</w:t>
+        <w:t>Porozumenie zoznamu je stručný spôsob vytvárania zoznamov pomocou jedného riadku kódu. Je užitočný na použitie operácie alebo filtra na položky v iterovateľnom objekte, ako je napríklad zoznam alebo rozsah.</w:t>
       </w:r>
     </w:p>
     <w:p>
       <w:hyperlink r:id="rId25" w:history="1">
         <w:r>
           <w:rPr>
-            <w:rStyle w:val="Hypertextovprepojenie"/>
+            <w:rStyle w:val="Hyperlink"/>
           </w:rPr>
           <w:t>https://www.geeksforgeeks.org/python/python-list-comprehension/</w:t>
         </w:r>
@@ -4587,39 +3640,31 @@
     <w:p/>
     <w:p>
       <w:pPr>
-        <w:pStyle w:val="Nadpis4"/>
-      </w:pPr>
-      <w:r>
-        <w:t xml:space="preserve">Záver – </w:t>
-      </w:r>
-      <w:proofErr w:type="spellStart"/>
-      <w:r>
-        <w:t>kviz</w:t>
-      </w:r>
-      <w:proofErr w:type="spellEnd"/>
-      <w:r>
-        <w:t>.</w:t>
+        <w:pStyle w:val="Heading4"/>
+      </w:pPr>
+      <w:r>
+        <w:t>Záver – kviz.</w:t>
       </w:r>
     </w:p>
     <w:p>
       <w:hyperlink r:id="rId26" w:history="1">
         <w:r>
           <w:rPr>
-            <w:rStyle w:val="Hypertextovprepojenie"/>
+            <w:rStyle w:val="Hyperlink"/>
           </w:rPr>
-          <w:t>http</w:t>
+          <w:t>https://www.geek</w:t>
         </w:r>
         <w:r>
           <w:rPr>
-            <w:rStyle w:val="Hypertextovprepojenie"/>
+            <w:rStyle w:val="Hyperlink"/>
           </w:rPr>
           <w:t>s</w:t>
         </w:r>
         <w:r>
           <w:rPr>
-            <w:rStyle w:val="Hypertextovprepojenie"/>
+            <w:rStyle w:val="Hyperlink"/>
           </w:rPr>
-          <w:t>://www.geeksforgeeks.org/quizzes/python-list-quiz/</w:t>
+          <w:t>forgeeks.org/quizzes/python-list-quiz/</w:t>
         </w:r>
       </w:hyperlink>
       <w:r>
@@ -4660,7 +3705,7 @@
 <w:ftr xmlns:wpc="http://schemas.microsoft.com/office/word/2010/wordprocessingCanvas" xmlns:cx="http://schemas.microsoft.com/office/drawing/2014/chartex" xmlns:cx1="http://schemas.microsoft.com/office/drawing/2015/9/8/chartex" xmlns:cx2="http://schemas.microsoft.com/office/drawing/2015/10/21/chartex" xmlns:cx3="http://schemas.microsoft.com/office/drawing/2016/5/9/chartex" xmlns:cx4="http://schemas.microsoft.com/office/drawing/2016/5/10/chartex" xmlns:cx5="http://schemas.microsoft.com/office/drawing/2016/5/11/chartex" xmlns:cx6="http://schemas.microsoft.com/office/drawing/2016/5/12/chartex" xmlns:cx7="http://schemas.microsoft.com/office/drawing/2016/5/13/chartex" xmlns:cx8="http://schemas.microsoft.com/office/drawing/2016/5/14/chartex" xmlns:mc="http://schemas.openxmlformats.org/markup-compatibility/2006" xmlns:aink="http://schemas.microsoft.com/office/drawing/2016/ink" xmlns:am3d="http://schemas.microsoft.com/office/drawing/2017/model3d" xmlns:o="urn:schemas-microsoft-com:office:office" xmlns:oel="http://schemas.microsoft.com/office/2019/extlst" xmlns:r="http://schemas.openxmlformats.org/officeDocument/2006/relationships" xmlns:m="http://schemas.openxmlformats.org/officeDocument/2006/math" xmlns:v="urn:schemas-microsoft-com:vml" xmlns:wp14="http://schemas.microsoft.com/office/word/2010/wordprocessingDrawing" xmlns:wp="http://schemas.openxmlformats.org/drawingml/2006/wordprocessingDrawing" xmlns:w10="urn:schemas-microsoft-com:office:word" xmlns:w="http://schemas.openxmlformats.org/wordprocessingml/2006/main" xmlns:w14="http://schemas.microsoft.com/office/word/2010/wordml" xmlns:w15="http://schemas.microsoft.com/office/word/2012/wordml" xmlns:w16cex="http://schemas.microsoft.com/office/word/2018/wordml/cex" xmlns:w16cid="http://schemas.microsoft.com/office/word/2016/wordml/cid" xmlns:w16="http://schemas.microsoft.com/office/word/2018/wordml" xmlns:w16du="http://schemas.microsoft.com/office/word/2023/wordml/word16du" xmlns:w16sdtdh="http://schemas.microsoft.com/office/word/2020/wordml/sdtdatahash" xmlns:w16sdtfl="http://schemas.microsoft.com/office/word/2024/wordml/sdtformatlock" xmlns:w16se="http://schemas.microsoft.com/office/word/2015/wordml/symex" xmlns:wpg="http://schemas.microsoft.com/office/word/2010/wordprocessingGroup" xmlns:wpi="http://schemas.microsoft.com/office/word/2010/wordprocessingInk" xmlns:wne="http://schemas.microsoft.com/office/word/2006/wordml" xmlns:wps="http://schemas.microsoft.com/office/word/2010/wordprocessingShape" mc:Ignorable="w14 w15 w16se w16cid w16 w16cex w16sdtdh w16sdtfl w16du wp14">
   <w:p>
     <w:pPr>
-      <w:pStyle w:val="Pta"/>
+      <w:pStyle w:val="Footer"/>
       <w:jc w:val="center"/>
     </w:pPr>
     <w:r>
@@ -7574,7 +6619,7 @@
     <w:lsdException w:name="Unresolved Mention" w:semiHidden="1" w:unhideWhenUsed="1"/>
     <w:lsdException w:name="Smart Link" w:semiHidden="1" w:unhideWhenUsed="1"/>
   </w:latentStyles>
-  <w:style w:type="paragraph" w:default="1" w:styleId="Normlny">
+  <w:style w:type="paragraph" w:default="1" w:styleId="Normal">
     <w:name w:val="Normal"/>
     <w:qFormat/>
     <w:rsid w:val="00DA0C7C"/>
@@ -7582,11 +6627,11 @@
       <w:spacing w:after="0" w:line="240" w:lineRule="auto"/>
     </w:pPr>
   </w:style>
-  <w:style w:type="paragraph" w:styleId="Nadpis1">
+  <w:style w:type="paragraph" w:styleId="Heading1">
     <w:name w:val="heading 1"/>
-    <w:basedOn w:val="Normlny"/>
-    <w:next w:val="Normlny"/>
-    <w:link w:val="Nadpis1Char"/>
+    <w:basedOn w:val="Normal"/>
+    <w:next w:val="Normal"/>
+    <w:link w:val="Heading1Char"/>
     <w:uiPriority w:val="9"/>
     <w:qFormat/>
     <w:rsid w:val="006E6A15"/>
@@ -7602,11 +6647,11 @@
       <w:szCs w:val="40"/>
     </w:rPr>
   </w:style>
-  <w:style w:type="paragraph" w:styleId="Nadpis2">
+  <w:style w:type="paragraph" w:styleId="Heading2">
     <w:name w:val="heading 2"/>
-    <w:basedOn w:val="Normlny"/>
-    <w:next w:val="Normlny"/>
-    <w:link w:val="Nadpis2Char"/>
+    <w:basedOn w:val="Normal"/>
+    <w:next w:val="Normal"/>
+    <w:link w:val="Heading2Char"/>
     <w:uiPriority w:val="9"/>
     <w:unhideWhenUsed/>
     <w:qFormat/>
@@ -7623,11 +6668,11 @@
       <w:szCs w:val="32"/>
     </w:rPr>
   </w:style>
-  <w:style w:type="paragraph" w:styleId="Nadpis3">
+  <w:style w:type="paragraph" w:styleId="Heading3">
     <w:name w:val="heading 3"/>
-    <w:basedOn w:val="Normlny"/>
-    <w:next w:val="Normlny"/>
-    <w:link w:val="Nadpis3Char"/>
+    <w:basedOn w:val="Normal"/>
+    <w:next w:val="Normal"/>
+    <w:link w:val="Heading3Char"/>
     <w:uiPriority w:val="9"/>
     <w:unhideWhenUsed/>
     <w:qFormat/>
@@ -7644,11 +6689,11 @@
       <w:szCs w:val="28"/>
     </w:rPr>
   </w:style>
-  <w:style w:type="paragraph" w:styleId="Nadpis4">
+  <w:style w:type="paragraph" w:styleId="Heading4">
     <w:name w:val="heading 4"/>
-    <w:basedOn w:val="Normlny"/>
-    <w:next w:val="Normlny"/>
-    <w:link w:val="Nadpis4Char"/>
+    <w:basedOn w:val="Normal"/>
+    <w:next w:val="Normal"/>
+    <w:link w:val="Heading4Char"/>
     <w:uiPriority w:val="9"/>
     <w:unhideWhenUsed/>
     <w:qFormat/>
@@ -7664,11 +6709,11 @@
       <w:iCs/>
     </w:rPr>
   </w:style>
-  <w:style w:type="paragraph" w:styleId="Nadpis5">
+  <w:style w:type="paragraph" w:styleId="Heading5">
     <w:name w:val="heading 5"/>
-    <w:basedOn w:val="Normlny"/>
-    <w:next w:val="Normlny"/>
-    <w:link w:val="Nadpis5Char"/>
+    <w:basedOn w:val="Normal"/>
+    <w:next w:val="Normal"/>
+    <w:link w:val="Heading5Char"/>
     <w:uiPriority w:val="9"/>
     <w:semiHidden/>
     <w:unhideWhenUsed/>
@@ -7685,11 +6730,11 @@
       <w:color w:val="0F4761" w:themeColor="accent1" w:themeShade="BF"/>
     </w:rPr>
   </w:style>
-  <w:style w:type="paragraph" w:styleId="Nadpis6">
+  <w:style w:type="paragraph" w:styleId="Heading6">
     <w:name w:val="heading 6"/>
-    <w:basedOn w:val="Normlny"/>
-    <w:next w:val="Normlny"/>
-    <w:link w:val="Nadpis6Char"/>
+    <w:basedOn w:val="Normal"/>
+    <w:next w:val="Normal"/>
+    <w:link w:val="Heading6Char"/>
     <w:uiPriority w:val="9"/>
     <w:semiHidden/>
     <w:unhideWhenUsed/>
@@ -7708,11 +6753,11 @@
       <w:color w:val="595959" w:themeColor="text1" w:themeTint="A6"/>
     </w:rPr>
   </w:style>
-  <w:style w:type="paragraph" w:styleId="Nadpis7">
+  <w:style w:type="paragraph" w:styleId="Heading7">
     <w:name w:val="heading 7"/>
-    <w:basedOn w:val="Normlny"/>
-    <w:next w:val="Normlny"/>
-    <w:link w:val="Nadpis7Char"/>
+    <w:basedOn w:val="Normal"/>
+    <w:next w:val="Normal"/>
+    <w:link w:val="Heading7Char"/>
     <w:uiPriority w:val="9"/>
     <w:semiHidden/>
     <w:unhideWhenUsed/>
@@ -7729,11 +6774,11 @@
       <w:color w:val="595959" w:themeColor="text1" w:themeTint="A6"/>
     </w:rPr>
   </w:style>
-  <w:style w:type="paragraph" w:styleId="Nadpis8">
+  <w:style w:type="paragraph" w:styleId="Heading8">
     <w:name w:val="heading 8"/>
-    <w:basedOn w:val="Normlny"/>
-    <w:next w:val="Normlny"/>
-    <w:link w:val="Nadpis8Char"/>
+    <w:basedOn w:val="Normal"/>
+    <w:next w:val="Normal"/>
+    <w:link w:val="Heading8Char"/>
     <w:uiPriority w:val="9"/>
     <w:semiHidden/>
     <w:unhideWhenUsed/>
@@ -7751,11 +6796,11 @@
       <w:color w:val="272727" w:themeColor="text1" w:themeTint="D8"/>
     </w:rPr>
   </w:style>
-  <w:style w:type="paragraph" w:styleId="Nadpis9">
+  <w:style w:type="paragraph" w:styleId="Heading9">
     <w:name w:val="heading 9"/>
-    <w:basedOn w:val="Normlny"/>
-    <w:next w:val="Normlny"/>
-    <w:link w:val="Nadpis9Char"/>
+    <w:basedOn w:val="Normal"/>
+    <w:next w:val="Normal"/>
+    <w:link w:val="Heading9Char"/>
     <w:uiPriority w:val="9"/>
     <w:semiHidden/>
     <w:unhideWhenUsed/>
@@ -7771,13 +6816,13 @@
       <w:color w:val="272727" w:themeColor="text1" w:themeTint="D8"/>
     </w:rPr>
   </w:style>
-  <w:style w:type="character" w:default="1" w:styleId="Predvolenpsmoodseku">
+  <w:style w:type="character" w:default="1" w:styleId="DefaultParagraphFont">
     <w:name w:val="Default Paragraph Font"/>
     <w:uiPriority w:val="1"/>
     <w:semiHidden/>
     <w:unhideWhenUsed/>
   </w:style>
-  <w:style w:type="table" w:default="1" w:styleId="Normlnatabuka">
+  <w:style w:type="table" w:default="1" w:styleId="TableNormal">
     <w:name w:val="Normal Table"/>
     <w:uiPriority w:val="99"/>
     <w:semiHidden/>
@@ -7792,7 +6837,7 @@
       </w:tblCellMar>
     </w:tblPr>
   </w:style>
-  <w:style w:type="numbering" w:default="1" w:styleId="Bezzoznamu">
+  <w:style w:type="numbering" w:default="1" w:styleId="NoList">
     <w:name w:val="No List"/>
     <w:uiPriority w:val="99"/>
     <w:semiHidden/>
@@ -7800,7 +6845,7 @@
   </w:style>
   <w:style w:type="paragraph" w:customStyle="1" w:styleId="Kd">
     <w:name w:val="Kód"/>
-    <w:basedOn w:val="Normlny"/>
+    <w:basedOn w:val="Normal"/>
     <w:link w:val="KdChar"/>
     <w:qFormat/>
     <w:rsid w:val="00EE47E6"/>
@@ -7811,7 +6856,7 @@
   </w:style>
   <w:style w:type="character" w:customStyle="1" w:styleId="KdChar">
     <w:name w:val="Kód Char"/>
-    <w:basedOn w:val="Predvolenpsmoodseku"/>
+    <w:basedOn w:val="DefaultParagraphFont"/>
     <w:link w:val="Kd"/>
     <w:rsid w:val="00EE47E6"/>
     <w:rPr>
@@ -7819,10 +6864,10 @@
       <w:sz w:val="20"/>
     </w:rPr>
   </w:style>
-  <w:style w:type="character" w:customStyle="1" w:styleId="Nadpis1Char">
-    <w:name w:val="Nadpis 1 Char"/>
-    <w:basedOn w:val="Predvolenpsmoodseku"/>
-    <w:link w:val="Nadpis1"/>
+  <w:style w:type="character" w:customStyle="1" w:styleId="Heading1Char">
+    <w:name w:val="Heading 1 Char"/>
+    <w:basedOn w:val="DefaultParagraphFont"/>
+    <w:link w:val="Heading1"/>
     <w:uiPriority w:val="9"/>
     <w:rsid w:val="006E6A15"/>
     <w:rPr>
@@ -7831,10 +6876,10 @@
       <w:szCs w:val="40"/>
     </w:rPr>
   </w:style>
-  <w:style w:type="character" w:customStyle="1" w:styleId="Nadpis2Char">
-    <w:name w:val="Nadpis 2 Char"/>
-    <w:basedOn w:val="Predvolenpsmoodseku"/>
-    <w:link w:val="Nadpis2"/>
+  <w:style w:type="character" w:customStyle="1" w:styleId="Heading2Char">
+    <w:name w:val="Heading 2 Char"/>
+    <w:basedOn w:val="DefaultParagraphFont"/>
+    <w:link w:val="Heading2"/>
     <w:uiPriority w:val="9"/>
     <w:rsid w:val="00AD18CA"/>
     <w:rPr>
@@ -7843,10 +6888,10 @@
       <w:szCs w:val="32"/>
     </w:rPr>
   </w:style>
-  <w:style w:type="character" w:customStyle="1" w:styleId="Nadpis3Char">
-    <w:name w:val="Nadpis 3 Char"/>
-    <w:basedOn w:val="Predvolenpsmoodseku"/>
-    <w:link w:val="Nadpis3"/>
+  <w:style w:type="character" w:customStyle="1" w:styleId="Heading3Char">
+    <w:name w:val="Heading 3 Char"/>
+    <w:basedOn w:val="DefaultParagraphFont"/>
+    <w:link w:val="Heading3"/>
     <w:uiPriority w:val="9"/>
     <w:rsid w:val="00BD0C4B"/>
     <w:rPr>
@@ -7855,10 +6900,10 @@
       <w:szCs w:val="28"/>
     </w:rPr>
   </w:style>
-  <w:style w:type="character" w:customStyle="1" w:styleId="Nadpis4Char">
-    <w:name w:val="Nadpis 4 Char"/>
-    <w:basedOn w:val="Predvolenpsmoodseku"/>
-    <w:link w:val="Nadpis4"/>
+  <w:style w:type="character" w:customStyle="1" w:styleId="Heading4Char">
+    <w:name w:val="Heading 4 Char"/>
+    <w:basedOn w:val="DefaultParagraphFont"/>
+    <w:link w:val="Heading4"/>
     <w:uiPriority w:val="9"/>
     <w:rsid w:val="00577DE7"/>
     <w:rPr>
@@ -7866,10 +6911,10 @@
       <w:iCs/>
     </w:rPr>
   </w:style>
-  <w:style w:type="character" w:customStyle="1" w:styleId="Nadpis5Char">
-    <w:name w:val="Nadpis 5 Char"/>
-    <w:basedOn w:val="Predvolenpsmoodseku"/>
-    <w:link w:val="Nadpis5"/>
+  <w:style w:type="character" w:customStyle="1" w:styleId="Heading5Char">
+    <w:name w:val="Heading 5 Char"/>
+    <w:basedOn w:val="DefaultParagraphFont"/>
+    <w:link w:val="Heading5"/>
     <w:uiPriority w:val="9"/>
     <w:semiHidden/>
     <w:rsid w:val="00673CEF"/>
@@ -7878,10 +6923,10 @@
       <w:color w:val="0F4761" w:themeColor="accent1" w:themeShade="BF"/>
     </w:rPr>
   </w:style>
-  <w:style w:type="character" w:customStyle="1" w:styleId="Nadpis6Char">
-    <w:name w:val="Nadpis 6 Char"/>
-    <w:basedOn w:val="Predvolenpsmoodseku"/>
-    <w:link w:val="Nadpis6"/>
+  <w:style w:type="character" w:customStyle="1" w:styleId="Heading6Char">
+    <w:name w:val="Heading 6 Char"/>
+    <w:basedOn w:val="DefaultParagraphFont"/>
+    <w:link w:val="Heading6"/>
     <w:uiPriority w:val="9"/>
     <w:semiHidden/>
     <w:rsid w:val="00673CEF"/>
@@ -7892,10 +6937,10 @@
       <w:color w:val="595959" w:themeColor="text1" w:themeTint="A6"/>
     </w:rPr>
   </w:style>
-  <w:style w:type="character" w:customStyle="1" w:styleId="Nadpis7Char">
-    <w:name w:val="Nadpis 7 Char"/>
-    <w:basedOn w:val="Predvolenpsmoodseku"/>
-    <w:link w:val="Nadpis7"/>
+  <w:style w:type="character" w:customStyle="1" w:styleId="Heading7Char">
+    <w:name w:val="Heading 7 Char"/>
+    <w:basedOn w:val="DefaultParagraphFont"/>
+    <w:link w:val="Heading7"/>
     <w:uiPriority w:val="9"/>
     <w:semiHidden/>
     <w:rsid w:val="00673CEF"/>
@@ -7904,10 +6949,10 @@
       <w:color w:val="595959" w:themeColor="text1" w:themeTint="A6"/>
     </w:rPr>
   </w:style>
-  <w:style w:type="character" w:customStyle="1" w:styleId="Nadpis8Char">
-    <w:name w:val="Nadpis 8 Char"/>
-    <w:basedOn w:val="Predvolenpsmoodseku"/>
-    <w:link w:val="Nadpis8"/>
+  <w:style w:type="character" w:customStyle="1" w:styleId="Heading8Char">
+    <w:name w:val="Heading 8 Char"/>
+    <w:basedOn w:val="DefaultParagraphFont"/>
+    <w:link w:val="Heading8"/>
     <w:uiPriority w:val="9"/>
     <w:semiHidden/>
     <w:rsid w:val="00673CEF"/>
@@ -7918,10 +6963,10 @@
       <w:color w:val="272727" w:themeColor="text1" w:themeTint="D8"/>
     </w:rPr>
   </w:style>
-  <w:style w:type="character" w:customStyle="1" w:styleId="Nadpis9Char">
-    <w:name w:val="Nadpis 9 Char"/>
-    <w:basedOn w:val="Predvolenpsmoodseku"/>
-    <w:link w:val="Nadpis9"/>
+  <w:style w:type="character" w:customStyle="1" w:styleId="Heading9Char">
+    <w:name w:val="Heading 9 Char"/>
+    <w:basedOn w:val="DefaultParagraphFont"/>
+    <w:link w:val="Heading9"/>
     <w:uiPriority w:val="9"/>
     <w:semiHidden/>
     <w:rsid w:val="00673CEF"/>
@@ -7930,11 +6975,11 @@
       <w:color w:val="272727" w:themeColor="text1" w:themeTint="D8"/>
     </w:rPr>
   </w:style>
-  <w:style w:type="paragraph" w:styleId="Nzov">
+  <w:style w:type="paragraph" w:styleId="Title">
     <w:name w:val="Title"/>
-    <w:basedOn w:val="Normlny"/>
-    <w:next w:val="Normlny"/>
-    <w:link w:val="NzovChar"/>
+    <w:basedOn w:val="Normal"/>
+    <w:next w:val="Normal"/>
+    <w:link w:val="TitleChar"/>
     <w:uiPriority w:val="10"/>
     <w:qFormat/>
     <w:rsid w:val="00673CEF"/>
@@ -7950,10 +6995,10 @@
       <w:szCs w:val="56"/>
     </w:rPr>
   </w:style>
-  <w:style w:type="character" w:customStyle="1" w:styleId="NzovChar">
-    <w:name w:val="Názov Char"/>
-    <w:basedOn w:val="Predvolenpsmoodseku"/>
-    <w:link w:val="Nzov"/>
+  <w:style w:type="character" w:customStyle="1" w:styleId="TitleChar">
+    <w:name w:val="Title Char"/>
+    <w:basedOn w:val="DefaultParagraphFont"/>
+    <w:link w:val="Title"/>
     <w:uiPriority w:val="10"/>
     <w:rsid w:val="00673CEF"/>
     <w:rPr>
@@ -7964,11 +7009,11 @@
       <w:szCs w:val="56"/>
     </w:rPr>
   </w:style>
-  <w:style w:type="paragraph" w:styleId="Podtitul">
+  <w:style w:type="paragraph" w:styleId="Subtitle">
     <w:name w:val="Subtitle"/>
-    <w:basedOn w:val="Normlny"/>
-    <w:next w:val="Normlny"/>
-    <w:link w:val="PodtitulChar"/>
+    <w:basedOn w:val="Normal"/>
+    <w:next w:val="Normal"/>
+    <w:link w:val="SubtitleChar"/>
     <w:uiPriority w:val="11"/>
     <w:qFormat/>
     <w:rsid w:val="00673CEF"/>
@@ -7985,10 +7030,10 @@
       <w:szCs w:val="28"/>
     </w:rPr>
   </w:style>
-  <w:style w:type="character" w:customStyle="1" w:styleId="PodtitulChar">
-    <w:name w:val="Podtitul Char"/>
-    <w:basedOn w:val="Predvolenpsmoodseku"/>
-    <w:link w:val="Podtitul"/>
+  <w:style w:type="character" w:customStyle="1" w:styleId="SubtitleChar">
+    <w:name w:val="Subtitle Char"/>
+    <w:basedOn w:val="DefaultParagraphFont"/>
+    <w:link w:val="Subtitle"/>
     <w:uiPriority w:val="11"/>
     <w:rsid w:val="00673CEF"/>
     <w:rPr>
@@ -7999,11 +7044,11 @@
       <w:szCs w:val="28"/>
     </w:rPr>
   </w:style>
-  <w:style w:type="paragraph" w:styleId="Citcia">
+  <w:style w:type="paragraph" w:styleId="Quote">
     <w:name w:val="Quote"/>
-    <w:basedOn w:val="Normlny"/>
-    <w:next w:val="Normlny"/>
-    <w:link w:val="CitciaChar"/>
+    <w:basedOn w:val="Normal"/>
+    <w:next w:val="Normal"/>
+    <w:link w:val="QuoteChar"/>
     <w:uiPriority w:val="29"/>
     <w:qFormat/>
     <w:rsid w:val="00673CEF"/>
@@ -8017,10 +7062,10 @@
       <w:color w:val="404040" w:themeColor="text1" w:themeTint="BF"/>
     </w:rPr>
   </w:style>
-  <w:style w:type="character" w:customStyle="1" w:styleId="CitciaChar">
-    <w:name w:val="Citácia Char"/>
-    <w:basedOn w:val="Predvolenpsmoodseku"/>
-    <w:link w:val="Citcia"/>
+  <w:style w:type="character" w:customStyle="1" w:styleId="QuoteChar">
+    <w:name w:val="Quote Char"/>
+    <w:basedOn w:val="DefaultParagraphFont"/>
+    <w:link w:val="Quote"/>
     <w:uiPriority w:val="29"/>
     <w:rsid w:val="00673CEF"/>
     <w:rPr>
@@ -8029,9 +7074,9 @@
       <w:color w:val="404040" w:themeColor="text1" w:themeTint="BF"/>
     </w:rPr>
   </w:style>
-  <w:style w:type="paragraph" w:styleId="Odsekzoznamu">
+  <w:style w:type="paragraph" w:styleId="ListParagraph">
     <w:name w:val="List Paragraph"/>
-    <w:basedOn w:val="Normlny"/>
+    <w:basedOn w:val="Normal"/>
     <w:uiPriority w:val="34"/>
     <w:qFormat/>
     <w:rsid w:val="00673CEF"/>
@@ -8040,9 +7085,9 @@
       <w:contextualSpacing/>
     </w:pPr>
   </w:style>
-  <w:style w:type="character" w:styleId="Intenzvnezvraznenie">
+  <w:style w:type="character" w:styleId="IntenseEmphasis">
     <w:name w:val="Intense Emphasis"/>
-    <w:basedOn w:val="Predvolenpsmoodseku"/>
+    <w:basedOn w:val="DefaultParagraphFont"/>
     <w:uiPriority w:val="21"/>
     <w:qFormat/>
     <w:rsid w:val="00673CEF"/>
@@ -8052,11 +7097,11 @@
       <w:color w:val="0F4761" w:themeColor="accent1" w:themeShade="BF"/>
     </w:rPr>
   </w:style>
-  <w:style w:type="paragraph" w:styleId="Zvraznencitcia">
+  <w:style w:type="paragraph" w:styleId="IntenseQuote">
     <w:name w:val="Intense Quote"/>
-    <w:basedOn w:val="Normlny"/>
-    <w:next w:val="Normlny"/>
-    <w:link w:val="ZvraznencitciaChar"/>
+    <w:basedOn w:val="Normal"/>
+    <w:next w:val="Normal"/>
+    <w:link w:val="IntenseQuoteChar"/>
     <w:uiPriority w:val="30"/>
     <w:qFormat/>
     <w:rsid w:val="00673CEF"/>
@@ -8075,10 +7120,10 @@
       <w:color w:val="0F4761" w:themeColor="accent1" w:themeShade="BF"/>
     </w:rPr>
   </w:style>
-  <w:style w:type="character" w:customStyle="1" w:styleId="ZvraznencitciaChar">
-    <w:name w:val="Zvýraznená citácia Char"/>
-    <w:basedOn w:val="Predvolenpsmoodseku"/>
-    <w:link w:val="Zvraznencitcia"/>
+  <w:style w:type="character" w:customStyle="1" w:styleId="IntenseQuoteChar">
+    <w:name w:val="Intense Quote Char"/>
+    <w:basedOn w:val="DefaultParagraphFont"/>
+    <w:link w:val="IntenseQuote"/>
     <w:uiPriority w:val="30"/>
     <w:rsid w:val="00673CEF"/>
     <w:rPr>
@@ -8087,9 +7132,9 @@
       <w:color w:val="0F4761" w:themeColor="accent1" w:themeShade="BF"/>
     </w:rPr>
   </w:style>
-  <w:style w:type="character" w:styleId="Zvraznenodkaz">
+  <w:style w:type="character" w:styleId="IntenseReference">
     <w:name w:val="Intense Reference"/>
-    <w:basedOn w:val="Predvolenpsmoodseku"/>
+    <w:basedOn w:val="DefaultParagraphFont"/>
     <w:uiPriority w:val="32"/>
     <w:qFormat/>
     <w:rsid w:val="00673CEF"/>
@@ -8101,9 +7146,9 @@
       <w:spacing w:val="5"/>
     </w:rPr>
   </w:style>
-  <w:style w:type="character" w:styleId="Hypertextovprepojenie">
+  <w:style w:type="character" w:styleId="Hyperlink">
     <w:name w:val="Hyperlink"/>
-    <w:basedOn w:val="Predvolenpsmoodseku"/>
+    <w:basedOn w:val="DefaultParagraphFont"/>
     <w:uiPriority w:val="99"/>
     <w:unhideWhenUsed/>
     <w:rsid w:val="00513727"/>
@@ -8112,9 +7157,9 @@
       <w:u w:val="single"/>
     </w:rPr>
   </w:style>
-  <w:style w:type="character" w:styleId="Nevyrieenzmienka">
+  <w:style w:type="character" w:styleId="UnresolvedMention">
     <w:name w:val="Unresolved Mention"/>
-    <w:basedOn w:val="Predvolenpsmoodseku"/>
+    <w:basedOn w:val="DefaultParagraphFont"/>
     <w:uiPriority w:val="99"/>
     <w:semiHidden/>
     <w:unhideWhenUsed/>
@@ -8124,9 +7169,9 @@
       <w:shd w:val="clear" w:color="auto" w:fill="E1DFDD"/>
     </w:rPr>
   </w:style>
-  <w:style w:type="character" w:styleId="PouitHypertextovPrepojenie">
+  <w:style w:type="character" w:styleId="FollowedHyperlink">
     <w:name w:val="FollowedHyperlink"/>
-    <w:basedOn w:val="Predvolenpsmoodseku"/>
+    <w:basedOn w:val="DefaultParagraphFont"/>
     <w:uiPriority w:val="99"/>
     <w:semiHidden/>
     <w:unhideWhenUsed/>
@@ -8136,10 +7181,10 @@
       <w:u w:val="single"/>
     </w:rPr>
   </w:style>
-  <w:style w:type="paragraph" w:styleId="Hlavika">
+  <w:style w:type="paragraph" w:styleId="Header">
     <w:name w:val="header"/>
-    <w:basedOn w:val="Normlny"/>
-    <w:link w:val="HlavikaChar"/>
+    <w:basedOn w:val="Normal"/>
+    <w:link w:val="HeaderChar"/>
     <w:uiPriority w:val="99"/>
     <w:unhideWhenUsed/>
     <w:rsid w:val="00C42BBB"/>
@@ -8150,17 +7195,17 @@
       </w:tabs>
     </w:pPr>
   </w:style>
-  <w:style w:type="character" w:customStyle="1" w:styleId="HlavikaChar">
-    <w:name w:val="Hlavička Char"/>
-    <w:basedOn w:val="Predvolenpsmoodseku"/>
-    <w:link w:val="Hlavika"/>
+  <w:style w:type="character" w:customStyle="1" w:styleId="HeaderChar">
+    <w:name w:val="Header Char"/>
+    <w:basedOn w:val="DefaultParagraphFont"/>
+    <w:link w:val="Header"/>
     <w:uiPriority w:val="99"/>
     <w:rsid w:val="00C42BBB"/>
   </w:style>
-  <w:style w:type="paragraph" w:styleId="Pta">
+  <w:style w:type="paragraph" w:styleId="Footer">
     <w:name w:val="footer"/>
-    <w:basedOn w:val="Normlny"/>
-    <w:link w:val="PtaChar"/>
+    <w:basedOn w:val="Normal"/>
+    <w:link w:val="FooterChar"/>
     <w:uiPriority w:val="99"/>
     <w:unhideWhenUsed/>
     <w:rsid w:val="00C42BBB"/>
@@ -8171,17 +7216,17 @@
       </w:tabs>
     </w:pPr>
   </w:style>
-  <w:style w:type="character" w:customStyle="1" w:styleId="PtaChar">
-    <w:name w:val="Päta Char"/>
-    <w:basedOn w:val="Predvolenpsmoodseku"/>
-    <w:link w:val="Pta"/>
+  <w:style w:type="character" w:customStyle="1" w:styleId="FooterChar">
+    <w:name w:val="Footer Char"/>
+    <w:basedOn w:val="DefaultParagraphFont"/>
+    <w:link w:val="Footer"/>
     <w:uiPriority w:val="99"/>
     <w:rsid w:val="00C42BBB"/>
   </w:style>
-  <w:style w:type="paragraph" w:styleId="Obsah1">
+  <w:style w:type="paragraph" w:styleId="TOC1">
     <w:name w:val="toc 1"/>
-    <w:basedOn w:val="Normlny"/>
-    <w:next w:val="Normlny"/>
+    <w:basedOn w:val="Normal"/>
+    <w:next w:val="Normal"/>
     <w:autoRedefine/>
     <w:uiPriority w:val="39"/>
     <w:unhideWhenUsed/>
@@ -8190,10 +7235,10 @@
       <w:spacing w:after="100"/>
     </w:pPr>
   </w:style>
-  <w:style w:type="paragraph" w:styleId="Obsah2">
+  <w:style w:type="paragraph" w:styleId="TOC2">
     <w:name w:val="toc 2"/>
-    <w:basedOn w:val="Normlny"/>
-    <w:next w:val="Normlny"/>
+    <w:basedOn w:val="Normal"/>
+    <w:next w:val="Normal"/>
     <w:autoRedefine/>
     <w:uiPriority w:val="39"/>
     <w:unhideWhenUsed/>
@@ -8203,10 +7248,10 @@
       <w:ind w:left="220"/>
     </w:pPr>
   </w:style>
-  <w:style w:type="paragraph" w:styleId="Obsah3">
+  <w:style w:type="paragraph" w:styleId="TOC3">
     <w:name w:val="toc 3"/>
-    <w:basedOn w:val="Normlny"/>
-    <w:next w:val="Normlny"/>
+    <w:basedOn w:val="Normal"/>
+    <w:next w:val="Normal"/>
     <w:autoRedefine/>
     <w:uiPriority w:val="39"/>
     <w:unhideWhenUsed/>
@@ -8216,10 +7261,10 @@
       <w:ind w:left="440"/>
     </w:pPr>
   </w:style>
-  <w:style w:type="paragraph" w:styleId="Obsah4">
+  <w:style w:type="paragraph" w:styleId="TOC4">
     <w:name w:val="toc 4"/>
-    <w:basedOn w:val="Normlny"/>
-    <w:next w:val="Normlny"/>
+    <w:basedOn w:val="Normal"/>
+    <w:next w:val="Normal"/>
     <w:autoRedefine/>
     <w:uiPriority w:val="39"/>
     <w:unhideWhenUsed/>
@@ -8229,10 +7274,10 @@
       <w:ind w:left="660"/>
     </w:pPr>
   </w:style>
-  <w:style w:type="paragraph" w:styleId="Hlavikaobsahu">
+  <w:style w:type="paragraph" w:styleId="TOCHeading">
     <w:name w:val="TOC Heading"/>
-    <w:basedOn w:val="Nadpis1"/>
-    <w:next w:val="Normlny"/>
+    <w:basedOn w:val="Heading1"/>
+    <w:next w:val="Normal"/>
     <w:uiPriority w:val="39"/>
     <w:unhideWhenUsed/>
     <w:qFormat/>

--- a/IT_hodiny/namety_postupu_skolenia.docx
+++ b/IT_hodiny/namety_postupu_skolenia.docx
@@ -22,16 +22,21 @@
         <w:t xml:space="preserve">Modifikoval: </w:t>
       </w:r>
       <w:r>
-        <w:t>30</w:t>
-      </w:r>
-      <w:r>
-        <w:t>. 9. 202</w:t>
+        <w:t>7</w:t>
+      </w:r>
+      <w:r>
+        <w:t xml:space="preserve">. </w:t>
+      </w:r>
+      <w:r>
+        <w:t>10</w:t>
+      </w:r>
+      <w:r>
+        <w:t>. 202</w:t>
       </w:r>
       <w:r>
         <w:t>5</w:t>
       </w:r>
     </w:p>
-    <w:p/>
     <w:sdt>
       <w:sdtPr>
         <w:rPr>
@@ -1950,6 +1955,7 @@
       <w:bookmarkStart w:id="6" w:name="_Toc210144980"/>
       <w:bookmarkStart w:id="7" w:name="_Toc210145040"/>
       <w:r>
+        <w:lastRenderedPageBreak/>
         <w:t>Informačné podklady.</w:t>
       </w:r>
       <w:bookmarkEnd w:id="6"/>
@@ -2314,7 +2320,6 @@
     </w:p>
     <w:p>
       <w:r>
-        <w:lastRenderedPageBreak/>
         <w:t>Na spustenie hry musia byť všetky potrebné moduly Pygame inicializované pomocou pygame.init().</w:t>
       </w:r>
     </w:p>
@@ -2334,6 +2339,7 @@
           <w:i/>
           <w:iCs/>
         </w:rPr>
+        <w:lastRenderedPageBreak/>
         <w:t>Konfigurácia herného okna:</w:t>
       </w:r>
     </w:p>
@@ -2718,7 +2724,6 @@
       <w:bookmarkStart w:id="29" w:name="_Toc210144991"/>
       <w:bookmarkStart w:id="30" w:name="_Toc210145051"/>
       <w:r>
-        <w:lastRenderedPageBreak/>
         <w:t>Kreslenie objektov a tvarov</w:t>
       </w:r>
       <w:bookmarkEnd w:id="29"/>
@@ -2739,6 +2744,7 @@
     </w:p>
     <w:p>
       <w:r>
+        <w:lastRenderedPageBreak/>
         <w:t>Poklady na web stránke</w:t>
       </w:r>
       <w:r>
@@ -2954,7 +2960,6 @@
       <w:bookmarkStart w:id="34" w:name="_Toc210144993"/>
       <w:bookmarkStart w:id="35" w:name="_Toc210145053"/>
       <w:r>
-        <w:lastRenderedPageBreak/>
         <w:t>How to draw rectangle in Pygame?</w:t>
       </w:r>
       <w:bookmarkEnd w:id="34"/>
@@ -2975,6 +2980,7 @@
     </w:p>
     <w:p>
       <w:r>
+        <w:lastRenderedPageBreak/>
         <w:t>Iné príklady spracovanie a</w:t>
       </w:r>
       <w:r>
@@ -3423,27 +3429,23 @@
         <w:pStyle w:val="Heading4"/>
       </w:pPr>
       <w:r>
+        <w:t>Prístup k prvkom zoznamu</w:t>
+      </w:r>
+    </w:p>
+    <w:p>
+      <w:r>
+        <w:t xml:space="preserve">Program - </w:t>
+      </w:r>
+      <w:r>
+        <w:t>pristup_zoznam.py</w:t>
+      </w:r>
+    </w:p>
+    <w:p>
+      <w:pPr>
+        <w:pStyle w:val="Heading4"/>
+      </w:pPr>
+      <w:r>
         <w:lastRenderedPageBreak/>
-        <w:t>Prístup k prvkom zoznamu</w:t>
-      </w:r>
-    </w:p>
-    <w:p>
-      <w:r>
-        <w:t xml:space="preserve">Program - </w:t>
-      </w:r>
-      <w:r>
-        <w:t>pristup_zoznam.py</w:t>
-      </w:r>
-      <w:r>
-        <w:t>.</w:t>
-      </w:r>
-    </w:p>
-    <w:p/>
-    <w:p>
-      <w:pPr>
-        <w:pStyle w:val="Heading4"/>
-      </w:pPr>
-      <w:r>
         <w:t>Pridávanie prvkov do zoznamu</w:t>
       </w:r>
     </w:p>
@@ -3652,27 +3654,271 @@
           <w:rPr>
             <w:rStyle w:val="Hyperlink"/>
           </w:rPr>
-          <w:t>https://www.geek</w:t>
+          <w:t>https://www.geeksforgeeks.org/quizzes/python-list-quiz/</w:t>
         </w:r>
+      </w:hyperlink>
+      <w:r>
+        <w:t xml:space="preserve"> </w:t>
+      </w:r>
+    </w:p>
+    <w:p/>
+    <w:p>
+      <w:pPr>
+        <w:pStyle w:val="Heading4"/>
+      </w:pPr>
+      <w:r>
+        <w:t xml:space="preserve">Cvičenie </w:t>
+      </w:r>
+      <w:r>
+        <w:t xml:space="preserve">príkladov </w:t>
+      </w:r>
+      <w:r>
+        <w:t>zoznamu jazyka Python</w:t>
+      </w:r>
+      <w:r>
+        <w:t>.</w:t>
+      </w:r>
+    </w:p>
+    <w:p>
+      <w:hyperlink r:id="rId27" w:history="1">
         <w:r>
           <w:rPr>
             <w:rStyle w:val="Hyperlink"/>
           </w:rPr>
-          <w:t>s</w:t>
+          <w:t>https://www.geeksforgeeks.org/python/python-list-exercise/</w:t>
         </w:r>
+      </w:hyperlink>
+      <w:r>
+        <w:t xml:space="preserve"> </w:t>
+      </w:r>
+    </w:p>
+    <w:p>
+      <w:pPr>
+        <w:jc w:val="both"/>
+      </w:pPr>
+      <w:r>
+        <w:t>Rôzne príklady použitia zoznamu</w:t>
+      </w:r>
+      <w:r>
+        <w:t>.</w:t>
+      </w:r>
+      <w:r>
+        <w:t xml:space="preserve"> Príkladov uvedených na uveden</w:t>
+      </w:r>
+      <w:r>
+        <w:t>ej</w:t>
+      </w:r>
+      <w:r>
+        <w:t xml:space="preserve"> link</w:t>
+      </w:r>
+      <w:r>
+        <w:t>e</w:t>
+      </w:r>
+      <w:r>
+        <w:t xml:space="preserve"> je </w:t>
+      </w:r>
+      <w:r>
+        <w:t>ne</w:t>
+      </w:r>
+      <w:r>
+        <w:t>skutočne množstvo</w:t>
+      </w:r>
+      <w:r>
+        <w:t>.</w:t>
+      </w:r>
+    </w:p>
+    <w:p>
+      <w:pPr>
+        <w:pStyle w:val="Heading3"/>
+      </w:pPr>
+      <w:r>
+        <w:t>Python Tuples</w:t>
+      </w:r>
+      <w:r>
+        <w:t xml:space="preserve"> - N</w:t>
+      </w:r>
+      <w:r>
+        <w:t>-tice</w:t>
+      </w:r>
+      <w:r>
+        <w:t>.</w:t>
+      </w:r>
+    </w:p>
+    <w:p>
+      <w:hyperlink r:id="rId28" w:history="1">
         <w:r>
           <w:rPr>
             <w:rStyle w:val="Hyperlink"/>
           </w:rPr>
-          <w:t>forgeeks.org/quizzes/python-list-quiz/</w:t>
+          <w:t>https://www.geeksforgeeks.org/python/python-tuples/</w:t>
         </w:r>
       </w:hyperlink>
       <w:r>
         <w:t xml:space="preserve"> </w:t>
       </w:r>
     </w:p>
+    <w:p>
+      <w:pPr>
+        <w:jc w:val="both"/>
+      </w:pPr>
+      <w:r>
+        <w:t>N-tica v Pythone je nemenná usporiadaná kolekcia prvkov.</w:t>
+      </w:r>
+    </w:p>
+    <w:p>
+      <w:pPr>
+        <w:numPr>
+          <w:ilvl w:val="0"/>
+          <w:numId w:val="40"/>
+        </w:numPr>
+        <w:jc w:val="both"/>
+      </w:pPr>
+      <w:r>
+        <w:t>N-tice sú podobné zoznamom, ale na rozdiel od zoznamov ich nemožno po vytvorení zmeniť (t.j. sú nemenné).</w:t>
+      </w:r>
+    </w:p>
+    <w:p>
+      <w:pPr>
+        <w:numPr>
+          <w:ilvl w:val="0"/>
+          <w:numId w:val="41"/>
+        </w:numPr>
+        <w:jc w:val="both"/>
+      </w:pPr>
+      <w:r>
+        <w:t>N-tice môžu obsahovať prvky rôznych typov údajov.</w:t>
+      </w:r>
+    </w:p>
+    <w:p>
+      <w:pPr>
+        <w:numPr>
+          <w:ilvl w:val="0"/>
+          <w:numId w:val="42"/>
+        </w:numPr>
+        <w:jc w:val="both"/>
+      </w:pPr>
+      <w:r>
+        <w:lastRenderedPageBreak/>
+        <w:t>Hlavné charakteristiky n-tic sú usporiadané, heterogénne a nemenné.</w:t>
+      </w:r>
+    </w:p>
+    <w:p>
+      <w:pPr>
+        <w:pStyle w:val="Heading3"/>
+      </w:pPr>
+      <w:r>
+        <w:t xml:space="preserve">Python String - </w:t>
+      </w:r>
+      <w:r>
+        <w:t>Reťazc</w:t>
+      </w:r>
+      <w:r>
+        <w:t>e</w:t>
+      </w:r>
+    </w:p>
+    <w:p>
+      <w:hyperlink r:id="rId29" w:history="1">
+        <w:r>
+          <w:rPr>
+            <w:rStyle w:val="Hyperlink"/>
+          </w:rPr>
+          <w:t>https://www.geeksforgeeks.org/python/python-string/</w:t>
+        </w:r>
+      </w:hyperlink>
+      <w:r>
+        <w:t xml:space="preserve"> </w:t>
+      </w:r>
+    </w:p>
+    <w:p>
+      <w:pPr>
+        <w:pStyle w:val="Heading3"/>
+        <w:rPr>
+          <w:rFonts w:eastAsiaTheme="minorHAnsi" w:cstheme="minorBidi"/>
+        </w:rPr>
+      </w:pPr>
+      <w:r>
+        <w:t>Python Dictionary</w:t>
+      </w:r>
+      <w:r>
+        <w:t xml:space="preserve"> - </w:t>
+      </w:r>
+      <w:r>
+        <w:t>Slovníky</w:t>
+      </w:r>
+    </w:p>
+    <w:p>
+      <w:hyperlink r:id="rId30" w:history="1">
+        <w:r>
+          <w:rPr>
+            <w:rStyle w:val="Hyperlink"/>
+          </w:rPr>
+          <w:t>https://www.geeksforgeeks.org/python/python-dictionary/</w:t>
+        </w:r>
+      </w:hyperlink>
+      <w:r>
+        <w:t xml:space="preserve"> </w:t>
+      </w:r>
+    </w:p>
+    <w:p>
+      <w:pPr>
+        <w:pStyle w:val="Heading3"/>
+        <w:rPr>
+          <w:rFonts w:eastAsiaTheme="minorHAnsi" w:cstheme="minorBidi"/>
+          <w:sz w:val="22"/>
+          <w:szCs w:val="22"/>
+        </w:rPr>
+      </w:pPr>
+      <w:r>
+        <w:t>Python Sets</w:t>
+      </w:r>
+      <w:r>
+        <w:t xml:space="preserve"> - </w:t>
+      </w:r>
+      <w:r>
+        <w:t>Sady jazyka Python</w:t>
+      </w:r>
+    </w:p>
+    <w:p>
+      <w:hyperlink r:id="rId31" w:history="1">
+        <w:r>
+          <w:rPr>
+            <w:rStyle w:val="Hyperlink"/>
+          </w:rPr>
+          <w:t>https://www.geeksforgeeks.org/python/python-sets/</w:t>
+        </w:r>
+      </w:hyperlink>
+      <w:r>
+        <w:t xml:space="preserve"> </w:t>
+      </w:r>
+    </w:p>
+    <w:p>
+      <w:pPr>
+        <w:pStyle w:val="Heading3"/>
+      </w:pPr>
+      <w:r>
+        <w:t>Python Arrays</w:t>
+      </w:r>
+      <w:r>
+        <w:t xml:space="preserve"> - Polia</w:t>
+      </w:r>
+    </w:p>
+    <w:p>
+      <w:hyperlink r:id="rId32" w:history="1">
+        <w:r>
+          <w:rPr>
+            <w:rStyle w:val="Hyperlink"/>
+          </w:rPr>
+          <w:t>https://www.geeksforgeeks.org/python/python-arrays/</w:t>
+        </w:r>
+      </w:hyperlink>
+      <w:r>
+        <w:t xml:space="preserve"> </w:t>
+      </w:r>
+    </w:p>
+    <w:p/>
+    <w:p/>
     <w:sectPr>
-      <w:footerReference w:type="default" r:id="rId27"/>
+      <w:footerReference w:type="default" r:id="rId33"/>
       <w:pgSz w:w="11906" w:h="16838"/>
       <w:pgMar w:top="1440" w:right="1440" w:bottom="1440" w:left="1440" w:header="708" w:footer="708" w:gutter="0"/>
       <w:cols w:space="708"/>
@@ -4406,6 +4652,271 @@
     </w:lvl>
   </w:abstractNum>
   <w:abstractNum w:abstractNumId="5" w15:restartNumberingAfterBreak="0">
+    <w:nsid w:val="1AFC7125"/>
+    <w:multiLevelType w:val="multilevel"/>
+    <w:tmpl w:val="922E9228"/>
+    <w:lvl w:ilvl="0">
+      <w:start w:val="1"/>
+      <w:numFmt w:val="bullet"/>
+      <w:lvlText w:val=""/>
+      <w:lvlJc w:val="left"/>
+      <w:pPr>
+        <w:tabs>
+          <w:tab w:val="num" w:pos="720"/>
+        </w:tabs>
+        <w:ind w:left="720" w:hanging="720"/>
+      </w:pPr>
+      <w:rPr>
+        <w:rFonts w:ascii="Symbol" w:hAnsi="Symbol" w:hint="default"/>
+      </w:rPr>
+    </w:lvl>
+    <w:lvl w:ilvl="1">
+      <w:start w:val="1"/>
+      <w:numFmt w:val="decimal"/>
+      <w:lvlText w:val="%2."/>
+      <w:lvlJc w:val="left"/>
+      <w:pPr>
+        <w:tabs>
+          <w:tab w:val="num" w:pos="1440"/>
+        </w:tabs>
+        <w:ind w:left="1440" w:hanging="720"/>
+      </w:pPr>
+    </w:lvl>
+    <w:lvl w:ilvl="2">
+      <w:start w:val="1"/>
+      <w:numFmt w:val="decimal"/>
+      <w:lvlText w:val="%3."/>
+      <w:lvlJc w:val="left"/>
+      <w:pPr>
+        <w:tabs>
+          <w:tab w:val="num" w:pos="2160"/>
+        </w:tabs>
+        <w:ind w:left="2160" w:hanging="720"/>
+      </w:pPr>
+    </w:lvl>
+    <w:lvl w:ilvl="3">
+      <w:start w:val="1"/>
+      <w:numFmt w:val="decimal"/>
+      <w:lvlText w:val="%4."/>
+      <w:lvlJc w:val="left"/>
+      <w:pPr>
+        <w:tabs>
+          <w:tab w:val="num" w:pos="2880"/>
+        </w:tabs>
+        <w:ind w:left="2880" w:hanging="720"/>
+      </w:pPr>
+    </w:lvl>
+    <w:lvl w:ilvl="4">
+      <w:start w:val="1"/>
+      <w:numFmt w:val="decimal"/>
+      <w:lvlText w:val="%5."/>
+      <w:lvlJc w:val="left"/>
+      <w:pPr>
+        <w:tabs>
+          <w:tab w:val="num" w:pos="3600"/>
+        </w:tabs>
+        <w:ind w:left="3600" w:hanging="720"/>
+      </w:pPr>
+    </w:lvl>
+    <w:lvl w:ilvl="5">
+      <w:start w:val="1"/>
+      <w:numFmt w:val="decimal"/>
+      <w:lvlText w:val="%6."/>
+      <w:lvlJc w:val="left"/>
+      <w:pPr>
+        <w:tabs>
+          <w:tab w:val="num" w:pos="4320"/>
+        </w:tabs>
+        <w:ind w:left="4320" w:hanging="720"/>
+      </w:pPr>
+    </w:lvl>
+    <w:lvl w:ilvl="6">
+      <w:start w:val="1"/>
+      <w:numFmt w:val="decimal"/>
+      <w:lvlText w:val="%7."/>
+      <w:lvlJc w:val="left"/>
+      <w:pPr>
+        <w:tabs>
+          <w:tab w:val="num" w:pos="5040"/>
+        </w:tabs>
+        <w:ind w:left="5040" w:hanging="720"/>
+      </w:pPr>
+    </w:lvl>
+    <w:lvl w:ilvl="7">
+      <w:start w:val="1"/>
+      <w:numFmt w:val="decimal"/>
+      <w:lvlText w:val="%8."/>
+      <w:lvlJc w:val="left"/>
+      <w:pPr>
+        <w:tabs>
+          <w:tab w:val="num" w:pos="5760"/>
+        </w:tabs>
+        <w:ind w:left="5760" w:hanging="720"/>
+      </w:pPr>
+    </w:lvl>
+    <w:lvl w:ilvl="8">
+      <w:start w:val="1"/>
+      <w:numFmt w:val="decimal"/>
+      <w:lvlText w:val="%9."/>
+      <w:lvlJc w:val="left"/>
+      <w:pPr>
+        <w:tabs>
+          <w:tab w:val="num" w:pos="6480"/>
+        </w:tabs>
+        <w:ind w:left="6480" w:hanging="720"/>
+      </w:pPr>
+    </w:lvl>
+  </w:abstractNum>
+  <w:abstractNum w:abstractNumId="6" w15:restartNumberingAfterBreak="0">
+    <w:nsid w:val="202140C3"/>
+    <w:multiLevelType w:val="multilevel"/>
+    <w:tmpl w:val="91C24FFC"/>
+    <w:lvl w:ilvl="0">
+      <w:start w:val="1"/>
+      <w:numFmt w:val="bullet"/>
+      <w:lvlText w:val=""/>
+      <w:lvlJc w:val="left"/>
+      <w:pPr>
+        <w:tabs>
+          <w:tab w:val="num" w:pos="720"/>
+        </w:tabs>
+        <w:ind w:left="720" w:hanging="360"/>
+      </w:pPr>
+      <w:rPr>
+        <w:rFonts w:ascii="Symbol" w:hAnsi="Symbol" w:hint="default"/>
+        <w:sz w:val="20"/>
+      </w:rPr>
+    </w:lvl>
+    <w:lvl w:ilvl="1" w:tentative="1">
+      <w:start w:val="1"/>
+      <w:numFmt w:val="bullet"/>
+      <w:lvlText w:val=""/>
+      <w:lvlJc w:val="left"/>
+      <w:pPr>
+        <w:tabs>
+          <w:tab w:val="num" w:pos="1440"/>
+        </w:tabs>
+        <w:ind w:left="1440" w:hanging="360"/>
+      </w:pPr>
+      <w:rPr>
+        <w:rFonts w:ascii="Symbol" w:hAnsi="Symbol" w:hint="default"/>
+        <w:sz w:val="20"/>
+      </w:rPr>
+    </w:lvl>
+    <w:lvl w:ilvl="2" w:tentative="1">
+      <w:start w:val="1"/>
+      <w:numFmt w:val="bullet"/>
+      <w:lvlText w:val=""/>
+      <w:lvlJc w:val="left"/>
+      <w:pPr>
+        <w:tabs>
+          <w:tab w:val="num" w:pos="2160"/>
+        </w:tabs>
+        <w:ind w:left="2160" w:hanging="360"/>
+      </w:pPr>
+      <w:rPr>
+        <w:rFonts w:ascii="Symbol" w:hAnsi="Symbol" w:hint="default"/>
+        <w:sz w:val="20"/>
+      </w:rPr>
+    </w:lvl>
+    <w:lvl w:ilvl="3" w:tentative="1">
+      <w:start w:val="1"/>
+      <w:numFmt w:val="bullet"/>
+      <w:lvlText w:val=""/>
+      <w:lvlJc w:val="left"/>
+      <w:pPr>
+        <w:tabs>
+          <w:tab w:val="num" w:pos="2880"/>
+        </w:tabs>
+        <w:ind w:left="2880" w:hanging="360"/>
+      </w:pPr>
+      <w:rPr>
+        <w:rFonts w:ascii="Symbol" w:hAnsi="Symbol" w:hint="default"/>
+        <w:sz w:val="20"/>
+      </w:rPr>
+    </w:lvl>
+    <w:lvl w:ilvl="4" w:tentative="1">
+      <w:start w:val="1"/>
+      <w:numFmt w:val="bullet"/>
+      <w:lvlText w:val=""/>
+      <w:lvlJc w:val="left"/>
+      <w:pPr>
+        <w:tabs>
+          <w:tab w:val="num" w:pos="3600"/>
+        </w:tabs>
+        <w:ind w:left="3600" w:hanging="360"/>
+      </w:pPr>
+      <w:rPr>
+        <w:rFonts w:ascii="Symbol" w:hAnsi="Symbol" w:hint="default"/>
+        <w:sz w:val="20"/>
+      </w:rPr>
+    </w:lvl>
+    <w:lvl w:ilvl="5" w:tentative="1">
+      <w:start w:val="1"/>
+      <w:numFmt w:val="bullet"/>
+      <w:lvlText w:val=""/>
+      <w:lvlJc w:val="left"/>
+      <w:pPr>
+        <w:tabs>
+          <w:tab w:val="num" w:pos="4320"/>
+        </w:tabs>
+        <w:ind w:left="4320" w:hanging="360"/>
+      </w:pPr>
+      <w:rPr>
+        <w:rFonts w:ascii="Symbol" w:hAnsi="Symbol" w:hint="default"/>
+        <w:sz w:val="20"/>
+      </w:rPr>
+    </w:lvl>
+    <w:lvl w:ilvl="6" w:tentative="1">
+      <w:start w:val="1"/>
+      <w:numFmt w:val="bullet"/>
+      <w:lvlText w:val=""/>
+      <w:lvlJc w:val="left"/>
+      <w:pPr>
+        <w:tabs>
+          <w:tab w:val="num" w:pos="5040"/>
+        </w:tabs>
+        <w:ind w:left="5040" w:hanging="360"/>
+      </w:pPr>
+      <w:rPr>
+        <w:rFonts w:ascii="Symbol" w:hAnsi="Symbol" w:hint="default"/>
+        <w:sz w:val="20"/>
+      </w:rPr>
+    </w:lvl>
+    <w:lvl w:ilvl="7" w:tentative="1">
+      <w:start w:val="1"/>
+      <w:numFmt w:val="bullet"/>
+      <w:lvlText w:val=""/>
+      <w:lvlJc w:val="left"/>
+      <w:pPr>
+        <w:tabs>
+          <w:tab w:val="num" w:pos="5760"/>
+        </w:tabs>
+        <w:ind w:left="5760" w:hanging="360"/>
+      </w:pPr>
+      <w:rPr>
+        <w:rFonts w:ascii="Symbol" w:hAnsi="Symbol" w:hint="default"/>
+        <w:sz w:val="20"/>
+      </w:rPr>
+    </w:lvl>
+    <w:lvl w:ilvl="8" w:tentative="1">
+      <w:start w:val="1"/>
+      <w:numFmt w:val="bullet"/>
+      <w:lvlText w:val=""/>
+      <w:lvlJc w:val="left"/>
+      <w:pPr>
+        <w:tabs>
+          <w:tab w:val="num" w:pos="6480"/>
+        </w:tabs>
+        <w:ind w:left="6480" w:hanging="360"/>
+      </w:pPr>
+      <w:rPr>
+        <w:rFonts w:ascii="Symbol" w:hAnsi="Symbol" w:hint="default"/>
+        <w:sz w:val="20"/>
+      </w:rPr>
+    </w:lvl>
+  </w:abstractNum>
+  <w:abstractNum w:abstractNumId="7" w15:restartNumberingAfterBreak="0">
     <w:nsid w:val="2A053A57"/>
     <w:multiLevelType w:val="multilevel"/>
     <w:tmpl w:val="BC20C6F2"/>
@@ -4554,7 +5065,7 @@
       </w:rPr>
     </w:lvl>
   </w:abstractNum>
-  <w:abstractNum w:abstractNumId="6" w15:restartNumberingAfterBreak="0">
+  <w:abstractNum w:abstractNumId="8" w15:restartNumberingAfterBreak="0">
     <w:nsid w:val="30AE4D3D"/>
     <w:multiLevelType w:val="multilevel"/>
     <w:tmpl w:val="E222BD9E"/>
@@ -4703,7 +5214,7 @@
       </w:rPr>
     </w:lvl>
   </w:abstractNum>
-  <w:abstractNum w:abstractNumId="7" w15:restartNumberingAfterBreak="0">
+  <w:abstractNum w:abstractNumId="9" w15:restartNumberingAfterBreak="0">
     <w:nsid w:val="39454B71"/>
     <w:multiLevelType w:val="multilevel"/>
     <w:tmpl w:val="C458D9B2"/>
@@ -4852,7 +5363,123 @@
       </w:rPr>
     </w:lvl>
   </w:abstractNum>
-  <w:abstractNum w:abstractNumId="8" w15:restartNumberingAfterBreak="0">
+  <w:abstractNum w:abstractNumId="10" w15:restartNumberingAfterBreak="0">
+    <w:nsid w:val="40B17AA3"/>
+    <w:multiLevelType w:val="multilevel"/>
+    <w:tmpl w:val="922E9228"/>
+    <w:lvl w:ilvl="0">
+      <w:start w:val="1"/>
+      <w:numFmt w:val="bullet"/>
+      <w:lvlText w:val=""/>
+      <w:lvlJc w:val="left"/>
+      <w:pPr>
+        <w:tabs>
+          <w:tab w:val="num" w:pos="720"/>
+        </w:tabs>
+        <w:ind w:left="720" w:hanging="720"/>
+      </w:pPr>
+      <w:rPr>
+        <w:rFonts w:ascii="Symbol" w:hAnsi="Symbol" w:hint="default"/>
+      </w:rPr>
+    </w:lvl>
+    <w:lvl w:ilvl="1">
+      <w:start w:val="1"/>
+      <w:numFmt w:val="decimal"/>
+      <w:lvlText w:val="%2."/>
+      <w:lvlJc w:val="left"/>
+      <w:pPr>
+        <w:tabs>
+          <w:tab w:val="num" w:pos="1440"/>
+        </w:tabs>
+        <w:ind w:left="1440" w:hanging="720"/>
+      </w:pPr>
+    </w:lvl>
+    <w:lvl w:ilvl="2">
+      <w:start w:val="1"/>
+      <w:numFmt w:val="decimal"/>
+      <w:lvlText w:val="%3."/>
+      <w:lvlJc w:val="left"/>
+      <w:pPr>
+        <w:tabs>
+          <w:tab w:val="num" w:pos="2160"/>
+        </w:tabs>
+        <w:ind w:left="2160" w:hanging="720"/>
+      </w:pPr>
+    </w:lvl>
+    <w:lvl w:ilvl="3">
+      <w:start w:val="1"/>
+      <w:numFmt w:val="decimal"/>
+      <w:lvlText w:val="%4."/>
+      <w:lvlJc w:val="left"/>
+      <w:pPr>
+        <w:tabs>
+          <w:tab w:val="num" w:pos="2880"/>
+        </w:tabs>
+        <w:ind w:left="2880" w:hanging="720"/>
+      </w:pPr>
+    </w:lvl>
+    <w:lvl w:ilvl="4">
+      <w:start w:val="1"/>
+      <w:numFmt w:val="decimal"/>
+      <w:lvlText w:val="%5."/>
+      <w:lvlJc w:val="left"/>
+      <w:pPr>
+        <w:tabs>
+          <w:tab w:val="num" w:pos="3600"/>
+        </w:tabs>
+        <w:ind w:left="3600" w:hanging="720"/>
+      </w:pPr>
+    </w:lvl>
+    <w:lvl w:ilvl="5">
+      <w:start w:val="1"/>
+      <w:numFmt w:val="decimal"/>
+      <w:lvlText w:val="%6."/>
+      <w:lvlJc w:val="left"/>
+      <w:pPr>
+        <w:tabs>
+          <w:tab w:val="num" w:pos="4320"/>
+        </w:tabs>
+        <w:ind w:left="4320" w:hanging="720"/>
+      </w:pPr>
+    </w:lvl>
+    <w:lvl w:ilvl="6">
+      <w:start w:val="1"/>
+      <w:numFmt w:val="decimal"/>
+      <w:lvlText w:val="%7."/>
+      <w:lvlJc w:val="left"/>
+      <w:pPr>
+        <w:tabs>
+          <w:tab w:val="num" w:pos="5040"/>
+        </w:tabs>
+        <w:ind w:left="5040" w:hanging="720"/>
+      </w:pPr>
+    </w:lvl>
+    <w:lvl w:ilvl="7">
+      <w:start w:val="1"/>
+      <w:numFmt w:val="decimal"/>
+      <w:lvlText w:val="%8."/>
+      <w:lvlJc w:val="left"/>
+      <w:pPr>
+        <w:tabs>
+          <w:tab w:val="num" w:pos="5760"/>
+        </w:tabs>
+        <w:ind w:left="5760" w:hanging="720"/>
+      </w:pPr>
+    </w:lvl>
+    <w:lvl w:ilvl="8">
+      <w:start w:val="1"/>
+      <w:numFmt w:val="decimal"/>
+      <w:lvlText w:val="%9."/>
+      <w:lvlJc w:val="left"/>
+      <w:pPr>
+        <w:tabs>
+          <w:tab w:val="num" w:pos="6480"/>
+        </w:tabs>
+        <w:ind w:left="6480" w:hanging="720"/>
+      </w:pPr>
+    </w:lvl>
+  </w:abstractNum>
+  <w:abstractNum w:abstractNumId="11" w15:restartNumberingAfterBreak="0">
     <w:nsid w:val="44925D26"/>
     <w:multiLevelType w:val="multilevel"/>
     <w:tmpl w:val="82A6A10A"/>
@@ -4965,7 +5592,7 @@
       </w:pPr>
     </w:lvl>
   </w:abstractNum>
-  <w:abstractNum w:abstractNumId="9" w15:restartNumberingAfterBreak="0">
+  <w:abstractNum w:abstractNumId="12" w15:restartNumberingAfterBreak="0">
     <w:nsid w:val="48AA58F3"/>
     <w:multiLevelType w:val="multilevel"/>
     <w:tmpl w:val="B5C4B712"/>
@@ -5081,7 +5708,120 @@
       </w:pPr>
     </w:lvl>
   </w:abstractNum>
-  <w:abstractNum w:abstractNumId="10" w15:restartNumberingAfterBreak="0">
+  <w:abstractNum w:abstractNumId="13" w15:restartNumberingAfterBreak="0">
+    <w:nsid w:val="61302CE2"/>
+    <w:multiLevelType w:val="multilevel"/>
+    <w:tmpl w:val="1A0491CA"/>
+    <w:lvl w:ilvl="0">
+      <w:start w:val="1"/>
+      <w:numFmt w:val="decimal"/>
+      <w:lvlText w:val="%1."/>
+      <w:lvlJc w:val="left"/>
+      <w:pPr>
+        <w:tabs>
+          <w:tab w:val="num" w:pos="720"/>
+        </w:tabs>
+        <w:ind w:left="720" w:hanging="720"/>
+      </w:pPr>
+    </w:lvl>
+    <w:lvl w:ilvl="1">
+      <w:start w:val="1"/>
+      <w:numFmt w:val="decimal"/>
+      <w:lvlText w:val="%2."/>
+      <w:lvlJc w:val="left"/>
+      <w:pPr>
+        <w:tabs>
+          <w:tab w:val="num" w:pos="1440"/>
+        </w:tabs>
+        <w:ind w:left="1440" w:hanging="720"/>
+      </w:pPr>
+    </w:lvl>
+    <w:lvl w:ilvl="2">
+      <w:start w:val="1"/>
+      <w:numFmt w:val="decimal"/>
+      <w:lvlText w:val="%3."/>
+      <w:lvlJc w:val="left"/>
+      <w:pPr>
+        <w:tabs>
+          <w:tab w:val="num" w:pos="2160"/>
+        </w:tabs>
+        <w:ind w:left="2160" w:hanging="720"/>
+      </w:pPr>
+    </w:lvl>
+    <w:lvl w:ilvl="3">
+      <w:start w:val="1"/>
+      <w:numFmt w:val="decimal"/>
+      <w:lvlText w:val="%4."/>
+      <w:lvlJc w:val="left"/>
+      <w:pPr>
+        <w:tabs>
+          <w:tab w:val="num" w:pos="2880"/>
+        </w:tabs>
+        <w:ind w:left="2880" w:hanging="720"/>
+      </w:pPr>
+    </w:lvl>
+    <w:lvl w:ilvl="4">
+      <w:start w:val="1"/>
+      <w:numFmt w:val="decimal"/>
+      <w:lvlText w:val="%5."/>
+      <w:lvlJc w:val="left"/>
+      <w:pPr>
+        <w:tabs>
+          <w:tab w:val="num" w:pos="3600"/>
+        </w:tabs>
+        <w:ind w:left="3600" w:hanging="720"/>
+      </w:pPr>
+    </w:lvl>
+    <w:lvl w:ilvl="5">
+      <w:start w:val="1"/>
+      <w:numFmt w:val="decimal"/>
+      <w:lvlText w:val="%6."/>
+      <w:lvlJc w:val="left"/>
+      <w:pPr>
+        <w:tabs>
+          <w:tab w:val="num" w:pos="4320"/>
+        </w:tabs>
+        <w:ind w:left="4320" w:hanging="720"/>
+      </w:pPr>
+    </w:lvl>
+    <w:lvl w:ilvl="6">
+      <w:start w:val="1"/>
+      <w:numFmt w:val="decimal"/>
+      <w:lvlText w:val="%7."/>
+      <w:lvlJc w:val="left"/>
+      <w:pPr>
+        <w:tabs>
+          <w:tab w:val="num" w:pos="5040"/>
+        </w:tabs>
+        <w:ind w:left="5040" w:hanging="720"/>
+      </w:pPr>
+    </w:lvl>
+    <w:lvl w:ilvl="7">
+      <w:start w:val="1"/>
+      <w:numFmt w:val="decimal"/>
+      <w:lvlText w:val="%8."/>
+      <w:lvlJc w:val="left"/>
+      <w:pPr>
+        <w:tabs>
+          <w:tab w:val="num" w:pos="5760"/>
+        </w:tabs>
+        <w:ind w:left="5760" w:hanging="720"/>
+      </w:pPr>
+    </w:lvl>
+    <w:lvl w:ilvl="8">
+      <w:start w:val="1"/>
+      <w:numFmt w:val="decimal"/>
+      <w:lvlText w:val="%9."/>
+      <w:lvlJc w:val="left"/>
+      <w:pPr>
+        <w:tabs>
+          <w:tab w:val="num" w:pos="6480"/>
+        </w:tabs>
+        <w:ind w:left="6480" w:hanging="720"/>
+      </w:pPr>
+    </w:lvl>
+  </w:abstractNum>
+  <w:abstractNum w:abstractNumId="14" w15:restartNumberingAfterBreak="0">
     <w:nsid w:val="64833ED0"/>
     <w:multiLevelType w:val="multilevel"/>
     <w:tmpl w:val="CF42CA54"/>
@@ -5230,7 +5970,7 @@
       </w:rPr>
     </w:lvl>
   </w:abstractNum>
-  <w:abstractNum w:abstractNumId="11" w15:restartNumberingAfterBreak="0">
+  <w:abstractNum w:abstractNumId="15" w15:restartNumberingAfterBreak="0">
     <w:nsid w:val="75307454"/>
     <w:multiLevelType w:val="multilevel"/>
     <w:tmpl w:val="3864C318"/>
@@ -5379,7 +6119,123 @@
       </w:rPr>
     </w:lvl>
   </w:abstractNum>
-  <w:abstractNum w:abstractNumId="12" w15:restartNumberingAfterBreak="0">
+  <w:abstractNum w:abstractNumId="16" w15:restartNumberingAfterBreak="0">
+    <w:nsid w:val="762C587B"/>
+    <w:multiLevelType w:val="multilevel"/>
+    <w:tmpl w:val="922E9228"/>
+    <w:lvl w:ilvl="0">
+      <w:start w:val="1"/>
+      <w:numFmt w:val="bullet"/>
+      <w:lvlText w:val=""/>
+      <w:lvlJc w:val="left"/>
+      <w:pPr>
+        <w:tabs>
+          <w:tab w:val="num" w:pos="720"/>
+        </w:tabs>
+        <w:ind w:left="720" w:hanging="720"/>
+      </w:pPr>
+      <w:rPr>
+        <w:rFonts w:ascii="Symbol" w:hAnsi="Symbol" w:hint="default"/>
+      </w:rPr>
+    </w:lvl>
+    <w:lvl w:ilvl="1">
+      <w:start w:val="1"/>
+      <w:numFmt w:val="decimal"/>
+      <w:lvlText w:val="%2."/>
+      <w:lvlJc w:val="left"/>
+      <w:pPr>
+        <w:tabs>
+          <w:tab w:val="num" w:pos="1440"/>
+        </w:tabs>
+        <w:ind w:left="1440" w:hanging="720"/>
+      </w:pPr>
+    </w:lvl>
+    <w:lvl w:ilvl="2">
+      <w:start w:val="1"/>
+      <w:numFmt w:val="decimal"/>
+      <w:lvlText w:val="%3."/>
+      <w:lvlJc w:val="left"/>
+      <w:pPr>
+        <w:tabs>
+          <w:tab w:val="num" w:pos="2160"/>
+        </w:tabs>
+        <w:ind w:left="2160" w:hanging="720"/>
+      </w:pPr>
+    </w:lvl>
+    <w:lvl w:ilvl="3">
+      <w:start w:val="1"/>
+      <w:numFmt w:val="decimal"/>
+      <w:lvlText w:val="%4."/>
+      <w:lvlJc w:val="left"/>
+      <w:pPr>
+        <w:tabs>
+          <w:tab w:val="num" w:pos="2880"/>
+        </w:tabs>
+        <w:ind w:left="2880" w:hanging="720"/>
+      </w:pPr>
+    </w:lvl>
+    <w:lvl w:ilvl="4">
+      <w:start w:val="1"/>
+      <w:numFmt w:val="decimal"/>
+      <w:lvlText w:val="%5."/>
+      <w:lvlJc w:val="left"/>
+      <w:pPr>
+        <w:tabs>
+          <w:tab w:val="num" w:pos="3600"/>
+        </w:tabs>
+        <w:ind w:left="3600" w:hanging="720"/>
+      </w:pPr>
+    </w:lvl>
+    <w:lvl w:ilvl="5">
+      <w:start w:val="1"/>
+      <w:numFmt w:val="decimal"/>
+      <w:lvlText w:val="%6."/>
+      <w:lvlJc w:val="left"/>
+      <w:pPr>
+        <w:tabs>
+          <w:tab w:val="num" w:pos="4320"/>
+        </w:tabs>
+        <w:ind w:left="4320" w:hanging="720"/>
+      </w:pPr>
+    </w:lvl>
+    <w:lvl w:ilvl="6">
+      <w:start w:val="1"/>
+      <w:numFmt w:val="decimal"/>
+      <w:lvlText w:val="%7."/>
+      <w:lvlJc w:val="left"/>
+      <w:pPr>
+        <w:tabs>
+          <w:tab w:val="num" w:pos="5040"/>
+        </w:tabs>
+        <w:ind w:left="5040" w:hanging="720"/>
+      </w:pPr>
+    </w:lvl>
+    <w:lvl w:ilvl="7">
+      <w:start w:val="1"/>
+      <w:numFmt w:val="decimal"/>
+      <w:lvlText w:val="%8."/>
+      <w:lvlJc w:val="left"/>
+      <w:pPr>
+        <w:tabs>
+          <w:tab w:val="num" w:pos="5760"/>
+        </w:tabs>
+        <w:ind w:left="5760" w:hanging="720"/>
+      </w:pPr>
+    </w:lvl>
+    <w:lvl w:ilvl="8">
+      <w:start w:val="1"/>
+      <w:numFmt w:val="decimal"/>
+      <w:lvlText w:val="%9."/>
+      <w:lvlJc w:val="left"/>
+      <w:pPr>
+        <w:tabs>
+          <w:tab w:val="num" w:pos="6480"/>
+        </w:tabs>
+        <w:ind w:left="6480" w:hanging="720"/>
+      </w:pPr>
+    </w:lvl>
+  </w:abstractNum>
+  <w:abstractNum w:abstractNumId="17" w15:restartNumberingAfterBreak="0">
     <w:nsid w:val="76B429CF"/>
     <w:multiLevelType w:val="multilevel"/>
     <w:tmpl w:val="4A200446"/>
@@ -5492,7 +6348,7 @@
       </w:pPr>
     </w:lvl>
   </w:abstractNum>
-  <w:abstractNum w:abstractNumId="13" w15:restartNumberingAfterBreak="0">
+  <w:abstractNum w:abstractNumId="18" w15:restartNumberingAfterBreak="0">
     <w:nsid w:val="76F74258"/>
     <w:multiLevelType w:val="multilevel"/>
     <w:tmpl w:val="BD90C454"/>
@@ -5641,7 +6497,7 @@
       </w:rPr>
     </w:lvl>
   </w:abstractNum>
-  <w:abstractNum w:abstractNumId="14" w15:restartNumberingAfterBreak="0">
+  <w:abstractNum w:abstractNumId="19" w15:restartNumberingAfterBreak="0">
     <w:nsid w:val="7AD4714C"/>
     <w:multiLevelType w:val="multilevel"/>
     <w:tmpl w:val="04102062"/>
@@ -5758,13 +6614,13 @@
     </w:lvl>
   </w:abstractNum>
   <w:num w:numId="1" w16cid:durableId="2092123372">
-    <w:abstractNumId w:val="5"/>
+    <w:abstractNumId w:val="7"/>
     <w:lvlOverride w:ilvl="0">
       <w:startOverride w:val="1"/>
     </w:lvlOverride>
   </w:num>
   <w:num w:numId="2" w16cid:durableId="1182015376">
-    <w:abstractNumId w:val="5"/>
+    <w:abstractNumId w:val="7"/>
     <w:lvlOverride w:ilvl="0">
       <w:startOverride w:val="2"/>
     </w:lvlOverride>
@@ -5794,22 +6650,22 @@
     </w:lvlOverride>
   </w:num>
   <w:num w:numId="7" w16cid:durableId="1133016908">
-    <w:abstractNumId w:val="6"/>
+    <w:abstractNumId w:val="8"/>
     <w:lvlOverride w:ilvl="0">
       <w:startOverride w:val="1"/>
     </w:lvlOverride>
   </w:num>
   <w:num w:numId="8" w16cid:durableId="1027950382">
-    <w:abstractNumId w:val="6"/>
+    <w:abstractNumId w:val="8"/>
     <w:lvlOverride w:ilvl="0">
       <w:startOverride w:val="2"/>
     </w:lvlOverride>
   </w:num>
   <w:num w:numId="9" w16cid:durableId="1260943909">
-    <w:abstractNumId w:val="8"/>
+    <w:abstractNumId w:val="11"/>
   </w:num>
   <w:num w:numId="10" w16cid:durableId="962542153">
-    <w:abstractNumId w:val="8"/>
+    <w:abstractNumId w:val="11"/>
     <w:lvlOverride w:ilvl="0">
       <w:startOverride w:val="1"/>
     </w:lvlOverride>
@@ -5839,7 +6695,7 @@
     </w:lvlOverride>
   </w:num>
   <w:num w:numId="11" w16cid:durableId="1380594728">
-    <w:abstractNumId w:val="8"/>
+    <w:abstractNumId w:val="11"/>
     <w:lvlOverride w:ilvl="0">
       <w:startOverride w:val="1"/>
     </w:lvlOverride>
@@ -5869,7 +6725,7 @@
     </w:lvlOverride>
   </w:num>
   <w:num w:numId="12" w16cid:durableId="394165280">
-    <w:abstractNumId w:val="8"/>
+    <w:abstractNumId w:val="11"/>
     <w:lvlOverride w:ilvl="0">
       <w:startOverride w:val="1"/>
     </w:lvlOverride>
@@ -5899,7 +6755,7 @@
     </w:lvlOverride>
   </w:num>
   <w:num w:numId="13" w16cid:durableId="952596123">
-    <w:abstractNumId w:val="8"/>
+    <w:abstractNumId w:val="11"/>
     <w:lvlOverride w:ilvl="0">
       <w:startOverride w:val="1"/>
     </w:lvlOverride>
@@ -5929,7 +6785,7 @@
     </w:lvlOverride>
   </w:num>
   <w:num w:numId="14" w16cid:durableId="2026511703">
-    <w:abstractNumId w:val="8"/>
+    <w:abstractNumId w:val="11"/>
     <w:lvlOverride w:ilvl="0">
       <w:startOverride w:val="1"/>
     </w:lvlOverride>
@@ -5959,7 +6815,7 @@
     </w:lvlOverride>
   </w:num>
   <w:num w:numId="15" w16cid:durableId="1240402256">
-    <w:abstractNumId w:val="8"/>
+    <w:abstractNumId w:val="11"/>
     <w:lvlOverride w:ilvl="0">
       <w:startOverride w:val="1"/>
     </w:lvlOverride>
@@ -5989,7 +6845,7 @@
     </w:lvlOverride>
   </w:num>
   <w:num w:numId="16" w16cid:durableId="79644294">
-    <w:abstractNumId w:val="8"/>
+    <w:abstractNumId w:val="11"/>
     <w:lvlOverride w:ilvl="0">
       <w:startOverride w:val="1"/>
     </w:lvlOverride>
@@ -6019,13 +6875,13 @@
     </w:lvlOverride>
   </w:num>
   <w:num w:numId="17" w16cid:durableId="1563370536">
-    <w:abstractNumId w:val="7"/>
+    <w:abstractNumId w:val="9"/>
     <w:lvlOverride w:ilvl="0">
       <w:startOverride w:val="1"/>
     </w:lvlOverride>
   </w:num>
   <w:num w:numId="18" w16cid:durableId="1579635107">
-    <w:abstractNumId w:val="7"/>
+    <w:abstractNumId w:val="9"/>
     <w:lvlOverride w:ilvl="0">
       <w:startOverride w:val="2"/>
     </w:lvlOverride>
@@ -6064,22 +6920,22 @@
     </w:lvlOverride>
   </w:num>
   <w:num w:numId="21" w16cid:durableId="875508567">
-    <w:abstractNumId w:val="9"/>
+    <w:abstractNumId w:val="12"/>
   </w:num>
   <w:num w:numId="22" w16cid:durableId="1560020510">
-    <w:abstractNumId w:val="10"/>
+    <w:abstractNumId w:val="14"/>
     <w:lvlOverride w:ilvl="0">
       <w:startOverride w:val="1"/>
     </w:lvlOverride>
   </w:num>
   <w:num w:numId="23" w16cid:durableId="1387798934">
-    <w:abstractNumId w:val="10"/>
+    <w:abstractNumId w:val="14"/>
     <w:lvlOverride w:ilvl="0">
       <w:startOverride w:val="2"/>
     </w:lvlOverride>
   </w:num>
   <w:num w:numId="24" w16cid:durableId="1853566803">
-    <w:abstractNumId w:val="11"/>
+    <w:abstractNumId w:val="15"/>
     <w:lvlOverride w:ilvl="0">
       <w:startOverride w:val="1"/>
     </w:lvlOverride>
@@ -6148,10 +7004,10 @@
     </w:lvlOverride>
   </w:num>
   <w:num w:numId="28" w16cid:durableId="572785693">
-    <w:abstractNumId w:val="12"/>
+    <w:abstractNumId w:val="17"/>
   </w:num>
   <w:num w:numId="29" w16cid:durableId="112408107">
-    <w:abstractNumId w:val="12"/>
+    <w:abstractNumId w:val="17"/>
     <w:lvlOverride w:ilvl="0">
       <w:startOverride w:val="1"/>
     </w:lvlOverride>
@@ -6181,7 +7037,7 @@
     </w:lvlOverride>
   </w:num>
   <w:num w:numId="30" w16cid:durableId="1366713536">
-    <w:abstractNumId w:val="12"/>
+    <w:abstractNumId w:val="17"/>
     <w:lvlOverride w:ilvl="0">
       <w:startOverride w:val="1"/>
     </w:lvlOverride>
@@ -6214,10 +7070,100 @@
     <w:abstractNumId w:val="0"/>
   </w:num>
   <w:num w:numId="32" w16cid:durableId="880900323">
-    <w:abstractNumId w:val="14"/>
+    <w:abstractNumId w:val="19"/>
   </w:num>
   <w:num w:numId="33" w16cid:durableId="554466464">
+    <w:abstractNumId w:val="18"/>
+  </w:num>
+  <w:num w:numId="34" w16cid:durableId="777220598">
+    <w:abstractNumId w:val="6"/>
+    <w:lvlOverride w:ilvl="0">
+      <w:startOverride w:val="1"/>
+    </w:lvlOverride>
+  </w:num>
+  <w:num w:numId="35" w16cid:durableId="1725329538">
+    <w:abstractNumId w:val="6"/>
+    <w:lvlOverride w:ilvl="0">
+      <w:startOverride w:val="2"/>
+    </w:lvlOverride>
+  </w:num>
+  <w:num w:numId="36" w16cid:durableId="1619483918">
+    <w:abstractNumId w:val="6"/>
+    <w:lvlOverride w:ilvl="0">
+      <w:startOverride w:val="3"/>
+    </w:lvlOverride>
+  </w:num>
+  <w:num w:numId="37" w16cid:durableId="1323855597">
     <w:abstractNumId w:val="13"/>
+  </w:num>
+  <w:num w:numId="38" w16cid:durableId="1094204230">
+    <w:abstractNumId w:val="13"/>
+    <w:lvlOverride w:ilvl="0">
+      <w:startOverride w:val="1"/>
+    </w:lvlOverride>
+    <w:lvlOverride w:ilvl="1">
+      <w:startOverride w:val="1"/>
+    </w:lvlOverride>
+    <w:lvlOverride w:ilvl="2">
+      <w:startOverride w:val="1"/>
+    </w:lvlOverride>
+    <w:lvlOverride w:ilvl="3">
+      <w:startOverride w:val="1"/>
+    </w:lvlOverride>
+    <w:lvlOverride w:ilvl="4">
+      <w:startOverride w:val="1"/>
+    </w:lvlOverride>
+    <w:lvlOverride w:ilvl="5">
+      <w:startOverride w:val="1"/>
+    </w:lvlOverride>
+    <w:lvlOverride w:ilvl="6">
+      <w:startOverride w:val="1"/>
+    </w:lvlOverride>
+    <w:lvlOverride w:ilvl="7">
+      <w:startOverride w:val="1"/>
+    </w:lvlOverride>
+    <w:lvlOverride w:ilvl="8">
+      <w:startOverride w:val="1"/>
+    </w:lvlOverride>
+  </w:num>
+  <w:num w:numId="39" w16cid:durableId="1038896814">
+    <w:abstractNumId w:val="13"/>
+    <w:lvlOverride w:ilvl="0">
+      <w:startOverride w:val="1"/>
+    </w:lvlOverride>
+    <w:lvlOverride w:ilvl="1">
+      <w:startOverride w:val="1"/>
+    </w:lvlOverride>
+    <w:lvlOverride w:ilvl="2">
+      <w:startOverride w:val="1"/>
+    </w:lvlOverride>
+    <w:lvlOverride w:ilvl="3">
+      <w:startOverride w:val="1"/>
+    </w:lvlOverride>
+    <w:lvlOverride w:ilvl="4">
+      <w:startOverride w:val="1"/>
+    </w:lvlOverride>
+    <w:lvlOverride w:ilvl="5">
+      <w:startOverride w:val="1"/>
+    </w:lvlOverride>
+    <w:lvlOverride w:ilvl="6">
+      <w:startOverride w:val="1"/>
+    </w:lvlOverride>
+    <w:lvlOverride w:ilvl="7">
+      <w:startOverride w:val="1"/>
+    </w:lvlOverride>
+    <w:lvlOverride w:ilvl="8">
+      <w:startOverride w:val="1"/>
+    </w:lvlOverride>
+  </w:num>
+  <w:num w:numId="40" w16cid:durableId="387457904">
+    <w:abstractNumId w:val="5"/>
+  </w:num>
+  <w:num w:numId="41" w16cid:durableId="1212501657">
+    <w:abstractNumId w:val="10"/>
+  </w:num>
+  <w:num w:numId="42" w16cid:durableId="1312977750">
+    <w:abstractNumId w:val="16"/>
   </w:num>
 </w:numbering>
 </file>
@@ -6819,7 +7765,6 @@
   <w:style w:type="character" w:default="1" w:styleId="DefaultParagraphFont">
     <w:name w:val="Default Paragraph Font"/>
     <w:uiPriority w:val="1"/>
-    <w:semiHidden/>
     <w:unhideWhenUsed/>
   </w:style>
   <w:style w:type="table" w:default="1" w:styleId="TableNormal">

--- a/IT_hodiny/namety_postupu_skolenia.docx
+++ b/IT_hodiny/namety_postupu_skolenia.docx
@@ -4,12 +4,20 @@
   <w:body>
     <w:p>
       <w:pPr>
-        <w:pStyle w:val="Heading1"/>
+        <w:pStyle w:val="Nadpis1"/>
       </w:pPr>
       <w:bookmarkStart w:id="0" w:name="_Toc210144977"/>
       <w:bookmarkStart w:id="1" w:name="_Toc210145037"/>
       <w:r>
-        <w:t xml:space="preserve">Programovanie Python pre </w:t>
+        <w:t xml:space="preserve">Programovanie </w:t>
+      </w:r>
+      <w:proofErr w:type="spellStart"/>
+      <w:r>
+        <w:t>Python</w:t>
+      </w:r>
+      <w:proofErr w:type="spellEnd"/>
+      <w:r>
+        <w:t xml:space="preserve"> pre </w:t>
       </w:r>
       <w:r>
         <w:t>mladých.</w:t>
@@ -66,13 +74,14 @@
       <w:sdtContent>
         <w:p>
           <w:pPr>
-            <w:pStyle w:val="TOCHeading"/>
+            <w:pStyle w:val="Hlavikaobsahu"/>
             <w:rPr>
               <w:color w:val="auto"/>
               <w:sz w:val="28"/>
               <w:szCs w:val="28"/>
             </w:rPr>
           </w:pPr>
+          <w:proofErr w:type="spellStart"/>
           <w:r>
             <w:rPr>
               <w:color w:val="auto"/>
@@ -81,10 +90,11 @@
             </w:rPr>
             <w:t>Obsah</w:t>
           </w:r>
+          <w:proofErr w:type="spellEnd"/>
         </w:p>
         <w:p>
           <w:pPr>
-            <w:pStyle w:val="TOC1"/>
+            <w:pStyle w:val="Obsah1"/>
             <w:tabs>
               <w:tab w:val="right" w:leader="dot" w:pos="9016"/>
             </w:tabs>
@@ -108,7 +118,7 @@
           <w:hyperlink w:anchor="_Toc210145037" w:history="1">
             <w:r>
               <w:rPr>
-                <w:rStyle w:val="Hyperlink"/>
+                <w:rStyle w:val="Hypertextovprepojenie"/>
                 <w:noProof/>
               </w:rPr>
               <w:t>Programovanie Python pre mladých.</w:t>
@@ -165,7 +175,7 @@
         </w:p>
         <w:p>
           <w:pPr>
-            <w:pStyle w:val="TOC2"/>
+            <w:pStyle w:val="Obsah2"/>
             <w:tabs>
               <w:tab w:val="right" w:leader="dot" w:pos="9016"/>
             </w:tabs>
@@ -180,7 +190,7 @@
           <w:hyperlink w:anchor="_Toc210145038" w:history="1">
             <w:r>
               <w:rPr>
-                <w:rStyle w:val="Hyperlink"/>
+                <w:rStyle w:val="Hypertextovprepojenie"/>
                 <w:noProof/>
               </w:rPr>
               <w:t>Úprava VSC.</w:t>
@@ -237,7 +247,7 @@
         </w:p>
         <w:p>
           <w:pPr>
-            <w:pStyle w:val="TOC2"/>
+            <w:pStyle w:val="Obsah2"/>
             <w:tabs>
               <w:tab w:val="right" w:leader="dot" w:pos="9016"/>
             </w:tabs>
@@ -252,7 +262,7 @@
           <w:hyperlink w:anchor="_Toc210145039" w:history="1">
             <w:r>
               <w:rPr>
-                <w:rStyle w:val="Hyperlink"/>
+                <w:rStyle w:val="Hypertextovprepojenie"/>
                 <w:noProof/>
               </w:rPr>
               <w:t>Zdrojové kódy školenia.</w:t>
@@ -309,7 +319,7 @@
         </w:p>
         <w:p>
           <w:pPr>
-            <w:pStyle w:val="TOC2"/>
+            <w:pStyle w:val="Obsah2"/>
             <w:tabs>
               <w:tab w:val="right" w:leader="dot" w:pos="9016"/>
             </w:tabs>
@@ -324,7 +334,7 @@
           <w:hyperlink w:anchor="_Toc210145040" w:history="1">
             <w:r>
               <w:rPr>
-                <w:rStyle w:val="Hyperlink"/>
+                <w:rStyle w:val="Hypertextovprepojenie"/>
                 <w:noProof/>
               </w:rPr>
               <w:t>Informačné podklady.</w:t>
@@ -381,7 +391,7 @@
         </w:p>
         <w:p>
           <w:pPr>
-            <w:pStyle w:val="TOC2"/>
+            <w:pStyle w:val="Obsah2"/>
             <w:tabs>
               <w:tab w:val="right" w:leader="dot" w:pos="9016"/>
             </w:tabs>
@@ -396,7 +406,7 @@
           <w:hyperlink w:anchor="_Toc210145041" w:history="1">
             <w:r>
               <w:rPr>
-                <w:rStyle w:val="Hyperlink"/>
+                <w:rStyle w:val="Hypertextovprepojenie"/>
                 <w:noProof/>
               </w:rPr>
               <w:t>Vyskúšať vytvorenie jednoduchej hre.</w:t>
@@ -453,7 +463,7 @@
         </w:p>
         <w:p>
           <w:pPr>
-            <w:pStyle w:val="TOC2"/>
+            <w:pStyle w:val="Obsah2"/>
             <w:tabs>
               <w:tab w:val="right" w:leader="dot" w:pos="9016"/>
             </w:tabs>
@@ -468,7 +478,7 @@
           <w:hyperlink w:anchor="_Toc210145042" w:history="1">
             <w:r>
               <w:rPr>
-                <w:rStyle w:val="Hyperlink"/>
+                <w:rStyle w:val="Hypertextovprepojenie"/>
                 <w:noProof/>
               </w:rPr>
               <w:t>Myšlienky.</w:t>
@@ -525,7 +535,7 @@
         </w:p>
         <w:p>
           <w:pPr>
-            <w:pStyle w:val="TOC2"/>
+            <w:pStyle w:val="Obsah2"/>
             <w:tabs>
               <w:tab w:val="right" w:leader="dot" w:pos="9016"/>
             </w:tabs>
@@ -540,7 +550,7 @@
           <w:hyperlink w:anchor="_Toc210145043" w:history="1">
             <w:r>
               <w:rPr>
-                <w:rStyle w:val="Hyperlink"/>
+                <w:rStyle w:val="Hypertextovprepojenie"/>
                 <w:noProof/>
               </w:rPr>
               <w:t>Jednotlivé termíny.</w:t>
@@ -597,7 +607,7 @@
         </w:p>
         <w:p>
           <w:pPr>
-            <w:pStyle w:val="TOC3"/>
+            <w:pStyle w:val="Obsah3"/>
             <w:tabs>
               <w:tab w:val="right" w:leader="dot" w:pos="9016"/>
             </w:tabs>
@@ -612,7 +622,7 @@
           <w:hyperlink w:anchor="_Toc210145044" w:history="1">
             <w:r>
               <w:rPr>
-                <w:rStyle w:val="Hyperlink"/>
+                <w:rStyle w:val="Hypertextovprepojenie"/>
                 <w:noProof/>
               </w:rPr>
               <w:t>12.9.2024</w:t>
@@ -669,7 +679,7 @@
         </w:p>
         <w:p>
           <w:pPr>
-            <w:pStyle w:val="TOC1"/>
+            <w:pStyle w:val="Obsah1"/>
             <w:tabs>
               <w:tab w:val="right" w:leader="dot" w:pos="9016"/>
             </w:tabs>
@@ -684,7 +694,7 @@
           <w:hyperlink w:anchor="_Toc210145045" w:history="1">
             <w:r>
               <w:rPr>
-                <w:rStyle w:val="Hyperlink"/>
+                <w:rStyle w:val="Hypertextovprepojenie"/>
                 <w:noProof/>
               </w:rPr>
               <w:t>Python Web Development With Django</w:t>
@@ -741,7 +751,7 @@
         </w:p>
         <w:p>
           <w:pPr>
-            <w:pStyle w:val="TOC1"/>
+            <w:pStyle w:val="Obsah1"/>
             <w:tabs>
               <w:tab w:val="right" w:leader="dot" w:pos="9016"/>
             </w:tabs>
@@ -756,7 +766,7 @@
           <w:hyperlink w:anchor="_Toc210145046" w:history="1">
             <w:r>
               <w:rPr>
-                <w:rStyle w:val="Hyperlink"/>
+                <w:rStyle w:val="Hypertextovprepojenie"/>
                 <w:noProof/>
               </w:rPr>
               <w:t>Python for Game Development: Getting Started with Pygame</w:t>
@@ -813,7 +823,7 @@
         </w:p>
         <w:p>
           <w:pPr>
-            <w:pStyle w:val="TOC2"/>
+            <w:pStyle w:val="Obsah2"/>
             <w:tabs>
               <w:tab w:val="right" w:leader="dot" w:pos="9016"/>
             </w:tabs>
@@ -828,7 +838,7 @@
           <w:hyperlink w:anchor="_Toc210145047" w:history="1">
             <w:r>
               <w:rPr>
-                <w:rStyle w:val="Hyperlink"/>
+                <w:rStyle w:val="Hypertextovprepojenie"/>
                 <w:noProof/>
               </w:rPr>
               <w:t>PyGame Tutorial</w:t>
@@ -885,7 +895,7 @@
         </w:p>
         <w:p>
           <w:pPr>
-            <w:pStyle w:val="TOC2"/>
+            <w:pStyle w:val="Obsah2"/>
             <w:tabs>
               <w:tab w:val="right" w:leader="dot" w:pos="9016"/>
             </w:tabs>
@@ -900,7 +910,7 @@
           <w:hyperlink w:anchor="_Toc210145048" w:history="1">
             <w:r>
               <w:rPr>
-                <w:rStyle w:val="Hyperlink"/>
+                <w:rStyle w:val="Hypertextovprepojenie"/>
                 <w:noProof/>
               </w:rPr>
               <w:t>Pohyb.</w:t>
@@ -957,7 +967,7 @@
         </w:p>
         <w:p>
           <w:pPr>
-            <w:pStyle w:val="TOC2"/>
+            <w:pStyle w:val="Obsah2"/>
             <w:tabs>
               <w:tab w:val="right" w:leader="dot" w:pos="9016"/>
             </w:tabs>
@@ -972,7 +982,7 @@
           <w:hyperlink w:anchor="_Toc210145049" w:history="1">
             <w:r>
               <w:rPr>
-                <w:rStyle w:val="Hyperlink"/>
+                <w:rStyle w:val="Hypertextovprepojenie"/>
                 <w:noProof/>
               </w:rPr>
               <w:t>Povolenie zmeny veľkosti okna v PyGame.</w:t>
@@ -1029,7 +1039,7 @@
         </w:p>
         <w:p>
           <w:pPr>
-            <w:pStyle w:val="TOC2"/>
+            <w:pStyle w:val="Obsah2"/>
             <w:tabs>
               <w:tab w:val="right" w:leader="dot" w:pos="9016"/>
             </w:tabs>
@@ -1044,7 +1054,7 @@
           <w:hyperlink w:anchor="_Toc210145050" w:history="1">
             <w:r>
               <w:rPr>
-                <w:rStyle w:val="Hyperlink"/>
+                <w:rStyle w:val="Hypertextovprepojenie"/>
                 <w:noProof/>
               </w:rPr>
               <w:t>Ako zmeniť farbu pozadia obrazovky v Pygame?</w:t>
@@ -1101,7 +1111,7 @@
         </w:p>
         <w:p>
           <w:pPr>
-            <w:pStyle w:val="TOC2"/>
+            <w:pStyle w:val="Obsah2"/>
             <w:tabs>
               <w:tab w:val="right" w:leader="dot" w:pos="9016"/>
             </w:tabs>
@@ -1116,7 +1126,7 @@
           <w:hyperlink w:anchor="_Toc210145051" w:history="1">
             <w:r>
               <w:rPr>
-                <w:rStyle w:val="Hyperlink"/>
+                <w:rStyle w:val="Hypertextovprepojenie"/>
                 <w:noProof/>
               </w:rPr>
               <w:t>Kreslenie objektov a tvarov</w:t>
@@ -1173,7 +1183,7 @@
         </w:p>
         <w:p>
           <w:pPr>
-            <w:pStyle w:val="TOC3"/>
+            <w:pStyle w:val="Obsah3"/>
             <w:tabs>
               <w:tab w:val="right" w:leader="dot" w:pos="9016"/>
             </w:tabs>
@@ -1188,7 +1198,7 @@
           <w:hyperlink w:anchor="_Toc210145052" w:history="1">
             <w:r>
               <w:rPr>
-                <w:rStyle w:val="Hyperlink"/>
+                <w:rStyle w:val="Hypertextovprepojenie"/>
                 <w:noProof/>
               </w:rPr>
               <w:t>Python | Drawing different shapes on PyGame window</w:t>
@@ -1245,7 +1255,7 @@
         </w:p>
         <w:p>
           <w:pPr>
-            <w:pStyle w:val="TOC3"/>
+            <w:pStyle w:val="Obsah3"/>
             <w:tabs>
               <w:tab w:val="right" w:leader="dot" w:pos="9016"/>
             </w:tabs>
@@ -1260,7 +1270,7 @@
           <w:hyperlink w:anchor="_Toc210145053" w:history="1">
             <w:r>
               <w:rPr>
-                <w:rStyle w:val="Hyperlink"/>
+                <w:rStyle w:val="Hypertextovprepojenie"/>
                 <w:noProof/>
               </w:rPr>
               <w:t>How to draw rectangle in Pygame?</w:t>
@@ -1317,7 +1327,7 @@
         </w:p>
         <w:p>
           <w:pPr>
-            <w:pStyle w:val="TOC3"/>
+            <w:pStyle w:val="Obsah3"/>
             <w:tabs>
               <w:tab w:val="right" w:leader="dot" w:pos="9016"/>
             </w:tabs>
@@ -1332,7 +1342,7 @@
           <w:hyperlink w:anchor="_Toc210145054" w:history="1">
             <w:r>
               <w:rPr>
-                <w:rStyle w:val="Hyperlink"/>
+                <w:rStyle w:val="Hypertextovprepojenie"/>
                 <w:noProof/>
               </w:rPr>
               <w:t>How to draw a rectangle with rounded corner in PyGame?</w:t>
@@ -1389,7 +1399,7 @@
         </w:p>
         <w:p>
           <w:pPr>
-            <w:pStyle w:val="TOC2"/>
+            <w:pStyle w:val="Obsah2"/>
             <w:tabs>
               <w:tab w:val="right" w:leader="dot" w:pos="9016"/>
             </w:tabs>
@@ -1404,7 +1414,7 @@
           <w:hyperlink w:anchor="_Toc210145055" w:history="1">
             <w:r>
               <w:rPr>
-                <w:rStyle w:val="Hyperlink"/>
+                <w:rStyle w:val="Hypertextovprepojenie"/>
                 <w:noProof/>
               </w:rPr>
               <w:t>Event Handling</w:t>
@@ -1461,7 +1471,7 @@
         </w:p>
         <w:p>
           <w:pPr>
-            <w:pStyle w:val="TOC3"/>
+            <w:pStyle w:val="Obsah3"/>
             <w:tabs>
               <w:tab w:val="right" w:leader="dot" w:pos="9016"/>
             </w:tabs>
@@ -1476,7 +1486,7 @@
           <w:hyperlink w:anchor="_Toc210145056" w:history="1">
             <w:r>
               <w:rPr>
-                <w:rStyle w:val="Hyperlink"/>
+                <w:rStyle w:val="Hypertextovprepojenie"/>
                 <w:noProof/>
               </w:rPr>
               <w:t>Udalosť klávesnice.</w:t>
@@ -1533,7 +1543,7 @@
         </w:p>
         <w:p>
           <w:pPr>
-            <w:pStyle w:val="TOC3"/>
+            <w:pStyle w:val="Obsah3"/>
             <w:tabs>
               <w:tab w:val="right" w:leader="dot" w:pos="9016"/>
             </w:tabs>
@@ -1548,7 +1558,7 @@
           <w:hyperlink w:anchor="_Toc210145057" w:history="1">
             <w:r>
               <w:rPr>
-                <w:rStyle w:val="Hyperlink"/>
+                <w:rStyle w:val="Hypertextovprepojenie"/>
                 <w:noProof/>
               </w:rPr>
               <w:t>Udalosť myš.</w:t>
@@ -1605,7 +1615,7 @@
         </w:p>
         <w:p>
           <w:pPr>
-            <w:pStyle w:val="TOC3"/>
+            <w:pStyle w:val="Obsah3"/>
             <w:tabs>
               <w:tab w:val="right" w:leader="dot" w:pos="9016"/>
             </w:tabs>
@@ -1620,7 +1630,7 @@
           <w:hyperlink w:anchor="_Toc210145058" w:history="1">
             <w:r>
               <w:rPr>
-                <w:rStyle w:val="Hyperlink"/>
+                <w:rStyle w:val="Hypertextovprepojenie"/>
                 <w:noProof/>
               </w:rPr>
               <w:t>How to add Custom Events in Pygame?</w:t>
@@ -1677,7 +1687,7 @@
         </w:p>
         <w:p>
           <w:pPr>
-            <w:pStyle w:val="TOC3"/>
+            <w:pStyle w:val="Obsah3"/>
             <w:tabs>
               <w:tab w:val="right" w:leader="dot" w:pos="9016"/>
             </w:tabs>
@@ -1692,7 +1702,7 @@
           <w:hyperlink w:anchor="_Toc210145059" w:history="1">
             <w:r>
               <w:rPr>
-                <w:rStyle w:val="Hyperlink"/>
+                <w:rStyle w:val="Hypertextovprepojenie"/>
                 <w:noProof/>
               </w:rPr>
               <w:t>How to get keyboard input in PyGame ?</w:t>
@@ -1749,7 +1759,7 @@
         </w:p>
         <w:p>
           <w:pPr>
-            <w:pStyle w:val="TOC2"/>
+            <w:pStyle w:val="Obsah2"/>
             <w:tabs>
               <w:tab w:val="right" w:leader="dot" w:pos="9016"/>
             </w:tabs>
@@ -1764,7 +1774,7 @@
           <w:hyperlink w:anchor="_Toc210145060" w:history="1">
             <w:r>
               <w:rPr>
-                <w:rStyle w:val="Hyperlink"/>
+                <w:rStyle w:val="Hypertextovprepojenie"/>
                 <w:noProof/>
               </w:rPr>
               <w:t>Základy a opakovanie.</w:t>
@@ -1821,7 +1831,7 @@
         </w:p>
         <w:p>
           <w:pPr>
-            <w:pStyle w:val="TOC3"/>
+            <w:pStyle w:val="Obsah3"/>
             <w:tabs>
               <w:tab w:val="right" w:leader="dot" w:pos="9016"/>
             </w:tabs>
@@ -1836,7 +1846,7 @@
           <w:hyperlink w:anchor="_Toc210145061" w:history="1">
             <w:r>
               <w:rPr>
-                <w:rStyle w:val="Hyperlink"/>
+                <w:rStyle w:val="Hypertextovprepojenie"/>
                 <w:noProof/>
               </w:rPr>
               <w:t>Python Lists – Zoznamy.</w:t>
@@ -1906,7 +1916,7 @@
     <w:p/>
     <w:p>
       <w:pPr>
-        <w:pStyle w:val="Heading2"/>
+        <w:pStyle w:val="Nadpis2"/>
       </w:pPr>
       <w:bookmarkStart w:id="2" w:name="_Toc210144978"/>
       <w:bookmarkStart w:id="3" w:name="_Toc210145038"/>
@@ -1924,7 +1934,7 @@
     <w:p/>
     <w:p>
       <w:pPr>
-        <w:pStyle w:val="Heading2"/>
+        <w:pStyle w:val="Nadpis2"/>
       </w:pPr>
       <w:bookmarkStart w:id="4" w:name="_Toc210144979"/>
       <w:bookmarkStart w:id="5" w:name="_Toc210145039"/>
@@ -1938,7 +1948,7 @@
       <w:hyperlink r:id="rId8" w:history="1">
         <w:r>
           <w:rPr>
-            <w:rStyle w:val="Hyperlink"/>
+            <w:rStyle w:val="Hypertextovprepojenie"/>
           </w:rPr>
           <w:t>https://github.com/gitdagray/python-course</w:t>
         </w:r>
@@ -1950,7 +1960,7 @@
     <w:p/>
     <w:p>
       <w:pPr>
-        <w:pStyle w:val="Heading2"/>
+        <w:pStyle w:val="Nadpis2"/>
       </w:pPr>
       <w:bookmarkStart w:id="6" w:name="_Toc210144980"/>
       <w:bookmarkStart w:id="7" w:name="_Toc210145040"/>
@@ -1963,18 +1973,48 @@
     </w:p>
     <w:p>
       <w:hyperlink r:id="rId9" w:history="1">
+        <w:proofErr w:type="spellStart"/>
         <w:r>
           <w:rPr>
-            <w:rStyle w:val="Hyperlink"/>
+            <w:rStyle w:val="Hypertextovprepojenie"/>
           </w:rPr>
-          <w:t>Python Module Index — Python 3.12.5 documentation</w:t>
+          <w:t>Python</w:t>
         </w:r>
+        <w:proofErr w:type="spellEnd"/>
+        <w:r>
+          <w:rPr>
+            <w:rStyle w:val="Hypertextovprepojenie"/>
+          </w:rPr>
+          <w:t xml:space="preserve"> Module Index — </w:t>
+        </w:r>
+        <w:proofErr w:type="spellStart"/>
+        <w:r>
+          <w:rPr>
+            <w:rStyle w:val="Hypertextovprepojenie"/>
+          </w:rPr>
+          <w:t>Python</w:t>
+        </w:r>
+        <w:proofErr w:type="spellEnd"/>
+        <w:r>
+          <w:rPr>
+            <w:rStyle w:val="Hypertextovprepojenie"/>
+          </w:rPr>
+          <w:t xml:space="preserve"> 3.12.5 </w:t>
+        </w:r>
+        <w:proofErr w:type="spellStart"/>
+        <w:r>
+          <w:rPr>
+            <w:rStyle w:val="Hypertextovprepojenie"/>
+          </w:rPr>
+          <w:t>documentation</w:t>
+        </w:r>
+        <w:proofErr w:type="spellEnd"/>
       </w:hyperlink>
     </w:p>
     <w:p/>
     <w:p>
       <w:pPr>
-        <w:pStyle w:val="Heading2"/>
+        <w:pStyle w:val="Nadpis2"/>
       </w:pPr>
       <w:bookmarkStart w:id="8" w:name="_Toc210144981"/>
       <w:bookmarkStart w:id="9" w:name="_Toc210145041"/>
@@ -1992,7 +2032,23 @@
         <w:t>V</w:t>
       </w:r>
       <w:r>
-        <w:t xml:space="preserve"> priklade rps.py je vytvorenie jednoduche hry kam</w:t>
+        <w:t xml:space="preserve"> </w:t>
+      </w:r>
+      <w:proofErr w:type="spellStart"/>
+      <w:r>
+        <w:t>priklade</w:t>
+      </w:r>
+      <w:proofErr w:type="spellEnd"/>
+      <w:r>
+        <w:t xml:space="preserve"> rps.py je vytvorenie </w:t>
+      </w:r>
+      <w:proofErr w:type="spellStart"/>
+      <w:r>
+        <w:t>jednoduche</w:t>
+      </w:r>
+      <w:proofErr w:type="spellEnd"/>
+      <w:r>
+        <w:t xml:space="preserve"> hry kam</w:t>
       </w:r>
       <w:r>
         <w:t>eň</w:t>
@@ -2012,15 +2068,28 @@
         <w:t>rps0_2.py</w:t>
       </w:r>
       <w:r>
-        <w:t xml:space="preserve"> – úprava vstupu s konverziou na integer</w:t>
-      </w:r>
+        <w:t xml:space="preserve"> – úprava vstupu s konverziou na </w:t>
+      </w:r>
+      <w:proofErr w:type="spellStart"/>
+      <w:r>
+        <w:t>integer</w:t>
+      </w:r>
+      <w:proofErr w:type="spellEnd"/>
     </w:p>
     <w:p>
       <w:r>
         <w:t>rps0_3.py</w:t>
       </w:r>
       <w:r>
-        <w:t xml:space="preserve"> – doplnenie náhodného hádzania pre Python (počítač)</w:t>
+        <w:t xml:space="preserve"> – doplnenie náhodného hádzania pre </w:t>
+      </w:r>
+      <w:proofErr w:type="spellStart"/>
+      <w:r>
+        <w:t>Python</w:t>
+      </w:r>
+      <w:proofErr w:type="spellEnd"/>
+      <w:r>
+        <w:t xml:space="preserve"> (počítač)</w:t>
       </w:r>
     </w:p>
     <w:p/>
@@ -2049,10 +2118,18 @@
     </w:p>
     <w:p>
       <w:r>
-        <w:t>rps4.py – úprava kódu na game_</w:t>
-      </w:r>
-      <w:r>
-        <w:t>count=0</w:t>
+        <w:t xml:space="preserve">rps4.py – úprava kódu na </w:t>
+      </w:r>
+      <w:proofErr w:type="spellStart"/>
+      <w:r>
+        <w:t>game_</w:t>
+      </w:r>
+      <w:r>
+        <w:t>count</w:t>
+      </w:r>
+      <w:proofErr w:type="spellEnd"/>
+      <w:r>
+        <w:t>=0</w:t>
       </w:r>
     </w:p>
     <w:p/>
@@ -2064,7 +2141,7 @@
     <w:p/>
     <w:p>
       <w:pPr>
-        <w:pStyle w:val="Heading2"/>
+        <w:pStyle w:val="Nadpis2"/>
       </w:pPr>
       <w:bookmarkStart w:id="10" w:name="_Toc210144982"/>
       <w:bookmarkStart w:id="11" w:name="_Toc210145042"/>
@@ -2079,14 +2156,22 @@
         <w:t>Rozdiel medzi zoznam</w:t>
       </w:r>
       <w:r>
-        <w:t>ami a n-ticami.</w:t>
+        <w:t>ami a n-</w:t>
+      </w:r>
+      <w:proofErr w:type="spellStart"/>
+      <w:r>
+        <w:t>ticami</w:t>
+      </w:r>
+      <w:proofErr w:type="spellEnd"/>
+      <w:r>
+        <w:t>.</w:t>
       </w:r>
     </w:p>
     <w:p>
       <w:hyperlink r:id="rId10" w:history="1">
         <w:r>
           <w:rPr>
-            <w:rStyle w:val="Hyperlink"/>
+            <w:rStyle w:val="Hypertextovprepojenie"/>
           </w:rPr>
           <w:t>https://realpython.com/python-lists-tuples/?ref=dailydev</w:t>
         </w:r>
@@ -2095,7 +2180,7 @@
     <w:p/>
     <w:p>
       <w:pPr>
-        <w:pStyle w:val="Heading2"/>
+        <w:pStyle w:val="Nadpis2"/>
       </w:pPr>
       <w:bookmarkStart w:id="12" w:name="_Toc210144983"/>
       <w:bookmarkStart w:id="13" w:name="_Toc210145043"/>
@@ -2107,7 +2192,7 @@
     </w:p>
     <w:p>
       <w:pPr>
-        <w:pStyle w:val="Heading3"/>
+        <w:pStyle w:val="Nadpis3"/>
       </w:pPr>
       <w:bookmarkStart w:id="14" w:name="_Toc210144984"/>
       <w:bookmarkStart w:id="15" w:name="_Toc210145044"/>
@@ -2185,33 +2270,67 @@
       <w:r>
         <w:t> </w:t>
       </w:r>
+      <w:proofErr w:type="spellStart"/>
       <w:r>
         <w:t>Kubiho</w:t>
       </w:r>
+      <w:proofErr w:type="spellEnd"/>
     </w:p>
     <w:p/>
     <w:p>
       <w:pPr>
-        <w:pStyle w:val="Heading1"/>
+        <w:pStyle w:val="Nadpis1"/>
       </w:pPr>
       <w:bookmarkStart w:id="16" w:name="_Toc210144985"/>
       <w:bookmarkStart w:id="17" w:name="_Toc210145045"/>
-      <w:r>
-        <w:t>Python Web Development With Django</w:t>
+      <w:proofErr w:type="spellStart"/>
+      <w:r>
+        <w:t>Python</w:t>
+      </w:r>
+      <w:proofErr w:type="spellEnd"/>
+      <w:r>
+        <w:t xml:space="preserve"> Web </w:t>
+      </w:r>
+      <w:proofErr w:type="spellStart"/>
+      <w:r>
+        <w:t>Development</w:t>
+      </w:r>
+      <w:proofErr w:type="spellEnd"/>
+      <w:r>
+        <w:t xml:space="preserve"> </w:t>
+      </w:r>
+      <w:proofErr w:type="spellStart"/>
+      <w:r>
+        <w:t>With</w:t>
+      </w:r>
+      <w:proofErr w:type="spellEnd"/>
+      <w:r>
+        <w:t xml:space="preserve"> </w:t>
+      </w:r>
+      <w:proofErr w:type="spellStart"/>
+      <w:r>
+        <w:t>Django</w:t>
       </w:r>
       <w:bookmarkEnd w:id="16"/>
       <w:bookmarkEnd w:id="17"/>
+      <w:proofErr w:type="spellEnd"/>
     </w:p>
     <w:p>
       <w:r>
         <w:t xml:space="preserve">Vytváranie jednoduchých </w:t>
       </w:r>
+      <w:proofErr w:type="spellStart"/>
       <w:r>
         <w:t>webovský</w:t>
       </w:r>
       <w:r>
-        <w:t xml:space="preserve">ch stránok bol ktoré sú tvorené programovacím jazykom </w:t>
-      </w:r>
+        <w:t>ch</w:t>
+      </w:r>
+      <w:proofErr w:type="spellEnd"/>
+      <w:r>
+        <w:t xml:space="preserve"> stránok bol ktoré sú tvorené programovacím jazykom </w:t>
+      </w:r>
+      <w:proofErr w:type="spellStart"/>
       <w:r>
         <w:t>Py</w:t>
       </w:r>
@@ -2224,6 +2343,7 @@
       <w:r>
         <w:t>on</w:t>
       </w:r>
+      <w:proofErr w:type="spellEnd"/>
       <w:r>
         <w:t>.</w:t>
       </w:r>
@@ -2231,23 +2351,73 @@
     <w:p/>
     <w:p>
       <w:pPr>
-        <w:pStyle w:val="Heading1"/>
+        <w:pStyle w:val="Nadpis1"/>
       </w:pPr>
       <w:bookmarkStart w:id="18" w:name="September2025"/>
       <w:bookmarkStart w:id="19" w:name="_Toc210144986"/>
       <w:bookmarkStart w:id="20" w:name="_Toc210145046"/>
       <w:bookmarkEnd w:id="18"/>
-      <w:r>
-        <w:t>Python for Game Development: Getting Started with Pygame</w:t>
+      <w:proofErr w:type="spellStart"/>
+      <w:r>
+        <w:t>Python</w:t>
+      </w:r>
+      <w:proofErr w:type="spellEnd"/>
+      <w:r>
+        <w:t xml:space="preserve"> </w:t>
+      </w:r>
+      <w:proofErr w:type="spellStart"/>
+      <w:r>
+        <w:t>for</w:t>
+      </w:r>
+      <w:proofErr w:type="spellEnd"/>
+      <w:r>
+        <w:t xml:space="preserve"> Game </w:t>
+      </w:r>
+      <w:proofErr w:type="spellStart"/>
+      <w:r>
+        <w:t>Development</w:t>
+      </w:r>
+      <w:proofErr w:type="spellEnd"/>
+      <w:r>
+        <w:t xml:space="preserve">: </w:t>
+      </w:r>
+      <w:proofErr w:type="spellStart"/>
+      <w:r>
+        <w:t>Getting</w:t>
+      </w:r>
+      <w:proofErr w:type="spellEnd"/>
+      <w:r>
+        <w:t xml:space="preserve"> </w:t>
+      </w:r>
+      <w:proofErr w:type="spellStart"/>
+      <w:r>
+        <w:t>Started</w:t>
+      </w:r>
+      <w:proofErr w:type="spellEnd"/>
+      <w:r>
+        <w:t xml:space="preserve"> </w:t>
+      </w:r>
+      <w:proofErr w:type="spellStart"/>
+      <w:r>
+        <w:t>with</w:t>
+      </w:r>
+      <w:proofErr w:type="spellEnd"/>
+      <w:r>
+        <w:t xml:space="preserve"> </w:t>
+      </w:r>
+      <w:proofErr w:type="spellStart"/>
+      <w:r>
+        <w:t>Pygame</w:t>
       </w:r>
       <w:bookmarkEnd w:id="19"/>
       <w:bookmarkEnd w:id="20"/>
+      <w:proofErr w:type="spellEnd"/>
     </w:p>
     <w:p>
       <w:hyperlink r:id="rId11" w:history="1">
         <w:r>
           <w:rPr>
-            <w:rStyle w:val="Hyperlink"/>
+            <w:rStyle w:val="Hypertextovprepojenie"/>
           </w:rPr>
           <w:t>https://www.geeksforgeeks.org/python/python-for-game-development-getting-started-with-pygame/</w:t>
         </w:r>
@@ -2258,21 +2428,31 @@
     </w:p>
     <w:p>
       <w:pPr>
-        <w:pStyle w:val="Heading2"/>
+        <w:pStyle w:val="Nadpis2"/>
       </w:pPr>
       <w:bookmarkStart w:id="21" w:name="_Toc210144987"/>
       <w:bookmarkStart w:id="22" w:name="_Toc210145047"/>
-      <w:r>
-        <w:t>PyGame Tutorial</w:t>
+      <w:proofErr w:type="spellStart"/>
+      <w:r>
+        <w:t>PyGame</w:t>
+      </w:r>
+      <w:proofErr w:type="spellEnd"/>
+      <w:r>
+        <w:t xml:space="preserve"> </w:t>
+      </w:r>
+      <w:proofErr w:type="spellStart"/>
+      <w:r>
+        <w:t>Tutorial</w:t>
       </w:r>
       <w:bookmarkEnd w:id="21"/>
       <w:bookmarkEnd w:id="22"/>
+      <w:proofErr w:type="spellEnd"/>
     </w:p>
     <w:p>
       <w:hyperlink r:id="rId12" w:history="1">
         <w:r>
           <w:rPr>
-            <w:rStyle w:val="Hyperlink"/>
+            <w:rStyle w:val="Hypertextovprepojenie"/>
             <w:highlight w:val="yellow"/>
           </w:rPr>
           <w:t>https://www.geeksforgeeks.org/python/pygame-tutorial/</w:t>
@@ -2320,7 +2500,23 @@
     </w:p>
     <w:p>
       <w:r>
-        <w:t>Na spustenie hry musia byť všetky potrebné moduly Pygame inicializované pomocou pygame.init().</w:t>
+        <w:t xml:space="preserve">Na spustenie hry musia byť všetky potrebné moduly </w:t>
+      </w:r>
+      <w:proofErr w:type="spellStart"/>
+      <w:r>
+        <w:t>Pygame</w:t>
+      </w:r>
+      <w:proofErr w:type="spellEnd"/>
+      <w:r>
+        <w:t xml:space="preserve"> inicializované pomocou </w:t>
+      </w:r>
+      <w:proofErr w:type="spellStart"/>
+      <w:r>
+        <w:t>pygame.init</w:t>
+      </w:r>
+      <w:proofErr w:type="spellEnd"/>
+      <w:r>
+        <w:t>().</w:t>
       </w:r>
     </w:p>
     <w:p>
@@ -2347,12 +2543,21 @@
       <w:r>
         <w:t xml:space="preserve">Funkcia </w:t>
       </w:r>
+      <w:proofErr w:type="spellStart"/>
       <w:r>
         <w:rPr>
           <w:b/>
           <w:bCs/>
         </w:rPr>
-        <w:t>pygame.display.set_mode()</w:t>
+        <w:t>pygame.display.set_mode</w:t>
+      </w:r>
+      <w:proofErr w:type="spellEnd"/>
+      <w:r>
+        <w:rPr>
+          <w:b/>
+          <w:bCs/>
+        </w:rPr>
+        <w:t>()</w:t>
       </w:r>
       <w:r>
         <w:t xml:space="preserve"> vytvorí okno s danou výškou a šírkou. Toto okno bude slúžiť ako plátno pre vašu hru, na ktoré nakreslíte každý prvok.</w:t>
@@ -2369,7 +2574,27 @@
           <w:i/>
           <w:iCs/>
         </w:rPr>
-        <w:t xml:space="preserve"> pygame.display.set_caption().</w:t>
+        <w:t xml:space="preserve"> </w:t>
+      </w:r>
+      <w:proofErr w:type="spellStart"/>
+      <w:r>
+        <w:rPr>
+          <w:b/>
+          <w:bCs/>
+          <w:i/>
+          <w:iCs/>
+        </w:rPr>
+        <w:t>pygame.display.set_caption</w:t>
+      </w:r>
+      <w:proofErr w:type="spellEnd"/>
+      <w:r>
+        <w:rPr>
+          <w:b/>
+          <w:bCs/>
+          <w:i/>
+          <w:iCs/>
+        </w:rPr>
+        <w:t>().</w:t>
       </w:r>
     </w:p>
     <w:p>
@@ -2392,19 +2617,37 @@
       </w:r>
     </w:p>
     <w:p>
+      <w:proofErr w:type="spellStart"/>
       <w:r>
         <w:t>pygame.time</w:t>
       </w:r>
+      <w:proofErr w:type="spellEnd"/>
       <w:r>
         <w:t xml:space="preserve"> pri</w:t>
       </w:r>
       <w:r>
-        <w:t xml:space="preserve"> vytvorení objektu hodín vám Clock() dáva možnosť upraviť snímkovú frekvenciu hernej slučky.</w:t>
-      </w:r>
-    </w:p>
-    <w:p>
-      <w:r>
-        <w:t>Hra má zaručenú prevádzku pri 60 snímkach za sekundu (FPS) vďaka clock.tick(60).</w:t>
+        <w:t xml:space="preserve"> vytvorení objektu hodín vám </w:t>
+      </w:r>
+      <w:proofErr w:type="spellStart"/>
+      <w:r>
+        <w:t>Clock</w:t>
+      </w:r>
+      <w:proofErr w:type="spellEnd"/>
+      <w:r>
+        <w:t>() dáva možnosť upraviť snímkovú frekvenciu hernej slučky.</w:t>
+      </w:r>
+    </w:p>
+    <w:p>
+      <w:r>
+        <w:t xml:space="preserve">Hra má zaručenú prevádzku pri 60 snímkach za sekundu (FPS) vďaka </w:t>
+      </w:r>
+      <w:proofErr w:type="spellStart"/>
+      <w:r>
+        <w:t>clock.tick</w:t>
+      </w:r>
+      <w:proofErr w:type="spellEnd"/>
+      <w:r>
+        <w:t>(60).</w:t>
       </w:r>
     </w:p>
     <w:p>
@@ -2428,12 +2671,44 @@
     </w:p>
     <w:p>
       <w:r>
-        <w:t>Hru udržiava slučka while True. Vo vnútri kód aktualizuje obrazovku hry, prekresľuje položky a počúva akcie (napríklad zatvorenie okna).</w:t>
-      </w:r>
-    </w:p>
-    <w:p>
-      <w:r>
-        <w:t>Všetky udalosti vrátane stlačení klávesov, kliknutí myšou a udalostí zatvorenia okien načíta pygame.event.get(). Hra sa skončí, ak sa udalosť uzavrela (pygame. QUIT).</w:t>
+        <w:t xml:space="preserve">Hru udržiava slučka </w:t>
+      </w:r>
+      <w:proofErr w:type="spellStart"/>
+      <w:r>
+        <w:t>while</w:t>
+      </w:r>
+      <w:proofErr w:type="spellEnd"/>
+      <w:r>
+        <w:t xml:space="preserve"> </w:t>
+      </w:r>
+      <w:proofErr w:type="spellStart"/>
+      <w:r>
+        <w:t>True</w:t>
+      </w:r>
+      <w:proofErr w:type="spellEnd"/>
+      <w:r>
+        <w:t>. Vo vnútri kód aktualizuje obrazovku hry, prekresľuje položky a počúva akcie (napríklad zatvorenie okna).</w:t>
+      </w:r>
+    </w:p>
+    <w:p>
+      <w:r>
+        <w:t xml:space="preserve">Všetky udalosti vrátane stlačení klávesov, kliknutí myšou a udalostí zatvorenia okien načíta </w:t>
+      </w:r>
+      <w:proofErr w:type="spellStart"/>
+      <w:r>
+        <w:t>pygame.event.get</w:t>
+      </w:r>
+      <w:proofErr w:type="spellEnd"/>
+      <w:r>
+        <w:t>(). Hra sa skončí, ak sa udalosť uzavrela (</w:t>
+      </w:r>
+      <w:proofErr w:type="spellStart"/>
+      <w:r>
+        <w:t>pygame</w:t>
+      </w:r>
+      <w:proofErr w:type="spellEnd"/>
+      <w:r>
+        <w:t>. QUIT).</w:t>
       </w:r>
     </w:p>
     <w:p>
@@ -2456,19 +2731,32 @@
       </w:r>
     </w:p>
     <w:p>
-      <w:r>
-        <w:t>Screen.fill (WHITE) vyplní obrazovku konkrétnou farbou. Nakoniec tu nakreslíte pozadia, objekty alebo škriatkov.</w:t>
-      </w:r>
-    </w:p>
-    <w:p>
-      <w:r>
-        <w:t>Všetky zmeny vykonané počas slučky sa aktualizujú na obrazovke pomocou pygame.display.flip().</w:t>
+      <w:proofErr w:type="spellStart"/>
+      <w:r>
+        <w:t>Screen.fill</w:t>
+      </w:r>
+      <w:proofErr w:type="spellEnd"/>
+      <w:r>
+        <w:t xml:space="preserve"> (WHITE) vyplní obrazovku konkrétnou farbou. Nakoniec tu nakreslíte pozadia, objekty alebo škriatkov.</w:t>
+      </w:r>
+    </w:p>
+    <w:p>
+      <w:r>
+        <w:t xml:space="preserve">Všetky zmeny vykonané počas slučky sa aktualizujú na obrazovke pomocou </w:t>
+      </w:r>
+      <w:proofErr w:type="spellStart"/>
+      <w:r>
+        <w:t>pygame.display.flip</w:t>
+      </w:r>
+      <w:proofErr w:type="spellEnd"/>
+      <w:r>
+        <w:t>().</w:t>
       </w:r>
     </w:p>
     <w:p/>
     <w:p>
       <w:pPr>
-        <w:pStyle w:val="Heading2"/>
+        <w:pStyle w:val="Nadpis2"/>
       </w:pPr>
       <w:bookmarkStart w:id="23" w:name="_Toc210144988"/>
       <w:bookmarkStart w:id="24" w:name="_Toc210145048"/>
@@ -2497,7 +2785,23 @@
           <w:b/>
           <w:bCs/>
         </w:rPr>
-        <w:t xml:space="preserve"> - praktický proklad v programe </w:t>
+        <w:t xml:space="preserve"> - praktický </w:t>
+      </w:r>
+      <w:proofErr w:type="spellStart"/>
+      <w:r>
+        <w:rPr>
+          <w:b/>
+          <w:bCs/>
+        </w:rPr>
+        <w:t>proklad</w:t>
+      </w:r>
+      <w:proofErr w:type="spellEnd"/>
+      <w:r>
+        <w:rPr>
+          <w:b/>
+          <w:bCs/>
+        </w:rPr>
+        <w:t xml:space="preserve"> v programe </w:t>
       </w:r>
       <w:r>
         <w:rPr>
@@ -2529,6 +2833,7 @@
       <w:r>
         <w:t xml:space="preserve">Pozícia hráča je určená </w:t>
       </w:r>
+      <w:proofErr w:type="spellStart"/>
       <w:r>
         <w:rPr>
           <w:b/>
@@ -2536,37 +2841,9 @@
           <w:i/>
           <w:iCs/>
         </w:rPr>
-        <w:t>player_x a player_y</w:t>
-      </w:r>
-      <w:r>
-        <w:t>, zatiaľ čo jeho rýchlosť je riadená player_speed.</w:t>
-      </w:r>
-    </w:p>
-    <w:p>
-      <w:pPr>
-        <w:rPr>
-          <w:b/>
-          <w:bCs/>
-        </w:rPr>
-      </w:pPr>
-      <w:r>
-        <w:rPr>
-          <w:b/>
-          <w:bCs/>
-        </w:rPr>
-        <w:t>Správa vstupu:</w:t>
-      </w:r>
-    </w:p>
-    <w:p>
-      <w:pPr>
-        <w:numPr>
-          <w:ilvl w:val="0"/>
-          <w:numId w:val="31"/>
-        </w:numPr>
-      </w:pPr>
-      <w:r>
-        <w:t xml:space="preserve">Funkcia </w:t>
-      </w:r>
+        <w:t>player_x</w:t>
+      </w:r>
+      <w:proofErr w:type="spellEnd"/>
       <w:r>
         <w:rPr>
           <w:b/>
@@ -2574,10 +2851,44 @@
           <w:i/>
           <w:iCs/>
         </w:rPr>
-        <w:t xml:space="preserve">pygame.key.get_pressed() </w:t>
-      </w:r>
-      <w:r>
-        <w:t>určuje, ktoré klávesy sú v danom okamihu stlačené.</w:t>
+        <w:t xml:space="preserve"> a </w:t>
+      </w:r>
+      <w:proofErr w:type="spellStart"/>
+      <w:r>
+        <w:rPr>
+          <w:b/>
+          <w:bCs/>
+          <w:i/>
+          <w:iCs/>
+        </w:rPr>
+        <w:t>player_y</w:t>
+      </w:r>
+      <w:proofErr w:type="spellEnd"/>
+      <w:r>
+        <w:t xml:space="preserve">, zatiaľ čo jeho rýchlosť je riadená </w:t>
+      </w:r>
+      <w:proofErr w:type="spellStart"/>
+      <w:r>
+        <w:t>player_speed</w:t>
+      </w:r>
+      <w:proofErr w:type="spellEnd"/>
+      <w:r>
+        <w:t>.</w:t>
+      </w:r>
+    </w:p>
+    <w:p>
+      <w:pPr>
+        <w:rPr>
+          <w:b/>
+          <w:bCs/>
+        </w:rPr>
+      </w:pPr>
+      <w:r>
+        <w:rPr>
+          <w:b/>
+          <w:bCs/>
+        </w:rPr>
+        <w:t>Správa vstupu:</w:t>
       </w:r>
     </w:p>
     <w:p>
@@ -2588,7 +2899,49 @@
         </w:numPr>
       </w:pPr>
       <w:r>
-        <w:t>Príkazy if upravujú pozície x a y hráča podľa toho, či sú stlačené klávesy so šípkami.</w:t>
+        <w:t xml:space="preserve">Funkcia </w:t>
+      </w:r>
+      <w:proofErr w:type="spellStart"/>
+      <w:r>
+        <w:rPr>
+          <w:b/>
+          <w:bCs/>
+          <w:i/>
+          <w:iCs/>
+        </w:rPr>
+        <w:t>pygame.key.get_pressed</w:t>
+      </w:r>
+      <w:proofErr w:type="spellEnd"/>
+      <w:r>
+        <w:rPr>
+          <w:b/>
+          <w:bCs/>
+          <w:i/>
+          <w:iCs/>
+        </w:rPr>
+        <w:t xml:space="preserve">() </w:t>
+      </w:r>
+      <w:r>
+        <w:t>určuje, ktoré klávesy sú v danom okamihu stlačené.</w:t>
+      </w:r>
+    </w:p>
+    <w:p>
+      <w:pPr>
+        <w:numPr>
+          <w:ilvl w:val="0"/>
+          <w:numId w:val="31"/>
+        </w:numPr>
+      </w:pPr>
+      <w:r>
+        <w:t xml:space="preserve">Príkazy </w:t>
+      </w:r>
+      <w:proofErr w:type="spellStart"/>
+      <w:r>
+        <w:t>if</w:t>
+      </w:r>
+      <w:proofErr w:type="spellEnd"/>
+      <w:r>
+        <w:t xml:space="preserve"> upravujú pozície x a y hráča podľa toho, či sú stlačené klávesy so šípkami.</w:t>
       </w:r>
     </w:p>
     <w:p>
@@ -2614,7 +2967,15 @@
         </w:numPr>
       </w:pPr>
       <w:r>
-        <w:t>Hráč je reprezentovaný čiernym obdĺžnikom nakresleným na obrazovke na aktuálnej pozícii hráča pomocou pygame.draw.rect().</w:t>
+        <w:t xml:space="preserve">Hráč je reprezentovaný čiernym obdĺžnikom nakresleným na obrazovke na aktuálnej pozícii hráča pomocou </w:t>
+      </w:r>
+      <w:proofErr w:type="spellStart"/>
+      <w:r>
+        <w:t>pygame.draw.rect</w:t>
+      </w:r>
+      <w:proofErr w:type="spellEnd"/>
+      <w:r>
+        <w:t>().</w:t>
       </w:r>
     </w:p>
     <w:p/>
@@ -2626,12 +2987,20 @@
     <w:p/>
     <w:p>
       <w:pPr>
-        <w:pStyle w:val="Heading2"/>
+        <w:pStyle w:val="Nadpis2"/>
       </w:pPr>
       <w:bookmarkStart w:id="25" w:name="_Toc210144989"/>
       <w:bookmarkStart w:id="26" w:name="_Toc210145049"/>
       <w:r>
-        <w:t>Povolenie zmeny veľkosti okna v PyGame.</w:t>
+        <w:t xml:space="preserve">Povolenie zmeny veľkosti okna v </w:t>
+      </w:r>
+      <w:proofErr w:type="spellStart"/>
+      <w:r>
+        <w:t>PyGame</w:t>
+      </w:r>
+      <w:proofErr w:type="spellEnd"/>
+      <w:r>
+        <w:t>.</w:t>
       </w:r>
       <w:bookmarkEnd w:id="25"/>
       <w:bookmarkEnd w:id="26"/>
@@ -2649,47 +3018,129 @@
           <w:szCs w:val="20"/>
         </w:rPr>
       </w:pPr>
+      <w:proofErr w:type="spellStart"/>
       <w:r>
         <w:rPr>
           <w:rFonts w:ascii="Courier New" w:hAnsi="Courier New" w:cs="Courier New"/>
           <w:sz w:val="20"/>
           <w:szCs w:val="20"/>
         </w:rPr>
-        <w:t>screen = pygame.display.set_mode((400, 400), pygame.RESIZABLE)</w:t>
-      </w:r>
-    </w:p>
-    <w:p>
-      <w:r>
-        <w:t>predtým</w:t>
-      </w:r>
-    </w:p>
-    <w:p/>
-    <w:p>
-      <w:pPr>
+        <w:t>screen</w:t>
+      </w:r>
+      <w:proofErr w:type="spellEnd"/>
+      <w:r>
         <w:rPr>
           <w:rFonts w:ascii="Courier New" w:hAnsi="Courier New" w:cs="Courier New"/>
           <w:sz w:val="20"/>
           <w:szCs w:val="20"/>
         </w:rPr>
-      </w:pPr>
+        <w:t xml:space="preserve"> = </w:t>
+      </w:r>
+      <w:proofErr w:type="spellStart"/>
       <w:r>
         <w:rPr>
           <w:rFonts w:ascii="Courier New" w:hAnsi="Courier New" w:cs="Courier New"/>
           <w:sz w:val="20"/>
           <w:szCs w:val="20"/>
         </w:rPr>
-        <w:t>screen = pygame.display.set_mode((400, 400))</w:t>
+        <w:t>pygame.display.set_mode</w:t>
+      </w:r>
+      <w:proofErr w:type="spellEnd"/>
+      <w:r>
+        <w:rPr>
+          <w:rFonts w:ascii="Courier New" w:hAnsi="Courier New" w:cs="Courier New"/>
+          <w:sz w:val="20"/>
+          <w:szCs w:val="20"/>
+        </w:rPr>
+        <w:t xml:space="preserve">((400, 400), </w:t>
+      </w:r>
+      <w:proofErr w:type="spellStart"/>
+      <w:r>
+        <w:rPr>
+          <w:rFonts w:ascii="Courier New" w:hAnsi="Courier New" w:cs="Courier New"/>
+          <w:sz w:val="20"/>
+          <w:szCs w:val="20"/>
+        </w:rPr>
+        <w:t>pygame.RESIZABLE</w:t>
+      </w:r>
+      <w:proofErr w:type="spellEnd"/>
+      <w:r>
+        <w:rPr>
+          <w:rFonts w:ascii="Courier New" w:hAnsi="Courier New" w:cs="Courier New"/>
+          <w:sz w:val="20"/>
+          <w:szCs w:val="20"/>
+        </w:rPr>
+        <w:t>)</w:t>
+      </w:r>
+    </w:p>
+    <w:p>
+      <w:r>
+        <w:t>predtým</w:t>
       </w:r>
     </w:p>
     <w:p/>
     <w:p>
       <w:pPr>
-        <w:pStyle w:val="Heading2"/>
+        <w:rPr>
+          <w:rFonts w:ascii="Courier New" w:hAnsi="Courier New" w:cs="Courier New"/>
+          <w:sz w:val="20"/>
+          <w:szCs w:val="20"/>
+        </w:rPr>
+      </w:pPr>
+      <w:proofErr w:type="spellStart"/>
+      <w:r>
+        <w:rPr>
+          <w:rFonts w:ascii="Courier New" w:hAnsi="Courier New" w:cs="Courier New"/>
+          <w:sz w:val="20"/>
+          <w:szCs w:val="20"/>
+        </w:rPr>
+        <w:t>screen</w:t>
+      </w:r>
+      <w:proofErr w:type="spellEnd"/>
+      <w:r>
+        <w:rPr>
+          <w:rFonts w:ascii="Courier New" w:hAnsi="Courier New" w:cs="Courier New"/>
+          <w:sz w:val="20"/>
+          <w:szCs w:val="20"/>
+        </w:rPr>
+        <w:t xml:space="preserve"> = </w:t>
+      </w:r>
+      <w:proofErr w:type="spellStart"/>
+      <w:r>
+        <w:rPr>
+          <w:rFonts w:ascii="Courier New" w:hAnsi="Courier New" w:cs="Courier New"/>
+          <w:sz w:val="20"/>
+          <w:szCs w:val="20"/>
+        </w:rPr>
+        <w:t>pygame.display.set_mode</w:t>
+      </w:r>
+      <w:proofErr w:type="spellEnd"/>
+      <w:r>
+        <w:rPr>
+          <w:rFonts w:ascii="Courier New" w:hAnsi="Courier New" w:cs="Courier New"/>
+          <w:sz w:val="20"/>
+          <w:szCs w:val="20"/>
+        </w:rPr>
+        <w:t>((400, 400))</w:t>
+      </w:r>
+    </w:p>
+    <w:p/>
+    <w:p>
+      <w:pPr>
+        <w:pStyle w:val="Nadpis2"/>
       </w:pPr>
       <w:bookmarkStart w:id="27" w:name="_Toc210144990"/>
       <w:bookmarkStart w:id="28" w:name="_Toc210145050"/>
       <w:r>
-        <w:t>Ako zmeniť farbu pozadia obrazovky v Pygame?</w:t>
+        <w:t xml:space="preserve">Ako zmeniť farbu pozadia obrazovky v </w:t>
+      </w:r>
+      <w:proofErr w:type="spellStart"/>
+      <w:r>
+        <w:t>Pygame</w:t>
+      </w:r>
+      <w:proofErr w:type="spellEnd"/>
+      <w:r>
+        <w:t>?</w:t>
       </w:r>
       <w:bookmarkEnd w:id="27"/>
       <w:bookmarkEnd w:id="28"/>
@@ -2719,7 +3170,7 @@
     </w:p>
     <w:p>
       <w:pPr>
-        <w:pStyle w:val="Heading2"/>
+        <w:pStyle w:val="Nadpis2"/>
       </w:pPr>
       <w:bookmarkStart w:id="29" w:name="_Toc210144991"/>
       <w:bookmarkStart w:id="30" w:name="_Toc210145051"/>
@@ -2733,7 +3184,7 @@
       <w:hyperlink r:id="rId13" w:history="1">
         <w:r>
           <w:rPr>
-            <w:rStyle w:val="Hyperlink"/>
+            <w:rStyle w:val="Hypertextovprepojenie"/>
           </w:rPr>
           <w:t>https://www.geeksforgeeks.org/python/pygame-drawing-objects-and-shapes/</w:t>
         </w:r>
@@ -2756,6 +3207,7 @@
       <w:r>
         <w:t>parametre pre obdĺžnik -</w:t>
       </w:r>
+      <w:proofErr w:type="spellStart"/>
       <w:r>
         <w:rPr>
           <w:b/>
@@ -2763,11 +3215,161 @@
         </w:rPr>
         <w:t>rectangle</w:t>
       </w:r>
-    </w:p>
-    <w:p>
-      <w:r>
-        <w:t>(surface: Surface, color: ColorValue, rect: RectValue, width: int = 0, border_radius: int = -1, border_top_left_radius: int = -1, border_top_right_radius: int = -1, border_bottom_left_radius: int = -1, border_bottom_right_radius: int = -1) -&gt; Rect</w:t>
-      </w:r>
+      <w:proofErr w:type="spellEnd"/>
+    </w:p>
+    <w:p>
+      <w:r>
+        <w:t>(</w:t>
+      </w:r>
+      <w:proofErr w:type="spellStart"/>
+      <w:r>
+        <w:t>surface</w:t>
+      </w:r>
+      <w:proofErr w:type="spellEnd"/>
+      <w:r>
+        <w:t xml:space="preserve">: </w:t>
+      </w:r>
+      <w:proofErr w:type="spellStart"/>
+      <w:r>
+        <w:t>Surface</w:t>
+      </w:r>
+      <w:proofErr w:type="spellEnd"/>
+      <w:r>
+        <w:t xml:space="preserve">, </w:t>
+      </w:r>
+      <w:proofErr w:type="spellStart"/>
+      <w:r>
+        <w:t>color</w:t>
+      </w:r>
+      <w:proofErr w:type="spellEnd"/>
+      <w:r>
+        <w:t xml:space="preserve">: </w:t>
+      </w:r>
+      <w:proofErr w:type="spellStart"/>
+      <w:r>
+        <w:t>ColorValue</w:t>
+      </w:r>
+      <w:proofErr w:type="spellEnd"/>
+      <w:r>
+        <w:t xml:space="preserve">, </w:t>
+      </w:r>
+      <w:proofErr w:type="spellStart"/>
+      <w:r>
+        <w:t>rect</w:t>
+      </w:r>
+      <w:proofErr w:type="spellEnd"/>
+      <w:r>
+        <w:t xml:space="preserve">: </w:t>
+      </w:r>
+      <w:proofErr w:type="spellStart"/>
+      <w:r>
+        <w:t>RectValue</w:t>
+      </w:r>
+      <w:proofErr w:type="spellEnd"/>
+      <w:r>
+        <w:t xml:space="preserve">, </w:t>
+      </w:r>
+      <w:proofErr w:type="spellStart"/>
+      <w:r>
+        <w:t>width</w:t>
+      </w:r>
+      <w:proofErr w:type="spellEnd"/>
+      <w:r>
+        <w:t xml:space="preserve">: </w:t>
+      </w:r>
+      <w:proofErr w:type="spellStart"/>
+      <w:r>
+        <w:t>int</w:t>
+      </w:r>
+      <w:proofErr w:type="spellEnd"/>
+      <w:r>
+        <w:t xml:space="preserve"> = 0, </w:t>
+      </w:r>
+      <w:proofErr w:type="spellStart"/>
+      <w:r>
+        <w:t>border_radius</w:t>
+      </w:r>
+      <w:proofErr w:type="spellEnd"/>
+      <w:r>
+        <w:t xml:space="preserve">: </w:t>
+      </w:r>
+      <w:proofErr w:type="spellStart"/>
+      <w:r>
+        <w:t>int</w:t>
+      </w:r>
+      <w:proofErr w:type="spellEnd"/>
+      <w:r>
+        <w:t xml:space="preserve"> = -1, </w:t>
+      </w:r>
+      <w:proofErr w:type="spellStart"/>
+      <w:r>
+        <w:t>border_top_left_radius</w:t>
+      </w:r>
+      <w:proofErr w:type="spellEnd"/>
+      <w:r>
+        <w:t xml:space="preserve">: </w:t>
+      </w:r>
+      <w:proofErr w:type="spellStart"/>
+      <w:r>
+        <w:t>int</w:t>
+      </w:r>
+      <w:proofErr w:type="spellEnd"/>
+      <w:r>
+        <w:t xml:space="preserve"> = -1, </w:t>
+      </w:r>
+      <w:proofErr w:type="spellStart"/>
+      <w:r>
+        <w:t>border_top_right_radius</w:t>
+      </w:r>
+      <w:proofErr w:type="spellEnd"/>
+      <w:r>
+        <w:t xml:space="preserve">: </w:t>
+      </w:r>
+      <w:proofErr w:type="spellStart"/>
+      <w:r>
+        <w:t>int</w:t>
+      </w:r>
+      <w:proofErr w:type="spellEnd"/>
+      <w:r>
+        <w:t xml:space="preserve"> = -1, </w:t>
+      </w:r>
+      <w:proofErr w:type="spellStart"/>
+      <w:r>
+        <w:t>border_bottom_left_radius</w:t>
+      </w:r>
+      <w:proofErr w:type="spellEnd"/>
+      <w:r>
+        <w:t xml:space="preserve">: </w:t>
+      </w:r>
+      <w:proofErr w:type="spellStart"/>
+      <w:r>
+        <w:t>int</w:t>
+      </w:r>
+      <w:proofErr w:type="spellEnd"/>
+      <w:r>
+        <w:t xml:space="preserve"> = -1, </w:t>
+      </w:r>
+      <w:proofErr w:type="spellStart"/>
+      <w:r>
+        <w:t>border_bottom_right_radius</w:t>
+      </w:r>
+      <w:proofErr w:type="spellEnd"/>
+      <w:r>
+        <w:t xml:space="preserve">: </w:t>
+      </w:r>
+      <w:proofErr w:type="spellStart"/>
+      <w:r>
+        <w:t>int</w:t>
+      </w:r>
+      <w:proofErr w:type="spellEnd"/>
+      <w:r>
+        <w:t xml:space="preserve"> = -1) -&gt; </w:t>
+      </w:r>
+      <w:proofErr w:type="spellStart"/>
+      <w:r>
+        <w:t>Rect</w:t>
+      </w:r>
+      <w:proofErr w:type="spellEnd"/>
     </w:p>
     <w:p/>
     <w:p>
@@ -2781,12 +3383,37 @@
           <w:iCs/>
         </w:rPr>
       </w:pPr>
+      <w:proofErr w:type="spellStart"/>
       <w:r>
         <w:rPr>
           <w:i/>
           <w:iCs/>
         </w:rPr>
-        <w:t>surface :- Tu môžeme prejsť povrchom, na ktorý chceme nakresliť náš obdĺžnik. Vo vyššie uvedenom príklade sme vytvorili povrchový objekt s názvom 'window'.</w:t>
+        <w:t>surface</w:t>
+      </w:r>
+      <w:proofErr w:type="spellEnd"/>
+      <w:r>
+        <w:rPr>
+          <w:i/>
+          <w:iCs/>
+        </w:rPr>
+        <w:t xml:space="preserve"> :- Tu môžeme prejsť povrchom, na ktorý chceme nakresliť náš obdĺžnik. Vo vyššie uvedenom príklade sme vytvorili povrchový objekt s názvom '</w:t>
+      </w:r>
+      <w:proofErr w:type="spellStart"/>
+      <w:r>
+        <w:rPr>
+          <w:i/>
+          <w:iCs/>
+        </w:rPr>
+        <w:t>window</w:t>
+      </w:r>
+      <w:proofErr w:type="spellEnd"/>
+      <w:r>
+        <w:rPr>
+          <w:i/>
+          <w:iCs/>
+        </w:rPr>
+        <w:t>'.</w:t>
       </w:r>
     </w:p>
     <w:p>
@@ -2800,12 +3427,21 @@
           <w:iCs/>
         </w:rPr>
       </w:pPr>
+      <w:proofErr w:type="spellStart"/>
       <w:r>
         <w:rPr>
           <w:i/>
           <w:iCs/>
         </w:rPr>
-        <w:t>color :- Tu môžeme odovzdať farbu pre náš obdĺžnik. V našom príklade používame modrú farbu.</w:t>
+        <w:t>color</w:t>
+      </w:r>
+      <w:proofErr w:type="spellEnd"/>
+      <w:r>
+        <w:rPr>
+          <w:i/>
+          <w:iCs/>
+        </w:rPr>
+        <w:t xml:space="preserve"> :- Tu môžeme odovzdať farbu pre náš obdĺžnik. V našom príklade používame modrú farbu.</w:t>
       </w:r>
     </w:p>
     <w:p>
@@ -2819,12 +3455,21 @@
           <w:iCs/>
         </w:rPr>
       </w:pPr>
+      <w:proofErr w:type="spellStart"/>
       <w:r>
         <w:rPr>
           <w:i/>
           <w:iCs/>
         </w:rPr>
-        <w:t>rect :- Tu môžeme odovzdať obdĺžnik, polohu a rozmery.</w:t>
+        <w:t>rect</w:t>
+      </w:r>
+      <w:proofErr w:type="spellEnd"/>
+      <w:r>
+        <w:rPr>
+          <w:i/>
+          <w:iCs/>
+        </w:rPr>
+        <w:t xml:space="preserve"> :- Tu môžeme odovzdať obdĺžnik, polohu a rozmery.</w:t>
       </w:r>
     </w:p>
     <w:p>
@@ -2838,12 +3483,21 @@
           <w:iCs/>
         </w:rPr>
       </w:pPr>
+      <w:proofErr w:type="spellStart"/>
       <w:r>
         <w:rPr>
           <w:i/>
           <w:iCs/>
         </w:rPr>
-        <w:t>width :- Tu môžeme prejsť hrúbkou čiary. Plný obdĺžnik môžeme vytvoriť aj zmenou hodnoty tohto parametra šírky. Pozrime sa na to.</w:t>
+        <w:t>width</w:t>
+      </w:r>
+      <w:proofErr w:type="spellEnd"/>
+      <w:r>
+        <w:rPr>
+          <w:i/>
+          <w:iCs/>
+        </w:rPr>
+        <w:t xml:space="preserve"> :- Tu môžeme prejsť hrúbkou čiary. Plný obdĺžnik môžeme vytvoriť aj zmenou hodnoty tohto parametra šírky. Pozrime sa na to.</w:t>
       </w:r>
     </w:p>
     <w:p/>
@@ -2917,29 +3571,68 @@
       </w:r>
     </w:p>
     <w:p/>
-    <w:p>
-      <w:bookmarkStart w:id="31" w:name="HodinaIT"/>
-      <w:bookmarkEnd w:id="31"/>
-    </w:p>
     <w:p/>
     <w:p/>
-    <w:p>
-      <w:pPr>
-        <w:pStyle w:val="Heading3"/>
-      </w:pPr>
-      <w:bookmarkStart w:id="32" w:name="_Toc210144992"/>
-      <w:bookmarkStart w:id="33" w:name="_Toc210145052"/>
-      <w:r>
-        <w:t>Python | Drawing different shapes on PyGame window</w:t>
-      </w:r>
+    <w:p/>
+    <w:p>
+      <w:pPr>
+        <w:pStyle w:val="Nadpis3"/>
+      </w:pPr>
+      <w:bookmarkStart w:id="31" w:name="_Toc210144992"/>
+      <w:bookmarkStart w:id="32" w:name="_Toc210145052"/>
+      <w:proofErr w:type="spellStart"/>
+      <w:r>
+        <w:t>Python</w:t>
+      </w:r>
+      <w:proofErr w:type="spellEnd"/>
+      <w:r>
+        <w:t xml:space="preserve"> | </w:t>
+      </w:r>
+      <w:proofErr w:type="spellStart"/>
+      <w:r>
+        <w:t>Drawing</w:t>
+      </w:r>
+      <w:proofErr w:type="spellEnd"/>
+      <w:r>
+        <w:t xml:space="preserve"> </w:t>
+      </w:r>
+      <w:proofErr w:type="spellStart"/>
+      <w:r>
+        <w:t>different</w:t>
+      </w:r>
+      <w:proofErr w:type="spellEnd"/>
+      <w:r>
+        <w:t xml:space="preserve"> </w:t>
+      </w:r>
+      <w:proofErr w:type="spellStart"/>
+      <w:r>
+        <w:t>shapes</w:t>
+      </w:r>
+      <w:proofErr w:type="spellEnd"/>
+      <w:r>
+        <w:t xml:space="preserve"> on </w:t>
+      </w:r>
+      <w:proofErr w:type="spellStart"/>
+      <w:r>
+        <w:t>PyGame</w:t>
+      </w:r>
+      <w:proofErr w:type="spellEnd"/>
+      <w:r>
+        <w:t xml:space="preserve"> </w:t>
+      </w:r>
+      <w:proofErr w:type="spellStart"/>
+      <w:r>
+        <w:t>window</w:t>
+      </w:r>
+      <w:bookmarkEnd w:id="31"/>
       <w:bookmarkEnd w:id="32"/>
-      <w:bookmarkEnd w:id="33"/>
+      <w:proofErr w:type="spellEnd"/>
     </w:p>
     <w:p>
       <w:hyperlink r:id="rId15" w:history="1">
         <w:r>
           <w:rPr>
-            <w:rStyle w:val="Hyperlink"/>
+            <w:rStyle w:val="Hypertextovprepojenie"/>
           </w:rPr>
           <w:t>https://www.geeksforgeeks.org/python/python-drawing-different-shapes-on-pygame-window/</w:t>
         </w:r>
@@ -2955,21 +3648,50 @@
     </w:p>
     <w:p>
       <w:pPr>
-        <w:pStyle w:val="Heading3"/>
-      </w:pPr>
-      <w:bookmarkStart w:id="34" w:name="_Toc210144993"/>
-      <w:bookmarkStart w:id="35" w:name="_Toc210145053"/>
-      <w:r>
-        <w:t>How to draw rectangle in Pygame?</w:t>
-      </w:r>
+        <w:pStyle w:val="Nadpis3"/>
+      </w:pPr>
+      <w:bookmarkStart w:id="33" w:name="_Toc210144993"/>
+      <w:bookmarkStart w:id="34" w:name="_Toc210145053"/>
+      <w:proofErr w:type="spellStart"/>
+      <w:r>
+        <w:t>How</w:t>
+      </w:r>
+      <w:proofErr w:type="spellEnd"/>
+      <w:r>
+        <w:t xml:space="preserve"> to </w:t>
+      </w:r>
+      <w:proofErr w:type="spellStart"/>
+      <w:r>
+        <w:t>draw</w:t>
+      </w:r>
+      <w:proofErr w:type="spellEnd"/>
+      <w:r>
+        <w:t xml:space="preserve"> </w:t>
+      </w:r>
+      <w:proofErr w:type="spellStart"/>
+      <w:r>
+        <w:t>rectangle</w:t>
+      </w:r>
+      <w:proofErr w:type="spellEnd"/>
+      <w:r>
+        <w:t xml:space="preserve"> in </w:t>
+      </w:r>
+      <w:proofErr w:type="spellStart"/>
+      <w:r>
+        <w:t>Pygame</w:t>
+      </w:r>
+      <w:proofErr w:type="spellEnd"/>
+      <w:r>
+        <w:t>?</w:t>
+      </w:r>
+      <w:bookmarkEnd w:id="33"/>
       <w:bookmarkEnd w:id="34"/>
-      <w:bookmarkEnd w:id="35"/>
     </w:p>
     <w:p>
       <w:hyperlink r:id="rId16" w:history="1">
         <w:r>
           <w:rPr>
-            <w:rStyle w:val="Hyperlink"/>
+            <w:rStyle w:val="Hypertextovprepojenie"/>
           </w:rPr>
           <w:t>https://www.geeksforgeeks.org/python/how-to-draw-rectangle-in-pygame/</w:t>
         </w:r>
@@ -2992,21 +3714,74 @@
     </w:p>
     <w:p>
       <w:pPr>
-        <w:pStyle w:val="Heading3"/>
-      </w:pPr>
-      <w:bookmarkStart w:id="36" w:name="_Toc210144994"/>
-      <w:bookmarkStart w:id="37" w:name="_Toc210145054"/>
-      <w:r>
-        <w:t>How to draw a rectangle with rounded corner in PyGame?</w:t>
-      </w:r>
+        <w:pStyle w:val="Nadpis3"/>
+      </w:pPr>
+      <w:bookmarkStart w:id="35" w:name="_Toc210144994"/>
+      <w:bookmarkStart w:id="36" w:name="_Toc210145054"/>
+      <w:proofErr w:type="spellStart"/>
+      <w:r>
+        <w:t>How</w:t>
+      </w:r>
+      <w:proofErr w:type="spellEnd"/>
+      <w:r>
+        <w:t xml:space="preserve"> to </w:t>
+      </w:r>
+      <w:proofErr w:type="spellStart"/>
+      <w:r>
+        <w:t>draw</w:t>
+      </w:r>
+      <w:proofErr w:type="spellEnd"/>
+      <w:r>
+        <w:t xml:space="preserve"> a </w:t>
+      </w:r>
+      <w:proofErr w:type="spellStart"/>
+      <w:r>
+        <w:t>rectangle</w:t>
+      </w:r>
+      <w:proofErr w:type="spellEnd"/>
+      <w:r>
+        <w:t xml:space="preserve"> </w:t>
+      </w:r>
+      <w:proofErr w:type="spellStart"/>
+      <w:r>
+        <w:t>with</w:t>
+      </w:r>
+      <w:proofErr w:type="spellEnd"/>
+      <w:r>
+        <w:t xml:space="preserve"> </w:t>
+      </w:r>
+      <w:proofErr w:type="spellStart"/>
+      <w:r>
+        <w:t>rounded</w:t>
+      </w:r>
+      <w:proofErr w:type="spellEnd"/>
+      <w:r>
+        <w:t xml:space="preserve"> </w:t>
+      </w:r>
+      <w:proofErr w:type="spellStart"/>
+      <w:r>
+        <w:t>corner</w:t>
+      </w:r>
+      <w:proofErr w:type="spellEnd"/>
+      <w:r>
+        <w:t xml:space="preserve"> in </w:t>
+      </w:r>
+      <w:proofErr w:type="spellStart"/>
+      <w:r>
+        <w:t>PyGame</w:t>
+      </w:r>
+      <w:proofErr w:type="spellEnd"/>
+      <w:r>
+        <w:t>?</w:t>
+      </w:r>
+      <w:bookmarkEnd w:id="35"/>
       <w:bookmarkEnd w:id="36"/>
-      <w:bookmarkEnd w:id="37"/>
     </w:p>
     <w:p>
       <w:hyperlink r:id="rId17" w:history="1">
         <w:r>
           <w:rPr>
-            <w:rStyle w:val="Hyperlink"/>
+            <w:rStyle w:val="Hypertextovprepojenie"/>
           </w:rPr>
           <w:t>https://www.geeksforgeeks.org/python/how-to-draw-a-rectangle-with-rounded-corner-in-pygame/</w:t>
         </w:r>
@@ -3014,19 +3789,7 @@
     </w:p>
     <w:p/>
     <w:p>
-      <w:pPr>
-        <w:rPr>
-          <w:b/>
-          <w:bCs/>
-          <w:color w:val="EE0000"/>
-        </w:rPr>
-      </w:pPr>
-      <w:r>
-        <w:rPr>
-          <w:b/>
-          <w:bCs/>
-          <w:color w:val="EE0000"/>
-        </w:rPr>
+      <w:r>
         <w:t>3.10.2025</w:t>
       </w:r>
     </w:p>
@@ -3035,14 +3798,19 @@
         <w:t xml:space="preserve">Pokračovanie - </w:t>
       </w:r>
       <w:r>
-        <w:t>Event Handling</w:t>
-      </w:r>
+        <w:t xml:space="preserve">Event </w:t>
+      </w:r>
+      <w:proofErr w:type="spellStart"/>
+      <w:r>
+        <w:t>Handling</w:t>
+      </w:r>
+      <w:proofErr w:type="spellEnd"/>
     </w:p>
     <w:p>
       <w:hyperlink r:id="rId18" w:anchor=":~:text=corners%20in%20PyGame%3F-,Event%20Handling,-In%20this%20part" w:history="1">
         <w:r>
           <w:rPr>
-            <w:rStyle w:val="Hyperlink"/>
+            <w:rStyle w:val="Hypertextovprepojenie"/>
           </w:rPr>
           <w:t>https://www.geeksforgeeks.org/python/pygame-tutorial/#:~:text=corners%20in%20PyGame%3F-,Event%20Handling,-In%20this%20part</w:t>
         </w:r>
@@ -3052,7 +3820,7 @@
       <w:r>
         <w:t xml:space="preserve">Súbor - </w:t>
       </w:r>
-      <w:bookmarkStart w:id="38" w:name="_Hlk210124311"/>
+      <w:bookmarkStart w:id="37" w:name="_Hlk210124311"/>
       <w:r>
         <w:rPr>
           <w:b/>
@@ -3065,7 +3833,7 @@
       <w:r>
         <w:t xml:space="preserve"> </w:t>
       </w:r>
-      <w:bookmarkEnd w:id="38"/>
+      <w:bookmarkEnd w:id="37"/>
       <w:r>
         <w:t xml:space="preserve">– vysvetliť udalosť </w:t>
       </w:r>
@@ -3095,13 +3863,34 @@
       <w:r>
         <w:t xml:space="preserve">. Vysvetliť zachytenie farby do zoznamu </w:t>
       </w:r>
-      <w:r>
-        <w:t>circle_data = []</w:t>
-      </w:r>
-    </w:p>
-    <w:p>
-      <w:r>
-        <w:t xml:space="preserve">Rozlíšenie ľavého a praveho tlačítka v udalosti program </w:t>
+      <w:proofErr w:type="spellStart"/>
+      <w:r>
+        <w:t>circle_data</w:t>
+      </w:r>
+      <w:proofErr w:type="spellEnd"/>
+      <w:r>
+        <w:t xml:space="preserve"> = []</w:t>
+      </w:r>
+    </w:p>
+    <w:p>
+      <w:r>
+        <w:t>Rozlíšenie ľavého a </w:t>
+      </w:r>
+      <w:proofErr w:type="spellStart"/>
+      <w:r>
+        <w:t>praveho</w:t>
+      </w:r>
+      <w:proofErr w:type="spellEnd"/>
+      <w:r>
+        <w:t xml:space="preserve"> </w:t>
+      </w:r>
+      <w:proofErr w:type="spellStart"/>
+      <w:r>
+        <w:t>tlačítka</w:t>
+      </w:r>
+      <w:proofErr w:type="spellEnd"/>
+      <w:r>
+        <w:t xml:space="preserve"> v udalosti program </w:t>
       </w:r>
       <w:r>
         <w:rPr>
@@ -3118,30 +3907,35 @@
     </w:p>
     <w:p>
       <w:pPr>
-        <w:pStyle w:val="Heading2"/>
-      </w:pPr>
-      <w:bookmarkStart w:id="39" w:name="_Toc210144995"/>
-      <w:bookmarkStart w:id="40" w:name="_Toc210145055"/>
-      <w:r>
-        <w:t>Event Handling</w:t>
-      </w:r>
+        <w:pStyle w:val="Nadpis2"/>
+      </w:pPr>
+      <w:bookmarkStart w:id="38" w:name="_Toc210144995"/>
+      <w:bookmarkStart w:id="39" w:name="_Toc210145055"/>
+      <w:r>
+        <w:t xml:space="preserve">Event </w:t>
+      </w:r>
+      <w:proofErr w:type="spellStart"/>
+      <w:r>
+        <w:t>Handling</w:t>
+      </w:r>
+      <w:bookmarkEnd w:id="38"/>
       <w:bookmarkEnd w:id="39"/>
+      <w:proofErr w:type="spellEnd"/>
+    </w:p>
+    <w:p>
+      <w:pPr>
+        <w:pStyle w:val="Nadpis3"/>
+      </w:pPr>
+      <w:bookmarkStart w:id="40" w:name="_Toc210144996"/>
+      <w:bookmarkStart w:id="41" w:name="_Toc210145056"/>
+      <w:r>
+        <w:t>Udalosť klávesnice</w:t>
+      </w:r>
+      <w:r>
+        <w:t>.</w:t>
+      </w:r>
       <w:bookmarkEnd w:id="40"/>
-    </w:p>
-    <w:p>
-      <w:pPr>
-        <w:pStyle w:val="Heading3"/>
-      </w:pPr>
-      <w:bookmarkStart w:id="41" w:name="_Toc210144996"/>
-      <w:bookmarkStart w:id="42" w:name="_Toc210145056"/>
-      <w:r>
-        <w:t>Udalosť klávesnice</w:t>
-      </w:r>
-      <w:r>
-        <w:t>.</w:t>
-      </w:r>
       <w:bookmarkEnd w:id="41"/>
-      <w:bookmarkEnd w:id="42"/>
     </w:p>
     <w:p>
       <w:pPr>
@@ -3178,18 +3972,18 @@
     </w:p>
     <w:p>
       <w:pPr>
-        <w:pStyle w:val="Heading3"/>
-      </w:pPr>
-      <w:bookmarkStart w:id="43" w:name="_Toc210144997"/>
-      <w:bookmarkStart w:id="44" w:name="_Toc210145057"/>
+        <w:pStyle w:val="Nadpis3"/>
+      </w:pPr>
+      <w:bookmarkStart w:id="42" w:name="_Toc210144997"/>
+      <w:bookmarkStart w:id="43" w:name="_Toc210145057"/>
       <w:r>
         <w:t xml:space="preserve">Udalosť </w:t>
       </w:r>
       <w:r>
         <w:t>myš.</w:t>
       </w:r>
+      <w:bookmarkEnd w:id="42"/>
       <w:bookmarkEnd w:id="43"/>
-      <w:bookmarkEnd w:id="44"/>
     </w:p>
     <w:p>
       <w:pPr>
@@ -3211,21 +4005,58 @@
     </w:p>
     <w:p>
       <w:pPr>
-        <w:pStyle w:val="Heading3"/>
-      </w:pPr>
-      <w:bookmarkStart w:id="45" w:name="_Toc210144998"/>
-      <w:bookmarkStart w:id="46" w:name="_Toc210145058"/>
-      <w:r>
-        <w:t>How to add Custom Events in Pygame?</w:t>
-      </w:r>
+        <w:pStyle w:val="Nadpis3"/>
+      </w:pPr>
+      <w:bookmarkStart w:id="44" w:name="_Toc210144998"/>
+      <w:bookmarkStart w:id="45" w:name="_Toc210145058"/>
+      <w:proofErr w:type="spellStart"/>
+      <w:r>
+        <w:t>How</w:t>
+      </w:r>
+      <w:proofErr w:type="spellEnd"/>
+      <w:r>
+        <w:t xml:space="preserve"> to </w:t>
+      </w:r>
+      <w:proofErr w:type="spellStart"/>
+      <w:r>
+        <w:t>add</w:t>
+      </w:r>
+      <w:proofErr w:type="spellEnd"/>
+      <w:r>
+        <w:t xml:space="preserve"> </w:t>
+      </w:r>
+      <w:proofErr w:type="spellStart"/>
+      <w:r>
+        <w:t>Custom</w:t>
+      </w:r>
+      <w:proofErr w:type="spellEnd"/>
+      <w:r>
+        <w:t xml:space="preserve"> </w:t>
+      </w:r>
+      <w:proofErr w:type="spellStart"/>
+      <w:r>
+        <w:t>Events</w:t>
+      </w:r>
+      <w:proofErr w:type="spellEnd"/>
+      <w:r>
+        <w:t xml:space="preserve"> in </w:t>
+      </w:r>
+      <w:proofErr w:type="spellStart"/>
+      <w:r>
+        <w:t>Pygame</w:t>
+      </w:r>
+      <w:proofErr w:type="spellEnd"/>
+      <w:r>
+        <w:t>?</w:t>
+      </w:r>
+      <w:bookmarkEnd w:id="44"/>
       <w:bookmarkEnd w:id="45"/>
-      <w:bookmarkEnd w:id="46"/>
     </w:p>
     <w:p>
       <w:hyperlink r:id="rId19" w:history="1">
         <w:r>
           <w:rPr>
-            <w:rStyle w:val="Hyperlink"/>
+            <w:rStyle w:val="Hypertextovprepojenie"/>
           </w:rPr>
           <w:t>https://www.geeksforgeeks.org/python/how-to-add-custom-events-in-pygame/</w:t>
         </w:r>
@@ -3235,27 +4066,69 @@
       </w:r>
     </w:p>
     <w:p>
-      <w:r>
-        <w:t>Prepodkaldám, že táto problematika je ešte príliš zložitá pre Kubiho.</w:t>
-      </w:r>
-    </w:p>
-    <w:p>
-      <w:pPr>
-        <w:pStyle w:val="Heading3"/>
-      </w:pPr>
-      <w:bookmarkStart w:id="47" w:name="_Toc210144999"/>
-      <w:bookmarkStart w:id="48" w:name="_Toc210145059"/>
-      <w:r>
-        <w:t>How to get keyboard input in PyGame ?</w:t>
-      </w:r>
+      <w:proofErr w:type="spellStart"/>
+      <w:r>
+        <w:t>Prepodkaldám</w:t>
+      </w:r>
+      <w:proofErr w:type="spellEnd"/>
+      <w:r>
+        <w:t xml:space="preserve">, že táto problematika je ešte príliš zložitá pre </w:t>
+      </w:r>
+      <w:proofErr w:type="spellStart"/>
+      <w:r>
+        <w:t>Kubiho</w:t>
+      </w:r>
+      <w:proofErr w:type="spellEnd"/>
+      <w:r>
+        <w:t>.</w:t>
+      </w:r>
+    </w:p>
+    <w:p>
+      <w:pPr>
+        <w:pStyle w:val="Nadpis3"/>
+      </w:pPr>
+      <w:bookmarkStart w:id="46" w:name="_Toc210144999"/>
+      <w:bookmarkStart w:id="47" w:name="_Toc210145059"/>
+      <w:proofErr w:type="spellStart"/>
+      <w:r>
+        <w:t>How</w:t>
+      </w:r>
+      <w:proofErr w:type="spellEnd"/>
+      <w:r>
+        <w:t xml:space="preserve"> to get </w:t>
+      </w:r>
+      <w:proofErr w:type="spellStart"/>
+      <w:r>
+        <w:t>keyboard</w:t>
+      </w:r>
+      <w:proofErr w:type="spellEnd"/>
+      <w:r>
+        <w:t xml:space="preserve"> </w:t>
+      </w:r>
+      <w:proofErr w:type="spellStart"/>
+      <w:r>
+        <w:t>input</w:t>
+      </w:r>
+      <w:proofErr w:type="spellEnd"/>
+      <w:r>
+        <w:t xml:space="preserve"> in </w:t>
+      </w:r>
+      <w:proofErr w:type="spellStart"/>
+      <w:r>
+        <w:t>PyGame</w:t>
+      </w:r>
+      <w:proofErr w:type="spellEnd"/>
+      <w:r>
+        <w:t xml:space="preserve"> ?</w:t>
+      </w:r>
+      <w:bookmarkEnd w:id="46"/>
       <w:bookmarkEnd w:id="47"/>
-      <w:bookmarkEnd w:id="48"/>
     </w:p>
     <w:p>
       <w:hyperlink r:id="rId20" w:history="1">
         <w:r>
           <w:rPr>
-            <w:rStyle w:val="Hyperlink"/>
+            <w:rStyle w:val="Hypertextovprepojenie"/>
           </w:rPr>
           <w:t>https://www.geeksforgeeks.org/python/how-to-get-keyboard-input-in-pygame/</w:t>
         </w:r>
@@ -3271,19 +4144,19 @@
     </w:p>
     <w:p>
       <w:pPr>
-        <w:pStyle w:val="Heading4"/>
-      </w:pPr>
-      <w:bookmarkStart w:id="49" w:name="_Toc210145000"/>
+        <w:pStyle w:val="Nadpis4"/>
+      </w:pPr>
+      <w:bookmarkStart w:id="48" w:name="_Toc210145000"/>
       <w:r>
         <w:t>Vstup.</w:t>
       </w:r>
-      <w:bookmarkEnd w:id="49"/>
+      <w:bookmarkEnd w:id="48"/>
     </w:p>
     <w:p>
       <w:hyperlink r:id="rId21" w:history="1">
         <w:r>
           <w:rPr>
-            <w:rStyle w:val="Hyperlink"/>
+            <w:rStyle w:val="Hypertextovprepojenie"/>
           </w:rPr>
           <w:t>https://www.geeksforgeeks.org/python/pygame-input-handling/</w:t>
         </w:r>
@@ -3318,7 +4191,15 @@
         <w:t xml:space="preserve"> obrázkov zo zložky obrázkov</w:t>
       </w:r>
       <w:r>
-        <w:t>, ktorý je podzložka programu.</w:t>
+        <w:t xml:space="preserve">, ktorý je </w:t>
+      </w:r>
+      <w:proofErr w:type="spellStart"/>
+      <w:r>
+        <w:t>podzložka</w:t>
+      </w:r>
+      <w:proofErr w:type="spellEnd"/>
+      <w:r>
+        <w:t xml:space="preserve"> programu.</w:t>
       </w:r>
     </w:p>
     <w:p>
@@ -3339,36 +4220,46 @@
     <w:p/>
     <w:p>
       <w:pPr>
-        <w:pStyle w:val="Heading2"/>
-      </w:pPr>
-      <w:bookmarkStart w:id="50" w:name="_Toc210145001"/>
-      <w:bookmarkStart w:id="51" w:name="_Toc210145060"/>
+        <w:pStyle w:val="Nadpis2"/>
+      </w:pPr>
+      <w:bookmarkStart w:id="49" w:name="_Toc210145001"/>
+      <w:bookmarkStart w:id="50" w:name="_Toc210145060"/>
       <w:r>
         <w:t>Základy a opakovanie.</w:t>
       </w:r>
+      <w:bookmarkEnd w:id="49"/>
       <w:bookmarkEnd w:id="50"/>
+    </w:p>
+    <w:p>
+      <w:pPr>
+        <w:pStyle w:val="Nadpis3"/>
+      </w:pPr>
+      <w:bookmarkStart w:id="51" w:name="_Toc210145002"/>
+      <w:bookmarkStart w:id="52" w:name="_Toc210145061"/>
+      <w:proofErr w:type="spellStart"/>
+      <w:r>
+        <w:t>Python</w:t>
+      </w:r>
+      <w:proofErr w:type="spellEnd"/>
+      <w:r>
+        <w:t xml:space="preserve"> </w:t>
+      </w:r>
+      <w:proofErr w:type="spellStart"/>
+      <w:r>
+        <w:t>Lists</w:t>
+      </w:r>
+      <w:proofErr w:type="spellEnd"/>
+      <w:r>
+        <w:t xml:space="preserve"> – Zoznamy.</w:t>
+      </w:r>
       <w:bookmarkEnd w:id="51"/>
-    </w:p>
-    <w:p>
-      <w:pPr>
-        <w:pStyle w:val="Heading3"/>
-      </w:pPr>
-      <w:bookmarkStart w:id="52" w:name="_Toc210145002"/>
-      <w:bookmarkStart w:id="53" w:name="_Toc210145061"/>
-      <w:r>
-        <w:t>Python Lists</w:t>
-      </w:r>
-      <w:r>
-        <w:t xml:space="preserve"> – Zoznamy.</w:t>
-      </w:r>
       <w:bookmarkEnd w:id="52"/>
-      <w:bookmarkEnd w:id="53"/>
     </w:p>
     <w:p>
       <w:hyperlink r:id="rId22" w:history="1">
         <w:r>
           <w:rPr>
-            <w:rStyle w:val="Hyperlink"/>
+            <w:rStyle w:val="Hypertextovprepojenie"/>
           </w:rPr>
           <w:t>https://www.geeksforgeeks.org/python/python-lists/</w:t>
         </w:r>
@@ -3379,33 +4270,33 @@
     </w:p>
     <w:p>
       <w:pPr>
-        <w:pStyle w:val="Heading4"/>
-      </w:pPr>
-      <w:bookmarkStart w:id="54" w:name="_Toc210145003"/>
+        <w:pStyle w:val="Nadpis4"/>
+      </w:pPr>
+      <w:bookmarkStart w:id="53" w:name="_Toc210145003"/>
       <w:r>
         <w:t>Používanie hranatých zátvoriek</w:t>
       </w:r>
+      <w:bookmarkEnd w:id="53"/>
+    </w:p>
+    <w:p>
+      <w:pPr>
+        <w:pStyle w:val="Nadpis4"/>
+      </w:pPr>
+      <w:bookmarkStart w:id="54" w:name="_Toc210145004"/>
+      <w:r>
+        <w:t>Použitie konštruktora list()</w:t>
+      </w:r>
       <w:bookmarkEnd w:id="54"/>
     </w:p>
     <w:p>
       <w:pPr>
-        <w:pStyle w:val="Heading4"/>
-      </w:pPr>
-      <w:bookmarkStart w:id="55" w:name="_Toc210145004"/>
-      <w:r>
-        <w:t>Použitie konštruktora list()</w:t>
+        <w:pStyle w:val="Nadpis4"/>
+      </w:pPr>
+      <w:bookmarkStart w:id="55" w:name="_Toc210145005"/>
+      <w:r>
+        <w:t>Vytvorenie zoznamu s opakovanými prvkami</w:t>
       </w:r>
       <w:bookmarkEnd w:id="55"/>
-    </w:p>
-    <w:p>
-      <w:pPr>
-        <w:pStyle w:val="Heading4"/>
-      </w:pPr>
-      <w:bookmarkStart w:id="56" w:name="_Toc210145005"/>
-      <w:r>
-        <w:t>Vytvorenie zoznamu s opakovanými prvkami</w:t>
-      </w:r>
-      <w:bookmarkEnd w:id="56"/>
     </w:p>
     <w:p>
       <w:r>
@@ -3426,7 +4317,7 @@
     </w:p>
     <w:p>
       <w:pPr>
-        <w:pStyle w:val="Heading4"/>
+        <w:pStyle w:val="Nadpis4"/>
       </w:pPr>
       <w:r>
         <w:t>Prístup k prvkom zoznamu</w:t>
@@ -3442,7 +4333,7 @@
     </w:p>
     <w:p>
       <w:pPr>
-        <w:pStyle w:val="Heading4"/>
+        <w:pStyle w:val="Nadpis4"/>
       </w:pPr>
       <w:r>
         <w:lastRenderedPageBreak/>
@@ -3455,32 +4346,52 @@
       </w:r>
     </w:p>
     <w:p>
-      <w:r>
-        <w:t xml:space="preserve">append(): </w:t>
+      <w:proofErr w:type="spellStart"/>
+      <w:r>
+        <w:t>append</w:t>
+      </w:r>
+      <w:proofErr w:type="spellEnd"/>
+      <w:r>
+        <w:t xml:space="preserve">(): </w:t>
       </w:r>
       <w:r>
         <w:t>Pridá prvok na koniec zoznamu.</w:t>
       </w:r>
     </w:p>
     <w:p>
-      <w:r>
-        <w:t xml:space="preserve">extend(): </w:t>
+      <w:proofErr w:type="spellStart"/>
+      <w:r>
+        <w:t>extend</w:t>
+      </w:r>
+      <w:proofErr w:type="spellEnd"/>
+      <w:r>
+        <w:t xml:space="preserve">(): </w:t>
       </w:r>
       <w:r>
         <w:t>Pridá viacero prvkov na koniec zoznamu.</w:t>
       </w:r>
     </w:p>
     <w:p>
-      <w:r>
-        <w:t xml:space="preserve">insert(): </w:t>
+      <w:proofErr w:type="spellStart"/>
+      <w:r>
+        <w:t>insert</w:t>
+      </w:r>
+      <w:proofErr w:type="spellEnd"/>
+      <w:r>
+        <w:t xml:space="preserve">(): </w:t>
       </w:r>
       <w:r>
         <w:t>Pridá prvok na konkrétnu pozíciu.</w:t>
       </w:r>
     </w:p>
     <w:p>
-      <w:r>
-        <w:t xml:space="preserve">clear(): </w:t>
+      <w:proofErr w:type="spellStart"/>
+      <w:r>
+        <w:t>clear</w:t>
+      </w:r>
+      <w:proofErr w:type="spellEnd"/>
+      <w:r>
+        <w:t xml:space="preserve">(): </w:t>
       </w:r>
       <w:r>
         <w:t>Odstráni všetky položky.</w:t>
@@ -3503,7 +4414,7 @@
     <w:p/>
     <w:p>
       <w:pPr>
-        <w:pStyle w:val="Heading4"/>
+        <w:pStyle w:val="Nadpis4"/>
       </w:pPr>
       <w:r>
         <w:t>Aktualizácia prvkov do zoznamu</w:t>
@@ -3526,7 +4437,7 @@
     <w:p/>
     <w:p>
       <w:pPr>
-        <w:pStyle w:val="Heading4"/>
+        <w:pStyle w:val="Nadpis4"/>
       </w:pPr>
       <w:r>
         <w:t>Odstránenie prvkov zo zoznamu</w:t>
@@ -3538,8 +4449,13 @@
       </w:r>
     </w:p>
     <w:p>
-      <w:r>
-        <w:t>remove(): Odstráni prvý výskyt prvku.</w:t>
+      <w:proofErr w:type="spellStart"/>
+      <w:r>
+        <w:t>remove</w:t>
+      </w:r>
+      <w:proofErr w:type="spellEnd"/>
+      <w:r>
+        <w:t>(): Odstráni prvý výskyt prvku.</w:t>
       </w:r>
     </w:p>
     <w:p>
@@ -3563,7 +4479,7 @@
     <w:p/>
     <w:p>
       <w:pPr>
-        <w:pStyle w:val="Heading4"/>
+        <w:pStyle w:val="Nadpis4"/>
       </w:pPr>
       <w:r>
         <w:t>Iterácia zoznamov</w:t>
@@ -3571,12 +4487,20 @@
     </w:p>
     <w:p>
       <w:r>
-        <w:t xml:space="preserve">Zoznamy môžeme iterovať pomocou </w:t>
+        <w:t xml:space="preserve">Zoznamy môžeme </w:t>
+      </w:r>
+      <w:proofErr w:type="spellStart"/>
+      <w:r>
+        <w:t>iterovať</w:t>
+      </w:r>
+      <w:proofErr w:type="spellEnd"/>
+      <w:r>
+        <w:t xml:space="preserve"> pomocou </w:t>
       </w:r>
       <w:hyperlink r:id="rId23" w:tgtFrame="_blank" w:history="1">
         <w:r>
           <w:rPr>
-            <w:rStyle w:val="Hyperlink"/>
+            <w:rStyle w:val="Hypertextovprepojenie"/>
           </w:rPr>
           <w:t>slučiek</w:t>
         </w:r>
@@ -3589,7 +4513,7 @@
       <w:hyperlink r:id="rId24" w:history="1">
         <w:r>
           <w:rPr>
-            <w:rStyle w:val="Hyperlink"/>
+            <w:rStyle w:val="Hypertextovprepojenie"/>
           </w:rPr>
           <w:t>https://www.geeksforgeeks.org/python/loops-in-python/</w:t>
         </w:r>
@@ -3601,7 +4525,7 @@
     <w:p/>
     <w:p>
       <w:pPr>
-        <w:pStyle w:val="Heading4"/>
+        <w:pStyle w:val="Nadpis4"/>
       </w:pPr>
       <w:r>
         <w:t>Vnorené zoznamy</w:t>
@@ -3615,7 +4539,7 @@
     <w:p/>
     <w:p>
       <w:pPr>
-        <w:pStyle w:val="Heading4"/>
+        <w:pStyle w:val="Nadpis4"/>
       </w:pPr>
       <w:r>
         <w:t>Porozumenie zoznamu</w:t>
@@ -3623,14 +4547,22 @@
     </w:p>
     <w:p>
       <w:r>
-        <w:t>Porozumenie zoznamu je stručný spôsob vytvárania zoznamov pomocou jedného riadku kódu. Je užitočný na použitie operácie alebo filtra na položky v iterovateľnom objekte, ako je napríklad zoznam alebo rozsah.</w:t>
+        <w:t xml:space="preserve">Porozumenie zoznamu je stručný spôsob vytvárania zoznamov pomocou jedného riadku kódu. Je užitočný na použitie operácie alebo filtra na položky v </w:t>
+      </w:r>
+      <w:proofErr w:type="spellStart"/>
+      <w:r>
+        <w:t>iterovateľnom</w:t>
+      </w:r>
+      <w:proofErr w:type="spellEnd"/>
+      <w:r>
+        <w:t xml:space="preserve"> objekte, ako je napríklad zoznam alebo rozsah.</w:t>
       </w:r>
     </w:p>
     <w:p>
       <w:hyperlink r:id="rId25" w:history="1">
         <w:r>
           <w:rPr>
-            <w:rStyle w:val="Hyperlink"/>
+            <w:rStyle w:val="Hypertextovprepojenie"/>
           </w:rPr>
           <w:t>https://www.geeksforgeeks.org/python/python-list-comprehension/</w:t>
         </w:r>
@@ -3642,17 +4574,25 @@
     <w:p/>
     <w:p>
       <w:pPr>
-        <w:pStyle w:val="Heading4"/>
-      </w:pPr>
-      <w:r>
-        <w:t>Záver – kviz.</w:t>
+        <w:pStyle w:val="Nadpis4"/>
+      </w:pPr>
+      <w:r>
+        <w:t xml:space="preserve">Záver – </w:t>
+      </w:r>
+      <w:proofErr w:type="spellStart"/>
+      <w:r>
+        <w:t>kviz</w:t>
+      </w:r>
+      <w:proofErr w:type="spellEnd"/>
+      <w:r>
+        <w:t>.</w:t>
       </w:r>
     </w:p>
     <w:p>
       <w:hyperlink r:id="rId26" w:history="1">
         <w:r>
           <w:rPr>
-            <w:rStyle w:val="Hyperlink"/>
+            <w:rStyle w:val="Hypertextovprepojenie"/>
           </w:rPr>
           <w:t>https://www.geeksforgeeks.org/quizzes/python-list-quiz/</w:t>
         </w:r>
@@ -3664,7 +4604,36 @@
     <w:p/>
     <w:p>
       <w:pPr>
-        <w:pStyle w:val="Heading4"/>
+        <w:rPr>
+          <w:color w:val="EE0000"/>
+        </w:rPr>
+      </w:pPr>
+      <w:bookmarkStart w:id="56" w:name="HodinaIT"/>
+      <w:bookmarkStart w:id="57" w:name="IT16102025"/>
+      <w:bookmarkEnd w:id="57"/>
+      <w:r>
+        <w:rPr>
+          <w:color w:val="EE0000"/>
+        </w:rPr>
+        <w:t xml:space="preserve">16.10.2025 </w:t>
+      </w:r>
+      <w:bookmarkEnd w:id="56"/>
+      <w:r>
+        <w:rPr>
+          <w:color w:val="EE0000"/>
+        </w:rPr>
+        <w:t xml:space="preserve">- </w:t>
+      </w:r>
+    </w:p>
+    <w:p>
+      <w:r>
+        <w:t>Dokončiť kvíz od pozície 7 – spracovať súbory</w:t>
+      </w:r>
+    </w:p>
+    <w:p/>
+    <w:p>
+      <w:pPr>
+        <w:pStyle w:val="Nadpis4"/>
       </w:pPr>
       <w:r>
         <w:t xml:space="preserve">Cvičenie </w:t>
@@ -3673,8 +4642,13 @@
         <w:t xml:space="preserve">príkladov </w:t>
       </w:r>
       <w:r>
-        <w:t>zoznamu jazyka Python</w:t>
-      </w:r>
+        <w:t xml:space="preserve">zoznamu jazyka </w:t>
+      </w:r>
+      <w:proofErr w:type="spellStart"/>
+      <w:r>
+        <w:t>Python</w:t>
+      </w:r>
+      <w:proofErr w:type="spellEnd"/>
       <w:r>
         <w:t>.</w:t>
       </w:r>
@@ -3683,7 +4657,7 @@
       <w:hyperlink r:id="rId27" w:history="1">
         <w:r>
           <w:rPr>
-            <w:rStyle w:val="Hyperlink"/>
+            <w:rStyle w:val="Hypertextovprepojenie"/>
           </w:rPr>
           <w:t>https://www.geeksforgeeks.org/python/python-list-exercise/</w:t>
         </w:r>
@@ -3729,17 +4703,32 @@
     </w:p>
     <w:p>
       <w:pPr>
-        <w:pStyle w:val="Heading3"/>
-      </w:pPr>
-      <w:r>
-        <w:t>Python Tuples</w:t>
-      </w:r>
+        <w:pStyle w:val="Nadpis3"/>
+      </w:pPr>
+      <w:proofErr w:type="spellStart"/>
+      <w:r>
+        <w:t>Python</w:t>
+      </w:r>
+      <w:proofErr w:type="spellEnd"/>
+      <w:r>
+        <w:t xml:space="preserve"> </w:t>
+      </w:r>
+      <w:proofErr w:type="spellStart"/>
+      <w:r>
+        <w:t>Tuples</w:t>
+      </w:r>
+      <w:proofErr w:type="spellEnd"/>
       <w:r>
         <w:t xml:space="preserve"> - N</w:t>
       </w:r>
       <w:r>
-        <w:t>-tice</w:t>
-      </w:r>
+        <w:t>-</w:t>
+      </w:r>
+      <w:proofErr w:type="spellStart"/>
+      <w:r>
+        <w:t>tice</w:t>
+      </w:r>
+      <w:proofErr w:type="spellEnd"/>
       <w:r>
         <w:t>.</w:t>
       </w:r>
@@ -3748,7 +4737,7 @@
       <w:hyperlink r:id="rId28" w:history="1">
         <w:r>
           <w:rPr>
-            <w:rStyle w:val="Hyperlink"/>
+            <w:rStyle w:val="Hypertextovprepojenie"/>
           </w:rPr>
           <w:t>https://www.geeksforgeeks.org/python/python-tuples/</w:t>
         </w:r>
@@ -3762,7 +4751,23 @@
         <w:jc w:val="both"/>
       </w:pPr>
       <w:r>
-        <w:t>N-tica v Pythone je nemenná usporiadaná kolekcia prvkov.</w:t>
+        <w:t>N-</w:t>
+      </w:r>
+      <w:proofErr w:type="spellStart"/>
+      <w:r>
+        <w:t>tica</w:t>
+      </w:r>
+      <w:proofErr w:type="spellEnd"/>
+      <w:r>
+        <w:t xml:space="preserve"> v </w:t>
+      </w:r>
+      <w:proofErr w:type="spellStart"/>
+      <w:r>
+        <w:t>Pythone</w:t>
+      </w:r>
+      <w:proofErr w:type="spellEnd"/>
+      <w:r>
+        <w:t xml:space="preserve"> je nemenná usporiadaná kolekcia prvkov.</w:t>
       </w:r>
     </w:p>
     <w:p>
@@ -3774,7 +4779,24 @@
         <w:jc w:val="both"/>
       </w:pPr>
       <w:r>
-        <w:t>N-tice sú podobné zoznamom, ale na rozdiel od zoznamov ich nemožno po vytvorení zmeniť (t.j. sú nemenné).</w:t>
+        <w:lastRenderedPageBreak/>
+        <w:t>N-</w:t>
+      </w:r>
+      <w:proofErr w:type="spellStart"/>
+      <w:r>
+        <w:t>tice</w:t>
+      </w:r>
+      <w:proofErr w:type="spellEnd"/>
+      <w:r>
+        <w:t xml:space="preserve"> sú podobné zoznamom, ale na rozdiel od zoznamov ich nemožno po vytvorení zmeniť (</w:t>
+      </w:r>
+      <w:proofErr w:type="spellStart"/>
+      <w:r>
+        <w:t>t.j</w:t>
+      </w:r>
+      <w:proofErr w:type="spellEnd"/>
+      <w:r>
+        <w:t>. sú nemenné).</w:t>
       </w:r>
     </w:p>
     <w:p>
@@ -3786,7 +4808,15 @@
         <w:jc w:val="both"/>
       </w:pPr>
       <w:r>
-        <w:t>N-tice môžu obsahovať prvky rôznych typov údajov.</w:t>
+        <w:t>N-</w:t>
+      </w:r>
+      <w:proofErr w:type="spellStart"/>
+      <w:r>
+        <w:t>tice</w:t>
+      </w:r>
+      <w:proofErr w:type="spellEnd"/>
+      <w:r>
+        <w:t xml:space="preserve"> môžu obsahovať prvky rôznych typov údajov.</w:t>
       </w:r>
     </w:p>
     <w:p>
@@ -3798,16 +4828,36 @@
         <w:jc w:val="both"/>
       </w:pPr>
       <w:r>
-        <w:lastRenderedPageBreak/>
-        <w:t>Hlavné charakteristiky n-tic sú usporiadané, heterogénne a nemenné.</w:t>
-      </w:r>
-    </w:p>
-    <w:p>
-      <w:pPr>
-        <w:pStyle w:val="Heading3"/>
-      </w:pPr>
-      <w:r>
-        <w:t xml:space="preserve">Python String - </w:t>
+        <w:t>Hlavné charakteristiky n-</w:t>
+      </w:r>
+      <w:proofErr w:type="spellStart"/>
+      <w:r>
+        <w:t>tic</w:t>
+      </w:r>
+      <w:proofErr w:type="spellEnd"/>
+      <w:r>
+        <w:t xml:space="preserve"> sú usporiadané, heterogénne a nemenné.</w:t>
+      </w:r>
+    </w:p>
+    <w:p>
+      <w:pPr>
+        <w:pStyle w:val="Nadpis3"/>
+      </w:pPr>
+      <w:proofErr w:type="spellStart"/>
+      <w:r>
+        <w:t>Python</w:t>
+      </w:r>
+      <w:proofErr w:type="spellEnd"/>
+      <w:r>
+        <w:t xml:space="preserve"> </w:t>
+      </w:r>
+      <w:proofErr w:type="spellStart"/>
+      <w:r>
+        <w:t>String</w:t>
+      </w:r>
+      <w:proofErr w:type="spellEnd"/>
+      <w:r>
+        <w:t xml:space="preserve"> - </w:t>
       </w:r>
       <w:r>
         <w:t>Reťazc</w:t>
@@ -3820,7 +4870,7 @@
       <w:hyperlink r:id="rId29" w:history="1">
         <w:r>
           <w:rPr>
-            <w:rStyle w:val="Hyperlink"/>
+            <w:rStyle w:val="Hypertextovprepojenie"/>
           </w:rPr>
           <w:t>https://www.geeksforgeeks.org/python/python-string/</w:t>
         </w:r>
@@ -3831,14 +4881,24 @@
     </w:p>
     <w:p>
       <w:pPr>
-        <w:pStyle w:val="Heading3"/>
+        <w:pStyle w:val="Nadpis3"/>
         <w:rPr>
           <w:rFonts w:eastAsiaTheme="minorHAnsi" w:cstheme="minorBidi"/>
         </w:rPr>
       </w:pPr>
-      <w:r>
-        <w:t>Python Dictionary</w:t>
-      </w:r>
+      <w:proofErr w:type="spellStart"/>
+      <w:r>
+        <w:t>Python</w:t>
+      </w:r>
+      <w:proofErr w:type="spellEnd"/>
+      <w:r>
+        <w:t xml:space="preserve"> </w:t>
+      </w:r>
+      <w:proofErr w:type="spellStart"/>
+      <w:r>
+        <w:t>Dictionary</w:t>
+      </w:r>
+      <w:proofErr w:type="spellEnd"/>
       <w:r>
         <w:t xml:space="preserve"> - </w:t>
       </w:r>
@@ -3850,7 +4910,7 @@
       <w:hyperlink r:id="rId30" w:history="1">
         <w:r>
           <w:rPr>
-            <w:rStyle w:val="Hyperlink"/>
+            <w:rStyle w:val="Hypertextovprepojenie"/>
           </w:rPr>
           <w:t>https://www.geeksforgeeks.org/python/python-dictionary/</w:t>
         </w:r>
@@ -3861,28 +4921,43 @@
     </w:p>
     <w:p>
       <w:pPr>
-        <w:pStyle w:val="Heading3"/>
+        <w:pStyle w:val="Nadpis3"/>
         <w:rPr>
           <w:rFonts w:eastAsiaTheme="minorHAnsi" w:cstheme="minorBidi"/>
           <w:sz w:val="22"/>
           <w:szCs w:val="22"/>
         </w:rPr>
       </w:pPr>
-      <w:r>
-        <w:t>Python Sets</w:t>
-      </w:r>
+      <w:proofErr w:type="spellStart"/>
+      <w:r>
+        <w:t>Python</w:t>
+      </w:r>
+      <w:proofErr w:type="spellEnd"/>
+      <w:r>
+        <w:t xml:space="preserve"> </w:t>
+      </w:r>
+      <w:proofErr w:type="spellStart"/>
+      <w:r>
+        <w:t>Sets</w:t>
+      </w:r>
+      <w:proofErr w:type="spellEnd"/>
       <w:r>
         <w:t xml:space="preserve"> - </w:t>
       </w:r>
       <w:r>
-        <w:t>Sady jazyka Python</w:t>
-      </w:r>
+        <w:t xml:space="preserve">Sady jazyka </w:t>
+      </w:r>
+      <w:proofErr w:type="spellStart"/>
+      <w:r>
+        <w:t>Python</w:t>
+      </w:r>
+      <w:proofErr w:type="spellEnd"/>
     </w:p>
     <w:p>
       <w:hyperlink r:id="rId31" w:history="1">
         <w:r>
           <w:rPr>
-            <w:rStyle w:val="Hyperlink"/>
+            <w:rStyle w:val="Hypertextovprepojenie"/>
           </w:rPr>
           <w:t>https://www.geeksforgeeks.org/python/python-sets/</w:t>
         </w:r>
@@ -3893,11 +4968,21 @@
     </w:p>
     <w:p>
       <w:pPr>
-        <w:pStyle w:val="Heading3"/>
-      </w:pPr>
-      <w:r>
-        <w:t>Python Arrays</w:t>
-      </w:r>
+        <w:pStyle w:val="Nadpis3"/>
+      </w:pPr>
+      <w:proofErr w:type="spellStart"/>
+      <w:r>
+        <w:t>Python</w:t>
+      </w:r>
+      <w:proofErr w:type="spellEnd"/>
+      <w:r>
+        <w:t xml:space="preserve"> </w:t>
+      </w:r>
+      <w:proofErr w:type="spellStart"/>
+      <w:r>
+        <w:t>Arrays</w:t>
+      </w:r>
+      <w:proofErr w:type="spellEnd"/>
       <w:r>
         <w:t xml:space="preserve"> - Polia</w:t>
       </w:r>
@@ -3906,7 +4991,7 @@
       <w:hyperlink r:id="rId32" w:history="1">
         <w:r>
           <w:rPr>
-            <w:rStyle w:val="Hyperlink"/>
+            <w:rStyle w:val="Hypertextovprepojenie"/>
           </w:rPr>
           <w:t>https://www.geeksforgeeks.org/python/python-arrays/</w:t>
         </w:r>
@@ -3951,7 +5036,7 @@
 <w:ftr xmlns:wpc="http://schemas.microsoft.com/office/word/2010/wordprocessingCanvas" xmlns:cx="http://schemas.microsoft.com/office/drawing/2014/chartex" xmlns:cx1="http://schemas.microsoft.com/office/drawing/2015/9/8/chartex" xmlns:cx2="http://schemas.microsoft.com/office/drawing/2015/10/21/chartex" xmlns:cx3="http://schemas.microsoft.com/office/drawing/2016/5/9/chartex" xmlns:cx4="http://schemas.microsoft.com/office/drawing/2016/5/10/chartex" xmlns:cx5="http://schemas.microsoft.com/office/drawing/2016/5/11/chartex" xmlns:cx6="http://schemas.microsoft.com/office/drawing/2016/5/12/chartex" xmlns:cx7="http://schemas.microsoft.com/office/drawing/2016/5/13/chartex" xmlns:cx8="http://schemas.microsoft.com/office/drawing/2016/5/14/chartex" xmlns:mc="http://schemas.openxmlformats.org/markup-compatibility/2006" xmlns:aink="http://schemas.microsoft.com/office/drawing/2016/ink" xmlns:am3d="http://schemas.microsoft.com/office/drawing/2017/model3d" xmlns:o="urn:schemas-microsoft-com:office:office" xmlns:oel="http://schemas.microsoft.com/office/2019/extlst" xmlns:r="http://schemas.openxmlformats.org/officeDocument/2006/relationships" xmlns:m="http://schemas.openxmlformats.org/officeDocument/2006/math" xmlns:v="urn:schemas-microsoft-com:vml" xmlns:wp14="http://schemas.microsoft.com/office/word/2010/wordprocessingDrawing" xmlns:wp="http://schemas.openxmlformats.org/drawingml/2006/wordprocessingDrawing" xmlns:w10="urn:schemas-microsoft-com:office:word" xmlns:w="http://schemas.openxmlformats.org/wordprocessingml/2006/main" xmlns:w14="http://schemas.microsoft.com/office/word/2010/wordml" xmlns:w15="http://schemas.microsoft.com/office/word/2012/wordml" xmlns:w16cex="http://schemas.microsoft.com/office/word/2018/wordml/cex" xmlns:w16cid="http://schemas.microsoft.com/office/word/2016/wordml/cid" xmlns:w16="http://schemas.microsoft.com/office/word/2018/wordml" xmlns:w16du="http://schemas.microsoft.com/office/word/2023/wordml/word16du" xmlns:w16sdtdh="http://schemas.microsoft.com/office/word/2020/wordml/sdtdatahash" xmlns:w16sdtfl="http://schemas.microsoft.com/office/word/2024/wordml/sdtformatlock" xmlns:w16se="http://schemas.microsoft.com/office/word/2015/wordml/symex" xmlns:wpg="http://schemas.microsoft.com/office/word/2010/wordprocessingGroup" xmlns:wpi="http://schemas.microsoft.com/office/word/2010/wordprocessingInk" xmlns:wne="http://schemas.microsoft.com/office/word/2006/wordml" xmlns:wps="http://schemas.microsoft.com/office/word/2010/wordprocessingShape" mc:Ignorable="w14 w15 w16se w16cid w16 w16cex w16sdtdh w16sdtfl w16du wp14">
   <w:p>
     <w:pPr>
-      <w:pStyle w:val="Footer"/>
+      <w:pStyle w:val="Pta"/>
       <w:jc w:val="center"/>
     </w:pPr>
     <w:r>
@@ -7565,7 +8650,7 @@
     <w:lsdException w:name="Unresolved Mention" w:semiHidden="1" w:unhideWhenUsed="1"/>
     <w:lsdException w:name="Smart Link" w:semiHidden="1" w:unhideWhenUsed="1"/>
   </w:latentStyles>
-  <w:style w:type="paragraph" w:default="1" w:styleId="Normal">
+  <w:style w:type="paragraph" w:default="1" w:styleId="Normlny">
     <w:name w:val="Normal"/>
     <w:qFormat/>
     <w:rsid w:val="00DA0C7C"/>
@@ -7573,11 +8658,11 @@
       <w:spacing w:after="0" w:line="240" w:lineRule="auto"/>
     </w:pPr>
   </w:style>
-  <w:style w:type="paragraph" w:styleId="Heading1">
+  <w:style w:type="paragraph" w:styleId="Nadpis1">
     <w:name w:val="heading 1"/>
-    <w:basedOn w:val="Normal"/>
-    <w:next w:val="Normal"/>
-    <w:link w:val="Heading1Char"/>
+    <w:basedOn w:val="Normlny"/>
+    <w:next w:val="Normlny"/>
+    <w:link w:val="Nadpis1Char"/>
     <w:uiPriority w:val="9"/>
     <w:qFormat/>
     <w:rsid w:val="006E6A15"/>
@@ -7593,11 +8678,11 @@
       <w:szCs w:val="40"/>
     </w:rPr>
   </w:style>
-  <w:style w:type="paragraph" w:styleId="Heading2">
+  <w:style w:type="paragraph" w:styleId="Nadpis2">
     <w:name w:val="heading 2"/>
-    <w:basedOn w:val="Normal"/>
-    <w:next w:val="Normal"/>
-    <w:link w:val="Heading2Char"/>
+    <w:basedOn w:val="Normlny"/>
+    <w:next w:val="Normlny"/>
+    <w:link w:val="Nadpis2Char"/>
     <w:uiPriority w:val="9"/>
     <w:unhideWhenUsed/>
     <w:qFormat/>
@@ -7614,11 +8699,11 @@
       <w:szCs w:val="32"/>
     </w:rPr>
   </w:style>
-  <w:style w:type="paragraph" w:styleId="Heading3">
+  <w:style w:type="paragraph" w:styleId="Nadpis3">
     <w:name w:val="heading 3"/>
-    <w:basedOn w:val="Normal"/>
-    <w:next w:val="Normal"/>
-    <w:link w:val="Heading3Char"/>
+    <w:basedOn w:val="Normlny"/>
+    <w:next w:val="Normlny"/>
+    <w:link w:val="Nadpis3Char"/>
     <w:uiPriority w:val="9"/>
     <w:unhideWhenUsed/>
     <w:qFormat/>
@@ -7635,11 +8720,11 @@
       <w:szCs w:val="28"/>
     </w:rPr>
   </w:style>
-  <w:style w:type="paragraph" w:styleId="Heading4">
+  <w:style w:type="paragraph" w:styleId="Nadpis4">
     <w:name w:val="heading 4"/>
-    <w:basedOn w:val="Normal"/>
-    <w:next w:val="Normal"/>
-    <w:link w:val="Heading4Char"/>
+    <w:basedOn w:val="Normlny"/>
+    <w:next w:val="Normlny"/>
+    <w:link w:val="Nadpis4Char"/>
     <w:uiPriority w:val="9"/>
     <w:unhideWhenUsed/>
     <w:qFormat/>
@@ -7655,11 +8740,11 @@
       <w:iCs/>
     </w:rPr>
   </w:style>
-  <w:style w:type="paragraph" w:styleId="Heading5">
+  <w:style w:type="paragraph" w:styleId="Nadpis5">
     <w:name w:val="heading 5"/>
-    <w:basedOn w:val="Normal"/>
-    <w:next w:val="Normal"/>
-    <w:link w:val="Heading5Char"/>
+    <w:basedOn w:val="Normlny"/>
+    <w:next w:val="Normlny"/>
+    <w:link w:val="Nadpis5Char"/>
     <w:uiPriority w:val="9"/>
     <w:semiHidden/>
     <w:unhideWhenUsed/>
@@ -7676,11 +8761,11 @@
       <w:color w:val="0F4761" w:themeColor="accent1" w:themeShade="BF"/>
     </w:rPr>
   </w:style>
-  <w:style w:type="paragraph" w:styleId="Heading6">
+  <w:style w:type="paragraph" w:styleId="Nadpis6">
     <w:name w:val="heading 6"/>
-    <w:basedOn w:val="Normal"/>
-    <w:next w:val="Normal"/>
-    <w:link w:val="Heading6Char"/>
+    <w:basedOn w:val="Normlny"/>
+    <w:next w:val="Normlny"/>
+    <w:link w:val="Nadpis6Char"/>
     <w:uiPriority w:val="9"/>
     <w:semiHidden/>
     <w:unhideWhenUsed/>
@@ -7699,11 +8784,11 @@
       <w:color w:val="595959" w:themeColor="text1" w:themeTint="A6"/>
     </w:rPr>
   </w:style>
-  <w:style w:type="paragraph" w:styleId="Heading7">
+  <w:style w:type="paragraph" w:styleId="Nadpis7">
     <w:name w:val="heading 7"/>
-    <w:basedOn w:val="Normal"/>
-    <w:next w:val="Normal"/>
-    <w:link w:val="Heading7Char"/>
+    <w:basedOn w:val="Normlny"/>
+    <w:next w:val="Normlny"/>
+    <w:link w:val="Nadpis7Char"/>
     <w:uiPriority w:val="9"/>
     <w:semiHidden/>
     <w:unhideWhenUsed/>
@@ -7720,11 +8805,11 @@
       <w:color w:val="595959" w:themeColor="text1" w:themeTint="A6"/>
     </w:rPr>
   </w:style>
-  <w:style w:type="paragraph" w:styleId="Heading8">
+  <w:style w:type="paragraph" w:styleId="Nadpis8">
     <w:name w:val="heading 8"/>
-    <w:basedOn w:val="Normal"/>
-    <w:next w:val="Normal"/>
-    <w:link w:val="Heading8Char"/>
+    <w:basedOn w:val="Normlny"/>
+    <w:next w:val="Normlny"/>
+    <w:link w:val="Nadpis8Char"/>
     <w:uiPriority w:val="9"/>
     <w:semiHidden/>
     <w:unhideWhenUsed/>
@@ -7742,11 +8827,11 @@
       <w:color w:val="272727" w:themeColor="text1" w:themeTint="D8"/>
     </w:rPr>
   </w:style>
-  <w:style w:type="paragraph" w:styleId="Heading9">
+  <w:style w:type="paragraph" w:styleId="Nadpis9">
     <w:name w:val="heading 9"/>
-    <w:basedOn w:val="Normal"/>
-    <w:next w:val="Normal"/>
-    <w:link w:val="Heading9Char"/>
+    <w:basedOn w:val="Normlny"/>
+    <w:next w:val="Normlny"/>
+    <w:link w:val="Nadpis9Char"/>
     <w:uiPriority w:val="9"/>
     <w:semiHidden/>
     <w:unhideWhenUsed/>
@@ -7762,12 +8847,13 @@
       <w:color w:val="272727" w:themeColor="text1" w:themeTint="D8"/>
     </w:rPr>
   </w:style>
-  <w:style w:type="character" w:default="1" w:styleId="DefaultParagraphFont">
+  <w:style w:type="character" w:default="1" w:styleId="Predvolenpsmoodseku">
     <w:name w:val="Default Paragraph Font"/>
     <w:uiPriority w:val="1"/>
+    <w:semiHidden/>
     <w:unhideWhenUsed/>
   </w:style>
-  <w:style w:type="table" w:default="1" w:styleId="TableNormal">
+  <w:style w:type="table" w:default="1" w:styleId="Normlnatabuka">
     <w:name w:val="Normal Table"/>
     <w:uiPriority w:val="99"/>
     <w:semiHidden/>
@@ -7782,7 +8868,7 @@
       </w:tblCellMar>
     </w:tblPr>
   </w:style>
-  <w:style w:type="numbering" w:default="1" w:styleId="NoList">
+  <w:style w:type="numbering" w:default="1" w:styleId="Bezzoznamu">
     <w:name w:val="No List"/>
     <w:uiPriority w:val="99"/>
     <w:semiHidden/>
@@ -7790,7 +8876,7 @@
   </w:style>
   <w:style w:type="paragraph" w:customStyle="1" w:styleId="Kd">
     <w:name w:val="Kód"/>
-    <w:basedOn w:val="Normal"/>
+    <w:basedOn w:val="Normlny"/>
     <w:link w:val="KdChar"/>
     <w:qFormat/>
     <w:rsid w:val="00EE47E6"/>
@@ -7801,7 +8887,7 @@
   </w:style>
   <w:style w:type="character" w:customStyle="1" w:styleId="KdChar">
     <w:name w:val="Kód Char"/>
-    <w:basedOn w:val="DefaultParagraphFont"/>
+    <w:basedOn w:val="Predvolenpsmoodseku"/>
     <w:link w:val="Kd"/>
     <w:rsid w:val="00EE47E6"/>
     <w:rPr>
@@ -7809,10 +8895,10 @@
       <w:sz w:val="20"/>
     </w:rPr>
   </w:style>
-  <w:style w:type="character" w:customStyle="1" w:styleId="Heading1Char">
-    <w:name w:val="Heading 1 Char"/>
-    <w:basedOn w:val="DefaultParagraphFont"/>
-    <w:link w:val="Heading1"/>
+  <w:style w:type="character" w:customStyle="1" w:styleId="Nadpis1Char">
+    <w:name w:val="Nadpis 1 Char"/>
+    <w:basedOn w:val="Predvolenpsmoodseku"/>
+    <w:link w:val="Nadpis1"/>
     <w:uiPriority w:val="9"/>
     <w:rsid w:val="006E6A15"/>
     <w:rPr>
@@ -7821,10 +8907,10 @@
       <w:szCs w:val="40"/>
     </w:rPr>
   </w:style>
-  <w:style w:type="character" w:customStyle="1" w:styleId="Heading2Char">
-    <w:name w:val="Heading 2 Char"/>
-    <w:basedOn w:val="DefaultParagraphFont"/>
-    <w:link w:val="Heading2"/>
+  <w:style w:type="character" w:customStyle="1" w:styleId="Nadpis2Char">
+    <w:name w:val="Nadpis 2 Char"/>
+    <w:basedOn w:val="Predvolenpsmoodseku"/>
+    <w:link w:val="Nadpis2"/>
     <w:uiPriority w:val="9"/>
     <w:rsid w:val="00AD18CA"/>
     <w:rPr>
@@ -7833,10 +8919,10 @@
       <w:szCs w:val="32"/>
     </w:rPr>
   </w:style>
-  <w:style w:type="character" w:customStyle="1" w:styleId="Heading3Char">
-    <w:name w:val="Heading 3 Char"/>
-    <w:basedOn w:val="DefaultParagraphFont"/>
-    <w:link w:val="Heading3"/>
+  <w:style w:type="character" w:customStyle="1" w:styleId="Nadpis3Char">
+    <w:name w:val="Nadpis 3 Char"/>
+    <w:basedOn w:val="Predvolenpsmoodseku"/>
+    <w:link w:val="Nadpis3"/>
     <w:uiPriority w:val="9"/>
     <w:rsid w:val="00BD0C4B"/>
     <w:rPr>
@@ -7845,10 +8931,10 @@
       <w:szCs w:val="28"/>
     </w:rPr>
   </w:style>
-  <w:style w:type="character" w:customStyle="1" w:styleId="Heading4Char">
-    <w:name w:val="Heading 4 Char"/>
-    <w:basedOn w:val="DefaultParagraphFont"/>
-    <w:link w:val="Heading4"/>
+  <w:style w:type="character" w:customStyle="1" w:styleId="Nadpis4Char">
+    <w:name w:val="Nadpis 4 Char"/>
+    <w:basedOn w:val="Predvolenpsmoodseku"/>
+    <w:link w:val="Nadpis4"/>
     <w:uiPriority w:val="9"/>
     <w:rsid w:val="00577DE7"/>
     <w:rPr>
@@ -7856,10 +8942,10 @@
       <w:iCs/>
     </w:rPr>
   </w:style>
-  <w:style w:type="character" w:customStyle="1" w:styleId="Heading5Char">
-    <w:name w:val="Heading 5 Char"/>
-    <w:basedOn w:val="DefaultParagraphFont"/>
-    <w:link w:val="Heading5"/>
+  <w:style w:type="character" w:customStyle="1" w:styleId="Nadpis5Char">
+    <w:name w:val="Nadpis 5 Char"/>
+    <w:basedOn w:val="Predvolenpsmoodseku"/>
+    <w:link w:val="Nadpis5"/>
     <w:uiPriority w:val="9"/>
     <w:semiHidden/>
     <w:rsid w:val="00673CEF"/>
@@ -7868,10 +8954,10 @@
       <w:color w:val="0F4761" w:themeColor="accent1" w:themeShade="BF"/>
     </w:rPr>
   </w:style>
-  <w:style w:type="character" w:customStyle="1" w:styleId="Heading6Char">
-    <w:name w:val="Heading 6 Char"/>
-    <w:basedOn w:val="DefaultParagraphFont"/>
-    <w:link w:val="Heading6"/>
+  <w:style w:type="character" w:customStyle="1" w:styleId="Nadpis6Char">
+    <w:name w:val="Nadpis 6 Char"/>
+    <w:basedOn w:val="Predvolenpsmoodseku"/>
+    <w:link w:val="Nadpis6"/>
     <w:uiPriority w:val="9"/>
     <w:semiHidden/>
     <w:rsid w:val="00673CEF"/>
@@ -7882,10 +8968,10 @@
       <w:color w:val="595959" w:themeColor="text1" w:themeTint="A6"/>
     </w:rPr>
   </w:style>
-  <w:style w:type="character" w:customStyle="1" w:styleId="Heading7Char">
-    <w:name w:val="Heading 7 Char"/>
-    <w:basedOn w:val="DefaultParagraphFont"/>
-    <w:link w:val="Heading7"/>
+  <w:style w:type="character" w:customStyle="1" w:styleId="Nadpis7Char">
+    <w:name w:val="Nadpis 7 Char"/>
+    <w:basedOn w:val="Predvolenpsmoodseku"/>
+    <w:link w:val="Nadpis7"/>
     <w:uiPriority w:val="9"/>
     <w:semiHidden/>
     <w:rsid w:val="00673CEF"/>
@@ -7894,10 +8980,10 @@
       <w:color w:val="595959" w:themeColor="text1" w:themeTint="A6"/>
     </w:rPr>
   </w:style>
-  <w:style w:type="character" w:customStyle="1" w:styleId="Heading8Char">
-    <w:name w:val="Heading 8 Char"/>
-    <w:basedOn w:val="DefaultParagraphFont"/>
-    <w:link w:val="Heading8"/>
+  <w:style w:type="character" w:customStyle="1" w:styleId="Nadpis8Char">
+    <w:name w:val="Nadpis 8 Char"/>
+    <w:basedOn w:val="Predvolenpsmoodseku"/>
+    <w:link w:val="Nadpis8"/>
     <w:uiPriority w:val="9"/>
     <w:semiHidden/>
     <w:rsid w:val="00673CEF"/>
@@ -7908,10 +8994,10 @@
       <w:color w:val="272727" w:themeColor="text1" w:themeTint="D8"/>
     </w:rPr>
   </w:style>
-  <w:style w:type="character" w:customStyle="1" w:styleId="Heading9Char">
-    <w:name w:val="Heading 9 Char"/>
-    <w:basedOn w:val="DefaultParagraphFont"/>
-    <w:link w:val="Heading9"/>
+  <w:style w:type="character" w:customStyle="1" w:styleId="Nadpis9Char">
+    <w:name w:val="Nadpis 9 Char"/>
+    <w:basedOn w:val="Predvolenpsmoodseku"/>
+    <w:link w:val="Nadpis9"/>
     <w:uiPriority w:val="9"/>
     <w:semiHidden/>
     <w:rsid w:val="00673CEF"/>
@@ -7920,11 +9006,11 @@
       <w:color w:val="272727" w:themeColor="text1" w:themeTint="D8"/>
     </w:rPr>
   </w:style>
-  <w:style w:type="paragraph" w:styleId="Title">
+  <w:style w:type="paragraph" w:styleId="Nzov">
     <w:name w:val="Title"/>
-    <w:basedOn w:val="Normal"/>
-    <w:next w:val="Normal"/>
-    <w:link w:val="TitleChar"/>
+    <w:basedOn w:val="Normlny"/>
+    <w:next w:val="Normlny"/>
+    <w:link w:val="NzovChar"/>
     <w:uiPriority w:val="10"/>
     <w:qFormat/>
     <w:rsid w:val="00673CEF"/>
@@ -7940,10 +9026,10 @@
       <w:szCs w:val="56"/>
     </w:rPr>
   </w:style>
-  <w:style w:type="character" w:customStyle="1" w:styleId="TitleChar">
-    <w:name w:val="Title Char"/>
-    <w:basedOn w:val="DefaultParagraphFont"/>
-    <w:link w:val="Title"/>
+  <w:style w:type="character" w:customStyle="1" w:styleId="NzovChar">
+    <w:name w:val="Názov Char"/>
+    <w:basedOn w:val="Predvolenpsmoodseku"/>
+    <w:link w:val="Nzov"/>
     <w:uiPriority w:val="10"/>
     <w:rsid w:val="00673CEF"/>
     <w:rPr>
@@ -7954,11 +9040,11 @@
       <w:szCs w:val="56"/>
     </w:rPr>
   </w:style>
-  <w:style w:type="paragraph" w:styleId="Subtitle">
+  <w:style w:type="paragraph" w:styleId="Podtitul">
     <w:name w:val="Subtitle"/>
-    <w:basedOn w:val="Normal"/>
-    <w:next w:val="Normal"/>
-    <w:link w:val="SubtitleChar"/>
+    <w:basedOn w:val="Normlny"/>
+    <w:next w:val="Normlny"/>
+    <w:link w:val="PodtitulChar"/>
     <w:uiPriority w:val="11"/>
     <w:qFormat/>
     <w:rsid w:val="00673CEF"/>
@@ -7975,10 +9061,10 @@
       <w:szCs w:val="28"/>
     </w:rPr>
   </w:style>
-  <w:style w:type="character" w:customStyle="1" w:styleId="SubtitleChar">
-    <w:name w:val="Subtitle Char"/>
-    <w:basedOn w:val="DefaultParagraphFont"/>
-    <w:link w:val="Subtitle"/>
+  <w:style w:type="character" w:customStyle="1" w:styleId="PodtitulChar">
+    <w:name w:val="Podtitul Char"/>
+    <w:basedOn w:val="Predvolenpsmoodseku"/>
+    <w:link w:val="Podtitul"/>
     <w:uiPriority w:val="11"/>
     <w:rsid w:val="00673CEF"/>
     <w:rPr>
@@ -7989,11 +9075,11 @@
       <w:szCs w:val="28"/>
     </w:rPr>
   </w:style>
-  <w:style w:type="paragraph" w:styleId="Quote">
+  <w:style w:type="paragraph" w:styleId="Citcia">
     <w:name w:val="Quote"/>
-    <w:basedOn w:val="Normal"/>
-    <w:next w:val="Normal"/>
-    <w:link w:val="QuoteChar"/>
+    <w:basedOn w:val="Normlny"/>
+    <w:next w:val="Normlny"/>
+    <w:link w:val="CitciaChar"/>
     <w:uiPriority w:val="29"/>
     <w:qFormat/>
     <w:rsid w:val="00673CEF"/>
@@ -8007,10 +9093,10 @@
       <w:color w:val="404040" w:themeColor="text1" w:themeTint="BF"/>
     </w:rPr>
   </w:style>
-  <w:style w:type="character" w:customStyle="1" w:styleId="QuoteChar">
-    <w:name w:val="Quote Char"/>
-    <w:basedOn w:val="DefaultParagraphFont"/>
-    <w:link w:val="Quote"/>
+  <w:style w:type="character" w:customStyle="1" w:styleId="CitciaChar">
+    <w:name w:val="Citácia Char"/>
+    <w:basedOn w:val="Predvolenpsmoodseku"/>
+    <w:link w:val="Citcia"/>
     <w:uiPriority w:val="29"/>
     <w:rsid w:val="00673CEF"/>
     <w:rPr>
@@ -8019,9 +9105,9 @@
       <w:color w:val="404040" w:themeColor="text1" w:themeTint="BF"/>
     </w:rPr>
   </w:style>
-  <w:style w:type="paragraph" w:styleId="ListParagraph">
+  <w:style w:type="paragraph" w:styleId="Odsekzoznamu">
     <w:name w:val="List Paragraph"/>
-    <w:basedOn w:val="Normal"/>
+    <w:basedOn w:val="Normlny"/>
     <w:uiPriority w:val="34"/>
     <w:qFormat/>
     <w:rsid w:val="00673CEF"/>
@@ -8030,9 +9116,9 @@
       <w:contextualSpacing/>
     </w:pPr>
   </w:style>
-  <w:style w:type="character" w:styleId="IntenseEmphasis">
+  <w:style w:type="character" w:styleId="Intenzvnezvraznenie">
     <w:name w:val="Intense Emphasis"/>
-    <w:basedOn w:val="DefaultParagraphFont"/>
+    <w:basedOn w:val="Predvolenpsmoodseku"/>
     <w:uiPriority w:val="21"/>
     <w:qFormat/>
     <w:rsid w:val="00673CEF"/>
@@ -8042,11 +9128,11 @@
       <w:color w:val="0F4761" w:themeColor="accent1" w:themeShade="BF"/>
     </w:rPr>
   </w:style>
-  <w:style w:type="paragraph" w:styleId="IntenseQuote">
+  <w:style w:type="paragraph" w:styleId="Zvraznencitcia">
     <w:name w:val="Intense Quote"/>
-    <w:basedOn w:val="Normal"/>
-    <w:next w:val="Normal"/>
-    <w:link w:val="IntenseQuoteChar"/>
+    <w:basedOn w:val="Normlny"/>
+    <w:next w:val="Normlny"/>
+    <w:link w:val="ZvraznencitciaChar"/>
     <w:uiPriority w:val="30"/>
     <w:qFormat/>
     <w:rsid w:val="00673CEF"/>
@@ -8065,10 +9151,10 @@
       <w:color w:val="0F4761" w:themeColor="accent1" w:themeShade="BF"/>
     </w:rPr>
   </w:style>
-  <w:style w:type="character" w:customStyle="1" w:styleId="IntenseQuoteChar">
-    <w:name w:val="Intense Quote Char"/>
-    <w:basedOn w:val="DefaultParagraphFont"/>
-    <w:link w:val="IntenseQuote"/>
+  <w:style w:type="character" w:customStyle="1" w:styleId="ZvraznencitciaChar">
+    <w:name w:val="Zvýraznená citácia Char"/>
+    <w:basedOn w:val="Predvolenpsmoodseku"/>
+    <w:link w:val="Zvraznencitcia"/>
     <w:uiPriority w:val="30"/>
     <w:rsid w:val="00673CEF"/>
     <w:rPr>
@@ -8077,9 +9163,9 @@
       <w:color w:val="0F4761" w:themeColor="accent1" w:themeShade="BF"/>
     </w:rPr>
   </w:style>
-  <w:style w:type="character" w:styleId="IntenseReference">
+  <w:style w:type="character" w:styleId="Zvraznenodkaz">
     <w:name w:val="Intense Reference"/>
-    <w:basedOn w:val="DefaultParagraphFont"/>
+    <w:basedOn w:val="Predvolenpsmoodseku"/>
     <w:uiPriority w:val="32"/>
     <w:qFormat/>
     <w:rsid w:val="00673CEF"/>
@@ -8091,9 +9177,9 @@
       <w:spacing w:val="5"/>
     </w:rPr>
   </w:style>
-  <w:style w:type="character" w:styleId="Hyperlink">
+  <w:style w:type="character" w:styleId="Hypertextovprepojenie">
     <w:name w:val="Hyperlink"/>
-    <w:basedOn w:val="DefaultParagraphFont"/>
+    <w:basedOn w:val="Predvolenpsmoodseku"/>
     <w:uiPriority w:val="99"/>
     <w:unhideWhenUsed/>
     <w:rsid w:val="00513727"/>
@@ -8102,9 +9188,9 @@
       <w:u w:val="single"/>
     </w:rPr>
   </w:style>
-  <w:style w:type="character" w:styleId="UnresolvedMention">
+  <w:style w:type="character" w:styleId="Nevyrieenzmienka">
     <w:name w:val="Unresolved Mention"/>
-    <w:basedOn w:val="DefaultParagraphFont"/>
+    <w:basedOn w:val="Predvolenpsmoodseku"/>
     <w:uiPriority w:val="99"/>
     <w:semiHidden/>
     <w:unhideWhenUsed/>
@@ -8114,9 +9200,9 @@
       <w:shd w:val="clear" w:color="auto" w:fill="E1DFDD"/>
     </w:rPr>
   </w:style>
-  <w:style w:type="character" w:styleId="FollowedHyperlink">
+  <w:style w:type="character" w:styleId="PouitHypertextovPrepojenie">
     <w:name w:val="FollowedHyperlink"/>
-    <w:basedOn w:val="DefaultParagraphFont"/>
+    <w:basedOn w:val="Predvolenpsmoodseku"/>
     <w:uiPriority w:val="99"/>
     <w:semiHidden/>
     <w:unhideWhenUsed/>
@@ -8126,10 +9212,10 @@
       <w:u w:val="single"/>
     </w:rPr>
   </w:style>
-  <w:style w:type="paragraph" w:styleId="Header">
+  <w:style w:type="paragraph" w:styleId="Hlavika">
     <w:name w:val="header"/>
-    <w:basedOn w:val="Normal"/>
-    <w:link w:val="HeaderChar"/>
+    <w:basedOn w:val="Normlny"/>
+    <w:link w:val="HlavikaChar"/>
     <w:uiPriority w:val="99"/>
     <w:unhideWhenUsed/>
     <w:rsid w:val="00C42BBB"/>
@@ -8140,17 +9226,17 @@
       </w:tabs>
     </w:pPr>
   </w:style>
-  <w:style w:type="character" w:customStyle="1" w:styleId="HeaderChar">
-    <w:name w:val="Header Char"/>
-    <w:basedOn w:val="DefaultParagraphFont"/>
-    <w:link w:val="Header"/>
+  <w:style w:type="character" w:customStyle="1" w:styleId="HlavikaChar">
+    <w:name w:val="Hlavička Char"/>
+    <w:basedOn w:val="Predvolenpsmoodseku"/>
+    <w:link w:val="Hlavika"/>
     <w:uiPriority w:val="99"/>
     <w:rsid w:val="00C42BBB"/>
   </w:style>
-  <w:style w:type="paragraph" w:styleId="Footer">
+  <w:style w:type="paragraph" w:styleId="Pta">
     <w:name w:val="footer"/>
-    <w:basedOn w:val="Normal"/>
-    <w:link w:val="FooterChar"/>
+    <w:basedOn w:val="Normlny"/>
+    <w:link w:val="PtaChar"/>
     <w:uiPriority w:val="99"/>
     <w:unhideWhenUsed/>
     <w:rsid w:val="00C42BBB"/>
@@ -8161,17 +9247,17 @@
       </w:tabs>
     </w:pPr>
   </w:style>
-  <w:style w:type="character" w:customStyle="1" w:styleId="FooterChar">
-    <w:name w:val="Footer Char"/>
-    <w:basedOn w:val="DefaultParagraphFont"/>
-    <w:link w:val="Footer"/>
+  <w:style w:type="character" w:customStyle="1" w:styleId="PtaChar">
+    <w:name w:val="Päta Char"/>
+    <w:basedOn w:val="Predvolenpsmoodseku"/>
+    <w:link w:val="Pta"/>
     <w:uiPriority w:val="99"/>
     <w:rsid w:val="00C42BBB"/>
   </w:style>
-  <w:style w:type="paragraph" w:styleId="TOC1">
+  <w:style w:type="paragraph" w:styleId="Obsah1">
     <w:name w:val="toc 1"/>
-    <w:basedOn w:val="Normal"/>
-    <w:next w:val="Normal"/>
+    <w:basedOn w:val="Normlny"/>
+    <w:next w:val="Normlny"/>
     <w:autoRedefine/>
     <w:uiPriority w:val="39"/>
     <w:unhideWhenUsed/>
@@ -8180,10 +9266,10 @@
       <w:spacing w:after="100"/>
     </w:pPr>
   </w:style>
-  <w:style w:type="paragraph" w:styleId="TOC2">
+  <w:style w:type="paragraph" w:styleId="Obsah2">
     <w:name w:val="toc 2"/>
-    <w:basedOn w:val="Normal"/>
-    <w:next w:val="Normal"/>
+    <w:basedOn w:val="Normlny"/>
+    <w:next w:val="Normlny"/>
     <w:autoRedefine/>
     <w:uiPriority w:val="39"/>
     <w:unhideWhenUsed/>
@@ -8193,10 +9279,10 @@
       <w:ind w:left="220"/>
     </w:pPr>
   </w:style>
-  <w:style w:type="paragraph" w:styleId="TOC3">
+  <w:style w:type="paragraph" w:styleId="Obsah3">
     <w:name w:val="toc 3"/>
-    <w:basedOn w:val="Normal"/>
-    <w:next w:val="Normal"/>
+    <w:basedOn w:val="Normlny"/>
+    <w:next w:val="Normlny"/>
     <w:autoRedefine/>
     <w:uiPriority w:val="39"/>
     <w:unhideWhenUsed/>
@@ -8206,10 +9292,10 @@
       <w:ind w:left="440"/>
     </w:pPr>
   </w:style>
-  <w:style w:type="paragraph" w:styleId="TOC4">
+  <w:style w:type="paragraph" w:styleId="Obsah4">
     <w:name w:val="toc 4"/>
-    <w:basedOn w:val="Normal"/>
-    <w:next w:val="Normal"/>
+    <w:basedOn w:val="Normlny"/>
+    <w:next w:val="Normlny"/>
     <w:autoRedefine/>
     <w:uiPriority w:val="39"/>
     <w:unhideWhenUsed/>
@@ -8219,10 +9305,10 @@
       <w:ind w:left="660"/>
     </w:pPr>
   </w:style>
-  <w:style w:type="paragraph" w:styleId="TOCHeading">
+  <w:style w:type="paragraph" w:styleId="Hlavikaobsahu">
     <w:name w:val="TOC Heading"/>
-    <w:basedOn w:val="Heading1"/>
-    <w:next w:val="Normal"/>
+    <w:basedOn w:val="Nadpis1"/>
+    <w:next w:val="Normlny"/>
     <w:uiPriority w:val="39"/>
     <w:unhideWhenUsed/>
     <w:qFormat/>

--- a/IT_hodiny/namety_postupu_skolenia.docx
+++ b/IT_hodiny/namety_postupu_skolenia.docx
@@ -9,15 +9,7 @@
       <w:bookmarkStart w:id="0" w:name="_Toc210144977"/>
       <w:bookmarkStart w:id="1" w:name="_Toc210145037"/>
       <w:r>
-        <w:t xml:space="preserve">Programovanie </w:t>
-      </w:r>
-      <w:proofErr w:type="spellStart"/>
-      <w:r>
-        <w:t>Python</w:t>
-      </w:r>
-      <w:proofErr w:type="spellEnd"/>
-      <w:r>
-        <w:t xml:space="preserve"> pre </w:t>
+        <w:t xml:space="preserve">Programovanie Python pre </w:t>
       </w:r>
       <w:r>
         <w:t>mladých.</w:t>
@@ -81,7 +73,6 @@
               <w:szCs w:val="28"/>
             </w:rPr>
           </w:pPr>
-          <w:proofErr w:type="spellStart"/>
           <w:r>
             <w:rPr>
               <w:color w:val="auto"/>
@@ -90,7 +81,6 @@
             </w:rPr>
             <w:t>Obsah</w:t>
           </w:r>
-          <w:proofErr w:type="spellEnd"/>
         </w:p>
         <w:p>
           <w:pPr>
@@ -1973,42 +1963,12 @@
     </w:p>
     <w:p>
       <w:hyperlink r:id="rId9" w:history="1">
-        <w:proofErr w:type="spellStart"/>
         <w:r>
           <w:rPr>
             <w:rStyle w:val="Hypertextovprepojenie"/>
           </w:rPr>
-          <w:t>Python</w:t>
+          <w:t>Python Module Index — Python 3.12.5 documentation</w:t>
         </w:r>
-        <w:proofErr w:type="spellEnd"/>
-        <w:r>
-          <w:rPr>
-            <w:rStyle w:val="Hypertextovprepojenie"/>
-          </w:rPr>
-          <w:t xml:space="preserve"> Module Index — </w:t>
-        </w:r>
-        <w:proofErr w:type="spellStart"/>
-        <w:r>
-          <w:rPr>
-            <w:rStyle w:val="Hypertextovprepojenie"/>
-          </w:rPr>
-          <w:t>Python</w:t>
-        </w:r>
-        <w:proofErr w:type="spellEnd"/>
-        <w:r>
-          <w:rPr>
-            <w:rStyle w:val="Hypertextovprepojenie"/>
-          </w:rPr>
-          <w:t xml:space="preserve"> 3.12.5 </w:t>
-        </w:r>
-        <w:proofErr w:type="spellStart"/>
-        <w:r>
-          <w:rPr>
-            <w:rStyle w:val="Hypertextovprepojenie"/>
-          </w:rPr>
-          <w:t>documentation</w:t>
-        </w:r>
-        <w:proofErr w:type="spellEnd"/>
       </w:hyperlink>
     </w:p>
     <w:p/>
@@ -2032,23 +1992,7 @@
         <w:t>V</w:t>
       </w:r>
       <w:r>
-        <w:t xml:space="preserve"> </w:t>
-      </w:r>
-      <w:proofErr w:type="spellStart"/>
-      <w:r>
-        <w:t>priklade</w:t>
-      </w:r>
-      <w:proofErr w:type="spellEnd"/>
-      <w:r>
-        <w:t xml:space="preserve"> rps.py je vytvorenie </w:t>
-      </w:r>
-      <w:proofErr w:type="spellStart"/>
-      <w:r>
-        <w:t>jednoduche</w:t>
-      </w:r>
-      <w:proofErr w:type="spellEnd"/>
-      <w:r>
-        <w:t xml:space="preserve"> hry kam</w:t>
+        <w:t xml:space="preserve"> priklade rps.py je vytvorenie jednoduche hry kam</w:t>
       </w:r>
       <w:r>
         <w:t>eň</w:t>
@@ -2068,28 +2012,15 @@
         <w:t>rps0_2.py</w:t>
       </w:r>
       <w:r>
-        <w:t xml:space="preserve"> – úprava vstupu s konverziou na </w:t>
-      </w:r>
-      <w:proofErr w:type="spellStart"/>
-      <w:r>
-        <w:t>integer</w:t>
-      </w:r>
-      <w:proofErr w:type="spellEnd"/>
+        <w:t xml:space="preserve"> – úprava vstupu s konverziou na integer</w:t>
+      </w:r>
     </w:p>
     <w:p>
       <w:r>
         <w:t>rps0_3.py</w:t>
       </w:r>
       <w:r>
-        <w:t xml:space="preserve"> – doplnenie náhodného hádzania pre </w:t>
-      </w:r>
-      <w:proofErr w:type="spellStart"/>
-      <w:r>
-        <w:t>Python</w:t>
-      </w:r>
-      <w:proofErr w:type="spellEnd"/>
-      <w:r>
-        <w:t xml:space="preserve"> (počítač)</w:t>
+        <w:t xml:space="preserve"> – doplnenie náhodného hádzania pre Python (počítač)</w:t>
       </w:r>
     </w:p>
     <w:p/>
@@ -2118,18 +2049,10 @@
     </w:p>
     <w:p>
       <w:r>
-        <w:t xml:space="preserve">rps4.py – úprava kódu na </w:t>
-      </w:r>
-      <w:proofErr w:type="spellStart"/>
-      <w:r>
-        <w:t>game_</w:t>
-      </w:r>
-      <w:r>
-        <w:t>count</w:t>
-      </w:r>
-      <w:proofErr w:type="spellEnd"/>
-      <w:r>
-        <w:t>=0</w:t>
+        <w:t>rps4.py – úprava kódu na game_</w:t>
+      </w:r>
+      <w:r>
+        <w:t>count=0</w:t>
       </w:r>
     </w:p>
     <w:p/>
@@ -2156,15 +2079,7 @@
         <w:t>Rozdiel medzi zoznam</w:t>
       </w:r>
       <w:r>
-        <w:t>ami a n-</w:t>
-      </w:r>
-      <w:proofErr w:type="spellStart"/>
-      <w:r>
-        <w:t>ticami</w:t>
-      </w:r>
-      <w:proofErr w:type="spellEnd"/>
-      <w:r>
-        <w:t>.</w:t>
+        <w:t>ami a n-ticami.</w:t>
       </w:r>
     </w:p>
     <w:p>
@@ -2270,11 +2185,9 @@
       <w:r>
         <w:t> </w:t>
       </w:r>
-      <w:proofErr w:type="spellStart"/>
       <w:r>
         <w:t>Kubiho</w:t>
       </w:r>
-      <w:proofErr w:type="spellEnd"/>
     </w:p>
     <w:p/>
     <w:p>
@@ -2283,54 +2196,22 @@
       </w:pPr>
       <w:bookmarkStart w:id="16" w:name="_Toc210144985"/>
       <w:bookmarkStart w:id="17" w:name="_Toc210145045"/>
-      <w:proofErr w:type="spellStart"/>
-      <w:r>
-        <w:t>Python</w:t>
-      </w:r>
-      <w:proofErr w:type="spellEnd"/>
-      <w:r>
-        <w:t xml:space="preserve"> Web </w:t>
-      </w:r>
-      <w:proofErr w:type="spellStart"/>
-      <w:r>
-        <w:t>Development</w:t>
-      </w:r>
-      <w:proofErr w:type="spellEnd"/>
-      <w:r>
-        <w:t xml:space="preserve"> </w:t>
-      </w:r>
-      <w:proofErr w:type="spellStart"/>
-      <w:r>
-        <w:t>With</w:t>
-      </w:r>
-      <w:proofErr w:type="spellEnd"/>
-      <w:r>
-        <w:t xml:space="preserve"> </w:t>
-      </w:r>
-      <w:proofErr w:type="spellStart"/>
-      <w:r>
-        <w:t>Django</w:t>
+      <w:r>
+        <w:t>Python Web Development With Django</w:t>
       </w:r>
       <w:bookmarkEnd w:id="16"/>
       <w:bookmarkEnd w:id="17"/>
-      <w:proofErr w:type="spellEnd"/>
     </w:p>
     <w:p>
       <w:r>
         <w:t xml:space="preserve">Vytváranie jednoduchých </w:t>
       </w:r>
-      <w:proofErr w:type="spellStart"/>
       <w:r>
         <w:t>webovský</w:t>
       </w:r>
       <w:r>
-        <w:t>ch</w:t>
-      </w:r>
-      <w:proofErr w:type="spellEnd"/>
-      <w:r>
-        <w:t xml:space="preserve"> stránok bol ktoré sú tvorené programovacím jazykom </w:t>
-      </w:r>
-      <w:proofErr w:type="spellStart"/>
+        <w:t xml:space="preserve">ch stránok bol ktoré sú tvorené programovacím jazykom </w:t>
+      </w:r>
       <w:r>
         <w:t>Py</w:t>
       </w:r>
@@ -2343,7 +2224,6 @@
       <w:r>
         <w:t>on</w:t>
       </w:r>
-      <w:proofErr w:type="spellEnd"/>
       <w:r>
         <w:t>.</w:t>
       </w:r>
@@ -2357,61 +2237,11 @@
       <w:bookmarkStart w:id="19" w:name="_Toc210144986"/>
       <w:bookmarkStart w:id="20" w:name="_Toc210145046"/>
       <w:bookmarkEnd w:id="18"/>
-      <w:proofErr w:type="spellStart"/>
-      <w:r>
-        <w:t>Python</w:t>
-      </w:r>
-      <w:proofErr w:type="spellEnd"/>
-      <w:r>
-        <w:t xml:space="preserve"> </w:t>
-      </w:r>
-      <w:proofErr w:type="spellStart"/>
-      <w:r>
-        <w:t>for</w:t>
-      </w:r>
-      <w:proofErr w:type="spellEnd"/>
-      <w:r>
-        <w:t xml:space="preserve"> Game </w:t>
-      </w:r>
-      <w:proofErr w:type="spellStart"/>
-      <w:r>
-        <w:t>Development</w:t>
-      </w:r>
-      <w:proofErr w:type="spellEnd"/>
-      <w:r>
-        <w:t xml:space="preserve">: </w:t>
-      </w:r>
-      <w:proofErr w:type="spellStart"/>
-      <w:r>
-        <w:t>Getting</w:t>
-      </w:r>
-      <w:proofErr w:type="spellEnd"/>
-      <w:r>
-        <w:t xml:space="preserve"> </w:t>
-      </w:r>
-      <w:proofErr w:type="spellStart"/>
-      <w:r>
-        <w:t>Started</w:t>
-      </w:r>
-      <w:proofErr w:type="spellEnd"/>
-      <w:r>
-        <w:t xml:space="preserve"> </w:t>
-      </w:r>
-      <w:proofErr w:type="spellStart"/>
-      <w:r>
-        <w:t>with</w:t>
-      </w:r>
-      <w:proofErr w:type="spellEnd"/>
-      <w:r>
-        <w:t xml:space="preserve"> </w:t>
-      </w:r>
-      <w:proofErr w:type="spellStart"/>
-      <w:r>
-        <w:t>Pygame</w:t>
+      <w:r>
+        <w:t>Python for Game Development: Getting Started with Pygame</w:t>
       </w:r>
       <w:bookmarkEnd w:id="19"/>
       <w:bookmarkEnd w:id="20"/>
-      <w:proofErr w:type="spellEnd"/>
     </w:p>
     <w:p>
       <w:hyperlink r:id="rId11" w:history="1">
@@ -2432,21 +2262,11 @@
       </w:pPr>
       <w:bookmarkStart w:id="21" w:name="_Toc210144987"/>
       <w:bookmarkStart w:id="22" w:name="_Toc210145047"/>
-      <w:proofErr w:type="spellStart"/>
-      <w:r>
-        <w:t>PyGame</w:t>
-      </w:r>
-      <w:proofErr w:type="spellEnd"/>
-      <w:r>
-        <w:t xml:space="preserve"> </w:t>
-      </w:r>
-      <w:proofErr w:type="spellStart"/>
-      <w:r>
-        <w:t>Tutorial</w:t>
+      <w:r>
+        <w:t>PyGame Tutorial</w:t>
       </w:r>
       <w:bookmarkEnd w:id="21"/>
       <w:bookmarkEnd w:id="22"/>
-      <w:proofErr w:type="spellEnd"/>
     </w:p>
     <w:p>
       <w:hyperlink r:id="rId12" w:history="1">
@@ -2500,23 +2320,7 @@
     </w:p>
     <w:p>
       <w:r>
-        <w:t xml:space="preserve">Na spustenie hry musia byť všetky potrebné moduly </w:t>
-      </w:r>
-      <w:proofErr w:type="spellStart"/>
-      <w:r>
-        <w:t>Pygame</w:t>
-      </w:r>
-      <w:proofErr w:type="spellEnd"/>
-      <w:r>
-        <w:t xml:space="preserve"> inicializované pomocou </w:t>
-      </w:r>
-      <w:proofErr w:type="spellStart"/>
-      <w:r>
-        <w:t>pygame.init</w:t>
-      </w:r>
-      <w:proofErr w:type="spellEnd"/>
-      <w:r>
-        <w:t>().</w:t>
+        <w:t>Na spustenie hry musia byť všetky potrebné moduly Pygame inicializované pomocou pygame.init().</w:t>
       </w:r>
     </w:p>
     <w:p>
@@ -2543,21 +2347,12 @@
       <w:r>
         <w:t xml:space="preserve">Funkcia </w:t>
       </w:r>
-      <w:proofErr w:type="spellStart"/>
       <w:r>
         <w:rPr>
           <w:b/>
           <w:bCs/>
         </w:rPr>
-        <w:t>pygame.display.set_mode</w:t>
-      </w:r>
-      <w:proofErr w:type="spellEnd"/>
-      <w:r>
-        <w:rPr>
-          <w:b/>
-          <w:bCs/>
-        </w:rPr>
-        <w:t>()</w:t>
+        <w:t>pygame.display.set_mode()</w:t>
       </w:r>
       <w:r>
         <w:t xml:space="preserve"> vytvorí okno s danou výškou a šírkou. Toto okno bude slúžiť ako plátno pre vašu hru, na ktoré nakreslíte každý prvok.</w:t>
@@ -2574,27 +2369,7 @@
           <w:i/>
           <w:iCs/>
         </w:rPr>
-        <w:t xml:space="preserve"> </w:t>
-      </w:r>
-      <w:proofErr w:type="spellStart"/>
-      <w:r>
-        <w:rPr>
-          <w:b/>
-          <w:bCs/>
-          <w:i/>
-          <w:iCs/>
-        </w:rPr>
-        <w:t>pygame.display.set_caption</w:t>
-      </w:r>
-      <w:proofErr w:type="spellEnd"/>
-      <w:r>
-        <w:rPr>
-          <w:b/>
-          <w:bCs/>
-          <w:i/>
-          <w:iCs/>
-        </w:rPr>
-        <w:t>().</w:t>
+        <w:t xml:space="preserve"> pygame.display.set_caption().</w:t>
       </w:r>
     </w:p>
     <w:p>
@@ -2617,37 +2392,19 @@
       </w:r>
     </w:p>
     <w:p>
-      <w:proofErr w:type="spellStart"/>
       <w:r>
         <w:t>pygame.time</w:t>
       </w:r>
-      <w:proofErr w:type="spellEnd"/>
       <w:r>
         <w:t xml:space="preserve"> pri</w:t>
       </w:r>
       <w:r>
-        <w:t xml:space="preserve"> vytvorení objektu hodín vám </w:t>
-      </w:r>
-      <w:proofErr w:type="spellStart"/>
-      <w:r>
-        <w:t>Clock</w:t>
-      </w:r>
-      <w:proofErr w:type="spellEnd"/>
-      <w:r>
-        <w:t>() dáva možnosť upraviť snímkovú frekvenciu hernej slučky.</w:t>
-      </w:r>
-    </w:p>
-    <w:p>
-      <w:r>
-        <w:t xml:space="preserve">Hra má zaručenú prevádzku pri 60 snímkach za sekundu (FPS) vďaka </w:t>
-      </w:r>
-      <w:proofErr w:type="spellStart"/>
-      <w:r>
-        <w:t>clock.tick</w:t>
-      </w:r>
-      <w:proofErr w:type="spellEnd"/>
-      <w:r>
-        <w:t>(60).</w:t>
+        <w:t xml:space="preserve"> vytvorení objektu hodín vám Clock() dáva možnosť upraviť snímkovú frekvenciu hernej slučky.</w:t>
+      </w:r>
+    </w:p>
+    <w:p>
+      <w:r>
+        <w:t>Hra má zaručenú prevádzku pri 60 snímkach za sekundu (FPS) vďaka clock.tick(60).</w:t>
       </w:r>
     </w:p>
     <w:p>
@@ -2671,44 +2428,12 @@
     </w:p>
     <w:p>
       <w:r>
-        <w:t xml:space="preserve">Hru udržiava slučka </w:t>
-      </w:r>
-      <w:proofErr w:type="spellStart"/>
-      <w:r>
-        <w:t>while</w:t>
-      </w:r>
-      <w:proofErr w:type="spellEnd"/>
-      <w:r>
-        <w:t xml:space="preserve"> </w:t>
-      </w:r>
-      <w:proofErr w:type="spellStart"/>
-      <w:r>
-        <w:t>True</w:t>
-      </w:r>
-      <w:proofErr w:type="spellEnd"/>
-      <w:r>
-        <w:t>. Vo vnútri kód aktualizuje obrazovku hry, prekresľuje položky a počúva akcie (napríklad zatvorenie okna).</w:t>
-      </w:r>
-    </w:p>
-    <w:p>
-      <w:r>
-        <w:t xml:space="preserve">Všetky udalosti vrátane stlačení klávesov, kliknutí myšou a udalostí zatvorenia okien načíta </w:t>
-      </w:r>
-      <w:proofErr w:type="spellStart"/>
-      <w:r>
-        <w:t>pygame.event.get</w:t>
-      </w:r>
-      <w:proofErr w:type="spellEnd"/>
-      <w:r>
-        <w:t>(). Hra sa skončí, ak sa udalosť uzavrela (</w:t>
-      </w:r>
-      <w:proofErr w:type="spellStart"/>
-      <w:r>
-        <w:t>pygame</w:t>
-      </w:r>
-      <w:proofErr w:type="spellEnd"/>
-      <w:r>
-        <w:t>. QUIT).</w:t>
+        <w:t>Hru udržiava slučka while True. Vo vnútri kód aktualizuje obrazovku hry, prekresľuje položky a počúva akcie (napríklad zatvorenie okna).</w:t>
+      </w:r>
+    </w:p>
+    <w:p>
+      <w:r>
+        <w:t>Všetky udalosti vrátane stlačení klávesov, kliknutí myšou a udalostí zatvorenia okien načíta pygame.event.get(). Hra sa skončí, ak sa udalosť uzavrela (pygame. QUIT).</w:t>
       </w:r>
     </w:p>
     <w:p>
@@ -2731,26 +2456,13 @@
       </w:r>
     </w:p>
     <w:p>
-      <w:proofErr w:type="spellStart"/>
-      <w:r>
-        <w:t>Screen.fill</w:t>
-      </w:r>
-      <w:proofErr w:type="spellEnd"/>
-      <w:r>
-        <w:t xml:space="preserve"> (WHITE) vyplní obrazovku konkrétnou farbou. Nakoniec tu nakreslíte pozadia, objekty alebo škriatkov.</w:t>
-      </w:r>
-    </w:p>
-    <w:p>
-      <w:r>
-        <w:t xml:space="preserve">Všetky zmeny vykonané počas slučky sa aktualizujú na obrazovke pomocou </w:t>
-      </w:r>
-      <w:proofErr w:type="spellStart"/>
-      <w:r>
-        <w:t>pygame.display.flip</w:t>
-      </w:r>
-      <w:proofErr w:type="spellEnd"/>
-      <w:r>
-        <w:t>().</w:t>
+      <w:r>
+        <w:t>Screen.fill (WHITE) vyplní obrazovku konkrétnou farbou. Nakoniec tu nakreslíte pozadia, objekty alebo škriatkov.</w:t>
+      </w:r>
+    </w:p>
+    <w:p>
+      <w:r>
+        <w:t>Všetky zmeny vykonané počas slučky sa aktualizujú na obrazovke pomocou pygame.display.flip().</w:t>
       </w:r>
     </w:p>
     <w:p/>
@@ -2785,23 +2497,7 @@
           <w:b/>
           <w:bCs/>
         </w:rPr>
-        <w:t xml:space="preserve"> - praktický </w:t>
-      </w:r>
-      <w:proofErr w:type="spellStart"/>
-      <w:r>
-        <w:rPr>
-          <w:b/>
-          <w:bCs/>
-        </w:rPr>
-        <w:t>proklad</w:t>
-      </w:r>
-      <w:proofErr w:type="spellEnd"/>
-      <w:r>
-        <w:rPr>
-          <w:b/>
-          <w:bCs/>
-        </w:rPr>
-        <w:t xml:space="preserve"> v programe </w:t>
+        <w:t xml:space="preserve"> - praktický proklad v programe </w:t>
       </w:r>
       <w:r>
         <w:rPr>
@@ -2833,7 +2529,6 @@
       <w:r>
         <w:t xml:space="preserve">Pozícia hráča je určená </w:t>
       </w:r>
-      <w:proofErr w:type="spellStart"/>
       <w:r>
         <w:rPr>
           <w:b/>
@@ -2841,9 +2536,37 @@
           <w:i/>
           <w:iCs/>
         </w:rPr>
-        <w:t>player_x</w:t>
-      </w:r>
-      <w:proofErr w:type="spellEnd"/>
+        <w:t>player_x a player_y</w:t>
+      </w:r>
+      <w:r>
+        <w:t>, zatiaľ čo jeho rýchlosť je riadená player_speed.</w:t>
+      </w:r>
+    </w:p>
+    <w:p>
+      <w:pPr>
+        <w:rPr>
+          <w:b/>
+          <w:bCs/>
+        </w:rPr>
+      </w:pPr>
+      <w:r>
+        <w:rPr>
+          <w:b/>
+          <w:bCs/>
+        </w:rPr>
+        <w:t>Správa vstupu:</w:t>
+      </w:r>
+    </w:p>
+    <w:p>
+      <w:pPr>
+        <w:numPr>
+          <w:ilvl w:val="0"/>
+          <w:numId w:val="31"/>
+        </w:numPr>
+      </w:pPr>
+      <w:r>
+        <w:t xml:space="preserve">Funkcia </w:t>
+      </w:r>
       <w:r>
         <w:rPr>
           <w:b/>
@@ -2851,44 +2574,10 @@
           <w:i/>
           <w:iCs/>
         </w:rPr>
-        <w:t xml:space="preserve"> a </w:t>
-      </w:r>
-      <w:proofErr w:type="spellStart"/>
-      <w:r>
-        <w:rPr>
-          <w:b/>
-          <w:bCs/>
-          <w:i/>
-          <w:iCs/>
-        </w:rPr>
-        <w:t>player_y</w:t>
-      </w:r>
-      <w:proofErr w:type="spellEnd"/>
-      <w:r>
-        <w:t xml:space="preserve">, zatiaľ čo jeho rýchlosť je riadená </w:t>
-      </w:r>
-      <w:proofErr w:type="spellStart"/>
-      <w:r>
-        <w:t>player_speed</w:t>
-      </w:r>
-      <w:proofErr w:type="spellEnd"/>
-      <w:r>
-        <w:t>.</w:t>
-      </w:r>
-    </w:p>
-    <w:p>
-      <w:pPr>
-        <w:rPr>
-          <w:b/>
-          <w:bCs/>
-        </w:rPr>
-      </w:pPr>
-      <w:r>
-        <w:rPr>
-          <w:b/>
-          <w:bCs/>
-        </w:rPr>
-        <w:t>Správa vstupu:</w:t>
+        <w:t xml:space="preserve">pygame.key.get_pressed() </w:t>
+      </w:r>
+      <w:r>
+        <w:t>určuje, ktoré klávesy sú v danom okamihu stlačené.</w:t>
       </w:r>
     </w:p>
     <w:p>
@@ -2899,49 +2588,7 @@
         </w:numPr>
       </w:pPr>
       <w:r>
-        <w:t xml:space="preserve">Funkcia </w:t>
-      </w:r>
-      <w:proofErr w:type="spellStart"/>
-      <w:r>
-        <w:rPr>
-          <w:b/>
-          <w:bCs/>
-          <w:i/>
-          <w:iCs/>
-        </w:rPr>
-        <w:t>pygame.key.get_pressed</w:t>
-      </w:r>
-      <w:proofErr w:type="spellEnd"/>
-      <w:r>
-        <w:rPr>
-          <w:b/>
-          <w:bCs/>
-          <w:i/>
-          <w:iCs/>
-        </w:rPr>
-        <w:t xml:space="preserve">() </w:t>
-      </w:r>
-      <w:r>
-        <w:t>určuje, ktoré klávesy sú v danom okamihu stlačené.</w:t>
-      </w:r>
-    </w:p>
-    <w:p>
-      <w:pPr>
-        <w:numPr>
-          <w:ilvl w:val="0"/>
-          <w:numId w:val="31"/>
-        </w:numPr>
-      </w:pPr>
-      <w:r>
-        <w:t xml:space="preserve">Príkazy </w:t>
-      </w:r>
-      <w:proofErr w:type="spellStart"/>
-      <w:r>
-        <w:t>if</w:t>
-      </w:r>
-      <w:proofErr w:type="spellEnd"/>
-      <w:r>
-        <w:t xml:space="preserve"> upravujú pozície x a y hráča podľa toho, či sú stlačené klávesy so šípkami.</w:t>
+        <w:t>Príkazy if upravujú pozície x a y hráča podľa toho, či sú stlačené klávesy so šípkami.</w:t>
       </w:r>
     </w:p>
     <w:p>
@@ -2967,15 +2614,7 @@
         </w:numPr>
       </w:pPr>
       <w:r>
-        <w:t xml:space="preserve">Hráč je reprezentovaný čiernym obdĺžnikom nakresleným na obrazovke na aktuálnej pozícii hráča pomocou </w:t>
-      </w:r>
-      <w:proofErr w:type="spellStart"/>
-      <w:r>
-        <w:t>pygame.draw.rect</w:t>
-      </w:r>
-      <w:proofErr w:type="spellEnd"/>
-      <w:r>
-        <w:t>().</w:t>
+        <w:t>Hráč je reprezentovaný čiernym obdĺžnikom nakresleným na obrazovke na aktuálnej pozícii hráča pomocou pygame.draw.rect().</w:t>
       </w:r>
     </w:p>
     <w:p/>
@@ -2992,15 +2631,7 @@
       <w:bookmarkStart w:id="25" w:name="_Toc210144989"/>
       <w:bookmarkStart w:id="26" w:name="_Toc210145049"/>
       <w:r>
-        <w:t xml:space="preserve">Povolenie zmeny veľkosti okna v </w:t>
-      </w:r>
-      <w:proofErr w:type="spellStart"/>
-      <w:r>
-        <w:t>PyGame</w:t>
-      </w:r>
-      <w:proofErr w:type="spellEnd"/>
-      <w:r>
-        <w:t>.</w:t>
+        <w:t>Povolenie zmeny veľkosti okna v PyGame.</w:t>
       </w:r>
       <w:bookmarkEnd w:id="25"/>
       <w:bookmarkEnd w:id="26"/>
@@ -3018,110 +2649,36 @@
           <w:szCs w:val="20"/>
         </w:rPr>
       </w:pPr>
-      <w:proofErr w:type="spellStart"/>
       <w:r>
         <w:rPr>
           <w:rFonts w:ascii="Courier New" w:hAnsi="Courier New" w:cs="Courier New"/>
           <w:sz w:val="20"/>
           <w:szCs w:val="20"/>
         </w:rPr>
-        <w:t>screen</w:t>
-      </w:r>
-      <w:proofErr w:type="spellEnd"/>
-      <w:r>
+        <w:t>screen = pygame.display.set_mode((400, 400), pygame.RESIZABLE)</w:t>
+      </w:r>
+    </w:p>
+    <w:p>
+      <w:r>
+        <w:t>predtým</w:t>
+      </w:r>
+    </w:p>
+    <w:p/>
+    <w:p>
+      <w:pPr>
         <w:rPr>
           <w:rFonts w:ascii="Courier New" w:hAnsi="Courier New" w:cs="Courier New"/>
           <w:sz w:val="20"/>
           <w:szCs w:val="20"/>
         </w:rPr>
-        <w:t xml:space="preserve"> = </w:t>
-      </w:r>
-      <w:proofErr w:type="spellStart"/>
+      </w:pPr>
       <w:r>
         <w:rPr>
           <w:rFonts w:ascii="Courier New" w:hAnsi="Courier New" w:cs="Courier New"/>
           <w:sz w:val="20"/>
           <w:szCs w:val="20"/>
         </w:rPr>
-        <w:t>pygame.display.set_mode</w:t>
-      </w:r>
-      <w:proofErr w:type="spellEnd"/>
-      <w:r>
-        <w:rPr>
-          <w:rFonts w:ascii="Courier New" w:hAnsi="Courier New" w:cs="Courier New"/>
-          <w:sz w:val="20"/>
-          <w:szCs w:val="20"/>
-        </w:rPr>
-        <w:t xml:space="preserve">((400, 400), </w:t>
-      </w:r>
-      <w:proofErr w:type="spellStart"/>
-      <w:r>
-        <w:rPr>
-          <w:rFonts w:ascii="Courier New" w:hAnsi="Courier New" w:cs="Courier New"/>
-          <w:sz w:val="20"/>
-          <w:szCs w:val="20"/>
-        </w:rPr>
-        <w:t>pygame.RESIZABLE</w:t>
-      </w:r>
-      <w:proofErr w:type="spellEnd"/>
-      <w:r>
-        <w:rPr>
-          <w:rFonts w:ascii="Courier New" w:hAnsi="Courier New" w:cs="Courier New"/>
-          <w:sz w:val="20"/>
-          <w:szCs w:val="20"/>
-        </w:rPr>
-        <w:t>)</w:t>
-      </w:r>
-    </w:p>
-    <w:p>
-      <w:r>
-        <w:t>predtým</w:t>
-      </w:r>
-    </w:p>
-    <w:p/>
-    <w:p>
-      <w:pPr>
-        <w:rPr>
-          <w:rFonts w:ascii="Courier New" w:hAnsi="Courier New" w:cs="Courier New"/>
-          <w:sz w:val="20"/>
-          <w:szCs w:val="20"/>
-        </w:rPr>
-      </w:pPr>
-      <w:proofErr w:type="spellStart"/>
-      <w:r>
-        <w:rPr>
-          <w:rFonts w:ascii="Courier New" w:hAnsi="Courier New" w:cs="Courier New"/>
-          <w:sz w:val="20"/>
-          <w:szCs w:val="20"/>
-        </w:rPr>
-        <w:t>screen</w:t>
-      </w:r>
-      <w:proofErr w:type="spellEnd"/>
-      <w:r>
-        <w:rPr>
-          <w:rFonts w:ascii="Courier New" w:hAnsi="Courier New" w:cs="Courier New"/>
-          <w:sz w:val="20"/>
-          <w:szCs w:val="20"/>
-        </w:rPr>
-        <w:t xml:space="preserve"> = </w:t>
-      </w:r>
-      <w:proofErr w:type="spellStart"/>
-      <w:r>
-        <w:rPr>
-          <w:rFonts w:ascii="Courier New" w:hAnsi="Courier New" w:cs="Courier New"/>
-          <w:sz w:val="20"/>
-          <w:szCs w:val="20"/>
-        </w:rPr>
-        <w:t>pygame.display.set_mode</w:t>
-      </w:r>
-      <w:proofErr w:type="spellEnd"/>
-      <w:r>
-        <w:rPr>
-          <w:rFonts w:ascii="Courier New" w:hAnsi="Courier New" w:cs="Courier New"/>
-          <w:sz w:val="20"/>
-          <w:szCs w:val="20"/>
-        </w:rPr>
-        <w:t>((400, 400))</w:t>
+        <w:t>screen = pygame.display.set_mode((400, 400))</w:t>
       </w:r>
     </w:p>
     <w:p/>
@@ -3132,15 +2689,7 @@
       <w:bookmarkStart w:id="27" w:name="_Toc210144990"/>
       <w:bookmarkStart w:id="28" w:name="_Toc210145050"/>
       <w:r>
-        <w:t xml:space="preserve">Ako zmeniť farbu pozadia obrazovky v </w:t>
-      </w:r>
-      <w:proofErr w:type="spellStart"/>
-      <w:r>
-        <w:t>Pygame</w:t>
-      </w:r>
-      <w:proofErr w:type="spellEnd"/>
-      <w:r>
-        <w:t>?</w:t>
+        <w:t>Ako zmeniť farbu pozadia obrazovky v Pygame?</w:t>
       </w:r>
       <w:bookmarkEnd w:id="27"/>
       <w:bookmarkEnd w:id="28"/>
@@ -3207,7 +2756,6 @@
       <w:r>
         <w:t>parametre pre obdĺžnik -</w:t>
       </w:r>
-      <w:proofErr w:type="spellStart"/>
       <w:r>
         <w:rPr>
           <w:b/>
@@ -3215,161 +2763,11 @@
         </w:rPr>
         <w:t>rectangle</w:t>
       </w:r>
-      <w:proofErr w:type="spellEnd"/>
-    </w:p>
-    <w:p>
-      <w:r>
-        <w:t>(</w:t>
-      </w:r>
-      <w:proofErr w:type="spellStart"/>
-      <w:r>
-        <w:t>surface</w:t>
-      </w:r>
-      <w:proofErr w:type="spellEnd"/>
-      <w:r>
-        <w:t xml:space="preserve">: </w:t>
-      </w:r>
-      <w:proofErr w:type="spellStart"/>
-      <w:r>
-        <w:t>Surface</w:t>
-      </w:r>
-      <w:proofErr w:type="spellEnd"/>
-      <w:r>
-        <w:t xml:space="preserve">, </w:t>
-      </w:r>
-      <w:proofErr w:type="spellStart"/>
-      <w:r>
-        <w:t>color</w:t>
-      </w:r>
-      <w:proofErr w:type="spellEnd"/>
-      <w:r>
-        <w:t xml:space="preserve">: </w:t>
-      </w:r>
-      <w:proofErr w:type="spellStart"/>
-      <w:r>
-        <w:t>ColorValue</w:t>
-      </w:r>
-      <w:proofErr w:type="spellEnd"/>
-      <w:r>
-        <w:t xml:space="preserve">, </w:t>
-      </w:r>
-      <w:proofErr w:type="spellStart"/>
-      <w:r>
-        <w:t>rect</w:t>
-      </w:r>
-      <w:proofErr w:type="spellEnd"/>
-      <w:r>
-        <w:t xml:space="preserve">: </w:t>
-      </w:r>
-      <w:proofErr w:type="spellStart"/>
-      <w:r>
-        <w:t>RectValue</w:t>
-      </w:r>
-      <w:proofErr w:type="spellEnd"/>
-      <w:r>
-        <w:t xml:space="preserve">, </w:t>
-      </w:r>
-      <w:proofErr w:type="spellStart"/>
-      <w:r>
-        <w:t>width</w:t>
-      </w:r>
-      <w:proofErr w:type="spellEnd"/>
-      <w:r>
-        <w:t xml:space="preserve">: </w:t>
-      </w:r>
-      <w:proofErr w:type="spellStart"/>
-      <w:r>
-        <w:t>int</w:t>
-      </w:r>
-      <w:proofErr w:type="spellEnd"/>
-      <w:r>
-        <w:t xml:space="preserve"> = 0, </w:t>
-      </w:r>
-      <w:proofErr w:type="spellStart"/>
-      <w:r>
-        <w:t>border_radius</w:t>
-      </w:r>
-      <w:proofErr w:type="spellEnd"/>
-      <w:r>
-        <w:t xml:space="preserve">: </w:t>
-      </w:r>
-      <w:proofErr w:type="spellStart"/>
-      <w:r>
-        <w:t>int</w:t>
-      </w:r>
-      <w:proofErr w:type="spellEnd"/>
-      <w:r>
-        <w:t xml:space="preserve"> = -1, </w:t>
-      </w:r>
-      <w:proofErr w:type="spellStart"/>
-      <w:r>
-        <w:t>border_top_left_radius</w:t>
-      </w:r>
-      <w:proofErr w:type="spellEnd"/>
-      <w:r>
-        <w:t xml:space="preserve">: </w:t>
-      </w:r>
-      <w:proofErr w:type="spellStart"/>
-      <w:r>
-        <w:t>int</w:t>
-      </w:r>
-      <w:proofErr w:type="spellEnd"/>
-      <w:r>
-        <w:t xml:space="preserve"> = -1, </w:t>
-      </w:r>
-      <w:proofErr w:type="spellStart"/>
-      <w:r>
-        <w:t>border_top_right_radius</w:t>
-      </w:r>
-      <w:proofErr w:type="spellEnd"/>
-      <w:r>
-        <w:t xml:space="preserve">: </w:t>
-      </w:r>
-      <w:proofErr w:type="spellStart"/>
-      <w:r>
-        <w:t>int</w:t>
-      </w:r>
-      <w:proofErr w:type="spellEnd"/>
-      <w:r>
-        <w:t xml:space="preserve"> = -1, </w:t>
-      </w:r>
-      <w:proofErr w:type="spellStart"/>
-      <w:r>
-        <w:t>border_bottom_left_radius</w:t>
-      </w:r>
-      <w:proofErr w:type="spellEnd"/>
-      <w:r>
-        <w:t xml:space="preserve">: </w:t>
-      </w:r>
-      <w:proofErr w:type="spellStart"/>
-      <w:r>
-        <w:t>int</w:t>
-      </w:r>
-      <w:proofErr w:type="spellEnd"/>
-      <w:r>
-        <w:t xml:space="preserve"> = -1, </w:t>
-      </w:r>
-      <w:proofErr w:type="spellStart"/>
-      <w:r>
-        <w:t>border_bottom_right_radius</w:t>
-      </w:r>
-      <w:proofErr w:type="spellEnd"/>
-      <w:r>
-        <w:t xml:space="preserve">: </w:t>
-      </w:r>
-      <w:proofErr w:type="spellStart"/>
-      <w:r>
-        <w:t>int</w:t>
-      </w:r>
-      <w:proofErr w:type="spellEnd"/>
-      <w:r>
-        <w:t xml:space="preserve"> = -1) -&gt; </w:t>
-      </w:r>
-      <w:proofErr w:type="spellStart"/>
-      <w:r>
-        <w:t>Rect</w:t>
-      </w:r>
-      <w:proofErr w:type="spellEnd"/>
+    </w:p>
+    <w:p>
+      <w:r>
+        <w:t>(surface: Surface, color: ColorValue, rect: RectValue, width: int = 0, border_radius: int = -1, border_top_left_radius: int = -1, border_top_right_radius: int = -1, border_bottom_left_radius: int = -1, border_bottom_right_radius: int = -1) -&gt; Rect</w:t>
+      </w:r>
     </w:p>
     <w:p/>
     <w:p>
@@ -3383,37 +2781,12 @@
           <w:iCs/>
         </w:rPr>
       </w:pPr>
-      <w:proofErr w:type="spellStart"/>
       <w:r>
         <w:rPr>
           <w:i/>
           <w:iCs/>
         </w:rPr>
-        <w:t>surface</w:t>
-      </w:r>
-      <w:proofErr w:type="spellEnd"/>
-      <w:r>
-        <w:rPr>
-          <w:i/>
-          <w:iCs/>
-        </w:rPr>
-        <w:t xml:space="preserve"> :- Tu môžeme prejsť povrchom, na ktorý chceme nakresliť náš obdĺžnik. Vo vyššie uvedenom príklade sme vytvorili povrchový objekt s názvom '</w:t>
-      </w:r>
-      <w:proofErr w:type="spellStart"/>
-      <w:r>
-        <w:rPr>
-          <w:i/>
-          <w:iCs/>
-        </w:rPr>
-        <w:t>window</w:t>
-      </w:r>
-      <w:proofErr w:type="spellEnd"/>
-      <w:r>
-        <w:rPr>
-          <w:i/>
-          <w:iCs/>
-        </w:rPr>
-        <w:t>'.</w:t>
+        <w:t>surface :- Tu môžeme prejsť povrchom, na ktorý chceme nakresliť náš obdĺžnik. Vo vyššie uvedenom príklade sme vytvorili povrchový objekt s názvom 'window'.</w:t>
       </w:r>
     </w:p>
     <w:p>
@@ -3427,21 +2800,12 @@
           <w:iCs/>
         </w:rPr>
       </w:pPr>
-      <w:proofErr w:type="spellStart"/>
       <w:r>
         <w:rPr>
           <w:i/>
           <w:iCs/>
         </w:rPr>
-        <w:t>color</w:t>
-      </w:r>
-      <w:proofErr w:type="spellEnd"/>
-      <w:r>
-        <w:rPr>
-          <w:i/>
-          <w:iCs/>
-        </w:rPr>
-        <w:t xml:space="preserve"> :- Tu môžeme odovzdať farbu pre náš obdĺžnik. V našom príklade používame modrú farbu.</w:t>
+        <w:t>color :- Tu môžeme odovzdať farbu pre náš obdĺžnik. V našom príklade používame modrú farbu.</w:t>
       </w:r>
     </w:p>
     <w:p>
@@ -3455,21 +2819,12 @@
           <w:iCs/>
         </w:rPr>
       </w:pPr>
-      <w:proofErr w:type="spellStart"/>
       <w:r>
         <w:rPr>
           <w:i/>
           <w:iCs/>
         </w:rPr>
-        <w:t>rect</w:t>
-      </w:r>
-      <w:proofErr w:type="spellEnd"/>
-      <w:r>
-        <w:rPr>
-          <w:i/>
-          <w:iCs/>
-        </w:rPr>
-        <w:t xml:space="preserve"> :- Tu môžeme odovzdať obdĺžnik, polohu a rozmery.</w:t>
+        <w:t>rect :- Tu môžeme odovzdať obdĺžnik, polohu a rozmery.</w:t>
       </w:r>
     </w:p>
     <w:p>
@@ -3483,21 +2838,12 @@
           <w:iCs/>
         </w:rPr>
       </w:pPr>
-      <w:proofErr w:type="spellStart"/>
       <w:r>
         <w:rPr>
           <w:i/>
           <w:iCs/>
         </w:rPr>
-        <w:t>width</w:t>
-      </w:r>
-      <w:proofErr w:type="spellEnd"/>
-      <w:r>
-        <w:rPr>
-          <w:i/>
-          <w:iCs/>
-        </w:rPr>
-        <w:t xml:space="preserve"> :- Tu môžeme prejsť hrúbkou čiary. Plný obdĺžnik môžeme vytvoriť aj zmenou hodnoty tohto parametra šírky. Pozrime sa na to.</w:t>
+        <w:t>width :- Tu môžeme prejsť hrúbkou čiary. Plný obdĺžnik môžeme vytvoriť aj zmenou hodnoty tohto parametra šírky. Pozrime sa na to.</w:t>
       </w:r>
     </w:p>
     <w:p/>
@@ -3580,53 +2926,11 @@
       </w:pPr>
       <w:bookmarkStart w:id="31" w:name="_Toc210144992"/>
       <w:bookmarkStart w:id="32" w:name="_Toc210145052"/>
-      <w:proofErr w:type="spellStart"/>
-      <w:r>
-        <w:t>Python</w:t>
-      </w:r>
-      <w:proofErr w:type="spellEnd"/>
-      <w:r>
-        <w:t xml:space="preserve"> | </w:t>
-      </w:r>
-      <w:proofErr w:type="spellStart"/>
-      <w:r>
-        <w:t>Drawing</w:t>
-      </w:r>
-      <w:proofErr w:type="spellEnd"/>
-      <w:r>
-        <w:t xml:space="preserve"> </w:t>
-      </w:r>
-      <w:proofErr w:type="spellStart"/>
-      <w:r>
-        <w:t>different</w:t>
-      </w:r>
-      <w:proofErr w:type="spellEnd"/>
-      <w:r>
-        <w:t xml:space="preserve"> </w:t>
-      </w:r>
-      <w:proofErr w:type="spellStart"/>
-      <w:r>
-        <w:t>shapes</w:t>
-      </w:r>
-      <w:proofErr w:type="spellEnd"/>
-      <w:r>
-        <w:t xml:space="preserve"> on </w:t>
-      </w:r>
-      <w:proofErr w:type="spellStart"/>
-      <w:r>
-        <w:t>PyGame</w:t>
-      </w:r>
-      <w:proofErr w:type="spellEnd"/>
-      <w:r>
-        <w:t xml:space="preserve"> </w:t>
-      </w:r>
-      <w:proofErr w:type="spellStart"/>
-      <w:r>
-        <w:t>window</w:t>
+      <w:r>
+        <w:t>Python | Drawing different shapes on PyGame window</w:t>
       </w:r>
       <w:bookmarkEnd w:id="31"/>
       <w:bookmarkEnd w:id="32"/>
-      <w:proofErr w:type="spellEnd"/>
     </w:p>
     <w:p>
       <w:hyperlink r:id="rId15" w:history="1">
@@ -3652,37 +2956,8 @@
       </w:pPr>
       <w:bookmarkStart w:id="33" w:name="_Toc210144993"/>
       <w:bookmarkStart w:id="34" w:name="_Toc210145053"/>
-      <w:proofErr w:type="spellStart"/>
-      <w:r>
-        <w:t>How</w:t>
-      </w:r>
-      <w:proofErr w:type="spellEnd"/>
-      <w:r>
-        <w:t xml:space="preserve"> to </w:t>
-      </w:r>
-      <w:proofErr w:type="spellStart"/>
-      <w:r>
-        <w:t>draw</w:t>
-      </w:r>
-      <w:proofErr w:type="spellEnd"/>
-      <w:r>
-        <w:t xml:space="preserve"> </w:t>
-      </w:r>
-      <w:proofErr w:type="spellStart"/>
-      <w:r>
-        <w:t>rectangle</w:t>
-      </w:r>
-      <w:proofErr w:type="spellEnd"/>
-      <w:r>
-        <w:t xml:space="preserve"> in </w:t>
-      </w:r>
-      <w:proofErr w:type="spellStart"/>
-      <w:r>
-        <w:t>Pygame</w:t>
-      </w:r>
-      <w:proofErr w:type="spellEnd"/>
-      <w:r>
-        <w:t>?</w:t>
+      <w:r>
+        <w:t>How to draw rectangle in Pygame?</w:t>
       </w:r>
       <w:bookmarkEnd w:id="33"/>
       <w:bookmarkEnd w:id="34"/>
@@ -3718,61 +2993,8 @@
       </w:pPr>
       <w:bookmarkStart w:id="35" w:name="_Toc210144994"/>
       <w:bookmarkStart w:id="36" w:name="_Toc210145054"/>
-      <w:proofErr w:type="spellStart"/>
-      <w:r>
-        <w:t>How</w:t>
-      </w:r>
-      <w:proofErr w:type="spellEnd"/>
-      <w:r>
-        <w:t xml:space="preserve"> to </w:t>
-      </w:r>
-      <w:proofErr w:type="spellStart"/>
-      <w:r>
-        <w:t>draw</w:t>
-      </w:r>
-      <w:proofErr w:type="spellEnd"/>
-      <w:r>
-        <w:t xml:space="preserve"> a </w:t>
-      </w:r>
-      <w:proofErr w:type="spellStart"/>
-      <w:r>
-        <w:t>rectangle</w:t>
-      </w:r>
-      <w:proofErr w:type="spellEnd"/>
-      <w:r>
-        <w:t xml:space="preserve"> </w:t>
-      </w:r>
-      <w:proofErr w:type="spellStart"/>
-      <w:r>
-        <w:t>with</w:t>
-      </w:r>
-      <w:proofErr w:type="spellEnd"/>
-      <w:r>
-        <w:t xml:space="preserve"> </w:t>
-      </w:r>
-      <w:proofErr w:type="spellStart"/>
-      <w:r>
-        <w:t>rounded</w:t>
-      </w:r>
-      <w:proofErr w:type="spellEnd"/>
-      <w:r>
-        <w:t xml:space="preserve"> </w:t>
-      </w:r>
-      <w:proofErr w:type="spellStart"/>
-      <w:r>
-        <w:t>corner</w:t>
-      </w:r>
-      <w:proofErr w:type="spellEnd"/>
-      <w:r>
-        <w:t xml:space="preserve"> in </w:t>
-      </w:r>
-      <w:proofErr w:type="spellStart"/>
-      <w:r>
-        <w:t>PyGame</w:t>
-      </w:r>
-      <w:proofErr w:type="spellEnd"/>
-      <w:r>
-        <w:t>?</w:t>
+      <w:r>
+        <w:t>How to draw a rectangle with rounded corner in PyGame?</w:t>
       </w:r>
       <w:bookmarkEnd w:id="35"/>
       <w:bookmarkEnd w:id="36"/>
@@ -3798,13 +3020,8 @@
         <w:t xml:space="preserve">Pokračovanie - </w:t>
       </w:r>
       <w:r>
-        <w:t xml:space="preserve">Event </w:t>
-      </w:r>
-      <w:proofErr w:type="spellStart"/>
-      <w:r>
-        <w:t>Handling</w:t>
-      </w:r>
-      <w:proofErr w:type="spellEnd"/>
+        <w:t>Event Handling</w:t>
+      </w:r>
     </w:p>
     <w:p>
       <w:hyperlink r:id="rId18" w:anchor=":~:text=corners%20in%20PyGame%3F-,Event%20Handling,-In%20this%20part" w:history="1">
@@ -3863,34 +3080,13 @@
       <w:r>
         <w:t xml:space="preserve">. Vysvetliť zachytenie farby do zoznamu </w:t>
       </w:r>
-      <w:proofErr w:type="spellStart"/>
-      <w:r>
-        <w:t>circle_data</w:t>
-      </w:r>
-      <w:proofErr w:type="spellEnd"/>
-      <w:r>
-        <w:t xml:space="preserve"> = []</w:t>
-      </w:r>
-    </w:p>
-    <w:p>
-      <w:r>
-        <w:t>Rozlíšenie ľavého a </w:t>
-      </w:r>
-      <w:proofErr w:type="spellStart"/>
-      <w:r>
-        <w:t>praveho</w:t>
-      </w:r>
-      <w:proofErr w:type="spellEnd"/>
-      <w:r>
-        <w:t xml:space="preserve"> </w:t>
-      </w:r>
-      <w:proofErr w:type="spellStart"/>
-      <w:r>
-        <w:t>tlačítka</w:t>
-      </w:r>
-      <w:proofErr w:type="spellEnd"/>
-      <w:r>
-        <w:t xml:space="preserve"> v udalosti program </w:t>
+      <w:r>
+        <w:t>circle_data = []</w:t>
+      </w:r>
+    </w:p>
+    <w:p>
+      <w:r>
+        <w:t xml:space="preserve">Rozlíšenie ľavého a praveho tlačítka v udalosti program </w:t>
       </w:r>
       <w:r>
         <w:rPr>
@@ -3912,15 +3108,10 @@
       <w:bookmarkStart w:id="38" w:name="_Toc210144995"/>
       <w:bookmarkStart w:id="39" w:name="_Toc210145055"/>
       <w:r>
-        <w:t xml:space="preserve">Event </w:t>
-      </w:r>
-      <w:proofErr w:type="spellStart"/>
-      <w:r>
-        <w:t>Handling</w:t>
+        <w:t>Event Handling</w:t>
       </w:r>
       <w:bookmarkEnd w:id="38"/>
       <w:bookmarkEnd w:id="39"/>
-      <w:proofErr w:type="spellEnd"/>
     </w:p>
     <w:p>
       <w:pPr>
@@ -4009,45 +3200,8 @@
       </w:pPr>
       <w:bookmarkStart w:id="44" w:name="_Toc210144998"/>
       <w:bookmarkStart w:id="45" w:name="_Toc210145058"/>
-      <w:proofErr w:type="spellStart"/>
-      <w:r>
-        <w:t>How</w:t>
-      </w:r>
-      <w:proofErr w:type="spellEnd"/>
-      <w:r>
-        <w:t xml:space="preserve"> to </w:t>
-      </w:r>
-      <w:proofErr w:type="spellStart"/>
-      <w:r>
-        <w:t>add</w:t>
-      </w:r>
-      <w:proofErr w:type="spellEnd"/>
-      <w:r>
-        <w:t xml:space="preserve"> </w:t>
-      </w:r>
-      <w:proofErr w:type="spellStart"/>
-      <w:r>
-        <w:t>Custom</w:t>
-      </w:r>
-      <w:proofErr w:type="spellEnd"/>
-      <w:r>
-        <w:t xml:space="preserve"> </w:t>
-      </w:r>
-      <w:proofErr w:type="spellStart"/>
-      <w:r>
-        <w:t>Events</w:t>
-      </w:r>
-      <w:proofErr w:type="spellEnd"/>
-      <w:r>
-        <w:t xml:space="preserve"> in </w:t>
-      </w:r>
-      <w:proofErr w:type="spellStart"/>
-      <w:r>
-        <w:t>Pygame</w:t>
-      </w:r>
-      <w:proofErr w:type="spellEnd"/>
-      <w:r>
-        <w:t>?</w:t>
+      <w:r>
+        <w:t>How to add Custom Events in Pygame?</w:t>
       </w:r>
       <w:bookmarkEnd w:id="44"/>
       <w:bookmarkEnd w:id="45"/>
@@ -4066,21 +3220,8 @@
       </w:r>
     </w:p>
     <w:p>
-      <w:proofErr w:type="spellStart"/>
-      <w:r>
-        <w:t>Prepodkaldám</w:t>
-      </w:r>
-      <w:proofErr w:type="spellEnd"/>
-      <w:r>
-        <w:t xml:space="preserve">, že táto problematika je ešte príliš zložitá pre </w:t>
-      </w:r>
-      <w:proofErr w:type="spellStart"/>
-      <w:r>
-        <w:t>Kubiho</w:t>
-      </w:r>
-      <w:proofErr w:type="spellEnd"/>
-      <w:r>
-        <w:t>.</w:t>
+      <w:r>
+        <w:t>Prepodkaldám, že táto problematika je ešte príliš zložitá pre Kubiho.</w:t>
       </w:r>
     </w:p>
     <w:p>
@@ -4089,37 +3230,8 @@
       </w:pPr>
       <w:bookmarkStart w:id="46" w:name="_Toc210144999"/>
       <w:bookmarkStart w:id="47" w:name="_Toc210145059"/>
-      <w:proofErr w:type="spellStart"/>
-      <w:r>
-        <w:t>How</w:t>
-      </w:r>
-      <w:proofErr w:type="spellEnd"/>
-      <w:r>
-        <w:t xml:space="preserve"> to get </w:t>
-      </w:r>
-      <w:proofErr w:type="spellStart"/>
-      <w:r>
-        <w:t>keyboard</w:t>
-      </w:r>
-      <w:proofErr w:type="spellEnd"/>
-      <w:r>
-        <w:t xml:space="preserve"> </w:t>
-      </w:r>
-      <w:proofErr w:type="spellStart"/>
-      <w:r>
-        <w:t>input</w:t>
-      </w:r>
-      <w:proofErr w:type="spellEnd"/>
-      <w:r>
-        <w:t xml:space="preserve"> in </w:t>
-      </w:r>
-      <w:proofErr w:type="spellStart"/>
-      <w:r>
-        <w:t>PyGame</w:t>
-      </w:r>
-      <w:proofErr w:type="spellEnd"/>
-      <w:r>
-        <w:t xml:space="preserve"> ?</w:t>
+      <w:r>
+        <w:t>How to get keyboard input in PyGame ?</w:t>
       </w:r>
       <w:bookmarkEnd w:id="46"/>
       <w:bookmarkEnd w:id="47"/>
@@ -4191,15 +3303,7 @@
         <w:t xml:space="preserve"> obrázkov zo zložky obrázkov</w:t>
       </w:r>
       <w:r>
-        <w:t xml:space="preserve">, ktorý je </w:t>
-      </w:r>
-      <w:proofErr w:type="spellStart"/>
-      <w:r>
-        <w:t>podzložka</w:t>
-      </w:r>
-      <w:proofErr w:type="spellEnd"/>
-      <w:r>
-        <w:t xml:space="preserve"> programu.</w:t>
+        <w:t>, ktorý je podzložka programu.</w:t>
       </w:r>
     </w:p>
     <w:p>
@@ -4236,19 +3340,9 @@
       </w:pPr>
       <w:bookmarkStart w:id="51" w:name="_Toc210145002"/>
       <w:bookmarkStart w:id="52" w:name="_Toc210145061"/>
-      <w:proofErr w:type="spellStart"/>
-      <w:r>
-        <w:t>Python</w:t>
-      </w:r>
-      <w:proofErr w:type="spellEnd"/>
-      <w:r>
-        <w:t xml:space="preserve"> </w:t>
-      </w:r>
-      <w:proofErr w:type="spellStart"/>
-      <w:r>
-        <w:t>Lists</w:t>
-      </w:r>
-      <w:proofErr w:type="spellEnd"/>
+      <w:r>
+        <w:t>Python Lists</w:t>
+      </w:r>
       <w:r>
         <w:t xml:space="preserve"> – Zoznamy.</w:t>
       </w:r>
@@ -4346,52 +3440,32 @@
       </w:r>
     </w:p>
     <w:p>
-      <w:proofErr w:type="spellStart"/>
-      <w:r>
-        <w:t>append</w:t>
-      </w:r>
-      <w:proofErr w:type="spellEnd"/>
-      <w:r>
-        <w:t xml:space="preserve">(): </w:t>
+      <w:r>
+        <w:t xml:space="preserve">append(): </w:t>
       </w:r>
       <w:r>
         <w:t>Pridá prvok na koniec zoznamu.</w:t>
       </w:r>
     </w:p>
     <w:p>
-      <w:proofErr w:type="spellStart"/>
-      <w:r>
-        <w:t>extend</w:t>
-      </w:r>
-      <w:proofErr w:type="spellEnd"/>
-      <w:r>
-        <w:t xml:space="preserve">(): </w:t>
+      <w:r>
+        <w:t xml:space="preserve">extend(): </w:t>
       </w:r>
       <w:r>
         <w:t>Pridá viacero prvkov na koniec zoznamu.</w:t>
       </w:r>
     </w:p>
     <w:p>
-      <w:proofErr w:type="spellStart"/>
-      <w:r>
-        <w:t>insert</w:t>
-      </w:r>
-      <w:proofErr w:type="spellEnd"/>
-      <w:r>
-        <w:t xml:space="preserve">(): </w:t>
+      <w:r>
+        <w:t xml:space="preserve">insert(): </w:t>
       </w:r>
       <w:r>
         <w:t>Pridá prvok na konkrétnu pozíciu.</w:t>
       </w:r>
     </w:p>
     <w:p>
-      <w:proofErr w:type="spellStart"/>
-      <w:r>
-        <w:t>clear</w:t>
-      </w:r>
-      <w:proofErr w:type="spellEnd"/>
-      <w:r>
-        <w:t xml:space="preserve">(): </w:t>
+      <w:r>
+        <w:t xml:space="preserve">clear(): </w:t>
       </w:r>
       <w:r>
         <w:t>Odstráni všetky položky.</w:t>
@@ -4449,13 +3523,8 @@
       </w:r>
     </w:p>
     <w:p>
-      <w:proofErr w:type="spellStart"/>
-      <w:r>
-        <w:t>remove</w:t>
-      </w:r>
-      <w:proofErr w:type="spellEnd"/>
-      <w:r>
-        <w:t>(): Odstráni prvý výskyt prvku.</w:t>
+      <w:r>
+        <w:t>remove(): Odstráni prvý výskyt prvku.</w:t>
       </w:r>
     </w:p>
     <w:p>
@@ -4487,15 +3556,7 @@
     </w:p>
     <w:p>
       <w:r>
-        <w:t xml:space="preserve">Zoznamy môžeme </w:t>
-      </w:r>
-      <w:proofErr w:type="spellStart"/>
-      <w:r>
-        <w:t>iterovať</w:t>
-      </w:r>
-      <w:proofErr w:type="spellEnd"/>
-      <w:r>
-        <w:t xml:space="preserve"> pomocou </w:t>
+        <w:t xml:space="preserve">Zoznamy môžeme iterovať pomocou </w:t>
       </w:r>
       <w:hyperlink r:id="rId23" w:tgtFrame="_blank" w:history="1">
         <w:r>
@@ -4547,15 +3608,7 @@
     </w:p>
     <w:p>
       <w:r>
-        <w:t xml:space="preserve">Porozumenie zoznamu je stručný spôsob vytvárania zoznamov pomocou jedného riadku kódu. Je užitočný na použitie operácie alebo filtra na položky v </w:t>
-      </w:r>
-      <w:proofErr w:type="spellStart"/>
-      <w:r>
-        <w:t>iterovateľnom</w:t>
-      </w:r>
-      <w:proofErr w:type="spellEnd"/>
-      <w:r>
-        <w:t xml:space="preserve"> objekte, ako je napríklad zoznam alebo rozsah.</w:t>
+        <w:t>Porozumenie zoznamu je stručný spôsob vytvárania zoznamov pomocou jedného riadku kódu. Je užitočný na použitie operácie alebo filtra na položky v iterovateľnom objekte, ako je napríklad zoznam alebo rozsah.</w:t>
       </w:r>
     </w:p>
     <w:p>
@@ -4577,15 +3630,7 @@
         <w:pStyle w:val="Nadpis4"/>
       </w:pPr>
       <w:r>
-        <w:t xml:space="preserve">Záver – </w:t>
-      </w:r>
-      <w:proofErr w:type="spellStart"/>
-      <w:r>
-        <w:t>kviz</w:t>
-      </w:r>
-      <w:proofErr w:type="spellEnd"/>
-      <w:r>
-        <w:t>.</w:t>
+        <w:t>Záver – kviz.</w:t>
       </w:r>
     </w:p>
     <w:p>
@@ -4608,16 +3653,16 @@
           <w:color w:val="EE0000"/>
         </w:rPr>
       </w:pPr>
-      <w:bookmarkStart w:id="56" w:name="HodinaIT"/>
-      <w:bookmarkStart w:id="57" w:name="IT16102025"/>
-      <w:bookmarkEnd w:id="57"/>
+      <w:bookmarkStart w:id="56" w:name="IT16102025"/>
+      <w:bookmarkStart w:id="57" w:name="HodinaIT"/>
+      <w:bookmarkEnd w:id="56"/>
       <w:r>
         <w:rPr>
           <w:color w:val="EE0000"/>
         </w:rPr>
         <w:t xml:space="preserve">16.10.2025 </w:t>
       </w:r>
-      <w:bookmarkEnd w:id="56"/>
+      <w:bookmarkEnd w:id="57"/>
       <w:r>
         <w:rPr>
           <w:color w:val="EE0000"/>
@@ -4629,6 +3674,17 @@
       <w:r>
         <w:t>Dokončiť kvíz od pozície 7 – spracovať súbory</w:t>
       </w:r>
+      <w:r>
+        <w:t xml:space="preserve"> ako príklady</w:t>
+      </w:r>
+    </w:p>
+    <w:p>
+      <w:r>
+        <w:t xml:space="preserve">Vysvetliť ukladanie do zoznamu v programe - </w:t>
+      </w:r>
+      <w:r>
+        <w:t>kreslenie_mysou_LR.py</w:t>
+      </w:r>
     </w:p>
     <w:p/>
     <w:p>
@@ -4642,13 +3698,8 @@
         <w:t xml:space="preserve">príkladov </w:t>
       </w:r>
       <w:r>
-        <w:t xml:space="preserve">zoznamu jazyka </w:t>
-      </w:r>
-      <w:proofErr w:type="spellStart"/>
-      <w:r>
-        <w:t>Python</w:t>
-      </w:r>
-      <w:proofErr w:type="spellEnd"/>
+        <w:t>zoznamu jazyka Python</w:t>
+      </w:r>
       <w:r>
         <w:t>.</w:t>
       </w:r>
@@ -4705,30 +3756,15 @@
       <w:pPr>
         <w:pStyle w:val="Nadpis3"/>
       </w:pPr>
-      <w:proofErr w:type="spellStart"/>
-      <w:r>
-        <w:t>Python</w:t>
-      </w:r>
-      <w:proofErr w:type="spellEnd"/>
-      <w:r>
-        <w:t xml:space="preserve"> </w:t>
-      </w:r>
-      <w:proofErr w:type="spellStart"/>
-      <w:r>
-        <w:t>Tuples</w:t>
-      </w:r>
-      <w:proofErr w:type="spellEnd"/>
+      <w:r>
+        <w:t>Python Tuples</w:t>
+      </w:r>
       <w:r>
         <w:t xml:space="preserve"> - N</w:t>
       </w:r>
       <w:r>
-        <w:t>-</w:t>
-      </w:r>
-      <w:proofErr w:type="spellStart"/>
-      <w:r>
-        <w:t>tice</w:t>
-      </w:r>
-      <w:proofErr w:type="spellEnd"/>
+        <w:t>-tice</w:t>
+      </w:r>
       <w:r>
         <w:t>.</w:t>
       </w:r>
@@ -4751,23 +3787,8 @@
         <w:jc w:val="both"/>
       </w:pPr>
       <w:r>
-        <w:t>N-</w:t>
-      </w:r>
-      <w:proofErr w:type="spellStart"/>
-      <w:r>
-        <w:t>tica</w:t>
-      </w:r>
-      <w:proofErr w:type="spellEnd"/>
-      <w:r>
-        <w:t xml:space="preserve"> v </w:t>
-      </w:r>
-      <w:proofErr w:type="spellStart"/>
-      <w:r>
-        <w:t>Pythone</w:t>
-      </w:r>
-      <w:proofErr w:type="spellEnd"/>
-      <w:r>
-        <w:t xml:space="preserve"> je nemenná usporiadaná kolekcia prvkov.</w:t>
+        <w:lastRenderedPageBreak/>
+        <w:t>N-tica v Pythone je nemenná usporiadaná kolekcia prvkov.</w:t>
       </w:r>
     </w:p>
     <w:p>
@@ -4779,24 +3800,7 @@
         <w:jc w:val="both"/>
       </w:pPr>
       <w:r>
-        <w:lastRenderedPageBreak/>
-        <w:t>N-</w:t>
-      </w:r>
-      <w:proofErr w:type="spellStart"/>
-      <w:r>
-        <w:t>tice</w:t>
-      </w:r>
-      <w:proofErr w:type="spellEnd"/>
-      <w:r>
-        <w:t xml:space="preserve"> sú podobné zoznamom, ale na rozdiel od zoznamov ich nemožno po vytvorení zmeniť (</w:t>
-      </w:r>
-      <w:proofErr w:type="spellStart"/>
-      <w:r>
-        <w:t>t.j</w:t>
-      </w:r>
-      <w:proofErr w:type="spellEnd"/>
-      <w:r>
-        <w:t>. sú nemenné).</w:t>
+        <w:t>N-tice sú podobné zoznamom, ale na rozdiel od zoznamov ich nemožno po vytvorení zmeniť (t.j. sú nemenné).</w:t>
       </w:r>
     </w:p>
     <w:p>
@@ -4808,15 +3812,7 @@
         <w:jc w:val="both"/>
       </w:pPr>
       <w:r>
-        <w:t>N-</w:t>
-      </w:r>
-      <w:proofErr w:type="spellStart"/>
-      <w:r>
-        <w:t>tice</w:t>
-      </w:r>
-      <w:proofErr w:type="spellEnd"/>
-      <w:r>
-        <w:t xml:space="preserve"> môžu obsahovať prvky rôznych typov údajov.</w:t>
+        <w:t>N-tice môžu obsahovať prvky rôznych typov údajov.</w:t>
       </w:r>
     </w:p>
     <w:p>
@@ -4828,36 +3824,15 @@
         <w:jc w:val="both"/>
       </w:pPr>
       <w:r>
-        <w:t>Hlavné charakteristiky n-</w:t>
-      </w:r>
-      <w:proofErr w:type="spellStart"/>
-      <w:r>
-        <w:t>tic</w:t>
-      </w:r>
-      <w:proofErr w:type="spellEnd"/>
-      <w:r>
-        <w:t xml:space="preserve"> sú usporiadané, heterogénne a nemenné.</w:t>
+        <w:t>Hlavné charakteristiky n-tic sú usporiadané, heterogénne a nemenné.</w:t>
       </w:r>
     </w:p>
     <w:p>
       <w:pPr>
         <w:pStyle w:val="Nadpis3"/>
       </w:pPr>
-      <w:proofErr w:type="spellStart"/>
-      <w:r>
-        <w:t>Python</w:t>
-      </w:r>
-      <w:proofErr w:type="spellEnd"/>
-      <w:r>
-        <w:t xml:space="preserve"> </w:t>
-      </w:r>
-      <w:proofErr w:type="spellStart"/>
-      <w:r>
-        <w:t>String</w:t>
-      </w:r>
-      <w:proofErr w:type="spellEnd"/>
-      <w:r>
-        <w:t xml:space="preserve"> - </w:t>
+      <w:r>
+        <w:t xml:space="preserve">Python String - </w:t>
       </w:r>
       <w:r>
         <w:t>Reťazc</w:t>
@@ -4886,19 +3861,9 @@
           <w:rFonts w:eastAsiaTheme="minorHAnsi" w:cstheme="minorBidi"/>
         </w:rPr>
       </w:pPr>
-      <w:proofErr w:type="spellStart"/>
-      <w:r>
-        <w:t>Python</w:t>
-      </w:r>
-      <w:proofErr w:type="spellEnd"/>
-      <w:r>
-        <w:t xml:space="preserve"> </w:t>
-      </w:r>
-      <w:proofErr w:type="spellStart"/>
-      <w:r>
-        <w:t>Dictionary</w:t>
-      </w:r>
-      <w:proofErr w:type="spellEnd"/>
+      <w:r>
+        <w:t>Python Dictionary</w:t>
+      </w:r>
       <w:r>
         <w:t xml:space="preserve"> - </w:t>
       </w:r>
@@ -4928,30 +3893,15 @@
           <w:szCs w:val="22"/>
         </w:rPr>
       </w:pPr>
-      <w:proofErr w:type="spellStart"/>
-      <w:r>
-        <w:t>Python</w:t>
-      </w:r>
-      <w:proofErr w:type="spellEnd"/>
-      <w:r>
-        <w:t xml:space="preserve"> </w:t>
-      </w:r>
-      <w:proofErr w:type="spellStart"/>
-      <w:r>
-        <w:t>Sets</w:t>
-      </w:r>
-      <w:proofErr w:type="spellEnd"/>
+      <w:r>
+        <w:t>Python Sets</w:t>
+      </w:r>
       <w:r>
         <w:t xml:space="preserve"> - </w:t>
       </w:r>
       <w:r>
-        <w:t xml:space="preserve">Sady jazyka </w:t>
-      </w:r>
-      <w:proofErr w:type="spellStart"/>
-      <w:r>
-        <w:t>Python</w:t>
-      </w:r>
-      <w:proofErr w:type="spellEnd"/>
+        <w:t>Sady jazyka Python</w:t>
+      </w:r>
     </w:p>
     <w:p>
       <w:hyperlink r:id="rId31" w:history="1">
@@ -4970,21 +3920,8 @@
       <w:pPr>
         <w:pStyle w:val="Nadpis3"/>
       </w:pPr>
-      <w:proofErr w:type="spellStart"/>
-      <w:r>
-        <w:t>Python</w:t>
-      </w:r>
-      <w:proofErr w:type="spellEnd"/>
-      <w:r>
-        <w:t xml:space="preserve"> </w:t>
-      </w:r>
-      <w:proofErr w:type="spellStart"/>
-      <w:r>
-        <w:t>Arrays</w:t>
-      </w:r>
-      <w:proofErr w:type="spellEnd"/>
-      <w:r>
-        <w:t xml:space="preserve"> - Polia</w:t>
+      <w:r>
+        <w:t>Python Arrays - Polia</w:t>
       </w:r>
     </w:p>
     <w:p>

--- a/IT_hodiny/namety_postupu_skolenia.docx
+++ b/IT_hodiny/namety_postupu_skolenia.docx
@@ -4,7 +4,7 @@
   <w:body>
     <w:p>
       <w:pPr>
-        <w:pStyle w:val="Nadpis1"/>
+        <w:pStyle w:val="Heading1"/>
       </w:pPr>
       <w:bookmarkStart w:id="0" w:name="_Toc210144977"/>
       <w:bookmarkStart w:id="1" w:name="_Toc210145037"/>
@@ -22,7 +22,7 @@
         <w:t xml:space="preserve">Modifikoval: </w:t>
       </w:r>
       <w:r>
-        <w:t>7</w:t>
+        <w:t>10</w:t>
       </w:r>
       <w:r>
         <w:t xml:space="preserve">. </w:t>
@@ -66,7 +66,7 @@
       <w:sdtContent>
         <w:p>
           <w:pPr>
-            <w:pStyle w:val="Hlavikaobsahu"/>
+            <w:pStyle w:val="TOCHeading"/>
             <w:rPr>
               <w:color w:val="auto"/>
               <w:sz w:val="28"/>
@@ -84,7 +84,7 @@
         </w:p>
         <w:p>
           <w:pPr>
-            <w:pStyle w:val="Obsah1"/>
+            <w:pStyle w:val="TOC1"/>
             <w:tabs>
               <w:tab w:val="right" w:leader="dot" w:pos="9016"/>
             </w:tabs>
@@ -108,7 +108,7 @@
           <w:hyperlink w:anchor="_Toc210145037" w:history="1">
             <w:r>
               <w:rPr>
-                <w:rStyle w:val="Hypertextovprepojenie"/>
+                <w:rStyle w:val="Hyperlink"/>
                 <w:noProof/>
               </w:rPr>
               <w:t>Programovanie Python pre mladých.</w:t>
@@ -165,7 +165,7 @@
         </w:p>
         <w:p>
           <w:pPr>
-            <w:pStyle w:val="Obsah2"/>
+            <w:pStyle w:val="TOC2"/>
             <w:tabs>
               <w:tab w:val="right" w:leader="dot" w:pos="9016"/>
             </w:tabs>
@@ -180,7 +180,7 @@
           <w:hyperlink w:anchor="_Toc210145038" w:history="1">
             <w:r>
               <w:rPr>
-                <w:rStyle w:val="Hypertextovprepojenie"/>
+                <w:rStyle w:val="Hyperlink"/>
                 <w:noProof/>
               </w:rPr>
               <w:t>Úprava VSC.</w:t>
@@ -237,7 +237,7 @@
         </w:p>
         <w:p>
           <w:pPr>
-            <w:pStyle w:val="Obsah2"/>
+            <w:pStyle w:val="TOC2"/>
             <w:tabs>
               <w:tab w:val="right" w:leader="dot" w:pos="9016"/>
             </w:tabs>
@@ -252,7 +252,7 @@
           <w:hyperlink w:anchor="_Toc210145039" w:history="1">
             <w:r>
               <w:rPr>
-                <w:rStyle w:val="Hypertextovprepojenie"/>
+                <w:rStyle w:val="Hyperlink"/>
                 <w:noProof/>
               </w:rPr>
               <w:t>Zdrojové kódy školenia.</w:t>
@@ -309,7 +309,7 @@
         </w:p>
         <w:p>
           <w:pPr>
-            <w:pStyle w:val="Obsah2"/>
+            <w:pStyle w:val="TOC2"/>
             <w:tabs>
               <w:tab w:val="right" w:leader="dot" w:pos="9016"/>
             </w:tabs>
@@ -324,7 +324,7 @@
           <w:hyperlink w:anchor="_Toc210145040" w:history="1">
             <w:r>
               <w:rPr>
-                <w:rStyle w:val="Hypertextovprepojenie"/>
+                <w:rStyle w:val="Hyperlink"/>
                 <w:noProof/>
               </w:rPr>
               <w:t>Informačné podklady.</w:t>
@@ -381,7 +381,7 @@
         </w:p>
         <w:p>
           <w:pPr>
-            <w:pStyle w:val="Obsah2"/>
+            <w:pStyle w:val="TOC2"/>
             <w:tabs>
               <w:tab w:val="right" w:leader="dot" w:pos="9016"/>
             </w:tabs>
@@ -396,7 +396,7 @@
           <w:hyperlink w:anchor="_Toc210145041" w:history="1">
             <w:r>
               <w:rPr>
-                <w:rStyle w:val="Hypertextovprepojenie"/>
+                <w:rStyle w:val="Hyperlink"/>
                 <w:noProof/>
               </w:rPr>
               <w:t>Vyskúšať vytvorenie jednoduchej hre.</w:t>
@@ -453,7 +453,7 @@
         </w:p>
         <w:p>
           <w:pPr>
-            <w:pStyle w:val="Obsah2"/>
+            <w:pStyle w:val="TOC2"/>
             <w:tabs>
               <w:tab w:val="right" w:leader="dot" w:pos="9016"/>
             </w:tabs>
@@ -468,7 +468,7 @@
           <w:hyperlink w:anchor="_Toc210145042" w:history="1">
             <w:r>
               <w:rPr>
-                <w:rStyle w:val="Hypertextovprepojenie"/>
+                <w:rStyle w:val="Hyperlink"/>
                 <w:noProof/>
               </w:rPr>
               <w:t>Myšlienky.</w:t>
@@ -525,7 +525,7 @@
         </w:p>
         <w:p>
           <w:pPr>
-            <w:pStyle w:val="Obsah2"/>
+            <w:pStyle w:val="TOC2"/>
             <w:tabs>
               <w:tab w:val="right" w:leader="dot" w:pos="9016"/>
             </w:tabs>
@@ -540,7 +540,7 @@
           <w:hyperlink w:anchor="_Toc210145043" w:history="1">
             <w:r>
               <w:rPr>
-                <w:rStyle w:val="Hypertextovprepojenie"/>
+                <w:rStyle w:val="Hyperlink"/>
                 <w:noProof/>
               </w:rPr>
               <w:t>Jednotlivé termíny.</w:t>
@@ -597,7 +597,7 @@
         </w:p>
         <w:p>
           <w:pPr>
-            <w:pStyle w:val="Obsah3"/>
+            <w:pStyle w:val="TOC3"/>
             <w:tabs>
               <w:tab w:val="right" w:leader="dot" w:pos="9016"/>
             </w:tabs>
@@ -612,7 +612,7 @@
           <w:hyperlink w:anchor="_Toc210145044" w:history="1">
             <w:r>
               <w:rPr>
-                <w:rStyle w:val="Hypertextovprepojenie"/>
+                <w:rStyle w:val="Hyperlink"/>
                 <w:noProof/>
               </w:rPr>
               <w:t>12.9.2024</w:t>
@@ -669,7 +669,7 @@
         </w:p>
         <w:p>
           <w:pPr>
-            <w:pStyle w:val="Obsah1"/>
+            <w:pStyle w:val="TOC1"/>
             <w:tabs>
               <w:tab w:val="right" w:leader="dot" w:pos="9016"/>
             </w:tabs>
@@ -684,7 +684,7 @@
           <w:hyperlink w:anchor="_Toc210145045" w:history="1">
             <w:r>
               <w:rPr>
-                <w:rStyle w:val="Hypertextovprepojenie"/>
+                <w:rStyle w:val="Hyperlink"/>
                 <w:noProof/>
               </w:rPr>
               <w:t>Python Web Development With Django</w:t>
@@ -741,7 +741,7 @@
         </w:p>
         <w:p>
           <w:pPr>
-            <w:pStyle w:val="Obsah1"/>
+            <w:pStyle w:val="TOC1"/>
             <w:tabs>
               <w:tab w:val="right" w:leader="dot" w:pos="9016"/>
             </w:tabs>
@@ -756,7 +756,7 @@
           <w:hyperlink w:anchor="_Toc210145046" w:history="1">
             <w:r>
               <w:rPr>
-                <w:rStyle w:val="Hypertextovprepojenie"/>
+                <w:rStyle w:val="Hyperlink"/>
                 <w:noProof/>
               </w:rPr>
               <w:t>Python for Game Development: Getting Started with Pygame</w:t>
@@ -813,7 +813,7 @@
         </w:p>
         <w:p>
           <w:pPr>
-            <w:pStyle w:val="Obsah2"/>
+            <w:pStyle w:val="TOC2"/>
             <w:tabs>
               <w:tab w:val="right" w:leader="dot" w:pos="9016"/>
             </w:tabs>
@@ -828,7 +828,7 @@
           <w:hyperlink w:anchor="_Toc210145047" w:history="1">
             <w:r>
               <w:rPr>
-                <w:rStyle w:val="Hypertextovprepojenie"/>
+                <w:rStyle w:val="Hyperlink"/>
                 <w:noProof/>
               </w:rPr>
               <w:t>PyGame Tutorial</w:t>
@@ -885,7 +885,7 @@
         </w:p>
         <w:p>
           <w:pPr>
-            <w:pStyle w:val="Obsah2"/>
+            <w:pStyle w:val="TOC2"/>
             <w:tabs>
               <w:tab w:val="right" w:leader="dot" w:pos="9016"/>
             </w:tabs>
@@ -900,7 +900,7 @@
           <w:hyperlink w:anchor="_Toc210145048" w:history="1">
             <w:r>
               <w:rPr>
-                <w:rStyle w:val="Hypertextovprepojenie"/>
+                <w:rStyle w:val="Hyperlink"/>
                 <w:noProof/>
               </w:rPr>
               <w:t>Pohyb.</w:t>
@@ -957,7 +957,7 @@
         </w:p>
         <w:p>
           <w:pPr>
-            <w:pStyle w:val="Obsah2"/>
+            <w:pStyle w:val="TOC2"/>
             <w:tabs>
               <w:tab w:val="right" w:leader="dot" w:pos="9016"/>
             </w:tabs>
@@ -972,7 +972,7 @@
           <w:hyperlink w:anchor="_Toc210145049" w:history="1">
             <w:r>
               <w:rPr>
-                <w:rStyle w:val="Hypertextovprepojenie"/>
+                <w:rStyle w:val="Hyperlink"/>
                 <w:noProof/>
               </w:rPr>
               <w:t>Povolenie zmeny veľkosti okna v PyGame.</w:t>
@@ -1029,7 +1029,7 @@
         </w:p>
         <w:p>
           <w:pPr>
-            <w:pStyle w:val="Obsah2"/>
+            <w:pStyle w:val="TOC2"/>
             <w:tabs>
               <w:tab w:val="right" w:leader="dot" w:pos="9016"/>
             </w:tabs>
@@ -1044,7 +1044,7 @@
           <w:hyperlink w:anchor="_Toc210145050" w:history="1">
             <w:r>
               <w:rPr>
-                <w:rStyle w:val="Hypertextovprepojenie"/>
+                <w:rStyle w:val="Hyperlink"/>
                 <w:noProof/>
               </w:rPr>
               <w:t>Ako zmeniť farbu pozadia obrazovky v Pygame?</w:t>
@@ -1101,7 +1101,7 @@
         </w:p>
         <w:p>
           <w:pPr>
-            <w:pStyle w:val="Obsah2"/>
+            <w:pStyle w:val="TOC2"/>
             <w:tabs>
               <w:tab w:val="right" w:leader="dot" w:pos="9016"/>
             </w:tabs>
@@ -1116,7 +1116,7 @@
           <w:hyperlink w:anchor="_Toc210145051" w:history="1">
             <w:r>
               <w:rPr>
-                <w:rStyle w:val="Hypertextovprepojenie"/>
+                <w:rStyle w:val="Hyperlink"/>
                 <w:noProof/>
               </w:rPr>
               <w:t>Kreslenie objektov a tvarov</w:t>
@@ -1173,7 +1173,7 @@
         </w:p>
         <w:p>
           <w:pPr>
-            <w:pStyle w:val="Obsah3"/>
+            <w:pStyle w:val="TOC3"/>
             <w:tabs>
               <w:tab w:val="right" w:leader="dot" w:pos="9016"/>
             </w:tabs>
@@ -1188,7 +1188,7 @@
           <w:hyperlink w:anchor="_Toc210145052" w:history="1">
             <w:r>
               <w:rPr>
-                <w:rStyle w:val="Hypertextovprepojenie"/>
+                <w:rStyle w:val="Hyperlink"/>
                 <w:noProof/>
               </w:rPr>
               <w:t>Python | Drawing different shapes on PyGame window</w:t>
@@ -1245,7 +1245,7 @@
         </w:p>
         <w:p>
           <w:pPr>
-            <w:pStyle w:val="Obsah3"/>
+            <w:pStyle w:val="TOC3"/>
             <w:tabs>
               <w:tab w:val="right" w:leader="dot" w:pos="9016"/>
             </w:tabs>
@@ -1260,7 +1260,7 @@
           <w:hyperlink w:anchor="_Toc210145053" w:history="1">
             <w:r>
               <w:rPr>
-                <w:rStyle w:val="Hypertextovprepojenie"/>
+                <w:rStyle w:val="Hyperlink"/>
                 <w:noProof/>
               </w:rPr>
               <w:t>How to draw rectangle in Pygame?</w:t>
@@ -1317,7 +1317,7 @@
         </w:p>
         <w:p>
           <w:pPr>
-            <w:pStyle w:val="Obsah3"/>
+            <w:pStyle w:val="TOC3"/>
             <w:tabs>
               <w:tab w:val="right" w:leader="dot" w:pos="9016"/>
             </w:tabs>
@@ -1332,7 +1332,7 @@
           <w:hyperlink w:anchor="_Toc210145054" w:history="1">
             <w:r>
               <w:rPr>
-                <w:rStyle w:val="Hypertextovprepojenie"/>
+                <w:rStyle w:val="Hyperlink"/>
                 <w:noProof/>
               </w:rPr>
               <w:t>How to draw a rectangle with rounded corner in PyGame?</w:t>
@@ -1389,7 +1389,7 @@
         </w:p>
         <w:p>
           <w:pPr>
-            <w:pStyle w:val="Obsah2"/>
+            <w:pStyle w:val="TOC2"/>
             <w:tabs>
               <w:tab w:val="right" w:leader="dot" w:pos="9016"/>
             </w:tabs>
@@ -1404,7 +1404,7 @@
           <w:hyperlink w:anchor="_Toc210145055" w:history="1">
             <w:r>
               <w:rPr>
-                <w:rStyle w:val="Hypertextovprepojenie"/>
+                <w:rStyle w:val="Hyperlink"/>
                 <w:noProof/>
               </w:rPr>
               <w:t>Event Handling</w:t>
@@ -1461,7 +1461,7 @@
         </w:p>
         <w:p>
           <w:pPr>
-            <w:pStyle w:val="Obsah3"/>
+            <w:pStyle w:val="TOC3"/>
             <w:tabs>
               <w:tab w:val="right" w:leader="dot" w:pos="9016"/>
             </w:tabs>
@@ -1476,7 +1476,7 @@
           <w:hyperlink w:anchor="_Toc210145056" w:history="1">
             <w:r>
               <w:rPr>
-                <w:rStyle w:val="Hypertextovprepojenie"/>
+                <w:rStyle w:val="Hyperlink"/>
                 <w:noProof/>
               </w:rPr>
               <w:t>Udalosť klávesnice.</w:t>
@@ -1533,7 +1533,7 @@
         </w:p>
         <w:p>
           <w:pPr>
-            <w:pStyle w:val="Obsah3"/>
+            <w:pStyle w:val="TOC3"/>
             <w:tabs>
               <w:tab w:val="right" w:leader="dot" w:pos="9016"/>
             </w:tabs>
@@ -1548,7 +1548,7 @@
           <w:hyperlink w:anchor="_Toc210145057" w:history="1">
             <w:r>
               <w:rPr>
-                <w:rStyle w:val="Hypertextovprepojenie"/>
+                <w:rStyle w:val="Hyperlink"/>
                 <w:noProof/>
               </w:rPr>
               <w:t>Udalosť myš.</w:t>
@@ -1605,7 +1605,7 @@
         </w:p>
         <w:p>
           <w:pPr>
-            <w:pStyle w:val="Obsah3"/>
+            <w:pStyle w:val="TOC3"/>
             <w:tabs>
               <w:tab w:val="right" w:leader="dot" w:pos="9016"/>
             </w:tabs>
@@ -1620,7 +1620,7 @@
           <w:hyperlink w:anchor="_Toc210145058" w:history="1">
             <w:r>
               <w:rPr>
-                <w:rStyle w:val="Hypertextovprepojenie"/>
+                <w:rStyle w:val="Hyperlink"/>
                 <w:noProof/>
               </w:rPr>
               <w:t>How to add Custom Events in Pygame?</w:t>
@@ -1677,7 +1677,7 @@
         </w:p>
         <w:p>
           <w:pPr>
-            <w:pStyle w:val="Obsah3"/>
+            <w:pStyle w:val="TOC3"/>
             <w:tabs>
               <w:tab w:val="right" w:leader="dot" w:pos="9016"/>
             </w:tabs>
@@ -1692,7 +1692,7 @@
           <w:hyperlink w:anchor="_Toc210145059" w:history="1">
             <w:r>
               <w:rPr>
-                <w:rStyle w:val="Hypertextovprepojenie"/>
+                <w:rStyle w:val="Hyperlink"/>
                 <w:noProof/>
               </w:rPr>
               <w:t>How to get keyboard input in PyGame ?</w:t>
@@ -1749,7 +1749,7 @@
         </w:p>
         <w:p>
           <w:pPr>
-            <w:pStyle w:val="Obsah2"/>
+            <w:pStyle w:val="TOC2"/>
             <w:tabs>
               <w:tab w:val="right" w:leader="dot" w:pos="9016"/>
             </w:tabs>
@@ -1764,7 +1764,7 @@
           <w:hyperlink w:anchor="_Toc210145060" w:history="1">
             <w:r>
               <w:rPr>
-                <w:rStyle w:val="Hypertextovprepojenie"/>
+                <w:rStyle w:val="Hyperlink"/>
                 <w:noProof/>
               </w:rPr>
               <w:t>Základy a opakovanie.</w:t>
@@ -1821,7 +1821,7 @@
         </w:p>
         <w:p>
           <w:pPr>
-            <w:pStyle w:val="Obsah3"/>
+            <w:pStyle w:val="TOC3"/>
             <w:tabs>
               <w:tab w:val="right" w:leader="dot" w:pos="9016"/>
             </w:tabs>
@@ -1836,7 +1836,7 @@
           <w:hyperlink w:anchor="_Toc210145061" w:history="1">
             <w:r>
               <w:rPr>
-                <w:rStyle w:val="Hypertextovprepojenie"/>
+                <w:rStyle w:val="Hyperlink"/>
                 <w:noProof/>
               </w:rPr>
               <w:t>Python Lists – Zoznamy.</w:t>
@@ -1906,7 +1906,7 @@
     <w:p/>
     <w:p>
       <w:pPr>
-        <w:pStyle w:val="Nadpis2"/>
+        <w:pStyle w:val="Heading2"/>
       </w:pPr>
       <w:bookmarkStart w:id="2" w:name="_Toc210144978"/>
       <w:bookmarkStart w:id="3" w:name="_Toc210145038"/>
@@ -1924,7 +1924,7 @@
     <w:p/>
     <w:p>
       <w:pPr>
-        <w:pStyle w:val="Nadpis2"/>
+        <w:pStyle w:val="Heading2"/>
       </w:pPr>
       <w:bookmarkStart w:id="4" w:name="_Toc210144979"/>
       <w:bookmarkStart w:id="5" w:name="_Toc210145039"/>
@@ -1938,7 +1938,7 @@
       <w:hyperlink r:id="rId8" w:history="1">
         <w:r>
           <w:rPr>
-            <w:rStyle w:val="Hypertextovprepojenie"/>
+            <w:rStyle w:val="Hyperlink"/>
           </w:rPr>
           <w:t>https://github.com/gitdagray/python-course</w:t>
         </w:r>
@@ -1950,7 +1950,7 @@
     <w:p/>
     <w:p>
       <w:pPr>
-        <w:pStyle w:val="Nadpis2"/>
+        <w:pStyle w:val="Heading2"/>
       </w:pPr>
       <w:bookmarkStart w:id="6" w:name="_Toc210144980"/>
       <w:bookmarkStart w:id="7" w:name="_Toc210145040"/>
@@ -1965,7 +1965,7 @@
       <w:hyperlink r:id="rId9" w:history="1">
         <w:r>
           <w:rPr>
-            <w:rStyle w:val="Hypertextovprepojenie"/>
+            <w:rStyle w:val="Hyperlink"/>
           </w:rPr>
           <w:t>Python Module Index — Python 3.12.5 documentation</w:t>
         </w:r>
@@ -1974,7 +1974,7 @@
     <w:p/>
     <w:p>
       <w:pPr>
-        <w:pStyle w:val="Nadpis2"/>
+        <w:pStyle w:val="Heading2"/>
       </w:pPr>
       <w:bookmarkStart w:id="8" w:name="_Toc210144981"/>
       <w:bookmarkStart w:id="9" w:name="_Toc210145041"/>
@@ -2064,7 +2064,7 @@
     <w:p/>
     <w:p>
       <w:pPr>
-        <w:pStyle w:val="Nadpis2"/>
+        <w:pStyle w:val="Heading2"/>
       </w:pPr>
       <w:bookmarkStart w:id="10" w:name="_Toc210144982"/>
       <w:bookmarkStart w:id="11" w:name="_Toc210145042"/>
@@ -2086,7 +2086,7 @@
       <w:hyperlink r:id="rId10" w:history="1">
         <w:r>
           <w:rPr>
-            <w:rStyle w:val="Hypertextovprepojenie"/>
+            <w:rStyle w:val="Hyperlink"/>
           </w:rPr>
           <w:t>https://realpython.com/python-lists-tuples/?ref=dailydev</w:t>
         </w:r>
@@ -2095,7 +2095,7 @@
     <w:p/>
     <w:p>
       <w:pPr>
-        <w:pStyle w:val="Nadpis2"/>
+        <w:pStyle w:val="Heading2"/>
       </w:pPr>
       <w:bookmarkStart w:id="12" w:name="_Toc210144983"/>
       <w:bookmarkStart w:id="13" w:name="_Toc210145043"/>
@@ -2107,7 +2107,7 @@
     </w:p>
     <w:p>
       <w:pPr>
-        <w:pStyle w:val="Nadpis3"/>
+        <w:pStyle w:val="Heading3"/>
       </w:pPr>
       <w:bookmarkStart w:id="14" w:name="_Toc210144984"/>
       <w:bookmarkStart w:id="15" w:name="_Toc210145044"/>
@@ -2192,7 +2192,7 @@
     <w:p/>
     <w:p>
       <w:pPr>
-        <w:pStyle w:val="Nadpis1"/>
+        <w:pStyle w:val="Heading1"/>
       </w:pPr>
       <w:bookmarkStart w:id="16" w:name="_Toc210144985"/>
       <w:bookmarkStart w:id="17" w:name="_Toc210145045"/>
@@ -2231,7 +2231,7 @@
     <w:p/>
     <w:p>
       <w:pPr>
-        <w:pStyle w:val="Nadpis1"/>
+        <w:pStyle w:val="Heading1"/>
       </w:pPr>
       <w:bookmarkStart w:id="18" w:name="September2025"/>
       <w:bookmarkStart w:id="19" w:name="_Toc210144986"/>
@@ -2247,7 +2247,7 @@
       <w:hyperlink r:id="rId11" w:history="1">
         <w:r>
           <w:rPr>
-            <w:rStyle w:val="Hypertextovprepojenie"/>
+            <w:rStyle w:val="Hyperlink"/>
           </w:rPr>
           <w:t>https://www.geeksforgeeks.org/python/python-for-game-development-getting-started-with-pygame/</w:t>
         </w:r>
@@ -2258,7 +2258,7 @@
     </w:p>
     <w:p>
       <w:pPr>
-        <w:pStyle w:val="Nadpis2"/>
+        <w:pStyle w:val="Heading2"/>
       </w:pPr>
       <w:bookmarkStart w:id="21" w:name="_Toc210144987"/>
       <w:bookmarkStart w:id="22" w:name="_Toc210145047"/>
@@ -2272,7 +2272,7 @@
       <w:hyperlink r:id="rId12" w:history="1">
         <w:r>
           <w:rPr>
-            <w:rStyle w:val="Hypertextovprepojenie"/>
+            <w:rStyle w:val="Hyperlink"/>
             <w:highlight w:val="yellow"/>
           </w:rPr>
           <w:t>https://www.geeksforgeeks.org/python/pygame-tutorial/</w:t>
@@ -2468,7 +2468,7 @@
     <w:p/>
     <w:p>
       <w:pPr>
-        <w:pStyle w:val="Nadpis2"/>
+        <w:pStyle w:val="Heading2"/>
       </w:pPr>
       <w:bookmarkStart w:id="23" w:name="_Toc210144988"/>
       <w:bookmarkStart w:id="24" w:name="_Toc210145048"/>
@@ -2626,7 +2626,7 @@
     <w:p/>
     <w:p>
       <w:pPr>
-        <w:pStyle w:val="Nadpis2"/>
+        <w:pStyle w:val="Heading2"/>
       </w:pPr>
       <w:bookmarkStart w:id="25" w:name="_Toc210144989"/>
       <w:bookmarkStart w:id="26" w:name="_Toc210145049"/>
@@ -2684,7 +2684,7 @@
     <w:p/>
     <w:p>
       <w:pPr>
-        <w:pStyle w:val="Nadpis2"/>
+        <w:pStyle w:val="Heading2"/>
       </w:pPr>
       <w:bookmarkStart w:id="27" w:name="_Toc210144990"/>
       <w:bookmarkStart w:id="28" w:name="_Toc210145050"/>
@@ -2719,7 +2719,7 @@
     </w:p>
     <w:p>
       <w:pPr>
-        <w:pStyle w:val="Nadpis2"/>
+        <w:pStyle w:val="Heading2"/>
       </w:pPr>
       <w:bookmarkStart w:id="29" w:name="_Toc210144991"/>
       <w:bookmarkStart w:id="30" w:name="_Toc210145051"/>
@@ -2733,7 +2733,7 @@
       <w:hyperlink r:id="rId13" w:history="1">
         <w:r>
           <w:rPr>
-            <w:rStyle w:val="Hypertextovprepojenie"/>
+            <w:rStyle w:val="Hyperlink"/>
           </w:rPr>
           <w:t>https://www.geeksforgeeks.org/python/pygame-drawing-objects-and-shapes/</w:t>
         </w:r>
@@ -2922,7 +2922,7 @@
     <w:p/>
     <w:p>
       <w:pPr>
-        <w:pStyle w:val="Nadpis3"/>
+        <w:pStyle w:val="Heading3"/>
       </w:pPr>
       <w:bookmarkStart w:id="31" w:name="_Toc210144992"/>
       <w:bookmarkStart w:id="32" w:name="_Toc210145052"/>
@@ -2936,7 +2936,7 @@
       <w:hyperlink r:id="rId15" w:history="1">
         <w:r>
           <w:rPr>
-            <w:rStyle w:val="Hypertextovprepojenie"/>
+            <w:rStyle w:val="Hyperlink"/>
           </w:rPr>
           <w:t>https://www.geeksforgeeks.org/python/python-drawing-different-shapes-on-pygame-window/</w:t>
         </w:r>
@@ -2952,7 +2952,7 @@
     </w:p>
     <w:p>
       <w:pPr>
-        <w:pStyle w:val="Nadpis3"/>
+        <w:pStyle w:val="Heading3"/>
       </w:pPr>
       <w:bookmarkStart w:id="33" w:name="_Toc210144993"/>
       <w:bookmarkStart w:id="34" w:name="_Toc210145053"/>
@@ -2966,7 +2966,7 @@
       <w:hyperlink r:id="rId16" w:history="1">
         <w:r>
           <w:rPr>
-            <w:rStyle w:val="Hypertextovprepojenie"/>
+            <w:rStyle w:val="Hyperlink"/>
           </w:rPr>
           <w:t>https://www.geeksforgeeks.org/python/how-to-draw-rectangle-in-pygame/</w:t>
         </w:r>
@@ -2989,7 +2989,7 @@
     </w:p>
     <w:p>
       <w:pPr>
-        <w:pStyle w:val="Nadpis3"/>
+        <w:pStyle w:val="Heading3"/>
       </w:pPr>
       <w:bookmarkStart w:id="35" w:name="_Toc210144994"/>
       <w:bookmarkStart w:id="36" w:name="_Toc210145054"/>
@@ -3003,7 +3003,7 @@
       <w:hyperlink r:id="rId17" w:history="1">
         <w:r>
           <w:rPr>
-            <w:rStyle w:val="Hypertextovprepojenie"/>
+            <w:rStyle w:val="Hyperlink"/>
           </w:rPr>
           <w:t>https://www.geeksforgeeks.org/python/how-to-draw-a-rectangle-with-rounded-corner-in-pygame/</w:t>
         </w:r>
@@ -3027,7 +3027,7 @@
       <w:hyperlink r:id="rId18" w:anchor=":~:text=corners%20in%20PyGame%3F-,Event%20Handling,-In%20this%20part" w:history="1">
         <w:r>
           <w:rPr>
-            <w:rStyle w:val="Hypertextovprepojenie"/>
+            <w:rStyle w:val="Hyperlink"/>
           </w:rPr>
           <w:t>https://www.geeksforgeeks.org/python/pygame-tutorial/#:~:text=corners%20in%20PyGame%3F-,Event%20Handling,-In%20this%20part</w:t>
         </w:r>
@@ -3103,7 +3103,7 @@
     </w:p>
     <w:p>
       <w:pPr>
-        <w:pStyle w:val="Nadpis2"/>
+        <w:pStyle w:val="Heading2"/>
       </w:pPr>
       <w:bookmarkStart w:id="38" w:name="_Toc210144995"/>
       <w:bookmarkStart w:id="39" w:name="_Toc210145055"/>
@@ -3115,7 +3115,7 @@
     </w:p>
     <w:p>
       <w:pPr>
-        <w:pStyle w:val="Nadpis3"/>
+        <w:pStyle w:val="Heading3"/>
       </w:pPr>
       <w:bookmarkStart w:id="40" w:name="_Toc210144996"/>
       <w:bookmarkStart w:id="41" w:name="_Toc210145056"/>
@@ -3163,7 +3163,7 @@
     </w:p>
     <w:p>
       <w:pPr>
-        <w:pStyle w:val="Nadpis3"/>
+        <w:pStyle w:val="Heading3"/>
       </w:pPr>
       <w:bookmarkStart w:id="42" w:name="_Toc210144997"/>
       <w:bookmarkStart w:id="43" w:name="_Toc210145057"/>
@@ -3196,7 +3196,7 @@
     </w:p>
     <w:p>
       <w:pPr>
-        <w:pStyle w:val="Nadpis3"/>
+        <w:pStyle w:val="Heading3"/>
       </w:pPr>
       <w:bookmarkStart w:id="44" w:name="_Toc210144998"/>
       <w:bookmarkStart w:id="45" w:name="_Toc210145058"/>
@@ -3210,7 +3210,7 @@
       <w:hyperlink r:id="rId19" w:history="1">
         <w:r>
           <w:rPr>
-            <w:rStyle w:val="Hypertextovprepojenie"/>
+            <w:rStyle w:val="Hyperlink"/>
           </w:rPr>
           <w:t>https://www.geeksforgeeks.org/python/how-to-add-custom-events-in-pygame/</w:t>
         </w:r>
@@ -3226,7 +3226,7 @@
     </w:p>
     <w:p>
       <w:pPr>
-        <w:pStyle w:val="Nadpis3"/>
+        <w:pStyle w:val="Heading3"/>
       </w:pPr>
       <w:bookmarkStart w:id="46" w:name="_Toc210144999"/>
       <w:bookmarkStart w:id="47" w:name="_Toc210145059"/>
@@ -3240,7 +3240,7 @@
       <w:hyperlink r:id="rId20" w:history="1">
         <w:r>
           <w:rPr>
-            <w:rStyle w:val="Hypertextovprepojenie"/>
+            <w:rStyle w:val="Hyperlink"/>
           </w:rPr>
           <w:t>https://www.geeksforgeeks.org/python/how-to-get-keyboard-input-in-pygame/</w:t>
         </w:r>
@@ -3256,7 +3256,7 @@
     </w:p>
     <w:p>
       <w:pPr>
-        <w:pStyle w:val="Nadpis4"/>
+        <w:pStyle w:val="Heading4"/>
       </w:pPr>
       <w:bookmarkStart w:id="48" w:name="_Toc210145000"/>
       <w:r>
@@ -3268,7 +3268,7 @@
       <w:hyperlink r:id="rId21" w:history="1">
         <w:r>
           <w:rPr>
-            <w:rStyle w:val="Hypertextovprepojenie"/>
+            <w:rStyle w:val="Hyperlink"/>
           </w:rPr>
           <w:t>https://www.geeksforgeeks.org/python/pygame-input-handling/</w:t>
         </w:r>
@@ -3324,7 +3324,7 @@
     <w:p/>
     <w:p>
       <w:pPr>
-        <w:pStyle w:val="Nadpis2"/>
+        <w:pStyle w:val="Heading2"/>
       </w:pPr>
       <w:bookmarkStart w:id="49" w:name="_Toc210145001"/>
       <w:bookmarkStart w:id="50" w:name="_Toc210145060"/>
@@ -3336,7 +3336,7 @@
     </w:p>
     <w:p>
       <w:pPr>
-        <w:pStyle w:val="Nadpis3"/>
+        <w:pStyle w:val="Heading3"/>
       </w:pPr>
       <w:bookmarkStart w:id="51" w:name="_Toc210145002"/>
       <w:bookmarkStart w:id="52" w:name="_Toc210145061"/>
@@ -3353,7 +3353,7 @@
       <w:hyperlink r:id="rId22" w:history="1">
         <w:r>
           <w:rPr>
-            <w:rStyle w:val="Hypertextovprepojenie"/>
+            <w:rStyle w:val="Hyperlink"/>
           </w:rPr>
           <w:t>https://www.geeksforgeeks.org/python/python-lists/</w:t>
         </w:r>
@@ -3364,7 +3364,7 @@
     </w:p>
     <w:p>
       <w:pPr>
-        <w:pStyle w:val="Nadpis4"/>
+        <w:pStyle w:val="Heading4"/>
       </w:pPr>
       <w:bookmarkStart w:id="53" w:name="_Toc210145003"/>
       <w:r>
@@ -3374,7 +3374,7 @@
     </w:p>
     <w:p>
       <w:pPr>
-        <w:pStyle w:val="Nadpis4"/>
+        <w:pStyle w:val="Heading4"/>
       </w:pPr>
       <w:bookmarkStart w:id="54" w:name="_Toc210145004"/>
       <w:r>
@@ -3384,7 +3384,7 @@
     </w:p>
     <w:p>
       <w:pPr>
-        <w:pStyle w:val="Nadpis4"/>
+        <w:pStyle w:val="Heading4"/>
       </w:pPr>
       <w:bookmarkStart w:id="55" w:name="_Toc210145005"/>
       <w:r>
@@ -3411,7 +3411,7 @@
     </w:p>
     <w:p>
       <w:pPr>
-        <w:pStyle w:val="Nadpis4"/>
+        <w:pStyle w:val="Heading4"/>
       </w:pPr>
       <w:r>
         <w:t>Prístup k prvkom zoznamu</w:t>
@@ -3427,7 +3427,7 @@
     </w:p>
     <w:p>
       <w:pPr>
-        <w:pStyle w:val="Nadpis4"/>
+        <w:pStyle w:val="Heading4"/>
       </w:pPr>
       <w:r>
         <w:lastRenderedPageBreak/>
@@ -3488,7 +3488,7 @@
     <w:p/>
     <w:p>
       <w:pPr>
-        <w:pStyle w:val="Nadpis4"/>
+        <w:pStyle w:val="Heading4"/>
       </w:pPr>
       <w:r>
         <w:t>Aktualizácia prvkov do zoznamu</w:t>
@@ -3511,7 +3511,7 @@
     <w:p/>
     <w:p>
       <w:pPr>
-        <w:pStyle w:val="Nadpis4"/>
+        <w:pStyle w:val="Heading4"/>
       </w:pPr>
       <w:r>
         <w:t>Odstránenie prvkov zo zoznamu</w:t>
@@ -3548,7 +3548,7 @@
     <w:p/>
     <w:p>
       <w:pPr>
-        <w:pStyle w:val="Nadpis4"/>
+        <w:pStyle w:val="Heading4"/>
       </w:pPr>
       <w:r>
         <w:t>Iterácia zoznamov</w:t>
@@ -3561,7 +3561,7 @@
       <w:hyperlink r:id="rId23" w:tgtFrame="_blank" w:history="1">
         <w:r>
           <w:rPr>
-            <w:rStyle w:val="Hypertextovprepojenie"/>
+            <w:rStyle w:val="Hyperlink"/>
           </w:rPr>
           <w:t>slučiek</w:t>
         </w:r>
@@ -3574,7 +3574,7 @@
       <w:hyperlink r:id="rId24" w:history="1">
         <w:r>
           <w:rPr>
-            <w:rStyle w:val="Hypertextovprepojenie"/>
+            <w:rStyle w:val="Hyperlink"/>
           </w:rPr>
           <w:t>https://www.geeksforgeeks.org/python/loops-in-python/</w:t>
         </w:r>
@@ -3586,7 +3586,7 @@
     <w:p/>
     <w:p>
       <w:pPr>
-        <w:pStyle w:val="Nadpis4"/>
+        <w:pStyle w:val="Heading4"/>
       </w:pPr>
       <w:r>
         <w:t>Vnorené zoznamy</w:t>
@@ -3600,7 +3600,7 @@
     <w:p/>
     <w:p>
       <w:pPr>
-        <w:pStyle w:val="Nadpis4"/>
+        <w:pStyle w:val="Heading4"/>
       </w:pPr>
       <w:r>
         <w:t>Porozumenie zoznamu</w:t>
@@ -3615,7 +3615,7 @@
       <w:hyperlink r:id="rId25" w:history="1">
         <w:r>
           <w:rPr>
-            <w:rStyle w:val="Hypertextovprepojenie"/>
+            <w:rStyle w:val="Hyperlink"/>
           </w:rPr>
           <w:t>https://www.geeksforgeeks.org/python/python-list-comprehension/</w:t>
         </w:r>
@@ -3624,10 +3624,9 @@
         <w:t xml:space="preserve"> </w:t>
       </w:r>
     </w:p>
-    <w:p/>
-    <w:p>
-      <w:pPr>
-        <w:pStyle w:val="Nadpis4"/>
+    <w:p>
+      <w:pPr>
+        <w:pStyle w:val="Heading4"/>
       </w:pPr>
       <w:r>
         <w:t>Záver – kviz.</w:t>
@@ -3637,16 +3636,27 @@
       <w:hyperlink r:id="rId26" w:history="1">
         <w:r>
           <w:rPr>
-            <w:rStyle w:val="Hypertextovprepojenie"/>
+            <w:rStyle w:val="Hyperlink"/>
           </w:rPr>
-          <w:t>https://www.geeksforgeeks.org/quizzes/python-list-quiz/</w:t>
+          <w:t>https://www.geeksforgeeks.org</w:t>
+        </w:r>
+        <w:r>
+          <w:rPr>
+            <w:rStyle w:val="Hyperlink"/>
+          </w:rPr>
+          <w:t>/</w:t>
+        </w:r>
+        <w:r>
+          <w:rPr>
+            <w:rStyle w:val="Hyperlink"/>
+          </w:rPr>
+          <w:t>quizzes/python-list-quiz/</w:t>
         </w:r>
       </w:hyperlink>
       <w:r>
         <w:t xml:space="preserve"> </w:t>
       </w:r>
     </w:p>
-    <w:p/>
     <w:p>
       <w:pPr>
         <w:rPr>
@@ -3671,25 +3681,393 @@
       </w:r>
     </w:p>
     <w:p>
-      <w:r>
-        <w:t>Dokončiť kvíz od pozície 7 – spracovať súbory</w:t>
-      </w:r>
-      <w:r>
-        <w:t xml:space="preserve"> ako príklady</w:t>
-      </w:r>
-    </w:p>
-    <w:p>
-      <w:r>
-        <w:t xml:space="preserve">Vysvetliť ukladanie do zoznamu v programe - </w:t>
-      </w:r>
-      <w:r>
-        <w:t>kreslenie_mysou_LR.py</w:t>
+      <w:pPr>
+        <w:rPr>
+          <w:color w:val="EE0000"/>
+        </w:rPr>
+      </w:pPr>
+      <w:r>
+        <w:rPr>
+          <w:color w:val="EE0000"/>
+        </w:rPr>
+        <w:t>Vysvetliť ukladanie do zoznamu v programe - kreslenie_mysou_LR.py</w:t>
       </w:r>
     </w:p>
     <w:p/>
     <w:p>
-      <w:pPr>
-        <w:pStyle w:val="Nadpis4"/>
+      <w:r>
+        <w:t xml:space="preserve">Stiahnúť program </w:t>
+      </w:r>
+      <w:r>
+        <w:rPr>
+          <w:b/>
+          <w:bCs/>
+        </w:rPr>
+        <w:t>Q7.py</w:t>
+      </w:r>
+      <w:r>
+        <w:t xml:space="preserve"> - </w:t>
+      </w:r>
+      <w:bookmarkStart w:id="58" w:name="_Hlk210992875"/>
+      <w:r>
+        <w:t xml:space="preserve">podrobne vysvetliť </w:t>
+      </w:r>
+      <w:bookmarkEnd w:id="58"/>
+      <w:r>
+        <w:t>operácie nad z</w:t>
+      </w:r>
+      <w:r>
+        <w:t>oz</w:t>
+      </w:r>
+      <w:r>
+        <w:t>namom</w:t>
+      </w:r>
+      <w:r>
+        <w:t xml:space="preserve"> – vysvetlenie: v</w:t>
+      </w:r>
+      <w:r>
+        <w:t xml:space="preserve"> print() sa používa indexovanie. a[0] označuje [1, [2, 3], 4], a[0][1] označuje [2, 3], a[0][1][1] = 3 a a[2] = 8. Sčítajú sa teda dve celé čísla, 3 + 8 = 11 a výstup je 11.</w:t>
+      </w:r>
+    </w:p>
+    <w:p>
+      <w:r>
+        <w:t xml:space="preserve">Program </w:t>
+      </w:r>
+      <w:r>
+        <w:rPr>
+          <w:b/>
+          <w:bCs/>
+        </w:rPr>
+        <w:t>Q8.py</w:t>
+      </w:r>
+      <w:r>
+        <w:t xml:space="preserve"> – je komplikovaný aj pre mňa - vysvetlenie: </w:t>
+      </w:r>
+      <w:r>
+        <w:t>?</w:t>
+      </w:r>
+    </w:p>
+    <w:p>
+      <w:r>
+        <w:t xml:space="preserve">Program </w:t>
+      </w:r>
+      <w:r>
+        <w:rPr>
+          <w:b/>
+          <w:bCs/>
+        </w:rPr>
+        <w:t>Q</w:t>
+      </w:r>
+      <w:r>
+        <w:rPr>
+          <w:b/>
+          <w:bCs/>
+        </w:rPr>
+        <w:t>9</w:t>
+      </w:r>
+      <w:r>
+        <w:rPr>
+          <w:b/>
+          <w:bCs/>
+        </w:rPr>
+        <w:t>.py</w:t>
+      </w:r>
+      <w:r>
+        <w:t xml:space="preserve"> – je komplikovaný aj pre mňa - vysvetlenie: </w:t>
+      </w:r>
+      <w:r>
+        <w:t>Toto je príklad porozumenia vnoreného zoznamu. Vytvorený vnútorný zoznam obsahuje zoznam celých čísel v temp. Vonkajší zoznam získava iba to x, ktoré je násobkom 2.</w:t>
+      </w:r>
+    </w:p>
+    <w:p>
+      <w:r>
+        <w:t xml:space="preserve">Program </w:t>
+      </w:r>
+      <w:r>
+        <w:rPr>
+          <w:b/>
+          <w:bCs/>
+        </w:rPr>
+        <w:t>Q</w:t>
+      </w:r>
+      <w:r>
+        <w:rPr>
+          <w:b/>
+          <w:bCs/>
+        </w:rPr>
+        <w:t>10</w:t>
+      </w:r>
+      <w:r>
+        <w:rPr>
+          <w:b/>
+          <w:bCs/>
+        </w:rPr>
+        <w:t>.py</w:t>
+      </w:r>
+      <w:r>
+        <w:rPr>
+          <w:b/>
+          <w:bCs/>
+        </w:rPr>
+        <w:t xml:space="preserve"> -  </w:t>
+      </w:r>
+      <w:r>
+        <w:t xml:space="preserve">vysvetlenie: </w:t>
+      </w:r>
+      <w:r>
+        <w:t>Premenná i sa používa na iteráciu každého prvku v zozname temp. i[0] predstavuje znak na 0. indexe i a funkcia .upper() sa používa na písanie veľkých písmen znaku prítomného v i[0].</w:t>
+      </w:r>
+    </w:p>
+    <w:p>
+      <w:pPr>
+        <w:jc w:val="both"/>
+      </w:pPr>
+      <w:r>
+        <w:lastRenderedPageBreak/>
+        <w:t xml:space="preserve">Program </w:t>
+      </w:r>
+      <w:r>
+        <w:rPr>
+          <w:b/>
+          <w:bCs/>
+        </w:rPr>
+        <w:t>Q</w:t>
+      </w:r>
+      <w:r>
+        <w:rPr>
+          <w:b/>
+          <w:bCs/>
+        </w:rPr>
+        <w:t>11</w:t>
+      </w:r>
+      <w:r>
+        <w:rPr>
+          <w:b/>
+          <w:bCs/>
+        </w:rPr>
+        <w:t>.py</w:t>
+      </w:r>
+      <w:r>
+        <w:rPr>
+          <w:b/>
+          <w:bCs/>
+        </w:rPr>
+        <w:t xml:space="preserve"> - </w:t>
+      </w:r>
+      <w:r>
+        <w:t>podrobne vysvetliť</w:t>
+      </w:r>
+      <w:r>
+        <w:t xml:space="preserve"> postupom cez zoznam c</w:t>
+      </w:r>
+      <w:r>
+        <w:t xml:space="preserve">, vysvetlenie: </w:t>
+      </w:r>
+      <w:r>
+        <w:t>Tento príkaz kontroluje, či hodnota leží v údajoch zoznamu, a ak áno, či je deliteľná 2. Robí to pre x in (0, 7).</w:t>
+      </w:r>
+    </w:p>
+    <w:p>
+      <w:r>
+        <w:t>P</w:t>
+      </w:r>
+      <w:r>
+        <w:t>r</w:t>
+      </w:r>
+      <w:r>
+        <w:t>o</w:t>
+      </w:r>
+      <w:r>
+        <w:t xml:space="preserve">gram </w:t>
+      </w:r>
+      <w:r>
+        <w:rPr>
+          <w:b/>
+          <w:bCs/>
+        </w:rPr>
+        <w:t>Q12</w:t>
+      </w:r>
+      <w:r>
+        <w:rPr>
+          <w:b/>
+          <w:bCs/>
+        </w:rPr>
+        <w:t>.py</w:t>
+      </w:r>
+      <w:r>
+        <w:t xml:space="preserve"> – opäť dosť komplikovaný príklad so vnorenými zoznami, skúsiť analýzovať, </w:t>
+      </w:r>
+      <w:r>
+        <w:t>vysvetlenie:</w:t>
+      </w:r>
+      <w:r>
+        <w:t xml:space="preserve"> </w:t>
+      </w:r>
+      <w:r>
+        <w:t>[x for x in[li] vráti nový zoznam kopírujúci hodnoty v príkaze list li a vonkajší príkaz for vypíše novovytvorený zoznam 3-krát.</w:t>
+      </w:r>
+    </w:p>
+    <w:p>
+      <w:r>
+        <w:t xml:space="preserve">Program </w:t>
+      </w:r>
+      <w:r>
+        <w:rPr>
+          <w:b/>
+          <w:bCs/>
+        </w:rPr>
+        <w:t>Q1</w:t>
+      </w:r>
+      <w:r>
+        <w:rPr>
+          <w:b/>
+          <w:bCs/>
+        </w:rPr>
+        <w:t>3</w:t>
+      </w:r>
+      <w:r>
+        <w:rPr>
+          <w:b/>
+          <w:bCs/>
+        </w:rPr>
+        <w:t>.py</w:t>
+      </w:r>
+      <w:r>
+        <w:t xml:space="preserve"> – opäť dosť komplikovaný príklad</w:t>
+      </w:r>
+      <w:r>
+        <w:t xml:space="preserve">, čo znamená „násobenie“ zoznamu – vysvetlenie: </w:t>
+      </w:r>
+      <w:r>
+        <w:t>Výraz list[listelements]*N, kde N je celé číslo, pripojí N kópií prvkov zoznamu v pôvodnom zozname. Ak je N záporné celé číslo alebo 0, výstup bude prázdny zoznam, inak ak je N kladné, prvky zoznamu sa pridajú N krát do pôvodného zoznamu.</w:t>
+      </w:r>
+    </w:p>
+    <w:p>
+      <w:r>
+        <w:t xml:space="preserve">Program </w:t>
+      </w:r>
+      <w:r>
+        <w:rPr>
+          <w:b/>
+          <w:bCs/>
+        </w:rPr>
+        <w:t>Q1</w:t>
+      </w:r>
+      <w:r>
+        <w:rPr>
+          <w:b/>
+          <w:bCs/>
+        </w:rPr>
+        <w:t>4</w:t>
+      </w:r>
+      <w:r>
+        <w:rPr>
+          <w:b/>
+          <w:bCs/>
+        </w:rPr>
+        <w:t>.py</w:t>
+      </w:r>
+      <w:r>
+        <w:t xml:space="preserve"> </w:t>
+      </w:r>
+      <w:r>
+        <w:t>–</w:t>
+      </w:r>
+      <w:r>
+        <w:t xml:space="preserve"> myslím, že </w:t>
+      </w:r>
+      <w:r>
+        <w:t>je to pomerne jednoduchý príklad</w:t>
+      </w:r>
+      <w:r>
+        <w:t xml:space="preserve"> – vysvetlenie: </w:t>
+      </w:r>
+      <w:r>
+        <w:t>li[1] odkazuje na druhý prvok "Pratik". li[1][-1] pristupuje k poslednému znaku 'Pratik', ktorým je 'k'.</w:t>
+      </w:r>
+    </w:p>
+    <w:p>
+      <w:r>
+        <w:t xml:space="preserve">Program </w:t>
+      </w:r>
+      <w:r>
+        <w:rPr>
+          <w:b/>
+          <w:bCs/>
+        </w:rPr>
+        <w:t>Q1</w:t>
+      </w:r>
+      <w:r>
+        <w:rPr>
+          <w:b/>
+          <w:bCs/>
+        </w:rPr>
+        <w:t>5</w:t>
+      </w:r>
+      <w:r>
+        <w:rPr>
+          <w:b/>
+          <w:bCs/>
+        </w:rPr>
+        <w:t>.py</w:t>
+      </w:r>
+      <w:r>
+        <w:t xml:space="preserve"> </w:t>
+      </w:r>
+      <w:r>
+        <w:t>–</w:t>
+      </w:r>
+      <w:r>
+        <w:t xml:space="preserve"> zau</w:t>
+      </w:r>
+      <w:r>
+        <w:t xml:space="preserve">jímavá práca so zlúčenými zoznami, nepoznal som to ani ja – vysvetlenie: </w:t>
+      </w:r>
+      <w:r>
+        <w:t xml:space="preserve">Funkcia </w:t>
+      </w:r>
+      <w:r>
+        <w:rPr>
+          <w:b/>
+          <w:bCs/>
+        </w:rPr>
+        <w:t>zip()</w:t>
+      </w:r>
+      <w:r>
+        <w:t xml:space="preserve"> v Pythone kombinuje viacero iterables (</w:t>
+      </w:r>
+      <w:r>
+        <w:t>iterovateľné objekty</w:t>
+      </w:r>
+      <w:r>
+        <w:t>), ako sú zoznamy, n-tice, reťazce, knižnice atď., do jedného iterátora n-tic, kde každá n-tica obsahuje prvky zo vstupných iterables v rovnakom indexe.</w:t>
+      </w:r>
+    </w:p>
+    <w:p>
+      <w:r>
+        <w:t>V danom kóde sa zoznamy "a" a "b" spoja metódou zip a potom sa do nového zoznamu pridá rozdiel medzi prvkami z a b ( odpočíta sa ). Výstup bude - 9, 18, 27, 36, 45</w:t>
+      </w:r>
+    </w:p>
+    <w:p/>
+    <w:p>
+      <w:pPr>
+        <w:rPr>
+          <w:color w:val="EE0000"/>
+        </w:rPr>
+      </w:pPr>
+      <w:bookmarkStart w:id="59" w:name="Pokračovanie"/>
+      <w:bookmarkEnd w:id="59"/>
+      <w:r>
+        <w:rPr>
+          <w:color w:val="EE0000"/>
+        </w:rPr>
+        <w:t>Pokračovanie Q16</w:t>
+      </w:r>
+    </w:p>
+    <w:p/>
+    <w:p>
+      <w:pPr>
+        <w:pStyle w:val="Heading4"/>
       </w:pPr>
       <w:r>
         <w:t xml:space="preserve">Cvičenie </w:t>
@@ -3708,7 +4086,7 @@
       <w:hyperlink r:id="rId27" w:history="1">
         <w:r>
           <w:rPr>
-            <w:rStyle w:val="Hypertextovprepojenie"/>
+            <w:rStyle w:val="Hyperlink"/>
           </w:rPr>
           <w:t>https://www.geeksforgeeks.org/python/python-list-exercise/</w:t>
         </w:r>
@@ -3754,7 +4132,7 @@
     </w:p>
     <w:p>
       <w:pPr>
-        <w:pStyle w:val="Nadpis3"/>
+        <w:pStyle w:val="Heading3"/>
       </w:pPr>
       <w:r>
         <w:t>Python Tuples</w:t>
@@ -3773,7 +4151,7 @@
       <w:hyperlink r:id="rId28" w:history="1">
         <w:r>
           <w:rPr>
-            <w:rStyle w:val="Hypertextovprepojenie"/>
+            <w:rStyle w:val="Hyperlink"/>
           </w:rPr>
           <w:t>https://www.geeksforgeeks.org/python/python-tuples/</w:t>
         </w:r>
@@ -3787,7 +4165,6 @@
         <w:jc w:val="both"/>
       </w:pPr>
       <w:r>
-        <w:lastRenderedPageBreak/>
         <w:t>N-tica v Pythone je nemenná usporiadaná kolekcia prvkov.</w:t>
       </w:r>
     </w:p>
@@ -3829,7 +4206,7 @@
     </w:p>
     <w:p>
       <w:pPr>
-        <w:pStyle w:val="Nadpis3"/>
+        <w:pStyle w:val="Heading3"/>
       </w:pPr>
       <w:r>
         <w:t xml:space="preserve">Python String - </w:t>
@@ -3845,7 +4222,7 @@
       <w:hyperlink r:id="rId29" w:history="1">
         <w:r>
           <w:rPr>
-            <w:rStyle w:val="Hypertextovprepojenie"/>
+            <w:rStyle w:val="Hyperlink"/>
           </w:rPr>
           <w:t>https://www.geeksforgeeks.org/python/python-string/</w:t>
         </w:r>
@@ -3856,7 +4233,7 @@
     </w:p>
     <w:p>
       <w:pPr>
-        <w:pStyle w:val="Nadpis3"/>
+        <w:pStyle w:val="Heading3"/>
         <w:rPr>
           <w:rFonts w:eastAsiaTheme="minorHAnsi" w:cstheme="minorBidi"/>
         </w:rPr>
@@ -3875,7 +4252,7 @@
       <w:hyperlink r:id="rId30" w:history="1">
         <w:r>
           <w:rPr>
-            <w:rStyle w:val="Hypertextovprepojenie"/>
+            <w:rStyle w:val="Hyperlink"/>
           </w:rPr>
           <w:t>https://www.geeksforgeeks.org/python/python-dictionary/</w:t>
         </w:r>
@@ -3886,7 +4263,7 @@
     </w:p>
     <w:p>
       <w:pPr>
-        <w:pStyle w:val="Nadpis3"/>
+        <w:pStyle w:val="Heading3"/>
         <w:rPr>
           <w:rFonts w:eastAsiaTheme="minorHAnsi" w:cstheme="minorBidi"/>
           <w:sz w:val="22"/>
@@ -3907,7 +4284,7 @@
       <w:hyperlink r:id="rId31" w:history="1">
         <w:r>
           <w:rPr>
-            <w:rStyle w:val="Hypertextovprepojenie"/>
+            <w:rStyle w:val="Hyperlink"/>
           </w:rPr>
           <w:t>https://www.geeksforgeeks.org/python/python-sets/</w:t>
         </w:r>
@@ -3918,7 +4295,7 @@
     </w:p>
     <w:p>
       <w:pPr>
-        <w:pStyle w:val="Nadpis3"/>
+        <w:pStyle w:val="Heading3"/>
       </w:pPr>
       <w:r>
         <w:t>Python Arrays - Polia</w:t>
@@ -3928,7 +4305,7 @@
       <w:hyperlink r:id="rId32" w:history="1">
         <w:r>
           <w:rPr>
-            <w:rStyle w:val="Hypertextovprepojenie"/>
+            <w:rStyle w:val="Hyperlink"/>
           </w:rPr>
           <w:t>https://www.geeksforgeeks.org/python/python-arrays/</w:t>
         </w:r>
@@ -3973,7 +4350,7 @@
 <w:ftr xmlns:wpc="http://schemas.microsoft.com/office/word/2010/wordprocessingCanvas" xmlns:cx="http://schemas.microsoft.com/office/drawing/2014/chartex" xmlns:cx1="http://schemas.microsoft.com/office/drawing/2015/9/8/chartex" xmlns:cx2="http://schemas.microsoft.com/office/drawing/2015/10/21/chartex" xmlns:cx3="http://schemas.microsoft.com/office/drawing/2016/5/9/chartex" xmlns:cx4="http://schemas.microsoft.com/office/drawing/2016/5/10/chartex" xmlns:cx5="http://schemas.microsoft.com/office/drawing/2016/5/11/chartex" xmlns:cx6="http://schemas.microsoft.com/office/drawing/2016/5/12/chartex" xmlns:cx7="http://schemas.microsoft.com/office/drawing/2016/5/13/chartex" xmlns:cx8="http://schemas.microsoft.com/office/drawing/2016/5/14/chartex" xmlns:mc="http://schemas.openxmlformats.org/markup-compatibility/2006" xmlns:aink="http://schemas.microsoft.com/office/drawing/2016/ink" xmlns:am3d="http://schemas.microsoft.com/office/drawing/2017/model3d" xmlns:o="urn:schemas-microsoft-com:office:office" xmlns:oel="http://schemas.microsoft.com/office/2019/extlst" xmlns:r="http://schemas.openxmlformats.org/officeDocument/2006/relationships" xmlns:m="http://schemas.openxmlformats.org/officeDocument/2006/math" xmlns:v="urn:schemas-microsoft-com:vml" xmlns:wp14="http://schemas.microsoft.com/office/word/2010/wordprocessingDrawing" xmlns:wp="http://schemas.openxmlformats.org/drawingml/2006/wordprocessingDrawing" xmlns:w10="urn:schemas-microsoft-com:office:word" xmlns:w="http://schemas.openxmlformats.org/wordprocessingml/2006/main" xmlns:w14="http://schemas.microsoft.com/office/word/2010/wordml" xmlns:w15="http://schemas.microsoft.com/office/word/2012/wordml" xmlns:w16cex="http://schemas.microsoft.com/office/word/2018/wordml/cex" xmlns:w16cid="http://schemas.microsoft.com/office/word/2016/wordml/cid" xmlns:w16="http://schemas.microsoft.com/office/word/2018/wordml" xmlns:w16du="http://schemas.microsoft.com/office/word/2023/wordml/word16du" xmlns:w16sdtdh="http://schemas.microsoft.com/office/word/2020/wordml/sdtdatahash" xmlns:w16sdtfl="http://schemas.microsoft.com/office/word/2024/wordml/sdtformatlock" xmlns:w16se="http://schemas.microsoft.com/office/word/2015/wordml/symex" xmlns:wpg="http://schemas.microsoft.com/office/word/2010/wordprocessingGroup" xmlns:wpi="http://schemas.microsoft.com/office/word/2010/wordprocessingInk" xmlns:wne="http://schemas.microsoft.com/office/word/2006/wordml" xmlns:wps="http://schemas.microsoft.com/office/word/2010/wordprocessingShape" mc:Ignorable="w14 w15 w16se w16cid w16 w16cex w16sdtdh w16sdtfl w16du wp14">
   <w:p>
     <w:pPr>
-      <w:pStyle w:val="Pta"/>
+      <w:pStyle w:val="Footer"/>
       <w:jc w:val="center"/>
     </w:pPr>
     <w:r>
@@ -7587,7 +7964,7 @@
     <w:lsdException w:name="Unresolved Mention" w:semiHidden="1" w:unhideWhenUsed="1"/>
     <w:lsdException w:name="Smart Link" w:semiHidden="1" w:unhideWhenUsed="1"/>
   </w:latentStyles>
-  <w:style w:type="paragraph" w:default="1" w:styleId="Normlny">
+  <w:style w:type="paragraph" w:default="1" w:styleId="Normal">
     <w:name w:val="Normal"/>
     <w:qFormat/>
     <w:rsid w:val="00DA0C7C"/>
@@ -7595,11 +7972,11 @@
       <w:spacing w:after="0" w:line="240" w:lineRule="auto"/>
     </w:pPr>
   </w:style>
-  <w:style w:type="paragraph" w:styleId="Nadpis1">
+  <w:style w:type="paragraph" w:styleId="Heading1">
     <w:name w:val="heading 1"/>
-    <w:basedOn w:val="Normlny"/>
-    <w:next w:val="Normlny"/>
-    <w:link w:val="Nadpis1Char"/>
+    <w:basedOn w:val="Normal"/>
+    <w:next w:val="Normal"/>
+    <w:link w:val="Heading1Char"/>
     <w:uiPriority w:val="9"/>
     <w:qFormat/>
     <w:rsid w:val="006E6A15"/>
@@ -7615,11 +7992,11 @@
       <w:szCs w:val="40"/>
     </w:rPr>
   </w:style>
-  <w:style w:type="paragraph" w:styleId="Nadpis2">
+  <w:style w:type="paragraph" w:styleId="Heading2">
     <w:name w:val="heading 2"/>
-    <w:basedOn w:val="Normlny"/>
-    <w:next w:val="Normlny"/>
-    <w:link w:val="Nadpis2Char"/>
+    <w:basedOn w:val="Normal"/>
+    <w:next w:val="Normal"/>
+    <w:link w:val="Heading2Char"/>
     <w:uiPriority w:val="9"/>
     <w:unhideWhenUsed/>
     <w:qFormat/>
@@ -7636,11 +8013,11 @@
       <w:szCs w:val="32"/>
     </w:rPr>
   </w:style>
-  <w:style w:type="paragraph" w:styleId="Nadpis3">
+  <w:style w:type="paragraph" w:styleId="Heading3">
     <w:name w:val="heading 3"/>
-    <w:basedOn w:val="Normlny"/>
-    <w:next w:val="Normlny"/>
-    <w:link w:val="Nadpis3Char"/>
+    <w:basedOn w:val="Normal"/>
+    <w:next w:val="Normal"/>
+    <w:link w:val="Heading3Char"/>
     <w:uiPriority w:val="9"/>
     <w:unhideWhenUsed/>
     <w:qFormat/>
@@ -7657,11 +8034,11 @@
       <w:szCs w:val="28"/>
     </w:rPr>
   </w:style>
-  <w:style w:type="paragraph" w:styleId="Nadpis4">
+  <w:style w:type="paragraph" w:styleId="Heading4">
     <w:name w:val="heading 4"/>
-    <w:basedOn w:val="Normlny"/>
-    <w:next w:val="Normlny"/>
-    <w:link w:val="Nadpis4Char"/>
+    <w:basedOn w:val="Normal"/>
+    <w:next w:val="Normal"/>
+    <w:link w:val="Heading4Char"/>
     <w:uiPriority w:val="9"/>
     <w:unhideWhenUsed/>
     <w:qFormat/>
@@ -7677,11 +8054,11 @@
       <w:iCs/>
     </w:rPr>
   </w:style>
-  <w:style w:type="paragraph" w:styleId="Nadpis5">
+  <w:style w:type="paragraph" w:styleId="Heading5">
     <w:name w:val="heading 5"/>
-    <w:basedOn w:val="Normlny"/>
-    <w:next w:val="Normlny"/>
-    <w:link w:val="Nadpis5Char"/>
+    <w:basedOn w:val="Normal"/>
+    <w:next w:val="Normal"/>
+    <w:link w:val="Heading5Char"/>
     <w:uiPriority w:val="9"/>
     <w:semiHidden/>
     <w:unhideWhenUsed/>
@@ -7698,11 +8075,11 @@
       <w:color w:val="0F4761" w:themeColor="accent1" w:themeShade="BF"/>
     </w:rPr>
   </w:style>
-  <w:style w:type="paragraph" w:styleId="Nadpis6">
+  <w:style w:type="paragraph" w:styleId="Heading6">
     <w:name w:val="heading 6"/>
-    <w:basedOn w:val="Normlny"/>
-    <w:next w:val="Normlny"/>
-    <w:link w:val="Nadpis6Char"/>
+    <w:basedOn w:val="Normal"/>
+    <w:next w:val="Normal"/>
+    <w:link w:val="Heading6Char"/>
     <w:uiPriority w:val="9"/>
     <w:semiHidden/>
     <w:unhideWhenUsed/>
@@ -7721,11 +8098,11 @@
       <w:color w:val="595959" w:themeColor="text1" w:themeTint="A6"/>
     </w:rPr>
   </w:style>
-  <w:style w:type="paragraph" w:styleId="Nadpis7">
+  <w:style w:type="paragraph" w:styleId="Heading7">
     <w:name w:val="heading 7"/>
-    <w:basedOn w:val="Normlny"/>
-    <w:next w:val="Normlny"/>
-    <w:link w:val="Nadpis7Char"/>
+    <w:basedOn w:val="Normal"/>
+    <w:next w:val="Normal"/>
+    <w:link w:val="Heading7Char"/>
     <w:uiPriority w:val="9"/>
     <w:semiHidden/>
     <w:unhideWhenUsed/>
@@ -7742,11 +8119,11 @@
       <w:color w:val="595959" w:themeColor="text1" w:themeTint="A6"/>
     </w:rPr>
   </w:style>
-  <w:style w:type="paragraph" w:styleId="Nadpis8">
+  <w:style w:type="paragraph" w:styleId="Heading8">
     <w:name w:val="heading 8"/>
-    <w:basedOn w:val="Normlny"/>
-    <w:next w:val="Normlny"/>
-    <w:link w:val="Nadpis8Char"/>
+    <w:basedOn w:val="Normal"/>
+    <w:next w:val="Normal"/>
+    <w:link w:val="Heading8Char"/>
     <w:uiPriority w:val="9"/>
     <w:semiHidden/>
     <w:unhideWhenUsed/>
@@ -7764,11 +8141,11 @@
       <w:color w:val="272727" w:themeColor="text1" w:themeTint="D8"/>
     </w:rPr>
   </w:style>
-  <w:style w:type="paragraph" w:styleId="Nadpis9">
+  <w:style w:type="paragraph" w:styleId="Heading9">
     <w:name w:val="heading 9"/>
-    <w:basedOn w:val="Normlny"/>
-    <w:next w:val="Normlny"/>
-    <w:link w:val="Nadpis9Char"/>
+    <w:basedOn w:val="Normal"/>
+    <w:next w:val="Normal"/>
+    <w:link w:val="Heading9Char"/>
     <w:uiPriority w:val="9"/>
     <w:semiHidden/>
     <w:unhideWhenUsed/>
@@ -7784,13 +8161,12 @@
       <w:color w:val="272727" w:themeColor="text1" w:themeTint="D8"/>
     </w:rPr>
   </w:style>
-  <w:style w:type="character" w:default="1" w:styleId="Predvolenpsmoodseku">
+  <w:style w:type="character" w:default="1" w:styleId="DefaultParagraphFont">
     <w:name w:val="Default Paragraph Font"/>
     <w:uiPriority w:val="1"/>
-    <w:semiHidden/>
     <w:unhideWhenUsed/>
   </w:style>
-  <w:style w:type="table" w:default="1" w:styleId="Normlnatabuka">
+  <w:style w:type="table" w:default="1" w:styleId="TableNormal">
     <w:name w:val="Normal Table"/>
     <w:uiPriority w:val="99"/>
     <w:semiHidden/>
@@ -7805,7 +8181,7 @@
       </w:tblCellMar>
     </w:tblPr>
   </w:style>
-  <w:style w:type="numbering" w:default="1" w:styleId="Bezzoznamu">
+  <w:style w:type="numbering" w:default="1" w:styleId="NoList">
     <w:name w:val="No List"/>
     <w:uiPriority w:val="99"/>
     <w:semiHidden/>
@@ -7813,7 +8189,7 @@
   </w:style>
   <w:style w:type="paragraph" w:customStyle="1" w:styleId="Kd">
     <w:name w:val="Kód"/>
-    <w:basedOn w:val="Normlny"/>
+    <w:basedOn w:val="Normal"/>
     <w:link w:val="KdChar"/>
     <w:qFormat/>
     <w:rsid w:val="00EE47E6"/>
@@ -7824,7 +8200,7 @@
   </w:style>
   <w:style w:type="character" w:customStyle="1" w:styleId="KdChar">
     <w:name w:val="Kód Char"/>
-    <w:basedOn w:val="Predvolenpsmoodseku"/>
+    <w:basedOn w:val="DefaultParagraphFont"/>
     <w:link w:val="Kd"/>
     <w:rsid w:val="00EE47E6"/>
     <w:rPr>
@@ -7832,10 +8208,10 @@
       <w:sz w:val="20"/>
     </w:rPr>
   </w:style>
-  <w:style w:type="character" w:customStyle="1" w:styleId="Nadpis1Char">
-    <w:name w:val="Nadpis 1 Char"/>
-    <w:basedOn w:val="Predvolenpsmoodseku"/>
-    <w:link w:val="Nadpis1"/>
+  <w:style w:type="character" w:customStyle="1" w:styleId="Heading1Char">
+    <w:name w:val="Heading 1 Char"/>
+    <w:basedOn w:val="DefaultParagraphFont"/>
+    <w:link w:val="Heading1"/>
     <w:uiPriority w:val="9"/>
     <w:rsid w:val="006E6A15"/>
     <w:rPr>
@@ -7844,10 +8220,10 @@
       <w:szCs w:val="40"/>
     </w:rPr>
   </w:style>
-  <w:style w:type="character" w:customStyle="1" w:styleId="Nadpis2Char">
-    <w:name w:val="Nadpis 2 Char"/>
-    <w:basedOn w:val="Predvolenpsmoodseku"/>
-    <w:link w:val="Nadpis2"/>
+  <w:style w:type="character" w:customStyle="1" w:styleId="Heading2Char">
+    <w:name w:val="Heading 2 Char"/>
+    <w:basedOn w:val="DefaultParagraphFont"/>
+    <w:link w:val="Heading2"/>
     <w:uiPriority w:val="9"/>
     <w:rsid w:val="00AD18CA"/>
     <w:rPr>
@@ -7856,10 +8232,10 @@
       <w:szCs w:val="32"/>
     </w:rPr>
   </w:style>
-  <w:style w:type="character" w:customStyle="1" w:styleId="Nadpis3Char">
-    <w:name w:val="Nadpis 3 Char"/>
-    <w:basedOn w:val="Predvolenpsmoodseku"/>
-    <w:link w:val="Nadpis3"/>
+  <w:style w:type="character" w:customStyle="1" w:styleId="Heading3Char">
+    <w:name w:val="Heading 3 Char"/>
+    <w:basedOn w:val="DefaultParagraphFont"/>
+    <w:link w:val="Heading3"/>
     <w:uiPriority w:val="9"/>
     <w:rsid w:val="00BD0C4B"/>
     <w:rPr>
@@ -7868,10 +8244,10 @@
       <w:szCs w:val="28"/>
     </w:rPr>
   </w:style>
-  <w:style w:type="character" w:customStyle="1" w:styleId="Nadpis4Char">
-    <w:name w:val="Nadpis 4 Char"/>
-    <w:basedOn w:val="Predvolenpsmoodseku"/>
-    <w:link w:val="Nadpis4"/>
+  <w:style w:type="character" w:customStyle="1" w:styleId="Heading4Char">
+    <w:name w:val="Heading 4 Char"/>
+    <w:basedOn w:val="DefaultParagraphFont"/>
+    <w:link w:val="Heading4"/>
     <w:uiPriority w:val="9"/>
     <w:rsid w:val="00577DE7"/>
     <w:rPr>
@@ -7879,10 +8255,10 @@
       <w:iCs/>
     </w:rPr>
   </w:style>
-  <w:style w:type="character" w:customStyle="1" w:styleId="Nadpis5Char">
-    <w:name w:val="Nadpis 5 Char"/>
-    <w:basedOn w:val="Predvolenpsmoodseku"/>
-    <w:link w:val="Nadpis5"/>
+  <w:style w:type="character" w:customStyle="1" w:styleId="Heading5Char">
+    <w:name w:val="Heading 5 Char"/>
+    <w:basedOn w:val="DefaultParagraphFont"/>
+    <w:link w:val="Heading5"/>
     <w:uiPriority w:val="9"/>
     <w:semiHidden/>
     <w:rsid w:val="00673CEF"/>
@@ -7891,10 +8267,10 @@
       <w:color w:val="0F4761" w:themeColor="accent1" w:themeShade="BF"/>
     </w:rPr>
   </w:style>
-  <w:style w:type="character" w:customStyle="1" w:styleId="Nadpis6Char">
-    <w:name w:val="Nadpis 6 Char"/>
-    <w:basedOn w:val="Predvolenpsmoodseku"/>
-    <w:link w:val="Nadpis6"/>
+  <w:style w:type="character" w:customStyle="1" w:styleId="Heading6Char">
+    <w:name w:val="Heading 6 Char"/>
+    <w:basedOn w:val="DefaultParagraphFont"/>
+    <w:link w:val="Heading6"/>
     <w:uiPriority w:val="9"/>
     <w:semiHidden/>
     <w:rsid w:val="00673CEF"/>
@@ -7905,10 +8281,10 @@
       <w:color w:val="595959" w:themeColor="text1" w:themeTint="A6"/>
     </w:rPr>
   </w:style>
-  <w:style w:type="character" w:customStyle="1" w:styleId="Nadpis7Char">
-    <w:name w:val="Nadpis 7 Char"/>
-    <w:basedOn w:val="Predvolenpsmoodseku"/>
-    <w:link w:val="Nadpis7"/>
+  <w:style w:type="character" w:customStyle="1" w:styleId="Heading7Char">
+    <w:name w:val="Heading 7 Char"/>
+    <w:basedOn w:val="DefaultParagraphFont"/>
+    <w:link w:val="Heading7"/>
     <w:uiPriority w:val="9"/>
     <w:semiHidden/>
     <w:rsid w:val="00673CEF"/>
@@ -7917,10 +8293,10 @@
       <w:color w:val="595959" w:themeColor="text1" w:themeTint="A6"/>
     </w:rPr>
   </w:style>
-  <w:style w:type="character" w:customStyle="1" w:styleId="Nadpis8Char">
-    <w:name w:val="Nadpis 8 Char"/>
-    <w:basedOn w:val="Predvolenpsmoodseku"/>
-    <w:link w:val="Nadpis8"/>
+  <w:style w:type="character" w:customStyle="1" w:styleId="Heading8Char">
+    <w:name w:val="Heading 8 Char"/>
+    <w:basedOn w:val="DefaultParagraphFont"/>
+    <w:link w:val="Heading8"/>
     <w:uiPriority w:val="9"/>
     <w:semiHidden/>
     <w:rsid w:val="00673CEF"/>
@@ -7931,10 +8307,10 @@
       <w:color w:val="272727" w:themeColor="text1" w:themeTint="D8"/>
     </w:rPr>
   </w:style>
-  <w:style w:type="character" w:customStyle="1" w:styleId="Nadpis9Char">
-    <w:name w:val="Nadpis 9 Char"/>
-    <w:basedOn w:val="Predvolenpsmoodseku"/>
-    <w:link w:val="Nadpis9"/>
+  <w:style w:type="character" w:customStyle="1" w:styleId="Heading9Char">
+    <w:name w:val="Heading 9 Char"/>
+    <w:basedOn w:val="DefaultParagraphFont"/>
+    <w:link w:val="Heading9"/>
     <w:uiPriority w:val="9"/>
     <w:semiHidden/>
     <w:rsid w:val="00673CEF"/>
@@ -7943,11 +8319,11 @@
       <w:color w:val="272727" w:themeColor="text1" w:themeTint="D8"/>
     </w:rPr>
   </w:style>
-  <w:style w:type="paragraph" w:styleId="Nzov">
+  <w:style w:type="paragraph" w:styleId="Title">
     <w:name w:val="Title"/>
-    <w:basedOn w:val="Normlny"/>
-    <w:next w:val="Normlny"/>
-    <w:link w:val="NzovChar"/>
+    <w:basedOn w:val="Normal"/>
+    <w:next w:val="Normal"/>
+    <w:link w:val="TitleChar"/>
     <w:uiPriority w:val="10"/>
     <w:qFormat/>
     <w:rsid w:val="00673CEF"/>
@@ -7963,10 +8339,10 @@
       <w:szCs w:val="56"/>
     </w:rPr>
   </w:style>
-  <w:style w:type="character" w:customStyle="1" w:styleId="NzovChar">
-    <w:name w:val="Názov Char"/>
-    <w:basedOn w:val="Predvolenpsmoodseku"/>
-    <w:link w:val="Nzov"/>
+  <w:style w:type="character" w:customStyle="1" w:styleId="TitleChar">
+    <w:name w:val="Title Char"/>
+    <w:basedOn w:val="DefaultParagraphFont"/>
+    <w:link w:val="Title"/>
     <w:uiPriority w:val="10"/>
     <w:rsid w:val="00673CEF"/>
     <w:rPr>
@@ -7977,11 +8353,11 @@
       <w:szCs w:val="56"/>
     </w:rPr>
   </w:style>
-  <w:style w:type="paragraph" w:styleId="Podtitul">
+  <w:style w:type="paragraph" w:styleId="Subtitle">
     <w:name w:val="Subtitle"/>
-    <w:basedOn w:val="Normlny"/>
-    <w:next w:val="Normlny"/>
-    <w:link w:val="PodtitulChar"/>
+    <w:basedOn w:val="Normal"/>
+    <w:next w:val="Normal"/>
+    <w:link w:val="SubtitleChar"/>
     <w:uiPriority w:val="11"/>
     <w:qFormat/>
     <w:rsid w:val="00673CEF"/>
@@ -7998,10 +8374,10 @@
       <w:szCs w:val="28"/>
     </w:rPr>
   </w:style>
-  <w:style w:type="character" w:customStyle="1" w:styleId="PodtitulChar">
-    <w:name w:val="Podtitul Char"/>
-    <w:basedOn w:val="Predvolenpsmoodseku"/>
-    <w:link w:val="Podtitul"/>
+  <w:style w:type="character" w:customStyle="1" w:styleId="SubtitleChar">
+    <w:name w:val="Subtitle Char"/>
+    <w:basedOn w:val="DefaultParagraphFont"/>
+    <w:link w:val="Subtitle"/>
     <w:uiPriority w:val="11"/>
     <w:rsid w:val="00673CEF"/>
     <w:rPr>
@@ -8012,11 +8388,11 @@
       <w:szCs w:val="28"/>
     </w:rPr>
   </w:style>
-  <w:style w:type="paragraph" w:styleId="Citcia">
+  <w:style w:type="paragraph" w:styleId="Quote">
     <w:name w:val="Quote"/>
-    <w:basedOn w:val="Normlny"/>
-    <w:next w:val="Normlny"/>
-    <w:link w:val="CitciaChar"/>
+    <w:basedOn w:val="Normal"/>
+    <w:next w:val="Normal"/>
+    <w:link w:val="QuoteChar"/>
     <w:uiPriority w:val="29"/>
     <w:qFormat/>
     <w:rsid w:val="00673CEF"/>
@@ -8030,10 +8406,10 @@
       <w:color w:val="404040" w:themeColor="text1" w:themeTint="BF"/>
     </w:rPr>
   </w:style>
-  <w:style w:type="character" w:customStyle="1" w:styleId="CitciaChar">
-    <w:name w:val="Citácia Char"/>
-    <w:basedOn w:val="Predvolenpsmoodseku"/>
-    <w:link w:val="Citcia"/>
+  <w:style w:type="character" w:customStyle="1" w:styleId="QuoteChar">
+    <w:name w:val="Quote Char"/>
+    <w:basedOn w:val="DefaultParagraphFont"/>
+    <w:link w:val="Quote"/>
     <w:uiPriority w:val="29"/>
     <w:rsid w:val="00673CEF"/>
     <w:rPr>
@@ -8042,9 +8418,9 @@
       <w:color w:val="404040" w:themeColor="text1" w:themeTint="BF"/>
     </w:rPr>
   </w:style>
-  <w:style w:type="paragraph" w:styleId="Odsekzoznamu">
+  <w:style w:type="paragraph" w:styleId="ListParagraph">
     <w:name w:val="List Paragraph"/>
-    <w:basedOn w:val="Normlny"/>
+    <w:basedOn w:val="Normal"/>
     <w:uiPriority w:val="34"/>
     <w:qFormat/>
     <w:rsid w:val="00673CEF"/>
@@ -8053,9 +8429,9 @@
       <w:contextualSpacing/>
     </w:pPr>
   </w:style>
-  <w:style w:type="character" w:styleId="Intenzvnezvraznenie">
+  <w:style w:type="character" w:styleId="IntenseEmphasis">
     <w:name w:val="Intense Emphasis"/>
-    <w:basedOn w:val="Predvolenpsmoodseku"/>
+    <w:basedOn w:val="DefaultParagraphFont"/>
     <w:uiPriority w:val="21"/>
     <w:qFormat/>
     <w:rsid w:val="00673CEF"/>
@@ -8065,11 +8441,11 @@
       <w:color w:val="0F4761" w:themeColor="accent1" w:themeShade="BF"/>
     </w:rPr>
   </w:style>
-  <w:style w:type="paragraph" w:styleId="Zvraznencitcia">
+  <w:style w:type="paragraph" w:styleId="IntenseQuote">
     <w:name w:val="Intense Quote"/>
-    <w:basedOn w:val="Normlny"/>
-    <w:next w:val="Normlny"/>
-    <w:link w:val="ZvraznencitciaChar"/>
+    <w:basedOn w:val="Normal"/>
+    <w:next w:val="Normal"/>
+    <w:link w:val="IntenseQuoteChar"/>
     <w:uiPriority w:val="30"/>
     <w:qFormat/>
     <w:rsid w:val="00673CEF"/>
@@ -8088,10 +8464,10 @@
       <w:color w:val="0F4761" w:themeColor="accent1" w:themeShade="BF"/>
     </w:rPr>
   </w:style>
-  <w:style w:type="character" w:customStyle="1" w:styleId="ZvraznencitciaChar">
-    <w:name w:val="Zvýraznená citácia Char"/>
-    <w:basedOn w:val="Predvolenpsmoodseku"/>
-    <w:link w:val="Zvraznencitcia"/>
+  <w:style w:type="character" w:customStyle="1" w:styleId="IntenseQuoteChar">
+    <w:name w:val="Intense Quote Char"/>
+    <w:basedOn w:val="DefaultParagraphFont"/>
+    <w:link w:val="IntenseQuote"/>
     <w:uiPriority w:val="30"/>
     <w:rsid w:val="00673CEF"/>
     <w:rPr>
@@ -8100,9 +8476,9 @@
       <w:color w:val="0F4761" w:themeColor="accent1" w:themeShade="BF"/>
     </w:rPr>
   </w:style>
-  <w:style w:type="character" w:styleId="Zvraznenodkaz">
+  <w:style w:type="character" w:styleId="IntenseReference">
     <w:name w:val="Intense Reference"/>
-    <w:basedOn w:val="Predvolenpsmoodseku"/>
+    <w:basedOn w:val="DefaultParagraphFont"/>
     <w:uiPriority w:val="32"/>
     <w:qFormat/>
     <w:rsid w:val="00673CEF"/>
@@ -8114,9 +8490,9 @@
       <w:spacing w:val="5"/>
     </w:rPr>
   </w:style>
-  <w:style w:type="character" w:styleId="Hypertextovprepojenie">
+  <w:style w:type="character" w:styleId="Hyperlink">
     <w:name w:val="Hyperlink"/>
-    <w:basedOn w:val="Predvolenpsmoodseku"/>
+    <w:basedOn w:val="DefaultParagraphFont"/>
     <w:uiPriority w:val="99"/>
     <w:unhideWhenUsed/>
     <w:rsid w:val="00513727"/>
@@ -8125,9 +8501,9 @@
       <w:u w:val="single"/>
     </w:rPr>
   </w:style>
-  <w:style w:type="character" w:styleId="Nevyrieenzmienka">
+  <w:style w:type="character" w:styleId="UnresolvedMention">
     <w:name w:val="Unresolved Mention"/>
-    <w:basedOn w:val="Predvolenpsmoodseku"/>
+    <w:basedOn w:val="DefaultParagraphFont"/>
     <w:uiPriority w:val="99"/>
     <w:semiHidden/>
     <w:unhideWhenUsed/>
@@ -8137,9 +8513,9 @@
       <w:shd w:val="clear" w:color="auto" w:fill="E1DFDD"/>
     </w:rPr>
   </w:style>
-  <w:style w:type="character" w:styleId="PouitHypertextovPrepojenie">
+  <w:style w:type="character" w:styleId="FollowedHyperlink">
     <w:name w:val="FollowedHyperlink"/>
-    <w:basedOn w:val="Predvolenpsmoodseku"/>
+    <w:basedOn w:val="DefaultParagraphFont"/>
     <w:uiPriority w:val="99"/>
     <w:semiHidden/>
     <w:unhideWhenUsed/>
@@ -8149,10 +8525,10 @@
       <w:u w:val="single"/>
     </w:rPr>
   </w:style>
-  <w:style w:type="paragraph" w:styleId="Hlavika">
+  <w:style w:type="paragraph" w:styleId="Header">
     <w:name w:val="header"/>
-    <w:basedOn w:val="Normlny"/>
-    <w:link w:val="HlavikaChar"/>
+    <w:basedOn w:val="Normal"/>
+    <w:link w:val="HeaderChar"/>
     <w:uiPriority w:val="99"/>
     <w:unhideWhenUsed/>
     <w:rsid w:val="00C42BBB"/>
@@ -8163,17 +8539,17 @@
       </w:tabs>
     </w:pPr>
   </w:style>
-  <w:style w:type="character" w:customStyle="1" w:styleId="HlavikaChar">
-    <w:name w:val="Hlavička Char"/>
-    <w:basedOn w:val="Predvolenpsmoodseku"/>
-    <w:link w:val="Hlavika"/>
+  <w:style w:type="character" w:customStyle="1" w:styleId="HeaderChar">
+    <w:name w:val="Header Char"/>
+    <w:basedOn w:val="DefaultParagraphFont"/>
+    <w:link w:val="Header"/>
     <w:uiPriority w:val="99"/>
     <w:rsid w:val="00C42BBB"/>
   </w:style>
-  <w:style w:type="paragraph" w:styleId="Pta">
+  <w:style w:type="paragraph" w:styleId="Footer">
     <w:name w:val="footer"/>
-    <w:basedOn w:val="Normlny"/>
-    <w:link w:val="PtaChar"/>
+    <w:basedOn w:val="Normal"/>
+    <w:link w:val="FooterChar"/>
     <w:uiPriority w:val="99"/>
     <w:unhideWhenUsed/>
     <w:rsid w:val="00C42BBB"/>
@@ -8184,17 +8560,17 @@
       </w:tabs>
     </w:pPr>
   </w:style>
-  <w:style w:type="character" w:customStyle="1" w:styleId="PtaChar">
-    <w:name w:val="Päta Char"/>
-    <w:basedOn w:val="Predvolenpsmoodseku"/>
-    <w:link w:val="Pta"/>
+  <w:style w:type="character" w:customStyle="1" w:styleId="FooterChar">
+    <w:name w:val="Footer Char"/>
+    <w:basedOn w:val="DefaultParagraphFont"/>
+    <w:link w:val="Footer"/>
     <w:uiPriority w:val="99"/>
     <w:rsid w:val="00C42BBB"/>
   </w:style>
-  <w:style w:type="paragraph" w:styleId="Obsah1">
+  <w:style w:type="paragraph" w:styleId="TOC1">
     <w:name w:val="toc 1"/>
-    <w:basedOn w:val="Normlny"/>
-    <w:next w:val="Normlny"/>
+    <w:basedOn w:val="Normal"/>
+    <w:next w:val="Normal"/>
     <w:autoRedefine/>
     <w:uiPriority w:val="39"/>
     <w:unhideWhenUsed/>
@@ -8203,10 +8579,10 @@
       <w:spacing w:after="100"/>
     </w:pPr>
   </w:style>
-  <w:style w:type="paragraph" w:styleId="Obsah2">
+  <w:style w:type="paragraph" w:styleId="TOC2">
     <w:name w:val="toc 2"/>
-    <w:basedOn w:val="Normlny"/>
-    <w:next w:val="Normlny"/>
+    <w:basedOn w:val="Normal"/>
+    <w:next w:val="Normal"/>
     <w:autoRedefine/>
     <w:uiPriority w:val="39"/>
     <w:unhideWhenUsed/>
@@ -8216,10 +8592,10 @@
       <w:ind w:left="220"/>
     </w:pPr>
   </w:style>
-  <w:style w:type="paragraph" w:styleId="Obsah3">
+  <w:style w:type="paragraph" w:styleId="TOC3">
     <w:name w:val="toc 3"/>
-    <w:basedOn w:val="Normlny"/>
-    <w:next w:val="Normlny"/>
+    <w:basedOn w:val="Normal"/>
+    <w:next w:val="Normal"/>
     <w:autoRedefine/>
     <w:uiPriority w:val="39"/>
     <w:unhideWhenUsed/>
@@ -8229,10 +8605,10 @@
       <w:ind w:left="440"/>
     </w:pPr>
   </w:style>
-  <w:style w:type="paragraph" w:styleId="Obsah4">
+  <w:style w:type="paragraph" w:styleId="TOC4">
     <w:name w:val="toc 4"/>
-    <w:basedOn w:val="Normlny"/>
-    <w:next w:val="Normlny"/>
+    <w:basedOn w:val="Normal"/>
+    <w:next w:val="Normal"/>
     <w:autoRedefine/>
     <w:uiPriority w:val="39"/>
     <w:unhideWhenUsed/>
@@ -8242,10 +8618,10 @@
       <w:ind w:left="660"/>
     </w:pPr>
   </w:style>
-  <w:style w:type="paragraph" w:styleId="Hlavikaobsahu">
+  <w:style w:type="paragraph" w:styleId="TOCHeading">
     <w:name w:val="TOC Heading"/>
-    <w:basedOn w:val="Nadpis1"/>
-    <w:next w:val="Normlny"/>
+    <w:basedOn w:val="Heading1"/>
+    <w:next w:val="Normal"/>
     <w:uiPriority w:val="39"/>
     <w:unhideWhenUsed/>
     <w:qFormat/>

--- a/IT_hodiny/namety_postupu_skolenia.docx
+++ b/IT_hodiny/namety_postupu_skolenia.docx
@@ -4,12 +4,20 @@
   <w:body>
     <w:p>
       <w:pPr>
-        <w:pStyle w:val="Heading1"/>
+        <w:pStyle w:val="Nadpis1"/>
       </w:pPr>
       <w:bookmarkStart w:id="0" w:name="_Toc210144977"/>
       <w:bookmarkStart w:id="1" w:name="_Toc210145037"/>
       <w:r>
-        <w:t xml:space="preserve">Programovanie Python pre </w:t>
+        <w:t xml:space="preserve">Programovanie </w:t>
+      </w:r>
+      <w:proofErr w:type="spellStart"/>
+      <w:r>
+        <w:t>Python</w:t>
+      </w:r>
+      <w:proofErr w:type="spellEnd"/>
+      <w:r>
+        <w:t xml:space="preserve"> pre </w:t>
       </w:r>
       <w:r>
         <w:t>mladých.</w:t>
@@ -66,13 +74,14 @@
       <w:sdtContent>
         <w:p>
           <w:pPr>
-            <w:pStyle w:val="TOCHeading"/>
+            <w:pStyle w:val="Hlavikaobsahu"/>
             <w:rPr>
               <w:color w:val="auto"/>
               <w:sz w:val="28"/>
               <w:szCs w:val="28"/>
             </w:rPr>
           </w:pPr>
+          <w:proofErr w:type="spellStart"/>
           <w:r>
             <w:rPr>
               <w:color w:val="auto"/>
@@ -81,10 +90,11 @@
             </w:rPr>
             <w:t>Obsah</w:t>
           </w:r>
+          <w:proofErr w:type="spellEnd"/>
         </w:p>
         <w:p>
           <w:pPr>
-            <w:pStyle w:val="TOC1"/>
+            <w:pStyle w:val="Obsah1"/>
             <w:tabs>
               <w:tab w:val="right" w:leader="dot" w:pos="9016"/>
             </w:tabs>
@@ -108,7 +118,7 @@
           <w:hyperlink w:anchor="_Toc210145037" w:history="1">
             <w:r>
               <w:rPr>
-                <w:rStyle w:val="Hyperlink"/>
+                <w:rStyle w:val="Hypertextovprepojenie"/>
                 <w:noProof/>
               </w:rPr>
               <w:t>Programovanie Python pre mladých.</w:t>
@@ -165,7 +175,7 @@
         </w:p>
         <w:p>
           <w:pPr>
-            <w:pStyle w:val="TOC2"/>
+            <w:pStyle w:val="Obsah2"/>
             <w:tabs>
               <w:tab w:val="right" w:leader="dot" w:pos="9016"/>
             </w:tabs>
@@ -180,7 +190,7 @@
           <w:hyperlink w:anchor="_Toc210145038" w:history="1">
             <w:r>
               <w:rPr>
-                <w:rStyle w:val="Hyperlink"/>
+                <w:rStyle w:val="Hypertextovprepojenie"/>
                 <w:noProof/>
               </w:rPr>
               <w:t>Úprava VSC.</w:t>
@@ -237,7 +247,7 @@
         </w:p>
         <w:p>
           <w:pPr>
-            <w:pStyle w:val="TOC2"/>
+            <w:pStyle w:val="Obsah2"/>
             <w:tabs>
               <w:tab w:val="right" w:leader="dot" w:pos="9016"/>
             </w:tabs>
@@ -252,7 +262,7 @@
           <w:hyperlink w:anchor="_Toc210145039" w:history="1">
             <w:r>
               <w:rPr>
-                <w:rStyle w:val="Hyperlink"/>
+                <w:rStyle w:val="Hypertextovprepojenie"/>
                 <w:noProof/>
               </w:rPr>
               <w:t>Zdrojové kódy školenia.</w:t>
@@ -309,7 +319,7 @@
         </w:p>
         <w:p>
           <w:pPr>
-            <w:pStyle w:val="TOC2"/>
+            <w:pStyle w:val="Obsah2"/>
             <w:tabs>
               <w:tab w:val="right" w:leader="dot" w:pos="9016"/>
             </w:tabs>
@@ -324,7 +334,7 @@
           <w:hyperlink w:anchor="_Toc210145040" w:history="1">
             <w:r>
               <w:rPr>
-                <w:rStyle w:val="Hyperlink"/>
+                <w:rStyle w:val="Hypertextovprepojenie"/>
                 <w:noProof/>
               </w:rPr>
               <w:t>Informačné podklady.</w:t>
@@ -381,7 +391,7 @@
         </w:p>
         <w:p>
           <w:pPr>
-            <w:pStyle w:val="TOC2"/>
+            <w:pStyle w:val="Obsah2"/>
             <w:tabs>
               <w:tab w:val="right" w:leader="dot" w:pos="9016"/>
             </w:tabs>
@@ -396,7 +406,7 @@
           <w:hyperlink w:anchor="_Toc210145041" w:history="1">
             <w:r>
               <w:rPr>
-                <w:rStyle w:val="Hyperlink"/>
+                <w:rStyle w:val="Hypertextovprepojenie"/>
                 <w:noProof/>
               </w:rPr>
               <w:t>Vyskúšať vytvorenie jednoduchej hre.</w:t>
@@ -453,7 +463,7 @@
         </w:p>
         <w:p>
           <w:pPr>
-            <w:pStyle w:val="TOC2"/>
+            <w:pStyle w:val="Obsah2"/>
             <w:tabs>
               <w:tab w:val="right" w:leader="dot" w:pos="9016"/>
             </w:tabs>
@@ -468,7 +478,7 @@
           <w:hyperlink w:anchor="_Toc210145042" w:history="1">
             <w:r>
               <w:rPr>
-                <w:rStyle w:val="Hyperlink"/>
+                <w:rStyle w:val="Hypertextovprepojenie"/>
                 <w:noProof/>
               </w:rPr>
               <w:t>Myšlienky.</w:t>
@@ -525,7 +535,7 @@
         </w:p>
         <w:p>
           <w:pPr>
-            <w:pStyle w:val="TOC2"/>
+            <w:pStyle w:val="Obsah2"/>
             <w:tabs>
               <w:tab w:val="right" w:leader="dot" w:pos="9016"/>
             </w:tabs>
@@ -540,7 +550,7 @@
           <w:hyperlink w:anchor="_Toc210145043" w:history="1">
             <w:r>
               <w:rPr>
-                <w:rStyle w:val="Hyperlink"/>
+                <w:rStyle w:val="Hypertextovprepojenie"/>
                 <w:noProof/>
               </w:rPr>
               <w:t>Jednotlivé termíny.</w:t>
@@ -597,7 +607,7 @@
         </w:p>
         <w:p>
           <w:pPr>
-            <w:pStyle w:val="TOC3"/>
+            <w:pStyle w:val="Obsah3"/>
             <w:tabs>
               <w:tab w:val="right" w:leader="dot" w:pos="9016"/>
             </w:tabs>
@@ -612,7 +622,7 @@
           <w:hyperlink w:anchor="_Toc210145044" w:history="1">
             <w:r>
               <w:rPr>
-                <w:rStyle w:val="Hyperlink"/>
+                <w:rStyle w:val="Hypertextovprepojenie"/>
                 <w:noProof/>
               </w:rPr>
               <w:t>12.9.2024</w:t>
@@ -669,7 +679,7 @@
         </w:p>
         <w:p>
           <w:pPr>
-            <w:pStyle w:val="TOC1"/>
+            <w:pStyle w:val="Obsah1"/>
             <w:tabs>
               <w:tab w:val="right" w:leader="dot" w:pos="9016"/>
             </w:tabs>
@@ -684,7 +694,7 @@
           <w:hyperlink w:anchor="_Toc210145045" w:history="1">
             <w:r>
               <w:rPr>
-                <w:rStyle w:val="Hyperlink"/>
+                <w:rStyle w:val="Hypertextovprepojenie"/>
                 <w:noProof/>
               </w:rPr>
               <w:t>Python Web Development With Django</w:t>
@@ -741,7 +751,7 @@
         </w:p>
         <w:p>
           <w:pPr>
-            <w:pStyle w:val="TOC1"/>
+            <w:pStyle w:val="Obsah1"/>
             <w:tabs>
               <w:tab w:val="right" w:leader="dot" w:pos="9016"/>
             </w:tabs>
@@ -756,7 +766,7 @@
           <w:hyperlink w:anchor="_Toc210145046" w:history="1">
             <w:r>
               <w:rPr>
-                <w:rStyle w:val="Hyperlink"/>
+                <w:rStyle w:val="Hypertextovprepojenie"/>
                 <w:noProof/>
               </w:rPr>
               <w:t>Python for Game Development: Getting Started with Pygame</w:t>
@@ -813,7 +823,7 @@
         </w:p>
         <w:p>
           <w:pPr>
-            <w:pStyle w:val="TOC2"/>
+            <w:pStyle w:val="Obsah2"/>
             <w:tabs>
               <w:tab w:val="right" w:leader="dot" w:pos="9016"/>
             </w:tabs>
@@ -828,7 +838,7 @@
           <w:hyperlink w:anchor="_Toc210145047" w:history="1">
             <w:r>
               <w:rPr>
-                <w:rStyle w:val="Hyperlink"/>
+                <w:rStyle w:val="Hypertextovprepojenie"/>
                 <w:noProof/>
               </w:rPr>
               <w:t>PyGame Tutorial</w:t>
@@ -885,7 +895,7 @@
         </w:p>
         <w:p>
           <w:pPr>
-            <w:pStyle w:val="TOC2"/>
+            <w:pStyle w:val="Obsah2"/>
             <w:tabs>
               <w:tab w:val="right" w:leader="dot" w:pos="9016"/>
             </w:tabs>
@@ -900,7 +910,7 @@
           <w:hyperlink w:anchor="_Toc210145048" w:history="1">
             <w:r>
               <w:rPr>
-                <w:rStyle w:val="Hyperlink"/>
+                <w:rStyle w:val="Hypertextovprepojenie"/>
                 <w:noProof/>
               </w:rPr>
               <w:t>Pohyb.</w:t>
@@ -957,7 +967,7 @@
         </w:p>
         <w:p>
           <w:pPr>
-            <w:pStyle w:val="TOC2"/>
+            <w:pStyle w:val="Obsah2"/>
             <w:tabs>
               <w:tab w:val="right" w:leader="dot" w:pos="9016"/>
             </w:tabs>
@@ -972,7 +982,7 @@
           <w:hyperlink w:anchor="_Toc210145049" w:history="1">
             <w:r>
               <w:rPr>
-                <w:rStyle w:val="Hyperlink"/>
+                <w:rStyle w:val="Hypertextovprepojenie"/>
                 <w:noProof/>
               </w:rPr>
               <w:t>Povolenie zmeny veľkosti okna v PyGame.</w:t>
@@ -1029,7 +1039,7 @@
         </w:p>
         <w:p>
           <w:pPr>
-            <w:pStyle w:val="TOC2"/>
+            <w:pStyle w:val="Obsah2"/>
             <w:tabs>
               <w:tab w:val="right" w:leader="dot" w:pos="9016"/>
             </w:tabs>
@@ -1044,7 +1054,7 @@
           <w:hyperlink w:anchor="_Toc210145050" w:history="1">
             <w:r>
               <w:rPr>
-                <w:rStyle w:val="Hyperlink"/>
+                <w:rStyle w:val="Hypertextovprepojenie"/>
                 <w:noProof/>
               </w:rPr>
               <w:t>Ako zmeniť farbu pozadia obrazovky v Pygame?</w:t>
@@ -1101,7 +1111,7 @@
         </w:p>
         <w:p>
           <w:pPr>
-            <w:pStyle w:val="TOC2"/>
+            <w:pStyle w:val="Obsah2"/>
             <w:tabs>
               <w:tab w:val="right" w:leader="dot" w:pos="9016"/>
             </w:tabs>
@@ -1116,7 +1126,7 @@
           <w:hyperlink w:anchor="_Toc210145051" w:history="1">
             <w:r>
               <w:rPr>
-                <w:rStyle w:val="Hyperlink"/>
+                <w:rStyle w:val="Hypertextovprepojenie"/>
                 <w:noProof/>
               </w:rPr>
               <w:t>Kreslenie objektov a tvarov</w:t>
@@ -1173,7 +1183,7 @@
         </w:p>
         <w:p>
           <w:pPr>
-            <w:pStyle w:val="TOC3"/>
+            <w:pStyle w:val="Obsah3"/>
             <w:tabs>
               <w:tab w:val="right" w:leader="dot" w:pos="9016"/>
             </w:tabs>
@@ -1188,7 +1198,7 @@
           <w:hyperlink w:anchor="_Toc210145052" w:history="1">
             <w:r>
               <w:rPr>
-                <w:rStyle w:val="Hyperlink"/>
+                <w:rStyle w:val="Hypertextovprepojenie"/>
                 <w:noProof/>
               </w:rPr>
               <w:t>Python | Drawing different shapes on PyGame window</w:t>
@@ -1245,7 +1255,7 @@
         </w:p>
         <w:p>
           <w:pPr>
-            <w:pStyle w:val="TOC3"/>
+            <w:pStyle w:val="Obsah3"/>
             <w:tabs>
               <w:tab w:val="right" w:leader="dot" w:pos="9016"/>
             </w:tabs>
@@ -1260,7 +1270,7 @@
           <w:hyperlink w:anchor="_Toc210145053" w:history="1">
             <w:r>
               <w:rPr>
-                <w:rStyle w:val="Hyperlink"/>
+                <w:rStyle w:val="Hypertextovprepojenie"/>
                 <w:noProof/>
               </w:rPr>
               <w:t>How to draw rectangle in Pygame?</w:t>
@@ -1317,7 +1327,7 @@
         </w:p>
         <w:p>
           <w:pPr>
-            <w:pStyle w:val="TOC3"/>
+            <w:pStyle w:val="Obsah3"/>
             <w:tabs>
               <w:tab w:val="right" w:leader="dot" w:pos="9016"/>
             </w:tabs>
@@ -1332,7 +1342,7 @@
           <w:hyperlink w:anchor="_Toc210145054" w:history="1">
             <w:r>
               <w:rPr>
-                <w:rStyle w:val="Hyperlink"/>
+                <w:rStyle w:val="Hypertextovprepojenie"/>
                 <w:noProof/>
               </w:rPr>
               <w:t>How to draw a rectangle with rounded corner in PyGame?</w:t>
@@ -1389,7 +1399,7 @@
         </w:p>
         <w:p>
           <w:pPr>
-            <w:pStyle w:val="TOC2"/>
+            <w:pStyle w:val="Obsah2"/>
             <w:tabs>
               <w:tab w:val="right" w:leader="dot" w:pos="9016"/>
             </w:tabs>
@@ -1404,7 +1414,7 @@
           <w:hyperlink w:anchor="_Toc210145055" w:history="1">
             <w:r>
               <w:rPr>
-                <w:rStyle w:val="Hyperlink"/>
+                <w:rStyle w:val="Hypertextovprepojenie"/>
                 <w:noProof/>
               </w:rPr>
               <w:t>Event Handling</w:t>
@@ -1461,7 +1471,7 @@
         </w:p>
         <w:p>
           <w:pPr>
-            <w:pStyle w:val="TOC3"/>
+            <w:pStyle w:val="Obsah3"/>
             <w:tabs>
               <w:tab w:val="right" w:leader="dot" w:pos="9016"/>
             </w:tabs>
@@ -1476,7 +1486,7 @@
           <w:hyperlink w:anchor="_Toc210145056" w:history="1">
             <w:r>
               <w:rPr>
-                <w:rStyle w:val="Hyperlink"/>
+                <w:rStyle w:val="Hypertextovprepojenie"/>
                 <w:noProof/>
               </w:rPr>
               <w:t>Udalosť klávesnice.</w:t>
@@ -1533,7 +1543,7 @@
         </w:p>
         <w:p>
           <w:pPr>
-            <w:pStyle w:val="TOC3"/>
+            <w:pStyle w:val="Obsah3"/>
             <w:tabs>
               <w:tab w:val="right" w:leader="dot" w:pos="9016"/>
             </w:tabs>
@@ -1548,7 +1558,7 @@
           <w:hyperlink w:anchor="_Toc210145057" w:history="1">
             <w:r>
               <w:rPr>
-                <w:rStyle w:val="Hyperlink"/>
+                <w:rStyle w:val="Hypertextovprepojenie"/>
                 <w:noProof/>
               </w:rPr>
               <w:t>Udalosť myš.</w:t>
@@ -1605,7 +1615,7 @@
         </w:p>
         <w:p>
           <w:pPr>
-            <w:pStyle w:val="TOC3"/>
+            <w:pStyle w:val="Obsah3"/>
             <w:tabs>
               <w:tab w:val="right" w:leader="dot" w:pos="9016"/>
             </w:tabs>
@@ -1620,7 +1630,7 @@
           <w:hyperlink w:anchor="_Toc210145058" w:history="1">
             <w:r>
               <w:rPr>
-                <w:rStyle w:val="Hyperlink"/>
+                <w:rStyle w:val="Hypertextovprepojenie"/>
                 <w:noProof/>
               </w:rPr>
               <w:t>How to add Custom Events in Pygame?</w:t>
@@ -1677,7 +1687,7 @@
         </w:p>
         <w:p>
           <w:pPr>
-            <w:pStyle w:val="TOC3"/>
+            <w:pStyle w:val="Obsah3"/>
             <w:tabs>
               <w:tab w:val="right" w:leader="dot" w:pos="9016"/>
             </w:tabs>
@@ -1692,7 +1702,7 @@
           <w:hyperlink w:anchor="_Toc210145059" w:history="1">
             <w:r>
               <w:rPr>
-                <w:rStyle w:val="Hyperlink"/>
+                <w:rStyle w:val="Hypertextovprepojenie"/>
                 <w:noProof/>
               </w:rPr>
               <w:t>How to get keyboard input in PyGame ?</w:t>
@@ -1749,7 +1759,7 @@
         </w:p>
         <w:p>
           <w:pPr>
-            <w:pStyle w:val="TOC2"/>
+            <w:pStyle w:val="Obsah2"/>
             <w:tabs>
               <w:tab w:val="right" w:leader="dot" w:pos="9016"/>
             </w:tabs>
@@ -1764,7 +1774,7 @@
           <w:hyperlink w:anchor="_Toc210145060" w:history="1">
             <w:r>
               <w:rPr>
-                <w:rStyle w:val="Hyperlink"/>
+                <w:rStyle w:val="Hypertextovprepojenie"/>
                 <w:noProof/>
               </w:rPr>
               <w:t>Základy a opakovanie.</w:t>
@@ -1821,7 +1831,7 @@
         </w:p>
         <w:p>
           <w:pPr>
-            <w:pStyle w:val="TOC3"/>
+            <w:pStyle w:val="Obsah3"/>
             <w:tabs>
               <w:tab w:val="right" w:leader="dot" w:pos="9016"/>
             </w:tabs>
@@ -1836,7 +1846,7 @@
           <w:hyperlink w:anchor="_Toc210145061" w:history="1">
             <w:r>
               <w:rPr>
-                <w:rStyle w:val="Hyperlink"/>
+                <w:rStyle w:val="Hypertextovprepojenie"/>
                 <w:noProof/>
               </w:rPr>
               <w:t>Python Lists – Zoznamy.</w:t>
@@ -1906,7 +1916,7 @@
     <w:p/>
     <w:p>
       <w:pPr>
-        <w:pStyle w:val="Heading2"/>
+        <w:pStyle w:val="Nadpis2"/>
       </w:pPr>
       <w:bookmarkStart w:id="2" w:name="_Toc210144978"/>
       <w:bookmarkStart w:id="3" w:name="_Toc210145038"/>
@@ -1924,7 +1934,7 @@
     <w:p/>
     <w:p>
       <w:pPr>
-        <w:pStyle w:val="Heading2"/>
+        <w:pStyle w:val="Nadpis2"/>
       </w:pPr>
       <w:bookmarkStart w:id="4" w:name="_Toc210144979"/>
       <w:bookmarkStart w:id="5" w:name="_Toc210145039"/>
@@ -1938,7 +1948,7 @@
       <w:hyperlink r:id="rId8" w:history="1">
         <w:r>
           <w:rPr>
-            <w:rStyle w:val="Hyperlink"/>
+            <w:rStyle w:val="Hypertextovprepojenie"/>
           </w:rPr>
           <w:t>https://github.com/gitdagray/python-course</w:t>
         </w:r>
@@ -1950,7 +1960,7 @@
     <w:p/>
     <w:p>
       <w:pPr>
-        <w:pStyle w:val="Heading2"/>
+        <w:pStyle w:val="Nadpis2"/>
       </w:pPr>
       <w:bookmarkStart w:id="6" w:name="_Toc210144980"/>
       <w:bookmarkStart w:id="7" w:name="_Toc210145040"/>
@@ -1963,18 +1973,48 @@
     </w:p>
     <w:p>
       <w:hyperlink r:id="rId9" w:history="1">
+        <w:proofErr w:type="spellStart"/>
         <w:r>
           <w:rPr>
-            <w:rStyle w:val="Hyperlink"/>
+            <w:rStyle w:val="Hypertextovprepojenie"/>
           </w:rPr>
-          <w:t>Python Module Index — Python 3.12.5 documentation</w:t>
+          <w:t>Python</w:t>
         </w:r>
+        <w:proofErr w:type="spellEnd"/>
+        <w:r>
+          <w:rPr>
+            <w:rStyle w:val="Hypertextovprepojenie"/>
+          </w:rPr>
+          <w:t xml:space="preserve"> Module Index — </w:t>
+        </w:r>
+        <w:proofErr w:type="spellStart"/>
+        <w:r>
+          <w:rPr>
+            <w:rStyle w:val="Hypertextovprepojenie"/>
+          </w:rPr>
+          <w:t>Python</w:t>
+        </w:r>
+        <w:proofErr w:type="spellEnd"/>
+        <w:r>
+          <w:rPr>
+            <w:rStyle w:val="Hypertextovprepojenie"/>
+          </w:rPr>
+          <w:t xml:space="preserve"> 3.12.5 </w:t>
+        </w:r>
+        <w:proofErr w:type="spellStart"/>
+        <w:r>
+          <w:rPr>
+            <w:rStyle w:val="Hypertextovprepojenie"/>
+          </w:rPr>
+          <w:t>documentation</w:t>
+        </w:r>
+        <w:proofErr w:type="spellEnd"/>
       </w:hyperlink>
     </w:p>
     <w:p/>
     <w:p>
       <w:pPr>
-        <w:pStyle w:val="Heading2"/>
+        <w:pStyle w:val="Nadpis2"/>
       </w:pPr>
       <w:bookmarkStart w:id="8" w:name="_Toc210144981"/>
       <w:bookmarkStart w:id="9" w:name="_Toc210145041"/>
@@ -1992,7 +2032,23 @@
         <w:t>V</w:t>
       </w:r>
       <w:r>
-        <w:t xml:space="preserve"> priklade rps.py je vytvorenie jednoduche hry kam</w:t>
+        <w:t xml:space="preserve"> </w:t>
+      </w:r>
+      <w:proofErr w:type="spellStart"/>
+      <w:r>
+        <w:t>priklade</w:t>
+      </w:r>
+      <w:proofErr w:type="spellEnd"/>
+      <w:r>
+        <w:t xml:space="preserve"> rps.py je vytvorenie </w:t>
+      </w:r>
+      <w:proofErr w:type="spellStart"/>
+      <w:r>
+        <w:t>jednoduche</w:t>
+      </w:r>
+      <w:proofErr w:type="spellEnd"/>
+      <w:r>
+        <w:t xml:space="preserve"> hry kam</w:t>
       </w:r>
       <w:r>
         <w:t>eň</w:t>
@@ -2012,15 +2068,28 @@
         <w:t>rps0_2.py</w:t>
       </w:r>
       <w:r>
-        <w:t xml:space="preserve"> – úprava vstupu s konverziou na integer</w:t>
-      </w:r>
+        <w:t xml:space="preserve"> – úprava vstupu s konverziou na </w:t>
+      </w:r>
+      <w:proofErr w:type="spellStart"/>
+      <w:r>
+        <w:t>integer</w:t>
+      </w:r>
+      <w:proofErr w:type="spellEnd"/>
     </w:p>
     <w:p>
       <w:r>
         <w:t>rps0_3.py</w:t>
       </w:r>
       <w:r>
-        <w:t xml:space="preserve"> – doplnenie náhodného hádzania pre Python (počítač)</w:t>
+        <w:t xml:space="preserve"> – doplnenie náhodného hádzania pre </w:t>
+      </w:r>
+      <w:proofErr w:type="spellStart"/>
+      <w:r>
+        <w:t>Python</w:t>
+      </w:r>
+      <w:proofErr w:type="spellEnd"/>
+      <w:r>
+        <w:t xml:space="preserve"> (počítač)</w:t>
       </w:r>
     </w:p>
     <w:p/>
@@ -2049,10 +2118,18 @@
     </w:p>
     <w:p>
       <w:r>
-        <w:t>rps4.py – úprava kódu na game_</w:t>
-      </w:r>
-      <w:r>
-        <w:t>count=0</w:t>
+        <w:t xml:space="preserve">rps4.py – úprava kódu na </w:t>
+      </w:r>
+      <w:proofErr w:type="spellStart"/>
+      <w:r>
+        <w:t>game_</w:t>
+      </w:r>
+      <w:r>
+        <w:t>count</w:t>
+      </w:r>
+      <w:proofErr w:type="spellEnd"/>
+      <w:r>
+        <w:t>=0</w:t>
       </w:r>
     </w:p>
     <w:p/>
@@ -2064,7 +2141,7 @@
     <w:p/>
     <w:p>
       <w:pPr>
-        <w:pStyle w:val="Heading2"/>
+        <w:pStyle w:val="Nadpis2"/>
       </w:pPr>
       <w:bookmarkStart w:id="10" w:name="_Toc210144982"/>
       <w:bookmarkStart w:id="11" w:name="_Toc210145042"/>
@@ -2079,14 +2156,22 @@
         <w:t>Rozdiel medzi zoznam</w:t>
       </w:r>
       <w:r>
-        <w:t>ami a n-ticami.</w:t>
+        <w:t>ami a n-</w:t>
+      </w:r>
+      <w:proofErr w:type="spellStart"/>
+      <w:r>
+        <w:t>ticami</w:t>
+      </w:r>
+      <w:proofErr w:type="spellEnd"/>
+      <w:r>
+        <w:t>.</w:t>
       </w:r>
     </w:p>
     <w:p>
       <w:hyperlink r:id="rId10" w:history="1">
         <w:r>
           <w:rPr>
-            <w:rStyle w:val="Hyperlink"/>
+            <w:rStyle w:val="Hypertextovprepojenie"/>
           </w:rPr>
           <w:t>https://realpython.com/python-lists-tuples/?ref=dailydev</w:t>
         </w:r>
@@ -2095,7 +2180,7 @@
     <w:p/>
     <w:p>
       <w:pPr>
-        <w:pStyle w:val="Heading2"/>
+        <w:pStyle w:val="Nadpis2"/>
       </w:pPr>
       <w:bookmarkStart w:id="12" w:name="_Toc210144983"/>
       <w:bookmarkStart w:id="13" w:name="_Toc210145043"/>
@@ -2107,7 +2192,7 @@
     </w:p>
     <w:p>
       <w:pPr>
-        <w:pStyle w:val="Heading3"/>
+        <w:pStyle w:val="Nadpis3"/>
       </w:pPr>
       <w:bookmarkStart w:id="14" w:name="_Toc210144984"/>
       <w:bookmarkStart w:id="15" w:name="_Toc210145044"/>
@@ -2185,33 +2270,67 @@
       <w:r>
         <w:t> </w:t>
       </w:r>
+      <w:proofErr w:type="spellStart"/>
       <w:r>
         <w:t>Kubiho</w:t>
       </w:r>
+      <w:proofErr w:type="spellEnd"/>
     </w:p>
     <w:p/>
     <w:p>
       <w:pPr>
-        <w:pStyle w:val="Heading1"/>
+        <w:pStyle w:val="Nadpis1"/>
       </w:pPr>
       <w:bookmarkStart w:id="16" w:name="_Toc210144985"/>
       <w:bookmarkStart w:id="17" w:name="_Toc210145045"/>
-      <w:r>
-        <w:t>Python Web Development With Django</w:t>
+      <w:proofErr w:type="spellStart"/>
+      <w:r>
+        <w:t>Python</w:t>
+      </w:r>
+      <w:proofErr w:type="spellEnd"/>
+      <w:r>
+        <w:t xml:space="preserve"> Web </w:t>
+      </w:r>
+      <w:proofErr w:type="spellStart"/>
+      <w:r>
+        <w:t>Development</w:t>
+      </w:r>
+      <w:proofErr w:type="spellEnd"/>
+      <w:r>
+        <w:t xml:space="preserve"> </w:t>
+      </w:r>
+      <w:proofErr w:type="spellStart"/>
+      <w:r>
+        <w:t>With</w:t>
+      </w:r>
+      <w:proofErr w:type="spellEnd"/>
+      <w:r>
+        <w:t xml:space="preserve"> </w:t>
+      </w:r>
+      <w:proofErr w:type="spellStart"/>
+      <w:r>
+        <w:t>Django</w:t>
       </w:r>
       <w:bookmarkEnd w:id="16"/>
       <w:bookmarkEnd w:id="17"/>
+      <w:proofErr w:type="spellEnd"/>
     </w:p>
     <w:p>
       <w:r>
         <w:t xml:space="preserve">Vytváranie jednoduchých </w:t>
       </w:r>
+      <w:proofErr w:type="spellStart"/>
       <w:r>
         <w:t>webovský</w:t>
       </w:r>
       <w:r>
-        <w:t xml:space="preserve">ch stránok bol ktoré sú tvorené programovacím jazykom </w:t>
-      </w:r>
+        <w:t>ch</w:t>
+      </w:r>
+      <w:proofErr w:type="spellEnd"/>
+      <w:r>
+        <w:t xml:space="preserve"> stránok bol ktoré sú tvorené programovacím jazykom </w:t>
+      </w:r>
+      <w:proofErr w:type="spellStart"/>
       <w:r>
         <w:t>Py</w:t>
       </w:r>
@@ -2224,6 +2343,7 @@
       <w:r>
         <w:t>on</w:t>
       </w:r>
+      <w:proofErr w:type="spellEnd"/>
       <w:r>
         <w:t>.</w:t>
       </w:r>
@@ -2231,23 +2351,73 @@
     <w:p/>
     <w:p>
       <w:pPr>
-        <w:pStyle w:val="Heading1"/>
+        <w:pStyle w:val="Nadpis1"/>
       </w:pPr>
       <w:bookmarkStart w:id="18" w:name="September2025"/>
       <w:bookmarkStart w:id="19" w:name="_Toc210144986"/>
       <w:bookmarkStart w:id="20" w:name="_Toc210145046"/>
       <w:bookmarkEnd w:id="18"/>
-      <w:r>
-        <w:t>Python for Game Development: Getting Started with Pygame</w:t>
+      <w:proofErr w:type="spellStart"/>
+      <w:r>
+        <w:t>Python</w:t>
+      </w:r>
+      <w:proofErr w:type="spellEnd"/>
+      <w:r>
+        <w:t xml:space="preserve"> </w:t>
+      </w:r>
+      <w:proofErr w:type="spellStart"/>
+      <w:r>
+        <w:t>for</w:t>
+      </w:r>
+      <w:proofErr w:type="spellEnd"/>
+      <w:r>
+        <w:t xml:space="preserve"> Game </w:t>
+      </w:r>
+      <w:proofErr w:type="spellStart"/>
+      <w:r>
+        <w:t>Development</w:t>
+      </w:r>
+      <w:proofErr w:type="spellEnd"/>
+      <w:r>
+        <w:t xml:space="preserve">: </w:t>
+      </w:r>
+      <w:proofErr w:type="spellStart"/>
+      <w:r>
+        <w:t>Getting</w:t>
+      </w:r>
+      <w:proofErr w:type="spellEnd"/>
+      <w:r>
+        <w:t xml:space="preserve"> </w:t>
+      </w:r>
+      <w:proofErr w:type="spellStart"/>
+      <w:r>
+        <w:t>Started</w:t>
+      </w:r>
+      <w:proofErr w:type="spellEnd"/>
+      <w:r>
+        <w:t xml:space="preserve"> </w:t>
+      </w:r>
+      <w:proofErr w:type="spellStart"/>
+      <w:r>
+        <w:t>with</w:t>
+      </w:r>
+      <w:proofErr w:type="spellEnd"/>
+      <w:r>
+        <w:t xml:space="preserve"> </w:t>
+      </w:r>
+      <w:proofErr w:type="spellStart"/>
+      <w:r>
+        <w:t>Pygame</w:t>
       </w:r>
       <w:bookmarkEnd w:id="19"/>
       <w:bookmarkEnd w:id="20"/>
+      <w:proofErr w:type="spellEnd"/>
     </w:p>
     <w:p>
       <w:hyperlink r:id="rId11" w:history="1">
         <w:r>
           <w:rPr>
-            <w:rStyle w:val="Hyperlink"/>
+            <w:rStyle w:val="Hypertextovprepojenie"/>
           </w:rPr>
           <w:t>https://www.geeksforgeeks.org/python/python-for-game-development-getting-started-with-pygame/</w:t>
         </w:r>
@@ -2258,21 +2428,31 @@
     </w:p>
     <w:p>
       <w:pPr>
-        <w:pStyle w:val="Heading2"/>
+        <w:pStyle w:val="Nadpis2"/>
       </w:pPr>
       <w:bookmarkStart w:id="21" w:name="_Toc210144987"/>
       <w:bookmarkStart w:id="22" w:name="_Toc210145047"/>
-      <w:r>
-        <w:t>PyGame Tutorial</w:t>
+      <w:proofErr w:type="spellStart"/>
+      <w:r>
+        <w:t>PyGame</w:t>
+      </w:r>
+      <w:proofErr w:type="spellEnd"/>
+      <w:r>
+        <w:t xml:space="preserve"> </w:t>
+      </w:r>
+      <w:proofErr w:type="spellStart"/>
+      <w:r>
+        <w:t>Tutorial</w:t>
       </w:r>
       <w:bookmarkEnd w:id="21"/>
       <w:bookmarkEnd w:id="22"/>
+      <w:proofErr w:type="spellEnd"/>
     </w:p>
     <w:p>
       <w:hyperlink r:id="rId12" w:history="1">
         <w:r>
           <w:rPr>
-            <w:rStyle w:val="Hyperlink"/>
+            <w:rStyle w:val="Hypertextovprepojenie"/>
             <w:highlight w:val="yellow"/>
           </w:rPr>
           <w:t>https://www.geeksforgeeks.org/python/pygame-tutorial/</w:t>
@@ -2320,7 +2500,23 @@
     </w:p>
     <w:p>
       <w:r>
-        <w:t>Na spustenie hry musia byť všetky potrebné moduly Pygame inicializované pomocou pygame.init().</w:t>
+        <w:t xml:space="preserve">Na spustenie hry musia byť všetky potrebné moduly </w:t>
+      </w:r>
+      <w:proofErr w:type="spellStart"/>
+      <w:r>
+        <w:t>Pygame</w:t>
+      </w:r>
+      <w:proofErr w:type="spellEnd"/>
+      <w:r>
+        <w:t xml:space="preserve"> inicializované pomocou </w:t>
+      </w:r>
+      <w:proofErr w:type="spellStart"/>
+      <w:r>
+        <w:t>pygame.init</w:t>
+      </w:r>
+      <w:proofErr w:type="spellEnd"/>
+      <w:r>
+        <w:t>().</w:t>
       </w:r>
     </w:p>
     <w:p>
@@ -2347,12 +2543,21 @@
       <w:r>
         <w:t xml:space="preserve">Funkcia </w:t>
       </w:r>
+      <w:proofErr w:type="spellStart"/>
       <w:r>
         <w:rPr>
           <w:b/>
           <w:bCs/>
         </w:rPr>
-        <w:t>pygame.display.set_mode()</w:t>
+        <w:t>pygame.display.set_mode</w:t>
+      </w:r>
+      <w:proofErr w:type="spellEnd"/>
+      <w:r>
+        <w:rPr>
+          <w:b/>
+          <w:bCs/>
+        </w:rPr>
+        <w:t>()</w:t>
       </w:r>
       <w:r>
         <w:t xml:space="preserve"> vytvorí okno s danou výškou a šírkou. Toto okno bude slúžiť ako plátno pre vašu hru, na ktoré nakreslíte každý prvok.</w:t>
@@ -2369,18 +2574,19 @@
           <w:i/>
           <w:iCs/>
         </w:rPr>
-        <w:t xml:space="preserve"> pygame.display.set_caption().</w:t>
-      </w:r>
-    </w:p>
-    <w:p>
-      <w:pPr>
+        <w:t xml:space="preserve"> </w:t>
+      </w:r>
+      <w:proofErr w:type="spellStart"/>
+      <w:r>
         <w:rPr>
           <w:b/>
           <w:bCs/>
           <w:i/>
           <w:iCs/>
         </w:rPr>
-      </w:pPr>
+        <w:t>pygame.display.set_caption</w:t>
+      </w:r>
+      <w:proofErr w:type="spellEnd"/>
       <w:r>
         <w:rPr>
           <w:b/>
@@ -2388,23 +2594,7 @@
           <w:i/>
           <w:iCs/>
         </w:rPr>
-        <w:t>FPS a herné hodiny:</w:t>
-      </w:r>
-    </w:p>
-    <w:p>
-      <w:r>
-        <w:t>pygame.time</w:t>
-      </w:r>
-      <w:r>
-        <w:t xml:space="preserve"> pri</w:t>
-      </w:r>
-      <w:r>
-        <w:t xml:space="preserve"> vytvorení objektu hodín vám Clock() dáva možnosť upraviť snímkovú frekvenciu hernej slučky.</w:t>
-      </w:r>
-    </w:p>
-    <w:p>
-      <w:r>
-        <w:t>Hra má zaručenú prevádzku pri 60 snímkach za sekundu (FPS) vďaka clock.tick(60).</w:t>
+        <w:t>().</w:t>
       </w:r>
     </w:p>
     <w:p>
@@ -2423,17 +2613,41 @@
           <w:i/>
           <w:iCs/>
         </w:rPr>
-        <w:t>Slučka hlavnej hry</w:t>
-      </w:r>
-    </w:p>
-    <w:p>
-      <w:r>
-        <w:t>Hru udržiava slučka while True. Vo vnútri kód aktualizuje obrazovku hry, prekresľuje položky a počúva akcie (napríklad zatvorenie okna).</w:t>
-      </w:r>
-    </w:p>
-    <w:p>
-      <w:r>
-        <w:t>Všetky udalosti vrátane stlačení klávesov, kliknutí myšou a udalostí zatvorenia okien načíta pygame.event.get(). Hra sa skončí, ak sa udalosť uzavrela (pygame. QUIT).</w:t>
+        <w:t>FPS a herné hodiny:</w:t>
+      </w:r>
+    </w:p>
+    <w:p>
+      <w:proofErr w:type="spellStart"/>
+      <w:r>
+        <w:t>pygame.time</w:t>
+      </w:r>
+      <w:proofErr w:type="spellEnd"/>
+      <w:r>
+        <w:t xml:space="preserve"> pri</w:t>
+      </w:r>
+      <w:r>
+        <w:t xml:space="preserve"> vytvorení objektu hodín vám </w:t>
+      </w:r>
+      <w:proofErr w:type="spellStart"/>
+      <w:r>
+        <w:t>Clock</w:t>
+      </w:r>
+      <w:proofErr w:type="spellEnd"/>
+      <w:r>
+        <w:t>() dáva možnosť upraviť snímkovú frekvenciu hernej slučky.</w:t>
+      </w:r>
+    </w:p>
+    <w:p>
+      <w:r>
+        <w:t xml:space="preserve">Hra má zaručenú prevádzku pri 60 snímkach za sekundu (FPS) vďaka </w:t>
+      </w:r>
+      <w:proofErr w:type="spellStart"/>
+      <w:r>
+        <w:t>clock.tick</w:t>
+      </w:r>
+      <w:proofErr w:type="spellEnd"/>
+      <w:r>
+        <w:t>(60).</w:t>
       </w:r>
     </w:p>
     <w:p>
@@ -2452,23 +2666,97 @@
           <w:i/>
           <w:iCs/>
         </w:rPr>
+        <w:t>Slučka hlavnej hry</w:t>
+      </w:r>
+    </w:p>
+    <w:p>
+      <w:r>
+        <w:t xml:space="preserve">Hru udržiava slučka </w:t>
+      </w:r>
+      <w:proofErr w:type="spellStart"/>
+      <w:r>
+        <w:t>while</w:t>
+      </w:r>
+      <w:proofErr w:type="spellEnd"/>
+      <w:r>
+        <w:t xml:space="preserve"> </w:t>
+      </w:r>
+      <w:proofErr w:type="spellStart"/>
+      <w:r>
+        <w:t>True</w:t>
+      </w:r>
+      <w:proofErr w:type="spellEnd"/>
+      <w:r>
+        <w:t>. Vo vnútri kód aktualizuje obrazovku hry, prekresľuje položky a počúva akcie (napríklad zatvorenie okna).</w:t>
+      </w:r>
+    </w:p>
+    <w:p>
+      <w:r>
+        <w:t xml:space="preserve">Všetky udalosti vrátane stlačení klávesov, kliknutí myšou a udalostí zatvorenia okien načíta </w:t>
+      </w:r>
+      <w:proofErr w:type="spellStart"/>
+      <w:r>
+        <w:t>pygame.event.get</w:t>
+      </w:r>
+      <w:proofErr w:type="spellEnd"/>
+      <w:r>
+        <w:t>(). Hra sa skončí, ak sa udalosť uzavrela (</w:t>
+      </w:r>
+      <w:proofErr w:type="spellStart"/>
+      <w:r>
+        <w:t>pygame</w:t>
+      </w:r>
+      <w:proofErr w:type="spellEnd"/>
+      <w:r>
+        <w:t>. QUIT).</w:t>
+      </w:r>
+    </w:p>
+    <w:p>
+      <w:pPr>
+        <w:rPr>
+          <w:b/>
+          <w:bCs/>
+          <w:i/>
+          <w:iCs/>
+        </w:rPr>
+      </w:pPr>
+      <w:r>
+        <w:rPr>
+          <w:b/>
+          <w:bCs/>
+          <w:i/>
+          <w:iCs/>
+        </w:rPr>
         <w:t>Aktualizácie obrazovky a vykresľovania:</w:t>
       </w:r>
     </w:p>
     <w:p>
-      <w:r>
-        <w:t>Screen.fill (WHITE) vyplní obrazovku konkrétnou farbou. Nakoniec tu nakreslíte pozadia, objekty alebo škriatkov.</w:t>
-      </w:r>
-    </w:p>
-    <w:p>
-      <w:r>
-        <w:t>Všetky zmeny vykonané počas slučky sa aktualizujú na obrazovke pomocou pygame.display.flip().</w:t>
+      <w:proofErr w:type="spellStart"/>
+      <w:r>
+        <w:t>Screen.fill</w:t>
+      </w:r>
+      <w:proofErr w:type="spellEnd"/>
+      <w:r>
+        <w:t xml:space="preserve"> (WHITE) vyplní obrazovku konkrétnou farbou. Nakoniec tu nakreslíte pozadia, objekty alebo škriatkov.</w:t>
+      </w:r>
+    </w:p>
+    <w:p>
+      <w:r>
+        <w:t xml:space="preserve">Všetky zmeny vykonané počas slučky sa aktualizujú na obrazovke pomocou </w:t>
+      </w:r>
+      <w:proofErr w:type="spellStart"/>
+      <w:r>
+        <w:t>pygame.display.flip</w:t>
+      </w:r>
+      <w:proofErr w:type="spellEnd"/>
+      <w:r>
+        <w:t>().</w:t>
       </w:r>
     </w:p>
     <w:p/>
     <w:p>
       <w:pPr>
-        <w:pStyle w:val="Heading2"/>
+        <w:pStyle w:val="Nadpis2"/>
       </w:pPr>
       <w:bookmarkStart w:id="23" w:name="_Toc210144988"/>
       <w:bookmarkStart w:id="24" w:name="_Toc210145048"/>
@@ -2497,7 +2785,23 @@
           <w:b/>
           <w:bCs/>
         </w:rPr>
-        <w:t xml:space="preserve"> - praktický proklad v programe </w:t>
+        <w:t xml:space="preserve"> - praktický </w:t>
+      </w:r>
+      <w:proofErr w:type="spellStart"/>
+      <w:r>
+        <w:rPr>
+          <w:b/>
+          <w:bCs/>
+        </w:rPr>
+        <w:t>proklad</w:t>
+      </w:r>
+      <w:proofErr w:type="spellEnd"/>
+      <w:r>
+        <w:rPr>
+          <w:b/>
+          <w:bCs/>
+        </w:rPr>
+        <w:t xml:space="preserve"> v programe </w:t>
       </w:r>
       <w:r>
         <w:rPr>
@@ -2529,6 +2833,7 @@
       <w:r>
         <w:t xml:space="preserve">Pozícia hráča je určená </w:t>
       </w:r>
+      <w:proofErr w:type="spellStart"/>
       <w:r>
         <w:rPr>
           <w:b/>
@@ -2536,10 +2841,39 @@
           <w:i/>
           <w:iCs/>
         </w:rPr>
-        <w:t>player_x a player_y</w:t>
-      </w:r>
-      <w:r>
-        <w:t>, zatiaľ čo jeho rýchlosť je riadená player_speed.</w:t>
+        <w:t>player_x</w:t>
+      </w:r>
+      <w:proofErr w:type="spellEnd"/>
+      <w:r>
+        <w:rPr>
+          <w:b/>
+          <w:bCs/>
+          <w:i/>
+          <w:iCs/>
+        </w:rPr>
+        <w:t xml:space="preserve"> a </w:t>
+      </w:r>
+      <w:proofErr w:type="spellStart"/>
+      <w:r>
+        <w:rPr>
+          <w:b/>
+          <w:bCs/>
+          <w:i/>
+          <w:iCs/>
+        </w:rPr>
+        <w:t>player_y</w:t>
+      </w:r>
+      <w:proofErr w:type="spellEnd"/>
+      <w:r>
+        <w:t xml:space="preserve">, zatiaľ čo jeho rýchlosť je riadená </w:t>
+      </w:r>
+      <w:proofErr w:type="spellStart"/>
+      <w:r>
+        <w:t>player_speed</w:t>
+      </w:r>
+      <w:proofErr w:type="spellEnd"/>
+      <w:r>
+        <w:t>.</w:t>
       </w:r>
     </w:p>
     <w:p>
@@ -2567,6 +2901,7 @@
       <w:r>
         <w:t xml:space="preserve">Funkcia </w:t>
       </w:r>
+      <w:proofErr w:type="spellStart"/>
       <w:r>
         <w:rPr>
           <w:b/>
@@ -2574,7 +2909,17 @@
           <w:i/>
           <w:iCs/>
         </w:rPr>
-        <w:t xml:space="preserve">pygame.key.get_pressed() </w:t>
+        <w:t>pygame.key.get_pressed</w:t>
+      </w:r>
+      <w:proofErr w:type="spellEnd"/>
+      <w:r>
+        <w:rPr>
+          <w:b/>
+          <w:bCs/>
+          <w:i/>
+          <w:iCs/>
+        </w:rPr>
+        <w:t xml:space="preserve">() </w:t>
       </w:r>
       <w:r>
         <w:t>určuje, ktoré klávesy sú v danom okamihu stlačené.</w:t>
@@ -2588,7 +2933,15 @@
         </w:numPr>
       </w:pPr>
       <w:r>
-        <w:t>Príkazy if upravujú pozície x a y hráča podľa toho, či sú stlačené klávesy so šípkami.</w:t>
+        <w:t xml:space="preserve">Príkazy </w:t>
+      </w:r>
+      <w:proofErr w:type="spellStart"/>
+      <w:r>
+        <w:t>if</w:t>
+      </w:r>
+      <w:proofErr w:type="spellEnd"/>
+      <w:r>
+        <w:t xml:space="preserve"> upravujú pozície x a y hráča podľa toho, či sú stlačené klávesy so šípkami.</w:t>
       </w:r>
     </w:p>
     <w:p>
@@ -2614,7 +2967,15 @@
         </w:numPr>
       </w:pPr>
       <w:r>
-        <w:t>Hráč je reprezentovaný čiernym obdĺžnikom nakresleným na obrazovke na aktuálnej pozícii hráča pomocou pygame.draw.rect().</w:t>
+        <w:t xml:space="preserve">Hráč je reprezentovaný čiernym obdĺžnikom nakresleným na obrazovke na aktuálnej pozícii hráča pomocou </w:t>
+      </w:r>
+      <w:proofErr w:type="spellStart"/>
+      <w:r>
+        <w:t>pygame.draw.rect</w:t>
+      </w:r>
+      <w:proofErr w:type="spellEnd"/>
+      <w:r>
+        <w:t>().</w:t>
       </w:r>
     </w:p>
     <w:p/>
@@ -2626,12 +2987,20 @@
     <w:p/>
     <w:p>
       <w:pPr>
-        <w:pStyle w:val="Heading2"/>
+        <w:pStyle w:val="Nadpis2"/>
       </w:pPr>
       <w:bookmarkStart w:id="25" w:name="_Toc210144989"/>
       <w:bookmarkStart w:id="26" w:name="_Toc210145049"/>
       <w:r>
-        <w:t>Povolenie zmeny veľkosti okna v PyGame.</w:t>
+        <w:t xml:space="preserve">Povolenie zmeny veľkosti okna v </w:t>
+      </w:r>
+      <w:proofErr w:type="spellStart"/>
+      <w:r>
+        <w:t>PyGame</w:t>
+      </w:r>
+      <w:proofErr w:type="spellEnd"/>
+      <w:r>
+        <w:t>.</w:t>
       </w:r>
       <w:bookmarkEnd w:id="25"/>
       <w:bookmarkEnd w:id="26"/>
@@ -2649,47 +3018,129 @@
           <w:szCs w:val="20"/>
         </w:rPr>
       </w:pPr>
+      <w:proofErr w:type="spellStart"/>
       <w:r>
         <w:rPr>
           <w:rFonts w:ascii="Courier New" w:hAnsi="Courier New" w:cs="Courier New"/>
           <w:sz w:val="20"/>
           <w:szCs w:val="20"/>
         </w:rPr>
-        <w:t>screen = pygame.display.set_mode((400, 400), pygame.RESIZABLE)</w:t>
-      </w:r>
-    </w:p>
-    <w:p>
-      <w:r>
-        <w:t>predtým</w:t>
-      </w:r>
-    </w:p>
-    <w:p/>
-    <w:p>
-      <w:pPr>
+        <w:t>screen</w:t>
+      </w:r>
+      <w:proofErr w:type="spellEnd"/>
+      <w:r>
         <w:rPr>
           <w:rFonts w:ascii="Courier New" w:hAnsi="Courier New" w:cs="Courier New"/>
           <w:sz w:val="20"/>
           <w:szCs w:val="20"/>
         </w:rPr>
-      </w:pPr>
+        <w:t xml:space="preserve"> = </w:t>
+      </w:r>
+      <w:proofErr w:type="spellStart"/>
       <w:r>
         <w:rPr>
           <w:rFonts w:ascii="Courier New" w:hAnsi="Courier New" w:cs="Courier New"/>
           <w:sz w:val="20"/>
           <w:szCs w:val="20"/>
         </w:rPr>
-        <w:t>screen = pygame.display.set_mode((400, 400))</w:t>
+        <w:t>pygame.display.set_mode</w:t>
+      </w:r>
+      <w:proofErr w:type="spellEnd"/>
+      <w:r>
+        <w:rPr>
+          <w:rFonts w:ascii="Courier New" w:hAnsi="Courier New" w:cs="Courier New"/>
+          <w:sz w:val="20"/>
+          <w:szCs w:val="20"/>
+        </w:rPr>
+        <w:t xml:space="preserve">((400, 400), </w:t>
+      </w:r>
+      <w:proofErr w:type="spellStart"/>
+      <w:r>
+        <w:rPr>
+          <w:rFonts w:ascii="Courier New" w:hAnsi="Courier New" w:cs="Courier New"/>
+          <w:sz w:val="20"/>
+          <w:szCs w:val="20"/>
+        </w:rPr>
+        <w:t>pygame.RESIZABLE</w:t>
+      </w:r>
+      <w:proofErr w:type="spellEnd"/>
+      <w:r>
+        <w:rPr>
+          <w:rFonts w:ascii="Courier New" w:hAnsi="Courier New" w:cs="Courier New"/>
+          <w:sz w:val="20"/>
+          <w:szCs w:val="20"/>
+        </w:rPr>
+        <w:t>)</w:t>
+      </w:r>
+    </w:p>
+    <w:p>
+      <w:r>
+        <w:t>predtým</w:t>
       </w:r>
     </w:p>
     <w:p/>
     <w:p>
       <w:pPr>
-        <w:pStyle w:val="Heading2"/>
+        <w:rPr>
+          <w:rFonts w:ascii="Courier New" w:hAnsi="Courier New" w:cs="Courier New"/>
+          <w:sz w:val="20"/>
+          <w:szCs w:val="20"/>
+        </w:rPr>
+      </w:pPr>
+      <w:proofErr w:type="spellStart"/>
+      <w:r>
+        <w:rPr>
+          <w:rFonts w:ascii="Courier New" w:hAnsi="Courier New" w:cs="Courier New"/>
+          <w:sz w:val="20"/>
+          <w:szCs w:val="20"/>
+        </w:rPr>
+        <w:t>screen</w:t>
+      </w:r>
+      <w:proofErr w:type="spellEnd"/>
+      <w:r>
+        <w:rPr>
+          <w:rFonts w:ascii="Courier New" w:hAnsi="Courier New" w:cs="Courier New"/>
+          <w:sz w:val="20"/>
+          <w:szCs w:val="20"/>
+        </w:rPr>
+        <w:t xml:space="preserve"> = </w:t>
+      </w:r>
+      <w:proofErr w:type="spellStart"/>
+      <w:r>
+        <w:rPr>
+          <w:rFonts w:ascii="Courier New" w:hAnsi="Courier New" w:cs="Courier New"/>
+          <w:sz w:val="20"/>
+          <w:szCs w:val="20"/>
+        </w:rPr>
+        <w:t>pygame.display.set_mode</w:t>
+      </w:r>
+      <w:proofErr w:type="spellEnd"/>
+      <w:r>
+        <w:rPr>
+          <w:rFonts w:ascii="Courier New" w:hAnsi="Courier New" w:cs="Courier New"/>
+          <w:sz w:val="20"/>
+          <w:szCs w:val="20"/>
+        </w:rPr>
+        <w:t>((400, 400))</w:t>
+      </w:r>
+    </w:p>
+    <w:p/>
+    <w:p>
+      <w:pPr>
+        <w:pStyle w:val="Nadpis2"/>
       </w:pPr>
       <w:bookmarkStart w:id="27" w:name="_Toc210144990"/>
       <w:bookmarkStart w:id="28" w:name="_Toc210145050"/>
       <w:r>
-        <w:t>Ako zmeniť farbu pozadia obrazovky v Pygame?</w:t>
+        <w:t xml:space="preserve">Ako zmeniť farbu pozadia obrazovky v </w:t>
+      </w:r>
+      <w:proofErr w:type="spellStart"/>
+      <w:r>
+        <w:t>Pygame</w:t>
+      </w:r>
+      <w:proofErr w:type="spellEnd"/>
+      <w:r>
+        <w:t>?</w:t>
       </w:r>
       <w:bookmarkEnd w:id="27"/>
       <w:bookmarkEnd w:id="28"/>
@@ -2719,7 +3170,7 @@
     </w:p>
     <w:p>
       <w:pPr>
-        <w:pStyle w:val="Heading2"/>
+        <w:pStyle w:val="Nadpis2"/>
       </w:pPr>
       <w:bookmarkStart w:id="29" w:name="_Toc210144991"/>
       <w:bookmarkStart w:id="30" w:name="_Toc210145051"/>
@@ -2733,7 +3184,7 @@
       <w:hyperlink r:id="rId13" w:history="1">
         <w:r>
           <w:rPr>
-            <w:rStyle w:val="Hyperlink"/>
+            <w:rStyle w:val="Hypertextovprepojenie"/>
           </w:rPr>
           <w:t>https://www.geeksforgeeks.org/python/pygame-drawing-objects-and-shapes/</w:t>
         </w:r>
@@ -2756,6 +3207,7 @@
       <w:r>
         <w:t>parametre pre obdĺžnik -</w:t>
       </w:r>
+      <w:proofErr w:type="spellStart"/>
       <w:r>
         <w:rPr>
           <w:b/>
@@ -2763,11 +3215,161 @@
         </w:rPr>
         <w:t>rectangle</w:t>
       </w:r>
-    </w:p>
-    <w:p>
-      <w:r>
-        <w:t>(surface: Surface, color: ColorValue, rect: RectValue, width: int = 0, border_radius: int = -1, border_top_left_radius: int = -1, border_top_right_radius: int = -1, border_bottom_left_radius: int = -1, border_bottom_right_radius: int = -1) -&gt; Rect</w:t>
-      </w:r>
+      <w:proofErr w:type="spellEnd"/>
+    </w:p>
+    <w:p>
+      <w:r>
+        <w:t>(</w:t>
+      </w:r>
+      <w:proofErr w:type="spellStart"/>
+      <w:r>
+        <w:t>surface</w:t>
+      </w:r>
+      <w:proofErr w:type="spellEnd"/>
+      <w:r>
+        <w:t xml:space="preserve">: </w:t>
+      </w:r>
+      <w:proofErr w:type="spellStart"/>
+      <w:r>
+        <w:t>Surface</w:t>
+      </w:r>
+      <w:proofErr w:type="spellEnd"/>
+      <w:r>
+        <w:t xml:space="preserve">, </w:t>
+      </w:r>
+      <w:proofErr w:type="spellStart"/>
+      <w:r>
+        <w:t>color</w:t>
+      </w:r>
+      <w:proofErr w:type="spellEnd"/>
+      <w:r>
+        <w:t xml:space="preserve">: </w:t>
+      </w:r>
+      <w:proofErr w:type="spellStart"/>
+      <w:r>
+        <w:t>ColorValue</w:t>
+      </w:r>
+      <w:proofErr w:type="spellEnd"/>
+      <w:r>
+        <w:t xml:space="preserve">, </w:t>
+      </w:r>
+      <w:proofErr w:type="spellStart"/>
+      <w:r>
+        <w:t>rect</w:t>
+      </w:r>
+      <w:proofErr w:type="spellEnd"/>
+      <w:r>
+        <w:t xml:space="preserve">: </w:t>
+      </w:r>
+      <w:proofErr w:type="spellStart"/>
+      <w:r>
+        <w:t>RectValue</w:t>
+      </w:r>
+      <w:proofErr w:type="spellEnd"/>
+      <w:r>
+        <w:t xml:space="preserve">, </w:t>
+      </w:r>
+      <w:proofErr w:type="spellStart"/>
+      <w:r>
+        <w:t>width</w:t>
+      </w:r>
+      <w:proofErr w:type="spellEnd"/>
+      <w:r>
+        <w:t xml:space="preserve">: </w:t>
+      </w:r>
+      <w:proofErr w:type="spellStart"/>
+      <w:r>
+        <w:t>int</w:t>
+      </w:r>
+      <w:proofErr w:type="spellEnd"/>
+      <w:r>
+        <w:t xml:space="preserve"> = 0, </w:t>
+      </w:r>
+      <w:proofErr w:type="spellStart"/>
+      <w:r>
+        <w:t>border_radius</w:t>
+      </w:r>
+      <w:proofErr w:type="spellEnd"/>
+      <w:r>
+        <w:t xml:space="preserve">: </w:t>
+      </w:r>
+      <w:proofErr w:type="spellStart"/>
+      <w:r>
+        <w:t>int</w:t>
+      </w:r>
+      <w:proofErr w:type="spellEnd"/>
+      <w:r>
+        <w:t xml:space="preserve"> = -1, </w:t>
+      </w:r>
+      <w:proofErr w:type="spellStart"/>
+      <w:r>
+        <w:t>border_top_left_radius</w:t>
+      </w:r>
+      <w:proofErr w:type="spellEnd"/>
+      <w:r>
+        <w:t xml:space="preserve">: </w:t>
+      </w:r>
+      <w:proofErr w:type="spellStart"/>
+      <w:r>
+        <w:t>int</w:t>
+      </w:r>
+      <w:proofErr w:type="spellEnd"/>
+      <w:r>
+        <w:t xml:space="preserve"> = -1, </w:t>
+      </w:r>
+      <w:proofErr w:type="spellStart"/>
+      <w:r>
+        <w:t>border_top_right_radius</w:t>
+      </w:r>
+      <w:proofErr w:type="spellEnd"/>
+      <w:r>
+        <w:t xml:space="preserve">: </w:t>
+      </w:r>
+      <w:proofErr w:type="spellStart"/>
+      <w:r>
+        <w:t>int</w:t>
+      </w:r>
+      <w:proofErr w:type="spellEnd"/>
+      <w:r>
+        <w:t xml:space="preserve"> = -1, </w:t>
+      </w:r>
+      <w:proofErr w:type="spellStart"/>
+      <w:r>
+        <w:t>border_bottom_left_radius</w:t>
+      </w:r>
+      <w:proofErr w:type="spellEnd"/>
+      <w:r>
+        <w:t xml:space="preserve">: </w:t>
+      </w:r>
+      <w:proofErr w:type="spellStart"/>
+      <w:r>
+        <w:t>int</w:t>
+      </w:r>
+      <w:proofErr w:type="spellEnd"/>
+      <w:r>
+        <w:t xml:space="preserve"> = -1, </w:t>
+      </w:r>
+      <w:proofErr w:type="spellStart"/>
+      <w:r>
+        <w:t>border_bottom_right_radius</w:t>
+      </w:r>
+      <w:proofErr w:type="spellEnd"/>
+      <w:r>
+        <w:t xml:space="preserve">: </w:t>
+      </w:r>
+      <w:proofErr w:type="spellStart"/>
+      <w:r>
+        <w:t>int</w:t>
+      </w:r>
+      <w:proofErr w:type="spellEnd"/>
+      <w:r>
+        <w:t xml:space="preserve"> = -1) -&gt; </w:t>
+      </w:r>
+      <w:proofErr w:type="spellStart"/>
+      <w:r>
+        <w:t>Rect</w:t>
+      </w:r>
+      <w:proofErr w:type="spellEnd"/>
     </w:p>
     <w:p/>
     <w:p>
@@ -2781,12 +3383,37 @@
           <w:iCs/>
         </w:rPr>
       </w:pPr>
+      <w:proofErr w:type="spellStart"/>
       <w:r>
         <w:rPr>
           <w:i/>
           <w:iCs/>
         </w:rPr>
-        <w:t>surface :- Tu môžeme prejsť povrchom, na ktorý chceme nakresliť náš obdĺžnik. Vo vyššie uvedenom príklade sme vytvorili povrchový objekt s názvom 'window'.</w:t>
+        <w:t>surface</w:t>
+      </w:r>
+      <w:proofErr w:type="spellEnd"/>
+      <w:r>
+        <w:rPr>
+          <w:i/>
+          <w:iCs/>
+        </w:rPr>
+        <w:t xml:space="preserve"> :- Tu môžeme prejsť povrchom, na ktorý chceme nakresliť náš obdĺžnik. Vo vyššie uvedenom príklade sme vytvorili povrchový objekt s názvom '</w:t>
+      </w:r>
+      <w:proofErr w:type="spellStart"/>
+      <w:r>
+        <w:rPr>
+          <w:i/>
+          <w:iCs/>
+        </w:rPr>
+        <w:t>window</w:t>
+      </w:r>
+      <w:proofErr w:type="spellEnd"/>
+      <w:r>
+        <w:rPr>
+          <w:i/>
+          <w:iCs/>
+        </w:rPr>
+        <w:t>'.</w:t>
       </w:r>
     </w:p>
     <w:p>
@@ -2800,12 +3427,21 @@
           <w:iCs/>
         </w:rPr>
       </w:pPr>
+      <w:proofErr w:type="spellStart"/>
       <w:r>
         <w:rPr>
           <w:i/>
           <w:iCs/>
         </w:rPr>
-        <w:t>color :- Tu môžeme odovzdať farbu pre náš obdĺžnik. V našom príklade používame modrú farbu.</w:t>
+        <w:t>color</w:t>
+      </w:r>
+      <w:proofErr w:type="spellEnd"/>
+      <w:r>
+        <w:rPr>
+          <w:i/>
+          <w:iCs/>
+        </w:rPr>
+        <w:t xml:space="preserve"> :- Tu môžeme odovzdať farbu pre náš obdĺžnik. V našom príklade používame modrú farbu.</w:t>
       </w:r>
     </w:p>
     <w:p>
@@ -2819,12 +3455,21 @@
           <w:iCs/>
         </w:rPr>
       </w:pPr>
+      <w:proofErr w:type="spellStart"/>
       <w:r>
         <w:rPr>
           <w:i/>
           <w:iCs/>
         </w:rPr>
-        <w:t>rect :- Tu môžeme odovzdať obdĺžnik, polohu a rozmery.</w:t>
+        <w:t>rect</w:t>
+      </w:r>
+      <w:proofErr w:type="spellEnd"/>
+      <w:r>
+        <w:rPr>
+          <w:i/>
+          <w:iCs/>
+        </w:rPr>
+        <w:t xml:space="preserve"> :- Tu môžeme odovzdať obdĺžnik, polohu a rozmery.</w:t>
       </w:r>
     </w:p>
     <w:p>
@@ -2838,12 +3483,21 @@
           <w:iCs/>
         </w:rPr>
       </w:pPr>
+      <w:proofErr w:type="spellStart"/>
       <w:r>
         <w:rPr>
           <w:i/>
           <w:iCs/>
         </w:rPr>
-        <w:t>width :- Tu môžeme prejsť hrúbkou čiary. Plný obdĺžnik môžeme vytvoriť aj zmenou hodnoty tohto parametra šírky. Pozrime sa na to.</w:t>
+        <w:t>width</w:t>
+      </w:r>
+      <w:proofErr w:type="spellEnd"/>
+      <w:r>
+        <w:rPr>
+          <w:i/>
+          <w:iCs/>
+        </w:rPr>
+        <w:t xml:space="preserve"> :- Tu môžeme prejsť hrúbkou čiary. Plný obdĺžnik môžeme vytvoriť aj zmenou hodnoty tohto parametra šírky. Pozrime sa na to.</w:t>
       </w:r>
     </w:p>
     <w:p/>
@@ -2922,21 +3576,63 @@
     <w:p/>
     <w:p>
       <w:pPr>
-        <w:pStyle w:val="Heading3"/>
+        <w:pStyle w:val="Nadpis3"/>
       </w:pPr>
       <w:bookmarkStart w:id="31" w:name="_Toc210144992"/>
       <w:bookmarkStart w:id="32" w:name="_Toc210145052"/>
-      <w:r>
-        <w:t>Python | Drawing different shapes on PyGame window</w:t>
+      <w:proofErr w:type="spellStart"/>
+      <w:r>
+        <w:t>Python</w:t>
+      </w:r>
+      <w:proofErr w:type="spellEnd"/>
+      <w:r>
+        <w:t xml:space="preserve"> | </w:t>
+      </w:r>
+      <w:proofErr w:type="spellStart"/>
+      <w:r>
+        <w:t>Drawing</w:t>
+      </w:r>
+      <w:proofErr w:type="spellEnd"/>
+      <w:r>
+        <w:t xml:space="preserve"> </w:t>
+      </w:r>
+      <w:proofErr w:type="spellStart"/>
+      <w:r>
+        <w:t>different</w:t>
+      </w:r>
+      <w:proofErr w:type="spellEnd"/>
+      <w:r>
+        <w:t xml:space="preserve"> </w:t>
+      </w:r>
+      <w:proofErr w:type="spellStart"/>
+      <w:r>
+        <w:t>shapes</w:t>
+      </w:r>
+      <w:proofErr w:type="spellEnd"/>
+      <w:r>
+        <w:t xml:space="preserve"> on </w:t>
+      </w:r>
+      <w:proofErr w:type="spellStart"/>
+      <w:r>
+        <w:t>PyGame</w:t>
+      </w:r>
+      <w:proofErr w:type="spellEnd"/>
+      <w:r>
+        <w:t xml:space="preserve"> </w:t>
+      </w:r>
+      <w:proofErr w:type="spellStart"/>
+      <w:r>
+        <w:t>window</w:t>
       </w:r>
       <w:bookmarkEnd w:id="31"/>
       <w:bookmarkEnd w:id="32"/>
+      <w:proofErr w:type="spellEnd"/>
     </w:p>
     <w:p>
       <w:hyperlink r:id="rId15" w:history="1">
         <w:r>
           <w:rPr>
-            <w:rStyle w:val="Hyperlink"/>
+            <w:rStyle w:val="Hypertextovprepojenie"/>
           </w:rPr>
           <w:t>https://www.geeksforgeeks.org/python/python-drawing-different-shapes-on-pygame-window/</w:t>
         </w:r>
@@ -2952,12 +3648,41 @@
     </w:p>
     <w:p>
       <w:pPr>
-        <w:pStyle w:val="Heading3"/>
+        <w:pStyle w:val="Nadpis3"/>
       </w:pPr>
       <w:bookmarkStart w:id="33" w:name="_Toc210144993"/>
       <w:bookmarkStart w:id="34" w:name="_Toc210145053"/>
-      <w:r>
-        <w:t>How to draw rectangle in Pygame?</w:t>
+      <w:proofErr w:type="spellStart"/>
+      <w:r>
+        <w:t>How</w:t>
+      </w:r>
+      <w:proofErr w:type="spellEnd"/>
+      <w:r>
+        <w:t xml:space="preserve"> to </w:t>
+      </w:r>
+      <w:proofErr w:type="spellStart"/>
+      <w:r>
+        <w:t>draw</w:t>
+      </w:r>
+      <w:proofErr w:type="spellEnd"/>
+      <w:r>
+        <w:t xml:space="preserve"> </w:t>
+      </w:r>
+      <w:proofErr w:type="spellStart"/>
+      <w:r>
+        <w:t>rectangle</w:t>
+      </w:r>
+      <w:proofErr w:type="spellEnd"/>
+      <w:r>
+        <w:t xml:space="preserve"> in </w:t>
+      </w:r>
+      <w:proofErr w:type="spellStart"/>
+      <w:r>
+        <w:t>Pygame</w:t>
+      </w:r>
+      <w:proofErr w:type="spellEnd"/>
+      <w:r>
+        <w:t>?</w:t>
       </w:r>
       <w:bookmarkEnd w:id="33"/>
       <w:bookmarkEnd w:id="34"/>
@@ -2966,7 +3691,7 @@
       <w:hyperlink r:id="rId16" w:history="1">
         <w:r>
           <w:rPr>
-            <w:rStyle w:val="Hyperlink"/>
+            <w:rStyle w:val="Hypertextovprepojenie"/>
           </w:rPr>
           <w:t>https://www.geeksforgeeks.org/python/how-to-draw-rectangle-in-pygame/</w:t>
         </w:r>
@@ -2989,12 +3714,65 @@
     </w:p>
     <w:p>
       <w:pPr>
-        <w:pStyle w:val="Heading3"/>
+        <w:pStyle w:val="Nadpis3"/>
       </w:pPr>
       <w:bookmarkStart w:id="35" w:name="_Toc210144994"/>
       <w:bookmarkStart w:id="36" w:name="_Toc210145054"/>
-      <w:r>
-        <w:t>How to draw a rectangle with rounded corner in PyGame?</w:t>
+      <w:proofErr w:type="spellStart"/>
+      <w:r>
+        <w:t>How</w:t>
+      </w:r>
+      <w:proofErr w:type="spellEnd"/>
+      <w:r>
+        <w:t xml:space="preserve"> to </w:t>
+      </w:r>
+      <w:proofErr w:type="spellStart"/>
+      <w:r>
+        <w:t>draw</w:t>
+      </w:r>
+      <w:proofErr w:type="spellEnd"/>
+      <w:r>
+        <w:t xml:space="preserve"> a </w:t>
+      </w:r>
+      <w:proofErr w:type="spellStart"/>
+      <w:r>
+        <w:t>rectangle</w:t>
+      </w:r>
+      <w:proofErr w:type="spellEnd"/>
+      <w:r>
+        <w:t xml:space="preserve"> </w:t>
+      </w:r>
+      <w:proofErr w:type="spellStart"/>
+      <w:r>
+        <w:t>with</w:t>
+      </w:r>
+      <w:proofErr w:type="spellEnd"/>
+      <w:r>
+        <w:t xml:space="preserve"> </w:t>
+      </w:r>
+      <w:proofErr w:type="spellStart"/>
+      <w:r>
+        <w:t>rounded</w:t>
+      </w:r>
+      <w:proofErr w:type="spellEnd"/>
+      <w:r>
+        <w:t xml:space="preserve"> </w:t>
+      </w:r>
+      <w:proofErr w:type="spellStart"/>
+      <w:r>
+        <w:t>corner</w:t>
+      </w:r>
+      <w:proofErr w:type="spellEnd"/>
+      <w:r>
+        <w:t xml:space="preserve"> in </w:t>
+      </w:r>
+      <w:proofErr w:type="spellStart"/>
+      <w:r>
+        <w:t>PyGame</w:t>
+      </w:r>
+      <w:proofErr w:type="spellEnd"/>
+      <w:r>
+        <w:t>?</w:t>
       </w:r>
       <w:bookmarkEnd w:id="35"/>
       <w:bookmarkEnd w:id="36"/>
@@ -3003,7 +3781,7 @@
       <w:hyperlink r:id="rId17" w:history="1">
         <w:r>
           <w:rPr>
-            <w:rStyle w:val="Hyperlink"/>
+            <w:rStyle w:val="Hypertextovprepojenie"/>
           </w:rPr>
           <w:t>https://www.geeksforgeeks.org/python/how-to-draw-a-rectangle-with-rounded-corner-in-pygame/</w:t>
         </w:r>
@@ -3020,14 +3798,19 @@
         <w:t xml:space="preserve">Pokračovanie - </w:t>
       </w:r>
       <w:r>
-        <w:t>Event Handling</w:t>
-      </w:r>
+        <w:t xml:space="preserve">Event </w:t>
+      </w:r>
+      <w:proofErr w:type="spellStart"/>
+      <w:r>
+        <w:t>Handling</w:t>
+      </w:r>
+      <w:proofErr w:type="spellEnd"/>
     </w:p>
     <w:p>
       <w:hyperlink r:id="rId18" w:anchor=":~:text=corners%20in%20PyGame%3F-,Event%20Handling,-In%20this%20part" w:history="1">
         <w:r>
           <w:rPr>
-            <w:rStyle w:val="Hyperlink"/>
+            <w:rStyle w:val="Hypertextovprepojenie"/>
           </w:rPr>
           <w:t>https://www.geeksforgeeks.org/python/pygame-tutorial/#:~:text=corners%20in%20PyGame%3F-,Event%20Handling,-In%20this%20part</w:t>
         </w:r>
@@ -3080,13 +3863,34 @@
       <w:r>
         <w:t xml:space="preserve">. Vysvetliť zachytenie farby do zoznamu </w:t>
       </w:r>
-      <w:r>
-        <w:t>circle_data = []</w:t>
-      </w:r>
-    </w:p>
-    <w:p>
-      <w:r>
-        <w:t xml:space="preserve">Rozlíšenie ľavého a praveho tlačítka v udalosti program </w:t>
+      <w:proofErr w:type="spellStart"/>
+      <w:r>
+        <w:t>circle_data</w:t>
+      </w:r>
+      <w:proofErr w:type="spellEnd"/>
+      <w:r>
+        <w:t xml:space="preserve"> = []</w:t>
+      </w:r>
+    </w:p>
+    <w:p>
+      <w:r>
+        <w:t>Rozlíšenie ľavého a </w:t>
+      </w:r>
+      <w:proofErr w:type="spellStart"/>
+      <w:r>
+        <w:t>praveho</w:t>
+      </w:r>
+      <w:proofErr w:type="spellEnd"/>
+      <w:r>
+        <w:t xml:space="preserve"> </w:t>
+      </w:r>
+      <w:proofErr w:type="spellStart"/>
+      <w:r>
+        <w:t>tlačítka</w:t>
+      </w:r>
+      <w:proofErr w:type="spellEnd"/>
+      <w:r>
+        <w:t xml:space="preserve"> v udalosti program </w:t>
       </w:r>
       <w:r>
         <w:rPr>
@@ -3103,19 +3907,24 @@
     </w:p>
     <w:p>
       <w:pPr>
-        <w:pStyle w:val="Heading2"/>
+        <w:pStyle w:val="Nadpis2"/>
       </w:pPr>
       <w:bookmarkStart w:id="38" w:name="_Toc210144995"/>
       <w:bookmarkStart w:id="39" w:name="_Toc210145055"/>
       <w:r>
-        <w:t>Event Handling</w:t>
+        <w:t xml:space="preserve">Event </w:t>
+      </w:r>
+      <w:proofErr w:type="spellStart"/>
+      <w:r>
+        <w:t>Handling</w:t>
       </w:r>
       <w:bookmarkEnd w:id="38"/>
       <w:bookmarkEnd w:id="39"/>
-    </w:p>
-    <w:p>
-      <w:pPr>
-        <w:pStyle w:val="Heading3"/>
+      <w:proofErr w:type="spellEnd"/>
+    </w:p>
+    <w:p>
+      <w:pPr>
+        <w:pStyle w:val="Nadpis3"/>
       </w:pPr>
       <w:bookmarkStart w:id="40" w:name="_Toc210144996"/>
       <w:bookmarkStart w:id="41" w:name="_Toc210145056"/>
@@ -3163,7 +3972,7 @@
     </w:p>
     <w:p>
       <w:pPr>
-        <w:pStyle w:val="Heading3"/>
+        <w:pStyle w:val="Nadpis3"/>
       </w:pPr>
       <w:bookmarkStart w:id="42" w:name="_Toc210144997"/>
       <w:bookmarkStart w:id="43" w:name="_Toc210145057"/>
@@ -3196,12 +4005,49 @@
     </w:p>
     <w:p>
       <w:pPr>
-        <w:pStyle w:val="Heading3"/>
+        <w:pStyle w:val="Nadpis3"/>
       </w:pPr>
       <w:bookmarkStart w:id="44" w:name="_Toc210144998"/>
       <w:bookmarkStart w:id="45" w:name="_Toc210145058"/>
-      <w:r>
-        <w:t>How to add Custom Events in Pygame?</w:t>
+      <w:proofErr w:type="spellStart"/>
+      <w:r>
+        <w:t>How</w:t>
+      </w:r>
+      <w:proofErr w:type="spellEnd"/>
+      <w:r>
+        <w:t xml:space="preserve"> to </w:t>
+      </w:r>
+      <w:proofErr w:type="spellStart"/>
+      <w:r>
+        <w:t>add</w:t>
+      </w:r>
+      <w:proofErr w:type="spellEnd"/>
+      <w:r>
+        <w:t xml:space="preserve"> </w:t>
+      </w:r>
+      <w:proofErr w:type="spellStart"/>
+      <w:r>
+        <w:t>Custom</w:t>
+      </w:r>
+      <w:proofErr w:type="spellEnd"/>
+      <w:r>
+        <w:t xml:space="preserve"> </w:t>
+      </w:r>
+      <w:proofErr w:type="spellStart"/>
+      <w:r>
+        <w:t>Events</w:t>
+      </w:r>
+      <w:proofErr w:type="spellEnd"/>
+      <w:r>
+        <w:t xml:space="preserve"> in </w:t>
+      </w:r>
+      <w:proofErr w:type="spellStart"/>
+      <w:r>
+        <w:t>Pygame</w:t>
+      </w:r>
+      <w:proofErr w:type="spellEnd"/>
+      <w:r>
+        <w:t>?</w:t>
       </w:r>
       <w:bookmarkEnd w:id="44"/>
       <w:bookmarkEnd w:id="45"/>
@@ -3210,7 +4056,7 @@
       <w:hyperlink r:id="rId19" w:history="1">
         <w:r>
           <w:rPr>
-            <w:rStyle w:val="Hyperlink"/>
+            <w:rStyle w:val="Hypertextovprepojenie"/>
           </w:rPr>
           <w:t>https://www.geeksforgeeks.org/python/how-to-add-custom-events-in-pygame/</w:t>
         </w:r>
@@ -3220,18 +4066,60 @@
       </w:r>
     </w:p>
     <w:p>
-      <w:r>
-        <w:t>Prepodkaldám, že táto problematika je ešte príliš zložitá pre Kubiho.</w:t>
-      </w:r>
-    </w:p>
-    <w:p>
-      <w:pPr>
-        <w:pStyle w:val="Heading3"/>
+      <w:proofErr w:type="spellStart"/>
+      <w:r>
+        <w:t>Prepodkaldám</w:t>
+      </w:r>
+      <w:proofErr w:type="spellEnd"/>
+      <w:r>
+        <w:t xml:space="preserve">, že táto problematika je ešte príliš zložitá pre </w:t>
+      </w:r>
+      <w:proofErr w:type="spellStart"/>
+      <w:r>
+        <w:t>Kubiho</w:t>
+      </w:r>
+      <w:proofErr w:type="spellEnd"/>
+      <w:r>
+        <w:t>.</w:t>
+      </w:r>
+    </w:p>
+    <w:p>
+      <w:pPr>
+        <w:pStyle w:val="Nadpis3"/>
       </w:pPr>
       <w:bookmarkStart w:id="46" w:name="_Toc210144999"/>
       <w:bookmarkStart w:id="47" w:name="_Toc210145059"/>
-      <w:r>
-        <w:t>How to get keyboard input in PyGame ?</w:t>
+      <w:proofErr w:type="spellStart"/>
+      <w:r>
+        <w:t>How</w:t>
+      </w:r>
+      <w:proofErr w:type="spellEnd"/>
+      <w:r>
+        <w:t xml:space="preserve"> to get </w:t>
+      </w:r>
+      <w:proofErr w:type="spellStart"/>
+      <w:r>
+        <w:t>keyboard</w:t>
+      </w:r>
+      <w:proofErr w:type="spellEnd"/>
+      <w:r>
+        <w:t xml:space="preserve"> </w:t>
+      </w:r>
+      <w:proofErr w:type="spellStart"/>
+      <w:r>
+        <w:t>input</w:t>
+      </w:r>
+      <w:proofErr w:type="spellEnd"/>
+      <w:r>
+        <w:t xml:space="preserve"> in </w:t>
+      </w:r>
+      <w:proofErr w:type="spellStart"/>
+      <w:r>
+        <w:t>PyGame</w:t>
+      </w:r>
+      <w:proofErr w:type="spellEnd"/>
+      <w:r>
+        <w:t xml:space="preserve"> ?</w:t>
       </w:r>
       <w:bookmarkEnd w:id="46"/>
       <w:bookmarkEnd w:id="47"/>
@@ -3240,7 +4128,7 @@
       <w:hyperlink r:id="rId20" w:history="1">
         <w:r>
           <w:rPr>
-            <w:rStyle w:val="Hyperlink"/>
+            <w:rStyle w:val="Hypertextovprepojenie"/>
           </w:rPr>
           <w:t>https://www.geeksforgeeks.org/python/how-to-get-keyboard-input-in-pygame/</w:t>
         </w:r>
@@ -3256,7 +4144,7 @@
     </w:p>
     <w:p>
       <w:pPr>
-        <w:pStyle w:val="Heading4"/>
+        <w:pStyle w:val="Nadpis4"/>
       </w:pPr>
       <w:bookmarkStart w:id="48" w:name="_Toc210145000"/>
       <w:r>
@@ -3268,7 +4156,7 @@
       <w:hyperlink r:id="rId21" w:history="1">
         <w:r>
           <w:rPr>
-            <w:rStyle w:val="Hyperlink"/>
+            <w:rStyle w:val="Hypertextovprepojenie"/>
           </w:rPr>
           <w:t>https://www.geeksforgeeks.org/python/pygame-input-handling/</w:t>
         </w:r>
@@ -3303,7 +4191,15 @@
         <w:t xml:space="preserve"> obrázkov zo zložky obrázkov</w:t>
       </w:r>
       <w:r>
-        <w:t>, ktorý je podzložka programu.</w:t>
+        <w:t xml:space="preserve">, ktorý je </w:t>
+      </w:r>
+      <w:proofErr w:type="spellStart"/>
+      <w:r>
+        <w:t>podzložka</w:t>
+      </w:r>
+      <w:proofErr w:type="spellEnd"/>
+      <w:r>
+        <w:t xml:space="preserve"> programu.</w:t>
       </w:r>
     </w:p>
     <w:p>
@@ -3324,7 +4220,7 @@
     <w:p/>
     <w:p>
       <w:pPr>
-        <w:pStyle w:val="Heading2"/>
+        <w:pStyle w:val="Nadpis2"/>
       </w:pPr>
       <w:bookmarkStart w:id="49" w:name="_Toc210145001"/>
       <w:bookmarkStart w:id="50" w:name="_Toc210145060"/>
@@ -3336,13 +4232,23 @@
     </w:p>
     <w:p>
       <w:pPr>
-        <w:pStyle w:val="Heading3"/>
+        <w:pStyle w:val="Nadpis3"/>
       </w:pPr>
       <w:bookmarkStart w:id="51" w:name="_Toc210145002"/>
       <w:bookmarkStart w:id="52" w:name="_Toc210145061"/>
-      <w:r>
-        <w:t>Python Lists</w:t>
-      </w:r>
+      <w:proofErr w:type="spellStart"/>
+      <w:r>
+        <w:t>Python</w:t>
+      </w:r>
+      <w:proofErr w:type="spellEnd"/>
+      <w:r>
+        <w:t xml:space="preserve"> </w:t>
+      </w:r>
+      <w:proofErr w:type="spellStart"/>
+      <w:r>
+        <w:t>Lists</w:t>
+      </w:r>
+      <w:proofErr w:type="spellEnd"/>
       <w:r>
         <w:t xml:space="preserve"> – Zoznamy.</w:t>
       </w:r>
@@ -3353,7 +4259,7 @@
       <w:hyperlink r:id="rId22" w:history="1">
         <w:r>
           <w:rPr>
-            <w:rStyle w:val="Hyperlink"/>
+            <w:rStyle w:val="Hypertextovprepojenie"/>
           </w:rPr>
           <w:t>https://www.geeksforgeeks.org/python/python-lists/</w:t>
         </w:r>
@@ -3364,7 +4270,7 @@
     </w:p>
     <w:p>
       <w:pPr>
-        <w:pStyle w:val="Heading4"/>
+        <w:pStyle w:val="Nadpis4"/>
       </w:pPr>
       <w:bookmarkStart w:id="53" w:name="_Toc210145003"/>
       <w:r>
@@ -3374,7 +4280,7 @@
     </w:p>
     <w:p>
       <w:pPr>
-        <w:pStyle w:val="Heading4"/>
+        <w:pStyle w:val="Nadpis4"/>
       </w:pPr>
       <w:bookmarkStart w:id="54" w:name="_Toc210145004"/>
       <w:r>
@@ -3384,7 +4290,7 @@
     </w:p>
     <w:p>
       <w:pPr>
-        <w:pStyle w:val="Heading4"/>
+        <w:pStyle w:val="Nadpis4"/>
       </w:pPr>
       <w:bookmarkStart w:id="55" w:name="_Toc210145005"/>
       <w:r>
@@ -3411,7 +4317,7 @@
     </w:p>
     <w:p>
       <w:pPr>
-        <w:pStyle w:val="Heading4"/>
+        <w:pStyle w:val="Nadpis4"/>
       </w:pPr>
       <w:r>
         <w:t>Prístup k prvkom zoznamu</w:t>
@@ -3427,7 +4333,7 @@
     </w:p>
     <w:p>
       <w:pPr>
-        <w:pStyle w:val="Heading4"/>
+        <w:pStyle w:val="Nadpis4"/>
       </w:pPr>
       <w:r>
         <w:lastRenderedPageBreak/>
@@ -3440,32 +4346,52 @@
       </w:r>
     </w:p>
     <w:p>
-      <w:r>
-        <w:t xml:space="preserve">append(): </w:t>
+      <w:proofErr w:type="spellStart"/>
+      <w:r>
+        <w:t>append</w:t>
+      </w:r>
+      <w:proofErr w:type="spellEnd"/>
+      <w:r>
+        <w:t xml:space="preserve">(): </w:t>
       </w:r>
       <w:r>
         <w:t>Pridá prvok na koniec zoznamu.</w:t>
       </w:r>
     </w:p>
     <w:p>
-      <w:r>
-        <w:t xml:space="preserve">extend(): </w:t>
+      <w:proofErr w:type="spellStart"/>
+      <w:r>
+        <w:t>extend</w:t>
+      </w:r>
+      <w:proofErr w:type="spellEnd"/>
+      <w:r>
+        <w:t xml:space="preserve">(): </w:t>
       </w:r>
       <w:r>
         <w:t>Pridá viacero prvkov na koniec zoznamu.</w:t>
       </w:r>
     </w:p>
     <w:p>
-      <w:r>
-        <w:t xml:space="preserve">insert(): </w:t>
+      <w:proofErr w:type="spellStart"/>
+      <w:r>
+        <w:t>insert</w:t>
+      </w:r>
+      <w:proofErr w:type="spellEnd"/>
+      <w:r>
+        <w:t xml:space="preserve">(): </w:t>
       </w:r>
       <w:r>
         <w:t>Pridá prvok na konkrétnu pozíciu.</w:t>
       </w:r>
     </w:p>
     <w:p>
-      <w:r>
-        <w:t xml:space="preserve">clear(): </w:t>
+      <w:proofErr w:type="spellStart"/>
+      <w:r>
+        <w:t>clear</w:t>
+      </w:r>
+      <w:proofErr w:type="spellEnd"/>
+      <w:r>
+        <w:t xml:space="preserve">(): </w:t>
       </w:r>
       <w:r>
         <w:t>Odstráni všetky položky.</w:t>
@@ -3488,7 +4414,7 @@
     <w:p/>
     <w:p>
       <w:pPr>
-        <w:pStyle w:val="Heading4"/>
+        <w:pStyle w:val="Nadpis4"/>
       </w:pPr>
       <w:r>
         <w:t>Aktualizácia prvkov do zoznamu</w:t>
@@ -3511,7 +4437,7 @@
     <w:p/>
     <w:p>
       <w:pPr>
-        <w:pStyle w:val="Heading4"/>
+        <w:pStyle w:val="Nadpis4"/>
       </w:pPr>
       <w:r>
         <w:t>Odstránenie prvkov zo zoznamu</w:t>
@@ -3523,8 +4449,13 @@
       </w:r>
     </w:p>
     <w:p>
-      <w:r>
-        <w:t>remove(): Odstráni prvý výskyt prvku.</w:t>
+      <w:proofErr w:type="spellStart"/>
+      <w:r>
+        <w:t>remove</w:t>
+      </w:r>
+      <w:proofErr w:type="spellEnd"/>
+      <w:r>
+        <w:t>(): Odstráni prvý výskyt prvku.</w:t>
       </w:r>
     </w:p>
     <w:p>
@@ -3548,7 +4479,7 @@
     <w:p/>
     <w:p>
       <w:pPr>
-        <w:pStyle w:val="Heading4"/>
+        <w:pStyle w:val="Nadpis4"/>
       </w:pPr>
       <w:r>
         <w:t>Iterácia zoznamov</w:t>
@@ -3556,12 +4487,20 @@
     </w:p>
     <w:p>
       <w:r>
-        <w:t xml:space="preserve">Zoznamy môžeme iterovať pomocou </w:t>
+        <w:t xml:space="preserve">Zoznamy môžeme </w:t>
+      </w:r>
+      <w:proofErr w:type="spellStart"/>
+      <w:r>
+        <w:t>iterovať</w:t>
+      </w:r>
+      <w:proofErr w:type="spellEnd"/>
+      <w:r>
+        <w:t xml:space="preserve"> pomocou </w:t>
       </w:r>
       <w:hyperlink r:id="rId23" w:tgtFrame="_blank" w:history="1">
         <w:r>
           <w:rPr>
-            <w:rStyle w:val="Hyperlink"/>
+            <w:rStyle w:val="Hypertextovprepojenie"/>
           </w:rPr>
           <w:t>slučiek</w:t>
         </w:r>
@@ -3574,7 +4513,7 @@
       <w:hyperlink r:id="rId24" w:history="1">
         <w:r>
           <w:rPr>
-            <w:rStyle w:val="Hyperlink"/>
+            <w:rStyle w:val="Hypertextovprepojenie"/>
           </w:rPr>
           <w:t>https://www.geeksforgeeks.org/python/loops-in-python/</w:t>
         </w:r>
@@ -3586,7 +4525,7 @@
     <w:p/>
     <w:p>
       <w:pPr>
-        <w:pStyle w:val="Heading4"/>
+        <w:pStyle w:val="Nadpis4"/>
       </w:pPr>
       <w:r>
         <w:t>Vnorené zoznamy</w:t>
@@ -3600,7 +4539,7 @@
     <w:p/>
     <w:p>
       <w:pPr>
-        <w:pStyle w:val="Heading4"/>
+        <w:pStyle w:val="Nadpis4"/>
       </w:pPr>
       <w:r>
         <w:t>Porozumenie zoznamu</w:t>
@@ -3608,14 +4547,22 @@
     </w:p>
     <w:p>
       <w:r>
-        <w:t>Porozumenie zoznamu je stručný spôsob vytvárania zoznamov pomocou jedného riadku kódu. Je užitočný na použitie operácie alebo filtra na položky v iterovateľnom objekte, ako je napríklad zoznam alebo rozsah.</w:t>
+        <w:t xml:space="preserve">Porozumenie zoznamu je stručný spôsob vytvárania zoznamov pomocou jedného riadku kódu. Je užitočný na použitie operácie alebo filtra na položky v </w:t>
+      </w:r>
+      <w:proofErr w:type="spellStart"/>
+      <w:r>
+        <w:t>iterovateľnom</w:t>
+      </w:r>
+      <w:proofErr w:type="spellEnd"/>
+      <w:r>
+        <w:t xml:space="preserve"> objekte, ako je napríklad zoznam alebo rozsah.</w:t>
       </w:r>
     </w:p>
     <w:p>
       <w:hyperlink r:id="rId25" w:history="1">
         <w:r>
           <w:rPr>
-            <w:rStyle w:val="Hyperlink"/>
+            <w:rStyle w:val="Hypertextovprepojenie"/>
           </w:rPr>
           <w:t>https://www.geeksforgeeks.org/python/python-list-comprehension/</w:t>
         </w:r>
@@ -3626,31 +4573,27 @@
     </w:p>
     <w:p>
       <w:pPr>
-        <w:pStyle w:val="Heading4"/>
-      </w:pPr>
-      <w:r>
-        <w:t>Záver – kviz.</w:t>
+        <w:pStyle w:val="Nadpis4"/>
+      </w:pPr>
+      <w:r>
+        <w:t xml:space="preserve">Záver – </w:t>
+      </w:r>
+      <w:proofErr w:type="spellStart"/>
+      <w:r>
+        <w:t>kviz</w:t>
+      </w:r>
+      <w:proofErr w:type="spellEnd"/>
+      <w:r>
+        <w:t>.</w:t>
       </w:r>
     </w:p>
     <w:p>
       <w:hyperlink r:id="rId26" w:history="1">
         <w:r>
           <w:rPr>
-            <w:rStyle w:val="Hyperlink"/>
+            <w:rStyle w:val="Hypertextovprepojenie"/>
           </w:rPr>
-          <w:t>https://www.geeksforgeeks.org</w:t>
-        </w:r>
-        <w:r>
-          <w:rPr>
-            <w:rStyle w:val="Hyperlink"/>
-          </w:rPr>
-          <w:t>/</w:t>
-        </w:r>
-        <w:r>
-          <w:rPr>
-            <w:rStyle w:val="Hyperlink"/>
-          </w:rPr>
-          <w:t>quizzes/python-list-quiz/</w:t>
+          <w:t>https://www.geeksforgeeks.org/quizzes/python-list-quiz/</w:t>
         </w:r>
       </w:hyperlink>
       <w:r>
@@ -3695,8 +4638,13 @@
     </w:p>
     <w:p/>
     <w:p>
-      <w:r>
-        <w:t xml:space="preserve">Stiahnúť program </w:t>
+      <w:proofErr w:type="spellStart"/>
+      <w:r>
+        <w:t>Stiahnúť</w:t>
+      </w:r>
+      <w:proofErr w:type="spellEnd"/>
+      <w:r>
+        <w:t xml:space="preserve"> program </w:t>
       </w:r>
       <w:r>
         <w:rPr>
@@ -3726,7 +4674,15 @@
         <w:t xml:space="preserve"> – vysvetlenie: v</w:t>
       </w:r>
       <w:r>
-        <w:t xml:space="preserve"> print() sa používa indexovanie. a[0] označuje [1, [2, 3], 4], a[0][1] označuje [2, 3], a[0][1][1] = 3 a a[2] = 8. Sčítajú sa teda dve celé čísla, 3 + 8 = 11 a výstup je 11.</w:t>
+        <w:t xml:space="preserve"> </w:t>
+      </w:r>
+      <w:proofErr w:type="spellStart"/>
+      <w:r>
+        <w:t>print</w:t>
+      </w:r>
+      <w:proofErr w:type="spellEnd"/>
+      <w:r>
+        <w:t>() sa používa indexovanie. a[0] označuje [1, [2, 3], 4], a[0][1] označuje [2, 3], a[0][1][1] = 3 a a[2] = 8. Sčítajú sa teda dve celé čísla, 3 + 8 = 11 a výstup je 11.</w:t>
       </w:r>
     </w:p>
     <w:p>
@@ -3815,7 +4771,15 @@
         <w:t xml:space="preserve">vysvetlenie: </w:t>
       </w:r>
       <w:r>
-        <w:t>Premenná i sa používa na iteráciu každého prvku v zozname temp. i[0] predstavuje znak na 0. indexe i a funkcia .upper() sa používa na písanie veľkých písmen znaku prítomného v i[0].</w:t>
+        <w:t>Premenná i sa používa na iteráciu každého prvku v zozname temp. i[0] predstavuje znak na 0. indexe i a funkcia .</w:t>
+      </w:r>
+      <w:proofErr w:type="spellStart"/>
+      <w:r>
+        <w:t>upper</w:t>
+      </w:r>
+      <w:proofErr w:type="spellEnd"/>
+      <w:r>
+        <w:t>() sa používa na písanie veľkých písmen znaku prítomného v i[0].</w:t>
       </w:r>
     </w:p>
     <w:p>
@@ -3895,16 +4859,42 @@
         <w:t>.py</w:t>
       </w:r>
       <w:r>
-        <w:t xml:space="preserve"> – opäť dosť komplikovaný príklad so vnorenými zoznami, skúsiť analýzovať, </w:t>
-      </w:r>
-      <w:r>
-        <w:t>vysvetlenie:</w:t>
-      </w:r>
-      <w:r>
-        <w:t xml:space="preserve"> </w:t>
-      </w:r>
-      <w:r>
-        <w:t>[x for x in[li] vráti nový zoznam kopírujúci hodnoty v príkaze list li a vonkajší príkaz for vypíše novovytvorený zoznam 3-krát.</w:t>
+        <w:t xml:space="preserve"> – opäť dosť komplikovaný príklad so vnorenými </w:t>
+      </w:r>
+      <w:proofErr w:type="spellStart"/>
+      <w:r>
+        <w:t>zoznami</w:t>
+      </w:r>
+      <w:proofErr w:type="spellEnd"/>
+      <w:r>
+        <w:t xml:space="preserve">, skúsiť </w:t>
+      </w:r>
+      <w:proofErr w:type="spellStart"/>
+      <w:r>
+        <w:t>analýzovať</w:t>
+      </w:r>
+      <w:proofErr w:type="spellEnd"/>
+      <w:r>
+        <w:t xml:space="preserve">, vysvetlenie: </w:t>
+      </w:r>
+      <w:r>
+        <w:t xml:space="preserve">[x </w:t>
+      </w:r>
+      <w:proofErr w:type="spellStart"/>
+      <w:r>
+        <w:t>for</w:t>
+      </w:r>
+      <w:proofErr w:type="spellEnd"/>
+      <w:r>
+        <w:t xml:space="preserve"> x in[li] vráti nový zoznam kopírujúci hodnoty v príkaze list li a vonkajší príkaz </w:t>
+      </w:r>
+      <w:proofErr w:type="spellStart"/>
+      <w:r>
+        <w:t>for</w:t>
+      </w:r>
+      <w:proofErr w:type="spellEnd"/>
+      <w:r>
+        <w:t xml:space="preserve"> vypíše novovytvorený zoznam 3-krát.</w:t>
       </w:r>
     </w:p>
     <w:p>
@@ -3933,13 +4923,18 @@
         <w:t>.py</w:t>
       </w:r>
       <w:r>
-        <w:t xml:space="preserve"> – opäť dosť komplikovaný príklad</w:t>
-      </w:r>
-      <w:r>
-        <w:t xml:space="preserve">, čo znamená „násobenie“ zoznamu – vysvetlenie: </w:t>
-      </w:r>
-      <w:r>
-        <w:t>Výraz list[listelements]*N, kde N je celé číslo, pripojí N kópií prvkov zoznamu v pôvodnom zozname. Ak je N záporné celé číslo alebo 0, výstup bude prázdny zoznam, inak ak je N kladné, prvky zoznamu sa pridajú N krát do pôvodného zoznamu.</w:t>
+        <w:t xml:space="preserve"> – opäť dosť komplikovaný príklad, čo znamená „násobenie“ zoznamu – vysvetlenie: </w:t>
+      </w:r>
+      <w:r>
+        <w:t>Výraz list[</w:t>
+      </w:r>
+      <w:proofErr w:type="spellStart"/>
+      <w:r>
+        <w:t>listelements</w:t>
+      </w:r>
+      <w:proofErr w:type="spellEnd"/>
+      <w:r>
+        <w:t>]*N, kde N je celé číslo, pripojí N kópií prvkov zoznamu v pôvodnom zozname. Ak je N záporné celé číslo alebo 0, výstup bude prázdny zoznam, inak ak je N kladné, prvky zoznamu sa pridajú N krát do pôvodného zoznamu.</w:t>
       </w:r>
     </w:p>
     <w:p>
@@ -3983,7 +4978,23 @@
         <w:t xml:space="preserve"> – vysvetlenie: </w:t>
       </w:r>
       <w:r>
-        <w:t>li[1] odkazuje na druhý prvok "Pratik". li[1][-1] pristupuje k poslednému znaku 'Pratik', ktorým je 'k'.</w:t>
+        <w:t>li[1] odkazuje na druhý prvok "</w:t>
+      </w:r>
+      <w:proofErr w:type="spellStart"/>
+      <w:r>
+        <w:t>Pratik</w:t>
+      </w:r>
+      <w:proofErr w:type="spellEnd"/>
+      <w:r>
+        <w:t>". li[1][-1] pristupuje k poslednému znaku '</w:t>
+      </w:r>
+      <w:proofErr w:type="spellStart"/>
+      <w:r>
+        <w:t>Pratik</w:t>
+      </w:r>
+      <w:proofErr w:type="spellEnd"/>
+      <w:r>
+        <w:t>', ktorým je 'k'.</w:t>
       </w:r>
     </w:p>
     <w:p>
@@ -4021,31 +5032,117 @@
         <w:t xml:space="preserve"> zau</w:t>
       </w:r>
       <w:r>
-        <w:t xml:space="preserve">jímavá práca so zlúčenými zoznami, nepoznal som to ani ja – vysvetlenie: </w:t>
+        <w:t xml:space="preserve">jímavá práca so zlúčenými </w:t>
+      </w:r>
+      <w:proofErr w:type="spellStart"/>
+      <w:r>
+        <w:t>zoznami</w:t>
+      </w:r>
+      <w:proofErr w:type="spellEnd"/>
+      <w:r>
+        <w:t xml:space="preserve">, nepoznal som to ani ja – vysvetlenie: </w:t>
       </w:r>
       <w:r>
         <w:t xml:space="preserve">Funkcia </w:t>
       </w:r>
+      <w:proofErr w:type="spellStart"/>
       <w:r>
         <w:rPr>
           <w:b/>
           <w:bCs/>
         </w:rPr>
-        <w:t>zip()</w:t>
-      </w:r>
-      <w:r>
-        <w:t xml:space="preserve"> v Pythone kombinuje viacero iterables (</w:t>
-      </w:r>
-      <w:r>
-        <w:t>iterovateľné objekty</w:t>
-      </w:r>
-      <w:r>
-        <w:t>), ako sú zoznamy, n-tice, reťazce, knižnice atď., do jedného iterátora n-tic, kde každá n-tica obsahuje prvky zo vstupných iterables v rovnakom indexe.</w:t>
-      </w:r>
-    </w:p>
-    <w:p>
-      <w:r>
-        <w:t>V danom kóde sa zoznamy "a" a "b" spoja metódou zip a potom sa do nového zoznamu pridá rozdiel medzi prvkami z a b ( odpočíta sa ). Výstup bude - 9, 18, 27, 36, 45</w:t>
+        <w:t>zip</w:t>
+      </w:r>
+      <w:proofErr w:type="spellEnd"/>
+      <w:r>
+        <w:rPr>
+          <w:b/>
+          <w:bCs/>
+        </w:rPr>
+        <w:t>()</w:t>
+      </w:r>
+      <w:r>
+        <w:t xml:space="preserve"> v </w:t>
+      </w:r>
+      <w:proofErr w:type="spellStart"/>
+      <w:r>
+        <w:t>Pythone</w:t>
+      </w:r>
+      <w:proofErr w:type="spellEnd"/>
+      <w:r>
+        <w:t xml:space="preserve"> kombinuje viacero </w:t>
+      </w:r>
+      <w:proofErr w:type="spellStart"/>
+      <w:r>
+        <w:t>iterables</w:t>
+      </w:r>
+      <w:proofErr w:type="spellEnd"/>
+      <w:r>
+        <w:t xml:space="preserve"> (</w:t>
+      </w:r>
+      <w:proofErr w:type="spellStart"/>
+      <w:r>
+        <w:t>iterovateľné</w:t>
+      </w:r>
+      <w:proofErr w:type="spellEnd"/>
+      <w:r>
+        <w:t xml:space="preserve"> objekty</w:t>
+      </w:r>
+      <w:r>
+        <w:t>), ako sú zoznamy, n-</w:t>
+      </w:r>
+      <w:proofErr w:type="spellStart"/>
+      <w:r>
+        <w:t>tice</w:t>
+      </w:r>
+      <w:proofErr w:type="spellEnd"/>
+      <w:r>
+        <w:t xml:space="preserve">, reťazce, knižnice atď., do jedného </w:t>
+      </w:r>
+      <w:proofErr w:type="spellStart"/>
+      <w:r>
+        <w:t>iterátora</w:t>
+      </w:r>
+      <w:proofErr w:type="spellEnd"/>
+      <w:r>
+        <w:t xml:space="preserve"> n-</w:t>
+      </w:r>
+      <w:proofErr w:type="spellStart"/>
+      <w:r>
+        <w:t>tic</w:t>
+      </w:r>
+      <w:proofErr w:type="spellEnd"/>
+      <w:r>
+        <w:t>, kde každá n-</w:t>
+      </w:r>
+      <w:proofErr w:type="spellStart"/>
+      <w:r>
+        <w:t>tica</w:t>
+      </w:r>
+      <w:proofErr w:type="spellEnd"/>
+      <w:r>
+        <w:t xml:space="preserve"> obsahuje prvky zo vstupných </w:t>
+      </w:r>
+      <w:proofErr w:type="spellStart"/>
+      <w:r>
+        <w:t>iterables</w:t>
+      </w:r>
+      <w:proofErr w:type="spellEnd"/>
+      <w:r>
+        <w:t xml:space="preserve"> v rovnakom indexe.</w:t>
+      </w:r>
+    </w:p>
+    <w:p>
+      <w:r>
+        <w:t xml:space="preserve">V danom kóde sa zoznamy "a" a "b" spoja metódou </w:t>
+      </w:r>
+      <w:proofErr w:type="spellStart"/>
+      <w:r>
+        <w:t>zip</w:t>
+      </w:r>
+      <w:proofErr w:type="spellEnd"/>
+      <w:r>
+        <w:t xml:space="preserve"> a potom sa do nového zoznamu pridá rozdiel medzi prvkami z a b ( odpočíta sa ). Výstup bude - 9, 18, 27, 36, 45</w:t>
       </w:r>
     </w:p>
     <w:p/>
@@ -4067,7 +5164,7 @@
     <w:p/>
     <w:p>
       <w:pPr>
-        <w:pStyle w:val="Heading4"/>
+        <w:pStyle w:val="Nadpis4"/>
       </w:pPr>
       <w:r>
         <w:t xml:space="preserve">Cvičenie </w:t>
@@ -4076,8 +5173,13 @@
         <w:t xml:space="preserve">príkladov </w:t>
       </w:r>
       <w:r>
-        <w:t>zoznamu jazyka Python</w:t>
-      </w:r>
+        <w:t xml:space="preserve">zoznamu jazyka </w:t>
+      </w:r>
+      <w:proofErr w:type="spellStart"/>
+      <w:r>
+        <w:t>Python</w:t>
+      </w:r>
+      <w:proofErr w:type="spellEnd"/>
       <w:r>
         <w:t>.</w:t>
       </w:r>
@@ -4086,7 +5188,7 @@
       <w:hyperlink r:id="rId27" w:history="1">
         <w:r>
           <w:rPr>
-            <w:rStyle w:val="Hyperlink"/>
+            <w:rStyle w:val="Hypertextovprepojenie"/>
           </w:rPr>
           <w:t>https://www.geeksforgeeks.org/python/python-list-exercise/</w:t>
         </w:r>
@@ -4132,17 +5234,32 @@
     </w:p>
     <w:p>
       <w:pPr>
-        <w:pStyle w:val="Heading3"/>
-      </w:pPr>
-      <w:r>
-        <w:t>Python Tuples</w:t>
-      </w:r>
+        <w:pStyle w:val="Nadpis3"/>
+      </w:pPr>
+      <w:proofErr w:type="spellStart"/>
+      <w:r>
+        <w:t>Python</w:t>
+      </w:r>
+      <w:proofErr w:type="spellEnd"/>
+      <w:r>
+        <w:t xml:space="preserve"> </w:t>
+      </w:r>
+      <w:proofErr w:type="spellStart"/>
+      <w:r>
+        <w:t>Tuples</w:t>
+      </w:r>
+      <w:proofErr w:type="spellEnd"/>
       <w:r>
         <w:t xml:space="preserve"> - N</w:t>
       </w:r>
       <w:r>
-        <w:t>-tice</w:t>
-      </w:r>
+        <w:t>-</w:t>
+      </w:r>
+      <w:proofErr w:type="spellStart"/>
+      <w:r>
+        <w:t>tice</w:t>
+      </w:r>
+      <w:proofErr w:type="spellEnd"/>
       <w:r>
         <w:t>.</w:t>
       </w:r>
@@ -4151,7 +5268,7 @@
       <w:hyperlink r:id="rId28" w:history="1">
         <w:r>
           <w:rPr>
-            <w:rStyle w:val="Hyperlink"/>
+            <w:rStyle w:val="Hypertextovprepojenie"/>
           </w:rPr>
           <w:t>https://www.geeksforgeeks.org/python/python-tuples/</w:t>
         </w:r>
@@ -4165,7 +5282,23 @@
         <w:jc w:val="both"/>
       </w:pPr>
       <w:r>
-        <w:t>N-tica v Pythone je nemenná usporiadaná kolekcia prvkov.</w:t>
+        <w:t>N-</w:t>
+      </w:r>
+      <w:proofErr w:type="spellStart"/>
+      <w:r>
+        <w:t>tica</w:t>
+      </w:r>
+      <w:proofErr w:type="spellEnd"/>
+      <w:r>
+        <w:t xml:space="preserve"> v </w:t>
+      </w:r>
+      <w:proofErr w:type="spellStart"/>
+      <w:r>
+        <w:t>Pythone</w:t>
+      </w:r>
+      <w:proofErr w:type="spellEnd"/>
+      <w:r>
+        <w:t xml:space="preserve"> je nemenná usporiadaná kolekcia prvkov.</w:t>
       </w:r>
     </w:p>
     <w:p>
@@ -4177,7 +5310,23 @@
         <w:jc w:val="both"/>
       </w:pPr>
       <w:r>
-        <w:t>N-tice sú podobné zoznamom, ale na rozdiel od zoznamov ich nemožno po vytvorení zmeniť (t.j. sú nemenné).</w:t>
+        <w:t>N-</w:t>
+      </w:r>
+      <w:proofErr w:type="spellStart"/>
+      <w:r>
+        <w:t>tice</w:t>
+      </w:r>
+      <w:proofErr w:type="spellEnd"/>
+      <w:r>
+        <w:t xml:space="preserve"> sú podobné zoznamom, ale na rozdiel od zoznamov ich nemožno po vytvorení zmeniť (</w:t>
+      </w:r>
+      <w:proofErr w:type="spellStart"/>
+      <w:r>
+        <w:t>t.j</w:t>
+      </w:r>
+      <w:proofErr w:type="spellEnd"/>
+      <w:r>
+        <w:t>. sú nemenné).</w:t>
       </w:r>
     </w:p>
     <w:p>
@@ -4189,7 +5338,15 @@
         <w:jc w:val="both"/>
       </w:pPr>
       <w:r>
-        <w:t>N-tice môžu obsahovať prvky rôznych typov údajov.</w:t>
+        <w:t>N-</w:t>
+      </w:r>
+      <w:proofErr w:type="spellStart"/>
+      <w:r>
+        <w:t>tice</w:t>
+      </w:r>
+      <w:proofErr w:type="spellEnd"/>
+      <w:r>
+        <w:t xml:space="preserve"> môžu obsahovať prvky rôznych typov údajov.</w:t>
       </w:r>
     </w:p>
     <w:p>
@@ -4201,15 +5358,36 @@
         <w:jc w:val="both"/>
       </w:pPr>
       <w:r>
-        <w:t>Hlavné charakteristiky n-tic sú usporiadané, heterogénne a nemenné.</w:t>
-      </w:r>
-    </w:p>
-    <w:p>
-      <w:pPr>
-        <w:pStyle w:val="Heading3"/>
-      </w:pPr>
-      <w:r>
-        <w:t xml:space="preserve">Python String - </w:t>
+        <w:t>Hlavné charakteristiky n-</w:t>
+      </w:r>
+      <w:proofErr w:type="spellStart"/>
+      <w:r>
+        <w:t>tic</w:t>
+      </w:r>
+      <w:proofErr w:type="spellEnd"/>
+      <w:r>
+        <w:t xml:space="preserve"> sú usporiadané, heterogénne a nemenné.</w:t>
+      </w:r>
+    </w:p>
+    <w:p>
+      <w:pPr>
+        <w:pStyle w:val="Nadpis3"/>
+      </w:pPr>
+      <w:proofErr w:type="spellStart"/>
+      <w:r>
+        <w:t>Python</w:t>
+      </w:r>
+      <w:proofErr w:type="spellEnd"/>
+      <w:r>
+        <w:t xml:space="preserve"> </w:t>
+      </w:r>
+      <w:proofErr w:type="spellStart"/>
+      <w:r>
+        <w:t>String</w:t>
+      </w:r>
+      <w:proofErr w:type="spellEnd"/>
+      <w:r>
+        <w:t xml:space="preserve"> - </w:t>
       </w:r>
       <w:r>
         <w:t>Reťazc</w:t>
@@ -4222,7 +5400,7 @@
       <w:hyperlink r:id="rId29" w:history="1">
         <w:r>
           <w:rPr>
-            <w:rStyle w:val="Hyperlink"/>
+            <w:rStyle w:val="Hypertextovprepojenie"/>
           </w:rPr>
           <w:t>https://www.geeksforgeeks.org/python/python-string/</w:t>
         </w:r>
@@ -4233,14 +5411,24 @@
     </w:p>
     <w:p>
       <w:pPr>
-        <w:pStyle w:val="Heading3"/>
+        <w:pStyle w:val="Nadpis3"/>
         <w:rPr>
           <w:rFonts w:eastAsiaTheme="minorHAnsi" w:cstheme="minorBidi"/>
         </w:rPr>
       </w:pPr>
-      <w:r>
-        <w:t>Python Dictionary</w:t>
-      </w:r>
+      <w:proofErr w:type="spellStart"/>
+      <w:r>
+        <w:t>Python</w:t>
+      </w:r>
+      <w:proofErr w:type="spellEnd"/>
+      <w:r>
+        <w:t xml:space="preserve"> </w:t>
+      </w:r>
+      <w:proofErr w:type="spellStart"/>
+      <w:r>
+        <w:t>Dictionary</w:t>
+      </w:r>
+      <w:proofErr w:type="spellEnd"/>
       <w:r>
         <w:t xml:space="preserve"> - </w:t>
       </w:r>
@@ -4252,7 +5440,7 @@
       <w:hyperlink r:id="rId30" w:history="1">
         <w:r>
           <w:rPr>
-            <w:rStyle w:val="Hyperlink"/>
+            <w:rStyle w:val="Hypertextovprepojenie"/>
           </w:rPr>
           <w:t>https://www.geeksforgeeks.org/python/python-dictionary/</w:t>
         </w:r>
@@ -4263,28 +5451,43 @@
     </w:p>
     <w:p>
       <w:pPr>
-        <w:pStyle w:val="Heading3"/>
+        <w:pStyle w:val="Nadpis3"/>
         <w:rPr>
           <w:rFonts w:eastAsiaTheme="minorHAnsi" w:cstheme="minorBidi"/>
           <w:sz w:val="22"/>
           <w:szCs w:val="22"/>
         </w:rPr>
       </w:pPr>
-      <w:r>
-        <w:t>Python Sets</w:t>
-      </w:r>
+      <w:proofErr w:type="spellStart"/>
+      <w:r>
+        <w:t>Python</w:t>
+      </w:r>
+      <w:proofErr w:type="spellEnd"/>
+      <w:r>
+        <w:t xml:space="preserve"> </w:t>
+      </w:r>
+      <w:proofErr w:type="spellStart"/>
+      <w:r>
+        <w:t>Sets</w:t>
+      </w:r>
+      <w:proofErr w:type="spellEnd"/>
       <w:r>
         <w:t xml:space="preserve"> - </w:t>
       </w:r>
       <w:r>
-        <w:t>Sady jazyka Python</w:t>
-      </w:r>
+        <w:t xml:space="preserve">Sady jazyka </w:t>
+      </w:r>
+      <w:proofErr w:type="spellStart"/>
+      <w:r>
+        <w:t>Python</w:t>
+      </w:r>
+      <w:proofErr w:type="spellEnd"/>
     </w:p>
     <w:p>
       <w:hyperlink r:id="rId31" w:history="1">
         <w:r>
           <w:rPr>
-            <w:rStyle w:val="Hyperlink"/>
+            <w:rStyle w:val="Hypertextovprepojenie"/>
           </w:rPr>
           <w:t>https://www.geeksforgeeks.org/python/python-sets/</w:t>
         </w:r>
@@ -4295,17 +5498,30 @@
     </w:p>
     <w:p>
       <w:pPr>
-        <w:pStyle w:val="Heading3"/>
-      </w:pPr>
-      <w:r>
-        <w:t>Python Arrays - Polia</w:t>
+        <w:pStyle w:val="Nadpis3"/>
+      </w:pPr>
+      <w:proofErr w:type="spellStart"/>
+      <w:r>
+        <w:t>Python</w:t>
+      </w:r>
+      <w:proofErr w:type="spellEnd"/>
+      <w:r>
+        <w:t xml:space="preserve"> </w:t>
+      </w:r>
+      <w:proofErr w:type="spellStart"/>
+      <w:r>
+        <w:t>Arrays</w:t>
+      </w:r>
+      <w:proofErr w:type="spellEnd"/>
+      <w:r>
+        <w:t xml:space="preserve"> - Polia</w:t>
       </w:r>
     </w:p>
     <w:p>
       <w:hyperlink r:id="rId32" w:history="1">
         <w:r>
           <w:rPr>
-            <w:rStyle w:val="Hyperlink"/>
+            <w:rStyle w:val="Hypertextovprepojenie"/>
           </w:rPr>
           <w:t>https://www.geeksforgeeks.org/python/python-arrays/</w:t>
         </w:r>
@@ -4350,7 +5566,7 @@
 <w:ftr xmlns:wpc="http://schemas.microsoft.com/office/word/2010/wordprocessingCanvas" xmlns:cx="http://schemas.microsoft.com/office/drawing/2014/chartex" xmlns:cx1="http://schemas.microsoft.com/office/drawing/2015/9/8/chartex" xmlns:cx2="http://schemas.microsoft.com/office/drawing/2015/10/21/chartex" xmlns:cx3="http://schemas.microsoft.com/office/drawing/2016/5/9/chartex" xmlns:cx4="http://schemas.microsoft.com/office/drawing/2016/5/10/chartex" xmlns:cx5="http://schemas.microsoft.com/office/drawing/2016/5/11/chartex" xmlns:cx6="http://schemas.microsoft.com/office/drawing/2016/5/12/chartex" xmlns:cx7="http://schemas.microsoft.com/office/drawing/2016/5/13/chartex" xmlns:cx8="http://schemas.microsoft.com/office/drawing/2016/5/14/chartex" xmlns:mc="http://schemas.openxmlformats.org/markup-compatibility/2006" xmlns:aink="http://schemas.microsoft.com/office/drawing/2016/ink" xmlns:am3d="http://schemas.microsoft.com/office/drawing/2017/model3d" xmlns:o="urn:schemas-microsoft-com:office:office" xmlns:oel="http://schemas.microsoft.com/office/2019/extlst" xmlns:r="http://schemas.openxmlformats.org/officeDocument/2006/relationships" xmlns:m="http://schemas.openxmlformats.org/officeDocument/2006/math" xmlns:v="urn:schemas-microsoft-com:vml" xmlns:wp14="http://schemas.microsoft.com/office/word/2010/wordprocessingDrawing" xmlns:wp="http://schemas.openxmlformats.org/drawingml/2006/wordprocessingDrawing" xmlns:w10="urn:schemas-microsoft-com:office:word" xmlns:w="http://schemas.openxmlformats.org/wordprocessingml/2006/main" xmlns:w14="http://schemas.microsoft.com/office/word/2010/wordml" xmlns:w15="http://schemas.microsoft.com/office/word/2012/wordml" xmlns:w16cex="http://schemas.microsoft.com/office/word/2018/wordml/cex" xmlns:w16cid="http://schemas.microsoft.com/office/word/2016/wordml/cid" xmlns:w16="http://schemas.microsoft.com/office/word/2018/wordml" xmlns:w16du="http://schemas.microsoft.com/office/word/2023/wordml/word16du" xmlns:w16sdtdh="http://schemas.microsoft.com/office/word/2020/wordml/sdtdatahash" xmlns:w16sdtfl="http://schemas.microsoft.com/office/word/2024/wordml/sdtformatlock" xmlns:w16se="http://schemas.microsoft.com/office/word/2015/wordml/symex" xmlns:wpg="http://schemas.microsoft.com/office/word/2010/wordprocessingGroup" xmlns:wpi="http://schemas.microsoft.com/office/word/2010/wordprocessingInk" xmlns:wne="http://schemas.microsoft.com/office/word/2006/wordml" xmlns:wps="http://schemas.microsoft.com/office/word/2010/wordprocessingShape" mc:Ignorable="w14 w15 w16se w16cid w16 w16cex w16sdtdh w16sdtfl w16du wp14">
   <w:p>
     <w:pPr>
-      <w:pStyle w:val="Footer"/>
+      <w:pStyle w:val="Pta"/>
       <w:jc w:val="center"/>
     </w:pPr>
     <w:r>
@@ -7964,7 +9180,7 @@
     <w:lsdException w:name="Unresolved Mention" w:semiHidden="1" w:unhideWhenUsed="1"/>
     <w:lsdException w:name="Smart Link" w:semiHidden="1" w:unhideWhenUsed="1"/>
   </w:latentStyles>
-  <w:style w:type="paragraph" w:default="1" w:styleId="Normal">
+  <w:style w:type="paragraph" w:default="1" w:styleId="Normlny">
     <w:name w:val="Normal"/>
     <w:qFormat/>
     <w:rsid w:val="00DA0C7C"/>
@@ -7972,11 +9188,11 @@
       <w:spacing w:after="0" w:line="240" w:lineRule="auto"/>
     </w:pPr>
   </w:style>
-  <w:style w:type="paragraph" w:styleId="Heading1">
+  <w:style w:type="paragraph" w:styleId="Nadpis1">
     <w:name w:val="heading 1"/>
-    <w:basedOn w:val="Normal"/>
-    <w:next w:val="Normal"/>
-    <w:link w:val="Heading1Char"/>
+    <w:basedOn w:val="Normlny"/>
+    <w:next w:val="Normlny"/>
+    <w:link w:val="Nadpis1Char"/>
     <w:uiPriority w:val="9"/>
     <w:qFormat/>
     <w:rsid w:val="006E6A15"/>
@@ -7992,11 +9208,11 @@
       <w:szCs w:val="40"/>
     </w:rPr>
   </w:style>
-  <w:style w:type="paragraph" w:styleId="Heading2">
+  <w:style w:type="paragraph" w:styleId="Nadpis2">
     <w:name w:val="heading 2"/>
-    <w:basedOn w:val="Normal"/>
-    <w:next w:val="Normal"/>
-    <w:link w:val="Heading2Char"/>
+    <w:basedOn w:val="Normlny"/>
+    <w:next w:val="Normlny"/>
+    <w:link w:val="Nadpis2Char"/>
     <w:uiPriority w:val="9"/>
     <w:unhideWhenUsed/>
     <w:qFormat/>
@@ -8013,11 +9229,11 @@
       <w:szCs w:val="32"/>
     </w:rPr>
   </w:style>
-  <w:style w:type="paragraph" w:styleId="Heading3">
+  <w:style w:type="paragraph" w:styleId="Nadpis3">
     <w:name w:val="heading 3"/>
-    <w:basedOn w:val="Normal"/>
-    <w:next w:val="Normal"/>
-    <w:link w:val="Heading3Char"/>
+    <w:basedOn w:val="Normlny"/>
+    <w:next w:val="Normlny"/>
+    <w:link w:val="Nadpis3Char"/>
     <w:uiPriority w:val="9"/>
     <w:unhideWhenUsed/>
     <w:qFormat/>
@@ -8034,11 +9250,11 @@
       <w:szCs w:val="28"/>
     </w:rPr>
   </w:style>
-  <w:style w:type="paragraph" w:styleId="Heading4">
+  <w:style w:type="paragraph" w:styleId="Nadpis4">
     <w:name w:val="heading 4"/>
-    <w:basedOn w:val="Normal"/>
-    <w:next w:val="Normal"/>
-    <w:link w:val="Heading4Char"/>
+    <w:basedOn w:val="Normlny"/>
+    <w:next w:val="Normlny"/>
+    <w:link w:val="Nadpis4Char"/>
     <w:uiPriority w:val="9"/>
     <w:unhideWhenUsed/>
     <w:qFormat/>
@@ -8054,11 +9270,11 @@
       <w:iCs/>
     </w:rPr>
   </w:style>
-  <w:style w:type="paragraph" w:styleId="Heading5">
+  <w:style w:type="paragraph" w:styleId="Nadpis5">
     <w:name w:val="heading 5"/>
-    <w:basedOn w:val="Normal"/>
-    <w:next w:val="Normal"/>
-    <w:link w:val="Heading5Char"/>
+    <w:basedOn w:val="Normlny"/>
+    <w:next w:val="Normlny"/>
+    <w:link w:val="Nadpis5Char"/>
     <w:uiPriority w:val="9"/>
     <w:semiHidden/>
     <w:unhideWhenUsed/>
@@ -8075,11 +9291,11 @@
       <w:color w:val="0F4761" w:themeColor="accent1" w:themeShade="BF"/>
     </w:rPr>
   </w:style>
-  <w:style w:type="paragraph" w:styleId="Heading6">
+  <w:style w:type="paragraph" w:styleId="Nadpis6">
     <w:name w:val="heading 6"/>
-    <w:basedOn w:val="Normal"/>
-    <w:next w:val="Normal"/>
-    <w:link w:val="Heading6Char"/>
+    <w:basedOn w:val="Normlny"/>
+    <w:next w:val="Normlny"/>
+    <w:link w:val="Nadpis6Char"/>
     <w:uiPriority w:val="9"/>
     <w:semiHidden/>
     <w:unhideWhenUsed/>
@@ -8098,11 +9314,11 @@
       <w:color w:val="595959" w:themeColor="text1" w:themeTint="A6"/>
     </w:rPr>
   </w:style>
-  <w:style w:type="paragraph" w:styleId="Heading7">
+  <w:style w:type="paragraph" w:styleId="Nadpis7">
     <w:name w:val="heading 7"/>
-    <w:basedOn w:val="Normal"/>
-    <w:next w:val="Normal"/>
-    <w:link w:val="Heading7Char"/>
+    <w:basedOn w:val="Normlny"/>
+    <w:next w:val="Normlny"/>
+    <w:link w:val="Nadpis7Char"/>
     <w:uiPriority w:val="9"/>
     <w:semiHidden/>
     <w:unhideWhenUsed/>
@@ -8119,11 +9335,11 @@
       <w:color w:val="595959" w:themeColor="text1" w:themeTint="A6"/>
     </w:rPr>
   </w:style>
-  <w:style w:type="paragraph" w:styleId="Heading8">
+  <w:style w:type="paragraph" w:styleId="Nadpis8">
     <w:name w:val="heading 8"/>
-    <w:basedOn w:val="Normal"/>
-    <w:next w:val="Normal"/>
-    <w:link w:val="Heading8Char"/>
+    <w:basedOn w:val="Normlny"/>
+    <w:next w:val="Normlny"/>
+    <w:link w:val="Nadpis8Char"/>
     <w:uiPriority w:val="9"/>
     <w:semiHidden/>
     <w:unhideWhenUsed/>
@@ -8141,11 +9357,11 @@
       <w:color w:val="272727" w:themeColor="text1" w:themeTint="D8"/>
     </w:rPr>
   </w:style>
-  <w:style w:type="paragraph" w:styleId="Heading9">
+  <w:style w:type="paragraph" w:styleId="Nadpis9">
     <w:name w:val="heading 9"/>
-    <w:basedOn w:val="Normal"/>
-    <w:next w:val="Normal"/>
-    <w:link w:val="Heading9Char"/>
+    <w:basedOn w:val="Normlny"/>
+    <w:next w:val="Normlny"/>
+    <w:link w:val="Nadpis9Char"/>
     <w:uiPriority w:val="9"/>
     <w:semiHidden/>
     <w:unhideWhenUsed/>
@@ -8161,12 +9377,13 @@
       <w:color w:val="272727" w:themeColor="text1" w:themeTint="D8"/>
     </w:rPr>
   </w:style>
-  <w:style w:type="character" w:default="1" w:styleId="DefaultParagraphFont">
+  <w:style w:type="character" w:default="1" w:styleId="Predvolenpsmoodseku">
     <w:name w:val="Default Paragraph Font"/>
     <w:uiPriority w:val="1"/>
+    <w:semiHidden/>
     <w:unhideWhenUsed/>
   </w:style>
-  <w:style w:type="table" w:default="1" w:styleId="TableNormal">
+  <w:style w:type="table" w:default="1" w:styleId="Normlnatabuka">
     <w:name w:val="Normal Table"/>
     <w:uiPriority w:val="99"/>
     <w:semiHidden/>
@@ -8181,7 +9398,7 @@
       </w:tblCellMar>
     </w:tblPr>
   </w:style>
-  <w:style w:type="numbering" w:default="1" w:styleId="NoList">
+  <w:style w:type="numbering" w:default="1" w:styleId="Bezzoznamu">
     <w:name w:val="No List"/>
     <w:uiPriority w:val="99"/>
     <w:semiHidden/>
@@ -8189,7 +9406,7 @@
   </w:style>
   <w:style w:type="paragraph" w:customStyle="1" w:styleId="Kd">
     <w:name w:val="Kód"/>
-    <w:basedOn w:val="Normal"/>
+    <w:basedOn w:val="Normlny"/>
     <w:link w:val="KdChar"/>
     <w:qFormat/>
     <w:rsid w:val="00EE47E6"/>
@@ -8200,7 +9417,7 @@
   </w:style>
   <w:style w:type="character" w:customStyle="1" w:styleId="KdChar">
     <w:name w:val="Kód Char"/>
-    <w:basedOn w:val="DefaultParagraphFont"/>
+    <w:basedOn w:val="Predvolenpsmoodseku"/>
     <w:link w:val="Kd"/>
     <w:rsid w:val="00EE47E6"/>
     <w:rPr>
@@ -8208,10 +9425,10 @@
       <w:sz w:val="20"/>
     </w:rPr>
   </w:style>
-  <w:style w:type="character" w:customStyle="1" w:styleId="Heading1Char">
-    <w:name w:val="Heading 1 Char"/>
-    <w:basedOn w:val="DefaultParagraphFont"/>
-    <w:link w:val="Heading1"/>
+  <w:style w:type="character" w:customStyle="1" w:styleId="Nadpis1Char">
+    <w:name w:val="Nadpis 1 Char"/>
+    <w:basedOn w:val="Predvolenpsmoodseku"/>
+    <w:link w:val="Nadpis1"/>
     <w:uiPriority w:val="9"/>
     <w:rsid w:val="006E6A15"/>
     <w:rPr>
@@ -8220,10 +9437,10 @@
       <w:szCs w:val="40"/>
     </w:rPr>
   </w:style>
-  <w:style w:type="character" w:customStyle="1" w:styleId="Heading2Char">
-    <w:name w:val="Heading 2 Char"/>
-    <w:basedOn w:val="DefaultParagraphFont"/>
-    <w:link w:val="Heading2"/>
+  <w:style w:type="character" w:customStyle="1" w:styleId="Nadpis2Char">
+    <w:name w:val="Nadpis 2 Char"/>
+    <w:basedOn w:val="Predvolenpsmoodseku"/>
+    <w:link w:val="Nadpis2"/>
     <w:uiPriority w:val="9"/>
     <w:rsid w:val="00AD18CA"/>
     <w:rPr>
@@ -8232,10 +9449,10 @@
       <w:szCs w:val="32"/>
     </w:rPr>
   </w:style>
-  <w:style w:type="character" w:customStyle="1" w:styleId="Heading3Char">
-    <w:name w:val="Heading 3 Char"/>
-    <w:basedOn w:val="DefaultParagraphFont"/>
-    <w:link w:val="Heading3"/>
+  <w:style w:type="character" w:customStyle="1" w:styleId="Nadpis3Char">
+    <w:name w:val="Nadpis 3 Char"/>
+    <w:basedOn w:val="Predvolenpsmoodseku"/>
+    <w:link w:val="Nadpis3"/>
     <w:uiPriority w:val="9"/>
     <w:rsid w:val="00BD0C4B"/>
     <w:rPr>
@@ -8244,10 +9461,10 @@
       <w:szCs w:val="28"/>
     </w:rPr>
   </w:style>
-  <w:style w:type="character" w:customStyle="1" w:styleId="Heading4Char">
-    <w:name w:val="Heading 4 Char"/>
-    <w:basedOn w:val="DefaultParagraphFont"/>
-    <w:link w:val="Heading4"/>
+  <w:style w:type="character" w:customStyle="1" w:styleId="Nadpis4Char">
+    <w:name w:val="Nadpis 4 Char"/>
+    <w:basedOn w:val="Predvolenpsmoodseku"/>
+    <w:link w:val="Nadpis4"/>
     <w:uiPriority w:val="9"/>
     <w:rsid w:val="00577DE7"/>
     <w:rPr>
@@ -8255,10 +9472,10 @@
       <w:iCs/>
     </w:rPr>
   </w:style>
-  <w:style w:type="character" w:customStyle="1" w:styleId="Heading5Char">
-    <w:name w:val="Heading 5 Char"/>
-    <w:basedOn w:val="DefaultParagraphFont"/>
-    <w:link w:val="Heading5"/>
+  <w:style w:type="character" w:customStyle="1" w:styleId="Nadpis5Char">
+    <w:name w:val="Nadpis 5 Char"/>
+    <w:basedOn w:val="Predvolenpsmoodseku"/>
+    <w:link w:val="Nadpis5"/>
     <w:uiPriority w:val="9"/>
     <w:semiHidden/>
     <w:rsid w:val="00673CEF"/>
@@ -8267,10 +9484,10 @@
       <w:color w:val="0F4761" w:themeColor="accent1" w:themeShade="BF"/>
     </w:rPr>
   </w:style>
-  <w:style w:type="character" w:customStyle="1" w:styleId="Heading6Char">
-    <w:name w:val="Heading 6 Char"/>
-    <w:basedOn w:val="DefaultParagraphFont"/>
-    <w:link w:val="Heading6"/>
+  <w:style w:type="character" w:customStyle="1" w:styleId="Nadpis6Char">
+    <w:name w:val="Nadpis 6 Char"/>
+    <w:basedOn w:val="Predvolenpsmoodseku"/>
+    <w:link w:val="Nadpis6"/>
     <w:uiPriority w:val="9"/>
     <w:semiHidden/>
     <w:rsid w:val="00673CEF"/>
@@ -8281,10 +9498,10 @@
       <w:color w:val="595959" w:themeColor="text1" w:themeTint="A6"/>
     </w:rPr>
   </w:style>
-  <w:style w:type="character" w:customStyle="1" w:styleId="Heading7Char">
-    <w:name w:val="Heading 7 Char"/>
-    <w:basedOn w:val="DefaultParagraphFont"/>
-    <w:link w:val="Heading7"/>
+  <w:style w:type="character" w:customStyle="1" w:styleId="Nadpis7Char">
+    <w:name w:val="Nadpis 7 Char"/>
+    <w:basedOn w:val="Predvolenpsmoodseku"/>
+    <w:link w:val="Nadpis7"/>
     <w:uiPriority w:val="9"/>
     <w:semiHidden/>
     <w:rsid w:val="00673CEF"/>
@@ -8293,10 +9510,10 @@
       <w:color w:val="595959" w:themeColor="text1" w:themeTint="A6"/>
     </w:rPr>
   </w:style>
-  <w:style w:type="character" w:customStyle="1" w:styleId="Heading8Char">
-    <w:name w:val="Heading 8 Char"/>
-    <w:basedOn w:val="DefaultParagraphFont"/>
-    <w:link w:val="Heading8"/>
+  <w:style w:type="character" w:customStyle="1" w:styleId="Nadpis8Char">
+    <w:name w:val="Nadpis 8 Char"/>
+    <w:basedOn w:val="Predvolenpsmoodseku"/>
+    <w:link w:val="Nadpis8"/>
     <w:uiPriority w:val="9"/>
     <w:semiHidden/>
     <w:rsid w:val="00673CEF"/>
@@ -8307,10 +9524,10 @@
       <w:color w:val="272727" w:themeColor="text1" w:themeTint="D8"/>
     </w:rPr>
   </w:style>
-  <w:style w:type="character" w:customStyle="1" w:styleId="Heading9Char">
-    <w:name w:val="Heading 9 Char"/>
-    <w:basedOn w:val="DefaultParagraphFont"/>
-    <w:link w:val="Heading9"/>
+  <w:style w:type="character" w:customStyle="1" w:styleId="Nadpis9Char">
+    <w:name w:val="Nadpis 9 Char"/>
+    <w:basedOn w:val="Predvolenpsmoodseku"/>
+    <w:link w:val="Nadpis9"/>
     <w:uiPriority w:val="9"/>
     <w:semiHidden/>
     <w:rsid w:val="00673CEF"/>
@@ -8319,11 +9536,11 @@
       <w:color w:val="272727" w:themeColor="text1" w:themeTint="D8"/>
     </w:rPr>
   </w:style>
-  <w:style w:type="paragraph" w:styleId="Title">
+  <w:style w:type="paragraph" w:styleId="Nzov">
     <w:name w:val="Title"/>
-    <w:basedOn w:val="Normal"/>
-    <w:next w:val="Normal"/>
-    <w:link w:val="TitleChar"/>
+    <w:basedOn w:val="Normlny"/>
+    <w:next w:val="Normlny"/>
+    <w:link w:val="NzovChar"/>
     <w:uiPriority w:val="10"/>
     <w:qFormat/>
     <w:rsid w:val="00673CEF"/>
@@ -8339,10 +9556,10 @@
       <w:szCs w:val="56"/>
     </w:rPr>
   </w:style>
-  <w:style w:type="character" w:customStyle="1" w:styleId="TitleChar">
-    <w:name w:val="Title Char"/>
-    <w:basedOn w:val="DefaultParagraphFont"/>
-    <w:link w:val="Title"/>
+  <w:style w:type="character" w:customStyle="1" w:styleId="NzovChar">
+    <w:name w:val="Názov Char"/>
+    <w:basedOn w:val="Predvolenpsmoodseku"/>
+    <w:link w:val="Nzov"/>
     <w:uiPriority w:val="10"/>
     <w:rsid w:val="00673CEF"/>
     <w:rPr>
@@ -8353,11 +9570,11 @@
       <w:szCs w:val="56"/>
     </w:rPr>
   </w:style>
-  <w:style w:type="paragraph" w:styleId="Subtitle">
+  <w:style w:type="paragraph" w:styleId="Podtitul">
     <w:name w:val="Subtitle"/>
-    <w:basedOn w:val="Normal"/>
-    <w:next w:val="Normal"/>
-    <w:link w:val="SubtitleChar"/>
+    <w:basedOn w:val="Normlny"/>
+    <w:next w:val="Normlny"/>
+    <w:link w:val="PodtitulChar"/>
     <w:uiPriority w:val="11"/>
     <w:qFormat/>
     <w:rsid w:val="00673CEF"/>
@@ -8374,10 +9591,10 @@
       <w:szCs w:val="28"/>
     </w:rPr>
   </w:style>
-  <w:style w:type="character" w:customStyle="1" w:styleId="SubtitleChar">
-    <w:name w:val="Subtitle Char"/>
-    <w:basedOn w:val="DefaultParagraphFont"/>
-    <w:link w:val="Subtitle"/>
+  <w:style w:type="character" w:customStyle="1" w:styleId="PodtitulChar">
+    <w:name w:val="Podtitul Char"/>
+    <w:basedOn w:val="Predvolenpsmoodseku"/>
+    <w:link w:val="Podtitul"/>
     <w:uiPriority w:val="11"/>
     <w:rsid w:val="00673CEF"/>
     <w:rPr>
@@ -8388,11 +9605,11 @@
       <w:szCs w:val="28"/>
     </w:rPr>
   </w:style>
-  <w:style w:type="paragraph" w:styleId="Quote">
+  <w:style w:type="paragraph" w:styleId="Citcia">
     <w:name w:val="Quote"/>
-    <w:basedOn w:val="Normal"/>
-    <w:next w:val="Normal"/>
-    <w:link w:val="QuoteChar"/>
+    <w:basedOn w:val="Normlny"/>
+    <w:next w:val="Normlny"/>
+    <w:link w:val="CitciaChar"/>
     <w:uiPriority w:val="29"/>
     <w:qFormat/>
     <w:rsid w:val="00673CEF"/>
@@ -8406,10 +9623,10 @@
       <w:color w:val="404040" w:themeColor="text1" w:themeTint="BF"/>
     </w:rPr>
   </w:style>
-  <w:style w:type="character" w:customStyle="1" w:styleId="QuoteChar">
-    <w:name w:val="Quote Char"/>
-    <w:basedOn w:val="DefaultParagraphFont"/>
-    <w:link w:val="Quote"/>
+  <w:style w:type="character" w:customStyle="1" w:styleId="CitciaChar">
+    <w:name w:val="Citácia Char"/>
+    <w:basedOn w:val="Predvolenpsmoodseku"/>
+    <w:link w:val="Citcia"/>
     <w:uiPriority w:val="29"/>
     <w:rsid w:val="00673CEF"/>
     <w:rPr>
@@ -8418,9 +9635,9 @@
       <w:color w:val="404040" w:themeColor="text1" w:themeTint="BF"/>
     </w:rPr>
   </w:style>
-  <w:style w:type="paragraph" w:styleId="ListParagraph">
+  <w:style w:type="paragraph" w:styleId="Odsekzoznamu">
     <w:name w:val="List Paragraph"/>
-    <w:basedOn w:val="Normal"/>
+    <w:basedOn w:val="Normlny"/>
     <w:uiPriority w:val="34"/>
     <w:qFormat/>
     <w:rsid w:val="00673CEF"/>
@@ -8429,9 +9646,9 @@
       <w:contextualSpacing/>
     </w:pPr>
   </w:style>
-  <w:style w:type="character" w:styleId="IntenseEmphasis">
+  <w:style w:type="character" w:styleId="Intenzvnezvraznenie">
     <w:name w:val="Intense Emphasis"/>
-    <w:basedOn w:val="DefaultParagraphFont"/>
+    <w:basedOn w:val="Predvolenpsmoodseku"/>
     <w:uiPriority w:val="21"/>
     <w:qFormat/>
     <w:rsid w:val="00673CEF"/>
@@ -8441,11 +9658,11 @@
       <w:color w:val="0F4761" w:themeColor="accent1" w:themeShade="BF"/>
     </w:rPr>
   </w:style>
-  <w:style w:type="paragraph" w:styleId="IntenseQuote">
+  <w:style w:type="paragraph" w:styleId="Zvraznencitcia">
     <w:name w:val="Intense Quote"/>
-    <w:basedOn w:val="Normal"/>
-    <w:next w:val="Normal"/>
-    <w:link w:val="IntenseQuoteChar"/>
+    <w:basedOn w:val="Normlny"/>
+    <w:next w:val="Normlny"/>
+    <w:link w:val="ZvraznencitciaChar"/>
     <w:uiPriority w:val="30"/>
     <w:qFormat/>
     <w:rsid w:val="00673CEF"/>
@@ -8464,10 +9681,10 @@
       <w:color w:val="0F4761" w:themeColor="accent1" w:themeShade="BF"/>
     </w:rPr>
   </w:style>
-  <w:style w:type="character" w:customStyle="1" w:styleId="IntenseQuoteChar">
-    <w:name w:val="Intense Quote Char"/>
-    <w:basedOn w:val="DefaultParagraphFont"/>
-    <w:link w:val="IntenseQuote"/>
+  <w:style w:type="character" w:customStyle="1" w:styleId="ZvraznencitciaChar">
+    <w:name w:val="Zvýraznená citácia Char"/>
+    <w:basedOn w:val="Predvolenpsmoodseku"/>
+    <w:link w:val="Zvraznencitcia"/>
     <w:uiPriority w:val="30"/>
     <w:rsid w:val="00673CEF"/>
     <w:rPr>
@@ -8476,9 +9693,9 @@
       <w:color w:val="0F4761" w:themeColor="accent1" w:themeShade="BF"/>
     </w:rPr>
   </w:style>
-  <w:style w:type="character" w:styleId="IntenseReference">
+  <w:style w:type="character" w:styleId="Zvraznenodkaz">
     <w:name w:val="Intense Reference"/>
-    <w:basedOn w:val="DefaultParagraphFont"/>
+    <w:basedOn w:val="Predvolenpsmoodseku"/>
     <w:uiPriority w:val="32"/>
     <w:qFormat/>
     <w:rsid w:val="00673CEF"/>
@@ -8490,9 +9707,9 @@
       <w:spacing w:val="5"/>
     </w:rPr>
   </w:style>
-  <w:style w:type="character" w:styleId="Hyperlink">
+  <w:style w:type="character" w:styleId="Hypertextovprepojenie">
     <w:name w:val="Hyperlink"/>
-    <w:basedOn w:val="DefaultParagraphFont"/>
+    <w:basedOn w:val="Predvolenpsmoodseku"/>
     <w:uiPriority w:val="99"/>
     <w:unhideWhenUsed/>
     <w:rsid w:val="00513727"/>
@@ -8501,9 +9718,9 @@
       <w:u w:val="single"/>
     </w:rPr>
   </w:style>
-  <w:style w:type="character" w:styleId="UnresolvedMention">
+  <w:style w:type="character" w:styleId="Nevyrieenzmienka">
     <w:name w:val="Unresolved Mention"/>
-    <w:basedOn w:val="DefaultParagraphFont"/>
+    <w:basedOn w:val="Predvolenpsmoodseku"/>
     <w:uiPriority w:val="99"/>
     <w:semiHidden/>
     <w:unhideWhenUsed/>
@@ -8513,9 +9730,9 @@
       <w:shd w:val="clear" w:color="auto" w:fill="E1DFDD"/>
     </w:rPr>
   </w:style>
-  <w:style w:type="character" w:styleId="FollowedHyperlink">
+  <w:style w:type="character" w:styleId="PouitHypertextovPrepojenie">
     <w:name w:val="FollowedHyperlink"/>
-    <w:basedOn w:val="DefaultParagraphFont"/>
+    <w:basedOn w:val="Predvolenpsmoodseku"/>
     <w:uiPriority w:val="99"/>
     <w:semiHidden/>
     <w:unhideWhenUsed/>
@@ -8525,10 +9742,10 @@
       <w:u w:val="single"/>
     </w:rPr>
   </w:style>
-  <w:style w:type="paragraph" w:styleId="Header">
+  <w:style w:type="paragraph" w:styleId="Hlavika">
     <w:name w:val="header"/>
-    <w:basedOn w:val="Normal"/>
-    <w:link w:val="HeaderChar"/>
+    <w:basedOn w:val="Normlny"/>
+    <w:link w:val="HlavikaChar"/>
     <w:uiPriority w:val="99"/>
     <w:unhideWhenUsed/>
     <w:rsid w:val="00C42BBB"/>
@@ -8539,17 +9756,17 @@
       </w:tabs>
     </w:pPr>
   </w:style>
-  <w:style w:type="character" w:customStyle="1" w:styleId="HeaderChar">
-    <w:name w:val="Header Char"/>
-    <w:basedOn w:val="DefaultParagraphFont"/>
-    <w:link w:val="Header"/>
+  <w:style w:type="character" w:customStyle="1" w:styleId="HlavikaChar">
+    <w:name w:val="Hlavička Char"/>
+    <w:basedOn w:val="Predvolenpsmoodseku"/>
+    <w:link w:val="Hlavika"/>
     <w:uiPriority w:val="99"/>
     <w:rsid w:val="00C42BBB"/>
   </w:style>
-  <w:style w:type="paragraph" w:styleId="Footer">
+  <w:style w:type="paragraph" w:styleId="Pta">
     <w:name w:val="footer"/>
-    <w:basedOn w:val="Normal"/>
-    <w:link w:val="FooterChar"/>
+    <w:basedOn w:val="Normlny"/>
+    <w:link w:val="PtaChar"/>
     <w:uiPriority w:val="99"/>
     <w:unhideWhenUsed/>
     <w:rsid w:val="00C42BBB"/>
@@ -8560,17 +9777,17 @@
       </w:tabs>
     </w:pPr>
   </w:style>
-  <w:style w:type="character" w:customStyle="1" w:styleId="FooterChar">
-    <w:name w:val="Footer Char"/>
-    <w:basedOn w:val="DefaultParagraphFont"/>
-    <w:link w:val="Footer"/>
+  <w:style w:type="character" w:customStyle="1" w:styleId="PtaChar">
+    <w:name w:val="Päta Char"/>
+    <w:basedOn w:val="Predvolenpsmoodseku"/>
+    <w:link w:val="Pta"/>
     <w:uiPriority w:val="99"/>
     <w:rsid w:val="00C42BBB"/>
   </w:style>
-  <w:style w:type="paragraph" w:styleId="TOC1">
+  <w:style w:type="paragraph" w:styleId="Obsah1">
     <w:name w:val="toc 1"/>
-    <w:basedOn w:val="Normal"/>
-    <w:next w:val="Normal"/>
+    <w:basedOn w:val="Normlny"/>
+    <w:next w:val="Normlny"/>
     <w:autoRedefine/>
     <w:uiPriority w:val="39"/>
     <w:unhideWhenUsed/>
@@ -8579,10 +9796,10 @@
       <w:spacing w:after="100"/>
     </w:pPr>
   </w:style>
-  <w:style w:type="paragraph" w:styleId="TOC2">
+  <w:style w:type="paragraph" w:styleId="Obsah2">
     <w:name w:val="toc 2"/>
-    <w:basedOn w:val="Normal"/>
-    <w:next w:val="Normal"/>
+    <w:basedOn w:val="Normlny"/>
+    <w:next w:val="Normlny"/>
     <w:autoRedefine/>
     <w:uiPriority w:val="39"/>
     <w:unhideWhenUsed/>
@@ -8592,10 +9809,10 @@
       <w:ind w:left="220"/>
     </w:pPr>
   </w:style>
-  <w:style w:type="paragraph" w:styleId="TOC3">
+  <w:style w:type="paragraph" w:styleId="Obsah3">
     <w:name w:val="toc 3"/>
-    <w:basedOn w:val="Normal"/>
-    <w:next w:val="Normal"/>
+    <w:basedOn w:val="Normlny"/>
+    <w:next w:val="Normlny"/>
     <w:autoRedefine/>
     <w:uiPriority w:val="39"/>
     <w:unhideWhenUsed/>
@@ -8605,10 +9822,10 @@
       <w:ind w:left="440"/>
     </w:pPr>
   </w:style>
-  <w:style w:type="paragraph" w:styleId="TOC4">
+  <w:style w:type="paragraph" w:styleId="Obsah4">
     <w:name w:val="toc 4"/>
-    <w:basedOn w:val="Normal"/>
-    <w:next w:val="Normal"/>
+    <w:basedOn w:val="Normlny"/>
+    <w:next w:val="Normlny"/>
     <w:autoRedefine/>
     <w:uiPriority w:val="39"/>
     <w:unhideWhenUsed/>
@@ -8618,10 +9835,10 @@
       <w:ind w:left="660"/>
     </w:pPr>
   </w:style>
-  <w:style w:type="paragraph" w:styleId="TOCHeading">
+  <w:style w:type="paragraph" w:styleId="Hlavikaobsahu">
     <w:name w:val="TOC Heading"/>
-    <w:basedOn w:val="Heading1"/>
-    <w:next w:val="Normal"/>
+    <w:basedOn w:val="Nadpis1"/>
+    <w:next w:val="Normlny"/>
     <w:uiPriority w:val="39"/>
     <w:unhideWhenUsed/>
     <w:qFormat/>

--- a/IT_hodiny/namety_postupu_skolenia.docx
+++ b/IT_hodiny/namety_postupu_skolenia.docx
@@ -30,7 +30,10 @@
         <w:t xml:space="preserve">Modifikoval: </w:t>
       </w:r>
       <w:r>
-        <w:t>10</w:t>
+        <w:t>1</w:t>
+      </w:r>
+      <w:r>
+        <w:t>7</w:t>
       </w:r>
       <w:r>
         <w:t xml:space="preserve">. </w:t>
@@ -5145,20 +5148,368 @@
         <w:t xml:space="preserve"> a potom sa do nového zoznamu pridá rozdiel medzi prvkami z a b ( odpočíta sa ). Výstup bude - 9, 18, 27, 36, 45</w:t>
       </w:r>
     </w:p>
+    <w:p>
+      <w:r>
+        <w:t xml:space="preserve">Program </w:t>
+      </w:r>
+      <w:r>
+        <w:rPr>
+          <w:b/>
+          <w:bCs/>
+        </w:rPr>
+        <w:t>Q1</w:t>
+      </w:r>
+      <w:r>
+        <w:rPr>
+          <w:b/>
+          <w:bCs/>
+        </w:rPr>
+        <w:t>6</w:t>
+      </w:r>
+      <w:r>
+        <w:rPr>
+          <w:b/>
+          <w:bCs/>
+        </w:rPr>
+        <w:t>.py</w:t>
+      </w:r>
+      <w:r>
+        <w:rPr>
+          <w:b/>
+          <w:bCs/>
+        </w:rPr>
+        <w:t xml:space="preserve"> - </w:t>
+      </w:r>
+      <w:r>
+        <w:t xml:space="preserve">v </w:t>
+      </w:r>
+      <w:proofErr w:type="spellStart"/>
+      <w:r>
+        <w:t>pythone</w:t>
+      </w:r>
+      <w:proofErr w:type="spellEnd"/>
+      <w:r>
+        <w:t xml:space="preserve"> je možné krájanie zoznamu vykonať aj pomocou syntaxe </w:t>
+      </w:r>
+      <w:bookmarkStart w:id="59" w:name="_Hlk211599561"/>
+      <w:proofErr w:type="spellStart"/>
+      <w:r>
+        <w:t>listName</w:t>
+      </w:r>
+      <w:proofErr w:type="spellEnd"/>
+      <w:r>
+        <w:t>[</w:t>
+      </w:r>
+      <w:proofErr w:type="spellStart"/>
+      <w:r>
+        <w:t>x:y:z</w:t>
+      </w:r>
+      <w:proofErr w:type="spellEnd"/>
+      <w:r>
+        <w:t xml:space="preserve">], kde x znamená počiatočný index, y-1 definuje konečnú hodnotu </w:t>
+      </w:r>
+      <w:bookmarkEnd w:id="59"/>
+      <w:r>
+        <w:t>indexu a z určuje veľkosť kroku. Ak chýba niektorá z hodnôt medzi x, y a z, interpret prevezme predvolenú hodnotu.</w:t>
+      </w:r>
+      <w:r>
+        <w:t xml:space="preserve"> Zaujímavý príklad </w:t>
+      </w:r>
+      <w:proofErr w:type="spellStart"/>
+      <w:r>
+        <w:t>listName</w:t>
+      </w:r>
+      <w:proofErr w:type="spellEnd"/>
+      <w:r>
+        <w:t>[</w:t>
+      </w:r>
+      <w:proofErr w:type="spellStart"/>
+      <w:r>
+        <w:t>x:y:z</w:t>
+      </w:r>
+      <w:proofErr w:type="spellEnd"/>
+      <w:r>
+        <w:t>], kde x znamená počiatočný index, y-1 definuje konečnú hodnotu</w:t>
+      </w:r>
+      <w:r>
+        <w:t xml:space="preserve"> a z je veľkosť kroku, takže každý druhý prvok vybraného pod zoznamu.</w:t>
+      </w:r>
+    </w:p>
+    <w:p>
+      <w:r>
+        <w:t xml:space="preserve">Program </w:t>
+      </w:r>
+      <w:r>
+        <w:rPr>
+          <w:b/>
+          <w:bCs/>
+        </w:rPr>
+        <w:t>Q1</w:t>
+      </w:r>
+      <w:r>
+        <w:rPr>
+          <w:b/>
+          <w:bCs/>
+        </w:rPr>
+        <w:t>7</w:t>
+      </w:r>
+      <w:r>
+        <w:rPr>
+          <w:b/>
+          <w:bCs/>
+        </w:rPr>
+        <w:t>.py</w:t>
+      </w:r>
+      <w:r>
+        <w:t xml:space="preserve"> </w:t>
+      </w:r>
+      <w:r>
+        <w:t>–</w:t>
+      </w:r>
+      <w:r>
+        <w:t xml:space="preserve"> </w:t>
+      </w:r>
+      <w:r>
+        <w:t>príklad vnorených zoznamov, ktoré tvoria len jeden člen pôvodného zoznamu</w:t>
+      </w:r>
+    </w:p>
+    <w:p>
+      <w:r>
+        <w:t xml:space="preserve">Program </w:t>
+      </w:r>
+      <w:r>
+        <w:rPr>
+          <w:b/>
+          <w:bCs/>
+        </w:rPr>
+        <w:t>Q1</w:t>
+      </w:r>
+      <w:r>
+        <w:rPr>
+          <w:b/>
+          <w:bCs/>
+        </w:rPr>
+        <w:t>8</w:t>
+      </w:r>
+      <w:r>
+        <w:rPr>
+          <w:b/>
+          <w:bCs/>
+        </w:rPr>
+        <w:t>.py</w:t>
+      </w:r>
+      <w:r>
+        <w:t xml:space="preserve"> –</w:t>
+      </w:r>
+      <w:r>
+        <w:t xml:space="preserve"> podobný príklad sme už riešili je to pomerne jednoduché</w:t>
+      </w:r>
+    </w:p>
+    <w:p>
+      <w:r>
+        <w:t xml:space="preserve">Program </w:t>
+      </w:r>
+      <w:r>
+        <w:rPr>
+          <w:b/>
+          <w:bCs/>
+        </w:rPr>
+        <w:t>Q1</w:t>
+      </w:r>
+      <w:r>
+        <w:rPr>
+          <w:b/>
+          <w:bCs/>
+        </w:rPr>
+        <w:t>9</w:t>
+      </w:r>
+      <w:r>
+        <w:rPr>
+          <w:b/>
+          <w:bCs/>
+        </w:rPr>
+        <w:t>.py</w:t>
+      </w:r>
+      <w:r>
+        <w:t xml:space="preserve"> –</w:t>
+      </w:r>
+      <w:r>
+        <w:t xml:space="preserve"> </w:t>
+      </w:r>
+      <w:r>
+        <w:t>jednoduché zlúčenie zoznamu</w:t>
+      </w:r>
+    </w:p>
+    <w:p>
+      <w:r>
+        <w:t xml:space="preserve">Program </w:t>
+      </w:r>
+      <w:r>
+        <w:rPr>
+          <w:b/>
+          <w:bCs/>
+        </w:rPr>
+        <w:t>Q</w:t>
+      </w:r>
+      <w:r>
+        <w:rPr>
+          <w:b/>
+          <w:bCs/>
+        </w:rPr>
+        <w:t>20</w:t>
+      </w:r>
+      <w:r>
+        <w:rPr>
+          <w:b/>
+          <w:bCs/>
+        </w:rPr>
+        <w:t>.py</w:t>
+      </w:r>
+      <w:r>
+        <w:t xml:space="preserve"> –</w:t>
+      </w:r>
+      <w:r>
+        <w:t xml:space="preserve"> </w:t>
+      </w:r>
+      <w:r>
+        <w:t>p</w:t>
+      </w:r>
+      <w:r>
+        <w:t xml:space="preserve">oskytli sme odkaz na zoznam "a" s iným zoznamom "b", čo znamená, že tieto dva zoznamy (a </w:t>
+      </w:r>
+      <w:proofErr w:type="spellStart"/>
+      <w:r>
+        <w:t>a</w:t>
+      </w:r>
+      <w:proofErr w:type="spellEnd"/>
+      <w:r>
+        <w:t xml:space="preserve"> b) odkazujú na ten istý zoznam. Takže akákoľvek zmena s b ovplyvní pôvodný zoznam</w:t>
+      </w:r>
+    </w:p>
+    <w:p>
+      <w:bookmarkStart w:id="60" w:name="Pokračovanie"/>
+      <w:bookmarkEnd w:id="60"/>
+      <w:r>
+        <w:t xml:space="preserve">Program </w:t>
+      </w:r>
+      <w:r>
+        <w:rPr>
+          <w:b/>
+          <w:bCs/>
+        </w:rPr>
+        <w:t>Q</w:t>
+      </w:r>
+      <w:r>
+        <w:rPr>
+          <w:b/>
+          <w:bCs/>
+        </w:rPr>
+        <w:t>2</w:t>
+      </w:r>
+      <w:r>
+        <w:rPr>
+          <w:b/>
+          <w:bCs/>
+        </w:rPr>
+        <w:t>1</w:t>
+      </w:r>
+      <w:r>
+        <w:rPr>
+          <w:b/>
+          <w:bCs/>
+        </w:rPr>
+        <w:t>.py</w:t>
+      </w:r>
+      <w:r>
+        <w:t xml:space="preserve"> –</w:t>
+      </w:r>
+      <w:r>
+        <w:t xml:space="preserve"> </w:t>
+      </w:r>
+      <w:r>
+        <w:t>vygeneruje čísla od 100 do 110 a pripojí všetky tieto čísla do zoznamu. Výrok 2: uvedie hodnotu indexu 105 v zozname zoznamov1</w:t>
+      </w:r>
+    </w:p>
+    <w:p>
+      <w:r>
+        <w:t xml:space="preserve">Program </w:t>
+      </w:r>
+      <w:r>
+        <w:rPr>
+          <w:b/>
+          <w:bCs/>
+        </w:rPr>
+        <w:t>Q</w:t>
+      </w:r>
+      <w:r>
+        <w:rPr>
+          <w:b/>
+          <w:bCs/>
+        </w:rPr>
+        <w:t>2</w:t>
+      </w:r>
+      <w:r>
+        <w:rPr>
+          <w:b/>
+          <w:bCs/>
+        </w:rPr>
+        <w:t>2</w:t>
+      </w:r>
+      <w:r>
+        <w:rPr>
+          <w:b/>
+          <w:bCs/>
+        </w:rPr>
+        <w:t>.py</w:t>
+      </w:r>
+      <w:r>
+        <w:t xml:space="preserve"> –</w:t>
+      </w:r>
+      <w:r>
+        <w:t xml:space="preserve"> </w:t>
+      </w:r>
+      <w:r>
+        <w:t xml:space="preserve">Funkcia pripája </w:t>
+      </w:r>
+      <w:r>
+        <w:t>druhú mocninu</w:t>
+      </w:r>
+      <w:r>
+        <w:t xml:space="preserve"> čísel od 0 do x-1 k danému zoznamu li. Keďže zoznam [3,2,1] je odovzdaný explicitne, výsledok je [3, 2, 1, 0, 1, 4]</w:t>
+      </w:r>
+    </w:p>
     <w:p/>
-    <w:p>
-      <w:pPr>
-        <w:rPr>
-          <w:color w:val="EE0000"/>
-        </w:rPr>
-      </w:pPr>
-      <w:bookmarkStart w:id="59" w:name="Pokračovanie"/>
-      <w:bookmarkEnd w:id="59"/>
-      <w:r>
-        <w:rPr>
-          <w:color w:val="EE0000"/>
-        </w:rPr>
-        <w:t>Pokračovanie Q16</w:t>
+    <w:p/>
+    <w:p>
+      <w:r>
+        <w:t xml:space="preserve">Program </w:t>
+      </w:r>
+      <w:r>
+        <w:rPr>
+          <w:b/>
+          <w:bCs/>
+        </w:rPr>
+        <w:t>Q2</w:t>
+      </w:r>
+      <w:r>
+        <w:rPr>
+          <w:b/>
+          <w:bCs/>
+        </w:rPr>
+        <w:t>3</w:t>
+      </w:r>
+      <w:r>
+        <w:rPr>
+          <w:b/>
+          <w:bCs/>
+        </w:rPr>
+        <w:t>.py</w:t>
+      </w:r>
+      <w:r>
+        <w:t xml:space="preserve"> –</w:t>
+      </w:r>
+      <w:r>
+        <w:t xml:space="preserve"> </w:t>
       </w:r>
     </w:p>
     <w:p/>
@@ -5418,6 +5769,7 @@
       </w:pPr>
       <w:proofErr w:type="spellStart"/>
       <w:r>
+        <w:lastRenderedPageBreak/>
         <w:t>Python</w:t>
       </w:r>
       <w:proofErr w:type="spellEnd"/>
@@ -9380,7 +9732,6 @@
   <w:style w:type="character" w:default="1" w:styleId="Predvolenpsmoodseku">
     <w:name w:val="Default Paragraph Font"/>
     <w:uiPriority w:val="1"/>
-    <w:semiHidden/>
     <w:unhideWhenUsed/>
   </w:style>
   <w:style w:type="table" w:default="1" w:styleId="Normlnatabuka">

--- a/IT_hodiny/namety_postupu_skolenia.docx
+++ b/IT_hodiny/namety_postupu_skolenia.docx
@@ -9,15 +9,7 @@
       <w:bookmarkStart w:id="0" w:name="_Toc210144977"/>
       <w:bookmarkStart w:id="1" w:name="_Toc210145037"/>
       <w:r>
-        <w:t xml:space="preserve">Programovanie </w:t>
-      </w:r>
-      <w:proofErr w:type="spellStart"/>
-      <w:r>
-        <w:t>Python</w:t>
-      </w:r>
-      <w:proofErr w:type="spellEnd"/>
-      <w:r>
-        <w:t xml:space="preserve"> pre </w:t>
+        <w:t xml:space="preserve">Programovanie Python pre </w:t>
       </w:r>
       <w:r>
         <w:t>mladých.</w:t>
@@ -84,7 +76,6 @@
               <w:szCs w:val="28"/>
             </w:rPr>
           </w:pPr>
-          <w:proofErr w:type="spellStart"/>
           <w:r>
             <w:rPr>
               <w:color w:val="auto"/>
@@ -93,7 +84,6 @@
             </w:rPr>
             <w:t>Obsah</w:t>
           </w:r>
-          <w:proofErr w:type="spellEnd"/>
         </w:p>
         <w:p>
           <w:pPr>
@@ -1976,42 +1966,12 @@
     </w:p>
     <w:p>
       <w:hyperlink r:id="rId9" w:history="1">
-        <w:proofErr w:type="spellStart"/>
         <w:r>
           <w:rPr>
             <w:rStyle w:val="Hypertextovprepojenie"/>
           </w:rPr>
-          <w:t>Python</w:t>
+          <w:t>Python Module Index — Python 3.12.5 documentation</w:t>
         </w:r>
-        <w:proofErr w:type="spellEnd"/>
-        <w:r>
-          <w:rPr>
-            <w:rStyle w:val="Hypertextovprepojenie"/>
-          </w:rPr>
-          <w:t xml:space="preserve"> Module Index — </w:t>
-        </w:r>
-        <w:proofErr w:type="spellStart"/>
-        <w:r>
-          <w:rPr>
-            <w:rStyle w:val="Hypertextovprepojenie"/>
-          </w:rPr>
-          <w:t>Python</w:t>
-        </w:r>
-        <w:proofErr w:type="spellEnd"/>
-        <w:r>
-          <w:rPr>
-            <w:rStyle w:val="Hypertextovprepojenie"/>
-          </w:rPr>
-          <w:t xml:space="preserve"> 3.12.5 </w:t>
-        </w:r>
-        <w:proofErr w:type="spellStart"/>
-        <w:r>
-          <w:rPr>
-            <w:rStyle w:val="Hypertextovprepojenie"/>
-          </w:rPr>
-          <w:t>documentation</w:t>
-        </w:r>
-        <w:proofErr w:type="spellEnd"/>
       </w:hyperlink>
     </w:p>
     <w:p/>
@@ -2035,23 +1995,7 @@
         <w:t>V</w:t>
       </w:r>
       <w:r>
-        <w:t xml:space="preserve"> </w:t>
-      </w:r>
-      <w:proofErr w:type="spellStart"/>
-      <w:r>
-        <w:t>priklade</w:t>
-      </w:r>
-      <w:proofErr w:type="spellEnd"/>
-      <w:r>
-        <w:t xml:space="preserve"> rps.py je vytvorenie </w:t>
-      </w:r>
-      <w:proofErr w:type="spellStart"/>
-      <w:r>
-        <w:t>jednoduche</w:t>
-      </w:r>
-      <w:proofErr w:type="spellEnd"/>
-      <w:r>
-        <w:t xml:space="preserve"> hry kam</w:t>
+        <w:t xml:space="preserve"> priklade rps.py je vytvorenie jednoduche hry kam</w:t>
       </w:r>
       <w:r>
         <w:t>eň</w:t>
@@ -2071,28 +2015,15 @@
         <w:t>rps0_2.py</w:t>
       </w:r>
       <w:r>
-        <w:t xml:space="preserve"> – úprava vstupu s konverziou na </w:t>
-      </w:r>
-      <w:proofErr w:type="spellStart"/>
-      <w:r>
-        <w:t>integer</w:t>
-      </w:r>
-      <w:proofErr w:type="spellEnd"/>
+        <w:t xml:space="preserve"> – úprava vstupu s konverziou na integer</w:t>
+      </w:r>
     </w:p>
     <w:p>
       <w:r>
         <w:t>rps0_3.py</w:t>
       </w:r>
       <w:r>
-        <w:t xml:space="preserve"> – doplnenie náhodného hádzania pre </w:t>
-      </w:r>
-      <w:proofErr w:type="spellStart"/>
-      <w:r>
-        <w:t>Python</w:t>
-      </w:r>
-      <w:proofErr w:type="spellEnd"/>
-      <w:r>
-        <w:t xml:space="preserve"> (počítač)</w:t>
+        <w:t xml:space="preserve"> – doplnenie náhodného hádzania pre Python (počítač)</w:t>
       </w:r>
     </w:p>
     <w:p/>
@@ -2121,18 +2052,10 @@
     </w:p>
     <w:p>
       <w:r>
-        <w:t xml:space="preserve">rps4.py – úprava kódu na </w:t>
-      </w:r>
-      <w:proofErr w:type="spellStart"/>
-      <w:r>
-        <w:t>game_</w:t>
-      </w:r>
-      <w:r>
-        <w:t>count</w:t>
-      </w:r>
-      <w:proofErr w:type="spellEnd"/>
-      <w:r>
-        <w:t>=0</w:t>
+        <w:t>rps4.py – úprava kódu na game_</w:t>
+      </w:r>
+      <w:r>
+        <w:t>count=0</w:t>
       </w:r>
     </w:p>
     <w:p/>
@@ -2159,15 +2082,7 @@
         <w:t>Rozdiel medzi zoznam</w:t>
       </w:r>
       <w:r>
-        <w:t>ami a n-</w:t>
-      </w:r>
-      <w:proofErr w:type="spellStart"/>
-      <w:r>
-        <w:t>ticami</w:t>
-      </w:r>
-      <w:proofErr w:type="spellEnd"/>
-      <w:r>
-        <w:t>.</w:t>
+        <w:t>ami a n-ticami.</w:t>
       </w:r>
     </w:p>
     <w:p>
@@ -2273,11 +2188,9 @@
       <w:r>
         <w:t> </w:t>
       </w:r>
-      <w:proofErr w:type="spellStart"/>
       <w:r>
         <w:t>Kubiho</w:t>
       </w:r>
-      <w:proofErr w:type="spellEnd"/>
     </w:p>
     <w:p/>
     <w:p>
@@ -2286,54 +2199,22 @@
       </w:pPr>
       <w:bookmarkStart w:id="16" w:name="_Toc210144985"/>
       <w:bookmarkStart w:id="17" w:name="_Toc210145045"/>
-      <w:proofErr w:type="spellStart"/>
-      <w:r>
-        <w:t>Python</w:t>
-      </w:r>
-      <w:proofErr w:type="spellEnd"/>
-      <w:r>
-        <w:t xml:space="preserve"> Web </w:t>
-      </w:r>
-      <w:proofErr w:type="spellStart"/>
-      <w:r>
-        <w:t>Development</w:t>
-      </w:r>
-      <w:proofErr w:type="spellEnd"/>
-      <w:r>
-        <w:t xml:space="preserve"> </w:t>
-      </w:r>
-      <w:proofErr w:type="spellStart"/>
-      <w:r>
-        <w:t>With</w:t>
-      </w:r>
-      <w:proofErr w:type="spellEnd"/>
-      <w:r>
-        <w:t xml:space="preserve"> </w:t>
-      </w:r>
-      <w:proofErr w:type="spellStart"/>
-      <w:r>
-        <w:t>Django</w:t>
+      <w:r>
+        <w:t>Python Web Development With Django</w:t>
       </w:r>
       <w:bookmarkEnd w:id="16"/>
       <w:bookmarkEnd w:id="17"/>
-      <w:proofErr w:type="spellEnd"/>
     </w:p>
     <w:p>
       <w:r>
         <w:t xml:space="preserve">Vytváranie jednoduchých </w:t>
       </w:r>
-      <w:proofErr w:type="spellStart"/>
       <w:r>
         <w:t>webovský</w:t>
       </w:r>
       <w:r>
-        <w:t>ch</w:t>
-      </w:r>
-      <w:proofErr w:type="spellEnd"/>
-      <w:r>
-        <w:t xml:space="preserve"> stránok bol ktoré sú tvorené programovacím jazykom </w:t>
-      </w:r>
-      <w:proofErr w:type="spellStart"/>
+        <w:t xml:space="preserve">ch stránok bol ktoré sú tvorené programovacím jazykom </w:t>
+      </w:r>
       <w:r>
         <w:t>Py</w:t>
       </w:r>
@@ -2346,7 +2227,6 @@
       <w:r>
         <w:t>on</w:t>
       </w:r>
-      <w:proofErr w:type="spellEnd"/>
       <w:r>
         <w:t>.</w:t>
       </w:r>
@@ -2360,61 +2240,11 @@
       <w:bookmarkStart w:id="19" w:name="_Toc210144986"/>
       <w:bookmarkStart w:id="20" w:name="_Toc210145046"/>
       <w:bookmarkEnd w:id="18"/>
-      <w:proofErr w:type="spellStart"/>
-      <w:r>
-        <w:t>Python</w:t>
-      </w:r>
-      <w:proofErr w:type="spellEnd"/>
-      <w:r>
-        <w:t xml:space="preserve"> </w:t>
-      </w:r>
-      <w:proofErr w:type="spellStart"/>
-      <w:r>
-        <w:t>for</w:t>
-      </w:r>
-      <w:proofErr w:type="spellEnd"/>
-      <w:r>
-        <w:t xml:space="preserve"> Game </w:t>
-      </w:r>
-      <w:proofErr w:type="spellStart"/>
-      <w:r>
-        <w:t>Development</w:t>
-      </w:r>
-      <w:proofErr w:type="spellEnd"/>
-      <w:r>
-        <w:t xml:space="preserve">: </w:t>
-      </w:r>
-      <w:proofErr w:type="spellStart"/>
-      <w:r>
-        <w:t>Getting</w:t>
-      </w:r>
-      <w:proofErr w:type="spellEnd"/>
-      <w:r>
-        <w:t xml:space="preserve"> </w:t>
-      </w:r>
-      <w:proofErr w:type="spellStart"/>
-      <w:r>
-        <w:t>Started</w:t>
-      </w:r>
-      <w:proofErr w:type="spellEnd"/>
-      <w:r>
-        <w:t xml:space="preserve"> </w:t>
-      </w:r>
-      <w:proofErr w:type="spellStart"/>
-      <w:r>
-        <w:t>with</w:t>
-      </w:r>
-      <w:proofErr w:type="spellEnd"/>
-      <w:r>
-        <w:t xml:space="preserve"> </w:t>
-      </w:r>
-      <w:proofErr w:type="spellStart"/>
-      <w:r>
-        <w:t>Pygame</w:t>
+      <w:r>
+        <w:t>Python for Game Development: Getting Started with Pygame</w:t>
       </w:r>
       <w:bookmarkEnd w:id="19"/>
       <w:bookmarkEnd w:id="20"/>
-      <w:proofErr w:type="spellEnd"/>
     </w:p>
     <w:p>
       <w:hyperlink r:id="rId11" w:history="1">
@@ -2435,21 +2265,11 @@
       </w:pPr>
       <w:bookmarkStart w:id="21" w:name="_Toc210144987"/>
       <w:bookmarkStart w:id="22" w:name="_Toc210145047"/>
-      <w:proofErr w:type="spellStart"/>
-      <w:r>
-        <w:t>PyGame</w:t>
-      </w:r>
-      <w:proofErr w:type="spellEnd"/>
-      <w:r>
-        <w:t xml:space="preserve"> </w:t>
-      </w:r>
-      <w:proofErr w:type="spellStart"/>
-      <w:r>
-        <w:t>Tutorial</w:t>
+      <w:r>
+        <w:t>PyGame Tutorial</w:t>
       </w:r>
       <w:bookmarkEnd w:id="21"/>
       <w:bookmarkEnd w:id="22"/>
-      <w:proofErr w:type="spellEnd"/>
     </w:p>
     <w:p>
       <w:hyperlink r:id="rId12" w:history="1">
@@ -2458,7 +2278,21 @@
             <w:rStyle w:val="Hypertextovprepojenie"/>
             <w:highlight w:val="yellow"/>
           </w:rPr>
-          <w:t>https://www.geeksforgeeks.org/python/pygame-tutorial/</w:t>
+          <w:t>https://www.g</w:t>
+        </w:r>
+        <w:r>
+          <w:rPr>
+            <w:rStyle w:val="Hypertextovprepojenie"/>
+            <w:highlight w:val="yellow"/>
+          </w:rPr>
+          <w:t>e</w:t>
+        </w:r>
+        <w:r>
+          <w:rPr>
+            <w:rStyle w:val="Hypertextovprepojenie"/>
+            <w:highlight w:val="yellow"/>
+          </w:rPr>
+          <w:t>eksforgeeks.org/python/pygame-tutorial/</w:t>
         </w:r>
       </w:hyperlink>
       <w:r>
@@ -2503,23 +2337,7 @@
     </w:p>
     <w:p>
       <w:r>
-        <w:t xml:space="preserve">Na spustenie hry musia byť všetky potrebné moduly </w:t>
-      </w:r>
-      <w:proofErr w:type="spellStart"/>
-      <w:r>
-        <w:t>Pygame</w:t>
-      </w:r>
-      <w:proofErr w:type="spellEnd"/>
-      <w:r>
-        <w:t xml:space="preserve"> inicializované pomocou </w:t>
-      </w:r>
-      <w:proofErr w:type="spellStart"/>
-      <w:r>
-        <w:t>pygame.init</w:t>
-      </w:r>
-      <w:proofErr w:type="spellEnd"/>
-      <w:r>
-        <w:t>().</w:t>
+        <w:t>Na spustenie hry musia byť všetky potrebné moduly Pygame inicializované pomocou pygame.init().</w:t>
       </w:r>
     </w:p>
     <w:p>
@@ -2546,21 +2364,12 @@
       <w:r>
         <w:t xml:space="preserve">Funkcia </w:t>
       </w:r>
-      <w:proofErr w:type="spellStart"/>
       <w:r>
         <w:rPr>
           <w:b/>
           <w:bCs/>
         </w:rPr>
-        <w:t>pygame.display.set_mode</w:t>
-      </w:r>
-      <w:proofErr w:type="spellEnd"/>
-      <w:r>
-        <w:rPr>
-          <w:b/>
-          <w:bCs/>
-        </w:rPr>
-        <w:t>()</w:t>
+        <w:t>pygame.display.set_mode()</w:t>
       </w:r>
       <w:r>
         <w:t xml:space="preserve"> vytvorí okno s danou výškou a šírkou. Toto okno bude slúžiť ako plátno pre vašu hru, na ktoré nakreslíte každý prvok.</w:t>
@@ -2577,19 +2386,18 @@
           <w:i/>
           <w:iCs/>
         </w:rPr>
-        <w:t xml:space="preserve"> </w:t>
-      </w:r>
-      <w:proofErr w:type="spellStart"/>
-      <w:r>
+        <w:t xml:space="preserve"> pygame.display.set_caption().</w:t>
+      </w:r>
+    </w:p>
+    <w:p>
+      <w:pPr>
         <w:rPr>
           <w:b/>
           <w:bCs/>
           <w:i/>
           <w:iCs/>
         </w:rPr>
-        <w:t>pygame.display.set_caption</w:t>
-      </w:r>
-      <w:proofErr w:type="spellEnd"/>
+      </w:pPr>
       <w:r>
         <w:rPr>
           <w:b/>
@@ -2597,7 +2405,23 @@
           <w:i/>
           <w:iCs/>
         </w:rPr>
-        <w:t>().</w:t>
+        <w:t>FPS a herné hodiny:</w:t>
+      </w:r>
+    </w:p>
+    <w:p>
+      <w:r>
+        <w:t>pygame.time</w:t>
+      </w:r>
+      <w:r>
+        <w:t xml:space="preserve"> pri</w:t>
+      </w:r>
+      <w:r>
+        <w:t xml:space="preserve"> vytvorení objektu hodín vám Clock() dáva možnosť upraviť snímkovú frekvenciu hernej slučky.</w:t>
+      </w:r>
+    </w:p>
+    <w:p>
+      <w:r>
+        <w:t>Hra má zaručenú prevádzku pri 60 snímkach za sekundu (FPS) vďaka clock.tick(60).</w:t>
       </w:r>
     </w:p>
     <w:p>
@@ -2616,41 +2440,17 @@
           <w:i/>
           <w:iCs/>
         </w:rPr>
-        <w:t>FPS a herné hodiny:</w:t>
-      </w:r>
-    </w:p>
-    <w:p>
-      <w:proofErr w:type="spellStart"/>
-      <w:r>
-        <w:t>pygame.time</w:t>
-      </w:r>
-      <w:proofErr w:type="spellEnd"/>
-      <w:r>
-        <w:t xml:space="preserve"> pri</w:t>
-      </w:r>
-      <w:r>
-        <w:t xml:space="preserve"> vytvorení objektu hodín vám </w:t>
-      </w:r>
-      <w:proofErr w:type="spellStart"/>
-      <w:r>
-        <w:t>Clock</w:t>
-      </w:r>
-      <w:proofErr w:type="spellEnd"/>
-      <w:r>
-        <w:t>() dáva možnosť upraviť snímkovú frekvenciu hernej slučky.</w:t>
-      </w:r>
-    </w:p>
-    <w:p>
-      <w:r>
-        <w:t xml:space="preserve">Hra má zaručenú prevádzku pri 60 snímkach za sekundu (FPS) vďaka </w:t>
-      </w:r>
-      <w:proofErr w:type="spellStart"/>
-      <w:r>
-        <w:t>clock.tick</w:t>
-      </w:r>
-      <w:proofErr w:type="spellEnd"/>
-      <w:r>
-        <w:t>(60).</w:t>
+        <w:t>Slučka hlavnej hry</w:t>
+      </w:r>
+    </w:p>
+    <w:p>
+      <w:r>
+        <w:t>Hru udržiava slučka while True. Vo vnútri kód aktualizuje obrazovku hry, prekresľuje položky a počúva akcie (napríklad zatvorenie okna).</w:t>
+      </w:r>
+    </w:p>
+    <w:p>
+      <w:r>
+        <w:t>Všetky udalosti vrátane stlačení klávesov, kliknutí myšou a udalostí zatvorenia okien načíta pygame.event.get(). Hra sa skončí, ak sa udalosť uzavrela (pygame. QUIT).</w:t>
       </w:r>
     </w:p>
     <w:p>
@@ -2669,60 +2469,121 @@
           <w:i/>
           <w:iCs/>
         </w:rPr>
-        <w:t>Slučka hlavnej hry</w:t>
-      </w:r>
-    </w:p>
-    <w:p>
-      <w:r>
-        <w:t xml:space="preserve">Hru udržiava slučka </w:t>
-      </w:r>
-      <w:proofErr w:type="spellStart"/>
-      <w:r>
-        <w:t>while</w:t>
-      </w:r>
-      <w:proofErr w:type="spellEnd"/>
-      <w:r>
-        <w:t xml:space="preserve"> </w:t>
-      </w:r>
-      <w:proofErr w:type="spellStart"/>
-      <w:r>
-        <w:t>True</w:t>
-      </w:r>
-      <w:proofErr w:type="spellEnd"/>
-      <w:r>
-        <w:t>. Vo vnútri kód aktualizuje obrazovku hry, prekresľuje položky a počúva akcie (napríklad zatvorenie okna).</w:t>
-      </w:r>
-    </w:p>
-    <w:p>
-      <w:r>
-        <w:t xml:space="preserve">Všetky udalosti vrátane stlačení klávesov, kliknutí myšou a udalostí zatvorenia okien načíta </w:t>
-      </w:r>
-      <w:proofErr w:type="spellStart"/>
-      <w:r>
-        <w:t>pygame.event.get</w:t>
-      </w:r>
-      <w:proofErr w:type="spellEnd"/>
-      <w:r>
-        <w:t>(). Hra sa skončí, ak sa udalosť uzavrela (</w:t>
-      </w:r>
-      <w:proofErr w:type="spellStart"/>
-      <w:r>
-        <w:t>pygame</w:t>
-      </w:r>
-      <w:proofErr w:type="spellEnd"/>
-      <w:r>
-        <w:t>. QUIT).</w:t>
-      </w:r>
-    </w:p>
-    <w:p>
-      <w:pPr>
+        <w:t>Aktualizácie obrazovky a vykresľovania:</w:t>
+      </w:r>
+    </w:p>
+    <w:p>
+      <w:r>
+        <w:t>Screen.fill (WHITE) vyplní obrazovku konkrétnou farbou. Nakoniec tu nakreslíte pozadia, objekty alebo škriatkov.</w:t>
+      </w:r>
+    </w:p>
+    <w:p>
+      <w:r>
+        <w:t>Všetky zmeny vykonané počas slučky sa aktualizujú na obrazovke pomocou pygame.display.flip().</w:t>
+      </w:r>
+    </w:p>
+    <w:p/>
+    <w:p>
+      <w:pPr>
+        <w:pStyle w:val="Nadpis2"/>
+      </w:pPr>
+      <w:bookmarkStart w:id="23" w:name="_Toc210144988"/>
+      <w:bookmarkStart w:id="24" w:name="_Toc210145048"/>
+      <w:r>
+        <w:t>Pohyb.</w:t>
+      </w:r>
+      <w:bookmarkEnd w:id="23"/>
+      <w:bookmarkEnd w:id="24"/>
+    </w:p>
+    <w:p>
+      <w:pPr>
+        <w:rPr>
+          <w:b/>
+          <w:bCs/>
+        </w:rPr>
+      </w:pPr>
+      <w:r>
+        <w:rPr>
+          <w:b/>
+          <w:bCs/>
+        </w:rPr>
+        <w:t>Konfigurácia hráča:</w:t>
+      </w:r>
+      <w:r>
+        <w:rPr>
+          <w:b/>
+          <w:bCs/>
+        </w:rPr>
+        <w:t xml:space="preserve"> - praktický proklad v programe </w:t>
+      </w:r>
+      <w:r>
+        <w:rPr>
+          <w:b/>
+          <w:bCs/>
+          <w:color w:val="EE0000"/>
+        </w:rPr>
+        <w:t>pohyb.py</w:t>
+      </w:r>
+    </w:p>
+    <w:p>
+      <w:pPr>
+        <w:numPr>
+          <w:ilvl w:val="0"/>
+          <w:numId w:val="21"/>
+        </w:numPr>
+      </w:pPr>
+      <w:r>
+        <w:t>Bol predstavený hráč; Predstavuje ho obdĺžnik, ktorý je vycentrovaný na obrazovke. Prehrávač má veľkosť 50x50 pixelov.</w:t>
+      </w:r>
+    </w:p>
+    <w:p>
+      <w:pPr>
+        <w:numPr>
+          <w:ilvl w:val="0"/>
+          <w:numId w:val="21"/>
+        </w:numPr>
+      </w:pPr>
+      <w:r>
+        <w:t xml:space="preserve">Pozícia hráča je určená </w:t>
+      </w:r>
+      <w:r>
         <w:rPr>
           <w:b/>
           <w:bCs/>
           <w:i/>
           <w:iCs/>
         </w:rPr>
-      </w:pPr>
+        <w:t>player_x a player_y</w:t>
+      </w:r>
+      <w:r>
+        <w:t>, zatiaľ čo jeho rýchlosť je riadená player_speed.</w:t>
+      </w:r>
+    </w:p>
+    <w:p>
+      <w:pPr>
+        <w:rPr>
+          <w:b/>
+          <w:bCs/>
+        </w:rPr>
+      </w:pPr>
+      <w:r>
+        <w:rPr>
+          <w:b/>
+          <w:bCs/>
+        </w:rPr>
+        <w:t>Správa vstupu:</w:t>
+      </w:r>
+    </w:p>
+    <w:p>
+      <w:pPr>
+        <w:numPr>
+          <w:ilvl w:val="0"/>
+          <w:numId w:val="31"/>
+        </w:numPr>
+      </w:pPr>
+      <w:r>
+        <w:t xml:space="preserve">Funkcia </w:t>
+      </w:r>
       <w:r>
         <w:rPr>
           <w:b/>
@@ -2730,168 +2591,10 @@
           <w:i/>
           <w:iCs/>
         </w:rPr>
-        <w:t>Aktualizácie obrazovky a vykresľovania:</w:t>
-      </w:r>
-    </w:p>
-    <w:p>
-      <w:proofErr w:type="spellStart"/>
-      <w:r>
-        <w:t>Screen.fill</w:t>
-      </w:r>
-      <w:proofErr w:type="spellEnd"/>
-      <w:r>
-        <w:t xml:space="preserve"> (WHITE) vyplní obrazovku konkrétnou farbou. Nakoniec tu nakreslíte pozadia, objekty alebo škriatkov.</w:t>
-      </w:r>
-    </w:p>
-    <w:p>
-      <w:r>
-        <w:t xml:space="preserve">Všetky zmeny vykonané počas slučky sa aktualizujú na obrazovke pomocou </w:t>
-      </w:r>
-      <w:proofErr w:type="spellStart"/>
-      <w:r>
-        <w:t>pygame.display.flip</w:t>
-      </w:r>
-      <w:proofErr w:type="spellEnd"/>
-      <w:r>
-        <w:t>().</w:t>
-      </w:r>
-    </w:p>
-    <w:p/>
-    <w:p>
-      <w:pPr>
-        <w:pStyle w:val="Nadpis2"/>
-      </w:pPr>
-      <w:bookmarkStart w:id="23" w:name="_Toc210144988"/>
-      <w:bookmarkStart w:id="24" w:name="_Toc210145048"/>
-      <w:r>
-        <w:t>Pohyb.</w:t>
-      </w:r>
-      <w:bookmarkEnd w:id="23"/>
-      <w:bookmarkEnd w:id="24"/>
-    </w:p>
-    <w:p>
-      <w:pPr>
-        <w:rPr>
-          <w:b/>
-          <w:bCs/>
-        </w:rPr>
-      </w:pPr>
-      <w:r>
-        <w:rPr>
-          <w:b/>
-          <w:bCs/>
-        </w:rPr>
-        <w:t>Konfigurácia hráča:</w:t>
-      </w:r>
-      <w:r>
-        <w:rPr>
-          <w:b/>
-          <w:bCs/>
-        </w:rPr>
-        <w:t xml:space="preserve"> - praktický </w:t>
-      </w:r>
-      <w:proofErr w:type="spellStart"/>
-      <w:r>
-        <w:rPr>
-          <w:b/>
-          <w:bCs/>
-        </w:rPr>
-        <w:t>proklad</w:t>
-      </w:r>
-      <w:proofErr w:type="spellEnd"/>
-      <w:r>
-        <w:rPr>
-          <w:b/>
-          <w:bCs/>
-        </w:rPr>
-        <w:t xml:space="preserve"> v programe </w:t>
-      </w:r>
-      <w:r>
-        <w:rPr>
-          <w:b/>
-          <w:bCs/>
-          <w:color w:val="EE0000"/>
-        </w:rPr>
-        <w:t>pohyb.py</w:t>
-      </w:r>
-    </w:p>
-    <w:p>
-      <w:pPr>
-        <w:numPr>
-          <w:ilvl w:val="0"/>
-          <w:numId w:val="21"/>
-        </w:numPr>
-      </w:pPr>
-      <w:r>
-        <w:t>Bol predstavený hráč; Predstavuje ho obdĺžnik, ktorý je vycentrovaný na obrazovke. Prehrávač má veľkosť 50x50 pixelov.</w:t>
-      </w:r>
-    </w:p>
-    <w:p>
-      <w:pPr>
-        <w:numPr>
-          <w:ilvl w:val="0"/>
-          <w:numId w:val="21"/>
-        </w:numPr>
-      </w:pPr>
-      <w:r>
-        <w:t xml:space="preserve">Pozícia hráča je určená </w:t>
-      </w:r>
-      <w:proofErr w:type="spellStart"/>
-      <w:r>
-        <w:rPr>
-          <w:b/>
-          <w:bCs/>
-          <w:i/>
-          <w:iCs/>
-        </w:rPr>
-        <w:t>player_x</w:t>
-      </w:r>
-      <w:proofErr w:type="spellEnd"/>
-      <w:r>
-        <w:rPr>
-          <w:b/>
-          <w:bCs/>
-          <w:i/>
-          <w:iCs/>
-        </w:rPr>
-        <w:t xml:space="preserve"> a </w:t>
-      </w:r>
-      <w:proofErr w:type="spellStart"/>
-      <w:r>
-        <w:rPr>
-          <w:b/>
-          <w:bCs/>
-          <w:i/>
-          <w:iCs/>
-        </w:rPr>
-        <w:t>player_y</w:t>
-      </w:r>
-      <w:proofErr w:type="spellEnd"/>
-      <w:r>
-        <w:t xml:space="preserve">, zatiaľ čo jeho rýchlosť je riadená </w:t>
-      </w:r>
-      <w:proofErr w:type="spellStart"/>
-      <w:r>
-        <w:t>player_speed</w:t>
-      </w:r>
-      <w:proofErr w:type="spellEnd"/>
-      <w:r>
-        <w:t>.</w:t>
-      </w:r>
-    </w:p>
-    <w:p>
-      <w:pPr>
-        <w:rPr>
-          <w:b/>
-          <w:bCs/>
-        </w:rPr>
-      </w:pPr>
-      <w:r>
-        <w:rPr>
-          <w:b/>
-          <w:bCs/>
-        </w:rPr>
-        <w:t>Správa vstupu:</w:t>
+        <w:t xml:space="preserve">pygame.key.get_pressed() </w:t>
+      </w:r>
+      <w:r>
+        <w:t>určuje, ktoré klávesy sú v danom okamihu stlačené.</w:t>
       </w:r>
     </w:p>
     <w:p>
@@ -2902,49 +2605,7 @@
         </w:numPr>
       </w:pPr>
       <w:r>
-        <w:t xml:space="preserve">Funkcia </w:t>
-      </w:r>
-      <w:proofErr w:type="spellStart"/>
-      <w:r>
-        <w:rPr>
-          <w:b/>
-          <w:bCs/>
-          <w:i/>
-          <w:iCs/>
-        </w:rPr>
-        <w:t>pygame.key.get_pressed</w:t>
-      </w:r>
-      <w:proofErr w:type="spellEnd"/>
-      <w:r>
-        <w:rPr>
-          <w:b/>
-          <w:bCs/>
-          <w:i/>
-          <w:iCs/>
-        </w:rPr>
-        <w:t xml:space="preserve">() </w:t>
-      </w:r>
-      <w:r>
-        <w:t>určuje, ktoré klávesy sú v danom okamihu stlačené.</w:t>
-      </w:r>
-    </w:p>
-    <w:p>
-      <w:pPr>
-        <w:numPr>
-          <w:ilvl w:val="0"/>
-          <w:numId w:val="31"/>
-        </w:numPr>
-      </w:pPr>
-      <w:r>
-        <w:t xml:space="preserve">Príkazy </w:t>
-      </w:r>
-      <w:proofErr w:type="spellStart"/>
-      <w:r>
-        <w:t>if</w:t>
-      </w:r>
-      <w:proofErr w:type="spellEnd"/>
-      <w:r>
-        <w:t xml:space="preserve"> upravujú pozície x a y hráča podľa toho, či sú stlačené klávesy so šípkami.</w:t>
+        <w:t>Príkazy if upravujú pozície x a y hráča podľa toho, či sú stlačené klávesy so šípkami.</w:t>
       </w:r>
     </w:p>
     <w:p>
@@ -2970,15 +2631,7 @@
         </w:numPr>
       </w:pPr>
       <w:r>
-        <w:t xml:space="preserve">Hráč je reprezentovaný čiernym obdĺžnikom nakresleným na obrazovke na aktuálnej pozícii hráča pomocou </w:t>
-      </w:r>
-      <w:proofErr w:type="spellStart"/>
-      <w:r>
-        <w:t>pygame.draw.rect</w:t>
-      </w:r>
-      <w:proofErr w:type="spellEnd"/>
-      <w:r>
-        <w:t>().</w:t>
+        <w:t>Hráč je reprezentovaný čiernym obdĺžnikom nakresleným na obrazovke na aktuálnej pozícii hráča pomocou pygame.draw.rect().</w:t>
       </w:r>
     </w:p>
     <w:p/>
@@ -2995,15 +2648,7 @@
       <w:bookmarkStart w:id="25" w:name="_Toc210144989"/>
       <w:bookmarkStart w:id="26" w:name="_Toc210145049"/>
       <w:r>
-        <w:t xml:space="preserve">Povolenie zmeny veľkosti okna v </w:t>
-      </w:r>
-      <w:proofErr w:type="spellStart"/>
-      <w:r>
-        <w:t>PyGame</w:t>
-      </w:r>
-      <w:proofErr w:type="spellEnd"/>
-      <w:r>
-        <w:t>.</w:t>
+        <w:t>Povolenie zmeny veľkosti okna v PyGame.</w:t>
       </w:r>
       <w:bookmarkEnd w:id="25"/>
       <w:bookmarkEnd w:id="26"/>
@@ -3021,110 +2666,36 @@
           <w:szCs w:val="20"/>
         </w:rPr>
       </w:pPr>
-      <w:proofErr w:type="spellStart"/>
       <w:r>
         <w:rPr>
           <w:rFonts w:ascii="Courier New" w:hAnsi="Courier New" w:cs="Courier New"/>
           <w:sz w:val="20"/>
           <w:szCs w:val="20"/>
         </w:rPr>
-        <w:t>screen</w:t>
-      </w:r>
-      <w:proofErr w:type="spellEnd"/>
-      <w:r>
+        <w:t>screen = pygame.display.set_mode((400, 400), pygame.RESIZABLE)</w:t>
+      </w:r>
+    </w:p>
+    <w:p>
+      <w:r>
+        <w:t>predtým</w:t>
+      </w:r>
+    </w:p>
+    <w:p/>
+    <w:p>
+      <w:pPr>
         <w:rPr>
           <w:rFonts w:ascii="Courier New" w:hAnsi="Courier New" w:cs="Courier New"/>
           <w:sz w:val="20"/>
           <w:szCs w:val="20"/>
         </w:rPr>
-        <w:t xml:space="preserve"> = </w:t>
-      </w:r>
-      <w:proofErr w:type="spellStart"/>
+      </w:pPr>
       <w:r>
         <w:rPr>
           <w:rFonts w:ascii="Courier New" w:hAnsi="Courier New" w:cs="Courier New"/>
           <w:sz w:val="20"/>
           <w:szCs w:val="20"/>
         </w:rPr>
-        <w:t>pygame.display.set_mode</w:t>
-      </w:r>
-      <w:proofErr w:type="spellEnd"/>
-      <w:r>
-        <w:rPr>
-          <w:rFonts w:ascii="Courier New" w:hAnsi="Courier New" w:cs="Courier New"/>
-          <w:sz w:val="20"/>
-          <w:szCs w:val="20"/>
-        </w:rPr>
-        <w:t xml:space="preserve">((400, 400), </w:t>
-      </w:r>
-      <w:proofErr w:type="spellStart"/>
-      <w:r>
-        <w:rPr>
-          <w:rFonts w:ascii="Courier New" w:hAnsi="Courier New" w:cs="Courier New"/>
-          <w:sz w:val="20"/>
-          <w:szCs w:val="20"/>
-        </w:rPr>
-        <w:t>pygame.RESIZABLE</w:t>
-      </w:r>
-      <w:proofErr w:type="spellEnd"/>
-      <w:r>
-        <w:rPr>
-          <w:rFonts w:ascii="Courier New" w:hAnsi="Courier New" w:cs="Courier New"/>
-          <w:sz w:val="20"/>
-          <w:szCs w:val="20"/>
-        </w:rPr>
-        <w:t>)</w:t>
-      </w:r>
-    </w:p>
-    <w:p>
-      <w:r>
-        <w:t>predtým</w:t>
-      </w:r>
-    </w:p>
-    <w:p/>
-    <w:p>
-      <w:pPr>
-        <w:rPr>
-          <w:rFonts w:ascii="Courier New" w:hAnsi="Courier New" w:cs="Courier New"/>
-          <w:sz w:val="20"/>
-          <w:szCs w:val="20"/>
-        </w:rPr>
-      </w:pPr>
-      <w:proofErr w:type="spellStart"/>
-      <w:r>
-        <w:rPr>
-          <w:rFonts w:ascii="Courier New" w:hAnsi="Courier New" w:cs="Courier New"/>
-          <w:sz w:val="20"/>
-          <w:szCs w:val="20"/>
-        </w:rPr>
-        <w:t>screen</w:t>
-      </w:r>
-      <w:proofErr w:type="spellEnd"/>
-      <w:r>
-        <w:rPr>
-          <w:rFonts w:ascii="Courier New" w:hAnsi="Courier New" w:cs="Courier New"/>
-          <w:sz w:val="20"/>
-          <w:szCs w:val="20"/>
-        </w:rPr>
-        <w:t xml:space="preserve"> = </w:t>
-      </w:r>
-      <w:proofErr w:type="spellStart"/>
-      <w:r>
-        <w:rPr>
-          <w:rFonts w:ascii="Courier New" w:hAnsi="Courier New" w:cs="Courier New"/>
-          <w:sz w:val="20"/>
-          <w:szCs w:val="20"/>
-        </w:rPr>
-        <w:t>pygame.display.set_mode</w:t>
-      </w:r>
-      <w:proofErr w:type="spellEnd"/>
-      <w:r>
-        <w:rPr>
-          <w:rFonts w:ascii="Courier New" w:hAnsi="Courier New" w:cs="Courier New"/>
-          <w:sz w:val="20"/>
-          <w:szCs w:val="20"/>
-        </w:rPr>
-        <w:t>((400, 400))</w:t>
+        <w:t>screen = pygame.display.set_mode((400, 400))</w:t>
       </w:r>
     </w:p>
     <w:p/>
@@ -3135,15 +2706,7 @@
       <w:bookmarkStart w:id="27" w:name="_Toc210144990"/>
       <w:bookmarkStart w:id="28" w:name="_Toc210145050"/>
       <w:r>
-        <w:t xml:space="preserve">Ako zmeniť farbu pozadia obrazovky v </w:t>
-      </w:r>
-      <w:proofErr w:type="spellStart"/>
-      <w:r>
-        <w:t>Pygame</w:t>
-      </w:r>
-      <w:proofErr w:type="spellEnd"/>
-      <w:r>
-        <w:t>?</w:t>
+        <w:t>Ako zmeniť farbu pozadia obrazovky v Pygame?</w:t>
       </w:r>
       <w:bookmarkEnd w:id="27"/>
       <w:bookmarkEnd w:id="28"/>
@@ -3210,7 +2773,6 @@
       <w:r>
         <w:t>parametre pre obdĺžnik -</w:t>
       </w:r>
-      <w:proofErr w:type="spellStart"/>
       <w:r>
         <w:rPr>
           <w:b/>
@@ -3218,161 +2780,11 @@
         </w:rPr>
         <w:t>rectangle</w:t>
       </w:r>
-      <w:proofErr w:type="spellEnd"/>
-    </w:p>
-    <w:p>
-      <w:r>
-        <w:t>(</w:t>
-      </w:r>
-      <w:proofErr w:type="spellStart"/>
-      <w:r>
-        <w:t>surface</w:t>
-      </w:r>
-      <w:proofErr w:type="spellEnd"/>
-      <w:r>
-        <w:t xml:space="preserve">: </w:t>
-      </w:r>
-      <w:proofErr w:type="spellStart"/>
-      <w:r>
-        <w:t>Surface</w:t>
-      </w:r>
-      <w:proofErr w:type="spellEnd"/>
-      <w:r>
-        <w:t xml:space="preserve">, </w:t>
-      </w:r>
-      <w:proofErr w:type="spellStart"/>
-      <w:r>
-        <w:t>color</w:t>
-      </w:r>
-      <w:proofErr w:type="spellEnd"/>
-      <w:r>
-        <w:t xml:space="preserve">: </w:t>
-      </w:r>
-      <w:proofErr w:type="spellStart"/>
-      <w:r>
-        <w:t>ColorValue</w:t>
-      </w:r>
-      <w:proofErr w:type="spellEnd"/>
-      <w:r>
-        <w:t xml:space="preserve">, </w:t>
-      </w:r>
-      <w:proofErr w:type="spellStart"/>
-      <w:r>
-        <w:t>rect</w:t>
-      </w:r>
-      <w:proofErr w:type="spellEnd"/>
-      <w:r>
-        <w:t xml:space="preserve">: </w:t>
-      </w:r>
-      <w:proofErr w:type="spellStart"/>
-      <w:r>
-        <w:t>RectValue</w:t>
-      </w:r>
-      <w:proofErr w:type="spellEnd"/>
-      <w:r>
-        <w:t xml:space="preserve">, </w:t>
-      </w:r>
-      <w:proofErr w:type="spellStart"/>
-      <w:r>
-        <w:t>width</w:t>
-      </w:r>
-      <w:proofErr w:type="spellEnd"/>
-      <w:r>
-        <w:t xml:space="preserve">: </w:t>
-      </w:r>
-      <w:proofErr w:type="spellStart"/>
-      <w:r>
-        <w:t>int</w:t>
-      </w:r>
-      <w:proofErr w:type="spellEnd"/>
-      <w:r>
-        <w:t xml:space="preserve"> = 0, </w:t>
-      </w:r>
-      <w:proofErr w:type="spellStart"/>
-      <w:r>
-        <w:t>border_radius</w:t>
-      </w:r>
-      <w:proofErr w:type="spellEnd"/>
-      <w:r>
-        <w:t xml:space="preserve">: </w:t>
-      </w:r>
-      <w:proofErr w:type="spellStart"/>
-      <w:r>
-        <w:t>int</w:t>
-      </w:r>
-      <w:proofErr w:type="spellEnd"/>
-      <w:r>
-        <w:t xml:space="preserve"> = -1, </w:t>
-      </w:r>
-      <w:proofErr w:type="spellStart"/>
-      <w:r>
-        <w:t>border_top_left_radius</w:t>
-      </w:r>
-      <w:proofErr w:type="spellEnd"/>
-      <w:r>
-        <w:t xml:space="preserve">: </w:t>
-      </w:r>
-      <w:proofErr w:type="spellStart"/>
-      <w:r>
-        <w:t>int</w:t>
-      </w:r>
-      <w:proofErr w:type="spellEnd"/>
-      <w:r>
-        <w:t xml:space="preserve"> = -1, </w:t>
-      </w:r>
-      <w:proofErr w:type="spellStart"/>
-      <w:r>
-        <w:t>border_top_right_radius</w:t>
-      </w:r>
-      <w:proofErr w:type="spellEnd"/>
-      <w:r>
-        <w:t xml:space="preserve">: </w:t>
-      </w:r>
-      <w:proofErr w:type="spellStart"/>
-      <w:r>
-        <w:t>int</w:t>
-      </w:r>
-      <w:proofErr w:type="spellEnd"/>
-      <w:r>
-        <w:t xml:space="preserve"> = -1, </w:t>
-      </w:r>
-      <w:proofErr w:type="spellStart"/>
-      <w:r>
-        <w:t>border_bottom_left_radius</w:t>
-      </w:r>
-      <w:proofErr w:type="spellEnd"/>
-      <w:r>
-        <w:t xml:space="preserve">: </w:t>
-      </w:r>
-      <w:proofErr w:type="spellStart"/>
-      <w:r>
-        <w:t>int</w:t>
-      </w:r>
-      <w:proofErr w:type="spellEnd"/>
-      <w:r>
-        <w:t xml:space="preserve"> = -1, </w:t>
-      </w:r>
-      <w:proofErr w:type="spellStart"/>
-      <w:r>
-        <w:t>border_bottom_right_radius</w:t>
-      </w:r>
-      <w:proofErr w:type="spellEnd"/>
-      <w:r>
-        <w:t xml:space="preserve">: </w:t>
-      </w:r>
-      <w:proofErr w:type="spellStart"/>
-      <w:r>
-        <w:t>int</w:t>
-      </w:r>
-      <w:proofErr w:type="spellEnd"/>
-      <w:r>
-        <w:t xml:space="preserve"> = -1) -&gt; </w:t>
-      </w:r>
-      <w:proofErr w:type="spellStart"/>
-      <w:r>
-        <w:t>Rect</w:t>
-      </w:r>
-      <w:proofErr w:type="spellEnd"/>
+    </w:p>
+    <w:p>
+      <w:r>
+        <w:t>(surface: Surface, color: ColorValue, rect: RectValue, width: int = 0, border_radius: int = -1, border_top_left_radius: int = -1, border_top_right_radius: int = -1, border_bottom_left_radius: int = -1, border_bottom_right_radius: int = -1) -&gt; Rect</w:t>
+      </w:r>
     </w:p>
     <w:p/>
     <w:p>
@@ -3386,37 +2798,12 @@
           <w:iCs/>
         </w:rPr>
       </w:pPr>
-      <w:proofErr w:type="spellStart"/>
       <w:r>
         <w:rPr>
           <w:i/>
           <w:iCs/>
         </w:rPr>
-        <w:t>surface</w:t>
-      </w:r>
-      <w:proofErr w:type="spellEnd"/>
-      <w:r>
-        <w:rPr>
-          <w:i/>
-          <w:iCs/>
-        </w:rPr>
-        <w:t xml:space="preserve"> :- Tu môžeme prejsť povrchom, na ktorý chceme nakresliť náš obdĺžnik. Vo vyššie uvedenom príklade sme vytvorili povrchový objekt s názvom '</w:t>
-      </w:r>
-      <w:proofErr w:type="spellStart"/>
-      <w:r>
-        <w:rPr>
-          <w:i/>
-          <w:iCs/>
-        </w:rPr>
-        <w:t>window</w:t>
-      </w:r>
-      <w:proofErr w:type="spellEnd"/>
-      <w:r>
-        <w:rPr>
-          <w:i/>
-          <w:iCs/>
-        </w:rPr>
-        <w:t>'.</w:t>
+        <w:t>surface :- Tu môžeme prejsť povrchom, na ktorý chceme nakresliť náš obdĺžnik. Vo vyššie uvedenom príklade sme vytvorili povrchový objekt s názvom 'window'.</w:t>
       </w:r>
     </w:p>
     <w:p>
@@ -3430,21 +2817,12 @@
           <w:iCs/>
         </w:rPr>
       </w:pPr>
-      <w:proofErr w:type="spellStart"/>
       <w:r>
         <w:rPr>
           <w:i/>
           <w:iCs/>
         </w:rPr>
-        <w:t>color</w:t>
-      </w:r>
-      <w:proofErr w:type="spellEnd"/>
-      <w:r>
-        <w:rPr>
-          <w:i/>
-          <w:iCs/>
-        </w:rPr>
-        <w:t xml:space="preserve"> :- Tu môžeme odovzdať farbu pre náš obdĺžnik. V našom príklade používame modrú farbu.</w:t>
+        <w:t>color :- Tu môžeme odovzdať farbu pre náš obdĺžnik. V našom príklade používame modrú farbu.</w:t>
       </w:r>
     </w:p>
     <w:p>
@@ -3458,21 +2836,12 @@
           <w:iCs/>
         </w:rPr>
       </w:pPr>
-      <w:proofErr w:type="spellStart"/>
       <w:r>
         <w:rPr>
           <w:i/>
           <w:iCs/>
         </w:rPr>
-        <w:t>rect</w:t>
-      </w:r>
-      <w:proofErr w:type="spellEnd"/>
-      <w:r>
-        <w:rPr>
-          <w:i/>
-          <w:iCs/>
-        </w:rPr>
-        <w:t xml:space="preserve"> :- Tu môžeme odovzdať obdĺžnik, polohu a rozmery.</w:t>
+        <w:t>rect :- Tu môžeme odovzdať obdĺžnik, polohu a rozmery.</w:t>
       </w:r>
     </w:p>
     <w:p>
@@ -3486,21 +2855,12 @@
           <w:iCs/>
         </w:rPr>
       </w:pPr>
-      <w:proofErr w:type="spellStart"/>
       <w:r>
         <w:rPr>
           <w:i/>
           <w:iCs/>
         </w:rPr>
-        <w:t>width</w:t>
-      </w:r>
-      <w:proofErr w:type="spellEnd"/>
-      <w:r>
-        <w:rPr>
-          <w:i/>
-          <w:iCs/>
-        </w:rPr>
-        <w:t xml:space="preserve"> :- Tu môžeme prejsť hrúbkou čiary. Plný obdĺžnik môžeme vytvoriť aj zmenou hodnoty tohto parametra šírky. Pozrime sa na to.</w:t>
+        <w:t>width :- Tu môžeme prejsť hrúbkou čiary. Plný obdĺžnik môžeme vytvoriť aj zmenou hodnoty tohto parametra šírky. Pozrime sa na to.</w:t>
       </w:r>
     </w:p>
     <w:p/>
@@ -3583,53 +2943,11 @@
       </w:pPr>
       <w:bookmarkStart w:id="31" w:name="_Toc210144992"/>
       <w:bookmarkStart w:id="32" w:name="_Toc210145052"/>
-      <w:proofErr w:type="spellStart"/>
-      <w:r>
-        <w:t>Python</w:t>
-      </w:r>
-      <w:proofErr w:type="spellEnd"/>
-      <w:r>
-        <w:t xml:space="preserve"> | </w:t>
-      </w:r>
-      <w:proofErr w:type="spellStart"/>
-      <w:r>
-        <w:t>Drawing</w:t>
-      </w:r>
-      <w:proofErr w:type="spellEnd"/>
-      <w:r>
-        <w:t xml:space="preserve"> </w:t>
-      </w:r>
-      <w:proofErr w:type="spellStart"/>
-      <w:r>
-        <w:t>different</w:t>
-      </w:r>
-      <w:proofErr w:type="spellEnd"/>
-      <w:r>
-        <w:t xml:space="preserve"> </w:t>
-      </w:r>
-      <w:proofErr w:type="spellStart"/>
-      <w:r>
-        <w:t>shapes</w:t>
-      </w:r>
-      <w:proofErr w:type="spellEnd"/>
-      <w:r>
-        <w:t xml:space="preserve"> on </w:t>
-      </w:r>
-      <w:proofErr w:type="spellStart"/>
-      <w:r>
-        <w:t>PyGame</w:t>
-      </w:r>
-      <w:proofErr w:type="spellEnd"/>
-      <w:r>
-        <w:t xml:space="preserve"> </w:t>
-      </w:r>
-      <w:proofErr w:type="spellStart"/>
-      <w:r>
-        <w:t>window</w:t>
+      <w:r>
+        <w:t>Python | Drawing different shapes on PyGame window</w:t>
       </w:r>
       <w:bookmarkEnd w:id="31"/>
       <w:bookmarkEnd w:id="32"/>
-      <w:proofErr w:type="spellEnd"/>
     </w:p>
     <w:p>
       <w:hyperlink r:id="rId15" w:history="1">
@@ -3655,37 +2973,8 @@
       </w:pPr>
       <w:bookmarkStart w:id="33" w:name="_Toc210144993"/>
       <w:bookmarkStart w:id="34" w:name="_Toc210145053"/>
-      <w:proofErr w:type="spellStart"/>
-      <w:r>
-        <w:t>How</w:t>
-      </w:r>
-      <w:proofErr w:type="spellEnd"/>
-      <w:r>
-        <w:t xml:space="preserve"> to </w:t>
-      </w:r>
-      <w:proofErr w:type="spellStart"/>
-      <w:r>
-        <w:t>draw</w:t>
-      </w:r>
-      <w:proofErr w:type="spellEnd"/>
-      <w:r>
-        <w:t xml:space="preserve"> </w:t>
-      </w:r>
-      <w:proofErr w:type="spellStart"/>
-      <w:r>
-        <w:t>rectangle</w:t>
-      </w:r>
-      <w:proofErr w:type="spellEnd"/>
-      <w:r>
-        <w:t xml:space="preserve"> in </w:t>
-      </w:r>
-      <w:proofErr w:type="spellStart"/>
-      <w:r>
-        <w:t>Pygame</w:t>
-      </w:r>
-      <w:proofErr w:type="spellEnd"/>
-      <w:r>
-        <w:t>?</w:t>
+      <w:r>
+        <w:t>How to draw rectangle in Pygame?</w:t>
       </w:r>
       <w:bookmarkEnd w:id="33"/>
       <w:bookmarkEnd w:id="34"/>
@@ -3721,61 +3010,8 @@
       </w:pPr>
       <w:bookmarkStart w:id="35" w:name="_Toc210144994"/>
       <w:bookmarkStart w:id="36" w:name="_Toc210145054"/>
-      <w:proofErr w:type="spellStart"/>
-      <w:r>
-        <w:t>How</w:t>
-      </w:r>
-      <w:proofErr w:type="spellEnd"/>
-      <w:r>
-        <w:t xml:space="preserve"> to </w:t>
-      </w:r>
-      <w:proofErr w:type="spellStart"/>
-      <w:r>
-        <w:t>draw</w:t>
-      </w:r>
-      <w:proofErr w:type="spellEnd"/>
-      <w:r>
-        <w:t xml:space="preserve"> a </w:t>
-      </w:r>
-      <w:proofErr w:type="spellStart"/>
-      <w:r>
-        <w:t>rectangle</w:t>
-      </w:r>
-      <w:proofErr w:type="spellEnd"/>
-      <w:r>
-        <w:t xml:space="preserve"> </w:t>
-      </w:r>
-      <w:proofErr w:type="spellStart"/>
-      <w:r>
-        <w:t>with</w:t>
-      </w:r>
-      <w:proofErr w:type="spellEnd"/>
-      <w:r>
-        <w:t xml:space="preserve"> </w:t>
-      </w:r>
-      <w:proofErr w:type="spellStart"/>
-      <w:r>
-        <w:t>rounded</w:t>
-      </w:r>
-      <w:proofErr w:type="spellEnd"/>
-      <w:r>
-        <w:t xml:space="preserve"> </w:t>
-      </w:r>
-      <w:proofErr w:type="spellStart"/>
-      <w:r>
-        <w:t>corner</w:t>
-      </w:r>
-      <w:proofErr w:type="spellEnd"/>
-      <w:r>
-        <w:t xml:space="preserve"> in </w:t>
-      </w:r>
-      <w:proofErr w:type="spellStart"/>
-      <w:r>
-        <w:t>PyGame</w:t>
-      </w:r>
-      <w:proofErr w:type="spellEnd"/>
-      <w:r>
-        <w:t>?</w:t>
+      <w:r>
+        <w:t>How to draw a rectangle with rounded corner in PyGame?</w:t>
       </w:r>
       <w:bookmarkEnd w:id="35"/>
       <w:bookmarkEnd w:id="36"/>
@@ -3801,13 +3037,8 @@
         <w:t xml:space="preserve">Pokračovanie - </w:t>
       </w:r>
       <w:r>
-        <w:t xml:space="preserve">Event </w:t>
-      </w:r>
-      <w:proofErr w:type="spellStart"/>
-      <w:r>
-        <w:t>Handling</w:t>
-      </w:r>
-      <w:proofErr w:type="spellEnd"/>
+        <w:t>Event Handling</w:t>
+      </w:r>
     </w:p>
     <w:p>
       <w:hyperlink r:id="rId18" w:anchor=":~:text=corners%20in%20PyGame%3F-,Event%20Handling,-In%20this%20part" w:history="1">
@@ -3866,34 +3097,13 @@
       <w:r>
         <w:t xml:space="preserve">. Vysvetliť zachytenie farby do zoznamu </w:t>
       </w:r>
-      <w:proofErr w:type="spellStart"/>
-      <w:r>
-        <w:t>circle_data</w:t>
-      </w:r>
-      <w:proofErr w:type="spellEnd"/>
-      <w:r>
-        <w:t xml:space="preserve"> = []</w:t>
-      </w:r>
-    </w:p>
-    <w:p>
-      <w:r>
-        <w:t>Rozlíšenie ľavého a </w:t>
-      </w:r>
-      <w:proofErr w:type="spellStart"/>
-      <w:r>
-        <w:t>praveho</w:t>
-      </w:r>
-      <w:proofErr w:type="spellEnd"/>
-      <w:r>
-        <w:t xml:space="preserve"> </w:t>
-      </w:r>
-      <w:proofErr w:type="spellStart"/>
-      <w:r>
-        <w:t>tlačítka</w:t>
-      </w:r>
-      <w:proofErr w:type="spellEnd"/>
-      <w:r>
-        <w:t xml:space="preserve"> v udalosti program </w:t>
+      <w:r>
+        <w:t>circle_data = []</w:t>
+      </w:r>
+    </w:p>
+    <w:p>
+      <w:r>
+        <w:t xml:space="preserve">Rozlíšenie ľavého a praveho tlačítka v udalosti program </w:t>
       </w:r>
       <w:r>
         <w:rPr>
@@ -3915,15 +3125,10 @@
       <w:bookmarkStart w:id="38" w:name="_Toc210144995"/>
       <w:bookmarkStart w:id="39" w:name="_Toc210145055"/>
       <w:r>
-        <w:t xml:space="preserve">Event </w:t>
-      </w:r>
-      <w:proofErr w:type="spellStart"/>
-      <w:r>
-        <w:t>Handling</w:t>
+        <w:t>Event Handling</w:t>
       </w:r>
       <w:bookmarkEnd w:id="38"/>
       <w:bookmarkEnd w:id="39"/>
-      <w:proofErr w:type="spellEnd"/>
     </w:p>
     <w:p>
       <w:pPr>
@@ -4012,45 +3217,8 @@
       </w:pPr>
       <w:bookmarkStart w:id="44" w:name="_Toc210144998"/>
       <w:bookmarkStart w:id="45" w:name="_Toc210145058"/>
-      <w:proofErr w:type="spellStart"/>
-      <w:r>
-        <w:t>How</w:t>
-      </w:r>
-      <w:proofErr w:type="spellEnd"/>
-      <w:r>
-        <w:t xml:space="preserve"> to </w:t>
-      </w:r>
-      <w:proofErr w:type="spellStart"/>
-      <w:r>
-        <w:t>add</w:t>
-      </w:r>
-      <w:proofErr w:type="spellEnd"/>
-      <w:r>
-        <w:t xml:space="preserve"> </w:t>
-      </w:r>
-      <w:proofErr w:type="spellStart"/>
-      <w:r>
-        <w:t>Custom</w:t>
-      </w:r>
-      <w:proofErr w:type="spellEnd"/>
-      <w:r>
-        <w:t xml:space="preserve"> </w:t>
-      </w:r>
-      <w:proofErr w:type="spellStart"/>
-      <w:r>
-        <w:t>Events</w:t>
-      </w:r>
-      <w:proofErr w:type="spellEnd"/>
-      <w:r>
-        <w:t xml:space="preserve"> in </w:t>
-      </w:r>
-      <w:proofErr w:type="spellStart"/>
-      <w:r>
-        <w:t>Pygame</w:t>
-      </w:r>
-      <w:proofErr w:type="spellEnd"/>
-      <w:r>
-        <w:t>?</w:t>
+      <w:r>
+        <w:t>How to add Custom Events in Pygame?</w:t>
       </w:r>
       <w:bookmarkEnd w:id="44"/>
       <w:bookmarkEnd w:id="45"/>
@@ -4069,21 +3237,8 @@
       </w:r>
     </w:p>
     <w:p>
-      <w:proofErr w:type="spellStart"/>
-      <w:r>
-        <w:t>Prepodkaldám</w:t>
-      </w:r>
-      <w:proofErr w:type="spellEnd"/>
-      <w:r>
-        <w:t xml:space="preserve">, že táto problematika je ešte príliš zložitá pre </w:t>
-      </w:r>
-      <w:proofErr w:type="spellStart"/>
-      <w:r>
-        <w:t>Kubiho</w:t>
-      </w:r>
-      <w:proofErr w:type="spellEnd"/>
-      <w:r>
-        <w:t>.</w:t>
+      <w:r>
+        <w:t>Prepodkaldám, že táto problematika je ešte príliš zložitá pre Kubiho.</w:t>
       </w:r>
     </w:p>
     <w:p>
@@ -4092,37 +3247,8 @@
       </w:pPr>
       <w:bookmarkStart w:id="46" w:name="_Toc210144999"/>
       <w:bookmarkStart w:id="47" w:name="_Toc210145059"/>
-      <w:proofErr w:type="spellStart"/>
-      <w:r>
-        <w:t>How</w:t>
-      </w:r>
-      <w:proofErr w:type="spellEnd"/>
-      <w:r>
-        <w:t xml:space="preserve"> to get </w:t>
-      </w:r>
-      <w:proofErr w:type="spellStart"/>
-      <w:r>
-        <w:t>keyboard</w:t>
-      </w:r>
-      <w:proofErr w:type="spellEnd"/>
-      <w:r>
-        <w:t xml:space="preserve"> </w:t>
-      </w:r>
-      <w:proofErr w:type="spellStart"/>
-      <w:r>
-        <w:t>input</w:t>
-      </w:r>
-      <w:proofErr w:type="spellEnd"/>
-      <w:r>
-        <w:t xml:space="preserve"> in </w:t>
-      </w:r>
-      <w:proofErr w:type="spellStart"/>
-      <w:r>
-        <w:t>PyGame</w:t>
-      </w:r>
-      <w:proofErr w:type="spellEnd"/>
-      <w:r>
-        <w:t xml:space="preserve"> ?</w:t>
+      <w:r>
+        <w:t>How to get keyboard input in PyGame ?</w:t>
       </w:r>
       <w:bookmarkEnd w:id="46"/>
       <w:bookmarkEnd w:id="47"/>
@@ -4194,15 +3320,7 @@
         <w:t xml:space="preserve"> obrázkov zo zložky obrázkov</w:t>
       </w:r>
       <w:r>
-        <w:t xml:space="preserve">, ktorý je </w:t>
-      </w:r>
-      <w:proofErr w:type="spellStart"/>
-      <w:r>
-        <w:t>podzložka</w:t>
-      </w:r>
-      <w:proofErr w:type="spellEnd"/>
-      <w:r>
-        <w:t xml:space="preserve"> programu.</w:t>
+        <w:t>, ktorý je podzložka programu.</w:t>
       </w:r>
     </w:p>
     <w:p>
@@ -4239,19 +3357,9 @@
       </w:pPr>
       <w:bookmarkStart w:id="51" w:name="_Toc210145002"/>
       <w:bookmarkStart w:id="52" w:name="_Toc210145061"/>
-      <w:proofErr w:type="spellStart"/>
-      <w:r>
-        <w:t>Python</w:t>
-      </w:r>
-      <w:proofErr w:type="spellEnd"/>
-      <w:r>
-        <w:t xml:space="preserve"> </w:t>
-      </w:r>
-      <w:proofErr w:type="spellStart"/>
-      <w:r>
-        <w:t>Lists</w:t>
-      </w:r>
-      <w:proofErr w:type="spellEnd"/>
+      <w:r>
+        <w:t>Python Lists</w:t>
+      </w:r>
       <w:r>
         <w:t xml:space="preserve"> – Zoznamy.</w:t>
       </w:r>
@@ -4349,52 +3457,32 @@
       </w:r>
     </w:p>
     <w:p>
-      <w:proofErr w:type="spellStart"/>
-      <w:r>
-        <w:t>append</w:t>
-      </w:r>
-      <w:proofErr w:type="spellEnd"/>
-      <w:r>
-        <w:t xml:space="preserve">(): </w:t>
+      <w:r>
+        <w:t xml:space="preserve">append(): </w:t>
       </w:r>
       <w:r>
         <w:t>Pridá prvok na koniec zoznamu.</w:t>
       </w:r>
     </w:p>
     <w:p>
-      <w:proofErr w:type="spellStart"/>
-      <w:r>
-        <w:t>extend</w:t>
-      </w:r>
-      <w:proofErr w:type="spellEnd"/>
-      <w:r>
-        <w:t xml:space="preserve">(): </w:t>
+      <w:r>
+        <w:t xml:space="preserve">extend(): </w:t>
       </w:r>
       <w:r>
         <w:t>Pridá viacero prvkov na koniec zoznamu.</w:t>
       </w:r>
     </w:p>
     <w:p>
-      <w:proofErr w:type="spellStart"/>
-      <w:r>
-        <w:t>insert</w:t>
-      </w:r>
-      <w:proofErr w:type="spellEnd"/>
-      <w:r>
-        <w:t xml:space="preserve">(): </w:t>
+      <w:r>
+        <w:t xml:space="preserve">insert(): </w:t>
       </w:r>
       <w:r>
         <w:t>Pridá prvok na konkrétnu pozíciu.</w:t>
       </w:r>
     </w:p>
     <w:p>
-      <w:proofErr w:type="spellStart"/>
-      <w:r>
-        <w:t>clear</w:t>
-      </w:r>
-      <w:proofErr w:type="spellEnd"/>
-      <w:r>
-        <w:t xml:space="preserve">(): </w:t>
+      <w:r>
+        <w:t xml:space="preserve">clear(): </w:t>
       </w:r>
       <w:r>
         <w:t>Odstráni všetky položky.</w:t>
@@ -4452,13 +3540,8 @@
       </w:r>
     </w:p>
     <w:p>
-      <w:proofErr w:type="spellStart"/>
-      <w:r>
-        <w:t>remove</w:t>
-      </w:r>
-      <w:proofErr w:type="spellEnd"/>
-      <w:r>
-        <w:t>(): Odstráni prvý výskyt prvku.</w:t>
+      <w:r>
+        <w:t>remove(): Odstráni prvý výskyt prvku.</w:t>
       </w:r>
     </w:p>
     <w:p>
@@ -4490,15 +3573,7 @@
     </w:p>
     <w:p>
       <w:r>
-        <w:t xml:space="preserve">Zoznamy môžeme </w:t>
-      </w:r>
-      <w:proofErr w:type="spellStart"/>
-      <w:r>
-        <w:t>iterovať</w:t>
-      </w:r>
-      <w:proofErr w:type="spellEnd"/>
-      <w:r>
-        <w:t xml:space="preserve"> pomocou </w:t>
+        <w:t xml:space="preserve">Zoznamy môžeme iterovať pomocou </w:t>
       </w:r>
       <w:hyperlink r:id="rId23" w:tgtFrame="_blank" w:history="1">
         <w:r>
@@ -4550,15 +3625,7 @@
     </w:p>
     <w:p>
       <w:r>
-        <w:t xml:space="preserve">Porozumenie zoznamu je stručný spôsob vytvárania zoznamov pomocou jedného riadku kódu. Je užitočný na použitie operácie alebo filtra na položky v </w:t>
-      </w:r>
-      <w:proofErr w:type="spellStart"/>
-      <w:r>
-        <w:t>iterovateľnom</w:t>
-      </w:r>
-      <w:proofErr w:type="spellEnd"/>
-      <w:r>
-        <w:t xml:space="preserve"> objekte, ako je napríklad zoznam alebo rozsah.</w:t>
+        <w:t>Porozumenie zoznamu je stručný spôsob vytvárania zoznamov pomocou jedného riadku kódu. Je užitočný na použitie operácie alebo filtra na položky v iterovateľnom objekte, ako je napríklad zoznam alebo rozsah.</w:t>
       </w:r>
     </w:p>
     <w:p>
@@ -4579,15 +3646,7 @@
         <w:pStyle w:val="Nadpis4"/>
       </w:pPr>
       <w:r>
-        <w:t xml:space="preserve">Záver – </w:t>
-      </w:r>
-      <w:proofErr w:type="spellStart"/>
-      <w:r>
-        <w:t>kviz</w:t>
-      </w:r>
-      <w:proofErr w:type="spellEnd"/>
-      <w:r>
-        <w:t>.</w:t>
+        <w:t>Záver – kviz.</w:t>
       </w:r>
     </w:p>
     <w:p>
@@ -4641,13 +3700,8 @@
     </w:p>
     <w:p/>
     <w:p>
-      <w:proofErr w:type="spellStart"/>
-      <w:r>
-        <w:t>Stiahnúť</w:t>
-      </w:r>
-      <w:proofErr w:type="spellEnd"/>
-      <w:r>
-        <w:t xml:space="preserve"> program </w:t>
+      <w:r>
+        <w:t xml:space="preserve">Stiahnúť program </w:t>
       </w:r>
       <w:r>
         <w:rPr>
@@ -4677,15 +3731,7 @@
         <w:t xml:space="preserve"> – vysvetlenie: v</w:t>
       </w:r>
       <w:r>
-        <w:t xml:space="preserve"> </w:t>
-      </w:r>
-      <w:proofErr w:type="spellStart"/>
-      <w:r>
-        <w:t>print</w:t>
-      </w:r>
-      <w:proofErr w:type="spellEnd"/>
-      <w:r>
-        <w:t>() sa používa indexovanie. a[0] označuje [1, [2, 3], 4], a[0][1] označuje [2, 3], a[0][1][1] = 3 a a[2] = 8. Sčítajú sa teda dve celé čísla, 3 + 8 = 11 a výstup je 11.</w:t>
+        <w:t xml:space="preserve"> print() sa používa indexovanie. a[0] označuje [1, [2, 3], 4], a[0][1] označuje [2, 3], a[0][1][1] = 3 a a[2] = 8. Sčítajú sa teda dve celé čísla, 3 + 8 = 11 a výstup je 11.</w:t>
       </w:r>
     </w:p>
     <w:p>
@@ -4774,15 +3820,7 @@
         <w:t xml:space="preserve">vysvetlenie: </w:t>
       </w:r>
       <w:r>
-        <w:t>Premenná i sa používa na iteráciu každého prvku v zozname temp. i[0] predstavuje znak na 0. indexe i a funkcia .</w:t>
-      </w:r>
-      <w:proofErr w:type="spellStart"/>
-      <w:r>
-        <w:t>upper</w:t>
-      </w:r>
-      <w:proofErr w:type="spellEnd"/>
-      <w:r>
-        <w:t>() sa používa na písanie veľkých písmen znaku prítomného v i[0].</w:t>
+        <w:t>Premenná i sa používa na iteráciu každého prvku v zozname temp. i[0] predstavuje znak na 0. indexe i a funkcia .upper() sa používa na písanie veľkých písmen znaku prítomného v i[0].</w:t>
       </w:r>
     </w:p>
     <w:p>
@@ -4862,42 +3900,10 @@
         <w:t>.py</w:t>
       </w:r>
       <w:r>
-        <w:t xml:space="preserve"> – opäť dosť komplikovaný príklad so vnorenými </w:t>
-      </w:r>
-      <w:proofErr w:type="spellStart"/>
-      <w:r>
-        <w:t>zoznami</w:t>
-      </w:r>
-      <w:proofErr w:type="spellEnd"/>
-      <w:r>
-        <w:t xml:space="preserve">, skúsiť </w:t>
-      </w:r>
-      <w:proofErr w:type="spellStart"/>
-      <w:r>
-        <w:t>analýzovať</w:t>
-      </w:r>
-      <w:proofErr w:type="spellEnd"/>
-      <w:r>
-        <w:t xml:space="preserve">, vysvetlenie: </w:t>
-      </w:r>
-      <w:r>
-        <w:t xml:space="preserve">[x </w:t>
-      </w:r>
-      <w:proofErr w:type="spellStart"/>
-      <w:r>
-        <w:t>for</w:t>
-      </w:r>
-      <w:proofErr w:type="spellEnd"/>
-      <w:r>
-        <w:t xml:space="preserve"> x in[li] vráti nový zoznam kopírujúci hodnoty v príkaze list li a vonkajší príkaz </w:t>
-      </w:r>
-      <w:proofErr w:type="spellStart"/>
-      <w:r>
-        <w:t>for</w:t>
-      </w:r>
-      <w:proofErr w:type="spellEnd"/>
-      <w:r>
-        <w:t xml:space="preserve"> vypíše novovytvorený zoznam 3-krát.</w:t>
+        <w:t xml:space="preserve"> – opäť dosť komplikovaný príklad so vnorenými zoznami, skúsiť analýzovať, vysvetlenie: </w:t>
+      </w:r>
+      <w:r>
+        <w:t>[x for x in[li] vráti nový zoznam kopírujúci hodnoty v príkaze list li a vonkajší príkaz for vypíše novovytvorený zoznam 3-krát.</w:t>
       </w:r>
     </w:p>
     <w:p>
@@ -4929,15 +3935,7 @@
         <w:t xml:space="preserve"> – opäť dosť komplikovaný príklad, čo znamená „násobenie“ zoznamu – vysvetlenie: </w:t>
       </w:r>
       <w:r>
-        <w:t>Výraz list[</w:t>
-      </w:r>
-      <w:proofErr w:type="spellStart"/>
-      <w:r>
-        <w:t>listelements</w:t>
-      </w:r>
-      <w:proofErr w:type="spellEnd"/>
-      <w:r>
-        <w:t>]*N, kde N je celé číslo, pripojí N kópií prvkov zoznamu v pôvodnom zozname. Ak je N záporné celé číslo alebo 0, výstup bude prázdny zoznam, inak ak je N kladné, prvky zoznamu sa pridajú N krát do pôvodného zoznamu.</w:t>
+        <w:t>Výraz list[listelements]*N, kde N je celé číslo, pripojí N kópií prvkov zoznamu v pôvodnom zozname. Ak je N záporné celé číslo alebo 0, výstup bude prázdny zoznam, inak ak je N kladné, prvky zoznamu sa pridajú N krát do pôvodného zoznamu.</w:t>
       </w:r>
     </w:p>
     <w:p>
@@ -4981,23 +3979,7 @@
         <w:t xml:space="preserve"> – vysvetlenie: </w:t>
       </w:r>
       <w:r>
-        <w:t>li[1] odkazuje na druhý prvok "</w:t>
-      </w:r>
-      <w:proofErr w:type="spellStart"/>
-      <w:r>
-        <w:t>Pratik</w:t>
-      </w:r>
-      <w:proofErr w:type="spellEnd"/>
-      <w:r>
-        <w:t>". li[1][-1] pristupuje k poslednému znaku '</w:t>
-      </w:r>
-      <w:proofErr w:type="spellStart"/>
-      <w:r>
-        <w:t>Pratik</w:t>
-      </w:r>
-      <w:proofErr w:type="spellEnd"/>
-      <w:r>
-        <w:t>', ktorým je 'k'.</w:t>
+        <w:t>li[1] odkazuje na druhý prvok "Pratik". li[1][-1] pristupuje k poslednému znaku 'Pratik', ktorým je 'k'.</w:t>
       </w:r>
     </w:p>
     <w:p>
@@ -5035,484 +4017,334 @@
         <w:t xml:space="preserve"> zau</w:t>
       </w:r>
       <w:r>
-        <w:t xml:space="preserve">jímavá práca so zlúčenými </w:t>
-      </w:r>
-      <w:proofErr w:type="spellStart"/>
-      <w:r>
-        <w:t>zoznami</w:t>
-      </w:r>
-      <w:proofErr w:type="spellEnd"/>
-      <w:r>
-        <w:t xml:space="preserve">, nepoznal som to ani ja – vysvetlenie: </w:t>
+        <w:t xml:space="preserve">jímavá práca so zlúčenými zoznami, nepoznal som to ani ja – vysvetlenie: </w:t>
       </w:r>
       <w:r>
         <w:t xml:space="preserve">Funkcia </w:t>
       </w:r>
-      <w:proofErr w:type="spellStart"/>
       <w:r>
         <w:rPr>
           <w:b/>
           <w:bCs/>
         </w:rPr>
-        <w:t>zip</w:t>
-      </w:r>
-      <w:proofErr w:type="spellEnd"/>
+        <w:t>zip()</w:t>
+      </w:r>
+      <w:r>
+        <w:t xml:space="preserve"> v Pythone kombinuje viacero iterables (</w:t>
+      </w:r>
+      <w:r>
+        <w:t>iterovateľné objekty</w:t>
+      </w:r>
+      <w:r>
+        <w:t>), ako sú zoznamy, n-tice, reťazce, knižnice atď., do jedného iterátora n-tic, kde každá n-tica obsahuje prvky zo vstupných iterables v rovnakom indexe.</w:t>
+      </w:r>
+    </w:p>
+    <w:p>
+      <w:r>
+        <w:t>V danom kóde sa zoznamy "a" a "b" spoja metódou zip a potom sa do nového zoznamu pridá rozdiel medzi prvkami z a b ( odpočíta sa ). Výstup bude - 9, 18, 27, 36, 45</w:t>
+      </w:r>
+    </w:p>
+    <w:p>
+      <w:r>
+        <w:t xml:space="preserve">Program </w:t>
+      </w:r>
       <w:r>
         <w:rPr>
           <w:b/>
           <w:bCs/>
         </w:rPr>
-        <w:t>()</w:t>
-      </w:r>
-      <w:r>
-        <w:t xml:space="preserve"> v </w:t>
-      </w:r>
-      <w:proofErr w:type="spellStart"/>
-      <w:r>
-        <w:t>Pythone</w:t>
-      </w:r>
-      <w:proofErr w:type="spellEnd"/>
-      <w:r>
-        <w:t xml:space="preserve"> kombinuje viacero </w:t>
-      </w:r>
-      <w:proofErr w:type="spellStart"/>
-      <w:r>
-        <w:t>iterables</w:t>
-      </w:r>
-      <w:proofErr w:type="spellEnd"/>
-      <w:r>
-        <w:t xml:space="preserve"> (</w:t>
-      </w:r>
-      <w:proofErr w:type="spellStart"/>
-      <w:r>
-        <w:t>iterovateľné</w:t>
-      </w:r>
-      <w:proofErr w:type="spellEnd"/>
-      <w:r>
-        <w:t xml:space="preserve"> objekty</w:t>
-      </w:r>
-      <w:r>
-        <w:t>), ako sú zoznamy, n-</w:t>
-      </w:r>
-      <w:proofErr w:type="spellStart"/>
-      <w:r>
-        <w:t>tice</w:t>
-      </w:r>
-      <w:proofErr w:type="spellEnd"/>
-      <w:r>
-        <w:t xml:space="preserve">, reťazce, knižnice atď., do jedného </w:t>
-      </w:r>
-      <w:proofErr w:type="spellStart"/>
-      <w:r>
-        <w:t>iterátora</w:t>
-      </w:r>
-      <w:proofErr w:type="spellEnd"/>
-      <w:r>
-        <w:t xml:space="preserve"> n-</w:t>
-      </w:r>
-      <w:proofErr w:type="spellStart"/>
-      <w:r>
-        <w:t>tic</w:t>
-      </w:r>
-      <w:proofErr w:type="spellEnd"/>
-      <w:r>
-        <w:t>, kde každá n-</w:t>
-      </w:r>
-      <w:proofErr w:type="spellStart"/>
-      <w:r>
-        <w:t>tica</w:t>
-      </w:r>
-      <w:proofErr w:type="spellEnd"/>
-      <w:r>
-        <w:t xml:space="preserve"> obsahuje prvky zo vstupných </w:t>
-      </w:r>
-      <w:proofErr w:type="spellStart"/>
-      <w:r>
-        <w:t>iterables</w:t>
-      </w:r>
-      <w:proofErr w:type="spellEnd"/>
-      <w:r>
-        <w:t xml:space="preserve"> v rovnakom indexe.</w:t>
-      </w:r>
-    </w:p>
-    <w:p>
-      <w:r>
-        <w:t xml:space="preserve">V danom kóde sa zoznamy "a" a "b" spoja metódou </w:t>
-      </w:r>
-      <w:proofErr w:type="spellStart"/>
-      <w:r>
-        <w:t>zip</w:t>
-      </w:r>
-      <w:proofErr w:type="spellEnd"/>
-      <w:r>
-        <w:t xml:space="preserve"> a potom sa do nového zoznamu pridá rozdiel medzi prvkami z a b ( odpočíta sa ). Výstup bude - 9, 18, 27, 36, 45</w:t>
-      </w:r>
-    </w:p>
-    <w:p>
-      <w:r>
-        <w:t xml:space="preserve">Program </w:t>
+        <w:t>Q1</w:t>
       </w:r>
       <w:r>
         <w:rPr>
           <w:b/>
           <w:bCs/>
         </w:rPr>
-        <w:t>Q1</w:t>
+        <w:t>6</w:t>
       </w:r>
       <w:r>
         <w:rPr>
           <w:b/>
           <w:bCs/>
         </w:rPr>
-        <w:t>6</w:t>
+        <w:t>.py</w:t>
       </w:r>
       <w:r>
         <w:rPr>
           <w:b/>
           <w:bCs/>
         </w:rPr>
-        <w:t>.py</w:t>
+        <w:t xml:space="preserve"> - </w:t>
+      </w:r>
+      <w:r>
+        <w:t xml:space="preserve">v pythone je možné krájanie zoznamu vykonať aj pomocou syntaxe </w:t>
+      </w:r>
+      <w:bookmarkStart w:id="59" w:name="_Hlk211599561"/>
+      <w:r>
+        <w:t xml:space="preserve">listName[x:y:z], kde x znamená počiatočný index, y-1 definuje konečnú hodnotu </w:t>
+      </w:r>
+      <w:bookmarkEnd w:id="59"/>
+      <w:r>
+        <w:t>indexu a z určuje veľkosť kroku. Ak chýba niektorá z hodnôt medzi x, y a z, interpret prevezme predvolenú hodnotu.</w:t>
+      </w:r>
+      <w:r>
+        <w:t xml:space="preserve"> Zaujímavý príklad </w:t>
+      </w:r>
+      <w:r>
+        <w:t>listName[x:y:z], kde x znamená počiatočný index, y-1 definuje konečnú hodnotu</w:t>
+      </w:r>
+      <w:r>
+        <w:t xml:space="preserve"> a z je veľkosť kroku, takže každý druhý prvok vybraného pod zoznamu.</w:t>
+      </w:r>
+    </w:p>
+    <w:p>
+      <w:r>
+        <w:t xml:space="preserve">Program </w:t>
       </w:r>
       <w:r>
         <w:rPr>
           <w:b/>
           <w:bCs/>
         </w:rPr>
-        <w:t xml:space="preserve"> - </w:t>
-      </w:r>
-      <w:r>
-        <w:t xml:space="preserve">v </w:t>
-      </w:r>
-      <w:proofErr w:type="spellStart"/>
-      <w:r>
-        <w:t>pythone</w:t>
-      </w:r>
-      <w:proofErr w:type="spellEnd"/>
-      <w:r>
-        <w:t xml:space="preserve"> je možné krájanie zoznamu vykonať aj pomocou syntaxe </w:t>
-      </w:r>
-      <w:bookmarkStart w:id="59" w:name="_Hlk211599561"/>
-      <w:proofErr w:type="spellStart"/>
-      <w:r>
-        <w:t>listName</w:t>
-      </w:r>
-      <w:proofErr w:type="spellEnd"/>
-      <w:r>
-        <w:t>[</w:t>
-      </w:r>
-      <w:proofErr w:type="spellStart"/>
-      <w:r>
-        <w:t>x:y:z</w:t>
-      </w:r>
-      <w:proofErr w:type="spellEnd"/>
-      <w:r>
-        <w:t xml:space="preserve">], kde x znamená počiatočný index, y-1 definuje konečnú hodnotu </w:t>
-      </w:r>
-      <w:bookmarkEnd w:id="59"/>
-      <w:r>
-        <w:t>indexu a z určuje veľkosť kroku. Ak chýba niektorá z hodnôt medzi x, y a z, interpret prevezme predvolenú hodnotu.</w:t>
-      </w:r>
-      <w:r>
-        <w:t xml:space="preserve"> Zaujímavý príklad </w:t>
-      </w:r>
-      <w:proofErr w:type="spellStart"/>
-      <w:r>
-        <w:t>listName</w:t>
-      </w:r>
-      <w:proofErr w:type="spellEnd"/>
-      <w:r>
-        <w:t>[</w:t>
-      </w:r>
-      <w:proofErr w:type="spellStart"/>
-      <w:r>
-        <w:t>x:y:z</w:t>
-      </w:r>
-      <w:proofErr w:type="spellEnd"/>
-      <w:r>
-        <w:t>], kde x znamená počiatočný index, y-1 definuje konečnú hodnotu</w:t>
-      </w:r>
-      <w:r>
-        <w:t xml:space="preserve"> a z je veľkosť kroku, takže každý druhý prvok vybraného pod zoznamu.</w:t>
-      </w:r>
-    </w:p>
-    <w:p>
-      <w:r>
-        <w:t xml:space="preserve">Program </w:t>
+        <w:t>Q1</w:t>
       </w:r>
       <w:r>
         <w:rPr>
           <w:b/>
           <w:bCs/>
         </w:rPr>
-        <w:t>Q1</w:t>
+        <w:t>7</w:t>
       </w:r>
       <w:r>
         <w:rPr>
           <w:b/>
           <w:bCs/>
         </w:rPr>
-        <w:t>7</w:t>
+        <w:t>.py</w:t>
+      </w:r>
+      <w:r>
+        <w:t xml:space="preserve"> </w:t>
+      </w:r>
+      <w:r>
+        <w:t>–</w:t>
+      </w:r>
+      <w:r>
+        <w:t xml:space="preserve"> </w:t>
+      </w:r>
+      <w:r>
+        <w:t>príklad vnorených zoznamov, ktoré tvoria len jeden člen pôvodného zoznamu</w:t>
+      </w:r>
+    </w:p>
+    <w:p>
+      <w:r>
+        <w:t xml:space="preserve">Program </w:t>
       </w:r>
       <w:r>
         <w:rPr>
           <w:b/>
           <w:bCs/>
         </w:rPr>
-        <w:t>.py</w:t>
-      </w:r>
-      <w:r>
-        <w:t xml:space="preserve"> </w:t>
-      </w:r>
-      <w:r>
-        <w:t>–</w:t>
-      </w:r>
-      <w:r>
-        <w:t xml:space="preserve"> </w:t>
-      </w:r>
-      <w:r>
-        <w:t>príklad vnorených zoznamov, ktoré tvoria len jeden člen pôvodného zoznamu</w:t>
-      </w:r>
-    </w:p>
-    <w:p>
-      <w:r>
-        <w:t xml:space="preserve">Program </w:t>
+        <w:t>Q1</w:t>
       </w:r>
       <w:r>
         <w:rPr>
           <w:b/>
           <w:bCs/>
         </w:rPr>
-        <w:t>Q1</w:t>
+        <w:t>8</w:t>
       </w:r>
       <w:r>
         <w:rPr>
           <w:b/>
           <w:bCs/>
         </w:rPr>
-        <w:t>8</w:t>
+        <w:t>.py</w:t>
+      </w:r>
+      <w:r>
+        <w:t xml:space="preserve"> –</w:t>
+      </w:r>
+      <w:r>
+        <w:t xml:space="preserve"> podobný príklad sme už riešili je to pomerne jednoduché</w:t>
+      </w:r>
+    </w:p>
+    <w:p>
+      <w:r>
+        <w:t xml:space="preserve">Program </w:t>
       </w:r>
       <w:r>
         <w:rPr>
           <w:b/>
           <w:bCs/>
         </w:rPr>
-        <w:t>.py</w:t>
-      </w:r>
-      <w:r>
-        <w:t xml:space="preserve"> –</w:t>
-      </w:r>
-      <w:r>
-        <w:t xml:space="preserve"> podobný príklad sme už riešili je to pomerne jednoduché</w:t>
-      </w:r>
-    </w:p>
-    <w:p>
-      <w:r>
-        <w:t xml:space="preserve">Program </w:t>
+        <w:t>Q1</w:t>
       </w:r>
       <w:r>
         <w:rPr>
           <w:b/>
           <w:bCs/>
         </w:rPr>
-        <w:t>Q1</w:t>
+        <w:t>9</w:t>
       </w:r>
       <w:r>
         <w:rPr>
           <w:b/>
           <w:bCs/>
         </w:rPr>
-        <w:t>9</w:t>
+        <w:t>.py</w:t>
+      </w:r>
+      <w:r>
+        <w:t xml:space="preserve"> –</w:t>
+      </w:r>
+      <w:r>
+        <w:t xml:space="preserve"> </w:t>
+      </w:r>
+      <w:r>
+        <w:t>jednoduché zlúčenie zoznamu</w:t>
+      </w:r>
+    </w:p>
+    <w:p>
+      <w:r>
+        <w:t xml:space="preserve">Program </w:t>
       </w:r>
       <w:r>
         <w:rPr>
           <w:b/>
           <w:bCs/>
         </w:rPr>
-        <w:t>.py</w:t>
-      </w:r>
-      <w:r>
-        <w:t xml:space="preserve"> –</w:t>
-      </w:r>
-      <w:r>
-        <w:t xml:space="preserve"> </w:t>
-      </w:r>
-      <w:r>
-        <w:t>jednoduché zlúčenie zoznamu</w:t>
-      </w:r>
-    </w:p>
-    <w:p>
-      <w:r>
-        <w:t xml:space="preserve">Program </w:t>
+        <w:t>Q</w:t>
       </w:r>
       <w:r>
         <w:rPr>
           <w:b/>
           <w:bCs/>
         </w:rPr>
-        <w:t>Q</w:t>
+        <w:t>20</w:t>
       </w:r>
       <w:r>
         <w:rPr>
           <w:b/>
           <w:bCs/>
         </w:rPr>
-        <w:t>20</w:t>
+        <w:t>.py</w:t>
+      </w:r>
+      <w:r>
+        <w:t xml:space="preserve"> –</w:t>
+      </w:r>
+      <w:r>
+        <w:t xml:space="preserve"> p</w:t>
+      </w:r>
+      <w:r>
+        <w:t>oskytli sme odkaz na zoznam "a" s iným zoznamom "b", čo znamená, že tieto dva zoznamy (a a b) odkazujú na ten istý zoznam. Takže akákoľvek zmena s b ovplyvní pôvodný zoznam</w:t>
+      </w:r>
+    </w:p>
+    <w:p>
+      <w:bookmarkStart w:id="60" w:name="Pokračovanie"/>
+      <w:bookmarkEnd w:id="60"/>
+      <w:r>
+        <w:t xml:space="preserve">Program </w:t>
       </w:r>
       <w:r>
         <w:rPr>
           <w:b/>
           <w:bCs/>
         </w:rPr>
-        <w:t>.py</w:t>
-      </w:r>
-      <w:r>
-        <w:t xml:space="preserve"> –</w:t>
-      </w:r>
-      <w:r>
-        <w:t xml:space="preserve"> </w:t>
-      </w:r>
-      <w:r>
-        <w:t>p</w:t>
-      </w:r>
-      <w:r>
-        <w:t xml:space="preserve">oskytli sme odkaz na zoznam "a" s iným zoznamom "b", čo znamená, že tieto dva zoznamy (a </w:t>
-      </w:r>
-      <w:proofErr w:type="spellStart"/>
-      <w:r>
-        <w:t>a</w:t>
-      </w:r>
-      <w:proofErr w:type="spellEnd"/>
-      <w:r>
-        <w:t xml:space="preserve"> b) odkazujú na ten istý zoznam. Takže akákoľvek zmena s b ovplyvní pôvodný zoznam</w:t>
-      </w:r>
-    </w:p>
-    <w:p>
-      <w:bookmarkStart w:id="60" w:name="Pokračovanie"/>
-      <w:bookmarkEnd w:id="60"/>
-      <w:r>
-        <w:t xml:space="preserve">Program </w:t>
+        <w:t>Q</w:t>
       </w:r>
       <w:r>
         <w:rPr>
           <w:b/>
           <w:bCs/>
         </w:rPr>
-        <w:t>Q</w:t>
+        <w:t>21</w:t>
       </w:r>
       <w:r>
         <w:rPr>
           <w:b/>
           <w:bCs/>
         </w:rPr>
-        <w:t>2</w:t>
+        <w:t>.py</w:t>
+      </w:r>
+      <w:r>
+        <w:t xml:space="preserve"> –</w:t>
+      </w:r>
+      <w:r>
+        <w:t xml:space="preserve"> </w:t>
+      </w:r>
+      <w:r>
+        <w:t>vygeneruje čísla od 100 do 110 a pripojí všetky tieto čísla do zoznamu. Výrok 2: uvedie hodnotu indexu 105 v zozname zoznamov1</w:t>
+      </w:r>
+    </w:p>
+    <w:p>
+      <w:r>
+        <w:t xml:space="preserve">Program </w:t>
       </w:r>
       <w:r>
         <w:rPr>
           <w:b/>
           <w:bCs/>
         </w:rPr>
-        <w:t>1</w:t>
+        <w:t>Q</w:t>
       </w:r>
       <w:r>
         <w:rPr>
           <w:b/>
           <w:bCs/>
         </w:rPr>
-        <w:t>.py</w:t>
-      </w:r>
-      <w:r>
-        <w:t xml:space="preserve"> –</w:t>
-      </w:r>
-      <w:r>
-        <w:t xml:space="preserve"> </w:t>
-      </w:r>
-      <w:r>
-        <w:t>vygeneruje čísla od 100 do 110 a pripojí všetky tieto čísla do zoznamu. Výrok 2: uvedie hodnotu indexu 105 v zozname zoznamov1</w:t>
-      </w:r>
-    </w:p>
-    <w:p>
-      <w:r>
-        <w:t xml:space="preserve">Program </w:t>
+        <w:t>22</w:t>
       </w:r>
       <w:r>
         <w:rPr>
           <w:b/>
           <w:bCs/>
         </w:rPr>
-        <w:t>Q</w:t>
+        <w:t>.py</w:t>
+      </w:r>
+      <w:r>
+        <w:t xml:space="preserve"> –</w:t>
+      </w:r>
+      <w:r>
+        <w:t xml:space="preserve"> </w:t>
+      </w:r>
+      <w:r>
+        <w:t xml:space="preserve">Funkcia pripája </w:t>
+      </w:r>
+      <w:r>
+        <w:t>druhú mocninu</w:t>
+      </w:r>
+      <w:r>
+        <w:t xml:space="preserve"> čísel od 0 do x-1 k danému zoznamu li. Keďže zoznam [3,2,1] je odovzdaný explicitne, výsledok je [3, 2, 1, 0, 1, 4]</w:t>
+      </w:r>
+    </w:p>
+    <w:p/>
+    <w:p/>
+    <w:p>
+      <w:pPr>
+        <w:rPr>
+          <w:color w:val="EE0000"/>
+        </w:rPr>
+      </w:pPr>
+      <w:r>
+        <w:rPr>
+          <w:color w:val="EE0000"/>
+        </w:rPr>
+        <w:t xml:space="preserve">Program </w:t>
       </w:r>
       <w:r>
         <w:rPr>
           <w:b/>
           <w:bCs/>
-        </w:rPr>
-        <w:t>2</w:t>
-      </w:r>
-      <w:r>
-        <w:rPr>
-          <w:b/>
-          <w:bCs/>
-        </w:rPr>
-        <w:t>2</w:t>
-      </w:r>
-      <w:r>
-        <w:rPr>
-          <w:b/>
-          <w:bCs/>
-        </w:rPr>
-        <w:t>.py</w:t>
-      </w:r>
-      <w:r>
-        <w:t xml:space="preserve"> –</w:t>
-      </w:r>
-      <w:r>
-        <w:t xml:space="preserve"> </w:t>
-      </w:r>
-      <w:r>
-        <w:t xml:space="preserve">Funkcia pripája </w:t>
-      </w:r>
-      <w:r>
-        <w:t>druhú mocninu</w:t>
-      </w:r>
-      <w:r>
-        <w:t xml:space="preserve"> čísel od 0 do x-1 k danému zoznamu li. Keďže zoznam [3,2,1] je odovzdaný explicitne, výsledok je [3, 2, 1, 0, 1, 4]</w:t>
+          <w:color w:val="EE0000"/>
+        </w:rPr>
+        <w:t>Q23.py</w:t>
+      </w:r>
+      <w:r>
+        <w:rPr>
+          <w:color w:val="EE0000"/>
+        </w:rPr>
+        <w:t xml:space="preserve"> – </w:t>
       </w:r>
     </w:p>
     <w:p/>
-    <w:p/>
-    <w:p>
-      <w:r>
-        <w:t xml:space="preserve">Program </w:t>
-      </w:r>
-      <w:r>
-        <w:rPr>
-          <w:b/>
-          <w:bCs/>
-        </w:rPr>
-        <w:t>Q2</w:t>
-      </w:r>
-      <w:r>
-        <w:rPr>
-          <w:b/>
-          <w:bCs/>
-        </w:rPr>
-        <w:t>3</w:t>
-      </w:r>
-      <w:r>
-        <w:rPr>
-          <w:b/>
-          <w:bCs/>
-        </w:rPr>
-        <w:t>.py</w:t>
-      </w:r>
-      <w:r>
-        <w:t xml:space="preserve"> –</w:t>
-      </w:r>
-      <w:r>
-        <w:t xml:space="preserve"> </w:t>
-      </w:r>
-    </w:p>
-    <w:p/>
     <w:p>
       <w:pPr>
         <w:pStyle w:val="Nadpis4"/>
@@ -5524,13 +4356,8 @@
         <w:t xml:space="preserve">príkladov </w:t>
       </w:r>
       <w:r>
-        <w:t xml:space="preserve">zoznamu jazyka </w:t>
-      </w:r>
-      <w:proofErr w:type="spellStart"/>
-      <w:r>
-        <w:t>Python</w:t>
-      </w:r>
-      <w:proofErr w:type="spellEnd"/>
+        <w:t>zoznamu jazyka Python</w:t>
+      </w:r>
       <w:r>
         <w:t>.</w:t>
       </w:r>
@@ -5587,30 +4414,15 @@
       <w:pPr>
         <w:pStyle w:val="Nadpis3"/>
       </w:pPr>
-      <w:proofErr w:type="spellStart"/>
-      <w:r>
-        <w:t>Python</w:t>
-      </w:r>
-      <w:proofErr w:type="spellEnd"/>
-      <w:r>
-        <w:t xml:space="preserve"> </w:t>
-      </w:r>
-      <w:proofErr w:type="spellStart"/>
-      <w:r>
-        <w:t>Tuples</w:t>
-      </w:r>
-      <w:proofErr w:type="spellEnd"/>
+      <w:r>
+        <w:t>Python Tuples</w:t>
+      </w:r>
       <w:r>
         <w:t xml:space="preserve"> - N</w:t>
       </w:r>
       <w:r>
-        <w:t>-</w:t>
-      </w:r>
-      <w:proofErr w:type="spellStart"/>
-      <w:r>
-        <w:t>tice</w:t>
-      </w:r>
-      <w:proofErr w:type="spellEnd"/>
+        <w:t>-tice</w:t>
+      </w:r>
       <w:r>
         <w:t>.</w:t>
       </w:r>
@@ -5633,23 +4445,7 @@
         <w:jc w:val="both"/>
       </w:pPr>
       <w:r>
-        <w:t>N-</w:t>
-      </w:r>
-      <w:proofErr w:type="spellStart"/>
-      <w:r>
-        <w:t>tica</w:t>
-      </w:r>
-      <w:proofErr w:type="spellEnd"/>
-      <w:r>
-        <w:t xml:space="preserve"> v </w:t>
-      </w:r>
-      <w:proofErr w:type="spellStart"/>
-      <w:r>
-        <w:t>Pythone</w:t>
-      </w:r>
-      <w:proofErr w:type="spellEnd"/>
-      <w:r>
-        <w:t xml:space="preserve"> je nemenná usporiadaná kolekcia prvkov.</w:t>
+        <w:t>N-tica v Pythone je nemenná usporiadaná kolekcia prvkov.</w:t>
       </w:r>
     </w:p>
     <w:p>
@@ -5661,23 +4457,7 @@
         <w:jc w:val="both"/>
       </w:pPr>
       <w:r>
-        <w:t>N-</w:t>
-      </w:r>
-      <w:proofErr w:type="spellStart"/>
-      <w:r>
-        <w:t>tice</w:t>
-      </w:r>
-      <w:proofErr w:type="spellEnd"/>
-      <w:r>
-        <w:t xml:space="preserve"> sú podobné zoznamom, ale na rozdiel od zoznamov ich nemožno po vytvorení zmeniť (</w:t>
-      </w:r>
-      <w:proofErr w:type="spellStart"/>
-      <w:r>
-        <w:t>t.j</w:t>
-      </w:r>
-      <w:proofErr w:type="spellEnd"/>
-      <w:r>
-        <w:t>. sú nemenné).</w:t>
+        <w:t>N-tice sú podobné zoznamom, ale na rozdiel od zoznamov ich nemožno po vytvorení zmeniť (t.j. sú nemenné).</w:t>
       </w:r>
     </w:p>
     <w:p>
@@ -5689,15 +4469,7 @@
         <w:jc w:val="both"/>
       </w:pPr>
       <w:r>
-        <w:t>N-</w:t>
-      </w:r>
-      <w:proofErr w:type="spellStart"/>
-      <w:r>
-        <w:t>tice</w:t>
-      </w:r>
-      <w:proofErr w:type="spellEnd"/>
-      <w:r>
-        <w:t xml:space="preserve"> môžu obsahovať prvky rôznych typov údajov.</w:t>
+        <w:t>N-tice môžu obsahovať prvky rôznych typov údajov.</w:t>
       </w:r>
     </w:p>
     <w:p>
@@ -5709,36 +4481,15 @@
         <w:jc w:val="both"/>
       </w:pPr>
       <w:r>
-        <w:t>Hlavné charakteristiky n-</w:t>
-      </w:r>
-      <w:proofErr w:type="spellStart"/>
-      <w:r>
-        <w:t>tic</w:t>
-      </w:r>
-      <w:proofErr w:type="spellEnd"/>
-      <w:r>
-        <w:t xml:space="preserve"> sú usporiadané, heterogénne a nemenné.</w:t>
+        <w:t>Hlavné charakteristiky n-tic sú usporiadané, heterogénne a nemenné.</w:t>
       </w:r>
     </w:p>
     <w:p>
       <w:pPr>
         <w:pStyle w:val="Nadpis3"/>
       </w:pPr>
-      <w:proofErr w:type="spellStart"/>
-      <w:r>
-        <w:t>Python</w:t>
-      </w:r>
-      <w:proofErr w:type="spellEnd"/>
-      <w:r>
-        <w:t xml:space="preserve"> </w:t>
-      </w:r>
-      <w:proofErr w:type="spellStart"/>
-      <w:r>
-        <w:t>String</w:t>
-      </w:r>
-      <w:proofErr w:type="spellEnd"/>
-      <w:r>
-        <w:t xml:space="preserve"> - </w:t>
+      <w:r>
+        <w:t xml:space="preserve">Python String - </w:t>
       </w:r>
       <w:r>
         <w:t>Reťazc</w:t>
@@ -5767,20 +4518,10 @@
           <w:rFonts w:eastAsiaTheme="minorHAnsi" w:cstheme="minorBidi"/>
         </w:rPr>
       </w:pPr>
-      <w:proofErr w:type="spellStart"/>
       <w:r>
         <w:lastRenderedPageBreak/>
-        <w:t>Python</w:t>
-      </w:r>
-      <w:proofErr w:type="spellEnd"/>
-      <w:r>
-        <w:t xml:space="preserve"> </w:t>
-      </w:r>
-      <w:proofErr w:type="spellStart"/>
-      <w:r>
-        <w:t>Dictionary</w:t>
-      </w:r>
-      <w:proofErr w:type="spellEnd"/>
+        <w:t>Python Dictionary</w:t>
+      </w:r>
       <w:r>
         <w:t xml:space="preserve"> - </w:t>
       </w:r>
@@ -5810,30 +4551,15 @@
           <w:szCs w:val="22"/>
         </w:rPr>
       </w:pPr>
-      <w:proofErr w:type="spellStart"/>
-      <w:r>
-        <w:t>Python</w:t>
-      </w:r>
-      <w:proofErr w:type="spellEnd"/>
-      <w:r>
-        <w:t xml:space="preserve"> </w:t>
-      </w:r>
-      <w:proofErr w:type="spellStart"/>
-      <w:r>
-        <w:t>Sets</w:t>
-      </w:r>
-      <w:proofErr w:type="spellEnd"/>
+      <w:r>
+        <w:t>Python Sets</w:t>
+      </w:r>
       <w:r>
         <w:t xml:space="preserve"> - </w:t>
       </w:r>
       <w:r>
-        <w:t xml:space="preserve">Sady jazyka </w:t>
-      </w:r>
-      <w:proofErr w:type="spellStart"/>
-      <w:r>
-        <w:t>Python</w:t>
-      </w:r>
-      <w:proofErr w:type="spellEnd"/>
+        <w:t>Sady jazyka Python</w:t>
+      </w:r>
     </w:p>
     <w:p>
       <w:hyperlink r:id="rId31" w:history="1">
@@ -5852,21 +4578,8 @@
       <w:pPr>
         <w:pStyle w:val="Nadpis3"/>
       </w:pPr>
-      <w:proofErr w:type="spellStart"/>
-      <w:r>
-        <w:t>Python</w:t>
-      </w:r>
-      <w:proofErr w:type="spellEnd"/>
-      <w:r>
-        <w:t xml:space="preserve"> </w:t>
-      </w:r>
-      <w:proofErr w:type="spellStart"/>
-      <w:r>
-        <w:t>Arrays</w:t>
-      </w:r>
-      <w:proofErr w:type="spellEnd"/>
-      <w:r>
-        <w:t xml:space="preserve"> - Polia</w:t>
+      <w:r>
+        <w:t>Python Arrays - Polia</w:t>
       </w:r>
     </w:p>
     <w:p>
@@ -5883,7 +4596,19 @@
       </w:r>
     </w:p>
     <w:p/>
-    <w:p/>
+    <w:p>
+      <w:pPr>
+        <w:pStyle w:val="Nadpis2"/>
+      </w:pPr>
+      <w:r>
+        <w:t>Tvorba jednoduchých hier.</w:t>
+      </w:r>
+    </w:p>
+    <w:p>
+      <w:r>
+        <w:t>8Bit_AI – bude sa postupne analyzovať.</w:t>
+      </w:r>
+    </w:p>
     <w:sectPr>
       <w:footerReference w:type="default" r:id="rId33"/>
       <w:pgSz w:w="11906" w:h="16838"/>
@@ -9732,6 +8457,7 @@
   <w:style w:type="character" w:default="1" w:styleId="Predvolenpsmoodseku">
     <w:name w:val="Default Paragraph Font"/>
     <w:uiPriority w:val="1"/>
+    <w:semiHidden/>
     <w:unhideWhenUsed/>
   </w:style>
   <w:style w:type="table" w:default="1" w:styleId="Normlnatabuka">

--- a/IT_hodiny/namety_postupu_skolenia.docx
+++ b/IT_hodiny/namety_postupu_skolenia.docx
@@ -9,7 +9,15 @@
       <w:bookmarkStart w:id="0" w:name="_Toc210144977"/>
       <w:bookmarkStart w:id="1" w:name="_Toc210145037"/>
       <w:r>
-        <w:t xml:space="preserve">Programovanie Python pre </w:t>
+        <w:t xml:space="preserve">Programovanie </w:t>
+      </w:r>
+      <w:proofErr w:type="spellStart"/>
+      <w:r>
+        <w:t>Python</w:t>
+      </w:r>
+      <w:proofErr w:type="spellEnd"/>
+      <w:r>
+        <w:t xml:space="preserve"> pre </w:t>
       </w:r>
       <w:r>
         <w:t>mladých.</w:t>
@@ -25,7 +33,7 @@
         <w:t>1</w:t>
       </w:r>
       <w:r>
-        <w:t>7</w:t>
+        <w:t>8</w:t>
       </w:r>
       <w:r>
         <w:t xml:space="preserve">. </w:t>
@@ -76,6 +84,7 @@
               <w:szCs w:val="28"/>
             </w:rPr>
           </w:pPr>
+          <w:proofErr w:type="spellStart"/>
           <w:r>
             <w:rPr>
               <w:color w:val="auto"/>
@@ -84,6 +93,7 @@
             </w:rPr>
             <w:t>Obsah</w:t>
           </w:r>
+          <w:proofErr w:type="spellEnd"/>
         </w:p>
         <w:p>
           <w:pPr>
@@ -1966,12 +1976,42 @@
     </w:p>
     <w:p>
       <w:hyperlink r:id="rId9" w:history="1">
+        <w:proofErr w:type="spellStart"/>
         <w:r>
           <w:rPr>
             <w:rStyle w:val="Hypertextovprepojenie"/>
           </w:rPr>
-          <w:t>Python Module Index — Python 3.12.5 documentation</w:t>
+          <w:t>Python</w:t>
         </w:r>
+        <w:proofErr w:type="spellEnd"/>
+        <w:r>
+          <w:rPr>
+            <w:rStyle w:val="Hypertextovprepojenie"/>
+          </w:rPr>
+          <w:t xml:space="preserve"> Module Index — </w:t>
+        </w:r>
+        <w:proofErr w:type="spellStart"/>
+        <w:r>
+          <w:rPr>
+            <w:rStyle w:val="Hypertextovprepojenie"/>
+          </w:rPr>
+          <w:t>Python</w:t>
+        </w:r>
+        <w:proofErr w:type="spellEnd"/>
+        <w:r>
+          <w:rPr>
+            <w:rStyle w:val="Hypertextovprepojenie"/>
+          </w:rPr>
+          <w:t xml:space="preserve"> 3.12.5 </w:t>
+        </w:r>
+        <w:proofErr w:type="spellStart"/>
+        <w:r>
+          <w:rPr>
+            <w:rStyle w:val="Hypertextovprepojenie"/>
+          </w:rPr>
+          <w:t>documentation</w:t>
+        </w:r>
+        <w:proofErr w:type="spellEnd"/>
       </w:hyperlink>
     </w:p>
     <w:p/>
@@ -1995,7 +2035,23 @@
         <w:t>V</w:t>
       </w:r>
       <w:r>
-        <w:t xml:space="preserve"> priklade rps.py je vytvorenie jednoduche hry kam</w:t>
+        <w:t xml:space="preserve"> </w:t>
+      </w:r>
+      <w:proofErr w:type="spellStart"/>
+      <w:r>
+        <w:t>priklade</w:t>
+      </w:r>
+      <w:proofErr w:type="spellEnd"/>
+      <w:r>
+        <w:t xml:space="preserve"> rps.py je vytvorenie </w:t>
+      </w:r>
+      <w:proofErr w:type="spellStart"/>
+      <w:r>
+        <w:t>jednoduche</w:t>
+      </w:r>
+      <w:proofErr w:type="spellEnd"/>
+      <w:r>
+        <w:t xml:space="preserve"> hry kam</w:t>
       </w:r>
       <w:r>
         <w:t>eň</w:t>
@@ -2015,15 +2071,28 @@
         <w:t>rps0_2.py</w:t>
       </w:r>
       <w:r>
-        <w:t xml:space="preserve"> – úprava vstupu s konverziou na integer</w:t>
-      </w:r>
+        <w:t xml:space="preserve"> – úprava vstupu s konverziou na </w:t>
+      </w:r>
+      <w:proofErr w:type="spellStart"/>
+      <w:r>
+        <w:t>integer</w:t>
+      </w:r>
+      <w:proofErr w:type="spellEnd"/>
     </w:p>
     <w:p>
       <w:r>
         <w:t>rps0_3.py</w:t>
       </w:r>
       <w:r>
-        <w:t xml:space="preserve"> – doplnenie náhodného hádzania pre Python (počítač)</w:t>
+        <w:t xml:space="preserve"> – doplnenie náhodného hádzania pre </w:t>
+      </w:r>
+      <w:proofErr w:type="spellStart"/>
+      <w:r>
+        <w:t>Python</w:t>
+      </w:r>
+      <w:proofErr w:type="spellEnd"/>
+      <w:r>
+        <w:t xml:space="preserve"> (počítač)</w:t>
       </w:r>
     </w:p>
     <w:p/>
@@ -2052,10 +2121,18 @@
     </w:p>
     <w:p>
       <w:r>
-        <w:t>rps4.py – úprava kódu na game_</w:t>
-      </w:r>
-      <w:r>
-        <w:t>count=0</w:t>
+        <w:t xml:space="preserve">rps4.py – úprava kódu na </w:t>
+      </w:r>
+      <w:proofErr w:type="spellStart"/>
+      <w:r>
+        <w:t>game_</w:t>
+      </w:r>
+      <w:r>
+        <w:t>count</w:t>
+      </w:r>
+      <w:proofErr w:type="spellEnd"/>
+      <w:r>
+        <w:t>=0</w:t>
       </w:r>
     </w:p>
     <w:p/>
@@ -2082,7 +2159,15 @@
         <w:t>Rozdiel medzi zoznam</w:t>
       </w:r>
       <w:r>
-        <w:t>ami a n-ticami.</w:t>
+        <w:t>ami a n-</w:t>
+      </w:r>
+      <w:proofErr w:type="spellStart"/>
+      <w:r>
+        <w:t>ticami</w:t>
+      </w:r>
+      <w:proofErr w:type="spellEnd"/>
+      <w:r>
+        <w:t>.</w:t>
       </w:r>
     </w:p>
     <w:p>
@@ -2188,9 +2273,11 @@
       <w:r>
         <w:t> </w:t>
       </w:r>
+      <w:proofErr w:type="spellStart"/>
       <w:r>
         <w:t>Kubiho</w:t>
       </w:r>
+      <w:proofErr w:type="spellEnd"/>
     </w:p>
     <w:p/>
     <w:p>
@@ -2199,22 +2286,54 @@
       </w:pPr>
       <w:bookmarkStart w:id="16" w:name="_Toc210144985"/>
       <w:bookmarkStart w:id="17" w:name="_Toc210145045"/>
-      <w:r>
-        <w:t>Python Web Development With Django</w:t>
+      <w:proofErr w:type="spellStart"/>
+      <w:r>
+        <w:t>Python</w:t>
+      </w:r>
+      <w:proofErr w:type="spellEnd"/>
+      <w:r>
+        <w:t xml:space="preserve"> Web </w:t>
+      </w:r>
+      <w:proofErr w:type="spellStart"/>
+      <w:r>
+        <w:t>Development</w:t>
+      </w:r>
+      <w:proofErr w:type="spellEnd"/>
+      <w:r>
+        <w:t xml:space="preserve"> </w:t>
+      </w:r>
+      <w:proofErr w:type="spellStart"/>
+      <w:r>
+        <w:t>With</w:t>
+      </w:r>
+      <w:proofErr w:type="spellEnd"/>
+      <w:r>
+        <w:t xml:space="preserve"> </w:t>
+      </w:r>
+      <w:proofErr w:type="spellStart"/>
+      <w:r>
+        <w:t>Django</w:t>
       </w:r>
       <w:bookmarkEnd w:id="16"/>
       <w:bookmarkEnd w:id="17"/>
+      <w:proofErr w:type="spellEnd"/>
     </w:p>
     <w:p>
       <w:r>
         <w:t xml:space="preserve">Vytváranie jednoduchých </w:t>
       </w:r>
+      <w:proofErr w:type="spellStart"/>
       <w:r>
         <w:t>webovský</w:t>
       </w:r>
       <w:r>
-        <w:t xml:space="preserve">ch stránok bol ktoré sú tvorené programovacím jazykom </w:t>
-      </w:r>
+        <w:t>ch</w:t>
+      </w:r>
+      <w:proofErr w:type="spellEnd"/>
+      <w:r>
+        <w:t xml:space="preserve"> stránok bol ktoré sú tvorené programovacím jazykom </w:t>
+      </w:r>
+      <w:proofErr w:type="spellStart"/>
       <w:r>
         <w:t>Py</w:t>
       </w:r>
@@ -2227,6 +2346,7 @@
       <w:r>
         <w:t>on</w:t>
       </w:r>
+      <w:proofErr w:type="spellEnd"/>
       <w:r>
         <w:t>.</w:t>
       </w:r>
@@ -2240,11 +2360,61 @@
       <w:bookmarkStart w:id="19" w:name="_Toc210144986"/>
       <w:bookmarkStart w:id="20" w:name="_Toc210145046"/>
       <w:bookmarkEnd w:id="18"/>
-      <w:r>
-        <w:t>Python for Game Development: Getting Started with Pygame</w:t>
+      <w:proofErr w:type="spellStart"/>
+      <w:r>
+        <w:t>Python</w:t>
+      </w:r>
+      <w:proofErr w:type="spellEnd"/>
+      <w:r>
+        <w:t xml:space="preserve"> </w:t>
+      </w:r>
+      <w:proofErr w:type="spellStart"/>
+      <w:r>
+        <w:t>for</w:t>
+      </w:r>
+      <w:proofErr w:type="spellEnd"/>
+      <w:r>
+        <w:t xml:space="preserve"> Game </w:t>
+      </w:r>
+      <w:proofErr w:type="spellStart"/>
+      <w:r>
+        <w:t>Development</w:t>
+      </w:r>
+      <w:proofErr w:type="spellEnd"/>
+      <w:r>
+        <w:t xml:space="preserve">: </w:t>
+      </w:r>
+      <w:proofErr w:type="spellStart"/>
+      <w:r>
+        <w:t>Getting</w:t>
+      </w:r>
+      <w:proofErr w:type="spellEnd"/>
+      <w:r>
+        <w:t xml:space="preserve"> </w:t>
+      </w:r>
+      <w:proofErr w:type="spellStart"/>
+      <w:r>
+        <w:t>Started</w:t>
+      </w:r>
+      <w:proofErr w:type="spellEnd"/>
+      <w:r>
+        <w:t xml:space="preserve"> </w:t>
+      </w:r>
+      <w:proofErr w:type="spellStart"/>
+      <w:r>
+        <w:t>with</w:t>
+      </w:r>
+      <w:proofErr w:type="spellEnd"/>
+      <w:r>
+        <w:t xml:space="preserve"> </w:t>
+      </w:r>
+      <w:proofErr w:type="spellStart"/>
+      <w:r>
+        <w:t>Pygame</w:t>
       </w:r>
       <w:bookmarkEnd w:id="19"/>
       <w:bookmarkEnd w:id="20"/>
+      <w:proofErr w:type="spellEnd"/>
     </w:p>
     <w:p>
       <w:hyperlink r:id="rId11" w:history="1">
@@ -2265,11 +2435,21 @@
       </w:pPr>
       <w:bookmarkStart w:id="21" w:name="_Toc210144987"/>
       <w:bookmarkStart w:id="22" w:name="_Toc210145047"/>
-      <w:r>
-        <w:t>PyGame Tutorial</w:t>
+      <w:proofErr w:type="spellStart"/>
+      <w:r>
+        <w:t>PyGame</w:t>
+      </w:r>
+      <w:proofErr w:type="spellEnd"/>
+      <w:r>
+        <w:t xml:space="preserve"> </w:t>
+      </w:r>
+      <w:proofErr w:type="spellStart"/>
+      <w:r>
+        <w:t>Tutorial</w:t>
       </w:r>
       <w:bookmarkEnd w:id="21"/>
       <w:bookmarkEnd w:id="22"/>
+      <w:proofErr w:type="spellEnd"/>
     </w:p>
     <w:p>
       <w:hyperlink r:id="rId12" w:history="1">
@@ -2278,21 +2458,7 @@
             <w:rStyle w:val="Hypertextovprepojenie"/>
             <w:highlight w:val="yellow"/>
           </w:rPr>
-          <w:t>https://www.g</w:t>
-        </w:r>
-        <w:r>
-          <w:rPr>
-            <w:rStyle w:val="Hypertextovprepojenie"/>
-            <w:highlight w:val="yellow"/>
-          </w:rPr>
-          <w:t>e</w:t>
-        </w:r>
-        <w:r>
-          <w:rPr>
-            <w:rStyle w:val="Hypertextovprepojenie"/>
-            <w:highlight w:val="yellow"/>
-          </w:rPr>
-          <w:t>eksforgeeks.org/python/pygame-tutorial/</w:t>
+          <w:t>https://www.geeksforgeeks.org/python/pygame-tutorial/</w:t>
         </w:r>
       </w:hyperlink>
       <w:r>
@@ -2337,7 +2503,23 @@
     </w:p>
     <w:p>
       <w:r>
-        <w:t>Na spustenie hry musia byť všetky potrebné moduly Pygame inicializované pomocou pygame.init().</w:t>
+        <w:t xml:space="preserve">Na spustenie hry musia byť všetky potrebné moduly </w:t>
+      </w:r>
+      <w:proofErr w:type="spellStart"/>
+      <w:r>
+        <w:t>Pygame</w:t>
+      </w:r>
+      <w:proofErr w:type="spellEnd"/>
+      <w:r>
+        <w:t xml:space="preserve"> inicializované pomocou </w:t>
+      </w:r>
+      <w:proofErr w:type="spellStart"/>
+      <w:r>
+        <w:t>pygame.init</w:t>
+      </w:r>
+      <w:proofErr w:type="spellEnd"/>
+      <w:r>
+        <w:t>().</w:t>
       </w:r>
     </w:p>
     <w:p>
@@ -2364,12 +2546,21 @@
       <w:r>
         <w:t xml:space="preserve">Funkcia </w:t>
       </w:r>
+      <w:proofErr w:type="spellStart"/>
       <w:r>
         <w:rPr>
           <w:b/>
           <w:bCs/>
         </w:rPr>
-        <w:t>pygame.display.set_mode()</w:t>
+        <w:t>pygame.display.set_mode</w:t>
+      </w:r>
+      <w:proofErr w:type="spellEnd"/>
+      <w:r>
+        <w:rPr>
+          <w:b/>
+          <w:bCs/>
+        </w:rPr>
+        <w:t>()</w:t>
       </w:r>
       <w:r>
         <w:t xml:space="preserve"> vytvorí okno s danou výškou a šírkou. Toto okno bude slúžiť ako plátno pre vašu hru, na ktoré nakreslíte každý prvok.</w:t>
@@ -2386,18 +2577,19 @@
           <w:i/>
           <w:iCs/>
         </w:rPr>
-        <w:t xml:space="preserve"> pygame.display.set_caption().</w:t>
-      </w:r>
-    </w:p>
-    <w:p>
-      <w:pPr>
+        <w:t xml:space="preserve"> </w:t>
+      </w:r>
+      <w:proofErr w:type="spellStart"/>
+      <w:r>
         <w:rPr>
           <w:b/>
           <w:bCs/>
           <w:i/>
           <w:iCs/>
         </w:rPr>
-      </w:pPr>
+        <w:t>pygame.display.set_caption</w:t>
+      </w:r>
+      <w:proofErr w:type="spellEnd"/>
       <w:r>
         <w:rPr>
           <w:b/>
@@ -2405,23 +2597,7 @@
           <w:i/>
           <w:iCs/>
         </w:rPr>
-        <w:t>FPS a herné hodiny:</w:t>
-      </w:r>
-    </w:p>
-    <w:p>
-      <w:r>
-        <w:t>pygame.time</w:t>
-      </w:r>
-      <w:r>
-        <w:t xml:space="preserve"> pri</w:t>
-      </w:r>
-      <w:r>
-        <w:t xml:space="preserve"> vytvorení objektu hodín vám Clock() dáva možnosť upraviť snímkovú frekvenciu hernej slučky.</w:t>
-      </w:r>
-    </w:p>
-    <w:p>
-      <w:r>
-        <w:t>Hra má zaručenú prevádzku pri 60 snímkach za sekundu (FPS) vďaka clock.tick(60).</w:t>
+        <w:t>().</w:t>
       </w:r>
     </w:p>
     <w:p>
@@ -2440,17 +2616,41 @@
           <w:i/>
           <w:iCs/>
         </w:rPr>
-        <w:t>Slučka hlavnej hry</w:t>
-      </w:r>
-    </w:p>
-    <w:p>
-      <w:r>
-        <w:t>Hru udržiava slučka while True. Vo vnútri kód aktualizuje obrazovku hry, prekresľuje položky a počúva akcie (napríklad zatvorenie okna).</w:t>
-      </w:r>
-    </w:p>
-    <w:p>
-      <w:r>
-        <w:t>Všetky udalosti vrátane stlačení klávesov, kliknutí myšou a udalostí zatvorenia okien načíta pygame.event.get(). Hra sa skončí, ak sa udalosť uzavrela (pygame. QUIT).</w:t>
+        <w:t>FPS a herné hodiny:</w:t>
+      </w:r>
+    </w:p>
+    <w:p>
+      <w:proofErr w:type="spellStart"/>
+      <w:r>
+        <w:t>pygame.time</w:t>
+      </w:r>
+      <w:proofErr w:type="spellEnd"/>
+      <w:r>
+        <w:t xml:space="preserve"> pri</w:t>
+      </w:r>
+      <w:r>
+        <w:t xml:space="preserve"> vytvorení objektu hodín vám </w:t>
+      </w:r>
+      <w:proofErr w:type="spellStart"/>
+      <w:r>
+        <w:t>Clock</w:t>
+      </w:r>
+      <w:proofErr w:type="spellEnd"/>
+      <w:r>
+        <w:t>() dáva možnosť upraviť snímkovú frekvenciu hernej slučky.</w:t>
+      </w:r>
+    </w:p>
+    <w:p>
+      <w:r>
+        <w:t xml:space="preserve">Hra má zaručenú prevádzku pri 60 snímkach za sekundu (FPS) vďaka </w:t>
+      </w:r>
+      <w:proofErr w:type="spellStart"/>
+      <w:r>
+        <w:t>clock.tick</w:t>
+      </w:r>
+      <w:proofErr w:type="spellEnd"/>
+      <w:r>
+        <w:t>(60).</w:t>
       </w:r>
     </w:p>
     <w:p>
@@ -2469,17 +2669,91 @@
           <w:i/>
           <w:iCs/>
         </w:rPr>
+        <w:t>Slučka hlavnej hry</w:t>
+      </w:r>
+    </w:p>
+    <w:p>
+      <w:r>
+        <w:t xml:space="preserve">Hru udržiava slučka </w:t>
+      </w:r>
+      <w:proofErr w:type="spellStart"/>
+      <w:r>
+        <w:t>while</w:t>
+      </w:r>
+      <w:proofErr w:type="spellEnd"/>
+      <w:r>
+        <w:t xml:space="preserve"> </w:t>
+      </w:r>
+      <w:proofErr w:type="spellStart"/>
+      <w:r>
+        <w:t>True</w:t>
+      </w:r>
+      <w:proofErr w:type="spellEnd"/>
+      <w:r>
+        <w:t>. Vo vnútri kód aktualizuje obrazovku hry, prekresľuje položky a počúva akcie (napríklad zatvorenie okna).</w:t>
+      </w:r>
+    </w:p>
+    <w:p>
+      <w:r>
+        <w:t xml:space="preserve">Všetky udalosti vrátane stlačení klávesov, kliknutí myšou a udalostí zatvorenia okien načíta </w:t>
+      </w:r>
+      <w:proofErr w:type="spellStart"/>
+      <w:r>
+        <w:t>pygame.event.get</w:t>
+      </w:r>
+      <w:proofErr w:type="spellEnd"/>
+      <w:r>
+        <w:t>(). Hra sa skončí, ak sa udalosť uzavrela (</w:t>
+      </w:r>
+      <w:proofErr w:type="spellStart"/>
+      <w:r>
+        <w:t>pygame</w:t>
+      </w:r>
+      <w:proofErr w:type="spellEnd"/>
+      <w:r>
+        <w:t>. QUIT).</w:t>
+      </w:r>
+    </w:p>
+    <w:p>
+      <w:pPr>
+        <w:rPr>
+          <w:b/>
+          <w:bCs/>
+          <w:i/>
+          <w:iCs/>
+        </w:rPr>
+      </w:pPr>
+      <w:r>
+        <w:rPr>
+          <w:b/>
+          <w:bCs/>
+          <w:i/>
+          <w:iCs/>
+        </w:rPr>
         <w:t>Aktualizácie obrazovky a vykresľovania:</w:t>
       </w:r>
     </w:p>
     <w:p>
-      <w:r>
-        <w:t>Screen.fill (WHITE) vyplní obrazovku konkrétnou farbou. Nakoniec tu nakreslíte pozadia, objekty alebo škriatkov.</w:t>
-      </w:r>
-    </w:p>
-    <w:p>
-      <w:r>
-        <w:t>Všetky zmeny vykonané počas slučky sa aktualizujú na obrazovke pomocou pygame.display.flip().</w:t>
+      <w:proofErr w:type="spellStart"/>
+      <w:r>
+        <w:t>Screen.fill</w:t>
+      </w:r>
+      <w:proofErr w:type="spellEnd"/>
+      <w:r>
+        <w:t xml:space="preserve"> (WHITE) vyplní obrazovku konkrétnou farbou. Nakoniec tu nakreslíte pozadia, objekty alebo škriatkov.</w:t>
+      </w:r>
+    </w:p>
+    <w:p>
+      <w:r>
+        <w:t xml:space="preserve">Všetky zmeny vykonané počas slučky sa aktualizujú na obrazovke pomocou </w:t>
+      </w:r>
+      <w:proofErr w:type="spellStart"/>
+      <w:r>
+        <w:t>pygame.display.flip</w:t>
+      </w:r>
+      <w:proofErr w:type="spellEnd"/>
+      <w:r>
+        <w:t>().</w:t>
       </w:r>
     </w:p>
     <w:p/>
@@ -2514,7 +2788,23 @@
           <w:b/>
           <w:bCs/>
         </w:rPr>
-        <w:t xml:space="preserve"> - praktický proklad v programe </w:t>
+        <w:t xml:space="preserve"> - praktický </w:t>
+      </w:r>
+      <w:proofErr w:type="spellStart"/>
+      <w:r>
+        <w:rPr>
+          <w:b/>
+          <w:bCs/>
+        </w:rPr>
+        <w:t>proklad</w:t>
+      </w:r>
+      <w:proofErr w:type="spellEnd"/>
+      <w:r>
+        <w:rPr>
+          <w:b/>
+          <w:bCs/>
+        </w:rPr>
+        <w:t xml:space="preserve"> v programe </w:t>
       </w:r>
       <w:r>
         <w:rPr>
@@ -2546,6 +2836,7 @@
       <w:r>
         <w:t xml:space="preserve">Pozícia hráča je určená </w:t>
       </w:r>
+      <w:proofErr w:type="spellStart"/>
       <w:r>
         <w:rPr>
           <w:b/>
@@ -2553,10 +2844,39 @@
           <w:i/>
           <w:iCs/>
         </w:rPr>
-        <w:t>player_x a player_y</w:t>
-      </w:r>
-      <w:r>
-        <w:t>, zatiaľ čo jeho rýchlosť je riadená player_speed.</w:t>
+        <w:t>player_x</w:t>
+      </w:r>
+      <w:proofErr w:type="spellEnd"/>
+      <w:r>
+        <w:rPr>
+          <w:b/>
+          <w:bCs/>
+          <w:i/>
+          <w:iCs/>
+        </w:rPr>
+        <w:t xml:space="preserve"> a </w:t>
+      </w:r>
+      <w:proofErr w:type="spellStart"/>
+      <w:r>
+        <w:rPr>
+          <w:b/>
+          <w:bCs/>
+          <w:i/>
+          <w:iCs/>
+        </w:rPr>
+        <w:t>player_y</w:t>
+      </w:r>
+      <w:proofErr w:type="spellEnd"/>
+      <w:r>
+        <w:t xml:space="preserve">, zatiaľ čo jeho rýchlosť je riadená </w:t>
+      </w:r>
+      <w:proofErr w:type="spellStart"/>
+      <w:r>
+        <w:t>player_speed</w:t>
+      </w:r>
+      <w:proofErr w:type="spellEnd"/>
+      <w:r>
+        <w:t>.</w:t>
       </w:r>
     </w:p>
     <w:p>
@@ -2584,6 +2904,7 @@
       <w:r>
         <w:t xml:space="preserve">Funkcia </w:t>
       </w:r>
+      <w:proofErr w:type="spellStart"/>
       <w:r>
         <w:rPr>
           <w:b/>
@@ -2591,7 +2912,17 @@
           <w:i/>
           <w:iCs/>
         </w:rPr>
-        <w:t xml:space="preserve">pygame.key.get_pressed() </w:t>
+        <w:t>pygame.key.get_pressed</w:t>
+      </w:r>
+      <w:proofErr w:type="spellEnd"/>
+      <w:r>
+        <w:rPr>
+          <w:b/>
+          <w:bCs/>
+          <w:i/>
+          <w:iCs/>
+        </w:rPr>
+        <w:t xml:space="preserve">() </w:t>
       </w:r>
       <w:r>
         <w:t>určuje, ktoré klávesy sú v danom okamihu stlačené.</w:t>
@@ -2605,7 +2936,15 @@
         </w:numPr>
       </w:pPr>
       <w:r>
-        <w:t>Príkazy if upravujú pozície x a y hráča podľa toho, či sú stlačené klávesy so šípkami.</w:t>
+        <w:t xml:space="preserve">Príkazy </w:t>
+      </w:r>
+      <w:proofErr w:type="spellStart"/>
+      <w:r>
+        <w:t>if</w:t>
+      </w:r>
+      <w:proofErr w:type="spellEnd"/>
+      <w:r>
+        <w:t xml:space="preserve"> upravujú pozície x a y hráča podľa toho, či sú stlačené klávesy so šípkami.</w:t>
       </w:r>
     </w:p>
     <w:p>
@@ -2631,7 +2970,15 @@
         </w:numPr>
       </w:pPr>
       <w:r>
-        <w:t>Hráč je reprezentovaný čiernym obdĺžnikom nakresleným na obrazovke na aktuálnej pozícii hráča pomocou pygame.draw.rect().</w:t>
+        <w:t xml:space="preserve">Hráč je reprezentovaný čiernym obdĺžnikom nakresleným na obrazovke na aktuálnej pozícii hráča pomocou </w:t>
+      </w:r>
+      <w:proofErr w:type="spellStart"/>
+      <w:r>
+        <w:t>pygame.draw.rect</w:t>
+      </w:r>
+      <w:proofErr w:type="spellEnd"/>
+      <w:r>
+        <w:t>().</w:t>
       </w:r>
     </w:p>
     <w:p/>
@@ -2648,7 +2995,15 @@
       <w:bookmarkStart w:id="25" w:name="_Toc210144989"/>
       <w:bookmarkStart w:id="26" w:name="_Toc210145049"/>
       <w:r>
-        <w:t>Povolenie zmeny veľkosti okna v PyGame.</w:t>
+        <w:t xml:space="preserve">Povolenie zmeny veľkosti okna v </w:t>
+      </w:r>
+      <w:proofErr w:type="spellStart"/>
+      <w:r>
+        <w:t>PyGame</w:t>
+      </w:r>
+      <w:proofErr w:type="spellEnd"/>
+      <w:r>
+        <w:t>.</w:t>
       </w:r>
       <w:bookmarkEnd w:id="25"/>
       <w:bookmarkEnd w:id="26"/>
@@ -2666,36 +3021,110 @@
           <w:szCs w:val="20"/>
         </w:rPr>
       </w:pPr>
+      <w:proofErr w:type="spellStart"/>
       <w:r>
         <w:rPr>
           <w:rFonts w:ascii="Courier New" w:hAnsi="Courier New" w:cs="Courier New"/>
           <w:sz w:val="20"/>
           <w:szCs w:val="20"/>
         </w:rPr>
-        <w:t>screen = pygame.display.set_mode((400, 400), pygame.RESIZABLE)</w:t>
-      </w:r>
-    </w:p>
-    <w:p>
-      <w:r>
-        <w:t>predtým</w:t>
-      </w:r>
-    </w:p>
-    <w:p/>
-    <w:p>
-      <w:pPr>
+        <w:t>screen</w:t>
+      </w:r>
+      <w:proofErr w:type="spellEnd"/>
+      <w:r>
         <w:rPr>
           <w:rFonts w:ascii="Courier New" w:hAnsi="Courier New" w:cs="Courier New"/>
           <w:sz w:val="20"/>
           <w:szCs w:val="20"/>
         </w:rPr>
-      </w:pPr>
+        <w:t xml:space="preserve"> = </w:t>
+      </w:r>
+      <w:proofErr w:type="spellStart"/>
       <w:r>
         <w:rPr>
           <w:rFonts w:ascii="Courier New" w:hAnsi="Courier New" w:cs="Courier New"/>
           <w:sz w:val="20"/>
           <w:szCs w:val="20"/>
         </w:rPr>
-        <w:t>screen = pygame.display.set_mode((400, 400))</w:t>
+        <w:t>pygame.display.set_mode</w:t>
+      </w:r>
+      <w:proofErr w:type="spellEnd"/>
+      <w:r>
+        <w:rPr>
+          <w:rFonts w:ascii="Courier New" w:hAnsi="Courier New" w:cs="Courier New"/>
+          <w:sz w:val="20"/>
+          <w:szCs w:val="20"/>
+        </w:rPr>
+        <w:t xml:space="preserve">((400, 400), </w:t>
+      </w:r>
+      <w:proofErr w:type="spellStart"/>
+      <w:r>
+        <w:rPr>
+          <w:rFonts w:ascii="Courier New" w:hAnsi="Courier New" w:cs="Courier New"/>
+          <w:sz w:val="20"/>
+          <w:szCs w:val="20"/>
+        </w:rPr>
+        <w:t>pygame.RESIZABLE</w:t>
+      </w:r>
+      <w:proofErr w:type="spellEnd"/>
+      <w:r>
+        <w:rPr>
+          <w:rFonts w:ascii="Courier New" w:hAnsi="Courier New" w:cs="Courier New"/>
+          <w:sz w:val="20"/>
+          <w:szCs w:val="20"/>
+        </w:rPr>
+        <w:t>)</w:t>
+      </w:r>
+    </w:p>
+    <w:p>
+      <w:r>
+        <w:t>predtým</w:t>
+      </w:r>
+    </w:p>
+    <w:p/>
+    <w:p>
+      <w:pPr>
+        <w:rPr>
+          <w:rFonts w:ascii="Courier New" w:hAnsi="Courier New" w:cs="Courier New"/>
+          <w:sz w:val="20"/>
+          <w:szCs w:val="20"/>
+        </w:rPr>
+      </w:pPr>
+      <w:proofErr w:type="spellStart"/>
+      <w:r>
+        <w:rPr>
+          <w:rFonts w:ascii="Courier New" w:hAnsi="Courier New" w:cs="Courier New"/>
+          <w:sz w:val="20"/>
+          <w:szCs w:val="20"/>
+        </w:rPr>
+        <w:t>screen</w:t>
+      </w:r>
+      <w:proofErr w:type="spellEnd"/>
+      <w:r>
+        <w:rPr>
+          <w:rFonts w:ascii="Courier New" w:hAnsi="Courier New" w:cs="Courier New"/>
+          <w:sz w:val="20"/>
+          <w:szCs w:val="20"/>
+        </w:rPr>
+        <w:t xml:space="preserve"> = </w:t>
+      </w:r>
+      <w:proofErr w:type="spellStart"/>
+      <w:r>
+        <w:rPr>
+          <w:rFonts w:ascii="Courier New" w:hAnsi="Courier New" w:cs="Courier New"/>
+          <w:sz w:val="20"/>
+          <w:szCs w:val="20"/>
+        </w:rPr>
+        <w:t>pygame.display.set_mode</w:t>
+      </w:r>
+      <w:proofErr w:type="spellEnd"/>
+      <w:r>
+        <w:rPr>
+          <w:rFonts w:ascii="Courier New" w:hAnsi="Courier New" w:cs="Courier New"/>
+          <w:sz w:val="20"/>
+          <w:szCs w:val="20"/>
+        </w:rPr>
+        <w:t>((400, 400))</w:t>
       </w:r>
     </w:p>
     <w:p/>
@@ -2706,7 +3135,15 @@
       <w:bookmarkStart w:id="27" w:name="_Toc210144990"/>
       <w:bookmarkStart w:id="28" w:name="_Toc210145050"/>
       <w:r>
-        <w:t>Ako zmeniť farbu pozadia obrazovky v Pygame?</w:t>
+        <w:t xml:space="preserve">Ako zmeniť farbu pozadia obrazovky v </w:t>
+      </w:r>
+      <w:proofErr w:type="spellStart"/>
+      <w:r>
+        <w:t>Pygame</w:t>
+      </w:r>
+      <w:proofErr w:type="spellEnd"/>
+      <w:r>
+        <w:t>?</w:t>
       </w:r>
       <w:bookmarkEnd w:id="27"/>
       <w:bookmarkEnd w:id="28"/>
@@ -2773,6 +3210,7 @@
       <w:r>
         <w:t>parametre pre obdĺžnik -</w:t>
       </w:r>
+      <w:proofErr w:type="spellStart"/>
       <w:r>
         <w:rPr>
           <w:b/>
@@ -2780,11 +3218,161 @@
         </w:rPr>
         <w:t>rectangle</w:t>
       </w:r>
-    </w:p>
-    <w:p>
-      <w:r>
-        <w:t>(surface: Surface, color: ColorValue, rect: RectValue, width: int = 0, border_radius: int = -1, border_top_left_radius: int = -1, border_top_right_radius: int = -1, border_bottom_left_radius: int = -1, border_bottom_right_radius: int = -1) -&gt; Rect</w:t>
-      </w:r>
+      <w:proofErr w:type="spellEnd"/>
+    </w:p>
+    <w:p>
+      <w:r>
+        <w:t>(</w:t>
+      </w:r>
+      <w:proofErr w:type="spellStart"/>
+      <w:r>
+        <w:t>surface</w:t>
+      </w:r>
+      <w:proofErr w:type="spellEnd"/>
+      <w:r>
+        <w:t xml:space="preserve">: </w:t>
+      </w:r>
+      <w:proofErr w:type="spellStart"/>
+      <w:r>
+        <w:t>Surface</w:t>
+      </w:r>
+      <w:proofErr w:type="spellEnd"/>
+      <w:r>
+        <w:t xml:space="preserve">, </w:t>
+      </w:r>
+      <w:proofErr w:type="spellStart"/>
+      <w:r>
+        <w:t>color</w:t>
+      </w:r>
+      <w:proofErr w:type="spellEnd"/>
+      <w:r>
+        <w:t xml:space="preserve">: </w:t>
+      </w:r>
+      <w:proofErr w:type="spellStart"/>
+      <w:r>
+        <w:t>ColorValue</w:t>
+      </w:r>
+      <w:proofErr w:type="spellEnd"/>
+      <w:r>
+        <w:t xml:space="preserve">, </w:t>
+      </w:r>
+      <w:proofErr w:type="spellStart"/>
+      <w:r>
+        <w:t>rect</w:t>
+      </w:r>
+      <w:proofErr w:type="spellEnd"/>
+      <w:r>
+        <w:t xml:space="preserve">: </w:t>
+      </w:r>
+      <w:proofErr w:type="spellStart"/>
+      <w:r>
+        <w:t>RectValue</w:t>
+      </w:r>
+      <w:proofErr w:type="spellEnd"/>
+      <w:r>
+        <w:t xml:space="preserve">, </w:t>
+      </w:r>
+      <w:proofErr w:type="spellStart"/>
+      <w:r>
+        <w:t>width</w:t>
+      </w:r>
+      <w:proofErr w:type="spellEnd"/>
+      <w:r>
+        <w:t xml:space="preserve">: </w:t>
+      </w:r>
+      <w:proofErr w:type="spellStart"/>
+      <w:r>
+        <w:t>int</w:t>
+      </w:r>
+      <w:proofErr w:type="spellEnd"/>
+      <w:r>
+        <w:t xml:space="preserve"> = 0, </w:t>
+      </w:r>
+      <w:proofErr w:type="spellStart"/>
+      <w:r>
+        <w:t>border_radius</w:t>
+      </w:r>
+      <w:proofErr w:type="spellEnd"/>
+      <w:r>
+        <w:t xml:space="preserve">: </w:t>
+      </w:r>
+      <w:proofErr w:type="spellStart"/>
+      <w:r>
+        <w:t>int</w:t>
+      </w:r>
+      <w:proofErr w:type="spellEnd"/>
+      <w:r>
+        <w:t xml:space="preserve"> = -1, </w:t>
+      </w:r>
+      <w:proofErr w:type="spellStart"/>
+      <w:r>
+        <w:t>border_top_left_radius</w:t>
+      </w:r>
+      <w:proofErr w:type="spellEnd"/>
+      <w:r>
+        <w:t xml:space="preserve">: </w:t>
+      </w:r>
+      <w:proofErr w:type="spellStart"/>
+      <w:r>
+        <w:t>int</w:t>
+      </w:r>
+      <w:proofErr w:type="spellEnd"/>
+      <w:r>
+        <w:t xml:space="preserve"> = -1, </w:t>
+      </w:r>
+      <w:proofErr w:type="spellStart"/>
+      <w:r>
+        <w:t>border_top_right_radius</w:t>
+      </w:r>
+      <w:proofErr w:type="spellEnd"/>
+      <w:r>
+        <w:t xml:space="preserve">: </w:t>
+      </w:r>
+      <w:proofErr w:type="spellStart"/>
+      <w:r>
+        <w:t>int</w:t>
+      </w:r>
+      <w:proofErr w:type="spellEnd"/>
+      <w:r>
+        <w:t xml:space="preserve"> = -1, </w:t>
+      </w:r>
+      <w:proofErr w:type="spellStart"/>
+      <w:r>
+        <w:t>border_bottom_left_radius</w:t>
+      </w:r>
+      <w:proofErr w:type="spellEnd"/>
+      <w:r>
+        <w:t xml:space="preserve">: </w:t>
+      </w:r>
+      <w:proofErr w:type="spellStart"/>
+      <w:r>
+        <w:t>int</w:t>
+      </w:r>
+      <w:proofErr w:type="spellEnd"/>
+      <w:r>
+        <w:t xml:space="preserve"> = -1, </w:t>
+      </w:r>
+      <w:proofErr w:type="spellStart"/>
+      <w:r>
+        <w:t>border_bottom_right_radius</w:t>
+      </w:r>
+      <w:proofErr w:type="spellEnd"/>
+      <w:r>
+        <w:t xml:space="preserve">: </w:t>
+      </w:r>
+      <w:proofErr w:type="spellStart"/>
+      <w:r>
+        <w:t>int</w:t>
+      </w:r>
+      <w:proofErr w:type="spellEnd"/>
+      <w:r>
+        <w:t xml:space="preserve"> = -1) -&gt; </w:t>
+      </w:r>
+      <w:proofErr w:type="spellStart"/>
+      <w:r>
+        <w:t>Rect</w:t>
+      </w:r>
+      <w:proofErr w:type="spellEnd"/>
     </w:p>
     <w:p/>
     <w:p>
@@ -2798,12 +3386,37 @@
           <w:iCs/>
         </w:rPr>
       </w:pPr>
+      <w:proofErr w:type="spellStart"/>
       <w:r>
         <w:rPr>
           <w:i/>
           <w:iCs/>
         </w:rPr>
-        <w:t>surface :- Tu môžeme prejsť povrchom, na ktorý chceme nakresliť náš obdĺžnik. Vo vyššie uvedenom príklade sme vytvorili povrchový objekt s názvom 'window'.</w:t>
+        <w:t>surface</w:t>
+      </w:r>
+      <w:proofErr w:type="spellEnd"/>
+      <w:r>
+        <w:rPr>
+          <w:i/>
+          <w:iCs/>
+        </w:rPr>
+        <w:t xml:space="preserve"> :- Tu môžeme prejsť povrchom, na ktorý chceme nakresliť náš obdĺžnik. Vo vyššie uvedenom príklade sme vytvorili povrchový objekt s názvom '</w:t>
+      </w:r>
+      <w:proofErr w:type="spellStart"/>
+      <w:r>
+        <w:rPr>
+          <w:i/>
+          <w:iCs/>
+        </w:rPr>
+        <w:t>window</w:t>
+      </w:r>
+      <w:proofErr w:type="spellEnd"/>
+      <w:r>
+        <w:rPr>
+          <w:i/>
+          <w:iCs/>
+        </w:rPr>
+        <w:t>'.</w:t>
       </w:r>
     </w:p>
     <w:p>
@@ -2817,12 +3430,21 @@
           <w:iCs/>
         </w:rPr>
       </w:pPr>
+      <w:proofErr w:type="spellStart"/>
       <w:r>
         <w:rPr>
           <w:i/>
           <w:iCs/>
         </w:rPr>
-        <w:t>color :- Tu môžeme odovzdať farbu pre náš obdĺžnik. V našom príklade používame modrú farbu.</w:t>
+        <w:t>color</w:t>
+      </w:r>
+      <w:proofErr w:type="spellEnd"/>
+      <w:r>
+        <w:rPr>
+          <w:i/>
+          <w:iCs/>
+        </w:rPr>
+        <w:t xml:space="preserve"> :- Tu môžeme odovzdať farbu pre náš obdĺžnik. V našom príklade používame modrú farbu.</w:t>
       </w:r>
     </w:p>
     <w:p>
@@ -2836,12 +3458,21 @@
           <w:iCs/>
         </w:rPr>
       </w:pPr>
+      <w:proofErr w:type="spellStart"/>
       <w:r>
         <w:rPr>
           <w:i/>
           <w:iCs/>
         </w:rPr>
-        <w:t>rect :- Tu môžeme odovzdať obdĺžnik, polohu a rozmery.</w:t>
+        <w:t>rect</w:t>
+      </w:r>
+      <w:proofErr w:type="spellEnd"/>
+      <w:r>
+        <w:rPr>
+          <w:i/>
+          <w:iCs/>
+        </w:rPr>
+        <w:t xml:space="preserve"> :- Tu môžeme odovzdať obdĺžnik, polohu a rozmery.</w:t>
       </w:r>
     </w:p>
     <w:p>
@@ -2855,12 +3486,21 @@
           <w:iCs/>
         </w:rPr>
       </w:pPr>
+      <w:proofErr w:type="spellStart"/>
       <w:r>
         <w:rPr>
           <w:i/>
           <w:iCs/>
         </w:rPr>
-        <w:t>width :- Tu môžeme prejsť hrúbkou čiary. Plný obdĺžnik môžeme vytvoriť aj zmenou hodnoty tohto parametra šírky. Pozrime sa na to.</w:t>
+        <w:t>width</w:t>
+      </w:r>
+      <w:proofErr w:type="spellEnd"/>
+      <w:r>
+        <w:rPr>
+          <w:i/>
+          <w:iCs/>
+        </w:rPr>
+        <w:t xml:space="preserve"> :- Tu môžeme prejsť hrúbkou čiary. Plný obdĺžnik môžeme vytvoriť aj zmenou hodnoty tohto parametra šírky. Pozrime sa na to.</w:t>
       </w:r>
     </w:p>
     <w:p/>
@@ -2943,11 +3583,53 @@
       </w:pPr>
       <w:bookmarkStart w:id="31" w:name="_Toc210144992"/>
       <w:bookmarkStart w:id="32" w:name="_Toc210145052"/>
-      <w:r>
-        <w:t>Python | Drawing different shapes on PyGame window</w:t>
+      <w:proofErr w:type="spellStart"/>
+      <w:r>
+        <w:t>Python</w:t>
+      </w:r>
+      <w:proofErr w:type="spellEnd"/>
+      <w:r>
+        <w:t xml:space="preserve"> | </w:t>
+      </w:r>
+      <w:proofErr w:type="spellStart"/>
+      <w:r>
+        <w:t>Drawing</w:t>
+      </w:r>
+      <w:proofErr w:type="spellEnd"/>
+      <w:r>
+        <w:t xml:space="preserve"> </w:t>
+      </w:r>
+      <w:proofErr w:type="spellStart"/>
+      <w:r>
+        <w:t>different</w:t>
+      </w:r>
+      <w:proofErr w:type="spellEnd"/>
+      <w:r>
+        <w:t xml:space="preserve"> </w:t>
+      </w:r>
+      <w:proofErr w:type="spellStart"/>
+      <w:r>
+        <w:t>shapes</w:t>
+      </w:r>
+      <w:proofErr w:type="spellEnd"/>
+      <w:r>
+        <w:t xml:space="preserve"> on </w:t>
+      </w:r>
+      <w:proofErr w:type="spellStart"/>
+      <w:r>
+        <w:t>PyGame</w:t>
+      </w:r>
+      <w:proofErr w:type="spellEnd"/>
+      <w:r>
+        <w:t xml:space="preserve"> </w:t>
+      </w:r>
+      <w:proofErr w:type="spellStart"/>
+      <w:r>
+        <w:t>window</w:t>
       </w:r>
       <w:bookmarkEnd w:id="31"/>
       <w:bookmarkEnd w:id="32"/>
+      <w:proofErr w:type="spellEnd"/>
     </w:p>
     <w:p>
       <w:hyperlink r:id="rId15" w:history="1">
@@ -2973,8 +3655,37 @@
       </w:pPr>
       <w:bookmarkStart w:id="33" w:name="_Toc210144993"/>
       <w:bookmarkStart w:id="34" w:name="_Toc210145053"/>
-      <w:r>
-        <w:t>How to draw rectangle in Pygame?</w:t>
+      <w:proofErr w:type="spellStart"/>
+      <w:r>
+        <w:t>How</w:t>
+      </w:r>
+      <w:proofErr w:type="spellEnd"/>
+      <w:r>
+        <w:t xml:space="preserve"> to </w:t>
+      </w:r>
+      <w:proofErr w:type="spellStart"/>
+      <w:r>
+        <w:t>draw</w:t>
+      </w:r>
+      <w:proofErr w:type="spellEnd"/>
+      <w:r>
+        <w:t xml:space="preserve"> </w:t>
+      </w:r>
+      <w:proofErr w:type="spellStart"/>
+      <w:r>
+        <w:t>rectangle</w:t>
+      </w:r>
+      <w:proofErr w:type="spellEnd"/>
+      <w:r>
+        <w:t xml:space="preserve"> in </w:t>
+      </w:r>
+      <w:proofErr w:type="spellStart"/>
+      <w:r>
+        <w:t>Pygame</w:t>
+      </w:r>
+      <w:proofErr w:type="spellEnd"/>
+      <w:r>
+        <w:t>?</w:t>
       </w:r>
       <w:bookmarkEnd w:id="33"/>
       <w:bookmarkEnd w:id="34"/>
@@ -3010,8 +3721,61 @@
       </w:pPr>
       <w:bookmarkStart w:id="35" w:name="_Toc210144994"/>
       <w:bookmarkStart w:id="36" w:name="_Toc210145054"/>
-      <w:r>
-        <w:t>How to draw a rectangle with rounded corner in PyGame?</w:t>
+      <w:proofErr w:type="spellStart"/>
+      <w:r>
+        <w:t>How</w:t>
+      </w:r>
+      <w:proofErr w:type="spellEnd"/>
+      <w:r>
+        <w:t xml:space="preserve"> to </w:t>
+      </w:r>
+      <w:proofErr w:type="spellStart"/>
+      <w:r>
+        <w:t>draw</w:t>
+      </w:r>
+      <w:proofErr w:type="spellEnd"/>
+      <w:r>
+        <w:t xml:space="preserve"> a </w:t>
+      </w:r>
+      <w:proofErr w:type="spellStart"/>
+      <w:r>
+        <w:t>rectangle</w:t>
+      </w:r>
+      <w:proofErr w:type="spellEnd"/>
+      <w:r>
+        <w:t xml:space="preserve"> </w:t>
+      </w:r>
+      <w:proofErr w:type="spellStart"/>
+      <w:r>
+        <w:t>with</w:t>
+      </w:r>
+      <w:proofErr w:type="spellEnd"/>
+      <w:r>
+        <w:t xml:space="preserve"> </w:t>
+      </w:r>
+      <w:proofErr w:type="spellStart"/>
+      <w:r>
+        <w:t>rounded</w:t>
+      </w:r>
+      <w:proofErr w:type="spellEnd"/>
+      <w:r>
+        <w:t xml:space="preserve"> </w:t>
+      </w:r>
+      <w:proofErr w:type="spellStart"/>
+      <w:r>
+        <w:t>corner</w:t>
+      </w:r>
+      <w:proofErr w:type="spellEnd"/>
+      <w:r>
+        <w:t xml:space="preserve"> in </w:t>
+      </w:r>
+      <w:proofErr w:type="spellStart"/>
+      <w:r>
+        <w:t>PyGame</w:t>
+      </w:r>
+      <w:proofErr w:type="spellEnd"/>
+      <w:r>
+        <w:t>?</w:t>
       </w:r>
       <w:bookmarkEnd w:id="35"/>
       <w:bookmarkEnd w:id="36"/>
@@ -3037,8 +3801,13 @@
         <w:t xml:space="preserve">Pokračovanie - </w:t>
       </w:r>
       <w:r>
-        <w:t>Event Handling</w:t>
-      </w:r>
+        <w:t xml:space="preserve">Event </w:t>
+      </w:r>
+      <w:proofErr w:type="spellStart"/>
+      <w:r>
+        <w:t>Handling</w:t>
+      </w:r>
+      <w:proofErr w:type="spellEnd"/>
     </w:p>
     <w:p>
       <w:hyperlink r:id="rId18" w:anchor=":~:text=corners%20in%20PyGame%3F-,Event%20Handling,-In%20this%20part" w:history="1">
@@ -3097,13 +3866,34 @@
       <w:r>
         <w:t xml:space="preserve">. Vysvetliť zachytenie farby do zoznamu </w:t>
       </w:r>
-      <w:r>
-        <w:t>circle_data = []</w:t>
-      </w:r>
-    </w:p>
-    <w:p>
-      <w:r>
-        <w:t xml:space="preserve">Rozlíšenie ľavého a praveho tlačítka v udalosti program </w:t>
+      <w:proofErr w:type="spellStart"/>
+      <w:r>
+        <w:t>circle_data</w:t>
+      </w:r>
+      <w:proofErr w:type="spellEnd"/>
+      <w:r>
+        <w:t xml:space="preserve"> = []</w:t>
+      </w:r>
+    </w:p>
+    <w:p>
+      <w:r>
+        <w:t>Rozlíšenie ľavého a </w:t>
+      </w:r>
+      <w:proofErr w:type="spellStart"/>
+      <w:r>
+        <w:t>praveho</w:t>
+      </w:r>
+      <w:proofErr w:type="spellEnd"/>
+      <w:r>
+        <w:t xml:space="preserve"> </w:t>
+      </w:r>
+      <w:proofErr w:type="spellStart"/>
+      <w:r>
+        <w:t>tlačítka</w:t>
+      </w:r>
+      <w:proofErr w:type="spellEnd"/>
+      <w:r>
+        <w:t xml:space="preserve"> v udalosti program </w:t>
       </w:r>
       <w:r>
         <w:rPr>
@@ -3125,10 +3915,15 @@
       <w:bookmarkStart w:id="38" w:name="_Toc210144995"/>
       <w:bookmarkStart w:id="39" w:name="_Toc210145055"/>
       <w:r>
-        <w:t>Event Handling</w:t>
+        <w:t xml:space="preserve">Event </w:t>
+      </w:r>
+      <w:proofErr w:type="spellStart"/>
+      <w:r>
+        <w:t>Handling</w:t>
       </w:r>
       <w:bookmarkEnd w:id="38"/>
       <w:bookmarkEnd w:id="39"/>
+      <w:proofErr w:type="spellEnd"/>
     </w:p>
     <w:p>
       <w:pPr>
@@ -3217,8 +4012,45 @@
       </w:pPr>
       <w:bookmarkStart w:id="44" w:name="_Toc210144998"/>
       <w:bookmarkStart w:id="45" w:name="_Toc210145058"/>
-      <w:r>
-        <w:t>How to add Custom Events in Pygame?</w:t>
+      <w:proofErr w:type="spellStart"/>
+      <w:r>
+        <w:t>How</w:t>
+      </w:r>
+      <w:proofErr w:type="spellEnd"/>
+      <w:r>
+        <w:t xml:space="preserve"> to </w:t>
+      </w:r>
+      <w:proofErr w:type="spellStart"/>
+      <w:r>
+        <w:t>add</w:t>
+      </w:r>
+      <w:proofErr w:type="spellEnd"/>
+      <w:r>
+        <w:t xml:space="preserve"> </w:t>
+      </w:r>
+      <w:proofErr w:type="spellStart"/>
+      <w:r>
+        <w:t>Custom</w:t>
+      </w:r>
+      <w:proofErr w:type="spellEnd"/>
+      <w:r>
+        <w:t xml:space="preserve"> </w:t>
+      </w:r>
+      <w:proofErr w:type="spellStart"/>
+      <w:r>
+        <w:t>Events</w:t>
+      </w:r>
+      <w:proofErr w:type="spellEnd"/>
+      <w:r>
+        <w:t xml:space="preserve"> in </w:t>
+      </w:r>
+      <w:proofErr w:type="spellStart"/>
+      <w:r>
+        <w:t>Pygame</w:t>
+      </w:r>
+      <w:proofErr w:type="spellEnd"/>
+      <w:r>
+        <w:t>?</w:t>
       </w:r>
       <w:bookmarkEnd w:id="44"/>
       <w:bookmarkEnd w:id="45"/>
@@ -3237,8 +4069,21 @@
       </w:r>
     </w:p>
     <w:p>
-      <w:r>
-        <w:t>Prepodkaldám, že táto problematika je ešte príliš zložitá pre Kubiho.</w:t>
+      <w:proofErr w:type="spellStart"/>
+      <w:r>
+        <w:t>Prepodkaldám</w:t>
+      </w:r>
+      <w:proofErr w:type="spellEnd"/>
+      <w:r>
+        <w:t xml:space="preserve">, že táto problematika je ešte príliš zložitá pre </w:t>
+      </w:r>
+      <w:proofErr w:type="spellStart"/>
+      <w:r>
+        <w:t>Kubiho</w:t>
+      </w:r>
+      <w:proofErr w:type="spellEnd"/>
+      <w:r>
+        <w:t>.</w:t>
       </w:r>
     </w:p>
     <w:p>
@@ -3247,8 +4092,37 @@
       </w:pPr>
       <w:bookmarkStart w:id="46" w:name="_Toc210144999"/>
       <w:bookmarkStart w:id="47" w:name="_Toc210145059"/>
-      <w:r>
-        <w:t>How to get keyboard input in PyGame ?</w:t>
+      <w:proofErr w:type="spellStart"/>
+      <w:r>
+        <w:t>How</w:t>
+      </w:r>
+      <w:proofErr w:type="spellEnd"/>
+      <w:r>
+        <w:t xml:space="preserve"> to get </w:t>
+      </w:r>
+      <w:proofErr w:type="spellStart"/>
+      <w:r>
+        <w:t>keyboard</w:t>
+      </w:r>
+      <w:proofErr w:type="spellEnd"/>
+      <w:r>
+        <w:t xml:space="preserve"> </w:t>
+      </w:r>
+      <w:proofErr w:type="spellStart"/>
+      <w:r>
+        <w:t>input</w:t>
+      </w:r>
+      <w:proofErr w:type="spellEnd"/>
+      <w:r>
+        <w:t xml:space="preserve"> in </w:t>
+      </w:r>
+      <w:proofErr w:type="spellStart"/>
+      <w:r>
+        <w:t>PyGame</w:t>
+      </w:r>
+      <w:proofErr w:type="spellEnd"/>
+      <w:r>
+        <w:t xml:space="preserve"> ?</w:t>
       </w:r>
       <w:bookmarkEnd w:id="46"/>
       <w:bookmarkEnd w:id="47"/>
@@ -3320,7 +4194,15 @@
         <w:t xml:space="preserve"> obrázkov zo zložky obrázkov</w:t>
       </w:r>
       <w:r>
-        <w:t>, ktorý je podzložka programu.</w:t>
+        <w:t xml:space="preserve">, ktorý je </w:t>
+      </w:r>
+      <w:proofErr w:type="spellStart"/>
+      <w:r>
+        <w:t>podzložka</w:t>
+      </w:r>
+      <w:proofErr w:type="spellEnd"/>
+      <w:r>
+        <w:t xml:space="preserve"> programu.</w:t>
       </w:r>
     </w:p>
     <w:p>
@@ -3357,9 +4239,19 @@
       </w:pPr>
       <w:bookmarkStart w:id="51" w:name="_Toc210145002"/>
       <w:bookmarkStart w:id="52" w:name="_Toc210145061"/>
-      <w:r>
-        <w:t>Python Lists</w:t>
-      </w:r>
+      <w:proofErr w:type="spellStart"/>
+      <w:r>
+        <w:t>Python</w:t>
+      </w:r>
+      <w:proofErr w:type="spellEnd"/>
+      <w:r>
+        <w:t xml:space="preserve"> </w:t>
+      </w:r>
+      <w:proofErr w:type="spellStart"/>
+      <w:r>
+        <w:t>Lists</w:t>
+      </w:r>
+      <w:proofErr w:type="spellEnd"/>
       <w:r>
         <w:t xml:space="preserve"> – Zoznamy.</w:t>
       </w:r>
@@ -3457,32 +4349,52 @@
       </w:r>
     </w:p>
     <w:p>
-      <w:r>
-        <w:t xml:space="preserve">append(): </w:t>
+      <w:proofErr w:type="spellStart"/>
+      <w:r>
+        <w:t>append</w:t>
+      </w:r>
+      <w:proofErr w:type="spellEnd"/>
+      <w:r>
+        <w:t xml:space="preserve">(): </w:t>
       </w:r>
       <w:r>
         <w:t>Pridá prvok na koniec zoznamu.</w:t>
       </w:r>
     </w:p>
     <w:p>
-      <w:r>
-        <w:t xml:space="preserve">extend(): </w:t>
+      <w:proofErr w:type="spellStart"/>
+      <w:r>
+        <w:t>extend</w:t>
+      </w:r>
+      <w:proofErr w:type="spellEnd"/>
+      <w:r>
+        <w:t xml:space="preserve">(): </w:t>
       </w:r>
       <w:r>
         <w:t>Pridá viacero prvkov na koniec zoznamu.</w:t>
       </w:r>
     </w:p>
     <w:p>
-      <w:r>
-        <w:t xml:space="preserve">insert(): </w:t>
+      <w:proofErr w:type="spellStart"/>
+      <w:r>
+        <w:t>insert</w:t>
+      </w:r>
+      <w:proofErr w:type="spellEnd"/>
+      <w:r>
+        <w:t xml:space="preserve">(): </w:t>
       </w:r>
       <w:r>
         <w:t>Pridá prvok na konkrétnu pozíciu.</w:t>
       </w:r>
     </w:p>
     <w:p>
-      <w:r>
-        <w:t xml:space="preserve">clear(): </w:t>
+      <w:proofErr w:type="spellStart"/>
+      <w:r>
+        <w:t>clear</w:t>
+      </w:r>
+      <w:proofErr w:type="spellEnd"/>
+      <w:r>
+        <w:t xml:space="preserve">(): </w:t>
       </w:r>
       <w:r>
         <w:t>Odstráni všetky položky.</w:t>
@@ -3540,8 +4452,13 @@
       </w:r>
     </w:p>
     <w:p>
-      <w:r>
-        <w:t>remove(): Odstráni prvý výskyt prvku.</w:t>
+      <w:proofErr w:type="spellStart"/>
+      <w:r>
+        <w:t>remove</w:t>
+      </w:r>
+      <w:proofErr w:type="spellEnd"/>
+      <w:r>
+        <w:t>(): Odstráni prvý výskyt prvku.</w:t>
       </w:r>
     </w:p>
     <w:p>
@@ -3573,7 +4490,15 @@
     </w:p>
     <w:p>
       <w:r>
-        <w:t xml:space="preserve">Zoznamy môžeme iterovať pomocou </w:t>
+        <w:t xml:space="preserve">Zoznamy môžeme </w:t>
+      </w:r>
+      <w:proofErr w:type="spellStart"/>
+      <w:r>
+        <w:t>iterovať</w:t>
+      </w:r>
+      <w:proofErr w:type="spellEnd"/>
+      <w:r>
+        <w:t xml:space="preserve"> pomocou </w:t>
       </w:r>
       <w:hyperlink r:id="rId23" w:tgtFrame="_blank" w:history="1">
         <w:r>
@@ -3625,7 +4550,15 @@
     </w:p>
     <w:p>
       <w:r>
-        <w:t>Porozumenie zoznamu je stručný spôsob vytvárania zoznamov pomocou jedného riadku kódu. Je užitočný na použitie operácie alebo filtra na položky v iterovateľnom objekte, ako je napríklad zoznam alebo rozsah.</w:t>
+        <w:t xml:space="preserve">Porozumenie zoznamu je stručný spôsob vytvárania zoznamov pomocou jedného riadku kódu. Je užitočný na použitie operácie alebo filtra na položky v </w:t>
+      </w:r>
+      <w:proofErr w:type="spellStart"/>
+      <w:r>
+        <w:t>iterovateľnom</w:t>
+      </w:r>
+      <w:proofErr w:type="spellEnd"/>
+      <w:r>
+        <w:t xml:space="preserve"> objekte, ako je napríklad zoznam alebo rozsah.</w:t>
       </w:r>
     </w:p>
     <w:p>
@@ -3646,7 +4579,15 @@
         <w:pStyle w:val="Nadpis4"/>
       </w:pPr>
       <w:r>
-        <w:t>Záver – kviz.</w:t>
+        <w:t xml:space="preserve">Záver – </w:t>
+      </w:r>
+      <w:proofErr w:type="spellStart"/>
+      <w:r>
+        <w:t>kviz</w:t>
+      </w:r>
+      <w:proofErr w:type="spellEnd"/>
+      <w:r>
+        <w:t>.</w:t>
       </w:r>
     </w:p>
     <w:p>
@@ -3700,8 +4641,13 @@
     </w:p>
     <w:p/>
     <w:p>
-      <w:r>
-        <w:t xml:space="preserve">Stiahnúť program </w:t>
+      <w:proofErr w:type="spellStart"/>
+      <w:r>
+        <w:t>Stiahnúť</w:t>
+      </w:r>
+      <w:proofErr w:type="spellEnd"/>
+      <w:r>
+        <w:t xml:space="preserve"> program </w:t>
       </w:r>
       <w:r>
         <w:rPr>
@@ -3731,7 +4677,15 @@
         <w:t xml:space="preserve"> – vysvetlenie: v</w:t>
       </w:r>
       <w:r>
-        <w:t xml:space="preserve"> print() sa používa indexovanie. a[0] označuje [1, [2, 3], 4], a[0][1] označuje [2, 3], a[0][1][1] = 3 a a[2] = 8. Sčítajú sa teda dve celé čísla, 3 + 8 = 11 a výstup je 11.</w:t>
+        <w:t xml:space="preserve"> </w:t>
+      </w:r>
+      <w:proofErr w:type="spellStart"/>
+      <w:r>
+        <w:t>print</w:t>
+      </w:r>
+      <w:proofErr w:type="spellEnd"/>
+      <w:r>
+        <w:t>() sa používa indexovanie. a[0] označuje [1, [2, 3], 4], a[0][1] označuje [2, 3], a[0][1][1] = 3 a a[2] = 8. Sčítajú sa teda dve celé čísla, 3 + 8 = 11 a výstup je 11.</w:t>
       </w:r>
     </w:p>
     <w:p>
@@ -3820,7 +4774,15 @@
         <w:t xml:space="preserve">vysvetlenie: </w:t>
       </w:r>
       <w:r>
-        <w:t>Premenná i sa používa na iteráciu každého prvku v zozname temp. i[0] predstavuje znak na 0. indexe i a funkcia .upper() sa používa na písanie veľkých písmen znaku prítomného v i[0].</w:t>
+        <w:t>Premenná i sa používa na iteráciu každého prvku v zozname temp. i[0] predstavuje znak na 0. indexe i a funkcia .</w:t>
+      </w:r>
+      <w:proofErr w:type="spellStart"/>
+      <w:r>
+        <w:t>upper</w:t>
+      </w:r>
+      <w:proofErr w:type="spellEnd"/>
+      <w:r>
+        <w:t>() sa používa na písanie veľkých písmen znaku prítomného v i[0].</w:t>
       </w:r>
     </w:p>
     <w:p>
@@ -3900,10 +4862,42 @@
         <w:t>.py</w:t>
       </w:r>
       <w:r>
-        <w:t xml:space="preserve"> – opäť dosť komplikovaný príklad so vnorenými zoznami, skúsiť analýzovať, vysvetlenie: </w:t>
-      </w:r>
-      <w:r>
-        <w:t>[x for x in[li] vráti nový zoznam kopírujúci hodnoty v príkaze list li a vonkajší príkaz for vypíše novovytvorený zoznam 3-krát.</w:t>
+        <w:t xml:space="preserve"> – opäť dosť komplikovaný príklad so vnorenými </w:t>
+      </w:r>
+      <w:proofErr w:type="spellStart"/>
+      <w:r>
+        <w:t>zoznami</w:t>
+      </w:r>
+      <w:proofErr w:type="spellEnd"/>
+      <w:r>
+        <w:t xml:space="preserve">, skúsiť </w:t>
+      </w:r>
+      <w:proofErr w:type="spellStart"/>
+      <w:r>
+        <w:t>analýzovať</w:t>
+      </w:r>
+      <w:proofErr w:type="spellEnd"/>
+      <w:r>
+        <w:t xml:space="preserve">, vysvetlenie: </w:t>
+      </w:r>
+      <w:r>
+        <w:t xml:space="preserve">[x </w:t>
+      </w:r>
+      <w:proofErr w:type="spellStart"/>
+      <w:r>
+        <w:t>for</w:t>
+      </w:r>
+      <w:proofErr w:type="spellEnd"/>
+      <w:r>
+        <w:t xml:space="preserve"> x in[li] vráti nový zoznam kopírujúci hodnoty v príkaze list li a vonkajší príkaz </w:t>
+      </w:r>
+      <w:proofErr w:type="spellStart"/>
+      <w:r>
+        <w:t>for</w:t>
+      </w:r>
+      <w:proofErr w:type="spellEnd"/>
+      <w:r>
+        <w:t xml:space="preserve"> vypíše novovytvorený zoznam 3-krát.</w:t>
       </w:r>
     </w:p>
     <w:p>
@@ -3935,7 +4929,15 @@
         <w:t xml:space="preserve"> – opäť dosť komplikovaný príklad, čo znamená „násobenie“ zoznamu – vysvetlenie: </w:t>
       </w:r>
       <w:r>
-        <w:t>Výraz list[listelements]*N, kde N je celé číslo, pripojí N kópií prvkov zoznamu v pôvodnom zozname. Ak je N záporné celé číslo alebo 0, výstup bude prázdny zoznam, inak ak je N kladné, prvky zoznamu sa pridajú N krát do pôvodného zoznamu.</w:t>
+        <w:t>Výraz list[</w:t>
+      </w:r>
+      <w:proofErr w:type="spellStart"/>
+      <w:r>
+        <w:t>listelements</w:t>
+      </w:r>
+      <w:proofErr w:type="spellEnd"/>
+      <w:r>
+        <w:t>]*N, kde N je celé číslo, pripojí N kópií prvkov zoznamu v pôvodnom zozname. Ak je N záporné celé číslo alebo 0, výstup bude prázdny zoznam, inak ak je N kladné, prvky zoznamu sa pridajú N krát do pôvodného zoznamu.</w:t>
       </w:r>
     </w:p>
     <w:p>
@@ -3979,7 +4981,23 @@
         <w:t xml:space="preserve"> – vysvetlenie: </w:t>
       </w:r>
       <w:r>
-        <w:t>li[1] odkazuje na druhý prvok "Pratik". li[1][-1] pristupuje k poslednému znaku 'Pratik', ktorým je 'k'.</w:t>
+        <w:t>li[1] odkazuje na druhý prvok "</w:t>
+      </w:r>
+      <w:proofErr w:type="spellStart"/>
+      <w:r>
+        <w:t>Pratik</w:t>
+      </w:r>
+      <w:proofErr w:type="spellEnd"/>
+      <w:r>
+        <w:t>". li[1][-1] pristupuje k poslednému znaku '</w:t>
+      </w:r>
+      <w:proofErr w:type="spellStart"/>
+      <w:r>
+        <w:t>Pratik</w:t>
+      </w:r>
+      <w:proofErr w:type="spellEnd"/>
+      <w:r>
+        <w:t>', ktorým je 'k'.</w:t>
       </w:r>
     </w:p>
     <w:p>
@@ -4017,214 +5035,334 @@
         <w:t xml:space="preserve"> zau</w:t>
       </w:r>
       <w:r>
-        <w:t xml:space="preserve">jímavá práca so zlúčenými zoznami, nepoznal som to ani ja – vysvetlenie: </w:t>
+        <w:t xml:space="preserve">jímavá práca so zlúčenými </w:t>
+      </w:r>
+      <w:proofErr w:type="spellStart"/>
+      <w:r>
+        <w:t>zoznami</w:t>
+      </w:r>
+      <w:proofErr w:type="spellEnd"/>
+      <w:r>
+        <w:t xml:space="preserve">, nepoznal som to ani ja – vysvetlenie: </w:t>
       </w:r>
       <w:r>
         <w:t xml:space="preserve">Funkcia </w:t>
       </w:r>
+      <w:proofErr w:type="spellStart"/>
       <w:r>
         <w:rPr>
           <w:b/>
           <w:bCs/>
         </w:rPr>
-        <w:t>zip()</w:t>
-      </w:r>
-      <w:r>
-        <w:t xml:space="preserve"> v Pythone kombinuje viacero iterables (</w:t>
-      </w:r>
-      <w:r>
-        <w:t>iterovateľné objekty</w:t>
-      </w:r>
-      <w:r>
-        <w:t>), ako sú zoznamy, n-tice, reťazce, knižnice atď., do jedného iterátora n-tic, kde každá n-tica obsahuje prvky zo vstupných iterables v rovnakom indexe.</w:t>
-      </w:r>
-    </w:p>
-    <w:p>
-      <w:r>
-        <w:t>V danom kóde sa zoznamy "a" a "b" spoja metódou zip a potom sa do nového zoznamu pridá rozdiel medzi prvkami z a b ( odpočíta sa ). Výstup bude - 9, 18, 27, 36, 45</w:t>
-      </w:r>
-    </w:p>
-    <w:p>
-      <w:r>
-        <w:t xml:space="preserve">Program </w:t>
-      </w:r>
+        <w:t>zip</w:t>
+      </w:r>
+      <w:proofErr w:type="spellEnd"/>
       <w:r>
         <w:rPr>
           <w:b/>
           <w:bCs/>
         </w:rPr>
-        <w:t>Q1</w:t>
+        <w:t>()</w:t>
+      </w:r>
+      <w:r>
+        <w:t xml:space="preserve"> v </w:t>
+      </w:r>
+      <w:proofErr w:type="spellStart"/>
+      <w:r>
+        <w:t>Pythone</w:t>
+      </w:r>
+      <w:proofErr w:type="spellEnd"/>
+      <w:r>
+        <w:t xml:space="preserve"> kombinuje viacero </w:t>
+      </w:r>
+      <w:proofErr w:type="spellStart"/>
+      <w:r>
+        <w:t>iterables</w:t>
+      </w:r>
+      <w:proofErr w:type="spellEnd"/>
+      <w:r>
+        <w:t xml:space="preserve"> (</w:t>
+      </w:r>
+      <w:proofErr w:type="spellStart"/>
+      <w:r>
+        <w:t>iterovateľné</w:t>
+      </w:r>
+      <w:proofErr w:type="spellEnd"/>
+      <w:r>
+        <w:t xml:space="preserve"> objekty</w:t>
+      </w:r>
+      <w:r>
+        <w:t>), ako sú zoznamy, n-</w:t>
+      </w:r>
+      <w:proofErr w:type="spellStart"/>
+      <w:r>
+        <w:t>tice</w:t>
+      </w:r>
+      <w:proofErr w:type="spellEnd"/>
+      <w:r>
+        <w:t xml:space="preserve">, reťazce, knižnice atď., do jedného </w:t>
+      </w:r>
+      <w:proofErr w:type="spellStart"/>
+      <w:r>
+        <w:t>iterátora</w:t>
+      </w:r>
+      <w:proofErr w:type="spellEnd"/>
+      <w:r>
+        <w:t xml:space="preserve"> n-</w:t>
+      </w:r>
+      <w:proofErr w:type="spellStart"/>
+      <w:r>
+        <w:t>tic</w:t>
+      </w:r>
+      <w:proofErr w:type="spellEnd"/>
+      <w:r>
+        <w:t>, kde každá n-</w:t>
+      </w:r>
+      <w:proofErr w:type="spellStart"/>
+      <w:r>
+        <w:t>tica</w:t>
+      </w:r>
+      <w:proofErr w:type="spellEnd"/>
+      <w:r>
+        <w:t xml:space="preserve"> obsahuje prvky zo vstupných </w:t>
+      </w:r>
+      <w:proofErr w:type="spellStart"/>
+      <w:r>
+        <w:t>iterables</w:t>
+      </w:r>
+      <w:proofErr w:type="spellEnd"/>
+      <w:r>
+        <w:t xml:space="preserve"> v rovnakom indexe.</w:t>
+      </w:r>
+    </w:p>
+    <w:p>
+      <w:r>
+        <w:t xml:space="preserve">V danom kóde sa zoznamy "a" a "b" spoja metódou </w:t>
+      </w:r>
+      <w:proofErr w:type="spellStart"/>
+      <w:r>
+        <w:t>zip</w:t>
+      </w:r>
+      <w:proofErr w:type="spellEnd"/>
+      <w:r>
+        <w:t xml:space="preserve"> a potom sa do nového zoznamu pridá rozdiel medzi prvkami z a b ( odpočíta sa ). Výstup bude - 9, 18, 27, 36, 45</w:t>
+      </w:r>
+    </w:p>
+    <w:p>
+      <w:r>
+        <w:t xml:space="preserve">Program </w:t>
       </w:r>
       <w:r>
         <w:rPr>
           <w:b/>
           <w:bCs/>
         </w:rPr>
-        <w:t>6</w:t>
+        <w:t>Q1</w:t>
       </w:r>
       <w:r>
         <w:rPr>
           <w:b/>
           <w:bCs/>
         </w:rPr>
-        <w:t>.py</w:t>
+        <w:t>6</w:t>
       </w:r>
       <w:r>
         <w:rPr>
           <w:b/>
           <w:bCs/>
         </w:rPr>
-        <w:t xml:space="preserve"> - </w:t>
-      </w:r>
-      <w:r>
-        <w:t xml:space="preserve">v pythone je možné krájanie zoznamu vykonať aj pomocou syntaxe </w:t>
-      </w:r>
-      <w:bookmarkStart w:id="59" w:name="_Hlk211599561"/>
-      <w:r>
-        <w:t xml:space="preserve">listName[x:y:z], kde x znamená počiatočný index, y-1 definuje konečnú hodnotu </w:t>
-      </w:r>
-      <w:bookmarkEnd w:id="59"/>
-      <w:r>
-        <w:t>indexu a z určuje veľkosť kroku. Ak chýba niektorá z hodnôt medzi x, y a z, interpret prevezme predvolenú hodnotu.</w:t>
-      </w:r>
-      <w:r>
-        <w:t xml:space="preserve"> Zaujímavý príklad </w:t>
-      </w:r>
-      <w:r>
-        <w:t>listName[x:y:z], kde x znamená počiatočný index, y-1 definuje konečnú hodnotu</w:t>
-      </w:r>
-      <w:r>
-        <w:t xml:space="preserve"> a z je veľkosť kroku, takže každý druhý prvok vybraného pod zoznamu.</w:t>
-      </w:r>
-    </w:p>
-    <w:p>
-      <w:r>
-        <w:t xml:space="preserve">Program </w:t>
+        <w:t>.py</w:t>
       </w:r>
       <w:r>
         <w:rPr>
           <w:b/>
           <w:bCs/>
         </w:rPr>
-        <w:t>Q1</w:t>
+        <w:t xml:space="preserve"> - </w:t>
+      </w:r>
+      <w:r>
+        <w:t xml:space="preserve">v </w:t>
+      </w:r>
+      <w:proofErr w:type="spellStart"/>
+      <w:r>
+        <w:t>pythone</w:t>
+      </w:r>
+      <w:proofErr w:type="spellEnd"/>
+      <w:r>
+        <w:t xml:space="preserve"> je možné krájanie zoznamu vykonať aj pomocou syntaxe </w:t>
+      </w:r>
+      <w:bookmarkStart w:id="59" w:name="_Hlk211599561"/>
+      <w:proofErr w:type="spellStart"/>
+      <w:r>
+        <w:t>listName</w:t>
+      </w:r>
+      <w:proofErr w:type="spellEnd"/>
+      <w:r>
+        <w:t>[</w:t>
+      </w:r>
+      <w:proofErr w:type="spellStart"/>
+      <w:r>
+        <w:t>x:y:z</w:t>
+      </w:r>
+      <w:proofErr w:type="spellEnd"/>
+      <w:r>
+        <w:t xml:space="preserve">], kde x znamená počiatočný index, y-1 definuje konečnú hodnotu </w:t>
+      </w:r>
+      <w:bookmarkEnd w:id="59"/>
+      <w:r>
+        <w:t>indexu a z určuje veľkosť kroku. Ak chýba niektorá z hodnôt medzi x, y a z, interpret prevezme predvolenú hodnotu.</w:t>
+      </w:r>
+      <w:r>
+        <w:t xml:space="preserve"> Zaujímavý príklad </w:t>
+      </w:r>
+      <w:proofErr w:type="spellStart"/>
+      <w:r>
+        <w:t>listName</w:t>
+      </w:r>
+      <w:proofErr w:type="spellEnd"/>
+      <w:r>
+        <w:t>[</w:t>
+      </w:r>
+      <w:proofErr w:type="spellStart"/>
+      <w:r>
+        <w:t>x:y:z</w:t>
+      </w:r>
+      <w:proofErr w:type="spellEnd"/>
+      <w:r>
+        <w:t>], kde x znamená počiatočný index, y-1 definuje konečnú hodnotu</w:t>
+      </w:r>
+      <w:r>
+        <w:t xml:space="preserve"> a z je veľkosť kroku, takže každý druhý prvok vybraného pod zoznamu.</w:t>
+      </w:r>
+    </w:p>
+    <w:p>
+      <w:r>
+        <w:t xml:space="preserve">Program </w:t>
       </w:r>
       <w:r>
         <w:rPr>
           <w:b/>
           <w:bCs/>
         </w:rPr>
-        <w:t>7</w:t>
+        <w:t>Q1</w:t>
       </w:r>
       <w:r>
         <w:rPr>
           <w:b/>
           <w:bCs/>
         </w:rPr>
-        <w:t>.py</w:t>
-      </w:r>
-      <w:r>
-        <w:t xml:space="preserve"> </w:t>
-      </w:r>
-      <w:r>
-        <w:t>–</w:t>
-      </w:r>
-      <w:r>
-        <w:t xml:space="preserve"> </w:t>
-      </w:r>
-      <w:r>
-        <w:t>príklad vnorených zoznamov, ktoré tvoria len jeden člen pôvodného zoznamu</w:t>
-      </w:r>
-    </w:p>
-    <w:p>
-      <w:r>
-        <w:t xml:space="preserve">Program </w:t>
+        <w:t>7</w:t>
       </w:r>
       <w:r>
         <w:rPr>
           <w:b/>
           <w:bCs/>
         </w:rPr>
-        <w:t>Q1</w:t>
+        <w:t>.py</w:t>
+      </w:r>
+      <w:r>
+        <w:t xml:space="preserve"> </w:t>
+      </w:r>
+      <w:r>
+        <w:t>–</w:t>
+      </w:r>
+      <w:r>
+        <w:t xml:space="preserve"> </w:t>
+      </w:r>
+      <w:r>
+        <w:t>príklad vnorených zoznamov, ktoré tvoria len jeden člen pôvodného zoznamu</w:t>
+      </w:r>
+    </w:p>
+    <w:p>
+      <w:r>
+        <w:t xml:space="preserve">Program </w:t>
       </w:r>
       <w:r>
         <w:rPr>
           <w:b/>
           <w:bCs/>
         </w:rPr>
-        <w:t>8</w:t>
+        <w:t>Q1</w:t>
       </w:r>
       <w:r>
         <w:rPr>
           <w:b/>
           <w:bCs/>
         </w:rPr>
-        <w:t>.py</w:t>
-      </w:r>
-      <w:r>
-        <w:t xml:space="preserve"> –</w:t>
-      </w:r>
-      <w:r>
-        <w:t xml:space="preserve"> podobný príklad sme už riešili je to pomerne jednoduché</w:t>
-      </w:r>
-    </w:p>
-    <w:p>
-      <w:r>
-        <w:t xml:space="preserve">Program </w:t>
+        <w:t>8</w:t>
       </w:r>
       <w:r>
         <w:rPr>
           <w:b/>
           <w:bCs/>
         </w:rPr>
-        <w:t>Q1</w:t>
+        <w:t>.py</w:t>
+      </w:r>
+      <w:r>
+        <w:t xml:space="preserve"> –</w:t>
+      </w:r>
+      <w:r>
+        <w:t xml:space="preserve"> podobný príklad sme už riešili je to pomerne jednoduché</w:t>
+      </w:r>
+    </w:p>
+    <w:p>
+      <w:r>
+        <w:t xml:space="preserve">Program </w:t>
       </w:r>
       <w:r>
         <w:rPr>
           <w:b/>
           <w:bCs/>
         </w:rPr>
-        <w:t>9</w:t>
+        <w:t>Q1</w:t>
       </w:r>
       <w:r>
         <w:rPr>
           <w:b/>
           <w:bCs/>
         </w:rPr>
-        <w:t>.py</w:t>
-      </w:r>
-      <w:r>
-        <w:t xml:space="preserve"> –</w:t>
-      </w:r>
-      <w:r>
-        <w:t xml:space="preserve"> </w:t>
-      </w:r>
-      <w:r>
-        <w:t>jednoduché zlúčenie zoznamu</w:t>
-      </w:r>
-    </w:p>
-    <w:p>
-      <w:r>
-        <w:t xml:space="preserve">Program </w:t>
+        <w:t>9</w:t>
       </w:r>
       <w:r>
         <w:rPr>
           <w:b/>
           <w:bCs/>
         </w:rPr>
-        <w:t>Q</w:t>
+        <w:t>.py</w:t>
+      </w:r>
+      <w:r>
+        <w:t xml:space="preserve"> –</w:t>
+      </w:r>
+      <w:r>
+        <w:t xml:space="preserve"> </w:t>
+      </w:r>
+      <w:r>
+        <w:t>jednoduché zlúčenie zoznamu</w:t>
+      </w:r>
+    </w:p>
+    <w:p>
+      <w:r>
+        <w:t xml:space="preserve">Program </w:t>
       </w:r>
       <w:r>
         <w:rPr>
           <w:b/>
           <w:bCs/>
         </w:rPr>
-        <w:t>20</w:t>
+        <w:t>Q</w:t>
       </w:r>
       <w:r>
         <w:rPr>
           <w:b/>
           <w:bCs/>
         </w:rPr>
+        <w:t>20</w:t>
+      </w:r>
+      <w:r>
+        <w:rPr>
+          <w:b/>
+          <w:bCs/>
+        </w:rPr>
         <w:t>.py</w:t>
       </w:r>
       <w:r>
@@ -4234,7 +5372,15 @@
         <w:t xml:space="preserve"> p</w:t>
       </w:r>
       <w:r>
-        <w:t>oskytli sme odkaz na zoznam "a" s iným zoznamom "b", čo znamená, že tieto dva zoznamy (a a b) odkazujú na ten istý zoznam. Takže akákoľvek zmena s b ovplyvní pôvodný zoznam</w:t>
+        <w:t xml:space="preserve">oskytli sme odkaz na zoznam "a" s iným zoznamom "b", čo znamená, že tieto dva zoznamy (a </w:t>
+      </w:r>
+      <w:proofErr w:type="spellStart"/>
+      <w:r>
+        <w:t>a</w:t>
+      </w:r>
+      <w:proofErr w:type="spellEnd"/>
+      <w:r>
+        <w:t xml:space="preserve"> b) odkazujú na ten istý zoznam. Takže akákoľvek zmena s b ovplyvní pôvodný zoznam</w:t>
       </w:r>
     </w:p>
     <w:p>
@@ -4356,8 +5502,13 @@
         <w:t xml:space="preserve">príkladov </w:t>
       </w:r>
       <w:r>
-        <w:t>zoznamu jazyka Python</w:t>
-      </w:r>
+        <w:t xml:space="preserve">zoznamu jazyka </w:t>
+      </w:r>
+      <w:proofErr w:type="spellStart"/>
+      <w:r>
+        <w:t>Python</w:t>
+      </w:r>
+      <w:proofErr w:type="spellEnd"/>
       <w:r>
         <w:t>.</w:t>
       </w:r>
@@ -4414,15 +5565,30 @@
       <w:pPr>
         <w:pStyle w:val="Nadpis3"/>
       </w:pPr>
-      <w:r>
-        <w:t>Python Tuples</w:t>
-      </w:r>
+      <w:proofErr w:type="spellStart"/>
+      <w:r>
+        <w:t>Python</w:t>
+      </w:r>
+      <w:proofErr w:type="spellEnd"/>
+      <w:r>
+        <w:t xml:space="preserve"> </w:t>
+      </w:r>
+      <w:proofErr w:type="spellStart"/>
+      <w:r>
+        <w:t>Tuples</w:t>
+      </w:r>
+      <w:proofErr w:type="spellEnd"/>
       <w:r>
         <w:t xml:space="preserve"> - N</w:t>
       </w:r>
       <w:r>
-        <w:t>-tice</w:t>
-      </w:r>
+        <w:t>-</w:t>
+      </w:r>
+      <w:proofErr w:type="spellStart"/>
+      <w:r>
+        <w:t>tice</w:t>
+      </w:r>
+      <w:proofErr w:type="spellEnd"/>
       <w:r>
         <w:t>.</w:t>
       </w:r>
@@ -4445,7 +5611,23 @@
         <w:jc w:val="both"/>
       </w:pPr>
       <w:r>
-        <w:t>N-tica v Pythone je nemenná usporiadaná kolekcia prvkov.</w:t>
+        <w:t>N-</w:t>
+      </w:r>
+      <w:proofErr w:type="spellStart"/>
+      <w:r>
+        <w:t>tica</w:t>
+      </w:r>
+      <w:proofErr w:type="spellEnd"/>
+      <w:r>
+        <w:t xml:space="preserve"> v </w:t>
+      </w:r>
+      <w:proofErr w:type="spellStart"/>
+      <w:r>
+        <w:t>Pythone</w:t>
+      </w:r>
+      <w:proofErr w:type="spellEnd"/>
+      <w:r>
+        <w:t xml:space="preserve"> je nemenná usporiadaná kolekcia prvkov.</w:t>
       </w:r>
     </w:p>
     <w:p>
@@ -4457,7 +5639,23 @@
         <w:jc w:val="both"/>
       </w:pPr>
       <w:r>
-        <w:t>N-tice sú podobné zoznamom, ale na rozdiel od zoznamov ich nemožno po vytvorení zmeniť (t.j. sú nemenné).</w:t>
+        <w:t>N-</w:t>
+      </w:r>
+      <w:proofErr w:type="spellStart"/>
+      <w:r>
+        <w:t>tice</w:t>
+      </w:r>
+      <w:proofErr w:type="spellEnd"/>
+      <w:r>
+        <w:t xml:space="preserve"> sú podobné zoznamom, ale na rozdiel od zoznamov ich nemožno po vytvorení zmeniť (</w:t>
+      </w:r>
+      <w:proofErr w:type="spellStart"/>
+      <w:r>
+        <w:t>t.j</w:t>
+      </w:r>
+      <w:proofErr w:type="spellEnd"/>
+      <w:r>
+        <w:t>. sú nemenné).</w:t>
       </w:r>
     </w:p>
     <w:p>
@@ -4469,7 +5667,15 @@
         <w:jc w:val="both"/>
       </w:pPr>
       <w:r>
-        <w:t>N-tice môžu obsahovať prvky rôznych typov údajov.</w:t>
+        <w:t>N-</w:t>
+      </w:r>
+      <w:proofErr w:type="spellStart"/>
+      <w:r>
+        <w:t>tice</w:t>
+      </w:r>
+      <w:proofErr w:type="spellEnd"/>
+      <w:r>
+        <w:t xml:space="preserve"> môžu obsahovať prvky rôznych typov údajov.</w:t>
       </w:r>
     </w:p>
     <w:p>
@@ -4481,15 +5687,36 @@
         <w:jc w:val="both"/>
       </w:pPr>
       <w:r>
-        <w:t>Hlavné charakteristiky n-tic sú usporiadané, heterogénne a nemenné.</w:t>
+        <w:t>Hlavné charakteristiky n-</w:t>
+      </w:r>
+      <w:proofErr w:type="spellStart"/>
+      <w:r>
+        <w:t>tic</w:t>
+      </w:r>
+      <w:proofErr w:type="spellEnd"/>
+      <w:r>
+        <w:t xml:space="preserve"> sú usporiadané, heterogénne a nemenné.</w:t>
       </w:r>
     </w:p>
     <w:p>
       <w:pPr>
         <w:pStyle w:val="Nadpis3"/>
       </w:pPr>
-      <w:r>
-        <w:t xml:space="preserve">Python String - </w:t>
+      <w:proofErr w:type="spellStart"/>
+      <w:r>
+        <w:t>Python</w:t>
+      </w:r>
+      <w:proofErr w:type="spellEnd"/>
+      <w:r>
+        <w:t xml:space="preserve"> </w:t>
+      </w:r>
+      <w:proofErr w:type="spellStart"/>
+      <w:r>
+        <w:t>String</w:t>
+      </w:r>
+      <w:proofErr w:type="spellEnd"/>
+      <w:r>
+        <w:t xml:space="preserve"> - </w:t>
       </w:r>
       <w:r>
         <w:t>Reťazc</w:t>
@@ -4518,10 +5745,20 @@
           <w:rFonts w:eastAsiaTheme="minorHAnsi" w:cstheme="minorBidi"/>
         </w:rPr>
       </w:pPr>
+      <w:proofErr w:type="spellStart"/>
       <w:r>
         <w:lastRenderedPageBreak/>
-        <w:t>Python Dictionary</w:t>
-      </w:r>
+        <w:t>Python</w:t>
+      </w:r>
+      <w:proofErr w:type="spellEnd"/>
+      <w:r>
+        <w:t xml:space="preserve"> </w:t>
+      </w:r>
+      <w:proofErr w:type="spellStart"/>
+      <w:r>
+        <w:t>Dictionary</w:t>
+      </w:r>
+      <w:proofErr w:type="spellEnd"/>
       <w:r>
         <w:t xml:space="preserve"> - </w:t>
       </w:r>
@@ -4551,15 +5788,30 @@
           <w:szCs w:val="22"/>
         </w:rPr>
       </w:pPr>
-      <w:r>
-        <w:t>Python Sets</w:t>
-      </w:r>
+      <w:proofErr w:type="spellStart"/>
+      <w:r>
+        <w:t>Python</w:t>
+      </w:r>
+      <w:proofErr w:type="spellEnd"/>
+      <w:r>
+        <w:t xml:space="preserve"> </w:t>
+      </w:r>
+      <w:proofErr w:type="spellStart"/>
+      <w:r>
+        <w:t>Sets</w:t>
+      </w:r>
+      <w:proofErr w:type="spellEnd"/>
       <w:r>
         <w:t xml:space="preserve"> - </w:t>
       </w:r>
       <w:r>
-        <w:t>Sady jazyka Python</w:t>
-      </w:r>
+        <w:t xml:space="preserve">Sady jazyka </w:t>
+      </w:r>
+      <w:proofErr w:type="spellStart"/>
+      <w:r>
+        <w:t>Python</w:t>
+      </w:r>
+      <w:proofErr w:type="spellEnd"/>
     </w:p>
     <w:p>
       <w:hyperlink r:id="rId31" w:history="1">
@@ -4578,8 +5830,21 @@
       <w:pPr>
         <w:pStyle w:val="Nadpis3"/>
       </w:pPr>
-      <w:r>
-        <w:t>Python Arrays - Polia</w:t>
+      <w:proofErr w:type="spellStart"/>
+      <w:r>
+        <w:t>Python</w:t>
+      </w:r>
+      <w:proofErr w:type="spellEnd"/>
+      <w:r>
+        <w:t xml:space="preserve"> </w:t>
+      </w:r>
+      <w:proofErr w:type="spellStart"/>
+      <w:r>
+        <w:t>Arrays</w:t>
+      </w:r>
+      <w:proofErr w:type="spellEnd"/>
+      <w:r>
+        <w:t xml:space="preserve"> - Polia</w:t>
       </w:r>
     </w:p>
     <w:p>
@@ -4595,22 +5860,178 @@
         <w:t xml:space="preserve"> </w:t>
       </w:r>
     </w:p>
-    <w:p/>
     <w:p>
       <w:pPr>
         <w:pStyle w:val="Nadpis2"/>
       </w:pPr>
+      <w:bookmarkStart w:id="61" w:name="IT23102025"/>
+      <w:bookmarkEnd w:id="61"/>
+      <w:proofErr w:type="spellStart"/>
+      <w:r>
+        <w:t>Pygame</w:t>
+      </w:r>
+      <w:proofErr w:type="spellEnd"/>
+      <w:r>
+        <w:t xml:space="preserve"> pre pokročilých.</w:t>
+      </w:r>
+    </w:p>
+    <w:p>
+      <w:pPr>
+        <w:pStyle w:val="Nadpis3"/>
+      </w:pPr>
+      <w:r>
+        <w:t xml:space="preserve">Vytváranie interaktívnych tlačidiel pomocou </w:t>
+      </w:r>
+      <w:proofErr w:type="spellStart"/>
+      <w:r>
+        <w:t>pygame</w:t>
+      </w:r>
+      <w:proofErr w:type="spellEnd"/>
+    </w:p>
+    <w:p>
+      <w:hyperlink r:id="rId33" w:history="1">
+        <w:r>
+          <w:rPr>
+            <w:rStyle w:val="Hypertextovprepojenie"/>
+          </w:rPr>
+          <w:t>https://www.geeksforgeeks.org/python/how-to-create-buttons-in-a-game-using-pygame/</w:t>
+        </w:r>
+      </w:hyperlink>
+      <w:r>
+        <w:t xml:space="preserve"> </w:t>
+      </w:r>
+    </w:p>
+    <w:p>
+      <w:pPr>
+        <w:pStyle w:val="Nadpis2"/>
+      </w:pPr>
       <w:r>
         <w:t>Tvorba jednoduchých hier.</w:t>
       </w:r>
     </w:p>
+    <w:bookmarkStart w:id="62" w:name="Aktualne"/>
+    <w:bookmarkEnd w:id="62"/>
+    <w:p>
+      <w:r>
+        <w:fldChar w:fldCharType="begin"/>
+      </w:r>
+      <w:r>
+        <w:instrText>HYPERLINK "</w:instrText>
+      </w:r>
+      <w:r>
+        <w:instrText>https://www.geeksforgeeks.org/python/pygame-tutorial/</w:instrText>
+      </w:r>
+      <w:r>
+        <w:instrText>"</w:instrText>
+      </w:r>
+      <w:r>
+        <w:fldChar w:fldCharType="separate"/>
+      </w:r>
+      <w:r>
+        <w:rPr>
+          <w:rStyle w:val="Hypertextovprepojenie"/>
+        </w:rPr>
+        <w:t>https://www.geeksforgeeks.org/python/pygame-tutorial/</w:t>
+      </w:r>
+      <w:r>
+        <w:fldChar w:fldCharType="end"/>
+      </w:r>
+      <w:r>
+        <w:t xml:space="preserve"> </w:t>
+      </w:r>
+    </w:p>
+    <w:p>
+      <w:pPr>
+        <w:pStyle w:val="Nadpis3"/>
+      </w:pPr>
+      <w:r>
+        <w:t>8Bit.</w:t>
+      </w:r>
+    </w:p>
+    <w:p>
+      <w:r>
+        <w:t xml:space="preserve">Pôvodný príklad z web stránky - </w:t>
+      </w:r>
+      <w:hyperlink r:id="rId34" w:history="1">
+        <w:r>
+          <w:rPr>
+            <w:rStyle w:val="Hypertextovprepojenie"/>
+          </w:rPr>
+          <w:t>https://www.geeksforgeeks.org/python/8-bit-game-using-pygame/</w:t>
+        </w:r>
+      </w:hyperlink>
+      <w:r>
+        <w:t xml:space="preserve"> </w:t>
+      </w:r>
+    </w:p>
+    <w:p>
+      <w:pPr>
+        <w:pStyle w:val="Nadpis4"/>
+      </w:pPr>
+      <w:r>
+        <w:t>AI.</w:t>
+      </w:r>
+    </w:p>
     <w:p>
       <w:r>
         <w:t>8Bit_AI – bude sa postupne analyzovať.</w:t>
       </w:r>
     </w:p>
+    <w:p>
+      <w:pPr>
+        <w:pStyle w:val="Nadpis4"/>
+      </w:pPr>
+      <w:proofErr w:type="spellStart"/>
+      <w:r>
+        <w:t>Analyza</w:t>
+      </w:r>
+      <w:proofErr w:type="spellEnd"/>
+      <w:r>
+        <w:t>.</w:t>
+      </w:r>
+    </w:p>
+    <w:p>
+      <w:r>
+        <w:t xml:space="preserve">V podložke </w:t>
+      </w:r>
+      <w:proofErr w:type="spellStart"/>
+      <w:r>
+        <w:t>Analyza</w:t>
+      </w:r>
+      <w:proofErr w:type="spellEnd"/>
+      <w:r>
+        <w:t xml:space="preserve"> sa postupne budú rozoberať jednotlivé časti.</w:t>
+      </w:r>
+    </w:p>
+    <w:p>
+      <w:r>
+        <w:rPr>
+          <w:lang w:val="en-US"/>
+        </w:rPr>
+        <w:t>Program 8bit_uvod1.py – v</w:t>
+      </w:r>
+      <w:proofErr w:type="spellStart"/>
+      <w:r>
+        <w:t>ysvetlenie</w:t>
+      </w:r>
+      <w:proofErr w:type="spellEnd"/>
+      <w:r>
+        <w:t xml:space="preserve"> </w:t>
+      </w:r>
+      <w:r>
+        <w:t xml:space="preserve">úvodnej obrazovky v procedúre </w:t>
+      </w:r>
+      <w:proofErr w:type="spellStart"/>
+      <w:r>
+        <w:t>Into</w:t>
+      </w:r>
+      <w:proofErr w:type="spellEnd"/>
+      <w:r>
+        <w:t>.</w:t>
+      </w:r>
+    </w:p>
     <w:sectPr>
-      <w:footerReference w:type="default" r:id="rId33"/>
+      <w:footerReference w:type="default" r:id="rId35"/>
       <w:pgSz w:w="11906" w:h="16838"/>
       <w:pgMar w:top="1440" w:right="1440" w:bottom="1440" w:left="1440" w:header="708" w:footer="708" w:gutter="0"/>
       <w:cols w:space="708"/>

--- a/IT_hodiny/namety_postupu_skolenia.docx
+++ b/IT_hodiny/namety_postupu_skolenia.docx
@@ -2458,7 +2458,21 @@
             <w:rStyle w:val="Hypertextovprepojenie"/>
             <w:highlight w:val="yellow"/>
           </w:rPr>
-          <w:t>https://www.geeksforgeeks.org/python/pygame-tutorial/</w:t>
+          <w:t>https://www.</w:t>
+        </w:r>
+        <w:r>
+          <w:rPr>
+            <w:rStyle w:val="Hypertextovprepojenie"/>
+            <w:highlight w:val="yellow"/>
+          </w:rPr>
+          <w:t>g</w:t>
+        </w:r>
+        <w:r>
+          <w:rPr>
+            <w:rStyle w:val="Hypertextovprepojenie"/>
+            <w:highlight w:val="yellow"/>
+          </w:rPr>
+          <w:t>eeksforgeeks.org/python/pygame-tutorial/</w:t>
         </w:r>
       </w:hyperlink>
       <w:r>
@@ -3574,9 +3588,6 @@
       </w:r>
     </w:p>
     <w:p/>
-    <w:p/>
-    <w:p/>
-    <w:p/>
     <w:p>
       <w:pPr>
         <w:pStyle w:val="Nadpis3"/>
@@ -3705,7 +3716,6 @@
     </w:p>
     <w:p>
       <w:r>
-        <w:lastRenderedPageBreak/>
         <w:t>Iné príklady spracovanie a</w:t>
       </w:r>
       <w:r>
@@ -3723,6 +3733,7 @@
       <w:bookmarkStart w:id="36" w:name="_Toc210145054"/>
       <w:proofErr w:type="spellStart"/>
       <w:r>
+        <w:lastRenderedPageBreak/>
         <w:t>How</w:t>
       </w:r>
       <w:proofErr w:type="spellEnd"/>
@@ -4604,38 +4615,19 @@
       </w:r>
     </w:p>
     <w:p>
-      <w:pPr>
-        <w:rPr>
-          <w:color w:val="EE0000"/>
-        </w:rPr>
-      </w:pPr>
       <w:bookmarkStart w:id="56" w:name="IT16102025"/>
       <w:bookmarkStart w:id="57" w:name="HodinaIT"/>
       <w:bookmarkEnd w:id="56"/>
       <w:r>
-        <w:rPr>
-          <w:color w:val="EE0000"/>
-        </w:rPr>
         <w:t xml:space="preserve">16.10.2025 </w:t>
       </w:r>
       <w:bookmarkEnd w:id="57"/>
       <w:r>
-        <w:rPr>
-          <w:color w:val="EE0000"/>
-        </w:rPr>
         <w:t xml:space="preserve">- </w:t>
       </w:r>
     </w:p>
     <w:p>
-      <w:pPr>
-        <w:rPr>
-          <w:color w:val="EE0000"/>
-        </w:rPr>
-      </w:pPr>
-      <w:r>
-        <w:rPr>
-          <w:color w:val="EE0000"/>
-        </w:rPr>
+      <w:r>
         <w:t>Vysvetliť ukladanie do zoznamu v programe - kreslenie_mysou_LR.py</w:t>
       </w:r>
     </w:p>
@@ -5889,12 +5881,15 @@
       <w:proofErr w:type="spellEnd"/>
     </w:p>
     <w:p>
+      <w:r>
+        <w:t xml:space="preserve">Zdroj a pokračovanie: </w:t>
+      </w:r>
       <w:hyperlink r:id="rId33" w:history="1">
         <w:r>
           <w:rPr>
             <w:rStyle w:val="Hypertextovprepojenie"/>
           </w:rPr>
-          <w:t>https://www.geeksforgeeks.org/python/how-to-create-buttons-in-a-game-using-pygame/</w:t>
+          <w:t>https://www.geeksforgeeks.org/python/pygame-tutorial/</w:t>
         </w:r>
       </w:hyperlink>
       <w:r>
@@ -5902,6 +5897,400 @@
       </w:r>
     </w:p>
     <w:p>
+      <w:hyperlink r:id="rId34" w:history="1">
+        <w:r>
+          <w:rPr>
+            <w:rStyle w:val="Hypertextovprepojenie"/>
+          </w:rPr>
+          <w:t>https://www.geeksf</w:t>
+        </w:r>
+        <w:r>
+          <w:rPr>
+            <w:rStyle w:val="Hypertextovprepojenie"/>
+          </w:rPr>
+          <w:t>o</w:t>
+        </w:r>
+        <w:r>
+          <w:rPr>
+            <w:rStyle w:val="Hypertextovprepojenie"/>
+          </w:rPr>
+          <w:t>rgeeks.org/python/how-to-create-buttons-in-a-game-using-pygame/</w:t>
+        </w:r>
+      </w:hyperlink>
+      <w:r>
+        <w:t xml:space="preserve"> </w:t>
+      </w:r>
+    </w:p>
+    <w:p>
+      <w:pPr>
+        <w:jc w:val="both"/>
+      </w:pPr>
+      <w:r>
+        <w:t xml:space="preserve">Hra musí mať interaktívne tlačidlá, ktoré dokážu ovládať rôzne udalosti v hre, aby bola hra lepšie kontrolovaná a aby sa do nej pridalo správne grafické rozhranie. Tie môžu byť vytvorené v </w:t>
+      </w:r>
+      <w:proofErr w:type="spellStart"/>
+      <w:r>
+        <w:t>pygame</w:t>
+      </w:r>
+      <w:proofErr w:type="spellEnd"/>
+      <w:r>
+        <w:t xml:space="preserve"> </w:t>
+      </w:r>
+      <w:r>
+        <w:rPr>
+          <w:b/>
+          <w:bCs/>
+          <w:i/>
+          <w:iCs/>
+        </w:rPr>
+        <w:t>vytvorením obdĺžnika na obrazovke a následným prekrytím označujúceho textu na ňu.</w:t>
+      </w:r>
+      <w:r>
+        <w:t xml:space="preserve"> Na tento účel budeme používať rôzne funkcie ako , atď. Aby sme mu dodali živosť, môžeme zmeniť farbu tlačidla, keď naň umiestnila myš. To sa dá urobiť pomocou funkcie, ktorá aktualizuje polohu x a y ukazovateľa myši a uloží ju ako n-</w:t>
+      </w:r>
+      <w:proofErr w:type="spellStart"/>
+      <w:r>
+        <w:t>ticu</w:t>
+      </w:r>
+      <w:proofErr w:type="spellEnd"/>
+      <w:r>
+        <w:t xml:space="preserve"> do premennej. Potom môžeme nastaviť hranice obdĺžnika do príslušných premenných a skontrolovať, či je myš v týchto hraniciach, ak áno, farba bloku sa zmení na svetlejší odtieň, čo znamená, že tlačidlo je interakčné.</w:t>
+      </w:r>
+    </w:p>
+    <w:p>
+      <w:pPr>
+        <w:pStyle w:val="Nadpis3"/>
+      </w:pPr>
+      <w:proofErr w:type="spellStart"/>
+      <w:r>
+        <w:t>Python</w:t>
+      </w:r>
+      <w:proofErr w:type="spellEnd"/>
+      <w:r>
+        <w:t xml:space="preserve"> - Kreslenie pomocou klávesov so šípkami v</w:t>
+      </w:r>
+      <w:r>
+        <w:t> </w:t>
+      </w:r>
+      <w:proofErr w:type="spellStart"/>
+      <w:r>
+        <w:t>PyGame</w:t>
+      </w:r>
+      <w:proofErr w:type="spellEnd"/>
+    </w:p>
+    <w:p>
+      <w:hyperlink r:id="rId35" w:history="1">
+        <w:r>
+          <w:rPr>
+            <w:rStyle w:val="Hypertextovprepojenie"/>
+          </w:rPr>
+          <w:t>https://www.geeksforgeeks.org/python/python-drawing-design-using-arrow-keys-in-pygame/</w:t>
+        </w:r>
+      </w:hyperlink>
+      <w:r>
+        <w:t xml:space="preserve"> </w:t>
+      </w:r>
+    </w:p>
+    <w:p>
+      <w:pPr>
+        <w:jc w:val="both"/>
+      </w:pPr>
+      <w:proofErr w:type="spellStart"/>
+      <w:r>
+        <w:t>Pygame</w:t>
+      </w:r>
+      <w:proofErr w:type="spellEnd"/>
+      <w:r>
+        <w:t xml:space="preserve"> je multiplatformová </w:t>
+      </w:r>
+      <w:proofErr w:type="spellStart"/>
+      <w:r>
+        <w:t>sada</w:t>
+      </w:r>
+      <w:proofErr w:type="spellEnd"/>
+      <w:r>
+        <w:t xml:space="preserve"> modulov </w:t>
+      </w:r>
+      <w:proofErr w:type="spellStart"/>
+      <w:r>
+        <w:t>Pythonu</w:t>
+      </w:r>
+      <w:proofErr w:type="spellEnd"/>
+      <w:r>
+        <w:t xml:space="preserve"> určená na písanie videohier. Zahŕňa počítačovú grafiku a zvukové knižnice určené na použitie s programovacím jazykom </w:t>
+      </w:r>
+      <w:proofErr w:type="spellStart"/>
+      <w:r>
+        <w:t>Python</w:t>
+      </w:r>
+      <w:proofErr w:type="spellEnd"/>
+      <w:r>
+        <w:t xml:space="preserve">. Teraz je to na predstavivosti alebo potrebe vývojára, aký typ hry chce pomocou tejto sady nástrojov vyvinúť. V tomto článku uvidíme, ako môžeme vytvoriť dizajn v </w:t>
+      </w:r>
+      <w:proofErr w:type="spellStart"/>
+      <w:r>
+        <w:t>PyGame</w:t>
+      </w:r>
+      <w:proofErr w:type="spellEnd"/>
+      <w:r>
+        <w:t xml:space="preserve"> pomocou klávesov tak, aby sa dizajn, </w:t>
+      </w:r>
+      <w:proofErr w:type="spellStart"/>
+      <w:r>
+        <w:t>tj</w:t>
+      </w:r>
+      <w:proofErr w:type="spellEnd"/>
+      <w:r>
+        <w:t xml:space="preserve"> značka, pohybovala vodorovne pri stlačení klávesu so šípkou doprava alebo doľava na klávesnici a pohybovala sa vertikálne pri stlačení klávesu so šípkou nahor alebo nadol. Môžeme to urobiť tak, že na príslušných súradniciach vytvoríme bodku (značku), ktorá pomocou klávesov získa zmeny.</w:t>
+      </w:r>
+    </w:p>
+    <w:p>
+      <w:pPr>
+        <w:jc w:val="both"/>
+      </w:pPr>
+    </w:p>
+    <w:p>
+      <w:pPr>
+        <w:jc w:val="both"/>
+      </w:pPr>
+      <w:r>
+        <w:t>Zmena súradníc značky pre príslušné stlačené klávesy:</w:t>
+      </w:r>
+    </w:p>
+    <w:p>
+      <w:pPr>
+        <w:jc w:val="both"/>
+      </w:pPr>
+      <w:r>
+        <w:t>Kláves so šípkou doľava: Zníženie v súradnici x</w:t>
+      </w:r>
+    </w:p>
+    <w:p>
+      <w:pPr>
+        <w:jc w:val="both"/>
+      </w:pPr>
+      <w:r>
+        <w:t>Kláves so šípkou doprava: Prírastok v súradnici x</w:t>
+      </w:r>
+    </w:p>
+    <w:p>
+      <w:pPr>
+        <w:jc w:val="both"/>
+      </w:pPr>
+      <w:r>
+        <w:t>Kláves so šípkou nahor: Zníženie v súradnici y</w:t>
+      </w:r>
+    </w:p>
+    <w:p>
+      <w:pPr>
+        <w:jc w:val="both"/>
+      </w:pPr>
+      <w:r>
+        <w:t>Kláves so šípkou nadol: Prírastok v súradnici y</w:t>
+      </w:r>
+    </w:p>
+    <w:p>
+      <w:pPr>
+        <w:jc w:val="both"/>
+      </w:pPr>
+    </w:p>
+    <w:p>
+      <w:pPr>
+        <w:pStyle w:val="Nadpis3"/>
+      </w:pPr>
+      <w:r>
+        <w:t xml:space="preserve">Premiestňovanie objektu v </w:t>
+      </w:r>
+      <w:proofErr w:type="spellStart"/>
+      <w:r>
+        <w:t>PyGame</w:t>
+      </w:r>
+      <w:proofErr w:type="spellEnd"/>
+      <w:r>
+        <w:t xml:space="preserve"> </w:t>
+      </w:r>
+      <w:r>
+        <w:t>–</w:t>
+      </w:r>
+      <w:r>
+        <w:t xml:space="preserve"> </w:t>
+      </w:r>
+      <w:proofErr w:type="spellStart"/>
+      <w:r>
+        <w:t>Python</w:t>
+      </w:r>
+      <w:proofErr w:type="spellEnd"/>
+    </w:p>
+    <w:p>
+      <w:hyperlink r:id="rId36" w:history="1">
+        <w:r>
+          <w:rPr>
+            <w:rStyle w:val="Hypertextovprepojenie"/>
+          </w:rPr>
+          <w:t>https://www.geeksforgeeks.org/python/python-moving-an-object-in-pygame/</w:t>
+        </w:r>
+      </w:hyperlink>
+      <w:r>
+        <w:t xml:space="preserve"> </w:t>
+      </w:r>
+    </w:p>
+    <w:p>
+      <w:pPr>
+        <w:pStyle w:val="Nadpis3"/>
+      </w:pPr>
+      <w:proofErr w:type="spellStart"/>
+      <w:r>
+        <w:t>Python</w:t>
+      </w:r>
+      <w:proofErr w:type="spellEnd"/>
+      <w:r>
+        <w:t xml:space="preserve"> | Skok objektu v</w:t>
+      </w:r>
+      <w:r>
+        <w:t> </w:t>
+      </w:r>
+      <w:proofErr w:type="spellStart"/>
+      <w:r>
+        <w:t>PyGame</w:t>
+      </w:r>
+      <w:proofErr w:type="spellEnd"/>
+    </w:p>
+    <w:p>
+      <w:hyperlink r:id="rId37" w:history="1">
+        <w:r>
+          <w:rPr>
+            <w:rStyle w:val="Hypertextovprepojenie"/>
+          </w:rPr>
+          <w:t>https://www.geeksforgeeks.org/python/python-making-an-object-jump-in-pygame/</w:t>
+        </w:r>
+      </w:hyperlink>
+      <w:r>
+        <w:t xml:space="preserve"> </w:t>
+      </w:r>
+    </w:p>
+    <w:p>
+      <w:pPr>
+        <w:jc w:val="both"/>
+      </w:pPr>
+      <w:proofErr w:type="spellStart"/>
+      <w:r>
+        <w:t>Pygame</w:t>
+      </w:r>
+      <w:proofErr w:type="spellEnd"/>
+      <w:r>
+        <w:t xml:space="preserve"> je multiplatformová </w:t>
+      </w:r>
+      <w:proofErr w:type="spellStart"/>
+      <w:r>
+        <w:t>sada</w:t>
+      </w:r>
+      <w:proofErr w:type="spellEnd"/>
+      <w:r>
+        <w:t xml:space="preserve"> modulov </w:t>
+      </w:r>
+      <w:proofErr w:type="spellStart"/>
+      <w:r>
+        <w:t>Pythonu</w:t>
+      </w:r>
+      <w:proofErr w:type="spellEnd"/>
+      <w:r>
+        <w:t xml:space="preserve"> určená na písanie videohier. Zahŕňa počítačovú grafiku a zvukové knižnice určené na použitie s programovacím jazykom </w:t>
+      </w:r>
+      <w:proofErr w:type="spellStart"/>
+      <w:r>
+        <w:t>Python</w:t>
+      </w:r>
+      <w:proofErr w:type="spellEnd"/>
+      <w:r>
+        <w:t xml:space="preserve">. Teraz je to na predstavivosti alebo potrebe vývojára, aký typ hry chce pomocou tejto sady nástrojov vyvinúť. V tomto článku sa teda naučíme, ako urobiť skok objektu pomocou knižnice </w:t>
+      </w:r>
+      <w:proofErr w:type="spellStart"/>
+      <w:r>
+        <w:t>PyGame</w:t>
+      </w:r>
+      <w:proofErr w:type="spellEnd"/>
+      <w:r>
+        <w:t xml:space="preserve"> v </w:t>
+      </w:r>
+      <w:proofErr w:type="spellStart"/>
+      <w:r>
+        <w:t>Pythone</w:t>
+      </w:r>
+      <w:proofErr w:type="spellEnd"/>
+      <w:r>
+        <w:t>. Existuje základný vzorec z klasickej mechaniky, ako prinútiť objekt skočiť.</w:t>
+      </w:r>
+    </w:p>
+    <w:p>
+      <w:pPr>
+        <w:rPr>
+          <w:b/>
+          <w:bCs/>
+        </w:rPr>
+      </w:pPr>
+      <w:r>
+        <w:rPr>
+          <w:b/>
+          <w:bCs/>
+        </w:rPr>
+        <w:lastRenderedPageBreak/>
+        <w:t xml:space="preserve">F = 1/2 * m * v^2 </w:t>
+      </w:r>
+    </w:p>
+    <w:p>
+      <w:pPr>
+        <w:jc w:val="both"/>
+      </w:pPr>
+      <w:r>
+        <w:t xml:space="preserve">Kde F je sila hore/dole, m je hmotnosť objektu a v je rýchlosť. Rýchlosť časom klesá, pretože keď objekt skáče, rýchlosť sa v tejto simulácii viac nezvýši. Keď sa objekt dostane na zem, skok sa skončí. Ak je premenná </w:t>
+      </w:r>
+      <w:proofErr w:type="spellStart"/>
+      <w:r>
+        <w:t>isjump</w:t>
+      </w:r>
+      <w:proofErr w:type="spellEnd"/>
+      <w:r>
+        <w:t xml:space="preserve"> </w:t>
+      </w:r>
+      <w:proofErr w:type="spellStart"/>
+      <w:r>
+        <w:t>True</w:t>
+      </w:r>
+      <w:proofErr w:type="spellEnd"/>
+      <w:r>
+        <w:t xml:space="preserve"> alebo </w:t>
+      </w:r>
+      <w:proofErr w:type="spellStart"/>
+      <w:r>
+        <w:t>False</w:t>
+      </w:r>
+      <w:proofErr w:type="spellEnd"/>
+      <w:r>
+        <w:t xml:space="preserve">, znamená to, že objekt skáče alebo nie. Ak je hodnota </w:t>
+      </w:r>
+      <w:proofErr w:type="spellStart"/>
+      <w:r>
+        <w:t>isjump</w:t>
+      </w:r>
+      <w:proofErr w:type="spellEnd"/>
+      <w:r>
+        <w:t xml:space="preserve"> </w:t>
+      </w:r>
+      <w:proofErr w:type="spellStart"/>
+      <w:r>
+        <w:t>True</w:t>
+      </w:r>
+      <w:proofErr w:type="spellEnd"/>
+      <w:r>
+        <w:t>, pozícia objektu sa aktualizuje podľa vyššie uvedeného vzorca.</w:t>
+      </w:r>
+    </w:p>
+    <w:p>
+      <w:pPr>
+        <w:jc w:val="both"/>
+      </w:pPr>
+    </w:p>
+    <w:p>
       <w:pPr>
         <w:pStyle w:val="Nadpis2"/>
       </w:pPr>
@@ -5952,7 +6341,7 @@
       <w:r>
         <w:t xml:space="preserve">Pôvodný príklad z web stránky - </w:t>
       </w:r>
-      <w:hyperlink r:id="rId34" w:history="1">
+      <w:hyperlink r:id="rId38" w:history="1">
         <w:r>
           <w:rPr>
             <w:rStyle w:val="Hypertextovprepojenie"/>
@@ -6031,7 +6420,7 @@
       </w:r>
     </w:p>
     <w:sectPr>
-      <w:footerReference w:type="default" r:id="rId35"/>
+      <w:footerReference w:type="default" r:id="rId39"/>
       <w:pgSz w:w="11906" w:h="16838"/>
       <w:pgMar w:top="1440" w:right="1440" w:bottom="1440" w:left="1440" w:header="708" w:footer="708" w:gutter="0"/>
       <w:cols w:space="708"/>

--- a/IT_hodiny/namety_postupu_skolenia.docx
+++ b/IT_hodiny/namety_postupu_skolenia.docx
@@ -9,15 +9,7 @@
       <w:bookmarkStart w:id="0" w:name="_Toc210144977"/>
       <w:bookmarkStart w:id="1" w:name="_Toc210145037"/>
       <w:r>
-        <w:t xml:space="preserve">Programovanie </w:t>
-      </w:r>
-      <w:proofErr w:type="spellStart"/>
-      <w:r>
-        <w:t>Python</w:t>
-      </w:r>
-      <w:proofErr w:type="spellEnd"/>
-      <w:r>
-        <w:t xml:space="preserve"> pre </w:t>
+        <w:t xml:space="preserve">Programovanie Python pre </w:t>
       </w:r>
       <w:r>
         <w:t>mladých.</w:t>
@@ -84,7 +76,6 @@
               <w:szCs w:val="28"/>
             </w:rPr>
           </w:pPr>
-          <w:proofErr w:type="spellStart"/>
           <w:r>
             <w:rPr>
               <w:color w:val="auto"/>
@@ -93,7 +84,6 @@
             </w:rPr>
             <w:t>Obsah</w:t>
           </w:r>
-          <w:proofErr w:type="spellEnd"/>
         </w:p>
         <w:p>
           <w:pPr>
@@ -1976,42 +1966,12 @@
     </w:p>
     <w:p>
       <w:hyperlink r:id="rId9" w:history="1">
-        <w:proofErr w:type="spellStart"/>
         <w:r>
           <w:rPr>
             <w:rStyle w:val="Hypertextovprepojenie"/>
           </w:rPr>
-          <w:t>Python</w:t>
+          <w:t>Python Module Index — Python 3.12.5 documentation</w:t>
         </w:r>
-        <w:proofErr w:type="spellEnd"/>
-        <w:r>
-          <w:rPr>
-            <w:rStyle w:val="Hypertextovprepojenie"/>
-          </w:rPr>
-          <w:t xml:space="preserve"> Module Index — </w:t>
-        </w:r>
-        <w:proofErr w:type="spellStart"/>
-        <w:r>
-          <w:rPr>
-            <w:rStyle w:val="Hypertextovprepojenie"/>
-          </w:rPr>
-          <w:t>Python</w:t>
-        </w:r>
-        <w:proofErr w:type="spellEnd"/>
-        <w:r>
-          <w:rPr>
-            <w:rStyle w:val="Hypertextovprepojenie"/>
-          </w:rPr>
-          <w:t xml:space="preserve"> 3.12.5 </w:t>
-        </w:r>
-        <w:proofErr w:type="spellStart"/>
-        <w:r>
-          <w:rPr>
-            <w:rStyle w:val="Hypertextovprepojenie"/>
-          </w:rPr>
-          <w:t>documentation</w:t>
-        </w:r>
-        <w:proofErr w:type="spellEnd"/>
       </w:hyperlink>
     </w:p>
     <w:p/>
@@ -2035,23 +1995,7 @@
         <w:t>V</w:t>
       </w:r>
       <w:r>
-        <w:t xml:space="preserve"> </w:t>
-      </w:r>
-      <w:proofErr w:type="spellStart"/>
-      <w:r>
-        <w:t>priklade</w:t>
-      </w:r>
-      <w:proofErr w:type="spellEnd"/>
-      <w:r>
-        <w:t xml:space="preserve"> rps.py je vytvorenie </w:t>
-      </w:r>
-      <w:proofErr w:type="spellStart"/>
-      <w:r>
-        <w:t>jednoduche</w:t>
-      </w:r>
-      <w:proofErr w:type="spellEnd"/>
-      <w:r>
-        <w:t xml:space="preserve"> hry kam</w:t>
+        <w:t xml:space="preserve"> priklade rps.py je vytvorenie jednoduche hry kam</w:t>
       </w:r>
       <w:r>
         <w:t>eň</w:t>
@@ -2071,28 +2015,15 @@
         <w:t>rps0_2.py</w:t>
       </w:r>
       <w:r>
-        <w:t xml:space="preserve"> – úprava vstupu s konverziou na </w:t>
-      </w:r>
-      <w:proofErr w:type="spellStart"/>
-      <w:r>
-        <w:t>integer</w:t>
-      </w:r>
-      <w:proofErr w:type="spellEnd"/>
+        <w:t xml:space="preserve"> – úprava vstupu s konverziou na integer</w:t>
+      </w:r>
     </w:p>
     <w:p>
       <w:r>
         <w:t>rps0_3.py</w:t>
       </w:r>
       <w:r>
-        <w:t xml:space="preserve"> – doplnenie náhodného hádzania pre </w:t>
-      </w:r>
-      <w:proofErr w:type="spellStart"/>
-      <w:r>
-        <w:t>Python</w:t>
-      </w:r>
-      <w:proofErr w:type="spellEnd"/>
-      <w:r>
-        <w:t xml:space="preserve"> (počítač)</w:t>
+        <w:t xml:space="preserve"> – doplnenie náhodného hádzania pre Python (počítač)</w:t>
       </w:r>
     </w:p>
     <w:p/>
@@ -2121,18 +2052,10 @@
     </w:p>
     <w:p>
       <w:r>
-        <w:t xml:space="preserve">rps4.py – úprava kódu na </w:t>
-      </w:r>
-      <w:proofErr w:type="spellStart"/>
-      <w:r>
-        <w:t>game_</w:t>
-      </w:r>
-      <w:r>
-        <w:t>count</w:t>
-      </w:r>
-      <w:proofErr w:type="spellEnd"/>
-      <w:r>
-        <w:t>=0</w:t>
+        <w:t>rps4.py – úprava kódu na game_</w:t>
+      </w:r>
+      <w:r>
+        <w:t>count=0</w:t>
       </w:r>
     </w:p>
     <w:p/>
@@ -2159,15 +2082,7 @@
         <w:t>Rozdiel medzi zoznam</w:t>
       </w:r>
       <w:r>
-        <w:t>ami a n-</w:t>
-      </w:r>
-      <w:proofErr w:type="spellStart"/>
-      <w:r>
-        <w:t>ticami</w:t>
-      </w:r>
-      <w:proofErr w:type="spellEnd"/>
-      <w:r>
-        <w:t>.</w:t>
+        <w:t>ami a n-ticami.</w:t>
       </w:r>
     </w:p>
     <w:p>
@@ -2273,11 +2188,9 @@
       <w:r>
         <w:t> </w:t>
       </w:r>
-      <w:proofErr w:type="spellStart"/>
       <w:r>
         <w:t>Kubiho</w:t>
       </w:r>
-      <w:proofErr w:type="spellEnd"/>
     </w:p>
     <w:p/>
     <w:p>
@@ -2286,54 +2199,22 @@
       </w:pPr>
       <w:bookmarkStart w:id="16" w:name="_Toc210144985"/>
       <w:bookmarkStart w:id="17" w:name="_Toc210145045"/>
-      <w:proofErr w:type="spellStart"/>
-      <w:r>
-        <w:t>Python</w:t>
-      </w:r>
-      <w:proofErr w:type="spellEnd"/>
-      <w:r>
-        <w:t xml:space="preserve"> Web </w:t>
-      </w:r>
-      <w:proofErr w:type="spellStart"/>
-      <w:r>
-        <w:t>Development</w:t>
-      </w:r>
-      <w:proofErr w:type="spellEnd"/>
-      <w:r>
-        <w:t xml:space="preserve"> </w:t>
-      </w:r>
-      <w:proofErr w:type="spellStart"/>
-      <w:r>
-        <w:t>With</w:t>
-      </w:r>
-      <w:proofErr w:type="spellEnd"/>
-      <w:r>
-        <w:t xml:space="preserve"> </w:t>
-      </w:r>
-      <w:proofErr w:type="spellStart"/>
-      <w:r>
-        <w:t>Django</w:t>
+      <w:r>
+        <w:t>Python Web Development With Django</w:t>
       </w:r>
       <w:bookmarkEnd w:id="16"/>
       <w:bookmarkEnd w:id="17"/>
-      <w:proofErr w:type="spellEnd"/>
     </w:p>
     <w:p>
       <w:r>
         <w:t xml:space="preserve">Vytváranie jednoduchých </w:t>
       </w:r>
-      <w:proofErr w:type="spellStart"/>
       <w:r>
         <w:t>webovský</w:t>
       </w:r>
       <w:r>
-        <w:t>ch</w:t>
-      </w:r>
-      <w:proofErr w:type="spellEnd"/>
-      <w:r>
-        <w:t xml:space="preserve"> stránok bol ktoré sú tvorené programovacím jazykom </w:t>
-      </w:r>
-      <w:proofErr w:type="spellStart"/>
+        <w:t xml:space="preserve">ch stránok bol ktoré sú tvorené programovacím jazykom </w:t>
+      </w:r>
       <w:r>
         <w:t>Py</w:t>
       </w:r>
@@ -2346,7 +2227,6 @@
       <w:r>
         <w:t>on</w:t>
       </w:r>
-      <w:proofErr w:type="spellEnd"/>
       <w:r>
         <w:t>.</w:t>
       </w:r>
@@ -2360,61 +2240,11 @@
       <w:bookmarkStart w:id="19" w:name="_Toc210144986"/>
       <w:bookmarkStart w:id="20" w:name="_Toc210145046"/>
       <w:bookmarkEnd w:id="18"/>
-      <w:proofErr w:type="spellStart"/>
-      <w:r>
-        <w:t>Python</w:t>
-      </w:r>
-      <w:proofErr w:type="spellEnd"/>
-      <w:r>
-        <w:t xml:space="preserve"> </w:t>
-      </w:r>
-      <w:proofErr w:type="spellStart"/>
-      <w:r>
-        <w:t>for</w:t>
-      </w:r>
-      <w:proofErr w:type="spellEnd"/>
-      <w:r>
-        <w:t xml:space="preserve"> Game </w:t>
-      </w:r>
-      <w:proofErr w:type="spellStart"/>
-      <w:r>
-        <w:t>Development</w:t>
-      </w:r>
-      <w:proofErr w:type="spellEnd"/>
-      <w:r>
-        <w:t xml:space="preserve">: </w:t>
-      </w:r>
-      <w:proofErr w:type="spellStart"/>
-      <w:r>
-        <w:t>Getting</w:t>
-      </w:r>
-      <w:proofErr w:type="spellEnd"/>
-      <w:r>
-        <w:t xml:space="preserve"> </w:t>
-      </w:r>
-      <w:proofErr w:type="spellStart"/>
-      <w:r>
-        <w:t>Started</w:t>
-      </w:r>
-      <w:proofErr w:type="spellEnd"/>
-      <w:r>
-        <w:t xml:space="preserve"> </w:t>
-      </w:r>
-      <w:proofErr w:type="spellStart"/>
-      <w:r>
-        <w:t>with</w:t>
-      </w:r>
-      <w:proofErr w:type="spellEnd"/>
-      <w:r>
-        <w:t xml:space="preserve"> </w:t>
-      </w:r>
-      <w:proofErr w:type="spellStart"/>
-      <w:r>
-        <w:t>Pygame</w:t>
+      <w:r>
+        <w:t>Python for Game Development: Getting Started with Pygame</w:t>
       </w:r>
       <w:bookmarkEnd w:id="19"/>
       <w:bookmarkEnd w:id="20"/>
-      <w:proofErr w:type="spellEnd"/>
     </w:p>
     <w:p>
       <w:hyperlink r:id="rId11" w:history="1">
@@ -2435,21 +2265,11 @@
       </w:pPr>
       <w:bookmarkStart w:id="21" w:name="_Toc210144987"/>
       <w:bookmarkStart w:id="22" w:name="_Toc210145047"/>
-      <w:proofErr w:type="spellStart"/>
-      <w:r>
-        <w:t>PyGame</w:t>
-      </w:r>
-      <w:proofErr w:type="spellEnd"/>
-      <w:r>
-        <w:t xml:space="preserve"> </w:t>
-      </w:r>
-      <w:proofErr w:type="spellStart"/>
-      <w:r>
-        <w:t>Tutorial</w:t>
+      <w:r>
+        <w:t>PyGame Tutorial</w:t>
       </w:r>
       <w:bookmarkEnd w:id="21"/>
       <w:bookmarkEnd w:id="22"/>
-      <w:proofErr w:type="spellEnd"/>
     </w:p>
     <w:p>
       <w:hyperlink r:id="rId12" w:history="1">
@@ -2458,21 +2278,7 @@
             <w:rStyle w:val="Hypertextovprepojenie"/>
             <w:highlight w:val="yellow"/>
           </w:rPr>
-          <w:t>https://www.</w:t>
-        </w:r>
-        <w:r>
-          <w:rPr>
-            <w:rStyle w:val="Hypertextovprepojenie"/>
-            <w:highlight w:val="yellow"/>
-          </w:rPr>
-          <w:t>g</w:t>
-        </w:r>
-        <w:r>
-          <w:rPr>
-            <w:rStyle w:val="Hypertextovprepojenie"/>
-            <w:highlight w:val="yellow"/>
-          </w:rPr>
-          <w:t>eeksforgeeks.org/python/pygame-tutorial/</w:t>
+          <w:t>https://www.geeksforgeeks.org/python/pygame-tutorial/</w:t>
         </w:r>
       </w:hyperlink>
       <w:r>
@@ -2517,23 +2323,7 @@
     </w:p>
     <w:p>
       <w:r>
-        <w:t xml:space="preserve">Na spustenie hry musia byť všetky potrebné moduly </w:t>
-      </w:r>
-      <w:proofErr w:type="spellStart"/>
-      <w:r>
-        <w:t>Pygame</w:t>
-      </w:r>
-      <w:proofErr w:type="spellEnd"/>
-      <w:r>
-        <w:t xml:space="preserve"> inicializované pomocou </w:t>
-      </w:r>
-      <w:proofErr w:type="spellStart"/>
-      <w:r>
-        <w:t>pygame.init</w:t>
-      </w:r>
-      <w:proofErr w:type="spellEnd"/>
-      <w:r>
-        <w:t>().</w:t>
+        <w:t>Na spustenie hry musia byť všetky potrebné moduly Pygame inicializované pomocou pygame.init().</w:t>
       </w:r>
     </w:p>
     <w:p>
@@ -2560,21 +2350,12 @@
       <w:r>
         <w:t xml:space="preserve">Funkcia </w:t>
       </w:r>
-      <w:proofErr w:type="spellStart"/>
       <w:r>
         <w:rPr>
           <w:b/>
           <w:bCs/>
         </w:rPr>
-        <w:t>pygame.display.set_mode</w:t>
-      </w:r>
-      <w:proofErr w:type="spellEnd"/>
-      <w:r>
-        <w:rPr>
-          <w:b/>
-          <w:bCs/>
-        </w:rPr>
-        <w:t>()</w:t>
+        <w:t>pygame.display.set_mode()</w:t>
       </w:r>
       <w:r>
         <w:t xml:space="preserve"> vytvorí okno s danou výškou a šírkou. Toto okno bude slúžiť ako plátno pre vašu hru, na ktoré nakreslíte každý prvok.</w:t>
@@ -2591,19 +2372,18 @@
           <w:i/>
           <w:iCs/>
         </w:rPr>
-        <w:t xml:space="preserve"> </w:t>
-      </w:r>
-      <w:proofErr w:type="spellStart"/>
-      <w:r>
+        <w:t xml:space="preserve"> pygame.display.set_caption().</w:t>
+      </w:r>
+    </w:p>
+    <w:p>
+      <w:pPr>
         <w:rPr>
           <w:b/>
           <w:bCs/>
           <w:i/>
           <w:iCs/>
         </w:rPr>
-        <w:t>pygame.display.set_caption</w:t>
-      </w:r>
-      <w:proofErr w:type="spellEnd"/>
+      </w:pPr>
       <w:r>
         <w:rPr>
           <w:b/>
@@ -2611,7 +2391,23 @@
           <w:i/>
           <w:iCs/>
         </w:rPr>
-        <w:t>().</w:t>
+        <w:t>FPS a herné hodiny:</w:t>
+      </w:r>
+    </w:p>
+    <w:p>
+      <w:r>
+        <w:t>pygame.time</w:t>
+      </w:r>
+      <w:r>
+        <w:t xml:space="preserve"> pri</w:t>
+      </w:r>
+      <w:r>
+        <w:t xml:space="preserve"> vytvorení objektu hodín vám Clock() dáva možnosť upraviť snímkovú frekvenciu hernej slučky.</w:t>
+      </w:r>
+    </w:p>
+    <w:p>
+      <w:r>
+        <w:t>Hra má zaručenú prevádzku pri 60 snímkach za sekundu (FPS) vďaka clock.tick(60).</w:t>
       </w:r>
     </w:p>
     <w:p>
@@ -2630,41 +2426,17 @@
           <w:i/>
           <w:iCs/>
         </w:rPr>
-        <w:t>FPS a herné hodiny:</w:t>
-      </w:r>
-    </w:p>
-    <w:p>
-      <w:proofErr w:type="spellStart"/>
-      <w:r>
-        <w:t>pygame.time</w:t>
-      </w:r>
-      <w:proofErr w:type="spellEnd"/>
-      <w:r>
-        <w:t xml:space="preserve"> pri</w:t>
-      </w:r>
-      <w:r>
-        <w:t xml:space="preserve"> vytvorení objektu hodín vám </w:t>
-      </w:r>
-      <w:proofErr w:type="spellStart"/>
-      <w:r>
-        <w:t>Clock</w:t>
-      </w:r>
-      <w:proofErr w:type="spellEnd"/>
-      <w:r>
-        <w:t>() dáva možnosť upraviť snímkovú frekvenciu hernej slučky.</w:t>
-      </w:r>
-    </w:p>
-    <w:p>
-      <w:r>
-        <w:t xml:space="preserve">Hra má zaručenú prevádzku pri 60 snímkach za sekundu (FPS) vďaka </w:t>
-      </w:r>
-      <w:proofErr w:type="spellStart"/>
-      <w:r>
-        <w:t>clock.tick</w:t>
-      </w:r>
-      <w:proofErr w:type="spellEnd"/>
-      <w:r>
-        <w:t>(60).</w:t>
+        <w:t>Slučka hlavnej hry</w:t>
+      </w:r>
+    </w:p>
+    <w:p>
+      <w:r>
+        <w:t>Hru udržiava slučka while True. Vo vnútri kód aktualizuje obrazovku hry, prekresľuje položky a počúva akcie (napríklad zatvorenie okna).</w:t>
+      </w:r>
+    </w:p>
+    <w:p>
+      <w:r>
+        <w:t>Všetky udalosti vrátane stlačení klávesov, kliknutí myšou a udalostí zatvorenia okien načíta pygame.event.get(). Hra sa skončí, ak sa udalosť uzavrela (pygame. QUIT).</w:t>
       </w:r>
     </w:p>
     <w:p>
@@ -2683,60 +2455,121 @@
           <w:i/>
           <w:iCs/>
         </w:rPr>
-        <w:t>Slučka hlavnej hry</w:t>
-      </w:r>
-    </w:p>
-    <w:p>
-      <w:r>
-        <w:t xml:space="preserve">Hru udržiava slučka </w:t>
-      </w:r>
-      <w:proofErr w:type="spellStart"/>
-      <w:r>
-        <w:t>while</w:t>
-      </w:r>
-      <w:proofErr w:type="spellEnd"/>
-      <w:r>
-        <w:t xml:space="preserve"> </w:t>
-      </w:r>
-      <w:proofErr w:type="spellStart"/>
-      <w:r>
-        <w:t>True</w:t>
-      </w:r>
-      <w:proofErr w:type="spellEnd"/>
-      <w:r>
-        <w:t>. Vo vnútri kód aktualizuje obrazovku hry, prekresľuje položky a počúva akcie (napríklad zatvorenie okna).</w:t>
-      </w:r>
-    </w:p>
-    <w:p>
-      <w:r>
-        <w:t xml:space="preserve">Všetky udalosti vrátane stlačení klávesov, kliknutí myšou a udalostí zatvorenia okien načíta </w:t>
-      </w:r>
-      <w:proofErr w:type="spellStart"/>
-      <w:r>
-        <w:t>pygame.event.get</w:t>
-      </w:r>
-      <w:proofErr w:type="spellEnd"/>
-      <w:r>
-        <w:t>(). Hra sa skončí, ak sa udalosť uzavrela (</w:t>
-      </w:r>
-      <w:proofErr w:type="spellStart"/>
-      <w:r>
-        <w:t>pygame</w:t>
-      </w:r>
-      <w:proofErr w:type="spellEnd"/>
-      <w:r>
-        <w:t>. QUIT).</w:t>
-      </w:r>
-    </w:p>
-    <w:p>
-      <w:pPr>
+        <w:t>Aktualizácie obrazovky a vykresľovania:</w:t>
+      </w:r>
+    </w:p>
+    <w:p>
+      <w:r>
+        <w:t>Screen.fill (WHITE) vyplní obrazovku konkrétnou farbou. Nakoniec tu nakreslíte pozadia, objekty alebo škriatkov.</w:t>
+      </w:r>
+    </w:p>
+    <w:p>
+      <w:r>
+        <w:t>Všetky zmeny vykonané počas slučky sa aktualizujú na obrazovke pomocou pygame.display.flip().</w:t>
+      </w:r>
+    </w:p>
+    <w:p/>
+    <w:p>
+      <w:pPr>
+        <w:pStyle w:val="Nadpis2"/>
+      </w:pPr>
+      <w:bookmarkStart w:id="23" w:name="_Toc210144988"/>
+      <w:bookmarkStart w:id="24" w:name="_Toc210145048"/>
+      <w:r>
+        <w:t>Pohyb.</w:t>
+      </w:r>
+      <w:bookmarkEnd w:id="23"/>
+      <w:bookmarkEnd w:id="24"/>
+    </w:p>
+    <w:p>
+      <w:pPr>
+        <w:rPr>
+          <w:b/>
+          <w:bCs/>
+        </w:rPr>
+      </w:pPr>
+      <w:r>
+        <w:rPr>
+          <w:b/>
+          <w:bCs/>
+        </w:rPr>
+        <w:t>Konfigurácia hráča:</w:t>
+      </w:r>
+      <w:r>
+        <w:rPr>
+          <w:b/>
+          <w:bCs/>
+        </w:rPr>
+        <w:t xml:space="preserve"> - praktický proklad v programe </w:t>
+      </w:r>
+      <w:r>
+        <w:rPr>
+          <w:b/>
+          <w:bCs/>
+          <w:color w:val="EE0000"/>
+        </w:rPr>
+        <w:t>pohyb.py</w:t>
+      </w:r>
+    </w:p>
+    <w:p>
+      <w:pPr>
+        <w:numPr>
+          <w:ilvl w:val="0"/>
+          <w:numId w:val="21"/>
+        </w:numPr>
+      </w:pPr>
+      <w:r>
+        <w:t>Bol predstavený hráč; Predstavuje ho obdĺžnik, ktorý je vycentrovaný na obrazovke. Prehrávač má veľkosť 50x50 pixelov.</w:t>
+      </w:r>
+    </w:p>
+    <w:p>
+      <w:pPr>
+        <w:numPr>
+          <w:ilvl w:val="0"/>
+          <w:numId w:val="21"/>
+        </w:numPr>
+      </w:pPr>
+      <w:r>
+        <w:t xml:space="preserve">Pozícia hráča je určená </w:t>
+      </w:r>
+      <w:r>
         <w:rPr>
           <w:b/>
           <w:bCs/>
           <w:i/>
           <w:iCs/>
         </w:rPr>
-      </w:pPr>
+        <w:t>player_x a player_y</w:t>
+      </w:r>
+      <w:r>
+        <w:t>, zatiaľ čo jeho rýchlosť je riadená player_speed.</w:t>
+      </w:r>
+    </w:p>
+    <w:p>
+      <w:pPr>
+        <w:rPr>
+          <w:b/>
+          <w:bCs/>
+        </w:rPr>
+      </w:pPr>
+      <w:r>
+        <w:rPr>
+          <w:b/>
+          <w:bCs/>
+        </w:rPr>
+        <w:t>Správa vstupu:</w:t>
+      </w:r>
+    </w:p>
+    <w:p>
+      <w:pPr>
+        <w:numPr>
+          <w:ilvl w:val="0"/>
+          <w:numId w:val="31"/>
+        </w:numPr>
+      </w:pPr>
+      <w:r>
+        <w:t xml:space="preserve">Funkcia </w:t>
+      </w:r>
       <w:r>
         <w:rPr>
           <w:b/>
@@ -2744,168 +2577,10 @@
           <w:i/>
           <w:iCs/>
         </w:rPr>
-        <w:t>Aktualizácie obrazovky a vykresľovania:</w:t>
-      </w:r>
-    </w:p>
-    <w:p>
-      <w:proofErr w:type="spellStart"/>
-      <w:r>
-        <w:t>Screen.fill</w:t>
-      </w:r>
-      <w:proofErr w:type="spellEnd"/>
-      <w:r>
-        <w:t xml:space="preserve"> (WHITE) vyplní obrazovku konkrétnou farbou. Nakoniec tu nakreslíte pozadia, objekty alebo škriatkov.</w:t>
-      </w:r>
-    </w:p>
-    <w:p>
-      <w:r>
-        <w:t xml:space="preserve">Všetky zmeny vykonané počas slučky sa aktualizujú na obrazovke pomocou </w:t>
-      </w:r>
-      <w:proofErr w:type="spellStart"/>
-      <w:r>
-        <w:t>pygame.display.flip</w:t>
-      </w:r>
-      <w:proofErr w:type="spellEnd"/>
-      <w:r>
-        <w:t>().</w:t>
-      </w:r>
-    </w:p>
-    <w:p/>
-    <w:p>
-      <w:pPr>
-        <w:pStyle w:val="Nadpis2"/>
-      </w:pPr>
-      <w:bookmarkStart w:id="23" w:name="_Toc210144988"/>
-      <w:bookmarkStart w:id="24" w:name="_Toc210145048"/>
-      <w:r>
-        <w:t>Pohyb.</w:t>
-      </w:r>
-      <w:bookmarkEnd w:id="23"/>
-      <w:bookmarkEnd w:id="24"/>
-    </w:p>
-    <w:p>
-      <w:pPr>
-        <w:rPr>
-          <w:b/>
-          <w:bCs/>
-        </w:rPr>
-      </w:pPr>
-      <w:r>
-        <w:rPr>
-          <w:b/>
-          <w:bCs/>
-        </w:rPr>
-        <w:t>Konfigurácia hráča:</w:t>
-      </w:r>
-      <w:r>
-        <w:rPr>
-          <w:b/>
-          <w:bCs/>
-        </w:rPr>
-        <w:t xml:space="preserve"> - praktický </w:t>
-      </w:r>
-      <w:proofErr w:type="spellStart"/>
-      <w:r>
-        <w:rPr>
-          <w:b/>
-          <w:bCs/>
-        </w:rPr>
-        <w:t>proklad</w:t>
-      </w:r>
-      <w:proofErr w:type="spellEnd"/>
-      <w:r>
-        <w:rPr>
-          <w:b/>
-          <w:bCs/>
-        </w:rPr>
-        <w:t xml:space="preserve"> v programe </w:t>
-      </w:r>
-      <w:r>
-        <w:rPr>
-          <w:b/>
-          <w:bCs/>
-          <w:color w:val="EE0000"/>
-        </w:rPr>
-        <w:t>pohyb.py</w:t>
-      </w:r>
-    </w:p>
-    <w:p>
-      <w:pPr>
-        <w:numPr>
-          <w:ilvl w:val="0"/>
-          <w:numId w:val="21"/>
-        </w:numPr>
-      </w:pPr>
-      <w:r>
-        <w:t>Bol predstavený hráč; Predstavuje ho obdĺžnik, ktorý je vycentrovaný na obrazovke. Prehrávač má veľkosť 50x50 pixelov.</w:t>
-      </w:r>
-    </w:p>
-    <w:p>
-      <w:pPr>
-        <w:numPr>
-          <w:ilvl w:val="0"/>
-          <w:numId w:val="21"/>
-        </w:numPr>
-      </w:pPr>
-      <w:r>
-        <w:t xml:space="preserve">Pozícia hráča je určená </w:t>
-      </w:r>
-      <w:proofErr w:type="spellStart"/>
-      <w:r>
-        <w:rPr>
-          <w:b/>
-          <w:bCs/>
-          <w:i/>
-          <w:iCs/>
-        </w:rPr>
-        <w:t>player_x</w:t>
-      </w:r>
-      <w:proofErr w:type="spellEnd"/>
-      <w:r>
-        <w:rPr>
-          <w:b/>
-          <w:bCs/>
-          <w:i/>
-          <w:iCs/>
-        </w:rPr>
-        <w:t xml:space="preserve"> a </w:t>
-      </w:r>
-      <w:proofErr w:type="spellStart"/>
-      <w:r>
-        <w:rPr>
-          <w:b/>
-          <w:bCs/>
-          <w:i/>
-          <w:iCs/>
-        </w:rPr>
-        <w:t>player_y</w:t>
-      </w:r>
-      <w:proofErr w:type="spellEnd"/>
-      <w:r>
-        <w:t xml:space="preserve">, zatiaľ čo jeho rýchlosť je riadená </w:t>
-      </w:r>
-      <w:proofErr w:type="spellStart"/>
-      <w:r>
-        <w:t>player_speed</w:t>
-      </w:r>
-      <w:proofErr w:type="spellEnd"/>
-      <w:r>
-        <w:t>.</w:t>
-      </w:r>
-    </w:p>
-    <w:p>
-      <w:pPr>
-        <w:rPr>
-          <w:b/>
-          <w:bCs/>
-        </w:rPr>
-      </w:pPr>
-      <w:r>
-        <w:rPr>
-          <w:b/>
-          <w:bCs/>
-        </w:rPr>
-        <w:t>Správa vstupu:</w:t>
+        <w:t xml:space="preserve">pygame.key.get_pressed() </w:t>
+      </w:r>
+      <w:r>
+        <w:t>určuje, ktoré klávesy sú v danom okamihu stlačené.</w:t>
       </w:r>
     </w:p>
     <w:p>
@@ -2916,49 +2591,7 @@
         </w:numPr>
       </w:pPr>
       <w:r>
-        <w:t xml:space="preserve">Funkcia </w:t>
-      </w:r>
-      <w:proofErr w:type="spellStart"/>
-      <w:r>
-        <w:rPr>
-          <w:b/>
-          <w:bCs/>
-          <w:i/>
-          <w:iCs/>
-        </w:rPr>
-        <w:t>pygame.key.get_pressed</w:t>
-      </w:r>
-      <w:proofErr w:type="spellEnd"/>
-      <w:r>
-        <w:rPr>
-          <w:b/>
-          <w:bCs/>
-          <w:i/>
-          <w:iCs/>
-        </w:rPr>
-        <w:t xml:space="preserve">() </w:t>
-      </w:r>
-      <w:r>
-        <w:t>určuje, ktoré klávesy sú v danom okamihu stlačené.</w:t>
-      </w:r>
-    </w:p>
-    <w:p>
-      <w:pPr>
-        <w:numPr>
-          <w:ilvl w:val="0"/>
-          <w:numId w:val="31"/>
-        </w:numPr>
-      </w:pPr>
-      <w:r>
-        <w:t xml:space="preserve">Príkazy </w:t>
-      </w:r>
-      <w:proofErr w:type="spellStart"/>
-      <w:r>
-        <w:t>if</w:t>
-      </w:r>
-      <w:proofErr w:type="spellEnd"/>
-      <w:r>
-        <w:t xml:space="preserve"> upravujú pozície x a y hráča podľa toho, či sú stlačené klávesy so šípkami.</w:t>
+        <w:t>Príkazy if upravujú pozície x a y hráča podľa toho, či sú stlačené klávesy so šípkami.</w:t>
       </w:r>
     </w:p>
     <w:p>
@@ -2984,15 +2617,7 @@
         </w:numPr>
       </w:pPr>
       <w:r>
-        <w:t xml:space="preserve">Hráč je reprezentovaný čiernym obdĺžnikom nakresleným na obrazovke na aktuálnej pozícii hráča pomocou </w:t>
-      </w:r>
-      <w:proofErr w:type="spellStart"/>
-      <w:r>
-        <w:t>pygame.draw.rect</w:t>
-      </w:r>
-      <w:proofErr w:type="spellEnd"/>
-      <w:r>
-        <w:t>().</w:t>
+        <w:t>Hráč je reprezentovaný čiernym obdĺžnikom nakresleným na obrazovke na aktuálnej pozícii hráča pomocou pygame.draw.rect().</w:t>
       </w:r>
     </w:p>
     <w:p/>
@@ -3009,15 +2634,7 @@
       <w:bookmarkStart w:id="25" w:name="_Toc210144989"/>
       <w:bookmarkStart w:id="26" w:name="_Toc210145049"/>
       <w:r>
-        <w:t xml:space="preserve">Povolenie zmeny veľkosti okna v </w:t>
-      </w:r>
-      <w:proofErr w:type="spellStart"/>
-      <w:r>
-        <w:t>PyGame</w:t>
-      </w:r>
-      <w:proofErr w:type="spellEnd"/>
-      <w:r>
-        <w:t>.</w:t>
+        <w:t>Povolenie zmeny veľkosti okna v PyGame.</w:t>
       </w:r>
       <w:bookmarkEnd w:id="25"/>
       <w:bookmarkEnd w:id="26"/>
@@ -3035,110 +2652,36 @@
           <w:szCs w:val="20"/>
         </w:rPr>
       </w:pPr>
-      <w:proofErr w:type="spellStart"/>
       <w:r>
         <w:rPr>
           <w:rFonts w:ascii="Courier New" w:hAnsi="Courier New" w:cs="Courier New"/>
           <w:sz w:val="20"/>
           <w:szCs w:val="20"/>
         </w:rPr>
-        <w:t>screen</w:t>
-      </w:r>
-      <w:proofErr w:type="spellEnd"/>
-      <w:r>
+        <w:t>screen = pygame.display.set_mode((400, 400), pygame.RESIZABLE)</w:t>
+      </w:r>
+    </w:p>
+    <w:p>
+      <w:r>
+        <w:t>predtým</w:t>
+      </w:r>
+    </w:p>
+    <w:p/>
+    <w:p>
+      <w:pPr>
         <w:rPr>
           <w:rFonts w:ascii="Courier New" w:hAnsi="Courier New" w:cs="Courier New"/>
           <w:sz w:val="20"/>
           <w:szCs w:val="20"/>
         </w:rPr>
-        <w:t xml:space="preserve"> = </w:t>
-      </w:r>
-      <w:proofErr w:type="spellStart"/>
+      </w:pPr>
       <w:r>
         <w:rPr>
           <w:rFonts w:ascii="Courier New" w:hAnsi="Courier New" w:cs="Courier New"/>
           <w:sz w:val="20"/>
           <w:szCs w:val="20"/>
         </w:rPr>
-        <w:t>pygame.display.set_mode</w:t>
-      </w:r>
-      <w:proofErr w:type="spellEnd"/>
-      <w:r>
-        <w:rPr>
-          <w:rFonts w:ascii="Courier New" w:hAnsi="Courier New" w:cs="Courier New"/>
-          <w:sz w:val="20"/>
-          <w:szCs w:val="20"/>
-        </w:rPr>
-        <w:t xml:space="preserve">((400, 400), </w:t>
-      </w:r>
-      <w:proofErr w:type="spellStart"/>
-      <w:r>
-        <w:rPr>
-          <w:rFonts w:ascii="Courier New" w:hAnsi="Courier New" w:cs="Courier New"/>
-          <w:sz w:val="20"/>
-          <w:szCs w:val="20"/>
-        </w:rPr>
-        <w:t>pygame.RESIZABLE</w:t>
-      </w:r>
-      <w:proofErr w:type="spellEnd"/>
-      <w:r>
-        <w:rPr>
-          <w:rFonts w:ascii="Courier New" w:hAnsi="Courier New" w:cs="Courier New"/>
-          <w:sz w:val="20"/>
-          <w:szCs w:val="20"/>
-        </w:rPr>
-        <w:t>)</w:t>
-      </w:r>
-    </w:p>
-    <w:p>
-      <w:r>
-        <w:t>predtým</w:t>
-      </w:r>
-    </w:p>
-    <w:p/>
-    <w:p>
-      <w:pPr>
-        <w:rPr>
-          <w:rFonts w:ascii="Courier New" w:hAnsi="Courier New" w:cs="Courier New"/>
-          <w:sz w:val="20"/>
-          <w:szCs w:val="20"/>
-        </w:rPr>
-      </w:pPr>
-      <w:proofErr w:type="spellStart"/>
-      <w:r>
-        <w:rPr>
-          <w:rFonts w:ascii="Courier New" w:hAnsi="Courier New" w:cs="Courier New"/>
-          <w:sz w:val="20"/>
-          <w:szCs w:val="20"/>
-        </w:rPr>
-        <w:t>screen</w:t>
-      </w:r>
-      <w:proofErr w:type="spellEnd"/>
-      <w:r>
-        <w:rPr>
-          <w:rFonts w:ascii="Courier New" w:hAnsi="Courier New" w:cs="Courier New"/>
-          <w:sz w:val="20"/>
-          <w:szCs w:val="20"/>
-        </w:rPr>
-        <w:t xml:space="preserve"> = </w:t>
-      </w:r>
-      <w:proofErr w:type="spellStart"/>
-      <w:r>
-        <w:rPr>
-          <w:rFonts w:ascii="Courier New" w:hAnsi="Courier New" w:cs="Courier New"/>
-          <w:sz w:val="20"/>
-          <w:szCs w:val="20"/>
-        </w:rPr>
-        <w:t>pygame.display.set_mode</w:t>
-      </w:r>
-      <w:proofErr w:type="spellEnd"/>
-      <w:r>
-        <w:rPr>
-          <w:rFonts w:ascii="Courier New" w:hAnsi="Courier New" w:cs="Courier New"/>
-          <w:sz w:val="20"/>
-          <w:szCs w:val="20"/>
-        </w:rPr>
-        <w:t>((400, 400))</w:t>
+        <w:t>screen = pygame.display.set_mode((400, 400))</w:t>
       </w:r>
     </w:p>
     <w:p/>
@@ -3149,15 +2692,7 @@
       <w:bookmarkStart w:id="27" w:name="_Toc210144990"/>
       <w:bookmarkStart w:id="28" w:name="_Toc210145050"/>
       <w:r>
-        <w:t xml:space="preserve">Ako zmeniť farbu pozadia obrazovky v </w:t>
-      </w:r>
-      <w:proofErr w:type="spellStart"/>
-      <w:r>
-        <w:t>Pygame</w:t>
-      </w:r>
-      <w:proofErr w:type="spellEnd"/>
-      <w:r>
-        <w:t>?</w:t>
+        <w:t>Ako zmeniť farbu pozadia obrazovky v Pygame?</w:t>
       </w:r>
       <w:bookmarkEnd w:id="27"/>
       <w:bookmarkEnd w:id="28"/>
@@ -3224,7 +2759,6 @@
       <w:r>
         <w:t>parametre pre obdĺžnik -</w:t>
       </w:r>
-      <w:proofErr w:type="spellStart"/>
       <w:r>
         <w:rPr>
           <w:b/>
@@ -3232,161 +2766,11 @@
         </w:rPr>
         <w:t>rectangle</w:t>
       </w:r>
-      <w:proofErr w:type="spellEnd"/>
-    </w:p>
-    <w:p>
-      <w:r>
-        <w:t>(</w:t>
-      </w:r>
-      <w:proofErr w:type="spellStart"/>
-      <w:r>
-        <w:t>surface</w:t>
-      </w:r>
-      <w:proofErr w:type="spellEnd"/>
-      <w:r>
-        <w:t xml:space="preserve">: </w:t>
-      </w:r>
-      <w:proofErr w:type="spellStart"/>
-      <w:r>
-        <w:t>Surface</w:t>
-      </w:r>
-      <w:proofErr w:type="spellEnd"/>
-      <w:r>
-        <w:t xml:space="preserve">, </w:t>
-      </w:r>
-      <w:proofErr w:type="spellStart"/>
-      <w:r>
-        <w:t>color</w:t>
-      </w:r>
-      <w:proofErr w:type="spellEnd"/>
-      <w:r>
-        <w:t xml:space="preserve">: </w:t>
-      </w:r>
-      <w:proofErr w:type="spellStart"/>
-      <w:r>
-        <w:t>ColorValue</w:t>
-      </w:r>
-      <w:proofErr w:type="spellEnd"/>
-      <w:r>
-        <w:t xml:space="preserve">, </w:t>
-      </w:r>
-      <w:proofErr w:type="spellStart"/>
-      <w:r>
-        <w:t>rect</w:t>
-      </w:r>
-      <w:proofErr w:type="spellEnd"/>
-      <w:r>
-        <w:t xml:space="preserve">: </w:t>
-      </w:r>
-      <w:proofErr w:type="spellStart"/>
-      <w:r>
-        <w:t>RectValue</w:t>
-      </w:r>
-      <w:proofErr w:type="spellEnd"/>
-      <w:r>
-        <w:t xml:space="preserve">, </w:t>
-      </w:r>
-      <w:proofErr w:type="spellStart"/>
-      <w:r>
-        <w:t>width</w:t>
-      </w:r>
-      <w:proofErr w:type="spellEnd"/>
-      <w:r>
-        <w:t xml:space="preserve">: </w:t>
-      </w:r>
-      <w:proofErr w:type="spellStart"/>
-      <w:r>
-        <w:t>int</w:t>
-      </w:r>
-      <w:proofErr w:type="spellEnd"/>
-      <w:r>
-        <w:t xml:space="preserve"> = 0, </w:t>
-      </w:r>
-      <w:proofErr w:type="spellStart"/>
-      <w:r>
-        <w:t>border_radius</w:t>
-      </w:r>
-      <w:proofErr w:type="spellEnd"/>
-      <w:r>
-        <w:t xml:space="preserve">: </w:t>
-      </w:r>
-      <w:proofErr w:type="spellStart"/>
-      <w:r>
-        <w:t>int</w:t>
-      </w:r>
-      <w:proofErr w:type="spellEnd"/>
-      <w:r>
-        <w:t xml:space="preserve"> = -1, </w:t>
-      </w:r>
-      <w:proofErr w:type="spellStart"/>
-      <w:r>
-        <w:t>border_top_left_radius</w:t>
-      </w:r>
-      <w:proofErr w:type="spellEnd"/>
-      <w:r>
-        <w:t xml:space="preserve">: </w:t>
-      </w:r>
-      <w:proofErr w:type="spellStart"/>
-      <w:r>
-        <w:t>int</w:t>
-      </w:r>
-      <w:proofErr w:type="spellEnd"/>
-      <w:r>
-        <w:t xml:space="preserve"> = -1, </w:t>
-      </w:r>
-      <w:proofErr w:type="spellStart"/>
-      <w:r>
-        <w:t>border_top_right_radius</w:t>
-      </w:r>
-      <w:proofErr w:type="spellEnd"/>
-      <w:r>
-        <w:t xml:space="preserve">: </w:t>
-      </w:r>
-      <w:proofErr w:type="spellStart"/>
-      <w:r>
-        <w:t>int</w:t>
-      </w:r>
-      <w:proofErr w:type="spellEnd"/>
-      <w:r>
-        <w:t xml:space="preserve"> = -1, </w:t>
-      </w:r>
-      <w:proofErr w:type="spellStart"/>
-      <w:r>
-        <w:t>border_bottom_left_radius</w:t>
-      </w:r>
-      <w:proofErr w:type="spellEnd"/>
-      <w:r>
-        <w:t xml:space="preserve">: </w:t>
-      </w:r>
-      <w:proofErr w:type="spellStart"/>
-      <w:r>
-        <w:t>int</w:t>
-      </w:r>
-      <w:proofErr w:type="spellEnd"/>
-      <w:r>
-        <w:t xml:space="preserve"> = -1, </w:t>
-      </w:r>
-      <w:proofErr w:type="spellStart"/>
-      <w:r>
-        <w:t>border_bottom_right_radius</w:t>
-      </w:r>
-      <w:proofErr w:type="spellEnd"/>
-      <w:r>
-        <w:t xml:space="preserve">: </w:t>
-      </w:r>
-      <w:proofErr w:type="spellStart"/>
-      <w:r>
-        <w:t>int</w:t>
-      </w:r>
-      <w:proofErr w:type="spellEnd"/>
-      <w:r>
-        <w:t xml:space="preserve"> = -1) -&gt; </w:t>
-      </w:r>
-      <w:proofErr w:type="spellStart"/>
-      <w:r>
-        <w:t>Rect</w:t>
-      </w:r>
-      <w:proofErr w:type="spellEnd"/>
+    </w:p>
+    <w:p>
+      <w:r>
+        <w:t>(surface: Surface, color: ColorValue, rect: RectValue, width: int = 0, border_radius: int = -1, border_top_left_radius: int = -1, border_top_right_radius: int = -1, border_bottom_left_radius: int = -1, border_bottom_right_radius: int = -1) -&gt; Rect</w:t>
+      </w:r>
     </w:p>
     <w:p/>
     <w:p>
@@ -3400,37 +2784,12 @@
           <w:iCs/>
         </w:rPr>
       </w:pPr>
-      <w:proofErr w:type="spellStart"/>
       <w:r>
         <w:rPr>
           <w:i/>
           <w:iCs/>
         </w:rPr>
-        <w:t>surface</w:t>
-      </w:r>
-      <w:proofErr w:type="spellEnd"/>
-      <w:r>
-        <w:rPr>
-          <w:i/>
-          <w:iCs/>
-        </w:rPr>
-        <w:t xml:space="preserve"> :- Tu môžeme prejsť povrchom, na ktorý chceme nakresliť náš obdĺžnik. Vo vyššie uvedenom príklade sme vytvorili povrchový objekt s názvom '</w:t>
-      </w:r>
-      <w:proofErr w:type="spellStart"/>
-      <w:r>
-        <w:rPr>
-          <w:i/>
-          <w:iCs/>
-        </w:rPr>
-        <w:t>window</w:t>
-      </w:r>
-      <w:proofErr w:type="spellEnd"/>
-      <w:r>
-        <w:rPr>
-          <w:i/>
-          <w:iCs/>
-        </w:rPr>
-        <w:t>'.</w:t>
+        <w:t>surface :- Tu môžeme prejsť povrchom, na ktorý chceme nakresliť náš obdĺžnik. Vo vyššie uvedenom príklade sme vytvorili povrchový objekt s názvom 'window'.</w:t>
       </w:r>
     </w:p>
     <w:p>
@@ -3444,21 +2803,12 @@
           <w:iCs/>
         </w:rPr>
       </w:pPr>
-      <w:proofErr w:type="spellStart"/>
       <w:r>
         <w:rPr>
           <w:i/>
           <w:iCs/>
         </w:rPr>
-        <w:t>color</w:t>
-      </w:r>
-      <w:proofErr w:type="spellEnd"/>
-      <w:r>
-        <w:rPr>
-          <w:i/>
-          <w:iCs/>
-        </w:rPr>
-        <w:t xml:space="preserve"> :- Tu môžeme odovzdať farbu pre náš obdĺžnik. V našom príklade používame modrú farbu.</w:t>
+        <w:t>color :- Tu môžeme odovzdať farbu pre náš obdĺžnik. V našom príklade používame modrú farbu.</w:t>
       </w:r>
     </w:p>
     <w:p>
@@ -3472,21 +2822,12 @@
           <w:iCs/>
         </w:rPr>
       </w:pPr>
-      <w:proofErr w:type="spellStart"/>
       <w:r>
         <w:rPr>
           <w:i/>
           <w:iCs/>
         </w:rPr>
-        <w:t>rect</w:t>
-      </w:r>
-      <w:proofErr w:type="spellEnd"/>
-      <w:r>
-        <w:rPr>
-          <w:i/>
-          <w:iCs/>
-        </w:rPr>
-        <w:t xml:space="preserve"> :- Tu môžeme odovzdať obdĺžnik, polohu a rozmery.</w:t>
+        <w:t>rect :- Tu môžeme odovzdať obdĺžnik, polohu a rozmery.</w:t>
       </w:r>
     </w:p>
     <w:p>
@@ -3500,21 +2841,12 @@
           <w:iCs/>
         </w:rPr>
       </w:pPr>
-      <w:proofErr w:type="spellStart"/>
       <w:r>
         <w:rPr>
           <w:i/>
           <w:iCs/>
         </w:rPr>
-        <w:t>width</w:t>
-      </w:r>
-      <w:proofErr w:type="spellEnd"/>
-      <w:r>
-        <w:rPr>
-          <w:i/>
-          <w:iCs/>
-        </w:rPr>
-        <w:t xml:space="preserve"> :- Tu môžeme prejsť hrúbkou čiary. Plný obdĺžnik môžeme vytvoriť aj zmenou hodnoty tohto parametra šírky. Pozrime sa na to.</w:t>
+        <w:t>width :- Tu môžeme prejsť hrúbkou čiary. Plný obdĺžnik môžeme vytvoriť aj zmenou hodnoty tohto parametra šírky. Pozrime sa na to.</w:t>
       </w:r>
     </w:p>
     <w:p/>
@@ -3594,53 +2926,11 @@
       </w:pPr>
       <w:bookmarkStart w:id="31" w:name="_Toc210144992"/>
       <w:bookmarkStart w:id="32" w:name="_Toc210145052"/>
-      <w:proofErr w:type="spellStart"/>
-      <w:r>
-        <w:t>Python</w:t>
-      </w:r>
-      <w:proofErr w:type="spellEnd"/>
-      <w:r>
-        <w:t xml:space="preserve"> | </w:t>
-      </w:r>
-      <w:proofErr w:type="spellStart"/>
-      <w:r>
-        <w:t>Drawing</w:t>
-      </w:r>
-      <w:proofErr w:type="spellEnd"/>
-      <w:r>
-        <w:t xml:space="preserve"> </w:t>
-      </w:r>
-      <w:proofErr w:type="spellStart"/>
-      <w:r>
-        <w:t>different</w:t>
-      </w:r>
-      <w:proofErr w:type="spellEnd"/>
-      <w:r>
-        <w:t xml:space="preserve"> </w:t>
-      </w:r>
-      <w:proofErr w:type="spellStart"/>
-      <w:r>
-        <w:t>shapes</w:t>
-      </w:r>
-      <w:proofErr w:type="spellEnd"/>
-      <w:r>
-        <w:t xml:space="preserve"> on </w:t>
-      </w:r>
-      <w:proofErr w:type="spellStart"/>
-      <w:r>
-        <w:t>PyGame</w:t>
-      </w:r>
-      <w:proofErr w:type="spellEnd"/>
-      <w:r>
-        <w:t xml:space="preserve"> </w:t>
-      </w:r>
-      <w:proofErr w:type="spellStart"/>
-      <w:r>
-        <w:t>window</w:t>
+      <w:r>
+        <w:t>Python | Drawing different shapes on PyGame window</w:t>
       </w:r>
       <w:bookmarkEnd w:id="31"/>
       <w:bookmarkEnd w:id="32"/>
-      <w:proofErr w:type="spellEnd"/>
     </w:p>
     <w:p>
       <w:hyperlink r:id="rId15" w:history="1">
@@ -3666,37 +2956,8 @@
       </w:pPr>
       <w:bookmarkStart w:id="33" w:name="_Toc210144993"/>
       <w:bookmarkStart w:id="34" w:name="_Toc210145053"/>
-      <w:proofErr w:type="spellStart"/>
-      <w:r>
-        <w:t>How</w:t>
-      </w:r>
-      <w:proofErr w:type="spellEnd"/>
-      <w:r>
-        <w:t xml:space="preserve"> to </w:t>
-      </w:r>
-      <w:proofErr w:type="spellStart"/>
-      <w:r>
-        <w:t>draw</w:t>
-      </w:r>
-      <w:proofErr w:type="spellEnd"/>
-      <w:r>
-        <w:t xml:space="preserve"> </w:t>
-      </w:r>
-      <w:proofErr w:type="spellStart"/>
-      <w:r>
-        <w:t>rectangle</w:t>
-      </w:r>
-      <w:proofErr w:type="spellEnd"/>
-      <w:r>
-        <w:t xml:space="preserve"> in </w:t>
-      </w:r>
-      <w:proofErr w:type="spellStart"/>
-      <w:r>
-        <w:t>Pygame</w:t>
-      </w:r>
-      <w:proofErr w:type="spellEnd"/>
-      <w:r>
-        <w:t>?</w:t>
+      <w:r>
+        <w:t>How to draw rectangle in Pygame?</w:t>
       </w:r>
       <w:bookmarkEnd w:id="33"/>
       <w:bookmarkEnd w:id="34"/>
@@ -3731,62 +2992,9 @@
       </w:pPr>
       <w:bookmarkStart w:id="35" w:name="_Toc210144994"/>
       <w:bookmarkStart w:id="36" w:name="_Toc210145054"/>
-      <w:proofErr w:type="spellStart"/>
       <w:r>
         <w:lastRenderedPageBreak/>
-        <w:t>How</w:t>
-      </w:r>
-      <w:proofErr w:type="spellEnd"/>
-      <w:r>
-        <w:t xml:space="preserve"> to </w:t>
-      </w:r>
-      <w:proofErr w:type="spellStart"/>
-      <w:r>
-        <w:t>draw</w:t>
-      </w:r>
-      <w:proofErr w:type="spellEnd"/>
-      <w:r>
-        <w:t xml:space="preserve"> a </w:t>
-      </w:r>
-      <w:proofErr w:type="spellStart"/>
-      <w:r>
-        <w:t>rectangle</w:t>
-      </w:r>
-      <w:proofErr w:type="spellEnd"/>
-      <w:r>
-        <w:t xml:space="preserve"> </w:t>
-      </w:r>
-      <w:proofErr w:type="spellStart"/>
-      <w:r>
-        <w:t>with</w:t>
-      </w:r>
-      <w:proofErr w:type="spellEnd"/>
-      <w:r>
-        <w:t xml:space="preserve"> </w:t>
-      </w:r>
-      <w:proofErr w:type="spellStart"/>
-      <w:r>
-        <w:t>rounded</w:t>
-      </w:r>
-      <w:proofErr w:type="spellEnd"/>
-      <w:r>
-        <w:t xml:space="preserve"> </w:t>
-      </w:r>
-      <w:proofErr w:type="spellStart"/>
-      <w:r>
-        <w:t>corner</w:t>
-      </w:r>
-      <w:proofErr w:type="spellEnd"/>
-      <w:r>
-        <w:t xml:space="preserve"> in </w:t>
-      </w:r>
-      <w:proofErr w:type="spellStart"/>
-      <w:r>
-        <w:t>PyGame</w:t>
-      </w:r>
-      <w:proofErr w:type="spellEnd"/>
-      <w:r>
-        <w:t>?</w:t>
+        <w:t>How to draw a rectangle with rounded corner in PyGame?</w:t>
       </w:r>
       <w:bookmarkEnd w:id="35"/>
       <w:bookmarkEnd w:id="36"/>
@@ -3812,13 +3020,8 @@
         <w:t xml:space="preserve">Pokračovanie - </w:t>
       </w:r>
       <w:r>
-        <w:t xml:space="preserve">Event </w:t>
-      </w:r>
-      <w:proofErr w:type="spellStart"/>
-      <w:r>
-        <w:t>Handling</w:t>
-      </w:r>
-      <w:proofErr w:type="spellEnd"/>
+        <w:t>Event Handling</w:t>
+      </w:r>
     </w:p>
     <w:p>
       <w:hyperlink r:id="rId18" w:anchor=":~:text=corners%20in%20PyGame%3F-,Event%20Handling,-In%20this%20part" w:history="1">
@@ -3877,34 +3080,13 @@
       <w:r>
         <w:t xml:space="preserve">. Vysvetliť zachytenie farby do zoznamu </w:t>
       </w:r>
-      <w:proofErr w:type="spellStart"/>
-      <w:r>
-        <w:t>circle_data</w:t>
-      </w:r>
-      <w:proofErr w:type="spellEnd"/>
-      <w:r>
-        <w:t xml:space="preserve"> = []</w:t>
-      </w:r>
-    </w:p>
-    <w:p>
-      <w:r>
-        <w:t>Rozlíšenie ľavého a </w:t>
-      </w:r>
-      <w:proofErr w:type="spellStart"/>
-      <w:r>
-        <w:t>praveho</w:t>
-      </w:r>
-      <w:proofErr w:type="spellEnd"/>
-      <w:r>
-        <w:t xml:space="preserve"> </w:t>
-      </w:r>
-      <w:proofErr w:type="spellStart"/>
-      <w:r>
-        <w:t>tlačítka</w:t>
-      </w:r>
-      <w:proofErr w:type="spellEnd"/>
-      <w:r>
-        <w:t xml:space="preserve"> v udalosti program </w:t>
+      <w:r>
+        <w:t>circle_data = []</w:t>
+      </w:r>
+    </w:p>
+    <w:p>
+      <w:r>
+        <w:t xml:space="preserve">Rozlíšenie ľavého a praveho tlačítka v udalosti program </w:t>
       </w:r>
       <w:r>
         <w:rPr>
@@ -3926,15 +3108,10 @@
       <w:bookmarkStart w:id="38" w:name="_Toc210144995"/>
       <w:bookmarkStart w:id="39" w:name="_Toc210145055"/>
       <w:r>
-        <w:t xml:space="preserve">Event </w:t>
-      </w:r>
-      <w:proofErr w:type="spellStart"/>
-      <w:r>
-        <w:t>Handling</w:t>
+        <w:t>Event Handling</w:t>
       </w:r>
       <w:bookmarkEnd w:id="38"/>
       <w:bookmarkEnd w:id="39"/>
-      <w:proofErr w:type="spellEnd"/>
     </w:p>
     <w:p>
       <w:pPr>
@@ -4023,45 +3200,8 @@
       </w:pPr>
       <w:bookmarkStart w:id="44" w:name="_Toc210144998"/>
       <w:bookmarkStart w:id="45" w:name="_Toc210145058"/>
-      <w:proofErr w:type="spellStart"/>
-      <w:r>
-        <w:t>How</w:t>
-      </w:r>
-      <w:proofErr w:type="spellEnd"/>
-      <w:r>
-        <w:t xml:space="preserve"> to </w:t>
-      </w:r>
-      <w:proofErr w:type="spellStart"/>
-      <w:r>
-        <w:t>add</w:t>
-      </w:r>
-      <w:proofErr w:type="spellEnd"/>
-      <w:r>
-        <w:t xml:space="preserve"> </w:t>
-      </w:r>
-      <w:proofErr w:type="spellStart"/>
-      <w:r>
-        <w:t>Custom</w:t>
-      </w:r>
-      <w:proofErr w:type="spellEnd"/>
-      <w:r>
-        <w:t xml:space="preserve"> </w:t>
-      </w:r>
-      <w:proofErr w:type="spellStart"/>
-      <w:r>
-        <w:t>Events</w:t>
-      </w:r>
-      <w:proofErr w:type="spellEnd"/>
-      <w:r>
-        <w:t xml:space="preserve"> in </w:t>
-      </w:r>
-      <w:proofErr w:type="spellStart"/>
-      <w:r>
-        <w:t>Pygame</w:t>
-      </w:r>
-      <w:proofErr w:type="spellEnd"/>
-      <w:r>
-        <w:t>?</w:t>
+      <w:r>
+        <w:t>How to add Custom Events in Pygame?</w:t>
       </w:r>
       <w:bookmarkEnd w:id="44"/>
       <w:bookmarkEnd w:id="45"/>
@@ -4080,21 +3220,8 @@
       </w:r>
     </w:p>
     <w:p>
-      <w:proofErr w:type="spellStart"/>
-      <w:r>
-        <w:t>Prepodkaldám</w:t>
-      </w:r>
-      <w:proofErr w:type="spellEnd"/>
-      <w:r>
-        <w:t xml:space="preserve">, že táto problematika je ešte príliš zložitá pre </w:t>
-      </w:r>
-      <w:proofErr w:type="spellStart"/>
-      <w:r>
-        <w:t>Kubiho</w:t>
-      </w:r>
-      <w:proofErr w:type="spellEnd"/>
-      <w:r>
-        <w:t>.</w:t>
+      <w:r>
+        <w:t>Prepodkaldám, že táto problematika je ešte príliš zložitá pre Kubiho.</w:t>
       </w:r>
     </w:p>
     <w:p>
@@ -4103,37 +3230,8 @@
       </w:pPr>
       <w:bookmarkStart w:id="46" w:name="_Toc210144999"/>
       <w:bookmarkStart w:id="47" w:name="_Toc210145059"/>
-      <w:proofErr w:type="spellStart"/>
-      <w:r>
-        <w:t>How</w:t>
-      </w:r>
-      <w:proofErr w:type="spellEnd"/>
-      <w:r>
-        <w:t xml:space="preserve"> to get </w:t>
-      </w:r>
-      <w:proofErr w:type="spellStart"/>
-      <w:r>
-        <w:t>keyboard</w:t>
-      </w:r>
-      <w:proofErr w:type="spellEnd"/>
-      <w:r>
-        <w:t xml:space="preserve"> </w:t>
-      </w:r>
-      <w:proofErr w:type="spellStart"/>
-      <w:r>
-        <w:t>input</w:t>
-      </w:r>
-      <w:proofErr w:type="spellEnd"/>
-      <w:r>
-        <w:t xml:space="preserve"> in </w:t>
-      </w:r>
-      <w:proofErr w:type="spellStart"/>
-      <w:r>
-        <w:t>PyGame</w:t>
-      </w:r>
-      <w:proofErr w:type="spellEnd"/>
-      <w:r>
-        <w:t xml:space="preserve"> ?</w:t>
+      <w:r>
+        <w:t>How to get keyboard input in PyGame ?</w:t>
       </w:r>
       <w:bookmarkEnd w:id="46"/>
       <w:bookmarkEnd w:id="47"/>
@@ -4205,15 +3303,7 @@
         <w:t xml:space="preserve"> obrázkov zo zložky obrázkov</w:t>
       </w:r>
       <w:r>
-        <w:t xml:space="preserve">, ktorý je </w:t>
-      </w:r>
-      <w:proofErr w:type="spellStart"/>
-      <w:r>
-        <w:t>podzložka</w:t>
-      </w:r>
-      <w:proofErr w:type="spellEnd"/>
-      <w:r>
-        <w:t xml:space="preserve"> programu.</w:t>
+        <w:t>, ktorý je podzložka programu.</w:t>
       </w:r>
     </w:p>
     <w:p>
@@ -4250,19 +3340,9 @@
       </w:pPr>
       <w:bookmarkStart w:id="51" w:name="_Toc210145002"/>
       <w:bookmarkStart w:id="52" w:name="_Toc210145061"/>
-      <w:proofErr w:type="spellStart"/>
-      <w:r>
-        <w:t>Python</w:t>
-      </w:r>
-      <w:proofErr w:type="spellEnd"/>
-      <w:r>
-        <w:t xml:space="preserve"> </w:t>
-      </w:r>
-      <w:proofErr w:type="spellStart"/>
-      <w:r>
-        <w:t>Lists</w:t>
-      </w:r>
-      <w:proofErr w:type="spellEnd"/>
+      <w:r>
+        <w:t>Python Lists</w:t>
+      </w:r>
       <w:r>
         <w:t xml:space="preserve"> – Zoznamy.</w:t>
       </w:r>
@@ -4360,52 +3440,32 @@
       </w:r>
     </w:p>
     <w:p>
-      <w:proofErr w:type="spellStart"/>
-      <w:r>
-        <w:t>append</w:t>
-      </w:r>
-      <w:proofErr w:type="spellEnd"/>
-      <w:r>
-        <w:t xml:space="preserve">(): </w:t>
+      <w:r>
+        <w:t xml:space="preserve">append(): </w:t>
       </w:r>
       <w:r>
         <w:t>Pridá prvok na koniec zoznamu.</w:t>
       </w:r>
     </w:p>
     <w:p>
-      <w:proofErr w:type="spellStart"/>
-      <w:r>
-        <w:t>extend</w:t>
-      </w:r>
-      <w:proofErr w:type="spellEnd"/>
-      <w:r>
-        <w:t xml:space="preserve">(): </w:t>
+      <w:r>
+        <w:t xml:space="preserve">extend(): </w:t>
       </w:r>
       <w:r>
         <w:t>Pridá viacero prvkov na koniec zoznamu.</w:t>
       </w:r>
     </w:p>
     <w:p>
-      <w:proofErr w:type="spellStart"/>
-      <w:r>
-        <w:t>insert</w:t>
-      </w:r>
-      <w:proofErr w:type="spellEnd"/>
-      <w:r>
-        <w:t xml:space="preserve">(): </w:t>
+      <w:r>
+        <w:t xml:space="preserve">insert(): </w:t>
       </w:r>
       <w:r>
         <w:t>Pridá prvok na konkrétnu pozíciu.</w:t>
       </w:r>
     </w:p>
     <w:p>
-      <w:proofErr w:type="spellStart"/>
-      <w:r>
-        <w:t>clear</w:t>
-      </w:r>
-      <w:proofErr w:type="spellEnd"/>
-      <w:r>
-        <w:t xml:space="preserve">(): </w:t>
+      <w:r>
+        <w:t xml:space="preserve">clear(): </w:t>
       </w:r>
       <w:r>
         <w:t>Odstráni všetky položky.</w:t>
@@ -4463,13 +3523,8 @@
       </w:r>
     </w:p>
     <w:p>
-      <w:proofErr w:type="spellStart"/>
-      <w:r>
-        <w:t>remove</w:t>
-      </w:r>
-      <w:proofErr w:type="spellEnd"/>
-      <w:r>
-        <w:t>(): Odstráni prvý výskyt prvku.</w:t>
+      <w:r>
+        <w:t>remove(): Odstráni prvý výskyt prvku.</w:t>
       </w:r>
     </w:p>
     <w:p>
@@ -4501,15 +3556,7 @@
     </w:p>
     <w:p>
       <w:r>
-        <w:t xml:space="preserve">Zoznamy môžeme </w:t>
-      </w:r>
-      <w:proofErr w:type="spellStart"/>
-      <w:r>
-        <w:t>iterovať</w:t>
-      </w:r>
-      <w:proofErr w:type="spellEnd"/>
-      <w:r>
-        <w:t xml:space="preserve"> pomocou </w:t>
+        <w:t xml:space="preserve">Zoznamy môžeme iterovať pomocou </w:t>
       </w:r>
       <w:hyperlink r:id="rId23" w:tgtFrame="_blank" w:history="1">
         <w:r>
@@ -4561,15 +3608,7 @@
     </w:p>
     <w:p>
       <w:r>
-        <w:t xml:space="preserve">Porozumenie zoznamu je stručný spôsob vytvárania zoznamov pomocou jedného riadku kódu. Je užitočný na použitie operácie alebo filtra na položky v </w:t>
-      </w:r>
-      <w:proofErr w:type="spellStart"/>
-      <w:r>
-        <w:t>iterovateľnom</w:t>
-      </w:r>
-      <w:proofErr w:type="spellEnd"/>
-      <w:r>
-        <w:t xml:space="preserve"> objekte, ako je napríklad zoznam alebo rozsah.</w:t>
+        <w:t>Porozumenie zoznamu je stručný spôsob vytvárania zoznamov pomocou jedného riadku kódu. Je užitočný na použitie operácie alebo filtra na položky v iterovateľnom objekte, ako je napríklad zoznam alebo rozsah.</w:t>
       </w:r>
     </w:p>
     <w:p>
@@ -4590,15 +3629,7 @@
         <w:pStyle w:val="Nadpis4"/>
       </w:pPr>
       <w:r>
-        <w:t xml:space="preserve">Záver – </w:t>
-      </w:r>
-      <w:proofErr w:type="spellStart"/>
-      <w:r>
-        <w:t>kviz</w:t>
-      </w:r>
-      <w:proofErr w:type="spellEnd"/>
-      <w:r>
-        <w:t>.</w:t>
+        <w:t>Záver – kviz.</w:t>
       </w:r>
     </w:p>
     <w:p>
@@ -4633,13 +3664,8 @@
     </w:p>
     <w:p/>
     <w:p>
-      <w:proofErr w:type="spellStart"/>
-      <w:r>
-        <w:t>Stiahnúť</w:t>
-      </w:r>
-      <w:proofErr w:type="spellEnd"/>
-      <w:r>
-        <w:t xml:space="preserve"> program </w:t>
+      <w:r>
+        <w:t xml:space="preserve">Stiahnúť program </w:t>
       </w:r>
       <w:r>
         <w:rPr>
@@ -4669,15 +3695,7 @@
         <w:t xml:space="preserve"> – vysvetlenie: v</w:t>
       </w:r>
       <w:r>
-        <w:t xml:space="preserve"> </w:t>
-      </w:r>
-      <w:proofErr w:type="spellStart"/>
-      <w:r>
-        <w:t>print</w:t>
-      </w:r>
-      <w:proofErr w:type="spellEnd"/>
-      <w:r>
-        <w:t>() sa používa indexovanie. a[0] označuje [1, [2, 3], 4], a[0][1] označuje [2, 3], a[0][1][1] = 3 a a[2] = 8. Sčítajú sa teda dve celé čísla, 3 + 8 = 11 a výstup je 11.</w:t>
+        <w:t xml:space="preserve"> print() sa používa indexovanie. a[0] označuje [1, [2, 3], 4], a[0][1] označuje [2, 3], a[0][1][1] = 3 a a[2] = 8. Sčítajú sa teda dve celé čísla, 3 + 8 = 11 a výstup je 11.</w:t>
       </w:r>
     </w:p>
     <w:p>
@@ -4766,15 +3784,7 @@
         <w:t xml:space="preserve">vysvetlenie: </w:t>
       </w:r>
       <w:r>
-        <w:t>Premenná i sa používa na iteráciu každého prvku v zozname temp. i[0] predstavuje znak na 0. indexe i a funkcia .</w:t>
-      </w:r>
-      <w:proofErr w:type="spellStart"/>
-      <w:r>
-        <w:t>upper</w:t>
-      </w:r>
-      <w:proofErr w:type="spellEnd"/>
-      <w:r>
-        <w:t>() sa používa na písanie veľkých písmen znaku prítomného v i[0].</w:t>
+        <w:t>Premenná i sa používa na iteráciu každého prvku v zozname temp. i[0] predstavuje znak na 0. indexe i a funkcia .upper() sa používa na písanie veľkých písmen znaku prítomného v i[0].</w:t>
       </w:r>
     </w:p>
     <w:p>
@@ -4854,42 +3864,10 @@
         <w:t>.py</w:t>
       </w:r>
       <w:r>
-        <w:t xml:space="preserve"> – opäť dosť komplikovaný príklad so vnorenými </w:t>
-      </w:r>
-      <w:proofErr w:type="spellStart"/>
-      <w:r>
-        <w:t>zoznami</w:t>
-      </w:r>
-      <w:proofErr w:type="spellEnd"/>
-      <w:r>
-        <w:t xml:space="preserve">, skúsiť </w:t>
-      </w:r>
-      <w:proofErr w:type="spellStart"/>
-      <w:r>
-        <w:t>analýzovať</w:t>
-      </w:r>
-      <w:proofErr w:type="spellEnd"/>
-      <w:r>
-        <w:t xml:space="preserve">, vysvetlenie: </w:t>
-      </w:r>
-      <w:r>
-        <w:t xml:space="preserve">[x </w:t>
-      </w:r>
-      <w:proofErr w:type="spellStart"/>
-      <w:r>
-        <w:t>for</w:t>
-      </w:r>
-      <w:proofErr w:type="spellEnd"/>
-      <w:r>
-        <w:t xml:space="preserve"> x in[li] vráti nový zoznam kopírujúci hodnoty v príkaze list li a vonkajší príkaz </w:t>
-      </w:r>
-      <w:proofErr w:type="spellStart"/>
-      <w:r>
-        <w:t>for</w:t>
-      </w:r>
-      <w:proofErr w:type="spellEnd"/>
-      <w:r>
-        <w:t xml:space="preserve"> vypíše novovytvorený zoznam 3-krát.</w:t>
+        <w:t xml:space="preserve"> – opäť dosť komplikovaný príklad so vnorenými zoznami, skúsiť analýzovať, vysvetlenie: </w:t>
+      </w:r>
+      <w:r>
+        <w:t>[x for x in[li] vráti nový zoznam kopírujúci hodnoty v príkaze list li a vonkajší príkaz for vypíše novovytvorený zoznam 3-krát.</w:t>
       </w:r>
     </w:p>
     <w:p>
@@ -4921,15 +3899,7 @@
         <w:t xml:space="preserve"> – opäť dosť komplikovaný príklad, čo znamená „násobenie“ zoznamu – vysvetlenie: </w:t>
       </w:r>
       <w:r>
-        <w:t>Výraz list[</w:t>
-      </w:r>
-      <w:proofErr w:type="spellStart"/>
-      <w:r>
-        <w:t>listelements</w:t>
-      </w:r>
-      <w:proofErr w:type="spellEnd"/>
-      <w:r>
-        <w:t>]*N, kde N je celé číslo, pripojí N kópií prvkov zoznamu v pôvodnom zozname. Ak je N záporné celé číslo alebo 0, výstup bude prázdny zoznam, inak ak je N kladné, prvky zoznamu sa pridajú N krát do pôvodného zoznamu.</w:t>
+        <w:t>Výraz list[listelements]*N, kde N je celé číslo, pripojí N kópií prvkov zoznamu v pôvodnom zozname. Ak je N záporné celé číslo alebo 0, výstup bude prázdny zoznam, inak ak je N kladné, prvky zoznamu sa pridajú N krát do pôvodného zoznamu.</w:t>
       </w:r>
     </w:p>
     <w:p>
@@ -4973,23 +3943,7 @@
         <w:t xml:space="preserve"> – vysvetlenie: </w:t>
       </w:r>
       <w:r>
-        <w:t>li[1] odkazuje na druhý prvok "</w:t>
-      </w:r>
-      <w:proofErr w:type="spellStart"/>
-      <w:r>
-        <w:t>Pratik</w:t>
-      </w:r>
-      <w:proofErr w:type="spellEnd"/>
-      <w:r>
-        <w:t>". li[1][-1] pristupuje k poslednému znaku '</w:t>
-      </w:r>
-      <w:proofErr w:type="spellStart"/>
-      <w:r>
-        <w:t>Pratik</w:t>
-      </w:r>
-      <w:proofErr w:type="spellEnd"/>
-      <w:r>
-        <w:t>', ktorým je 'k'.</w:t>
+        <w:t>li[1] odkazuje na druhý prvok "Pratik". li[1][-1] pristupuje k poslednému znaku 'Pratik', ktorým je 'k'.</w:t>
       </w:r>
     </w:p>
     <w:p>
@@ -5027,334 +3981,214 @@
         <w:t xml:space="preserve"> zau</w:t>
       </w:r>
       <w:r>
-        <w:t xml:space="preserve">jímavá práca so zlúčenými </w:t>
-      </w:r>
-      <w:proofErr w:type="spellStart"/>
-      <w:r>
-        <w:t>zoznami</w:t>
-      </w:r>
-      <w:proofErr w:type="spellEnd"/>
-      <w:r>
-        <w:t xml:space="preserve">, nepoznal som to ani ja – vysvetlenie: </w:t>
+        <w:t xml:space="preserve">jímavá práca so zlúčenými zoznami, nepoznal som to ani ja – vysvetlenie: </w:t>
       </w:r>
       <w:r>
         <w:t xml:space="preserve">Funkcia </w:t>
       </w:r>
-      <w:proofErr w:type="spellStart"/>
       <w:r>
         <w:rPr>
           <w:b/>
           <w:bCs/>
         </w:rPr>
-        <w:t>zip</w:t>
-      </w:r>
-      <w:proofErr w:type="spellEnd"/>
+        <w:t>zip()</w:t>
+      </w:r>
+      <w:r>
+        <w:t xml:space="preserve"> v Pythone kombinuje viacero iterables (</w:t>
+      </w:r>
+      <w:r>
+        <w:t>iterovateľné objekty</w:t>
+      </w:r>
+      <w:r>
+        <w:t>), ako sú zoznamy, n-tice, reťazce, knižnice atď., do jedného iterátora n-tic, kde každá n-tica obsahuje prvky zo vstupných iterables v rovnakom indexe.</w:t>
+      </w:r>
+    </w:p>
+    <w:p>
+      <w:r>
+        <w:t>V danom kóde sa zoznamy "a" a "b" spoja metódou zip a potom sa do nového zoznamu pridá rozdiel medzi prvkami z a b ( odpočíta sa ). Výstup bude - 9, 18, 27, 36, 45</w:t>
+      </w:r>
+    </w:p>
+    <w:p>
+      <w:r>
+        <w:t xml:space="preserve">Program </w:t>
+      </w:r>
       <w:r>
         <w:rPr>
           <w:b/>
           <w:bCs/>
         </w:rPr>
-        <w:t>()</w:t>
-      </w:r>
-      <w:r>
-        <w:t xml:space="preserve"> v </w:t>
-      </w:r>
-      <w:proofErr w:type="spellStart"/>
-      <w:r>
-        <w:t>Pythone</w:t>
-      </w:r>
-      <w:proofErr w:type="spellEnd"/>
-      <w:r>
-        <w:t xml:space="preserve"> kombinuje viacero </w:t>
-      </w:r>
-      <w:proofErr w:type="spellStart"/>
-      <w:r>
-        <w:t>iterables</w:t>
-      </w:r>
-      <w:proofErr w:type="spellEnd"/>
-      <w:r>
-        <w:t xml:space="preserve"> (</w:t>
-      </w:r>
-      <w:proofErr w:type="spellStart"/>
-      <w:r>
-        <w:t>iterovateľné</w:t>
-      </w:r>
-      <w:proofErr w:type="spellEnd"/>
-      <w:r>
-        <w:t xml:space="preserve"> objekty</w:t>
-      </w:r>
-      <w:r>
-        <w:t>), ako sú zoznamy, n-</w:t>
-      </w:r>
-      <w:proofErr w:type="spellStart"/>
-      <w:r>
-        <w:t>tice</w:t>
-      </w:r>
-      <w:proofErr w:type="spellEnd"/>
-      <w:r>
-        <w:t xml:space="preserve">, reťazce, knižnice atď., do jedného </w:t>
-      </w:r>
-      <w:proofErr w:type="spellStart"/>
-      <w:r>
-        <w:t>iterátora</w:t>
-      </w:r>
-      <w:proofErr w:type="spellEnd"/>
-      <w:r>
-        <w:t xml:space="preserve"> n-</w:t>
-      </w:r>
-      <w:proofErr w:type="spellStart"/>
-      <w:r>
-        <w:t>tic</w:t>
-      </w:r>
-      <w:proofErr w:type="spellEnd"/>
-      <w:r>
-        <w:t>, kde každá n-</w:t>
-      </w:r>
-      <w:proofErr w:type="spellStart"/>
-      <w:r>
-        <w:t>tica</w:t>
-      </w:r>
-      <w:proofErr w:type="spellEnd"/>
-      <w:r>
-        <w:t xml:space="preserve"> obsahuje prvky zo vstupných </w:t>
-      </w:r>
-      <w:proofErr w:type="spellStart"/>
-      <w:r>
-        <w:t>iterables</w:t>
-      </w:r>
-      <w:proofErr w:type="spellEnd"/>
-      <w:r>
-        <w:t xml:space="preserve"> v rovnakom indexe.</w:t>
-      </w:r>
-    </w:p>
-    <w:p>
-      <w:r>
-        <w:t xml:space="preserve">V danom kóde sa zoznamy "a" a "b" spoja metódou </w:t>
-      </w:r>
-      <w:proofErr w:type="spellStart"/>
-      <w:r>
-        <w:t>zip</w:t>
-      </w:r>
-      <w:proofErr w:type="spellEnd"/>
-      <w:r>
-        <w:t xml:space="preserve"> a potom sa do nového zoznamu pridá rozdiel medzi prvkami z a b ( odpočíta sa ). Výstup bude - 9, 18, 27, 36, 45</w:t>
-      </w:r>
-    </w:p>
-    <w:p>
-      <w:r>
-        <w:t xml:space="preserve">Program </w:t>
+        <w:t>Q1</w:t>
       </w:r>
       <w:r>
         <w:rPr>
           <w:b/>
           <w:bCs/>
         </w:rPr>
-        <w:t>Q1</w:t>
+        <w:t>6</w:t>
       </w:r>
       <w:r>
         <w:rPr>
           <w:b/>
           <w:bCs/>
         </w:rPr>
-        <w:t>6</w:t>
+        <w:t>.py</w:t>
       </w:r>
       <w:r>
         <w:rPr>
           <w:b/>
           <w:bCs/>
         </w:rPr>
-        <w:t>.py</w:t>
+        <w:t xml:space="preserve"> - </w:t>
+      </w:r>
+      <w:r>
+        <w:t xml:space="preserve">v pythone je možné krájanie zoznamu vykonať aj pomocou syntaxe </w:t>
+      </w:r>
+      <w:bookmarkStart w:id="59" w:name="_Hlk211599561"/>
+      <w:r>
+        <w:t xml:space="preserve">listName[x:y:z], kde x znamená počiatočný index, y-1 definuje konečnú hodnotu </w:t>
+      </w:r>
+      <w:bookmarkEnd w:id="59"/>
+      <w:r>
+        <w:t>indexu a z určuje veľkosť kroku. Ak chýba niektorá z hodnôt medzi x, y a z, interpret prevezme predvolenú hodnotu.</w:t>
+      </w:r>
+      <w:r>
+        <w:t xml:space="preserve"> Zaujímavý príklad </w:t>
+      </w:r>
+      <w:r>
+        <w:t>listName[x:y:z], kde x znamená počiatočný index, y-1 definuje konečnú hodnotu</w:t>
+      </w:r>
+      <w:r>
+        <w:t xml:space="preserve"> a z je veľkosť kroku, takže každý druhý prvok vybraného pod zoznamu.</w:t>
+      </w:r>
+    </w:p>
+    <w:p>
+      <w:r>
+        <w:t xml:space="preserve">Program </w:t>
       </w:r>
       <w:r>
         <w:rPr>
           <w:b/>
           <w:bCs/>
         </w:rPr>
-        <w:t xml:space="preserve"> - </w:t>
-      </w:r>
-      <w:r>
-        <w:t xml:space="preserve">v </w:t>
-      </w:r>
-      <w:proofErr w:type="spellStart"/>
-      <w:r>
-        <w:t>pythone</w:t>
-      </w:r>
-      <w:proofErr w:type="spellEnd"/>
-      <w:r>
-        <w:t xml:space="preserve"> je možné krájanie zoznamu vykonať aj pomocou syntaxe </w:t>
-      </w:r>
-      <w:bookmarkStart w:id="59" w:name="_Hlk211599561"/>
-      <w:proofErr w:type="spellStart"/>
-      <w:r>
-        <w:t>listName</w:t>
-      </w:r>
-      <w:proofErr w:type="spellEnd"/>
-      <w:r>
-        <w:t>[</w:t>
-      </w:r>
-      <w:proofErr w:type="spellStart"/>
-      <w:r>
-        <w:t>x:y:z</w:t>
-      </w:r>
-      <w:proofErr w:type="spellEnd"/>
-      <w:r>
-        <w:t xml:space="preserve">], kde x znamená počiatočný index, y-1 definuje konečnú hodnotu </w:t>
-      </w:r>
-      <w:bookmarkEnd w:id="59"/>
-      <w:r>
-        <w:t>indexu a z určuje veľkosť kroku. Ak chýba niektorá z hodnôt medzi x, y a z, interpret prevezme predvolenú hodnotu.</w:t>
-      </w:r>
-      <w:r>
-        <w:t xml:space="preserve"> Zaujímavý príklad </w:t>
-      </w:r>
-      <w:proofErr w:type="spellStart"/>
-      <w:r>
-        <w:t>listName</w:t>
-      </w:r>
-      <w:proofErr w:type="spellEnd"/>
-      <w:r>
-        <w:t>[</w:t>
-      </w:r>
-      <w:proofErr w:type="spellStart"/>
-      <w:r>
-        <w:t>x:y:z</w:t>
-      </w:r>
-      <w:proofErr w:type="spellEnd"/>
-      <w:r>
-        <w:t>], kde x znamená počiatočný index, y-1 definuje konečnú hodnotu</w:t>
-      </w:r>
-      <w:r>
-        <w:t xml:space="preserve"> a z je veľkosť kroku, takže každý druhý prvok vybraného pod zoznamu.</w:t>
-      </w:r>
-    </w:p>
-    <w:p>
-      <w:r>
-        <w:t xml:space="preserve">Program </w:t>
+        <w:t>Q1</w:t>
       </w:r>
       <w:r>
         <w:rPr>
           <w:b/>
           <w:bCs/>
         </w:rPr>
-        <w:t>Q1</w:t>
+        <w:t>7</w:t>
       </w:r>
       <w:r>
         <w:rPr>
           <w:b/>
           <w:bCs/>
         </w:rPr>
-        <w:t>7</w:t>
+        <w:t>.py</w:t>
+      </w:r>
+      <w:r>
+        <w:t xml:space="preserve"> </w:t>
+      </w:r>
+      <w:r>
+        <w:t>–</w:t>
+      </w:r>
+      <w:r>
+        <w:t xml:space="preserve"> </w:t>
+      </w:r>
+      <w:r>
+        <w:t>príklad vnorených zoznamov, ktoré tvoria len jeden člen pôvodného zoznamu</w:t>
+      </w:r>
+    </w:p>
+    <w:p>
+      <w:r>
+        <w:t xml:space="preserve">Program </w:t>
       </w:r>
       <w:r>
         <w:rPr>
           <w:b/>
           <w:bCs/>
         </w:rPr>
-        <w:t>.py</w:t>
-      </w:r>
-      <w:r>
-        <w:t xml:space="preserve"> </w:t>
-      </w:r>
-      <w:r>
-        <w:t>–</w:t>
-      </w:r>
-      <w:r>
-        <w:t xml:space="preserve"> </w:t>
-      </w:r>
-      <w:r>
-        <w:t>príklad vnorených zoznamov, ktoré tvoria len jeden člen pôvodného zoznamu</w:t>
-      </w:r>
-    </w:p>
-    <w:p>
-      <w:r>
-        <w:t xml:space="preserve">Program </w:t>
+        <w:t>Q1</w:t>
       </w:r>
       <w:r>
         <w:rPr>
           <w:b/>
           <w:bCs/>
         </w:rPr>
-        <w:t>Q1</w:t>
+        <w:t>8</w:t>
       </w:r>
       <w:r>
         <w:rPr>
           <w:b/>
           <w:bCs/>
         </w:rPr>
-        <w:t>8</w:t>
+        <w:t>.py</w:t>
+      </w:r>
+      <w:r>
+        <w:t xml:space="preserve"> –</w:t>
+      </w:r>
+      <w:r>
+        <w:t xml:space="preserve"> podobný príklad sme už riešili je to pomerne jednoduché</w:t>
+      </w:r>
+    </w:p>
+    <w:p>
+      <w:r>
+        <w:t xml:space="preserve">Program </w:t>
       </w:r>
       <w:r>
         <w:rPr>
           <w:b/>
           <w:bCs/>
         </w:rPr>
-        <w:t>.py</w:t>
-      </w:r>
-      <w:r>
-        <w:t xml:space="preserve"> –</w:t>
-      </w:r>
-      <w:r>
-        <w:t xml:space="preserve"> podobný príklad sme už riešili je to pomerne jednoduché</w:t>
-      </w:r>
-    </w:p>
-    <w:p>
-      <w:r>
-        <w:t xml:space="preserve">Program </w:t>
+        <w:t>Q1</w:t>
       </w:r>
       <w:r>
         <w:rPr>
           <w:b/>
           <w:bCs/>
         </w:rPr>
-        <w:t>Q1</w:t>
+        <w:t>9</w:t>
       </w:r>
       <w:r>
         <w:rPr>
           <w:b/>
           <w:bCs/>
         </w:rPr>
-        <w:t>9</w:t>
+        <w:t>.py</w:t>
+      </w:r>
+      <w:r>
+        <w:t xml:space="preserve"> –</w:t>
+      </w:r>
+      <w:r>
+        <w:t xml:space="preserve"> </w:t>
+      </w:r>
+      <w:r>
+        <w:t>jednoduché zlúčenie zoznamu</w:t>
+      </w:r>
+    </w:p>
+    <w:p>
+      <w:r>
+        <w:t xml:space="preserve">Program </w:t>
       </w:r>
       <w:r>
         <w:rPr>
           <w:b/>
           <w:bCs/>
         </w:rPr>
-        <w:t>.py</w:t>
-      </w:r>
-      <w:r>
-        <w:t xml:space="preserve"> –</w:t>
-      </w:r>
-      <w:r>
-        <w:t xml:space="preserve"> </w:t>
-      </w:r>
-      <w:r>
-        <w:t>jednoduché zlúčenie zoznamu</w:t>
-      </w:r>
-    </w:p>
-    <w:p>
-      <w:r>
-        <w:t xml:space="preserve">Program </w:t>
+        <w:t>Q</w:t>
       </w:r>
       <w:r>
         <w:rPr>
           <w:b/>
           <w:bCs/>
         </w:rPr>
-        <w:t>Q</w:t>
+        <w:t>20</w:t>
       </w:r>
       <w:r>
         <w:rPr>
           <w:b/>
           <w:bCs/>
         </w:rPr>
-        <w:t>20</w:t>
-      </w:r>
-      <w:r>
-        <w:rPr>
-          <w:b/>
-          <w:bCs/>
-        </w:rPr>
         <w:t>.py</w:t>
       </w:r>
       <w:r>
@@ -5364,15 +4198,7 @@
         <w:t xml:space="preserve"> p</w:t>
       </w:r>
       <w:r>
-        <w:t xml:space="preserve">oskytli sme odkaz na zoznam "a" s iným zoznamom "b", čo znamená, že tieto dva zoznamy (a </w:t>
-      </w:r>
-      <w:proofErr w:type="spellStart"/>
-      <w:r>
-        <w:t>a</w:t>
-      </w:r>
-      <w:proofErr w:type="spellEnd"/>
-      <w:r>
-        <w:t xml:space="preserve"> b) odkazujú na ten istý zoznam. Takže akákoľvek zmena s b ovplyvní pôvodný zoznam</w:t>
+        <w:t>oskytli sme odkaz na zoznam "a" s iným zoznamom "b", čo znamená, že tieto dva zoznamy (a a b) odkazujú na ten istý zoznam. Takže akákoľvek zmena s b ovplyvní pôvodný zoznam</w:t>
       </w:r>
     </w:p>
     <w:p>
@@ -5494,13 +4320,8 @@
         <w:t xml:space="preserve">príkladov </w:t>
       </w:r>
       <w:r>
-        <w:t xml:space="preserve">zoznamu jazyka </w:t>
-      </w:r>
-      <w:proofErr w:type="spellStart"/>
-      <w:r>
-        <w:t>Python</w:t>
-      </w:r>
-      <w:proofErr w:type="spellEnd"/>
+        <w:t>zoznamu jazyka Python</w:t>
+      </w:r>
       <w:r>
         <w:t>.</w:t>
       </w:r>
@@ -5557,30 +4378,15 @@
       <w:pPr>
         <w:pStyle w:val="Nadpis3"/>
       </w:pPr>
-      <w:proofErr w:type="spellStart"/>
-      <w:r>
-        <w:t>Python</w:t>
-      </w:r>
-      <w:proofErr w:type="spellEnd"/>
-      <w:r>
-        <w:t xml:space="preserve"> </w:t>
-      </w:r>
-      <w:proofErr w:type="spellStart"/>
-      <w:r>
-        <w:t>Tuples</w:t>
-      </w:r>
-      <w:proofErr w:type="spellEnd"/>
+      <w:r>
+        <w:t>Python Tuples</w:t>
+      </w:r>
       <w:r>
         <w:t xml:space="preserve"> - N</w:t>
       </w:r>
       <w:r>
-        <w:t>-</w:t>
-      </w:r>
-      <w:proofErr w:type="spellStart"/>
-      <w:r>
-        <w:t>tice</w:t>
-      </w:r>
-      <w:proofErr w:type="spellEnd"/>
+        <w:t>-tice</w:t>
+      </w:r>
       <w:r>
         <w:t>.</w:t>
       </w:r>
@@ -5603,23 +4409,7 @@
         <w:jc w:val="both"/>
       </w:pPr>
       <w:r>
-        <w:t>N-</w:t>
-      </w:r>
-      <w:proofErr w:type="spellStart"/>
-      <w:r>
-        <w:t>tica</w:t>
-      </w:r>
-      <w:proofErr w:type="spellEnd"/>
-      <w:r>
-        <w:t xml:space="preserve"> v </w:t>
-      </w:r>
-      <w:proofErr w:type="spellStart"/>
-      <w:r>
-        <w:t>Pythone</w:t>
-      </w:r>
-      <w:proofErr w:type="spellEnd"/>
-      <w:r>
-        <w:t xml:space="preserve"> je nemenná usporiadaná kolekcia prvkov.</w:t>
+        <w:t>N-tica v Pythone je nemenná usporiadaná kolekcia prvkov.</w:t>
       </w:r>
     </w:p>
     <w:p>
@@ -5631,23 +4421,7 @@
         <w:jc w:val="both"/>
       </w:pPr>
       <w:r>
-        <w:t>N-</w:t>
-      </w:r>
-      <w:proofErr w:type="spellStart"/>
-      <w:r>
-        <w:t>tice</w:t>
-      </w:r>
-      <w:proofErr w:type="spellEnd"/>
-      <w:r>
-        <w:t xml:space="preserve"> sú podobné zoznamom, ale na rozdiel od zoznamov ich nemožno po vytvorení zmeniť (</w:t>
-      </w:r>
-      <w:proofErr w:type="spellStart"/>
-      <w:r>
-        <w:t>t.j</w:t>
-      </w:r>
-      <w:proofErr w:type="spellEnd"/>
-      <w:r>
-        <w:t>. sú nemenné).</w:t>
+        <w:t>N-tice sú podobné zoznamom, ale na rozdiel od zoznamov ich nemožno po vytvorení zmeniť (t.j. sú nemenné).</w:t>
       </w:r>
     </w:p>
     <w:p>
@@ -5659,15 +4433,7 @@
         <w:jc w:val="both"/>
       </w:pPr>
       <w:r>
-        <w:t>N-</w:t>
-      </w:r>
-      <w:proofErr w:type="spellStart"/>
-      <w:r>
-        <w:t>tice</w:t>
-      </w:r>
-      <w:proofErr w:type="spellEnd"/>
-      <w:r>
-        <w:t xml:space="preserve"> môžu obsahovať prvky rôznych typov údajov.</w:t>
+        <w:t>N-tice môžu obsahovať prvky rôznych typov údajov.</w:t>
       </w:r>
     </w:p>
     <w:p>
@@ -5679,36 +4445,15 @@
         <w:jc w:val="both"/>
       </w:pPr>
       <w:r>
-        <w:t>Hlavné charakteristiky n-</w:t>
-      </w:r>
-      <w:proofErr w:type="spellStart"/>
-      <w:r>
-        <w:t>tic</w:t>
-      </w:r>
-      <w:proofErr w:type="spellEnd"/>
-      <w:r>
-        <w:t xml:space="preserve"> sú usporiadané, heterogénne a nemenné.</w:t>
+        <w:t>Hlavné charakteristiky n-tic sú usporiadané, heterogénne a nemenné.</w:t>
       </w:r>
     </w:p>
     <w:p>
       <w:pPr>
         <w:pStyle w:val="Nadpis3"/>
       </w:pPr>
-      <w:proofErr w:type="spellStart"/>
-      <w:r>
-        <w:t>Python</w:t>
-      </w:r>
-      <w:proofErr w:type="spellEnd"/>
-      <w:r>
-        <w:t xml:space="preserve"> </w:t>
-      </w:r>
-      <w:proofErr w:type="spellStart"/>
-      <w:r>
-        <w:t>String</w:t>
-      </w:r>
-      <w:proofErr w:type="spellEnd"/>
-      <w:r>
-        <w:t xml:space="preserve"> - </w:t>
+      <w:r>
+        <w:t xml:space="preserve">Python String - </w:t>
       </w:r>
       <w:r>
         <w:t>Reťazc</w:t>
@@ -5737,20 +4482,10 @@
           <w:rFonts w:eastAsiaTheme="minorHAnsi" w:cstheme="minorBidi"/>
         </w:rPr>
       </w:pPr>
-      <w:proofErr w:type="spellStart"/>
       <w:r>
         <w:lastRenderedPageBreak/>
-        <w:t>Python</w:t>
-      </w:r>
-      <w:proofErr w:type="spellEnd"/>
-      <w:r>
-        <w:t xml:space="preserve"> </w:t>
-      </w:r>
-      <w:proofErr w:type="spellStart"/>
-      <w:r>
-        <w:t>Dictionary</w:t>
-      </w:r>
-      <w:proofErr w:type="spellEnd"/>
+        <w:t>Python Dictionary</w:t>
+      </w:r>
       <w:r>
         <w:t xml:space="preserve"> - </w:t>
       </w:r>
@@ -5780,30 +4515,15 @@
           <w:szCs w:val="22"/>
         </w:rPr>
       </w:pPr>
-      <w:proofErr w:type="spellStart"/>
-      <w:r>
-        <w:t>Python</w:t>
-      </w:r>
-      <w:proofErr w:type="spellEnd"/>
-      <w:r>
-        <w:t xml:space="preserve"> </w:t>
-      </w:r>
-      <w:proofErr w:type="spellStart"/>
-      <w:r>
-        <w:t>Sets</w:t>
-      </w:r>
-      <w:proofErr w:type="spellEnd"/>
+      <w:r>
+        <w:t>Python Sets</w:t>
+      </w:r>
       <w:r>
         <w:t xml:space="preserve"> - </w:t>
       </w:r>
       <w:r>
-        <w:t xml:space="preserve">Sady jazyka </w:t>
-      </w:r>
-      <w:proofErr w:type="spellStart"/>
-      <w:r>
-        <w:t>Python</w:t>
-      </w:r>
-      <w:proofErr w:type="spellEnd"/>
+        <w:t>Sady jazyka Python</w:t>
+      </w:r>
     </w:p>
     <w:p>
       <w:hyperlink r:id="rId31" w:history="1">
@@ -5822,21 +4542,8 @@
       <w:pPr>
         <w:pStyle w:val="Nadpis3"/>
       </w:pPr>
-      <w:proofErr w:type="spellStart"/>
-      <w:r>
-        <w:t>Python</w:t>
-      </w:r>
-      <w:proofErr w:type="spellEnd"/>
-      <w:r>
-        <w:t xml:space="preserve"> </w:t>
-      </w:r>
-      <w:proofErr w:type="spellStart"/>
-      <w:r>
-        <w:t>Arrays</w:t>
-      </w:r>
-      <w:proofErr w:type="spellEnd"/>
-      <w:r>
-        <w:t xml:space="preserve"> - Polia</w:t>
+      <w:r>
+        <w:t>Python Arrays - Polia</w:t>
       </w:r>
     </w:p>
     <w:p>
@@ -5858,13 +4565,8 @@
       </w:pPr>
       <w:bookmarkStart w:id="61" w:name="IT23102025"/>
       <w:bookmarkEnd w:id="61"/>
-      <w:proofErr w:type="spellStart"/>
-      <w:r>
-        <w:t>Pygame</w:t>
-      </w:r>
-      <w:proofErr w:type="spellEnd"/>
-      <w:r>
-        <w:t xml:space="preserve"> pre pokročilých.</w:t>
+      <w:r>
+        <w:t>Pygame pre pokročilých.</w:t>
       </w:r>
     </w:p>
     <w:p>
@@ -5872,13 +4574,8 @@
         <w:pStyle w:val="Nadpis3"/>
       </w:pPr>
       <w:r>
-        <w:t xml:space="preserve">Vytváranie interaktívnych tlačidiel pomocou </w:t>
-      </w:r>
-      <w:proofErr w:type="spellStart"/>
-      <w:r>
-        <w:t>pygame</w:t>
-      </w:r>
-      <w:proofErr w:type="spellEnd"/>
+        <w:t>Vytváranie interaktívnych tlačidiel pomocou pygame</w:t>
+      </w:r>
     </w:p>
     <w:p>
       <w:r>
@@ -5902,19 +4599,7 @@
           <w:rPr>
             <w:rStyle w:val="Hypertextovprepojenie"/>
           </w:rPr>
-          <w:t>https://www.geeksf</w:t>
-        </w:r>
-        <w:r>
-          <w:rPr>
-            <w:rStyle w:val="Hypertextovprepojenie"/>
-          </w:rPr>
-          <w:t>o</w:t>
-        </w:r>
-        <w:r>
-          <w:rPr>
-            <w:rStyle w:val="Hypertextovprepojenie"/>
-          </w:rPr>
-          <w:t>rgeeks.org/python/how-to-create-buttons-in-a-game-using-pygame/</w:t>
+          <w:t>https://www.geeksforgeeks.org/python/how-to-create-buttons-in-a-game-using-pygame/</w:t>
         </w:r>
       </w:hyperlink>
       <w:r>
@@ -5926,15 +4611,7 @@
         <w:jc w:val="both"/>
       </w:pPr>
       <w:r>
-        <w:t xml:space="preserve">Hra musí mať interaktívne tlačidlá, ktoré dokážu ovládať rôzne udalosti v hre, aby bola hra lepšie kontrolovaná a aby sa do nej pridalo správne grafické rozhranie. Tie môžu byť vytvorené v </w:t>
-      </w:r>
-      <w:proofErr w:type="spellStart"/>
-      <w:r>
-        <w:t>pygame</w:t>
-      </w:r>
-      <w:proofErr w:type="spellEnd"/>
-      <w:r>
-        <w:t xml:space="preserve"> </w:t>
+        <w:t xml:space="preserve">Hra musí mať interaktívne tlačidlá, ktoré dokážu ovládať rôzne udalosti v hre, aby bola hra lepšie kontrolovaná a aby sa do nej pridalo správne grafické rozhranie. Tie môžu byť vytvorené v pygame </w:t>
       </w:r>
       <w:r>
         <w:rPr>
@@ -5946,37 +4623,39 @@
         <w:t>vytvorením obdĺžnika na obrazovke a následným prekrytím označujúceho textu na ňu.</w:t>
       </w:r>
       <w:r>
-        <w:t xml:space="preserve"> Na tento účel budeme používať rôzne funkcie ako , atď. Aby sme mu dodali živosť, môžeme zmeniť farbu tlačidla, keď naň umiestnila myš. To sa dá urobiť pomocou funkcie, ktorá aktualizuje polohu x a y ukazovateľa myši a uloží ju ako n-</w:t>
-      </w:r>
-      <w:proofErr w:type="spellStart"/>
-      <w:r>
-        <w:t>ticu</w:t>
-      </w:r>
-      <w:proofErr w:type="spellEnd"/>
-      <w:r>
-        <w:t xml:space="preserve"> do premennej. Potom môžeme nastaviť hranice obdĺžnika do príslušných premenných a skontrolovať, či je myš v týchto hraniciach, ak áno, farba bloku sa zmení na svetlejší odtieň, čo znamená, že tlačidlo je interakčné.</w:t>
+        <w:t xml:space="preserve"> Na tento účel budeme používať rôzne funkcie ako , atď. Aby sme mu dodali živosť, môžeme zmeniť farbu tlačidla, keď naň umiestnila myš. To sa dá urobiť pomocou funkcie, ktorá aktualizuje polohu x a y ukazovateľa myši a uloží ju ako n-ticu do premennej. Potom môžeme nastaviť hranice obdĺžnika do príslušných premenných a skontrolovať, či je myš v týchto hraniciach, ak áno, farba bloku sa zmení na svetlejší odtieň, čo znamená, že tlačidlo je interakčné.</w:t>
+      </w:r>
+    </w:p>
+    <w:p>
+      <w:pPr>
+        <w:jc w:val="both"/>
+      </w:pPr>
+      <w:r>
+        <w:t xml:space="preserve">Program - </w:t>
+      </w:r>
+      <w:r>
+        <w:t>tlacitko.py</w:t>
+      </w:r>
+      <w:r>
+        <w:t xml:space="preserve"> a </w:t>
+      </w:r>
+      <w:r>
+        <w:t>tlacitko_web.py</w:t>
       </w:r>
     </w:p>
     <w:p>
       <w:pPr>
         <w:pStyle w:val="Nadpis3"/>
       </w:pPr>
-      <w:proofErr w:type="spellStart"/>
-      <w:r>
-        <w:t>Python</w:t>
-      </w:r>
-      <w:proofErr w:type="spellEnd"/>
-      <w:r>
-        <w:t xml:space="preserve"> - Kreslenie pomocou klávesov so šípkami v</w:t>
+      <w:r>
+        <w:t>Python - Kreslenie pomocou klávesov so šípkami v</w:t>
       </w:r>
       <w:r>
         <w:t> </w:t>
       </w:r>
-      <w:proofErr w:type="spellStart"/>
       <w:r>
         <w:t>PyGame</w:t>
       </w:r>
-      <w:proofErr w:type="spellEnd"/>
     </w:p>
     <w:p>
       <w:hyperlink r:id="rId35" w:history="1">
@@ -5995,53 +4674,8 @@
       <w:pPr>
         <w:jc w:val="both"/>
       </w:pPr>
-      <w:proofErr w:type="spellStart"/>
-      <w:r>
-        <w:t>Pygame</w:t>
-      </w:r>
-      <w:proofErr w:type="spellEnd"/>
-      <w:r>
-        <w:t xml:space="preserve"> je multiplatformová </w:t>
-      </w:r>
-      <w:proofErr w:type="spellStart"/>
-      <w:r>
-        <w:t>sada</w:t>
-      </w:r>
-      <w:proofErr w:type="spellEnd"/>
-      <w:r>
-        <w:t xml:space="preserve"> modulov </w:t>
-      </w:r>
-      <w:proofErr w:type="spellStart"/>
-      <w:r>
-        <w:t>Pythonu</w:t>
-      </w:r>
-      <w:proofErr w:type="spellEnd"/>
-      <w:r>
-        <w:t xml:space="preserve"> určená na písanie videohier. Zahŕňa počítačovú grafiku a zvukové knižnice určené na použitie s programovacím jazykom </w:t>
-      </w:r>
-      <w:proofErr w:type="spellStart"/>
-      <w:r>
-        <w:t>Python</w:t>
-      </w:r>
-      <w:proofErr w:type="spellEnd"/>
-      <w:r>
-        <w:t xml:space="preserve">. Teraz je to na predstavivosti alebo potrebe vývojára, aký typ hry chce pomocou tejto sady nástrojov vyvinúť. V tomto článku uvidíme, ako môžeme vytvoriť dizajn v </w:t>
-      </w:r>
-      <w:proofErr w:type="spellStart"/>
-      <w:r>
-        <w:t>PyGame</w:t>
-      </w:r>
-      <w:proofErr w:type="spellEnd"/>
-      <w:r>
-        <w:t xml:space="preserve"> pomocou klávesov tak, aby sa dizajn, </w:t>
-      </w:r>
-      <w:proofErr w:type="spellStart"/>
-      <w:r>
-        <w:t>tj</w:t>
-      </w:r>
-      <w:proofErr w:type="spellEnd"/>
-      <w:r>
-        <w:t xml:space="preserve"> značka, pohybovala vodorovne pri stlačení klávesu so šípkou doprava alebo doľava na klávesnici a pohybovala sa vertikálne pri stlačení klávesu so šípkou nahor alebo nadol. Môžeme to urobiť tak, že na príslušných súradniciach vytvoríme bodku (značku), ktorá pomocou klávesov získa zmeny.</w:t>
+      <w:r>
+        <w:t>Pygame je multiplatformová sada modulov Pythonu určená na písanie videohier. Zahŕňa počítačovú grafiku a zvukové knižnice určené na použitie s programovacím jazykom Python. Teraz je to na predstavivosti alebo potrebe vývojára, aký typ hry chce pomocou tejto sady nástrojov vyvinúť. V tomto článku uvidíme, ako môžeme vytvoriť dizajn v PyGame pomocou klávesov tak, aby sa dizajn, tj značka, pohybovala vodorovne pri stlačení klávesu so šípkou doprava alebo doľava na klávesnici a pohybovala sa vertikálne pri stlačení klávesu so šípkou nahor alebo nadol. Môžeme to urobiť tak, že na príslušných súradniciach vytvoríme bodku (značku), ktorá pomocou klávesov získa zmeny.</w:t>
       </w:r>
     </w:p>
     <w:p>
@@ -6093,33 +4727,29 @@
       <w:pPr>
         <w:jc w:val="both"/>
       </w:pPr>
+      <w:r>
+        <w:t>Program -</w:t>
+      </w:r>
+      <w:r>
+        <w:t xml:space="preserve"> </w:t>
+      </w:r>
+      <w:r>
+        <w:t>kreslenie_move.py</w:t>
+      </w:r>
     </w:p>
     <w:p>
       <w:pPr>
         <w:pStyle w:val="Nadpis3"/>
       </w:pPr>
       <w:r>
-        <w:t xml:space="preserve">Premiestňovanie objektu v </w:t>
-      </w:r>
-      <w:proofErr w:type="spellStart"/>
-      <w:r>
-        <w:t>PyGame</w:t>
-      </w:r>
-      <w:proofErr w:type="spellEnd"/>
-      <w:r>
-        <w:t xml:space="preserve"> </w:t>
+        <w:t xml:space="preserve">Premiestňovanie objektu v PyGame </w:t>
       </w:r>
       <w:r>
         <w:t>–</w:t>
       </w:r>
       <w:r>
-        <w:t xml:space="preserve"> </w:t>
-      </w:r>
-      <w:proofErr w:type="spellStart"/>
-      <w:r>
-        <w:t>Python</w:t>
-      </w:r>
-      <w:proofErr w:type="spellEnd"/>
+        <w:t xml:space="preserve"> Python</w:t>
+      </w:r>
     </w:p>
     <w:p>
       <w:hyperlink r:id="rId36" w:history="1">
@@ -6136,24 +4766,31 @@
     </w:p>
     <w:p>
       <w:pPr>
+        <w:jc w:val="both"/>
+      </w:pPr>
+      <w:r>
+        <w:t xml:space="preserve">Program - </w:t>
+      </w:r>
+      <w:r>
+        <w:t>rectangle_move.py</w:t>
+      </w:r>
+    </w:p>
+    <w:p>
+      <w:pPr>
         <w:pStyle w:val="Nadpis3"/>
       </w:pPr>
-      <w:proofErr w:type="spellStart"/>
       <w:r>
         <w:t>Python</w:t>
       </w:r>
-      <w:proofErr w:type="spellEnd"/>
       <w:r>
         <w:t xml:space="preserve"> | Skok objektu v</w:t>
       </w:r>
       <w:r>
         <w:t> </w:t>
       </w:r>
-      <w:proofErr w:type="spellStart"/>
       <w:r>
         <w:t>PyGame</w:t>
       </w:r>
-      <w:proofErr w:type="spellEnd"/>
     </w:p>
     <w:p>
       <w:hyperlink r:id="rId37" w:history="1">
@@ -6172,53 +4809,12 @@
       <w:pPr>
         <w:jc w:val="both"/>
       </w:pPr>
-      <w:proofErr w:type="spellStart"/>
-      <w:r>
-        <w:t>Pygame</w:t>
-      </w:r>
-      <w:proofErr w:type="spellEnd"/>
-      <w:r>
-        <w:t xml:space="preserve"> je multiplatformová </w:t>
-      </w:r>
-      <w:proofErr w:type="spellStart"/>
-      <w:r>
-        <w:t>sada</w:t>
-      </w:r>
-      <w:proofErr w:type="spellEnd"/>
-      <w:r>
-        <w:t xml:space="preserve"> modulov </w:t>
-      </w:r>
-      <w:proofErr w:type="spellStart"/>
-      <w:r>
-        <w:t>Pythonu</w:t>
-      </w:r>
-      <w:proofErr w:type="spellEnd"/>
-      <w:r>
-        <w:t xml:space="preserve"> určená na písanie videohier. Zahŕňa počítačovú grafiku a zvukové knižnice určené na použitie s programovacím jazykom </w:t>
-      </w:r>
-      <w:proofErr w:type="spellStart"/>
-      <w:r>
-        <w:t>Python</w:t>
-      </w:r>
-      <w:proofErr w:type="spellEnd"/>
-      <w:r>
-        <w:t xml:space="preserve">. Teraz je to na predstavivosti alebo potrebe vývojára, aký typ hry chce pomocou tejto sady nástrojov vyvinúť. V tomto článku sa teda naučíme, ako urobiť skok objektu pomocou knižnice </w:t>
-      </w:r>
-      <w:proofErr w:type="spellStart"/>
-      <w:r>
-        <w:t>PyGame</w:t>
-      </w:r>
-      <w:proofErr w:type="spellEnd"/>
-      <w:r>
-        <w:t xml:space="preserve"> v </w:t>
-      </w:r>
-      <w:proofErr w:type="spellStart"/>
-      <w:r>
-        <w:t>Pythone</w:t>
-      </w:r>
-      <w:proofErr w:type="spellEnd"/>
-      <w:r>
-        <w:t>. Existuje základný vzorec z klasickej mechaniky, ako prinútiť objekt skočiť.</w:t>
+      <w:r>
+        <w:t xml:space="preserve">Pygame je multiplatformová sada modulov Pythonu určená na písanie videohier. Zahŕňa počítačovú grafiku a zvukové knižnice určené na použitie s programovacím jazykom Python. Teraz je to na predstavivosti alebo potrebe vývojára, aký typ hry chce pomocou tejto sady nástrojov </w:t>
+      </w:r>
+      <w:r>
+        <w:lastRenderedPageBreak/>
+        <w:t>vyvinúť. V tomto článku sa teda naučíme, ako urobiť skok objektu pomocou knižnice PyGame v Pythone. Existuje základný vzorec z klasickej mechaniky, ako prinútiť objekt skočiť.</w:t>
       </w:r>
     </w:p>
     <w:p>
@@ -6233,7 +4829,6 @@
           <w:b/>
           <w:bCs/>
         </w:rPr>
-        <w:lastRenderedPageBreak/>
         <w:t xml:space="preserve">F = 1/2 * m * v^2 </w:t>
       </w:r>
     </w:p>
@@ -6242,47 +4837,7 @@
         <w:jc w:val="both"/>
       </w:pPr>
       <w:r>
-        <w:t xml:space="preserve">Kde F je sila hore/dole, m je hmotnosť objektu a v je rýchlosť. Rýchlosť časom klesá, pretože keď objekt skáče, rýchlosť sa v tejto simulácii viac nezvýši. Keď sa objekt dostane na zem, skok sa skončí. Ak je premenná </w:t>
-      </w:r>
-      <w:proofErr w:type="spellStart"/>
-      <w:r>
-        <w:t>isjump</w:t>
-      </w:r>
-      <w:proofErr w:type="spellEnd"/>
-      <w:r>
-        <w:t xml:space="preserve"> </w:t>
-      </w:r>
-      <w:proofErr w:type="spellStart"/>
-      <w:r>
-        <w:t>True</w:t>
-      </w:r>
-      <w:proofErr w:type="spellEnd"/>
-      <w:r>
-        <w:t xml:space="preserve"> alebo </w:t>
-      </w:r>
-      <w:proofErr w:type="spellStart"/>
-      <w:r>
-        <w:t>False</w:t>
-      </w:r>
-      <w:proofErr w:type="spellEnd"/>
-      <w:r>
-        <w:t xml:space="preserve">, znamená to, že objekt skáče alebo nie. Ak je hodnota </w:t>
-      </w:r>
-      <w:proofErr w:type="spellStart"/>
-      <w:r>
-        <w:t>isjump</w:t>
-      </w:r>
-      <w:proofErr w:type="spellEnd"/>
-      <w:r>
-        <w:t xml:space="preserve"> </w:t>
-      </w:r>
-      <w:proofErr w:type="spellStart"/>
-      <w:r>
-        <w:t>True</w:t>
-      </w:r>
-      <w:proofErr w:type="spellEnd"/>
-      <w:r>
-        <w:t>, pozícia objektu sa aktualizuje podľa vyššie uvedeného vzorca.</w:t>
+        <w:t>Kde F je sila hore/dole, m je hmotnosť objektu a v je rýchlosť. Rýchlosť časom klesá, pretože keď objekt skáče, rýchlosť sa v tejto simulácii viac nezvýši. Keď sa objekt dostane na zem, skok sa skončí. Ak je premenná isjump True alebo False, znamená to, že objekt skáče alebo nie. Ak je hodnota isjump True, pozícia objektu sa aktualizuje podľa vyššie uvedeného vzorca.</w:t>
       </w:r>
     </w:p>
     <w:p>
@@ -6370,26 +4925,13 @@
       <w:pPr>
         <w:pStyle w:val="Nadpis4"/>
       </w:pPr>
-      <w:proofErr w:type="spellStart"/>
-      <w:r>
-        <w:t>Analyza</w:t>
-      </w:r>
-      <w:proofErr w:type="spellEnd"/>
-      <w:r>
-        <w:t>.</w:t>
-      </w:r>
-    </w:p>
-    <w:p>
-      <w:r>
-        <w:t xml:space="preserve">V podložke </w:t>
-      </w:r>
-      <w:proofErr w:type="spellStart"/>
-      <w:r>
-        <w:t>Analyza</w:t>
-      </w:r>
-      <w:proofErr w:type="spellEnd"/>
-      <w:r>
-        <w:t xml:space="preserve"> sa postupne budú rozoberať jednotlivé časti.</w:t>
+      <w:r>
+        <w:t>Analyza.</w:t>
+      </w:r>
+    </w:p>
+    <w:p>
+      <w:r>
+        <w:t>V podložke Analyza sa postupne budú rozoberať jednotlivé časti.</w:t>
       </w:r>
     </w:p>
     <w:p>
@@ -6399,24 +4941,11 @@
         </w:rPr>
         <w:t>Program 8bit_uvod1.py – v</w:t>
       </w:r>
-      <w:proofErr w:type="spellStart"/>
-      <w:r>
-        <w:t>ysvetlenie</w:t>
-      </w:r>
-      <w:proofErr w:type="spellEnd"/>
-      <w:r>
-        <w:t xml:space="preserve"> </w:t>
-      </w:r>
-      <w:r>
-        <w:t xml:space="preserve">úvodnej obrazovky v procedúre </w:t>
-      </w:r>
-      <w:proofErr w:type="spellStart"/>
-      <w:r>
-        <w:t>Into</w:t>
-      </w:r>
-      <w:proofErr w:type="spellEnd"/>
-      <w:r>
-        <w:t>.</w:t>
+      <w:r>
+        <w:t xml:space="preserve">ysvetlenie </w:t>
+      </w:r>
+      <w:r>
+        <w:t>úvodnej obrazovky v procedúre Into.</w:t>
       </w:r>
     </w:p>
     <w:sectPr>

--- a/IT_hodiny/namety_postupu_skolenia.docx
+++ b/IT_hodiny/namety_postupu_skolenia.docx
@@ -4,7 +4,7 @@
   <w:body>
     <w:p>
       <w:pPr>
-        <w:pStyle w:val="Nadpis1"/>
+        <w:pStyle w:val="Heading1"/>
       </w:pPr>
       <w:bookmarkStart w:id="0" w:name="_Toc210144977"/>
       <w:bookmarkStart w:id="1" w:name="_Toc210145037"/>
@@ -69,7 +69,7 @@
       <w:sdtContent>
         <w:p>
           <w:pPr>
-            <w:pStyle w:val="Hlavikaobsahu"/>
+            <w:pStyle w:val="TOCHeading"/>
             <w:rPr>
               <w:color w:val="auto"/>
               <w:sz w:val="28"/>
@@ -87,7 +87,7 @@
         </w:p>
         <w:p>
           <w:pPr>
-            <w:pStyle w:val="Obsah1"/>
+            <w:pStyle w:val="TOC1"/>
             <w:tabs>
               <w:tab w:val="right" w:leader="dot" w:pos="9016"/>
             </w:tabs>
@@ -111,7 +111,7 @@
           <w:hyperlink w:anchor="_Toc210145037" w:history="1">
             <w:r>
               <w:rPr>
-                <w:rStyle w:val="Hypertextovprepojenie"/>
+                <w:rStyle w:val="Hyperlink"/>
                 <w:noProof/>
               </w:rPr>
               <w:t>Programovanie Python pre mladých.</w:t>
@@ -168,7 +168,7 @@
         </w:p>
         <w:p>
           <w:pPr>
-            <w:pStyle w:val="Obsah2"/>
+            <w:pStyle w:val="TOC2"/>
             <w:tabs>
               <w:tab w:val="right" w:leader="dot" w:pos="9016"/>
             </w:tabs>
@@ -183,7 +183,7 @@
           <w:hyperlink w:anchor="_Toc210145038" w:history="1">
             <w:r>
               <w:rPr>
-                <w:rStyle w:val="Hypertextovprepojenie"/>
+                <w:rStyle w:val="Hyperlink"/>
                 <w:noProof/>
               </w:rPr>
               <w:t>Úprava VSC.</w:t>
@@ -240,7 +240,7 @@
         </w:p>
         <w:p>
           <w:pPr>
-            <w:pStyle w:val="Obsah2"/>
+            <w:pStyle w:val="TOC2"/>
             <w:tabs>
               <w:tab w:val="right" w:leader="dot" w:pos="9016"/>
             </w:tabs>
@@ -255,7 +255,7 @@
           <w:hyperlink w:anchor="_Toc210145039" w:history="1">
             <w:r>
               <w:rPr>
-                <w:rStyle w:val="Hypertextovprepojenie"/>
+                <w:rStyle w:val="Hyperlink"/>
                 <w:noProof/>
               </w:rPr>
               <w:t>Zdrojové kódy školenia.</w:t>
@@ -312,7 +312,7 @@
         </w:p>
         <w:p>
           <w:pPr>
-            <w:pStyle w:val="Obsah2"/>
+            <w:pStyle w:val="TOC2"/>
             <w:tabs>
               <w:tab w:val="right" w:leader="dot" w:pos="9016"/>
             </w:tabs>
@@ -327,7 +327,7 @@
           <w:hyperlink w:anchor="_Toc210145040" w:history="1">
             <w:r>
               <w:rPr>
-                <w:rStyle w:val="Hypertextovprepojenie"/>
+                <w:rStyle w:val="Hyperlink"/>
                 <w:noProof/>
               </w:rPr>
               <w:t>Informačné podklady.</w:t>
@@ -384,7 +384,7 @@
         </w:p>
         <w:p>
           <w:pPr>
-            <w:pStyle w:val="Obsah2"/>
+            <w:pStyle w:val="TOC2"/>
             <w:tabs>
               <w:tab w:val="right" w:leader="dot" w:pos="9016"/>
             </w:tabs>
@@ -399,7 +399,7 @@
           <w:hyperlink w:anchor="_Toc210145041" w:history="1">
             <w:r>
               <w:rPr>
-                <w:rStyle w:val="Hypertextovprepojenie"/>
+                <w:rStyle w:val="Hyperlink"/>
                 <w:noProof/>
               </w:rPr>
               <w:t>Vyskúšať vytvorenie jednoduchej hre.</w:t>
@@ -456,7 +456,7 @@
         </w:p>
         <w:p>
           <w:pPr>
-            <w:pStyle w:val="Obsah2"/>
+            <w:pStyle w:val="TOC2"/>
             <w:tabs>
               <w:tab w:val="right" w:leader="dot" w:pos="9016"/>
             </w:tabs>
@@ -471,7 +471,7 @@
           <w:hyperlink w:anchor="_Toc210145042" w:history="1">
             <w:r>
               <w:rPr>
-                <w:rStyle w:val="Hypertextovprepojenie"/>
+                <w:rStyle w:val="Hyperlink"/>
                 <w:noProof/>
               </w:rPr>
               <w:t>Myšlienky.</w:t>
@@ -528,7 +528,7 @@
         </w:p>
         <w:p>
           <w:pPr>
-            <w:pStyle w:val="Obsah2"/>
+            <w:pStyle w:val="TOC2"/>
             <w:tabs>
               <w:tab w:val="right" w:leader="dot" w:pos="9016"/>
             </w:tabs>
@@ -543,7 +543,7 @@
           <w:hyperlink w:anchor="_Toc210145043" w:history="1">
             <w:r>
               <w:rPr>
-                <w:rStyle w:val="Hypertextovprepojenie"/>
+                <w:rStyle w:val="Hyperlink"/>
                 <w:noProof/>
               </w:rPr>
               <w:t>Jednotlivé termíny.</w:t>
@@ -600,7 +600,7 @@
         </w:p>
         <w:p>
           <w:pPr>
-            <w:pStyle w:val="Obsah3"/>
+            <w:pStyle w:val="TOC3"/>
             <w:tabs>
               <w:tab w:val="right" w:leader="dot" w:pos="9016"/>
             </w:tabs>
@@ -615,7 +615,7 @@
           <w:hyperlink w:anchor="_Toc210145044" w:history="1">
             <w:r>
               <w:rPr>
-                <w:rStyle w:val="Hypertextovprepojenie"/>
+                <w:rStyle w:val="Hyperlink"/>
                 <w:noProof/>
               </w:rPr>
               <w:t>12.9.2024</w:t>
@@ -672,7 +672,7 @@
         </w:p>
         <w:p>
           <w:pPr>
-            <w:pStyle w:val="Obsah1"/>
+            <w:pStyle w:val="TOC1"/>
             <w:tabs>
               <w:tab w:val="right" w:leader="dot" w:pos="9016"/>
             </w:tabs>
@@ -687,7 +687,7 @@
           <w:hyperlink w:anchor="_Toc210145045" w:history="1">
             <w:r>
               <w:rPr>
-                <w:rStyle w:val="Hypertextovprepojenie"/>
+                <w:rStyle w:val="Hyperlink"/>
                 <w:noProof/>
               </w:rPr>
               <w:t>Python Web Development With Django</w:t>
@@ -744,7 +744,7 @@
         </w:p>
         <w:p>
           <w:pPr>
-            <w:pStyle w:val="Obsah1"/>
+            <w:pStyle w:val="TOC1"/>
             <w:tabs>
               <w:tab w:val="right" w:leader="dot" w:pos="9016"/>
             </w:tabs>
@@ -759,7 +759,7 @@
           <w:hyperlink w:anchor="_Toc210145046" w:history="1">
             <w:r>
               <w:rPr>
-                <w:rStyle w:val="Hypertextovprepojenie"/>
+                <w:rStyle w:val="Hyperlink"/>
                 <w:noProof/>
               </w:rPr>
               <w:t>Python for Game Development: Getting Started with Pygame</w:t>
@@ -816,7 +816,7 @@
         </w:p>
         <w:p>
           <w:pPr>
-            <w:pStyle w:val="Obsah2"/>
+            <w:pStyle w:val="TOC2"/>
             <w:tabs>
               <w:tab w:val="right" w:leader="dot" w:pos="9016"/>
             </w:tabs>
@@ -831,7 +831,7 @@
           <w:hyperlink w:anchor="_Toc210145047" w:history="1">
             <w:r>
               <w:rPr>
-                <w:rStyle w:val="Hypertextovprepojenie"/>
+                <w:rStyle w:val="Hyperlink"/>
                 <w:noProof/>
               </w:rPr>
               <w:t>PyGame Tutorial</w:t>
@@ -888,7 +888,7 @@
         </w:p>
         <w:p>
           <w:pPr>
-            <w:pStyle w:val="Obsah2"/>
+            <w:pStyle w:val="TOC2"/>
             <w:tabs>
               <w:tab w:val="right" w:leader="dot" w:pos="9016"/>
             </w:tabs>
@@ -903,7 +903,7 @@
           <w:hyperlink w:anchor="_Toc210145048" w:history="1">
             <w:r>
               <w:rPr>
-                <w:rStyle w:val="Hypertextovprepojenie"/>
+                <w:rStyle w:val="Hyperlink"/>
                 <w:noProof/>
               </w:rPr>
               <w:t>Pohyb.</w:t>
@@ -960,7 +960,7 @@
         </w:p>
         <w:p>
           <w:pPr>
-            <w:pStyle w:val="Obsah2"/>
+            <w:pStyle w:val="TOC2"/>
             <w:tabs>
               <w:tab w:val="right" w:leader="dot" w:pos="9016"/>
             </w:tabs>
@@ -975,7 +975,7 @@
           <w:hyperlink w:anchor="_Toc210145049" w:history="1">
             <w:r>
               <w:rPr>
-                <w:rStyle w:val="Hypertextovprepojenie"/>
+                <w:rStyle w:val="Hyperlink"/>
                 <w:noProof/>
               </w:rPr>
               <w:t>Povolenie zmeny veľkosti okna v PyGame.</w:t>
@@ -1032,7 +1032,7 @@
         </w:p>
         <w:p>
           <w:pPr>
-            <w:pStyle w:val="Obsah2"/>
+            <w:pStyle w:val="TOC2"/>
             <w:tabs>
               <w:tab w:val="right" w:leader="dot" w:pos="9016"/>
             </w:tabs>
@@ -1047,7 +1047,7 @@
           <w:hyperlink w:anchor="_Toc210145050" w:history="1">
             <w:r>
               <w:rPr>
-                <w:rStyle w:val="Hypertextovprepojenie"/>
+                <w:rStyle w:val="Hyperlink"/>
                 <w:noProof/>
               </w:rPr>
               <w:t>Ako zmeniť farbu pozadia obrazovky v Pygame?</w:t>
@@ -1104,7 +1104,7 @@
         </w:p>
         <w:p>
           <w:pPr>
-            <w:pStyle w:val="Obsah2"/>
+            <w:pStyle w:val="TOC2"/>
             <w:tabs>
               <w:tab w:val="right" w:leader="dot" w:pos="9016"/>
             </w:tabs>
@@ -1119,7 +1119,7 @@
           <w:hyperlink w:anchor="_Toc210145051" w:history="1">
             <w:r>
               <w:rPr>
-                <w:rStyle w:val="Hypertextovprepojenie"/>
+                <w:rStyle w:val="Hyperlink"/>
                 <w:noProof/>
               </w:rPr>
               <w:t>Kreslenie objektov a tvarov</w:t>
@@ -1176,7 +1176,7 @@
         </w:p>
         <w:p>
           <w:pPr>
-            <w:pStyle w:val="Obsah3"/>
+            <w:pStyle w:val="TOC3"/>
             <w:tabs>
               <w:tab w:val="right" w:leader="dot" w:pos="9016"/>
             </w:tabs>
@@ -1191,7 +1191,7 @@
           <w:hyperlink w:anchor="_Toc210145052" w:history="1">
             <w:r>
               <w:rPr>
-                <w:rStyle w:val="Hypertextovprepojenie"/>
+                <w:rStyle w:val="Hyperlink"/>
                 <w:noProof/>
               </w:rPr>
               <w:t>Python | Drawing different shapes on PyGame window</w:t>
@@ -1248,7 +1248,7 @@
         </w:p>
         <w:p>
           <w:pPr>
-            <w:pStyle w:val="Obsah3"/>
+            <w:pStyle w:val="TOC3"/>
             <w:tabs>
               <w:tab w:val="right" w:leader="dot" w:pos="9016"/>
             </w:tabs>
@@ -1263,7 +1263,7 @@
           <w:hyperlink w:anchor="_Toc210145053" w:history="1">
             <w:r>
               <w:rPr>
-                <w:rStyle w:val="Hypertextovprepojenie"/>
+                <w:rStyle w:val="Hyperlink"/>
                 <w:noProof/>
               </w:rPr>
               <w:t>How to draw rectangle in Pygame?</w:t>
@@ -1320,7 +1320,7 @@
         </w:p>
         <w:p>
           <w:pPr>
-            <w:pStyle w:val="Obsah3"/>
+            <w:pStyle w:val="TOC3"/>
             <w:tabs>
               <w:tab w:val="right" w:leader="dot" w:pos="9016"/>
             </w:tabs>
@@ -1335,7 +1335,7 @@
           <w:hyperlink w:anchor="_Toc210145054" w:history="1">
             <w:r>
               <w:rPr>
-                <w:rStyle w:val="Hypertextovprepojenie"/>
+                <w:rStyle w:val="Hyperlink"/>
                 <w:noProof/>
               </w:rPr>
               <w:t>How to draw a rectangle with rounded corner in PyGame?</w:t>
@@ -1392,7 +1392,7 @@
         </w:p>
         <w:p>
           <w:pPr>
-            <w:pStyle w:val="Obsah2"/>
+            <w:pStyle w:val="TOC2"/>
             <w:tabs>
               <w:tab w:val="right" w:leader="dot" w:pos="9016"/>
             </w:tabs>
@@ -1407,7 +1407,7 @@
           <w:hyperlink w:anchor="_Toc210145055" w:history="1">
             <w:r>
               <w:rPr>
-                <w:rStyle w:val="Hypertextovprepojenie"/>
+                <w:rStyle w:val="Hyperlink"/>
                 <w:noProof/>
               </w:rPr>
               <w:t>Event Handling</w:t>
@@ -1464,7 +1464,7 @@
         </w:p>
         <w:p>
           <w:pPr>
-            <w:pStyle w:val="Obsah3"/>
+            <w:pStyle w:val="TOC3"/>
             <w:tabs>
               <w:tab w:val="right" w:leader="dot" w:pos="9016"/>
             </w:tabs>
@@ -1479,7 +1479,7 @@
           <w:hyperlink w:anchor="_Toc210145056" w:history="1">
             <w:r>
               <w:rPr>
-                <w:rStyle w:val="Hypertextovprepojenie"/>
+                <w:rStyle w:val="Hyperlink"/>
                 <w:noProof/>
               </w:rPr>
               <w:t>Udalosť klávesnice.</w:t>
@@ -1536,7 +1536,7 @@
         </w:p>
         <w:p>
           <w:pPr>
-            <w:pStyle w:val="Obsah3"/>
+            <w:pStyle w:val="TOC3"/>
             <w:tabs>
               <w:tab w:val="right" w:leader="dot" w:pos="9016"/>
             </w:tabs>
@@ -1551,7 +1551,7 @@
           <w:hyperlink w:anchor="_Toc210145057" w:history="1">
             <w:r>
               <w:rPr>
-                <w:rStyle w:val="Hypertextovprepojenie"/>
+                <w:rStyle w:val="Hyperlink"/>
                 <w:noProof/>
               </w:rPr>
               <w:t>Udalosť myš.</w:t>
@@ -1608,7 +1608,7 @@
         </w:p>
         <w:p>
           <w:pPr>
-            <w:pStyle w:val="Obsah3"/>
+            <w:pStyle w:val="TOC3"/>
             <w:tabs>
               <w:tab w:val="right" w:leader="dot" w:pos="9016"/>
             </w:tabs>
@@ -1623,7 +1623,7 @@
           <w:hyperlink w:anchor="_Toc210145058" w:history="1">
             <w:r>
               <w:rPr>
-                <w:rStyle w:val="Hypertextovprepojenie"/>
+                <w:rStyle w:val="Hyperlink"/>
                 <w:noProof/>
               </w:rPr>
               <w:t>How to add Custom Events in Pygame?</w:t>
@@ -1680,7 +1680,7 @@
         </w:p>
         <w:p>
           <w:pPr>
-            <w:pStyle w:val="Obsah3"/>
+            <w:pStyle w:val="TOC3"/>
             <w:tabs>
               <w:tab w:val="right" w:leader="dot" w:pos="9016"/>
             </w:tabs>
@@ -1695,7 +1695,7 @@
           <w:hyperlink w:anchor="_Toc210145059" w:history="1">
             <w:r>
               <w:rPr>
-                <w:rStyle w:val="Hypertextovprepojenie"/>
+                <w:rStyle w:val="Hyperlink"/>
                 <w:noProof/>
               </w:rPr>
               <w:t>How to get keyboard input in PyGame ?</w:t>
@@ -1752,7 +1752,7 @@
         </w:p>
         <w:p>
           <w:pPr>
-            <w:pStyle w:val="Obsah2"/>
+            <w:pStyle w:val="TOC2"/>
             <w:tabs>
               <w:tab w:val="right" w:leader="dot" w:pos="9016"/>
             </w:tabs>
@@ -1767,7 +1767,7 @@
           <w:hyperlink w:anchor="_Toc210145060" w:history="1">
             <w:r>
               <w:rPr>
-                <w:rStyle w:val="Hypertextovprepojenie"/>
+                <w:rStyle w:val="Hyperlink"/>
                 <w:noProof/>
               </w:rPr>
               <w:t>Základy a opakovanie.</w:t>
@@ -1824,7 +1824,7 @@
         </w:p>
         <w:p>
           <w:pPr>
-            <w:pStyle w:val="Obsah3"/>
+            <w:pStyle w:val="TOC3"/>
             <w:tabs>
               <w:tab w:val="right" w:leader="dot" w:pos="9016"/>
             </w:tabs>
@@ -1839,7 +1839,7 @@
           <w:hyperlink w:anchor="_Toc210145061" w:history="1">
             <w:r>
               <w:rPr>
-                <w:rStyle w:val="Hypertextovprepojenie"/>
+                <w:rStyle w:val="Hyperlink"/>
                 <w:noProof/>
               </w:rPr>
               <w:t>Python Lists – Zoznamy.</w:t>
@@ -1909,7 +1909,7 @@
     <w:p/>
     <w:p>
       <w:pPr>
-        <w:pStyle w:val="Nadpis2"/>
+        <w:pStyle w:val="Heading2"/>
       </w:pPr>
       <w:bookmarkStart w:id="2" w:name="_Toc210144978"/>
       <w:bookmarkStart w:id="3" w:name="_Toc210145038"/>
@@ -1927,7 +1927,7 @@
     <w:p/>
     <w:p>
       <w:pPr>
-        <w:pStyle w:val="Nadpis2"/>
+        <w:pStyle w:val="Heading2"/>
       </w:pPr>
       <w:bookmarkStart w:id="4" w:name="_Toc210144979"/>
       <w:bookmarkStart w:id="5" w:name="_Toc210145039"/>
@@ -1941,7 +1941,7 @@
       <w:hyperlink r:id="rId8" w:history="1">
         <w:r>
           <w:rPr>
-            <w:rStyle w:val="Hypertextovprepojenie"/>
+            <w:rStyle w:val="Hyperlink"/>
           </w:rPr>
           <w:t>https://github.com/gitdagray/python-course</w:t>
         </w:r>
@@ -1953,7 +1953,7 @@
     <w:p/>
     <w:p>
       <w:pPr>
-        <w:pStyle w:val="Nadpis2"/>
+        <w:pStyle w:val="Heading2"/>
       </w:pPr>
       <w:bookmarkStart w:id="6" w:name="_Toc210144980"/>
       <w:bookmarkStart w:id="7" w:name="_Toc210145040"/>
@@ -1968,7 +1968,7 @@
       <w:hyperlink r:id="rId9" w:history="1">
         <w:r>
           <w:rPr>
-            <w:rStyle w:val="Hypertextovprepojenie"/>
+            <w:rStyle w:val="Hyperlink"/>
           </w:rPr>
           <w:t>Python Module Index — Python 3.12.5 documentation</w:t>
         </w:r>
@@ -1977,7 +1977,7 @@
     <w:p/>
     <w:p>
       <w:pPr>
-        <w:pStyle w:val="Nadpis2"/>
+        <w:pStyle w:val="Heading2"/>
       </w:pPr>
       <w:bookmarkStart w:id="8" w:name="_Toc210144981"/>
       <w:bookmarkStart w:id="9" w:name="_Toc210145041"/>
@@ -2067,7 +2067,7 @@
     <w:p/>
     <w:p>
       <w:pPr>
-        <w:pStyle w:val="Nadpis2"/>
+        <w:pStyle w:val="Heading2"/>
       </w:pPr>
       <w:bookmarkStart w:id="10" w:name="_Toc210144982"/>
       <w:bookmarkStart w:id="11" w:name="_Toc210145042"/>
@@ -2089,7 +2089,7 @@
       <w:hyperlink r:id="rId10" w:history="1">
         <w:r>
           <w:rPr>
-            <w:rStyle w:val="Hypertextovprepojenie"/>
+            <w:rStyle w:val="Hyperlink"/>
           </w:rPr>
           <w:t>https://realpython.com/python-lists-tuples/?ref=dailydev</w:t>
         </w:r>
@@ -2098,7 +2098,7 @@
     <w:p/>
     <w:p>
       <w:pPr>
-        <w:pStyle w:val="Nadpis2"/>
+        <w:pStyle w:val="Heading2"/>
       </w:pPr>
       <w:bookmarkStart w:id="12" w:name="_Toc210144983"/>
       <w:bookmarkStart w:id="13" w:name="_Toc210145043"/>
@@ -2110,7 +2110,7 @@
     </w:p>
     <w:p>
       <w:pPr>
-        <w:pStyle w:val="Nadpis3"/>
+        <w:pStyle w:val="Heading3"/>
       </w:pPr>
       <w:bookmarkStart w:id="14" w:name="_Toc210144984"/>
       <w:bookmarkStart w:id="15" w:name="_Toc210145044"/>
@@ -2195,7 +2195,7 @@
     <w:p/>
     <w:p>
       <w:pPr>
-        <w:pStyle w:val="Nadpis1"/>
+        <w:pStyle w:val="Heading1"/>
       </w:pPr>
       <w:bookmarkStart w:id="16" w:name="_Toc210144985"/>
       <w:bookmarkStart w:id="17" w:name="_Toc210145045"/>
@@ -2234,7 +2234,7 @@
     <w:p/>
     <w:p>
       <w:pPr>
-        <w:pStyle w:val="Nadpis1"/>
+        <w:pStyle w:val="Heading1"/>
       </w:pPr>
       <w:bookmarkStart w:id="18" w:name="September2025"/>
       <w:bookmarkStart w:id="19" w:name="_Toc210144986"/>
@@ -2250,7 +2250,7 @@
       <w:hyperlink r:id="rId11" w:history="1">
         <w:r>
           <w:rPr>
-            <w:rStyle w:val="Hypertextovprepojenie"/>
+            <w:rStyle w:val="Hyperlink"/>
           </w:rPr>
           <w:t>https://www.geeksforgeeks.org/python/python-for-game-development-getting-started-with-pygame/</w:t>
         </w:r>
@@ -2261,7 +2261,7 @@
     </w:p>
     <w:p>
       <w:pPr>
-        <w:pStyle w:val="Nadpis2"/>
+        <w:pStyle w:val="Heading2"/>
       </w:pPr>
       <w:bookmarkStart w:id="21" w:name="_Toc210144987"/>
       <w:bookmarkStart w:id="22" w:name="_Toc210145047"/>
@@ -2275,7 +2275,7 @@
       <w:hyperlink r:id="rId12" w:history="1">
         <w:r>
           <w:rPr>
-            <w:rStyle w:val="Hypertextovprepojenie"/>
+            <w:rStyle w:val="Hyperlink"/>
             <w:highlight w:val="yellow"/>
           </w:rPr>
           <w:t>https://www.geeksforgeeks.org/python/pygame-tutorial/</w:t>
@@ -2471,7 +2471,7 @@
     <w:p/>
     <w:p>
       <w:pPr>
-        <w:pStyle w:val="Nadpis2"/>
+        <w:pStyle w:val="Heading2"/>
       </w:pPr>
       <w:bookmarkStart w:id="23" w:name="_Toc210144988"/>
       <w:bookmarkStart w:id="24" w:name="_Toc210145048"/>
@@ -2629,7 +2629,7 @@
     <w:p/>
     <w:p>
       <w:pPr>
-        <w:pStyle w:val="Nadpis2"/>
+        <w:pStyle w:val="Heading2"/>
       </w:pPr>
       <w:bookmarkStart w:id="25" w:name="_Toc210144989"/>
       <w:bookmarkStart w:id="26" w:name="_Toc210145049"/>
@@ -2687,7 +2687,7 @@
     <w:p/>
     <w:p>
       <w:pPr>
-        <w:pStyle w:val="Nadpis2"/>
+        <w:pStyle w:val="Heading2"/>
       </w:pPr>
       <w:bookmarkStart w:id="27" w:name="_Toc210144990"/>
       <w:bookmarkStart w:id="28" w:name="_Toc210145050"/>
@@ -2722,7 +2722,7 @@
     </w:p>
     <w:p>
       <w:pPr>
-        <w:pStyle w:val="Nadpis2"/>
+        <w:pStyle w:val="Heading2"/>
       </w:pPr>
       <w:bookmarkStart w:id="29" w:name="_Toc210144991"/>
       <w:bookmarkStart w:id="30" w:name="_Toc210145051"/>
@@ -2736,7 +2736,7 @@
       <w:hyperlink r:id="rId13" w:history="1">
         <w:r>
           <w:rPr>
-            <w:rStyle w:val="Hypertextovprepojenie"/>
+            <w:rStyle w:val="Hyperlink"/>
           </w:rPr>
           <w:t>https://www.geeksforgeeks.org/python/pygame-drawing-objects-and-shapes/</w:t>
         </w:r>
@@ -2922,7 +2922,7 @@
     <w:p/>
     <w:p>
       <w:pPr>
-        <w:pStyle w:val="Nadpis3"/>
+        <w:pStyle w:val="Heading3"/>
       </w:pPr>
       <w:bookmarkStart w:id="31" w:name="_Toc210144992"/>
       <w:bookmarkStart w:id="32" w:name="_Toc210145052"/>
@@ -2936,7 +2936,7 @@
       <w:hyperlink r:id="rId15" w:history="1">
         <w:r>
           <w:rPr>
-            <w:rStyle w:val="Hypertextovprepojenie"/>
+            <w:rStyle w:val="Hyperlink"/>
           </w:rPr>
           <w:t>https://www.geeksforgeeks.org/python/python-drawing-different-shapes-on-pygame-window/</w:t>
         </w:r>
@@ -2952,7 +2952,7 @@
     </w:p>
     <w:p>
       <w:pPr>
-        <w:pStyle w:val="Nadpis3"/>
+        <w:pStyle w:val="Heading3"/>
       </w:pPr>
       <w:bookmarkStart w:id="33" w:name="_Toc210144993"/>
       <w:bookmarkStart w:id="34" w:name="_Toc210145053"/>
@@ -2966,7 +2966,7 @@
       <w:hyperlink r:id="rId16" w:history="1">
         <w:r>
           <w:rPr>
-            <w:rStyle w:val="Hypertextovprepojenie"/>
+            <w:rStyle w:val="Hyperlink"/>
           </w:rPr>
           <w:t>https://www.geeksforgeeks.org/python/how-to-draw-rectangle-in-pygame/</w:t>
         </w:r>
@@ -2988,7 +2988,7 @@
     </w:p>
     <w:p>
       <w:pPr>
-        <w:pStyle w:val="Nadpis3"/>
+        <w:pStyle w:val="Heading3"/>
       </w:pPr>
       <w:bookmarkStart w:id="35" w:name="_Toc210144994"/>
       <w:bookmarkStart w:id="36" w:name="_Toc210145054"/>
@@ -3003,7 +3003,7 @@
       <w:hyperlink r:id="rId17" w:history="1">
         <w:r>
           <w:rPr>
-            <w:rStyle w:val="Hypertextovprepojenie"/>
+            <w:rStyle w:val="Hyperlink"/>
           </w:rPr>
           <w:t>https://www.geeksforgeeks.org/python/how-to-draw-a-rectangle-with-rounded-corner-in-pygame/</w:t>
         </w:r>
@@ -3027,7 +3027,7 @@
       <w:hyperlink r:id="rId18" w:anchor=":~:text=corners%20in%20PyGame%3F-,Event%20Handling,-In%20this%20part" w:history="1">
         <w:r>
           <w:rPr>
-            <w:rStyle w:val="Hypertextovprepojenie"/>
+            <w:rStyle w:val="Hyperlink"/>
           </w:rPr>
           <w:t>https://www.geeksforgeeks.org/python/pygame-tutorial/#:~:text=corners%20in%20PyGame%3F-,Event%20Handling,-In%20this%20part</w:t>
         </w:r>
@@ -3103,7 +3103,7 @@
     </w:p>
     <w:p>
       <w:pPr>
-        <w:pStyle w:val="Nadpis2"/>
+        <w:pStyle w:val="Heading2"/>
       </w:pPr>
       <w:bookmarkStart w:id="38" w:name="_Toc210144995"/>
       <w:bookmarkStart w:id="39" w:name="_Toc210145055"/>
@@ -3115,7 +3115,7 @@
     </w:p>
     <w:p>
       <w:pPr>
-        <w:pStyle w:val="Nadpis3"/>
+        <w:pStyle w:val="Heading3"/>
       </w:pPr>
       <w:bookmarkStart w:id="40" w:name="_Toc210144996"/>
       <w:bookmarkStart w:id="41" w:name="_Toc210145056"/>
@@ -3163,7 +3163,7 @@
     </w:p>
     <w:p>
       <w:pPr>
-        <w:pStyle w:val="Nadpis3"/>
+        <w:pStyle w:val="Heading3"/>
       </w:pPr>
       <w:bookmarkStart w:id="42" w:name="_Toc210144997"/>
       <w:bookmarkStart w:id="43" w:name="_Toc210145057"/>
@@ -3196,7 +3196,7 @@
     </w:p>
     <w:p>
       <w:pPr>
-        <w:pStyle w:val="Nadpis3"/>
+        <w:pStyle w:val="Heading3"/>
       </w:pPr>
       <w:bookmarkStart w:id="44" w:name="_Toc210144998"/>
       <w:bookmarkStart w:id="45" w:name="_Toc210145058"/>
@@ -3210,7 +3210,7 @@
       <w:hyperlink r:id="rId19" w:history="1">
         <w:r>
           <w:rPr>
-            <w:rStyle w:val="Hypertextovprepojenie"/>
+            <w:rStyle w:val="Hyperlink"/>
           </w:rPr>
           <w:t>https://www.geeksforgeeks.org/python/how-to-add-custom-events-in-pygame/</w:t>
         </w:r>
@@ -3226,7 +3226,7 @@
     </w:p>
     <w:p>
       <w:pPr>
-        <w:pStyle w:val="Nadpis3"/>
+        <w:pStyle w:val="Heading3"/>
       </w:pPr>
       <w:bookmarkStart w:id="46" w:name="_Toc210144999"/>
       <w:bookmarkStart w:id="47" w:name="_Toc210145059"/>
@@ -3240,7 +3240,7 @@
       <w:hyperlink r:id="rId20" w:history="1">
         <w:r>
           <w:rPr>
-            <w:rStyle w:val="Hypertextovprepojenie"/>
+            <w:rStyle w:val="Hyperlink"/>
           </w:rPr>
           <w:t>https://www.geeksforgeeks.org/python/how-to-get-keyboard-input-in-pygame/</w:t>
         </w:r>
@@ -3256,7 +3256,7 @@
     </w:p>
     <w:p>
       <w:pPr>
-        <w:pStyle w:val="Nadpis4"/>
+        <w:pStyle w:val="Heading4"/>
       </w:pPr>
       <w:bookmarkStart w:id="48" w:name="_Toc210145000"/>
       <w:r>
@@ -3268,7 +3268,7 @@
       <w:hyperlink r:id="rId21" w:history="1">
         <w:r>
           <w:rPr>
-            <w:rStyle w:val="Hypertextovprepojenie"/>
+            <w:rStyle w:val="Hyperlink"/>
           </w:rPr>
           <w:t>https://www.geeksforgeeks.org/python/pygame-input-handling/</w:t>
         </w:r>
@@ -3324,7 +3324,7 @@
     <w:p/>
     <w:p>
       <w:pPr>
-        <w:pStyle w:val="Nadpis2"/>
+        <w:pStyle w:val="Heading2"/>
       </w:pPr>
       <w:bookmarkStart w:id="49" w:name="_Toc210145001"/>
       <w:bookmarkStart w:id="50" w:name="_Toc210145060"/>
@@ -3336,7 +3336,7 @@
     </w:p>
     <w:p>
       <w:pPr>
-        <w:pStyle w:val="Nadpis3"/>
+        <w:pStyle w:val="Heading3"/>
       </w:pPr>
       <w:bookmarkStart w:id="51" w:name="_Toc210145002"/>
       <w:bookmarkStart w:id="52" w:name="_Toc210145061"/>
@@ -3353,7 +3353,7 @@
       <w:hyperlink r:id="rId22" w:history="1">
         <w:r>
           <w:rPr>
-            <w:rStyle w:val="Hypertextovprepojenie"/>
+            <w:rStyle w:val="Hyperlink"/>
           </w:rPr>
           <w:t>https://www.geeksforgeeks.org/python/python-lists/</w:t>
         </w:r>
@@ -3364,7 +3364,7 @@
     </w:p>
     <w:p>
       <w:pPr>
-        <w:pStyle w:val="Nadpis4"/>
+        <w:pStyle w:val="Heading4"/>
       </w:pPr>
       <w:bookmarkStart w:id="53" w:name="_Toc210145003"/>
       <w:r>
@@ -3374,7 +3374,7 @@
     </w:p>
     <w:p>
       <w:pPr>
-        <w:pStyle w:val="Nadpis4"/>
+        <w:pStyle w:val="Heading4"/>
       </w:pPr>
       <w:bookmarkStart w:id="54" w:name="_Toc210145004"/>
       <w:r>
@@ -3384,7 +3384,7 @@
     </w:p>
     <w:p>
       <w:pPr>
-        <w:pStyle w:val="Nadpis4"/>
+        <w:pStyle w:val="Heading4"/>
       </w:pPr>
       <w:bookmarkStart w:id="55" w:name="_Toc210145005"/>
       <w:r>
@@ -3411,7 +3411,7 @@
     </w:p>
     <w:p>
       <w:pPr>
-        <w:pStyle w:val="Nadpis4"/>
+        <w:pStyle w:val="Heading4"/>
       </w:pPr>
       <w:r>
         <w:t>Prístup k prvkom zoznamu</w:t>
@@ -3427,7 +3427,7 @@
     </w:p>
     <w:p>
       <w:pPr>
-        <w:pStyle w:val="Nadpis4"/>
+        <w:pStyle w:val="Heading4"/>
       </w:pPr>
       <w:r>
         <w:lastRenderedPageBreak/>
@@ -3488,7 +3488,7 @@
     <w:p/>
     <w:p>
       <w:pPr>
-        <w:pStyle w:val="Nadpis4"/>
+        <w:pStyle w:val="Heading4"/>
       </w:pPr>
       <w:r>
         <w:t>Aktualizácia prvkov do zoznamu</w:t>
@@ -3511,7 +3511,7 @@
     <w:p/>
     <w:p>
       <w:pPr>
-        <w:pStyle w:val="Nadpis4"/>
+        <w:pStyle w:val="Heading4"/>
       </w:pPr>
       <w:r>
         <w:t>Odstránenie prvkov zo zoznamu</w:t>
@@ -3548,7 +3548,7 @@
     <w:p/>
     <w:p>
       <w:pPr>
-        <w:pStyle w:val="Nadpis4"/>
+        <w:pStyle w:val="Heading4"/>
       </w:pPr>
       <w:r>
         <w:t>Iterácia zoznamov</w:t>
@@ -3561,7 +3561,7 @@
       <w:hyperlink r:id="rId23" w:tgtFrame="_blank" w:history="1">
         <w:r>
           <w:rPr>
-            <w:rStyle w:val="Hypertextovprepojenie"/>
+            <w:rStyle w:val="Hyperlink"/>
           </w:rPr>
           <w:t>slučiek</w:t>
         </w:r>
@@ -3574,7 +3574,7 @@
       <w:hyperlink r:id="rId24" w:history="1">
         <w:r>
           <w:rPr>
-            <w:rStyle w:val="Hypertextovprepojenie"/>
+            <w:rStyle w:val="Hyperlink"/>
           </w:rPr>
           <w:t>https://www.geeksforgeeks.org/python/loops-in-python/</w:t>
         </w:r>
@@ -3586,7 +3586,7 @@
     <w:p/>
     <w:p>
       <w:pPr>
-        <w:pStyle w:val="Nadpis4"/>
+        <w:pStyle w:val="Heading4"/>
       </w:pPr>
       <w:r>
         <w:t>Vnorené zoznamy</w:t>
@@ -3600,7 +3600,7 @@
     <w:p/>
     <w:p>
       <w:pPr>
-        <w:pStyle w:val="Nadpis4"/>
+        <w:pStyle w:val="Heading4"/>
       </w:pPr>
       <w:r>
         <w:t>Porozumenie zoznamu</w:t>
@@ -3615,7 +3615,7 @@
       <w:hyperlink r:id="rId25" w:history="1">
         <w:r>
           <w:rPr>
-            <w:rStyle w:val="Hypertextovprepojenie"/>
+            <w:rStyle w:val="Hyperlink"/>
           </w:rPr>
           <w:t>https://www.geeksforgeeks.org/python/python-list-comprehension/</w:t>
         </w:r>
@@ -3626,7 +3626,7 @@
     </w:p>
     <w:p>
       <w:pPr>
-        <w:pStyle w:val="Nadpis4"/>
+        <w:pStyle w:val="Heading4"/>
       </w:pPr>
       <w:r>
         <w:t>Záver – kviz.</w:t>
@@ -3636,7 +3636,7 @@
       <w:hyperlink r:id="rId26" w:history="1">
         <w:r>
           <w:rPr>
-            <w:rStyle w:val="Hypertextovprepojenie"/>
+            <w:rStyle w:val="Hyperlink"/>
           </w:rPr>
           <w:t>https://www.geeksforgeeks.org/quizzes/python-list-quiz/</w:t>
         </w:r>
@@ -4311,7 +4311,7 @@
     <w:p/>
     <w:p>
       <w:pPr>
-        <w:pStyle w:val="Nadpis4"/>
+        <w:pStyle w:val="Heading4"/>
       </w:pPr>
       <w:r>
         <w:t xml:space="preserve">Cvičenie </w:t>
@@ -4330,7 +4330,7 @@
       <w:hyperlink r:id="rId27" w:history="1">
         <w:r>
           <w:rPr>
-            <w:rStyle w:val="Hypertextovprepojenie"/>
+            <w:rStyle w:val="Hyperlink"/>
           </w:rPr>
           <w:t>https://www.geeksforgeeks.org/python/python-list-exercise/</w:t>
         </w:r>
@@ -4376,7 +4376,7 @@
     </w:p>
     <w:p>
       <w:pPr>
-        <w:pStyle w:val="Nadpis3"/>
+        <w:pStyle w:val="Heading3"/>
       </w:pPr>
       <w:r>
         <w:t>Python Tuples</w:t>
@@ -4395,7 +4395,7 @@
       <w:hyperlink r:id="rId28" w:history="1">
         <w:r>
           <w:rPr>
-            <w:rStyle w:val="Hypertextovprepojenie"/>
+            <w:rStyle w:val="Hyperlink"/>
           </w:rPr>
           <w:t>https://www.geeksforgeeks.org/python/python-tuples/</w:t>
         </w:r>
@@ -4450,7 +4450,7 @@
     </w:p>
     <w:p>
       <w:pPr>
-        <w:pStyle w:val="Nadpis3"/>
+        <w:pStyle w:val="Heading3"/>
       </w:pPr>
       <w:r>
         <w:t xml:space="preserve">Python String - </w:t>
@@ -4466,7 +4466,7 @@
       <w:hyperlink r:id="rId29" w:history="1">
         <w:r>
           <w:rPr>
-            <w:rStyle w:val="Hypertextovprepojenie"/>
+            <w:rStyle w:val="Hyperlink"/>
           </w:rPr>
           <w:t>https://www.geeksforgeeks.org/python/python-string/</w:t>
         </w:r>
@@ -4477,7 +4477,7 @@
     </w:p>
     <w:p>
       <w:pPr>
-        <w:pStyle w:val="Nadpis3"/>
+        <w:pStyle w:val="Heading3"/>
         <w:rPr>
           <w:rFonts w:eastAsiaTheme="minorHAnsi" w:cstheme="minorBidi"/>
         </w:rPr>
@@ -4497,7 +4497,7 @@
       <w:hyperlink r:id="rId30" w:history="1">
         <w:r>
           <w:rPr>
-            <w:rStyle w:val="Hypertextovprepojenie"/>
+            <w:rStyle w:val="Hyperlink"/>
           </w:rPr>
           <w:t>https://www.geeksforgeeks.org/python/python-dictionary/</w:t>
         </w:r>
@@ -4508,7 +4508,7 @@
     </w:p>
     <w:p>
       <w:pPr>
-        <w:pStyle w:val="Nadpis3"/>
+        <w:pStyle w:val="Heading3"/>
         <w:rPr>
           <w:rFonts w:eastAsiaTheme="minorHAnsi" w:cstheme="minorBidi"/>
           <w:sz w:val="22"/>
@@ -4529,7 +4529,7 @@
       <w:hyperlink r:id="rId31" w:history="1">
         <w:r>
           <w:rPr>
-            <w:rStyle w:val="Hypertextovprepojenie"/>
+            <w:rStyle w:val="Hyperlink"/>
           </w:rPr>
           <w:t>https://www.geeksforgeeks.org/python/python-sets/</w:t>
         </w:r>
@@ -4540,7 +4540,7 @@
     </w:p>
     <w:p>
       <w:pPr>
-        <w:pStyle w:val="Nadpis3"/>
+        <w:pStyle w:val="Heading3"/>
       </w:pPr>
       <w:r>
         <w:t>Python Arrays - Polia</w:t>
@@ -4550,7 +4550,7 @@
       <w:hyperlink r:id="rId32" w:history="1">
         <w:r>
           <w:rPr>
-            <w:rStyle w:val="Hypertextovprepojenie"/>
+            <w:rStyle w:val="Hyperlink"/>
           </w:rPr>
           <w:t>https://www.geeksforgeeks.org/python/python-arrays/</w:t>
         </w:r>
@@ -4561,7 +4561,7 @@
     </w:p>
     <w:p>
       <w:pPr>
-        <w:pStyle w:val="Nadpis2"/>
+        <w:pStyle w:val="Heading2"/>
       </w:pPr>
       <w:bookmarkStart w:id="61" w:name="IT23102025"/>
       <w:bookmarkEnd w:id="61"/>
@@ -4571,7 +4571,7 @@
     </w:p>
     <w:p>
       <w:pPr>
-        <w:pStyle w:val="Nadpis3"/>
+        <w:pStyle w:val="Heading3"/>
       </w:pPr>
       <w:r>
         <w:t>Vytváranie interaktívnych tlačidiel pomocou pygame</w:t>
@@ -4584,9 +4584,21 @@
       <w:hyperlink r:id="rId33" w:history="1">
         <w:r>
           <w:rPr>
-            <w:rStyle w:val="Hypertextovprepojenie"/>
+            <w:rStyle w:val="Hyperlink"/>
           </w:rPr>
-          <w:t>https://www.geeksforgeeks.org/python/pygame-tutorial/</w:t>
+          <w:t>https://www.geeksfo</w:t>
+        </w:r>
+        <w:r>
+          <w:rPr>
+            <w:rStyle w:val="Hyperlink"/>
+          </w:rPr>
+          <w:t>r</w:t>
+        </w:r>
+        <w:r>
+          <w:rPr>
+            <w:rStyle w:val="Hyperlink"/>
+          </w:rPr>
+          <w:t>geeks.org/python/pygame-tutorial/</w:t>
         </w:r>
       </w:hyperlink>
       <w:r>
@@ -4597,7 +4609,7 @@
       <w:hyperlink r:id="rId34" w:history="1">
         <w:r>
           <w:rPr>
-            <w:rStyle w:val="Hypertextovprepojenie"/>
+            <w:rStyle w:val="Hyperlink"/>
           </w:rPr>
           <w:t>https://www.geeksforgeeks.org/python/how-to-create-buttons-in-a-game-using-pygame/</w:t>
         </w:r>
@@ -4645,7 +4657,7 @@
     </w:p>
     <w:p>
       <w:pPr>
-        <w:pStyle w:val="Nadpis3"/>
+        <w:pStyle w:val="Heading3"/>
       </w:pPr>
       <w:r>
         <w:t>Python - Kreslenie pomocou klávesov so šípkami v</w:t>
@@ -4661,7 +4673,7 @@
       <w:hyperlink r:id="rId35" w:history="1">
         <w:r>
           <w:rPr>
-            <w:rStyle w:val="Hypertextovprepojenie"/>
+            <w:rStyle w:val="Hyperlink"/>
           </w:rPr>
           <w:t>https://www.geeksforgeeks.org/python/python-drawing-design-using-arrow-keys-in-pygame/</w:t>
         </w:r>
@@ -4728,10 +4740,7 @@
         <w:jc w:val="both"/>
       </w:pPr>
       <w:r>
-        <w:t>Program -</w:t>
-      </w:r>
-      <w:r>
-        <w:t xml:space="preserve"> </w:t>
+        <w:t xml:space="preserve">Program - </w:t>
       </w:r>
       <w:r>
         <w:t>kreslenie_move.py</w:t>
@@ -4739,7 +4748,7 @@
     </w:p>
     <w:p>
       <w:pPr>
-        <w:pStyle w:val="Nadpis3"/>
+        <w:pStyle w:val="Heading3"/>
       </w:pPr>
       <w:r>
         <w:t xml:space="preserve">Premiestňovanie objektu v PyGame </w:t>
@@ -4755,7 +4764,7 @@
       <w:hyperlink r:id="rId36" w:history="1">
         <w:r>
           <w:rPr>
-            <w:rStyle w:val="Hypertextovprepojenie"/>
+            <w:rStyle w:val="Hyperlink"/>
           </w:rPr>
           <w:t>https://www.geeksforgeeks.org/python/python-moving-an-object-in-pygame/</w:t>
         </w:r>
@@ -4777,7 +4786,7 @@
     </w:p>
     <w:p>
       <w:pPr>
-        <w:pStyle w:val="Nadpis3"/>
+        <w:pStyle w:val="Heading3"/>
       </w:pPr>
       <w:r>
         <w:t>Python</w:t>
@@ -4796,7 +4805,7 @@
       <w:hyperlink r:id="rId37" w:history="1">
         <w:r>
           <w:rPr>
-            <w:rStyle w:val="Hypertextovprepojenie"/>
+            <w:rStyle w:val="Hyperlink"/>
           </w:rPr>
           <w:t>https://www.geeksforgeeks.org/python/python-making-an-object-jump-in-pygame/</w:t>
         </w:r>
@@ -4842,12 +4851,109 @@
     </w:p>
     <w:p>
       <w:pPr>
+        <w:pStyle w:val="Heading3"/>
+      </w:pPr>
+      <w:r>
+        <w:t>Pridanie hranice k objektu v</w:t>
+      </w:r>
+      <w:r>
+        <w:t> </w:t>
+      </w:r>
+      <w:r>
+        <w:t>Pygame</w:t>
+      </w:r>
+    </w:p>
+    <w:p>
+      <w:r>
+        <w:t>Hranice každej hry sú veľmi dôležité. V hadích hrách, vesmírnych votrelcoch, pingpongovej hre atď. je hraničná podmienka veľmi dôležitá. Lopta sa odráža na hraniciach obrazovky v pingpongových hrách.</w:t>
+      </w:r>
+    </w:p>
+    <w:p>
+      <w:pPr>
+        <w:pStyle w:val="ListParagraph"/>
+        <w:numPr>
+          <w:ilvl w:val="0"/>
+          <w:numId w:val="43"/>
+        </w:numPr>
+      </w:pPr>
+      <w:r>
+        <w:t>Naprv sa vytvorí okno</w:t>
+      </w:r>
+    </w:p>
+    <w:p>
+      <w:pPr>
+        <w:pStyle w:val="ListParagraph"/>
+        <w:numPr>
+          <w:ilvl w:val="0"/>
+          <w:numId w:val="43"/>
+        </w:numPr>
+      </w:pPr>
+      <w:r>
+        <w:t>Vytvorí sa lopta</w:t>
+      </w:r>
+    </w:p>
+    <w:p>
+      <w:pPr>
+        <w:pStyle w:val="ListParagraph"/>
+        <w:numPr>
+          <w:ilvl w:val="0"/>
+          <w:numId w:val="43"/>
+        </w:numPr>
+      </w:pPr>
+      <w:r>
+        <w:t>Slučka programu</w:t>
+      </w:r>
+    </w:p>
+    <w:p>
+      <w:pPr>
+        <w:pStyle w:val="ListParagraph"/>
+        <w:numPr>
+          <w:ilvl w:val="0"/>
+          <w:numId w:val="43"/>
+        </w:numPr>
+      </w:pPr>
+      <w:r>
+        <w:t>Stanovenie podmienky</w:t>
+      </w:r>
+    </w:p>
+    <w:p>
+      <w:pPr>
+        <w:pStyle w:val="ListParagraph"/>
+        <w:numPr>
+          <w:ilvl w:val="0"/>
+          <w:numId w:val="43"/>
+        </w:numPr>
+      </w:pPr>
+      <w:r>
+        <w:t>Kreslenie loptičky</w:t>
+      </w:r>
+    </w:p>
+    <w:p/>
+    <w:p>
+      <w:pPr>
         <w:jc w:val="both"/>
       </w:pPr>
-    </w:p>
-    <w:p>
-      <w:pPr>
-        <w:pStyle w:val="Nadpis2"/>
+      <w:r>
+        <w:t xml:space="preserve">Ku kroku 4 - </w:t>
+      </w:r>
+      <w:r>
+        <w:t>ak je pozícia X lopty väčšia ako šírka obrazovky alebo menšia ako 0 (t. j. ak sa loptička zráža alebo prichádza na jej pravý alebo ľavý koniec obrazovky), potom vynásobíme rýchlosť smeru X mínusom 1. Znamená to, že smer je obrátený. Ak loptička prichádza rýchlosťou 3 pixelov, potom pri zrážke na ľavej alebo pravej stene bude jej rýchlosť -3 pixely, t.j. v opačnom smere, a znova, keď narazí na steny, potom bude jej rýchlosť opäť kladná 3, t.j. opačná od -3. Preto to dá lopte hranicu. Rovnaká logika sa použije aj pre hornú a dolnú stenu. Ak je hodnota Y lopty väčšia ako výška obrazovky alebo menšia ako 0, zmeňte jej smer. A potom posunieme loptu zvyšovaním polohy lopty o XChange a YChange.</w:t>
+      </w:r>
+    </w:p>
+    <w:p>
+      <w:pPr>
+        <w:jc w:val="both"/>
+      </w:pPr>
+    </w:p>
+    <w:p>
+      <w:pPr>
+        <w:jc w:val="both"/>
+      </w:pPr>
+    </w:p>
+    <w:p/>
+    <w:p>
+      <w:pPr>
+        <w:pStyle w:val="Heading2"/>
       </w:pPr>
       <w:r>
         <w:t>Tvorba jednoduchých hier.</w:t>
@@ -4873,7 +4979,7 @@
       </w:r>
       <w:r>
         <w:rPr>
-          <w:rStyle w:val="Hypertextovprepojenie"/>
+          <w:rStyle w:val="Hyperlink"/>
         </w:rPr>
         <w:t>https://www.geeksforgeeks.org/python/pygame-tutorial/</w:t>
       </w:r>
@@ -4886,7 +4992,7 @@
     </w:p>
     <w:p>
       <w:pPr>
-        <w:pStyle w:val="Nadpis3"/>
+        <w:pStyle w:val="Heading3"/>
       </w:pPr>
       <w:r>
         <w:t>8Bit.</w:t>
@@ -4899,7 +5005,7 @@
       <w:hyperlink r:id="rId38" w:history="1">
         <w:r>
           <w:rPr>
-            <w:rStyle w:val="Hypertextovprepojenie"/>
+            <w:rStyle w:val="Hyperlink"/>
           </w:rPr>
           <w:t>https://www.geeksforgeeks.org/python/8-bit-game-using-pygame/</w:t>
         </w:r>
@@ -4910,7 +5016,7 @@
     </w:p>
     <w:p>
       <w:pPr>
-        <w:pStyle w:val="Nadpis4"/>
+        <w:pStyle w:val="Heading4"/>
       </w:pPr>
       <w:r>
         <w:t>AI.</w:t>
@@ -4923,7 +5029,7 @@
     </w:p>
     <w:p>
       <w:pPr>
-        <w:pStyle w:val="Nadpis4"/>
+        <w:pStyle w:val="Heading4"/>
       </w:pPr>
       <w:r>
         <w:t>Analyza.</w:t>
@@ -4982,7 +5088,7 @@
 <w:ftr xmlns:wpc="http://schemas.microsoft.com/office/word/2010/wordprocessingCanvas" xmlns:cx="http://schemas.microsoft.com/office/drawing/2014/chartex" xmlns:cx1="http://schemas.microsoft.com/office/drawing/2015/9/8/chartex" xmlns:cx2="http://schemas.microsoft.com/office/drawing/2015/10/21/chartex" xmlns:cx3="http://schemas.microsoft.com/office/drawing/2016/5/9/chartex" xmlns:cx4="http://schemas.microsoft.com/office/drawing/2016/5/10/chartex" xmlns:cx5="http://schemas.microsoft.com/office/drawing/2016/5/11/chartex" xmlns:cx6="http://schemas.microsoft.com/office/drawing/2016/5/12/chartex" xmlns:cx7="http://schemas.microsoft.com/office/drawing/2016/5/13/chartex" xmlns:cx8="http://schemas.microsoft.com/office/drawing/2016/5/14/chartex" xmlns:mc="http://schemas.openxmlformats.org/markup-compatibility/2006" xmlns:aink="http://schemas.microsoft.com/office/drawing/2016/ink" xmlns:am3d="http://schemas.microsoft.com/office/drawing/2017/model3d" xmlns:o="urn:schemas-microsoft-com:office:office" xmlns:oel="http://schemas.microsoft.com/office/2019/extlst" xmlns:r="http://schemas.openxmlformats.org/officeDocument/2006/relationships" xmlns:m="http://schemas.openxmlformats.org/officeDocument/2006/math" xmlns:v="urn:schemas-microsoft-com:vml" xmlns:wp14="http://schemas.microsoft.com/office/word/2010/wordprocessingDrawing" xmlns:wp="http://schemas.openxmlformats.org/drawingml/2006/wordprocessingDrawing" xmlns:w10="urn:schemas-microsoft-com:office:word" xmlns:w="http://schemas.openxmlformats.org/wordprocessingml/2006/main" xmlns:w14="http://schemas.microsoft.com/office/word/2010/wordml" xmlns:w15="http://schemas.microsoft.com/office/word/2012/wordml" xmlns:w16cex="http://schemas.microsoft.com/office/word/2018/wordml/cex" xmlns:w16cid="http://schemas.microsoft.com/office/word/2016/wordml/cid" xmlns:w16="http://schemas.microsoft.com/office/word/2018/wordml" xmlns:w16du="http://schemas.microsoft.com/office/word/2023/wordml/word16du" xmlns:w16sdtdh="http://schemas.microsoft.com/office/word/2020/wordml/sdtdatahash" xmlns:w16sdtfl="http://schemas.microsoft.com/office/word/2024/wordml/sdtformatlock" xmlns:w16se="http://schemas.microsoft.com/office/word/2015/wordml/symex" xmlns:wpg="http://schemas.microsoft.com/office/word/2010/wordprocessingGroup" xmlns:wpi="http://schemas.microsoft.com/office/word/2010/wordprocessingInk" xmlns:wne="http://schemas.microsoft.com/office/word/2006/wordml" xmlns:wps="http://schemas.microsoft.com/office/word/2010/wordprocessingShape" mc:Ignorable="w14 w15 w16se w16cid w16 w16cex w16sdtdh w16sdtfl w16du wp14">
   <w:p>
     <w:pPr>
-      <w:pStyle w:val="Pta"/>
+      <w:pStyle w:val="Footer"/>
       <w:jc w:val="center"/>
     </w:pPr>
     <w:r>
@@ -5948,6 +6054,92 @@
     </w:lvl>
   </w:abstractNum>
   <w:abstractNum w:abstractNumId="7" w15:restartNumberingAfterBreak="0">
+    <w:nsid w:val="23715EA8"/>
+    <w:multiLevelType w:val="hybridMultilevel"/>
+    <w:tmpl w:val="472CF524"/>
+    <w:lvl w:ilvl="0" w:tplc="0409000F">
+      <w:start w:val="1"/>
+      <w:numFmt w:val="decimal"/>
+      <w:lvlText w:val="%1."/>
+      <w:lvlJc w:val="left"/>
+      <w:pPr>
+        <w:ind w:left="720" w:hanging="360"/>
+      </w:pPr>
+    </w:lvl>
+    <w:lvl w:ilvl="1" w:tplc="04090019" w:tentative="1">
+      <w:start w:val="1"/>
+      <w:numFmt w:val="lowerLetter"/>
+      <w:lvlText w:val="%2."/>
+      <w:lvlJc w:val="left"/>
+      <w:pPr>
+        <w:ind w:left="1440" w:hanging="360"/>
+      </w:pPr>
+    </w:lvl>
+    <w:lvl w:ilvl="2" w:tplc="0409001B" w:tentative="1">
+      <w:start w:val="1"/>
+      <w:numFmt w:val="lowerRoman"/>
+      <w:lvlText w:val="%3."/>
+      <w:lvlJc w:val="right"/>
+      <w:pPr>
+        <w:ind w:left="2160" w:hanging="180"/>
+      </w:pPr>
+    </w:lvl>
+    <w:lvl w:ilvl="3" w:tplc="0409000F" w:tentative="1">
+      <w:start w:val="1"/>
+      <w:numFmt w:val="decimal"/>
+      <w:lvlText w:val="%4."/>
+      <w:lvlJc w:val="left"/>
+      <w:pPr>
+        <w:ind w:left="2880" w:hanging="360"/>
+      </w:pPr>
+    </w:lvl>
+    <w:lvl w:ilvl="4" w:tplc="04090019" w:tentative="1">
+      <w:start w:val="1"/>
+      <w:numFmt w:val="lowerLetter"/>
+      <w:lvlText w:val="%5."/>
+      <w:lvlJc w:val="left"/>
+      <w:pPr>
+        <w:ind w:left="3600" w:hanging="360"/>
+      </w:pPr>
+    </w:lvl>
+    <w:lvl w:ilvl="5" w:tplc="0409001B" w:tentative="1">
+      <w:start w:val="1"/>
+      <w:numFmt w:val="lowerRoman"/>
+      <w:lvlText w:val="%6."/>
+      <w:lvlJc w:val="right"/>
+      <w:pPr>
+        <w:ind w:left="4320" w:hanging="180"/>
+      </w:pPr>
+    </w:lvl>
+    <w:lvl w:ilvl="6" w:tplc="0409000F" w:tentative="1">
+      <w:start w:val="1"/>
+      <w:numFmt w:val="decimal"/>
+      <w:lvlText w:val="%7."/>
+      <w:lvlJc w:val="left"/>
+      <w:pPr>
+        <w:ind w:left="5040" w:hanging="360"/>
+      </w:pPr>
+    </w:lvl>
+    <w:lvl w:ilvl="7" w:tplc="04090019" w:tentative="1">
+      <w:start w:val="1"/>
+      <w:numFmt w:val="lowerLetter"/>
+      <w:lvlText w:val="%8."/>
+      <w:lvlJc w:val="left"/>
+      <w:pPr>
+        <w:ind w:left="5760" w:hanging="360"/>
+      </w:pPr>
+    </w:lvl>
+    <w:lvl w:ilvl="8" w:tplc="0409001B" w:tentative="1">
+      <w:start w:val="1"/>
+      <w:numFmt w:val="lowerRoman"/>
+      <w:lvlText w:val="%9."/>
+      <w:lvlJc w:val="right"/>
+      <w:pPr>
+        <w:ind w:left="6480" w:hanging="180"/>
+      </w:pPr>
+    </w:lvl>
+  </w:abstractNum>
+  <w:abstractNum w:abstractNumId="8" w15:restartNumberingAfterBreak="0">
     <w:nsid w:val="2A053A57"/>
     <w:multiLevelType w:val="multilevel"/>
     <w:tmpl w:val="BC20C6F2"/>
@@ -6096,7 +6288,7 @@
       </w:rPr>
     </w:lvl>
   </w:abstractNum>
-  <w:abstractNum w:abstractNumId="8" w15:restartNumberingAfterBreak="0">
+  <w:abstractNum w:abstractNumId="9" w15:restartNumberingAfterBreak="0">
     <w:nsid w:val="30AE4D3D"/>
     <w:multiLevelType w:val="multilevel"/>
     <w:tmpl w:val="E222BD9E"/>
@@ -6245,7 +6437,7 @@
       </w:rPr>
     </w:lvl>
   </w:abstractNum>
-  <w:abstractNum w:abstractNumId="9" w15:restartNumberingAfterBreak="0">
+  <w:abstractNum w:abstractNumId="10" w15:restartNumberingAfterBreak="0">
     <w:nsid w:val="39454B71"/>
     <w:multiLevelType w:val="multilevel"/>
     <w:tmpl w:val="C458D9B2"/>
@@ -6394,7 +6586,7 @@
       </w:rPr>
     </w:lvl>
   </w:abstractNum>
-  <w:abstractNum w:abstractNumId="10" w15:restartNumberingAfterBreak="0">
+  <w:abstractNum w:abstractNumId="11" w15:restartNumberingAfterBreak="0">
     <w:nsid w:val="40B17AA3"/>
     <w:multiLevelType w:val="multilevel"/>
     <w:tmpl w:val="922E9228"/>
@@ -6510,7 +6702,7 @@
       </w:pPr>
     </w:lvl>
   </w:abstractNum>
-  <w:abstractNum w:abstractNumId="11" w15:restartNumberingAfterBreak="0">
+  <w:abstractNum w:abstractNumId="12" w15:restartNumberingAfterBreak="0">
     <w:nsid w:val="44925D26"/>
     <w:multiLevelType w:val="multilevel"/>
     <w:tmpl w:val="82A6A10A"/>
@@ -6623,7 +6815,7 @@
       </w:pPr>
     </w:lvl>
   </w:abstractNum>
-  <w:abstractNum w:abstractNumId="12" w15:restartNumberingAfterBreak="0">
+  <w:abstractNum w:abstractNumId="13" w15:restartNumberingAfterBreak="0">
     <w:nsid w:val="48AA58F3"/>
     <w:multiLevelType w:val="multilevel"/>
     <w:tmpl w:val="B5C4B712"/>
@@ -6739,7 +6931,7 @@
       </w:pPr>
     </w:lvl>
   </w:abstractNum>
-  <w:abstractNum w:abstractNumId="13" w15:restartNumberingAfterBreak="0">
+  <w:abstractNum w:abstractNumId="14" w15:restartNumberingAfterBreak="0">
     <w:nsid w:val="61302CE2"/>
     <w:multiLevelType w:val="multilevel"/>
     <w:tmpl w:val="1A0491CA"/>
@@ -6852,7 +7044,7 @@
       </w:pPr>
     </w:lvl>
   </w:abstractNum>
-  <w:abstractNum w:abstractNumId="14" w15:restartNumberingAfterBreak="0">
+  <w:abstractNum w:abstractNumId="15" w15:restartNumberingAfterBreak="0">
     <w:nsid w:val="64833ED0"/>
     <w:multiLevelType w:val="multilevel"/>
     <w:tmpl w:val="CF42CA54"/>
@@ -7001,7 +7193,7 @@
       </w:rPr>
     </w:lvl>
   </w:abstractNum>
-  <w:abstractNum w:abstractNumId="15" w15:restartNumberingAfterBreak="0">
+  <w:abstractNum w:abstractNumId="16" w15:restartNumberingAfterBreak="0">
     <w:nsid w:val="75307454"/>
     <w:multiLevelType w:val="multilevel"/>
     <w:tmpl w:val="3864C318"/>
@@ -7150,7 +7342,7 @@
       </w:rPr>
     </w:lvl>
   </w:abstractNum>
-  <w:abstractNum w:abstractNumId="16" w15:restartNumberingAfterBreak="0">
+  <w:abstractNum w:abstractNumId="17" w15:restartNumberingAfterBreak="0">
     <w:nsid w:val="762C587B"/>
     <w:multiLevelType w:val="multilevel"/>
     <w:tmpl w:val="922E9228"/>
@@ -7266,7 +7458,7 @@
       </w:pPr>
     </w:lvl>
   </w:abstractNum>
-  <w:abstractNum w:abstractNumId="17" w15:restartNumberingAfterBreak="0">
+  <w:abstractNum w:abstractNumId="18" w15:restartNumberingAfterBreak="0">
     <w:nsid w:val="76B429CF"/>
     <w:multiLevelType w:val="multilevel"/>
     <w:tmpl w:val="4A200446"/>
@@ -7379,7 +7571,7 @@
       </w:pPr>
     </w:lvl>
   </w:abstractNum>
-  <w:abstractNum w:abstractNumId="18" w15:restartNumberingAfterBreak="0">
+  <w:abstractNum w:abstractNumId="19" w15:restartNumberingAfterBreak="0">
     <w:nsid w:val="76F74258"/>
     <w:multiLevelType w:val="multilevel"/>
     <w:tmpl w:val="BD90C454"/>
@@ -7528,7 +7720,7 @@
       </w:rPr>
     </w:lvl>
   </w:abstractNum>
-  <w:abstractNum w:abstractNumId="19" w15:restartNumberingAfterBreak="0">
+  <w:abstractNum w:abstractNumId="20" w15:restartNumberingAfterBreak="0">
     <w:nsid w:val="7AD4714C"/>
     <w:multiLevelType w:val="multilevel"/>
     <w:tmpl w:val="04102062"/>
@@ -7645,13 +7837,13 @@
     </w:lvl>
   </w:abstractNum>
   <w:num w:numId="1" w16cid:durableId="2092123372">
-    <w:abstractNumId w:val="7"/>
+    <w:abstractNumId w:val="8"/>
     <w:lvlOverride w:ilvl="0">
       <w:startOverride w:val="1"/>
     </w:lvlOverride>
   </w:num>
   <w:num w:numId="2" w16cid:durableId="1182015376">
-    <w:abstractNumId w:val="7"/>
+    <w:abstractNumId w:val="8"/>
     <w:lvlOverride w:ilvl="0">
       <w:startOverride w:val="2"/>
     </w:lvlOverride>
@@ -7681,22 +7873,22 @@
     </w:lvlOverride>
   </w:num>
   <w:num w:numId="7" w16cid:durableId="1133016908">
-    <w:abstractNumId w:val="8"/>
+    <w:abstractNumId w:val="9"/>
     <w:lvlOverride w:ilvl="0">
       <w:startOverride w:val="1"/>
     </w:lvlOverride>
   </w:num>
   <w:num w:numId="8" w16cid:durableId="1027950382">
-    <w:abstractNumId w:val="8"/>
+    <w:abstractNumId w:val="9"/>
     <w:lvlOverride w:ilvl="0">
       <w:startOverride w:val="2"/>
     </w:lvlOverride>
   </w:num>
   <w:num w:numId="9" w16cid:durableId="1260943909">
-    <w:abstractNumId w:val="11"/>
+    <w:abstractNumId w:val="12"/>
   </w:num>
   <w:num w:numId="10" w16cid:durableId="962542153">
-    <w:abstractNumId w:val="11"/>
+    <w:abstractNumId w:val="12"/>
     <w:lvlOverride w:ilvl="0">
       <w:startOverride w:val="1"/>
     </w:lvlOverride>
@@ -7726,7 +7918,7 @@
     </w:lvlOverride>
   </w:num>
   <w:num w:numId="11" w16cid:durableId="1380594728">
-    <w:abstractNumId w:val="11"/>
+    <w:abstractNumId w:val="12"/>
     <w:lvlOverride w:ilvl="0">
       <w:startOverride w:val="1"/>
     </w:lvlOverride>
@@ -7756,7 +7948,7 @@
     </w:lvlOverride>
   </w:num>
   <w:num w:numId="12" w16cid:durableId="394165280">
-    <w:abstractNumId w:val="11"/>
+    <w:abstractNumId w:val="12"/>
     <w:lvlOverride w:ilvl="0">
       <w:startOverride w:val="1"/>
     </w:lvlOverride>
@@ -7786,7 +7978,7 @@
     </w:lvlOverride>
   </w:num>
   <w:num w:numId="13" w16cid:durableId="952596123">
-    <w:abstractNumId w:val="11"/>
+    <w:abstractNumId w:val="12"/>
     <w:lvlOverride w:ilvl="0">
       <w:startOverride w:val="1"/>
     </w:lvlOverride>
@@ -7816,7 +8008,7 @@
     </w:lvlOverride>
   </w:num>
   <w:num w:numId="14" w16cid:durableId="2026511703">
-    <w:abstractNumId w:val="11"/>
+    <w:abstractNumId w:val="12"/>
     <w:lvlOverride w:ilvl="0">
       <w:startOverride w:val="1"/>
     </w:lvlOverride>
@@ -7846,7 +8038,7 @@
     </w:lvlOverride>
   </w:num>
   <w:num w:numId="15" w16cid:durableId="1240402256">
-    <w:abstractNumId w:val="11"/>
+    <w:abstractNumId w:val="12"/>
     <w:lvlOverride w:ilvl="0">
       <w:startOverride w:val="1"/>
     </w:lvlOverride>
@@ -7876,7 +8068,7 @@
     </w:lvlOverride>
   </w:num>
   <w:num w:numId="16" w16cid:durableId="79644294">
-    <w:abstractNumId w:val="11"/>
+    <w:abstractNumId w:val="12"/>
     <w:lvlOverride w:ilvl="0">
       <w:startOverride w:val="1"/>
     </w:lvlOverride>
@@ -7906,13 +8098,13 @@
     </w:lvlOverride>
   </w:num>
   <w:num w:numId="17" w16cid:durableId="1563370536">
-    <w:abstractNumId w:val="9"/>
+    <w:abstractNumId w:val="10"/>
     <w:lvlOverride w:ilvl="0">
       <w:startOverride w:val="1"/>
     </w:lvlOverride>
   </w:num>
   <w:num w:numId="18" w16cid:durableId="1579635107">
-    <w:abstractNumId w:val="9"/>
+    <w:abstractNumId w:val="10"/>
     <w:lvlOverride w:ilvl="0">
       <w:startOverride w:val="2"/>
     </w:lvlOverride>
@@ -7951,22 +8143,22 @@
     </w:lvlOverride>
   </w:num>
   <w:num w:numId="21" w16cid:durableId="875508567">
-    <w:abstractNumId w:val="12"/>
+    <w:abstractNumId w:val="13"/>
   </w:num>
   <w:num w:numId="22" w16cid:durableId="1560020510">
-    <w:abstractNumId w:val="14"/>
+    <w:abstractNumId w:val="15"/>
     <w:lvlOverride w:ilvl="0">
       <w:startOverride w:val="1"/>
     </w:lvlOverride>
   </w:num>
   <w:num w:numId="23" w16cid:durableId="1387798934">
-    <w:abstractNumId w:val="14"/>
+    <w:abstractNumId w:val="15"/>
     <w:lvlOverride w:ilvl="0">
       <w:startOverride w:val="2"/>
     </w:lvlOverride>
   </w:num>
   <w:num w:numId="24" w16cid:durableId="1853566803">
-    <w:abstractNumId w:val="15"/>
+    <w:abstractNumId w:val="16"/>
     <w:lvlOverride w:ilvl="0">
       <w:startOverride w:val="1"/>
     </w:lvlOverride>
@@ -8035,10 +8227,10 @@
     </w:lvlOverride>
   </w:num>
   <w:num w:numId="28" w16cid:durableId="572785693">
-    <w:abstractNumId w:val="17"/>
+    <w:abstractNumId w:val="18"/>
   </w:num>
   <w:num w:numId="29" w16cid:durableId="112408107">
-    <w:abstractNumId w:val="17"/>
+    <w:abstractNumId w:val="18"/>
     <w:lvlOverride w:ilvl="0">
       <w:startOverride w:val="1"/>
     </w:lvlOverride>
@@ -8068,7 +8260,7 @@
     </w:lvlOverride>
   </w:num>
   <w:num w:numId="30" w16cid:durableId="1366713536">
-    <w:abstractNumId w:val="17"/>
+    <w:abstractNumId w:val="18"/>
     <w:lvlOverride w:ilvl="0">
       <w:startOverride w:val="1"/>
     </w:lvlOverride>
@@ -8101,10 +8293,10 @@
     <w:abstractNumId w:val="0"/>
   </w:num>
   <w:num w:numId="32" w16cid:durableId="880900323">
-    <w:abstractNumId w:val="19"/>
+    <w:abstractNumId w:val="20"/>
   </w:num>
   <w:num w:numId="33" w16cid:durableId="554466464">
-    <w:abstractNumId w:val="18"/>
+    <w:abstractNumId w:val="19"/>
   </w:num>
   <w:num w:numId="34" w16cid:durableId="777220598">
     <w:abstractNumId w:val="6"/>
@@ -8125,10 +8317,10 @@
     </w:lvlOverride>
   </w:num>
   <w:num w:numId="37" w16cid:durableId="1323855597">
-    <w:abstractNumId w:val="13"/>
+    <w:abstractNumId w:val="14"/>
   </w:num>
   <w:num w:numId="38" w16cid:durableId="1094204230">
-    <w:abstractNumId w:val="13"/>
+    <w:abstractNumId w:val="14"/>
     <w:lvlOverride w:ilvl="0">
       <w:startOverride w:val="1"/>
     </w:lvlOverride>
@@ -8158,7 +8350,7 @@
     </w:lvlOverride>
   </w:num>
   <w:num w:numId="39" w16cid:durableId="1038896814">
-    <w:abstractNumId w:val="13"/>
+    <w:abstractNumId w:val="14"/>
     <w:lvlOverride w:ilvl="0">
       <w:startOverride w:val="1"/>
     </w:lvlOverride>
@@ -8191,10 +8383,13 @@
     <w:abstractNumId w:val="5"/>
   </w:num>
   <w:num w:numId="41" w16cid:durableId="1212501657">
-    <w:abstractNumId w:val="10"/>
+    <w:abstractNumId w:val="11"/>
   </w:num>
   <w:num w:numId="42" w16cid:durableId="1312977750">
-    <w:abstractNumId w:val="16"/>
+    <w:abstractNumId w:val="17"/>
+  </w:num>
+  <w:num w:numId="43" w16cid:durableId="386074207">
+    <w:abstractNumId w:val="7"/>
   </w:num>
 </w:numbering>
 </file>
@@ -8596,7 +8791,7 @@
     <w:lsdException w:name="Unresolved Mention" w:semiHidden="1" w:unhideWhenUsed="1"/>
     <w:lsdException w:name="Smart Link" w:semiHidden="1" w:unhideWhenUsed="1"/>
   </w:latentStyles>
-  <w:style w:type="paragraph" w:default="1" w:styleId="Normlny">
+  <w:style w:type="paragraph" w:default="1" w:styleId="Normal">
     <w:name w:val="Normal"/>
     <w:qFormat/>
     <w:rsid w:val="00DA0C7C"/>
@@ -8604,11 +8799,11 @@
       <w:spacing w:after="0" w:line="240" w:lineRule="auto"/>
     </w:pPr>
   </w:style>
-  <w:style w:type="paragraph" w:styleId="Nadpis1">
+  <w:style w:type="paragraph" w:styleId="Heading1">
     <w:name w:val="heading 1"/>
-    <w:basedOn w:val="Normlny"/>
-    <w:next w:val="Normlny"/>
-    <w:link w:val="Nadpis1Char"/>
+    <w:basedOn w:val="Normal"/>
+    <w:next w:val="Normal"/>
+    <w:link w:val="Heading1Char"/>
     <w:uiPriority w:val="9"/>
     <w:qFormat/>
     <w:rsid w:val="006E6A15"/>
@@ -8624,11 +8819,11 @@
       <w:szCs w:val="40"/>
     </w:rPr>
   </w:style>
-  <w:style w:type="paragraph" w:styleId="Nadpis2">
+  <w:style w:type="paragraph" w:styleId="Heading2">
     <w:name w:val="heading 2"/>
-    <w:basedOn w:val="Normlny"/>
-    <w:next w:val="Normlny"/>
-    <w:link w:val="Nadpis2Char"/>
+    <w:basedOn w:val="Normal"/>
+    <w:next w:val="Normal"/>
+    <w:link w:val="Heading2Char"/>
     <w:uiPriority w:val="9"/>
     <w:unhideWhenUsed/>
     <w:qFormat/>
@@ -8645,11 +8840,11 @@
       <w:szCs w:val="32"/>
     </w:rPr>
   </w:style>
-  <w:style w:type="paragraph" w:styleId="Nadpis3">
+  <w:style w:type="paragraph" w:styleId="Heading3">
     <w:name w:val="heading 3"/>
-    <w:basedOn w:val="Normlny"/>
-    <w:next w:val="Normlny"/>
-    <w:link w:val="Nadpis3Char"/>
+    <w:basedOn w:val="Normal"/>
+    <w:next w:val="Normal"/>
+    <w:link w:val="Heading3Char"/>
     <w:uiPriority w:val="9"/>
     <w:unhideWhenUsed/>
     <w:qFormat/>
@@ -8666,11 +8861,11 @@
       <w:szCs w:val="28"/>
     </w:rPr>
   </w:style>
-  <w:style w:type="paragraph" w:styleId="Nadpis4">
+  <w:style w:type="paragraph" w:styleId="Heading4">
     <w:name w:val="heading 4"/>
-    <w:basedOn w:val="Normlny"/>
-    <w:next w:val="Normlny"/>
-    <w:link w:val="Nadpis4Char"/>
+    <w:basedOn w:val="Normal"/>
+    <w:next w:val="Normal"/>
+    <w:link w:val="Heading4Char"/>
     <w:uiPriority w:val="9"/>
     <w:unhideWhenUsed/>
     <w:qFormat/>
@@ -8686,11 +8881,11 @@
       <w:iCs/>
     </w:rPr>
   </w:style>
-  <w:style w:type="paragraph" w:styleId="Nadpis5">
+  <w:style w:type="paragraph" w:styleId="Heading5">
     <w:name w:val="heading 5"/>
-    <w:basedOn w:val="Normlny"/>
-    <w:next w:val="Normlny"/>
-    <w:link w:val="Nadpis5Char"/>
+    <w:basedOn w:val="Normal"/>
+    <w:next w:val="Normal"/>
+    <w:link w:val="Heading5Char"/>
     <w:uiPriority w:val="9"/>
     <w:semiHidden/>
     <w:unhideWhenUsed/>
@@ -8707,11 +8902,11 @@
       <w:color w:val="0F4761" w:themeColor="accent1" w:themeShade="BF"/>
     </w:rPr>
   </w:style>
-  <w:style w:type="paragraph" w:styleId="Nadpis6">
+  <w:style w:type="paragraph" w:styleId="Heading6">
     <w:name w:val="heading 6"/>
-    <w:basedOn w:val="Normlny"/>
-    <w:next w:val="Normlny"/>
-    <w:link w:val="Nadpis6Char"/>
+    <w:basedOn w:val="Normal"/>
+    <w:next w:val="Normal"/>
+    <w:link w:val="Heading6Char"/>
     <w:uiPriority w:val="9"/>
     <w:semiHidden/>
     <w:unhideWhenUsed/>
@@ -8730,11 +8925,11 @@
       <w:color w:val="595959" w:themeColor="text1" w:themeTint="A6"/>
     </w:rPr>
   </w:style>
-  <w:style w:type="paragraph" w:styleId="Nadpis7">
+  <w:style w:type="paragraph" w:styleId="Heading7">
     <w:name w:val="heading 7"/>
-    <w:basedOn w:val="Normlny"/>
-    <w:next w:val="Normlny"/>
-    <w:link w:val="Nadpis7Char"/>
+    <w:basedOn w:val="Normal"/>
+    <w:next w:val="Normal"/>
+    <w:link w:val="Heading7Char"/>
     <w:uiPriority w:val="9"/>
     <w:semiHidden/>
     <w:unhideWhenUsed/>
@@ -8751,11 +8946,11 @@
       <w:color w:val="595959" w:themeColor="text1" w:themeTint="A6"/>
     </w:rPr>
   </w:style>
-  <w:style w:type="paragraph" w:styleId="Nadpis8">
+  <w:style w:type="paragraph" w:styleId="Heading8">
     <w:name w:val="heading 8"/>
-    <w:basedOn w:val="Normlny"/>
-    <w:next w:val="Normlny"/>
-    <w:link w:val="Nadpis8Char"/>
+    <w:basedOn w:val="Normal"/>
+    <w:next w:val="Normal"/>
+    <w:link w:val="Heading8Char"/>
     <w:uiPriority w:val="9"/>
     <w:semiHidden/>
     <w:unhideWhenUsed/>
@@ -8773,11 +8968,11 @@
       <w:color w:val="272727" w:themeColor="text1" w:themeTint="D8"/>
     </w:rPr>
   </w:style>
-  <w:style w:type="paragraph" w:styleId="Nadpis9">
+  <w:style w:type="paragraph" w:styleId="Heading9">
     <w:name w:val="heading 9"/>
-    <w:basedOn w:val="Normlny"/>
-    <w:next w:val="Normlny"/>
-    <w:link w:val="Nadpis9Char"/>
+    <w:basedOn w:val="Normal"/>
+    <w:next w:val="Normal"/>
+    <w:link w:val="Heading9Char"/>
     <w:uiPriority w:val="9"/>
     <w:semiHidden/>
     <w:unhideWhenUsed/>
@@ -8793,13 +8988,13 @@
       <w:color w:val="272727" w:themeColor="text1" w:themeTint="D8"/>
     </w:rPr>
   </w:style>
-  <w:style w:type="character" w:default="1" w:styleId="Predvolenpsmoodseku">
+  <w:style w:type="character" w:default="1" w:styleId="DefaultParagraphFont">
     <w:name w:val="Default Paragraph Font"/>
     <w:uiPriority w:val="1"/>
     <w:semiHidden/>
     <w:unhideWhenUsed/>
   </w:style>
-  <w:style w:type="table" w:default="1" w:styleId="Normlnatabuka">
+  <w:style w:type="table" w:default="1" w:styleId="TableNormal">
     <w:name w:val="Normal Table"/>
     <w:uiPriority w:val="99"/>
     <w:semiHidden/>
@@ -8814,7 +9009,7 @@
       </w:tblCellMar>
     </w:tblPr>
   </w:style>
-  <w:style w:type="numbering" w:default="1" w:styleId="Bezzoznamu">
+  <w:style w:type="numbering" w:default="1" w:styleId="NoList">
     <w:name w:val="No List"/>
     <w:uiPriority w:val="99"/>
     <w:semiHidden/>
@@ -8822,7 +9017,7 @@
   </w:style>
   <w:style w:type="paragraph" w:customStyle="1" w:styleId="Kd">
     <w:name w:val="Kód"/>
-    <w:basedOn w:val="Normlny"/>
+    <w:basedOn w:val="Normal"/>
     <w:link w:val="KdChar"/>
     <w:qFormat/>
     <w:rsid w:val="00EE47E6"/>
@@ -8833,7 +9028,7 @@
   </w:style>
   <w:style w:type="character" w:customStyle="1" w:styleId="KdChar">
     <w:name w:val="Kód Char"/>
-    <w:basedOn w:val="Predvolenpsmoodseku"/>
+    <w:basedOn w:val="DefaultParagraphFont"/>
     <w:link w:val="Kd"/>
     <w:rsid w:val="00EE47E6"/>
     <w:rPr>
@@ -8841,10 +9036,10 @@
       <w:sz w:val="20"/>
     </w:rPr>
   </w:style>
-  <w:style w:type="character" w:customStyle="1" w:styleId="Nadpis1Char">
-    <w:name w:val="Nadpis 1 Char"/>
-    <w:basedOn w:val="Predvolenpsmoodseku"/>
-    <w:link w:val="Nadpis1"/>
+  <w:style w:type="character" w:customStyle="1" w:styleId="Heading1Char">
+    <w:name w:val="Heading 1 Char"/>
+    <w:basedOn w:val="DefaultParagraphFont"/>
+    <w:link w:val="Heading1"/>
     <w:uiPriority w:val="9"/>
     <w:rsid w:val="006E6A15"/>
     <w:rPr>
@@ -8853,10 +9048,10 @@
       <w:szCs w:val="40"/>
     </w:rPr>
   </w:style>
-  <w:style w:type="character" w:customStyle="1" w:styleId="Nadpis2Char">
-    <w:name w:val="Nadpis 2 Char"/>
-    <w:basedOn w:val="Predvolenpsmoodseku"/>
-    <w:link w:val="Nadpis2"/>
+  <w:style w:type="character" w:customStyle="1" w:styleId="Heading2Char">
+    <w:name w:val="Heading 2 Char"/>
+    <w:basedOn w:val="DefaultParagraphFont"/>
+    <w:link w:val="Heading2"/>
     <w:uiPriority w:val="9"/>
     <w:rsid w:val="00AD18CA"/>
     <w:rPr>
@@ -8865,10 +9060,10 @@
       <w:szCs w:val="32"/>
     </w:rPr>
   </w:style>
-  <w:style w:type="character" w:customStyle="1" w:styleId="Nadpis3Char">
-    <w:name w:val="Nadpis 3 Char"/>
-    <w:basedOn w:val="Predvolenpsmoodseku"/>
-    <w:link w:val="Nadpis3"/>
+  <w:style w:type="character" w:customStyle="1" w:styleId="Heading3Char">
+    <w:name w:val="Heading 3 Char"/>
+    <w:basedOn w:val="DefaultParagraphFont"/>
+    <w:link w:val="Heading3"/>
     <w:uiPriority w:val="9"/>
     <w:rsid w:val="00BD0C4B"/>
     <w:rPr>
@@ -8877,10 +9072,10 @@
       <w:szCs w:val="28"/>
     </w:rPr>
   </w:style>
-  <w:style w:type="character" w:customStyle="1" w:styleId="Nadpis4Char">
-    <w:name w:val="Nadpis 4 Char"/>
-    <w:basedOn w:val="Predvolenpsmoodseku"/>
-    <w:link w:val="Nadpis4"/>
+  <w:style w:type="character" w:customStyle="1" w:styleId="Heading4Char">
+    <w:name w:val="Heading 4 Char"/>
+    <w:basedOn w:val="DefaultParagraphFont"/>
+    <w:link w:val="Heading4"/>
     <w:uiPriority w:val="9"/>
     <w:rsid w:val="00577DE7"/>
     <w:rPr>
@@ -8888,10 +9083,10 @@
       <w:iCs/>
     </w:rPr>
   </w:style>
-  <w:style w:type="character" w:customStyle="1" w:styleId="Nadpis5Char">
-    <w:name w:val="Nadpis 5 Char"/>
-    <w:basedOn w:val="Predvolenpsmoodseku"/>
-    <w:link w:val="Nadpis5"/>
+  <w:style w:type="character" w:customStyle="1" w:styleId="Heading5Char">
+    <w:name w:val="Heading 5 Char"/>
+    <w:basedOn w:val="DefaultParagraphFont"/>
+    <w:link w:val="Heading5"/>
     <w:uiPriority w:val="9"/>
     <w:semiHidden/>
     <w:rsid w:val="00673CEF"/>
@@ -8900,10 +9095,10 @@
       <w:color w:val="0F4761" w:themeColor="accent1" w:themeShade="BF"/>
     </w:rPr>
   </w:style>
-  <w:style w:type="character" w:customStyle="1" w:styleId="Nadpis6Char">
-    <w:name w:val="Nadpis 6 Char"/>
-    <w:basedOn w:val="Predvolenpsmoodseku"/>
-    <w:link w:val="Nadpis6"/>
+  <w:style w:type="character" w:customStyle="1" w:styleId="Heading6Char">
+    <w:name w:val="Heading 6 Char"/>
+    <w:basedOn w:val="DefaultParagraphFont"/>
+    <w:link w:val="Heading6"/>
     <w:uiPriority w:val="9"/>
     <w:semiHidden/>
     <w:rsid w:val="00673CEF"/>
@@ -8914,10 +9109,10 @@
       <w:color w:val="595959" w:themeColor="text1" w:themeTint="A6"/>
     </w:rPr>
   </w:style>
-  <w:style w:type="character" w:customStyle="1" w:styleId="Nadpis7Char">
-    <w:name w:val="Nadpis 7 Char"/>
-    <w:basedOn w:val="Predvolenpsmoodseku"/>
-    <w:link w:val="Nadpis7"/>
+  <w:style w:type="character" w:customStyle="1" w:styleId="Heading7Char">
+    <w:name w:val="Heading 7 Char"/>
+    <w:basedOn w:val="DefaultParagraphFont"/>
+    <w:link w:val="Heading7"/>
     <w:uiPriority w:val="9"/>
     <w:semiHidden/>
     <w:rsid w:val="00673CEF"/>
@@ -8926,10 +9121,10 @@
       <w:color w:val="595959" w:themeColor="text1" w:themeTint="A6"/>
     </w:rPr>
   </w:style>
-  <w:style w:type="character" w:customStyle="1" w:styleId="Nadpis8Char">
-    <w:name w:val="Nadpis 8 Char"/>
-    <w:basedOn w:val="Predvolenpsmoodseku"/>
-    <w:link w:val="Nadpis8"/>
+  <w:style w:type="character" w:customStyle="1" w:styleId="Heading8Char">
+    <w:name w:val="Heading 8 Char"/>
+    <w:basedOn w:val="DefaultParagraphFont"/>
+    <w:link w:val="Heading8"/>
     <w:uiPriority w:val="9"/>
     <w:semiHidden/>
     <w:rsid w:val="00673CEF"/>
@@ -8940,10 +9135,10 @@
       <w:color w:val="272727" w:themeColor="text1" w:themeTint="D8"/>
     </w:rPr>
   </w:style>
-  <w:style w:type="character" w:customStyle="1" w:styleId="Nadpis9Char">
-    <w:name w:val="Nadpis 9 Char"/>
-    <w:basedOn w:val="Predvolenpsmoodseku"/>
-    <w:link w:val="Nadpis9"/>
+  <w:style w:type="character" w:customStyle="1" w:styleId="Heading9Char">
+    <w:name w:val="Heading 9 Char"/>
+    <w:basedOn w:val="DefaultParagraphFont"/>
+    <w:link w:val="Heading9"/>
     <w:uiPriority w:val="9"/>
     <w:semiHidden/>
     <w:rsid w:val="00673CEF"/>
@@ -8952,11 +9147,11 @@
       <w:color w:val="272727" w:themeColor="text1" w:themeTint="D8"/>
     </w:rPr>
   </w:style>
-  <w:style w:type="paragraph" w:styleId="Nzov">
+  <w:style w:type="paragraph" w:styleId="Title">
     <w:name w:val="Title"/>
-    <w:basedOn w:val="Normlny"/>
-    <w:next w:val="Normlny"/>
-    <w:link w:val="NzovChar"/>
+    <w:basedOn w:val="Normal"/>
+    <w:next w:val="Normal"/>
+    <w:link w:val="TitleChar"/>
     <w:uiPriority w:val="10"/>
     <w:qFormat/>
     <w:rsid w:val="00673CEF"/>
@@ -8972,10 +9167,10 @@
       <w:szCs w:val="56"/>
     </w:rPr>
   </w:style>
-  <w:style w:type="character" w:customStyle="1" w:styleId="NzovChar">
-    <w:name w:val="Názov Char"/>
-    <w:basedOn w:val="Predvolenpsmoodseku"/>
-    <w:link w:val="Nzov"/>
+  <w:style w:type="character" w:customStyle="1" w:styleId="TitleChar">
+    <w:name w:val="Title Char"/>
+    <w:basedOn w:val="DefaultParagraphFont"/>
+    <w:link w:val="Title"/>
     <w:uiPriority w:val="10"/>
     <w:rsid w:val="00673CEF"/>
     <w:rPr>
@@ -8986,11 +9181,11 @@
       <w:szCs w:val="56"/>
     </w:rPr>
   </w:style>
-  <w:style w:type="paragraph" w:styleId="Podtitul">
+  <w:style w:type="paragraph" w:styleId="Subtitle">
     <w:name w:val="Subtitle"/>
-    <w:basedOn w:val="Normlny"/>
-    <w:next w:val="Normlny"/>
-    <w:link w:val="PodtitulChar"/>
+    <w:basedOn w:val="Normal"/>
+    <w:next w:val="Normal"/>
+    <w:link w:val="SubtitleChar"/>
     <w:uiPriority w:val="11"/>
     <w:qFormat/>
     <w:rsid w:val="00673CEF"/>
@@ -9007,10 +9202,10 @@
       <w:szCs w:val="28"/>
     </w:rPr>
   </w:style>
-  <w:style w:type="character" w:customStyle="1" w:styleId="PodtitulChar">
-    <w:name w:val="Podtitul Char"/>
-    <w:basedOn w:val="Predvolenpsmoodseku"/>
-    <w:link w:val="Podtitul"/>
+  <w:style w:type="character" w:customStyle="1" w:styleId="SubtitleChar">
+    <w:name w:val="Subtitle Char"/>
+    <w:basedOn w:val="DefaultParagraphFont"/>
+    <w:link w:val="Subtitle"/>
     <w:uiPriority w:val="11"/>
     <w:rsid w:val="00673CEF"/>
     <w:rPr>
@@ -9021,11 +9216,11 @@
       <w:szCs w:val="28"/>
     </w:rPr>
   </w:style>
-  <w:style w:type="paragraph" w:styleId="Citcia">
+  <w:style w:type="paragraph" w:styleId="Quote">
     <w:name w:val="Quote"/>
-    <w:basedOn w:val="Normlny"/>
-    <w:next w:val="Normlny"/>
-    <w:link w:val="CitciaChar"/>
+    <w:basedOn w:val="Normal"/>
+    <w:next w:val="Normal"/>
+    <w:link w:val="QuoteChar"/>
     <w:uiPriority w:val="29"/>
     <w:qFormat/>
     <w:rsid w:val="00673CEF"/>
@@ -9039,10 +9234,10 @@
       <w:color w:val="404040" w:themeColor="text1" w:themeTint="BF"/>
     </w:rPr>
   </w:style>
-  <w:style w:type="character" w:customStyle="1" w:styleId="CitciaChar">
-    <w:name w:val="Citácia Char"/>
-    <w:basedOn w:val="Predvolenpsmoodseku"/>
-    <w:link w:val="Citcia"/>
+  <w:style w:type="character" w:customStyle="1" w:styleId="QuoteChar">
+    <w:name w:val="Quote Char"/>
+    <w:basedOn w:val="DefaultParagraphFont"/>
+    <w:link w:val="Quote"/>
     <w:uiPriority w:val="29"/>
     <w:rsid w:val="00673CEF"/>
     <w:rPr>
@@ -9051,9 +9246,9 @@
       <w:color w:val="404040" w:themeColor="text1" w:themeTint="BF"/>
     </w:rPr>
   </w:style>
-  <w:style w:type="paragraph" w:styleId="Odsekzoznamu">
+  <w:style w:type="paragraph" w:styleId="ListParagraph">
     <w:name w:val="List Paragraph"/>
-    <w:basedOn w:val="Normlny"/>
+    <w:basedOn w:val="Normal"/>
     <w:uiPriority w:val="34"/>
     <w:qFormat/>
     <w:rsid w:val="00673CEF"/>
@@ -9062,9 +9257,9 @@
       <w:contextualSpacing/>
     </w:pPr>
   </w:style>
-  <w:style w:type="character" w:styleId="Intenzvnezvraznenie">
+  <w:style w:type="character" w:styleId="IntenseEmphasis">
     <w:name w:val="Intense Emphasis"/>
-    <w:basedOn w:val="Predvolenpsmoodseku"/>
+    <w:basedOn w:val="DefaultParagraphFont"/>
     <w:uiPriority w:val="21"/>
     <w:qFormat/>
     <w:rsid w:val="00673CEF"/>
@@ -9074,11 +9269,11 @@
       <w:color w:val="0F4761" w:themeColor="accent1" w:themeShade="BF"/>
     </w:rPr>
   </w:style>
-  <w:style w:type="paragraph" w:styleId="Zvraznencitcia">
+  <w:style w:type="paragraph" w:styleId="IntenseQuote">
     <w:name w:val="Intense Quote"/>
-    <w:basedOn w:val="Normlny"/>
-    <w:next w:val="Normlny"/>
-    <w:link w:val="ZvraznencitciaChar"/>
+    <w:basedOn w:val="Normal"/>
+    <w:next w:val="Normal"/>
+    <w:link w:val="IntenseQuoteChar"/>
     <w:uiPriority w:val="30"/>
     <w:qFormat/>
     <w:rsid w:val="00673CEF"/>
@@ -9097,10 +9292,10 @@
       <w:color w:val="0F4761" w:themeColor="accent1" w:themeShade="BF"/>
     </w:rPr>
   </w:style>
-  <w:style w:type="character" w:customStyle="1" w:styleId="ZvraznencitciaChar">
-    <w:name w:val="Zvýraznená citácia Char"/>
-    <w:basedOn w:val="Predvolenpsmoodseku"/>
-    <w:link w:val="Zvraznencitcia"/>
+  <w:style w:type="character" w:customStyle="1" w:styleId="IntenseQuoteChar">
+    <w:name w:val="Intense Quote Char"/>
+    <w:basedOn w:val="DefaultParagraphFont"/>
+    <w:link w:val="IntenseQuote"/>
     <w:uiPriority w:val="30"/>
     <w:rsid w:val="00673CEF"/>
     <w:rPr>
@@ -9109,9 +9304,9 @@
       <w:color w:val="0F4761" w:themeColor="accent1" w:themeShade="BF"/>
     </w:rPr>
   </w:style>
-  <w:style w:type="character" w:styleId="Zvraznenodkaz">
+  <w:style w:type="character" w:styleId="IntenseReference">
     <w:name w:val="Intense Reference"/>
-    <w:basedOn w:val="Predvolenpsmoodseku"/>
+    <w:basedOn w:val="DefaultParagraphFont"/>
     <w:uiPriority w:val="32"/>
     <w:qFormat/>
     <w:rsid w:val="00673CEF"/>
@@ -9123,9 +9318,9 @@
       <w:spacing w:val="5"/>
     </w:rPr>
   </w:style>
-  <w:style w:type="character" w:styleId="Hypertextovprepojenie">
+  <w:style w:type="character" w:styleId="Hyperlink">
     <w:name w:val="Hyperlink"/>
-    <w:basedOn w:val="Predvolenpsmoodseku"/>
+    <w:basedOn w:val="DefaultParagraphFont"/>
     <w:uiPriority w:val="99"/>
     <w:unhideWhenUsed/>
     <w:rsid w:val="00513727"/>
@@ -9134,9 +9329,9 @@
       <w:u w:val="single"/>
     </w:rPr>
   </w:style>
-  <w:style w:type="character" w:styleId="Nevyrieenzmienka">
+  <w:style w:type="character" w:styleId="UnresolvedMention">
     <w:name w:val="Unresolved Mention"/>
-    <w:basedOn w:val="Predvolenpsmoodseku"/>
+    <w:basedOn w:val="DefaultParagraphFont"/>
     <w:uiPriority w:val="99"/>
     <w:semiHidden/>
     <w:unhideWhenUsed/>
@@ -9146,9 +9341,9 @@
       <w:shd w:val="clear" w:color="auto" w:fill="E1DFDD"/>
     </w:rPr>
   </w:style>
-  <w:style w:type="character" w:styleId="PouitHypertextovPrepojenie">
+  <w:style w:type="character" w:styleId="FollowedHyperlink">
     <w:name w:val="FollowedHyperlink"/>
-    <w:basedOn w:val="Predvolenpsmoodseku"/>
+    <w:basedOn w:val="DefaultParagraphFont"/>
     <w:uiPriority w:val="99"/>
     <w:semiHidden/>
     <w:unhideWhenUsed/>
@@ -9158,10 +9353,10 @@
       <w:u w:val="single"/>
     </w:rPr>
   </w:style>
-  <w:style w:type="paragraph" w:styleId="Hlavika">
+  <w:style w:type="paragraph" w:styleId="Header">
     <w:name w:val="header"/>
-    <w:basedOn w:val="Normlny"/>
-    <w:link w:val="HlavikaChar"/>
+    <w:basedOn w:val="Normal"/>
+    <w:link w:val="HeaderChar"/>
     <w:uiPriority w:val="99"/>
     <w:unhideWhenUsed/>
     <w:rsid w:val="00C42BBB"/>
@@ -9172,17 +9367,17 @@
       </w:tabs>
     </w:pPr>
   </w:style>
-  <w:style w:type="character" w:customStyle="1" w:styleId="HlavikaChar">
-    <w:name w:val="Hlavička Char"/>
-    <w:basedOn w:val="Predvolenpsmoodseku"/>
-    <w:link w:val="Hlavika"/>
+  <w:style w:type="character" w:customStyle="1" w:styleId="HeaderChar">
+    <w:name w:val="Header Char"/>
+    <w:basedOn w:val="DefaultParagraphFont"/>
+    <w:link w:val="Header"/>
     <w:uiPriority w:val="99"/>
     <w:rsid w:val="00C42BBB"/>
   </w:style>
-  <w:style w:type="paragraph" w:styleId="Pta">
+  <w:style w:type="paragraph" w:styleId="Footer">
     <w:name w:val="footer"/>
-    <w:basedOn w:val="Normlny"/>
-    <w:link w:val="PtaChar"/>
+    <w:basedOn w:val="Normal"/>
+    <w:link w:val="FooterChar"/>
     <w:uiPriority w:val="99"/>
     <w:unhideWhenUsed/>
     <w:rsid w:val="00C42BBB"/>
@@ -9193,17 +9388,17 @@
       </w:tabs>
     </w:pPr>
   </w:style>
-  <w:style w:type="character" w:customStyle="1" w:styleId="PtaChar">
-    <w:name w:val="Päta Char"/>
-    <w:basedOn w:val="Predvolenpsmoodseku"/>
-    <w:link w:val="Pta"/>
+  <w:style w:type="character" w:customStyle="1" w:styleId="FooterChar">
+    <w:name w:val="Footer Char"/>
+    <w:basedOn w:val="DefaultParagraphFont"/>
+    <w:link w:val="Footer"/>
     <w:uiPriority w:val="99"/>
     <w:rsid w:val="00C42BBB"/>
   </w:style>
-  <w:style w:type="paragraph" w:styleId="Obsah1">
+  <w:style w:type="paragraph" w:styleId="TOC1">
     <w:name w:val="toc 1"/>
-    <w:basedOn w:val="Normlny"/>
-    <w:next w:val="Normlny"/>
+    <w:basedOn w:val="Normal"/>
+    <w:next w:val="Normal"/>
     <w:autoRedefine/>
     <w:uiPriority w:val="39"/>
     <w:unhideWhenUsed/>
@@ -9212,10 +9407,10 @@
       <w:spacing w:after="100"/>
     </w:pPr>
   </w:style>
-  <w:style w:type="paragraph" w:styleId="Obsah2">
+  <w:style w:type="paragraph" w:styleId="TOC2">
     <w:name w:val="toc 2"/>
-    <w:basedOn w:val="Normlny"/>
-    <w:next w:val="Normlny"/>
+    <w:basedOn w:val="Normal"/>
+    <w:next w:val="Normal"/>
     <w:autoRedefine/>
     <w:uiPriority w:val="39"/>
     <w:unhideWhenUsed/>
@@ -9225,10 +9420,10 @@
       <w:ind w:left="220"/>
     </w:pPr>
   </w:style>
-  <w:style w:type="paragraph" w:styleId="Obsah3">
+  <w:style w:type="paragraph" w:styleId="TOC3">
     <w:name w:val="toc 3"/>
-    <w:basedOn w:val="Normlny"/>
-    <w:next w:val="Normlny"/>
+    <w:basedOn w:val="Normal"/>
+    <w:next w:val="Normal"/>
     <w:autoRedefine/>
     <w:uiPriority w:val="39"/>
     <w:unhideWhenUsed/>
@@ -9238,10 +9433,10 @@
       <w:ind w:left="440"/>
     </w:pPr>
   </w:style>
-  <w:style w:type="paragraph" w:styleId="Obsah4">
+  <w:style w:type="paragraph" w:styleId="TOC4">
     <w:name w:val="toc 4"/>
-    <w:basedOn w:val="Normlny"/>
-    <w:next w:val="Normlny"/>
+    <w:basedOn w:val="Normal"/>
+    <w:next w:val="Normal"/>
     <w:autoRedefine/>
     <w:uiPriority w:val="39"/>
     <w:unhideWhenUsed/>
@@ -9251,10 +9446,10 @@
       <w:ind w:left="660"/>
     </w:pPr>
   </w:style>
-  <w:style w:type="paragraph" w:styleId="Hlavikaobsahu">
+  <w:style w:type="paragraph" w:styleId="TOCHeading">
     <w:name w:val="TOC Heading"/>
-    <w:basedOn w:val="Nadpis1"/>
-    <w:next w:val="Normlny"/>
+    <w:basedOn w:val="Heading1"/>
+    <w:next w:val="Normal"/>
     <w:uiPriority w:val="39"/>
     <w:unhideWhenUsed/>
     <w:qFormat/>

--- a/IT_hodiny/namety_postupu_skolenia.docx
+++ b/IT_hodiny/namety_postupu_skolenia.docx
@@ -22,16 +22,16 @@
         <w:t xml:space="preserve">Modifikoval: </w:t>
       </w:r>
       <w:r>
+        <w:t>4</w:t>
+      </w:r>
+      <w:r>
+        <w:t xml:space="preserve">. </w:t>
+      </w:r>
+      <w:r>
         <w:t>1</w:t>
       </w:r>
       <w:r>
-        <w:t>8</w:t>
-      </w:r>
-      <w:r>
-        <w:t xml:space="preserve">. </w:t>
-      </w:r>
-      <w:r>
-        <w:t>10</w:t>
+        <w:t>1</w:t>
       </w:r>
       <w:r>
         <w:t>. 202</w:t>
@@ -4586,19 +4586,19 @@
           <w:rPr>
             <w:rStyle w:val="Hyperlink"/>
           </w:rPr>
-          <w:t>https://www.geeksfo</w:t>
+          <w:t>https://www.gee</w:t>
         </w:r>
         <w:r>
           <w:rPr>
             <w:rStyle w:val="Hyperlink"/>
           </w:rPr>
-          <w:t>r</w:t>
+          <w:t>k</w:t>
         </w:r>
         <w:r>
           <w:rPr>
             <w:rStyle w:val="Hyperlink"/>
           </w:rPr>
-          <w:t>geeks.org/python/pygame-tutorial/</w:t>
+          <w:t>sforgeeks.org/python/pygame-tutorial/</w:t>
         </w:r>
       </w:hyperlink>
       <w:r>
@@ -4940,22 +4940,152 @@
         <w:t>ak je pozícia X lopty väčšia ako šírka obrazovky alebo menšia ako 0 (t. j. ak sa loptička zráža alebo prichádza na jej pravý alebo ľavý koniec obrazovky), potom vynásobíme rýchlosť smeru X mínusom 1. Znamená to, že smer je obrátený. Ak loptička prichádza rýchlosťou 3 pixelov, potom pri zrážke na ľavej alebo pravej stene bude jej rýchlosť -3 pixely, t.j. v opačnom smere, a znova, keď narazí na steny, potom bude jej rýchlosť opäť kladná 3, t.j. opačná od -3. Preto to dá lopte hranicu. Rovnaká logika sa použije aj pre hornú a dolnú stenu. Ak je hodnota Y lopty väčšia ako výška obrazovky alebo menšia ako 0, zmeňte jej smer. A potom posunieme loptu zvyšovaním polohy lopty o XChange a YChange.</w:t>
       </w:r>
     </w:p>
+    <w:p/>
+    <w:p>
+      <w:r>
+        <w:t xml:space="preserve">V programe </w:t>
+      </w:r>
+      <w:r>
+        <w:t>hranice.py</w:t>
+      </w:r>
+      <w:r>
+        <w:t xml:space="preserve"> – som pridal časovač. </w:t>
+      </w:r>
+      <w:r>
+        <w:t>clk = pygame.time.Clock()  # clock</w:t>
+      </w:r>
+    </w:p>
+    <w:p/>
+    <w:p>
+      <w:pPr>
+        <w:pStyle w:val="Heading3"/>
+      </w:pPr>
+      <w:r>
+        <w:t>Detekcia kolízií v PyGame</w:t>
+      </w:r>
+    </w:p>
+    <w:p>
+      <w:hyperlink r:id="rId38" w:history="1">
+        <w:r>
+          <w:rPr>
+            <w:rStyle w:val="Hyperlink"/>
+          </w:rPr>
+          <w:t>https://www.geeksforgeeks.org/python/collision-detection-in-pygame/</w:t>
+        </w:r>
+      </w:hyperlink>
+      <w:r>
+        <w:t xml:space="preserve"> </w:t>
+      </w:r>
+    </w:p>
     <w:p>
       <w:pPr>
         <w:jc w:val="both"/>
       </w:pPr>
+      <w:r>
+        <w:t>Detekcia kolízií je veľmi častý pojem a používa sa takmer v hrách, ako sú pingpongové hry, vesmírni votrelci atď. Jednoduchým a priamym konceptom je porovnať súradnice dvoch objektov a nastaviť podmienku pre vznik kolízie.</w:t>
+      </w:r>
     </w:p>
     <w:p>
       <w:pPr>
         <w:jc w:val="both"/>
       </w:pPr>
+      <w:r>
+        <w:t>V tomto článku budeme zisťovať kolíziu medzi dvoma objektmi, kde by jeden objekt prichádzal smerom nadol a druhý by sa pohyboval zľava a sprava pomocou klávesového ovládania. Je to rovnaké, ako keby ste unikli z bloku padajúceho na hráča a ak blok zrazí hráča, zistí sa kolízia.</w:t>
+      </w:r>
+    </w:p>
+    <w:p>
+      <w:pPr>
+        <w:jc w:val="both"/>
+      </w:pPr>
+    </w:p>
+    <w:p>
+      <w:pPr>
+        <w:pStyle w:val="Heading3"/>
+      </w:pPr>
+      <w:r>
+        <w:t>Pygame - Vytváranie škriatkov</w:t>
+      </w:r>
+    </w:p>
+    <w:p>
+      <w:hyperlink r:id="rId39" w:history="1">
+        <w:r>
+          <w:rPr>
+            <w:rStyle w:val="Hyperlink"/>
+          </w:rPr>
+          <w:t>https://www.geeks</w:t>
+        </w:r>
+        <w:r>
+          <w:rPr>
+            <w:rStyle w:val="Hyperlink"/>
+          </w:rPr>
+          <w:t>f</w:t>
+        </w:r>
+        <w:r>
+          <w:rPr>
+            <w:rStyle w:val="Hyperlink"/>
+          </w:rPr>
+          <w:t>orgeeks.org/python/pygame-creating-sprites/</w:t>
+        </w:r>
+      </w:hyperlink>
+      <w:r>
+        <w:t xml:space="preserve"> </w:t>
+      </w:r>
+    </w:p>
+    <w:p>
+      <w:r>
+        <w:t>Problematika objektov ako jednotlivých časti.</w:t>
+      </w:r>
     </w:p>
     <w:p/>
     <w:p>
       <w:pPr>
+        <w:pStyle w:val="Heading3"/>
+      </w:pPr>
+      <w:r>
+        <w:t>Pygame - Ovláda</w:t>
+      </w:r>
+      <w:r>
+        <w:t>n</w:t>
+      </w:r>
+      <w:r>
+        <w:t>ie škriatk</w:t>
+      </w:r>
+      <w:r>
+        <w:t>ov.</w:t>
+      </w:r>
+    </w:p>
+    <w:p>
+      <w:hyperlink r:id="rId40" w:history="1">
+        <w:r>
+          <w:rPr>
+            <w:rStyle w:val="Hyperlink"/>
+          </w:rPr>
+          <w:t>https://www.geeksforgeeks.org/python/pygame-control-sprites/</w:t>
+        </w:r>
+      </w:hyperlink>
+      <w:r>
+        <w:t xml:space="preserve"> </w:t>
+      </w:r>
+    </w:p>
+    <w:p>
+      <w:r>
+        <w:t xml:space="preserve">Program - </w:t>
+      </w:r>
+      <w:r>
+        <w:t>skriatok_control.py</w:t>
+      </w:r>
+      <w:r>
+        <w:t xml:space="preserve"> </w:t>
+      </w:r>
+    </w:p>
+    <w:p/>
+    <w:p/>
+    <w:p>
+      <w:pPr>
         <w:pStyle w:val="Heading2"/>
       </w:pPr>
       <w:r>
+        <w:lastRenderedPageBreak/>
         <w:t>Tvorba jednoduchých hier.</w:t>
       </w:r>
     </w:p>
@@ -5002,7 +5132,7 @@
       <w:r>
         <w:t xml:space="preserve">Pôvodný príklad z web stránky - </w:t>
       </w:r>
-      <w:hyperlink r:id="rId38" w:history="1">
+      <w:hyperlink r:id="rId41" w:history="1">
         <w:r>
           <w:rPr>
             <w:rStyle w:val="Hyperlink"/>
@@ -5055,7 +5185,7 @@
       </w:r>
     </w:p>
     <w:sectPr>
-      <w:footerReference w:type="default" r:id="rId39"/>
+      <w:footerReference w:type="default" r:id="rId42"/>
       <w:pgSz w:w="11906" w:h="16838"/>
       <w:pgMar w:top="1440" w:right="1440" w:bottom="1440" w:left="1440" w:header="708" w:footer="708" w:gutter="0"/>
       <w:cols w:space="708"/>
@@ -8991,7 +9121,6 @@
   <w:style w:type="character" w:default="1" w:styleId="DefaultParagraphFont">
     <w:name w:val="Default Paragraph Font"/>
     <w:uiPriority w:val="1"/>
-    <w:semiHidden/>
     <w:unhideWhenUsed/>
   </w:style>
   <w:style w:type="table" w:default="1" w:styleId="TableNormal">

--- a/IT_hodiny/namety_postupu_skolenia.docx
+++ b/IT_hodiny/namety_postupu_skolenia.docx
@@ -4,12 +4,20 @@
   <w:body>
     <w:p>
       <w:pPr>
-        <w:pStyle w:val="Heading1"/>
+        <w:pStyle w:val="Nadpis1"/>
       </w:pPr>
       <w:bookmarkStart w:id="0" w:name="_Toc210144977"/>
       <w:bookmarkStart w:id="1" w:name="_Toc210145037"/>
       <w:r>
-        <w:t xml:space="preserve">Programovanie Python pre </w:t>
+        <w:t xml:space="preserve">Programovanie </w:t>
+      </w:r>
+      <w:proofErr w:type="spellStart"/>
+      <w:r>
+        <w:t>Python</w:t>
+      </w:r>
+      <w:proofErr w:type="spellEnd"/>
+      <w:r>
+        <w:t xml:space="preserve"> pre </w:t>
       </w:r>
       <w:r>
         <w:t>mladých.</w:t>
@@ -69,13 +77,14 @@
       <w:sdtContent>
         <w:p>
           <w:pPr>
-            <w:pStyle w:val="TOCHeading"/>
+            <w:pStyle w:val="Hlavikaobsahu"/>
             <w:rPr>
               <w:color w:val="auto"/>
               <w:sz w:val="28"/>
               <w:szCs w:val="28"/>
             </w:rPr>
           </w:pPr>
+          <w:proofErr w:type="spellStart"/>
           <w:r>
             <w:rPr>
               <w:color w:val="auto"/>
@@ -84,10 +93,11 @@
             </w:rPr>
             <w:t>Obsah</w:t>
           </w:r>
+          <w:proofErr w:type="spellEnd"/>
         </w:p>
         <w:p>
           <w:pPr>
-            <w:pStyle w:val="TOC1"/>
+            <w:pStyle w:val="Obsah1"/>
             <w:tabs>
               <w:tab w:val="right" w:leader="dot" w:pos="9016"/>
             </w:tabs>
@@ -111,7 +121,7 @@
           <w:hyperlink w:anchor="_Toc210145037" w:history="1">
             <w:r>
               <w:rPr>
-                <w:rStyle w:val="Hyperlink"/>
+                <w:rStyle w:val="Hypertextovprepojenie"/>
                 <w:noProof/>
               </w:rPr>
               <w:t>Programovanie Python pre mladých.</w:t>
@@ -168,7 +178,7 @@
         </w:p>
         <w:p>
           <w:pPr>
-            <w:pStyle w:val="TOC2"/>
+            <w:pStyle w:val="Obsah2"/>
             <w:tabs>
               <w:tab w:val="right" w:leader="dot" w:pos="9016"/>
             </w:tabs>
@@ -183,7 +193,7 @@
           <w:hyperlink w:anchor="_Toc210145038" w:history="1">
             <w:r>
               <w:rPr>
-                <w:rStyle w:val="Hyperlink"/>
+                <w:rStyle w:val="Hypertextovprepojenie"/>
                 <w:noProof/>
               </w:rPr>
               <w:t>Úprava VSC.</w:t>
@@ -240,7 +250,7 @@
         </w:p>
         <w:p>
           <w:pPr>
-            <w:pStyle w:val="TOC2"/>
+            <w:pStyle w:val="Obsah2"/>
             <w:tabs>
               <w:tab w:val="right" w:leader="dot" w:pos="9016"/>
             </w:tabs>
@@ -255,7 +265,7 @@
           <w:hyperlink w:anchor="_Toc210145039" w:history="1">
             <w:r>
               <w:rPr>
-                <w:rStyle w:val="Hyperlink"/>
+                <w:rStyle w:val="Hypertextovprepojenie"/>
                 <w:noProof/>
               </w:rPr>
               <w:t>Zdrojové kódy školenia.</w:t>
@@ -312,7 +322,7 @@
         </w:p>
         <w:p>
           <w:pPr>
-            <w:pStyle w:val="TOC2"/>
+            <w:pStyle w:val="Obsah2"/>
             <w:tabs>
               <w:tab w:val="right" w:leader="dot" w:pos="9016"/>
             </w:tabs>
@@ -327,7 +337,7 @@
           <w:hyperlink w:anchor="_Toc210145040" w:history="1">
             <w:r>
               <w:rPr>
-                <w:rStyle w:val="Hyperlink"/>
+                <w:rStyle w:val="Hypertextovprepojenie"/>
                 <w:noProof/>
               </w:rPr>
               <w:t>Informačné podklady.</w:t>
@@ -384,7 +394,7 @@
         </w:p>
         <w:p>
           <w:pPr>
-            <w:pStyle w:val="TOC2"/>
+            <w:pStyle w:val="Obsah2"/>
             <w:tabs>
               <w:tab w:val="right" w:leader="dot" w:pos="9016"/>
             </w:tabs>
@@ -399,7 +409,7 @@
           <w:hyperlink w:anchor="_Toc210145041" w:history="1">
             <w:r>
               <w:rPr>
-                <w:rStyle w:val="Hyperlink"/>
+                <w:rStyle w:val="Hypertextovprepojenie"/>
                 <w:noProof/>
               </w:rPr>
               <w:t>Vyskúšať vytvorenie jednoduchej hre.</w:t>
@@ -456,7 +466,7 @@
         </w:p>
         <w:p>
           <w:pPr>
-            <w:pStyle w:val="TOC2"/>
+            <w:pStyle w:val="Obsah2"/>
             <w:tabs>
               <w:tab w:val="right" w:leader="dot" w:pos="9016"/>
             </w:tabs>
@@ -471,7 +481,7 @@
           <w:hyperlink w:anchor="_Toc210145042" w:history="1">
             <w:r>
               <w:rPr>
-                <w:rStyle w:val="Hyperlink"/>
+                <w:rStyle w:val="Hypertextovprepojenie"/>
                 <w:noProof/>
               </w:rPr>
               <w:t>Myšlienky.</w:t>
@@ -528,7 +538,7 @@
         </w:p>
         <w:p>
           <w:pPr>
-            <w:pStyle w:val="TOC2"/>
+            <w:pStyle w:val="Obsah2"/>
             <w:tabs>
               <w:tab w:val="right" w:leader="dot" w:pos="9016"/>
             </w:tabs>
@@ -543,7 +553,7 @@
           <w:hyperlink w:anchor="_Toc210145043" w:history="1">
             <w:r>
               <w:rPr>
-                <w:rStyle w:val="Hyperlink"/>
+                <w:rStyle w:val="Hypertextovprepojenie"/>
                 <w:noProof/>
               </w:rPr>
               <w:t>Jednotlivé termíny.</w:t>
@@ -600,7 +610,7 @@
         </w:p>
         <w:p>
           <w:pPr>
-            <w:pStyle w:val="TOC3"/>
+            <w:pStyle w:val="Obsah3"/>
             <w:tabs>
               <w:tab w:val="right" w:leader="dot" w:pos="9016"/>
             </w:tabs>
@@ -615,7 +625,7 @@
           <w:hyperlink w:anchor="_Toc210145044" w:history="1">
             <w:r>
               <w:rPr>
-                <w:rStyle w:val="Hyperlink"/>
+                <w:rStyle w:val="Hypertextovprepojenie"/>
                 <w:noProof/>
               </w:rPr>
               <w:t>12.9.2024</w:t>
@@ -672,7 +682,7 @@
         </w:p>
         <w:p>
           <w:pPr>
-            <w:pStyle w:val="TOC1"/>
+            <w:pStyle w:val="Obsah1"/>
             <w:tabs>
               <w:tab w:val="right" w:leader="dot" w:pos="9016"/>
             </w:tabs>
@@ -687,7 +697,7 @@
           <w:hyperlink w:anchor="_Toc210145045" w:history="1">
             <w:r>
               <w:rPr>
-                <w:rStyle w:val="Hyperlink"/>
+                <w:rStyle w:val="Hypertextovprepojenie"/>
                 <w:noProof/>
               </w:rPr>
               <w:t>Python Web Development With Django</w:t>
@@ -744,7 +754,7 @@
         </w:p>
         <w:p>
           <w:pPr>
-            <w:pStyle w:val="TOC1"/>
+            <w:pStyle w:val="Obsah1"/>
             <w:tabs>
               <w:tab w:val="right" w:leader="dot" w:pos="9016"/>
             </w:tabs>
@@ -759,7 +769,7 @@
           <w:hyperlink w:anchor="_Toc210145046" w:history="1">
             <w:r>
               <w:rPr>
-                <w:rStyle w:val="Hyperlink"/>
+                <w:rStyle w:val="Hypertextovprepojenie"/>
                 <w:noProof/>
               </w:rPr>
               <w:t>Python for Game Development: Getting Started with Pygame</w:t>
@@ -816,7 +826,7 @@
         </w:p>
         <w:p>
           <w:pPr>
-            <w:pStyle w:val="TOC2"/>
+            <w:pStyle w:val="Obsah2"/>
             <w:tabs>
               <w:tab w:val="right" w:leader="dot" w:pos="9016"/>
             </w:tabs>
@@ -831,7 +841,7 @@
           <w:hyperlink w:anchor="_Toc210145047" w:history="1">
             <w:r>
               <w:rPr>
-                <w:rStyle w:val="Hyperlink"/>
+                <w:rStyle w:val="Hypertextovprepojenie"/>
                 <w:noProof/>
               </w:rPr>
               <w:t>PyGame Tutorial</w:t>
@@ -888,7 +898,7 @@
         </w:p>
         <w:p>
           <w:pPr>
-            <w:pStyle w:val="TOC2"/>
+            <w:pStyle w:val="Obsah2"/>
             <w:tabs>
               <w:tab w:val="right" w:leader="dot" w:pos="9016"/>
             </w:tabs>
@@ -903,7 +913,7 @@
           <w:hyperlink w:anchor="_Toc210145048" w:history="1">
             <w:r>
               <w:rPr>
-                <w:rStyle w:val="Hyperlink"/>
+                <w:rStyle w:val="Hypertextovprepojenie"/>
                 <w:noProof/>
               </w:rPr>
               <w:t>Pohyb.</w:t>
@@ -960,7 +970,7 @@
         </w:p>
         <w:p>
           <w:pPr>
-            <w:pStyle w:val="TOC2"/>
+            <w:pStyle w:val="Obsah2"/>
             <w:tabs>
               <w:tab w:val="right" w:leader="dot" w:pos="9016"/>
             </w:tabs>
@@ -975,7 +985,7 @@
           <w:hyperlink w:anchor="_Toc210145049" w:history="1">
             <w:r>
               <w:rPr>
-                <w:rStyle w:val="Hyperlink"/>
+                <w:rStyle w:val="Hypertextovprepojenie"/>
                 <w:noProof/>
               </w:rPr>
               <w:t>Povolenie zmeny veľkosti okna v PyGame.</w:t>
@@ -1032,7 +1042,7 @@
         </w:p>
         <w:p>
           <w:pPr>
-            <w:pStyle w:val="TOC2"/>
+            <w:pStyle w:val="Obsah2"/>
             <w:tabs>
               <w:tab w:val="right" w:leader="dot" w:pos="9016"/>
             </w:tabs>
@@ -1047,7 +1057,7 @@
           <w:hyperlink w:anchor="_Toc210145050" w:history="1">
             <w:r>
               <w:rPr>
-                <w:rStyle w:val="Hyperlink"/>
+                <w:rStyle w:val="Hypertextovprepojenie"/>
                 <w:noProof/>
               </w:rPr>
               <w:t>Ako zmeniť farbu pozadia obrazovky v Pygame?</w:t>
@@ -1104,7 +1114,7 @@
         </w:p>
         <w:p>
           <w:pPr>
-            <w:pStyle w:val="TOC2"/>
+            <w:pStyle w:val="Obsah2"/>
             <w:tabs>
               <w:tab w:val="right" w:leader="dot" w:pos="9016"/>
             </w:tabs>
@@ -1119,7 +1129,7 @@
           <w:hyperlink w:anchor="_Toc210145051" w:history="1">
             <w:r>
               <w:rPr>
-                <w:rStyle w:val="Hyperlink"/>
+                <w:rStyle w:val="Hypertextovprepojenie"/>
                 <w:noProof/>
               </w:rPr>
               <w:t>Kreslenie objektov a tvarov</w:t>
@@ -1176,7 +1186,7 @@
         </w:p>
         <w:p>
           <w:pPr>
-            <w:pStyle w:val="TOC3"/>
+            <w:pStyle w:val="Obsah3"/>
             <w:tabs>
               <w:tab w:val="right" w:leader="dot" w:pos="9016"/>
             </w:tabs>
@@ -1191,7 +1201,7 @@
           <w:hyperlink w:anchor="_Toc210145052" w:history="1">
             <w:r>
               <w:rPr>
-                <w:rStyle w:val="Hyperlink"/>
+                <w:rStyle w:val="Hypertextovprepojenie"/>
                 <w:noProof/>
               </w:rPr>
               <w:t>Python | Drawing different shapes on PyGame window</w:t>
@@ -1248,7 +1258,7 @@
         </w:p>
         <w:p>
           <w:pPr>
-            <w:pStyle w:val="TOC3"/>
+            <w:pStyle w:val="Obsah3"/>
             <w:tabs>
               <w:tab w:val="right" w:leader="dot" w:pos="9016"/>
             </w:tabs>
@@ -1263,7 +1273,7 @@
           <w:hyperlink w:anchor="_Toc210145053" w:history="1">
             <w:r>
               <w:rPr>
-                <w:rStyle w:val="Hyperlink"/>
+                <w:rStyle w:val="Hypertextovprepojenie"/>
                 <w:noProof/>
               </w:rPr>
               <w:t>How to draw rectangle in Pygame?</w:t>
@@ -1320,7 +1330,7 @@
         </w:p>
         <w:p>
           <w:pPr>
-            <w:pStyle w:val="TOC3"/>
+            <w:pStyle w:val="Obsah3"/>
             <w:tabs>
               <w:tab w:val="right" w:leader="dot" w:pos="9016"/>
             </w:tabs>
@@ -1335,7 +1345,7 @@
           <w:hyperlink w:anchor="_Toc210145054" w:history="1">
             <w:r>
               <w:rPr>
-                <w:rStyle w:val="Hyperlink"/>
+                <w:rStyle w:val="Hypertextovprepojenie"/>
                 <w:noProof/>
               </w:rPr>
               <w:t>How to draw a rectangle with rounded corner in PyGame?</w:t>
@@ -1392,7 +1402,7 @@
         </w:p>
         <w:p>
           <w:pPr>
-            <w:pStyle w:val="TOC2"/>
+            <w:pStyle w:val="Obsah2"/>
             <w:tabs>
               <w:tab w:val="right" w:leader="dot" w:pos="9016"/>
             </w:tabs>
@@ -1407,7 +1417,7 @@
           <w:hyperlink w:anchor="_Toc210145055" w:history="1">
             <w:r>
               <w:rPr>
-                <w:rStyle w:val="Hyperlink"/>
+                <w:rStyle w:val="Hypertextovprepojenie"/>
                 <w:noProof/>
               </w:rPr>
               <w:t>Event Handling</w:t>
@@ -1464,7 +1474,7 @@
         </w:p>
         <w:p>
           <w:pPr>
-            <w:pStyle w:val="TOC3"/>
+            <w:pStyle w:val="Obsah3"/>
             <w:tabs>
               <w:tab w:val="right" w:leader="dot" w:pos="9016"/>
             </w:tabs>
@@ -1479,7 +1489,7 @@
           <w:hyperlink w:anchor="_Toc210145056" w:history="1">
             <w:r>
               <w:rPr>
-                <w:rStyle w:val="Hyperlink"/>
+                <w:rStyle w:val="Hypertextovprepojenie"/>
                 <w:noProof/>
               </w:rPr>
               <w:t>Udalosť klávesnice.</w:t>
@@ -1536,7 +1546,7 @@
         </w:p>
         <w:p>
           <w:pPr>
-            <w:pStyle w:val="TOC3"/>
+            <w:pStyle w:val="Obsah3"/>
             <w:tabs>
               <w:tab w:val="right" w:leader="dot" w:pos="9016"/>
             </w:tabs>
@@ -1551,7 +1561,7 @@
           <w:hyperlink w:anchor="_Toc210145057" w:history="1">
             <w:r>
               <w:rPr>
-                <w:rStyle w:val="Hyperlink"/>
+                <w:rStyle w:val="Hypertextovprepojenie"/>
                 <w:noProof/>
               </w:rPr>
               <w:t>Udalosť myš.</w:t>
@@ -1608,7 +1618,7 @@
         </w:p>
         <w:p>
           <w:pPr>
-            <w:pStyle w:val="TOC3"/>
+            <w:pStyle w:val="Obsah3"/>
             <w:tabs>
               <w:tab w:val="right" w:leader="dot" w:pos="9016"/>
             </w:tabs>
@@ -1623,7 +1633,7 @@
           <w:hyperlink w:anchor="_Toc210145058" w:history="1">
             <w:r>
               <w:rPr>
-                <w:rStyle w:val="Hyperlink"/>
+                <w:rStyle w:val="Hypertextovprepojenie"/>
                 <w:noProof/>
               </w:rPr>
               <w:t>How to add Custom Events in Pygame?</w:t>
@@ -1680,7 +1690,7 @@
         </w:p>
         <w:p>
           <w:pPr>
-            <w:pStyle w:val="TOC3"/>
+            <w:pStyle w:val="Obsah3"/>
             <w:tabs>
               <w:tab w:val="right" w:leader="dot" w:pos="9016"/>
             </w:tabs>
@@ -1695,7 +1705,7 @@
           <w:hyperlink w:anchor="_Toc210145059" w:history="1">
             <w:r>
               <w:rPr>
-                <w:rStyle w:val="Hyperlink"/>
+                <w:rStyle w:val="Hypertextovprepojenie"/>
                 <w:noProof/>
               </w:rPr>
               <w:t>How to get keyboard input in PyGame ?</w:t>
@@ -1752,7 +1762,7 @@
         </w:p>
         <w:p>
           <w:pPr>
-            <w:pStyle w:val="TOC2"/>
+            <w:pStyle w:val="Obsah2"/>
             <w:tabs>
               <w:tab w:val="right" w:leader="dot" w:pos="9016"/>
             </w:tabs>
@@ -1767,7 +1777,7 @@
           <w:hyperlink w:anchor="_Toc210145060" w:history="1">
             <w:r>
               <w:rPr>
-                <w:rStyle w:val="Hyperlink"/>
+                <w:rStyle w:val="Hypertextovprepojenie"/>
                 <w:noProof/>
               </w:rPr>
               <w:t>Základy a opakovanie.</w:t>
@@ -1824,7 +1834,7 @@
         </w:p>
         <w:p>
           <w:pPr>
-            <w:pStyle w:val="TOC3"/>
+            <w:pStyle w:val="Obsah3"/>
             <w:tabs>
               <w:tab w:val="right" w:leader="dot" w:pos="9016"/>
             </w:tabs>
@@ -1839,7 +1849,7 @@
           <w:hyperlink w:anchor="_Toc210145061" w:history="1">
             <w:r>
               <w:rPr>
-                <w:rStyle w:val="Hyperlink"/>
+                <w:rStyle w:val="Hypertextovprepojenie"/>
                 <w:noProof/>
               </w:rPr>
               <w:t>Python Lists – Zoznamy.</w:t>
@@ -1909,7 +1919,7 @@
     <w:p/>
     <w:p>
       <w:pPr>
-        <w:pStyle w:val="Heading2"/>
+        <w:pStyle w:val="Nadpis2"/>
       </w:pPr>
       <w:bookmarkStart w:id="2" w:name="_Toc210144978"/>
       <w:bookmarkStart w:id="3" w:name="_Toc210145038"/>
@@ -1927,7 +1937,7 @@
     <w:p/>
     <w:p>
       <w:pPr>
-        <w:pStyle w:val="Heading2"/>
+        <w:pStyle w:val="Nadpis2"/>
       </w:pPr>
       <w:bookmarkStart w:id="4" w:name="_Toc210144979"/>
       <w:bookmarkStart w:id="5" w:name="_Toc210145039"/>
@@ -1941,7 +1951,7 @@
       <w:hyperlink r:id="rId8" w:history="1">
         <w:r>
           <w:rPr>
-            <w:rStyle w:val="Hyperlink"/>
+            <w:rStyle w:val="Hypertextovprepojenie"/>
           </w:rPr>
           <w:t>https://github.com/gitdagray/python-course</w:t>
         </w:r>
@@ -1953,7 +1963,7 @@
     <w:p/>
     <w:p>
       <w:pPr>
-        <w:pStyle w:val="Heading2"/>
+        <w:pStyle w:val="Nadpis2"/>
       </w:pPr>
       <w:bookmarkStart w:id="6" w:name="_Toc210144980"/>
       <w:bookmarkStart w:id="7" w:name="_Toc210145040"/>
@@ -1966,18 +1976,48 @@
     </w:p>
     <w:p>
       <w:hyperlink r:id="rId9" w:history="1">
+        <w:proofErr w:type="spellStart"/>
         <w:r>
           <w:rPr>
-            <w:rStyle w:val="Hyperlink"/>
+            <w:rStyle w:val="Hypertextovprepojenie"/>
           </w:rPr>
-          <w:t>Python Module Index — Python 3.12.5 documentation</w:t>
+          <w:t>Python</w:t>
         </w:r>
+        <w:proofErr w:type="spellEnd"/>
+        <w:r>
+          <w:rPr>
+            <w:rStyle w:val="Hypertextovprepojenie"/>
+          </w:rPr>
+          <w:t xml:space="preserve"> Module Index — </w:t>
+        </w:r>
+        <w:proofErr w:type="spellStart"/>
+        <w:r>
+          <w:rPr>
+            <w:rStyle w:val="Hypertextovprepojenie"/>
+          </w:rPr>
+          <w:t>Python</w:t>
+        </w:r>
+        <w:proofErr w:type="spellEnd"/>
+        <w:r>
+          <w:rPr>
+            <w:rStyle w:val="Hypertextovprepojenie"/>
+          </w:rPr>
+          <w:t xml:space="preserve"> 3.12.5 </w:t>
+        </w:r>
+        <w:proofErr w:type="spellStart"/>
+        <w:r>
+          <w:rPr>
+            <w:rStyle w:val="Hypertextovprepojenie"/>
+          </w:rPr>
+          <w:t>documentation</w:t>
+        </w:r>
+        <w:proofErr w:type="spellEnd"/>
       </w:hyperlink>
     </w:p>
     <w:p/>
     <w:p>
       <w:pPr>
-        <w:pStyle w:val="Heading2"/>
+        <w:pStyle w:val="Nadpis2"/>
       </w:pPr>
       <w:bookmarkStart w:id="8" w:name="_Toc210144981"/>
       <w:bookmarkStart w:id="9" w:name="_Toc210145041"/>
@@ -1995,7 +2035,23 @@
         <w:t>V</w:t>
       </w:r>
       <w:r>
-        <w:t xml:space="preserve"> priklade rps.py je vytvorenie jednoduche hry kam</w:t>
+        <w:t xml:space="preserve"> </w:t>
+      </w:r>
+      <w:proofErr w:type="spellStart"/>
+      <w:r>
+        <w:t>priklade</w:t>
+      </w:r>
+      <w:proofErr w:type="spellEnd"/>
+      <w:r>
+        <w:t xml:space="preserve"> rps.py je vytvorenie </w:t>
+      </w:r>
+      <w:proofErr w:type="spellStart"/>
+      <w:r>
+        <w:t>jednoduche</w:t>
+      </w:r>
+      <w:proofErr w:type="spellEnd"/>
+      <w:r>
+        <w:t xml:space="preserve"> hry kam</w:t>
       </w:r>
       <w:r>
         <w:t>eň</w:t>
@@ -2015,15 +2071,28 @@
         <w:t>rps0_2.py</w:t>
       </w:r>
       <w:r>
-        <w:t xml:space="preserve"> – úprava vstupu s konverziou na integer</w:t>
-      </w:r>
+        <w:t xml:space="preserve"> – úprava vstupu s konverziou na </w:t>
+      </w:r>
+      <w:proofErr w:type="spellStart"/>
+      <w:r>
+        <w:t>integer</w:t>
+      </w:r>
+      <w:proofErr w:type="spellEnd"/>
     </w:p>
     <w:p>
       <w:r>
         <w:t>rps0_3.py</w:t>
       </w:r>
       <w:r>
-        <w:t xml:space="preserve"> – doplnenie náhodného hádzania pre Python (počítač)</w:t>
+        <w:t xml:space="preserve"> – doplnenie náhodného hádzania pre </w:t>
+      </w:r>
+      <w:proofErr w:type="spellStart"/>
+      <w:r>
+        <w:t>Python</w:t>
+      </w:r>
+      <w:proofErr w:type="spellEnd"/>
+      <w:r>
+        <w:t xml:space="preserve"> (počítač)</w:t>
       </w:r>
     </w:p>
     <w:p/>
@@ -2052,10 +2121,18 @@
     </w:p>
     <w:p>
       <w:r>
-        <w:t>rps4.py – úprava kódu na game_</w:t>
-      </w:r>
-      <w:r>
-        <w:t>count=0</w:t>
+        <w:t xml:space="preserve">rps4.py – úprava kódu na </w:t>
+      </w:r>
+      <w:proofErr w:type="spellStart"/>
+      <w:r>
+        <w:t>game_</w:t>
+      </w:r>
+      <w:r>
+        <w:t>count</w:t>
+      </w:r>
+      <w:proofErr w:type="spellEnd"/>
+      <w:r>
+        <w:t>=0</w:t>
       </w:r>
     </w:p>
     <w:p/>
@@ -2067,7 +2144,7 @@
     <w:p/>
     <w:p>
       <w:pPr>
-        <w:pStyle w:val="Heading2"/>
+        <w:pStyle w:val="Nadpis2"/>
       </w:pPr>
       <w:bookmarkStart w:id="10" w:name="_Toc210144982"/>
       <w:bookmarkStart w:id="11" w:name="_Toc210145042"/>
@@ -2082,14 +2159,22 @@
         <w:t>Rozdiel medzi zoznam</w:t>
       </w:r>
       <w:r>
-        <w:t>ami a n-ticami.</w:t>
+        <w:t>ami a n-</w:t>
+      </w:r>
+      <w:proofErr w:type="spellStart"/>
+      <w:r>
+        <w:t>ticami</w:t>
+      </w:r>
+      <w:proofErr w:type="spellEnd"/>
+      <w:r>
+        <w:t>.</w:t>
       </w:r>
     </w:p>
     <w:p>
       <w:hyperlink r:id="rId10" w:history="1">
         <w:r>
           <w:rPr>
-            <w:rStyle w:val="Hyperlink"/>
+            <w:rStyle w:val="Hypertextovprepojenie"/>
           </w:rPr>
           <w:t>https://realpython.com/python-lists-tuples/?ref=dailydev</w:t>
         </w:r>
@@ -2098,7 +2183,7 @@
     <w:p/>
     <w:p>
       <w:pPr>
-        <w:pStyle w:val="Heading2"/>
+        <w:pStyle w:val="Nadpis2"/>
       </w:pPr>
       <w:bookmarkStart w:id="12" w:name="_Toc210144983"/>
       <w:bookmarkStart w:id="13" w:name="_Toc210145043"/>
@@ -2110,7 +2195,7 @@
     </w:p>
     <w:p>
       <w:pPr>
-        <w:pStyle w:val="Heading3"/>
+        <w:pStyle w:val="Nadpis3"/>
       </w:pPr>
       <w:bookmarkStart w:id="14" w:name="_Toc210144984"/>
       <w:bookmarkStart w:id="15" w:name="_Toc210145044"/>
@@ -2188,33 +2273,67 @@
       <w:r>
         <w:t> </w:t>
       </w:r>
+      <w:proofErr w:type="spellStart"/>
       <w:r>
         <w:t>Kubiho</w:t>
       </w:r>
+      <w:proofErr w:type="spellEnd"/>
     </w:p>
     <w:p/>
     <w:p>
       <w:pPr>
-        <w:pStyle w:val="Heading1"/>
+        <w:pStyle w:val="Nadpis1"/>
       </w:pPr>
       <w:bookmarkStart w:id="16" w:name="_Toc210144985"/>
       <w:bookmarkStart w:id="17" w:name="_Toc210145045"/>
-      <w:r>
-        <w:t>Python Web Development With Django</w:t>
+      <w:proofErr w:type="spellStart"/>
+      <w:r>
+        <w:t>Python</w:t>
+      </w:r>
+      <w:proofErr w:type="spellEnd"/>
+      <w:r>
+        <w:t xml:space="preserve"> Web </w:t>
+      </w:r>
+      <w:proofErr w:type="spellStart"/>
+      <w:r>
+        <w:t>Development</w:t>
+      </w:r>
+      <w:proofErr w:type="spellEnd"/>
+      <w:r>
+        <w:t xml:space="preserve"> </w:t>
+      </w:r>
+      <w:proofErr w:type="spellStart"/>
+      <w:r>
+        <w:t>With</w:t>
+      </w:r>
+      <w:proofErr w:type="spellEnd"/>
+      <w:r>
+        <w:t xml:space="preserve"> </w:t>
+      </w:r>
+      <w:proofErr w:type="spellStart"/>
+      <w:r>
+        <w:t>Django</w:t>
       </w:r>
       <w:bookmarkEnd w:id="16"/>
       <w:bookmarkEnd w:id="17"/>
+      <w:proofErr w:type="spellEnd"/>
     </w:p>
     <w:p>
       <w:r>
         <w:t xml:space="preserve">Vytváranie jednoduchých </w:t>
       </w:r>
+      <w:proofErr w:type="spellStart"/>
       <w:r>
         <w:t>webovský</w:t>
       </w:r>
       <w:r>
-        <w:t xml:space="preserve">ch stránok bol ktoré sú tvorené programovacím jazykom </w:t>
-      </w:r>
+        <w:t>ch</w:t>
+      </w:r>
+      <w:proofErr w:type="spellEnd"/>
+      <w:r>
+        <w:t xml:space="preserve"> stránok bol ktoré sú tvorené programovacím jazykom </w:t>
+      </w:r>
+      <w:proofErr w:type="spellStart"/>
       <w:r>
         <w:t>Py</w:t>
       </w:r>
@@ -2227,6 +2346,7 @@
       <w:r>
         <w:t>on</w:t>
       </w:r>
+      <w:proofErr w:type="spellEnd"/>
       <w:r>
         <w:t>.</w:t>
       </w:r>
@@ -2234,23 +2354,73 @@
     <w:p/>
     <w:p>
       <w:pPr>
-        <w:pStyle w:val="Heading1"/>
+        <w:pStyle w:val="Nadpis1"/>
       </w:pPr>
       <w:bookmarkStart w:id="18" w:name="September2025"/>
       <w:bookmarkStart w:id="19" w:name="_Toc210144986"/>
       <w:bookmarkStart w:id="20" w:name="_Toc210145046"/>
       <w:bookmarkEnd w:id="18"/>
-      <w:r>
-        <w:t>Python for Game Development: Getting Started with Pygame</w:t>
+      <w:proofErr w:type="spellStart"/>
+      <w:r>
+        <w:t>Python</w:t>
+      </w:r>
+      <w:proofErr w:type="spellEnd"/>
+      <w:r>
+        <w:t xml:space="preserve"> </w:t>
+      </w:r>
+      <w:proofErr w:type="spellStart"/>
+      <w:r>
+        <w:t>for</w:t>
+      </w:r>
+      <w:proofErr w:type="spellEnd"/>
+      <w:r>
+        <w:t xml:space="preserve"> Game </w:t>
+      </w:r>
+      <w:proofErr w:type="spellStart"/>
+      <w:r>
+        <w:t>Development</w:t>
+      </w:r>
+      <w:proofErr w:type="spellEnd"/>
+      <w:r>
+        <w:t xml:space="preserve">: </w:t>
+      </w:r>
+      <w:proofErr w:type="spellStart"/>
+      <w:r>
+        <w:t>Getting</w:t>
+      </w:r>
+      <w:proofErr w:type="spellEnd"/>
+      <w:r>
+        <w:t xml:space="preserve"> </w:t>
+      </w:r>
+      <w:proofErr w:type="spellStart"/>
+      <w:r>
+        <w:t>Started</w:t>
+      </w:r>
+      <w:proofErr w:type="spellEnd"/>
+      <w:r>
+        <w:t xml:space="preserve"> </w:t>
+      </w:r>
+      <w:proofErr w:type="spellStart"/>
+      <w:r>
+        <w:t>with</w:t>
+      </w:r>
+      <w:proofErr w:type="spellEnd"/>
+      <w:r>
+        <w:t xml:space="preserve"> </w:t>
+      </w:r>
+      <w:proofErr w:type="spellStart"/>
+      <w:r>
+        <w:t>Pygame</w:t>
       </w:r>
       <w:bookmarkEnd w:id="19"/>
       <w:bookmarkEnd w:id="20"/>
+      <w:proofErr w:type="spellEnd"/>
     </w:p>
     <w:p>
       <w:hyperlink r:id="rId11" w:history="1">
         <w:r>
           <w:rPr>
-            <w:rStyle w:val="Hyperlink"/>
+            <w:rStyle w:val="Hypertextovprepojenie"/>
           </w:rPr>
           <w:t>https://www.geeksforgeeks.org/python/python-for-game-development-getting-started-with-pygame/</w:t>
         </w:r>
@@ -2261,21 +2431,31 @@
     </w:p>
     <w:p>
       <w:pPr>
-        <w:pStyle w:val="Heading2"/>
+        <w:pStyle w:val="Nadpis2"/>
       </w:pPr>
       <w:bookmarkStart w:id="21" w:name="_Toc210144987"/>
       <w:bookmarkStart w:id="22" w:name="_Toc210145047"/>
-      <w:r>
-        <w:t>PyGame Tutorial</w:t>
+      <w:proofErr w:type="spellStart"/>
+      <w:r>
+        <w:t>PyGame</w:t>
+      </w:r>
+      <w:proofErr w:type="spellEnd"/>
+      <w:r>
+        <w:t xml:space="preserve"> </w:t>
+      </w:r>
+      <w:proofErr w:type="spellStart"/>
+      <w:r>
+        <w:t>Tutorial</w:t>
       </w:r>
       <w:bookmarkEnd w:id="21"/>
       <w:bookmarkEnd w:id="22"/>
+      <w:proofErr w:type="spellEnd"/>
     </w:p>
     <w:p>
       <w:hyperlink r:id="rId12" w:history="1">
         <w:r>
           <w:rPr>
-            <w:rStyle w:val="Hyperlink"/>
+            <w:rStyle w:val="Hypertextovprepojenie"/>
             <w:highlight w:val="yellow"/>
           </w:rPr>
           <w:t>https://www.geeksforgeeks.org/python/pygame-tutorial/</w:t>
@@ -2323,7 +2503,23 @@
     </w:p>
     <w:p>
       <w:r>
-        <w:t>Na spustenie hry musia byť všetky potrebné moduly Pygame inicializované pomocou pygame.init().</w:t>
+        <w:t xml:space="preserve">Na spustenie hry musia byť všetky potrebné moduly </w:t>
+      </w:r>
+      <w:proofErr w:type="spellStart"/>
+      <w:r>
+        <w:t>Pygame</w:t>
+      </w:r>
+      <w:proofErr w:type="spellEnd"/>
+      <w:r>
+        <w:t xml:space="preserve"> inicializované pomocou </w:t>
+      </w:r>
+      <w:proofErr w:type="spellStart"/>
+      <w:r>
+        <w:t>pygame.init</w:t>
+      </w:r>
+      <w:proofErr w:type="spellEnd"/>
+      <w:r>
+        <w:t>().</w:t>
       </w:r>
     </w:p>
     <w:p>
@@ -2350,12 +2546,21 @@
       <w:r>
         <w:t xml:space="preserve">Funkcia </w:t>
       </w:r>
+      <w:proofErr w:type="spellStart"/>
       <w:r>
         <w:rPr>
           <w:b/>
           <w:bCs/>
         </w:rPr>
-        <w:t>pygame.display.set_mode()</w:t>
+        <w:t>pygame.display.set_mode</w:t>
+      </w:r>
+      <w:proofErr w:type="spellEnd"/>
+      <w:r>
+        <w:rPr>
+          <w:b/>
+          <w:bCs/>
+        </w:rPr>
+        <w:t>()</w:t>
       </w:r>
       <w:r>
         <w:t xml:space="preserve"> vytvorí okno s danou výškou a šírkou. Toto okno bude slúžiť ako plátno pre vašu hru, na ktoré nakreslíte každý prvok.</w:t>
@@ -2372,18 +2577,19 @@
           <w:i/>
           <w:iCs/>
         </w:rPr>
-        <w:t xml:space="preserve"> pygame.display.set_caption().</w:t>
-      </w:r>
-    </w:p>
-    <w:p>
-      <w:pPr>
+        <w:t xml:space="preserve"> </w:t>
+      </w:r>
+      <w:proofErr w:type="spellStart"/>
+      <w:r>
         <w:rPr>
           <w:b/>
           <w:bCs/>
           <w:i/>
           <w:iCs/>
         </w:rPr>
-      </w:pPr>
+        <w:t>pygame.display.set_caption</w:t>
+      </w:r>
+      <w:proofErr w:type="spellEnd"/>
       <w:r>
         <w:rPr>
           <w:b/>
@@ -2391,23 +2597,7 @@
           <w:i/>
           <w:iCs/>
         </w:rPr>
-        <w:t>FPS a herné hodiny:</w:t>
-      </w:r>
-    </w:p>
-    <w:p>
-      <w:r>
-        <w:t>pygame.time</w:t>
-      </w:r>
-      <w:r>
-        <w:t xml:space="preserve"> pri</w:t>
-      </w:r>
-      <w:r>
-        <w:t xml:space="preserve"> vytvorení objektu hodín vám Clock() dáva možnosť upraviť snímkovú frekvenciu hernej slučky.</w:t>
-      </w:r>
-    </w:p>
-    <w:p>
-      <w:r>
-        <w:t>Hra má zaručenú prevádzku pri 60 snímkach za sekundu (FPS) vďaka clock.tick(60).</w:t>
+        <w:t>().</w:t>
       </w:r>
     </w:p>
     <w:p>
@@ -2426,17 +2616,41 @@
           <w:i/>
           <w:iCs/>
         </w:rPr>
-        <w:t>Slučka hlavnej hry</w:t>
-      </w:r>
-    </w:p>
-    <w:p>
-      <w:r>
-        <w:t>Hru udržiava slučka while True. Vo vnútri kód aktualizuje obrazovku hry, prekresľuje položky a počúva akcie (napríklad zatvorenie okna).</w:t>
-      </w:r>
-    </w:p>
-    <w:p>
-      <w:r>
-        <w:t>Všetky udalosti vrátane stlačení klávesov, kliknutí myšou a udalostí zatvorenia okien načíta pygame.event.get(). Hra sa skončí, ak sa udalosť uzavrela (pygame. QUIT).</w:t>
+        <w:t>FPS a herné hodiny:</w:t>
+      </w:r>
+    </w:p>
+    <w:p>
+      <w:proofErr w:type="spellStart"/>
+      <w:r>
+        <w:t>pygame.time</w:t>
+      </w:r>
+      <w:proofErr w:type="spellEnd"/>
+      <w:r>
+        <w:t xml:space="preserve"> pri</w:t>
+      </w:r>
+      <w:r>
+        <w:t xml:space="preserve"> vytvorení objektu hodín vám </w:t>
+      </w:r>
+      <w:proofErr w:type="spellStart"/>
+      <w:r>
+        <w:t>Clock</w:t>
+      </w:r>
+      <w:proofErr w:type="spellEnd"/>
+      <w:r>
+        <w:t>() dáva možnosť upraviť snímkovú frekvenciu hernej slučky.</w:t>
+      </w:r>
+    </w:p>
+    <w:p>
+      <w:r>
+        <w:t xml:space="preserve">Hra má zaručenú prevádzku pri 60 snímkach za sekundu (FPS) vďaka </w:t>
+      </w:r>
+      <w:proofErr w:type="spellStart"/>
+      <w:r>
+        <w:t>clock.tick</w:t>
+      </w:r>
+      <w:proofErr w:type="spellEnd"/>
+      <w:r>
+        <w:t>(60).</w:t>
       </w:r>
     </w:p>
     <w:p>
@@ -2455,23 +2669,97 @@
           <w:i/>
           <w:iCs/>
         </w:rPr>
+        <w:t>Slučka hlavnej hry</w:t>
+      </w:r>
+    </w:p>
+    <w:p>
+      <w:r>
+        <w:t xml:space="preserve">Hru udržiava slučka </w:t>
+      </w:r>
+      <w:proofErr w:type="spellStart"/>
+      <w:r>
+        <w:t>while</w:t>
+      </w:r>
+      <w:proofErr w:type="spellEnd"/>
+      <w:r>
+        <w:t xml:space="preserve"> </w:t>
+      </w:r>
+      <w:proofErr w:type="spellStart"/>
+      <w:r>
+        <w:t>True</w:t>
+      </w:r>
+      <w:proofErr w:type="spellEnd"/>
+      <w:r>
+        <w:t>. Vo vnútri kód aktualizuje obrazovku hry, prekresľuje položky a počúva akcie (napríklad zatvorenie okna).</w:t>
+      </w:r>
+    </w:p>
+    <w:p>
+      <w:r>
+        <w:t xml:space="preserve">Všetky udalosti vrátane stlačení klávesov, kliknutí myšou a udalostí zatvorenia okien načíta </w:t>
+      </w:r>
+      <w:proofErr w:type="spellStart"/>
+      <w:r>
+        <w:t>pygame.event.get</w:t>
+      </w:r>
+      <w:proofErr w:type="spellEnd"/>
+      <w:r>
+        <w:t>(). Hra sa skončí, ak sa udalosť uzavrela (</w:t>
+      </w:r>
+      <w:proofErr w:type="spellStart"/>
+      <w:r>
+        <w:t>pygame</w:t>
+      </w:r>
+      <w:proofErr w:type="spellEnd"/>
+      <w:r>
+        <w:t>. QUIT).</w:t>
+      </w:r>
+    </w:p>
+    <w:p>
+      <w:pPr>
+        <w:rPr>
+          <w:b/>
+          <w:bCs/>
+          <w:i/>
+          <w:iCs/>
+        </w:rPr>
+      </w:pPr>
+      <w:r>
+        <w:rPr>
+          <w:b/>
+          <w:bCs/>
+          <w:i/>
+          <w:iCs/>
+        </w:rPr>
         <w:t>Aktualizácie obrazovky a vykresľovania:</w:t>
       </w:r>
     </w:p>
     <w:p>
-      <w:r>
-        <w:t>Screen.fill (WHITE) vyplní obrazovku konkrétnou farbou. Nakoniec tu nakreslíte pozadia, objekty alebo škriatkov.</w:t>
-      </w:r>
-    </w:p>
-    <w:p>
-      <w:r>
-        <w:t>Všetky zmeny vykonané počas slučky sa aktualizujú na obrazovke pomocou pygame.display.flip().</w:t>
+      <w:proofErr w:type="spellStart"/>
+      <w:r>
+        <w:t>Screen.fill</w:t>
+      </w:r>
+      <w:proofErr w:type="spellEnd"/>
+      <w:r>
+        <w:t xml:space="preserve"> (WHITE) vyplní obrazovku konkrétnou farbou. Nakoniec tu nakreslíte pozadia, objekty alebo škriatkov.</w:t>
+      </w:r>
+    </w:p>
+    <w:p>
+      <w:r>
+        <w:t xml:space="preserve">Všetky zmeny vykonané počas slučky sa aktualizujú na obrazovke pomocou </w:t>
+      </w:r>
+      <w:proofErr w:type="spellStart"/>
+      <w:r>
+        <w:t>pygame.display.flip</w:t>
+      </w:r>
+      <w:proofErr w:type="spellEnd"/>
+      <w:r>
+        <w:t>().</w:t>
       </w:r>
     </w:p>
     <w:p/>
     <w:p>
       <w:pPr>
-        <w:pStyle w:val="Heading2"/>
+        <w:pStyle w:val="Nadpis2"/>
       </w:pPr>
       <w:bookmarkStart w:id="23" w:name="_Toc210144988"/>
       <w:bookmarkStart w:id="24" w:name="_Toc210145048"/>
@@ -2500,7 +2788,23 @@
           <w:b/>
           <w:bCs/>
         </w:rPr>
-        <w:t xml:space="preserve"> - praktický proklad v programe </w:t>
+        <w:t xml:space="preserve"> - praktický </w:t>
+      </w:r>
+      <w:proofErr w:type="spellStart"/>
+      <w:r>
+        <w:rPr>
+          <w:b/>
+          <w:bCs/>
+        </w:rPr>
+        <w:t>proklad</w:t>
+      </w:r>
+      <w:proofErr w:type="spellEnd"/>
+      <w:r>
+        <w:rPr>
+          <w:b/>
+          <w:bCs/>
+        </w:rPr>
+        <w:t xml:space="preserve"> v programe </w:t>
       </w:r>
       <w:r>
         <w:rPr>
@@ -2532,6 +2836,7 @@
       <w:r>
         <w:t xml:space="preserve">Pozícia hráča je určená </w:t>
       </w:r>
+      <w:proofErr w:type="spellStart"/>
       <w:r>
         <w:rPr>
           <w:b/>
@@ -2539,10 +2844,39 @@
           <w:i/>
           <w:iCs/>
         </w:rPr>
-        <w:t>player_x a player_y</w:t>
-      </w:r>
-      <w:r>
-        <w:t>, zatiaľ čo jeho rýchlosť je riadená player_speed.</w:t>
+        <w:t>player_x</w:t>
+      </w:r>
+      <w:proofErr w:type="spellEnd"/>
+      <w:r>
+        <w:rPr>
+          <w:b/>
+          <w:bCs/>
+          <w:i/>
+          <w:iCs/>
+        </w:rPr>
+        <w:t xml:space="preserve"> a </w:t>
+      </w:r>
+      <w:proofErr w:type="spellStart"/>
+      <w:r>
+        <w:rPr>
+          <w:b/>
+          <w:bCs/>
+          <w:i/>
+          <w:iCs/>
+        </w:rPr>
+        <w:t>player_y</w:t>
+      </w:r>
+      <w:proofErr w:type="spellEnd"/>
+      <w:r>
+        <w:t xml:space="preserve">, zatiaľ čo jeho rýchlosť je riadená </w:t>
+      </w:r>
+      <w:proofErr w:type="spellStart"/>
+      <w:r>
+        <w:t>player_speed</w:t>
+      </w:r>
+      <w:proofErr w:type="spellEnd"/>
+      <w:r>
+        <w:t>.</w:t>
       </w:r>
     </w:p>
     <w:p>
@@ -2570,6 +2904,7 @@
       <w:r>
         <w:t xml:space="preserve">Funkcia </w:t>
       </w:r>
+      <w:proofErr w:type="spellStart"/>
       <w:r>
         <w:rPr>
           <w:b/>
@@ -2577,7 +2912,17 @@
           <w:i/>
           <w:iCs/>
         </w:rPr>
-        <w:t xml:space="preserve">pygame.key.get_pressed() </w:t>
+        <w:t>pygame.key.get_pressed</w:t>
+      </w:r>
+      <w:proofErr w:type="spellEnd"/>
+      <w:r>
+        <w:rPr>
+          <w:b/>
+          <w:bCs/>
+          <w:i/>
+          <w:iCs/>
+        </w:rPr>
+        <w:t xml:space="preserve">() </w:t>
       </w:r>
       <w:r>
         <w:t>určuje, ktoré klávesy sú v danom okamihu stlačené.</w:t>
@@ -2591,7 +2936,15 @@
         </w:numPr>
       </w:pPr>
       <w:r>
-        <w:t>Príkazy if upravujú pozície x a y hráča podľa toho, či sú stlačené klávesy so šípkami.</w:t>
+        <w:t xml:space="preserve">Príkazy </w:t>
+      </w:r>
+      <w:proofErr w:type="spellStart"/>
+      <w:r>
+        <w:t>if</w:t>
+      </w:r>
+      <w:proofErr w:type="spellEnd"/>
+      <w:r>
+        <w:t xml:space="preserve"> upravujú pozície x a y hráča podľa toho, či sú stlačené klávesy so šípkami.</w:t>
       </w:r>
     </w:p>
     <w:p>
@@ -2617,7 +2970,15 @@
         </w:numPr>
       </w:pPr>
       <w:r>
-        <w:t>Hráč je reprezentovaný čiernym obdĺžnikom nakresleným na obrazovke na aktuálnej pozícii hráča pomocou pygame.draw.rect().</w:t>
+        <w:t xml:space="preserve">Hráč je reprezentovaný čiernym obdĺžnikom nakresleným na obrazovke na aktuálnej pozícii hráča pomocou </w:t>
+      </w:r>
+      <w:proofErr w:type="spellStart"/>
+      <w:r>
+        <w:t>pygame.draw.rect</w:t>
+      </w:r>
+      <w:proofErr w:type="spellEnd"/>
+      <w:r>
+        <w:t>().</w:t>
       </w:r>
     </w:p>
     <w:p/>
@@ -2629,12 +2990,20 @@
     <w:p/>
     <w:p>
       <w:pPr>
-        <w:pStyle w:val="Heading2"/>
+        <w:pStyle w:val="Nadpis2"/>
       </w:pPr>
       <w:bookmarkStart w:id="25" w:name="_Toc210144989"/>
       <w:bookmarkStart w:id="26" w:name="_Toc210145049"/>
       <w:r>
-        <w:t>Povolenie zmeny veľkosti okna v PyGame.</w:t>
+        <w:t xml:space="preserve">Povolenie zmeny veľkosti okna v </w:t>
+      </w:r>
+      <w:proofErr w:type="spellStart"/>
+      <w:r>
+        <w:t>PyGame</w:t>
+      </w:r>
+      <w:proofErr w:type="spellEnd"/>
+      <w:r>
+        <w:t>.</w:t>
       </w:r>
       <w:bookmarkEnd w:id="25"/>
       <w:bookmarkEnd w:id="26"/>
@@ -2652,47 +3021,129 @@
           <w:szCs w:val="20"/>
         </w:rPr>
       </w:pPr>
+      <w:proofErr w:type="spellStart"/>
       <w:r>
         <w:rPr>
           <w:rFonts w:ascii="Courier New" w:hAnsi="Courier New" w:cs="Courier New"/>
           <w:sz w:val="20"/>
           <w:szCs w:val="20"/>
         </w:rPr>
-        <w:t>screen = pygame.display.set_mode((400, 400), pygame.RESIZABLE)</w:t>
-      </w:r>
-    </w:p>
-    <w:p>
-      <w:r>
-        <w:t>predtým</w:t>
-      </w:r>
-    </w:p>
-    <w:p/>
-    <w:p>
-      <w:pPr>
+        <w:t>screen</w:t>
+      </w:r>
+      <w:proofErr w:type="spellEnd"/>
+      <w:r>
         <w:rPr>
           <w:rFonts w:ascii="Courier New" w:hAnsi="Courier New" w:cs="Courier New"/>
           <w:sz w:val="20"/>
           <w:szCs w:val="20"/>
         </w:rPr>
-      </w:pPr>
+        <w:t xml:space="preserve"> = </w:t>
+      </w:r>
+      <w:proofErr w:type="spellStart"/>
       <w:r>
         <w:rPr>
           <w:rFonts w:ascii="Courier New" w:hAnsi="Courier New" w:cs="Courier New"/>
           <w:sz w:val="20"/>
           <w:szCs w:val="20"/>
         </w:rPr>
-        <w:t>screen = pygame.display.set_mode((400, 400))</w:t>
+        <w:t>pygame.display.set_mode</w:t>
+      </w:r>
+      <w:proofErr w:type="spellEnd"/>
+      <w:r>
+        <w:rPr>
+          <w:rFonts w:ascii="Courier New" w:hAnsi="Courier New" w:cs="Courier New"/>
+          <w:sz w:val="20"/>
+          <w:szCs w:val="20"/>
+        </w:rPr>
+        <w:t xml:space="preserve">((400, 400), </w:t>
+      </w:r>
+      <w:proofErr w:type="spellStart"/>
+      <w:r>
+        <w:rPr>
+          <w:rFonts w:ascii="Courier New" w:hAnsi="Courier New" w:cs="Courier New"/>
+          <w:sz w:val="20"/>
+          <w:szCs w:val="20"/>
+        </w:rPr>
+        <w:t>pygame.RESIZABLE</w:t>
+      </w:r>
+      <w:proofErr w:type="spellEnd"/>
+      <w:r>
+        <w:rPr>
+          <w:rFonts w:ascii="Courier New" w:hAnsi="Courier New" w:cs="Courier New"/>
+          <w:sz w:val="20"/>
+          <w:szCs w:val="20"/>
+        </w:rPr>
+        <w:t>)</w:t>
+      </w:r>
+    </w:p>
+    <w:p>
+      <w:r>
+        <w:t>predtým</w:t>
       </w:r>
     </w:p>
     <w:p/>
     <w:p>
       <w:pPr>
-        <w:pStyle w:val="Heading2"/>
+        <w:rPr>
+          <w:rFonts w:ascii="Courier New" w:hAnsi="Courier New" w:cs="Courier New"/>
+          <w:sz w:val="20"/>
+          <w:szCs w:val="20"/>
+        </w:rPr>
+      </w:pPr>
+      <w:proofErr w:type="spellStart"/>
+      <w:r>
+        <w:rPr>
+          <w:rFonts w:ascii="Courier New" w:hAnsi="Courier New" w:cs="Courier New"/>
+          <w:sz w:val="20"/>
+          <w:szCs w:val="20"/>
+        </w:rPr>
+        <w:t>screen</w:t>
+      </w:r>
+      <w:proofErr w:type="spellEnd"/>
+      <w:r>
+        <w:rPr>
+          <w:rFonts w:ascii="Courier New" w:hAnsi="Courier New" w:cs="Courier New"/>
+          <w:sz w:val="20"/>
+          <w:szCs w:val="20"/>
+        </w:rPr>
+        <w:t xml:space="preserve"> = </w:t>
+      </w:r>
+      <w:proofErr w:type="spellStart"/>
+      <w:r>
+        <w:rPr>
+          <w:rFonts w:ascii="Courier New" w:hAnsi="Courier New" w:cs="Courier New"/>
+          <w:sz w:val="20"/>
+          <w:szCs w:val="20"/>
+        </w:rPr>
+        <w:t>pygame.display.set_mode</w:t>
+      </w:r>
+      <w:proofErr w:type="spellEnd"/>
+      <w:r>
+        <w:rPr>
+          <w:rFonts w:ascii="Courier New" w:hAnsi="Courier New" w:cs="Courier New"/>
+          <w:sz w:val="20"/>
+          <w:szCs w:val="20"/>
+        </w:rPr>
+        <w:t>((400, 400))</w:t>
+      </w:r>
+    </w:p>
+    <w:p/>
+    <w:p>
+      <w:pPr>
+        <w:pStyle w:val="Nadpis2"/>
       </w:pPr>
       <w:bookmarkStart w:id="27" w:name="_Toc210144990"/>
       <w:bookmarkStart w:id="28" w:name="_Toc210145050"/>
       <w:r>
-        <w:t>Ako zmeniť farbu pozadia obrazovky v Pygame?</w:t>
+        <w:t xml:space="preserve">Ako zmeniť farbu pozadia obrazovky v </w:t>
+      </w:r>
+      <w:proofErr w:type="spellStart"/>
+      <w:r>
+        <w:t>Pygame</w:t>
+      </w:r>
+      <w:proofErr w:type="spellEnd"/>
+      <w:r>
+        <w:t>?</w:t>
       </w:r>
       <w:bookmarkEnd w:id="27"/>
       <w:bookmarkEnd w:id="28"/>
@@ -2722,7 +3173,7 @@
     </w:p>
     <w:p>
       <w:pPr>
-        <w:pStyle w:val="Heading2"/>
+        <w:pStyle w:val="Nadpis2"/>
       </w:pPr>
       <w:bookmarkStart w:id="29" w:name="_Toc210144991"/>
       <w:bookmarkStart w:id="30" w:name="_Toc210145051"/>
@@ -2736,7 +3187,7 @@
       <w:hyperlink r:id="rId13" w:history="1">
         <w:r>
           <w:rPr>
-            <w:rStyle w:val="Hyperlink"/>
+            <w:rStyle w:val="Hypertextovprepojenie"/>
           </w:rPr>
           <w:t>https://www.geeksforgeeks.org/python/pygame-drawing-objects-and-shapes/</w:t>
         </w:r>
@@ -2759,6 +3210,7 @@
       <w:r>
         <w:t>parametre pre obdĺžnik -</w:t>
       </w:r>
+      <w:proofErr w:type="spellStart"/>
       <w:r>
         <w:rPr>
           <w:b/>
@@ -2766,11 +3218,161 @@
         </w:rPr>
         <w:t>rectangle</w:t>
       </w:r>
-    </w:p>
-    <w:p>
-      <w:r>
-        <w:t>(surface: Surface, color: ColorValue, rect: RectValue, width: int = 0, border_radius: int = -1, border_top_left_radius: int = -1, border_top_right_radius: int = -1, border_bottom_left_radius: int = -1, border_bottom_right_radius: int = -1) -&gt; Rect</w:t>
-      </w:r>
+      <w:proofErr w:type="spellEnd"/>
+    </w:p>
+    <w:p>
+      <w:r>
+        <w:t>(</w:t>
+      </w:r>
+      <w:proofErr w:type="spellStart"/>
+      <w:r>
+        <w:t>surface</w:t>
+      </w:r>
+      <w:proofErr w:type="spellEnd"/>
+      <w:r>
+        <w:t xml:space="preserve">: </w:t>
+      </w:r>
+      <w:proofErr w:type="spellStart"/>
+      <w:r>
+        <w:t>Surface</w:t>
+      </w:r>
+      <w:proofErr w:type="spellEnd"/>
+      <w:r>
+        <w:t xml:space="preserve">, </w:t>
+      </w:r>
+      <w:proofErr w:type="spellStart"/>
+      <w:r>
+        <w:t>color</w:t>
+      </w:r>
+      <w:proofErr w:type="spellEnd"/>
+      <w:r>
+        <w:t xml:space="preserve">: </w:t>
+      </w:r>
+      <w:proofErr w:type="spellStart"/>
+      <w:r>
+        <w:t>ColorValue</w:t>
+      </w:r>
+      <w:proofErr w:type="spellEnd"/>
+      <w:r>
+        <w:t xml:space="preserve">, </w:t>
+      </w:r>
+      <w:proofErr w:type="spellStart"/>
+      <w:r>
+        <w:t>rect</w:t>
+      </w:r>
+      <w:proofErr w:type="spellEnd"/>
+      <w:r>
+        <w:t xml:space="preserve">: </w:t>
+      </w:r>
+      <w:proofErr w:type="spellStart"/>
+      <w:r>
+        <w:t>RectValue</w:t>
+      </w:r>
+      <w:proofErr w:type="spellEnd"/>
+      <w:r>
+        <w:t xml:space="preserve">, </w:t>
+      </w:r>
+      <w:proofErr w:type="spellStart"/>
+      <w:r>
+        <w:t>width</w:t>
+      </w:r>
+      <w:proofErr w:type="spellEnd"/>
+      <w:r>
+        <w:t xml:space="preserve">: </w:t>
+      </w:r>
+      <w:proofErr w:type="spellStart"/>
+      <w:r>
+        <w:t>int</w:t>
+      </w:r>
+      <w:proofErr w:type="spellEnd"/>
+      <w:r>
+        <w:t xml:space="preserve"> = 0, </w:t>
+      </w:r>
+      <w:proofErr w:type="spellStart"/>
+      <w:r>
+        <w:t>border_radius</w:t>
+      </w:r>
+      <w:proofErr w:type="spellEnd"/>
+      <w:r>
+        <w:t xml:space="preserve">: </w:t>
+      </w:r>
+      <w:proofErr w:type="spellStart"/>
+      <w:r>
+        <w:t>int</w:t>
+      </w:r>
+      <w:proofErr w:type="spellEnd"/>
+      <w:r>
+        <w:t xml:space="preserve"> = -1, </w:t>
+      </w:r>
+      <w:proofErr w:type="spellStart"/>
+      <w:r>
+        <w:t>border_top_left_radius</w:t>
+      </w:r>
+      <w:proofErr w:type="spellEnd"/>
+      <w:r>
+        <w:t xml:space="preserve">: </w:t>
+      </w:r>
+      <w:proofErr w:type="spellStart"/>
+      <w:r>
+        <w:t>int</w:t>
+      </w:r>
+      <w:proofErr w:type="spellEnd"/>
+      <w:r>
+        <w:t xml:space="preserve"> = -1, </w:t>
+      </w:r>
+      <w:proofErr w:type="spellStart"/>
+      <w:r>
+        <w:t>border_top_right_radius</w:t>
+      </w:r>
+      <w:proofErr w:type="spellEnd"/>
+      <w:r>
+        <w:t xml:space="preserve">: </w:t>
+      </w:r>
+      <w:proofErr w:type="spellStart"/>
+      <w:r>
+        <w:t>int</w:t>
+      </w:r>
+      <w:proofErr w:type="spellEnd"/>
+      <w:r>
+        <w:t xml:space="preserve"> = -1, </w:t>
+      </w:r>
+      <w:proofErr w:type="spellStart"/>
+      <w:r>
+        <w:t>border_bottom_left_radius</w:t>
+      </w:r>
+      <w:proofErr w:type="spellEnd"/>
+      <w:r>
+        <w:t xml:space="preserve">: </w:t>
+      </w:r>
+      <w:proofErr w:type="spellStart"/>
+      <w:r>
+        <w:t>int</w:t>
+      </w:r>
+      <w:proofErr w:type="spellEnd"/>
+      <w:r>
+        <w:t xml:space="preserve"> = -1, </w:t>
+      </w:r>
+      <w:proofErr w:type="spellStart"/>
+      <w:r>
+        <w:t>border_bottom_right_radius</w:t>
+      </w:r>
+      <w:proofErr w:type="spellEnd"/>
+      <w:r>
+        <w:t xml:space="preserve">: </w:t>
+      </w:r>
+      <w:proofErr w:type="spellStart"/>
+      <w:r>
+        <w:t>int</w:t>
+      </w:r>
+      <w:proofErr w:type="spellEnd"/>
+      <w:r>
+        <w:t xml:space="preserve"> = -1) -&gt; </w:t>
+      </w:r>
+      <w:proofErr w:type="spellStart"/>
+      <w:r>
+        <w:t>Rect</w:t>
+      </w:r>
+      <w:proofErr w:type="spellEnd"/>
     </w:p>
     <w:p/>
     <w:p>
@@ -2784,12 +3386,37 @@
           <w:iCs/>
         </w:rPr>
       </w:pPr>
+      <w:proofErr w:type="spellStart"/>
       <w:r>
         <w:rPr>
           <w:i/>
           <w:iCs/>
         </w:rPr>
-        <w:t>surface :- Tu môžeme prejsť povrchom, na ktorý chceme nakresliť náš obdĺžnik. Vo vyššie uvedenom príklade sme vytvorili povrchový objekt s názvom 'window'.</w:t>
+        <w:t>surface</w:t>
+      </w:r>
+      <w:proofErr w:type="spellEnd"/>
+      <w:r>
+        <w:rPr>
+          <w:i/>
+          <w:iCs/>
+        </w:rPr>
+        <w:t xml:space="preserve"> :- Tu môžeme prejsť povrchom, na ktorý chceme nakresliť náš obdĺžnik. Vo vyššie uvedenom príklade sme vytvorili povrchový objekt s názvom '</w:t>
+      </w:r>
+      <w:proofErr w:type="spellStart"/>
+      <w:r>
+        <w:rPr>
+          <w:i/>
+          <w:iCs/>
+        </w:rPr>
+        <w:t>window</w:t>
+      </w:r>
+      <w:proofErr w:type="spellEnd"/>
+      <w:r>
+        <w:rPr>
+          <w:i/>
+          <w:iCs/>
+        </w:rPr>
+        <w:t>'.</w:t>
       </w:r>
     </w:p>
     <w:p>
@@ -2803,12 +3430,21 @@
           <w:iCs/>
         </w:rPr>
       </w:pPr>
+      <w:proofErr w:type="spellStart"/>
       <w:r>
         <w:rPr>
           <w:i/>
           <w:iCs/>
         </w:rPr>
-        <w:t>color :- Tu môžeme odovzdať farbu pre náš obdĺžnik. V našom príklade používame modrú farbu.</w:t>
+        <w:t>color</w:t>
+      </w:r>
+      <w:proofErr w:type="spellEnd"/>
+      <w:r>
+        <w:rPr>
+          <w:i/>
+          <w:iCs/>
+        </w:rPr>
+        <w:t xml:space="preserve"> :- Tu môžeme odovzdať farbu pre náš obdĺžnik. V našom príklade používame modrú farbu.</w:t>
       </w:r>
     </w:p>
     <w:p>
@@ -2822,12 +3458,21 @@
           <w:iCs/>
         </w:rPr>
       </w:pPr>
+      <w:proofErr w:type="spellStart"/>
       <w:r>
         <w:rPr>
           <w:i/>
           <w:iCs/>
         </w:rPr>
-        <w:t>rect :- Tu môžeme odovzdať obdĺžnik, polohu a rozmery.</w:t>
+        <w:t>rect</w:t>
+      </w:r>
+      <w:proofErr w:type="spellEnd"/>
+      <w:r>
+        <w:rPr>
+          <w:i/>
+          <w:iCs/>
+        </w:rPr>
+        <w:t xml:space="preserve"> :- Tu môžeme odovzdať obdĺžnik, polohu a rozmery.</w:t>
       </w:r>
     </w:p>
     <w:p>
@@ -2841,12 +3486,21 @@
           <w:iCs/>
         </w:rPr>
       </w:pPr>
+      <w:proofErr w:type="spellStart"/>
       <w:r>
         <w:rPr>
           <w:i/>
           <w:iCs/>
         </w:rPr>
-        <w:t>width :- Tu môžeme prejsť hrúbkou čiary. Plný obdĺžnik môžeme vytvoriť aj zmenou hodnoty tohto parametra šírky. Pozrime sa na to.</w:t>
+        <w:t>width</w:t>
+      </w:r>
+      <w:proofErr w:type="spellEnd"/>
+      <w:r>
+        <w:rPr>
+          <w:i/>
+          <w:iCs/>
+        </w:rPr>
+        <w:t xml:space="preserve"> :- Tu môžeme prejsť hrúbkou čiary. Plný obdĺžnik môžeme vytvoriť aj zmenou hodnoty tohto parametra šírky. Pozrime sa na to.</w:t>
       </w:r>
     </w:p>
     <w:p/>
@@ -2922,21 +3576,63 @@
     <w:p/>
     <w:p>
       <w:pPr>
-        <w:pStyle w:val="Heading3"/>
+        <w:pStyle w:val="Nadpis3"/>
       </w:pPr>
       <w:bookmarkStart w:id="31" w:name="_Toc210144992"/>
       <w:bookmarkStart w:id="32" w:name="_Toc210145052"/>
-      <w:r>
-        <w:t>Python | Drawing different shapes on PyGame window</w:t>
+      <w:proofErr w:type="spellStart"/>
+      <w:r>
+        <w:t>Python</w:t>
+      </w:r>
+      <w:proofErr w:type="spellEnd"/>
+      <w:r>
+        <w:t xml:space="preserve"> | </w:t>
+      </w:r>
+      <w:proofErr w:type="spellStart"/>
+      <w:r>
+        <w:t>Drawing</w:t>
+      </w:r>
+      <w:proofErr w:type="spellEnd"/>
+      <w:r>
+        <w:t xml:space="preserve"> </w:t>
+      </w:r>
+      <w:proofErr w:type="spellStart"/>
+      <w:r>
+        <w:t>different</w:t>
+      </w:r>
+      <w:proofErr w:type="spellEnd"/>
+      <w:r>
+        <w:t xml:space="preserve"> </w:t>
+      </w:r>
+      <w:proofErr w:type="spellStart"/>
+      <w:r>
+        <w:t>shapes</w:t>
+      </w:r>
+      <w:proofErr w:type="spellEnd"/>
+      <w:r>
+        <w:t xml:space="preserve"> on </w:t>
+      </w:r>
+      <w:proofErr w:type="spellStart"/>
+      <w:r>
+        <w:t>PyGame</w:t>
+      </w:r>
+      <w:proofErr w:type="spellEnd"/>
+      <w:r>
+        <w:t xml:space="preserve"> </w:t>
+      </w:r>
+      <w:proofErr w:type="spellStart"/>
+      <w:r>
+        <w:t>window</w:t>
       </w:r>
       <w:bookmarkEnd w:id="31"/>
       <w:bookmarkEnd w:id="32"/>
+      <w:proofErr w:type="spellEnd"/>
     </w:p>
     <w:p>
       <w:hyperlink r:id="rId15" w:history="1">
         <w:r>
           <w:rPr>
-            <w:rStyle w:val="Hyperlink"/>
+            <w:rStyle w:val="Hypertextovprepojenie"/>
           </w:rPr>
           <w:t>https://www.geeksforgeeks.org/python/python-drawing-different-shapes-on-pygame-window/</w:t>
         </w:r>
@@ -2952,12 +3648,41 @@
     </w:p>
     <w:p>
       <w:pPr>
-        <w:pStyle w:val="Heading3"/>
+        <w:pStyle w:val="Nadpis3"/>
       </w:pPr>
       <w:bookmarkStart w:id="33" w:name="_Toc210144993"/>
       <w:bookmarkStart w:id="34" w:name="_Toc210145053"/>
-      <w:r>
-        <w:t>How to draw rectangle in Pygame?</w:t>
+      <w:proofErr w:type="spellStart"/>
+      <w:r>
+        <w:t>How</w:t>
+      </w:r>
+      <w:proofErr w:type="spellEnd"/>
+      <w:r>
+        <w:t xml:space="preserve"> to </w:t>
+      </w:r>
+      <w:proofErr w:type="spellStart"/>
+      <w:r>
+        <w:t>draw</w:t>
+      </w:r>
+      <w:proofErr w:type="spellEnd"/>
+      <w:r>
+        <w:t xml:space="preserve"> </w:t>
+      </w:r>
+      <w:proofErr w:type="spellStart"/>
+      <w:r>
+        <w:t>rectangle</w:t>
+      </w:r>
+      <w:proofErr w:type="spellEnd"/>
+      <w:r>
+        <w:t xml:space="preserve"> in </w:t>
+      </w:r>
+      <w:proofErr w:type="spellStart"/>
+      <w:r>
+        <w:t>Pygame</w:t>
+      </w:r>
+      <w:proofErr w:type="spellEnd"/>
+      <w:r>
+        <w:t>?</w:t>
       </w:r>
       <w:bookmarkEnd w:id="33"/>
       <w:bookmarkEnd w:id="34"/>
@@ -2966,7 +3691,7 @@
       <w:hyperlink r:id="rId16" w:history="1">
         <w:r>
           <w:rPr>
-            <w:rStyle w:val="Hyperlink"/>
+            <w:rStyle w:val="Hypertextovprepojenie"/>
           </w:rPr>
           <w:t>https://www.geeksforgeeks.org/python/how-to-draw-rectangle-in-pygame/</w:t>
         </w:r>
@@ -2988,13 +3713,66 @@
     </w:p>
     <w:p>
       <w:pPr>
-        <w:pStyle w:val="Heading3"/>
+        <w:pStyle w:val="Nadpis3"/>
       </w:pPr>
       <w:bookmarkStart w:id="35" w:name="_Toc210144994"/>
       <w:bookmarkStart w:id="36" w:name="_Toc210145054"/>
+      <w:proofErr w:type="spellStart"/>
       <w:r>
         <w:lastRenderedPageBreak/>
-        <w:t>How to draw a rectangle with rounded corner in PyGame?</w:t>
+        <w:t>How</w:t>
+      </w:r>
+      <w:proofErr w:type="spellEnd"/>
+      <w:r>
+        <w:t xml:space="preserve"> to </w:t>
+      </w:r>
+      <w:proofErr w:type="spellStart"/>
+      <w:r>
+        <w:t>draw</w:t>
+      </w:r>
+      <w:proofErr w:type="spellEnd"/>
+      <w:r>
+        <w:t xml:space="preserve"> a </w:t>
+      </w:r>
+      <w:proofErr w:type="spellStart"/>
+      <w:r>
+        <w:t>rectangle</w:t>
+      </w:r>
+      <w:proofErr w:type="spellEnd"/>
+      <w:r>
+        <w:t xml:space="preserve"> </w:t>
+      </w:r>
+      <w:proofErr w:type="spellStart"/>
+      <w:r>
+        <w:t>with</w:t>
+      </w:r>
+      <w:proofErr w:type="spellEnd"/>
+      <w:r>
+        <w:t xml:space="preserve"> </w:t>
+      </w:r>
+      <w:proofErr w:type="spellStart"/>
+      <w:r>
+        <w:t>rounded</w:t>
+      </w:r>
+      <w:proofErr w:type="spellEnd"/>
+      <w:r>
+        <w:t xml:space="preserve"> </w:t>
+      </w:r>
+      <w:proofErr w:type="spellStart"/>
+      <w:r>
+        <w:t>corner</w:t>
+      </w:r>
+      <w:proofErr w:type="spellEnd"/>
+      <w:r>
+        <w:t xml:space="preserve"> in </w:t>
+      </w:r>
+      <w:proofErr w:type="spellStart"/>
+      <w:r>
+        <w:t>PyGame</w:t>
+      </w:r>
+      <w:proofErr w:type="spellEnd"/>
+      <w:r>
+        <w:t>?</w:t>
       </w:r>
       <w:bookmarkEnd w:id="35"/>
       <w:bookmarkEnd w:id="36"/>
@@ -3003,7 +3781,7 @@
       <w:hyperlink r:id="rId17" w:history="1">
         <w:r>
           <w:rPr>
-            <w:rStyle w:val="Hyperlink"/>
+            <w:rStyle w:val="Hypertextovprepojenie"/>
           </w:rPr>
           <w:t>https://www.geeksforgeeks.org/python/how-to-draw-a-rectangle-with-rounded-corner-in-pygame/</w:t>
         </w:r>
@@ -3020,14 +3798,19 @@
         <w:t xml:space="preserve">Pokračovanie - </w:t>
       </w:r>
       <w:r>
-        <w:t>Event Handling</w:t>
-      </w:r>
+        <w:t xml:space="preserve">Event </w:t>
+      </w:r>
+      <w:proofErr w:type="spellStart"/>
+      <w:r>
+        <w:t>Handling</w:t>
+      </w:r>
+      <w:proofErr w:type="spellEnd"/>
     </w:p>
     <w:p>
       <w:hyperlink r:id="rId18" w:anchor=":~:text=corners%20in%20PyGame%3F-,Event%20Handling,-In%20this%20part" w:history="1">
         <w:r>
           <w:rPr>
-            <w:rStyle w:val="Hyperlink"/>
+            <w:rStyle w:val="Hypertextovprepojenie"/>
           </w:rPr>
           <w:t>https://www.geeksforgeeks.org/python/pygame-tutorial/#:~:text=corners%20in%20PyGame%3F-,Event%20Handling,-In%20this%20part</w:t>
         </w:r>
@@ -3080,13 +3863,34 @@
       <w:r>
         <w:t xml:space="preserve">. Vysvetliť zachytenie farby do zoznamu </w:t>
       </w:r>
-      <w:r>
-        <w:t>circle_data = []</w:t>
-      </w:r>
-    </w:p>
-    <w:p>
-      <w:r>
-        <w:t xml:space="preserve">Rozlíšenie ľavého a praveho tlačítka v udalosti program </w:t>
+      <w:proofErr w:type="spellStart"/>
+      <w:r>
+        <w:t>circle_data</w:t>
+      </w:r>
+      <w:proofErr w:type="spellEnd"/>
+      <w:r>
+        <w:t xml:space="preserve"> = []</w:t>
+      </w:r>
+    </w:p>
+    <w:p>
+      <w:r>
+        <w:t>Rozlíšenie ľavého a </w:t>
+      </w:r>
+      <w:proofErr w:type="spellStart"/>
+      <w:r>
+        <w:t>praveho</w:t>
+      </w:r>
+      <w:proofErr w:type="spellEnd"/>
+      <w:r>
+        <w:t xml:space="preserve"> </w:t>
+      </w:r>
+      <w:proofErr w:type="spellStart"/>
+      <w:r>
+        <w:t>tlačítka</w:t>
+      </w:r>
+      <w:proofErr w:type="spellEnd"/>
+      <w:r>
+        <w:t xml:space="preserve"> v udalosti program </w:t>
       </w:r>
       <w:r>
         <w:rPr>
@@ -3103,19 +3907,24 @@
     </w:p>
     <w:p>
       <w:pPr>
-        <w:pStyle w:val="Heading2"/>
+        <w:pStyle w:val="Nadpis2"/>
       </w:pPr>
       <w:bookmarkStart w:id="38" w:name="_Toc210144995"/>
       <w:bookmarkStart w:id="39" w:name="_Toc210145055"/>
       <w:r>
-        <w:t>Event Handling</w:t>
+        <w:t xml:space="preserve">Event </w:t>
+      </w:r>
+      <w:proofErr w:type="spellStart"/>
+      <w:r>
+        <w:t>Handling</w:t>
       </w:r>
       <w:bookmarkEnd w:id="38"/>
       <w:bookmarkEnd w:id="39"/>
-    </w:p>
-    <w:p>
-      <w:pPr>
-        <w:pStyle w:val="Heading3"/>
+      <w:proofErr w:type="spellEnd"/>
+    </w:p>
+    <w:p>
+      <w:pPr>
+        <w:pStyle w:val="Nadpis3"/>
       </w:pPr>
       <w:bookmarkStart w:id="40" w:name="_Toc210144996"/>
       <w:bookmarkStart w:id="41" w:name="_Toc210145056"/>
@@ -3163,7 +3972,7 @@
     </w:p>
     <w:p>
       <w:pPr>
-        <w:pStyle w:val="Heading3"/>
+        <w:pStyle w:val="Nadpis3"/>
       </w:pPr>
       <w:bookmarkStart w:id="42" w:name="_Toc210144997"/>
       <w:bookmarkStart w:id="43" w:name="_Toc210145057"/>
@@ -3196,12 +4005,49 @@
     </w:p>
     <w:p>
       <w:pPr>
-        <w:pStyle w:val="Heading3"/>
+        <w:pStyle w:val="Nadpis3"/>
       </w:pPr>
       <w:bookmarkStart w:id="44" w:name="_Toc210144998"/>
       <w:bookmarkStart w:id="45" w:name="_Toc210145058"/>
-      <w:r>
-        <w:t>How to add Custom Events in Pygame?</w:t>
+      <w:proofErr w:type="spellStart"/>
+      <w:r>
+        <w:t>How</w:t>
+      </w:r>
+      <w:proofErr w:type="spellEnd"/>
+      <w:r>
+        <w:t xml:space="preserve"> to </w:t>
+      </w:r>
+      <w:proofErr w:type="spellStart"/>
+      <w:r>
+        <w:t>add</w:t>
+      </w:r>
+      <w:proofErr w:type="spellEnd"/>
+      <w:r>
+        <w:t xml:space="preserve"> </w:t>
+      </w:r>
+      <w:proofErr w:type="spellStart"/>
+      <w:r>
+        <w:t>Custom</w:t>
+      </w:r>
+      <w:proofErr w:type="spellEnd"/>
+      <w:r>
+        <w:t xml:space="preserve"> </w:t>
+      </w:r>
+      <w:proofErr w:type="spellStart"/>
+      <w:r>
+        <w:t>Events</w:t>
+      </w:r>
+      <w:proofErr w:type="spellEnd"/>
+      <w:r>
+        <w:t xml:space="preserve"> in </w:t>
+      </w:r>
+      <w:proofErr w:type="spellStart"/>
+      <w:r>
+        <w:t>Pygame</w:t>
+      </w:r>
+      <w:proofErr w:type="spellEnd"/>
+      <w:r>
+        <w:t>?</w:t>
       </w:r>
       <w:bookmarkEnd w:id="44"/>
       <w:bookmarkEnd w:id="45"/>
@@ -3210,7 +4056,7 @@
       <w:hyperlink r:id="rId19" w:history="1">
         <w:r>
           <w:rPr>
-            <w:rStyle w:val="Hyperlink"/>
+            <w:rStyle w:val="Hypertextovprepojenie"/>
           </w:rPr>
           <w:t>https://www.geeksforgeeks.org/python/how-to-add-custom-events-in-pygame/</w:t>
         </w:r>
@@ -3220,18 +4066,60 @@
       </w:r>
     </w:p>
     <w:p>
-      <w:r>
-        <w:t>Prepodkaldám, že táto problematika je ešte príliš zložitá pre Kubiho.</w:t>
-      </w:r>
-    </w:p>
-    <w:p>
-      <w:pPr>
-        <w:pStyle w:val="Heading3"/>
+      <w:proofErr w:type="spellStart"/>
+      <w:r>
+        <w:t>Prepodkaldám</w:t>
+      </w:r>
+      <w:proofErr w:type="spellEnd"/>
+      <w:r>
+        <w:t xml:space="preserve">, že táto problematika je ešte príliš zložitá pre </w:t>
+      </w:r>
+      <w:proofErr w:type="spellStart"/>
+      <w:r>
+        <w:t>Kubiho</w:t>
+      </w:r>
+      <w:proofErr w:type="spellEnd"/>
+      <w:r>
+        <w:t>.</w:t>
+      </w:r>
+    </w:p>
+    <w:p>
+      <w:pPr>
+        <w:pStyle w:val="Nadpis3"/>
       </w:pPr>
       <w:bookmarkStart w:id="46" w:name="_Toc210144999"/>
       <w:bookmarkStart w:id="47" w:name="_Toc210145059"/>
-      <w:r>
-        <w:t>How to get keyboard input in PyGame ?</w:t>
+      <w:proofErr w:type="spellStart"/>
+      <w:r>
+        <w:t>How</w:t>
+      </w:r>
+      <w:proofErr w:type="spellEnd"/>
+      <w:r>
+        <w:t xml:space="preserve"> to get </w:t>
+      </w:r>
+      <w:proofErr w:type="spellStart"/>
+      <w:r>
+        <w:t>keyboard</w:t>
+      </w:r>
+      <w:proofErr w:type="spellEnd"/>
+      <w:r>
+        <w:t xml:space="preserve"> </w:t>
+      </w:r>
+      <w:proofErr w:type="spellStart"/>
+      <w:r>
+        <w:t>input</w:t>
+      </w:r>
+      <w:proofErr w:type="spellEnd"/>
+      <w:r>
+        <w:t xml:space="preserve"> in </w:t>
+      </w:r>
+      <w:proofErr w:type="spellStart"/>
+      <w:r>
+        <w:t>PyGame</w:t>
+      </w:r>
+      <w:proofErr w:type="spellEnd"/>
+      <w:r>
+        <w:t xml:space="preserve"> ?</w:t>
       </w:r>
       <w:bookmarkEnd w:id="46"/>
       <w:bookmarkEnd w:id="47"/>
@@ -3240,7 +4128,7 @@
       <w:hyperlink r:id="rId20" w:history="1">
         <w:r>
           <w:rPr>
-            <w:rStyle w:val="Hyperlink"/>
+            <w:rStyle w:val="Hypertextovprepojenie"/>
           </w:rPr>
           <w:t>https://www.geeksforgeeks.org/python/how-to-get-keyboard-input-in-pygame/</w:t>
         </w:r>
@@ -3256,7 +4144,7 @@
     </w:p>
     <w:p>
       <w:pPr>
-        <w:pStyle w:val="Heading4"/>
+        <w:pStyle w:val="Nadpis4"/>
       </w:pPr>
       <w:bookmarkStart w:id="48" w:name="_Toc210145000"/>
       <w:r>
@@ -3268,7 +4156,7 @@
       <w:hyperlink r:id="rId21" w:history="1">
         <w:r>
           <w:rPr>
-            <w:rStyle w:val="Hyperlink"/>
+            <w:rStyle w:val="Hypertextovprepojenie"/>
           </w:rPr>
           <w:t>https://www.geeksforgeeks.org/python/pygame-input-handling/</w:t>
         </w:r>
@@ -3303,7 +4191,15 @@
         <w:t xml:space="preserve"> obrázkov zo zložky obrázkov</w:t>
       </w:r>
       <w:r>
-        <w:t>, ktorý je podzložka programu.</w:t>
+        <w:t xml:space="preserve">, ktorý je </w:t>
+      </w:r>
+      <w:proofErr w:type="spellStart"/>
+      <w:r>
+        <w:t>podzložka</w:t>
+      </w:r>
+      <w:proofErr w:type="spellEnd"/>
+      <w:r>
+        <w:t xml:space="preserve"> programu.</w:t>
       </w:r>
     </w:p>
     <w:p>
@@ -3324,7 +4220,7 @@
     <w:p/>
     <w:p>
       <w:pPr>
-        <w:pStyle w:val="Heading2"/>
+        <w:pStyle w:val="Nadpis2"/>
       </w:pPr>
       <w:bookmarkStart w:id="49" w:name="_Toc210145001"/>
       <w:bookmarkStart w:id="50" w:name="_Toc210145060"/>
@@ -3336,13 +4232,23 @@
     </w:p>
     <w:p>
       <w:pPr>
-        <w:pStyle w:val="Heading3"/>
+        <w:pStyle w:val="Nadpis3"/>
       </w:pPr>
       <w:bookmarkStart w:id="51" w:name="_Toc210145002"/>
       <w:bookmarkStart w:id="52" w:name="_Toc210145061"/>
-      <w:r>
-        <w:t>Python Lists</w:t>
-      </w:r>
+      <w:proofErr w:type="spellStart"/>
+      <w:r>
+        <w:t>Python</w:t>
+      </w:r>
+      <w:proofErr w:type="spellEnd"/>
+      <w:r>
+        <w:t xml:space="preserve"> </w:t>
+      </w:r>
+      <w:proofErr w:type="spellStart"/>
+      <w:r>
+        <w:t>Lists</w:t>
+      </w:r>
+      <w:proofErr w:type="spellEnd"/>
       <w:r>
         <w:t xml:space="preserve"> – Zoznamy.</w:t>
       </w:r>
@@ -3353,7 +4259,7 @@
       <w:hyperlink r:id="rId22" w:history="1">
         <w:r>
           <w:rPr>
-            <w:rStyle w:val="Hyperlink"/>
+            <w:rStyle w:val="Hypertextovprepojenie"/>
           </w:rPr>
           <w:t>https://www.geeksforgeeks.org/python/python-lists/</w:t>
         </w:r>
@@ -3364,7 +4270,7 @@
     </w:p>
     <w:p>
       <w:pPr>
-        <w:pStyle w:val="Heading4"/>
+        <w:pStyle w:val="Nadpis4"/>
       </w:pPr>
       <w:bookmarkStart w:id="53" w:name="_Toc210145003"/>
       <w:r>
@@ -3374,7 +4280,7 @@
     </w:p>
     <w:p>
       <w:pPr>
-        <w:pStyle w:val="Heading4"/>
+        <w:pStyle w:val="Nadpis4"/>
       </w:pPr>
       <w:bookmarkStart w:id="54" w:name="_Toc210145004"/>
       <w:r>
@@ -3384,7 +4290,7 @@
     </w:p>
     <w:p>
       <w:pPr>
-        <w:pStyle w:val="Heading4"/>
+        <w:pStyle w:val="Nadpis4"/>
       </w:pPr>
       <w:bookmarkStart w:id="55" w:name="_Toc210145005"/>
       <w:r>
@@ -3411,7 +4317,7 @@
     </w:p>
     <w:p>
       <w:pPr>
-        <w:pStyle w:val="Heading4"/>
+        <w:pStyle w:val="Nadpis4"/>
       </w:pPr>
       <w:r>
         <w:t>Prístup k prvkom zoznamu</w:t>
@@ -3427,7 +4333,7 @@
     </w:p>
     <w:p>
       <w:pPr>
-        <w:pStyle w:val="Heading4"/>
+        <w:pStyle w:val="Nadpis4"/>
       </w:pPr>
       <w:r>
         <w:lastRenderedPageBreak/>
@@ -3440,32 +4346,52 @@
       </w:r>
     </w:p>
     <w:p>
-      <w:r>
-        <w:t xml:space="preserve">append(): </w:t>
+      <w:proofErr w:type="spellStart"/>
+      <w:r>
+        <w:t>append</w:t>
+      </w:r>
+      <w:proofErr w:type="spellEnd"/>
+      <w:r>
+        <w:t xml:space="preserve">(): </w:t>
       </w:r>
       <w:r>
         <w:t>Pridá prvok na koniec zoznamu.</w:t>
       </w:r>
     </w:p>
     <w:p>
-      <w:r>
-        <w:t xml:space="preserve">extend(): </w:t>
+      <w:proofErr w:type="spellStart"/>
+      <w:r>
+        <w:t>extend</w:t>
+      </w:r>
+      <w:proofErr w:type="spellEnd"/>
+      <w:r>
+        <w:t xml:space="preserve">(): </w:t>
       </w:r>
       <w:r>
         <w:t>Pridá viacero prvkov na koniec zoznamu.</w:t>
       </w:r>
     </w:p>
     <w:p>
-      <w:r>
-        <w:t xml:space="preserve">insert(): </w:t>
+      <w:proofErr w:type="spellStart"/>
+      <w:r>
+        <w:t>insert</w:t>
+      </w:r>
+      <w:proofErr w:type="spellEnd"/>
+      <w:r>
+        <w:t xml:space="preserve">(): </w:t>
       </w:r>
       <w:r>
         <w:t>Pridá prvok na konkrétnu pozíciu.</w:t>
       </w:r>
     </w:p>
     <w:p>
-      <w:r>
-        <w:t xml:space="preserve">clear(): </w:t>
+      <w:proofErr w:type="spellStart"/>
+      <w:r>
+        <w:t>clear</w:t>
+      </w:r>
+      <w:proofErr w:type="spellEnd"/>
+      <w:r>
+        <w:t xml:space="preserve">(): </w:t>
       </w:r>
       <w:r>
         <w:t>Odstráni všetky položky.</w:t>
@@ -3488,7 +4414,7 @@
     <w:p/>
     <w:p>
       <w:pPr>
-        <w:pStyle w:val="Heading4"/>
+        <w:pStyle w:val="Nadpis4"/>
       </w:pPr>
       <w:r>
         <w:t>Aktualizácia prvkov do zoznamu</w:t>
@@ -3511,7 +4437,7 @@
     <w:p/>
     <w:p>
       <w:pPr>
-        <w:pStyle w:val="Heading4"/>
+        <w:pStyle w:val="Nadpis4"/>
       </w:pPr>
       <w:r>
         <w:t>Odstránenie prvkov zo zoznamu</w:t>
@@ -3523,8 +4449,13 @@
       </w:r>
     </w:p>
     <w:p>
-      <w:r>
-        <w:t>remove(): Odstráni prvý výskyt prvku.</w:t>
+      <w:proofErr w:type="spellStart"/>
+      <w:r>
+        <w:t>remove</w:t>
+      </w:r>
+      <w:proofErr w:type="spellEnd"/>
+      <w:r>
+        <w:t>(): Odstráni prvý výskyt prvku.</w:t>
       </w:r>
     </w:p>
     <w:p>
@@ -3548,7 +4479,7 @@
     <w:p/>
     <w:p>
       <w:pPr>
-        <w:pStyle w:val="Heading4"/>
+        <w:pStyle w:val="Nadpis4"/>
       </w:pPr>
       <w:r>
         <w:t>Iterácia zoznamov</w:t>
@@ -3556,12 +4487,20 @@
     </w:p>
     <w:p>
       <w:r>
-        <w:t xml:space="preserve">Zoznamy môžeme iterovať pomocou </w:t>
+        <w:t xml:space="preserve">Zoznamy môžeme </w:t>
+      </w:r>
+      <w:proofErr w:type="spellStart"/>
+      <w:r>
+        <w:t>iterovať</w:t>
+      </w:r>
+      <w:proofErr w:type="spellEnd"/>
+      <w:r>
+        <w:t xml:space="preserve"> pomocou </w:t>
       </w:r>
       <w:hyperlink r:id="rId23" w:tgtFrame="_blank" w:history="1">
         <w:r>
           <w:rPr>
-            <w:rStyle w:val="Hyperlink"/>
+            <w:rStyle w:val="Hypertextovprepojenie"/>
           </w:rPr>
           <w:t>slučiek</w:t>
         </w:r>
@@ -3574,7 +4513,7 @@
       <w:hyperlink r:id="rId24" w:history="1">
         <w:r>
           <w:rPr>
-            <w:rStyle w:val="Hyperlink"/>
+            <w:rStyle w:val="Hypertextovprepojenie"/>
           </w:rPr>
           <w:t>https://www.geeksforgeeks.org/python/loops-in-python/</w:t>
         </w:r>
@@ -3586,7 +4525,7 @@
     <w:p/>
     <w:p>
       <w:pPr>
-        <w:pStyle w:val="Heading4"/>
+        <w:pStyle w:val="Nadpis4"/>
       </w:pPr>
       <w:r>
         <w:t>Vnorené zoznamy</w:t>
@@ -3600,7 +4539,7 @@
     <w:p/>
     <w:p>
       <w:pPr>
-        <w:pStyle w:val="Heading4"/>
+        <w:pStyle w:val="Nadpis4"/>
       </w:pPr>
       <w:r>
         <w:t>Porozumenie zoznamu</w:t>
@@ -3608,14 +4547,22 @@
     </w:p>
     <w:p>
       <w:r>
-        <w:t>Porozumenie zoznamu je stručný spôsob vytvárania zoznamov pomocou jedného riadku kódu. Je užitočný na použitie operácie alebo filtra na položky v iterovateľnom objekte, ako je napríklad zoznam alebo rozsah.</w:t>
+        <w:t xml:space="preserve">Porozumenie zoznamu je stručný spôsob vytvárania zoznamov pomocou jedného riadku kódu. Je užitočný na použitie operácie alebo filtra na položky v </w:t>
+      </w:r>
+      <w:proofErr w:type="spellStart"/>
+      <w:r>
+        <w:t>iterovateľnom</w:t>
+      </w:r>
+      <w:proofErr w:type="spellEnd"/>
+      <w:r>
+        <w:t xml:space="preserve"> objekte, ako je napríklad zoznam alebo rozsah.</w:t>
       </w:r>
     </w:p>
     <w:p>
       <w:hyperlink r:id="rId25" w:history="1">
         <w:r>
           <w:rPr>
-            <w:rStyle w:val="Hyperlink"/>
+            <w:rStyle w:val="Hypertextovprepojenie"/>
           </w:rPr>
           <w:t>https://www.geeksforgeeks.org/python/python-list-comprehension/</w:t>
         </w:r>
@@ -3626,17 +4573,25 @@
     </w:p>
     <w:p>
       <w:pPr>
-        <w:pStyle w:val="Heading4"/>
-      </w:pPr>
-      <w:r>
-        <w:t>Záver – kviz.</w:t>
+        <w:pStyle w:val="Nadpis4"/>
+      </w:pPr>
+      <w:r>
+        <w:t xml:space="preserve">Záver – </w:t>
+      </w:r>
+      <w:proofErr w:type="spellStart"/>
+      <w:r>
+        <w:t>kviz</w:t>
+      </w:r>
+      <w:proofErr w:type="spellEnd"/>
+      <w:r>
+        <w:t>.</w:t>
       </w:r>
     </w:p>
     <w:p>
       <w:hyperlink r:id="rId26" w:history="1">
         <w:r>
           <w:rPr>
-            <w:rStyle w:val="Hyperlink"/>
+            <w:rStyle w:val="Hypertextovprepojenie"/>
           </w:rPr>
           <w:t>https://www.geeksforgeeks.org/quizzes/python-list-quiz/</w:t>
         </w:r>
@@ -3664,8 +4619,13 @@
     </w:p>
     <w:p/>
     <w:p>
-      <w:r>
-        <w:t xml:space="preserve">Stiahnúť program </w:t>
+      <w:proofErr w:type="spellStart"/>
+      <w:r>
+        <w:t>Stiahnúť</w:t>
+      </w:r>
+      <w:proofErr w:type="spellEnd"/>
+      <w:r>
+        <w:t xml:space="preserve"> program </w:t>
       </w:r>
       <w:r>
         <w:rPr>
@@ -3695,7 +4655,15 @@
         <w:t xml:space="preserve"> – vysvetlenie: v</w:t>
       </w:r>
       <w:r>
-        <w:t xml:space="preserve"> print() sa používa indexovanie. a[0] označuje [1, [2, 3], 4], a[0][1] označuje [2, 3], a[0][1][1] = 3 a a[2] = 8. Sčítajú sa teda dve celé čísla, 3 + 8 = 11 a výstup je 11.</w:t>
+        <w:t xml:space="preserve"> </w:t>
+      </w:r>
+      <w:proofErr w:type="spellStart"/>
+      <w:r>
+        <w:t>print</w:t>
+      </w:r>
+      <w:proofErr w:type="spellEnd"/>
+      <w:r>
+        <w:t>() sa používa indexovanie. a[0] označuje [1, [2, 3], 4], a[0][1] označuje [2, 3], a[0][1][1] = 3 a a[2] = 8. Sčítajú sa teda dve celé čísla, 3 + 8 = 11 a výstup je 11.</w:t>
       </w:r>
     </w:p>
     <w:p>
@@ -3784,7 +4752,15 @@
         <w:t xml:space="preserve">vysvetlenie: </w:t>
       </w:r>
       <w:r>
-        <w:t>Premenná i sa používa na iteráciu každého prvku v zozname temp. i[0] predstavuje znak na 0. indexe i a funkcia .upper() sa používa na písanie veľkých písmen znaku prítomného v i[0].</w:t>
+        <w:t>Premenná i sa používa na iteráciu každého prvku v zozname temp. i[0] predstavuje znak na 0. indexe i a funkcia .</w:t>
+      </w:r>
+      <w:proofErr w:type="spellStart"/>
+      <w:r>
+        <w:t>upper</w:t>
+      </w:r>
+      <w:proofErr w:type="spellEnd"/>
+      <w:r>
+        <w:t>() sa používa na písanie veľkých písmen znaku prítomného v i[0].</w:t>
       </w:r>
     </w:p>
     <w:p>
@@ -3864,10 +4840,42 @@
         <w:t>.py</w:t>
       </w:r>
       <w:r>
-        <w:t xml:space="preserve"> – opäť dosť komplikovaný príklad so vnorenými zoznami, skúsiť analýzovať, vysvetlenie: </w:t>
-      </w:r>
-      <w:r>
-        <w:t>[x for x in[li] vráti nový zoznam kopírujúci hodnoty v príkaze list li a vonkajší príkaz for vypíše novovytvorený zoznam 3-krát.</w:t>
+        <w:t xml:space="preserve"> – opäť dosť komplikovaný príklad so vnorenými </w:t>
+      </w:r>
+      <w:proofErr w:type="spellStart"/>
+      <w:r>
+        <w:t>zoznami</w:t>
+      </w:r>
+      <w:proofErr w:type="spellEnd"/>
+      <w:r>
+        <w:t xml:space="preserve">, skúsiť </w:t>
+      </w:r>
+      <w:proofErr w:type="spellStart"/>
+      <w:r>
+        <w:t>analýzovať</w:t>
+      </w:r>
+      <w:proofErr w:type="spellEnd"/>
+      <w:r>
+        <w:t xml:space="preserve">, vysvetlenie: </w:t>
+      </w:r>
+      <w:r>
+        <w:t xml:space="preserve">[x </w:t>
+      </w:r>
+      <w:proofErr w:type="spellStart"/>
+      <w:r>
+        <w:t>for</w:t>
+      </w:r>
+      <w:proofErr w:type="spellEnd"/>
+      <w:r>
+        <w:t xml:space="preserve"> x in[li] vráti nový zoznam kopírujúci hodnoty v príkaze list li a vonkajší príkaz </w:t>
+      </w:r>
+      <w:proofErr w:type="spellStart"/>
+      <w:r>
+        <w:t>for</w:t>
+      </w:r>
+      <w:proofErr w:type="spellEnd"/>
+      <w:r>
+        <w:t xml:space="preserve"> vypíše novovytvorený zoznam 3-krát.</w:t>
       </w:r>
     </w:p>
     <w:p>
@@ -3899,7 +4907,15 @@
         <w:t xml:space="preserve"> – opäť dosť komplikovaný príklad, čo znamená „násobenie“ zoznamu – vysvetlenie: </w:t>
       </w:r>
       <w:r>
-        <w:t>Výraz list[listelements]*N, kde N je celé číslo, pripojí N kópií prvkov zoznamu v pôvodnom zozname. Ak je N záporné celé číslo alebo 0, výstup bude prázdny zoznam, inak ak je N kladné, prvky zoznamu sa pridajú N krát do pôvodného zoznamu.</w:t>
+        <w:t>Výraz list[</w:t>
+      </w:r>
+      <w:proofErr w:type="spellStart"/>
+      <w:r>
+        <w:t>listelements</w:t>
+      </w:r>
+      <w:proofErr w:type="spellEnd"/>
+      <w:r>
+        <w:t>]*N, kde N je celé číslo, pripojí N kópií prvkov zoznamu v pôvodnom zozname. Ak je N záporné celé číslo alebo 0, výstup bude prázdny zoznam, inak ak je N kladné, prvky zoznamu sa pridajú N krát do pôvodného zoznamu.</w:t>
       </w:r>
     </w:p>
     <w:p>
@@ -3943,7 +4959,23 @@
         <w:t xml:space="preserve"> – vysvetlenie: </w:t>
       </w:r>
       <w:r>
-        <w:t>li[1] odkazuje na druhý prvok "Pratik". li[1][-1] pristupuje k poslednému znaku 'Pratik', ktorým je 'k'.</w:t>
+        <w:t>li[1] odkazuje na druhý prvok "</w:t>
+      </w:r>
+      <w:proofErr w:type="spellStart"/>
+      <w:r>
+        <w:t>Pratik</w:t>
+      </w:r>
+      <w:proofErr w:type="spellEnd"/>
+      <w:r>
+        <w:t>". li[1][-1] pristupuje k poslednému znaku '</w:t>
+      </w:r>
+      <w:proofErr w:type="spellStart"/>
+      <w:r>
+        <w:t>Pratik</w:t>
+      </w:r>
+      <w:proofErr w:type="spellEnd"/>
+      <w:r>
+        <w:t>', ktorým je 'k'.</w:t>
       </w:r>
     </w:p>
     <w:p>
@@ -3981,214 +5013,334 @@
         <w:t xml:space="preserve"> zau</w:t>
       </w:r>
       <w:r>
-        <w:t xml:space="preserve">jímavá práca so zlúčenými zoznami, nepoznal som to ani ja – vysvetlenie: </w:t>
+        <w:t xml:space="preserve">jímavá práca so zlúčenými </w:t>
+      </w:r>
+      <w:proofErr w:type="spellStart"/>
+      <w:r>
+        <w:t>zoznami</w:t>
+      </w:r>
+      <w:proofErr w:type="spellEnd"/>
+      <w:r>
+        <w:t xml:space="preserve">, nepoznal som to ani ja – vysvetlenie: </w:t>
       </w:r>
       <w:r>
         <w:t xml:space="preserve">Funkcia </w:t>
       </w:r>
+      <w:proofErr w:type="spellStart"/>
       <w:r>
         <w:rPr>
           <w:b/>
           <w:bCs/>
         </w:rPr>
-        <w:t>zip()</w:t>
-      </w:r>
-      <w:r>
-        <w:t xml:space="preserve"> v Pythone kombinuje viacero iterables (</w:t>
-      </w:r>
-      <w:r>
-        <w:t>iterovateľné objekty</w:t>
-      </w:r>
-      <w:r>
-        <w:t>), ako sú zoznamy, n-tice, reťazce, knižnice atď., do jedného iterátora n-tic, kde každá n-tica obsahuje prvky zo vstupných iterables v rovnakom indexe.</w:t>
-      </w:r>
-    </w:p>
-    <w:p>
-      <w:r>
-        <w:t>V danom kóde sa zoznamy "a" a "b" spoja metódou zip a potom sa do nového zoznamu pridá rozdiel medzi prvkami z a b ( odpočíta sa ). Výstup bude - 9, 18, 27, 36, 45</w:t>
-      </w:r>
-    </w:p>
-    <w:p>
-      <w:r>
-        <w:t xml:space="preserve">Program </w:t>
-      </w:r>
+        <w:t>zip</w:t>
+      </w:r>
+      <w:proofErr w:type="spellEnd"/>
       <w:r>
         <w:rPr>
           <w:b/>
           <w:bCs/>
         </w:rPr>
-        <w:t>Q1</w:t>
+        <w:t>()</w:t>
+      </w:r>
+      <w:r>
+        <w:t xml:space="preserve"> v </w:t>
+      </w:r>
+      <w:proofErr w:type="spellStart"/>
+      <w:r>
+        <w:t>Pythone</w:t>
+      </w:r>
+      <w:proofErr w:type="spellEnd"/>
+      <w:r>
+        <w:t xml:space="preserve"> kombinuje viacero </w:t>
+      </w:r>
+      <w:proofErr w:type="spellStart"/>
+      <w:r>
+        <w:t>iterables</w:t>
+      </w:r>
+      <w:proofErr w:type="spellEnd"/>
+      <w:r>
+        <w:t xml:space="preserve"> (</w:t>
+      </w:r>
+      <w:proofErr w:type="spellStart"/>
+      <w:r>
+        <w:t>iterovateľné</w:t>
+      </w:r>
+      <w:proofErr w:type="spellEnd"/>
+      <w:r>
+        <w:t xml:space="preserve"> objekty</w:t>
+      </w:r>
+      <w:r>
+        <w:t>), ako sú zoznamy, n-</w:t>
+      </w:r>
+      <w:proofErr w:type="spellStart"/>
+      <w:r>
+        <w:t>tice</w:t>
+      </w:r>
+      <w:proofErr w:type="spellEnd"/>
+      <w:r>
+        <w:t xml:space="preserve">, reťazce, knižnice atď., do jedného </w:t>
+      </w:r>
+      <w:proofErr w:type="spellStart"/>
+      <w:r>
+        <w:t>iterátora</w:t>
+      </w:r>
+      <w:proofErr w:type="spellEnd"/>
+      <w:r>
+        <w:t xml:space="preserve"> n-</w:t>
+      </w:r>
+      <w:proofErr w:type="spellStart"/>
+      <w:r>
+        <w:t>tic</w:t>
+      </w:r>
+      <w:proofErr w:type="spellEnd"/>
+      <w:r>
+        <w:t>, kde každá n-</w:t>
+      </w:r>
+      <w:proofErr w:type="spellStart"/>
+      <w:r>
+        <w:t>tica</w:t>
+      </w:r>
+      <w:proofErr w:type="spellEnd"/>
+      <w:r>
+        <w:t xml:space="preserve"> obsahuje prvky zo vstupných </w:t>
+      </w:r>
+      <w:proofErr w:type="spellStart"/>
+      <w:r>
+        <w:t>iterables</w:t>
+      </w:r>
+      <w:proofErr w:type="spellEnd"/>
+      <w:r>
+        <w:t xml:space="preserve"> v rovnakom indexe.</w:t>
+      </w:r>
+    </w:p>
+    <w:p>
+      <w:r>
+        <w:t xml:space="preserve">V danom kóde sa zoznamy "a" a "b" spoja metódou </w:t>
+      </w:r>
+      <w:proofErr w:type="spellStart"/>
+      <w:r>
+        <w:t>zip</w:t>
+      </w:r>
+      <w:proofErr w:type="spellEnd"/>
+      <w:r>
+        <w:t xml:space="preserve"> a potom sa do nového zoznamu pridá rozdiel medzi prvkami z a b ( odpočíta sa ). Výstup bude - 9, 18, 27, 36, 45</w:t>
+      </w:r>
+    </w:p>
+    <w:p>
+      <w:r>
+        <w:t xml:space="preserve">Program </w:t>
       </w:r>
       <w:r>
         <w:rPr>
           <w:b/>
           <w:bCs/>
         </w:rPr>
-        <w:t>6</w:t>
+        <w:t>Q1</w:t>
       </w:r>
       <w:r>
         <w:rPr>
           <w:b/>
           <w:bCs/>
         </w:rPr>
-        <w:t>.py</w:t>
+        <w:t>6</w:t>
       </w:r>
       <w:r>
         <w:rPr>
           <w:b/>
           <w:bCs/>
         </w:rPr>
-        <w:t xml:space="preserve"> - </w:t>
-      </w:r>
-      <w:r>
-        <w:t xml:space="preserve">v pythone je možné krájanie zoznamu vykonať aj pomocou syntaxe </w:t>
-      </w:r>
-      <w:bookmarkStart w:id="59" w:name="_Hlk211599561"/>
-      <w:r>
-        <w:t xml:space="preserve">listName[x:y:z], kde x znamená počiatočný index, y-1 definuje konečnú hodnotu </w:t>
-      </w:r>
-      <w:bookmarkEnd w:id="59"/>
-      <w:r>
-        <w:t>indexu a z určuje veľkosť kroku. Ak chýba niektorá z hodnôt medzi x, y a z, interpret prevezme predvolenú hodnotu.</w:t>
-      </w:r>
-      <w:r>
-        <w:t xml:space="preserve"> Zaujímavý príklad </w:t>
-      </w:r>
-      <w:r>
-        <w:t>listName[x:y:z], kde x znamená počiatočný index, y-1 definuje konečnú hodnotu</w:t>
-      </w:r>
-      <w:r>
-        <w:t xml:space="preserve"> a z je veľkosť kroku, takže každý druhý prvok vybraného pod zoznamu.</w:t>
-      </w:r>
-    </w:p>
-    <w:p>
-      <w:r>
-        <w:t xml:space="preserve">Program </w:t>
+        <w:t>.py</w:t>
       </w:r>
       <w:r>
         <w:rPr>
           <w:b/>
           <w:bCs/>
         </w:rPr>
-        <w:t>Q1</w:t>
+        <w:t xml:space="preserve"> - </w:t>
+      </w:r>
+      <w:r>
+        <w:t xml:space="preserve">v </w:t>
+      </w:r>
+      <w:proofErr w:type="spellStart"/>
+      <w:r>
+        <w:t>pythone</w:t>
+      </w:r>
+      <w:proofErr w:type="spellEnd"/>
+      <w:r>
+        <w:t xml:space="preserve"> je možné krájanie zoznamu vykonať aj pomocou syntaxe </w:t>
+      </w:r>
+      <w:bookmarkStart w:id="59" w:name="_Hlk211599561"/>
+      <w:proofErr w:type="spellStart"/>
+      <w:r>
+        <w:t>listName</w:t>
+      </w:r>
+      <w:proofErr w:type="spellEnd"/>
+      <w:r>
+        <w:t>[</w:t>
+      </w:r>
+      <w:proofErr w:type="spellStart"/>
+      <w:r>
+        <w:t>x:y:z</w:t>
+      </w:r>
+      <w:proofErr w:type="spellEnd"/>
+      <w:r>
+        <w:t xml:space="preserve">], kde x znamená počiatočný index, y-1 definuje konečnú hodnotu </w:t>
+      </w:r>
+      <w:bookmarkEnd w:id="59"/>
+      <w:r>
+        <w:t>indexu a z určuje veľkosť kroku. Ak chýba niektorá z hodnôt medzi x, y a z, interpret prevezme predvolenú hodnotu.</w:t>
+      </w:r>
+      <w:r>
+        <w:t xml:space="preserve"> Zaujímavý príklad </w:t>
+      </w:r>
+      <w:proofErr w:type="spellStart"/>
+      <w:r>
+        <w:t>listName</w:t>
+      </w:r>
+      <w:proofErr w:type="spellEnd"/>
+      <w:r>
+        <w:t>[</w:t>
+      </w:r>
+      <w:proofErr w:type="spellStart"/>
+      <w:r>
+        <w:t>x:y:z</w:t>
+      </w:r>
+      <w:proofErr w:type="spellEnd"/>
+      <w:r>
+        <w:t>], kde x znamená počiatočný index, y-1 definuje konečnú hodnotu</w:t>
+      </w:r>
+      <w:r>
+        <w:t xml:space="preserve"> a z je veľkosť kroku, takže každý druhý prvok vybraného pod zoznamu.</w:t>
+      </w:r>
+    </w:p>
+    <w:p>
+      <w:r>
+        <w:t xml:space="preserve">Program </w:t>
       </w:r>
       <w:r>
         <w:rPr>
           <w:b/>
           <w:bCs/>
         </w:rPr>
-        <w:t>7</w:t>
+        <w:t>Q1</w:t>
       </w:r>
       <w:r>
         <w:rPr>
           <w:b/>
           <w:bCs/>
         </w:rPr>
-        <w:t>.py</w:t>
-      </w:r>
-      <w:r>
-        <w:t xml:space="preserve"> </w:t>
-      </w:r>
-      <w:r>
-        <w:t>–</w:t>
-      </w:r>
-      <w:r>
-        <w:t xml:space="preserve"> </w:t>
-      </w:r>
-      <w:r>
-        <w:t>príklad vnorených zoznamov, ktoré tvoria len jeden člen pôvodného zoznamu</w:t>
-      </w:r>
-    </w:p>
-    <w:p>
-      <w:r>
-        <w:t xml:space="preserve">Program </w:t>
+        <w:t>7</w:t>
       </w:r>
       <w:r>
         <w:rPr>
           <w:b/>
           <w:bCs/>
         </w:rPr>
-        <w:t>Q1</w:t>
+        <w:t>.py</w:t>
+      </w:r>
+      <w:r>
+        <w:t xml:space="preserve"> </w:t>
+      </w:r>
+      <w:r>
+        <w:t>–</w:t>
+      </w:r>
+      <w:r>
+        <w:t xml:space="preserve"> </w:t>
+      </w:r>
+      <w:r>
+        <w:t>príklad vnorených zoznamov, ktoré tvoria len jeden člen pôvodného zoznamu</w:t>
+      </w:r>
+    </w:p>
+    <w:p>
+      <w:r>
+        <w:t xml:space="preserve">Program </w:t>
       </w:r>
       <w:r>
         <w:rPr>
           <w:b/>
           <w:bCs/>
         </w:rPr>
-        <w:t>8</w:t>
+        <w:t>Q1</w:t>
       </w:r>
       <w:r>
         <w:rPr>
           <w:b/>
           <w:bCs/>
         </w:rPr>
-        <w:t>.py</w:t>
-      </w:r>
-      <w:r>
-        <w:t xml:space="preserve"> –</w:t>
-      </w:r>
-      <w:r>
-        <w:t xml:space="preserve"> podobný príklad sme už riešili je to pomerne jednoduché</w:t>
-      </w:r>
-    </w:p>
-    <w:p>
-      <w:r>
-        <w:t xml:space="preserve">Program </w:t>
+        <w:t>8</w:t>
       </w:r>
       <w:r>
         <w:rPr>
           <w:b/>
           <w:bCs/>
         </w:rPr>
-        <w:t>Q1</w:t>
+        <w:t>.py</w:t>
+      </w:r>
+      <w:r>
+        <w:t xml:space="preserve"> –</w:t>
+      </w:r>
+      <w:r>
+        <w:t xml:space="preserve"> podobný príklad sme už riešili je to pomerne jednoduché</w:t>
+      </w:r>
+    </w:p>
+    <w:p>
+      <w:r>
+        <w:t xml:space="preserve">Program </w:t>
       </w:r>
       <w:r>
         <w:rPr>
           <w:b/>
           <w:bCs/>
         </w:rPr>
-        <w:t>9</w:t>
+        <w:t>Q1</w:t>
       </w:r>
       <w:r>
         <w:rPr>
           <w:b/>
           <w:bCs/>
         </w:rPr>
-        <w:t>.py</w:t>
-      </w:r>
-      <w:r>
-        <w:t xml:space="preserve"> –</w:t>
-      </w:r>
-      <w:r>
-        <w:t xml:space="preserve"> </w:t>
-      </w:r>
-      <w:r>
-        <w:t>jednoduché zlúčenie zoznamu</w:t>
-      </w:r>
-    </w:p>
-    <w:p>
-      <w:r>
-        <w:t xml:space="preserve">Program </w:t>
+        <w:t>9</w:t>
       </w:r>
       <w:r>
         <w:rPr>
           <w:b/>
           <w:bCs/>
         </w:rPr>
-        <w:t>Q</w:t>
+        <w:t>.py</w:t>
+      </w:r>
+      <w:r>
+        <w:t xml:space="preserve"> –</w:t>
+      </w:r>
+      <w:r>
+        <w:t xml:space="preserve"> </w:t>
+      </w:r>
+      <w:r>
+        <w:t>jednoduché zlúčenie zoznamu</w:t>
+      </w:r>
+    </w:p>
+    <w:p>
+      <w:r>
+        <w:t xml:space="preserve">Program </w:t>
       </w:r>
       <w:r>
         <w:rPr>
           <w:b/>
           <w:bCs/>
         </w:rPr>
-        <w:t>20</w:t>
+        <w:t>Q</w:t>
       </w:r>
       <w:r>
         <w:rPr>
           <w:b/>
           <w:bCs/>
         </w:rPr>
+        <w:t>20</w:t>
+      </w:r>
+      <w:r>
+        <w:rPr>
+          <w:b/>
+          <w:bCs/>
+        </w:rPr>
         <w:t>.py</w:t>
       </w:r>
       <w:r>
@@ -4198,7 +5350,15 @@
         <w:t xml:space="preserve"> p</w:t>
       </w:r>
       <w:r>
-        <w:t>oskytli sme odkaz na zoznam "a" s iným zoznamom "b", čo znamená, že tieto dva zoznamy (a a b) odkazujú na ten istý zoznam. Takže akákoľvek zmena s b ovplyvní pôvodný zoznam</w:t>
+        <w:t xml:space="preserve">oskytli sme odkaz na zoznam "a" s iným zoznamom "b", čo znamená, že tieto dva zoznamy (a </w:t>
+      </w:r>
+      <w:proofErr w:type="spellStart"/>
+      <w:r>
+        <w:t>a</w:t>
+      </w:r>
+      <w:proofErr w:type="spellEnd"/>
+      <w:r>
+        <w:t xml:space="preserve"> b) odkazujú na ten istý zoznam. Takže akákoľvek zmena s b ovplyvní pôvodný zoznam</w:t>
       </w:r>
     </w:p>
     <w:p>
@@ -4311,7 +5471,7 @@
     <w:p/>
     <w:p>
       <w:pPr>
-        <w:pStyle w:val="Heading4"/>
+        <w:pStyle w:val="Nadpis4"/>
       </w:pPr>
       <w:r>
         <w:t xml:space="preserve">Cvičenie </w:t>
@@ -4320,8 +5480,13 @@
         <w:t xml:space="preserve">príkladov </w:t>
       </w:r>
       <w:r>
-        <w:t>zoznamu jazyka Python</w:t>
-      </w:r>
+        <w:t xml:space="preserve">zoznamu jazyka </w:t>
+      </w:r>
+      <w:proofErr w:type="spellStart"/>
+      <w:r>
+        <w:t>Python</w:t>
+      </w:r>
+      <w:proofErr w:type="spellEnd"/>
       <w:r>
         <w:t>.</w:t>
       </w:r>
@@ -4330,7 +5495,7 @@
       <w:hyperlink r:id="rId27" w:history="1">
         <w:r>
           <w:rPr>
-            <w:rStyle w:val="Hyperlink"/>
+            <w:rStyle w:val="Hypertextovprepojenie"/>
           </w:rPr>
           <w:t>https://www.geeksforgeeks.org/python/python-list-exercise/</w:t>
         </w:r>
@@ -4376,17 +5541,32 @@
     </w:p>
     <w:p>
       <w:pPr>
-        <w:pStyle w:val="Heading3"/>
-      </w:pPr>
-      <w:r>
-        <w:t>Python Tuples</w:t>
-      </w:r>
+        <w:pStyle w:val="Nadpis3"/>
+      </w:pPr>
+      <w:proofErr w:type="spellStart"/>
+      <w:r>
+        <w:t>Python</w:t>
+      </w:r>
+      <w:proofErr w:type="spellEnd"/>
+      <w:r>
+        <w:t xml:space="preserve"> </w:t>
+      </w:r>
+      <w:proofErr w:type="spellStart"/>
+      <w:r>
+        <w:t>Tuples</w:t>
+      </w:r>
+      <w:proofErr w:type="spellEnd"/>
       <w:r>
         <w:t xml:space="preserve"> - N</w:t>
       </w:r>
       <w:r>
-        <w:t>-tice</w:t>
-      </w:r>
+        <w:t>-</w:t>
+      </w:r>
+      <w:proofErr w:type="spellStart"/>
+      <w:r>
+        <w:t>tice</w:t>
+      </w:r>
+      <w:proofErr w:type="spellEnd"/>
       <w:r>
         <w:t>.</w:t>
       </w:r>
@@ -4395,7 +5575,7 @@
       <w:hyperlink r:id="rId28" w:history="1">
         <w:r>
           <w:rPr>
-            <w:rStyle w:val="Hyperlink"/>
+            <w:rStyle w:val="Hypertextovprepojenie"/>
           </w:rPr>
           <w:t>https://www.geeksforgeeks.org/python/python-tuples/</w:t>
         </w:r>
@@ -4409,7 +5589,23 @@
         <w:jc w:val="both"/>
       </w:pPr>
       <w:r>
-        <w:t>N-tica v Pythone je nemenná usporiadaná kolekcia prvkov.</w:t>
+        <w:t>N-</w:t>
+      </w:r>
+      <w:proofErr w:type="spellStart"/>
+      <w:r>
+        <w:t>tica</w:t>
+      </w:r>
+      <w:proofErr w:type="spellEnd"/>
+      <w:r>
+        <w:t xml:space="preserve"> v </w:t>
+      </w:r>
+      <w:proofErr w:type="spellStart"/>
+      <w:r>
+        <w:t>Pythone</w:t>
+      </w:r>
+      <w:proofErr w:type="spellEnd"/>
+      <w:r>
+        <w:t xml:space="preserve"> je nemenná usporiadaná kolekcia prvkov.</w:t>
       </w:r>
     </w:p>
     <w:p>
@@ -4421,7 +5617,23 @@
         <w:jc w:val="both"/>
       </w:pPr>
       <w:r>
-        <w:t>N-tice sú podobné zoznamom, ale na rozdiel od zoznamov ich nemožno po vytvorení zmeniť (t.j. sú nemenné).</w:t>
+        <w:t>N-</w:t>
+      </w:r>
+      <w:proofErr w:type="spellStart"/>
+      <w:r>
+        <w:t>tice</w:t>
+      </w:r>
+      <w:proofErr w:type="spellEnd"/>
+      <w:r>
+        <w:t xml:space="preserve"> sú podobné zoznamom, ale na rozdiel od zoznamov ich nemožno po vytvorení zmeniť (</w:t>
+      </w:r>
+      <w:proofErr w:type="spellStart"/>
+      <w:r>
+        <w:t>t.j</w:t>
+      </w:r>
+      <w:proofErr w:type="spellEnd"/>
+      <w:r>
+        <w:t>. sú nemenné).</w:t>
       </w:r>
     </w:p>
     <w:p>
@@ -4433,7 +5645,15 @@
         <w:jc w:val="both"/>
       </w:pPr>
       <w:r>
-        <w:t>N-tice môžu obsahovať prvky rôznych typov údajov.</w:t>
+        <w:t>N-</w:t>
+      </w:r>
+      <w:proofErr w:type="spellStart"/>
+      <w:r>
+        <w:t>tice</w:t>
+      </w:r>
+      <w:proofErr w:type="spellEnd"/>
+      <w:r>
+        <w:t xml:space="preserve"> môžu obsahovať prvky rôznych typov údajov.</w:t>
       </w:r>
     </w:p>
     <w:p>
@@ -4445,15 +5665,36 @@
         <w:jc w:val="both"/>
       </w:pPr>
       <w:r>
-        <w:t>Hlavné charakteristiky n-tic sú usporiadané, heterogénne a nemenné.</w:t>
-      </w:r>
-    </w:p>
-    <w:p>
-      <w:pPr>
-        <w:pStyle w:val="Heading3"/>
-      </w:pPr>
-      <w:r>
-        <w:t xml:space="preserve">Python String - </w:t>
+        <w:t>Hlavné charakteristiky n-</w:t>
+      </w:r>
+      <w:proofErr w:type="spellStart"/>
+      <w:r>
+        <w:t>tic</w:t>
+      </w:r>
+      <w:proofErr w:type="spellEnd"/>
+      <w:r>
+        <w:t xml:space="preserve"> sú usporiadané, heterogénne a nemenné.</w:t>
+      </w:r>
+    </w:p>
+    <w:p>
+      <w:pPr>
+        <w:pStyle w:val="Nadpis3"/>
+      </w:pPr>
+      <w:proofErr w:type="spellStart"/>
+      <w:r>
+        <w:t>Python</w:t>
+      </w:r>
+      <w:proofErr w:type="spellEnd"/>
+      <w:r>
+        <w:t xml:space="preserve"> </w:t>
+      </w:r>
+      <w:proofErr w:type="spellStart"/>
+      <w:r>
+        <w:t>String</w:t>
+      </w:r>
+      <w:proofErr w:type="spellEnd"/>
+      <w:r>
+        <w:t xml:space="preserve"> - </w:t>
       </w:r>
       <w:r>
         <w:t>Reťazc</w:t>
@@ -4466,7 +5707,7 @@
       <w:hyperlink r:id="rId29" w:history="1">
         <w:r>
           <w:rPr>
-            <w:rStyle w:val="Hyperlink"/>
+            <w:rStyle w:val="Hypertextovprepojenie"/>
           </w:rPr>
           <w:t>https://www.geeksforgeeks.org/python/python-string/</w:t>
         </w:r>
@@ -4477,15 +5718,25 @@
     </w:p>
     <w:p>
       <w:pPr>
-        <w:pStyle w:val="Heading3"/>
+        <w:pStyle w:val="Nadpis3"/>
         <w:rPr>
           <w:rFonts w:eastAsiaTheme="minorHAnsi" w:cstheme="minorBidi"/>
         </w:rPr>
       </w:pPr>
+      <w:proofErr w:type="spellStart"/>
       <w:r>
         <w:lastRenderedPageBreak/>
-        <w:t>Python Dictionary</w:t>
-      </w:r>
+        <w:t>Python</w:t>
+      </w:r>
+      <w:proofErr w:type="spellEnd"/>
+      <w:r>
+        <w:t xml:space="preserve"> </w:t>
+      </w:r>
+      <w:proofErr w:type="spellStart"/>
+      <w:r>
+        <w:t>Dictionary</w:t>
+      </w:r>
+      <w:proofErr w:type="spellEnd"/>
       <w:r>
         <w:t xml:space="preserve"> - </w:t>
       </w:r>
@@ -4497,7 +5748,7 @@
       <w:hyperlink r:id="rId30" w:history="1">
         <w:r>
           <w:rPr>
-            <w:rStyle w:val="Hyperlink"/>
+            <w:rStyle w:val="Hypertextovprepojenie"/>
           </w:rPr>
           <w:t>https://www.geeksforgeeks.org/python/python-dictionary/</w:t>
         </w:r>
@@ -4508,28 +5759,43 @@
     </w:p>
     <w:p>
       <w:pPr>
-        <w:pStyle w:val="Heading3"/>
+        <w:pStyle w:val="Nadpis3"/>
         <w:rPr>
           <w:rFonts w:eastAsiaTheme="minorHAnsi" w:cstheme="minorBidi"/>
           <w:sz w:val="22"/>
           <w:szCs w:val="22"/>
         </w:rPr>
       </w:pPr>
-      <w:r>
-        <w:t>Python Sets</w:t>
-      </w:r>
+      <w:proofErr w:type="spellStart"/>
+      <w:r>
+        <w:t>Python</w:t>
+      </w:r>
+      <w:proofErr w:type="spellEnd"/>
+      <w:r>
+        <w:t xml:space="preserve"> </w:t>
+      </w:r>
+      <w:proofErr w:type="spellStart"/>
+      <w:r>
+        <w:t>Sets</w:t>
+      </w:r>
+      <w:proofErr w:type="spellEnd"/>
       <w:r>
         <w:t xml:space="preserve"> - </w:t>
       </w:r>
       <w:r>
-        <w:t>Sady jazyka Python</w:t>
-      </w:r>
+        <w:t xml:space="preserve">Sady jazyka </w:t>
+      </w:r>
+      <w:proofErr w:type="spellStart"/>
+      <w:r>
+        <w:t>Python</w:t>
+      </w:r>
+      <w:proofErr w:type="spellEnd"/>
     </w:p>
     <w:p>
       <w:hyperlink r:id="rId31" w:history="1">
         <w:r>
           <w:rPr>
-            <w:rStyle w:val="Hyperlink"/>
+            <w:rStyle w:val="Hypertextovprepojenie"/>
           </w:rPr>
           <w:t>https://www.geeksforgeeks.org/python/python-sets/</w:t>
         </w:r>
@@ -4540,17 +5806,30 @@
     </w:p>
     <w:p>
       <w:pPr>
-        <w:pStyle w:val="Heading3"/>
-      </w:pPr>
-      <w:r>
-        <w:t>Python Arrays - Polia</w:t>
+        <w:pStyle w:val="Nadpis3"/>
+      </w:pPr>
+      <w:proofErr w:type="spellStart"/>
+      <w:r>
+        <w:t>Python</w:t>
+      </w:r>
+      <w:proofErr w:type="spellEnd"/>
+      <w:r>
+        <w:t xml:space="preserve"> </w:t>
+      </w:r>
+      <w:proofErr w:type="spellStart"/>
+      <w:r>
+        <w:t>Arrays</w:t>
+      </w:r>
+      <w:proofErr w:type="spellEnd"/>
+      <w:r>
+        <w:t xml:space="preserve"> - Polia</w:t>
       </w:r>
     </w:p>
     <w:p>
       <w:hyperlink r:id="rId32" w:history="1">
         <w:r>
           <w:rPr>
-            <w:rStyle w:val="Hyperlink"/>
+            <w:rStyle w:val="Hypertextovprepojenie"/>
           </w:rPr>
           <w:t>https://www.geeksforgeeks.org/python/python-arrays/</w:t>
         </w:r>
@@ -4561,21 +5840,31 @@
     </w:p>
     <w:p>
       <w:pPr>
-        <w:pStyle w:val="Heading2"/>
+        <w:pStyle w:val="Nadpis2"/>
       </w:pPr>
       <w:bookmarkStart w:id="61" w:name="IT23102025"/>
       <w:bookmarkEnd w:id="61"/>
-      <w:r>
-        <w:t>Pygame pre pokročilých.</w:t>
-      </w:r>
-    </w:p>
-    <w:p>
-      <w:pPr>
-        <w:pStyle w:val="Heading3"/>
-      </w:pPr>
-      <w:r>
-        <w:t>Vytváranie interaktívnych tlačidiel pomocou pygame</w:t>
-      </w:r>
+      <w:proofErr w:type="spellStart"/>
+      <w:r>
+        <w:t>Pygame</w:t>
+      </w:r>
+      <w:proofErr w:type="spellEnd"/>
+      <w:r>
+        <w:t xml:space="preserve"> pre pokročilých.</w:t>
+      </w:r>
+    </w:p>
+    <w:p>
+      <w:pPr>
+        <w:pStyle w:val="Nadpis3"/>
+      </w:pPr>
+      <w:r>
+        <w:t xml:space="preserve">Vytváranie interaktívnych tlačidiel pomocou </w:t>
+      </w:r>
+      <w:proofErr w:type="spellStart"/>
+      <w:r>
+        <w:t>pygame</w:t>
+      </w:r>
+      <w:proofErr w:type="spellEnd"/>
     </w:p>
     <w:p>
       <w:r>
@@ -4584,21 +5873,9 @@
       <w:hyperlink r:id="rId33" w:history="1">
         <w:r>
           <w:rPr>
-            <w:rStyle w:val="Hyperlink"/>
+            <w:rStyle w:val="Hypertextovprepojenie"/>
           </w:rPr>
-          <w:t>https://www.gee</w:t>
-        </w:r>
-        <w:r>
-          <w:rPr>
-            <w:rStyle w:val="Hyperlink"/>
-          </w:rPr>
-          <w:t>k</w:t>
-        </w:r>
-        <w:r>
-          <w:rPr>
-            <w:rStyle w:val="Hyperlink"/>
-          </w:rPr>
-          <w:t>sforgeeks.org/python/pygame-tutorial/</w:t>
+          <w:t>https://www.geeksforgeeks.org/python/pygame-tutorial/</w:t>
         </w:r>
       </w:hyperlink>
       <w:r>
@@ -4609,7 +5886,7 @@
       <w:hyperlink r:id="rId34" w:history="1">
         <w:r>
           <w:rPr>
-            <w:rStyle w:val="Hyperlink"/>
+            <w:rStyle w:val="Hypertextovprepojenie"/>
           </w:rPr>
           <w:t>https://www.geeksforgeeks.org/python/how-to-create-buttons-in-a-game-using-pygame/</w:t>
         </w:r>
@@ -4623,7 +5900,15 @@
         <w:jc w:val="both"/>
       </w:pPr>
       <w:r>
-        <w:t xml:space="preserve">Hra musí mať interaktívne tlačidlá, ktoré dokážu ovládať rôzne udalosti v hre, aby bola hra lepšie kontrolovaná a aby sa do nej pridalo správne grafické rozhranie. Tie môžu byť vytvorené v pygame </w:t>
+        <w:t xml:space="preserve">Hra musí mať interaktívne tlačidlá, ktoré dokážu ovládať rôzne udalosti v hre, aby bola hra lepšie kontrolovaná a aby sa do nej pridalo správne grafické rozhranie. Tie môžu byť vytvorené v </w:t>
+      </w:r>
+      <w:proofErr w:type="spellStart"/>
+      <w:r>
+        <w:t>pygame</w:t>
+      </w:r>
+      <w:proofErr w:type="spellEnd"/>
+      <w:r>
+        <w:t xml:space="preserve"> </w:t>
       </w:r>
       <w:r>
         <w:rPr>
@@ -4635,7 +5920,15 @@
         <w:t>vytvorením obdĺžnika na obrazovke a následným prekrytím označujúceho textu na ňu.</w:t>
       </w:r>
       <w:r>
-        <w:t xml:space="preserve"> Na tento účel budeme používať rôzne funkcie ako , atď. Aby sme mu dodali živosť, môžeme zmeniť farbu tlačidla, keď naň umiestnila myš. To sa dá urobiť pomocou funkcie, ktorá aktualizuje polohu x a y ukazovateľa myši a uloží ju ako n-ticu do premennej. Potom môžeme nastaviť hranice obdĺžnika do príslušných premenných a skontrolovať, či je myš v týchto hraniciach, ak áno, farba bloku sa zmení na svetlejší odtieň, čo znamená, že tlačidlo je interakčné.</w:t>
+        <w:t xml:space="preserve"> Na tento účel budeme používať rôzne funkcie ako , atď. Aby sme mu dodali živosť, môžeme zmeniť farbu tlačidla, keď naň umiestnila myš. To sa dá urobiť pomocou funkcie, ktorá aktualizuje polohu x a y ukazovateľa myši a uloží ju ako n-</w:t>
+      </w:r>
+      <w:proofErr w:type="spellStart"/>
+      <w:r>
+        <w:t>ticu</w:t>
+      </w:r>
+      <w:proofErr w:type="spellEnd"/>
+      <w:r>
+        <w:t xml:space="preserve"> do premennej. Potom môžeme nastaviť hranice obdĺžnika do príslušných premenných a skontrolovať, či je myš v týchto hraniciach, ak áno, farba bloku sa zmení na svetlejší odtieň, čo znamená, že tlačidlo je interakčné.</w:t>
       </w:r>
     </w:p>
     <w:p>
@@ -4657,23 +5950,30 @@
     </w:p>
     <w:p>
       <w:pPr>
-        <w:pStyle w:val="Heading3"/>
-      </w:pPr>
-      <w:r>
-        <w:t>Python - Kreslenie pomocou klávesov so šípkami v</w:t>
+        <w:pStyle w:val="Nadpis3"/>
+      </w:pPr>
+      <w:proofErr w:type="spellStart"/>
+      <w:r>
+        <w:t>Python</w:t>
+      </w:r>
+      <w:proofErr w:type="spellEnd"/>
+      <w:r>
+        <w:t xml:space="preserve"> - Kreslenie pomocou klávesov so šípkami v</w:t>
       </w:r>
       <w:r>
         <w:t> </w:t>
       </w:r>
+      <w:proofErr w:type="spellStart"/>
       <w:r>
         <w:t>PyGame</w:t>
       </w:r>
+      <w:proofErr w:type="spellEnd"/>
     </w:p>
     <w:p>
       <w:hyperlink r:id="rId35" w:history="1">
         <w:r>
           <w:rPr>
-            <w:rStyle w:val="Hyperlink"/>
+            <w:rStyle w:val="Hypertextovprepojenie"/>
           </w:rPr>
           <w:t>https://www.geeksforgeeks.org/python/python-drawing-design-using-arrow-keys-in-pygame/</w:t>
         </w:r>
@@ -4686,8 +5986,53 @@
       <w:pPr>
         <w:jc w:val="both"/>
       </w:pPr>
-      <w:r>
-        <w:t>Pygame je multiplatformová sada modulov Pythonu určená na písanie videohier. Zahŕňa počítačovú grafiku a zvukové knižnice určené na použitie s programovacím jazykom Python. Teraz je to na predstavivosti alebo potrebe vývojára, aký typ hry chce pomocou tejto sady nástrojov vyvinúť. V tomto článku uvidíme, ako môžeme vytvoriť dizajn v PyGame pomocou klávesov tak, aby sa dizajn, tj značka, pohybovala vodorovne pri stlačení klávesu so šípkou doprava alebo doľava na klávesnici a pohybovala sa vertikálne pri stlačení klávesu so šípkou nahor alebo nadol. Môžeme to urobiť tak, že na príslušných súradniciach vytvoríme bodku (značku), ktorá pomocou klávesov získa zmeny.</w:t>
+      <w:proofErr w:type="spellStart"/>
+      <w:r>
+        <w:t>Pygame</w:t>
+      </w:r>
+      <w:proofErr w:type="spellEnd"/>
+      <w:r>
+        <w:t xml:space="preserve"> je multiplatformová </w:t>
+      </w:r>
+      <w:proofErr w:type="spellStart"/>
+      <w:r>
+        <w:t>sada</w:t>
+      </w:r>
+      <w:proofErr w:type="spellEnd"/>
+      <w:r>
+        <w:t xml:space="preserve"> modulov </w:t>
+      </w:r>
+      <w:proofErr w:type="spellStart"/>
+      <w:r>
+        <w:t>Pythonu</w:t>
+      </w:r>
+      <w:proofErr w:type="spellEnd"/>
+      <w:r>
+        <w:t xml:space="preserve"> určená na písanie videohier. Zahŕňa počítačovú grafiku a zvukové knižnice určené na použitie s programovacím jazykom </w:t>
+      </w:r>
+      <w:proofErr w:type="spellStart"/>
+      <w:r>
+        <w:t>Python</w:t>
+      </w:r>
+      <w:proofErr w:type="spellEnd"/>
+      <w:r>
+        <w:t xml:space="preserve">. Teraz je to na predstavivosti alebo potrebe vývojára, aký typ hry chce pomocou tejto sady nástrojov vyvinúť. V tomto článku uvidíme, ako môžeme vytvoriť dizajn v </w:t>
+      </w:r>
+      <w:proofErr w:type="spellStart"/>
+      <w:r>
+        <w:t>PyGame</w:t>
+      </w:r>
+      <w:proofErr w:type="spellEnd"/>
+      <w:r>
+        <w:t xml:space="preserve"> pomocou klávesov tak, aby sa dizajn, </w:t>
+      </w:r>
+      <w:proofErr w:type="spellStart"/>
+      <w:r>
+        <w:t>tj</w:t>
+      </w:r>
+      <w:proofErr w:type="spellEnd"/>
+      <w:r>
+        <w:t xml:space="preserve"> značka, pohybovala vodorovne pri stlačení klávesu so šípkou doprava alebo doľava na klávesnici a pohybovala sa vertikálne pri stlačení klávesu so šípkou nahor alebo nadol. Môžeme to urobiť tak, že na príslušných súradniciach vytvoríme bodku (značku), ktorá pomocou klávesov získa zmeny.</w:t>
       </w:r>
     </w:p>
     <w:p>
@@ -4748,23 +6093,36 @@
     </w:p>
     <w:p>
       <w:pPr>
-        <w:pStyle w:val="Heading3"/>
-      </w:pPr>
-      <w:r>
-        <w:t xml:space="preserve">Premiestňovanie objektu v PyGame </w:t>
+        <w:pStyle w:val="Nadpis3"/>
+      </w:pPr>
+      <w:r>
+        <w:t xml:space="preserve">Premiestňovanie objektu v </w:t>
+      </w:r>
+      <w:proofErr w:type="spellStart"/>
+      <w:r>
+        <w:t>PyGame</w:t>
+      </w:r>
+      <w:proofErr w:type="spellEnd"/>
+      <w:r>
+        <w:t xml:space="preserve"> </w:t>
       </w:r>
       <w:r>
         <w:t>–</w:t>
       </w:r>
       <w:r>
-        <w:t xml:space="preserve"> Python</w:t>
-      </w:r>
+        <w:t xml:space="preserve"> </w:t>
+      </w:r>
+      <w:proofErr w:type="spellStart"/>
+      <w:r>
+        <w:t>Python</w:t>
+      </w:r>
+      <w:proofErr w:type="spellEnd"/>
     </w:p>
     <w:p>
       <w:hyperlink r:id="rId36" w:history="1">
         <w:r>
           <w:rPr>
-            <w:rStyle w:val="Hyperlink"/>
+            <w:rStyle w:val="Hypertextovprepojenie"/>
           </w:rPr>
           <w:t>https://www.geeksforgeeks.org/python/python-moving-an-object-in-pygame/</w:t>
         </w:r>
@@ -4786,26 +6144,30 @@
     </w:p>
     <w:p>
       <w:pPr>
-        <w:pStyle w:val="Heading3"/>
-      </w:pPr>
+        <w:pStyle w:val="Nadpis3"/>
+      </w:pPr>
+      <w:proofErr w:type="spellStart"/>
       <w:r>
         <w:t>Python</w:t>
       </w:r>
+      <w:proofErr w:type="spellEnd"/>
       <w:r>
         <w:t xml:space="preserve"> | Skok objektu v</w:t>
       </w:r>
       <w:r>
         <w:t> </w:t>
       </w:r>
+      <w:proofErr w:type="spellStart"/>
       <w:r>
         <w:t>PyGame</w:t>
       </w:r>
+      <w:proofErr w:type="spellEnd"/>
     </w:p>
     <w:p>
       <w:hyperlink r:id="rId37" w:history="1">
         <w:r>
           <w:rPr>
-            <w:rStyle w:val="Hyperlink"/>
+            <w:rStyle w:val="Hypertextovprepojenie"/>
           </w:rPr>
           <w:t>https://www.geeksforgeeks.org/python/python-making-an-object-jump-in-pygame/</w:t>
         </w:r>
@@ -4818,12 +6180,57 @@
       <w:pPr>
         <w:jc w:val="both"/>
       </w:pPr>
-      <w:r>
-        <w:t xml:space="preserve">Pygame je multiplatformová sada modulov Pythonu určená na písanie videohier. Zahŕňa počítačovú grafiku a zvukové knižnice určené na použitie s programovacím jazykom Python. Teraz je to na predstavivosti alebo potrebe vývojára, aký typ hry chce pomocou tejto sady nástrojov </w:t>
+      <w:proofErr w:type="spellStart"/>
+      <w:r>
+        <w:t>Pygame</w:t>
+      </w:r>
+      <w:proofErr w:type="spellEnd"/>
+      <w:r>
+        <w:t xml:space="preserve"> je multiplatformová </w:t>
+      </w:r>
+      <w:proofErr w:type="spellStart"/>
+      <w:r>
+        <w:t>sada</w:t>
+      </w:r>
+      <w:proofErr w:type="spellEnd"/>
+      <w:r>
+        <w:t xml:space="preserve"> modulov </w:t>
+      </w:r>
+      <w:proofErr w:type="spellStart"/>
+      <w:r>
+        <w:t>Pythonu</w:t>
+      </w:r>
+      <w:proofErr w:type="spellEnd"/>
+      <w:r>
+        <w:t xml:space="preserve"> určená na písanie videohier. Zahŕňa počítačovú grafiku a zvukové knižnice určené na použitie s programovacím jazykom </w:t>
+      </w:r>
+      <w:proofErr w:type="spellStart"/>
+      <w:r>
+        <w:t>Python</w:t>
+      </w:r>
+      <w:proofErr w:type="spellEnd"/>
+      <w:r>
+        <w:t xml:space="preserve">. Teraz je to na predstavivosti alebo potrebe vývojára, aký typ hry chce pomocou tejto sady nástrojov </w:t>
       </w:r>
       <w:r>
         <w:lastRenderedPageBreak/>
-        <w:t>vyvinúť. V tomto článku sa teda naučíme, ako urobiť skok objektu pomocou knižnice PyGame v Pythone. Existuje základný vzorec z klasickej mechaniky, ako prinútiť objekt skočiť.</w:t>
+        <w:t xml:space="preserve">vyvinúť. V tomto článku sa teda naučíme, ako urobiť skok objektu pomocou knižnice </w:t>
+      </w:r>
+      <w:proofErr w:type="spellStart"/>
+      <w:r>
+        <w:t>PyGame</w:t>
+      </w:r>
+      <w:proofErr w:type="spellEnd"/>
+      <w:r>
+        <w:t xml:space="preserve"> v </w:t>
+      </w:r>
+      <w:proofErr w:type="spellStart"/>
+      <w:r>
+        <w:t>Pythone</w:t>
+      </w:r>
+      <w:proofErr w:type="spellEnd"/>
+      <w:r>
+        <w:t>. Existuje základný vzorec z klasickej mechaniky, ako prinútiť objekt skočiť.</w:t>
       </w:r>
     </w:p>
     <w:p>
@@ -4846,12 +6253,52 @@
         <w:jc w:val="both"/>
       </w:pPr>
       <w:r>
-        <w:t>Kde F je sila hore/dole, m je hmotnosť objektu a v je rýchlosť. Rýchlosť časom klesá, pretože keď objekt skáče, rýchlosť sa v tejto simulácii viac nezvýši. Keď sa objekt dostane na zem, skok sa skončí. Ak je premenná isjump True alebo False, znamená to, že objekt skáče alebo nie. Ak je hodnota isjump True, pozícia objektu sa aktualizuje podľa vyššie uvedeného vzorca.</w:t>
-      </w:r>
-    </w:p>
-    <w:p>
-      <w:pPr>
-        <w:pStyle w:val="Heading3"/>
+        <w:t xml:space="preserve">Kde F je sila hore/dole, m je hmotnosť objektu a v je rýchlosť. Rýchlosť časom klesá, pretože keď objekt skáče, rýchlosť sa v tejto simulácii viac nezvýši. Keď sa objekt dostane na zem, skok sa skončí. Ak je premenná </w:t>
+      </w:r>
+      <w:proofErr w:type="spellStart"/>
+      <w:r>
+        <w:t>isjump</w:t>
+      </w:r>
+      <w:proofErr w:type="spellEnd"/>
+      <w:r>
+        <w:t xml:space="preserve"> </w:t>
+      </w:r>
+      <w:proofErr w:type="spellStart"/>
+      <w:r>
+        <w:t>True</w:t>
+      </w:r>
+      <w:proofErr w:type="spellEnd"/>
+      <w:r>
+        <w:t xml:space="preserve"> alebo </w:t>
+      </w:r>
+      <w:proofErr w:type="spellStart"/>
+      <w:r>
+        <w:t>False</w:t>
+      </w:r>
+      <w:proofErr w:type="spellEnd"/>
+      <w:r>
+        <w:t xml:space="preserve">, znamená to, že objekt skáče alebo nie. Ak je hodnota </w:t>
+      </w:r>
+      <w:proofErr w:type="spellStart"/>
+      <w:r>
+        <w:t>isjump</w:t>
+      </w:r>
+      <w:proofErr w:type="spellEnd"/>
+      <w:r>
+        <w:t xml:space="preserve"> </w:t>
+      </w:r>
+      <w:proofErr w:type="spellStart"/>
+      <w:r>
+        <w:t>True</w:t>
+      </w:r>
+      <w:proofErr w:type="spellEnd"/>
+      <w:r>
+        <w:t>, pozícia objektu sa aktualizuje podľa vyššie uvedeného vzorca.</w:t>
+      </w:r>
+    </w:p>
+    <w:p>
+      <w:pPr>
+        <w:pStyle w:val="Nadpis3"/>
       </w:pPr>
       <w:r>
         <w:t>Pridanie hranice k objektu v</w:t>
@@ -4859,9 +6306,11 @@
       <w:r>
         <w:t> </w:t>
       </w:r>
+      <w:proofErr w:type="spellStart"/>
       <w:r>
         <w:t>Pygame</w:t>
       </w:r>
+      <w:proofErr w:type="spellEnd"/>
     </w:p>
     <w:p>
       <w:r>
@@ -4870,19 +6319,24 @@
     </w:p>
     <w:p>
       <w:pPr>
-        <w:pStyle w:val="ListParagraph"/>
+        <w:pStyle w:val="Odsekzoznamu"/>
         <w:numPr>
           <w:ilvl w:val="0"/>
           <w:numId w:val="43"/>
         </w:numPr>
       </w:pPr>
-      <w:r>
-        <w:t>Naprv sa vytvorí okno</w:t>
-      </w:r>
-    </w:p>
-    <w:p>
-      <w:pPr>
-        <w:pStyle w:val="ListParagraph"/>
+      <w:proofErr w:type="spellStart"/>
+      <w:r>
+        <w:t>Naprv</w:t>
+      </w:r>
+      <w:proofErr w:type="spellEnd"/>
+      <w:r>
+        <w:t xml:space="preserve"> sa vytvorí okno</w:t>
+      </w:r>
+    </w:p>
+    <w:p>
+      <w:pPr>
+        <w:pStyle w:val="Odsekzoznamu"/>
         <w:numPr>
           <w:ilvl w:val="0"/>
           <w:numId w:val="43"/>
@@ -4894,7 +6348,7 @@
     </w:p>
     <w:p>
       <w:pPr>
-        <w:pStyle w:val="ListParagraph"/>
+        <w:pStyle w:val="Odsekzoznamu"/>
         <w:numPr>
           <w:ilvl w:val="0"/>
           <w:numId w:val="43"/>
@@ -4906,7 +6360,7 @@
     </w:p>
     <w:p>
       <w:pPr>
-        <w:pStyle w:val="ListParagraph"/>
+        <w:pStyle w:val="Odsekzoznamu"/>
         <w:numPr>
           <w:ilvl w:val="0"/>
           <w:numId w:val="43"/>
@@ -4918,7 +6372,7 @@
     </w:p>
     <w:p>
       <w:pPr>
-        <w:pStyle w:val="ListParagraph"/>
+        <w:pStyle w:val="Odsekzoznamu"/>
         <w:numPr>
           <w:ilvl w:val="0"/>
           <w:numId w:val="43"/>
@@ -4937,7 +6391,39 @@
         <w:t xml:space="preserve">Ku kroku 4 - </w:t>
       </w:r>
       <w:r>
-        <w:t>ak je pozícia X lopty väčšia ako šírka obrazovky alebo menšia ako 0 (t. j. ak sa loptička zráža alebo prichádza na jej pravý alebo ľavý koniec obrazovky), potom vynásobíme rýchlosť smeru X mínusom 1. Znamená to, že smer je obrátený. Ak loptička prichádza rýchlosťou 3 pixelov, potom pri zrážke na ľavej alebo pravej stene bude jej rýchlosť -3 pixely, t.j. v opačnom smere, a znova, keď narazí na steny, potom bude jej rýchlosť opäť kladná 3, t.j. opačná od -3. Preto to dá lopte hranicu. Rovnaká logika sa použije aj pre hornú a dolnú stenu. Ak je hodnota Y lopty väčšia ako výška obrazovky alebo menšia ako 0, zmeňte jej smer. A potom posunieme loptu zvyšovaním polohy lopty o XChange a YChange.</w:t>
+        <w:t xml:space="preserve">ak je pozícia X lopty väčšia ako šírka obrazovky alebo menšia ako 0 (t. j. ak sa loptička zráža alebo prichádza na jej pravý alebo ľavý koniec obrazovky), potom vynásobíme rýchlosť smeru X mínusom 1. Znamená to, že smer je obrátený. Ak loptička prichádza rýchlosťou 3 pixelov, potom pri zrážke na ľavej alebo pravej stene bude jej rýchlosť -3 pixely, </w:t>
+      </w:r>
+      <w:proofErr w:type="spellStart"/>
+      <w:r>
+        <w:t>t.j</w:t>
+      </w:r>
+      <w:proofErr w:type="spellEnd"/>
+      <w:r>
+        <w:t xml:space="preserve">. v opačnom smere, a znova, keď narazí na steny, potom bude jej rýchlosť opäť kladná 3, </w:t>
+      </w:r>
+      <w:proofErr w:type="spellStart"/>
+      <w:r>
+        <w:t>t.j</w:t>
+      </w:r>
+      <w:proofErr w:type="spellEnd"/>
+      <w:r>
+        <w:t xml:space="preserve">. opačná od -3. Preto to dá lopte hranicu. Rovnaká logika sa použije aj pre hornú a dolnú stenu. Ak je hodnota Y lopty väčšia ako výška obrazovky alebo menšia ako 0, zmeňte jej smer. A potom posunieme loptu zvyšovaním polohy lopty o </w:t>
+      </w:r>
+      <w:proofErr w:type="spellStart"/>
+      <w:r>
+        <w:t>XChange</w:t>
+      </w:r>
+      <w:proofErr w:type="spellEnd"/>
+      <w:r>
+        <w:t xml:space="preserve"> a </w:t>
+      </w:r>
+      <w:proofErr w:type="spellStart"/>
+      <w:r>
+        <w:t>YChange</w:t>
+      </w:r>
+      <w:proofErr w:type="spellEnd"/>
+      <w:r>
+        <w:t>.</w:t>
       </w:r>
     </w:p>
     <w:p/>
@@ -4951,24 +6437,47 @@
       <w:r>
         <w:t xml:space="preserve"> – som pridal časovač. </w:t>
       </w:r>
-      <w:r>
-        <w:t>clk = pygame.time.Clock()  # clock</w:t>
-      </w:r>
+      <w:proofErr w:type="spellStart"/>
+      <w:r>
+        <w:t>clk</w:t>
+      </w:r>
+      <w:proofErr w:type="spellEnd"/>
+      <w:r>
+        <w:t xml:space="preserve"> = </w:t>
+      </w:r>
+      <w:proofErr w:type="spellStart"/>
+      <w:r>
+        <w:t>pygame.time.Clock</w:t>
+      </w:r>
+      <w:proofErr w:type="spellEnd"/>
+      <w:r>
+        <w:t xml:space="preserve">()  # </w:t>
+      </w:r>
+      <w:proofErr w:type="spellStart"/>
+      <w:r>
+        <w:t>clock</w:t>
+      </w:r>
+      <w:proofErr w:type="spellEnd"/>
     </w:p>
     <w:p/>
     <w:p>
       <w:pPr>
-        <w:pStyle w:val="Heading3"/>
-      </w:pPr>
-      <w:r>
-        <w:t>Detekcia kolízií v PyGame</w:t>
-      </w:r>
+        <w:pStyle w:val="Nadpis3"/>
+      </w:pPr>
+      <w:r>
+        <w:t xml:space="preserve">Detekcia kolízií v </w:t>
+      </w:r>
+      <w:proofErr w:type="spellStart"/>
+      <w:r>
+        <w:t>PyGame</w:t>
+      </w:r>
+      <w:proofErr w:type="spellEnd"/>
     </w:p>
     <w:p>
       <w:hyperlink r:id="rId38" w:history="1">
         <w:r>
           <w:rPr>
-            <w:rStyle w:val="Hyperlink"/>
+            <w:rStyle w:val="Hypertextovprepojenie"/>
           </w:rPr>
           <w:t>https://www.geeksforgeeks.org/python/collision-detection-in-pygame/</w:t>
         </w:r>
@@ -5000,31 +6509,24 @@
     </w:p>
     <w:p>
       <w:pPr>
-        <w:pStyle w:val="Heading3"/>
-      </w:pPr>
-      <w:r>
-        <w:t>Pygame - Vytváranie škriatkov</w:t>
+        <w:pStyle w:val="Nadpis3"/>
+      </w:pPr>
+      <w:proofErr w:type="spellStart"/>
+      <w:r>
+        <w:t>Pygame</w:t>
+      </w:r>
+      <w:proofErr w:type="spellEnd"/>
+      <w:r>
+        <w:t xml:space="preserve"> - Vytváranie škriatkov</w:t>
       </w:r>
     </w:p>
     <w:p>
       <w:hyperlink r:id="rId39" w:history="1">
         <w:r>
           <w:rPr>
-            <w:rStyle w:val="Hyperlink"/>
+            <w:rStyle w:val="Hypertextovprepojenie"/>
           </w:rPr>
-          <w:t>https://www.geeks</w:t>
-        </w:r>
-        <w:r>
-          <w:rPr>
-            <w:rStyle w:val="Hyperlink"/>
-          </w:rPr>
-          <w:t>f</w:t>
-        </w:r>
-        <w:r>
-          <w:rPr>
-            <w:rStyle w:val="Hyperlink"/>
-          </w:rPr>
-          <w:t>orgeeks.org/python/pygame-creating-sprites/</w:t>
+          <w:t>https://www.geeksforgeeks.org/python/pygame-creating-sprites/</w:t>
         </w:r>
       </w:hyperlink>
       <w:r>
@@ -5039,10 +6541,15 @@
     <w:p/>
     <w:p>
       <w:pPr>
-        <w:pStyle w:val="Heading3"/>
-      </w:pPr>
-      <w:r>
-        <w:t>Pygame - Ovláda</w:t>
+        <w:pStyle w:val="Nadpis3"/>
+      </w:pPr>
+      <w:proofErr w:type="spellStart"/>
+      <w:r>
+        <w:t>Pygame</w:t>
+      </w:r>
+      <w:proofErr w:type="spellEnd"/>
+      <w:r>
+        <w:t xml:space="preserve"> - Ovláda</w:t>
       </w:r>
       <w:r>
         <w:t>n</w:t>
@@ -5058,7 +6565,7 @@
       <w:hyperlink r:id="rId40" w:history="1">
         <w:r>
           <w:rPr>
-            <w:rStyle w:val="Hyperlink"/>
+            <w:rStyle w:val="Hypertextovprepojenie"/>
           </w:rPr>
           <w:t>https://www.geeksforgeeks.org/python/pygame-control-sprites/</w:t>
         </w:r>
@@ -5082,7 +6589,7 @@
     <w:p/>
     <w:p>
       <w:pPr>
-        <w:pStyle w:val="Heading2"/>
+        <w:pStyle w:val="Nadpis2"/>
       </w:pPr>
       <w:r>
         <w:lastRenderedPageBreak/>
@@ -5109,7 +6616,7 @@
       </w:r>
       <w:r>
         <w:rPr>
-          <w:rStyle w:val="Hyperlink"/>
+          <w:rStyle w:val="Hypertextovprepojenie"/>
         </w:rPr>
         <w:t>https://www.geeksforgeeks.org/python/pygame-tutorial/</w:t>
       </w:r>
@@ -5122,7 +6629,7 @@
     </w:p>
     <w:p>
       <w:pPr>
-        <w:pStyle w:val="Heading3"/>
+        <w:pStyle w:val="Nadpis3"/>
       </w:pPr>
       <w:r>
         <w:t>8Bit.</w:t>
@@ -5135,7 +6642,7 @@
       <w:hyperlink r:id="rId41" w:history="1">
         <w:r>
           <w:rPr>
-            <w:rStyle w:val="Hyperlink"/>
+            <w:rStyle w:val="Hypertextovprepojenie"/>
           </w:rPr>
           <w:t>https://www.geeksforgeeks.org/python/8-bit-game-using-pygame/</w:t>
         </w:r>
@@ -5146,7 +6653,7 @@
     </w:p>
     <w:p>
       <w:pPr>
-        <w:pStyle w:val="Heading4"/>
+        <w:pStyle w:val="Nadpis4"/>
       </w:pPr>
       <w:r>
         <w:t>AI.</w:t>
@@ -5159,15 +6666,28 @@
     </w:p>
     <w:p>
       <w:pPr>
-        <w:pStyle w:val="Heading4"/>
-      </w:pPr>
-      <w:r>
-        <w:t>Analyza.</w:t>
-      </w:r>
-    </w:p>
-    <w:p>
-      <w:r>
-        <w:t>V podložke Analyza sa postupne budú rozoberať jednotlivé časti.</w:t>
+        <w:pStyle w:val="Nadpis4"/>
+      </w:pPr>
+      <w:proofErr w:type="spellStart"/>
+      <w:r>
+        <w:t>Analyza</w:t>
+      </w:r>
+      <w:proofErr w:type="spellEnd"/>
+      <w:r>
+        <w:t>.</w:t>
+      </w:r>
+    </w:p>
+    <w:p>
+      <w:r>
+        <w:t xml:space="preserve">V podložke </w:t>
+      </w:r>
+      <w:proofErr w:type="spellStart"/>
+      <w:r>
+        <w:t>Analyza</w:t>
+      </w:r>
+      <w:proofErr w:type="spellEnd"/>
+      <w:r>
+        <w:t xml:space="preserve"> sa postupne budú rozoberať jednotlivé časti.</w:t>
       </w:r>
     </w:p>
     <w:p>
@@ -5177,11 +6697,24 @@
         </w:rPr>
         <w:t>Program 8bit_uvod1.py – v</w:t>
       </w:r>
-      <w:r>
-        <w:t xml:space="preserve">ysvetlenie </w:t>
-      </w:r>
-      <w:r>
-        <w:t>úvodnej obrazovky v procedúre Into.</w:t>
+      <w:proofErr w:type="spellStart"/>
+      <w:r>
+        <w:t>ysvetlenie</w:t>
+      </w:r>
+      <w:proofErr w:type="spellEnd"/>
+      <w:r>
+        <w:t xml:space="preserve"> </w:t>
+      </w:r>
+      <w:r>
+        <w:t xml:space="preserve">úvodnej obrazovky v procedúre </w:t>
+      </w:r>
+      <w:proofErr w:type="spellStart"/>
+      <w:r>
+        <w:t>Into</w:t>
+      </w:r>
+      <w:proofErr w:type="spellEnd"/>
+      <w:r>
+        <w:t>.</w:t>
       </w:r>
     </w:p>
     <w:sectPr>
@@ -5218,7 +6751,7 @@
 <w:ftr xmlns:wpc="http://schemas.microsoft.com/office/word/2010/wordprocessingCanvas" xmlns:cx="http://schemas.microsoft.com/office/drawing/2014/chartex" xmlns:cx1="http://schemas.microsoft.com/office/drawing/2015/9/8/chartex" xmlns:cx2="http://schemas.microsoft.com/office/drawing/2015/10/21/chartex" xmlns:cx3="http://schemas.microsoft.com/office/drawing/2016/5/9/chartex" xmlns:cx4="http://schemas.microsoft.com/office/drawing/2016/5/10/chartex" xmlns:cx5="http://schemas.microsoft.com/office/drawing/2016/5/11/chartex" xmlns:cx6="http://schemas.microsoft.com/office/drawing/2016/5/12/chartex" xmlns:cx7="http://schemas.microsoft.com/office/drawing/2016/5/13/chartex" xmlns:cx8="http://schemas.microsoft.com/office/drawing/2016/5/14/chartex" xmlns:mc="http://schemas.openxmlformats.org/markup-compatibility/2006" xmlns:aink="http://schemas.microsoft.com/office/drawing/2016/ink" xmlns:am3d="http://schemas.microsoft.com/office/drawing/2017/model3d" xmlns:o="urn:schemas-microsoft-com:office:office" xmlns:oel="http://schemas.microsoft.com/office/2019/extlst" xmlns:r="http://schemas.openxmlformats.org/officeDocument/2006/relationships" xmlns:m="http://schemas.openxmlformats.org/officeDocument/2006/math" xmlns:v="urn:schemas-microsoft-com:vml" xmlns:wp14="http://schemas.microsoft.com/office/word/2010/wordprocessingDrawing" xmlns:wp="http://schemas.openxmlformats.org/drawingml/2006/wordprocessingDrawing" xmlns:w10="urn:schemas-microsoft-com:office:word" xmlns:w="http://schemas.openxmlformats.org/wordprocessingml/2006/main" xmlns:w14="http://schemas.microsoft.com/office/word/2010/wordml" xmlns:w15="http://schemas.microsoft.com/office/word/2012/wordml" xmlns:w16cex="http://schemas.microsoft.com/office/word/2018/wordml/cex" xmlns:w16cid="http://schemas.microsoft.com/office/word/2016/wordml/cid" xmlns:w16="http://schemas.microsoft.com/office/word/2018/wordml" xmlns:w16du="http://schemas.microsoft.com/office/word/2023/wordml/word16du" xmlns:w16sdtdh="http://schemas.microsoft.com/office/word/2020/wordml/sdtdatahash" xmlns:w16sdtfl="http://schemas.microsoft.com/office/word/2024/wordml/sdtformatlock" xmlns:w16se="http://schemas.microsoft.com/office/word/2015/wordml/symex" xmlns:wpg="http://schemas.microsoft.com/office/word/2010/wordprocessingGroup" xmlns:wpi="http://schemas.microsoft.com/office/word/2010/wordprocessingInk" xmlns:wne="http://schemas.microsoft.com/office/word/2006/wordml" xmlns:wps="http://schemas.microsoft.com/office/word/2010/wordprocessingShape" mc:Ignorable="w14 w15 w16se w16cid w16 w16cex w16sdtdh w16sdtfl w16du wp14">
   <w:p>
     <w:pPr>
-      <w:pStyle w:val="Footer"/>
+      <w:pStyle w:val="Pta"/>
       <w:jc w:val="center"/>
     </w:pPr>
     <w:r>
@@ -8921,7 +10454,7 @@
     <w:lsdException w:name="Unresolved Mention" w:semiHidden="1" w:unhideWhenUsed="1"/>
     <w:lsdException w:name="Smart Link" w:semiHidden="1" w:unhideWhenUsed="1"/>
   </w:latentStyles>
-  <w:style w:type="paragraph" w:default="1" w:styleId="Normal">
+  <w:style w:type="paragraph" w:default="1" w:styleId="Normlny">
     <w:name w:val="Normal"/>
     <w:qFormat/>
     <w:rsid w:val="00DA0C7C"/>
@@ -8929,11 +10462,11 @@
       <w:spacing w:after="0" w:line="240" w:lineRule="auto"/>
     </w:pPr>
   </w:style>
-  <w:style w:type="paragraph" w:styleId="Heading1">
+  <w:style w:type="paragraph" w:styleId="Nadpis1">
     <w:name w:val="heading 1"/>
-    <w:basedOn w:val="Normal"/>
-    <w:next w:val="Normal"/>
-    <w:link w:val="Heading1Char"/>
+    <w:basedOn w:val="Normlny"/>
+    <w:next w:val="Normlny"/>
+    <w:link w:val="Nadpis1Char"/>
     <w:uiPriority w:val="9"/>
     <w:qFormat/>
     <w:rsid w:val="006E6A15"/>
@@ -8949,11 +10482,11 @@
       <w:szCs w:val="40"/>
     </w:rPr>
   </w:style>
-  <w:style w:type="paragraph" w:styleId="Heading2">
+  <w:style w:type="paragraph" w:styleId="Nadpis2">
     <w:name w:val="heading 2"/>
-    <w:basedOn w:val="Normal"/>
-    <w:next w:val="Normal"/>
-    <w:link w:val="Heading2Char"/>
+    <w:basedOn w:val="Normlny"/>
+    <w:next w:val="Normlny"/>
+    <w:link w:val="Nadpis2Char"/>
     <w:uiPriority w:val="9"/>
     <w:unhideWhenUsed/>
     <w:qFormat/>
@@ -8970,11 +10503,11 @@
       <w:szCs w:val="32"/>
     </w:rPr>
   </w:style>
-  <w:style w:type="paragraph" w:styleId="Heading3">
+  <w:style w:type="paragraph" w:styleId="Nadpis3">
     <w:name w:val="heading 3"/>
-    <w:basedOn w:val="Normal"/>
-    <w:next w:val="Normal"/>
-    <w:link w:val="Heading3Char"/>
+    <w:basedOn w:val="Normlny"/>
+    <w:next w:val="Normlny"/>
+    <w:link w:val="Nadpis3Char"/>
     <w:uiPriority w:val="9"/>
     <w:unhideWhenUsed/>
     <w:qFormat/>
@@ -8991,11 +10524,11 @@
       <w:szCs w:val="28"/>
     </w:rPr>
   </w:style>
-  <w:style w:type="paragraph" w:styleId="Heading4">
+  <w:style w:type="paragraph" w:styleId="Nadpis4">
     <w:name w:val="heading 4"/>
-    <w:basedOn w:val="Normal"/>
-    <w:next w:val="Normal"/>
-    <w:link w:val="Heading4Char"/>
+    <w:basedOn w:val="Normlny"/>
+    <w:next w:val="Normlny"/>
+    <w:link w:val="Nadpis4Char"/>
     <w:uiPriority w:val="9"/>
     <w:unhideWhenUsed/>
     <w:qFormat/>
@@ -9011,11 +10544,11 @@
       <w:iCs/>
     </w:rPr>
   </w:style>
-  <w:style w:type="paragraph" w:styleId="Heading5">
+  <w:style w:type="paragraph" w:styleId="Nadpis5">
     <w:name w:val="heading 5"/>
-    <w:basedOn w:val="Normal"/>
-    <w:next w:val="Normal"/>
-    <w:link w:val="Heading5Char"/>
+    <w:basedOn w:val="Normlny"/>
+    <w:next w:val="Normlny"/>
+    <w:link w:val="Nadpis5Char"/>
     <w:uiPriority w:val="9"/>
     <w:semiHidden/>
     <w:unhideWhenUsed/>
@@ -9032,11 +10565,11 @@
       <w:color w:val="0F4761" w:themeColor="accent1" w:themeShade="BF"/>
     </w:rPr>
   </w:style>
-  <w:style w:type="paragraph" w:styleId="Heading6">
+  <w:style w:type="paragraph" w:styleId="Nadpis6">
     <w:name w:val="heading 6"/>
-    <w:basedOn w:val="Normal"/>
-    <w:next w:val="Normal"/>
-    <w:link w:val="Heading6Char"/>
+    <w:basedOn w:val="Normlny"/>
+    <w:next w:val="Normlny"/>
+    <w:link w:val="Nadpis6Char"/>
     <w:uiPriority w:val="9"/>
     <w:semiHidden/>
     <w:unhideWhenUsed/>
@@ -9055,11 +10588,11 @@
       <w:color w:val="595959" w:themeColor="text1" w:themeTint="A6"/>
     </w:rPr>
   </w:style>
-  <w:style w:type="paragraph" w:styleId="Heading7">
+  <w:style w:type="paragraph" w:styleId="Nadpis7">
     <w:name w:val="heading 7"/>
-    <w:basedOn w:val="Normal"/>
-    <w:next w:val="Normal"/>
-    <w:link w:val="Heading7Char"/>
+    <w:basedOn w:val="Normlny"/>
+    <w:next w:val="Normlny"/>
+    <w:link w:val="Nadpis7Char"/>
     <w:uiPriority w:val="9"/>
     <w:semiHidden/>
     <w:unhideWhenUsed/>
@@ -9076,11 +10609,11 @@
       <w:color w:val="595959" w:themeColor="text1" w:themeTint="A6"/>
     </w:rPr>
   </w:style>
-  <w:style w:type="paragraph" w:styleId="Heading8">
+  <w:style w:type="paragraph" w:styleId="Nadpis8">
     <w:name w:val="heading 8"/>
-    <w:basedOn w:val="Normal"/>
-    <w:next w:val="Normal"/>
-    <w:link w:val="Heading8Char"/>
+    <w:basedOn w:val="Normlny"/>
+    <w:next w:val="Normlny"/>
+    <w:link w:val="Nadpis8Char"/>
     <w:uiPriority w:val="9"/>
     <w:semiHidden/>
     <w:unhideWhenUsed/>
@@ -9098,11 +10631,11 @@
       <w:color w:val="272727" w:themeColor="text1" w:themeTint="D8"/>
     </w:rPr>
   </w:style>
-  <w:style w:type="paragraph" w:styleId="Heading9">
+  <w:style w:type="paragraph" w:styleId="Nadpis9">
     <w:name w:val="heading 9"/>
-    <w:basedOn w:val="Normal"/>
-    <w:next w:val="Normal"/>
-    <w:link w:val="Heading9Char"/>
+    <w:basedOn w:val="Normlny"/>
+    <w:next w:val="Normlny"/>
+    <w:link w:val="Nadpis9Char"/>
     <w:uiPriority w:val="9"/>
     <w:semiHidden/>
     <w:unhideWhenUsed/>
@@ -9118,12 +10651,13 @@
       <w:color w:val="272727" w:themeColor="text1" w:themeTint="D8"/>
     </w:rPr>
   </w:style>
-  <w:style w:type="character" w:default="1" w:styleId="DefaultParagraphFont">
+  <w:style w:type="character" w:default="1" w:styleId="Predvolenpsmoodseku">
     <w:name w:val="Default Paragraph Font"/>
     <w:uiPriority w:val="1"/>
+    <w:semiHidden/>
     <w:unhideWhenUsed/>
   </w:style>
-  <w:style w:type="table" w:default="1" w:styleId="TableNormal">
+  <w:style w:type="table" w:default="1" w:styleId="Normlnatabuka">
     <w:name w:val="Normal Table"/>
     <w:uiPriority w:val="99"/>
     <w:semiHidden/>
@@ -9138,7 +10672,7 @@
       </w:tblCellMar>
     </w:tblPr>
   </w:style>
-  <w:style w:type="numbering" w:default="1" w:styleId="NoList">
+  <w:style w:type="numbering" w:default="1" w:styleId="Bezzoznamu">
     <w:name w:val="No List"/>
     <w:uiPriority w:val="99"/>
     <w:semiHidden/>
@@ -9146,7 +10680,7 @@
   </w:style>
   <w:style w:type="paragraph" w:customStyle="1" w:styleId="Kd">
     <w:name w:val="Kód"/>
-    <w:basedOn w:val="Normal"/>
+    <w:basedOn w:val="Normlny"/>
     <w:link w:val="KdChar"/>
     <w:qFormat/>
     <w:rsid w:val="00EE47E6"/>
@@ -9157,7 +10691,7 @@
   </w:style>
   <w:style w:type="character" w:customStyle="1" w:styleId="KdChar">
     <w:name w:val="Kód Char"/>
-    <w:basedOn w:val="DefaultParagraphFont"/>
+    <w:basedOn w:val="Predvolenpsmoodseku"/>
     <w:link w:val="Kd"/>
     <w:rsid w:val="00EE47E6"/>
     <w:rPr>
@@ -9165,10 +10699,10 @@
       <w:sz w:val="20"/>
     </w:rPr>
   </w:style>
-  <w:style w:type="character" w:customStyle="1" w:styleId="Heading1Char">
-    <w:name w:val="Heading 1 Char"/>
-    <w:basedOn w:val="DefaultParagraphFont"/>
-    <w:link w:val="Heading1"/>
+  <w:style w:type="character" w:customStyle="1" w:styleId="Nadpis1Char">
+    <w:name w:val="Nadpis 1 Char"/>
+    <w:basedOn w:val="Predvolenpsmoodseku"/>
+    <w:link w:val="Nadpis1"/>
     <w:uiPriority w:val="9"/>
     <w:rsid w:val="006E6A15"/>
     <w:rPr>
@@ -9177,10 +10711,10 @@
       <w:szCs w:val="40"/>
     </w:rPr>
   </w:style>
-  <w:style w:type="character" w:customStyle="1" w:styleId="Heading2Char">
-    <w:name w:val="Heading 2 Char"/>
-    <w:basedOn w:val="DefaultParagraphFont"/>
-    <w:link w:val="Heading2"/>
+  <w:style w:type="character" w:customStyle="1" w:styleId="Nadpis2Char">
+    <w:name w:val="Nadpis 2 Char"/>
+    <w:basedOn w:val="Predvolenpsmoodseku"/>
+    <w:link w:val="Nadpis2"/>
     <w:uiPriority w:val="9"/>
     <w:rsid w:val="00AD18CA"/>
     <w:rPr>
@@ -9189,10 +10723,10 @@
       <w:szCs w:val="32"/>
     </w:rPr>
   </w:style>
-  <w:style w:type="character" w:customStyle="1" w:styleId="Heading3Char">
-    <w:name w:val="Heading 3 Char"/>
-    <w:basedOn w:val="DefaultParagraphFont"/>
-    <w:link w:val="Heading3"/>
+  <w:style w:type="character" w:customStyle="1" w:styleId="Nadpis3Char">
+    <w:name w:val="Nadpis 3 Char"/>
+    <w:basedOn w:val="Predvolenpsmoodseku"/>
+    <w:link w:val="Nadpis3"/>
     <w:uiPriority w:val="9"/>
     <w:rsid w:val="00BD0C4B"/>
     <w:rPr>
@@ -9201,10 +10735,10 @@
       <w:szCs w:val="28"/>
     </w:rPr>
   </w:style>
-  <w:style w:type="character" w:customStyle="1" w:styleId="Heading4Char">
-    <w:name w:val="Heading 4 Char"/>
-    <w:basedOn w:val="DefaultParagraphFont"/>
-    <w:link w:val="Heading4"/>
+  <w:style w:type="character" w:customStyle="1" w:styleId="Nadpis4Char">
+    <w:name w:val="Nadpis 4 Char"/>
+    <w:basedOn w:val="Predvolenpsmoodseku"/>
+    <w:link w:val="Nadpis4"/>
     <w:uiPriority w:val="9"/>
     <w:rsid w:val="00577DE7"/>
     <w:rPr>
@@ -9212,10 +10746,10 @@
       <w:iCs/>
     </w:rPr>
   </w:style>
-  <w:style w:type="character" w:customStyle="1" w:styleId="Heading5Char">
-    <w:name w:val="Heading 5 Char"/>
-    <w:basedOn w:val="DefaultParagraphFont"/>
-    <w:link w:val="Heading5"/>
+  <w:style w:type="character" w:customStyle="1" w:styleId="Nadpis5Char">
+    <w:name w:val="Nadpis 5 Char"/>
+    <w:basedOn w:val="Predvolenpsmoodseku"/>
+    <w:link w:val="Nadpis5"/>
     <w:uiPriority w:val="9"/>
     <w:semiHidden/>
     <w:rsid w:val="00673CEF"/>
@@ -9224,10 +10758,10 @@
       <w:color w:val="0F4761" w:themeColor="accent1" w:themeShade="BF"/>
     </w:rPr>
   </w:style>
-  <w:style w:type="character" w:customStyle="1" w:styleId="Heading6Char">
-    <w:name w:val="Heading 6 Char"/>
-    <w:basedOn w:val="DefaultParagraphFont"/>
-    <w:link w:val="Heading6"/>
+  <w:style w:type="character" w:customStyle="1" w:styleId="Nadpis6Char">
+    <w:name w:val="Nadpis 6 Char"/>
+    <w:basedOn w:val="Predvolenpsmoodseku"/>
+    <w:link w:val="Nadpis6"/>
     <w:uiPriority w:val="9"/>
     <w:semiHidden/>
     <w:rsid w:val="00673CEF"/>
@@ -9238,10 +10772,10 @@
       <w:color w:val="595959" w:themeColor="text1" w:themeTint="A6"/>
     </w:rPr>
   </w:style>
-  <w:style w:type="character" w:customStyle="1" w:styleId="Heading7Char">
-    <w:name w:val="Heading 7 Char"/>
-    <w:basedOn w:val="DefaultParagraphFont"/>
-    <w:link w:val="Heading7"/>
+  <w:style w:type="character" w:customStyle="1" w:styleId="Nadpis7Char">
+    <w:name w:val="Nadpis 7 Char"/>
+    <w:basedOn w:val="Predvolenpsmoodseku"/>
+    <w:link w:val="Nadpis7"/>
     <w:uiPriority w:val="9"/>
     <w:semiHidden/>
     <w:rsid w:val="00673CEF"/>
@@ -9250,10 +10784,10 @@
       <w:color w:val="595959" w:themeColor="text1" w:themeTint="A6"/>
     </w:rPr>
   </w:style>
-  <w:style w:type="character" w:customStyle="1" w:styleId="Heading8Char">
-    <w:name w:val="Heading 8 Char"/>
-    <w:basedOn w:val="DefaultParagraphFont"/>
-    <w:link w:val="Heading8"/>
+  <w:style w:type="character" w:customStyle="1" w:styleId="Nadpis8Char">
+    <w:name w:val="Nadpis 8 Char"/>
+    <w:basedOn w:val="Predvolenpsmoodseku"/>
+    <w:link w:val="Nadpis8"/>
     <w:uiPriority w:val="9"/>
     <w:semiHidden/>
     <w:rsid w:val="00673CEF"/>
@@ -9264,10 +10798,10 @@
       <w:color w:val="272727" w:themeColor="text1" w:themeTint="D8"/>
     </w:rPr>
   </w:style>
-  <w:style w:type="character" w:customStyle="1" w:styleId="Heading9Char">
-    <w:name w:val="Heading 9 Char"/>
-    <w:basedOn w:val="DefaultParagraphFont"/>
-    <w:link w:val="Heading9"/>
+  <w:style w:type="character" w:customStyle="1" w:styleId="Nadpis9Char">
+    <w:name w:val="Nadpis 9 Char"/>
+    <w:basedOn w:val="Predvolenpsmoodseku"/>
+    <w:link w:val="Nadpis9"/>
     <w:uiPriority w:val="9"/>
     <w:semiHidden/>
     <w:rsid w:val="00673CEF"/>
@@ -9276,11 +10810,11 @@
       <w:color w:val="272727" w:themeColor="text1" w:themeTint="D8"/>
     </w:rPr>
   </w:style>
-  <w:style w:type="paragraph" w:styleId="Title">
+  <w:style w:type="paragraph" w:styleId="Nzov">
     <w:name w:val="Title"/>
-    <w:basedOn w:val="Normal"/>
-    <w:next w:val="Normal"/>
-    <w:link w:val="TitleChar"/>
+    <w:basedOn w:val="Normlny"/>
+    <w:next w:val="Normlny"/>
+    <w:link w:val="NzovChar"/>
     <w:uiPriority w:val="10"/>
     <w:qFormat/>
     <w:rsid w:val="00673CEF"/>
@@ -9296,10 +10830,10 @@
       <w:szCs w:val="56"/>
     </w:rPr>
   </w:style>
-  <w:style w:type="character" w:customStyle="1" w:styleId="TitleChar">
-    <w:name w:val="Title Char"/>
-    <w:basedOn w:val="DefaultParagraphFont"/>
-    <w:link w:val="Title"/>
+  <w:style w:type="character" w:customStyle="1" w:styleId="NzovChar">
+    <w:name w:val="Názov Char"/>
+    <w:basedOn w:val="Predvolenpsmoodseku"/>
+    <w:link w:val="Nzov"/>
     <w:uiPriority w:val="10"/>
     <w:rsid w:val="00673CEF"/>
     <w:rPr>
@@ -9310,11 +10844,11 @@
       <w:szCs w:val="56"/>
     </w:rPr>
   </w:style>
-  <w:style w:type="paragraph" w:styleId="Subtitle">
+  <w:style w:type="paragraph" w:styleId="Podtitul">
     <w:name w:val="Subtitle"/>
-    <w:basedOn w:val="Normal"/>
-    <w:next w:val="Normal"/>
-    <w:link w:val="SubtitleChar"/>
+    <w:basedOn w:val="Normlny"/>
+    <w:next w:val="Normlny"/>
+    <w:link w:val="PodtitulChar"/>
     <w:uiPriority w:val="11"/>
     <w:qFormat/>
     <w:rsid w:val="00673CEF"/>
@@ -9331,10 +10865,10 @@
       <w:szCs w:val="28"/>
     </w:rPr>
   </w:style>
-  <w:style w:type="character" w:customStyle="1" w:styleId="SubtitleChar">
-    <w:name w:val="Subtitle Char"/>
-    <w:basedOn w:val="DefaultParagraphFont"/>
-    <w:link w:val="Subtitle"/>
+  <w:style w:type="character" w:customStyle="1" w:styleId="PodtitulChar">
+    <w:name w:val="Podtitul Char"/>
+    <w:basedOn w:val="Predvolenpsmoodseku"/>
+    <w:link w:val="Podtitul"/>
     <w:uiPriority w:val="11"/>
     <w:rsid w:val="00673CEF"/>
     <w:rPr>
@@ -9345,11 +10879,11 @@
       <w:szCs w:val="28"/>
     </w:rPr>
   </w:style>
-  <w:style w:type="paragraph" w:styleId="Quote">
+  <w:style w:type="paragraph" w:styleId="Citcia">
     <w:name w:val="Quote"/>
-    <w:basedOn w:val="Normal"/>
-    <w:next w:val="Normal"/>
-    <w:link w:val="QuoteChar"/>
+    <w:basedOn w:val="Normlny"/>
+    <w:next w:val="Normlny"/>
+    <w:link w:val="CitciaChar"/>
     <w:uiPriority w:val="29"/>
     <w:qFormat/>
     <w:rsid w:val="00673CEF"/>
@@ -9363,10 +10897,10 @@
       <w:color w:val="404040" w:themeColor="text1" w:themeTint="BF"/>
     </w:rPr>
   </w:style>
-  <w:style w:type="character" w:customStyle="1" w:styleId="QuoteChar">
-    <w:name w:val="Quote Char"/>
-    <w:basedOn w:val="DefaultParagraphFont"/>
-    <w:link w:val="Quote"/>
+  <w:style w:type="character" w:customStyle="1" w:styleId="CitciaChar">
+    <w:name w:val="Citácia Char"/>
+    <w:basedOn w:val="Predvolenpsmoodseku"/>
+    <w:link w:val="Citcia"/>
     <w:uiPriority w:val="29"/>
     <w:rsid w:val="00673CEF"/>
     <w:rPr>
@@ -9375,9 +10909,9 @@
       <w:color w:val="404040" w:themeColor="text1" w:themeTint="BF"/>
     </w:rPr>
   </w:style>
-  <w:style w:type="paragraph" w:styleId="ListParagraph">
+  <w:style w:type="paragraph" w:styleId="Odsekzoznamu">
     <w:name w:val="List Paragraph"/>
-    <w:basedOn w:val="Normal"/>
+    <w:basedOn w:val="Normlny"/>
     <w:uiPriority w:val="34"/>
     <w:qFormat/>
     <w:rsid w:val="00673CEF"/>
@@ -9386,9 +10920,9 @@
       <w:contextualSpacing/>
     </w:pPr>
   </w:style>
-  <w:style w:type="character" w:styleId="IntenseEmphasis">
+  <w:style w:type="character" w:styleId="Intenzvnezvraznenie">
     <w:name w:val="Intense Emphasis"/>
-    <w:basedOn w:val="DefaultParagraphFont"/>
+    <w:basedOn w:val="Predvolenpsmoodseku"/>
     <w:uiPriority w:val="21"/>
     <w:qFormat/>
     <w:rsid w:val="00673CEF"/>
@@ -9398,11 +10932,11 @@
       <w:color w:val="0F4761" w:themeColor="accent1" w:themeShade="BF"/>
     </w:rPr>
   </w:style>
-  <w:style w:type="paragraph" w:styleId="IntenseQuote">
+  <w:style w:type="paragraph" w:styleId="Zvraznencitcia">
     <w:name w:val="Intense Quote"/>
-    <w:basedOn w:val="Normal"/>
-    <w:next w:val="Normal"/>
-    <w:link w:val="IntenseQuoteChar"/>
+    <w:basedOn w:val="Normlny"/>
+    <w:next w:val="Normlny"/>
+    <w:link w:val="ZvraznencitciaChar"/>
     <w:uiPriority w:val="30"/>
     <w:qFormat/>
     <w:rsid w:val="00673CEF"/>
@@ -9421,10 +10955,10 @@
       <w:color w:val="0F4761" w:themeColor="accent1" w:themeShade="BF"/>
     </w:rPr>
   </w:style>
-  <w:style w:type="character" w:customStyle="1" w:styleId="IntenseQuoteChar">
-    <w:name w:val="Intense Quote Char"/>
-    <w:basedOn w:val="DefaultParagraphFont"/>
-    <w:link w:val="IntenseQuote"/>
+  <w:style w:type="character" w:customStyle="1" w:styleId="ZvraznencitciaChar">
+    <w:name w:val="Zvýraznená citácia Char"/>
+    <w:basedOn w:val="Predvolenpsmoodseku"/>
+    <w:link w:val="Zvraznencitcia"/>
     <w:uiPriority w:val="30"/>
     <w:rsid w:val="00673CEF"/>
     <w:rPr>
@@ -9433,9 +10967,9 @@
       <w:color w:val="0F4761" w:themeColor="accent1" w:themeShade="BF"/>
     </w:rPr>
   </w:style>
-  <w:style w:type="character" w:styleId="IntenseReference">
+  <w:style w:type="character" w:styleId="Zvraznenodkaz">
     <w:name w:val="Intense Reference"/>
-    <w:basedOn w:val="DefaultParagraphFont"/>
+    <w:basedOn w:val="Predvolenpsmoodseku"/>
     <w:uiPriority w:val="32"/>
     <w:qFormat/>
     <w:rsid w:val="00673CEF"/>
@@ -9447,9 +10981,9 @@
       <w:spacing w:val="5"/>
     </w:rPr>
   </w:style>
-  <w:style w:type="character" w:styleId="Hyperlink">
+  <w:style w:type="character" w:styleId="Hypertextovprepojenie">
     <w:name w:val="Hyperlink"/>
-    <w:basedOn w:val="DefaultParagraphFont"/>
+    <w:basedOn w:val="Predvolenpsmoodseku"/>
     <w:uiPriority w:val="99"/>
     <w:unhideWhenUsed/>
     <w:rsid w:val="00513727"/>
@@ -9458,9 +10992,9 @@
       <w:u w:val="single"/>
     </w:rPr>
   </w:style>
-  <w:style w:type="character" w:styleId="UnresolvedMention">
+  <w:style w:type="character" w:styleId="Nevyrieenzmienka">
     <w:name w:val="Unresolved Mention"/>
-    <w:basedOn w:val="DefaultParagraphFont"/>
+    <w:basedOn w:val="Predvolenpsmoodseku"/>
     <w:uiPriority w:val="99"/>
     <w:semiHidden/>
     <w:unhideWhenUsed/>
@@ -9470,9 +11004,9 @@
       <w:shd w:val="clear" w:color="auto" w:fill="E1DFDD"/>
     </w:rPr>
   </w:style>
-  <w:style w:type="character" w:styleId="FollowedHyperlink">
+  <w:style w:type="character" w:styleId="PouitHypertextovPrepojenie">
     <w:name w:val="FollowedHyperlink"/>
-    <w:basedOn w:val="DefaultParagraphFont"/>
+    <w:basedOn w:val="Predvolenpsmoodseku"/>
     <w:uiPriority w:val="99"/>
     <w:semiHidden/>
     <w:unhideWhenUsed/>
@@ -9482,10 +11016,10 @@
       <w:u w:val="single"/>
     </w:rPr>
   </w:style>
-  <w:style w:type="paragraph" w:styleId="Header">
+  <w:style w:type="paragraph" w:styleId="Hlavika">
     <w:name w:val="header"/>
-    <w:basedOn w:val="Normal"/>
-    <w:link w:val="HeaderChar"/>
+    <w:basedOn w:val="Normlny"/>
+    <w:link w:val="HlavikaChar"/>
     <w:uiPriority w:val="99"/>
     <w:unhideWhenUsed/>
     <w:rsid w:val="00C42BBB"/>
@@ -9496,17 +11030,17 @@
       </w:tabs>
     </w:pPr>
   </w:style>
-  <w:style w:type="character" w:customStyle="1" w:styleId="HeaderChar">
-    <w:name w:val="Header Char"/>
-    <w:basedOn w:val="DefaultParagraphFont"/>
-    <w:link w:val="Header"/>
+  <w:style w:type="character" w:customStyle="1" w:styleId="HlavikaChar">
+    <w:name w:val="Hlavička Char"/>
+    <w:basedOn w:val="Predvolenpsmoodseku"/>
+    <w:link w:val="Hlavika"/>
     <w:uiPriority w:val="99"/>
     <w:rsid w:val="00C42BBB"/>
   </w:style>
-  <w:style w:type="paragraph" w:styleId="Footer">
+  <w:style w:type="paragraph" w:styleId="Pta">
     <w:name w:val="footer"/>
-    <w:basedOn w:val="Normal"/>
-    <w:link w:val="FooterChar"/>
+    <w:basedOn w:val="Normlny"/>
+    <w:link w:val="PtaChar"/>
     <w:uiPriority w:val="99"/>
     <w:unhideWhenUsed/>
     <w:rsid w:val="00C42BBB"/>
@@ -9517,17 +11051,17 @@
       </w:tabs>
     </w:pPr>
   </w:style>
-  <w:style w:type="character" w:customStyle="1" w:styleId="FooterChar">
-    <w:name w:val="Footer Char"/>
-    <w:basedOn w:val="DefaultParagraphFont"/>
-    <w:link w:val="Footer"/>
+  <w:style w:type="character" w:customStyle="1" w:styleId="PtaChar">
+    <w:name w:val="Päta Char"/>
+    <w:basedOn w:val="Predvolenpsmoodseku"/>
+    <w:link w:val="Pta"/>
     <w:uiPriority w:val="99"/>
     <w:rsid w:val="00C42BBB"/>
   </w:style>
-  <w:style w:type="paragraph" w:styleId="TOC1">
+  <w:style w:type="paragraph" w:styleId="Obsah1">
     <w:name w:val="toc 1"/>
-    <w:basedOn w:val="Normal"/>
-    <w:next w:val="Normal"/>
+    <w:basedOn w:val="Normlny"/>
+    <w:next w:val="Normlny"/>
     <w:autoRedefine/>
     <w:uiPriority w:val="39"/>
     <w:unhideWhenUsed/>
@@ -9536,10 +11070,10 @@
       <w:spacing w:after="100"/>
     </w:pPr>
   </w:style>
-  <w:style w:type="paragraph" w:styleId="TOC2">
+  <w:style w:type="paragraph" w:styleId="Obsah2">
     <w:name w:val="toc 2"/>
-    <w:basedOn w:val="Normal"/>
-    <w:next w:val="Normal"/>
+    <w:basedOn w:val="Normlny"/>
+    <w:next w:val="Normlny"/>
     <w:autoRedefine/>
     <w:uiPriority w:val="39"/>
     <w:unhideWhenUsed/>
@@ -9549,10 +11083,10 @@
       <w:ind w:left="220"/>
     </w:pPr>
   </w:style>
-  <w:style w:type="paragraph" w:styleId="TOC3">
+  <w:style w:type="paragraph" w:styleId="Obsah3">
     <w:name w:val="toc 3"/>
-    <w:basedOn w:val="Normal"/>
-    <w:next w:val="Normal"/>
+    <w:basedOn w:val="Normlny"/>
+    <w:next w:val="Normlny"/>
     <w:autoRedefine/>
     <w:uiPriority w:val="39"/>
     <w:unhideWhenUsed/>
@@ -9562,10 +11096,10 @@
       <w:ind w:left="440"/>
     </w:pPr>
   </w:style>
-  <w:style w:type="paragraph" w:styleId="TOC4">
+  <w:style w:type="paragraph" w:styleId="Obsah4">
     <w:name w:val="toc 4"/>
-    <w:basedOn w:val="Normal"/>
-    <w:next w:val="Normal"/>
+    <w:basedOn w:val="Normlny"/>
+    <w:next w:val="Normlny"/>
     <w:autoRedefine/>
     <w:uiPriority w:val="39"/>
     <w:unhideWhenUsed/>
@@ -9575,10 +11109,10 @@
       <w:ind w:left="660"/>
     </w:pPr>
   </w:style>
-  <w:style w:type="paragraph" w:styleId="TOCHeading">
+  <w:style w:type="paragraph" w:styleId="Hlavikaobsahu">
     <w:name w:val="TOC Heading"/>
-    <w:basedOn w:val="Heading1"/>
-    <w:next w:val="Normal"/>
+    <w:basedOn w:val="Nadpis1"/>
+    <w:next w:val="Normlny"/>
     <w:uiPriority w:val="39"/>
     <w:unhideWhenUsed/>
     <w:qFormat/>

--- a/IT_hodiny/namety_postupu_skolenia.docx
+++ b/IT_hodiny/namety_postupu_skolenia.docx
@@ -4,20 +4,12 @@
   <w:body>
     <w:p>
       <w:pPr>
-        <w:pStyle w:val="Nadpis1"/>
+        <w:pStyle w:val="Heading1"/>
       </w:pPr>
       <w:bookmarkStart w:id="0" w:name="_Toc210144977"/>
       <w:bookmarkStart w:id="1" w:name="_Toc210145037"/>
       <w:r>
-        <w:t xml:space="preserve">Programovanie </w:t>
-      </w:r>
-      <w:proofErr w:type="spellStart"/>
-      <w:r>
-        <w:t>Python</w:t>
-      </w:r>
-      <w:proofErr w:type="spellEnd"/>
-      <w:r>
-        <w:t xml:space="preserve"> pre </w:t>
+        <w:t xml:space="preserve">Programovanie Python pre </w:t>
       </w:r>
       <w:r>
         <w:t>mladých.</w:t>
@@ -30,7 +22,7 @@
         <w:t xml:space="preserve">Modifikoval: </w:t>
       </w:r>
       <w:r>
-        <w:t>4</w:t>
+        <w:t>7</w:t>
       </w:r>
       <w:r>
         <w:t xml:space="preserve">. </w:t>
@@ -77,14 +69,13 @@
       <w:sdtContent>
         <w:p>
           <w:pPr>
-            <w:pStyle w:val="Hlavikaobsahu"/>
+            <w:pStyle w:val="TOCHeading"/>
             <w:rPr>
               <w:color w:val="auto"/>
               <w:sz w:val="28"/>
               <w:szCs w:val="28"/>
             </w:rPr>
           </w:pPr>
-          <w:proofErr w:type="spellStart"/>
           <w:r>
             <w:rPr>
               <w:color w:val="auto"/>
@@ -93,11 +84,10 @@
             </w:rPr>
             <w:t>Obsah</w:t>
           </w:r>
-          <w:proofErr w:type="spellEnd"/>
         </w:p>
         <w:p>
           <w:pPr>
-            <w:pStyle w:val="Obsah1"/>
+            <w:pStyle w:val="TOC1"/>
             <w:tabs>
               <w:tab w:val="right" w:leader="dot" w:pos="9016"/>
             </w:tabs>
@@ -121,7 +111,7 @@
           <w:hyperlink w:anchor="_Toc210145037" w:history="1">
             <w:r>
               <w:rPr>
-                <w:rStyle w:val="Hypertextovprepojenie"/>
+                <w:rStyle w:val="Hyperlink"/>
                 <w:noProof/>
               </w:rPr>
               <w:t>Programovanie Python pre mladých.</w:t>
@@ -178,7 +168,7 @@
         </w:p>
         <w:p>
           <w:pPr>
-            <w:pStyle w:val="Obsah2"/>
+            <w:pStyle w:val="TOC2"/>
             <w:tabs>
               <w:tab w:val="right" w:leader="dot" w:pos="9016"/>
             </w:tabs>
@@ -193,7 +183,7 @@
           <w:hyperlink w:anchor="_Toc210145038" w:history="1">
             <w:r>
               <w:rPr>
-                <w:rStyle w:val="Hypertextovprepojenie"/>
+                <w:rStyle w:val="Hyperlink"/>
                 <w:noProof/>
               </w:rPr>
               <w:t>Úprava VSC.</w:t>
@@ -250,7 +240,7 @@
         </w:p>
         <w:p>
           <w:pPr>
-            <w:pStyle w:val="Obsah2"/>
+            <w:pStyle w:val="TOC2"/>
             <w:tabs>
               <w:tab w:val="right" w:leader="dot" w:pos="9016"/>
             </w:tabs>
@@ -265,7 +255,7 @@
           <w:hyperlink w:anchor="_Toc210145039" w:history="1">
             <w:r>
               <w:rPr>
-                <w:rStyle w:val="Hypertextovprepojenie"/>
+                <w:rStyle w:val="Hyperlink"/>
                 <w:noProof/>
               </w:rPr>
               <w:t>Zdrojové kódy školenia.</w:t>
@@ -322,7 +312,7 @@
         </w:p>
         <w:p>
           <w:pPr>
-            <w:pStyle w:val="Obsah2"/>
+            <w:pStyle w:val="TOC2"/>
             <w:tabs>
               <w:tab w:val="right" w:leader="dot" w:pos="9016"/>
             </w:tabs>
@@ -337,7 +327,7 @@
           <w:hyperlink w:anchor="_Toc210145040" w:history="1">
             <w:r>
               <w:rPr>
-                <w:rStyle w:val="Hypertextovprepojenie"/>
+                <w:rStyle w:val="Hyperlink"/>
                 <w:noProof/>
               </w:rPr>
               <w:t>Informačné podklady.</w:t>
@@ -394,7 +384,7 @@
         </w:p>
         <w:p>
           <w:pPr>
-            <w:pStyle w:val="Obsah2"/>
+            <w:pStyle w:val="TOC2"/>
             <w:tabs>
               <w:tab w:val="right" w:leader="dot" w:pos="9016"/>
             </w:tabs>
@@ -409,7 +399,7 @@
           <w:hyperlink w:anchor="_Toc210145041" w:history="1">
             <w:r>
               <w:rPr>
-                <w:rStyle w:val="Hypertextovprepojenie"/>
+                <w:rStyle w:val="Hyperlink"/>
                 <w:noProof/>
               </w:rPr>
               <w:t>Vyskúšať vytvorenie jednoduchej hre.</w:t>
@@ -466,7 +456,7 @@
         </w:p>
         <w:p>
           <w:pPr>
-            <w:pStyle w:val="Obsah2"/>
+            <w:pStyle w:val="TOC2"/>
             <w:tabs>
               <w:tab w:val="right" w:leader="dot" w:pos="9016"/>
             </w:tabs>
@@ -481,7 +471,7 @@
           <w:hyperlink w:anchor="_Toc210145042" w:history="1">
             <w:r>
               <w:rPr>
-                <w:rStyle w:val="Hypertextovprepojenie"/>
+                <w:rStyle w:val="Hyperlink"/>
                 <w:noProof/>
               </w:rPr>
               <w:t>Myšlienky.</w:t>
@@ -538,7 +528,7 @@
         </w:p>
         <w:p>
           <w:pPr>
-            <w:pStyle w:val="Obsah2"/>
+            <w:pStyle w:val="TOC2"/>
             <w:tabs>
               <w:tab w:val="right" w:leader="dot" w:pos="9016"/>
             </w:tabs>
@@ -553,7 +543,7 @@
           <w:hyperlink w:anchor="_Toc210145043" w:history="1">
             <w:r>
               <w:rPr>
-                <w:rStyle w:val="Hypertextovprepojenie"/>
+                <w:rStyle w:val="Hyperlink"/>
                 <w:noProof/>
               </w:rPr>
               <w:t>Jednotlivé termíny.</w:t>
@@ -610,7 +600,7 @@
         </w:p>
         <w:p>
           <w:pPr>
-            <w:pStyle w:val="Obsah3"/>
+            <w:pStyle w:val="TOC3"/>
             <w:tabs>
               <w:tab w:val="right" w:leader="dot" w:pos="9016"/>
             </w:tabs>
@@ -625,7 +615,7 @@
           <w:hyperlink w:anchor="_Toc210145044" w:history="1">
             <w:r>
               <w:rPr>
-                <w:rStyle w:val="Hypertextovprepojenie"/>
+                <w:rStyle w:val="Hyperlink"/>
                 <w:noProof/>
               </w:rPr>
               <w:t>12.9.2024</w:t>
@@ -682,7 +672,7 @@
         </w:p>
         <w:p>
           <w:pPr>
-            <w:pStyle w:val="Obsah1"/>
+            <w:pStyle w:val="TOC1"/>
             <w:tabs>
               <w:tab w:val="right" w:leader="dot" w:pos="9016"/>
             </w:tabs>
@@ -697,7 +687,7 @@
           <w:hyperlink w:anchor="_Toc210145045" w:history="1">
             <w:r>
               <w:rPr>
-                <w:rStyle w:val="Hypertextovprepojenie"/>
+                <w:rStyle w:val="Hyperlink"/>
                 <w:noProof/>
               </w:rPr>
               <w:t>Python Web Development With Django</w:t>
@@ -754,7 +744,7 @@
         </w:p>
         <w:p>
           <w:pPr>
-            <w:pStyle w:val="Obsah1"/>
+            <w:pStyle w:val="TOC1"/>
             <w:tabs>
               <w:tab w:val="right" w:leader="dot" w:pos="9016"/>
             </w:tabs>
@@ -769,7 +759,7 @@
           <w:hyperlink w:anchor="_Toc210145046" w:history="1">
             <w:r>
               <w:rPr>
-                <w:rStyle w:val="Hypertextovprepojenie"/>
+                <w:rStyle w:val="Hyperlink"/>
                 <w:noProof/>
               </w:rPr>
               <w:t>Python for Game Development: Getting Started with Pygame</w:t>
@@ -826,7 +816,7 @@
         </w:p>
         <w:p>
           <w:pPr>
-            <w:pStyle w:val="Obsah2"/>
+            <w:pStyle w:val="TOC2"/>
             <w:tabs>
               <w:tab w:val="right" w:leader="dot" w:pos="9016"/>
             </w:tabs>
@@ -841,7 +831,7 @@
           <w:hyperlink w:anchor="_Toc210145047" w:history="1">
             <w:r>
               <w:rPr>
-                <w:rStyle w:val="Hypertextovprepojenie"/>
+                <w:rStyle w:val="Hyperlink"/>
                 <w:noProof/>
               </w:rPr>
               <w:t>PyGame Tutorial</w:t>
@@ -898,7 +888,7 @@
         </w:p>
         <w:p>
           <w:pPr>
-            <w:pStyle w:val="Obsah2"/>
+            <w:pStyle w:val="TOC2"/>
             <w:tabs>
               <w:tab w:val="right" w:leader="dot" w:pos="9016"/>
             </w:tabs>
@@ -913,7 +903,7 @@
           <w:hyperlink w:anchor="_Toc210145048" w:history="1">
             <w:r>
               <w:rPr>
-                <w:rStyle w:val="Hypertextovprepojenie"/>
+                <w:rStyle w:val="Hyperlink"/>
                 <w:noProof/>
               </w:rPr>
               <w:t>Pohyb.</w:t>
@@ -970,7 +960,7 @@
         </w:p>
         <w:p>
           <w:pPr>
-            <w:pStyle w:val="Obsah2"/>
+            <w:pStyle w:val="TOC2"/>
             <w:tabs>
               <w:tab w:val="right" w:leader="dot" w:pos="9016"/>
             </w:tabs>
@@ -985,7 +975,7 @@
           <w:hyperlink w:anchor="_Toc210145049" w:history="1">
             <w:r>
               <w:rPr>
-                <w:rStyle w:val="Hypertextovprepojenie"/>
+                <w:rStyle w:val="Hyperlink"/>
                 <w:noProof/>
               </w:rPr>
               <w:t>Povolenie zmeny veľkosti okna v PyGame.</w:t>
@@ -1042,7 +1032,7 @@
         </w:p>
         <w:p>
           <w:pPr>
-            <w:pStyle w:val="Obsah2"/>
+            <w:pStyle w:val="TOC2"/>
             <w:tabs>
               <w:tab w:val="right" w:leader="dot" w:pos="9016"/>
             </w:tabs>
@@ -1057,7 +1047,7 @@
           <w:hyperlink w:anchor="_Toc210145050" w:history="1">
             <w:r>
               <w:rPr>
-                <w:rStyle w:val="Hypertextovprepojenie"/>
+                <w:rStyle w:val="Hyperlink"/>
                 <w:noProof/>
               </w:rPr>
               <w:t>Ako zmeniť farbu pozadia obrazovky v Pygame?</w:t>
@@ -1114,7 +1104,7 @@
         </w:p>
         <w:p>
           <w:pPr>
-            <w:pStyle w:val="Obsah2"/>
+            <w:pStyle w:val="TOC2"/>
             <w:tabs>
               <w:tab w:val="right" w:leader="dot" w:pos="9016"/>
             </w:tabs>
@@ -1129,7 +1119,7 @@
           <w:hyperlink w:anchor="_Toc210145051" w:history="1">
             <w:r>
               <w:rPr>
-                <w:rStyle w:val="Hypertextovprepojenie"/>
+                <w:rStyle w:val="Hyperlink"/>
                 <w:noProof/>
               </w:rPr>
               <w:t>Kreslenie objektov a tvarov</w:t>
@@ -1186,7 +1176,7 @@
         </w:p>
         <w:p>
           <w:pPr>
-            <w:pStyle w:val="Obsah3"/>
+            <w:pStyle w:val="TOC3"/>
             <w:tabs>
               <w:tab w:val="right" w:leader="dot" w:pos="9016"/>
             </w:tabs>
@@ -1201,7 +1191,7 @@
           <w:hyperlink w:anchor="_Toc210145052" w:history="1">
             <w:r>
               <w:rPr>
-                <w:rStyle w:val="Hypertextovprepojenie"/>
+                <w:rStyle w:val="Hyperlink"/>
                 <w:noProof/>
               </w:rPr>
               <w:t>Python | Drawing different shapes on PyGame window</w:t>
@@ -1258,7 +1248,7 @@
         </w:p>
         <w:p>
           <w:pPr>
-            <w:pStyle w:val="Obsah3"/>
+            <w:pStyle w:val="TOC3"/>
             <w:tabs>
               <w:tab w:val="right" w:leader="dot" w:pos="9016"/>
             </w:tabs>
@@ -1273,7 +1263,7 @@
           <w:hyperlink w:anchor="_Toc210145053" w:history="1">
             <w:r>
               <w:rPr>
-                <w:rStyle w:val="Hypertextovprepojenie"/>
+                <w:rStyle w:val="Hyperlink"/>
                 <w:noProof/>
               </w:rPr>
               <w:t>How to draw rectangle in Pygame?</w:t>
@@ -1330,7 +1320,7 @@
         </w:p>
         <w:p>
           <w:pPr>
-            <w:pStyle w:val="Obsah3"/>
+            <w:pStyle w:val="TOC3"/>
             <w:tabs>
               <w:tab w:val="right" w:leader="dot" w:pos="9016"/>
             </w:tabs>
@@ -1345,7 +1335,7 @@
           <w:hyperlink w:anchor="_Toc210145054" w:history="1">
             <w:r>
               <w:rPr>
-                <w:rStyle w:val="Hypertextovprepojenie"/>
+                <w:rStyle w:val="Hyperlink"/>
                 <w:noProof/>
               </w:rPr>
               <w:t>How to draw a rectangle with rounded corner in PyGame?</w:t>
@@ -1402,7 +1392,7 @@
         </w:p>
         <w:p>
           <w:pPr>
-            <w:pStyle w:val="Obsah2"/>
+            <w:pStyle w:val="TOC2"/>
             <w:tabs>
               <w:tab w:val="right" w:leader="dot" w:pos="9016"/>
             </w:tabs>
@@ -1417,7 +1407,7 @@
           <w:hyperlink w:anchor="_Toc210145055" w:history="1">
             <w:r>
               <w:rPr>
-                <w:rStyle w:val="Hypertextovprepojenie"/>
+                <w:rStyle w:val="Hyperlink"/>
                 <w:noProof/>
               </w:rPr>
               <w:t>Event Handling</w:t>
@@ -1474,7 +1464,7 @@
         </w:p>
         <w:p>
           <w:pPr>
-            <w:pStyle w:val="Obsah3"/>
+            <w:pStyle w:val="TOC3"/>
             <w:tabs>
               <w:tab w:val="right" w:leader="dot" w:pos="9016"/>
             </w:tabs>
@@ -1489,7 +1479,7 @@
           <w:hyperlink w:anchor="_Toc210145056" w:history="1">
             <w:r>
               <w:rPr>
-                <w:rStyle w:val="Hypertextovprepojenie"/>
+                <w:rStyle w:val="Hyperlink"/>
                 <w:noProof/>
               </w:rPr>
               <w:t>Udalosť klávesnice.</w:t>
@@ -1546,7 +1536,7 @@
         </w:p>
         <w:p>
           <w:pPr>
-            <w:pStyle w:val="Obsah3"/>
+            <w:pStyle w:val="TOC3"/>
             <w:tabs>
               <w:tab w:val="right" w:leader="dot" w:pos="9016"/>
             </w:tabs>
@@ -1561,7 +1551,7 @@
           <w:hyperlink w:anchor="_Toc210145057" w:history="1">
             <w:r>
               <w:rPr>
-                <w:rStyle w:val="Hypertextovprepojenie"/>
+                <w:rStyle w:val="Hyperlink"/>
                 <w:noProof/>
               </w:rPr>
               <w:t>Udalosť myš.</w:t>
@@ -1618,7 +1608,7 @@
         </w:p>
         <w:p>
           <w:pPr>
-            <w:pStyle w:val="Obsah3"/>
+            <w:pStyle w:val="TOC3"/>
             <w:tabs>
               <w:tab w:val="right" w:leader="dot" w:pos="9016"/>
             </w:tabs>
@@ -1633,7 +1623,7 @@
           <w:hyperlink w:anchor="_Toc210145058" w:history="1">
             <w:r>
               <w:rPr>
-                <w:rStyle w:val="Hypertextovprepojenie"/>
+                <w:rStyle w:val="Hyperlink"/>
                 <w:noProof/>
               </w:rPr>
               <w:t>How to add Custom Events in Pygame?</w:t>
@@ -1690,7 +1680,7 @@
         </w:p>
         <w:p>
           <w:pPr>
-            <w:pStyle w:val="Obsah3"/>
+            <w:pStyle w:val="TOC3"/>
             <w:tabs>
               <w:tab w:val="right" w:leader="dot" w:pos="9016"/>
             </w:tabs>
@@ -1705,7 +1695,7 @@
           <w:hyperlink w:anchor="_Toc210145059" w:history="1">
             <w:r>
               <w:rPr>
-                <w:rStyle w:val="Hypertextovprepojenie"/>
+                <w:rStyle w:val="Hyperlink"/>
                 <w:noProof/>
               </w:rPr>
               <w:t>How to get keyboard input in PyGame ?</w:t>
@@ -1762,7 +1752,7 @@
         </w:p>
         <w:p>
           <w:pPr>
-            <w:pStyle w:val="Obsah2"/>
+            <w:pStyle w:val="TOC2"/>
             <w:tabs>
               <w:tab w:val="right" w:leader="dot" w:pos="9016"/>
             </w:tabs>
@@ -1777,7 +1767,7 @@
           <w:hyperlink w:anchor="_Toc210145060" w:history="1">
             <w:r>
               <w:rPr>
-                <w:rStyle w:val="Hypertextovprepojenie"/>
+                <w:rStyle w:val="Hyperlink"/>
                 <w:noProof/>
               </w:rPr>
               <w:t>Základy a opakovanie.</w:t>
@@ -1834,7 +1824,7 @@
         </w:p>
         <w:p>
           <w:pPr>
-            <w:pStyle w:val="Obsah3"/>
+            <w:pStyle w:val="TOC3"/>
             <w:tabs>
               <w:tab w:val="right" w:leader="dot" w:pos="9016"/>
             </w:tabs>
@@ -1849,7 +1839,7 @@
           <w:hyperlink w:anchor="_Toc210145061" w:history="1">
             <w:r>
               <w:rPr>
-                <w:rStyle w:val="Hypertextovprepojenie"/>
+                <w:rStyle w:val="Hyperlink"/>
                 <w:noProof/>
               </w:rPr>
               <w:t>Python Lists – Zoznamy.</w:t>
@@ -1919,7 +1909,7 @@
     <w:p/>
     <w:p>
       <w:pPr>
-        <w:pStyle w:val="Nadpis2"/>
+        <w:pStyle w:val="Heading2"/>
       </w:pPr>
       <w:bookmarkStart w:id="2" w:name="_Toc210144978"/>
       <w:bookmarkStart w:id="3" w:name="_Toc210145038"/>
@@ -1937,7 +1927,7 @@
     <w:p/>
     <w:p>
       <w:pPr>
-        <w:pStyle w:val="Nadpis2"/>
+        <w:pStyle w:val="Heading2"/>
       </w:pPr>
       <w:bookmarkStart w:id="4" w:name="_Toc210144979"/>
       <w:bookmarkStart w:id="5" w:name="_Toc210145039"/>
@@ -1951,7 +1941,7 @@
       <w:hyperlink r:id="rId8" w:history="1">
         <w:r>
           <w:rPr>
-            <w:rStyle w:val="Hypertextovprepojenie"/>
+            <w:rStyle w:val="Hyperlink"/>
           </w:rPr>
           <w:t>https://github.com/gitdagray/python-course</w:t>
         </w:r>
@@ -1963,7 +1953,7 @@
     <w:p/>
     <w:p>
       <w:pPr>
-        <w:pStyle w:val="Nadpis2"/>
+        <w:pStyle w:val="Heading2"/>
       </w:pPr>
       <w:bookmarkStart w:id="6" w:name="_Toc210144980"/>
       <w:bookmarkStart w:id="7" w:name="_Toc210145040"/>
@@ -1976,48 +1966,18 @@
     </w:p>
     <w:p>
       <w:hyperlink r:id="rId9" w:history="1">
-        <w:proofErr w:type="spellStart"/>
         <w:r>
           <w:rPr>
-            <w:rStyle w:val="Hypertextovprepojenie"/>
+            <w:rStyle w:val="Hyperlink"/>
           </w:rPr>
-          <w:t>Python</w:t>
+          <w:t>Python Module Index — Python 3.12.5 documentation</w:t>
         </w:r>
-        <w:proofErr w:type="spellEnd"/>
-        <w:r>
-          <w:rPr>
-            <w:rStyle w:val="Hypertextovprepojenie"/>
-          </w:rPr>
-          <w:t xml:space="preserve"> Module Index — </w:t>
-        </w:r>
-        <w:proofErr w:type="spellStart"/>
-        <w:r>
-          <w:rPr>
-            <w:rStyle w:val="Hypertextovprepojenie"/>
-          </w:rPr>
-          <w:t>Python</w:t>
-        </w:r>
-        <w:proofErr w:type="spellEnd"/>
-        <w:r>
-          <w:rPr>
-            <w:rStyle w:val="Hypertextovprepojenie"/>
-          </w:rPr>
-          <w:t xml:space="preserve"> 3.12.5 </w:t>
-        </w:r>
-        <w:proofErr w:type="spellStart"/>
-        <w:r>
-          <w:rPr>
-            <w:rStyle w:val="Hypertextovprepojenie"/>
-          </w:rPr>
-          <w:t>documentation</w:t>
-        </w:r>
-        <w:proofErr w:type="spellEnd"/>
       </w:hyperlink>
     </w:p>
     <w:p/>
     <w:p>
       <w:pPr>
-        <w:pStyle w:val="Nadpis2"/>
+        <w:pStyle w:val="Heading2"/>
       </w:pPr>
       <w:bookmarkStart w:id="8" w:name="_Toc210144981"/>
       <w:bookmarkStart w:id="9" w:name="_Toc210145041"/>
@@ -2035,23 +1995,7 @@
         <w:t>V</w:t>
       </w:r>
       <w:r>
-        <w:t xml:space="preserve"> </w:t>
-      </w:r>
-      <w:proofErr w:type="spellStart"/>
-      <w:r>
-        <w:t>priklade</w:t>
-      </w:r>
-      <w:proofErr w:type="spellEnd"/>
-      <w:r>
-        <w:t xml:space="preserve"> rps.py je vytvorenie </w:t>
-      </w:r>
-      <w:proofErr w:type="spellStart"/>
-      <w:r>
-        <w:t>jednoduche</w:t>
-      </w:r>
-      <w:proofErr w:type="spellEnd"/>
-      <w:r>
-        <w:t xml:space="preserve"> hry kam</w:t>
+        <w:t xml:space="preserve"> priklade rps.py je vytvorenie jednoduche hry kam</w:t>
       </w:r>
       <w:r>
         <w:t>eň</w:t>
@@ -2071,28 +2015,15 @@
         <w:t>rps0_2.py</w:t>
       </w:r>
       <w:r>
-        <w:t xml:space="preserve"> – úprava vstupu s konverziou na </w:t>
-      </w:r>
-      <w:proofErr w:type="spellStart"/>
-      <w:r>
-        <w:t>integer</w:t>
-      </w:r>
-      <w:proofErr w:type="spellEnd"/>
+        <w:t xml:space="preserve"> – úprava vstupu s konverziou na integer</w:t>
+      </w:r>
     </w:p>
     <w:p>
       <w:r>
         <w:t>rps0_3.py</w:t>
       </w:r>
       <w:r>
-        <w:t xml:space="preserve"> – doplnenie náhodného hádzania pre </w:t>
-      </w:r>
-      <w:proofErr w:type="spellStart"/>
-      <w:r>
-        <w:t>Python</w:t>
-      </w:r>
-      <w:proofErr w:type="spellEnd"/>
-      <w:r>
-        <w:t xml:space="preserve"> (počítač)</w:t>
+        <w:t xml:space="preserve"> – doplnenie náhodného hádzania pre Python (počítač)</w:t>
       </w:r>
     </w:p>
     <w:p/>
@@ -2121,18 +2052,10 @@
     </w:p>
     <w:p>
       <w:r>
-        <w:t xml:space="preserve">rps4.py – úprava kódu na </w:t>
-      </w:r>
-      <w:proofErr w:type="spellStart"/>
-      <w:r>
-        <w:t>game_</w:t>
-      </w:r>
-      <w:r>
-        <w:t>count</w:t>
-      </w:r>
-      <w:proofErr w:type="spellEnd"/>
-      <w:r>
-        <w:t>=0</w:t>
+        <w:t>rps4.py – úprava kódu na game_</w:t>
+      </w:r>
+      <w:r>
+        <w:t>count=0</w:t>
       </w:r>
     </w:p>
     <w:p/>
@@ -2144,7 +2067,7 @@
     <w:p/>
     <w:p>
       <w:pPr>
-        <w:pStyle w:val="Nadpis2"/>
+        <w:pStyle w:val="Heading2"/>
       </w:pPr>
       <w:bookmarkStart w:id="10" w:name="_Toc210144982"/>
       <w:bookmarkStart w:id="11" w:name="_Toc210145042"/>
@@ -2159,22 +2082,14 @@
         <w:t>Rozdiel medzi zoznam</w:t>
       </w:r>
       <w:r>
-        <w:t>ami a n-</w:t>
-      </w:r>
-      <w:proofErr w:type="spellStart"/>
-      <w:r>
-        <w:t>ticami</w:t>
-      </w:r>
-      <w:proofErr w:type="spellEnd"/>
-      <w:r>
-        <w:t>.</w:t>
+        <w:t>ami a n-ticami.</w:t>
       </w:r>
     </w:p>
     <w:p>
       <w:hyperlink r:id="rId10" w:history="1">
         <w:r>
           <w:rPr>
-            <w:rStyle w:val="Hypertextovprepojenie"/>
+            <w:rStyle w:val="Hyperlink"/>
           </w:rPr>
           <w:t>https://realpython.com/python-lists-tuples/?ref=dailydev</w:t>
         </w:r>
@@ -2183,7 +2098,7 @@
     <w:p/>
     <w:p>
       <w:pPr>
-        <w:pStyle w:val="Nadpis2"/>
+        <w:pStyle w:val="Heading2"/>
       </w:pPr>
       <w:bookmarkStart w:id="12" w:name="_Toc210144983"/>
       <w:bookmarkStart w:id="13" w:name="_Toc210145043"/>
@@ -2195,7 +2110,7 @@
     </w:p>
     <w:p>
       <w:pPr>
-        <w:pStyle w:val="Nadpis3"/>
+        <w:pStyle w:val="Heading3"/>
       </w:pPr>
       <w:bookmarkStart w:id="14" w:name="_Toc210144984"/>
       <w:bookmarkStart w:id="15" w:name="_Toc210145044"/>
@@ -2273,67 +2188,33 @@
       <w:r>
         <w:t> </w:t>
       </w:r>
-      <w:proofErr w:type="spellStart"/>
       <w:r>
         <w:t>Kubiho</w:t>
       </w:r>
-      <w:proofErr w:type="spellEnd"/>
     </w:p>
     <w:p/>
     <w:p>
       <w:pPr>
-        <w:pStyle w:val="Nadpis1"/>
+        <w:pStyle w:val="Heading1"/>
       </w:pPr>
       <w:bookmarkStart w:id="16" w:name="_Toc210144985"/>
       <w:bookmarkStart w:id="17" w:name="_Toc210145045"/>
-      <w:proofErr w:type="spellStart"/>
-      <w:r>
-        <w:t>Python</w:t>
-      </w:r>
-      <w:proofErr w:type="spellEnd"/>
-      <w:r>
-        <w:t xml:space="preserve"> Web </w:t>
-      </w:r>
-      <w:proofErr w:type="spellStart"/>
-      <w:r>
-        <w:t>Development</w:t>
-      </w:r>
-      <w:proofErr w:type="spellEnd"/>
-      <w:r>
-        <w:t xml:space="preserve"> </w:t>
-      </w:r>
-      <w:proofErr w:type="spellStart"/>
-      <w:r>
-        <w:t>With</w:t>
-      </w:r>
-      <w:proofErr w:type="spellEnd"/>
-      <w:r>
-        <w:t xml:space="preserve"> </w:t>
-      </w:r>
-      <w:proofErr w:type="spellStart"/>
-      <w:r>
-        <w:t>Django</w:t>
+      <w:r>
+        <w:t>Python Web Development With Django</w:t>
       </w:r>
       <w:bookmarkEnd w:id="16"/>
       <w:bookmarkEnd w:id="17"/>
-      <w:proofErr w:type="spellEnd"/>
     </w:p>
     <w:p>
       <w:r>
         <w:t xml:space="preserve">Vytváranie jednoduchých </w:t>
       </w:r>
-      <w:proofErr w:type="spellStart"/>
       <w:r>
         <w:t>webovský</w:t>
       </w:r>
       <w:r>
-        <w:t>ch</w:t>
-      </w:r>
-      <w:proofErr w:type="spellEnd"/>
-      <w:r>
-        <w:t xml:space="preserve"> stránok bol ktoré sú tvorené programovacím jazykom </w:t>
-      </w:r>
-      <w:proofErr w:type="spellStart"/>
+        <w:t xml:space="preserve">ch stránok bol ktoré sú tvorené programovacím jazykom </w:t>
+      </w:r>
       <w:r>
         <w:t>Py</w:t>
       </w:r>
@@ -2346,7 +2227,6 @@
       <w:r>
         <w:t>on</w:t>
       </w:r>
-      <w:proofErr w:type="spellEnd"/>
       <w:r>
         <w:t>.</w:t>
       </w:r>
@@ -2354,73 +2234,23 @@
     <w:p/>
     <w:p>
       <w:pPr>
-        <w:pStyle w:val="Nadpis1"/>
+        <w:pStyle w:val="Heading1"/>
       </w:pPr>
       <w:bookmarkStart w:id="18" w:name="September2025"/>
       <w:bookmarkStart w:id="19" w:name="_Toc210144986"/>
       <w:bookmarkStart w:id="20" w:name="_Toc210145046"/>
       <w:bookmarkEnd w:id="18"/>
-      <w:proofErr w:type="spellStart"/>
-      <w:r>
-        <w:t>Python</w:t>
-      </w:r>
-      <w:proofErr w:type="spellEnd"/>
-      <w:r>
-        <w:t xml:space="preserve"> </w:t>
-      </w:r>
-      <w:proofErr w:type="spellStart"/>
-      <w:r>
-        <w:t>for</w:t>
-      </w:r>
-      <w:proofErr w:type="spellEnd"/>
-      <w:r>
-        <w:t xml:space="preserve"> Game </w:t>
-      </w:r>
-      <w:proofErr w:type="spellStart"/>
-      <w:r>
-        <w:t>Development</w:t>
-      </w:r>
-      <w:proofErr w:type="spellEnd"/>
-      <w:r>
-        <w:t xml:space="preserve">: </w:t>
-      </w:r>
-      <w:proofErr w:type="spellStart"/>
-      <w:r>
-        <w:t>Getting</w:t>
-      </w:r>
-      <w:proofErr w:type="spellEnd"/>
-      <w:r>
-        <w:t xml:space="preserve"> </w:t>
-      </w:r>
-      <w:proofErr w:type="spellStart"/>
-      <w:r>
-        <w:t>Started</w:t>
-      </w:r>
-      <w:proofErr w:type="spellEnd"/>
-      <w:r>
-        <w:t xml:space="preserve"> </w:t>
-      </w:r>
-      <w:proofErr w:type="spellStart"/>
-      <w:r>
-        <w:t>with</w:t>
-      </w:r>
-      <w:proofErr w:type="spellEnd"/>
-      <w:r>
-        <w:t xml:space="preserve"> </w:t>
-      </w:r>
-      <w:proofErr w:type="spellStart"/>
-      <w:r>
-        <w:t>Pygame</w:t>
+      <w:r>
+        <w:t>Python for Game Development: Getting Started with Pygame</w:t>
       </w:r>
       <w:bookmarkEnd w:id="19"/>
       <w:bookmarkEnd w:id="20"/>
-      <w:proofErr w:type="spellEnd"/>
     </w:p>
     <w:p>
       <w:hyperlink r:id="rId11" w:history="1">
         <w:r>
           <w:rPr>
-            <w:rStyle w:val="Hypertextovprepojenie"/>
+            <w:rStyle w:val="Hyperlink"/>
           </w:rPr>
           <w:t>https://www.geeksforgeeks.org/python/python-for-game-development-getting-started-with-pygame/</w:t>
         </w:r>
@@ -2431,31 +2261,21 @@
     </w:p>
     <w:p>
       <w:pPr>
-        <w:pStyle w:val="Nadpis2"/>
+        <w:pStyle w:val="Heading2"/>
       </w:pPr>
       <w:bookmarkStart w:id="21" w:name="_Toc210144987"/>
       <w:bookmarkStart w:id="22" w:name="_Toc210145047"/>
-      <w:proofErr w:type="spellStart"/>
-      <w:r>
-        <w:t>PyGame</w:t>
-      </w:r>
-      <w:proofErr w:type="spellEnd"/>
-      <w:r>
-        <w:t xml:space="preserve"> </w:t>
-      </w:r>
-      <w:proofErr w:type="spellStart"/>
-      <w:r>
-        <w:t>Tutorial</w:t>
+      <w:r>
+        <w:t>PyGame Tutorial</w:t>
       </w:r>
       <w:bookmarkEnd w:id="21"/>
       <w:bookmarkEnd w:id="22"/>
-      <w:proofErr w:type="spellEnd"/>
     </w:p>
     <w:p>
       <w:hyperlink r:id="rId12" w:history="1">
         <w:r>
           <w:rPr>
-            <w:rStyle w:val="Hypertextovprepojenie"/>
+            <w:rStyle w:val="Hyperlink"/>
             <w:highlight w:val="yellow"/>
           </w:rPr>
           <w:t>https://www.geeksforgeeks.org/python/pygame-tutorial/</w:t>
@@ -2503,23 +2323,7 @@
     </w:p>
     <w:p>
       <w:r>
-        <w:t xml:space="preserve">Na spustenie hry musia byť všetky potrebné moduly </w:t>
-      </w:r>
-      <w:proofErr w:type="spellStart"/>
-      <w:r>
-        <w:t>Pygame</w:t>
-      </w:r>
-      <w:proofErr w:type="spellEnd"/>
-      <w:r>
-        <w:t xml:space="preserve"> inicializované pomocou </w:t>
-      </w:r>
-      <w:proofErr w:type="spellStart"/>
-      <w:r>
-        <w:t>pygame.init</w:t>
-      </w:r>
-      <w:proofErr w:type="spellEnd"/>
-      <w:r>
-        <w:t>().</w:t>
+        <w:t>Na spustenie hry musia byť všetky potrebné moduly Pygame inicializované pomocou pygame.init().</w:t>
       </w:r>
     </w:p>
     <w:p>
@@ -2546,21 +2350,12 @@
       <w:r>
         <w:t xml:space="preserve">Funkcia </w:t>
       </w:r>
-      <w:proofErr w:type="spellStart"/>
       <w:r>
         <w:rPr>
           <w:b/>
           <w:bCs/>
         </w:rPr>
-        <w:t>pygame.display.set_mode</w:t>
-      </w:r>
-      <w:proofErr w:type="spellEnd"/>
-      <w:r>
-        <w:rPr>
-          <w:b/>
-          <w:bCs/>
-        </w:rPr>
-        <w:t>()</w:t>
+        <w:t>pygame.display.set_mode()</w:t>
       </w:r>
       <w:r>
         <w:t xml:space="preserve"> vytvorí okno s danou výškou a šírkou. Toto okno bude slúžiť ako plátno pre vašu hru, na ktoré nakreslíte každý prvok.</w:t>
@@ -2577,19 +2372,18 @@
           <w:i/>
           <w:iCs/>
         </w:rPr>
-        <w:t xml:space="preserve"> </w:t>
-      </w:r>
-      <w:proofErr w:type="spellStart"/>
-      <w:r>
+        <w:t xml:space="preserve"> pygame.display.set_caption().</w:t>
+      </w:r>
+    </w:p>
+    <w:p>
+      <w:pPr>
         <w:rPr>
           <w:b/>
           <w:bCs/>
           <w:i/>
           <w:iCs/>
         </w:rPr>
-        <w:t>pygame.display.set_caption</w:t>
-      </w:r>
-      <w:proofErr w:type="spellEnd"/>
+      </w:pPr>
       <w:r>
         <w:rPr>
           <w:b/>
@@ -2597,7 +2391,23 @@
           <w:i/>
           <w:iCs/>
         </w:rPr>
-        <w:t>().</w:t>
+        <w:t>FPS a herné hodiny:</w:t>
+      </w:r>
+    </w:p>
+    <w:p>
+      <w:r>
+        <w:t>pygame.time</w:t>
+      </w:r>
+      <w:r>
+        <w:t xml:space="preserve"> pri</w:t>
+      </w:r>
+      <w:r>
+        <w:t xml:space="preserve"> vytvorení objektu hodín vám Clock() dáva možnosť upraviť snímkovú frekvenciu hernej slučky.</w:t>
+      </w:r>
+    </w:p>
+    <w:p>
+      <w:r>
+        <w:t>Hra má zaručenú prevádzku pri 60 snímkach za sekundu (FPS) vďaka clock.tick(60).</w:t>
       </w:r>
     </w:p>
     <w:p>
@@ -2616,41 +2426,17 @@
           <w:i/>
           <w:iCs/>
         </w:rPr>
-        <w:t>FPS a herné hodiny:</w:t>
-      </w:r>
-    </w:p>
-    <w:p>
-      <w:proofErr w:type="spellStart"/>
-      <w:r>
-        <w:t>pygame.time</w:t>
-      </w:r>
-      <w:proofErr w:type="spellEnd"/>
-      <w:r>
-        <w:t xml:space="preserve"> pri</w:t>
-      </w:r>
-      <w:r>
-        <w:t xml:space="preserve"> vytvorení objektu hodín vám </w:t>
-      </w:r>
-      <w:proofErr w:type="spellStart"/>
-      <w:r>
-        <w:t>Clock</w:t>
-      </w:r>
-      <w:proofErr w:type="spellEnd"/>
-      <w:r>
-        <w:t>() dáva možnosť upraviť snímkovú frekvenciu hernej slučky.</w:t>
-      </w:r>
-    </w:p>
-    <w:p>
-      <w:r>
-        <w:t xml:space="preserve">Hra má zaručenú prevádzku pri 60 snímkach za sekundu (FPS) vďaka </w:t>
-      </w:r>
-      <w:proofErr w:type="spellStart"/>
-      <w:r>
-        <w:t>clock.tick</w:t>
-      </w:r>
-      <w:proofErr w:type="spellEnd"/>
-      <w:r>
-        <w:t>(60).</w:t>
+        <w:t>Slučka hlavnej hry</w:t>
+      </w:r>
+    </w:p>
+    <w:p>
+      <w:r>
+        <w:t>Hru udržiava slučka while True. Vo vnútri kód aktualizuje obrazovku hry, prekresľuje položky a počúva akcie (napríklad zatvorenie okna).</w:t>
+      </w:r>
+    </w:p>
+    <w:p>
+      <w:r>
+        <w:t>Všetky udalosti vrátane stlačení klávesov, kliknutí myšou a udalostí zatvorenia okien načíta pygame.event.get(). Hra sa skončí, ak sa udalosť uzavrela (pygame. QUIT).</w:t>
       </w:r>
     </w:p>
     <w:p>
@@ -2669,60 +2455,121 @@
           <w:i/>
           <w:iCs/>
         </w:rPr>
-        <w:t>Slučka hlavnej hry</w:t>
-      </w:r>
-    </w:p>
-    <w:p>
-      <w:r>
-        <w:t xml:space="preserve">Hru udržiava slučka </w:t>
-      </w:r>
-      <w:proofErr w:type="spellStart"/>
-      <w:r>
-        <w:t>while</w:t>
-      </w:r>
-      <w:proofErr w:type="spellEnd"/>
-      <w:r>
-        <w:t xml:space="preserve"> </w:t>
-      </w:r>
-      <w:proofErr w:type="spellStart"/>
-      <w:r>
-        <w:t>True</w:t>
-      </w:r>
-      <w:proofErr w:type="spellEnd"/>
-      <w:r>
-        <w:t>. Vo vnútri kód aktualizuje obrazovku hry, prekresľuje položky a počúva akcie (napríklad zatvorenie okna).</w:t>
-      </w:r>
-    </w:p>
-    <w:p>
-      <w:r>
-        <w:t xml:space="preserve">Všetky udalosti vrátane stlačení klávesov, kliknutí myšou a udalostí zatvorenia okien načíta </w:t>
-      </w:r>
-      <w:proofErr w:type="spellStart"/>
-      <w:r>
-        <w:t>pygame.event.get</w:t>
-      </w:r>
-      <w:proofErr w:type="spellEnd"/>
-      <w:r>
-        <w:t>(). Hra sa skončí, ak sa udalosť uzavrela (</w:t>
-      </w:r>
-      <w:proofErr w:type="spellStart"/>
-      <w:r>
-        <w:t>pygame</w:t>
-      </w:r>
-      <w:proofErr w:type="spellEnd"/>
-      <w:r>
-        <w:t>. QUIT).</w:t>
-      </w:r>
-    </w:p>
-    <w:p>
-      <w:pPr>
+        <w:t>Aktualizácie obrazovky a vykresľovania:</w:t>
+      </w:r>
+    </w:p>
+    <w:p>
+      <w:r>
+        <w:t>Screen.fill (WHITE) vyplní obrazovku konkrétnou farbou. Nakoniec tu nakreslíte pozadia, objekty alebo škriatkov.</w:t>
+      </w:r>
+    </w:p>
+    <w:p>
+      <w:r>
+        <w:t>Všetky zmeny vykonané počas slučky sa aktualizujú na obrazovke pomocou pygame.display.flip().</w:t>
+      </w:r>
+    </w:p>
+    <w:p/>
+    <w:p>
+      <w:pPr>
+        <w:pStyle w:val="Heading2"/>
+      </w:pPr>
+      <w:bookmarkStart w:id="23" w:name="_Toc210144988"/>
+      <w:bookmarkStart w:id="24" w:name="_Toc210145048"/>
+      <w:r>
+        <w:t>Pohyb.</w:t>
+      </w:r>
+      <w:bookmarkEnd w:id="23"/>
+      <w:bookmarkEnd w:id="24"/>
+    </w:p>
+    <w:p>
+      <w:pPr>
+        <w:rPr>
+          <w:b/>
+          <w:bCs/>
+        </w:rPr>
+      </w:pPr>
+      <w:r>
+        <w:rPr>
+          <w:b/>
+          <w:bCs/>
+        </w:rPr>
+        <w:t>Konfigurácia hráča:</w:t>
+      </w:r>
+      <w:r>
+        <w:rPr>
+          <w:b/>
+          <w:bCs/>
+        </w:rPr>
+        <w:t xml:space="preserve"> - praktický proklad v programe </w:t>
+      </w:r>
+      <w:r>
+        <w:rPr>
+          <w:b/>
+          <w:bCs/>
+          <w:color w:val="EE0000"/>
+        </w:rPr>
+        <w:t>pohyb.py</w:t>
+      </w:r>
+    </w:p>
+    <w:p>
+      <w:pPr>
+        <w:numPr>
+          <w:ilvl w:val="0"/>
+          <w:numId w:val="21"/>
+        </w:numPr>
+      </w:pPr>
+      <w:r>
+        <w:t>Bol predstavený hráč; Predstavuje ho obdĺžnik, ktorý je vycentrovaný na obrazovke. Prehrávač má veľkosť 50x50 pixelov.</w:t>
+      </w:r>
+    </w:p>
+    <w:p>
+      <w:pPr>
+        <w:numPr>
+          <w:ilvl w:val="0"/>
+          <w:numId w:val="21"/>
+        </w:numPr>
+      </w:pPr>
+      <w:r>
+        <w:t xml:space="preserve">Pozícia hráča je určená </w:t>
+      </w:r>
+      <w:r>
         <w:rPr>
           <w:b/>
           <w:bCs/>
           <w:i/>
           <w:iCs/>
         </w:rPr>
-      </w:pPr>
+        <w:t>player_x a player_y</w:t>
+      </w:r>
+      <w:r>
+        <w:t>, zatiaľ čo jeho rýchlosť je riadená player_speed.</w:t>
+      </w:r>
+    </w:p>
+    <w:p>
+      <w:pPr>
+        <w:rPr>
+          <w:b/>
+          <w:bCs/>
+        </w:rPr>
+      </w:pPr>
+      <w:r>
+        <w:rPr>
+          <w:b/>
+          <w:bCs/>
+        </w:rPr>
+        <w:t>Správa vstupu:</w:t>
+      </w:r>
+    </w:p>
+    <w:p>
+      <w:pPr>
+        <w:numPr>
+          <w:ilvl w:val="0"/>
+          <w:numId w:val="31"/>
+        </w:numPr>
+      </w:pPr>
+      <w:r>
+        <w:t xml:space="preserve">Funkcia </w:t>
+      </w:r>
       <w:r>
         <w:rPr>
           <w:b/>
@@ -2730,168 +2577,10 @@
           <w:i/>
           <w:iCs/>
         </w:rPr>
-        <w:t>Aktualizácie obrazovky a vykresľovania:</w:t>
-      </w:r>
-    </w:p>
-    <w:p>
-      <w:proofErr w:type="spellStart"/>
-      <w:r>
-        <w:t>Screen.fill</w:t>
-      </w:r>
-      <w:proofErr w:type="spellEnd"/>
-      <w:r>
-        <w:t xml:space="preserve"> (WHITE) vyplní obrazovku konkrétnou farbou. Nakoniec tu nakreslíte pozadia, objekty alebo škriatkov.</w:t>
-      </w:r>
-    </w:p>
-    <w:p>
-      <w:r>
-        <w:t xml:space="preserve">Všetky zmeny vykonané počas slučky sa aktualizujú na obrazovke pomocou </w:t>
-      </w:r>
-      <w:proofErr w:type="spellStart"/>
-      <w:r>
-        <w:t>pygame.display.flip</w:t>
-      </w:r>
-      <w:proofErr w:type="spellEnd"/>
-      <w:r>
-        <w:t>().</w:t>
-      </w:r>
-    </w:p>
-    <w:p/>
-    <w:p>
-      <w:pPr>
-        <w:pStyle w:val="Nadpis2"/>
-      </w:pPr>
-      <w:bookmarkStart w:id="23" w:name="_Toc210144988"/>
-      <w:bookmarkStart w:id="24" w:name="_Toc210145048"/>
-      <w:r>
-        <w:t>Pohyb.</w:t>
-      </w:r>
-      <w:bookmarkEnd w:id="23"/>
-      <w:bookmarkEnd w:id="24"/>
-    </w:p>
-    <w:p>
-      <w:pPr>
-        <w:rPr>
-          <w:b/>
-          <w:bCs/>
-        </w:rPr>
-      </w:pPr>
-      <w:r>
-        <w:rPr>
-          <w:b/>
-          <w:bCs/>
-        </w:rPr>
-        <w:t>Konfigurácia hráča:</w:t>
-      </w:r>
-      <w:r>
-        <w:rPr>
-          <w:b/>
-          <w:bCs/>
-        </w:rPr>
-        <w:t xml:space="preserve"> - praktický </w:t>
-      </w:r>
-      <w:proofErr w:type="spellStart"/>
-      <w:r>
-        <w:rPr>
-          <w:b/>
-          <w:bCs/>
-        </w:rPr>
-        <w:t>proklad</w:t>
-      </w:r>
-      <w:proofErr w:type="spellEnd"/>
-      <w:r>
-        <w:rPr>
-          <w:b/>
-          <w:bCs/>
-        </w:rPr>
-        <w:t xml:space="preserve"> v programe </w:t>
-      </w:r>
-      <w:r>
-        <w:rPr>
-          <w:b/>
-          <w:bCs/>
-          <w:color w:val="EE0000"/>
-        </w:rPr>
-        <w:t>pohyb.py</w:t>
-      </w:r>
-    </w:p>
-    <w:p>
-      <w:pPr>
-        <w:numPr>
-          <w:ilvl w:val="0"/>
-          <w:numId w:val="21"/>
-        </w:numPr>
-      </w:pPr>
-      <w:r>
-        <w:t>Bol predstavený hráč; Predstavuje ho obdĺžnik, ktorý je vycentrovaný na obrazovke. Prehrávač má veľkosť 50x50 pixelov.</w:t>
-      </w:r>
-    </w:p>
-    <w:p>
-      <w:pPr>
-        <w:numPr>
-          <w:ilvl w:val="0"/>
-          <w:numId w:val="21"/>
-        </w:numPr>
-      </w:pPr>
-      <w:r>
-        <w:t xml:space="preserve">Pozícia hráča je určená </w:t>
-      </w:r>
-      <w:proofErr w:type="spellStart"/>
-      <w:r>
-        <w:rPr>
-          <w:b/>
-          <w:bCs/>
-          <w:i/>
-          <w:iCs/>
-        </w:rPr>
-        <w:t>player_x</w:t>
-      </w:r>
-      <w:proofErr w:type="spellEnd"/>
-      <w:r>
-        <w:rPr>
-          <w:b/>
-          <w:bCs/>
-          <w:i/>
-          <w:iCs/>
-        </w:rPr>
-        <w:t xml:space="preserve"> a </w:t>
-      </w:r>
-      <w:proofErr w:type="spellStart"/>
-      <w:r>
-        <w:rPr>
-          <w:b/>
-          <w:bCs/>
-          <w:i/>
-          <w:iCs/>
-        </w:rPr>
-        <w:t>player_y</w:t>
-      </w:r>
-      <w:proofErr w:type="spellEnd"/>
-      <w:r>
-        <w:t xml:space="preserve">, zatiaľ čo jeho rýchlosť je riadená </w:t>
-      </w:r>
-      <w:proofErr w:type="spellStart"/>
-      <w:r>
-        <w:t>player_speed</w:t>
-      </w:r>
-      <w:proofErr w:type="spellEnd"/>
-      <w:r>
-        <w:t>.</w:t>
-      </w:r>
-    </w:p>
-    <w:p>
-      <w:pPr>
-        <w:rPr>
-          <w:b/>
-          <w:bCs/>
-        </w:rPr>
-      </w:pPr>
-      <w:r>
-        <w:rPr>
-          <w:b/>
-          <w:bCs/>
-        </w:rPr>
-        <w:t>Správa vstupu:</w:t>
+        <w:t xml:space="preserve">pygame.key.get_pressed() </w:t>
+      </w:r>
+      <w:r>
+        <w:t>určuje, ktoré klávesy sú v danom okamihu stlačené.</w:t>
       </w:r>
     </w:p>
     <w:p>
@@ -2902,49 +2591,7 @@
         </w:numPr>
       </w:pPr>
       <w:r>
-        <w:t xml:space="preserve">Funkcia </w:t>
-      </w:r>
-      <w:proofErr w:type="spellStart"/>
-      <w:r>
-        <w:rPr>
-          <w:b/>
-          <w:bCs/>
-          <w:i/>
-          <w:iCs/>
-        </w:rPr>
-        <w:t>pygame.key.get_pressed</w:t>
-      </w:r>
-      <w:proofErr w:type="spellEnd"/>
-      <w:r>
-        <w:rPr>
-          <w:b/>
-          <w:bCs/>
-          <w:i/>
-          <w:iCs/>
-        </w:rPr>
-        <w:t xml:space="preserve">() </w:t>
-      </w:r>
-      <w:r>
-        <w:t>určuje, ktoré klávesy sú v danom okamihu stlačené.</w:t>
-      </w:r>
-    </w:p>
-    <w:p>
-      <w:pPr>
-        <w:numPr>
-          <w:ilvl w:val="0"/>
-          <w:numId w:val="31"/>
-        </w:numPr>
-      </w:pPr>
-      <w:r>
-        <w:t xml:space="preserve">Príkazy </w:t>
-      </w:r>
-      <w:proofErr w:type="spellStart"/>
-      <w:r>
-        <w:t>if</w:t>
-      </w:r>
-      <w:proofErr w:type="spellEnd"/>
-      <w:r>
-        <w:t xml:space="preserve"> upravujú pozície x a y hráča podľa toho, či sú stlačené klávesy so šípkami.</w:t>
+        <w:t>Príkazy if upravujú pozície x a y hráča podľa toho, či sú stlačené klávesy so šípkami.</w:t>
       </w:r>
     </w:p>
     <w:p>
@@ -2970,15 +2617,7 @@
         </w:numPr>
       </w:pPr>
       <w:r>
-        <w:t xml:space="preserve">Hráč je reprezentovaný čiernym obdĺžnikom nakresleným na obrazovke na aktuálnej pozícii hráča pomocou </w:t>
-      </w:r>
-      <w:proofErr w:type="spellStart"/>
-      <w:r>
-        <w:t>pygame.draw.rect</w:t>
-      </w:r>
-      <w:proofErr w:type="spellEnd"/>
-      <w:r>
-        <w:t>().</w:t>
+        <w:t>Hráč je reprezentovaný čiernym obdĺžnikom nakresleným na obrazovke na aktuálnej pozícii hráča pomocou pygame.draw.rect().</w:t>
       </w:r>
     </w:p>
     <w:p/>
@@ -2990,20 +2629,12 @@
     <w:p/>
     <w:p>
       <w:pPr>
-        <w:pStyle w:val="Nadpis2"/>
+        <w:pStyle w:val="Heading2"/>
       </w:pPr>
       <w:bookmarkStart w:id="25" w:name="_Toc210144989"/>
       <w:bookmarkStart w:id="26" w:name="_Toc210145049"/>
       <w:r>
-        <w:t xml:space="preserve">Povolenie zmeny veľkosti okna v </w:t>
-      </w:r>
-      <w:proofErr w:type="spellStart"/>
-      <w:r>
-        <w:t>PyGame</w:t>
-      </w:r>
-      <w:proofErr w:type="spellEnd"/>
-      <w:r>
-        <w:t>.</w:t>
+        <w:t>Povolenie zmeny veľkosti okna v PyGame.</w:t>
       </w:r>
       <w:bookmarkEnd w:id="25"/>
       <w:bookmarkEnd w:id="26"/>
@@ -3021,129 +2652,47 @@
           <w:szCs w:val="20"/>
         </w:rPr>
       </w:pPr>
-      <w:proofErr w:type="spellStart"/>
       <w:r>
         <w:rPr>
           <w:rFonts w:ascii="Courier New" w:hAnsi="Courier New" w:cs="Courier New"/>
           <w:sz w:val="20"/>
           <w:szCs w:val="20"/>
         </w:rPr>
-        <w:t>screen</w:t>
-      </w:r>
-      <w:proofErr w:type="spellEnd"/>
-      <w:r>
+        <w:t>screen = pygame.display.set_mode((400, 400), pygame.RESIZABLE)</w:t>
+      </w:r>
+    </w:p>
+    <w:p>
+      <w:r>
+        <w:t>predtým</w:t>
+      </w:r>
+    </w:p>
+    <w:p/>
+    <w:p>
+      <w:pPr>
         <w:rPr>
           <w:rFonts w:ascii="Courier New" w:hAnsi="Courier New" w:cs="Courier New"/>
           <w:sz w:val="20"/>
           <w:szCs w:val="20"/>
         </w:rPr>
-        <w:t xml:space="preserve"> = </w:t>
-      </w:r>
-      <w:proofErr w:type="spellStart"/>
+      </w:pPr>
       <w:r>
         <w:rPr>
           <w:rFonts w:ascii="Courier New" w:hAnsi="Courier New" w:cs="Courier New"/>
           <w:sz w:val="20"/>
           <w:szCs w:val="20"/>
         </w:rPr>
-        <w:t>pygame.display.set_mode</w:t>
-      </w:r>
-      <w:proofErr w:type="spellEnd"/>
-      <w:r>
-        <w:rPr>
-          <w:rFonts w:ascii="Courier New" w:hAnsi="Courier New" w:cs="Courier New"/>
-          <w:sz w:val="20"/>
-          <w:szCs w:val="20"/>
-        </w:rPr>
-        <w:t xml:space="preserve">((400, 400), </w:t>
-      </w:r>
-      <w:proofErr w:type="spellStart"/>
-      <w:r>
-        <w:rPr>
-          <w:rFonts w:ascii="Courier New" w:hAnsi="Courier New" w:cs="Courier New"/>
-          <w:sz w:val="20"/>
-          <w:szCs w:val="20"/>
-        </w:rPr>
-        <w:t>pygame.RESIZABLE</w:t>
-      </w:r>
-      <w:proofErr w:type="spellEnd"/>
-      <w:r>
-        <w:rPr>
-          <w:rFonts w:ascii="Courier New" w:hAnsi="Courier New" w:cs="Courier New"/>
-          <w:sz w:val="20"/>
-          <w:szCs w:val="20"/>
-        </w:rPr>
-        <w:t>)</w:t>
-      </w:r>
-    </w:p>
-    <w:p>
-      <w:r>
-        <w:t>predtým</w:t>
+        <w:t>screen = pygame.display.set_mode((400, 400))</w:t>
       </w:r>
     </w:p>
     <w:p/>
     <w:p>
       <w:pPr>
-        <w:rPr>
-          <w:rFonts w:ascii="Courier New" w:hAnsi="Courier New" w:cs="Courier New"/>
-          <w:sz w:val="20"/>
-          <w:szCs w:val="20"/>
-        </w:rPr>
-      </w:pPr>
-      <w:proofErr w:type="spellStart"/>
-      <w:r>
-        <w:rPr>
-          <w:rFonts w:ascii="Courier New" w:hAnsi="Courier New" w:cs="Courier New"/>
-          <w:sz w:val="20"/>
-          <w:szCs w:val="20"/>
-        </w:rPr>
-        <w:t>screen</w:t>
-      </w:r>
-      <w:proofErr w:type="spellEnd"/>
-      <w:r>
-        <w:rPr>
-          <w:rFonts w:ascii="Courier New" w:hAnsi="Courier New" w:cs="Courier New"/>
-          <w:sz w:val="20"/>
-          <w:szCs w:val="20"/>
-        </w:rPr>
-        <w:t xml:space="preserve"> = </w:t>
-      </w:r>
-      <w:proofErr w:type="spellStart"/>
-      <w:r>
-        <w:rPr>
-          <w:rFonts w:ascii="Courier New" w:hAnsi="Courier New" w:cs="Courier New"/>
-          <w:sz w:val="20"/>
-          <w:szCs w:val="20"/>
-        </w:rPr>
-        <w:t>pygame.display.set_mode</w:t>
-      </w:r>
-      <w:proofErr w:type="spellEnd"/>
-      <w:r>
-        <w:rPr>
-          <w:rFonts w:ascii="Courier New" w:hAnsi="Courier New" w:cs="Courier New"/>
-          <w:sz w:val="20"/>
-          <w:szCs w:val="20"/>
-        </w:rPr>
-        <w:t>((400, 400))</w:t>
-      </w:r>
-    </w:p>
-    <w:p/>
-    <w:p>
-      <w:pPr>
-        <w:pStyle w:val="Nadpis2"/>
+        <w:pStyle w:val="Heading2"/>
       </w:pPr>
       <w:bookmarkStart w:id="27" w:name="_Toc210144990"/>
       <w:bookmarkStart w:id="28" w:name="_Toc210145050"/>
       <w:r>
-        <w:t xml:space="preserve">Ako zmeniť farbu pozadia obrazovky v </w:t>
-      </w:r>
-      <w:proofErr w:type="spellStart"/>
-      <w:r>
-        <w:t>Pygame</w:t>
-      </w:r>
-      <w:proofErr w:type="spellEnd"/>
-      <w:r>
-        <w:t>?</w:t>
+        <w:t>Ako zmeniť farbu pozadia obrazovky v Pygame?</w:t>
       </w:r>
       <w:bookmarkEnd w:id="27"/>
       <w:bookmarkEnd w:id="28"/>
@@ -3173,7 +2722,7 @@
     </w:p>
     <w:p>
       <w:pPr>
-        <w:pStyle w:val="Nadpis2"/>
+        <w:pStyle w:val="Heading2"/>
       </w:pPr>
       <w:bookmarkStart w:id="29" w:name="_Toc210144991"/>
       <w:bookmarkStart w:id="30" w:name="_Toc210145051"/>
@@ -3187,7 +2736,7 @@
       <w:hyperlink r:id="rId13" w:history="1">
         <w:r>
           <w:rPr>
-            <w:rStyle w:val="Hypertextovprepojenie"/>
+            <w:rStyle w:val="Hyperlink"/>
           </w:rPr>
           <w:t>https://www.geeksforgeeks.org/python/pygame-drawing-objects-and-shapes/</w:t>
         </w:r>
@@ -3210,7 +2759,6 @@
       <w:r>
         <w:t>parametre pre obdĺžnik -</w:t>
       </w:r>
-      <w:proofErr w:type="spellStart"/>
       <w:r>
         <w:rPr>
           <w:b/>
@@ -3218,161 +2766,11 @@
         </w:rPr>
         <w:t>rectangle</w:t>
       </w:r>
-      <w:proofErr w:type="spellEnd"/>
-    </w:p>
-    <w:p>
-      <w:r>
-        <w:t>(</w:t>
-      </w:r>
-      <w:proofErr w:type="spellStart"/>
-      <w:r>
-        <w:t>surface</w:t>
-      </w:r>
-      <w:proofErr w:type="spellEnd"/>
-      <w:r>
-        <w:t xml:space="preserve">: </w:t>
-      </w:r>
-      <w:proofErr w:type="spellStart"/>
-      <w:r>
-        <w:t>Surface</w:t>
-      </w:r>
-      <w:proofErr w:type="spellEnd"/>
-      <w:r>
-        <w:t xml:space="preserve">, </w:t>
-      </w:r>
-      <w:proofErr w:type="spellStart"/>
-      <w:r>
-        <w:t>color</w:t>
-      </w:r>
-      <w:proofErr w:type="spellEnd"/>
-      <w:r>
-        <w:t xml:space="preserve">: </w:t>
-      </w:r>
-      <w:proofErr w:type="spellStart"/>
-      <w:r>
-        <w:t>ColorValue</w:t>
-      </w:r>
-      <w:proofErr w:type="spellEnd"/>
-      <w:r>
-        <w:t xml:space="preserve">, </w:t>
-      </w:r>
-      <w:proofErr w:type="spellStart"/>
-      <w:r>
-        <w:t>rect</w:t>
-      </w:r>
-      <w:proofErr w:type="spellEnd"/>
-      <w:r>
-        <w:t xml:space="preserve">: </w:t>
-      </w:r>
-      <w:proofErr w:type="spellStart"/>
-      <w:r>
-        <w:t>RectValue</w:t>
-      </w:r>
-      <w:proofErr w:type="spellEnd"/>
-      <w:r>
-        <w:t xml:space="preserve">, </w:t>
-      </w:r>
-      <w:proofErr w:type="spellStart"/>
-      <w:r>
-        <w:t>width</w:t>
-      </w:r>
-      <w:proofErr w:type="spellEnd"/>
-      <w:r>
-        <w:t xml:space="preserve">: </w:t>
-      </w:r>
-      <w:proofErr w:type="spellStart"/>
-      <w:r>
-        <w:t>int</w:t>
-      </w:r>
-      <w:proofErr w:type="spellEnd"/>
-      <w:r>
-        <w:t xml:space="preserve"> = 0, </w:t>
-      </w:r>
-      <w:proofErr w:type="spellStart"/>
-      <w:r>
-        <w:t>border_radius</w:t>
-      </w:r>
-      <w:proofErr w:type="spellEnd"/>
-      <w:r>
-        <w:t xml:space="preserve">: </w:t>
-      </w:r>
-      <w:proofErr w:type="spellStart"/>
-      <w:r>
-        <w:t>int</w:t>
-      </w:r>
-      <w:proofErr w:type="spellEnd"/>
-      <w:r>
-        <w:t xml:space="preserve"> = -1, </w:t>
-      </w:r>
-      <w:proofErr w:type="spellStart"/>
-      <w:r>
-        <w:t>border_top_left_radius</w:t>
-      </w:r>
-      <w:proofErr w:type="spellEnd"/>
-      <w:r>
-        <w:t xml:space="preserve">: </w:t>
-      </w:r>
-      <w:proofErr w:type="spellStart"/>
-      <w:r>
-        <w:t>int</w:t>
-      </w:r>
-      <w:proofErr w:type="spellEnd"/>
-      <w:r>
-        <w:t xml:space="preserve"> = -1, </w:t>
-      </w:r>
-      <w:proofErr w:type="spellStart"/>
-      <w:r>
-        <w:t>border_top_right_radius</w:t>
-      </w:r>
-      <w:proofErr w:type="spellEnd"/>
-      <w:r>
-        <w:t xml:space="preserve">: </w:t>
-      </w:r>
-      <w:proofErr w:type="spellStart"/>
-      <w:r>
-        <w:t>int</w:t>
-      </w:r>
-      <w:proofErr w:type="spellEnd"/>
-      <w:r>
-        <w:t xml:space="preserve"> = -1, </w:t>
-      </w:r>
-      <w:proofErr w:type="spellStart"/>
-      <w:r>
-        <w:t>border_bottom_left_radius</w:t>
-      </w:r>
-      <w:proofErr w:type="spellEnd"/>
-      <w:r>
-        <w:t xml:space="preserve">: </w:t>
-      </w:r>
-      <w:proofErr w:type="spellStart"/>
-      <w:r>
-        <w:t>int</w:t>
-      </w:r>
-      <w:proofErr w:type="spellEnd"/>
-      <w:r>
-        <w:t xml:space="preserve"> = -1, </w:t>
-      </w:r>
-      <w:proofErr w:type="spellStart"/>
-      <w:r>
-        <w:t>border_bottom_right_radius</w:t>
-      </w:r>
-      <w:proofErr w:type="spellEnd"/>
-      <w:r>
-        <w:t xml:space="preserve">: </w:t>
-      </w:r>
-      <w:proofErr w:type="spellStart"/>
-      <w:r>
-        <w:t>int</w:t>
-      </w:r>
-      <w:proofErr w:type="spellEnd"/>
-      <w:r>
-        <w:t xml:space="preserve"> = -1) -&gt; </w:t>
-      </w:r>
-      <w:proofErr w:type="spellStart"/>
-      <w:r>
-        <w:t>Rect</w:t>
-      </w:r>
-      <w:proofErr w:type="spellEnd"/>
+    </w:p>
+    <w:p>
+      <w:r>
+        <w:t>(surface: Surface, color: ColorValue, rect: RectValue, width: int = 0, border_radius: int = -1, border_top_left_radius: int = -1, border_top_right_radius: int = -1, border_bottom_left_radius: int = -1, border_bottom_right_radius: int = -1) -&gt; Rect</w:t>
+      </w:r>
     </w:p>
     <w:p/>
     <w:p>
@@ -3386,37 +2784,12 @@
           <w:iCs/>
         </w:rPr>
       </w:pPr>
-      <w:proofErr w:type="spellStart"/>
       <w:r>
         <w:rPr>
           <w:i/>
           <w:iCs/>
         </w:rPr>
-        <w:t>surface</w:t>
-      </w:r>
-      <w:proofErr w:type="spellEnd"/>
-      <w:r>
-        <w:rPr>
-          <w:i/>
-          <w:iCs/>
-        </w:rPr>
-        <w:t xml:space="preserve"> :- Tu môžeme prejsť povrchom, na ktorý chceme nakresliť náš obdĺžnik. Vo vyššie uvedenom príklade sme vytvorili povrchový objekt s názvom '</w:t>
-      </w:r>
-      <w:proofErr w:type="spellStart"/>
-      <w:r>
-        <w:rPr>
-          <w:i/>
-          <w:iCs/>
-        </w:rPr>
-        <w:t>window</w:t>
-      </w:r>
-      <w:proofErr w:type="spellEnd"/>
-      <w:r>
-        <w:rPr>
-          <w:i/>
-          <w:iCs/>
-        </w:rPr>
-        <w:t>'.</w:t>
+        <w:t>surface :- Tu môžeme prejsť povrchom, na ktorý chceme nakresliť náš obdĺžnik. Vo vyššie uvedenom príklade sme vytvorili povrchový objekt s názvom 'window'.</w:t>
       </w:r>
     </w:p>
     <w:p>
@@ -3430,21 +2803,12 @@
           <w:iCs/>
         </w:rPr>
       </w:pPr>
-      <w:proofErr w:type="spellStart"/>
       <w:r>
         <w:rPr>
           <w:i/>
           <w:iCs/>
         </w:rPr>
-        <w:t>color</w:t>
-      </w:r>
-      <w:proofErr w:type="spellEnd"/>
-      <w:r>
-        <w:rPr>
-          <w:i/>
-          <w:iCs/>
-        </w:rPr>
-        <w:t xml:space="preserve"> :- Tu môžeme odovzdať farbu pre náš obdĺžnik. V našom príklade používame modrú farbu.</w:t>
+        <w:t>color :- Tu môžeme odovzdať farbu pre náš obdĺžnik. V našom príklade používame modrú farbu.</w:t>
       </w:r>
     </w:p>
     <w:p>
@@ -3458,21 +2822,12 @@
           <w:iCs/>
         </w:rPr>
       </w:pPr>
-      <w:proofErr w:type="spellStart"/>
       <w:r>
         <w:rPr>
           <w:i/>
           <w:iCs/>
         </w:rPr>
-        <w:t>rect</w:t>
-      </w:r>
-      <w:proofErr w:type="spellEnd"/>
-      <w:r>
-        <w:rPr>
-          <w:i/>
-          <w:iCs/>
-        </w:rPr>
-        <w:t xml:space="preserve"> :- Tu môžeme odovzdať obdĺžnik, polohu a rozmery.</w:t>
+        <w:t>rect :- Tu môžeme odovzdať obdĺžnik, polohu a rozmery.</w:t>
       </w:r>
     </w:p>
     <w:p>
@@ -3486,21 +2841,12 @@
           <w:iCs/>
         </w:rPr>
       </w:pPr>
-      <w:proofErr w:type="spellStart"/>
       <w:r>
         <w:rPr>
           <w:i/>
           <w:iCs/>
         </w:rPr>
-        <w:t>width</w:t>
-      </w:r>
-      <w:proofErr w:type="spellEnd"/>
-      <w:r>
-        <w:rPr>
-          <w:i/>
-          <w:iCs/>
-        </w:rPr>
-        <w:t xml:space="preserve"> :- Tu môžeme prejsť hrúbkou čiary. Plný obdĺžnik môžeme vytvoriť aj zmenou hodnoty tohto parametra šírky. Pozrime sa na to.</w:t>
+        <w:t>width :- Tu môžeme prejsť hrúbkou čiary. Plný obdĺžnik môžeme vytvoriť aj zmenou hodnoty tohto parametra šírky. Pozrime sa na to.</w:t>
       </w:r>
     </w:p>
     <w:p/>
@@ -3576,63 +2922,21 @@
     <w:p/>
     <w:p>
       <w:pPr>
-        <w:pStyle w:val="Nadpis3"/>
+        <w:pStyle w:val="Heading3"/>
       </w:pPr>
       <w:bookmarkStart w:id="31" w:name="_Toc210144992"/>
       <w:bookmarkStart w:id="32" w:name="_Toc210145052"/>
-      <w:proofErr w:type="spellStart"/>
-      <w:r>
-        <w:t>Python</w:t>
-      </w:r>
-      <w:proofErr w:type="spellEnd"/>
-      <w:r>
-        <w:t xml:space="preserve"> | </w:t>
-      </w:r>
-      <w:proofErr w:type="spellStart"/>
-      <w:r>
-        <w:t>Drawing</w:t>
-      </w:r>
-      <w:proofErr w:type="spellEnd"/>
-      <w:r>
-        <w:t xml:space="preserve"> </w:t>
-      </w:r>
-      <w:proofErr w:type="spellStart"/>
-      <w:r>
-        <w:t>different</w:t>
-      </w:r>
-      <w:proofErr w:type="spellEnd"/>
-      <w:r>
-        <w:t xml:space="preserve"> </w:t>
-      </w:r>
-      <w:proofErr w:type="spellStart"/>
-      <w:r>
-        <w:t>shapes</w:t>
-      </w:r>
-      <w:proofErr w:type="spellEnd"/>
-      <w:r>
-        <w:t xml:space="preserve"> on </w:t>
-      </w:r>
-      <w:proofErr w:type="spellStart"/>
-      <w:r>
-        <w:t>PyGame</w:t>
-      </w:r>
-      <w:proofErr w:type="spellEnd"/>
-      <w:r>
-        <w:t xml:space="preserve"> </w:t>
-      </w:r>
-      <w:proofErr w:type="spellStart"/>
-      <w:r>
-        <w:t>window</w:t>
+      <w:r>
+        <w:t>Python | Drawing different shapes on PyGame window</w:t>
       </w:r>
       <w:bookmarkEnd w:id="31"/>
       <w:bookmarkEnd w:id="32"/>
-      <w:proofErr w:type="spellEnd"/>
     </w:p>
     <w:p>
       <w:hyperlink r:id="rId15" w:history="1">
         <w:r>
           <w:rPr>
-            <w:rStyle w:val="Hypertextovprepojenie"/>
+            <w:rStyle w:val="Hyperlink"/>
           </w:rPr>
           <w:t>https://www.geeksforgeeks.org/python/python-drawing-different-shapes-on-pygame-window/</w:t>
         </w:r>
@@ -3648,41 +2952,12 @@
     </w:p>
     <w:p>
       <w:pPr>
-        <w:pStyle w:val="Nadpis3"/>
+        <w:pStyle w:val="Heading3"/>
       </w:pPr>
       <w:bookmarkStart w:id="33" w:name="_Toc210144993"/>
       <w:bookmarkStart w:id="34" w:name="_Toc210145053"/>
-      <w:proofErr w:type="spellStart"/>
-      <w:r>
-        <w:t>How</w:t>
-      </w:r>
-      <w:proofErr w:type="spellEnd"/>
-      <w:r>
-        <w:t xml:space="preserve"> to </w:t>
-      </w:r>
-      <w:proofErr w:type="spellStart"/>
-      <w:r>
-        <w:t>draw</w:t>
-      </w:r>
-      <w:proofErr w:type="spellEnd"/>
-      <w:r>
-        <w:t xml:space="preserve"> </w:t>
-      </w:r>
-      <w:proofErr w:type="spellStart"/>
-      <w:r>
-        <w:t>rectangle</w:t>
-      </w:r>
-      <w:proofErr w:type="spellEnd"/>
-      <w:r>
-        <w:t xml:space="preserve"> in </w:t>
-      </w:r>
-      <w:proofErr w:type="spellStart"/>
-      <w:r>
-        <w:t>Pygame</w:t>
-      </w:r>
-      <w:proofErr w:type="spellEnd"/>
-      <w:r>
-        <w:t>?</w:t>
+      <w:r>
+        <w:t>How to draw rectangle in Pygame?</w:t>
       </w:r>
       <w:bookmarkEnd w:id="33"/>
       <w:bookmarkEnd w:id="34"/>
@@ -3691,7 +2966,7 @@
       <w:hyperlink r:id="rId16" w:history="1">
         <w:r>
           <w:rPr>
-            <w:rStyle w:val="Hypertextovprepojenie"/>
+            <w:rStyle w:val="Hyperlink"/>
           </w:rPr>
           <w:t>https://www.geeksforgeeks.org/python/how-to-draw-rectangle-in-pygame/</w:t>
         </w:r>
@@ -3713,66 +2988,13 @@
     </w:p>
     <w:p>
       <w:pPr>
-        <w:pStyle w:val="Nadpis3"/>
+        <w:pStyle w:val="Heading3"/>
       </w:pPr>
       <w:bookmarkStart w:id="35" w:name="_Toc210144994"/>
       <w:bookmarkStart w:id="36" w:name="_Toc210145054"/>
-      <w:proofErr w:type="spellStart"/>
       <w:r>
         <w:lastRenderedPageBreak/>
-        <w:t>How</w:t>
-      </w:r>
-      <w:proofErr w:type="spellEnd"/>
-      <w:r>
-        <w:t xml:space="preserve"> to </w:t>
-      </w:r>
-      <w:proofErr w:type="spellStart"/>
-      <w:r>
-        <w:t>draw</w:t>
-      </w:r>
-      <w:proofErr w:type="spellEnd"/>
-      <w:r>
-        <w:t xml:space="preserve"> a </w:t>
-      </w:r>
-      <w:proofErr w:type="spellStart"/>
-      <w:r>
-        <w:t>rectangle</w:t>
-      </w:r>
-      <w:proofErr w:type="spellEnd"/>
-      <w:r>
-        <w:t xml:space="preserve"> </w:t>
-      </w:r>
-      <w:proofErr w:type="spellStart"/>
-      <w:r>
-        <w:t>with</w:t>
-      </w:r>
-      <w:proofErr w:type="spellEnd"/>
-      <w:r>
-        <w:t xml:space="preserve"> </w:t>
-      </w:r>
-      <w:proofErr w:type="spellStart"/>
-      <w:r>
-        <w:t>rounded</w:t>
-      </w:r>
-      <w:proofErr w:type="spellEnd"/>
-      <w:r>
-        <w:t xml:space="preserve"> </w:t>
-      </w:r>
-      <w:proofErr w:type="spellStart"/>
-      <w:r>
-        <w:t>corner</w:t>
-      </w:r>
-      <w:proofErr w:type="spellEnd"/>
-      <w:r>
-        <w:t xml:space="preserve"> in </w:t>
-      </w:r>
-      <w:proofErr w:type="spellStart"/>
-      <w:r>
-        <w:t>PyGame</w:t>
-      </w:r>
-      <w:proofErr w:type="spellEnd"/>
-      <w:r>
-        <w:t>?</w:t>
+        <w:t>How to draw a rectangle with rounded corner in PyGame?</w:t>
       </w:r>
       <w:bookmarkEnd w:id="35"/>
       <w:bookmarkEnd w:id="36"/>
@@ -3781,7 +3003,7 @@
       <w:hyperlink r:id="rId17" w:history="1">
         <w:r>
           <w:rPr>
-            <w:rStyle w:val="Hypertextovprepojenie"/>
+            <w:rStyle w:val="Hyperlink"/>
           </w:rPr>
           <w:t>https://www.geeksforgeeks.org/python/how-to-draw-a-rectangle-with-rounded-corner-in-pygame/</w:t>
         </w:r>
@@ -3798,19 +3020,14 @@
         <w:t xml:space="preserve">Pokračovanie - </w:t>
       </w:r>
       <w:r>
-        <w:t xml:space="preserve">Event </w:t>
-      </w:r>
-      <w:proofErr w:type="spellStart"/>
-      <w:r>
-        <w:t>Handling</w:t>
-      </w:r>
-      <w:proofErr w:type="spellEnd"/>
+        <w:t>Event Handling</w:t>
+      </w:r>
     </w:p>
     <w:p>
       <w:hyperlink r:id="rId18" w:anchor=":~:text=corners%20in%20PyGame%3F-,Event%20Handling,-In%20this%20part" w:history="1">
         <w:r>
           <w:rPr>
-            <w:rStyle w:val="Hypertextovprepojenie"/>
+            <w:rStyle w:val="Hyperlink"/>
           </w:rPr>
           <w:t>https://www.geeksforgeeks.org/python/pygame-tutorial/#:~:text=corners%20in%20PyGame%3F-,Event%20Handling,-In%20this%20part</w:t>
         </w:r>
@@ -3863,34 +3080,13 @@
       <w:r>
         <w:t xml:space="preserve">. Vysvetliť zachytenie farby do zoznamu </w:t>
       </w:r>
-      <w:proofErr w:type="spellStart"/>
-      <w:r>
-        <w:t>circle_data</w:t>
-      </w:r>
-      <w:proofErr w:type="spellEnd"/>
-      <w:r>
-        <w:t xml:space="preserve"> = []</w:t>
-      </w:r>
-    </w:p>
-    <w:p>
-      <w:r>
-        <w:t>Rozlíšenie ľavého a </w:t>
-      </w:r>
-      <w:proofErr w:type="spellStart"/>
-      <w:r>
-        <w:t>praveho</w:t>
-      </w:r>
-      <w:proofErr w:type="spellEnd"/>
-      <w:r>
-        <w:t xml:space="preserve"> </w:t>
-      </w:r>
-      <w:proofErr w:type="spellStart"/>
-      <w:r>
-        <w:t>tlačítka</w:t>
-      </w:r>
-      <w:proofErr w:type="spellEnd"/>
-      <w:r>
-        <w:t xml:space="preserve"> v udalosti program </w:t>
+      <w:r>
+        <w:t>circle_data = []</w:t>
+      </w:r>
+    </w:p>
+    <w:p>
+      <w:r>
+        <w:t xml:space="preserve">Rozlíšenie ľavého a praveho tlačítka v udalosti program </w:t>
       </w:r>
       <w:r>
         <w:rPr>
@@ -3907,24 +3103,19 @@
     </w:p>
     <w:p>
       <w:pPr>
-        <w:pStyle w:val="Nadpis2"/>
+        <w:pStyle w:val="Heading2"/>
       </w:pPr>
       <w:bookmarkStart w:id="38" w:name="_Toc210144995"/>
       <w:bookmarkStart w:id="39" w:name="_Toc210145055"/>
       <w:r>
-        <w:t xml:space="preserve">Event </w:t>
-      </w:r>
-      <w:proofErr w:type="spellStart"/>
-      <w:r>
-        <w:t>Handling</w:t>
+        <w:t>Event Handling</w:t>
       </w:r>
       <w:bookmarkEnd w:id="38"/>
       <w:bookmarkEnd w:id="39"/>
-      <w:proofErr w:type="spellEnd"/>
-    </w:p>
-    <w:p>
-      <w:pPr>
-        <w:pStyle w:val="Nadpis3"/>
+    </w:p>
+    <w:p>
+      <w:pPr>
+        <w:pStyle w:val="Heading3"/>
       </w:pPr>
       <w:bookmarkStart w:id="40" w:name="_Toc210144996"/>
       <w:bookmarkStart w:id="41" w:name="_Toc210145056"/>
@@ -3972,7 +3163,7 @@
     </w:p>
     <w:p>
       <w:pPr>
-        <w:pStyle w:val="Nadpis3"/>
+        <w:pStyle w:val="Heading3"/>
       </w:pPr>
       <w:bookmarkStart w:id="42" w:name="_Toc210144997"/>
       <w:bookmarkStart w:id="43" w:name="_Toc210145057"/>
@@ -4005,49 +3196,12 @@
     </w:p>
     <w:p>
       <w:pPr>
-        <w:pStyle w:val="Nadpis3"/>
+        <w:pStyle w:val="Heading3"/>
       </w:pPr>
       <w:bookmarkStart w:id="44" w:name="_Toc210144998"/>
       <w:bookmarkStart w:id="45" w:name="_Toc210145058"/>
-      <w:proofErr w:type="spellStart"/>
-      <w:r>
-        <w:t>How</w:t>
-      </w:r>
-      <w:proofErr w:type="spellEnd"/>
-      <w:r>
-        <w:t xml:space="preserve"> to </w:t>
-      </w:r>
-      <w:proofErr w:type="spellStart"/>
-      <w:r>
-        <w:t>add</w:t>
-      </w:r>
-      <w:proofErr w:type="spellEnd"/>
-      <w:r>
-        <w:t xml:space="preserve"> </w:t>
-      </w:r>
-      <w:proofErr w:type="spellStart"/>
-      <w:r>
-        <w:t>Custom</w:t>
-      </w:r>
-      <w:proofErr w:type="spellEnd"/>
-      <w:r>
-        <w:t xml:space="preserve"> </w:t>
-      </w:r>
-      <w:proofErr w:type="spellStart"/>
-      <w:r>
-        <w:t>Events</w:t>
-      </w:r>
-      <w:proofErr w:type="spellEnd"/>
-      <w:r>
-        <w:t xml:space="preserve"> in </w:t>
-      </w:r>
-      <w:proofErr w:type="spellStart"/>
-      <w:r>
-        <w:t>Pygame</w:t>
-      </w:r>
-      <w:proofErr w:type="spellEnd"/>
-      <w:r>
-        <w:t>?</w:t>
+      <w:r>
+        <w:t>How to add Custom Events in Pygame?</w:t>
       </w:r>
       <w:bookmarkEnd w:id="44"/>
       <w:bookmarkEnd w:id="45"/>
@@ -4056,7 +3210,7 @@
       <w:hyperlink r:id="rId19" w:history="1">
         <w:r>
           <w:rPr>
-            <w:rStyle w:val="Hypertextovprepojenie"/>
+            <w:rStyle w:val="Hyperlink"/>
           </w:rPr>
           <w:t>https://www.geeksforgeeks.org/python/how-to-add-custom-events-in-pygame/</w:t>
         </w:r>
@@ -4066,60 +3220,18 @@
       </w:r>
     </w:p>
     <w:p>
-      <w:proofErr w:type="spellStart"/>
-      <w:r>
-        <w:t>Prepodkaldám</w:t>
-      </w:r>
-      <w:proofErr w:type="spellEnd"/>
-      <w:r>
-        <w:t xml:space="preserve">, že táto problematika je ešte príliš zložitá pre </w:t>
-      </w:r>
-      <w:proofErr w:type="spellStart"/>
-      <w:r>
-        <w:t>Kubiho</w:t>
-      </w:r>
-      <w:proofErr w:type="spellEnd"/>
-      <w:r>
-        <w:t>.</w:t>
-      </w:r>
-    </w:p>
-    <w:p>
-      <w:pPr>
-        <w:pStyle w:val="Nadpis3"/>
+      <w:r>
+        <w:t>Prepodkaldám, že táto problematika je ešte príliš zložitá pre Kubiho.</w:t>
+      </w:r>
+    </w:p>
+    <w:p>
+      <w:pPr>
+        <w:pStyle w:val="Heading3"/>
       </w:pPr>
       <w:bookmarkStart w:id="46" w:name="_Toc210144999"/>
       <w:bookmarkStart w:id="47" w:name="_Toc210145059"/>
-      <w:proofErr w:type="spellStart"/>
-      <w:r>
-        <w:t>How</w:t>
-      </w:r>
-      <w:proofErr w:type="spellEnd"/>
-      <w:r>
-        <w:t xml:space="preserve"> to get </w:t>
-      </w:r>
-      <w:proofErr w:type="spellStart"/>
-      <w:r>
-        <w:t>keyboard</w:t>
-      </w:r>
-      <w:proofErr w:type="spellEnd"/>
-      <w:r>
-        <w:t xml:space="preserve"> </w:t>
-      </w:r>
-      <w:proofErr w:type="spellStart"/>
-      <w:r>
-        <w:t>input</w:t>
-      </w:r>
-      <w:proofErr w:type="spellEnd"/>
-      <w:r>
-        <w:t xml:space="preserve"> in </w:t>
-      </w:r>
-      <w:proofErr w:type="spellStart"/>
-      <w:r>
-        <w:t>PyGame</w:t>
-      </w:r>
-      <w:proofErr w:type="spellEnd"/>
-      <w:r>
-        <w:t xml:space="preserve"> ?</w:t>
+      <w:r>
+        <w:t>How to get keyboard input in PyGame ?</w:t>
       </w:r>
       <w:bookmarkEnd w:id="46"/>
       <w:bookmarkEnd w:id="47"/>
@@ -4128,7 +3240,7 @@
       <w:hyperlink r:id="rId20" w:history="1">
         <w:r>
           <w:rPr>
-            <w:rStyle w:val="Hypertextovprepojenie"/>
+            <w:rStyle w:val="Hyperlink"/>
           </w:rPr>
           <w:t>https://www.geeksforgeeks.org/python/how-to-get-keyboard-input-in-pygame/</w:t>
         </w:r>
@@ -4144,7 +3256,7 @@
     </w:p>
     <w:p>
       <w:pPr>
-        <w:pStyle w:val="Nadpis4"/>
+        <w:pStyle w:val="Heading4"/>
       </w:pPr>
       <w:bookmarkStart w:id="48" w:name="_Toc210145000"/>
       <w:r>
@@ -4156,7 +3268,7 @@
       <w:hyperlink r:id="rId21" w:history="1">
         <w:r>
           <w:rPr>
-            <w:rStyle w:val="Hypertextovprepojenie"/>
+            <w:rStyle w:val="Hyperlink"/>
           </w:rPr>
           <w:t>https://www.geeksforgeeks.org/python/pygame-input-handling/</w:t>
         </w:r>
@@ -4191,15 +3303,7 @@
         <w:t xml:space="preserve"> obrázkov zo zložky obrázkov</w:t>
       </w:r>
       <w:r>
-        <w:t xml:space="preserve">, ktorý je </w:t>
-      </w:r>
-      <w:proofErr w:type="spellStart"/>
-      <w:r>
-        <w:t>podzložka</w:t>
-      </w:r>
-      <w:proofErr w:type="spellEnd"/>
-      <w:r>
-        <w:t xml:space="preserve"> programu.</w:t>
+        <w:t>, ktorý je podzložka programu.</w:t>
       </w:r>
     </w:p>
     <w:p>
@@ -4220,7 +3324,7 @@
     <w:p/>
     <w:p>
       <w:pPr>
-        <w:pStyle w:val="Nadpis2"/>
+        <w:pStyle w:val="Heading2"/>
       </w:pPr>
       <w:bookmarkStart w:id="49" w:name="_Toc210145001"/>
       <w:bookmarkStart w:id="50" w:name="_Toc210145060"/>
@@ -4232,23 +3336,13 @@
     </w:p>
     <w:p>
       <w:pPr>
-        <w:pStyle w:val="Nadpis3"/>
+        <w:pStyle w:val="Heading3"/>
       </w:pPr>
       <w:bookmarkStart w:id="51" w:name="_Toc210145002"/>
       <w:bookmarkStart w:id="52" w:name="_Toc210145061"/>
-      <w:proofErr w:type="spellStart"/>
-      <w:r>
-        <w:t>Python</w:t>
-      </w:r>
-      <w:proofErr w:type="spellEnd"/>
-      <w:r>
-        <w:t xml:space="preserve"> </w:t>
-      </w:r>
-      <w:proofErr w:type="spellStart"/>
-      <w:r>
-        <w:t>Lists</w:t>
-      </w:r>
-      <w:proofErr w:type="spellEnd"/>
+      <w:r>
+        <w:t>Python Lists</w:t>
+      </w:r>
       <w:r>
         <w:t xml:space="preserve"> – Zoznamy.</w:t>
       </w:r>
@@ -4259,7 +3353,7 @@
       <w:hyperlink r:id="rId22" w:history="1">
         <w:r>
           <w:rPr>
-            <w:rStyle w:val="Hypertextovprepojenie"/>
+            <w:rStyle w:val="Hyperlink"/>
           </w:rPr>
           <w:t>https://www.geeksforgeeks.org/python/python-lists/</w:t>
         </w:r>
@@ -4270,7 +3364,7 @@
     </w:p>
     <w:p>
       <w:pPr>
-        <w:pStyle w:val="Nadpis4"/>
+        <w:pStyle w:val="Heading4"/>
       </w:pPr>
       <w:bookmarkStart w:id="53" w:name="_Toc210145003"/>
       <w:r>
@@ -4280,7 +3374,7 @@
     </w:p>
     <w:p>
       <w:pPr>
-        <w:pStyle w:val="Nadpis4"/>
+        <w:pStyle w:val="Heading4"/>
       </w:pPr>
       <w:bookmarkStart w:id="54" w:name="_Toc210145004"/>
       <w:r>
@@ -4290,7 +3384,7 @@
     </w:p>
     <w:p>
       <w:pPr>
-        <w:pStyle w:val="Nadpis4"/>
+        <w:pStyle w:val="Heading4"/>
       </w:pPr>
       <w:bookmarkStart w:id="55" w:name="_Toc210145005"/>
       <w:r>
@@ -4317,7 +3411,7 @@
     </w:p>
     <w:p>
       <w:pPr>
-        <w:pStyle w:val="Nadpis4"/>
+        <w:pStyle w:val="Heading4"/>
       </w:pPr>
       <w:r>
         <w:t>Prístup k prvkom zoznamu</w:t>
@@ -4333,7 +3427,7 @@
     </w:p>
     <w:p>
       <w:pPr>
-        <w:pStyle w:val="Nadpis4"/>
+        <w:pStyle w:val="Heading4"/>
       </w:pPr>
       <w:r>
         <w:lastRenderedPageBreak/>
@@ -4346,52 +3440,32 @@
       </w:r>
     </w:p>
     <w:p>
-      <w:proofErr w:type="spellStart"/>
-      <w:r>
-        <w:t>append</w:t>
-      </w:r>
-      <w:proofErr w:type="spellEnd"/>
-      <w:r>
-        <w:t xml:space="preserve">(): </w:t>
+      <w:r>
+        <w:t xml:space="preserve">append(): </w:t>
       </w:r>
       <w:r>
         <w:t>Pridá prvok na koniec zoznamu.</w:t>
       </w:r>
     </w:p>
     <w:p>
-      <w:proofErr w:type="spellStart"/>
-      <w:r>
-        <w:t>extend</w:t>
-      </w:r>
-      <w:proofErr w:type="spellEnd"/>
-      <w:r>
-        <w:t xml:space="preserve">(): </w:t>
+      <w:r>
+        <w:t xml:space="preserve">extend(): </w:t>
       </w:r>
       <w:r>
         <w:t>Pridá viacero prvkov na koniec zoznamu.</w:t>
       </w:r>
     </w:p>
     <w:p>
-      <w:proofErr w:type="spellStart"/>
-      <w:r>
-        <w:t>insert</w:t>
-      </w:r>
-      <w:proofErr w:type="spellEnd"/>
-      <w:r>
-        <w:t xml:space="preserve">(): </w:t>
+      <w:r>
+        <w:t xml:space="preserve">insert(): </w:t>
       </w:r>
       <w:r>
         <w:t>Pridá prvok na konkrétnu pozíciu.</w:t>
       </w:r>
     </w:p>
     <w:p>
-      <w:proofErr w:type="spellStart"/>
-      <w:r>
-        <w:t>clear</w:t>
-      </w:r>
-      <w:proofErr w:type="spellEnd"/>
-      <w:r>
-        <w:t xml:space="preserve">(): </w:t>
+      <w:r>
+        <w:t xml:space="preserve">clear(): </w:t>
       </w:r>
       <w:r>
         <w:t>Odstráni všetky položky.</w:t>
@@ -4414,7 +3488,7 @@
     <w:p/>
     <w:p>
       <w:pPr>
-        <w:pStyle w:val="Nadpis4"/>
+        <w:pStyle w:val="Heading4"/>
       </w:pPr>
       <w:r>
         <w:t>Aktualizácia prvkov do zoznamu</w:t>
@@ -4437,7 +3511,7 @@
     <w:p/>
     <w:p>
       <w:pPr>
-        <w:pStyle w:val="Nadpis4"/>
+        <w:pStyle w:val="Heading4"/>
       </w:pPr>
       <w:r>
         <w:t>Odstránenie prvkov zo zoznamu</w:t>
@@ -4449,13 +3523,8 @@
       </w:r>
     </w:p>
     <w:p>
-      <w:proofErr w:type="spellStart"/>
-      <w:r>
-        <w:t>remove</w:t>
-      </w:r>
-      <w:proofErr w:type="spellEnd"/>
-      <w:r>
-        <w:t>(): Odstráni prvý výskyt prvku.</w:t>
+      <w:r>
+        <w:t>remove(): Odstráni prvý výskyt prvku.</w:t>
       </w:r>
     </w:p>
     <w:p>
@@ -4479,7 +3548,7 @@
     <w:p/>
     <w:p>
       <w:pPr>
-        <w:pStyle w:val="Nadpis4"/>
+        <w:pStyle w:val="Heading4"/>
       </w:pPr>
       <w:r>
         <w:t>Iterácia zoznamov</w:t>
@@ -4487,20 +3556,12 @@
     </w:p>
     <w:p>
       <w:r>
-        <w:t xml:space="preserve">Zoznamy môžeme </w:t>
-      </w:r>
-      <w:proofErr w:type="spellStart"/>
-      <w:r>
-        <w:t>iterovať</w:t>
-      </w:r>
-      <w:proofErr w:type="spellEnd"/>
-      <w:r>
-        <w:t xml:space="preserve"> pomocou </w:t>
+        <w:t xml:space="preserve">Zoznamy môžeme iterovať pomocou </w:t>
       </w:r>
       <w:hyperlink r:id="rId23" w:tgtFrame="_blank" w:history="1">
         <w:r>
           <w:rPr>
-            <w:rStyle w:val="Hypertextovprepojenie"/>
+            <w:rStyle w:val="Hyperlink"/>
           </w:rPr>
           <w:t>slučiek</w:t>
         </w:r>
@@ -4513,7 +3574,7 @@
       <w:hyperlink r:id="rId24" w:history="1">
         <w:r>
           <w:rPr>
-            <w:rStyle w:val="Hypertextovprepojenie"/>
+            <w:rStyle w:val="Hyperlink"/>
           </w:rPr>
           <w:t>https://www.geeksforgeeks.org/python/loops-in-python/</w:t>
         </w:r>
@@ -4525,7 +3586,7 @@
     <w:p/>
     <w:p>
       <w:pPr>
-        <w:pStyle w:val="Nadpis4"/>
+        <w:pStyle w:val="Heading4"/>
       </w:pPr>
       <w:r>
         <w:t>Vnorené zoznamy</w:t>
@@ -4539,7 +3600,7 @@
     <w:p/>
     <w:p>
       <w:pPr>
-        <w:pStyle w:val="Nadpis4"/>
+        <w:pStyle w:val="Heading4"/>
       </w:pPr>
       <w:r>
         <w:t>Porozumenie zoznamu</w:t>
@@ -4547,22 +3608,14 @@
     </w:p>
     <w:p>
       <w:r>
-        <w:t xml:space="preserve">Porozumenie zoznamu je stručný spôsob vytvárania zoznamov pomocou jedného riadku kódu. Je užitočný na použitie operácie alebo filtra na položky v </w:t>
-      </w:r>
-      <w:proofErr w:type="spellStart"/>
-      <w:r>
-        <w:t>iterovateľnom</w:t>
-      </w:r>
-      <w:proofErr w:type="spellEnd"/>
-      <w:r>
-        <w:t xml:space="preserve"> objekte, ako je napríklad zoznam alebo rozsah.</w:t>
+        <w:t>Porozumenie zoznamu je stručný spôsob vytvárania zoznamov pomocou jedného riadku kódu. Je užitočný na použitie operácie alebo filtra na položky v iterovateľnom objekte, ako je napríklad zoznam alebo rozsah.</w:t>
       </w:r>
     </w:p>
     <w:p>
       <w:hyperlink r:id="rId25" w:history="1">
         <w:r>
           <w:rPr>
-            <w:rStyle w:val="Hypertextovprepojenie"/>
+            <w:rStyle w:val="Hyperlink"/>
           </w:rPr>
           <w:t>https://www.geeksforgeeks.org/python/python-list-comprehension/</w:t>
         </w:r>
@@ -4573,25 +3626,17 @@
     </w:p>
     <w:p>
       <w:pPr>
-        <w:pStyle w:val="Nadpis4"/>
-      </w:pPr>
-      <w:r>
-        <w:t xml:space="preserve">Záver – </w:t>
-      </w:r>
-      <w:proofErr w:type="spellStart"/>
-      <w:r>
-        <w:t>kviz</w:t>
-      </w:r>
-      <w:proofErr w:type="spellEnd"/>
-      <w:r>
-        <w:t>.</w:t>
+        <w:pStyle w:val="Heading4"/>
+      </w:pPr>
+      <w:r>
+        <w:t>Záver – kviz.</w:t>
       </w:r>
     </w:p>
     <w:p>
       <w:hyperlink r:id="rId26" w:history="1">
         <w:r>
           <w:rPr>
-            <w:rStyle w:val="Hypertextovprepojenie"/>
+            <w:rStyle w:val="Hyperlink"/>
           </w:rPr>
           <w:t>https://www.geeksforgeeks.org/quizzes/python-list-quiz/</w:t>
         </w:r>
@@ -4619,13 +3664,8 @@
     </w:p>
     <w:p/>
     <w:p>
-      <w:proofErr w:type="spellStart"/>
-      <w:r>
-        <w:t>Stiahnúť</w:t>
-      </w:r>
-      <w:proofErr w:type="spellEnd"/>
-      <w:r>
-        <w:t xml:space="preserve"> program </w:t>
+      <w:r>
+        <w:t xml:space="preserve">Stiahnúť program </w:t>
       </w:r>
       <w:r>
         <w:rPr>
@@ -4655,15 +3695,7 @@
         <w:t xml:space="preserve"> – vysvetlenie: v</w:t>
       </w:r>
       <w:r>
-        <w:t xml:space="preserve"> </w:t>
-      </w:r>
-      <w:proofErr w:type="spellStart"/>
-      <w:r>
-        <w:t>print</w:t>
-      </w:r>
-      <w:proofErr w:type="spellEnd"/>
-      <w:r>
-        <w:t>() sa používa indexovanie. a[0] označuje [1, [2, 3], 4], a[0][1] označuje [2, 3], a[0][1][1] = 3 a a[2] = 8. Sčítajú sa teda dve celé čísla, 3 + 8 = 11 a výstup je 11.</w:t>
+        <w:t xml:space="preserve"> print() sa používa indexovanie. a[0] označuje [1, [2, 3], 4], a[0][1] označuje [2, 3], a[0][1][1] = 3 a a[2] = 8. Sčítajú sa teda dve celé čísla, 3 + 8 = 11 a výstup je 11.</w:t>
       </w:r>
     </w:p>
     <w:p>
@@ -4752,15 +3784,7 @@
         <w:t xml:space="preserve">vysvetlenie: </w:t>
       </w:r>
       <w:r>
-        <w:t>Premenná i sa používa na iteráciu každého prvku v zozname temp. i[0] predstavuje znak na 0. indexe i a funkcia .</w:t>
-      </w:r>
-      <w:proofErr w:type="spellStart"/>
-      <w:r>
-        <w:t>upper</w:t>
-      </w:r>
-      <w:proofErr w:type="spellEnd"/>
-      <w:r>
-        <w:t>() sa používa na písanie veľkých písmen znaku prítomného v i[0].</w:t>
+        <w:t>Premenná i sa používa na iteráciu každého prvku v zozname temp. i[0] predstavuje znak na 0. indexe i a funkcia .upper() sa používa na písanie veľkých písmen znaku prítomného v i[0].</w:t>
       </w:r>
     </w:p>
     <w:p>
@@ -4840,42 +3864,10 @@
         <w:t>.py</w:t>
       </w:r>
       <w:r>
-        <w:t xml:space="preserve"> – opäť dosť komplikovaný príklad so vnorenými </w:t>
-      </w:r>
-      <w:proofErr w:type="spellStart"/>
-      <w:r>
-        <w:t>zoznami</w:t>
-      </w:r>
-      <w:proofErr w:type="spellEnd"/>
-      <w:r>
-        <w:t xml:space="preserve">, skúsiť </w:t>
-      </w:r>
-      <w:proofErr w:type="spellStart"/>
-      <w:r>
-        <w:t>analýzovať</w:t>
-      </w:r>
-      <w:proofErr w:type="spellEnd"/>
-      <w:r>
-        <w:t xml:space="preserve">, vysvetlenie: </w:t>
-      </w:r>
-      <w:r>
-        <w:t xml:space="preserve">[x </w:t>
-      </w:r>
-      <w:proofErr w:type="spellStart"/>
-      <w:r>
-        <w:t>for</w:t>
-      </w:r>
-      <w:proofErr w:type="spellEnd"/>
-      <w:r>
-        <w:t xml:space="preserve"> x in[li] vráti nový zoznam kopírujúci hodnoty v príkaze list li a vonkajší príkaz </w:t>
-      </w:r>
-      <w:proofErr w:type="spellStart"/>
-      <w:r>
-        <w:t>for</w:t>
-      </w:r>
-      <w:proofErr w:type="spellEnd"/>
-      <w:r>
-        <w:t xml:space="preserve"> vypíše novovytvorený zoznam 3-krát.</w:t>
+        <w:t xml:space="preserve"> – opäť dosť komplikovaný príklad so vnorenými zoznami, skúsiť analýzovať, vysvetlenie: </w:t>
+      </w:r>
+      <w:r>
+        <w:t>[x for x in[li] vráti nový zoznam kopírujúci hodnoty v príkaze list li a vonkajší príkaz for vypíše novovytvorený zoznam 3-krát.</w:t>
       </w:r>
     </w:p>
     <w:p>
@@ -4907,15 +3899,7 @@
         <w:t xml:space="preserve"> – opäť dosť komplikovaný príklad, čo znamená „násobenie“ zoznamu – vysvetlenie: </w:t>
       </w:r>
       <w:r>
-        <w:t>Výraz list[</w:t>
-      </w:r>
-      <w:proofErr w:type="spellStart"/>
-      <w:r>
-        <w:t>listelements</w:t>
-      </w:r>
-      <w:proofErr w:type="spellEnd"/>
-      <w:r>
-        <w:t>]*N, kde N je celé číslo, pripojí N kópií prvkov zoznamu v pôvodnom zozname. Ak je N záporné celé číslo alebo 0, výstup bude prázdny zoznam, inak ak je N kladné, prvky zoznamu sa pridajú N krát do pôvodného zoznamu.</w:t>
+        <w:t>Výraz list[listelements]*N, kde N je celé číslo, pripojí N kópií prvkov zoznamu v pôvodnom zozname. Ak je N záporné celé číslo alebo 0, výstup bude prázdny zoznam, inak ak je N kladné, prvky zoznamu sa pridajú N krát do pôvodného zoznamu.</w:t>
       </w:r>
     </w:p>
     <w:p>
@@ -4959,23 +3943,7 @@
         <w:t xml:space="preserve"> – vysvetlenie: </w:t>
       </w:r>
       <w:r>
-        <w:t>li[1] odkazuje na druhý prvok "</w:t>
-      </w:r>
-      <w:proofErr w:type="spellStart"/>
-      <w:r>
-        <w:t>Pratik</w:t>
-      </w:r>
-      <w:proofErr w:type="spellEnd"/>
-      <w:r>
-        <w:t>". li[1][-1] pristupuje k poslednému znaku '</w:t>
-      </w:r>
-      <w:proofErr w:type="spellStart"/>
-      <w:r>
-        <w:t>Pratik</w:t>
-      </w:r>
-      <w:proofErr w:type="spellEnd"/>
-      <w:r>
-        <w:t>', ktorým je 'k'.</w:t>
+        <w:t>li[1] odkazuje na druhý prvok "Pratik". li[1][-1] pristupuje k poslednému znaku 'Pratik', ktorým je 'k'.</w:t>
       </w:r>
     </w:p>
     <w:p>
@@ -5013,334 +3981,214 @@
         <w:t xml:space="preserve"> zau</w:t>
       </w:r>
       <w:r>
-        <w:t xml:space="preserve">jímavá práca so zlúčenými </w:t>
-      </w:r>
-      <w:proofErr w:type="spellStart"/>
-      <w:r>
-        <w:t>zoznami</w:t>
-      </w:r>
-      <w:proofErr w:type="spellEnd"/>
-      <w:r>
-        <w:t xml:space="preserve">, nepoznal som to ani ja – vysvetlenie: </w:t>
+        <w:t xml:space="preserve">jímavá práca so zlúčenými zoznami, nepoznal som to ani ja – vysvetlenie: </w:t>
       </w:r>
       <w:r>
         <w:t xml:space="preserve">Funkcia </w:t>
       </w:r>
-      <w:proofErr w:type="spellStart"/>
       <w:r>
         <w:rPr>
           <w:b/>
           <w:bCs/>
         </w:rPr>
-        <w:t>zip</w:t>
-      </w:r>
-      <w:proofErr w:type="spellEnd"/>
+        <w:t>zip()</w:t>
+      </w:r>
+      <w:r>
+        <w:t xml:space="preserve"> v Pythone kombinuje viacero iterables (</w:t>
+      </w:r>
+      <w:r>
+        <w:t>iterovateľné objekty</w:t>
+      </w:r>
+      <w:r>
+        <w:t>), ako sú zoznamy, n-tice, reťazce, knižnice atď., do jedného iterátora n-tic, kde každá n-tica obsahuje prvky zo vstupných iterables v rovnakom indexe.</w:t>
+      </w:r>
+    </w:p>
+    <w:p>
+      <w:r>
+        <w:t>V danom kóde sa zoznamy "a" a "b" spoja metódou zip a potom sa do nového zoznamu pridá rozdiel medzi prvkami z a b ( odpočíta sa ). Výstup bude - 9, 18, 27, 36, 45</w:t>
+      </w:r>
+    </w:p>
+    <w:p>
+      <w:r>
+        <w:t xml:space="preserve">Program </w:t>
+      </w:r>
       <w:r>
         <w:rPr>
           <w:b/>
           <w:bCs/>
         </w:rPr>
-        <w:t>()</w:t>
-      </w:r>
-      <w:r>
-        <w:t xml:space="preserve"> v </w:t>
-      </w:r>
-      <w:proofErr w:type="spellStart"/>
-      <w:r>
-        <w:t>Pythone</w:t>
-      </w:r>
-      <w:proofErr w:type="spellEnd"/>
-      <w:r>
-        <w:t xml:space="preserve"> kombinuje viacero </w:t>
-      </w:r>
-      <w:proofErr w:type="spellStart"/>
-      <w:r>
-        <w:t>iterables</w:t>
-      </w:r>
-      <w:proofErr w:type="spellEnd"/>
-      <w:r>
-        <w:t xml:space="preserve"> (</w:t>
-      </w:r>
-      <w:proofErr w:type="spellStart"/>
-      <w:r>
-        <w:t>iterovateľné</w:t>
-      </w:r>
-      <w:proofErr w:type="spellEnd"/>
-      <w:r>
-        <w:t xml:space="preserve"> objekty</w:t>
-      </w:r>
-      <w:r>
-        <w:t>), ako sú zoznamy, n-</w:t>
-      </w:r>
-      <w:proofErr w:type="spellStart"/>
-      <w:r>
-        <w:t>tice</w:t>
-      </w:r>
-      <w:proofErr w:type="spellEnd"/>
-      <w:r>
-        <w:t xml:space="preserve">, reťazce, knižnice atď., do jedného </w:t>
-      </w:r>
-      <w:proofErr w:type="spellStart"/>
-      <w:r>
-        <w:t>iterátora</w:t>
-      </w:r>
-      <w:proofErr w:type="spellEnd"/>
-      <w:r>
-        <w:t xml:space="preserve"> n-</w:t>
-      </w:r>
-      <w:proofErr w:type="spellStart"/>
-      <w:r>
-        <w:t>tic</w:t>
-      </w:r>
-      <w:proofErr w:type="spellEnd"/>
-      <w:r>
-        <w:t>, kde každá n-</w:t>
-      </w:r>
-      <w:proofErr w:type="spellStart"/>
-      <w:r>
-        <w:t>tica</w:t>
-      </w:r>
-      <w:proofErr w:type="spellEnd"/>
-      <w:r>
-        <w:t xml:space="preserve"> obsahuje prvky zo vstupných </w:t>
-      </w:r>
-      <w:proofErr w:type="spellStart"/>
-      <w:r>
-        <w:t>iterables</w:t>
-      </w:r>
-      <w:proofErr w:type="spellEnd"/>
-      <w:r>
-        <w:t xml:space="preserve"> v rovnakom indexe.</w:t>
-      </w:r>
-    </w:p>
-    <w:p>
-      <w:r>
-        <w:t xml:space="preserve">V danom kóde sa zoznamy "a" a "b" spoja metódou </w:t>
-      </w:r>
-      <w:proofErr w:type="spellStart"/>
-      <w:r>
-        <w:t>zip</w:t>
-      </w:r>
-      <w:proofErr w:type="spellEnd"/>
-      <w:r>
-        <w:t xml:space="preserve"> a potom sa do nového zoznamu pridá rozdiel medzi prvkami z a b ( odpočíta sa ). Výstup bude - 9, 18, 27, 36, 45</w:t>
-      </w:r>
-    </w:p>
-    <w:p>
-      <w:r>
-        <w:t xml:space="preserve">Program </w:t>
+        <w:t>Q1</w:t>
       </w:r>
       <w:r>
         <w:rPr>
           <w:b/>
           <w:bCs/>
         </w:rPr>
-        <w:t>Q1</w:t>
+        <w:t>6</w:t>
       </w:r>
       <w:r>
         <w:rPr>
           <w:b/>
           <w:bCs/>
         </w:rPr>
-        <w:t>6</w:t>
+        <w:t>.py</w:t>
       </w:r>
       <w:r>
         <w:rPr>
           <w:b/>
           <w:bCs/>
         </w:rPr>
-        <w:t>.py</w:t>
+        <w:t xml:space="preserve"> - </w:t>
+      </w:r>
+      <w:r>
+        <w:t xml:space="preserve">v pythone je možné krájanie zoznamu vykonať aj pomocou syntaxe </w:t>
+      </w:r>
+      <w:bookmarkStart w:id="59" w:name="_Hlk211599561"/>
+      <w:r>
+        <w:t xml:space="preserve">listName[x:y:z], kde x znamená počiatočný index, y-1 definuje konečnú hodnotu </w:t>
+      </w:r>
+      <w:bookmarkEnd w:id="59"/>
+      <w:r>
+        <w:t>indexu a z určuje veľkosť kroku. Ak chýba niektorá z hodnôt medzi x, y a z, interpret prevezme predvolenú hodnotu.</w:t>
+      </w:r>
+      <w:r>
+        <w:t xml:space="preserve"> Zaujímavý príklad </w:t>
+      </w:r>
+      <w:r>
+        <w:t>listName[x:y:z], kde x znamená počiatočný index, y-1 definuje konečnú hodnotu</w:t>
+      </w:r>
+      <w:r>
+        <w:t xml:space="preserve"> a z je veľkosť kroku, takže každý druhý prvok vybraného pod zoznamu.</w:t>
+      </w:r>
+    </w:p>
+    <w:p>
+      <w:r>
+        <w:t xml:space="preserve">Program </w:t>
       </w:r>
       <w:r>
         <w:rPr>
           <w:b/>
           <w:bCs/>
         </w:rPr>
-        <w:t xml:space="preserve"> - </w:t>
-      </w:r>
-      <w:r>
-        <w:t xml:space="preserve">v </w:t>
-      </w:r>
-      <w:proofErr w:type="spellStart"/>
-      <w:r>
-        <w:t>pythone</w:t>
-      </w:r>
-      <w:proofErr w:type="spellEnd"/>
-      <w:r>
-        <w:t xml:space="preserve"> je možné krájanie zoznamu vykonať aj pomocou syntaxe </w:t>
-      </w:r>
-      <w:bookmarkStart w:id="59" w:name="_Hlk211599561"/>
-      <w:proofErr w:type="spellStart"/>
-      <w:r>
-        <w:t>listName</w:t>
-      </w:r>
-      <w:proofErr w:type="spellEnd"/>
-      <w:r>
-        <w:t>[</w:t>
-      </w:r>
-      <w:proofErr w:type="spellStart"/>
-      <w:r>
-        <w:t>x:y:z</w:t>
-      </w:r>
-      <w:proofErr w:type="spellEnd"/>
-      <w:r>
-        <w:t xml:space="preserve">], kde x znamená počiatočný index, y-1 definuje konečnú hodnotu </w:t>
-      </w:r>
-      <w:bookmarkEnd w:id="59"/>
-      <w:r>
-        <w:t>indexu a z určuje veľkosť kroku. Ak chýba niektorá z hodnôt medzi x, y a z, interpret prevezme predvolenú hodnotu.</w:t>
-      </w:r>
-      <w:r>
-        <w:t xml:space="preserve"> Zaujímavý príklad </w:t>
-      </w:r>
-      <w:proofErr w:type="spellStart"/>
-      <w:r>
-        <w:t>listName</w:t>
-      </w:r>
-      <w:proofErr w:type="spellEnd"/>
-      <w:r>
-        <w:t>[</w:t>
-      </w:r>
-      <w:proofErr w:type="spellStart"/>
-      <w:r>
-        <w:t>x:y:z</w:t>
-      </w:r>
-      <w:proofErr w:type="spellEnd"/>
-      <w:r>
-        <w:t>], kde x znamená počiatočný index, y-1 definuje konečnú hodnotu</w:t>
-      </w:r>
-      <w:r>
-        <w:t xml:space="preserve"> a z je veľkosť kroku, takže každý druhý prvok vybraného pod zoznamu.</w:t>
-      </w:r>
-    </w:p>
-    <w:p>
-      <w:r>
-        <w:t xml:space="preserve">Program </w:t>
+        <w:t>Q1</w:t>
       </w:r>
       <w:r>
         <w:rPr>
           <w:b/>
           <w:bCs/>
         </w:rPr>
-        <w:t>Q1</w:t>
+        <w:t>7</w:t>
       </w:r>
       <w:r>
         <w:rPr>
           <w:b/>
           <w:bCs/>
         </w:rPr>
-        <w:t>7</w:t>
+        <w:t>.py</w:t>
+      </w:r>
+      <w:r>
+        <w:t xml:space="preserve"> </w:t>
+      </w:r>
+      <w:r>
+        <w:t>–</w:t>
+      </w:r>
+      <w:r>
+        <w:t xml:space="preserve"> </w:t>
+      </w:r>
+      <w:r>
+        <w:t>príklad vnorených zoznamov, ktoré tvoria len jeden člen pôvodného zoznamu</w:t>
+      </w:r>
+    </w:p>
+    <w:p>
+      <w:r>
+        <w:t xml:space="preserve">Program </w:t>
       </w:r>
       <w:r>
         <w:rPr>
           <w:b/>
           <w:bCs/>
         </w:rPr>
-        <w:t>.py</w:t>
-      </w:r>
-      <w:r>
-        <w:t xml:space="preserve"> </w:t>
-      </w:r>
-      <w:r>
-        <w:t>–</w:t>
-      </w:r>
-      <w:r>
-        <w:t xml:space="preserve"> </w:t>
-      </w:r>
-      <w:r>
-        <w:t>príklad vnorených zoznamov, ktoré tvoria len jeden člen pôvodného zoznamu</w:t>
-      </w:r>
-    </w:p>
-    <w:p>
-      <w:r>
-        <w:t xml:space="preserve">Program </w:t>
+        <w:t>Q1</w:t>
       </w:r>
       <w:r>
         <w:rPr>
           <w:b/>
           <w:bCs/>
         </w:rPr>
-        <w:t>Q1</w:t>
+        <w:t>8</w:t>
       </w:r>
       <w:r>
         <w:rPr>
           <w:b/>
           <w:bCs/>
         </w:rPr>
-        <w:t>8</w:t>
+        <w:t>.py</w:t>
+      </w:r>
+      <w:r>
+        <w:t xml:space="preserve"> –</w:t>
+      </w:r>
+      <w:r>
+        <w:t xml:space="preserve"> podobný príklad sme už riešili je to pomerne jednoduché</w:t>
+      </w:r>
+    </w:p>
+    <w:p>
+      <w:r>
+        <w:t xml:space="preserve">Program </w:t>
       </w:r>
       <w:r>
         <w:rPr>
           <w:b/>
           <w:bCs/>
         </w:rPr>
-        <w:t>.py</w:t>
-      </w:r>
-      <w:r>
-        <w:t xml:space="preserve"> –</w:t>
-      </w:r>
-      <w:r>
-        <w:t xml:space="preserve"> podobný príklad sme už riešili je to pomerne jednoduché</w:t>
-      </w:r>
-    </w:p>
-    <w:p>
-      <w:r>
-        <w:t xml:space="preserve">Program </w:t>
+        <w:t>Q1</w:t>
       </w:r>
       <w:r>
         <w:rPr>
           <w:b/>
           <w:bCs/>
         </w:rPr>
-        <w:t>Q1</w:t>
+        <w:t>9</w:t>
       </w:r>
       <w:r>
         <w:rPr>
           <w:b/>
           <w:bCs/>
         </w:rPr>
-        <w:t>9</w:t>
+        <w:t>.py</w:t>
+      </w:r>
+      <w:r>
+        <w:t xml:space="preserve"> –</w:t>
+      </w:r>
+      <w:r>
+        <w:t xml:space="preserve"> </w:t>
+      </w:r>
+      <w:r>
+        <w:t>jednoduché zlúčenie zoznamu</w:t>
+      </w:r>
+    </w:p>
+    <w:p>
+      <w:r>
+        <w:t xml:space="preserve">Program </w:t>
       </w:r>
       <w:r>
         <w:rPr>
           <w:b/>
           <w:bCs/>
         </w:rPr>
-        <w:t>.py</w:t>
-      </w:r>
-      <w:r>
-        <w:t xml:space="preserve"> –</w:t>
-      </w:r>
-      <w:r>
-        <w:t xml:space="preserve"> </w:t>
-      </w:r>
-      <w:r>
-        <w:t>jednoduché zlúčenie zoznamu</w:t>
-      </w:r>
-    </w:p>
-    <w:p>
-      <w:r>
-        <w:t xml:space="preserve">Program </w:t>
+        <w:t>Q</w:t>
       </w:r>
       <w:r>
         <w:rPr>
           <w:b/>
           <w:bCs/>
         </w:rPr>
-        <w:t>Q</w:t>
+        <w:t>20</w:t>
       </w:r>
       <w:r>
         <w:rPr>
           <w:b/>
           <w:bCs/>
         </w:rPr>
-        <w:t>20</w:t>
-      </w:r>
-      <w:r>
-        <w:rPr>
-          <w:b/>
-          <w:bCs/>
-        </w:rPr>
         <w:t>.py</w:t>
       </w:r>
       <w:r>
@@ -5350,15 +4198,7 @@
         <w:t xml:space="preserve"> p</w:t>
       </w:r>
       <w:r>
-        <w:t xml:space="preserve">oskytli sme odkaz na zoznam "a" s iným zoznamom "b", čo znamená, že tieto dva zoznamy (a </w:t>
-      </w:r>
-      <w:proofErr w:type="spellStart"/>
-      <w:r>
-        <w:t>a</w:t>
-      </w:r>
-      <w:proofErr w:type="spellEnd"/>
-      <w:r>
-        <w:t xml:space="preserve"> b) odkazujú na ten istý zoznam. Takže akákoľvek zmena s b ovplyvní pôvodný zoznam</w:t>
+        <w:t>oskytli sme odkaz na zoznam "a" s iným zoznamom "b", čo znamená, že tieto dva zoznamy (a a b) odkazujú na ten istý zoznam. Takže akákoľvek zmena s b ovplyvní pôvodný zoznam</w:t>
       </w:r>
     </w:p>
     <w:p>
@@ -5471,7 +4311,7 @@
     <w:p/>
     <w:p>
       <w:pPr>
-        <w:pStyle w:val="Nadpis4"/>
+        <w:pStyle w:val="Heading4"/>
       </w:pPr>
       <w:r>
         <w:t xml:space="preserve">Cvičenie </w:t>
@@ -5480,13 +4320,8 @@
         <w:t xml:space="preserve">príkladov </w:t>
       </w:r>
       <w:r>
-        <w:t xml:space="preserve">zoznamu jazyka </w:t>
-      </w:r>
-      <w:proofErr w:type="spellStart"/>
-      <w:r>
-        <w:t>Python</w:t>
-      </w:r>
-      <w:proofErr w:type="spellEnd"/>
+        <w:t>zoznamu jazyka Python</w:t>
+      </w:r>
       <w:r>
         <w:t>.</w:t>
       </w:r>
@@ -5495,7 +4330,7 @@
       <w:hyperlink r:id="rId27" w:history="1">
         <w:r>
           <w:rPr>
-            <w:rStyle w:val="Hypertextovprepojenie"/>
+            <w:rStyle w:val="Hyperlink"/>
           </w:rPr>
           <w:t>https://www.geeksforgeeks.org/python/python-list-exercise/</w:t>
         </w:r>
@@ -5541,32 +4376,17 @@
     </w:p>
     <w:p>
       <w:pPr>
-        <w:pStyle w:val="Nadpis3"/>
-      </w:pPr>
-      <w:proofErr w:type="spellStart"/>
-      <w:r>
-        <w:t>Python</w:t>
-      </w:r>
-      <w:proofErr w:type="spellEnd"/>
-      <w:r>
-        <w:t xml:space="preserve"> </w:t>
-      </w:r>
-      <w:proofErr w:type="spellStart"/>
-      <w:r>
-        <w:t>Tuples</w:t>
-      </w:r>
-      <w:proofErr w:type="spellEnd"/>
+        <w:pStyle w:val="Heading3"/>
+      </w:pPr>
+      <w:r>
+        <w:t>Python Tuples</w:t>
+      </w:r>
       <w:r>
         <w:t xml:space="preserve"> - N</w:t>
       </w:r>
       <w:r>
-        <w:t>-</w:t>
-      </w:r>
-      <w:proofErr w:type="spellStart"/>
-      <w:r>
-        <w:t>tice</w:t>
-      </w:r>
-      <w:proofErr w:type="spellEnd"/>
+        <w:t>-tice</w:t>
+      </w:r>
       <w:r>
         <w:t>.</w:t>
       </w:r>
@@ -5575,7 +4395,7 @@
       <w:hyperlink r:id="rId28" w:history="1">
         <w:r>
           <w:rPr>
-            <w:rStyle w:val="Hypertextovprepojenie"/>
+            <w:rStyle w:val="Hyperlink"/>
           </w:rPr>
           <w:t>https://www.geeksforgeeks.org/python/python-tuples/</w:t>
         </w:r>
@@ -5589,23 +4409,7 @@
         <w:jc w:val="both"/>
       </w:pPr>
       <w:r>
-        <w:t>N-</w:t>
-      </w:r>
-      <w:proofErr w:type="spellStart"/>
-      <w:r>
-        <w:t>tica</w:t>
-      </w:r>
-      <w:proofErr w:type="spellEnd"/>
-      <w:r>
-        <w:t xml:space="preserve"> v </w:t>
-      </w:r>
-      <w:proofErr w:type="spellStart"/>
-      <w:r>
-        <w:t>Pythone</w:t>
-      </w:r>
-      <w:proofErr w:type="spellEnd"/>
-      <w:r>
-        <w:t xml:space="preserve"> je nemenná usporiadaná kolekcia prvkov.</w:t>
+        <w:t>N-tica v Pythone je nemenná usporiadaná kolekcia prvkov.</w:t>
       </w:r>
     </w:p>
     <w:p>
@@ -5617,23 +4421,7 @@
         <w:jc w:val="both"/>
       </w:pPr>
       <w:r>
-        <w:t>N-</w:t>
-      </w:r>
-      <w:proofErr w:type="spellStart"/>
-      <w:r>
-        <w:t>tice</w:t>
-      </w:r>
-      <w:proofErr w:type="spellEnd"/>
-      <w:r>
-        <w:t xml:space="preserve"> sú podobné zoznamom, ale na rozdiel od zoznamov ich nemožno po vytvorení zmeniť (</w:t>
-      </w:r>
-      <w:proofErr w:type="spellStart"/>
-      <w:r>
-        <w:t>t.j</w:t>
-      </w:r>
-      <w:proofErr w:type="spellEnd"/>
-      <w:r>
-        <w:t>. sú nemenné).</w:t>
+        <w:t>N-tice sú podobné zoznamom, ale na rozdiel od zoznamov ich nemožno po vytvorení zmeniť (t.j. sú nemenné).</w:t>
       </w:r>
     </w:p>
     <w:p>
@@ -5645,15 +4433,7 @@
         <w:jc w:val="both"/>
       </w:pPr>
       <w:r>
-        <w:t>N-</w:t>
-      </w:r>
-      <w:proofErr w:type="spellStart"/>
-      <w:r>
-        <w:t>tice</w:t>
-      </w:r>
-      <w:proofErr w:type="spellEnd"/>
-      <w:r>
-        <w:t xml:space="preserve"> môžu obsahovať prvky rôznych typov údajov.</w:t>
+        <w:t>N-tice môžu obsahovať prvky rôznych typov údajov.</w:t>
       </w:r>
     </w:p>
     <w:p>
@@ -5665,36 +4445,15 @@
         <w:jc w:val="both"/>
       </w:pPr>
       <w:r>
-        <w:t>Hlavné charakteristiky n-</w:t>
-      </w:r>
-      <w:proofErr w:type="spellStart"/>
-      <w:r>
-        <w:t>tic</w:t>
-      </w:r>
-      <w:proofErr w:type="spellEnd"/>
-      <w:r>
-        <w:t xml:space="preserve"> sú usporiadané, heterogénne a nemenné.</w:t>
-      </w:r>
-    </w:p>
-    <w:p>
-      <w:pPr>
-        <w:pStyle w:val="Nadpis3"/>
-      </w:pPr>
-      <w:proofErr w:type="spellStart"/>
-      <w:r>
-        <w:t>Python</w:t>
-      </w:r>
-      <w:proofErr w:type="spellEnd"/>
-      <w:r>
-        <w:t xml:space="preserve"> </w:t>
-      </w:r>
-      <w:proofErr w:type="spellStart"/>
-      <w:r>
-        <w:t>String</w:t>
-      </w:r>
-      <w:proofErr w:type="spellEnd"/>
-      <w:r>
-        <w:t xml:space="preserve"> - </w:t>
+        <w:t>Hlavné charakteristiky n-tic sú usporiadané, heterogénne a nemenné.</w:t>
+      </w:r>
+    </w:p>
+    <w:p>
+      <w:pPr>
+        <w:pStyle w:val="Heading3"/>
+      </w:pPr>
+      <w:r>
+        <w:t xml:space="preserve">Python String - </w:t>
       </w:r>
       <w:r>
         <w:t>Reťazc</w:t>
@@ -5707,7 +4466,7 @@
       <w:hyperlink r:id="rId29" w:history="1">
         <w:r>
           <w:rPr>
-            <w:rStyle w:val="Hypertextovprepojenie"/>
+            <w:rStyle w:val="Hyperlink"/>
           </w:rPr>
           <w:t>https://www.geeksforgeeks.org/python/python-string/</w:t>
         </w:r>
@@ -5718,25 +4477,15 @@
     </w:p>
     <w:p>
       <w:pPr>
-        <w:pStyle w:val="Nadpis3"/>
+        <w:pStyle w:val="Heading3"/>
         <w:rPr>
           <w:rFonts w:eastAsiaTheme="minorHAnsi" w:cstheme="minorBidi"/>
         </w:rPr>
       </w:pPr>
-      <w:proofErr w:type="spellStart"/>
       <w:r>
         <w:lastRenderedPageBreak/>
-        <w:t>Python</w:t>
-      </w:r>
-      <w:proofErr w:type="spellEnd"/>
-      <w:r>
-        <w:t xml:space="preserve"> </w:t>
-      </w:r>
-      <w:proofErr w:type="spellStart"/>
-      <w:r>
-        <w:t>Dictionary</w:t>
-      </w:r>
-      <w:proofErr w:type="spellEnd"/>
+        <w:t>Python Dictionary</w:t>
+      </w:r>
       <w:r>
         <w:t xml:space="preserve"> - </w:t>
       </w:r>
@@ -5748,7 +4497,7 @@
       <w:hyperlink r:id="rId30" w:history="1">
         <w:r>
           <w:rPr>
-            <w:rStyle w:val="Hypertextovprepojenie"/>
+            <w:rStyle w:val="Hyperlink"/>
           </w:rPr>
           <w:t>https://www.geeksforgeeks.org/python/python-dictionary/</w:t>
         </w:r>
@@ -5759,43 +4508,28 @@
     </w:p>
     <w:p>
       <w:pPr>
-        <w:pStyle w:val="Nadpis3"/>
+        <w:pStyle w:val="Heading3"/>
         <w:rPr>
           <w:rFonts w:eastAsiaTheme="minorHAnsi" w:cstheme="minorBidi"/>
           <w:sz w:val="22"/>
           <w:szCs w:val="22"/>
         </w:rPr>
       </w:pPr>
-      <w:proofErr w:type="spellStart"/>
-      <w:r>
-        <w:t>Python</w:t>
-      </w:r>
-      <w:proofErr w:type="spellEnd"/>
-      <w:r>
-        <w:t xml:space="preserve"> </w:t>
-      </w:r>
-      <w:proofErr w:type="spellStart"/>
-      <w:r>
-        <w:t>Sets</w:t>
-      </w:r>
-      <w:proofErr w:type="spellEnd"/>
+      <w:r>
+        <w:t>Python Sets</w:t>
+      </w:r>
       <w:r>
         <w:t xml:space="preserve"> - </w:t>
       </w:r>
       <w:r>
-        <w:t xml:space="preserve">Sady jazyka </w:t>
-      </w:r>
-      <w:proofErr w:type="spellStart"/>
-      <w:r>
-        <w:t>Python</w:t>
-      </w:r>
-      <w:proofErr w:type="spellEnd"/>
+        <w:t>Sady jazyka Python</w:t>
+      </w:r>
     </w:p>
     <w:p>
       <w:hyperlink r:id="rId31" w:history="1">
         <w:r>
           <w:rPr>
-            <w:rStyle w:val="Hypertextovprepojenie"/>
+            <w:rStyle w:val="Hyperlink"/>
           </w:rPr>
           <w:t>https://www.geeksforgeeks.org/python/python-sets/</w:t>
         </w:r>
@@ -5806,30 +4540,17 @@
     </w:p>
     <w:p>
       <w:pPr>
-        <w:pStyle w:val="Nadpis3"/>
-      </w:pPr>
-      <w:proofErr w:type="spellStart"/>
-      <w:r>
-        <w:t>Python</w:t>
-      </w:r>
-      <w:proofErr w:type="spellEnd"/>
-      <w:r>
-        <w:t xml:space="preserve"> </w:t>
-      </w:r>
-      <w:proofErr w:type="spellStart"/>
-      <w:r>
-        <w:t>Arrays</w:t>
-      </w:r>
-      <w:proofErr w:type="spellEnd"/>
-      <w:r>
-        <w:t xml:space="preserve"> - Polia</w:t>
+        <w:pStyle w:val="Heading3"/>
+      </w:pPr>
+      <w:r>
+        <w:t>Python Arrays - Polia</w:t>
       </w:r>
     </w:p>
     <w:p>
       <w:hyperlink r:id="rId32" w:history="1">
         <w:r>
           <w:rPr>
-            <w:rStyle w:val="Hypertextovprepojenie"/>
+            <w:rStyle w:val="Hyperlink"/>
           </w:rPr>
           <w:t>https://www.geeksforgeeks.org/python/python-arrays/</w:t>
         </w:r>
@@ -5840,31 +4561,21 @@
     </w:p>
     <w:p>
       <w:pPr>
-        <w:pStyle w:val="Nadpis2"/>
+        <w:pStyle w:val="Heading2"/>
       </w:pPr>
       <w:bookmarkStart w:id="61" w:name="IT23102025"/>
       <w:bookmarkEnd w:id="61"/>
-      <w:proofErr w:type="spellStart"/>
-      <w:r>
-        <w:t>Pygame</w:t>
-      </w:r>
-      <w:proofErr w:type="spellEnd"/>
-      <w:r>
-        <w:t xml:space="preserve"> pre pokročilých.</w:t>
-      </w:r>
-    </w:p>
-    <w:p>
-      <w:pPr>
-        <w:pStyle w:val="Nadpis3"/>
-      </w:pPr>
-      <w:r>
-        <w:t xml:space="preserve">Vytváranie interaktívnych tlačidiel pomocou </w:t>
-      </w:r>
-      <w:proofErr w:type="spellStart"/>
-      <w:r>
-        <w:t>pygame</w:t>
-      </w:r>
-      <w:proofErr w:type="spellEnd"/>
+      <w:r>
+        <w:t>Pygame pre pokročilých.</w:t>
+      </w:r>
+    </w:p>
+    <w:p>
+      <w:pPr>
+        <w:pStyle w:val="Heading3"/>
+      </w:pPr>
+      <w:r>
+        <w:t>Vytváranie interaktívnych tlačidiel pomocou pygame</w:t>
+      </w:r>
     </w:p>
     <w:p>
       <w:r>
@@ -5873,9 +4584,21 @@
       <w:hyperlink r:id="rId33" w:history="1">
         <w:r>
           <w:rPr>
-            <w:rStyle w:val="Hypertextovprepojenie"/>
+            <w:rStyle w:val="Hyperlink"/>
           </w:rPr>
-          <w:t>https://www.geeksforgeeks.org/python/pygame-tutorial/</w:t>
+          <w:t>https://www.ge</w:t>
+        </w:r>
+        <w:r>
+          <w:rPr>
+            <w:rStyle w:val="Hyperlink"/>
+          </w:rPr>
+          <w:t>e</w:t>
+        </w:r>
+        <w:r>
+          <w:rPr>
+            <w:rStyle w:val="Hyperlink"/>
+          </w:rPr>
+          <w:t>ksforgeeks.org/python/pygame-tutorial/</w:t>
         </w:r>
       </w:hyperlink>
       <w:r>
@@ -5886,7 +4609,7 @@
       <w:hyperlink r:id="rId34" w:history="1">
         <w:r>
           <w:rPr>
-            <w:rStyle w:val="Hypertextovprepojenie"/>
+            <w:rStyle w:val="Hyperlink"/>
           </w:rPr>
           <w:t>https://www.geeksforgeeks.org/python/how-to-create-buttons-in-a-game-using-pygame/</w:t>
         </w:r>
@@ -5900,15 +4623,7 @@
         <w:jc w:val="both"/>
       </w:pPr>
       <w:r>
-        <w:t xml:space="preserve">Hra musí mať interaktívne tlačidlá, ktoré dokážu ovládať rôzne udalosti v hre, aby bola hra lepšie kontrolovaná a aby sa do nej pridalo správne grafické rozhranie. Tie môžu byť vytvorené v </w:t>
-      </w:r>
-      <w:proofErr w:type="spellStart"/>
-      <w:r>
-        <w:t>pygame</w:t>
-      </w:r>
-      <w:proofErr w:type="spellEnd"/>
-      <w:r>
-        <w:t xml:space="preserve"> </w:t>
+        <w:t xml:space="preserve">Hra musí mať interaktívne tlačidlá, ktoré dokážu ovládať rôzne udalosti v hre, aby bola hra lepšie kontrolovaná a aby sa do nej pridalo správne grafické rozhranie. Tie môžu byť vytvorené v pygame </w:t>
       </w:r>
       <w:r>
         <w:rPr>
@@ -5920,15 +4635,7 @@
         <w:t>vytvorením obdĺžnika na obrazovke a následným prekrytím označujúceho textu na ňu.</w:t>
       </w:r>
       <w:r>
-        <w:t xml:space="preserve"> Na tento účel budeme používať rôzne funkcie ako , atď. Aby sme mu dodali živosť, môžeme zmeniť farbu tlačidla, keď naň umiestnila myš. To sa dá urobiť pomocou funkcie, ktorá aktualizuje polohu x a y ukazovateľa myši a uloží ju ako n-</w:t>
-      </w:r>
-      <w:proofErr w:type="spellStart"/>
-      <w:r>
-        <w:t>ticu</w:t>
-      </w:r>
-      <w:proofErr w:type="spellEnd"/>
-      <w:r>
-        <w:t xml:space="preserve"> do premennej. Potom môžeme nastaviť hranice obdĺžnika do príslušných premenných a skontrolovať, či je myš v týchto hraniciach, ak áno, farba bloku sa zmení na svetlejší odtieň, čo znamená, že tlačidlo je interakčné.</w:t>
+        <w:t xml:space="preserve"> Na tento účel budeme používať rôzne funkcie ako , atď. Aby sme mu dodali živosť, môžeme zmeniť farbu tlačidla, keď naň umiestnila myš. To sa dá urobiť pomocou funkcie, ktorá aktualizuje polohu x a y ukazovateľa myši a uloží ju ako n-ticu do premennej. Potom môžeme nastaviť hranice obdĺžnika do príslušných premenných a skontrolovať, či je myš v týchto hraniciach, ak áno, farba bloku sa zmení na svetlejší odtieň, čo znamená, že tlačidlo je interakčné.</w:t>
       </w:r>
     </w:p>
     <w:p>
@@ -5950,30 +4657,23 @@
     </w:p>
     <w:p>
       <w:pPr>
-        <w:pStyle w:val="Nadpis3"/>
-      </w:pPr>
-      <w:proofErr w:type="spellStart"/>
-      <w:r>
-        <w:t>Python</w:t>
-      </w:r>
-      <w:proofErr w:type="spellEnd"/>
-      <w:r>
-        <w:t xml:space="preserve"> - Kreslenie pomocou klávesov so šípkami v</w:t>
+        <w:pStyle w:val="Heading3"/>
+      </w:pPr>
+      <w:r>
+        <w:t>Python - Kreslenie pomocou klávesov so šípkami v</w:t>
       </w:r>
       <w:r>
         <w:t> </w:t>
       </w:r>
-      <w:proofErr w:type="spellStart"/>
       <w:r>
         <w:t>PyGame</w:t>
       </w:r>
-      <w:proofErr w:type="spellEnd"/>
     </w:p>
     <w:p>
       <w:hyperlink r:id="rId35" w:history="1">
         <w:r>
           <w:rPr>
-            <w:rStyle w:val="Hypertextovprepojenie"/>
+            <w:rStyle w:val="Hyperlink"/>
           </w:rPr>
           <w:t>https://www.geeksforgeeks.org/python/python-drawing-design-using-arrow-keys-in-pygame/</w:t>
         </w:r>
@@ -5986,53 +4686,8 @@
       <w:pPr>
         <w:jc w:val="both"/>
       </w:pPr>
-      <w:proofErr w:type="spellStart"/>
-      <w:r>
-        <w:t>Pygame</w:t>
-      </w:r>
-      <w:proofErr w:type="spellEnd"/>
-      <w:r>
-        <w:t xml:space="preserve"> je multiplatformová </w:t>
-      </w:r>
-      <w:proofErr w:type="spellStart"/>
-      <w:r>
-        <w:t>sada</w:t>
-      </w:r>
-      <w:proofErr w:type="spellEnd"/>
-      <w:r>
-        <w:t xml:space="preserve"> modulov </w:t>
-      </w:r>
-      <w:proofErr w:type="spellStart"/>
-      <w:r>
-        <w:t>Pythonu</w:t>
-      </w:r>
-      <w:proofErr w:type="spellEnd"/>
-      <w:r>
-        <w:t xml:space="preserve"> určená na písanie videohier. Zahŕňa počítačovú grafiku a zvukové knižnice určené na použitie s programovacím jazykom </w:t>
-      </w:r>
-      <w:proofErr w:type="spellStart"/>
-      <w:r>
-        <w:t>Python</w:t>
-      </w:r>
-      <w:proofErr w:type="spellEnd"/>
-      <w:r>
-        <w:t xml:space="preserve">. Teraz je to na predstavivosti alebo potrebe vývojára, aký typ hry chce pomocou tejto sady nástrojov vyvinúť. V tomto článku uvidíme, ako môžeme vytvoriť dizajn v </w:t>
-      </w:r>
-      <w:proofErr w:type="spellStart"/>
-      <w:r>
-        <w:t>PyGame</w:t>
-      </w:r>
-      <w:proofErr w:type="spellEnd"/>
-      <w:r>
-        <w:t xml:space="preserve"> pomocou klávesov tak, aby sa dizajn, </w:t>
-      </w:r>
-      <w:proofErr w:type="spellStart"/>
-      <w:r>
-        <w:t>tj</w:t>
-      </w:r>
-      <w:proofErr w:type="spellEnd"/>
-      <w:r>
-        <w:t xml:space="preserve"> značka, pohybovala vodorovne pri stlačení klávesu so šípkou doprava alebo doľava na klávesnici a pohybovala sa vertikálne pri stlačení klávesu so šípkou nahor alebo nadol. Môžeme to urobiť tak, že na príslušných súradniciach vytvoríme bodku (značku), ktorá pomocou klávesov získa zmeny.</w:t>
+      <w:r>
+        <w:t>Pygame je multiplatformová sada modulov Pythonu určená na písanie videohier. Zahŕňa počítačovú grafiku a zvukové knižnice určené na použitie s programovacím jazykom Python. Teraz je to na predstavivosti alebo potrebe vývojára, aký typ hry chce pomocou tejto sady nástrojov vyvinúť. V tomto článku uvidíme, ako môžeme vytvoriť dizajn v PyGame pomocou klávesov tak, aby sa dizajn, tj značka, pohybovala vodorovne pri stlačení klávesu so šípkou doprava alebo doľava na klávesnici a pohybovala sa vertikálne pri stlačení klávesu so šípkou nahor alebo nadol. Môžeme to urobiť tak, že na príslušných súradniciach vytvoríme bodku (značku), ktorá pomocou klávesov získa zmeny.</w:t>
       </w:r>
     </w:p>
     <w:p>
@@ -6093,36 +4748,23 @@
     </w:p>
     <w:p>
       <w:pPr>
-        <w:pStyle w:val="Nadpis3"/>
-      </w:pPr>
-      <w:r>
-        <w:t xml:space="preserve">Premiestňovanie objektu v </w:t>
-      </w:r>
-      <w:proofErr w:type="spellStart"/>
-      <w:r>
-        <w:t>PyGame</w:t>
-      </w:r>
-      <w:proofErr w:type="spellEnd"/>
-      <w:r>
-        <w:t xml:space="preserve"> </w:t>
+        <w:pStyle w:val="Heading3"/>
+      </w:pPr>
+      <w:r>
+        <w:t xml:space="preserve">Premiestňovanie objektu v PyGame </w:t>
       </w:r>
       <w:r>
         <w:t>–</w:t>
       </w:r>
       <w:r>
-        <w:t xml:space="preserve"> </w:t>
-      </w:r>
-      <w:proofErr w:type="spellStart"/>
-      <w:r>
-        <w:t>Python</w:t>
-      </w:r>
-      <w:proofErr w:type="spellEnd"/>
+        <w:t xml:space="preserve"> Python</w:t>
+      </w:r>
     </w:p>
     <w:p>
       <w:hyperlink r:id="rId36" w:history="1">
         <w:r>
           <w:rPr>
-            <w:rStyle w:val="Hypertextovprepojenie"/>
+            <w:rStyle w:val="Hyperlink"/>
           </w:rPr>
           <w:t>https://www.geeksforgeeks.org/python/python-moving-an-object-in-pygame/</w:t>
         </w:r>
@@ -6144,30 +4786,26 @@
     </w:p>
     <w:p>
       <w:pPr>
-        <w:pStyle w:val="Nadpis3"/>
-      </w:pPr>
-      <w:proofErr w:type="spellStart"/>
+        <w:pStyle w:val="Heading3"/>
+      </w:pPr>
       <w:r>
         <w:t>Python</w:t>
       </w:r>
-      <w:proofErr w:type="spellEnd"/>
       <w:r>
         <w:t xml:space="preserve"> | Skok objektu v</w:t>
       </w:r>
       <w:r>
         <w:t> </w:t>
       </w:r>
-      <w:proofErr w:type="spellStart"/>
       <w:r>
         <w:t>PyGame</w:t>
       </w:r>
-      <w:proofErr w:type="spellEnd"/>
     </w:p>
     <w:p>
       <w:hyperlink r:id="rId37" w:history="1">
         <w:r>
           <w:rPr>
-            <w:rStyle w:val="Hypertextovprepojenie"/>
+            <w:rStyle w:val="Hyperlink"/>
           </w:rPr>
           <w:t>https://www.geeksforgeeks.org/python/python-making-an-object-jump-in-pygame/</w:t>
         </w:r>
@@ -6180,57 +4818,12 @@
       <w:pPr>
         <w:jc w:val="both"/>
       </w:pPr>
-      <w:proofErr w:type="spellStart"/>
-      <w:r>
-        <w:t>Pygame</w:t>
-      </w:r>
-      <w:proofErr w:type="spellEnd"/>
-      <w:r>
-        <w:t xml:space="preserve"> je multiplatformová </w:t>
-      </w:r>
-      <w:proofErr w:type="spellStart"/>
-      <w:r>
-        <w:t>sada</w:t>
-      </w:r>
-      <w:proofErr w:type="spellEnd"/>
-      <w:r>
-        <w:t xml:space="preserve"> modulov </w:t>
-      </w:r>
-      <w:proofErr w:type="spellStart"/>
-      <w:r>
-        <w:t>Pythonu</w:t>
-      </w:r>
-      <w:proofErr w:type="spellEnd"/>
-      <w:r>
-        <w:t xml:space="preserve"> určená na písanie videohier. Zahŕňa počítačovú grafiku a zvukové knižnice určené na použitie s programovacím jazykom </w:t>
-      </w:r>
-      <w:proofErr w:type="spellStart"/>
-      <w:r>
-        <w:t>Python</w:t>
-      </w:r>
-      <w:proofErr w:type="spellEnd"/>
-      <w:r>
-        <w:t xml:space="preserve">. Teraz je to na predstavivosti alebo potrebe vývojára, aký typ hry chce pomocou tejto sady nástrojov </w:t>
+      <w:r>
+        <w:t xml:space="preserve">Pygame je multiplatformová sada modulov Pythonu určená na písanie videohier. Zahŕňa počítačovú grafiku a zvukové knižnice určené na použitie s programovacím jazykom Python. Teraz je to na predstavivosti alebo potrebe vývojára, aký typ hry chce pomocou tejto sady nástrojov </w:t>
       </w:r>
       <w:r>
         <w:lastRenderedPageBreak/>
-        <w:t xml:space="preserve">vyvinúť. V tomto článku sa teda naučíme, ako urobiť skok objektu pomocou knižnice </w:t>
-      </w:r>
-      <w:proofErr w:type="spellStart"/>
-      <w:r>
-        <w:t>PyGame</w:t>
-      </w:r>
-      <w:proofErr w:type="spellEnd"/>
-      <w:r>
-        <w:t xml:space="preserve"> v </w:t>
-      </w:r>
-      <w:proofErr w:type="spellStart"/>
-      <w:r>
-        <w:t>Pythone</w:t>
-      </w:r>
-      <w:proofErr w:type="spellEnd"/>
-      <w:r>
-        <w:t>. Existuje základný vzorec z klasickej mechaniky, ako prinútiť objekt skočiť.</w:t>
+        <w:t>vyvinúť. V tomto článku sa teda naučíme, ako urobiť skok objektu pomocou knižnice PyGame v Pythone. Existuje základný vzorec z klasickej mechaniky, ako prinútiť objekt skočiť.</w:t>
       </w:r>
     </w:p>
     <w:p>
@@ -6253,52 +4846,12 @@
         <w:jc w:val="both"/>
       </w:pPr>
       <w:r>
-        <w:t xml:space="preserve">Kde F je sila hore/dole, m je hmotnosť objektu a v je rýchlosť. Rýchlosť časom klesá, pretože keď objekt skáče, rýchlosť sa v tejto simulácii viac nezvýši. Keď sa objekt dostane na zem, skok sa skončí. Ak je premenná </w:t>
-      </w:r>
-      <w:proofErr w:type="spellStart"/>
-      <w:r>
-        <w:t>isjump</w:t>
-      </w:r>
-      <w:proofErr w:type="spellEnd"/>
-      <w:r>
-        <w:t xml:space="preserve"> </w:t>
-      </w:r>
-      <w:proofErr w:type="spellStart"/>
-      <w:r>
-        <w:t>True</w:t>
-      </w:r>
-      <w:proofErr w:type="spellEnd"/>
-      <w:r>
-        <w:t xml:space="preserve"> alebo </w:t>
-      </w:r>
-      <w:proofErr w:type="spellStart"/>
-      <w:r>
-        <w:t>False</w:t>
-      </w:r>
-      <w:proofErr w:type="spellEnd"/>
-      <w:r>
-        <w:t xml:space="preserve">, znamená to, že objekt skáče alebo nie. Ak je hodnota </w:t>
-      </w:r>
-      <w:proofErr w:type="spellStart"/>
-      <w:r>
-        <w:t>isjump</w:t>
-      </w:r>
-      <w:proofErr w:type="spellEnd"/>
-      <w:r>
-        <w:t xml:space="preserve"> </w:t>
-      </w:r>
-      <w:proofErr w:type="spellStart"/>
-      <w:r>
-        <w:t>True</w:t>
-      </w:r>
-      <w:proofErr w:type="spellEnd"/>
-      <w:r>
-        <w:t>, pozícia objektu sa aktualizuje podľa vyššie uvedeného vzorca.</w:t>
-      </w:r>
-    </w:p>
-    <w:p>
-      <w:pPr>
-        <w:pStyle w:val="Nadpis3"/>
+        <w:t>Kde F je sila hore/dole, m je hmotnosť objektu a v je rýchlosť. Rýchlosť časom klesá, pretože keď objekt skáče, rýchlosť sa v tejto simulácii viac nezvýši. Keď sa objekt dostane na zem, skok sa skončí. Ak je premenná isjump True alebo False, znamená to, že objekt skáče alebo nie. Ak je hodnota isjump True, pozícia objektu sa aktualizuje podľa vyššie uvedeného vzorca.</w:t>
+      </w:r>
+    </w:p>
+    <w:p>
+      <w:pPr>
+        <w:pStyle w:val="Heading3"/>
       </w:pPr>
       <w:r>
         <w:t>Pridanie hranice k objektu v</w:t>
@@ -6306,11 +4859,9 @@
       <w:r>
         <w:t> </w:t>
       </w:r>
-      <w:proofErr w:type="spellStart"/>
       <w:r>
         <w:t>Pygame</w:t>
       </w:r>
-      <w:proofErr w:type="spellEnd"/>
     </w:p>
     <w:p>
       <w:r>
@@ -6319,24 +4870,19 @@
     </w:p>
     <w:p>
       <w:pPr>
-        <w:pStyle w:val="Odsekzoznamu"/>
+        <w:pStyle w:val="ListParagraph"/>
         <w:numPr>
           <w:ilvl w:val="0"/>
           <w:numId w:val="43"/>
         </w:numPr>
       </w:pPr>
-      <w:proofErr w:type="spellStart"/>
-      <w:r>
-        <w:t>Naprv</w:t>
-      </w:r>
-      <w:proofErr w:type="spellEnd"/>
-      <w:r>
-        <w:t xml:space="preserve"> sa vytvorí okno</w:t>
-      </w:r>
-    </w:p>
-    <w:p>
-      <w:pPr>
-        <w:pStyle w:val="Odsekzoznamu"/>
+      <w:r>
+        <w:t>Naprv sa vytvorí okno</w:t>
+      </w:r>
+    </w:p>
+    <w:p>
+      <w:pPr>
+        <w:pStyle w:val="ListParagraph"/>
         <w:numPr>
           <w:ilvl w:val="0"/>
           <w:numId w:val="43"/>
@@ -6348,7 +4894,7 @@
     </w:p>
     <w:p>
       <w:pPr>
-        <w:pStyle w:val="Odsekzoznamu"/>
+        <w:pStyle w:val="ListParagraph"/>
         <w:numPr>
           <w:ilvl w:val="0"/>
           <w:numId w:val="43"/>
@@ -6360,7 +4906,7 @@
     </w:p>
     <w:p>
       <w:pPr>
-        <w:pStyle w:val="Odsekzoznamu"/>
+        <w:pStyle w:val="ListParagraph"/>
         <w:numPr>
           <w:ilvl w:val="0"/>
           <w:numId w:val="43"/>
@@ -6372,7 +4918,7 @@
     </w:p>
     <w:p>
       <w:pPr>
-        <w:pStyle w:val="Odsekzoznamu"/>
+        <w:pStyle w:val="ListParagraph"/>
         <w:numPr>
           <w:ilvl w:val="0"/>
           <w:numId w:val="43"/>
@@ -6391,39 +4937,7 @@
         <w:t xml:space="preserve">Ku kroku 4 - </w:t>
       </w:r>
       <w:r>
-        <w:t xml:space="preserve">ak je pozícia X lopty väčšia ako šírka obrazovky alebo menšia ako 0 (t. j. ak sa loptička zráža alebo prichádza na jej pravý alebo ľavý koniec obrazovky), potom vynásobíme rýchlosť smeru X mínusom 1. Znamená to, že smer je obrátený. Ak loptička prichádza rýchlosťou 3 pixelov, potom pri zrážke na ľavej alebo pravej stene bude jej rýchlosť -3 pixely, </w:t>
-      </w:r>
-      <w:proofErr w:type="spellStart"/>
-      <w:r>
-        <w:t>t.j</w:t>
-      </w:r>
-      <w:proofErr w:type="spellEnd"/>
-      <w:r>
-        <w:t xml:space="preserve">. v opačnom smere, a znova, keď narazí na steny, potom bude jej rýchlosť opäť kladná 3, </w:t>
-      </w:r>
-      <w:proofErr w:type="spellStart"/>
-      <w:r>
-        <w:t>t.j</w:t>
-      </w:r>
-      <w:proofErr w:type="spellEnd"/>
-      <w:r>
-        <w:t xml:space="preserve">. opačná od -3. Preto to dá lopte hranicu. Rovnaká logika sa použije aj pre hornú a dolnú stenu. Ak je hodnota Y lopty väčšia ako výška obrazovky alebo menšia ako 0, zmeňte jej smer. A potom posunieme loptu zvyšovaním polohy lopty o </w:t>
-      </w:r>
-      <w:proofErr w:type="spellStart"/>
-      <w:r>
-        <w:t>XChange</w:t>
-      </w:r>
-      <w:proofErr w:type="spellEnd"/>
-      <w:r>
-        <w:t xml:space="preserve"> a </w:t>
-      </w:r>
-      <w:proofErr w:type="spellStart"/>
-      <w:r>
-        <w:t>YChange</w:t>
-      </w:r>
-      <w:proofErr w:type="spellEnd"/>
-      <w:r>
-        <w:t>.</w:t>
+        <w:t>ak je pozícia X lopty väčšia ako šírka obrazovky alebo menšia ako 0 (t. j. ak sa loptička zráža alebo prichádza na jej pravý alebo ľavý koniec obrazovky), potom vynásobíme rýchlosť smeru X mínusom 1. Znamená to, že smer je obrátený. Ak loptička prichádza rýchlosťou 3 pixelov, potom pri zrážke na ľavej alebo pravej stene bude jej rýchlosť -3 pixely, t.j. v opačnom smere, a znova, keď narazí na steny, potom bude jej rýchlosť opäť kladná 3, t.j. opačná od -3. Preto to dá lopte hranicu. Rovnaká logika sa použije aj pre hornú a dolnú stenu. Ak je hodnota Y lopty väčšia ako výška obrazovky alebo menšia ako 0, zmeňte jej smer. A potom posunieme loptu zvyšovaním polohy lopty o XChange a YChange.</w:t>
       </w:r>
     </w:p>
     <w:p/>
@@ -6437,47 +4951,24 @@
       <w:r>
         <w:t xml:space="preserve"> – som pridal časovač. </w:t>
       </w:r>
-      <w:proofErr w:type="spellStart"/>
-      <w:r>
-        <w:t>clk</w:t>
-      </w:r>
-      <w:proofErr w:type="spellEnd"/>
-      <w:r>
-        <w:t xml:space="preserve"> = </w:t>
-      </w:r>
-      <w:proofErr w:type="spellStart"/>
-      <w:r>
-        <w:t>pygame.time.Clock</w:t>
-      </w:r>
-      <w:proofErr w:type="spellEnd"/>
-      <w:r>
-        <w:t xml:space="preserve">()  # </w:t>
-      </w:r>
-      <w:proofErr w:type="spellStart"/>
-      <w:r>
-        <w:t>clock</w:t>
-      </w:r>
-      <w:proofErr w:type="spellEnd"/>
+      <w:r>
+        <w:t>clk = pygame.time.Clock()  # clock</w:t>
+      </w:r>
     </w:p>
     <w:p/>
     <w:p>
       <w:pPr>
-        <w:pStyle w:val="Nadpis3"/>
-      </w:pPr>
-      <w:r>
-        <w:t xml:space="preserve">Detekcia kolízií v </w:t>
-      </w:r>
-      <w:proofErr w:type="spellStart"/>
-      <w:r>
-        <w:t>PyGame</w:t>
-      </w:r>
-      <w:proofErr w:type="spellEnd"/>
+        <w:pStyle w:val="Heading3"/>
+      </w:pPr>
+      <w:r>
+        <w:t>Detekcia kolízií v PyGame</w:t>
+      </w:r>
     </w:p>
     <w:p>
       <w:hyperlink r:id="rId38" w:history="1">
         <w:r>
           <w:rPr>
-            <w:rStyle w:val="Hypertextovprepojenie"/>
+            <w:rStyle w:val="Hyperlink"/>
           </w:rPr>
           <w:t>https://www.geeksforgeeks.org/python/collision-detection-in-pygame/</w:t>
         </w:r>
@@ -6509,22 +5000,17 @@
     </w:p>
     <w:p>
       <w:pPr>
-        <w:pStyle w:val="Nadpis3"/>
-      </w:pPr>
-      <w:proofErr w:type="spellStart"/>
-      <w:r>
-        <w:t>Pygame</w:t>
-      </w:r>
-      <w:proofErr w:type="spellEnd"/>
-      <w:r>
-        <w:t xml:space="preserve"> - Vytváranie škriatkov</w:t>
+        <w:pStyle w:val="Heading3"/>
+      </w:pPr>
+      <w:r>
+        <w:t>Pygame - Vytváranie škriatkov</w:t>
       </w:r>
     </w:p>
     <w:p>
       <w:hyperlink r:id="rId39" w:history="1">
         <w:r>
           <w:rPr>
-            <w:rStyle w:val="Hypertextovprepojenie"/>
+            <w:rStyle w:val="Hyperlink"/>
           </w:rPr>
           <w:t>https://www.geeksforgeeks.org/python/pygame-creating-sprites/</w:t>
         </w:r>
@@ -6541,15 +5027,10 @@
     <w:p/>
     <w:p>
       <w:pPr>
-        <w:pStyle w:val="Nadpis3"/>
-      </w:pPr>
-      <w:proofErr w:type="spellStart"/>
-      <w:r>
-        <w:t>Pygame</w:t>
-      </w:r>
-      <w:proofErr w:type="spellEnd"/>
-      <w:r>
-        <w:t xml:space="preserve"> - Ovláda</w:t>
+        <w:pStyle w:val="Heading3"/>
+      </w:pPr>
+      <w:r>
+        <w:t>Pygame - Ovláda</w:t>
       </w:r>
       <w:r>
         <w:t>n</w:t>
@@ -6565,7 +5046,7 @@
       <w:hyperlink r:id="rId40" w:history="1">
         <w:r>
           <w:rPr>
-            <w:rStyle w:val="Hypertextovprepojenie"/>
+            <w:rStyle w:val="Hyperlink"/>
           </w:rPr>
           <w:t>https://www.geeksforgeeks.org/python/pygame-control-sprites/</w:t>
         </w:r>
@@ -6585,11 +5066,21 @@
         <w:t xml:space="preserve"> </w:t>
       </w:r>
     </w:p>
+    <w:p>
+      <w:r>
+        <w:t xml:space="preserve">Program - </w:t>
+      </w:r>
+      <w:r>
+        <w:t>skriatok_control_hranice.py</w:t>
+      </w:r>
+      <w:r>
+        <w:t xml:space="preserve"> – úprava hraníc v metódách objektu </w:t>
+      </w:r>
+    </w:p>
     <w:p/>
-    <w:p/>
-    <w:p>
-      <w:pPr>
-        <w:pStyle w:val="Nadpis2"/>
+    <w:p>
+      <w:pPr>
+        <w:pStyle w:val="Heading2"/>
       </w:pPr>
       <w:r>
         <w:lastRenderedPageBreak/>
@@ -6616,7 +5107,7 @@
       </w:r>
       <w:r>
         <w:rPr>
-          <w:rStyle w:val="Hypertextovprepojenie"/>
+          <w:rStyle w:val="Hyperlink"/>
         </w:rPr>
         <w:t>https://www.geeksforgeeks.org/python/pygame-tutorial/</w:t>
       </w:r>
@@ -6629,7 +5120,7 @@
     </w:p>
     <w:p>
       <w:pPr>
-        <w:pStyle w:val="Nadpis3"/>
+        <w:pStyle w:val="Heading3"/>
       </w:pPr>
       <w:r>
         <w:t>8Bit.</w:t>
@@ -6642,7 +5133,7 @@
       <w:hyperlink r:id="rId41" w:history="1">
         <w:r>
           <w:rPr>
-            <w:rStyle w:val="Hypertextovprepojenie"/>
+            <w:rStyle w:val="Hyperlink"/>
           </w:rPr>
           <w:t>https://www.geeksforgeeks.org/python/8-bit-game-using-pygame/</w:t>
         </w:r>
@@ -6653,7 +5144,7 @@
     </w:p>
     <w:p>
       <w:pPr>
-        <w:pStyle w:val="Nadpis4"/>
+        <w:pStyle w:val="Heading4"/>
       </w:pPr>
       <w:r>
         <w:t>AI.</w:t>
@@ -6666,28 +5157,15 @@
     </w:p>
     <w:p>
       <w:pPr>
-        <w:pStyle w:val="Nadpis4"/>
-      </w:pPr>
-      <w:proofErr w:type="spellStart"/>
-      <w:r>
-        <w:t>Analyza</w:t>
-      </w:r>
-      <w:proofErr w:type="spellEnd"/>
-      <w:r>
-        <w:t>.</w:t>
-      </w:r>
-    </w:p>
-    <w:p>
-      <w:r>
-        <w:t xml:space="preserve">V podložke </w:t>
-      </w:r>
-      <w:proofErr w:type="spellStart"/>
-      <w:r>
-        <w:t>Analyza</w:t>
-      </w:r>
-      <w:proofErr w:type="spellEnd"/>
-      <w:r>
-        <w:t xml:space="preserve"> sa postupne budú rozoberať jednotlivé časti.</w:t>
+        <w:pStyle w:val="Heading4"/>
+      </w:pPr>
+      <w:r>
+        <w:t>Analyza.</w:t>
+      </w:r>
+    </w:p>
+    <w:p>
+      <w:r>
+        <w:t>V podložke Analyza sa postupne budú rozoberať jednotlivé časti.</w:t>
       </w:r>
     </w:p>
     <w:p>
@@ -6697,24 +5175,11 @@
         </w:rPr>
         <w:t>Program 8bit_uvod1.py – v</w:t>
       </w:r>
-      <w:proofErr w:type="spellStart"/>
-      <w:r>
-        <w:t>ysvetlenie</w:t>
-      </w:r>
-      <w:proofErr w:type="spellEnd"/>
-      <w:r>
-        <w:t xml:space="preserve"> </w:t>
-      </w:r>
-      <w:r>
-        <w:t xml:space="preserve">úvodnej obrazovky v procedúre </w:t>
-      </w:r>
-      <w:proofErr w:type="spellStart"/>
-      <w:r>
-        <w:t>Into</w:t>
-      </w:r>
-      <w:proofErr w:type="spellEnd"/>
-      <w:r>
-        <w:t>.</w:t>
+      <w:r>
+        <w:t xml:space="preserve">ysvetlenie </w:t>
+      </w:r>
+      <w:r>
+        <w:t>úvodnej obrazovky v procedúre Into.</w:t>
       </w:r>
     </w:p>
     <w:sectPr>
@@ -6751,7 +5216,7 @@
 <w:ftr xmlns:wpc="http://schemas.microsoft.com/office/word/2010/wordprocessingCanvas" xmlns:cx="http://schemas.microsoft.com/office/drawing/2014/chartex" xmlns:cx1="http://schemas.microsoft.com/office/drawing/2015/9/8/chartex" xmlns:cx2="http://schemas.microsoft.com/office/drawing/2015/10/21/chartex" xmlns:cx3="http://schemas.microsoft.com/office/drawing/2016/5/9/chartex" xmlns:cx4="http://schemas.microsoft.com/office/drawing/2016/5/10/chartex" xmlns:cx5="http://schemas.microsoft.com/office/drawing/2016/5/11/chartex" xmlns:cx6="http://schemas.microsoft.com/office/drawing/2016/5/12/chartex" xmlns:cx7="http://schemas.microsoft.com/office/drawing/2016/5/13/chartex" xmlns:cx8="http://schemas.microsoft.com/office/drawing/2016/5/14/chartex" xmlns:mc="http://schemas.openxmlformats.org/markup-compatibility/2006" xmlns:aink="http://schemas.microsoft.com/office/drawing/2016/ink" xmlns:am3d="http://schemas.microsoft.com/office/drawing/2017/model3d" xmlns:o="urn:schemas-microsoft-com:office:office" xmlns:oel="http://schemas.microsoft.com/office/2019/extlst" xmlns:r="http://schemas.openxmlformats.org/officeDocument/2006/relationships" xmlns:m="http://schemas.openxmlformats.org/officeDocument/2006/math" xmlns:v="urn:schemas-microsoft-com:vml" xmlns:wp14="http://schemas.microsoft.com/office/word/2010/wordprocessingDrawing" xmlns:wp="http://schemas.openxmlformats.org/drawingml/2006/wordprocessingDrawing" xmlns:w10="urn:schemas-microsoft-com:office:word" xmlns:w="http://schemas.openxmlformats.org/wordprocessingml/2006/main" xmlns:w14="http://schemas.microsoft.com/office/word/2010/wordml" xmlns:w15="http://schemas.microsoft.com/office/word/2012/wordml" xmlns:w16cex="http://schemas.microsoft.com/office/word/2018/wordml/cex" xmlns:w16cid="http://schemas.microsoft.com/office/word/2016/wordml/cid" xmlns:w16="http://schemas.microsoft.com/office/word/2018/wordml" xmlns:w16du="http://schemas.microsoft.com/office/word/2023/wordml/word16du" xmlns:w16sdtdh="http://schemas.microsoft.com/office/word/2020/wordml/sdtdatahash" xmlns:w16sdtfl="http://schemas.microsoft.com/office/word/2024/wordml/sdtformatlock" xmlns:w16se="http://schemas.microsoft.com/office/word/2015/wordml/symex" xmlns:wpg="http://schemas.microsoft.com/office/word/2010/wordprocessingGroup" xmlns:wpi="http://schemas.microsoft.com/office/word/2010/wordprocessingInk" xmlns:wne="http://schemas.microsoft.com/office/word/2006/wordml" xmlns:wps="http://schemas.microsoft.com/office/word/2010/wordprocessingShape" mc:Ignorable="w14 w15 w16se w16cid w16 w16cex w16sdtdh w16sdtfl w16du wp14">
   <w:p>
     <w:pPr>
-      <w:pStyle w:val="Pta"/>
+      <w:pStyle w:val="Footer"/>
       <w:jc w:val="center"/>
     </w:pPr>
     <w:r>
@@ -10454,7 +8919,7 @@
     <w:lsdException w:name="Unresolved Mention" w:semiHidden="1" w:unhideWhenUsed="1"/>
     <w:lsdException w:name="Smart Link" w:semiHidden="1" w:unhideWhenUsed="1"/>
   </w:latentStyles>
-  <w:style w:type="paragraph" w:default="1" w:styleId="Normlny">
+  <w:style w:type="paragraph" w:default="1" w:styleId="Normal">
     <w:name w:val="Normal"/>
     <w:qFormat/>
     <w:rsid w:val="00DA0C7C"/>
@@ -10462,11 +8927,11 @@
       <w:spacing w:after="0" w:line="240" w:lineRule="auto"/>
     </w:pPr>
   </w:style>
-  <w:style w:type="paragraph" w:styleId="Nadpis1">
+  <w:style w:type="paragraph" w:styleId="Heading1">
     <w:name w:val="heading 1"/>
-    <w:basedOn w:val="Normlny"/>
-    <w:next w:val="Normlny"/>
-    <w:link w:val="Nadpis1Char"/>
+    <w:basedOn w:val="Normal"/>
+    <w:next w:val="Normal"/>
+    <w:link w:val="Heading1Char"/>
     <w:uiPriority w:val="9"/>
     <w:qFormat/>
     <w:rsid w:val="006E6A15"/>
@@ -10482,11 +8947,11 @@
       <w:szCs w:val="40"/>
     </w:rPr>
   </w:style>
-  <w:style w:type="paragraph" w:styleId="Nadpis2">
+  <w:style w:type="paragraph" w:styleId="Heading2">
     <w:name w:val="heading 2"/>
-    <w:basedOn w:val="Normlny"/>
-    <w:next w:val="Normlny"/>
-    <w:link w:val="Nadpis2Char"/>
+    <w:basedOn w:val="Normal"/>
+    <w:next w:val="Normal"/>
+    <w:link w:val="Heading2Char"/>
     <w:uiPriority w:val="9"/>
     <w:unhideWhenUsed/>
     <w:qFormat/>
@@ -10503,11 +8968,11 @@
       <w:szCs w:val="32"/>
     </w:rPr>
   </w:style>
-  <w:style w:type="paragraph" w:styleId="Nadpis3">
+  <w:style w:type="paragraph" w:styleId="Heading3">
     <w:name w:val="heading 3"/>
-    <w:basedOn w:val="Normlny"/>
-    <w:next w:val="Normlny"/>
-    <w:link w:val="Nadpis3Char"/>
+    <w:basedOn w:val="Normal"/>
+    <w:next w:val="Normal"/>
+    <w:link w:val="Heading3Char"/>
     <w:uiPriority w:val="9"/>
     <w:unhideWhenUsed/>
     <w:qFormat/>
@@ -10524,11 +8989,11 @@
       <w:szCs w:val="28"/>
     </w:rPr>
   </w:style>
-  <w:style w:type="paragraph" w:styleId="Nadpis4">
+  <w:style w:type="paragraph" w:styleId="Heading4">
     <w:name w:val="heading 4"/>
-    <w:basedOn w:val="Normlny"/>
-    <w:next w:val="Normlny"/>
-    <w:link w:val="Nadpis4Char"/>
+    <w:basedOn w:val="Normal"/>
+    <w:next w:val="Normal"/>
+    <w:link w:val="Heading4Char"/>
     <w:uiPriority w:val="9"/>
     <w:unhideWhenUsed/>
     <w:qFormat/>
@@ -10544,11 +9009,11 @@
       <w:iCs/>
     </w:rPr>
   </w:style>
-  <w:style w:type="paragraph" w:styleId="Nadpis5">
+  <w:style w:type="paragraph" w:styleId="Heading5">
     <w:name w:val="heading 5"/>
-    <w:basedOn w:val="Normlny"/>
-    <w:next w:val="Normlny"/>
-    <w:link w:val="Nadpis5Char"/>
+    <w:basedOn w:val="Normal"/>
+    <w:next w:val="Normal"/>
+    <w:link w:val="Heading5Char"/>
     <w:uiPriority w:val="9"/>
     <w:semiHidden/>
     <w:unhideWhenUsed/>
@@ -10565,11 +9030,11 @@
       <w:color w:val="0F4761" w:themeColor="accent1" w:themeShade="BF"/>
     </w:rPr>
   </w:style>
-  <w:style w:type="paragraph" w:styleId="Nadpis6">
+  <w:style w:type="paragraph" w:styleId="Heading6">
     <w:name w:val="heading 6"/>
-    <w:basedOn w:val="Normlny"/>
-    <w:next w:val="Normlny"/>
-    <w:link w:val="Nadpis6Char"/>
+    <w:basedOn w:val="Normal"/>
+    <w:next w:val="Normal"/>
+    <w:link w:val="Heading6Char"/>
     <w:uiPriority w:val="9"/>
     <w:semiHidden/>
     <w:unhideWhenUsed/>
@@ -10588,11 +9053,11 @@
       <w:color w:val="595959" w:themeColor="text1" w:themeTint="A6"/>
     </w:rPr>
   </w:style>
-  <w:style w:type="paragraph" w:styleId="Nadpis7">
+  <w:style w:type="paragraph" w:styleId="Heading7">
     <w:name w:val="heading 7"/>
-    <w:basedOn w:val="Normlny"/>
-    <w:next w:val="Normlny"/>
-    <w:link w:val="Nadpis7Char"/>
+    <w:basedOn w:val="Normal"/>
+    <w:next w:val="Normal"/>
+    <w:link w:val="Heading7Char"/>
     <w:uiPriority w:val="9"/>
     <w:semiHidden/>
     <w:unhideWhenUsed/>
@@ -10609,11 +9074,11 @@
       <w:color w:val="595959" w:themeColor="text1" w:themeTint="A6"/>
     </w:rPr>
   </w:style>
-  <w:style w:type="paragraph" w:styleId="Nadpis8">
+  <w:style w:type="paragraph" w:styleId="Heading8">
     <w:name w:val="heading 8"/>
-    <w:basedOn w:val="Normlny"/>
-    <w:next w:val="Normlny"/>
-    <w:link w:val="Nadpis8Char"/>
+    <w:basedOn w:val="Normal"/>
+    <w:next w:val="Normal"/>
+    <w:link w:val="Heading8Char"/>
     <w:uiPriority w:val="9"/>
     <w:semiHidden/>
     <w:unhideWhenUsed/>
@@ -10631,11 +9096,11 @@
       <w:color w:val="272727" w:themeColor="text1" w:themeTint="D8"/>
     </w:rPr>
   </w:style>
-  <w:style w:type="paragraph" w:styleId="Nadpis9">
+  <w:style w:type="paragraph" w:styleId="Heading9">
     <w:name w:val="heading 9"/>
-    <w:basedOn w:val="Normlny"/>
-    <w:next w:val="Normlny"/>
-    <w:link w:val="Nadpis9Char"/>
+    <w:basedOn w:val="Normal"/>
+    <w:next w:val="Normal"/>
+    <w:link w:val="Heading9Char"/>
     <w:uiPriority w:val="9"/>
     <w:semiHidden/>
     <w:unhideWhenUsed/>
@@ -10651,13 +9116,13 @@
       <w:color w:val="272727" w:themeColor="text1" w:themeTint="D8"/>
     </w:rPr>
   </w:style>
-  <w:style w:type="character" w:default="1" w:styleId="Predvolenpsmoodseku">
+  <w:style w:type="character" w:default="1" w:styleId="DefaultParagraphFont">
     <w:name w:val="Default Paragraph Font"/>
     <w:uiPriority w:val="1"/>
     <w:semiHidden/>
     <w:unhideWhenUsed/>
   </w:style>
-  <w:style w:type="table" w:default="1" w:styleId="Normlnatabuka">
+  <w:style w:type="table" w:default="1" w:styleId="TableNormal">
     <w:name w:val="Normal Table"/>
     <w:uiPriority w:val="99"/>
     <w:semiHidden/>
@@ -10672,7 +9137,7 @@
       </w:tblCellMar>
     </w:tblPr>
   </w:style>
-  <w:style w:type="numbering" w:default="1" w:styleId="Bezzoznamu">
+  <w:style w:type="numbering" w:default="1" w:styleId="NoList">
     <w:name w:val="No List"/>
     <w:uiPriority w:val="99"/>
     <w:semiHidden/>
@@ -10680,7 +9145,7 @@
   </w:style>
   <w:style w:type="paragraph" w:customStyle="1" w:styleId="Kd">
     <w:name w:val="Kód"/>
-    <w:basedOn w:val="Normlny"/>
+    <w:basedOn w:val="Normal"/>
     <w:link w:val="KdChar"/>
     <w:qFormat/>
     <w:rsid w:val="00EE47E6"/>
@@ -10691,7 +9156,7 @@
   </w:style>
   <w:style w:type="character" w:customStyle="1" w:styleId="KdChar">
     <w:name w:val="Kód Char"/>
-    <w:basedOn w:val="Predvolenpsmoodseku"/>
+    <w:basedOn w:val="DefaultParagraphFont"/>
     <w:link w:val="Kd"/>
     <w:rsid w:val="00EE47E6"/>
     <w:rPr>
@@ -10699,10 +9164,10 @@
       <w:sz w:val="20"/>
     </w:rPr>
   </w:style>
-  <w:style w:type="character" w:customStyle="1" w:styleId="Nadpis1Char">
-    <w:name w:val="Nadpis 1 Char"/>
-    <w:basedOn w:val="Predvolenpsmoodseku"/>
-    <w:link w:val="Nadpis1"/>
+  <w:style w:type="character" w:customStyle="1" w:styleId="Heading1Char">
+    <w:name w:val="Heading 1 Char"/>
+    <w:basedOn w:val="DefaultParagraphFont"/>
+    <w:link w:val="Heading1"/>
     <w:uiPriority w:val="9"/>
     <w:rsid w:val="006E6A15"/>
     <w:rPr>
@@ -10711,10 +9176,10 @@
       <w:szCs w:val="40"/>
     </w:rPr>
   </w:style>
-  <w:style w:type="character" w:customStyle="1" w:styleId="Nadpis2Char">
-    <w:name w:val="Nadpis 2 Char"/>
-    <w:basedOn w:val="Predvolenpsmoodseku"/>
-    <w:link w:val="Nadpis2"/>
+  <w:style w:type="character" w:customStyle="1" w:styleId="Heading2Char">
+    <w:name w:val="Heading 2 Char"/>
+    <w:basedOn w:val="DefaultParagraphFont"/>
+    <w:link w:val="Heading2"/>
     <w:uiPriority w:val="9"/>
     <w:rsid w:val="00AD18CA"/>
     <w:rPr>
@@ -10723,10 +9188,10 @@
       <w:szCs w:val="32"/>
     </w:rPr>
   </w:style>
-  <w:style w:type="character" w:customStyle="1" w:styleId="Nadpis3Char">
-    <w:name w:val="Nadpis 3 Char"/>
-    <w:basedOn w:val="Predvolenpsmoodseku"/>
-    <w:link w:val="Nadpis3"/>
+  <w:style w:type="character" w:customStyle="1" w:styleId="Heading3Char">
+    <w:name w:val="Heading 3 Char"/>
+    <w:basedOn w:val="DefaultParagraphFont"/>
+    <w:link w:val="Heading3"/>
     <w:uiPriority w:val="9"/>
     <w:rsid w:val="00BD0C4B"/>
     <w:rPr>
@@ -10735,10 +9200,10 @@
       <w:szCs w:val="28"/>
     </w:rPr>
   </w:style>
-  <w:style w:type="character" w:customStyle="1" w:styleId="Nadpis4Char">
-    <w:name w:val="Nadpis 4 Char"/>
-    <w:basedOn w:val="Predvolenpsmoodseku"/>
-    <w:link w:val="Nadpis4"/>
+  <w:style w:type="character" w:customStyle="1" w:styleId="Heading4Char">
+    <w:name w:val="Heading 4 Char"/>
+    <w:basedOn w:val="DefaultParagraphFont"/>
+    <w:link w:val="Heading4"/>
     <w:uiPriority w:val="9"/>
     <w:rsid w:val="00577DE7"/>
     <w:rPr>
@@ -10746,10 +9211,10 @@
       <w:iCs/>
     </w:rPr>
   </w:style>
-  <w:style w:type="character" w:customStyle="1" w:styleId="Nadpis5Char">
-    <w:name w:val="Nadpis 5 Char"/>
-    <w:basedOn w:val="Predvolenpsmoodseku"/>
-    <w:link w:val="Nadpis5"/>
+  <w:style w:type="character" w:customStyle="1" w:styleId="Heading5Char">
+    <w:name w:val="Heading 5 Char"/>
+    <w:basedOn w:val="DefaultParagraphFont"/>
+    <w:link w:val="Heading5"/>
     <w:uiPriority w:val="9"/>
     <w:semiHidden/>
     <w:rsid w:val="00673CEF"/>
@@ -10758,10 +9223,10 @@
       <w:color w:val="0F4761" w:themeColor="accent1" w:themeShade="BF"/>
     </w:rPr>
   </w:style>
-  <w:style w:type="character" w:customStyle="1" w:styleId="Nadpis6Char">
-    <w:name w:val="Nadpis 6 Char"/>
-    <w:basedOn w:val="Predvolenpsmoodseku"/>
-    <w:link w:val="Nadpis6"/>
+  <w:style w:type="character" w:customStyle="1" w:styleId="Heading6Char">
+    <w:name w:val="Heading 6 Char"/>
+    <w:basedOn w:val="DefaultParagraphFont"/>
+    <w:link w:val="Heading6"/>
     <w:uiPriority w:val="9"/>
     <w:semiHidden/>
     <w:rsid w:val="00673CEF"/>
@@ -10772,10 +9237,10 @@
       <w:color w:val="595959" w:themeColor="text1" w:themeTint="A6"/>
     </w:rPr>
   </w:style>
-  <w:style w:type="character" w:customStyle="1" w:styleId="Nadpis7Char">
-    <w:name w:val="Nadpis 7 Char"/>
-    <w:basedOn w:val="Predvolenpsmoodseku"/>
-    <w:link w:val="Nadpis7"/>
+  <w:style w:type="character" w:customStyle="1" w:styleId="Heading7Char">
+    <w:name w:val="Heading 7 Char"/>
+    <w:basedOn w:val="DefaultParagraphFont"/>
+    <w:link w:val="Heading7"/>
     <w:uiPriority w:val="9"/>
     <w:semiHidden/>
     <w:rsid w:val="00673CEF"/>
@@ -10784,10 +9249,10 @@
       <w:color w:val="595959" w:themeColor="text1" w:themeTint="A6"/>
     </w:rPr>
   </w:style>
-  <w:style w:type="character" w:customStyle="1" w:styleId="Nadpis8Char">
-    <w:name w:val="Nadpis 8 Char"/>
-    <w:basedOn w:val="Predvolenpsmoodseku"/>
-    <w:link w:val="Nadpis8"/>
+  <w:style w:type="character" w:customStyle="1" w:styleId="Heading8Char">
+    <w:name w:val="Heading 8 Char"/>
+    <w:basedOn w:val="DefaultParagraphFont"/>
+    <w:link w:val="Heading8"/>
     <w:uiPriority w:val="9"/>
     <w:semiHidden/>
     <w:rsid w:val="00673CEF"/>
@@ -10798,10 +9263,10 @@
       <w:color w:val="272727" w:themeColor="text1" w:themeTint="D8"/>
     </w:rPr>
   </w:style>
-  <w:style w:type="character" w:customStyle="1" w:styleId="Nadpis9Char">
-    <w:name w:val="Nadpis 9 Char"/>
-    <w:basedOn w:val="Predvolenpsmoodseku"/>
-    <w:link w:val="Nadpis9"/>
+  <w:style w:type="character" w:customStyle="1" w:styleId="Heading9Char">
+    <w:name w:val="Heading 9 Char"/>
+    <w:basedOn w:val="DefaultParagraphFont"/>
+    <w:link w:val="Heading9"/>
     <w:uiPriority w:val="9"/>
     <w:semiHidden/>
     <w:rsid w:val="00673CEF"/>
@@ -10810,11 +9275,11 @@
       <w:color w:val="272727" w:themeColor="text1" w:themeTint="D8"/>
     </w:rPr>
   </w:style>
-  <w:style w:type="paragraph" w:styleId="Nzov">
+  <w:style w:type="paragraph" w:styleId="Title">
     <w:name w:val="Title"/>
-    <w:basedOn w:val="Normlny"/>
-    <w:next w:val="Normlny"/>
-    <w:link w:val="NzovChar"/>
+    <w:basedOn w:val="Normal"/>
+    <w:next w:val="Normal"/>
+    <w:link w:val="TitleChar"/>
     <w:uiPriority w:val="10"/>
     <w:qFormat/>
     <w:rsid w:val="00673CEF"/>
@@ -10830,10 +9295,10 @@
       <w:szCs w:val="56"/>
     </w:rPr>
   </w:style>
-  <w:style w:type="character" w:customStyle="1" w:styleId="NzovChar">
-    <w:name w:val="Názov Char"/>
-    <w:basedOn w:val="Predvolenpsmoodseku"/>
-    <w:link w:val="Nzov"/>
+  <w:style w:type="character" w:customStyle="1" w:styleId="TitleChar">
+    <w:name w:val="Title Char"/>
+    <w:basedOn w:val="DefaultParagraphFont"/>
+    <w:link w:val="Title"/>
     <w:uiPriority w:val="10"/>
     <w:rsid w:val="00673CEF"/>
     <w:rPr>
@@ -10844,11 +9309,11 @@
       <w:szCs w:val="56"/>
     </w:rPr>
   </w:style>
-  <w:style w:type="paragraph" w:styleId="Podtitul">
+  <w:style w:type="paragraph" w:styleId="Subtitle">
     <w:name w:val="Subtitle"/>
-    <w:basedOn w:val="Normlny"/>
-    <w:next w:val="Normlny"/>
-    <w:link w:val="PodtitulChar"/>
+    <w:basedOn w:val="Normal"/>
+    <w:next w:val="Normal"/>
+    <w:link w:val="SubtitleChar"/>
     <w:uiPriority w:val="11"/>
     <w:qFormat/>
     <w:rsid w:val="00673CEF"/>
@@ -10865,10 +9330,10 @@
       <w:szCs w:val="28"/>
     </w:rPr>
   </w:style>
-  <w:style w:type="character" w:customStyle="1" w:styleId="PodtitulChar">
-    <w:name w:val="Podtitul Char"/>
-    <w:basedOn w:val="Predvolenpsmoodseku"/>
-    <w:link w:val="Podtitul"/>
+  <w:style w:type="character" w:customStyle="1" w:styleId="SubtitleChar">
+    <w:name w:val="Subtitle Char"/>
+    <w:basedOn w:val="DefaultParagraphFont"/>
+    <w:link w:val="Subtitle"/>
     <w:uiPriority w:val="11"/>
     <w:rsid w:val="00673CEF"/>
     <w:rPr>
@@ -10879,11 +9344,11 @@
       <w:szCs w:val="28"/>
     </w:rPr>
   </w:style>
-  <w:style w:type="paragraph" w:styleId="Citcia">
+  <w:style w:type="paragraph" w:styleId="Quote">
     <w:name w:val="Quote"/>
-    <w:basedOn w:val="Normlny"/>
-    <w:next w:val="Normlny"/>
-    <w:link w:val="CitciaChar"/>
+    <w:basedOn w:val="Normal"/>
+    <w:next w:val="Normal"/>
+    <w:link w:val="QuoteChar"/>
     <w:uiPriority w:val="29"/>
     <w:qFormat/>
     <w:rsid w:val="00673CEF"/>
@@ -10897,10 +9362,10 @@
       <w:color w:val="404040" w:themeColor="text1" w:themeTint="BF"/>
     </w:rPr>
   </w:style>
-  <w:style w:type="character" w:customStyle="1" w:styleId="CitciaChar">
-    <w:name w:val="Citácia Char"/>
-    <w:basedOn w:val="Predvolenpsmoodseku"/>
-    <w:link w:val="Citcia"/>
+  <w:style w:type="character" w:customStyle="1" w:styleId="QuoteChar">
+    <w:name w:val="Quote Char"/>
+    <w:basedOn w:val="DefaultParagraphFont"/>
+    <w:link w:val="Quote"/>
     <w:uiPriority w:val="29"/>
     <w:rsid w:val="00673CEF"/>
     <w:rPr>
@@ -10909,9 +9374,9 @@
       <w:color w:val="404040" w:themeColor="text1" w:themeTint="BF"/>
     </w:rPr>
   </w:style>
-  <w:style w:type="paragraph" w:styleId="Odsekzoznamu">
+  <w:style w:type="paragraph" w:styleId="ListParagraph">
     <w:name w:val="List Paragraph"/>
-    <w:basedOn w:val="Normlny"/>
+    <w:basedOn w:val="Normal"/>
     <w:uiPriority w:val="34"/>
     <w:qFormat/>
     <w:rsid w:val="00673CEF"/>
@@ -10920,9 +9385,9 @@
       <w:contextualSpacing/>
     </w:pPr>
   </w:style>
-  <w:style w:type="character" w:styleId="Intenzvnezvraznenie">
+  <w:style w:type="character" w:styleId="IntenseEmphasis">
     <w:name w:val="Intense Emphasis"/>
-    <w:basedOn w:val="Predvolenpsmoodseku"/>
+    <w:basedOn w:val="DefaultParagraphFont"/>
     <w:uiPriority w:val="21"/>
     <w:qFormat/>
     <w:rsid w:val="00673CEF"/>
@@ -10932,11 +9397,11 @@
       <w:color w:val="0F4761" w:themeColor="accent1" w:themeShade="BF"/>
     </w:rPr>
   </w:style>
-  <w:style w:type="paragraph" w:styleId="Zvraznencitcia">
+  <w:style w:type="paragraph" w:styleId="IntenseQuote">
     <w:name w:val="Intense Quote"/>
-    <w:basedOn w:val="Normlny"/>
-    <w:next w:val="Normlny"/>
-    <w:link w:val="ZvraznencitciaChar"/>
+    <w:basedOn w:val="Normal"/>
+    <w:next w:val="Normal"/>
+    <w:link w:val="IntenseQuoteChar"/>
     <w:uiPriority w:val="30"/>
     <w:qFormat/>
     <w:rsid w:val="00673CEF"/>
@@ -10955,10 +9420,10 @@
       <w:color w:val="0F4761" w:themeColor="accent1" w:themeShade="BF"/>
     </w:rPr>
   </w:style>
-  <w:style w:type="character" w:customStyle="1" w:styleId="ZvraznencitciaChar">
-    <w:name w:val="Zvýraznená citácia Char"/>
-    <w:basedOn w:val="Predvolenpsmoodseku"/>
-    <w:link w:val="Zvraznencitcia"/>
+  <w:style w:type="character" w:customStyle="1" w:styleId="IntenseQuoteChar">
+    <w:name w:val="Intense Quote Char"/>
+    <w:basedOn w:val="DefaultParagraphFont"/>
+    <w:link w:val="IntenseQuote"/>
     <w:uiPriority w:val="30"/>
     <w:rsid w:val="00673CEF"/>
     <w:rPr>
@@ -10967,9 +9432,9 @@
       <w:color w:val="0F4761" w:themeColor="accent1" w:themeShade="BF"/>
     </w:rPr>
   </w:style>
-  <w:style w:type="character" w:styleId="Zvraznenodkaz">
+  <w:style w:type="character" w:styleId="IntenseReference">
     <w:name w:val="Intense Reference"/>
-    <w:basedOn w:val="Predvolenpsmoodseku"/>
+    <w:basedOn w:val="DefaultParagraphFont"/>
     <w:uiPriority w:val="32"/>
     <w:qFormat/>
     <w:rsid w:val="00673CEF"/>
@@ -10981,9 +9446,9 @@
       <w:spacing w:val="5"/>
     </w:rPr>
   </w:style>
-  <w:style w:type="character" w:styleId="Hypertextovprepojenie">
+  <w:style w:type="character" w:styleId="Hyperlink">
     <w:name w:val="Hyperlink"/>
-    <w:basedOn w:val="Predvolenpsmoodseku"/>
+    <w:basedOn w:val="DefaultParagraphFont"/>
     <w:uiPriority w:val="99"/>
     <w:unhideWhenUsed/>
     <w:rsid w:val="00513727"/>
@@ -10992,9 +9457,9 @@
       <w:u w:val="single"/>
     </w:rPr>
   </w:style>
-  <w:style w:type="character" w:styleId="Nevyrieenzmienka">
+  <w:style w:type="character" w:styleId="UnresolvedMention">
     <w:name w:val="Unresolved Mention"/>
-    <w:basedOn w:val="Predvolenpsmoodseku"/>
+    <w:basedOn w:val="DefaultParagraphFont"/>
     <w:uiPriority w:val="99"/>
     <w:semiHidden/>
     <w:unhideWhenUsed/>
@@ -11004,9 +9469,9 @@
       <w:shd w:val="clear" w:color="auto" w:fill="E1DFDD"/>
     </w:rPr>
   </w:style>
-  <w:style w:type="character" w:styleId="PouitHypertextovPrepojenie">
+  <w:style w:type="character" w:styleId="FollowedHyperlink">
     <w:name w:val="FollowedHyperlink"/>
-    <w:basedOn w:val="Predvolenpsmoodseku"/>
+    <w:basedOn w:val="DefaultParagraphFont"/>
     <w:uiPriority w:val="99"/>
     <w:semiHidden/>
     <w:unhideWhenUsed/>
@@ -11016,10 +9481,10 @@
       <w:u w:val="single"/>
     </w:rPr>
   </w:style>
-  <w:style w:type="paragraph" w:styleId="Hlavika">
+  <w:style w:type="paragraph" w:styleId="Header">
     <w:name w:val="header"/>
-    <w:basedOn w:val="Normlny"/>
-    <w:link w:val="HlavikaChar"/>
+    <w:basedOn w:val="Normal"/>
+    <w:link w:val="HeaderChar"/>
     <w:uiPriority w:val="99"/>
     <w:unhideWhenUsed/>
     <w:rsid w:val="00C42BBB"/>
@@ -11030,17 +9495,17 @@
       </w:tabs>
     </w:pPr>
   </w:style>
-  <w:style w:type="character" w:customStyle="1" w:styleId="HlavikaChar">
-    <w:name w:val="Hlavička Char"/>
-    <w:basedOn w:val="Predvolenpsmoodseku"/>
-    <w:link w:val="Hlavika"/>
+  <w:style w:type="character" w:customStyle="1" w:styleId="HeaderChar">
+    <w:name w:val="Header Char"/>
+    <w:basedOn w:val="DefaultParagraphFont"/>
+    <w:link w:val="Header"/>
     <w:uiPriority w:val="99"/>
     <w:rsid w:val="00C42BBB"/>
   </w:style>
-  <w:style w:type="paragraph" w:styleId="Pta">
+  <w:style w:type="paragraph" w:styleId="Footer">
     <w:name w:val="footer"/>
-    <w:basedOn w:val="Normlny"/>
-    <w:link w:val="PtaChar"/>
+    <w:basedOn w:val="Normal"/>
+    <w:link w:val="FooterChar"/>
     <w:uiPriority w:val="99"/>
     <w:unhideWhenUsed/>
     <w:rsid w:val="00C42BBB"/>
@@ -11051,17 +9516,17 @@
       </w:tabs>
     </w:pPr>
   </w:style>
-  <w:style w:type="character" w:customStyle="1" w:styleId="PtaChar">
-    <w:name w:val="Päta Char"/>
-    <w:basedOn w:val="Predvolenpsmoodseku"/>
-    <w:link w:val="Pta"/>
+  <w:style w:type="character" w:customStyle="1" w:styleId="FooterChar">
+    <w:name w:val="Footer Char"/>
+    <w:basedOn w:val="DefaultParagraphFont"/>
+    <w:link w:val="Footer"/>
     <w:uiPriority w:val="99"/>
     <w:rsid w:val="00C42BBB"/>
   </w:style>
-  <w:style w:type="paragraph" w:styleId="Obsah1">
+  <w:style w:type="paragraph" w:styleId="TOC1">
     <w:name w:val="toc 1"/>
-    <w:basedOn w:val="Normlny"/>
-    <w:next w:val="Normlny"/>
+    <w:basedOn w:val="Normal"/>
+    <w:next w:val="Normal"/>
     <w:autoRedefine/>
     <w:uiPriority w:val="39"/>
     <w:unhideWhenUsed/>
@@ -11070,10 +9535,10 @@
       <w:spacing w:after="100"/>
     </w:pPr>
   </w:style>
-  <w:style w:type="paragraph" w:styleId="Obsah2">
+  <w:style w:type="paragraph" w:styleId="TOC2">
     <w:name w:val="toc 2"/>
-    <w:basedOn w:val="Normlny"/>
-    <w:next w:val="Normlny"/>
+    <w:basedOn w:val="Normal"/>
+    <w:next w:val="Normal"/>
     <w:autoRedefine/>
     <w:uiPriority w:val="39"/>
     <w:unhideWhenUsed/>
@@ -11083,10 +9548,10 @@
       <w:ind w:left="220"/>
     </w:pPr>
   </w:style>
-  <w:style w:type="paragraph" w:styleId="Obsah3">
+  <w:style w:type="paragraph" w:styleId="TOC3">
     <w:name w:val="toc 3"/>
-    <w:basedOn w:val="Normlny"/>
-    <w:next w:val="Normlny"/>
+    <w:basedOn w:val="Normal"/>
+    <w:next w:val="Normal"/>
     <w:autoRedefine/>
     <w:uiPriority w:val="39"/>
     <w:unhideWhenUsed/>
@@ -11096,10 +9561,10 @@
       <w:ind w:left="440"/>
     </w:pPr>
   </w:style>
-  <w:style w:type="paragraph" w:styleId="Obsah4">
+  <w:style w:type="paragraph" w:styleId="TOC4">
     <w:name w:val="toc 4"/>
-    <w:basedOn w:val="Normlny"/>
-    <w:next w:val="Normlny"/>
+    <w:basedOn w:val="Normal"/>
+    <w:next w:val="Normal"/>
     <w:autoRedefine/>
     <w:uiPriority w:val="39"/>
     <w:unhideWhenUsed/>
@@ -11109,10 +9574,10 @@
       <w:ind w:left="660"/>
     </w:pPr>
   </w:style>
-  <w:style w:type="paragraph" w:styleId="Hlavikaobsahu">
+  <w:style w:type="paragraph" w:styleId="TOCHeading">
     <w:name w:val="TOC Heading"/>
-    <w:basedOn w:val="Nadpis1"/>
-    <w:next w:val="Normlny"/>
+    <w:basedOn w:val="Heading1"/>
+    <w:next w:val="Normal"/>
     <w:uiPriority w:val="39"/>
     <w:unhideWhenUsed/>
     <w:qFormat/>

--- a/IT_hodiny/namety_postupu_skolenia.docx
+++ b/IT_hodiny/namety_postupu_skolenia.docx
@@ -4586,19 +4586,7 @@
           <w:rPr>
             <w:rStyle w:val="Hyperlink"/>
           </w:rPr>
-          <w:t>https://www.ge</w:t>
-        </w:r>
-        <w:r>
-          <w:rPr>
-            <w:rStyle w:val="Hyperlink"/>
-          </w:rPr>
-          <w:t>e</w:t>
-        </w:r>
-        <w:r>
-          <w:rPr>
-            <w:rStyle w:val="Hyperlink"/>
-          </w:rPr>
-          <w:t>ksforgeeks.org/python/pygame-tutorial/</w:t>
+          <w:t>https://www.geeksforgeeks.org/python/pygame-tutorial/</w:t>
         </w:r>
       </w:hyperlink>
       <w:r>
@@ -5182,8 +5170,56 @@
         <w:t>úvodnej obrazovky v procedúre Into.</w:t>
       </w:r>
     </w:p>
+    <w:p/>
+    <w:p>
+      <w:pPr>
+        <w:pStyle w:val="Heading3"/>
+      </w:pPr>
+      <w:r>
+        <w:t>WallBreaker.</w:t>
+      </w:r>
+    </w:p>
+    <w:p>
+      <w:pPr>
+        <w:pStyle w:val="Heading4"/>
+      </w:pPr>
+      <w:r>
+        <w:t>Hudba.</w:t>
+      </w:r>
+    </w:p>
+    <w:p>
+      <w:hyperlink r:id="rId42" w:history="1">
+        <w:r>
+          <w:rPr>
+            <w:rStyle w:val="Hyperlink"/>
+          </w:rPr>
+          <w:t>Freesound</w:t>
+        </w:r>
+      </w:hyperlink>
+    </w:p>
+    <w:p>
+      <w:hyperlink r:id="rId43" w:history="1">
+        <w:r>
+          <w:rPr>
+            <w:rStyle w:val="Hyperlink"/>
+          </w:rPr>
+          <w:t>Free Wav Sound Effects Download - Pixabay</w:t>
+        </w:r>
+      </w:hyperlink>
+    </w:p>
+    <w:p>
+      <w:hyperlink r:id="rId44" w:history="1">
+        <w:r>
+          <w:rPr>
+            <w:rStyle w:val="Hyperlink"/>
+          </w:rPr>
+          <w:t>SFX Library - Free sound effects to download - MP3, WAV, OGG</w:t>
+        </w:r>
+      </w:hyperlink>
+    </w:p>
+    <w:p/>
     <w:sectPr>
-      <w:footerReference w:type="default" r:id="rId42"/>
+      <w:footerReference w:type="default" r:id="rId45"/>
       <w:pgSz w:w="11906" w:h="16838"/>
       <w:pgMar w:top="1440" w:right="1440" w:bottom="1440" w:left="1440" w:header="708" w:footer="708" w:gutter="0"/>
       <w:cols w:space="708"/>
@@ -9119,7 +9155,6 @@
   <w:style w:type="character" w:default="1" w:styleId="DefaultParagraphFont">
     <w:name w:val="Default Paragraph Font"/>
     <w:uiPriority w:val="1"/>
-    <w:semiHidden/>
     <w:unhideWhenUsed/>
   </w:style>
   <w:style w:type="table" w:default="1" w:styleId="TableNormal">

--- a/IT_hodiny/namety_postupu_skolenia.docx
+++ b/IT_hodiny/namety_postupu_skolenia.docx
@@ -5202,6 +5202,7 @@
         <w:r>
           <w:rPr>
             <w:rStyle w:val="Hyperlink"/>
+            <w:highlight w:val="yellow"/>
           </w:rPr>
           <w:t>Free Wav Sound Effects Download - Pixabay</w:t>
         </w:r>
@@ -7358,6 +7359,155 @@
     </w:lvl>
   </w:abstractNum>
   <w:abstractNum w:abstractNumId="16" w15:restartNumberingAfterBreak="0">
+    <w:nsid w:val="66994F64"/>
+    <w:multiLevelType w:val="multilevel"/>
+    <w:tmpl w:val="F60CB3DE"/>
+    <w:lvl w:ilvl="0">
+      <w:start w:val="1"/>
+      <w:numFmt w:val="bullet"/>
+      <w:lvlText w:val=""/>
+      <w:lvlJc w:val="left"/>
+      <w:pPr>
+        <w:tabs>
+          <w:tab w:val="num" w:pos="720"/>
+        </w:tabs>
+        <w:ind w:left="720" w:hanging="360"/>
+      </w:pPr>
+      <w:rPr>
+        <w:rFonts w:ascii="Symbol" w:hAnsi="Symbol" w:hint="default"/>
+        <w:sz w:val="20"/>
+      </w:rPr>
+    </w:lvl>
+    <w:lvl w:ilvl="1" w:tentative="1">
+      <w:start w:val="1"/>
+      <w:numFmt w:val="bullet"/>
+      <w:lvlText w:val="o"/>
+      <w:lvlJc w:val="left"/>
+      <w:pPr>
+        <w:tabs>
+          <w:tab w:val="num" w:pos="1440"/>
+        </w:tabs>
+        <w:ind w:left="1440" w:hanging="360"/>
+      </w:pPr>
+      <w:rPr>
+        <w:rFonts w:ascii="Courier New" w:hAnsi="Courier New" w:hint="default"/>
+        <w:sz w:val="20"/>
+      </w:rPr>
+    </w:lvl>
+    <w:lvl w:ilvl="2" w:tentative="1">
+      <w:start w:val="1"/>
+      <w:numFmt w:val="bullet"/>
+      <w:lvlText w:val=""/>
+      <w:lvlJc w:val="left"/>
+      <w:pPr>
+        <w:tabs>
+          <w:tab w:val="num" w:pos="2160"/>
+        </w:tabs>
+        <w:ind w:left="2160" w:hanging="360"/>
+      </w:pPr>
+      <w:rPr>
+        <w:rFonts w:ascii="Wingdings" w:hAnsi="Wingdings" w:hint="default"/>
+        <w:sz w:val="20"/>
+      </w:rPr>
+    </w:lvl>
+    <w:lvl w:ilvl="3" w:tentative="1">
+      <w:start w:val="1"/>
+      <w:numFmt w:val="bullet"/>
+      <w:lvlText w:val=""/>
+      <w:lvlJc w:val="left"/>
+      <w:pPr>
+        <w:tabs>
+          <w:tab w:val="num" w:pos="2880"/>
+        </w:tabs>
+        <w:ind w:left="2880" w:hanging="360"/>
+      </w:pPr>
+      <w:rPr>
+        <w:rFonts w:ascii="Wingdings" w:hAnsi="Wingdings" w:hint="default"/>
+        <w:sz w:val="20"/>
+      </w:rPr>
+    </w:lvl>
+    <w:lvl w:ilvl="4" w:tentative="1">
+      <w:start w:val="1"/>
+      <w:numFmt w:val="bullet"/>
+      <w:lvlText w:val=""/>
+      <w:lvlJc w:val="left"/>
+      <w:pPr>
+        <w:tabs>
+          <w:tab w:val="num" w:pos="3600"/>
+        </w:tabs>
+        <w:ind w:left="3600" w:hanging="360"/>
+      </w:pPr>
+      <w:rPr>
+        <w:rFonts w:ascii="Wingdings" w:hAnsi="Wingdings" w:hint="default"/>
+        <w:sz w:val="20"/>
+      </w:rPr>
+    </w:lvl>
+    <w:lvl w:ilvl="5" w:tentative="1">
+      <w:start w:val="1"/>
+      <w:numFmt w:val="bullet"/>
+      <w:lvlText w:val=""/>
+      <w:lvlJc w:val="left"/>
+      <w:pPr>
+        <w:tabs>
+          <w:tab w:val="num" w:pos="4320"/>
+        </w:tabs>
+        <w:ind w:left="4320" w:hanging="360"/>
+      </w:pPr>
+      <w:rPr>
+        <w:rFonts w:ascii="Wingdings" w:hAnsi="Wingdings" w:hint="default"/>
+        <w:sz w:val="20"/>
+      </w:rPr>
+    </w:lvl>
+    <w:lvl w:ilvl="6" w:tentative="1">
+      <w:start w:val="1"/>
+      <w:numFmt w:val="bullet"/>
+      <w:lvlText w:val=""/>
+      <w:lvlJc w:val="left"/>
+      <w:pPr>
+        <w:tabs>
+          <w:tab w:val="num" w:pos="5040"/>
+        </w:tabs>
+        <w:ind w:left="5040" w:hanging="360"/>
+      </w:pPr>
+      <w:rPr>
+        <w:rFonts w:ascii="Wingdings" w:hAnsi="Wingdings" w:hint="default"/>
+        <w:sz w:val="20"/>
+      </w:rPr>
+    </w:lvl>
+    <w:lvl w:ilvl="7" w:tentative="1">
+      <w:start w:val="1"/>
+      <w:numFmt w:val="bullet"/>
+      <w:lvlText w:val=""/>
+      <w:lvlJc w:val="left"/>
+      <w:pPr>
+        <w:tabs>
+          <w:tab w:val="num" w:pos="5760"/>
+        </w:tabs>
+        <w:ind w:left="5760" w:hanging="360"/>
+      </w:pPr>
+      <w:rPr>
+        <w:rFonts w:ascii="Wingdings" w:hAnsi="Wingdings" w:hint="default"/>
+        <w:sz w:val="20"/>
+      </w:rPr>
+    </w:lvl>
+    <w:lvl w:ilvl="8" w:tentative="1">
+      <w:start w:val="1"/>
+      <w:numFmt w:val="bullet"/>
+      <w:lvlText w:val=""/>
+      <w:lvlJc w:val="left"/>
+      <w:pPr>
+        <w:tabs>
+          <w:tab w:val="num" w:pos="6480"/>
+        </w:tabs>
+        <w:ind w:left="6480" w:hanging="360"/>
+      </w:pPr>
+      <w:rPr>
+        <w:rFonts w:ascii="Wingdings" w:hAnsi="Wingdings" w:hint="default"/>
+        <w:sz w:val="20"/>
+      </w:rPr>
+    </w:lvl>
+  </w:abstractNum>
+  <w:abstractNum w:abstractNumId="17" w15:restartNumberingAfterBreak="0">
     <w:nsid w:val="75307454"/>
     <w:multiLevelType w:val="multilevel"/>
     <w:tmpl w:val="3864C318"/>
@@ -7506,7 +7656,7 @@
       </w:rPr>
     </w:lvl>
   </w:abstractNum>
-  <w:abstractNum w:abstractNumId="17" w15:restartNumberingAfterBreak="0">
+  <w:abstractNum w:abstractNumId="18" w15:restartNumberingAfterBreak="0">
     <w:nsid w:val="762C587B"/>
     <w:multiLevelType w:val="multilevel"/>
     <w:tmpl w:val="922E9228"/>
@@ -7622,7 +7772,7 @@
       </w:pPr>
     </w:lvl>
   </w:abstractNum>
-  <w:abstractNum w:abstractNumId="18" w15:restartNumberingAfterBreak="0">
+  <w:abstractNum w:abstractNumId="19" w15:restartNumberingAfterBreak="0">
     <w:nsid w:val="76B429CF"/>
     <w:multiLevelType w:val="multilevel"/>
     <w:tmpl w:val="4A200446"/>
@@ -7735,7 +7885,7 @@
       </w:pPr>
     </w:lvl>
   </w:abstractNum>
-  <w:abstractNum w:abstractNumId="19" w15:restartNumberingAfterBreak="0">
+  <w:abstractNum w:abstractNumId="20" w15:restartNumberingAfterBreak="0">
     <w:nsid w:val="76F74258"/>
     <w:multiLevelType w:val="multilevel"/>
     <w:tmpl w:val="BD90C454"/>
@@ -7884,7 +8034,7 @@
       </w:rPr>
     </w:lvl>
   </w:abstractNum>
-  <w:abstractNum w:abstractNumId="20" w15:restartNumberingAfterBreak="0">
+  <w:abstractNum w:abstractNumId="21" w15:restartNumberingAfterBreak="0">
     <w:nsid w:val="7AD4714C"/>
     <w:multiLevelType w:val="multilevel"/>
     <w:tmpl w:val="04102062"/>
@@ -8322,7 +8472,7 @@
     </w:lvlOverride>
   </w:num>
   <w:num w:numId="24" w16cid:durableId="1853566803">
-    <w:abstractNumId w:val="16"/>
+    <w:abstractNumId w:val="17"/>
     <w:lvlOverride w:ilvl="0">
       <w:startOverride w:val="1"/>
     </w:lvlOverride>
@@ -8391,10 +8541,10 @@
     </w:lvlOverride>
   </w:num>
   <w:num w:numId="28" w16cid:durableId="572785693">
-    <w:abstractNumId w:val="18"/>
+    <w:abstractNumId w:val="19"/>
   </w:num>
   <w:num w:numId="29" w16cid:durableId="112408107">
-    <w:abstractNumId w:val="18"/>
+    <w:abstractNumId w:val="19"/>
     <w:lvlOverride w:ilvl="0">
       <w:startOverride w:val="1"/>
     </w:lvlOverride>
@@ -8424,7 +8574,7 @@
     </w:lvlOverride>
   </w:num>
   <w:num w:numId="30" w16cid:durableId="1366713536">
-    <w:abstractNumId w:val="18"/>
+    <w:abstractNumId w:val="19"/>
     <w:lvlOverride w:ilvl="0">
       <w:startOverride w:val="1"/>
     </w:lvlOverride>
@@ -8457,10 +8607,10 @@
     <w:abstractNumId w:val="0"/>
   </w:num>
   <w:num w:numId="32" w16cid:durableId="880900323">
-    <w:abstractNumId w:val="20"/>
+    <w:abstractNumId w:val="21"/>
   </w:num>
   <w:num w:numId="33" w16cid:durableId="554466464">
-    <w:abstractNumId w:val="19"/>
+    <w:abstractNumId w:val="20"/>
   </w:num>
   <w:num w:numId="34" w16cid:durableId="777220598">
     <w:abstractNumId w:val="6"/>
@@ -8550,10 +8700,13 @@
     <w:abstractNumId w:val="11"/>
   </w:num>
   <w:num w:numId="42" w16cid:durableId="1312977750">
-    <w:abstractNumId w:val="17"/>
+    <w:abstractNumId w:val="18"/>
   </w:num>
   <w:num w:numId="43" w16cid:durableId="386074207">
     <w:abstractNumId w:val="7"/>
+  </w:num>
+  <w:num w:numId="44" w16cid:durableId="2000189059">
+    <w:abstractNumId w:val="16"/>
   </w:num>
 </w:numbering>
 </file>

--- a/IT_hodiny/namety_postupu_skolenia.docx
+++ b/IT_hodiny/namety_postupu_skolenia.docx
@@ -5219,8 +5219,130 @@
       </w:hyperlink>
     </w:p>
     <w:p/>
+    <w:p>
+      <w:pPr>
+        <w:pStyle w:val="Heading4"/>
+      </w:pPr>
+      <w:r>
+        <w:t>Analýza</w:t>
+      </w:r>
+      <w:r>
+        <w:t xml:space="preserve"> RECT objekt.</w:t>
+      </w:r>
+    </w:p>
+    <w:p>
+      <w:hyperlink r:id="rId45" w:history="1">
+        <w:r>
+          <w:rPr>
+            <w:rStyle w:val="Hyperlink"/>
+          </w:rPr>
+          <w:t>https://www.pygame.org/docs/ref/rect.html</w:t>
+        </w:r>
+      </w:hyperlink>
+      <w:r>
+        <w:t xml:space="preserve"> </w:t>
+      </w:r>
+    </w:p>
+    <w:p>
+      <w:r>
+        <w:t>Čo to je: ball.collidelist(bricks) volá pygame. Metóda Rect colidelist Rect objekt.</w:t>
+      </w:r>
+    </w:p>
+    <w:p>
+      <w:r>
+        <w:t>Čo vráti: index (celé číslo) prvého Rect v sekvencii tehál, ktoré pretínajú guľu, alebo -1, ak nie je kolízia.</w:t>
+      </w:r>
+    </w:p>
+    <w:p>
+      <w:r>
+        <w:t>Poznámky k správaniu:</w:t>
+      </w:r>
+    </w:p>
+    <w:p>
+      <w:r>
+        <w:t>Kontroluje iba prekrytie obdĺžnika (guľôčka je Rect, aj keď ju nakreslíte pomocou draw.ellipse). Vizuálna elipsa sa nemusí zhodovať s presnými kolíziami – kolízie používajú ohraničujúci obdĺžnik.</w:t>
+      </w:r>
+    </w:p>
+    <w:p>
+      <w:r>
+        <w:t>Vráti iba prvý zodpovedajúci index. Ak guľôčka prekrýva viacero tehál v jednom ráme, collidelist vráti iba jeden index (prvý v poradí zoznamu).</w:t>
+      </w:r>
+    </w:p>
+    <w:p>
+      <w:r>
+        <w:t>Sekvenčné prvky musia byť pygame. Predmety podobné rektu.</w:t>
+      </w:r>
+    </w:p>
+    <w:p/>
+    <w:p>
+      <w:pPr>
+        <w:numPr>
+          <w:ilvl w:val="0"/>
+          <w:numId w:val="45"/>
+        </w:numPr>
+      </w:pPr>
+      <w:r>
+        <w:t>What it is: ball.collidelist(bricks) calls the pygame.Rect method collidelist on the Rect object ball.</w:t>
+      </w:r>
+    </w:p>
+    <w:p>
+      <w:pPr>
+        <w:numPr>
+          <w:ilvl w:val="0"/>
+          <w:numId w:val="45"/>
+        </w:numPr>
+      </w:pPr>
+      <w:r>
+        <w:t>What it returns: the index (integer) of the first Rect in the sequence bricks that intersects ball, or -1 if no collision.</w:t>
+      </w:r>
+    </w:p>
+    <w:p>
+      <w:pPr>
+        <w:numPr>
+          <w:ilvl w:val="0"/>
+          <w:numId w:val="45"/>
+        </w:numPr>
+      </w:pPr>
+      <w:r>
+        <w:t>Behavior notes:</w:t>
+      </w:r>
+    </w:p>
+    <w:p>
+      <w:pPr>
+        <w:numPr>
+          <w:ilvl w:val="1"/>
+          <w:numId w:val="45"/>
+        </w:numPr>
+      </w:pPr>
+      <w:r>
+        <w:t>It checks rectangle overlap only (ball is a Rect even if you draw it with draw.ellipse). The visual ellipse may not match exact collisions — collisions use the bounding rectangle.</w:t>
+      </w:r>
+    </w:p>
+    <w:p>
+      <w:pPr>
+        <w:numPr>
+          <w:ilvl w:val="1"/>
+          <w:numId w:val="45"/>
+        </w:numPr>
+      </w:pPr>
+      <w:r>
+        <w:t>It returns only the first matching index. If the ball overlaps multiple bricks in one frame, collidelist returns only one index (the first in list order).</w:t>
+      </w:r>
+    </w:p>
+    <w:p>
+      <w:pPr>
+        <w:numPr>
+          <w:ilvl w:val="1"/>
+          <w:numId w:val="45"/>
+        </w:numPr>
+      </w:pPr>
+      <w:r>
+        <w:t>The sequence elements must be pygame.Rect-like objects.</w:t>
+      </w:r>
+    </w:p>
+    <w:p/>
     <w:sectPr>
-      <w:footerReference w:type="default" r:id="rId45"/>
+      <w:footerReference w:type="default" r:id="rId46"/>
       <w:pgSz w:w="11906" w:h="16838"/>
       <w:pgMar w:top="1440" w:right="1440" w:bottom="1440" w:left="1440" w:header="708" w:footer="708" w:gutter="0"/>
       <w:cols w:space="708"/>
@@ -6454,6 +6576,155 @@
     </w:lvl>
   </w:abstractNum>
   <w:abstractNum w:abstractNumId="9" w15:restartNumberingAfterBreak="0">
+    <w:nsid w:val="306432DE"/>
+    <w:multiLevelType w:val="multilevel"/>
+    <w:tmpl w:val="73C60DD4"/>
+    <w:lvl w:ilvl="0">
+      <w:start w:val="1"/>
+      <w:numFmt w:val="bullet"/>
+      <w:lvlText w:val=""/>
+      <w:lvlJc w:val="left"/>
+      <w:pPr>
+        <w:tabs>
+          <w:tab w:val="num" w:pos="720"/>
+        </w:tabs>
+        <w:ind w:left="720" w:hanging="360"/>
+      </w:pPr>
+      <w:rPr>
+        <w:rFonts w:ascii="Symbol" w:hAnsi="Symbol" w:hint="default"/>
+        <w:sz w:val="20"/>
+      </w:rPr>
+    </w:lvl>
+    <w:lvl w:ilvl="1">
+      <w:start w:val="1"/>
+      <w:numFmt w:val="bullet"/>
+      <w:lvlText w:val="o"/>
+      <w:lvlJc w:val="left"/>
+      <w:pPr>
+        <w:tabs>
+          <w:tab w:val="num" w:pos="1440"/>
+        </w:tabs>
+        <w:ind w:left="1440" w:hanging="360"/>
+      </w:pPr>
+      <w:rPr>
+        <w:rFonts w:ascii="Courier New" w:hAnsi="Courier New" w:hint="default"/>
+        <w:sz w:val="20"/>
+      </w:rPr>
+    </w:lvl>
+    <w:lvl w:ilvl="2" w:tentative="1">
+      <w:start w:val="1"/>
+      <w:numFmt w:val="bullet"/>
+      <w:lvlText w:val=""/>
+      <w:lvlJc w:val="left"/>
+      <w:pPr>
+        <w:tabs>
+          <w:tab w:val="num" w:pos="2160"/>
+        </w:tabs>
+        <w:ind w:left="2160" w:hanging="360"/>
+      </w:pPr>
+      <w:rPr>
+        <w:rFonts w:ascii="Wingdings" w:hAnsi="Wingdings" w:hint="default"/>
+        <w:sz w:val="20"/>
+      </w:rPr>
+    </w:lvl>
+    <w:lvl w:ilvl="3" w:tentative="1">
+      <w:start w:val="1"/>
+      <w:numFmt w:val="bullet"/>
+      <w:lvlText w:val=""/>
+      <w:lvlJc w:val="left"/>
+      <w:pPr>
+        <w:tabs>
+          <w:tab w:val="num" w:pos="2880"/>
+        </w:tabs>
+        <w:ind w:left="2880" w:hanging="360"/>
+      </w:pPr>
+      <w:rPr>
+        <w:rFonts w:ascii="Wingdings" w:hAnsi="Wingdings" w:hint="default"/>
+        <w:sz w:val="20"/>
+      </w:rPr>
+    </w:lvl>
+    <w:lvl w:ilvl="4" w:tentative="1">
+      <w:start w:val="1"/>
+      <w:numFmt w:val="bullet"/>
+      <w:lvlText w:val=""/>
+      <w:lvlJc w:val="left"/>
+      <w:pPr>
+        <w:tabs>
+          <w:tab w:val="num" w:pos="3600"/>
+        </w:tabs>
+        <w:ind w:left="3600" w:hanging="360"/>
+      </w:pPr>
+      <w:rPr>
+        <w:rFonts w:ascii="Wingdings" w:hAnsi="Wingdings" w:hint="default"/>
+        <w:sz w:val="20"/>
+      </w:rPr>
+    </w:lvl>
+    <w:lvl w:ilvl="5" w:tentative="1">
+      <w:start w:val="1"/>
+      <w:numFmt w:val="bullet"/>
+      <w:lvlText w:val=""/>
+      <w:lvlJc w:val="left"/>
+      <w:pPr>
+        <w:tabs>
+          <w:tab w:val="num" w:pos="4320"/>
+        </w:tabs>
+        <w:ind w:left="4320" w:hanging="360"/>
+      </w:pPr>
+      <w:rPr>
+        <w:rFonts w:ascii="Wingdings" w:hAnsi="Wingdings" w:hint="default"/>
+        <w:sz w:val="20"/>
+      </w:rPr>
+    </w:lvl>
+    <w:lvl w:ilvl="6" w:tentative="1">
+      <w:start w:val="1"/>
+      <w:numFmt w:val="bullet"/>
+      <w:lvlText w:val=""/>
+      <w:lvlJc w:val="left"/>
+      <w:pPr>
+        <w:tabs>
+          <w:tab w:val="num" w:pos="5040"/>
+        </w:tabs>
+        <w:ind w:left="5040" w:hanging="360"/>
+      </w:pPr>
+      <w:rPr>
+        <w:rFonts w:ascii="Wingdings" w:hAnsi="Wingdings" w:hint="default"/>
+        <w:sz w:val="20"/>
+      </w:rPr>
+    </w:lvl>
+    <w:lvl w:ilvl="7" w:tentative="1">
+      <w:start w:val="1"/>
+      <w:numFmt w:val="bullet"/>
+      <w:lvlText w:val=""/>
+      <w:lvlJc w:val="left"/>
+      <w:pPr>
+        <w:tabs>
+          <w:tab w:val="num" w:pos="5760"/>
+        </w:tabs>
+        <w:ind w:left="5760" w:hanging="360"/>
+      </w:pPr>
+      <w:rPr>
+        <w:rFonts w:ascii="Wingdings" w:hAnsi="Wingdings" w:hint="default"/>
+        <w:sz w:val="20"/>
+      </w:rPr>
+    </w:lvl>
+    <w:lvl w:ilvl="8" w:tentative="1">
+      <w:start w:val="1"/>
+      <w:numFmt w:val="bullet"/>
+      <w:lvlText w:val=""/>
+      <w:lvlJc w:val="left"/>
+      <w:pPr>
+        <w:tabs>
+          <w:tab w:val="num" w:pos="6480"/>
+        </w:tabs>
+        <w:ind w:left="6480" w:hanging="360"/>
+      </w:pPr>
+      <w:rPr>
+        <w:rFonts w:ascii="Wingdings" w:hAnsi="Wingdings" w:hint="default"/>
+        <w:sz w:val="20"/>
+      </w:rPr>
+    </w:lvl>
+  </w:abstractNum>
+  <w:abstractNum w:abstractNumId="10" w15:restartNumberingAfterBreak="0">
     <w:nsid w:val="30AE4D3D"/>
     <w:multiLevelType w:val="multilevel"/>
     <w:tmpl w:val="E222BD9E"/>
@@ -6602,7 +6873,7 @@
       </w:rPr>
     </w:lvl>
   </w:abstractNum>
-  <w:abstractNum w:abstractNumId="10" w15:restartNumberingAfterBreak="0">
+  <w:abstractNum w:abstractNumId="11" w15:restartNumberingAfterBreak="0">
     <w:nsid w:val="39454B71"/>
     <w:multiLevelType w:val="multilevel"/>
     <w:tmpl w:val="C458D9B2"/>
@@ -6751,7 +7022,7 @@
       </w:rPr>
     </w:lvl>
   </w:abstractNum>
-  <w:abstractNum w:abstractNumId="11" w15:restartNumberingAfterBreak="0">
+  <w:abstractNum w:abstractNumId="12" w15:restartNumberingAfterBreak="0">
     <w:nsid w:val="40B17AA3"/>
     <w:multiLevelType w:val="multilevel"/>
     <w:tmpl w:val="922E9228"/>
@@ -6867,7 +7138,7 @@
       </w:pPr>
     </w:lvl>
   </w:abstractNum>
-  <w:abstractNum w:abstractNumId="12" w15:restartNumberingAfterBreak="0">
+  <w:abstractNum w:abstractNumId="13" w15:restartNumberingAfterBreak="0">
     <w:nsid w:val="44925D26"/>
     <w:multiLevelType w:val="multilevel"/>
     <w:tmpl w:val="82A6A10A"/>
@@ -6980,7 +7251,7 @@
       </w:pPr>
     </w:lvl>
   </w:abstractNum>
-  <w:abstractNum w:abstractNumId="13" w15:restartNumberingAfterBreak="0">
+  <w:abstractNum w:abstractNumId="14" w15:restartNumberingAfterBreak="0">
     <w:nsid w:val="48AA58F3"/>
     <w:multiLevelType w:val="multilevel"/>
     <w:tmpl w:val="B5C4B712"/>
@@ -7096,7 +7367,7 @@
       </w:pPr>
     </w:lvl>
   </w:abstractNum>
-  <w:abstractNum w:abstractNumId="14" w15:restartNumberingAfterBreak="0">
+  <w:abstractNum w:abstractNumId="15" w15:restartNumberingAfterBreak="0">
     <w:nsid w:val="61302CE2"/>
     <w:multiLevelType w:val="multilevel"/>
     <w:tmpl w:val="1A0491CA"/>
@@ -7209,7 +7480,7 @@
       </w:pPr>
     </w:lvl>
   </w:abstractNum>
-  <w:abstractNum w:abstractNumId="15" w15:restartNumberingAfterBreak="0">
+  <w:abstractNum w:abstractNumId="16" w15:restartNumberingAfterBreak="0">
     <w:nsid w:val="64833ED0"/>
     <w:multiLevelType w:val="multilevel"/>
     <w:tmpl w:val="CF42CA54"/>
@@ -7358,7 +7629,7 @@
       </w:rPr>
     </w:lvl>
   </w:abstractNum>
-  <w:abstractNum w:abstractNumId="16" w15:restartNumberingAfterBreak="0">
+  <w:abstractNum w:abstractNumId="17" w15:restartNumberingAfterBreak="0">
     <w:nsid w:val="66994F64"/>
     <w:multiLevelType w:val="multilevel"/>
     <w:tmpl w:val="F60CB3DE"/>
@@ -7507,7 +7778,7 @@
       </w:rPr>
     </w:lvl>
   </w:abstractNum>
-  <w:abstractNum w:abstractNumId="17" w15:restartNumberingAfterBreak="0">
+  <w:abstractNum w:abstractNumId="18" w15:restartNumberingAfterBreak="0">
     <w:nsid w:val="75307454"/>
     <w:multiLevelType w:val="multilevel"/>
     <w:tmpl w:val="3864C318"/>
@@ -7656,7 +7927,7 @@
       </w:rPr>
     </w:lvl>
   </w:abstractNum>
-  <w:abstractNum w:abstractNumId="18" w15:restartNumberingAfterBreak="0">
+  <w:abstractNum w:abstractNumId="19" w15:restartNumberingAfterBreak="0">
     <w:nsid w:val="762C587B"/>
     <w:multiLevelType w:val="multilevel"/>
     <w:tmpl w:val="922E9228"/>
@@ -7772,7 +8043,7 @@
       </w:pPr>
     </w:lvl>
   </w:abstractNum>
-  <w:abstractNum w:abstractNumId="19" w15:restartNumberingAfterBreak="0">
+  <w:abstractNum w:abstractNumId="20" w15:restartNumberingAfterBreak="0">
     <w:nsid w:val="76B429CF"/>
     <w:multiLevelType w:val="multilevel"/>
     <w:tmpl w:val="4A200446"/>
@@ -7885,7 +8156,7 @@
       </w:pPr>
     </w:lvl>
   </w:abstractNum>
-  <w:abstractNum w:abstractNumId="20" w15:restartNumberingAfterBreak="0">
+  <w:abstractNum w:abstractNumId="21" w15:restartNumberingAfterBreak="0">
     <w:nsid w:val="76F74258"/>
     <w:multiLevelType w:val="multilevel"/>
     <w:tmpl w:val="BD90C454"/>
@@ -8034,7 +8305,7 @@
       </w:rPr>
     </w:lvl>
   </w:abstractNum>
-  <w:abstractNum w:abstractNumId="21" w15:restartNumberingAfterBreak="0">
+  <w:abstractNum w:abstractNumId="22" w15:restartNumberingAfterBreak="0">
     <w:nsid w:val="7AD4714C"/>
     <w:multiLevelType w:val="multilevel"/>
     <w:tmpl w:val="04102062"/>
@@ -8187,22 +8458,22 @@
     </w:lvlOverride>
   </w:num>
   <w:num w:numId="7" w16cid:durableId="1133016908">
-    <w:abstractNumId w:val="9"/>
+    <w:abstractNumId w:val="10"/>
     <w:lvlOverride w:ilvl="0">
       <w:startOverride w:val="1"/>
     </w:lvlOverride>
   </w:num>
   <w:num w:numId="8" w16cid:durableId="1027950382">
-    <w:abstractNumId w:val="9"/>
+    <w:abstractNumId w:val="10"/>
     <w:lvlOverride w:ilvl="0">
       <w:startOverride w:val="2"/>
     </w:lvlOverride>
   </w:num>
   <w:num w:numId="9" w16cid:durableId="1260943909">
-    <w:abstractNumId w:val="12"/>
+    <w:abstractNumId w:val="13"/>
   </w:num>
   <w:num w:numId="10" w16cid:durableId="962542153">
-    <w:abstractNumId w:val="12"/>
+    <w:abstractNumId w:val="13"/>
     <w:lvlOverride w:ilvl="0">
       <w:startOverride w:val="1"/>
     </w:lvlOverride>
@@ -8232,7 +8503,7 @@
     </w:lvlOverride>
   </w:num>
   <w:num w:numId="11" w16cid:durableId="1380594728">
-    <w:abstractNumId w:val="12"/>
+    <w:abstractNumId w:val="13"/>
     <w:lvlOverride w:ilvl="0">
       <w:startOverride w:val="1"/>
     </w:lvlOverride>
@@ -8262,7 +8533,7 @@
     </w:lvlOverride>
   </w:num>
   <w:num w:numId="12" w16cid:durableId="394165280">
-    <w:abstractNumId w:val="12"/>
+    <w:abstractNumId w:val="13"/>
     <w:lvlOverride w:ilvl="0">
       <w:startOverride w:val="1"/>
     </w:lvlOverride>
@@ -8292,7 +8563,7 @@
     </w:lvlOverride>
   </w:num>
   <w:num w:numId="13" w16cid:durableId="952596123">
-    <w:abstractNumId w:val="12"/>
+    <w:abstractNumId w:val="13"/>
     <w:lvlOverride w:ilvl="0">
       <w:startOverride w:val="1"/>
     </w:lvlOverride>
@@ -8322,7 +8593,7 @@
     </w:lvlOverride>
   </w:num>
   <w:num w:numId="14" w16cid:durableId="2026511703">
-    <w:abstractNumId w:val="12"/>
+    <w:abstractNumId w:val="13"/>
     <w:lvlOverride w:ilvl="0">
       <w:startOverride w:val="1"/>
     </w:lvlOverride>
@@ -8352,7 +8623,7 @@
     </w:lvlOverride>
   </w:num>
   <w:num w:numId="15" w16cid:durableId="1240402256">
-    <w:abstractNumId w:val="12"/>
+    <w:abstractNumId w:val="13"/>
     <w:lvlOverride w:ilvl="0">
       <w:startOverride w:val="1"/>
     </w:lvlOverride>
@@ -8382,7 +8653,7 @@
     </w:lvlOverride>
   </w:num>
   <w:num w:numId="16" w16cid:durableId="79644294">
-    <w:abstractNumId w:val="12"/>
+    <w:abstractNumId w:val="13"/>
     <w:lvlOverride w:ilvl="0">
       <w:startOverride w:val="1"/>
     </w:lvlOverride>
@@ -8412,13 +8683,13 @@
     </w:lvlOverride>
   </w:num>
   <w:num w:numId="17" w16cid:durableId="1563370536">
-    <w:abstractNumId w:val="10"/>
+    <w:abstractNumId w:val="11"/>
     <w:lvlOverride w:ilvl="0">
       <w:startOverride w:val="1"/>
     </w:lvlOverride>
   </w:num>
   <w:num w:numId="18" w16cid:durableId="1579635107">
-    <w:abstractNumId w:val="10"/>
+    <w:abstractNumId w:val="11"/>
     <w:lvlOverride w:ilvl="0">
       <w:startOverride w:val="2"/>
     </w:lvlOverride>
@@ -8457,22 +8728,22 @@
     </w:lvlOverride>
   </w:num>
   <w:num w:numId="21" w16cid:durableId="875508567">
-    <w:abstractNumId w:val="13"/>
+    <w:abstractNumId w:val="14"/>
   </w:num>
   <w:num w:numId="22" w16cid:durableId="1560020510">
-    <w:abstractNumId w:val="15"/>
+    <w:abstractNumId w:val="16"/>
     <w:lvlOverride w:ilvl="0">
       <w:startOverride w:val="1"/>
     </w:lvlOverride>
   </w:num>
   <w:num w:numId="23" w16cid:durableId="1387798934">
-    <w:abstractNumId w:val="15"/>
+    <w:abstractNumId w:val="16"/>
     <w:lvlOverride w:ilvl="0">
       <w:startOverride w:val="2"/>
     </w:lvlOverride>
   </w:num>
   <w:num w:numId="24" w16cid:durableId="1853566803">
-    <w:abstractNumId w:val="17"/>
+    <w:abstractNumId w:val="18"/>
     <w:lvlOverride w:ilvl="0">
       <w:startOverride w:val="1"/>
     </w:lvlOverride>
@@ -8541,10 +8812,10 @@
     </w:lvlOverride>
   </w:num>
   <w:num w:numId="28" w16cid:durableId="572785693">
-    <w:abstractNumId w:val="19"/>
+    <w:abstractNumId w:val="20"/>
   </w:num>
   <w:num w:numId="29" w16cid:durableId="112408107">
-    <w:abstractNumId w:val="19"/>
+    <w:abstractNumId w:val="20"/>
     <w:lvlOverride w:ilvl="0">
       <w:startOverride w:val="1"/>
     </w:lvlOverride>
@@ -8574,7 +8845,7 @@
     </w:lvlOverride>
   </w:num>
   <w:num w:numId="30" w16cid:durableId="1366713536">
-    <w:abstractNumId w:val="19"/>
+    <w:abstractNumId w:val="20"/>
     <w:lvlOverride w:ilvl="0">
       <w:startOverride w:val="1"/>
     </w:lvlOverride>
@@ -8607,10 +8878,10 @@
     <w:abstractNumId w:val="0"/>
   </w:num>
   <w:num w:numId="32" w16cid:durableId="880900323">
-    <w:abstractNumId w:val="21"/>
+    <w:abstractNumId w:val="22"/>
   </w:num>
   <w:num w:numId="33" w16cid:durableId="554466464">
-    <w:abstractNumId w:val="20"/>
+    <w:abstractNumId w:val="21"/>
   </w:num>
   <w:num w:numId="34" w16cid:durableId="777220598">
     <w:abstractNumId w:val="6"/>
@@ -8631,10 +8902,10 @@
     </w:lvlOverride>
   </w:num>
   <w:num w:numId="37" w16cid:durableId="1323855597">
-    <w:abstractNumId w:val="14"/>
+    <w:abstractNumId w:val="15"/>
   </w:num>
   <w:num w:numId="38" w16cid:durableId="1094204230">
-    <w:abstractNumId w:val="14"/>
+    <w:abstractNumId w:val="15"/>
     <w:lvlOverride w:ilvl="0">
       <w:startOverride w:val="1"/>
     </w:lvlOverride>
@@ -8664,7 +8935,7 @@
     </w:lvlOverride>
   </w:num>
   <w:num w:numId="39" w16cid:durableId="1038896814">
-    <w:abstractNumId w:val="14"/>
+    <w:abstractNumId w:val="15"/>
     <w:lvlOverride w:ilvl="0">
       <w:startOverride w:val="1"/>
     </w:lvlOverride>
@@ -8697,16 +8968,19 @@
     <w:abstractNumId w:val="5"/>
   </w:num>
   <w:num w:numId="41" w16cid:durableId="1212501657">
-    <w:abstractNumId w:val="11"/>
+    <w:abstractNumId w:val="12"/>
   </w:num>
   <w:num w:numId="42" w16cid:durableId="1312977750">
-    <w:abstractNumId w:val="18"/>
+    <w:abstractNumId w:val="19"/>
   </w:num>
   <w:num w:numId="43" w16cid:durableId="386074207">
     <w:abstractNumId w:val="7"/>
   </w:num>
   <w:num w:numId="44" w16cid:durableId="2000189059">
-    <w:abstractNumId w:val="16"/>
+    <w:abstractNumId w:val="17"/>
+  </w:num>
+  <w:num w:numId="45" w16cid:durableId="2133280567">
+    <w:abstractNumId w:val="9"/>
   </w:num>
 </w:numbering>
 </file>
@@ -9308,6 +9582,7 @@
   <w:style w:type="character" w:default="1" w:styleId="DefaultParagraphFont">
     <w:name w:val="Default Paragraph Font"/>
     <w:uiPriority w:val="1"/>
+    <w:semiHidden/>
     <w:unhideWhenUsed/>
   </w:style>
   <w:style w:type="table" w:default="1" w:styleId="TableNormal">

--- a/IT_hodiny/namety_postupu_skolenia.docx
+++ b/IT_hodiny/namety_postupu_skolenia.docx
@@ -5341,8 +5341,38 @@
       </w:r>
     </w:p>
     <w:p/>
+    <w:p>
+      <w:r>
+        <w:t xml:space="preserve">Príklady – </w:t>
+      </w:r>
+    </w:p>
+    <w:p>
+      <w:hyperlink r:id="rId46" w:history="1">
+        <w:r>
+          <w:rPr>
+            <w:rStyle w:val="Hyperlink"/>
+          </w:rPr>
+          <w:t>https://www.geeksforgeeks.org/python/adding-collisions-using-pygame-rect-colliderect-in-pygame/</w:t>
+        </w:r>
+      </w:hyperlink>
+      <w:r>
+        <w:t xml:space="preserve"> </w:t>
+      </w:r>
+    </w:p>
+    <w:p/>
+    <w:p>
+      <w:r>
+        <w:t>Catch the falling blocks mini game</w:t>
+      </w:r>
+    </w:p>
+    <w:p>
+      <w:r>
+        <w:lastRenderedPageBreak/>
+        <w:t>https://www.geeksforgeeks.org/python/introduction-to-pygame/</w:t>
+      </w:r>
+    </w:p>
     <w:sectPr>
-      <w:footerReference w:type="default" r:id="rId46"/>
+      <w:footerReference w:type="default" r:id="rId47"/>
       <w:pgSz w:w="11906" w:h="16838"/>
       <w:pgMar w:top="1440" w:right="1440" w:bottom="1440" w:left="1440" w:header="708" w:footer="708" w:gutter="0"/>
       <w:cols w:space="708"/>

--- a/IT_hodiny/namety_postupu_skolenia.docx
+++ b/IT_hodiny/namety_postupu_skolenia.docx
@@ -5221,7 +5221,26 @@
     <w:p/>
     <w:p>
       <w:pPr>
-        <w:pStyle w:val="Heading4"/>
+        <w:pStyle w:val="Heading2"/>
+      </w:pPr>
+      <w:r>
+        <w:t>Pygame.</w:t>
+      </w:r>
+    </w:p>
+    <w:p>
+      <w:hyperlink r:id="rId45" w:anchor="pygame-front-page" w:history="1">
+        <w:r>
+          <w:rPr>
+            <w:rStyle w:val="Hyperlink"/>
+            <w:highlight w:val="red"/>
+          </w:rPr>
+          <w:t>Pygame Front Page — pygame v2.6.0 documentation</w:t>
+        </w:r>
+      </w:hyperlink>
+    </w:p>
+    <w:p>
+      <w:pPr>
+        <w:pStyle w:val="Heading2"/>
       </w:pPr>
       <w:r>
         <w:t>Analýza</w:t>
@@ -5231,7 +5250,7 @@
       </w:r>
     </w:p>
     <w:p>
-      <w:hyperlink r:id="rId45" w:history="1">
+      <w:hyperlink r:id="rId46" w:history="1">
         <w:r>
           <w:rPr>
             <w:rStyle w:val="Hyperlink"/>
@@ -5347,7 +5366,7 @@
       </w:r>
     </w:p>
     <w:p>
-      <w:hyperlink r:id="rId46" w:history="1">
+      <w:hyperlink r:id="rId47" w:history="1">
         <w:r>
           <w:rPr>
             <w:rStyle w:val="Hyperlink"/>
@@ -5367,12 +5386,11 @@
     </w:p>
     <w:p>
       <w:r>
-        <w:lastRenderedPageBreak/>
         <w:t>https://www.geeksforgeeks.org/python/introduction-to-pygame/</w:t>
       </w:r>
     </w:p>
     <w:sectPr>
-      <w:footerReference w:type="default" r:id="rId47"/>
+      <w:footerReference w:type="default" r:id="rId48"/>
       <w:pgSz w:w="11906" w:h="16838"/>
       <w:pgMar w:top="1440" w:right="1440" w:bottom="1440" w:left="1440" w:header="708" w:footer="708" w:gutter="0"/>
       <w:cols w:space="708"/>

--- a/IT_hodiny/namety_postupu_skolenia.docx
+++ b/IT_hodiny/namety_postupu_skolenia.docx
@@ -4,12 +4,20 @@
   <w:body>
     <w:p>
       <w:pPr>
-        <w:pStyle w:val="Heading1"/>
+        <w:pStyle w:val="Nadpis1"/>
       </w:pPr>
       <w:bookmarkStart w:id="0" w:name="_Toc210144977"/>
       <w:bookmarkStart w:id="1" w:name="_Toc210145037"/>
       <w:r>
-        <w:t xml:space="preserve">Programovanie Python pre </w:t>
+        <w:t xml:space="preserve">Programovanie </w:t>
+      </w:r>
+      <w:proofErr w:type="spellStart"/>
+      <w:r>
+        <w:t>Python</w:t>
+      </w:r>
+      <w:proofErr w:type="spellEnd"/>
+      <w:r>
+        <w:t xml:space="preserve"> pre </w:t>
       </w:r>
       <w:r>
         <w:t>mladých.</w:t>
@@ -22,7 +30,7 @@
         <w:t xml:space="preserve">Modifikoval: </w:t>
       </w:r>
       <w:r>
-        <w:t>7</w:t>
+        <w:t>13</w:t>
       </w:r>
       <w:r>
         <w:t xml:space="preserve">. </w:t>
@@ -69,13 +77,14 @@
       <w:sdtContent>
         <w:p>
           <w:pPr>
-            <w:pStyle w:val="TOCHeading"/>
+            <w:pStyle w:val="Hlavikaobsahu"/>
             <w:rPr>
               <w:color w:val="auto"/>
               <w:sz w:val="28"/>
               <w:szCs w:val="28"/>
             </w:rPr>
           </w:pPr>
+          <w:proofErr w:type="spellStart"/>
           <w:r>
             <w:rPr>
               <w:color w:val="auto"/>
@@ -84,10 +93,11 @@
             </w:rPr>
             <w:t>Obsah</w:t>
           </w:r>
+          <w:proofErr w:type="spellEnd"/>
         </w:p>
         <w:p>
           <w:pPr>
-            <w:pStyle w:val="TOC1"/>
+            <w:pStyle w:val="Obsah1"/>
             <w:tabs>
               <w:tab w:val="right" w:leader="dot" w:pos="9016"/>
             </w:tabs>
@@ -111,7 +121,7 @@
           <w:hyperlink w:anchor="_Toc210145037" w:history="1">
             <w:r>
               <w:rPr>
-                <w:rStyle w:val="Hyperlink"/>
+                <w:rStyle w:val="Hypertextovprepojenie"/>
                 <w:noProof/>
               </w:rPr>
               <w:t>Programovanie Python pre mladých.</w:t>
@@ -168,7 +178,7 @@
         </w:p>
         <w:p>
           <w:pPr>
-            <w:pStyle w:val="TOC2"/>
+            <w:pStyle w:val="Obsah2"/>
             <w:tabs>
               <w:tab w:val="right" w:leader="dot" w:pos="9016"/>
             </w:tabs>
@@ -183,7 +193,7 @@
           <w:hyperlink w:anchor="_Toc210145038" w:history="1">
             <w:r>
               <w:rPr>
-                <w:rStyle w:val="Hyperlink"/>
+                <w:rStyle w:val="Hypertextovprepojenie"/>
                 <w:noProof/>
               </w:rPr>
               <w:t>Úprava VSC.</w:t>
@@ -240,7 +250,7 @@
         </w:p>
         <w:p>
           <w:pPr>
-            <w:pStyle w:val="TOC2"/>
+            <w:pStyle w:val="Obsah2"/>
             <w:tabs>
               <w:tab w:val="right" w:leader="dot" w:pos="9016"/>
             </w:tabs>
@@ -255,7 +265,7 @@
           <w:hyperlink w:anchor="_Toc210145039" w:history="1">
             <w:r>
               <w:rPr>
-                <w:rStyle w:val="Hyperlink"/>
+                <w:rStyle w:val="Hypertextovprepojenie"/>
                 <w:noProof/>
               </w:rPr>
               <w:t>Zdrojové kódy školenia.</w:t>
@@ -312,7 +322,7 @@
         </w:p>
         <w:p>
           <w:pPr>
-            <w:pStyle w:val="TOC2"/>
+            <w:pStyle w:val="Obsah2"/>
             <w:tabs>
               <w:tab w:val="right" w:leader="dot" w:pos="9016"/>
             </w:tabs>
@@ -327,7 +337,7 @@
           <w:hyperlink w:anchor="_Toc210145040" w:history="1">
             <w:r>
               <w:rPr>
-                <w:rStyle w:val="Hyperlink"/>
+                <w:rStyle w:val="Hypertextovprepojenie"/>
                 <w:noProof/>
               </w:rPr>
               <w:t>Informačné podklady.</w:t>
@@ -384,7 +394,7 @@
         </w:p>
         <w:p>
           <w:pPr>
-            <w:pStyle w:val="TOC2"/>
+            <w:pStyle w:val="Obsah2"/>
             <w:tabs>
               <w:tab w:val="right" w:leader="dot" w:pos="9016"/>
             </w:tabs>
@@ -399,7 +409,7 @@
           <w:hyperlink w:anchor="_Toc210145041" w:history="1">
             <w:r>
               <w:rPr>
-                <w:rStyle w:val="Hyperlink"/>
+                <w:rStyle w:val="Hypertextovprepojenie"/>
                 <w:noProof/>
               </w:rPr>
               <w:t>Vyskúšať vytvorenie jednoduchej hre.</w:t>
@@ -456,7 +466,7 @@
         </w:p>
         <w:p>
           <w:pPr>
-            <w:pStyle w:val="TOC2"/>
+            <w:pStyle w:val="Obsah2"/>
             <w:tabs>
               <w:tab w:val="right" w:leader="dot" w:pos="9016"/>
             </w:tabs>
@@ -471,7 +481,7 @@
           <w:hyperlink w:anchor="_Toc210145042" w:history="1">
             <w:r>
               <w:rPr>
-                <w:rStyle w:val="Hyperlink"/>
+                <w:rStyle w:val="Hypertextovprepojenie"/>
                 <w:noProof/>
               </w:rPr>
               <w:t>Myšlienky.</w:t>
@@ -528,7 +538,7 @@
         </w:p>
         <w:p>
           <w:pPr>
-            <w:pStyle w:val="TOC2"/>
+            <w:pStyle w:val="Obsah2"/>
             <w:tabs>
               <w:tab w:val="right" w:leader="dot" w:pos="9016"/>
             </w:tabs>
@@ -543,7 +553,7 @@
           <w:hyperlink w:anchor="_Toc210145043" w:history="1">
             <w:r>
               <w:rPr>
-                <w:rStyle w:val="Hyperlink"/>
+                <w:rStyle w:val="Hypertextovprepojenie"/>
                 <w:noProof/>
               </w:rPr>
               <w:t>Jednotlivé termíny.</w:t>
@@ -600,7 +610,7 @@
         </w:p>
         <w:p>
           <w:pPr>
-            <w:pStyle w:val="TOC3"/>
+            <w:pStyle w:val="Obsah3"/>
             <w:tabs>
               <w:tab w:val="right" w:leader="dot" w:pos="9016"/>
             </w:tabs>
@@ -615,7 +625,7 @@
           <w:hyperlink w:anchor="_Toc210145044" w:history="1">
             <w:r>
               <w:rPr>
-                <w:rStyle w:val="Hyperlink"/>
+                <w:rStyle w:val="Hypertextovprepojenie"/>
                 <w:noProof/>
               </w:rPr>
               <w:t>12.9.2024</w:t>
@@ -672,7 +682,7 @@
         </w:p>
         <w:p>
           <w:pPr>
-            <w:pStyle w:val="TOC1"/>
+            <w:pStyle w:val="Obsah1"/>
             <w:tabs>
               <w:tab w:val="right" w:leader="dot" w:pos="9016"/>
             </w:tabs>
@@ -687,7 +697,7 @@
           <w:hyperlink w:anchor="_Toc210145045" w:history="1">
             <w:r>
               <w:rPr>
-                <w:rStyle w:val="Hyperlink"/>
+                <w:rStyle w:val="Hypertextovprepojenie"/>
                 <w:noProof/>
               </w:rPr>
               <w:t>Python Web Development With Django</w:t>
@@ -744,7 +754,7 @@
         </w:p>
         <w:p>
           <w:pPr>
-            <w:pStyle w:val="TOC1"/>
+            <w:pStyle w:val="Obsah1"/>
             <w:tabs>
               <w:tab w:val="right" w:leader="dot" w:pos="9016"/>
             </w:tabs>
@@ -759,7 +769,7 @@
           <w:hyperlink w:anchor="_Toc210145046" w:history="1">
             <w:r>
               <w:rPr>
-                <w:rStyle w:val="Hyperlink"/>
+                <w:rStyle w:val="Hypertextovprepojenie"/>
                 <w:noProof/>
               </w:rPr>
               <w:t>Python for Game Development: Getting Started with Pygame</w:t>
@@ -816,7 +826,7 @@
         </w:p>
         <w:p>
           <w:pPr>
-            <w:pStyle w:val="TOC2"/>
+            <w:pStyle w:val="Obsah2"/>
             <w:tabs>
               <w:tab w:val="right" w:leader="dot" w:pos="9016"/>
             </w:tabs>
@@ -831,7 +841,7 @@
           <w:hyperlink w:anchor="_Toc210145047" w:history="1">
             <w:r>
               <w:rPr>
-                <w:rStyle w:val="Hyperlink"/>
+                <w:rStyle w:val="Hypertextovprepojenie"/>
                 <w:noProof/>
               </w:rPr>
               <w:t>PyGame Tutorial</w:t>
@@ -888,7 +898,7 @@
         </w:p>
         <w:p>
           <w:pPr>
-            <w:pStyle w:val="TOC2"/>
+            <w:pStyle w:val="Obsah2"/>
             <w:tabs>
               <w:tab w:val="right" w:leader="dot" w:pos="9016"/>
             </w:tabs>
@@ -903,7 +913,7 @@
           <w:hyperlink w:anchor="_Toc210145048" w:history="1">
             <w:r>
               <w:rPr>
-                <w:rStyle w:val="Hyperlink"/>
+                <w:rStyle w:val="Hypertextovprepojenie"/>
                 <w:noProof/>
               </w:rPr>
               <w:t>Pohyb.</w:t>
@@ -960,7 +970,7 @@
         </w:p>
         <w:p>
           <w:pPr>
-            <w:pStyle w:val="TOC2"/>
+            <w:pStyle w:val="Obsah2"/>
             <w:tabs>
               <w:tab w:val="right" w:leader="dot" w:pos="9016"/>
             </w:tabs>
@@ -975,7 +985,7 @@
           <w:hyperlink w:anchor="_Toc210145049" w:history="1">
             <w:r>
               <w:rPr>
-                <w:rStyle w:val="Hyperlink"/>
+                <w:rStyle w:val="Hypertextovprepojenie"/>
                 <w:noProof/>
               </w:rPr>
               <w:t>Povolenie zmeny veľkosti okna v PyGame.</w:t>
@@ -1032,7 +1042,7 @@
         </w:p>
         <w:p>
           <w:pPr>
-            <w:pStyle w:val="TOC2"/>
+            <w:pStyle w:val="Obsah2"/>
             <w:tabs>
               <w:tab w:val="right" w:leader="dot" w:pos="9016"/>
             </w:tabs>
@@ -1047,7 +1057,7 @@
           <w:hyperlink w:anchor="_Toc210145050" w:history="1">
             <w:r>
               <w:rPr>
-                <w:rStyle w:val="Hyperlink"/>
+                <w:rStyle w:val="Hypertextovprepojenie"/>
                 <w:noProof/>
               </w:rPr>
               <w:t>Ako zmeniť farbu pozadia obrazovky v Pygame?</w:t>
@@ -1104,7 +1114,7 @@
         </w:p>
         <w:p>
           <w:pPr>
-            <w:pStyle w:val="TOC2"/>
+            <w:pStyle w:val="Obsah2"/>
             <w:tabs>
               <w:tab w:val="right" w:leader="dot" w:pos="9016"/>
             </w:tabs>
@@ -1119,7 +1129,7 @@
           <w:hyperlink w:anchor="_Toc210145051" w:history="1">
             <w:r>
               <w:rPr>
-                <w:rStyle w:val="Hyperlink"/>
+                <w:rStyle w:val="Hypertextovprepojenie"/>
                 <w:noProof/>
               </w:rPr>
               <w:t>Kreslenie objektov a tvarov</w:t>
@@ -1176,7 +1186,7 @@
         </w:p>
         <w:p>
           <w:pPr>
-            <w:pStyle w:val="TOC3"/>
+            <w:pStyle w:val="Obsah3"/>
             <w:tabs>
               <w:tab w:val="right" w:leader="dot" w:pos="9016"/>
             </w:tabs>
@@ -1191,7 +1201,7 @@
           <w:hyperlink w:anchor="_Toc210145052" w:history="1">
             <w:r>
               <w:rPr>
-                <w:rStyle w:val="Hyperlink"/>
+                <w:rStyle w:val="Hypertextovprepojenie"/>
                 <w:noProof/>
               </w:rPr>
               <w:t>Python | Drawing different shapes on PyGame window</w:t>
@@ -1248,7 +1258,7 @@
         </w:p>
         <w:p>
           <w:pPr>
-            <w:pStyle w:val="TOC3"/>
+            <w:pStyle w:val="Obsah3"/>
             <w:tabs>
               <w:tab w:val="right" w:leader="dot" w:pos="9016"/>
             </w:tabs>
@@ -1263,7 +1273,7 @@
           <w:hyperlink w:anchor="_Toc210145053" w:history="1">
             <w:r>
               <w:rPr>
-                <w:rStyle w:val="Hyperlink"/>
+                <w:rStyle w:val="Hypertextovprepojenie"/>
                 <w:noProof/>
               </w:rPr>
               <w:t>How to draw rectangle in Pygame?</w:t>
@@ -1320,7 +1330,7 @@
         </w:p>
         <w:p>
           <w:pPr>
-            <w:pStyle w:val="TOC3"/>
+            <w:pStyle w:val="Obsah3"/>
             <w:tabs>
               <w:tab w:val="right" w:leader="dot" w:pos="9016"/>
             </w:tabs>
@@ -1335,7 +1345,7 @@
           <w:hyperlink w:anchor="_Toc210145054" w:history="1">
             <w:r>
               <w:rPr>
-                <w:rStyle w:val="Hyperlink"/>
+                <w:rStyle w:val="Hypertextovprepojenie"/>
                 <w:noProof/>
               </w:rPr>
               <w:t>How to draw a rectangle with rounded corner in PyGame?</w:t>
@@ -1392,7 +1402,7 @@
         </w:p>
         <w:p>
           <w:pPr>
-            <w:pStyle w:val="TOC2"/>
+            <w:pStyle w:val="Obsah2"/>
             <w:tabs>
               <w:tab w:val="right" w:leader="dot" w:pos="9016"/>
             </w:tabs>
@@ -1407,7 +1417,7 @@
           <w:hyperlink w:anchor="_Toc210145055" w:history="1">
             <w:r>
               <w:rPr>
-                <w:rStyle w:val="Hyperlink"/>
+                <w:rStyle w:val="Hypertextovprepojenie"/>
                 <w:noProof/>
               </w:rPr>
               <w:t>Event Handling</w:t>
@@ -1464,7 +1474,7 @@
         </w:p>
         <w:p>
           <w:pPr>
-            <w:pStyle w:val="TOC3"/>
+            <w:pStyle w:val="Obsah3"/>
             <w:tabs>
               <w:tab w:val="right" w:leader="dot" w:pos="9016"/>
             </w:tabs>
@@ -1479,7 +1489,7 @@
           <w:hyperlink w:anchor="_Toc210145056" w:history="1">
             <w:r>
               <w:rPr>
-                <w:rStyle w:val="Hyperlink"/>
+                <w:rStyle w:val="Hypertextovprepojenie"/>
                 <w:noProof/>
               </w:rPr>
               <w:t>Udalosť klávesnice.</w:t>
@@ -1536,7 +1546,7 @@
         </w:p>
         <w:p>
           <w:pPr>
-            <w:pStyle w:val="TOC3"/>
+            <w:pStyle w:val="Obsah3"/>
             <w:tabs>
               <w:tab w:val="right" w:leader="dot" w:pos="9016"/>
             </w:tabs>
@@ -1551,7 +1561,7 @@
           <w:hyperlink w:anchor="_Toc210145057" w:history="1">
             <w:r>
               <w:rPr>
-                <w:rStyle w:val="Hyperlink"/>
+                <w:rStyle w:val="Hypertextovprepojenie"/>
                 <w:noProof/>
               </w:rPr>
               <w:t>Udalosť myš.</w:t>
@@ -1608,7 +1618,7 @@
         </w:p>
         <w:p>
           <w:pPr>
-            <w:pStyle w:val="TOC3"/>
+            <w:pStyle w:val="Obsah3"/>
             <w:tabs>
               <w:tab w:val="right" w:leader="dot" w:pos="9016"/>
             </w:tabs>
@@ -1623,7 +1633,7 @@
           <w:hyperlink w:anchor="_Toc210145058" w:history="1">
             <w:r>
               <w:rPr>
-                <w:rStyle w:val="Hyperlink"/>
+                <w:rStyle w:val="Hypertextovprepojenie"/>
                 <w:noProof/>
               </w:rPr>
               <w:t>How to add Custom Events in Pygame?</w:t>
@@ -1680,7 +1690,7 @@
         </w:p>
         <w:p>
           <w:pPr>
-            <w:pStyle w:val="TOC3"/>
+            <w:pStyle w:val="Obsah3"/>
             <w:tabs>
               <w:tab w:val="right" w:leader="dot" w:pos="9016"/>
             </w:tabs>
@@ -1695,7 +1705,7 @@
           <w:hyperlink w:anchor="_Toc210145059" w:history="1">
             <w:r>
               <w:rPr>
-                <w:rStyle w:val="Hyperlink"/>
+                <w:rStyle w:val="Hypertextovprepojenie"/>
                 <w:noProof/>
               </w:rPr>
               <w:t>How to get keyboard input in PyGame ?</w:t>
@@ -1752,7 +1762,7 @@
         </w:p>
         <w:p>
           <w:pPr>
-            <w:pStyle w:val="TOC2"/>
+            <w:pStyle w:val="Obsah2"/>
             <w:tabs>
               <w:tab w:val="right" w:leader="dot" w:pos="9016"/>
             </w:tabs>
@@ -1767,7 +1777,7 @@
           <w:hyperlink w:anchor="_Toc210145060" w:history="1">
             <w:r>
               <w:rPr>
-                <w:rStyle w:val="Hyperlink"/>
+                <w:rStyle w:val="Hypertextovprepojenie"/>
                 <w:noProof/>
               </w:rPr>
               <w:t>Základy a opakovanie.</w:t>
@@ -1824,7 +1834,7 @@
         </w:p>
         <w:p>
           <w:pPr>
-            <w:pStyle w:val="TOC3"/>
+            <w:pStyle w:val="Obsah3"/>
             <w:tabs>
               <w:tab w:val="right" w:leader="dot" w:pos="9016"/>
             </w:tabs>
@@ -1839,7 +1849,7 @@
           <w:hyperlink w:anchor="_Toc210145061" w:history="1">
             <w:r>
               <w:rPr>
-                <w:rStyle w:val="Hyperlink"/>
+                <w:rStyle w:val="Hypertextovprepojenie"/>
                 <w:noProof/>
               </w:rPr>
               <w:t>Python Lists – Zoznamy.</w:t>
@@ -1909,7 +1919,7 @@
     <w:p/>
     <w:p>
       <w:pPr>
-        <w:pStyle w:val="Heading2"/>
+        <w:pStyle w:val="Nadpis2"/>
       </w:pPr>
       <w:bookmarkStart w:id="2" w:name="_Toc210144978"/>
       <w:bookmarkStart w:id="3" w:name="_Toc210145038"/>
@@ -1927,7 +1937,7 @@
     <w:p/>
     <w:p>
       <w:pPr>
-        <w:pStyle w:val="Heading2"/>
+        <w:pStyle w:val="Nadpis2"/>
       </w:pPr>
       <w:bookmarkStart w:id="4" w:name="_Toc210144979"/>
       <w:bookmarkStart w:id="5" w:name="_Toc210145039"/>
@@ -1941,7 +1951,7 @@
       <w:hyperlink r:id="rId8" w:history="1">
         <w:r>
           <w:rPr>
-            <w:rStyle w:val="Hyperlink"/>
+            <w:rStyle w:val="Hypertextovprepojenie"/>
           </w:rPr>
           <w:t>https://github.com/gitdagray/python-course</w:t>
         </w:r>
@@ -1953,7 +1963,7 @@
     <w:p/>
     <w:p>
       <w:pPr>
-        <w:pStyle w:val="Heading2"/>
+        <w:pStyle w:val="Nadpis2"/>
       </w:pPr>
       <w:bookmarkStart w:id="6" w:name="_Toc210144980"/>
       <w:bookmarkStart w:id="7" w:name="_Toc210145040"/>
@@ -1966,18 +1976,48 @@
     </w:p>
     <w:p>
       <w:hyperlink r:id="rId9" w:history="1">
+        <w:proofErr w:type="spellStart"/>
         <w:r>
           <w:rPr>
-            <w:rStyle w:val="Hyperlink"/>
+            <w:rStyle w:val="Hypertextovprepojenie"/>
           </w:rPr>
-          <w:t>Python Module Index — Python 3.12.5 documentation</w:t>
+          <w:t>Python</w:t>
         </w:r>
+        <w:proofErr w:type="spellEnd"/>
+        <w:r>
+          <w:rPr>
+            <w:rStyle w:val="Hypertextovprepojenie"/>
+          </w:rPr>
+          <w:t xml:space="preserve"> Module Index — </w:t>
+        </w:r>
+        <w:proofErr w:type="spellStart"/>
+        <w:r>
+          <w:rPr>
+            <w:rStyle w:val="Hypertextovprepojenie"/>
+          </w:rPr>
+          <w:t>Python</w:t>
+        </w:r>
+        <w:proofErr w:type="spellEnd"/>
+        <w:r>
+          <w:rPr>
+            <w:rStyle w:val="Hypertextovprepojenie"/>
+          </w:rPr>
+          <w:t xml:space="preserve"> 3.12.5 </w:t>
+        </w:r>
+        <w:proofErr w:type="spellStart"/>
+        <w:r>
+          <w:rPr>
+            <w:rStyle w:val="Hypertextovprepojenie"/>
+          </w:rPr>
+          <w:t>documentation</w:t>
+        </w:r>
+        <w:proofErr w:type="spellEnd"/>
       </w:hyperlink>
     </w:p>
     <w:p/>
     <w:p>
       <w:pPr>
-        <w:pStyle w:val="Heading2"/>
+        <w:pStyle w:val="Nadpis2"/>
       </w:pPr>
       <w:bookmarkStart w:id="8" w:name="_Toc210144981"/>
       <w:bookmarkStart w:id="9" w:name="_Toc210145041"/>
@@ -1995,7 +2035,23 @@
         <w:t>V</w:t>
       </w:r>
       <w:r>
-        <w:t xml:space="preserve"> priklade rps.py je vytvorenie jednoduche hry kam</w:t>
+        <w:t xml:space="preserve"> </w:t>
+      </w:r>
+      <w:proofErr w:type="spellStart"/>
+      <w:r>
+        <w:t>priklade</w:t>
+      </w:r>
+      <w:proofErr w:type="spellEnd"/>
+      <w:r>
+        <w:t xml:space="preserve"> rps.py je vytvorenie </w:t>
+      </w:r>
+      <w:proofErr w:type="spellStart"/>
+      <w:r>
+        <w:t>jednoduche</w:t>
+      </w:r>
+      <w:proofErr w:type="spellEnd"/>
+      <w:r>
+        <w:t xml:space="preserve"> hry kam</w:t>
       </w:r>
       <w:r>
         <w:t>eň</w:t>
@@ -2015,15 +2071,28 @@
         <w:t>rps0_2.py</w:t>
       </w:r>
       <w:r>
-        <w:t xml:space="preserve"> – úprava vstupu s konverziou na integer</w:t>
-      </w:r>
+        <w:t xml:space="preserve"> – úprava vstupu s konverziou na </w:t>
+      </w:r>
+      <w:proofErr w:type="spellStart"/>
+      <w:r>
+        <w:t>integer</w:t>
+      </w:r>
+      <w:proofErr w:type="spellEnd"/>
     </w:p>
     <w:p>
       <w:r>
         <w:t>rps0_3.py</w:t>
       </w:r>
       <w:r>
-        <w:t xml:space="preserve"> – doplnenie náhodného hádzania pre Python (počítač)</w:t>
+        <w:t xml:space="preserve"> – doplnenie náhodného hádzania pre </w:t>
+      </w:r>
+      <w:proofErr w:type="spellStart"/>
+      <w:r>
+        <w:t>Python</w:t>
+      </w:r>
+      <w:proofErr w:type="spellEnd"/>
+      <w:r>
+        <w:t xml:space="preserve"> (počítač)</w:t>
       </w:r>
     </w:p>
     <w:p/>
@@ -2052,10 +2121,18 @@
     </w:p>
     <w:p>
       <w:r>
-        <w:t>rps4.py – úprava kódu na game_</w:t>
-      </w:r>
-      <w:r>
-        <w:t>count=0</w:t>
+        <w:t xml:space="preserve">rps4.py – úprava kódu na </w:t>
+      </w:r>
+      <w:proofErr w:type="spellStart"/>
+      <w:r>
+        <w:t>game_</w:t>
+      </w:r>
+      <w:r>
+        <w:t>count</w:t>
+      </w:r>
+      <w:proofErr w:type="spellEnd"/>
+      <w:r>
+        <w:t>=0</w:t>
       </w:r>
     </w:p>
     <w:p/>
@@ -2067,7 +2144,7 @@
     <w:p/>
     <w:p>
       <w:pPr>
-        <w:pStyle w:val="Heading2"/>
+        <w:pStyle w:val="Nadpis2"/>
       </w:pPr>
       <w:bookmarkStart w:id="10" w:name="_Toc210144982"/>
       <w:bookmarkStart w:id="11" w:name="_Toc210145042"/>
@@ -2082,14 +2159,22 @@
         <w:t>Rozdiel medzi zoznam</w:t>
       </w:r>
       <w:r>
-        <w:t>ami a n-ticami.</w:t>
+        <w:t>ami a n-</w:t>
+      </w:r>
+      <w:proofErr w:type="spellStart"/>
+      <w:r>
+        <w:t>ticami</w:t>
+      </w:r>
+      <w:proofErr w:type="spellEnd"/>
+      <w:r>
+        <w:t>.</w:t>
       </w:r>
     </w:p>
     <w:p>
       <w:hyperlink r:id="rId10" w:history="1">
         <w:r>
           <w:rPr>
-            <w:rStyle w:val="Hyperlink"/>
+            <w:rStyle w:val="Hypertextovprepojenie"/>
           </w:rPr>
           <w:t>https://realpython.com/python-lists-tuples/?ref=dailydev</w:t>
         </w:r>
@@ -2098,7 +2183,7 @@
     <w:p/>
     <w:p>
       <w:pPr>
-        <w:pStyle w:val="Heading2"/>
+        <w:pStyle w:val="Nadpis2"/>
       </w:pPr>
       <w:bookmarkStart w:id="12" w:name="_Toc210144983"/>
       <w:bookmarkStart w:id="13" w:name="_Toc210145043"/>
@@ -2110,7 +2195,7 @@
     </w:p>
     <w:p>
       <w:pPr>
-        <w:pStyle w:val="Heading3"/>
+        <w:pStyle w:val="Nadpis3"/>
       </w:pPr>
       <w:bookmarkStart w:id="14" w:name="_Toc210144984"/>
       <w:bookmarkStart w:id="15" w:name="_Toc210145044"/>
@@ -2188,33 +2273,67 @@
       <w:r>
         <w:t> </w:t>
       </w:r>
+      <w:proofErr w:type="spellStart"/>
       <w:r>
         <w:t>Kubiho</w:t>
       </w:r>
+      <w:proofErr w:type="spellEnd"/>
     </w:p>
     <w:p/>
     <w:p>
       <w:pPr>
-        <w:pStyle w:val="Heading1"/>
+        <w:pStyle w:val="Nadpis1"/>
       </w:pPr>
       <w:bookmarkStart w:id="16" w:name="_Toc210144985"/>
       <w:bookmarkStart w:id="17" w:name="_Toc210145045"/>
-      <w:r>
-        <w:t>Python Web Development With Django</w:t>
+      <w:proofErr w:type="spellStart"/>
+      <w:r>
+        <w:t>Python</w:t>
+      </w:r>
+      <w:proofErr w:type="spellEnd"/>
+      <w:r>
+        <w:t xml:space="preserve"> Web </w:t>
+      </w:r>
+      <w:proofErr w:type="spellStart"/>
+      <w:r>
+        <w:t>Development</w:t>
+      </w:r>
+      <w:proofErr w:type="spellEnd"/>
+      <w:r>
+        <w:t xml:space="preserve"> </w:t>
+      </w:r>
+      <w:proofErr w:type="spellStart"/>
+      <w:r>
+        <w:t>With</w:t>
+      </w:r>
+      <w:proofErr w:type="spellEnd"/>
+      <w:r>
+        <w:t xml:space="preserve"> </w:t>
+      </w:r>
+      <w:proofErr w:type="spellStart"/>
+      <w:r>
+        <w:t>Django</w:t>
       </w:r>
       <w:bookmarkEnd w:id="16"/>
       <w:bookmarkEnd w:id="17"/>
+      <w:proofErr w:type="spellEnd"/>
     </w:p>
     <w:p>
       <w:r>
         <w:t xml:space="preserve">Vytváranie jednoduchých </w:t>
       </w:r>
+      <w:proofErr w:type="spellStart"/>
       <w:r>
         <w:t>webovský</w:t>
       </w:r>
       <w:r>
-        <w:t xml:space="preserve">ch stránok bol ktoré sú tvorené programovacím jazykom </w:t>
-      </w:r>
+        <w:t>ch</w:t>
+      </w:r>
+      <w:proofErr w:type="spellEnd"/>
+      <w:r>
+        <w:t xml:space="preserve"> stránok bol ktoré sú tvorené programovacím jazykom </w:t>
+      </w:r>
+      <w:proofErr w:type="spellStart"/>
       <w:r>
         <w:t>Py</w:t>
       </w:r>
@@ -2227,6 +2346,7 @@
       <w:r>
         <w:t>on</w:t>
       </w:r>
+      <w:proofErr w:type="spellEnd"/>
       <w:r>
         <w:t>.</w:t>
       </w:r>
@@ -2234,23 +2354,73 @@
     <w:p/>
     <w:p>
       <w:pPr>
-        <w:pStyle w:val="Heading1"/>
+        <w:pStyle w:val="Nadpis1"/>
       </w:pPr>
       <w:bookmarkStart w:id="18" w:name="September2025"/>
       <w:bookmarkStart w:id="19" w:name="_Toc210144986"/>
       <w:bookmarkStart w:id="20" w:name="_Toc210145046"/>
       <w:bookmarkEnd w:id="18"/>
-      <w:r>
-        <w:t>Python for Game Development: Getting Started with Pygame</w:t>
+      <w:proofErr w:type="spellStart"/>
+      <w:r>
+        <w:t>Python</w:t>
+      </w:r>
+      <w:proofErr w:type="spellEnd"/>
+      <w:r>
+        <w:t xml:space="preserve"> </w:t>
+      </w:r>
+      <w:proofErr w:type="spellStart"/>
+      <w:r>
+        <w:t>for</w:t>
+      </w:r>
+      <w:proofErr w:type="spellEnd"/>
+      <w:r>
+        <w:t xml:space="preserve"> Game </w:t>
+      </w:r>
+      <w:proofErr w:type="spellStart"/>
+      <w:r>
+        <w:t>Development</w:t>
+      </w:r>
+      <w:proofErr w:type="spellEnd"/>
+      <w:r>
+        <w:t xml:space="preserve">: </w:t>
+      </w:r>
+      <w:proofErr w:type="spellStart"/>
+      <w:r>
+        <w:t>Getting</w:t>
+      </w:r>
+      <w:proofErr w:type="spellEnd"/>
+      <w:r>
+        <w:t xml:space="preserve"> </w:t>
+      </w:r>
+      <w:proofErr w:type="spellStart"/>
+      <w:r>
+        <w:t>Started</w:t>
+      </w:r>
+      <w:proofErr w:type="spellEnd"/>
+      <w:r>
+        <w:t xml:space="preserve"> </w:t>
+      </w:r>
+      <w:proofErr w:type="spellStart"/>
+      <w:r>
+        <w:t>with</w:t>
+      </w:r>
+      <w:proofErr w:type="spellEnd"/>
+      <w:r>
+        <w:t xml:space="preserve"> </w:t>
+      </w:r>
+      <w:proofErr w:type="spellStart"/>
+      <w:r>
+        <w:t>Pygame</w:t>
       </w:r>
       <w:bookmarkEnd w:id="19"/>
       <w:bookmarkEnd w:id="20"/>
+      <w:proofErr w:type="spellEnd"/>
     </w:p>
     <w:p>
       <w:hyperlink r:id="rId11" w:history="1">
         <w:r>
           <w:rPr>
-            <w:rStyle w:val="Hyperlink"/>
+            <w:rStyle w:val="Hypertextovprepojenie"/>
           </w:rPr>
           <w:t>https://www.geeksforgeeks.org/python/python-for-game-development-getting-started-with-pygame/</w:t>
         </w:r>
@@ -2261,21 +2431,31 @@
     </w:p>
     <w:p>
       <w:pPr>
-        <w:pStyle w:val="Heading2"/>
+        <w:pStyle w:val="Nadpis2"/>
       </w:pPr>
       <w:bookmarkStart w:id="21" w:name="_Toc210144987"/>
       <w:bookmarkStart w:id="22" w:name="_Toc210145047"/>
-      <w:r>
-        <w:t>PyGame Tutorial</w:t>
+      <w:proofErr w:type="spellStart"/>
+      <w:r>
+        <w:t>PyGame</w:t>
+      </w:r>
+      <w:proofErr w:type="spellEnd"/>
+      <w:r>
+        <w:t xml:space="preserve"> </w:t>
+      </w:r>
+      <w:proofErr w:type="spellStart"/>
+      <w:r>
+        <w:t>Tutorial</w:t>
       </w:r>
       <w:bookmarkEnd w:id="21"/>
       <w:bookmarkEnd w:id="22"/>
+      <w:proofErr w:type="spellEnd"/>
     </w:p>
     <w:p>
       <w:hyperlink r:id="rId12" w:history="1">
         <w:r>
           <w:rPr>
-            <w:rStyle w:val="Hyperlink"/>
+            <w:rStyle w:val="Hypertextovprepojenie"/>
             <w:highlight w:val="yellow"/>
           </w:rPr>
           <w:t>https://www.geeksforgeeks.org/python/pygame-tutorial/</w:t>
@@ -2323,7 +2503,23 @@
     </w:p>
     <w:p>
       <w:r>
-        <w:t>Na spustenie hry musia byť všetky potrebné moduly Pygame inicializované pomocou pygame.init().</w:t>
+        <w:t xml:space="preserve">Na spustenie hry musia byť všetky potrebné moduly </w:t>
+      </w:r>
+      <w:proofErr w:type="spellStart"/>
+      <w:r>
+        <w:t>Pygame</w:t>
+      </w:r>
+      <w:proofErr w:type="spellEnd"/>
+      <w:r>
+        <w:t xml:space="preserve"> inicializované pomocou </w:t>
+      </w:r>
+      <w:proofErr w:type="spellStart"/>
+      <w:r>
+        <w:t>pygame.init</w:t>
+      </w:r>
+      <w:proofErr w:type="spellEnd"/>
+      <w:r>
+        <w:t>().</w:t>
       </w:r>
     </w:p>
     <w:p>
@@ -2350,12 +2546,21 @@
       <w:r>
         <w:t xml:space="preserve">Funkcia </w:t>
       </w:r>
+      <w:proofErr w:type="spellStart"/>
       <w:r>
         <w:rPr>
           <w:b/>
           <w:bCs/>
         </w:rPr>
-        <w:t>pygame.display.set_mode()</w:t>
+        <w:t>pygame.display.set_mode</w:t>
+      </w:r>
+      <w:proofErr w:type="spellEnd"/>
+      <w:r>
+        <w:rPr>
+          <w:b/>
+          <w:bCs/>
+        </w:rPr>
+        <w:t>()</w:t>
       </w:r>
       <w:r>
         <w:t xml:space="preserve"> vytvorí okno s danou výškou a šírkou. Toto okno bude slúžiť ako plátno pre vašu hru, na ktoré nakreslíte každý prvok.</w:t>
@@ -2372,18 +2577,19 @@
           <w:i/>
           <w:iCs/>
         </w:rPr>
-        <w:t xml:space="preserve"> pygame.display.set_caption().</w:t>
-      </w:r>
-    </w:p>
-    <w:p>
-      <w:pPr>
+        <w:t xml:space="preserve"> </w:t>
+      </w:r>
+      <w:proofErr w:type="spellStart"/>
+      <w:r>
         <w:rPr>
           <w:b/>
           <w:bCs/>
           <w:i/>
           <w:iCs/>
         </w:rPr>
-      </w:pPr>
+        <w:t>pygame.display.set_caption</w:t>
+      </w:r>
+      <w:proofErr w:type="spellEnd"/>
       <w:r>
         <w:rPr>
           <w:b/>
@@ -2391,23 +2597,7 @@
           <w:i/>
           <w:iCs/>
         </w:rPr>
-        <w:t>FPS a herné hodiny:</w:t>
-      </w:r>
-    </w:p>
-    <w:p>
-      <w:r>
-        <w:t>pygame.time</w:t>
-      </w:r>
-      <w:r>
-        <w:t xml:space="preserve"> pri</w:t>
-      </w:r>
-      <w:r>
-        <w:t xml:space="preserve"> vytvorení objektu hodín vám Clock() dáva možnosť upraviť snímkovú frekvenciu hernej slučky.</w:t>
-      </w:r>
-    </w:p>
-    <w:p>
-      <w:r>
-        <w:t>Hra má zaručenú prevádzku pri 60 snímkach za sekundu (FPS) vďaka clock.tick(60).</w:t>
+        <w:t>().</w:t>
       </w:r>
     </w:p>
     <w:p>
@@ -2426,17 +2616,41 @@
           <w:i/>
           <w:iCs/>
         </w:rPr>
-        <w:t>Slučka hlavnej hry</w:t>
-      </w:r>
-    </w:p>
-    <w:p>
-      <w:r>
-        <w:t>Hru udržiava slučka while True. Vo vnútri kód aktualizuje obrazovku hry, prekresľuje položky a počúva akcie (napríklad zatvorenie okna).</w:t>
-      </w:r>
-    </w:p>
-    <w:p>
-      <w:r>
-        <w:t>Všetky udalosti vrátane stlačení klávesov, kliknutí myšou a udalostí zatvorenia okien načíta pygame.event.get(). Hra sa skončí, ak sa udalosť uzavrela (pygame. QUIT).</w:t>
+        <w:t>FPS a herné hodiny:</w:t>
+      </w:r>
+    </w:p>
+    <w:p>
+      <w:proofErr w:type="spellStart"/>
+      <w:r>
+        <w:t>pygame.time</w:t>
+      </w:r>
+      <w:proofErr w:type="spellEnd"/>
+      <w:r>
+        <w:t xml:space="preserve"> pri</w:t>
+      </w:r>
+      <w:r>
+        <w:t xml:space="preserve"> vytvorení objektu hodín vám </w:t>
+      </w:r>
+      <w:proofErr w:type="spellStart"/>
+      <w:r>
+        <w:t>Clock</w:t>
+      </w:r>
+      <w:proofErr w:type="spellEnd"/>
+      <w:r>
+        <w:t>() dáva možnosť upraviť snímkovú frekvenciu hernej slučky.</w:t>
+      </w:r>
+    </w:p>
+    <w:p>
+      <w:r>
+        <w:t xml:space="preserve">Hra má zaručenú prevádzku pri 60 snímkach za sekundu (FPS) vďaka </w:t>
+      </w:r>
+      <w:proofErr w:type="spellStart"/>
+      <w:r>
+        <w:t>clock.tick</w:t>
+      </w:r>
+      <w:proofErr w:type="spellEnd"/>
+      <w:r>
+        <w:t>(60).</w:t>
       </w:r>
     </w:p>
     <w:p>
@@ -2455,23 +2669,97 @@
           <w:i/>
           <w:iCs/>
         </w:rPr>
+        <w:t>Slučka hlavnej hry</w:t>
+      </w:r>
+    </w:p>
+    <w:p>
+      <w:r>
+        <w:t xml:space="preserve">Hru udržiava slučka </w:t>
+      </w:r>
+      <w:proofErr w:type="spellStart"/>
+      <w:r>
+        <w:t>while</w:t>
+      </w:r>
+      <w:proofErr w:type="spellEnd"/>
+      <w:r>
+        <w:t xml:space="preserve"> </w:t>
+      </w:r>
+      <w:proofErr w:type="spellStart"/>
+      <w:r>
+        <w:t>True</w:t>
+      </w:r>
+      <w:proofErr w:type="spellEnd"/>
+      <w:r>
+        <w:t>. Vo vnútri kód aktualizuje obrazovku hry, prekresľuje položky a počúva akcie (napríklad zatvorenie okna).</w:t>
+      </w:r>
+    </w:p>
+    <w:p>
+      <w:r>
+        <w:t xml:space="preserve">Všetky udalosti vrátane stlačení klávesov, kliknutí myšou a udalostí zatvorenia okien načíta </w:t>
+      </w:r>
+      <w:proofErr w:type="spellStart"/>
+      <w:r>
+        <w:t>pygame.event.get</w:t>
+      </w:r>
+      <w:proofErr w:type="spellEnd"/>
+      <w:r>
+        <w:t>(). Hra sa skončí, ak sa udalosť uzavrela (</w:t>
+      </w:r>
+      <w:proofErr w:type="spellStart"/>
+      <w:r>
+        <w:t>pygame</w:t>
+      </w:r>
+      <w:proofErr w:type="spellEnd"/>
+      <w:r>
+        <w:t>. QUIT).</w:t>
+      </w:r>
+    </w:p>
+    <w:p>
+      <w:pPr>
+        <w:rPr>
+          <w:b/>
+          <w:bCs/>
+          <w:i/>
+          <w:iCs/>
+        </w:rPr>
+      </w:pPr>
+      <w:r>
+        <w:rPr>
+          <w:b/>
+          <w:bCs/>
+          <w:i/>
+          <w:iCs/>
+        </w:rPr>
         <w:t>Aktualizácie obrazovky a vykresľovania:</w:t>
       </w:r>
     </w:p>
     <w:p>
-      <w:r>
-        <w:t>Screen.fill (WHITE) vyplní obrazovku konkrétnou farbou. Nakoniec tu nakreslíte pozadia, objekty alebo škriatkov.</w:t>
-      </w:r>
-    </w:p>
-    <w:p>
-      <w:r>
-        <w:t>Všetky zmeny vykonané počas slučky sa aktualizujú na obrazovke pomocou pygame.display.flip().</w:t>
+      <w:proofErr w:type="spellStart"/>
+      <w:r>
+        <w:t>Screen.fill</w:t>
+      </w:r>
+      <w:proofErr w:type="spellEnd"/>
+      <w:r>
+        <w:t xml:space="preserve"> (WHITE) vyplní obrazovku konkrétnou farbou. Nakoniec tu nakreslíte pozadia, objekty alebo škriatkov.</w:t>
+      </w:r>
+    </w:p>
+    <w:p>
+      <w:r>
+        <w:t xml:space="preserve">Všetky zmeny vykonané počas slučky sa aktualizujú na obrazovke pomocou </w:t>
+      </w:r>
+      <w:proofErr w:type="spellStart"/>
+      <w:r>
+        <w:t>pygame.display.flip</w:t>
+      </w:r>
+      <w:proofErr w:type="spellEnd"/>
+      <w:r>
+        <w:t>().</w:t>
       </w:r>
     </w:p>
     <w:p/>
     <w:p>
       <w:pPr>
-        <w:pStyle w:val="Heading2"/>
+        <w:pStyle w:val="Nadpis2"/>
       </w:pPr>
       <w:bookmarkStart w:id="23" w:name="_Toc210144988"/>
       <w:bookmarkStart w:id="24" w:name="_Toc210145048"/>
@@ -2500,7 +2788,23 @@
           <w:b/>
           <w:bCs/>
         </w:rPr>
-        <w:t xml:space="preserve"> - praktický proklad v programe </w:t>
+        <w:t xml:space="preserve"> - praktický </w:t>
+      </w:r>
+      <w:proofErr w:type="spellStart"/>
+      <w:r>
+        <w:rPr>
+          <w:b/>
+          <w:bCs/>
+        </w:rPr>
+        <w:t>proklad</w:t>
+      </w:r>
+      <w:proofErr w:type="spellEnd"/>
+      <w:r>
+        <w:rPr>
+          <w:b/>
+          <w:bCs/>
+        </w:rPr>
+        <w:t xml:space="preserve"> v programe </w:t>
       </w:r>
       <w:r>
         <w:rPr>
@@ -2532,6 +2836,7 @@
       <w:r>
         <w:t xml:space="preserve">Pozícia hráča je určená </w:t>
       </w:r>
+      <w:proofErr w:type="spellStart"/>
       <w:r>
         <w:rPr>
           <w:b/>
@@ -2539,10 +2844,39 @@
           <w:i/>
           <w:iCs/>
         </w:rPr>
-        <w:t>player_x a player_y</w:t>
-      </w:r>
-      <w:r>
-        <w:t>, zatiaľ čo jeho rýchlosť je riadená player_speed.</w:t>
+        <w:t>player_x</w:t>
+      </w:r>
+      <w:proofErr w:type="spellEnd"/>
+      <w:r>
+        <w:rPr>
+          <w:b/>
+          <w:bCs/>
+          <w:i/>
+          <w:iCs/>
+        </w:rPr>
+        <w:t xml:space="preserve"> a </w:t>
+      </w:r>
+      <w:proofErr w:type="spellStart"/>
+      <w:r>
+        <w:rPr>
+          <w:b/>
+          <w:bCs/>
+          <w:i/>
+          <w:iCs/>
+        </w:rPr>
+        <w:t>player_y</w:t>
+      </w:r>
+      <w:proofErr w:type="spellEnd"/>
+      <w:r>
+        <w:t xml:space="preserve">, zatiaľ čo jeho rýchlosť je riadená </w:t>
+      </w:r>
+      <w:proofErr w:type="spellStart"/>
+      <w:r>
+        <w:t>player_speed</w:t>
+      </w:r>
+      <w:proofErr w:type="spellEnd"/>
+      <w:r>
+        <w:t>.</w:t>
       </w:r>
     </w:p>
     <w:p>
@@ -2570,6 +2904,7 @@
       <w:r>
         <w:t xml:space="preserve">Funkcia </w:t>
       </w:r>
+      <w:proofErr w:type="spellStart"/>
       <w:r>
         <w:rPr>
           <w:b/>
@@ -2577,7 +2912,17 @@
           <w:i/>
           <w:iCs/>
         </w:rPr>
-        <w:t xml:space="preserve">pygame.key.get_pressed() </w:t>
+        <w:t>pygame.key.get_pressed</w:t>
+      </w:r>
+      <w:proofErr w:type="spellEnd"/>
+      <w:r>
+        <w:rPr>
+          <w:b/>
+          <w:bCs/>
+          <w:i/>
+          <w:iCs/>
+        </w:rPr>
+        <w:t xml:space="preserve">() </w:t>
       </w:r>
       <w:r>
         <w:t>určuje, ktoré klávesy sú v danom okamihu stlačené.</w:t>
@@ -2591,7 +2936,15 @@
         </w:numPr>
       </w:pPr>
       <w:r>
-        <w:t>Príkazy if upravujú pozície x a y hráča podľa toho, či sú stlačené klávesy so šípkami.</w:t>
+        <w:t xml:space="preserve">Príkazy </w:t>
+      </w:r>
+      <w:proofErr w:type="spellStart"/>
+      <w:r>
+        <w:t>if</w:t>
+      </w:r>
+      <w:proofErr w:type="spellEnd"/>
+      <w:r>
+        <w:t xml:space="preserve"> upravujú pozície x a y hráča podľa toho, či sú stlačené klávesy so šípkami.</w:t>
       </w:r>
     </w:p>
     <w:p>
@@ -2617,7 +2970,15 @@
         </w:numPr>
       </w:pPr>
       <w:r>
-        <w:t>Hráč je reprezentovaný čiernym obdĺžnikom nakresleným na obrazovke na aktuálnej pozícii hráča pomocou pygame.draw.rect().</w:t>
+        <w:t xml:space="preserve">Hráč je reprezentovaný čiernym obdĺžnikom nakresleným na obrazovke na aktuálnej pozícii hráča pomocou </w:t>
+      </w:r>
+      <w:proofErr w:type="spellStart"/>
+      <w:r>
+        <w:t>pygame.draw.rect</w:t>
+      </w:r>
+      <w:proofErr w:type="spellEnd"/>
+      <w:r>
+        <w:t>().</w:t>
       </w:r>
     </w:p>
     <w:p/>
@@ -2629,12 +2990,20 @@
     <w:p/>
     <w:p>
       <w:pPr>
-        <w:pStyle w:val="Heading2"/>
+        <w:pStyle w:val="Nadpis2"/>
       </w:pPr>
       <w:bookmarkStart w:id="25" w:name="_Toc210144989"/>
       <w:bookmarkStart w:id="26" w:name="_Toc210145049"/>
       <w:r>
-        <w:t>Povolenie zmeny veľkosti okna v PyGame.</w:t>
+        <w:t xml:space="preserve">Povolenie zmeny veľkosti okna v </w:t>
+      </w:r>
+      <w:proofErr w:type="spellStart"/>
+      <w:r>
+        <w:t>PyGame</w:t>
+      </w:r>
+      <w:proofErr w:type="spellEnd"/>
+      <w:r>
+        <w:t>.</w:t>
       </w:r>
       <w:bookmarkEnd w:id="25"/>
       <w:bookmarkEnd w:id="26"/>
@@ -2652,47 +3021,129 @@
           <w:szCs w:val="20"/>
         </w:rPr>
       </w:pPr>
+      <w:proofErr w:type="spellStart"/>
       <w:r>
         <w:rPr>
           <w:rFonts w:ascii="Courier New" w:hAnsi="Courier New" w:cs="Courier New"/>
           <w:sz w:val="20"/>
           <w:szCs w:val="20"/>
         </w:rPr>
-        <w:t>screen = pygame.display.set_mode((400, 400), pygame.RESIZABLE)</w:t>
-      </w:r>
-    </w:p>
-    <w:p>
-      <w:r>
-        <w:t>predtým</w:t>
-      </w:r>
-    </w:p>
-    <w:p/>
-    <w:p>
-      <w:pPr>
+        <w:t>screen</w:t>
+      </w:r>
+      <w:proofErr w:type="spellEnd"/>
+      <w:r>
         <w:rPr>
           <w:rFonts w:ascii="Courier New" w:hAnsi="Courier New" w:cs="Courier New"/>
           <w:sz w:val="20"/>
           <w:szCs w:val="20"/>
         </w:rPr>
-      </w:pPr>
+        <w:t xml:space="preserve"> = </w:t>
+      </w:r>
+      <w:proofErr w:type="spellStart"/>
       <w:r>
         <w:rPr>
           <w:rFonts w:ascii="Courier New" w:hAnsi="Courier New" w:cs="Courier New"/>
           <w:sz w:val="20"/>
           <w:szCs w:val="20"/>
         </w:rPr>
-        <w:t>screen = pygame.display.set_mode((400, 400))</w:t>
+        <w:t>pygame.display.set_mode</w:t>
+      </w:r>
+      <w:proofErr w:type="spellEnd"/>
+      <w:r>
+        <w:rPr>
+          <w:rFonts w:ascii="Courier New" w:hAnsi="Courier New" w:cs="Courier New"/>
+          <w:sz w:val="20"/>
+          <w:szCs w:val="20"/>
+        </w:rPr>
+        <w:t xml:space="preserve">((400, 400), </w:t>
+      </w:r>
+      <w:proofErr w:type="spellStart"/>
+      <w:r>
+        <w:rPr>
+          <w:rFonts w:ascii="Courier New" w:hAnsi="Courier New" w:cs="Courier New"/>
+          <w:sz w:val="20"/>
+          <w:szCs w:val="20"/>
+        </w:rPr>
+        <w:t>pygame.RESIZABLE</w:t>
+      </w:r>
+      <w:proofErr w:type="spellEnd"/>
+      <w:r>
+        <w:rPr>
+          <w:rFonts w:ascii="Courier New" w:hAnsi="Courier New" w:cs="Courier New"/>
+          <w:sz w:val="20"/>
+          <w:szCs w:val="20"/>
+        </w:rPr>
+        <w:t>)</w:t>
+      </w:r>
+    </w:p>
+    <w:p>
+      <w:r>
+        <w:t>predtým</w:t>
       </w:r>
     </w:p>
     <w:p/>
     <w:p>
       <w:pPr>
-        <w:pStyle w:val="Heading2"/>
+        <w:rPr>
+          <w:rFonts w:ascii="Courier New" w:hAnsi="Courier New" w:cs="Courier New"/>
+          <w:sz w:val="20"/>
+          <w:szCs w:val="20"/>
+        </w:rPr>
+      </w:pPr>
+      <w:proofErr w:type="spellStart"/>
+      <w:r>
+        <w:rPr>
+          <w:rFonts w:ascii="Courier New" w:hAnsi="Courier New" w:cs="Courier New"/>
+          <w:sz w:val="20"/>
+          <w:szCs w:val="20"/>
+        </w:rPr>
+        <w:t>screen</w:t>
+      </w:r>
+      <w:proofErr w:type="spellEnd"/>
+      <w:r>
+        <w:rPr>
+          <w:rFonts w:ascii="Courier New" w:hAnsi="Courier New" w:cs="Courier New"/>
+          <w:sz w:val="20"/>
+          <w:szCs w:val="20"/>
+        </w:rPr>
+        <w:t xml:space="preserve"> = </w:t>
+      </w:r>
+      <w:proofErr w:type="spellStart"/>
+      <w:r>
+        <w:rPr>
+          <w:rFonts w:ascii="Courier New" w:hAnsi="Courier New" w:cs="Courier New"/>
+          <w:sz w:val="20"/>
+          <w:szCs w:val="20"/>
+        </w:rPr>
+        <w:t>pygame.display.set_mode</w:t>
+      </w:r>
+      <w:proofErr w:type="spellEnd"/>
+      <w:r>
+        <w:rPr>
+          <w:rFonts w:ascii="Courier New" w:hAnsi="Courier New" w:cs="Courier New"/>
+          <w:sz w:val="20"/>
+          <w:szCs w:val="20"/>
+        </w:rPr>
+        <w:t>((400, 400))</w:t>
+      </w:r>
+    </w:p>
+    <w:p/>
+    <w:p>
+      <w:pPr>
+        <w:pStyle w:val="Nadpis2"/>
       </w:pPr>
       <w:bookmarkStart w:id="27" w:name="_Toc210144990"/>
       <w:bookmarkStart w:id="28" w:name="_Toc210145050"/>
       <w:r>
-        <w:t>Ako zmeniť farbu pozadia obrazovky v Pygame?</w:t>
+        <w:t xml:space="preserve">Ako zmeniť farbu pozadia obrazovky v </w:t>
+      </w:r>
+      <w:proofErr w:type="spellStart"/>
+      <w:r>
+        <w:t>Pygame</w:t>
+      </w:r>
+      <w:proofErr w:type="spellEnd"/>
+      <w:r>
+        <w:t>?</w:t>
       </w:r>
       <w:bookmarkEnd w:id="27"/>
       <w:bookmarkEnd w:id="28"/>
@@ -2722,7 +3173,7 @@
     </w:p>
     <w:p>
       <w:pPr>
-        <w:pStyle w:val="Heading2"/>
+        <w:pStyle w:val="Nadpis2"/>
       </w:pPr>
       <w:bookmarkStart w:id="29" w:name="_Toc210144991"/>
       <w:bookmarkStart w:id="30" w:name="_Toc210145051"/>
@@ -2736,7 +3187,7 @@
       <w:hyperlink r:id="rId13" w:history="1">
         <w:r>
           <w:rPr>
-            <w:rStyle w:val="Hyperlink"/>
+            <w:rStyle w:val="Hypertextovprepojenie"/>
           </w:rPr>
           <w:t>https://www.geeksforgeeks.org/python/pygame-drawing-objects-and-shapes/</w:t>
         </w:r>
@@ -2759,6 +3210,7 @@
       <w:r>
         <w:t>parametre pre obdĺžnik -</w:t>
       </w:r>
+      <w:proofErr w:type="spellStart"/>
       <w:r>
         <w:rPr>
           <w:b/>
@@ -2766,11 +3218,161 @@
         </w:rPr>
         <w:t>rectangle</w:t>
       </w:r>
-    </w:p>
-    <w:p>
-      <w:r>
-        <w:t>(surface: Surface, color: ColorValue, rect: RectValue, width: int = 0, border_radius: int = -1, border_top_left_radius: int = -1, border_top_right_radius: int = -1, border_bottom_left_radius: int = -1, border_bottom_right_radius: int = -1) -&gt; Rect</w:t>
-      </w:r>
+      <w:proofErr w:type="spellEnd"/>
+    </w:p>
+    <w:p>
+      <w:r>
+        <w:t>(</w:t>
+      </w:r>
+      <w:proofErr w:type="spellStart"/>
+      <w:r>
+        <w:t>surface</w:t>
+      </w:r>
+      <w:proofErr w:type="spellEnd"/>
+      <w:r>
+        <w:t xml:space="preserve">: </w:t>
+      </w:r>
+      <w:proofErr w:type="spellStart"/>
+      <w:r>
+        <w:t>Surface</w:t>
+      </w:r>
+      <w:proofErr w:type="spellEnd"/>
+      <w:r>
+        <w:t xml:space="preserve">, </w:t>
+      </w:r>
+      <w:proofErr w:type="spellStart"/>
+      <w:r>
+        <w:t>color</w:t>
+      </w:r>
+      <w:proofErr w:type="spellEnd"/>
+      <w:r>
+        <w:t xml:space="preserve">: </w:t>
+      </w:r>
+      <w:proofErr w:type="spellStart"/>
+      <w:r>
+        <w:t>ColorValue</w:t>
+      </w:r>
+      <w:proofErr w:type="spellEnd"/>
+      <w:r>
+        <w:t xml:space="preserve">, </w:t>
+      </w:r>
+      <w:proofErr w:type="spellStart"/>
+      <w:r>
+        <w:t>rect</w:t>
+      </w:r>
+      <w:proofErr w:type="spellEnd"/>
+      <w:r>
+        <w:t xml:space="preserve">: </w:t>
+      </w:r>
+      <w:proofErr w:type="spellStart"/>
+      <w:r>
+        <w:t>RectValue</w:t>
+      </w:r>
+      <w:proofErr w:type="spellEnd"/>
+      <w:r>
+        <w:t xml:space="preserve">, </w:t>
+      </w:r>
+      <w:proofErr w:type="spellStart"/>
+      <w:r>
+        <w:t>width</w:t>
+      </w:r>
+      <w:proofErr w:type="spellEnd"/>
+      <w:r>
+        <w:t xml:space="preserve">: </w:t>
+      </w:r>
+      <w:proofErr w:type="spellStart"/>
+      <w:r>
+        <w:t>int</w:t>
+      </w:r>
+      <w:proofErr w:type="spellEnd"/>
+      <w:r>
+        <w:t xml:space="preserve"> = 0, </w:t>
+      </w:r>
+      <w:proofErr w:type="spellStart"/>
+      <w:r>
+        <w:t>border_radius</w:t>
+      </w:r>
+      <w:proofErr w:type="spellEnd"/>
+      <w:r>
+        <w:t xml:space="preserve">: </w:t>
+      </w:r>
+      <w:proofErr w:type="spellStart"/>
+      <w:r>
+        <w:t>int</w:t>
+      </w:r>
+      <w:proofErr w:type="spellEnd"/>
+      <w:r>
+        <w:t xml:space="preserve"> = -1, </w:t>
+      </w:r>
+      <w:proofErr w:type="spellStart"/>
+      <w:r>
+        <w:t>border_top_left_radius</w:t>
+      </w:r>
+      <w:proofErr w:type="spellEnd"/>
+      <w:r>
+        <w:t xml:space="preserve">: </w:t>
+      </w:r>
+      <w:proofErr w:type="spellStart"/>
+      <w:r>
+        <w:t>int</w:t>
+      </w:r>
+      <w:proofErr w:type="spellEnd"/>
+      <w:r>
+        <w:t xml:space="preserve"> = -1, </w:t>
+      </w:r>
+      <w:proofErr w:type="spellStart"/>
+      <w:r>
+        <w:t>border_top_right_radius</w:t>
+      </w:r>
+      <w:proofErr w:type="spellEnd"/>
+      <w:r>
+        <w:t xml:space="preserve">: </w:t>
+      </w:r>
+      <w:proofErr w:type="spellStart"/>
+      <w:r>
+        <w:t>int</w:t>
+      </w:r>
+      <w:proofErr w:type="spellEnd"/>
+      <w:r>
+        <w:t xml:space="preserve"> = -1, </w:t>
+      </w:r>
+      <w:proofErr w:type="spellStart"/>
+      <w:r>
+        <w:t>border_bottom_left_radius</w:t>
+      </w:r>
+      <w:proofErr w:type="spellEnd"/>
+      <w:r>
+        <w:t xml:space="preserve">: </w:t>
+      </w:r>
+      <w:proofErr w:type="spellStart"/>
+      <w:r>
+        <w:t>int</w:t>
+      </w:r>
+      <w:proofErr w:type="spellEnd"/>
+      <w:r>
+        <w:t xml:space="preserve"> = -1, </w:t>
+      </w:r>
+      <w:proofErr w:type="spellStart"/>
+      <w:r>
+        <w:t>border_bottom_right_radius</w:t>
+      </w:r>
+      <w:proofErr w:type="spellEnd"/>
+      <w:r>
+        <w:t xml:space="preserve">: </w:t>
+      </w:r>
+      <w:proofErr w:type="spellStart"/>
+      <w:r>
+        <w:t>int</w:t>
+      </w:r>
+      <w:proofErr w:type="spellEnd"/>
+      <w:r>
+        <w:t xml:space="preserve"> = -1) -&gt; </w:t>
+      </w:r>
+      <w:proofErr w:type="spellStart"/>
+      <w:r>
+        <w:t>Rect</w:t>
+      </w:r>
+      <w:proofErr w:type="spellEnd"/>
     </w:p>
     <w:p/>
     <w:p>
@@ -2784,12 +3386,37 @@
           <w:iCs/>
         </w:rPr>
       </w:pPr>
+      <w:proofErr w:type="spellStart"/>
       <w:r>
         <w:rPr>
           <w:i/>
           <w:iCs/>
         </w:rPr>
-        <w:t>surface :- Tu môžeme prejsť povrchom, na ktorý chceme nakresliť náš obdĺžnik. Vo vyššie uvedenom príklade sme vytvorili povrchový objekt s názvom 'window'.</w:t>
+        <w:t>surface</w:t>
+      </w:r>
+      <w:proofErr w:type="spellEnd"/>
+      <w:r>
+        <w:rPr>
+          <w:i/>
+          <w:iCs/>
+        </w:rPr>
+        <w:t xml:space="preserve"> :- Tu môžeme prejsť povrchom, na ktorý chceme nakresliť náš obdĺžnik. Vo vyššie uvedenom príklade sme vytvorili povrchový objekt s názvom '</w:t>
+      </w:r>
+      <w:proofErr w:type="spellStart"/>
+      <w:r>
+        <w:rPr>
+          <w:i/>
+          <w:iCs/>
+        </w:rPr>
+        <w:t>window</w:t>
+      </w:r>
+      <w:proofErr w:type="spellEnd"/>
+      <w:r>
+        <w:rPr>
+          <w:i/>
+          <w:iCs/>
+        </w:rPr>
+        <w:t>'.</w:t>
       </w:r>
     </w:p>
     <w:p>
@@ -2803,12 +3430,21 @@
           <w:iCs/>
         </w:rPr>
       </w:pPr>
+      <w:proofErr w:type="spellStart"/>
       <w:r>
         <w:rPr>
           <w:i/>
           <w:iCs/>
         </w:rPr>
-        <w:t>color :- Tu môžeme odovzdať farbu pre náš obdĺžnik. V našom príklade používame modrú farbu.</w:t>
+        <w:t>color</w:t>
+      </w:r>
+      <w:proofErr w:type="spellEnd"/>
+      <w:r>
+        <w:rPr>
+          <w:i/>
+          <w:iCs/>
+        </w:rPr>
+        <w:t xml:space="preserve"> :- Tu môžeme odovzdať farbu pre náš obdĺžnik. V našom príklade používame modrú farbu.</w:t>
       </w:r>
     </w:p>
     <w:p>
@@ -2822,12 +3458,21 @@
           <w:iCs/>
         </w:rPr>
       </w:pPr>
+      <w:proofErr w:type="spellStart"/>
       <w:r>
         <w:rPr>
           <w:i/>
           <w:iCs/>
         </w:rPr>
-        <w:t>rect :- Tu môžeme odovzdať obdĺžnik, polohu a rozmery.</w:t>
+        <w:t>rect</w:t>
+      </w:r>
+      <w:proofErr w:type="spellEnd"/>
+      <w:r>
+        <w:rPr>
+          <w:i/>
+          <w:iCs/>
+        </w:rPr>
+        <w:t xml:space="preserve"> :- Tu môžeme odovzdať obdĺžnik, polohu a rozmery.</w:t>
       </w:r>
     </w:p>
     <w:p>
@@ -2841,12 +3486,21 @@
           <w:iCs/>
         </w:rPr>
       </w:pPr>
+      <w:proofErr w:type="spellStart"/>
       <w:r>
         <w:rPr>
           <w:i/>
           <w:iCs/>
         </w:rPr>
-        <w:t>width :- Tu môžeme prejsť hrúbkou čiary. Plný obdĺžnik môžeme vytvoriť aj zmenou hodnoty tohto parametra šírky. Pozrime sa na to.</w:t>
+        <w:t>width</w:t>
+      </w:r>
+      <w:proofErr w:type="spellEnd"/>
+      <w:r>
+        <w:rPr>
+          <w:i/>
+          <w:iCs/>
+        </w:rPr>
+        <w:t xml:space="preserve"> :- Tu môžeme prejsť hrúbkou čiary. Plný obdĺžnik môžeme vytvoriť aj zmenou hodnoty tohto parametra šírky. Pozrime sa na to.</w:t>
       </w:r>
     </w:p>
     <w:p/>
@@ -2922,21 +3576,63 @@
     <w:p/>
     <w:p>
       <w:pPr>
-        <w:pStyle w:val="Heading3"/>
+        <w:pStyle w:val="Nadpis3"/>
       </w:pPr>
       <w:bookmarkStart w:id="31" w:name="_Toc210144992"/>
       <w:bookmarkStart w:id="32" w:name="_Toc210145052"/>
-      <w:r>
-        <w:t>Python | Drawing different shapes on PyGame window</w:t>
+      <w:proofErr w:type="spellStart"/>
+      <w:r>
+        <w:t>Python</w:t>
+      </w:r>
+      <w:proofErr w:type="spellEnd"/>
+      <w:r>
+        <w:t xml:space="preserve"> | </w:t>
+      </w:r>
+      <w:proofErr w:type="spellStart"/>
+      <w:r>
+        <w:t>Drawing</w:t>
+      </w:r>
+      <w:proofErr w:type="spellEnd"/>
+      <w:r>
+        <w:t xml:space="preserve"> </w:t>
+      </w:r>
+      <w:proofErr w:type="spellStart"/>
+      <w:r>
+        <w:t>different</w:t>
+      </w:r>
+      <w:proofErr w:type="spellEnd"/>
+      <w:r>
+        <w:t xml:space="preserve"> </w:t>
+      </w:r>
+      <w:proofErr w:type="spellStart"/>
+      <w:r>
+        <w:t>shapes</w:t>
+      </w:r>
+      <w:proofErr w:type="spellEnd"/>
+      <w:r>
+        <w:t xml:space="preserve"> on </w:t>
+      </w:r>
+      <w:proofErr w:type="spellStart"/>
+      <w:r>
+        <w:t>PyGame</w:t>
+      </w:r>
+      <w:proofErr w:type="spellEnd"/>
+      <w:r>
+        <w:t xml:space="preserve"> </w:t>
+      </w:r>
+      <w:proofErr w:type="spellStart"/>
+      <w:r>
+        <w:t>window</w:t>
       </w:r>
       <w:bookmarkEnd w:id="31"/>
       <w:bookmarkEnd w:id="32"/>
+      <w:proofErr w:type="spellEnd"/>
     </w:p>
     <w:p>
       <w:hyperlink r:id="rId15" w:history="1">
         <w:r>
           <w:rPr>
-            <w:rStyle w:val="Hyperlink"/>
+            <w:rStyle w:val="Hypertextovprepojenie"/>
           </w:rPr>
           <w:t>https://www.geeksforgeeks.org/python/python-drawing-different-shapes-on-pygame-window/</w:t>
         </w:r>
@@ -2952,12 +3648,41 @@
     </w:p>
     <w:p>
       <w:pPr>
-        <w:pStyle w:val="Heading3"/>
+        <w:pStyle w:val="Nadpis3"/>
       </w:pPr>
       <w:bookmarkStart w:id="33" w:name="_Toc210144993"/>
       <w:bookmarkStart w:id="34" w:name="_Toc210145053"/>
-      <w:r>
-        <w:t>How to draw rectangle in Pygame?</w:t>
+      <w:proofErr w:type="spellStart"/>
+      <w:r>
+        <w:t>How</w:t>
+      </w:r>
+      <w:proofErr w:type="spellEnd"/>
+      <w:r>
+        <w:t xml:space="preserve"> to </w:t>
+      </w:r>
+      <w:proofErr w:type="spellStart"/>
+      <w:r>
+        <w:t>draw</w:t>
+      </w:r>
+      <w:proofErr w:type="spellEnd"/>
+      <w:r>
+        <w:t xml:space="preserve"> </w:t>
+      </w:r>
+      <w:proofErr w:type="spellStart"/>
+      <w:r>
+        <w:t>rectangle</w:t>
+      </w:r>
+      <w:proofErr w:type="spellEnd"/>
+      <w:r>
+        <w:t xml:space="preserve"> in </w:t>
+      </w:r>
+      <w:proofErr w:type="spellStart"/>
+      <w:r>
+        <w:t>Pygame</w:t>
+      </w:r>
+      <w:proofErr w:type="spellEnd"/>
+      <w:r>
+        <w:t>?</w:t>
       </w:r>
       <w:bookmarkEnd w:id="33"/>
       <w:bookmarkEnd w:id="34"/>
@@ -2966,7 +3691,7 @@
       <w:hyperlink r:id="rId16" w:history="1">
         <w:r>
           <w:rPr>
-            <w:rStyle w:val="Hyperlink"/>
+            <w:rStyle w:val="Hypertextovprepojenie"/>
           </w:rPr>
           <w:t>https://www.geeksforgeeks.org/python/how-to-draw-rectangle-in-pygame/</w:t>
         </w:r>
@@ -2988,13 +3713,66 @@
     </w:p>
     <w:p>
       <w:pPr>
-        <w:pStyle w:val="Heading3"/>
+        <w:pStyle w:val="Nadpis3"/>
       </w:pPr>
       <w:bookmarkStart w:id="35" w:name="_Toc210144994"/>
       <w:bookmarkStart w:id="36" w:name="_Toc210145054"/>
+      <w:proofErr w:type="spellStart"/>
       <w:r>
         <w:lastRenderedPageBreak/>
-        <w:t>How to draw a rectangle with rounded corner in PyGame?</w:t>
+        <w:t>How</w:t>
+      </w:r>
+      <w:proofErr w:type="spellEnd"/>
+      <w:r>
+        <w:t xml:space="preserve"> to </w:t>
+      </w:r>
+      <w:proofErr w:type="spellStart"/>
+      <w:r>
+        <w:t>draw</w:t>
+      </w:r>
+      <w:proofErr w:type="spellEnd"/>
+      <w:r>
+        <w:t xml:space="preserve"> a </w:t>
+      </w:r>
+      <w:proofErr w:type="spellStart"/>
+      <w:r>
+        <w:t>rectangle</w:t>
+      </w:r>
+      <w:proofErr w:type="spellEnd"/>
+      <w:r>
+        <w:t xml:space="preserve"> </w:t>
+      </w:r>
+      <w:proofErr w:type="spellStart"/>
+      <w:r>
+        <w:t>with</w:t>
+      </w:r>
+      <w:proofErr w:type="spellEnd"/>
+      <w:r>
+        <w:t xml:space="preserve"> </w:t>
+      </w:r>
+      <w:proofErr w:type="spellStart"/>
+      <w:r>
+        <w:t>rounded</w:t>
+      </w:r>
+      <w:proofErr w:type="spellEnd"/>
+      <w:r>
+        <w:t xml:space="preserve"> </w:t>
+      </w:r>
+      <w:proofErr w:type="spellStart"/>
+      <w:r>
+        <w:t>corner</w:t>
+      </w:r>
+      <w:proofErr w:type="spellEnd"/>
+      <w:r>
+        <w:t xml:space="preserve"> in </w:t>
+      </w:r>
+      <w:proofErr w:type="spellStart"/>
+      <w:r>
+        <w:t>PyGame</w:t>
+      </w:r>
+      <w:proofErr w:type="spellEnd"/>
+      <w:r>
+        <w:t>?</w:t>
       </w:r>
       <w:bookmarkEnd w:id="35"/>
       <w:bookmarkEnd w:id="36"/>
@@ -3003,7 +3781,7 @@
       <w:hyperlink r:id="rId17" w:history="1">
         <w:r>
           <w:rPr>
-            <w:rStyle w:val="Hyperlink"/>
+            <w:rStyle w:val="Hypertextovprepojenie"/>
           </w:rPr>
           <w:t>https://www.geeksforgeeks.org/python/how-to-draw-a-rectangle-with-rounded-corner-in-pygame/</w:t>
         </w:r>
@@ -3020,14 +3798,19 @@
         <w:t xml:space="preserve">Pokračovanie - </w:t>
       </w:r>
       <w:r>
-        <w:t>Event Handling</w:t>
-      </w:r>
+        <w:t xml:space="preserve">Event </w:t>
+      </w:r>
+      <w:proofErr w:type="spellStart"/>
+      <w:r>
+        <w:t>Handling</w:t>
+      </w:r>
+      <w:proofErr w:type="spellEnd"/>
     </w:p>
     <w:p>
       <w:hyperlink r:id="rId18" w:anchor=":~:text=corners%20in%20PyGame%3F-,Event%20Handling,-In%20this%20part" w:history="1">
         <w:r>
           <w:rPr>
-            <w:rStyle w:val="Hyperlink"/>
+            <w:rStyle w:val="Hypertextovprepojenie"/>
           </w:rPr>
           <w:t>https://www.geeksforgeeks.org/python/pygame-tutorial/#:~:text=corners%20in%20PyGame%3F-,Event%20Handling,-In%20this%20part</w:t>
         </w:r>
@@ -3080,13 +3863,34 @@
       <w:r>
         <w:t xml:space="preserve">. Vysvetliť zachytenie farby do zoznamu </w:t>
       </w:r>
-      <w:r>
-        <w:t>circle_data = []</w:t>
-      </w:r>
-    </w:p>
-    <w:p>
-      <w:r>
-        <w:t xml:space="preserve">Rozlíšenie ľavého a praveho tlačítka v udalosti program </w:t>
+      <w:proofErr w:type="spellStart"/>
+      <w:r>
+        <w:t>circle_data</w:t>
+      </w:r>
+      <w:proofErr w:type="spellEnd"/>
+      <w:r>
+        <w:t xml:space="preserve"> = []</w:t>
+      </w:r>
+    </w:p>
+    <w:p>
+      <w:r>
+        <w:t>Rozlíšenie ľavého a </w:t>
+      </w:r>
+      <w:proofErr w:type="spellStart"/>
+      <w:r>
+        <w:t>praveho</w:t>
+      </w:r>
+      <w:proofErr w:type="spellEnd"/>
+      <w:r>
+        <w:t xml:space="preserve"> </w:t>
+      </w:r>
+      <w:proofErr w:type="spellStart"/>
+      <w:r>
+        <w:t>tlačítka</w:t>
+      </w:r>
+      <w:proofErr w:type="spellEnd"/>
+      <w:r>
+        <w:t xml:space="preserve"> v udalosti program </w:t>
       </w:r>
       <w:r>
         <w:rPr>
@@ -3103,19 +3907,24 @@
     </w:p>
     <w:p>
       <w:pPr>
-        <w:pStyle w:val="Heading2"/>
+        <w:pStyle w:val="Nadpis2"/>
       </w:pPr>
       <w:bookmarkStart w:id="38" w:name="_Toc210144995"/>
       <w:bookmarkStart w:id="39" w:name="_Toc210145055"/>
       <w:r>
-        <w:t>Event Handling</w:t>
+        <w:t xml:space="preserve">Event </w:t>
+      </w:r>
+      <w:proofErr w:type="spellStart"/>
+      <w:r>
+        <w:t>Handling</w:t>
       </w:r>
       <w:bookmarkEnd w:id="38"/>
       <w:bookmarkEnd w:id="39"/>
-    </w:p>
-    <w:p>
-      <w:pPr>
-        <w:pStyle w:val="Heading3"/>
+      <w:proofErr w:type="spellEnd"/>
+    </w:p>
+    <w:p>
+      <w:pPr>
+        <w:pStyle w:val="Nadpis3"/>
       </w:pPr>
       <w:bookmarkStart w:id="40" w:name="_Toc210144996"/>
       <w:bookmarkStart w:id="41" w:name="_Toc210145056"/>
@@ -3163,7 +3972,7 @@
     </w:p>
     <w:p>
       <w:pPr>
-        <w:pStyle w:val="Heading3"/>
+        <w:pStyle w:val="Nadpis3"/>
       </w:pPr>
       <w:bookmarkStart w:id="42" w:name="_Toc210144997"/>
       <w:bookmarkStart w:id="43" w:name="_Toc210145057"/>
@@ -3196,12 +4005,49 @@
     </w:p>
     <w:p>
       <w:pPr>
-        <w:pStyle w:val="Heading3"/>
+        <w:pStyle w:val="Nadpis3"/>
       </w:pPr>
       <w:bookmarkStart w:id="44" w:name="_Toc210144998"/>
       <w:bookmarkStart w:id="45" w:name="_Toc210145058"/>
-      <w:r>
-        <w:t>How to add Custom Events in Pygame?</w:t>
+      <w:proofErr w:type="spellStart"/>
+      <w:r>
+        <w:t>How</w:t>
+      </w:r>
+      <w:proofErr w:type="spellEnd"/>
+      <w:r>
+        <w:t xml:space="preserve"> to </w:t>
+      </w:r>
+      <w:proofErr w:type="spellStart"/>
+      <w:r>
+        <w:t>add</w:t>
+      </w:r>
+      <w:proofErr w:type="spellEnd"/>
+      <w:r>
+        <w:t xml:space="preserve"> </w:t>
+      </w:r>
+      <w:proofErr w:type="spellStart"/>
+      <w:r>
+        <w:t>Custom</w:t>
+      </w:r>
+      <w:proofErr w:type="spellEnd"/>
+      <w:r>
+        <w:t xml:space="preserve"> </w:t>
+      </w:r>
+      <w:proofErr w:type="spellStart"/>
+      <w:r>
+        <w:t>Events</w:t>
+      </w:r>
+      <w:proofErr w:type="spellEnd"/>
+      <w:r>
+        <w:t xml:space="preserve"> in </w:t>
+      </w:r>
+      <w:proofErr w:type="spellStart"/>
+      <w:r>
+        <w:t>Pygame</w:t>
+      </w:r>
+      <w:proofErr w:type="spellEnd"/>
+      <w:r>
+        <w:t>?</w:t>
       </w:r>
       <w:bookmarkEnd w:id="44"/>
       <w:bookmarkEnd w:id="45"/>
@@ -3210,7 +4056,7 @@
       <w:hyperlink r:id="rId19" w:history="1">
         <w:r>
           <w:rPr>
-            <w:rStyle w:val="Hyperlink"/>
+            <w:rStyle w:val="Hypertextovprepojenie"/>
           </w:rPr>
           <w:t>https://www.geeksforgeeks.org/python/how-to-add-custom-events-in-pygame/</w:t>
         </w:r>
@@ -3220,18 +4066,60 @@
       </w:r>
     </w:p>
     <w:p>
-      <w:r>
-        <w:t>Prepodkaldám, že táto problematika je ešte príliš zložitá pre Kubiho.</w:t>
-      </w:r>
-    </w:p>
-    <w:p>
-      <w:pPr>
-        <w:pStyle w:val="Heading3"/>
+      <w:proofErr w:type="spellStart"/>
+      <w:r>
+        <w:t>Prepodkaldám</w:t>
+      </w:r>
+      <w:proofErr w:type="spellEnd"/>
+      <w:r>
+        <w:t xml:space="preserve">, že táto problematika je ešte príliš zložitá pre </w:t>
+      </w:r>
+      <w:proofErr w:type="spellStart"/>
+      <w:r>
+        <w:t>Kubiho</w:t>
+      </w:r>
+      <w:proofErr w:type="spellEnd"/>
+      <w:r>
+        <w:t>.</w:t>
+      </w:r>
+    </w:p>
+    <w:p>
+      <w:pPr>
+        <w:pStyle w:val="Nadpis3"/>
       </w:pPr>
       <w:bookmarkStart w:id="46" w:name="_Toc210144999"/>
       <w:bookmarkStart w:id="47" w:name="_Toc210145059"/>
-      <w:r>
-        <w:t>How to get keyboard input in PyGame ?</w:t>
+      <w:proofErr w:type="spellStart"/>
+      <w:r>
+        <w:t>How</w:t>
+      </w:r>
+      <w:proofErr w:type="spellEnd"/>
+      <w:r>
+        <w:t xml:space="preserve"> to get </w:t>
+      </w:r>
+      <w:proofErr w:type="spellStart"/>
+      <w:r>
+        <w:t>keyboard</w:t>
+      </w:r>
+      <w:proofErr w:type="spellEnd"/>
+      <w:r>
+        <w:t xml:space="preserve"> </w:t>
+      </w:r>
+      <w:proofErr w:type="spellStart"/>
+      <w:r>
+        <w:t>input</w:t>
+      </w:r>
+      <w:proofErr w:type="spellEnd"/>
+      <w:r>
+        <w:t xml:space="preserve"> in </w:t>
+      </w:r>
+      <w:proofErr w:type="spellStart"/>
+      <w:r>
+        <w:t>PyGame</w:t>
+      </w:r>
+      <w:proofErr w:type="spellEnd"/>
+      <w:r>
+        <w:t xml:space="preserve"> ?</w:t>
       </w:r>
       <w:bookmarkEnd w:id="46"/>
       <w:bookmarkEnd w:id="47"/>
@@ -3240,7 +4128,7 @@
       <w:hyperlink r:id="rId20" w:history="1">
         <w:r>
           <w:rPr>
-            <w:rStyle w:val="Hyperlink"/>
+            <w:rStyle w:val="Hypertextovprepojenie"/>
           </w:rPr>
           <w:t>https://www.geeksforgeeks.org/python/how-to-get-keyboard-input-in-pygame/</w:t>
         </w:r>
@@ -3256,7 +4144,7 @@
     </w:p>
     <w:p>
       <w:pPr>
-        <w:pStyle w:val="Heading4"/>
+        <w:pStyle w:val="Nadpis4"/>
       </w:pPr>
       <w:bookmarkStart w:id="48" w:name="_Toc210145000"/>
       <w:r>
@@ -3268,7 +4156,7 @@
       <w:hyperlink r:id="rId21" w:history="1">
         <w:r>
           <w:rPr>
-            <w:rStyle w:val="Hyperlink"/>
+            <w:rStyle w:val="Hypertextovprepojenie"/>
           </w:rPr>
           <w:t>https://www.geeksforgeeks.org/python/pygame-input-handling/</w:t>
         </w:r>
@@ -3303,7 +4191,15 @@
         <w:t xml:space="preserve"> obrázkov zo zložky obrázkov</w:t>
       </w:r>
       <w:r>
-        <w:t>, ktorý je podzložka programu.</w:t>
+        <w:t xml:space="preserve">, ktorý je </w:t>
+      </w:r>
+      <w:proofErr w:type="spellStart"/>
+      <w:r>
+        <w:t>podzložka</w:t>
+      </w:r>
+      <w:proofErr w:type="spellEnd"/>
+      <w:r>
+        <w:t xml:space="preserve"> programu.</w:t>
       </w:r>
     </w:p>
     <w:p>
@@ -3324,7 +4220,7 @@
     <w:p/>
     <w:p>
       <w:pPr>
-        <w:pStyle w:val="Heading2"/>
+        <w:pStyle w:val="Nadpis2"/>
       </w:pPr>
       <w:bookmarkStart w:id="49" w:name="_Toc210145001"/>
       <w:bookmarkStart w:id="50" w:name="_Toc210145060"/>
@@ -3336,13 +4232,23 @@
     </w:p>
     <w:p>
       <w:pPr>
-        <w:pStyle w:val="Heading3"/>
+        <w:pStyle w:val="Nadpis3"/>
       </w:pPr>
       <w:bookmarkStart w:id="51" w:name="_Toc210145002"/>
       <w:bookmarkStart w:id="52" w:name="_Toc210145061"/>
-      <w:r>
-        <w:t>Python Lists</w:t>
-      </w:r>
+      <w:proofErr w:type="spellStart"/>
+      <w:r>
+        <w:t>Python</w:t>
+      </w:r>
+      <w:proofErr w:type="spellEnd"/>
+      <w:r>
+        <w:t xml:space="preserve"> </w:t>
+      </w:r>
+      <w:proofErr w:type="spellStart"/>
+      <w:r>
+        <w:t>Lists</w:t>
+      </w:r>
+      <w:proofErr w:type="spellEnd"/>
       <w:r>
         <w:t xml:space="preserve"> – Zoznamy.</w:t>
       </w:r>
@@ -3353,7 +4259,7 @@
       <w:hyperlink r:id="rId22" w:history="1">
         <w:r>
           <w:rPr>
-            <w:rStyle w:val="Hyperlink"/>
+            <w:rStyle w:val="Hypertextovprepojenie"/>
           </w:rPr>
           <w:t>https://www.geeksforgeeks.org/python/python-lists/</w:t>
         </w:r>
@@ -3364,7 +4270,7 @@
     </w:p>
     <w:p>
       <w:pPr>
-        <w:pStyle w:val="Heading4"/>
+        <w:pStyle w:val="Nadpis4"/>
       </w:pPr>
       <w:bookmarkStart w:id="53" w:name="_Toc210145003"/>
       <w:r>
@@ -3374,7 +4280,7 @@
     </w:p>
     <w:p>
       <w:pPr>
-        <w:pStyle w:val="Heading4"/>
+        <w:pStyle w:val="Nadpis4"/>
       </w:pPr>
       <w:bookmarkStart w:id="54" w:name="_Toc210145004"/>
       <w:r>
@@ -3384,7 +4290,7 @@
     </w:p>
     <w:p>
       <w:pPr>
-        <w:pStyle w:val="Heading4"/>
+        <w:pStyle w:val="Nadpis4"/>
       </w:pPr>
       <w:bookmarkStart w:id="55" w:name="_Toc210145005"/>
       <w:r>
@@ -3411,7 +4317,7 @@
     </w:p>
     <w:p>
       <w:pPr>
-        <w:pStyle w:val="Heading4"/>
+        <w:pStyle w:val="Nadpis4"/>
       </w:pPr>
       <w:r>
         <w:t>Prístup k prvkom zoznamu</w:t>
@@ -3427,7 +4333,7 @@
     </w:p>
     <w:p>
       <w:pPr>
-        <w:pStyle w:val="Heading4"/>
+        <w:pStyle w:val="Nadpis4"/>
       </w:pPr>
       <w:r>
         <w:lastRenderedPageBreak/>
@@ -3440,32 +4346,52 @@
       </w:r>
     </w:p>
     <w:p>
-      <w:r>
-        <w:t xml:space="preserve">append(): </w:t>
+      <w:proofErr w:type="spellStart"/>
+      <w:r>
+        <w:t>append</w:t>
+      </w:r>
+      <w:proofErr w:type="spellEnd"/>
+      <w:r>
+        <w:t xml:space="preserve">(): </w:t>
       </w:r>
       <w:r>
         <w:t>Pridá prvok na koniec zoznamu.</w:t>
       </w:r>
     </w:p>
     <w:p>
-      <w:r>
-        <w:t xml:space="preserve">extend(): </w:t>
+      <w:proofErr w:type="spellStart"/>
+      <w:r>
+        <w:t>extend</w:t>
+      </w:r>
+      <w:proofErr w:type="spellEnd"/>
+      <w:r>
+        <w:t xml:space="preserve">(): </w:t>
       </w:r>
       <w:r>
         <w:t>Pridá viacero prvkov na koniec zoznamu.</w:t>
       </w:r>
     </w:p>
     <w:p>
-      <w:r>
-        <w:t xml:space="preserve">insert(): </w:t>
+      <w:proofErr w:type="spellStart"/>
+      <w:r>
+        <w:t>insert</w:t>
+      </w:r>
+      <w:proofErr w:type="spellEnd"/>
+      <w:r>
+        <w:t xml:space="preserve">(): </w:t>
       </w:r>
       <w:r>
         <w:t>Pridá prvok na konkrétnu pozíciu.</w:t>
       </w:r>
     </w:p>
     <w:p>
-      <w:r>
-        <w:t xml:space="preserve">clear(): </w:t>
+      <w:proofErr w:type="spellStart"/>
+      <w:r>
+        <w:t>clear</w:t>
+      </w:r>
+      <w:proofErr w:type="spellEnd"/>
+      <w:r>
+        <w:t xml:space="preserve">(): </w:t>
       </w:r>
       <w:r>
         <w:t>Odstráni všetky položky.</w:t>
@@ -3488,7 +4414,7 @@
     <w:p/>
     <w:p>
       <w:pPr>
-        <w:pStyle w:val="Heading4"/>
+        <w:pStyle w:val="Nadpis4"/>
       </w:pPr>
       <w:r>
         <w:t>Aktualizácia prvkov do zoznamu</w:t>
@@ -3511,7 +4437,7 @@
     <w:p/>
     <w:p>
       <w:pPr>
-        <w:pStyle w:val="Heading4"/>
+        <w:pStyle w:val="Nadpis4"/>
       </w:pPr>
       <w:r>
         <w:t>Odstránenie prvkov zo zoznamu</w:t>
@@ -3523,8 +4449,13 @@
       </w:r>
     </w:p>
     <w:p>
-      <w:r>
-        <w:t>remove(): Odstráni prvý výskyt prvku.</w:t>
+      <w:proofErr w:type="spellStart"/>
+      <w:r>
+        <w:t>remove</w:t>
+      </w:r>
+      <w:proofErr w:type="spellEnd"/>
+      <w:r>
+        <w:t>(): Odstráni prvý výskyt prvku.</w:t>
       </w:r>
     </w:p>
     <w:p>
@@ -3548,7 +4479,7 @@
     <w:p/>
     <w:p>
       <w:pPr>
-        <w:pStyle w:val="Heading4"/>
+        <w:pStyle w:val="Nadpis4"/>
       </w:pPr>
       <w:r>
         <w:t>Iterácia zoznamov</w:t>
@@ -3556,12 +4487,20 @@
     </w:p>
     <w:p>
       <w:r>
-        <w:t xml:space="preserve">Zoznamy môžeme iterovať pomocou </w:t>
+        <w:t xml:space="preserve">Zoznamy môžeme </w:t>
+      </w:r>
+      <w:proofErr w:type="spellStart"/>
+      <w:r>
+        <w:t>iterovať</w:t>
+      </w:r>
+      <w:proofErr w:type="spellEnd"/>
+      <w:r>
+        <w:t xml:space="preserve"> pomocou </w:t>
       </w:r>
       <w:hyperlink r:id="rId23" w:tgtFrame="_blank" w:history="1">
         <w:r>
           <w:rPr>
-            <w:rStyle w:val="Hyperlink"/>
+            <w:rStyle w:val="Hypertextovprepojenie"/>
           </w:rPr>
           <w:t>slučiek</w:t>
         </w:r>
@@ -3574,7 +4513,7 @@
       <w:hyperlink r:id="rId24" w:history="1">
         <w:r>
           <w:rPr>
-            <w:rStyle w:val="Hyperlink"/>
+            <w:rStyle w:val="Hypertextovprepojenie"/>
           </w:rPr>
           <w:t>https://www.geeksforgeeks.org/python/loops-in-python/</w:t>
         </w:r>
@@ -3586,7 +4525,7 @@
     <w:p/>
     <w:p>
       <w:pPr>
-        <w:pStyle w:val="Heading4"/>
+        <w:pStyle w:val="Nadpis4"/>
       </w:pPr>
       <w:r>
         <w:t>Vnorené zoznamy</w:t>
@@ -3600,7 +4539,7 @@
     <w:p/>
     <w:p>
       <w:pPr>
-        <w:pStyle w:val="Heading4"/>
+        <w:pStyle w:val="Nadpis4"/>
       </w:pPr>
       <w:r>
         <w:t>Porozumenie zoznamu</w:t>
@@ -3608,14 +4547,22 @@
     </w:p>
     <w:p>
       <w:r>
-        <w:t>Porozumenie zoznamu je stručný spôsob vytvárania zoznamov pomocou jedného riadku kódu. Je užitočný na použitie operácie alebo filtra na položky v iterovateľnom objekte, ako je napríklad zoznam alebo rozsah.</w:t>
+        <w:t xml:space="preserve">Porozumenie zoznamu je stručný spôsob vytvárania zoznamov pomocou jedného riadku kódu. Je užitočný na použitie operácie alebo filtra na položky v </w:t>
+      </w:r>
+      <w:proofErr w:type="spellStart"/>
+      <w:r>
+        <w:t>iterovateľnom</w:t>
+      </w:r>
+      <w:proofErr w:type="spellEnd"/>
+      <w:r>
+        <w:t xml:space="preserve"> objekte, ako je napríklad zoznam alebo rozsah.</w:t>
       </w:r>
     </w:p>
     <w:p>
       <w:hyperlink r:id="rId25" w:history="1">
         <w:r>
           <w:rPr>
-            <w:rStyle w:val="Hyperlink"/>
+            <w:rStyle w:val="Hypertextovprepojenie"/>
           </w:rPr>
           <w:t>https://www.geeksforgeeks.org/python/python-list-comprehension/</w:t>
         </w:r>
@@ -3626,17 +4573,25 @@
     </w:p>
     <w:p>
       <w:pPr>
-        <w:pStyle w:val="Heading4"/>
-      </w:pPr>
-      <w:r>
-        <w:t>Záver – kviz.</w:t>
+        <w:pStyle w:val="Nadpis4"/>
+      </w:pPr>
+      <w:r>
+        <w:t xml:space="preserve">Záver – </w:t>
+      </w:r>
+      <w:proofErr w:type="spellStart"/>
+      <w:r>
+        <w:t>kviz</w:t>
+      </w:r>
+      <w:proofErr w:type="spellEnd"/>
+      <w:r>
+        <w:t>.</w:t>
       </w:r>
     </w:p>
     <w:p>
       <w:hyperlink r:id="rId26" w:history="1">
         <w:r>
           <w:rPr>
-            <w:rStyle w:val="Hyperlink"/>
+            <w:rStyle w:val="Hypertextovprepojenie"/>
           </w:rPr>
           <w:t>https://www.geeksforgeeks.org/quizzes/python-list-quiz/</w:t>
         </w:r>
@@ -3664,8 +4619,13 @@
     </w:p>
     <w:p/>
     <w:p>
-      <w:r>
-        <w:t xml:space="preserve">Stiahnúť program </w:t>
+      <w:proofErr w:type="spellStart"/>
+      <w:r>
+        <w:t>Stiahnúť</w:t>
+      </w:r>
+      <w:proofErr w:type="spellEnd"/>
+      <w:r>
+        <w:t xml:space="preserve"> program </w:t>
       </w:r>
       <w:r>
         <w:rPr>
@@ -3695,7 +4655,15 @@
         <w:t xml:space="preserve"> – vysvetlenie: v</w:t>
       </w:r>
       <w:r>
-        <w:t xml:space="preserve"> print() sa používa indexovanie. a[0] označuje [1, [2, 3], 4], a[0][1] označuje [2, 3], a[0][1][1] = 3 a a[2] = 8. Sčítajú sa teda dve celé čísla, 3 + 8 = 11 a výstup je 11.</w:t>
+        <w:t xml:space="preserve"> </w:t>
+      </w:r>
+      <w:proofErr w:type="spellStart"/>
+      <w:r>
+        <w:t>print</w:t>
+      </w:r>
+      <w:proofErr w:type="spellEnd"/>
+      <w:r>
+        <w:t>() sa používa indexovanie. a[0] označuje [1, [2, 3], 4], a[0][1] označuje [2, 3], a[0][1][1] = 3 a a[2] = 8. Sčítajú sa teda dve celé čísla, 3 + 8 = 11 a výstup je 11.</w:t>
       </w:r>
     </w:p>
     <w:p>
@@ -3784,7 +4752,15 @@
         <w:t xml:space="preserve">vysvetlenie: </w:t>
       </w:r>
       <w:r>
-        <w:t>Premenná i sa používa na iteráciu každého prvku v zozname temp. i[0] predstavuje znak na 0. indexe i a funkcia .upper() sa používa na písanie veľkých písmen znaku prítomného v i[0].</w:t>
+        <w:t>Premenná i sa používa na iteráciu každého prvku v zozname temp. i[0] predstavuje znak na 0. indexe i a funkcia .</w:t>
+      </w:r>
+      <w:proofErr w:type="spellStart"/>
+      <w:r>
+        <w:t>upper</w:t>
+      </w:r>
+      <w:proofErr w:type="spellEnd"/>
+      <w:r>
+        <w:t>() sa používa na písanie veľkých písmen znaku prítomného v i[0].</w:t>
       </w:r>
     </w:p>
     <w:p>
@@ -3864,10 +4840,42 @@
         <w:t>.py</w:t>
       </w:r>
       <w:r>
-        <w:t xml:space="preserve"> – opäť dosť komplikovaný príklad so vnorenými zoznami, skúsiť analýzovať, vysvetlenie: </w:t>
-      </w:r>
-      <w:r>
-        <w:t>[x for x in[li] vráti nový zoznam kopírujúci hodnoty v príkaze list li a vonkajší príkaz for vypíše novovytvorený zoznam 3-krát.</w:t>
+        <w:t xml:space="preserve"> – opäť dosť komplikovaný príklad so vnorenými </w:t>
+      </w:r>
+      <w:proofErr w:type="spellStart"/>
+      <w:r>
+        <w:t>zoznami</w:t>
+      </w:r>
+      <w:proofErr w:type="spellEnd"/>
+      <w:r>
+        <w:t xml:space="preserve">, skúsiť </w:t>
+      </w:r>
+      <w:proofErr w:type="spellStart"/>
+      <w:r>
+        <w:t>analýzovať</w:t>
+      </w:r>
+      <w:proofErr w:type="spellEnd"/>
+      <w:r>
+        <w:t xml:space="preserve">, vysvetlenie: </w:t>
+      </w:r>
+      <w:r>
+        <w:t xml:space="preserve">[x </w:t>
+      </w:r>
+      <w:proofErr w:type="spellStart"/>
+      <w:r>
+        <w:t>for</w:t>
+      </w:r>
+      <w:proofErr w:type="spellEnd"/>
+      <w:r>
+        <w:t xml:space="preserve"> x in[li] vráti nový zoznam kopírujúci hodnoty v príkaze list li a vonkajší príkaz </w:t>
+      </w:r>
+      <w:proofErr w:type="spellStart"/>
+      <w:r>
+        <w:t>for</w:t>
+      </w:r>
+      <w:proofErr w:type="spellEnd"/>
+      <w:r>
+        <w:t xml:space="preserve"> vypíše novovytvorený zoznam 3-krát.</w:t>
       </w:r>
     </w:p>
     <w:p>
@@ -3899,7 +4907,15 @@
         <w:t xml:space="preserve"> – opäť dosť komplikovaný príklad, čo znamená „násobenie“ zoznamu – vysvetlenie: </w:t>
       </w:r>
       <w:r>
-        <w:t>Výraz list[listelements]*N, kde N je celé číslo, pripojí N kópií prvkov zoznamu v pôvodnom zozname. Ak je N záporné celé číslo alebo 0, výstup bude prázdny zoznam, inak ak je N kladné, prvky zoznamu sa pridajú N krát do pôvodného zoznamu.</w:t>
+        <w:t>Výraz list[</w:t>
+      </w:r>
+      <w:proofErr w:type="spellStart"/>
+      <w:r>
+        <w:t>listelements</w:t>
+      </w:r>
+      <w:proofErr w:type="spellEnd"/>
+      <w:r>
+        <w:t>]*N, kde N je celé číslo, pripojí N kópií prvkov zoznamu v pôvodnom zozname. Ak je N záporné celé číslo alebo 0, výstup bude prázdny zoznam, inak ak je N kladné, prvky zoznamu sa pridajú N krát do pôvodného zoznamu.</w:t>
       </w:r>
     </w:p>
     <w:p>
@@ -3943,7 +4959,23 @@
         <w:t xml:space="preserve"> – vysvetlenie: </w:t>
       </w:r>
       <w:r>
-        <w:t>li[1] odkazuje na druhý prvok "Pratik". li[1][-1] pristupuje k poslednému znaku 'Pratik', ktorým je 'k'.</w:t>
+        <w:t>li[1] odkazuje na druhý prvok "</w:t>
+      </w:r>
+      <w:proofErr w:type="spellStart"/>
+      <w:r>
+        <w:t>Pratik</w:t>
+      </w:r>
+      <w:proofErr w:type="spellEnd"/>
+      <w:r>
+        <w:t>". li[1][-1] pristupuje k poslednému znaku '</w:t>
+      </w:r>
+      <w:proofErr w:type="spellStart"/>
+      <w:r>
+        <w:t>Pratik</w:t>
+      </w:r>
+      <w:proofErr w:type="spellEnd"/>
+      <w:r>
+        <w:t>', ktorým je 'k'.</w:t>
       </w:r>
     </w:p>
     <w:p>
@@ -3981,214 +5013,334 @@
         <w:t xml:space="preserve"> zau</w:t>
       </w:r>
       <w:r>
-        <w:t xml:space="preserve">jímavá práca so zlúčenými zoznami, nepoznal som to ani ja – vysvetlenie: </w:t>
+        <w:t xml:space="preserve">jímavá práca so zlúčenými </w:t>
+      </w:r>
+      <w:proofErr w:type="spellStart"/>
+      <w:r>
+        <w:t>zoznami</w:t>
+      </w:r>
+      <w:proofErr w:type="spellEnd"/>
+      <w:r>
+        <w:t xml:space="preserve">, nepoznal som to ani ja – vysvetlenie: </w:t>
       </w:r>
       <w:r>
         <w:t xml:space="preserve">Funkcia </w:t>
       </w:r>
+      <w:proofErr w:type="spellStart"/>
       <w:r>
         <w:rPr>
           <w:b/>
           <w:bCs/>
         </w:rPr>
-        <w:t>zip()</w:t>
-      </w:r>
-      <w:r>
-        <w:t xml:space="preserve"> v Pythone kombinuje viacero iterables (</w:t>
-      </w:r>
-      <w:r>
-        <w:t>iterovateľné objekty</w:t>
-      </w:r>
-      <w:r>
-        <w:t>), ako sú zoznamy, n-tice, reťazce, knižnice atď., do jedného iterátora n-tic, kde každá n-tica obsahuje prvky zo vstupných iterables v rovnakom indexe.</w:t>
-      </w:r>
-    </w:p>
-    <w:p>
-      <w:r>
-        <w:t>V danom kóde sa zoznamy "a" a "b" spoja metódou zip a potom sa do nového zoznamu pridá rozdiel medzi prvkami z a b ( odpočíta sa ). Výstup bude - 9, 18, 27, 36, 45</w:t>
-      </w:r>
-    </w:p>
-    <w:p>
-      <w:r>
-        <w:t xml:space="preserve">Program </w:t>
-      </w:r>
+        <w:t>zip</w:t>
+      </w:r>
+      <w:proofErr w:type="spellEnd"/>
       <w:r>
         <w:rPr>
           <w:b/>
           <w:bCs/>
         </w:rPr>
-        <w:t>Q1</w:t>
+        <w:t>()</w:t>
+      </w:r>
+      <w:r>
+        <w:t xml:space="preserve"> v </w:t>
+      </w:r>
+      <w:proofErr w:type="spellStart"/>
+      <w:r>
+        <w:t>Pythone</w:t>
+      </w:r>
+      <w:proofErr w:type="spellEnd"/>
+      <w:r>
+        <w:t xml:space="preserve"> kombinuje viacero </w:t>
+      </w:r>
+      <w:proofErr w:type="spellStart"/>
+      <w:r>
+        <w:t>iterables</w:t>
+      </w:r>
+      <w:proofErr w:type="spellEnd"/>
+      <w:r>
+        <w:t xml:space="preserve"> (</w:t>
+      </w:r>
+      <w:proofErr w:type="spellStart"/>
+      <w:r>
+        <w:t>iterovateľné</w:t>
+      </w:r>
+      <w:proofErr w:type="spellEnd"/>
+      <w:r>
+        <w:t xml:space="preserve"> objekty</w:t>
+      </w:r>
+      <w:r>
+        <w:t>), ako sú zoznamy, n-</w:t>
+      </w:r>
+      <w:proofErr w:type="spellStart"/>
+      <w:r>
+        <w:t>tice</w:t>
+      </w:r>
+      <w:proofErr w:type="spellEnd"/>
+      <w:r>
+        <w:t xml:space="preserve">, reťazce, knižnice atď., do jedného </w:t>
+      </w:r>
+      <w:proofErr w:type="spellStart"/>
+      <w:r>
+        <w:t>iterátora</w:t>
+      </w:r>
+      <w:proofErr w:type="spellEnd"/>
+      <w:r>
+        <w:t xml:space="preserve"> n-</w:t>
+      </w:r>
+      <w:proofErr w:type="spellStart"/>
+      <w:r>
+        <w:t>tic</w:t>
+      </w:r>
+      <w:proofErr w:type="spellEnd"/>
+      <w:r>
+        <w:t>, kde každá n-</w:t>
+      </w:r>
+      <w:proofErr w:type="spellStart"/>
+      <w:r>
+        <w:t>tica</w:t>
+      </w:r>
+      <w:proofErr w:type="spellEnd"/>
+      <w:r>
+        <w:t xml:space="preserve"> obsahuje prvky zo vstupných </w:t>
+      </w:r>
+      <w:proofErr w:type="spellStart"/>
+      <w:r>
+        <w:t>iterables</w:t>
+      </w:r>
+      <w:proofErr w:type="spellEnd"/>
+      <w:r>
+        <w:t xml:space="preserve"> v rovnakom indexe.</w:t>
+      </w:r>
+    </w:p>
+    <w:p>
+      <w:r>
+        <w:t xml:space="preserve">V danom kóde sa zoznamy "a" a "b" spoja metódou </w:t>
+      </w:r>
+      <w:proofErr w:type="spellStart"/>
+      <w:r>
+        <w:t>zip</w:t>
+      </w:r>
+      <w:proofErr w:type="spellEnd"/>
+      <w:r>
+        <w:t xml:space="preserve"> a potom sa do nového zoznamu pridá rozdiel medzi prvkami z a b ( odpočíta sa ). Výstup bude - 9, 18, 27, 36, 45</w:t>
+      </w:r>
+    </w:p>
+    <w:p>
+      <w:r>
+        <w:t xml:space="preserve">Program </w:t>
       </w:r>
       <w:r>
         <w:rPr>
           <w:b/>
           <w:bCs/>
         </w:rPr>
-        <w:t>6</w:t>
+        <w:t>Q1</w:t>
       </w:r>
       <w:r>
         <w:rPr>
           <w:b/>
           <w:bCs/>
         </w:rPr>
-        <w:t>.py</w:t>
+        <w:t>6</w:t>
       </w:r>
       <w:r>
         <w:rPr>
           <w:b/>
           <w:bCs/>
         </w:rPr>
-        <w:t xml:space="preserve"> - </w:t>
-      </w:r>
-      <w:r>
-        <w:t xml:space="preserve">v pythone je možné krájanie zoznamu vykonať aj pomocou syntaxe </w:t>
-      </w:r>
-      <w:bookmarkStart w:id="59" w:name="_Hlk211599561"/>
-      <w:r>
-        <w:t xml:space="preserve">listName[x:y:z], kde x znamená počiatočný index, y-1 definuje konečnú hodnotu </w:t>
-      </w:r>
-      <w:bookmarkEnd w:id="59"/>
-      <w:r>
-        <w:t>indexu a z určuje veľkosť kroku. Ak chýba niektorá z hodnôt medzi x, y a z, interpret prevezme predvolenú hodnotu.</w:t>
-      </w:r>
-      <w:r>
-        <w:t xml:space="preserve"> Zaujímavý príklad </w:t>
-      </w:r>
-      <w:r>
-        <w:t>listName[x:y:z], kde x znamená počiatočný index, y-1 definuje konečnú hodnotu</w:t>
-      </w:r>
-      <w:r>
-        <w:t xml:space="preserve"> a z je veľkosť kroku, takže každý druhý prvok vybraného pod zoznamu.</w:t>
-      </w:r>
-    </w:p>
-    <w:p>
-      <w:r>
-        <w:t xml:space="preserve">Program </w:t>
+        <w:t>.py</w:t>
       </w:r>
       <w:r>
         <w:rPr>
           <w:b/>
           <w:bCs/>
         </w:rPr>
-        <w:t>Q1</w:t>
+        <w:t xml:space="preserve"> - </w:t>
+      </w:r>
+      <w:r>
+        <w:t xml:space="preserve">v </w:t>
+      </w:r>
+      <w:proofErr w:type="spellStart"/>
+      <w:r>
+        <w:t>pythone</w:t>
+      </w:r>
+      <w:proofErr w:type="spellEnd"/>
+      <w:r>
+        <w:t xml:space="preserve"> je možné krájanie zoznamu vykonať aj pomocou syntaxe </w:t>
+      </w:r>
+      <w:bookmarkStart w:id="59" w:name="_Hlk211599561"/>
+      <w:proofErr w:type="spellStart"/>
+      <w:r>
+        <w:t>listName</w:t>
+      </w:r>
+      <w:proofErr w:type="spellEnd"/>
+      <w:r>
+        <w:t>[</w:t>
+      </w:r>
+      <w:proofErr w:type="spellStart"/>
+      <w:r>
+        <w:t>x:y:z</w:t>
+      </w:r>
+      <w:proofErr w:type="spellEnd"/>
+      <w:r>
+        <w:t xml:space="preserve">], kde x znamená počiatočný index, y-1 definuje konečnú hodnotu </w:t>
+      </w:r>
+      <w:bookmarkEnd w:id="59"/>
+      <w:r>
+        <w:t>indexu a z určuje veľkosť kroku. Ak chýba niektorá z hodnôt medzi x, y a z, interpret prevezme predvolenú hodnotu.</w:t>
+      </w:r>
+      <w:r>
+        <w:t xml:space="preserve"> Zaujímavý príklad </w:t>
+      </w:r>
+      <w:proofErr w:type="spellStart"/>
+      <w:r>
+        <w:t>listName</w:t>
+      </w:r>
+      <w:proofErr w:type="spellEnd"/>
+      <w:r>
+        <w:t>[</w:t>
+      </w:r>
+      <w:proofErr w:type="spellStart"/>
+      <w:r>
+        <w:t>x:y:z</w:t>
+      </w:r>
+      <w:proofErr w:type="spellEnd"/>
+      <w:r>
+        <w:t>], kde x znamená počiatočný index, y-1 definuje konečnú hodnotu</w:t>
+      </w:r>
+      <w:r>
+        <w:t xml:space="preserve"> a z je veľkosť kroku, takže každý druhý prvok vybraného pod zoznamu.</w:t>
+      </w:r>
+    </w:p>
+    <w:p>
+      <w:r>
+        <w:t xml:space="preserve">Program </w:t>
       </w:r>
       <w:r>
         <w:rPr>
           <w:b/>
           <w:bCs/>
         </w:rPr>
-        <w:t>7</w:t>
+        <w:t>Q1</w:t>
       </w:r>
       <w:r>
         <w:rPr>
           <w:b/>
           <w:bCs/>
         </w:rPr>
-        <w:t>.py</w:t>
-      </w:r>
-      <w:r>
-        <w:t xml:space="preserve"> </w:t>
-      </w:r>
-      <w:r>
-        <w:t>–</w:t>
-      </w:r>
-      <w:r>
-        <w:t xml:space="preserve"> </w:t>
-      </w:r>
-      <w:r>
-        <w:t>príklad vnorených zoznamov, ktoré tvoria len jeden člen pôvodného zoznamu</w:t>
-      </w:r>
-    </w:p>
-    <w:p>
-      <w:r>
-        <w:t xml:space="preserve">Program </w:t>
+        <w:t>7</w:t>
       </w:r>
       <w:r>
         <w:rPr>
           <w:b/>
           <w:bCs/>
         </w:rPr>
-        <w:t>Q1</w:t>
+        <w:t>.py</w:t>
+      </w:r>
+      <w:r>
+        <w:t xml:space="preserve"> </w:t>
+      </w:r>
+      <w:r>
+        <w:t>–</w:t>
+      </w:r>
+      <w:r>
+        <w:t xml:space="preserve"> </w:t>
+      </w:r>
+      <w:r>
+        <w:t>príklad vnorených zoznamov, ktoré tvoria len jeden člen pôvodného zoznamu</w:t>
+      </w:r>
+    </w:p>
+    <w:p>
+      <w:r>
+        <w:t xml:space="preserve">Program </w:t>
       </w:r>
       <w:r>
         <w:rPr>
           <w:b/>
           <w:bCs/>
         </w:rPr>
-        <w:t>8</w:t>
+        <w:t>Q1</w:t>
       </w:r>
       <w:r>
         <w:rPr>
           <w:b/>
           <w:bCs/>
         </w:rPr>
-        <w:t>.py</w:t>
-      </w:r>
-      <w:r>
-        <w:t xml:space="preserve"> –</w:t>
-      </w:r>
-      <w:r>
-        <w:t xml:space="preserve"> podobný príklad sme už riešili je to pomerne jednoduché</w:t>
-      </w:r>
-    </w:p>
-    <w:p>
-      <w:r>
-        <w:t xml:space="preserve">Program </w:t>
+        <w:t>8</w:t>
       </w:r>
       <w:r>
         <w:rPr>
           <w:b/>
           <w:bCs/>
         </w:rPr>
-        <w:t>Q1</w:t>
+        <w:t>.py</w:t>
+      </w:r>
+      <w:r>
+        <w:t xml:space="preserve"> –</w:t>
+      </w:r>
+      <w:r>
+        <w:t xml:space="preserve"> podobný príklad sme už riešili je to pomerne jednoduché</w:t>
+      </w:r>
+    </w:p>
+    <w:p>
+      <w:r>
+        <w:t xml:space="preserve">Program </w:t>
       </w:r>
       <w:r>
         <w:rPr>
           <w:b/>
           <w:bCs/>
         </w:rPr>
-        <w:t>9</w:t>
+        <w:t>Q1</w:t>
       </w:r>
       <w:r>
         <w:rPr>
           <w:b/>
           <w:bCs/>
         </w:rPr>
-        <w:t>.py</w:t>
-      </w:r>
-      <w:r>
-        <w:t xml:space="preserve"> –</w:t>
-      </w:r>
-      <w:r>
-        <w:t xml:space="preserve"> </w:t>
-      </w:r>
-      <w:r>
-        <w:t>jednoduché zlúčenie zoznamu</w:t>
-      </w:r>
-    </w:p>
-    <w:p>
-      <w:r>
-        <w:t xml:space="preserve">Program </w:t>
+        <w:t>9</w:t>
       </w:r>
       <w:r>
         <w:rPr>
           <w:b/>
           <w:bCs/>
         </w:rPr>
-        <w:t>Q</w:t>
+        <w:t>.py</w:t>
+      </w:r>
+      <w:r>
+        <w:t xml:space="preserve"> –</w:t>
+      </w:r>
+      <w:r>
+        <w:t xml:space="preserve"> </w:t>
+      </w:r>
+      <w:r>
+        <w:t>jednoduché zlúčenie zoznamu</w:t>
+      </w:r>
+    </w:p>
+    <w:p>
+      <w:r>
+        <w:t xml:space="preserve">Program </w:t>
       </w:r>
       <w:r>
         <w:rPr>
           <w:b/>
           <w:bCs/>
         </w:rPr>
-        <w:t>20</w:t>
+        <w:t>Q</w:t>
       </w:r>
       <w:r>
         <w:rPr>
           <w:b/>
           <w:bCs/>
         </w:rPr>
+        <w:t>20</w:t>
+      </w:r>
+      <w:r>
+        <w:rPr>
+          <w:b/>
+          <w:bCs/>
+        </w:rPr>
         <w:t>.py</w:t>
       </w:r>
       <w:r>
@@ -4198,7 +5350,15 @@
         <w:t xml:space="preserve"> p</w:t>
       </w:r>
       <w:r>
-        <w:t>oskytli sme odkaz na zoznam "a" s iným zoznamom "b", čo znamená, že tieto dva zoznamy (a a b) odkazujú na ten istý zoznam. Takže akákoľvek zmena s b ovplyvní pôvodný zoznam</w:t>
+        <w:t xml:space="preserve">oskytli sme odkaz na zoznam "a" s iným zoznamom "b", čo znamená, že tieto dva zoznamy (a </w:t>
+      </w:r>
+      <w:proofErr w:type="spellStart"/>
+      <w:r>
+        <w:t>a</w:t>
+      </w:r>
+      <w:proofErr w:type="spellEnd"/>
+      <w:r>
+        <w:t xml:space="preserve"> b) odkazujú na ten istý zoznam. Takže akákoľvek zmena s b ovplyvní pôvodný zoznam</w:t>
       </w:r>
     </w:p>
     <w:p>
@@ -4311,7 +5471,7 @@
     <w:p/>
     <w:p>
       <w:pPr>
-        <w:pStyle w:val="Heading4"/>
+        <w:pStyle w:val="Nadpis4"/>
       </w:pPr>
       <w:r>
         <w:t xml:space="preserve">Cvičenie </w:t>
@@ -4320,8 +5480,13 @@
         <w:t xml:space="preserve">príkladov </w:t>
       </w:r>
       <w:r>
-        <w:t>zoznamu jazyka Python</w:t>
-      </w:r>
+        <w:t xml:space="preserve">zoznamu jazyka </w:t>
+      </w:r>
+      <w:proofErr w:type="spellStart"/>
+      <w:r>
+        <w:t>Python</w:t>
+      </w:r>
+      <w:proofErr w:type="spellEnd"/>
       <w:r>
         <w:t>.</w:t>
       </w:r>
@@ -4330,7 +5495,7 @@
       <w:hyperlink r:id="rId27" w:history="1">
         <w:r>
           <w:rPr>
-            <w:rStyle w:val="Hyperlink"/>
+            <w:rStyle w:val="Hypertextovprepojenie"/>
           </w:rPr>
           <w:t>https://www.geeksforgeeks.org/python/python-list-exercise/</w:t>
         </w:r>
@@ -4376,17 +5541,32 @@
     </w:p>
     <w:p>
       <w:pPr>
-        <w:pStyle w:val="Heading3"/>
-      </w:pPr>
-      <w:r>
-        <w:t>Python Tuples</w:t>
-      </w:r>
+        <w:pStyle w:val="Nadpis3"/>
+      </w:pPr>
+      <w:proofErr w:type="spellStart"/>
+      <w:r>
+        <w:t>Python</w:t>
+      </w:r>
+      <w:proofErr w:type="spellEnd"/>
+      <w:r>
+        <w:t xml:space="preserve"> </w:t>
+      </w:r>
+      <w:proofErr w:type="spellStart"/>
+      <w:r>
+        <w:t>Tuples</w:t>
+      </w:r>
+      <w:proofErr w:type="spellEnd"/>
       <w:r>
         <w:t xml:space="preserve"> - N</w:t>
       </w:r>
       <w:r>
-        <w:t>-tice</w:t>
-      </w:r>
+        <w:t>-</w:t>
+      </w:r>
+      <w:proofErr w:type="spellStart"/>
+      <w:r>
+        <w:t>tice</w:t>
+      </w:r>
+      <w:proofErr w:type="spellEnd"/>
       <w:r>
         <w:t>.</w:t>
       </w:r>
@@ -4395,7 +5575,7 @@
       <w:hyperlink r:id="rId28" w:history="1">
         <w:r>
           <w:rPr>
-            <w:rStyle w:val="Hyperlink"/>
+            <w:rStyle w:val="Hypertextovprepojenie"/>
           </w:rPr>
           <w:t>https://www.geeksforgeeks.org/python/python-tuples/</w:t>
         </w:r>
@@ -4409,7 +5589,23 @@
         <w:jc w:val="both"/>
       </w:pPr>
       <w:r>
-        <w:t>N-tica v Pythone je nemenná usporiadaná kolekcia prvkov.</w:t>
+        <w:t>N-</w:t>
+      </w:r>
+      <w:proofErr w:type="spellStart"/>
+      <w:r>
+        <w:t>tica</w:t>
+      </w:r>
+      <w:proofErr w:type="spellEnd"/>
+      <w:r>
+        <w:t xml:space="preserve"> v </w:t>
+      </w:r>
+      <w:proofErr w:type="spellStart"/>
+      <w:r>
+        <w:t>Pythone</w:t>
+      </w:r>
+      <w:proofErr w:type="spellEnd"/>
+      <w:r>
+        <w:t xml:space="preserve"> je nemenná usporiadaná kolekcia prvkov.</w:t>
       </w:r>
     </w:p>
     <w:p>
@@ -4421,7 +5617,23 @@
         <w:jc w:val="both"/>
       </w:pPr>
       <w:r>
-        <w:t>N-tice sú podobné zoznamom, ale na rozdiel od zoznamov ich nemožno po vytvorení zmeniť (t.j. sú nemenné).</w:t>
+        <w:t>N-</w:t>
+      </w:r>
+      <w:proofErr w:type="spellStart"/>
+      <w:r>
+        <w:t>tice</w:t>
+      </w:r>
+      <w:proofErr w:type="spellEnd"/>
+      <w:r>
+        <w:t xml:space="preserve"> sú podobné zoznamom, ale na rozdiel od zoznamov ich nemožno po vytvorení zmeniť (</w:t>
+      </w:r>
+      <w:proofErr w:type="spellStart"/>
+      <w:r>
+        <w:t>t.j</w:t>
+      </w:r>
+      <w:proofErr w:type="spellEnd"/>
+      <w:r>
+        <w:t>. sú nemenné).</w:t>
       </w:r>
     </w:p>
     <w:p>
@@ -4433,7 +5645,15 @@
         <w:jc w:val="both"/>
       </w:pPr>
       <w:r>
-        <w:t>N-tice môžu obsahovať prvky rôznych typov údajov.</w:t>
+        <w:t>N-</w:t>
+      </w:r>
+      <w:proofErr w:type="spellStart"/>
+      <w:r>
+        <w:t>tice</w:t>
+      </w:r>
+      <w:proofErr w:type="spellEnd"/>
+      <w:r>
+        <w:t xml:space="preserve"> môžu obsahovať prvky rôznych typov údajov.</w:t>
       </w:r>
     </w:p>
     <w:p>
@@ -4445,15 +5665,36 @@
         <w:jc w:val="both"/>
       </w:pPr>
       <w:r>
-        <w:t>Hlavné charakteristiky n-tic sú usporiadané, heterogénne a nemenné.</w:t>
-      </w:r>
-    </w:p>
-    <w:p>
-      <w:pPr>
-        <w:pStyle w:val="Heading3"/>
-      </w:pPr>
-      <w:r>
-        <w:t xml:space="preserve">Python String - </w:t>
+        <w:t>Hlavné charakteristiky n-</w:t>
+      </w:r>
+      <w:proofErr w:type="spellStart"/>
+      <w:r>
+        <w:t>tic</w:t>
+      </w:r>
+      <w:proofErr w:type="spellEnd"/>
+      <w:r>
+        <w:t xml:space="preserve"> sú usporiadané, heterogénne a nemenné.</w:t>
+      </w:r>
+    </w:p>
+    <w:p>
+      <w:pPr>
+        <w:pStyle w:val="Nadpis3"/>
+      </w:pPr>
+      <w:proofErr w:type="spellStart"/>
+      <w:r>
+        <w:t>Python</w:t>
+      </w:r>
+      <w:proofErr w:type="spellEnd"/>
+      <w:r>
+        <w:t xml:space="preserve"> </w:t>
+      </w:r>
+      <w:proofErr w:type="spellStart"/>
+      <w:r>
+        <w:t>String</w:t>
+      </w:r>
+      <w:proofErr w:type="spellEnd"/>
+      <w:r>
+        <w:t xml:space="preserve"> - </w:t>
       </w:r>
       <w:r>
         <w:t>Reťazc</w:t>
@@ -4466,7 +5707,7 @@
       <w:hyperlink r:id="rId29" w:history="1">
         <w:r>
           <w:rPr>
-            <w:rStyle w:val="Hyperlink"/>
+            <w:rStyle w:val="Hypertextovprepojenie"/>
           </w:rPr>
           <w:t>https://www.geeksforgeeks.org/python/python-string/</w:t>
         </w:r>
@@ -4477,15 +5718,25 @@
     </w:p>
     <w:p>
       <w:pPr>
-        <w:pStyle w:val="Heading3"/>
+        <w:pStyle w:val="Nadpis3"/>
         <w:rPr>
           <w:rFonts w:eastAsiaTheme="minorHAnsi" w:cstheme="minorBidi"/>
         </w:rPr>
       </w:pPr>
+      <w:proofErr w:type="spellStart"/>
       <w:r>
         <w:lastRenderedPageBreak/>
-        <w:t>Python Dictionary</w:t>
-      </w:r>
+        <w:t>Python</w:t>
+      </w:r>
+      <w:proofErr w:type="spellEnd"/>
+      <w:r>
+        <w:t xml:space="preserve"> </w:t>
+      </w:r>
+      <w:proofErr w:type="spellStart"/>
+      <w:r>
+        <w:t>Dictionary</w:t>
+      </w:r>
+      <w:proofErr w:type="spellEnd"/>
       <w:r>
         <w:t xml:space="preserve"> - </w:t>
       </w:r>
@@ -4497,7 +5748,7 @@
       <w:hyperlink r:id="rId30" w:history="1">
         <w:r>
           <w:rPr>
-            <w:rStyle w:val="Hyperlink"/>
+            <w:rStyle w:val="Hypertextovprepojenie"/>
           </w:rPr>
           <w:t>https://www.geeksforgeeks.org/python/python-dictionary/</w:t>
         </w:r>
@@ -4508,28 +5759,43 @@
     </w:p>
     <w:p>
       <w:pPr>
-        <w:pStyle w:val="Heading3"/>
+        <w:pStyle w:val="Nadpis3"/>
         <w:rPr>
           <w:rFonts w:eastAsiaTheme="minorHAnsi" w:cstheme="minorBidi"/>
           <w:sz w:val="22"/>
           <w:szCs w:val="22"/>
         </w:rPr>
       </w:pPr>
-      <w:r>
-        <w:t>Python Sets</w:t>
-      </w:r>
+      <w:proofErr w:type="spellStart"/>
+      <w:r>
+        <w:t>Python</w:t>
+      </w:r>
+      <w:proofErr w:type="spellEnd"/>
+      <w:r>
+        <w:t xml:space="preserve"> </w:t>
+      </w:r>
+      <w:proofErr w:type="spellStart"/>
+      <w:r>
+        <w:t>Sets</w:t>
+      </w:r>
+      <w:proofErr w:type="spellEnd"/>
       <w:r>
         <w:t xml:space="preserve"> - </w:t>
       </w:r>
       <w:r>
-        <w:t>Sady jazyka Python</w:t>
-      </w:r>
+        <w:t xml:space="preserve">Sady jazyka </w:t>
+      </w:r>
+      <w:proofErr w:type="spellStart"/>
+      <w:r>
+        <w:t>Python</w:t>
+      </w:r>
+      <w:proofErr w:type="spellEnd"/>
     </w:p>
     <w:p>
       <w:hyperlink r:id="rId31" w:history="1">
         <w:r>
           <w:rPr>
-            <w:rStyle w:val="Hyperlink"/>
+            <w:rStyle w:val="Hypertextovprepojenie"/>
           </w:rPr>
           <w:t>https://www.geeksforgeeks.org/python/python-sets/</w:t>
         </w:r>
@@ -4540,17 +5806,30 @@
     </w:p>
     <w:p>
       <w:pPr>
-        <w:pStyle w:val="Heading3"/>
-      </w:pPr>
-      <w:r>
-        <w:t>Python Arrays - Polia</w:t>
+        <w:pStyle w:val="Nadpis3"/>
+      </w:pPr>
+      <w:proofErr w:type="spellStart"/>
+      <w:r>
+        <w:t>Python</w:t>
+      </w:r>
+      <w:proofErr w:type="spellEnd"/>
+      <w:r>
+        <w:t xml:space="preserve"> </w:t>
+      </w:r>
+      <w:proofErr w:type="spellStart"/>
+      <w:r>
+        <w:t>Arrays</w:t>
+      </w:r>
+      <w:proofErr w:type="spellEnd"/>
+      <w:r>
+        <w:t xml:space="preserve"> - Polia</w:t>
       </w:r>
     </w:p>
     <w:p>
       <w:hyperlink r:id="rId32" w:history="1">
         <w:r>
           <w:rPr>
-            <w:rStyle w:val="Hyperlink"/>
+            <w:rStyle w:val="Hypertextovprepojenie"/>
           </w:rPr>
           <w:t>https://www.geeksforgeeks.org/python/python-arrays/</w:t>
         </w:r>
@@ -4561,21 +5840,31 @@
     </w:p>
     <w:p>
       <w:pPr>
-        <w:pStyle w:val="Heading2"/>
+        <w:pStyle w:val="Nadpis2"/>
       </w:pPr>
       <w:bookmarkStart w:id="61" w:name="IT23102025"/>
       <w:bookmarkEnd w:id="61"/>
-      <w:r>
-        <w:t>Pygame pre pokročilých.</w:t>
-      </w:r>
-    </w:p>
-    <w:p>
-      <w:pPr>
-        <w:pStyle w:val="Heading3"/>
-      </w:pPr>
-      <w:r>
-        <w:t>Vytváranie interaktívnych tlačidiel pomocou pygame</w:t>
-      </w:r>
+      <w:proofErr w:type="spellStart"/>
+      <w:r>
+        <w:t>Pygame</w:t>
+      </w:r>
+      <w:proofErr w:type="spellEnd"/>
+      <w:r>
+        <w:t xml:space="preserve"> pre pokročilých.</w:t>
+      </w:r>
+    </w:p>
+    <w:p>
+      <w:pPr>
+        <w:pStyle w:val="Nadpis3"/>
+      </w:pPr>
+      <w:r>
+        <w:t xml:space="preserve">Vytváranie interaktívnych tlačidiel pomocou </w:t>
+      </w:r>
+      <w:proofErr w:type="spellStart"/>
+      <w:r>
+        <w:t>pygame</w:t>
+      </w:r>
+      <w:proofErr w:type="spellEnd"/>
     </w:p>
     <w:p>
       <w:r>
@@ -4584,7 +5873,7 @@
       <w:hyperlink r:id="rId33" w:history="1">
         <w:r>
           <w:rPr>
-            <w:rStyle w:val="Hyperlink"/>
+            <w:rStyle w:val="Hypertextovprepojenie"/>
           </w:rPr>
           <w:t>https://www.geeksforgeeks.org/python/pygame-tutorial/</w:t>
         </w:r>
@@ -4597,7 +5886,7 @@
       <w:hyperlink r:id="rId34" w:history="1">
         <w:r>
           <w:rPr>
-            <w:rStyle w:val="Hyperlink"/>
+            <w:rStyle w:val="Hypertextovprepojenie"/>
           </w:rPr>
           <w:t>https://www.geeksforgeeks.org/python/how-to-create-buttons-in-a-game-using-pygame/</w:t>
         </w:r>
@@ -4611,7 +5900,15 @@
         <w:jc w:val="both"/>
       </w:pPr>
       <w:r>
-        <w:t xml:space="preserve">Hra musí mať interaktívne tlačidlá, ktoré dokážu ovládať rôzne udalosti v hre, aby bola hra lepšie kontrolovaná a aby sa do nej pridalo správne grafické rozhranie. Tie môžu byť vytvorené v pygame </w:t>
+        <w:t xml:space="preserve">Hra musí mať interaktívne tlačidlá, ktoré dokážu ovládať rôzne udalosti v hre, aby bola hra lepšie kontrolovaná a aby sa do nej pridalo správne grafické rozhranie. Tie môžu byť vytvorené v </w:t>
+      </w:r>
+      <w:proofErr w:type="spellStart"/>
+      <w:r>
+        <w:t>pygame</w:t>
+      </w:r>
+      <w:proofErr w:type="spellEnd"/>
+      <w:r>
+        <w:t xml:space="preserve"> </w:t>
       </w:r>
       <w:r>
         <w:rPr>
@@ -4623,7 +5920,15 @@
         <w:t>vytvorením obdĺžnika na obrazovke a následným prekrytím označujúceho textu na ňu.</w:t>
       </w:r>
       <w:r>
-        <w:t xml:space="preserve"> Na tento účel budeme používať rôzne funkcie ako , atď. Aby sme mu dodali živosť, môžeme zmeniť farbu tlačidla, keď naň umiestnila myš. To sa dá urobiť pomocou funkcie, ktorá aktualizuje polohu x a y ukazovateľa myši a uloží ju ako n-ticu do premennej. Potom môžeme nastaviť hranice obdĺžnika do príslušných premenných a skontrolovať, či je myš v týchto hraniciach, ak áno, farba bloku sa zmení na svetlejší odtieň, čo znamená, že tlačidlo je interakčné.</w:t>
+        <w:t xml:space="preserve"> Na tento účel budeme používať rôzne funkcie ako , atď. Aby sme mu dodali živosť, môžeme zmeniť farbu tlačidla, keď naň umiestnila myš. To sa dá urobiť pomocou funkcie, ktorá aktualizuje polohu x a y ukazovateľa myši a uloží ju ako n-</w:t>
+      </w:r>
+      <w:proofErr w:type="spellStart"/>
+      <w:r>
+        <w:t>ticu</w:t>
+      </w:r>
+      <w:proofErr w:type="spellEnd"/>
+      <w:r>
+        <w:t xml:space="preserve"> do premennej. Potom môžeme nastaviť hranice obdĺžnika do príslušných premenných a skontrolovať, či je myš v týchto hraniciach, ak áno, farba bloku sa zmení na svetlejší odtieň, čo znamená, že tlačidlo je interakčné.</w:t>
       </w:r>
     </w:p>
     <w:p>
@@ -4645,23 +5950,30 @@
     </w:p>
     <w:p>
       <w:pPr>
-        <w:pStyle w:val="Heading3"/>
-      </w:pPr>
-      <w:r>
-        <w:t>Python - Kreslenie pomocou klávesov so šípkami v</w:t>
+        <w:pStyle w:val="Nadpis3"/>
+      </w:pPr>
+      <w:proofErr w:type="spellStart"/>
+      <w:r>
+        <w:t>Python</w:t>
+      </w:r>
+      <w:proofErr w:type="spellEnd"/>
+      <w:r>
+        <w:t xml:space="preserve"> - Kreslenie pomocou klávesov so šípkami v</w:t>
       </w:r>
       <w:r>
         <w:t> </w:t>
       </w:r>
+      <w:proofErr w:type="spellStart"/>
       <w:r>
         <w:t>PyGame</w:t>
       </w:r>
+      <w:proofErr w:type="spellEnd"/>
     </w:p>
     <w:p>
       <w:hyperlink r:id="rId35" w:history="1">
         <w:r>
           <w:rPr>
-            <w:rStyle w:val="Hyperlink"/>
+            <w:rStyle w:val="Hypertextovprepojenie"/>
           </w:rPr>
           <w:t>https://www.geeksforgeeks.org/python/python-drawing-design-using-arrow-keys-in-pygame/</w:t>
         </w:r>
@@ -4674,8 +5986,53 @@
       <w:pPr>
         <w:jc w:val="both"/>
       </w:pPr>
-      <w:r>
-        <w:t>Pygame je multiplatformová sada modulov Pythonu určená na písanie videohier. Zahŕňa počítačovú grafiku a zvukové knižnice určené na použitie s programovacím jazykom Python. Teraz je to na predstavivosti alebo potrebe vývojára, aký typ hry chce pomocou tejto sady nástrojov vyvinúť. V tomto článku uvidíme, ako môžeme vytvoriť dizajn v PyGame pomocou klávesov tak, aby sa dizajn, tj značka, pohybovala vodorovne pri stlačení klávesu so šípkou doprava alebo doľava na klávesnici a pohybovala sa vertikálne pri stlačení klávesu so šípkou nahor alebo nadol. Môžeme to urobiť tak, že na príslušných súradniciach vytvoríme bodku (značku), ktorá pomocou klávesov získa zmeny.</w:t>
+      <w:proofErr w:type="spellStart"/>
+      <w:r>
+        <w:t>Pygame</w:t>
+      </w:r>
+      <w:proofErr w:type="spellEnd"/>
+      <w:r>
+        <w:t xml:space="preserve"> je multiplatformová </w:t>
+      </w:r>
+      <w:proofErr w:type="spellStart"/>
+      <w:r>
+        <w:t>sada</w:t>
+      </w:r>
+      <w:proofErr w:type="spellEnd"/>
+      <w:r>
+        <w:t xml:space="preserve"> modulov </w:t>
+      </w:r>
+      <w:proofErr w:type="spellStart"/>
+      <w:r>
+        <w:t>Pythonu</w:t>
+      </w:r>
+      <w:proofErr w:type="spellEnd"/>
+      <w:r>
+        <w:t xml:space="preserve"> určená na písanie videohier. Zahŕňa počítačovú grafiku a zvukové knižnice určené na použitie s programovacím jazykom </w:t>
+      </w:r>
+      <w:proofErr w:type="spellStart"/>
+      <w:r>
+        <w:t>Python</w:t>
+      </w:r>
+      <w:proofErr w:type="spellEnd"/>
+      <w:r>
+        <w:t xml:space="preserve">. Teraz je to na predstavivosti alebo potrebe vývojára, aký typ hry chce pomocou tejto sady nástrojov vyvinúť. V tomto článku uvidíme, ako môžeme vytvoriť dizajn v </w:t>
+      </w:r>
+      <w:proofErr w:type="spellStart"/>
+      <w:r>
+        <w:t>PyGame</w:t>
+      </w:r>
+      <w:proofErr w:type="spellEnd"/>
+      <w:r>
+        <w:t xml:space="preserve"> pomocou klávesov tak, aby sa dizajn, </w:t>
+      </w:r>
+      <w:proofErr w:type="spellStart"/>
+      <w:r>
+        <w:t>tj</w:t>
+      </w:r>
+      <w:proofErr w:type="spellEnd"/>
+      <w:r>
+        <w:t xml:space="preserve"> značka, pohybovala vodorovne pri stlačení klávesu so šípkou doprava alebo doľava na klávesnici a pohybovala sa vertikálne pri stlačení klávesu so šípkou nahor alebo nadol. Môžeme to urobiť tak, že na príslušných súradniciach vytvoríme bodku (značku), ktorá pomocou klávesov získa zmeny.</w:t>
       </w:r>
     </w:p>
     <w:p>
@@ -4736,23 +6093,36 @@
     </w:p>
     <w:p>
       <w:pPr>
-        <w:pStyle w:val="Heading3"/>
-      </w:pPr>
-      <w:r>
-        <w:t xml:space="preserve">Premiestňovanie objektu v PyGame </w:t>
+        <w:pStyle w:val="Nadpis3"/>
+      </w:pPr>
+      <w:r>
+        <w:t xml:space="preserve">Premiestňovanie objektu v </w:t>
+      </w:r>
+      <w:proofErr w:type="spellStart"/>
+      <w:r>
+        <w:t>PyGame</w:t>
+      </w:r>
+      <w:proofErr w:type="spellEnd"/>
+      <w:r>
+        <w:t xml:space="preserve"> </w:t>
       </w:r>
       <w:r>
         <w:t>–</w:t>
       </w:r>
       <w:r>
-        <w:t xml:space="preserve"> Python</w:t>
-      </w:r>
+        <w:t xml:space="preserve"> </w:t>
+      </w:r>
+      <w:proofErr w:type="spellStart"/>
+      <w:r>
+        <w:t>Python</w:t>
+      </w:r>
+      <w:proofErr w:type="spellEnd"/>
     </w:p>
     <w:p>
       <w:hyperlink r:id="rId36" w:history="1">
         <w:r>
           <w:rPr>
-            <w:rStyle w:val="Hyperlink"/>
+            <w:rStyle w:val="Hypertextovprepojenie"/>
           </w:rPr>
           <w:t>https://www.geeksforgeeks.org/python/python-moving-an-object-in-pygame/</w:t>
         </w:r>
@@ -4774,26 +6144,30 @@
     </w:p>
     <w:p>
       <w:pPr>
-        <w:pStyle w:val="Heading3"/>
-      </w:pPr>
+        <w:pStyle w:val="Nadpis3"/>
+      </w:pPr>
+      <w:proofErr w:type="spellStart"/>
       <w:r>
         <w:t>Python</w:t>
       </w:r>
+      <w:proofErr w:type="spellEnd"/>
       <w:r>
         <w:t xml:space="preserve"> | Skok objektu v</w:t>
       </w:r>
       <w:r>
         <w:t> </w:t>
       </w:r>
+      <w:proofErr w:type="spellStart"/>
       <w:r>
         <w:t>PyGame</w:t>
       </w:r>
+      <w:proofErr w:type="spellEnd"/>
     </w:p>
     <w:p>
       <w:hyperlink r:id="rId37" w:history="1">
         <w:r>
           <w:rPr>
-            <w:rStyle w:val="Hyperlink"/>
+            <w:rStyle w:val="Hypertextovprepojenie"/>
           </w:rPr>
           <w:t>https://www.geeksforgeeks.org/python/python-making-an-object-jump-in-pygame/</w:t>
         </w:r>
@@ -4806,12 +6180,57 @@
       <w:pPr>
         <w:jc w:val="both"/>
       </w:pPr>
-      <w:r>
-        <w:t xml:space="preserve">Pygame je multiplatformová sada modulov Pythonu určená na písanie videohier. Zahŕňa počítačovú grafiku a zvukové knižnice určené na použitie s programovacím jazykom Python. Teraz je to na predstavivosti alebo potrebe vývojára, aký typ hry chce pomocou tejto sady nástrojov </w:t>
+      <w:proofErr w:type="spellStart"/>
+      <w:r>
+        <w:t>Pygame</w:t>
+      </w:r>
+      <w:proofErr w:type="spellEnd"/>
+      <w:r>
+        <w:t xml:space="preserve"> je multiplatformová </w:t>
+      </w:r>
+      <w:proofErr w:type="spellStart"/>
+      <w:r>
+        <w:t>sada</w:t>
+      </w:r>
+      <w:proofErr w:type="spellEnd"/>
+      <w:r>
+        <w:t xml:space="preserve"> modulov </w:t>
+      </w:r>
+      <w:proofErr w:type="spellStart"/>
+      <w:r>
+        <w:t>Pythonu</w:t>
+      </w:r>
+      <w:proofErr w:type="spellEnd"/>
+      <w:r>
+        <w:t xml:space="preserve"> určená na písanie videohier. Zahŕňa počítačovú grafiku a zvukové knižnice určené na použitie s programovacím jazykom </w:t>
+      </w:r>
+      <w:proofErr w:type="spellStart"/>
+      <w:r>
+        <w:t>Python</w:t>
+      </w:r>
+      <w:proofErr w:type="spellEnd"/>
+      <w:r>
+        <w:t xml:space="preserve">. Teraz je to na predstavivosti alebo potrebe vývojára, aký typ hry chce pomocou tejto sady nástrojov </w:t>
       </w:r>
       <w:r>
         <w:lastRenderedPageBreak/>
-        <w:t>vyvinúť. V tomto článku sa teda naučíme, ako urobiť skok objektu pomocou knižnice PyGame v Pythone. Existuje základný vzorec z klasickej mechaniky, ako prinútiť objekt skočiť.</w:t>
+        <w:t xml:space="preserve">vyvinúť. V tomto článku sa teda naučíme, ako urobiť skok objektu pomocou knižnice </w:t>
+      </w:r>
+      <w:proofErr w:type="spellStart"/>
+      <w:r>
+        <w:t>PyGame</w:t>
+      </w:r>
+      <w:proofErr w:type="spellEnd"/>
+      <w:r>
+        <w:t xml:space="preserve"> v </w:t>
+      </w:r>
+      <w:proofErr w:type="spellStart"/>
+      <w:r>
+        <w:t>Pythone</w:t>
+      </w:r>
+      <w:proofErr w:type="spellEnd"/>
+      <w:r>
+        <w:t>. Existuje základný vzorec z klasickej mechaniky, ako prinútiť objekt skočiť.</w:t>
       </w:r>
     </w:p>
     <w:p>
@@ -4834,12 +6253,52 @@
         <w:jc w:val="both"/>
       </w:pPr>
       <w:r>
-        <w:t>Kde F je sila hore/dole, m je hmotnosť objektu a v je rýchlosť. Rýchlosť časom klesá, pretože keď objekt skáče, rýchlosť sa v tejto simulácii viac nezvýši. Keď sa objekt dostane na zem, skok sa skončí. Ak je premenná isjump True alebo False, znamená to, že objekt skáče alebo nie. Ak je hodnota isjump True, pozícia objektu sa aktualizuje podľa vyššie uvedeného vzorca.</w:t>
-      </w:r>
-    </w:p>
-    <w:p>
-      <w:pPr>
-        <w:pStyle w:val="Heading3"/>
+        <w:t xml:space="preserve">Kde F je sila hore/dole, m je hmotnosť objektu a v je rýchlosť. Rýchlosť časom klesá, pretože keď objekt skáče, rýchlosť sa v tejto simulácii viac nezvýši. Keď sa objekt dostane na zem, skok sa skončí. Ak je premenná </w:t>
+      </w:r>
+      <w:proofErr w:type="spellStart"/>
+      <w:r>
+        <w:t>isjump</w:t>
+      </w:r>
+      <w:proofErr w:type="spellEnd"/>
+      <w:r>
+        <w:t xml:space="preserve"> </w:t>
+      </w:r>
+      <w:proofErr w:type="spellStart"/>
+      <w:r>
+        <w:t>True</w:t>
+      </w:r>
+      <w:proofErr w:type="spellEnd"/>
+      <w:r>
+        <w:t xml:space="preserve"> alebo </w:t>
+      </w:r>
+      <w:proofErr w:type="spellStart"/>
+      <w:r>
+        <w:t>False</w:t>
+      </w:r>
+      <w:proofErr w:type="spellEnd"/>
+      <w:r>
+        <w:t xml:space="preserve">, znamená to, že objekt skáče alebo nie. Ak je hodnota </w:t>
+      </w:r>
+      <w:proofErr w:type="spellStart"/>
+      <w:r>
+        <w:t>isjump</w:t>
+      </w:r>
+      <w:proofErr w:type="spellEnd"/>
+      <w:r>
+        <w:t xml:space="preserve"> </w:t>
+      </w:r>
+      <w:proofErr w:type="spellStart"/>
+      <w:r>
+        <w:t>True</w:t>
+      </w:r>
+      <w:proofErr w:type="spellEnd"/>
+      <w:r>
+        <w:t>, pozícia objektu sa aktualizuje podľa vyššie uvedeného vzorca.</w:t>
+      </w:r>
+    </w:p>
+    <w:p>
+      <w:pPr>
+        <w:pStyle w:val="Nadpis3"/>
       </w:pPr>
       <w:r>
         <w:t>Pridanie hranice k objektu v</w:t>
@@ -4847,9 +6306,11 @@
       <w:r>
         <w:t> </w:t>
       </w:r>
+      <w:proofErr w:type="spellStart"/>
       <w:r>
         <w:t>Pygame</w:t>
       </w:r>
+      <w:proofErr w:type="spellEnd"/>
     </w:p>
     <w:p>
       <w:r>
@@ -4858,19 +6319,24 @@
     </w:p>
     <w:p>
       <w:pPr>
-        <w:pStyle w:val="ListParagraph"/>
+        <w:pStyle w:val="Odsekzoznamu"/>
         <w:numPr>
           <w:ilvl w:val="0"/>
           <w:numId w:val="43"/>
         </w:numPr>
       </w:pPr>
-      <w:r>
-        <w:t>Naprv sa vytvorí okno</w:t>
-      </w:r>
-    </w:p>
-    <w:p>
-      <w:pPr>
-        <w:pStyle w:val="ListParagraph"/>
+      <w:proofErr w:type="spellStart"/>
+      <w:r>
+        <w:t>Naprv</w:t>
+      </w:r>
+      <w:proofErr w:type="spellEnd"/>
+      <w:r>
+        <w:t xml:space="preserve"> sa vytvorí okno</w:t>
+      </w:r>
+    </w:p>
+    <w:p>
+      <w:pPr>
+        <w:pStyle w:val="Odsekzoznamu"/>
         <w:numPr>
           <w:ilvl w:val="0"/>
           <w:numId w:val="43"/>
@@ -4882,7 +6348,7 @@
     </w:p>
     <w:p>
       <w:pPr>
-        <w:pStyle w:val="ListParagraph"/>
+        <w:pStyle w:val="Odsekzoznamu"/>
         <w:numPr>
           <w:ilvl w:val="0"/>
           <w:numId w:val="43"/>
@@ -4894,7 +6360,7 @@
     </w:p>
     <w:p>
       <w:pPr>
-        <w:pStyle w:val="ListParagraph"/>
+        <w:pStyle w:val="Odsekzoznamu"/>
         <w:numPr>
           <w:ilvl w:val="0"/>
           <w:numId w:val="43"/>
@@ -4906,7 +6372,7 @@
     </w:p>
     <w:p>
       <w:pPr>
-        <w:pStyle w:val="ListParagraph"/>
+        <w:pStyle w:val="Odsekzoznamu"/>
         <w:numPr>
           <w:ilvl w:val="0"/>
           <w:numId w:val="43"/>
@@ -4925,7 +6391,39 @@
         <w:t xml:space="preserve">Ku kroku 4 - </w:t>
       </w:r>
       <w:r>
-        <w:t>ak je pozícia X lopty väčšia ako šírka obrazovky alebo menšia ako 0 (t. j. ak sa loptička zráža alebo prichádza na jej pravý alebo ľavý koniec obrazovky), potom vynásobíme rýchlosť smeru X mínusom 1. Znamená to, že smer je obrátený. Ak loptička prichádza rýchlosťou 3 pixelov, potom pri zrážke na ľavej alebo pravej stene bude jej rýchlosť -3 pixely, t.j. v opačnom smere, a znova, keď narazí na steny, potom bude jej rýchlosť opäť kladná 3, t.j. opačná od -3. Preto to dá lopte hranicu. Rovnaká logika sa použije aj pre hornú a dolnú stenu. Ak je hodnota Y lopty väčšia ako výška obrazovky alebo menšia ako 0, zmeňte jej smer. A potom posunieme loptu zvyšovaním polohy lopty o XChange a YChange.</w:t>
+        <w:t xml:space="preserve">ak je pozícia X lopty väčšia ako šírka obrazovky alebo menšia ako 0 (t. j. ak sa loptička zráža alebo prichádza na jej pravý alebo ľavý koniec obrazovky), potom vynásobíme rýchlosť smeru X mínusom 1. Znamená to, že smer je obrátený. Ak loptička prichádza rýchlosťou 3 pixelov, potom pri zrážke na ľavej alebo pravej stene bude jej rýchlosť -3 pixely, </w:t>
+      </w:r>
+      <w:proofErr w:type="spellStart"/>
+      <w:r>
+        <w:t>t.j</w:t>
+      </w:r>
+      <w:proofErr w:type="spellEnd"/>
+      <w:r>
+        <w:t xml:space="preserve">. v opačnom smere, a znova, keď narazí na steny, potom bude jej rýchlosť opäť kladná 3, </w:t>
+      </w:r>
+      <w:proofErr w:type="spellStart"/>
+      <w:r>
+        <w:t>t.j</w:t>
+      </w:r>
+      <w:proofErr w:type="spellEnd"/>
+      <w:r>
+        <w:t xml:space="preserve">. opačná od -3. Preto to dá lopte hranicu. Rovnaká logika sa použije aj pre hornú a dolnú stenu. Ak je hodnota Y lopty väčšia ako výška obrazovky alebo menšia ako 0, zmeňte jej smer. A potom posunieme loptu zvyšovaním polohy lopty o </w:t>
+      </w:r>
+      <w:proofErr w:type="spellStart"/>
+      <w:r>
+        <w:t>XChange</w:t>
+      </w:r>
+      <w:proofErr w:type="spellEnd"/>
+      <w:r>
+        <w:t xml:space="preserve"> a </w:t>
+      </w:r>
+      <w:proofErr w:type="spellStart"/>
+      <w:r>
+        <w:t>YChange</w:t>
+      </w:r>
+      <w:proofErr w:type="spellEnd"/>
+      <w:r>
+        <w:t>.</w:t>
       </w:r>
     </w:p>
     <w:p/>
@@ -4939,24 +6437,47 @@
       <w:r>
         <w:t xml:space="preserve"> – som pridal časovač. </w:t>
       </w:r>
-      <w:r>
-        <w:t>clk = pygame.time.Clock()  # clock</w:t>
-      </w:r>
+      <w:proofErr w:type="spellStart"/>
+      <w:r>
+        <w:t>clk</w:t>
+      </w:r>
+      <w:proofErr w:type="spellEnd"/>
+      <w:r>
+        <w:t xml:space="preserve"> = </w:t>
+      </w:r>
+      <w:proofErr w:type="spellStart"/>
+      <w:r>
+        <w:t>pygame.time.Clock</w:t>
+      </w:r>
+      <w:proofErr w:type="spellEnd"/>
+      <w:r>
+        <w:t xml:space="preserve">()  # </w:t>
+      </w:r>
+      <w:proofErr w:type="spellStart"/>
+      <w:r>
+        <w:t>clock</w:t>
+      </w:r>
+      <w:proofErr w:type="spellEnd"/>
     </w:p>
     <w:p/>
     <w:p>
       <w:pPr>
-        <w:pStyle w:val="Heading3"/>
-      </w:pPr>
-      <w:r>
-        <w:t>Detekcia kolízií v PyGame</w:t>
-      </w:r>
+        <w:pStyle w:val="Nadpis3"/>
+      </w:pPr>
+      <w:r>
+        <w:t xml:space="preserve">Detekcia kolízií v </w:t>
+      </w:r>
+      <w:proofErr w:type="spellStart"/>
+      <w:r>
+        <w:t>PyGame</w:t>
+      </w:r>
+      <w:proofErr w:type="spellEnd"/>
     </w:p>
     <w:p>
       <w:hyperlink r:id="rId38" w:history="1">
         <w:r>
           <w:rPr>
-            <w:rStyle w:val="Hyperlink"/>
+            <w:rStyle w:val="Hypertextovprepojenie"/>
           </w:rPr>
           <w:t>https://www.geeksforgeeks.org/python/collision-detection-in-pygame/</w:t>
         </w:r>
@@ -4988,17 +6509,22 @@
     </w:p>
     <w:p>
       <w:pPr>
-        <w:pStyle w:val="Heading3"/>
-      </w:pPr>
-      <w:r>
-        <w:t>Pygame - Vytváranie škriatkov</w:t>
+        <w:pStyle w:val="Nadpis3"/>
+      </w:pPr>
+      <w:proofErr w:type="spellStart"/>
+      <w:r>
+        <w:t>Pygame</w:t>
+      </w:r>
+      <w:proofErr w:type="spellEnd"/>
+      <w:r>
+        <w:t xml:space="preserve"> - Vytváranie škriatkov</w:t>
       </w:r>
     </w:p>
     <w:p>
       <w:hyperlink r:id="rId39" w:history="1">
         <w:r>
           <w:rPr>
-            <w:rStyle w:val="Hyperlink"/>
+            <w:rStyle w:val="Hypertextovprepojenie"/>
           </w:rPr>
           <w:t>https://www.geeksforgeeks.org/python/pygame-creating-sprites/</w:t>
         </w:r>
@@ -5015,10 +6541,15 @@
     <w:p/>
     <w:p>
       <w:pPr>
-        <w:pStyle w:val="Heading3"/>
-      </w:pPr>
-      <w:r>
-        <w:t>Pygame - Ovláda</w:t>
+        <w:pStyle w:val="Nadpis3"/>
+      </w:pPr>
+      <w:proofErr w:type="spellStart"/>
+      <w:r>
+        <w:t>Pygame</w:t>
+      </w:r>
+      <w:proofErr w:type="spellEnd"/>
+      <w:r>
+        <w:t xml:space="preserve"> - Ovláda</w:t>
       </w:r>
       <w:r>
         <w:t>n</w:t>
@@ -5034,7 +6565,7 @@
       <w:hyperlink r:id="rId40" w:history="1">
         <w:r>
           <w:rPr>
-            <w:rStyle w:val="Hyperlink"/>
+            <w:rStyle w:val="Hypertextovprepojenie"/>
           </w:rPr>
           <w:t>https://www.geeksforgeeks.org/python/pygame-control-sprites/</w:t>
         </w:r>
@@ -5062,66 +6593,100 @@
         <w:t>skriatok_control_hranice.py</w:t>
       </w:r>
       <w:r>
-        <w:t xml:space="preserve"> – úprava hraníc v metódách objektu </w:t>
-      </w:r>
-    </w:p>
-    <w:p/>
-    <w:p>
-      <w:pPr>
-        <w:pStyle w:val="Heading2"/>
-      </w:pPr>
-      <w:r>
-        <w:lastRenderedPageBreak/>
-        <w:t>Tvorba jednoduchých hier.</w:t>
-      </w:r>
-    </w:p>
-    <w:bookmarkStart w:id="62" w:name="Aktualne"/>
-    <w:bookmarkEnd w:id="62"/>
-    <w:p>
-      <w:r>
-        <w:fldChar w:fldCharType="begin"/>
-      </w:r>
-      <w:r>
-        <w:instrText>HYPERLINK "</w:instrText>
-      </w:r>
-      <w:r>
-        <w:instrText>https://www.geeksforgeeks.org/python/pygame-tutorial/</w:instrText>
-      </w:r>
-      <w:r>
-        <w:instrText>"</w:instrText>
-      </w:r>
-      <w:r>
-        <w:fldChar w:fldCharType="separate"/>
-      </w:r>
-      <w:r>
-        <w:rPr>
-          <w:rStyle w:val="Hyperlink"/>
-        </w:rPr>
-        <w:t>https://www.geeksforgeeks.org/python/pygame-tutorial/</w:t>
-      </w:r>
-      <w:r>
-        <w:fldChar w:fldCharType="end"/>
-      </w:r>
-      <w:r>
-        <w:t xml:space="preserve"> </w:t>
-      </w:r>
-    </w:p>
-    <w:p>
-      <w:pPr>
-        <w:pStyle w:val="Heading3"/>
-      </w:pPr>
-      <w:r>
-        <w:t>8Bit.</w:t>
-      </w:r>
-    </w:p>
-    <w:p>
-      <w:r>
-        <w:t xml:space="preserve">Pôvodný príklad z web stránky - </w:t>
-      </w:r>
+        <w:t xml:space="preserve"> – úprava hraníc v </w:t>
+      </w:r>
+      <w:proofErr w:type="spellStart"/>
+      <w:r>
+        <w:t>metódách</w:t>
+      </w:r>
+      <w:proofErr w:type="spellEnd"/>
+      <w:r>
+        <w:t xml:space="preserve"> objektu </w:t>
+      </w:r>
+    </w:p>
+    <w:p>
       <w:hyperlink r:id="rId41" w:history="1">
         <w:r>
           <w:rPr>
-            <w:rStyle w:val="Hyperlink"/>
+            <w:rStyle w:val="Hypertextovprepojenie"/>
+          </w:rPr>
+          <w:t>https://www.geeksforgeeks.org/python/mmouse-clicks-on-sprites-in-pygame/</w:t>
+        </w:r>
+      </w:hyperlink>
+      <w:r>
+        <w:t xml:space="preserve"> </w:t>
+      </w:r>
+    </w:p>
+    <w:p/>
+    <w:p>
+      <w:hyperlink r:id="rId42" w:history="1">
+        <w:r>
+          <w:rPr>
+            <w:rStyle w:val="Hypertextovprepojenie"/>
+          </w:rPr>
+          <w:t>https://www.geeksforgeeks.org/python/pygame-random-movement-of-object/</w:t>
+        </w:r>
+      </w:hyperlink>
+      <w:r>
+        <w:t xml:space="preserve"> </w:t>
+      </w:r>
+    </w:p>
+    <w:p>
+      <w:pPr>
+        <w:pStyle w:val="Nadpis2"/>
+      </w:pPr>
+      <w:r>
+        <w:lastRenderedPageBreak/>
+        <w:t>Tvorba jednoduchých hier.</w:t>
+      </w:r>
+    </w:p>
+    <w:bookmarkStart w:id="62" w:name="Aktualne"/>
+    <w:bookmarkEnd w:id="62"/>
+    <w:p>
+      <w:r>
+        <w:fldChar w:fldCharType="begin"/>
+      </w:r>
+      <w:r>
+        <w:instrText>HYPERLINK "</w:instrText>
+      </w:r>
+      <w:r>
+        <w:instrText>https://www.geeksforgeeks.org/python/pygame-tutorial/</w:instrText>
+      </w:r>
+      <w:r>
+        <w:instrText>"</w:instrText>
+      </w:r>
+      <w:r>
+        <w:fldChar w:fldCharType="separate"/>
+      </w:r>
+      <w:r>
+        <w:rPr>
+          <w:rStyle w:val="Hypertextovprepojenie"/>
+        </w:rPr>
+        <w:t>https://www.geeksforgeeks.org/python/pygame-tutorial/</w:t>
+      </w:r>
+      <w:r>
+        <w:fldChar w:fldCharType="end"/>
+      </w:r>
+      <w:r>
+        <w:t xml:space="preserve"> </w:t>
+      </w:r>
+    </w:p>
+    <w:p>
+      <w:pPr>
+        <w:pStyle w:val="Nadpis3"/>
+      </w:pPr>
+      <w:r>
+        <w:t>8Bit.</w:t>
+      </w:r>
+    </w:p>
+    <w:p>
+      <w:r>
+        <w:t xml:space="preserve">Pôvodný príklad z web stránky - </w:t>
+      </w:r>
+      <w:hyperlink r:id="rId43" w:history="1">
+        <w:r>
+          <w:rPr>
+            <w:rStyle w:val="Hypertextovprepojenie"/>
           </w:rPr>
           <w:t>https://www.geeksforgeeks.org/python/8-bit-game-using-pygame/</w:t>
         </w:r>
@@ -5132,7 +6697,7 @@
     </w:p>
     <w:p>
       <w:pPr>
-        <w:pStyle w:val="Heading4"/>
+        <w:pStyle w:val="Nadpis4"/>
       </w:pPr>
       <w:r>
         <w:t>AI.</w:t>
@@ -5145,15 +6710,28 @@
     </w:p>
     <w:p>
       <w:pPr>
-        <w:pStyle w:val="Heading4"/>
-      </w:pPr>
-      <w:r>
-        <w:t>Analyza.</w:t>
-      </w:r>
-    </w:p>
-    <w:p>
-      <w:r>
-        <w:t>V podložke Analyza sa postupne budú rozoberať jednotlivé časti.</w:t>
+        <w:pStyle w:val="Nadpis4"/>
+      </w:pPr>
+      <w:proofErr w:type="spellStart"/>
+      <w:r>
+        <w:t>Analyza</w:t>
+      </w:r>
+      <w:proofErr w:type="spellEnd"/>
+      <w:r>
+        <w:t>.</w:t>
+      </w:r>
+    </w:p>
+    <w:p>
+      <w:r>
+        <w:t xml:space="preserve">V podložke </w:t>
+      </w:r>
+      <w:proofErr w:type="spellStart"/>
+      <w:r>
+        <w:t>Analyza</w:t>
+      </w:r>
+      <w:proofErr w:type="spellEnd"/>
+      <w:r>
+        <w:t xml:space="preserve"> sa postupne budú rozoberať jednotlivé časti.</w:t>
       </w:r>
     </w:p>
     <w:p>
@@ -5163,97 +6741,294 @@
         </w:rPr>
         <w:t>Program 8bit_uvod1.py – v</w:t>
       </w:r>
-      <w:r>
-        <w:t xml:space="preserve">ysvetlenie </w:t>
-      </w:r>
-      <w:r>
-        <w:t>úvodnej obrazovky v procedúre Into.</w:t>
+      <w:proofErr w:type="spellStart"/>
+      <w:r>
+        <w:t>ysvetlenie</w:t>
+      </w:r>
+      <w:proofErr w:type="spellEnd"/>
+      <w:r>
+        <w:t xml:space="preserve"> </w:t>
+      </w:r>
+      <w:r>
+        <w:t xml:space="preserve">úvodnej obrazovky v procedúre </w:t>
+      </w:r>
+      <w:proofErr w:type="spellStart"/>
+      <w:r>
+        <w:t>Into</w:t>
+      </w:r>
+      <w:proofErr w:type="spellEnd"/>
+      <w:r>
+        <w:t>.</w:t>
       </w:r>
     </w:p>
     <w:p/>
     <w:p>
       <w:pPr>
-        <w:pStyle w:val="Heading3"/>
-      </w:pPr>
-      <w:r>
-        <w:t>WallBreaker.</w:t>
-      </w:r>
-    </w:p>
-    <w:p>
-      <w:pPr>
-        <w:pStyle w:val="Heading4"/>
+        <w:pStyle w:val="Nadpis3"/>
+      </w:pPr>
+      <w:proofErr w:type="spellStart"/>
+      <w:r>
+        <w:t>WallBreaker</w:t>
+      </w:r>
+      <w:proofErr w:type="spellEnd"/>
+      <w:r>
+        <w:t>.</w:t>
+      </w:r>
+    </w:p>
+    <w:p>
+      <w:pPr>
+        <w:pStyle w:val="Nadpis4"/>
       </w:pPr>
       <w:r>
         <w:t>Hudba.</w:t>
       </w:r>
     </w:p>
     <w:p>
-      <w:hyperlink r:id="rId42" w:history="1">
+      <w:hyperlink r:id="rId44" w:history="1">
+        <w:proofErr w:type="spellStart"/>
         <w:r>
           <w:rPr>
-            <w:rStyle w:val="Hyperlink"/>
+            <w:rStyle w:val="Hypertextovprepojenie"/>
           </w:rPr>
           <w:t>Freesound</w:t>
         </w:r>
+        <w:proofErr w:type="spellEnd"/>
       </w:hyperlink>
     </w:p>
     <w:p>
-      <w:hyperlink r:id="rId43" w:history="1">
+      <w:hyperlink r:id="rId45" w:history="1">
+        <w:proofErr w:type="spellStart"/>
         <w:r>
           <w:rPr>
-            <w:rStyle w:val="Hyperlink"/>
+            <w:rStyle w:val="Hypertextovprepojenie"/>
             <w:highlight w:val="yellow"/>
           </w:rPr>
-          <w:t>Free Wav Sound Effects Download - Pixabay</w:t>
+          <w:t>Free</w:t>
         </w:r>
-      </w:hyperlink>
-    </w:p>
-    <w:p>
-      <w:hyperlink r:id="rId44" w:history="1">
+        <w:proofErr w:type="spellEnd"/>
         <w:r>
           <w:rPr>
-            <w:rStyle w:val="Hyperlink"/>
+            <w:rStyle w:val="Hypertextovprepojenie"/>
+            <w:highlight w:val="yellow"/>
           </w:rPr>
-          <w:t>SFX Library - Free sound effects to download - MP3, WAV, OGG</w:t>
+          <w:t xml:space="preserve"> </w:t>
         </w:r>
-      </w:hyperlink>
-    </w:p>
-    <w:p/>
-    <w:p>
-      <w:pPr>
-        <w:pStyle w:val="Heading2"/>
-      </w:pPr>
-      <w:r>
-        <w:t>Pygame.</w:t>
-      </w:r>
-    </w:p>
-    <w:p>
-      <w:hyperlink r:id="rId45" w:anchor="pygame-front-page" w:history="1">
+        <w:proofErr w:type="spellStart"/>
         <w:r>
           <w:rPr>
-            <w:rStyle w:val="Hyperlink"/>
-            <w:highlight w:val="red"/>
+            <w:rStyle w:val="Hypertextovprepojenie"/>
+            <w:highlight w:val="yellow"/>
           </w:rPr>
-          <w:t>Pygame Front Page — pygame v2.6.0 documentation</w:t>
+          <w:t>Wav</w:t>
         </w:r>
+        <w:proofErr w:type="spellEnd"/>
+        <w:r>
+          <w:rPr>
+            <w:rStyle w:val="Hypertextovprepojenie"/>
+            <w:highlight w:val="yellow"/>
+          </w:rPr>
+          <w:t xml:space="preserve"> </w:t>
+        </w:r>
+        <w:proofErr w:type="spellStart"/>
+        <w:r>
+          <w:rPr>
+            <w:rStyle w:val="Hypertextovprepojenie"/>
+            <w:highlight w:val="yellow"/>
+          </w:rPr>
+          <w:t>Sound</w:t>
+        </w:r>
+        <w:proofErr w:type="spellEnd"/>
+        <w:r>
+          <w:rPr>
+            <w:rStyle w:val="Hypertextovprepojenie"/>
+            <w:highlight w:val="yellow"/>
+          </w:rPr>
+          <w:t xml:space="preserve"> </w:t>
+        </w:r>
+        <w:proofErr w:type="spellStart"/>
+        <w:r>
+          <w:rPr>
+            <w:rStyle w:val="Hypertextovprepojenie"/>
+            <w:highlight w:val="yellow"/>
+          </w:rPr>
+          <w:t>Effects</w:t>
+        </w:r>
+        <w:proofErr w:type="spellEnd"/>
+        <w:r>
+          <w:rPr>
+            <w:rStyle w:val="Hypertextovprepojenie"/>
+            <w:highlight w:val="yellow"/>
+          </w:rPr>
+          <w:t xml:space="preserve"> Download - </w:t>
+        </w:r>
+        <w:proofErr w:type="spellStart"/>
+        <w:r>
+          <w:rPr>
+            <w:rStyle w:val="Hypertextovprepojenie"/>
+            <w:highlight w:val="yellow"/>
+          </w:rPr>
+          <w:t>Pixabay</w:t>
+        </w:r>
+        <w:proofErr w:type="spellEnd"/>
       </w:hyperlink>
-    </w:p>
-    <w:p>
-      <w:pPr>
-        <w:pStyle w:val="Heading2"/>
-      </w:pPr>
-      <w:r>
-        <w:t>Analýza</w:t>
-      </w:r>
-      <w:r>
-        <w:t xml:space="preserve"> RECT objekt.</w:t>
-      </w:r>
     </w:p>
     <w:p>
       <w:hyperlink r:id="rId46" w:history="1">
         <w:r>
           <w:rPr>
-            <w:rStyle w:val="Hyperlink"/>
+            <w:rStyle w:val="Hypertextovprepojenie"/>
+          </w:rPr>
+          <w:t xml:space="preserve">SFX </w:t>
+        </w:r>
+        <w:proofErr w:type="spellStart"/>
+        <w:r>
+          <w:rPr>
+            <w:rStyle w:val="Hypertextovprepojenie"/>
+          </w:rPr>
+          <w:t>Library</w:t>
+        </w:r>
+        <w:proofErr w:type="spellEnd"/>
+        <w:r>
+          <w:rPr>
+            <w:rStyle w:val="Hypertextovprepojenie"/>
+          </w:rPr>
+          <w:t xml:space="preserve"> - </w:t>
+        </w:r>
+        <w:proofErr w:type="spellStart"/>
+        <w:r>
+          <w:rPr>
+            <w:rStyle w:val="Hypertextovprepojenie"/>
+          </w:rPr>
+          <w:t>Free</w:t>
+        </w:r>
+        <w:proofErr w:type="spellEnd"/>
+        <w:r>
+          <w:rPr>
+            <w:rStyle w:val="Hypertextovprepojenie"/>
+          </w:rPr>
+          <w:t xml:space="preserve"> </w:t>
+        </w:r>
+        <w:proofErr w:type="spellStart"/>
+        <w:r>
+          <w:rPr>
+            <w:rStyle w:val="Hypertextovprepojenie"/>
+          </w:rPr>
+          <w:t>sound</w:t>
+        </w:r>
+        <w:proofErr w:type="spellEnd"/>
+        <w:r>
+          <w:rPr>
+            <w:rStyle w:val="Hypertextovprepojenie"/>
+          </w:rPr>
+          <w:t xml:space="preserve"> </w:t>
+        </w:r>
+        <w:proofErr w:type="spellStart"/>
+        <w:r>
+          <w:rPr>
+            <w:rStyle w:val="Hypertextovprepojenie"/>
+          </w:rPr>
+          <w:t>effects</w:t>
+        </w:r>
+        <w:proofErr w:type="spellEnd"/>
+        <w:r>
+          <w:rPr>
+            <w:rStyle w:val="Hypertextovprepojenie"/>
+          </w:rPr>
+          <w:t xml:space="preserve"> to download - MP3, WAV, OGG</w:t>
+        </w:r>
+      </w:hyperlink>
+    </w:p>
+    <w:p/>
+    <w:p>
+      <w:pPr>
+        <w:pStyle w:val="Nadpis2"/>
+      </w:pPr>
+      <w:proofErr w:type="spellStart"/>
+      <w:r>
+        <w:t>Pygame</w:t>
+      </w:r>
+      <w:proofErr w:type="spellEnd"/>
+      <w:r>
+        <w:t>.</w:t>
+      </w:r>
+    </w:p>
+    <w:p>
+      <w:hyperlink r:id="rId47" w:anchor="pygame-front-page" w:history="1">
+        <w:proofErr w:type="spellStart"/>
+        <w:r>
+          <w:rPr>
+            <w:rStyle w:val="Hypertextovprepojenie"/>
+            <w:highlight w:val="red"/>
+          </w:rPr>
+          <w:t>Pygame</w:t>
+        </w:r>
+        <w:proofErr w:type="spellEnd"/>
+        <w:r>
+          <w:rPr>
+            <w:rStyle w:val="Hypertextovprepojenie"/>
+            <w:highlight w:val="red"/>
+          </w:rPr>
+          <w:t xml:space="preserve"> Front </w:t>
+        </w:r>
+        <w:proofErr w:type="spellStart"/>
+        <w:r>
+          <w:rPr>
+            <w:rStyle w:val="Hypertextovprepojenie"/>
+            <w:highlight w:val="red"/>
+          </w:rPr>
+          <w:t>Page</w:t>
+        </w:r>
+        <w:proofErr w:type="spellEnd"/>
+        <w:r>
+          <w:rPr>
+            <w:rStyle w:val="Hypertextovprepojenie"/>
+            <w:highlight w:val="red"/>
+          </w:rPr>
+          <w:t xml:space="preserve"> — </w:t>
+        </w:r>
+        <w:proofErr w:type="spellStart"/>
+        <w:r>
+          <w:rPr>
+            <w:rStyle w:val="Hypertextovprepojenie"/>
+            <w:highlight w:val="red"/>
+          </w:rPr>
+          <w:t>pygame</w:t>
+        </w:r>
+        <w:proofErr w:type="spellEnd"/>
+        <w:r>
+          <w:rPr>
+            <w:rStyle w:val="Hypertextovprepojenie"/>
+            <w:highlight w:val="red"/>
+          </w:rPr>
+          <w:t xml:space="preserve"> v2.6.0 </w:t>
+        </w:r>
+        <w:proofErr w:type="spellStart"/>
+        <w:r>
+          <w:rPr>
+            <w:rStyle w:val="Hypertextovprepojenie"/>
+            <w:highlight w:val="red"/>
+          </w:rPr>
+          <w:t>documentation</w:t>
+        </w:r>
+        <w:proofErr w:type="spellEnd"/>
+      </w:hyperlink>
+    </w:p>
+    <w:p>
+      <w:pPr>
+        <w:pStyle w:val="Nadpis2"/>
+      </w:pPr>
+      <w:r>
+        <w:t>Analýza</w:t>
+      </w:r>
+      <w:r>
+        <w:t xml:space="preserve"> RECT objekt.</w:t>
+      </w:r>
+    </w:p>
+    <w:p>
+      <w:hyperlink r:id="rId48" w:history="1">
+        <w:r>
+          <w:rPr>
+            <w:rStyle w:val="Hypertextovprepojenie"/>
           </w:rPr>
           <w:t>https://www.pygame.org/docs/ref/rect.html</w:t>
         </w:r>
@@ -5264,12 +7039,68 @@
     </w:p>
     <w:p>
       <w:r>
-        <w:t>Čo to je: ball.collidelist(bricks) volá pygame. Metóda Rect colidelist Rect objekt.</w:t>
-      </w:r>
-    </w:p>
-    <w:p>
-      <w:r>
-        <w:t>Čo vráti: index (celé číslo) prvého Rect v sekvencii tehál, ktoré pretínajú guľu, alebo -1, ak nie je kolízia.</w:t>
+        <w:t xml:space="preserve">Čo to je: </w:t>
+      </w:r>
+      <w:proofErr w:type="spellStart"/>
+      <w:r>
+        <w:t>ball.collidelist</w:t>
+      </w:r>
+      <w:proofErr w:type="spellEnd"/>
+      <w:r>
+        <w:t>(</w:t>
+      </w:r>
+      <w:proofErr w:type="spellStart"/>
+      <w:r>
+        <w:t>bricks</w:t>
+      </w:r>
+      <w:proofErr w:type="spellEnd"/>
+      <w:r>
+        <w:t xml:space="preserve">) volá </w:t>
+      </w:r>
+      <w:proofErr w:type="spellStart"/>
+      <w:r>
+        <w:t>pygame</w:t>
+      </w:r>
+      <w:proofErr w:type="spellEnd"/>
+      <w:r>
+        <w:t xml:space="preserve">. Metóda </w:t>
+      </w:r>
+      <w:proofErr w:type="spellStart"/>
+      <w:r>
+        <w:t>Rect</w:t>
+      </w:r>
+      <w:proofErr w:type="spellEnd"/>
+      <w:r>
+        <w:t xml:space="preserve"> </w:t>
+      </w:r>
+      <w:proofErr w:type="spellStart"/>
+      <w:r>
+        <w:t>colidelist</w:t>
+      </w:r>
+      <w:proofErr w:type="spellEnd"/>
+      <w:r>
+        <w:t xml:space="preserve"> </w:t>
+      </w:r>
+      <w:proofErr w:type="spellStart"/>
+      <w:r>
+        <w:t>Rect</w:t>
+      </w:r>
+      <w:proofErr w:type="spellEnd"/>
+      <w:r>
+        <w:t xml:space="preserve"> objekt.</w:t>
+      </w:r>
+    </w:p>
+    <w:p>
+      <w:r>
+        <w:t xml:space="preserve">Čo vráti: index (celé číslo) prvého </w:t>
+      </w:r>
+      <w:proofErr w:type="spellStart"/>
+      <w:r>
+        <w:t>Rect</w:t>
+      </w:r>
+      <w:proofErr w:type="spellEnd"/>
+      <w:r>
+        <w:t xml:space="preserve"> v sekvencii tehál, ktoré pretínajú guľu, alebo -1, ak nie je kolízia.</w:t>
       </w:r>
     </w:p>
     <w:p>
@@ -5279,17 +7110,49 @@
     </w:p>
     <w:p>
       <w:r>
-        <w:t>Kontroluje iba prekrytie obdĺžnika (guľôčka je Rect, aj keď ju nakreslíte pomocou draw.ellipse). Vizuálna elipsa sa nemusí zhodovať s presnými kolíziami – kolízie používajú ohraničujúci obdĺžnik.</w:t>
-      </w:r>
-    </w:p>
-    <w:p>
-      <w:r>
-        <w:t>Vráti iba prvý zodpovedajúci index. Ak guľôčka prekrýva viacero tehál v jednom ráme, collidelist vráti iba jeden index (prvý v poradí zoznamu).</w:t>
-      </w:r>
-    </w:p>
-    <w:p>
-      <w:r>
-        <w:t>Sekvenčné prvky musia byť pygame. Predmety podobné rektu.</w:t>
+        <w:t xml:space="preserve">Kontroluje iba prekrytie obdĺžnika (guľôčka je </w:t>
+      </w:r>
+      <w:proofErr w:type="spellStart"/>
+      <w:r>
+        <w:t>Rect</w:t>
+      </w:r>
+      <w:proofErr w:type="spellEnd"/>
+      <w:r>
+        <w:t xml:space="preserve">, aj keď ju nakreslíte pomocou </w:t>
+      </w:r>
+      <w:proofErr w:type="spellStart"/>
+      <w:r>
+        <w:t>draw.ellipse</w:t>
+      </w:r>
+      <w:proofErr w:type="spellEnd"/>
+      <w:r>
+        <w:t>). Vizuálna elipsa sa nemusí zhodovať s presnými kolíziami – kolízie používajú ohraničujúci obdĺžnik.</w:t>
+      </w:r>
+    </w:p>
+    <w:p>
+      <w:r>
+        <w:t xml:space="preserve">Vráti iba prvý zodpovedajúci index. Ak guľôčka prekrýva viacero tehál v jednom ráme, </w:t>
+      </w:r>
+      <w:proofErr w:type="spellStart"/>
+      <w:r>
+        <w:t>collidelist</w:t>
+      </w:r>
+      <w:proofErr w:type="spellEnd"/>
+      <w:r>
+        <w:t xml:space="preserve"> vráti iba jeden index (prvý v poradí zoznamu).</w:t>
+      </w:r>
+    </w:p>
+    <w:p>
+      <w:r>
+        <w:t xml:space="preserve">Sekvenčné prvky musia byť </w:t>
+      </w:r>
+      <w:proofErr w:type="spellStart"/>
+      <w:r>
+        <w:t>pygame</w:t>
+      </w:r>
+      <w:proofErr w:type="spellEnd"/>
+      <w:r>
+        <w:t>. Predmety podobné rektu.</w:t>
       </w:r>
     </w:p>
     <w:p/>
@@ -5300,8 +7163,117 @@
           <w:numId w:val="45"/>
         </w:numPr>
       </w:pPr>
-      <w:r>
-        <w:t>What it is: ball.collidelist(bricks) calls the pygame.Rect method collidelist on the Rect object ball.</w:t>
+      <w:proofErr w:type="spellStart"/>
+      <w:r>
+        <w:t>What</w:t>
+      </w:r>
+      <w:proofErr w:type="spellEnd"/>
+      <w:r>
+        <w:t xml:space="preserve"> </w:t>
+      </w:r>
+      <w:proofErr w:type="spellStart"/>
+      <w:r>
+        <w:t>it</w:t>
+      </w:r>
+      <w:proofErr w:type="spellEnd"/>
+      <w:r>
+        <w:t xml:space="preserve"> </w:t>
+      </w:r>
+      <w:proofErr w:type="spellStart"/>
+      <w:r>
+        <w:t>is</w:t>
+      </w:r>
+      <w:proofErr w:type="spellEnd"/>
+      <w:r>
+        <w:t xml:space="preserve">: </w:t>
+      </w:r>
+      <w:proofErr w:type="spellStart"/>
+      <w:r>
+        <w:t>ball.collidelist</w:t>
+      </w:r>
+      <w:proofErr w:type="spellEnd"/>
+      <w:r>
+        <w:t>(</w:t>
+      </w:r>
+      <w:proofErr w:type="spellStart"/>
+      <w:r>
+        <w:t>bricks</w:t>
+      </w:r>
+      <w:proofErr w:type="spellEnd"/>
+      <w:r>
+        <w:t xml:space="preserve">) </w:t>
+      </w:r>
+      <w:proofErr w:type="spellStart"/>
+      <w:r>
+        <w:t>calls</w:t>
+      </w:r>
+      <w:proofErr w:type="spellEnd"/>
+      <w:r>
+        <w:t xml:space="preserve"> </w:t>
+      </w:r>
+      <w:proofErr w:type="spellStart"/>
+      <w:r>
+        <w:t>the</w:t>
+      </w:r>
+      <w:proofErr w:type="spellEnd"/>
+      <w:r>
+        <w:t xml:space="preserve"> </w:t>
+      </w:r>
+      <w:proofErr w:type="spellStart"/>
+      <w:r>
+        <w:t>pygame.Rect</w:t>
+      </w:r>
+      <w:proofErr w:type="spellEnd"/>
+      <w:r>
+        <w:t xml:space="preserve"> </w:t>
+      </w:r>
+      <w:proofErr w:type="spellStart"/>
+      <w:r>
+        <w:t>method</w:t>
+      </w:r>
+      <w:proofErr w:type="spellEnd"/>
+      <w:r>
+        <w:t xml:space="preserve"> </w:t>
+      </w:r>
+      <w:proofErr w:type="spellStart"/>
+      <w:r>
+        <w:t>collidelist</w:t>
+      </w:r>
+      <w:proofErr w:type="spellEnd"/>
+      <w:r>
+        <w:t xml:space="preserve"> on </w:t>
+      </w:r>
+      <w:proofErr w:type="spellStart"/>
+      <w:r>
+        <w:t>the</w:t>
+      </w:r>
+      <w:proofErr w:type="spellEnd"/>
+      <w:r>
+        <w:t xml:space="preserve"> </w:t>
+      </w:r>
+      <w:proofErr w:type="spellStart"/>
+      <w:r>
+        <w:t>Rect</w:t>
+      </w:r>
+      <w:proofErr w:type="spellEnd"/>
+      <w:r>
+        <w:t xml:space="preserve"> </w:t>
+      </w:r>
+      <w:proofErr w:type="spellStart"/>
+      <w:r>
+        <w:t>object</w:t>
+      </w:r>
+      <w:proofErr w:type="spellEnd"/>
+      <w:r>
+        <w:t xml:space="preserve"> </w:t>
+      </w:r>
+      <w:proofErr w:type="spellStart"/>
+      <w:r>
+        <w:t>ball</w:t>
+      </w:r>
+      <w:proofErr w:type="spellEnd"/>
+      <w:r>
+        <w:t>.</w:t>
       </w:r>
     </w:p>
     <w:p>
@@ -5311,8 +7283,133 @@
           <w:numId w:val="45"/>
         </w:numPr>
       </w:pPr>
-      <w:r>
-        <w:t>What it returns: the index (integer) of the first Rect in the sequence bricks that intersects ball, or -1 if no collision.</w:t>
+      <w:proofErr w:type="spellStart"/>
+      <w:r>
+        <w:t>What</w:t>
+      </w:r>
+      <w:proofErr w:type="spellEnd"/>
+      <w:r>
+        <w:t xml:space="preserve"> </w:t>
+      </w:r>
+      <w:proofErr w:type="spellStart"/>
+      <w:r>
+        <w:t>it</w:t>
+      </w:r>
+      <w:proofErr w:type="spellEnd"/>
+      <w:r>
+        <w:t xml:space="preserve"> </w:t>
+      </w:r>
+      <w:proofErr w:type="spellStart"/>
+      <w:r>
+        <w:t>returns</w:t>
+      </w:r>
+      <w:proofErr w:type="spellEnd"/>
+      <w:r>
+        <w:t xml:space="preserve">: </w:t>
+      </w:r>
+      <w:proofErr w:type="spellStart"/>
+      <w:r>
+        <w:t>the</w:t>
+      </w:r>
+      <w:proofErr w:type="spellEnd"/>
+      <w:r>
+        <w:t xml:space="preserve"> index (</w:t>
+      </w:r>
+      <w:proofErr w:type="spellStart"/>
+      <w:r>
+        <w:t>integer</w:t>
+      </w:r>
+      <w:proofErr w:type="spellEnd"/>
+      <w:r>
+        <w:t xml:space="preserve">) of </w:t>
+      </w:r>
+      <w:proofErr w:type="spellStart"/>
+      <w:r>
+        <w:t>the</w:t>
+      </w:r>
+      <w:proofErr w:type="spellEnd"/>
+      <w:r>
+        <w:t xml:space="preserve"> </w:t>
+      </w:r>
+      <w:proofErr w:type="spellStart"/>
+      <w:r>
+        <w:t>first</w:t>
+      </w:r>
+      <w:proofErr w:type="spellEnd"/>
+      <w:r>
+        <w:t xml:space="preserve"> </w:t>
+      </w:r>
+      <w:proofErr w:type="spellStart"/>
+      <w:r>
+        <w:t>Rect</w:t>
+      </w:r>
+      <w:proofErr w:type="spellEnd"/>
+      <w:r>
+        <w:t xml:space="preserve"> in </w:t>
+      </w:r>
+      <w:proofErr w:type="spellStart"/>
+      <w:r>
+        <w:t>the</w:t>
+      </w:r>
+      <w:proofErr w:type="spellEnd"/>
+      <w:r>
+        <w:t xml:space="preserve"> </w:t>
+      </w:r>
+      <w:proofErr w:type="spellStart"/>
+      <w:r>
+        <w:t>sequence</w:t>
+      </w:r>
+      <w:proofErr w:type="spellEnd"/>
+      <w:r>
+        <w:t xml:space="preserve"> </w:t>
+      </w:r>
+      <w:proofErr w:type="spellStart"/>
+      <w:r>
+        <w:t>bricks</w:t>
+      </w:r>
+      <w:proofErr w:type="spellEnd"/>
+      <w:r>
+        <w:t xml:space="preserve"> </w:t>
+      </w:r>
+      <w:proofErr w:type="spellStart"/>
+      <w:r>
+        <w:t>that</w:t>
+      </w:r>
+      <w:proofErr w:type="spellEnd"/>
+      <w:r>
+        <w:t xml:space="preserve"> </w:t>
+      </w:r>
+      <w:proofErr w:type="spellStart"/>
+      <w:r>
+        <w:t>intersects</w:t>
+      </w:r>
+      <w:proofErr w:type="spellEnd"/>
+      <w:r>
+        <w:t xml:space="preserve"> </w:t>
+      </w:r>
+      <w:proofErr w:type="spellStart"/>
+      <w:r>
+        <w:t>ball</w:t>
+      </w:r>
+      <w:proofErr w:type="spellEnd"/>
+      <w:r>
+        <w:t xml:space="preserve">, or -1 </w:t>
+      </w:r>
+      <w:proofErr w:type="spellStart"/>
+      <w:r>
+        <w:t>if</w:t>
+      </w:r>
+      <w:proofErr w:type="spellEnd"/>
+      <w:r>
+        <w:t xml:space="preserve"> no </w:t>
+      </w:r>
+      <w:proofErr w:type="spellStart"/>
+      <w:r>
+        <w:t>collision</w:t>
+      </w:r>
+      <w:proofErr w:type="spellEnd"/>
+      <w:r>
+        <w:t>.</w:t>
       </w:r>
     </w:p>
     <w:p>
@@ -5322,8 +7419,13 @@
           <w:numId w:val="45"/>
         </w:numPr>
       </w:pPr>
-      <w:r>
-        <w:t>Behavior notes:</w:t>
+      <w:proofErr w:type="spellStart"/>
+      <w:r>
+        <w:t>Behavior</w:t>
+      </w:r>
+      <w:proofErr w:type="spellEnd"/>
+      <w:r>
+        <w:t xml:space="preserve"> notes:</w:t>
       </w:r>
     </w:p>
     <w:p>
@@ -5333,8 +7435,229 @@
           <w:numId w:val="45"/>
         </w:numPr>
       </w:pPr>
-      <w:r>
-        <w:t>It checks rectangle overlap only (ball is a Rect even if you draw it with draw.ellipse). The visual ellipse may not match exact collisions — collisions use the bounding rectangle.</w:t>
+      <w:proofErr w:type="spellStart"/>
+      <w:r>
+        <w:t>It</w:t>
+      </w:r>
+      <w:proofErr w:type="spellEnd"/>
+      <w:r>
+        <w:t xml:space="preserve"> </w:t>
+      </w:r>
+      <w:proofErr w:type="spellStart"/>
+      <w:r>
+        <w:t>checks</w:t>
+      </w:r>
+      <w:proofErr w:type="spellEnd"/>
+      <w:r>
+        <w:t xml:space="preserve"> </w:t>
+      </w:r>
+      <w:proofErr w:type="spellStart"/>
+      <w:r>
+        <w:t>rectangle</w:t>
+      </w:r>
+      <w:proofErr w:type="spellEnd"/>
+      <w:r>
+        <w:t xml:space="preserve"> </w:t>
+      </w:r>
+      <w:proofErr w:type="spellStart"/>
+      <w:r>
+        <w:t>overlap</w:t>
+      </w:r>
+      <w:proofErr w:type="spellEnd"/>
+      <w:r>
+        <w:t xml:space="preserve"> </w:t>
+      </w:r>
+      <w:proofErr w:type="spellStart"/>
+      <w:r>
+        <w:t>only</w:t>
+      </w:r>
+      <w:proofErr w:type="spellEnd"/>
+      <w:r>
+        <w:t xml:space="preserve"> (</w:t>
+      </w:r>
+      <w:proofErr w:type="spellStart"/>
+      <w:r>
+        <w:t>ball</w:t>
+      </w:r>
+      <w:proofErr w:type="spellEnd"/>
+      <w:r>
+        <w:t xml:space="preserve"> </w:t>
+      </w:r>
+      <w:proofErr w:type="spellStart"/>
+      <w:r>
+        <w:t>is</w:t>
+      </w:r>
+      <w:proofErr w:type="spellEnd"/>
+      <w:r>
+        <w:t xml:space="preserve"> a </w:t>
+      </w:r>
+      <w:proofErr w:type="spellStart"/>
+      <w:r>
+        <w:t>Rect</w:t>
+      </w:r>
+      <w:proofErr w:type="spellEnd"/>
+      <w:r>
+        <w:t xml:space="preserve"> </w:t>
+      </w:r>
+      <w:proofErr w:type="spellStart"/>
+      <w:r>
+        <w:t>even</w:t>
+      </w:r>
+      <w:proofErr w:type="spellEnd"/>
+      <w:r>
+        <w:t xml:space="preserve"> </w:t>
+      </w:r>
+      <w:proofErr w:type="spellStart"/>
+      <w:r>
+        <w:t>if</w:t>
+      </w:r>
+      <w:proofErr w:type="spellEnd"/>
+      <w:r>
+        <w:t xml:space="preserve"> </w:t>
+      </w:r>
+      <w:proofErr w:type="spellStart"/>
+      <w:r>
+        <w:t>you</w:t>
+      </w:r>
+      <w:proofErr w:type="spellEnd"/>
+      <w:r>
+        <w:t xml:space="preserve"> </w:t>
+      </w:r>
+      <w:proofErr w:type="spellStart"/>
+      <w:r>
+        <w:t>draw</w:t>
+      </w:r>
+      <w:proofErr w:type="spellEnd"/>
+      <w:r>
+        <w:t xml:space="preserve"> </w:t>
+      </w:r>
+      <w:proofErr w:type="spellStart"/>
+      <w:r>
+        <w:t>it</w:t>
+      </w:r>
+      <w:proofErr w:type="spellEnd"/>
+      <w:r>
+        <w:t xml:space="preserve"> </w:t>
+      </w:r>
+      <w:proofErr w:type="spellStart"/>
+      <w:r>
+        <w:t>with</w:t>
+      </w:r>
+      <w:proofErr w:type="spellEnd"/>
+      <w:r>
+        <w:t xml:space="preserve"> </w:t>
+      </w:r>
+      <w:proofErr w:type="spellStart"/>
+      <w:r>
+        <w:t>draw.ellipse</w:t>
+      </w:r>
+      <w:proofErr w:type="spellEnd"/>
+      <w:r>
+        <w:t xml:space="preserve">). </w:t>
+      </w:r>
+      <w:proofErr w:type="spellStart"/>
+      <w:r>
+        <w:t>The</w:t>
+      </w:r>
+      <w:proofErr w:type="spellEnd"/>
+      <w:r>
+        <w:t xml:space="preserve"> </w:t>
+      </w:r>
+      <w:proofErr w:type="spellStart"/>
+      <w:r>
+        <w:t>visual</w:t>
+      </w:r>
+      <w:proofErr w:type="spellEnd"/>
+      <w:r>
+        <w:t xml:space="preserve"> </w:t>
+      </w:r>
+      <w:proofErr w:type="spellStart"/>
+      <w:r>
+        <w:t>ellipse</w:t>
+      </w:r>
+      <w:proofErr w:type="spellEnd"/>
+      <w:r>
+        <w:t xml:space="preserve"> </w:t>
+      </w:r>
+      <w:proofErr w:type="spellStart"/>
+      <w:r>
+        <w:t>may</w:t>
+      </w:r>
+      <w:proofErr w:type="spellEnd"/>
+      <w:r>
+        <w:t xml:space="preserve"> </w:t>
+      </w:r>
+      <w:proofErr w:type="spellStart"/>
+      <w:r>
+        <w:t>not</w:t>
+      </w:r>
+      <w:proofErr w:type="spellEnd"/>
+      <w:r>
+        <w:t xml:space="preserve"> </w:t>
+      </w:r>
+      <w:proofErr w:type="spellStart"/>
+      <w:r>
+        <w:t>match</w:t>
+      </w:r>
+      <w:proofErr w:type="spellEnd"/>
+      <w:r>
+        <w:t xml:space="preserve"> </w:t>
+      </w:r>
+      <w:proofErr w:type="spellStart"/>
+      <w:r>
+        <w:t>exact</w:t>
+      </w:r>
+      <w:proofErr w:type="spellEnd"/>
+      <w:r>
+        <w:t xml:space="preserve"> </w:t>
+      </w:r>
+      <w:proofErr w:type="spellStart"/>
+      <w:r>
+        <w:t>collisions</w:t>
+      </w:r>
+      <w:proofErr w:type="spellEnd"/>
+      <w:r>
+        <w:t xml:space="preserve"> — </w:t>
+      </w:r>
+      <w:proofErr w:type="spellStart"/>
+      <w:r>
+        <w:t>collisions</w:t>
+      </w:r>
+      <w:proofErr w:type="spellEnd"/>
+      <w:r>
+        <w:t xml:space="preserve"> </w:t>
+      </w:r>
+      <w:proofErr w:type="spellStart"/>
+      <w:r>
+        <w:t>use</w:t>
+      </w:r>
+      <w:proofErr w:type="spellEnd"/>
+      <w:r>
+        <w:t xml:space="preserve"> </w:t>
+      </w:r>
+      <w:proofErr w:type="spellStart"/>
+      <w:r>
+        <w:t>the</w:t>
+      </w:r>
+      <w:proofErr w:type="spellEnd"/>
+      <w:r>
+        <w:t xml:space="preserve"> </w:t>
+      </w:r>
+      <w:proofErr w:type="spellStart"/>
+      <w:r>
+        <w:t>bounding</w:t>
+      </w:r>
+      <w:proofErr w:type="spellEnd"/>
+      <w:r>
+        <w:t xml:space="preserve"> </w:t>
+      </w:r>
+      <w:proofErr w:type="spellStart"/>
+      <w:r>
+        <w:t>rectangle</w:t>
+      </w:r>
+      <w:proofErr w:type="spellEnd"/>
+      <w:r>
+        <w:t>.</w:t>
       </w:r>
     </w:p>
     <w:p>
@@ -5344,8 +7667,173 @@
           <w:numId w:val="45"/>
         </w:numPr>
       </w:pPr>
-      <w:r>
-        <w:t>It returns only the first matching index. If the ball overlaps multiple bricks in one frame, collidelist returns only one index (the first in list order).</w:t>
+      <w:proofErr w:type="spellStart"/>
+      <w:r>
+        <w:t>It</w:t>
+      </w:r>
+      <w:proofErr w:type="spellEnd"/>
+      <w:r>
+        <w:t xml:space="preserve"> </w:t>
+      </w:r>
+      <w:proofErr w:type="spellStart"/>
+      <w:r>
+        <w:t>returns</w:t>
+      </w:r>
+      <w:proofErr w:type="spellEnd"/>
+      <w:r>
+        <w:t xml:space="preserve"> </w:t>
+      </w:r>
+      <w:proofErr w:type="spellStart"/>
+      <w:r>
+        <w:t>only</w:t>
+      </w:r>
+      <w:proofErr w:type="spellEnd"/>
+      <w:r>
+        <w:t xml:space="preserve"> </w:t>
+      </w:r>
+      <w:proofErr w:type="spellStart"/>
+      <w:r>
+        <w:t>the</w:t>
+      </w:r>
+      <w:proofErr w:type="spellEnd"/>
+      <w:r>
+        <w:t xml:space="preserve"> </w:t>
+      </w:r>
+      <w:proofErr w:type="spellStart"/>
+      <w:r>
+        <w:t>first</w:t>
+      </w:r>
+      <w:proofErr w:type="spellEnd"/>
+      <w:r>
+        <w:t xml:space="preserve"> </w:t>
+      </w:r>
+      <w:proofErr w:type="spellStart"/>
+      <w:r>
+        <w:t>matching</w:t>
+      </w:r>
+      <w:proofErr w:type="spellEnd"/>
+      <w:r>
+        <w:t xml:space="preserve"> index. </w:t>
+      </w:r>
+      <w:proofErr w:type="spellStart"/>
+      <w:r>
+        <w:t>If</w:t>
+      </w:r>
+      <w:proofErr w:type="spellEnd"/>
+      <w:r>
+        <w:t xml:space="preserve"> </w:t>
+      </w:r>
+      <w:proofErr w:type="spellStart"/>
+      <w:r>
+        <w:t>the</w:t>
+      </w:r>
+      <w:proofErr w:type="spellEnd"/>
+      <w:r>
+        <w:t xml:space="preserve"> </w:t>
+      </w:r>
+      <w:proofErr w:type="spellStart"/>
+      <w:r>
+        <w:t>ball</w:t>
+      </w:r>
+      <w:proofErr w:type="spellEnd"/>
+      <w:r>
+        <w:t xml:space="preserve"> </w:t>
+      </w:r>
+      <w:proofErr w:type="spellStart"/>
+      <w:r>
+        <w:t>overlaps</w:t>
+      </w:r>
+      <w:proofErr w:type="spellEnd"/>
+      <w:r>
+        <w:t xml:space="preserve"> </w:t>
+      </w:r>
+      <w:proofErr w:type="spellStart"/>
+      <w:r>
+        <w:t>multiple</w:t>
+      </w:r>
+      <w:proofErr w:type="spellEnd"/>
+      <w:r>
+        <w:t xml:space="preserve"> </w:t>
+      </w:r>
+      <w:proofErr w:type="spellStart"/>
+      <w:r>
+        <w:t>bricks</w:t>
+      </w:r>
+      <w:proofErr w:type="spellEnd"/>
+      <w:r>
+        <w:t xml:space="preserve"> in </w:t>
+      </w:r>
+      <w:proofErr w:type="spellStart"/>
+      <w:r>
+        <w:t>one</w:t>
+      </w:r>
+      <w:proofErr w:type="spellEnd"/>
+      <w:r>
+        <w:t xml:space="preserve"> </w:t>
+      </w:r>
+      <w:proofErr w:type="spellStart"/>
+      <w:r>
+        <w:t>frame</w:t>
+      </w:r>
+      <w:proofErr w:type="spellEnd"/>
+      <w:r>
+        <w:t xml:space="preserve">, </w:t>
+      </w:r>
+      <w:proofErr w:type="spellStart"/>
+      <w:r>
+        <w:t>collidelist</w:t>
+      </w:r>
+      <w:proofErr w:type="spellEnd"/>
+      <w:r>
+        <w:t xml:space="preserve"> </w:t>
+      </w:r>
+      <w:proofErr w:type="spellStart"/>
+      <w:r>
+        <w:t>returns</w:t>
+      </w:r>
+      <w:proofErr w:type="spellEnd"/>
+      <w:r>
+        <w:t xml:space="preserve"> </w:t>
+      </w:r>
+      <w:proofErr w:type="spellStart"/>
+      <w:r>
+        <w:t>only</w:t>
+      </w:r>
+      <w:proofErr w:type="spellEnd"/>
+      <w:r>
+        <w:t xml:space="preserve"> </w:t>
+      </w:r>
+      <w:proofErr w:type="spellStart"/>
+      <w:r>
+        <w:t>one</w:t>
+      </w:r>
+      <w:proofErr w:type="spellEnd"/>
+      <w:r>
+        <w:t xml:space="preserve"> index (</w:t>
+      </w:r>
+      <w:proofErr w:type="spellStart"/>
+      <w:r>
+        <w:t>the</w:t>
+      </w:r>
+      <w:proofErr w:type="spellEnd"/>
+      <w:r>
+        <w:t xml:space="preserve"> </w:t>
+      </w:r>
+      <w:proofErr w:type="spellStart"/>
+      <w:r>
+        <w:t>first</w:t>
+      </w:r>
+      <w:proofErr w:type="spellEnd"/>
+      <w:r>
+        <w:t xml:space="preserve"> in list </w:t>
+      </w:r>
+      <w:proofErr w:type="spellStart"/>
+      <w:r>
+        <w:t>order</w:t>
+      </w:r>
+      <w:proofErr w:type="spellEnd"/>
+      <w:r>
+        <w:t>).</w:t>
       </w:r>
     </w:p>
     <w:p>
@@ -5355,8 +7843,61 @@
           <w:numId w:val="45"/>
         </w:numPr>
       </w:pPr>
-      <w:r>
-        <w:t>The sequence elements must be pygame.Rect-like objects.</w:t>
+      <w:proofErr w:type="spellStart"/>
+      <w:r>
+        <w:t>The</w:t>
+      </w:r>
+      <w:proofErr w:type="spellEnd"/>
+      <w:r>
+        <w:t xml:space="preserve"> </w:t>
+      </w:r>
+      <w:proofErr w:type="spellStart"/>
+      <w:r>
+        <w:t>sequence</w:t>
+      </w:r>
+      <w:proofErr w:type="spellEnd"/>
+      <w:r>
+        <w:t xml:space="preserve"> </w:t>
+      </w:r>
+      <w:proofErr w:type="spellStart"/>
+      <w:r>
+        <w:t>elements</w:t>
+      </w:r>
+      <w:proofErr w:type="spellEnd"/>
+      <w:r>
+        <w:t xml:space="preserve"> </w:t>
+      </w:r>
+      <w:proofErr w:type="spellStart"/>
+      <w:r>
+        <w:t>must</w:t>
+      </w:r>
+      <w:proofErr w:type="spellEnd"/>
+      <w:r>
+        <w:t xml:space="preserve"> </w:t>
+      </w:r>
+      <w:proofErr w:type="spellStart"/>
+      <w:r>
+        <w:t>be</w:t>
+      </w:r>
+      <w:proofErr w:type="spellEnd"/>
+      <w:r>
+        <w:t xml:space="preserve"> </w:t>
+      </w:r>
+      <w:proofErr w:type="spellStart"/>
+      <w:r>
+        <w:t>pygame.Rect-like</w:t>
+      </w:r>
+      <w:proofErr w:type="spellEnd"/>
+      <w:r>
+        <w:t xml:space="preserve"> </w:t>
+      </w:r>
+      <w:proofErr w:type="spellStart"/>
+      <w:r>
+        <w:t>objects</w:t>
+      </w:r>
+      <w:proofErr w:type="spellEnd"/>
+      <w:r>
+        <w:t>.</w:t>
       </w:r>
     </w:p>
     <w:p/>
@@ -5364,14 +7905,38 @@
       <w:r>
         <w:t xml:space="preserve">Príklady – </w:t>
       </w:r>
-    </w:p>
-    <w:p>
-      <w:hyperlink r:id="rId47" w:history="1">
+      <w:r>
+        <w:t>priklad1.py a </w:t>
+      </w:r>
+      <w:r>
+        <w:t>priklad</w:t>
+      </w:r>
+      <w:r>
+        <w:t>2</w:t>
+      </w:r>
+      <w:r>
+        <w:t>.py</w:t>
+      </w:r>
+    </w:p>
+    <w:p>
+      <w:hyperlink r:id="rId49" w:history="1">
         <w:r>
           <w:rPr>
-            <w:rStyle w:val="Hyperlink"/>
+            <w:rStyle w:val="Hypertextovprepojenie"/>
           </w:rPr>
-          <w:t>https://www.geeksforgeeks.org/python/adding-collisions-using-pygame-rect-colliderect-in-pygame/</w:t>
+          <w:t>https://www.geeksforgeeks</w:t>
+        </w:r>
+        <w:r>
+          <w:rPr>
+            <w:rStyle w:val="Hypertextovprepojenie"/>
+          </w:rPr>
+          <w:t>.</w:t>
+        </w:r>
+        <w:r>
+          <w:rPr>
+            <w:rStyle w:val="Hypertextovprepojenie"/>
+          </w:rPr>
+          <w:t>org/python/adding-collisions-using-pygame-rect-colliderect-in-pygame/</w:t>
         </w:r>
       </w:hyperlink>
       <w:r>
@@ -5380,8 +7945,37 @@
     </w:p>
     <w:p/>
     <w:p>
-      <w:r>
-        <w:t>Catch the falling blocks mini game</w:t>
+      <w:proofErr w:type="spellStart"/>
+      <w:r>
+        <w:t>Catch</w:t>
+      </w:r>
+      <w:proofErr w:type="spellEnd"/>
+      <w:r>
+        <w:t xml:space="preserve"> </w:t>
+      </w:r>
+      <w:proofErr w:type="spellStart"/>
+      <w:r>
+        <w:t>the</w:t>
+      </w:r>
+      <w:proofErr w:type="spellEnd"/>
+      <w:r>
+        <w:t xml:space="preserve"> </w:t>
+      </w:r>
+      <w:proofErr w:type="spellStart"/>
+      <w:r>
+        <w:t>falling</w:t>
+      </w:r>
+      <w:proofErr w:type="spellEnd"/>
+      <w:r>
+        <w:t xml:space="preserve"> </w:t>
+      </w:r>
+      <w:proofErr w:type="spellStart"/>
+      <w:r>
+        <w:t>blocks</w:t>
+      </w:r>
+      <w:proofErr w:type="spellEnd"/>
+      <w:r>
+        <w:t xml:space="preserve"> mini game</w:t>
       </w:r>
     </w:p>
     <w:p>
@@ -5390,7 +7984,7 @@
       </w:r>
     </w:p>
     <w:sectPr>
-      <w:footerReference w:type="default" r:id="rId48"/>
+      <w:footerReference w:type="default" r:id="rId50"/>
       <w:pgSz w:w="11906" w:h="16838"/>
       <w:pgMar w:top="1440" w:right="1440" w:bottom="1440" w:left="1440" w:header="708" w:footer="708" w:gutter="0"/>
       <w:cols w:space="708"/>
@@ -5423,7 +8017,7 @@
 <w:ftr xmlns:wpc="http://schemas.microsoft.com/office/word/2010/wordprocessingCanvas" xmlns:cx="http://schemas.microsoft.com/office/drawing/2014/chartex" xmlns:cx1="http://schemas.microsoft.com/office/drawing/2015/9/8/chartex" xmlns:cx2="http://schemas.microsoft.com/office/drawing/2015/10/21/chartex" xmlns:cx3="http://schemas.microsoft.com/office/drawing/2016/5/9/chartex" xmlns:cx4="http://schemas.microsoft.com/office/drawing/2016/5/10/chartex" xmlns:cx5="http://schemas.microsoft.com/office/drawing/2016/5/11/chartex" xmlns:cx6="http://schemas.microsoft.com/office/drawing/2016/5/12/chartex" xmlns:cx7="http://schemas.microsoft.com/office/drawing/2016/5/13/chartex" xmlns:cx8="http://schemas.microsoft.com/office/drawing/2016/5/14/chartex" xmlns:mc="http://schemas.openxmlformats.org/markup-compatibility/2006" xmlns:aink="http://schemas.microsoft.com/office/drawing/2016/ink" xmlns:am3d="http://schemas.microsoft.com/office/drawing/2017/model3d" xmlns:o="urn:schemas-microsoft-com:office:office" xmlns:oel="http://schemas.microsoft.com/office/2019/extlst" xmlns:r="http://schemas.openxmlformats.org/officeDocument/2006/relationships" xmlns:m="http://schemas.openxmlformats.org/officeDocument/2006/math" xmlns:v="urn:schemas-microsoft-com:vml" xmlns:wp14="http://schemas.microsoft.com/office/word/2010/wordprocessingDrawing" xmlns:wp="http://schemas.openxmlformats.org/drawingml/2006/wordprocessingDrawing" xmlns:w10="urn:schemas-microsoft-com:office:word" xmlns:w="http://schemas.openxmlformats.org/wordprocessingml/2006/main" xmlns:w14="http://schemas.microsoft.com/office/word/2010/wordml" xmlns:w15="http://schemas.microsoft.com/office/word/2012/wordml" xmlns:w16cex="http://schemas.microsoft.com/office/word/2018/wordml/cex" xmlns:w16cid="http://schemas.microsoft.com/office/word/2016/wordml/cid" xmlns:w16="http://schemas.microsoft.com/office/word/2018/wordml" xmlns:w16du="http://schemas.microsoft.com/office/word/2023/wordml/word16du" xmlns:w16sdtdh="http://schemas.microsoft.com/office/word/2020/wordml/sdtdatahash" xmlns:w16sdtfl="http://schemas.microsoft.com/office/word/2024/wordml/sdtformatlock" xmlns:w16se="http://schemas.microsoft.com/office/word/2015/wordml/symex" xmlns:wpg="http://schemas.microsoft.com/office/word/2010/wordprocessingGroup" xmlns:wpi="http://schemas.microsoft.com/office/word/2010/wordprocessingInk" xmlns:wne="http://schemas.microsoft.com/office/word/2006/wordml" xmlns:wps="http://schemas.microsoft.com/office/word/2010/wordprocessingShape" mc:Ignorable="w14 w15 w16se w16cid w16 w16cex w16sdtdh w16sdtfl w16du wp14">
   <w:p>
     <w:pPr>
-      <w:pStyle w:val="Footer"/>
+      <w:pStyle w:val="Pta"/>
       <w:jc w:val="center"/>
     </w:pPr>
     <w:r>
@@ -9430,7 +12024,7 @@
     <w:lsdException w:name="Unresolved Mention" w:semiHidden="1" w:unhideWhenUsed="1"/>
     <w:lsdException w:name="Smart Link" w:semiHidden="1" w:unhideWhenUsed="1"/>
   </w:latentStyles>
-  <w:style w:type="paragraph" w:default="1" w:styleId="Normal">
+  <w:style w:type="paragraph" w:default="1" w:styleId="Normlny">
     <w:name w:val="Normal"/>
     <w:qFormat/>
     <w:rsid w:val="00DA0C7C"/>
@@ -9438,11 +12032,11 @@
       <w:spacing w:after="0" w:line="240" w:lineRule="auto"/>
     </w:pPr>
   </w:style>
-  <w:style w:type="paragraph" w:styleId="Heading1">
+  <w:style w:type="paragraph" w:styleId="Nadpis1">
     <w:name w:val="heading 1"/>
-    <w:basedOn w:val="Normal"/>
-    <w:next w:val="Normal"/>
-    <w:link w:val="Heading1Char"/>
+    <w:basedOn w:val="Normlny"/>
+    <w:next w:val="Normlny"/>
+    <w:link w:val="Nadpis1Char"/>
     <w:uiPriority w:val="9"/>
     <w:qFormat/>
     <w:rsid w:val="006E6A15"/>
@@ -9458,11 +12052,11 @@
       <w:szCs w:val="40"/>
     </w:rPr>
   </w:style>
-  <w:style w:type="paragraph" w:styleId="Heading2">
+  <w:style w:type="paragraph" w:styleId="Nadpis2">
     <w:name w:val="heading 2"/>
-    <w:basedOn w:val="Normal"/>
-    <w:next w:val="Normal"/>
-    <w:link w:val="Heading2Char"/>
+    <w:basedOn w:val="Normlny"/>
+    <w:next w:val="Normlny"/>
+    <w:link w:val="Nadpis2Char"/>
     <w:uiPriority w:val="9"/>
     <w:unhideWhenUsed/>
     <w:qFormat/>
@@ -9479,11 +12073,11 @@
       <w:szCs w:val="32"/>
     </w:rPr>
   </w:style>
-  <w:style w:type="paragraph" w:styleId="Heading3">
+  <w:style w:type="paragraph" w:styleId="Nadpis3">
     <w:name w:val="heading 3"/>
-    <w:basedOn w:val="Normal"/>
-    <w:next w:val="Normal"/>
-    <w:link w:val="Heading3Char"/>
+    <w:basedOn w:val="Normlny"/>
+    <w:next w:val="Normlny"/>
+    <w:link w:val="Nadpis3Char"/>
     <w:uiPriority w:val="9"/>
     <w:unhideWhenUsed/>
     <w:qFormat/>
@@ -9500,11 +12094,11 @@
       <w:szCs w:val="28"/>
     </w:rPr>
   </w:style>
-  <w:style w:type="paragraph" w:styleId="Heading4">
+  <w:style w:type="paragraph" w:styleId="Nadpis4">
     <w:name w:val="heading 4"/>
-    <w:basedOn w:val="Normal"/>
-    <w:next w:val="Normal"/>
-    <w:link w:val="Heading4Char"/>
+    <w:basedOn w:val="Normlny"/>
+    <w:next w:val="Normlny"/>
+    <w:link w:val="Nadpis4Char"/>
     <w:uiPriority w:val="9"/>
     <w:unhideWhenUsed/>
     <w:qFormat/>
@@ -9520,11 +12114,11 @@
       <w:iCs/>
     </w:rPr>
   </w:style>
-  <w:style w:type="paragraph" w:styleId="Heading5">
+  <w:style w:type="paragraph" w:styleId="Nadpis5">
     <w:name w:val="heading 5"/>
-    <w:basedOn w:val="Normal"/>
-    <w:next w:val="Normal"/>
-    <w:link w:val="Heading5Char"/>
+    <w:basedOn w:val="Normlny"/>
+    <w:next w:val="Normlny"/>
+    <w:link w:val="Nadpis5Char"/>
     <w:uiPriority w:val="9"/>
     <w:semiHidden/>
     <w:unhideWhenUsed/>
@@ -9541,11 +12135,11 @@
       <w:color w:val="0F4761" w:themeColor="accent1" w:themeShade="BF"/>
     </w:rPr>
   </w:style>
-  <w:style w:type="paragraph" w:styleId="Heading6">
+  <w:style w:type="paragraph" w:styleId="Nadpis6">
     <w:name w:val="heading 6"/>
-    <w:basedOn w:val="Normal"/>
-    <w:next w:val="Normal"/>
-    <w:link w:val="Heading6Char"/>
+    <w:basedOn w:val="Normlny"/>
+    <w:next w:val="Normlny"/>
+    <w:link w:val="Nadpis6Char"/>
     <w:uiPriority w:val="9"/>
     <w:semiHidden/>
     <w:unhideWhenUsed/>
@@ -9564,11 +12158,11 @@
       <w:color w:val="595959" w:themeColor="text1" w:themeTint="A6"/>
     </w:rPr>
   </w:style>
-  <w:style w:type="paragraph" w:styleId="Heading7">
+  <w:style w:type="paragraph" w:styleId="Nadpis7">
     <w:name w:val="heading 7"/>
-    <w:basedOn w:val="Normal"/>
-    <w:next w:val="Normal"/>
-    <w:link w:val="Heading7Char"/>
+    <w:basedOn w:val="Normlny"/>
+    <w:next w:val="Normlny"/>
+    <w:link w:val="Nadpis7Char"/>
     <w:uiPriority w:val="9"/>
     <w:semiHidden/>
     <w:unhideWhenUsed/>
@@ -9585,11 +12179,11 @@
       <w:color w:val="595959" w:themeColor="text1" w:themeTint="A6"/>
     </w:rPr>
   </w:style>
-  <w:style w:type="paragraph" w:styleId="Heading8">
+  <w:style w:type="paragraph" w:styleId="Nadpis8">
     <w:name w:val="heading 8"/>
-    <w:basedOn w:val="Normal"/>
-    <w:next w:val="Normal"/>
-    <w:link w:val="Heading8Char"/>
+    <w:basedOn w:val="Normlny"/>
+    <w:next w:val="Normlny"/>
+    <w:link w:val="Nadpis8Char"/>
     <w:uiPriority w:val="9"/>
     <w:semiHidden/>
     <w:unhideWhenUsed/>
@@ -9607,11 +12201,11 @@
       <w:color w:val="272727" w:themeColor="text1" w:themeTint="D8"/>
     </w:rPr>
   </w:style>
-  <w:style w:type="paragraph" w:styleId="Heading9">
+  <w:style w:type="paragraph" w:styleId="Nadpis9">
     <w:name w:val="heading 9"/>
-    <w:basedOn w:val="Normal"/>
-    <w:next w:val="Normal"/>
-    <w:link w:val="Heading9Char"/>
+    <w:basedOn w:val="Normlny"/>
+    <w:next w:val="Normlny"/>
+    <w:link w:val="Nadpis9Char"/>
     <w:uiPriority w:val="9"/>
     <w:semiHidden/>
     <w:unhideWhenUsed/>
@@ -9627,13 +12221,13 @@
       <w:color w:val="272727" w:themeColor="text1" w:themeTint="D8"/>
     </w:rPr>
   </w:style>
-  <w:style w:type="character" w:default="1" w:styleId="DefaultParagraphFont">
+  <w:style w:type="character" w:default="1" w:styleId="Predvolenpsmoodseku">
     <w:name w:val="Default Paragraph Font"/>
     <w:uiPriority w:val="1"/>
     <w:semiHidden/>
     <w:unhideWhenUsed/>
   </w:style>
-  <w:style w:type="table" w:default="1" w:styleId="TableNormal">
+  <w:style w:type="table" w:default="1" w:styleId="Normlnatabuka">
     <w:name w:val="Normal Table"/>
     <w:uiPriority w:val="99"/>
     <w:semiHidden/>
@@ -9648,7 +12242,7 @@
       </w:tblCellMar>
     </w:tblPr>
   </w:style>
-  <w:style w:type="numbering" w:default="1" w:styleId="NoList">
+  <w:style w:type="numbering" w:default="1" w:styleId="Bezzoznamu">
     <w:name w:val="No List"/>
     <w:uiPriority w:val="99"/>
     <w:semiHidden/>
@@ -9656,7 +12250,7 @@
   </w:style>
   <w:style w:type="paragraph" w:customStyle="1" w:styleId="Kd">
     <w:name w:val="Kód"/>
-    <w:basedOn w:val="Normal"/>
+    <w:basedOn w:val="Normlny"/>
     <w:link w:val="KdChar"/>
     <w:qFormat/>
     <w:rsid w:val="00EE47E6"/>
@@ -9667,7 +12261,7 @@
   </w:style>
   <w:style w:type="character" w:customStyle="1" w:styleId="KdChar">
     <w:name w:val="Kód Char"/>
-    <w:basedOn w:val="DefaultParagraphFont"/>
+    <w:basedOn w:val="Predvolenpsmoodseku"/>
     <w:link w:val="Kd"/>
     <w:rsid w:val="00EE47E6"/>
     <w:rPr>
@@ -9675,10 +12269,10 @@
       <w:sz w:val="20"/>
     </w:rPr>
   </w:style>
-  <w:style w:type="character" w:customStyle="1" w:styleId="Heading1Char">
-    <w:name w:val="Heading 1 Char"/>
-    <w:basedOn w:val="DefaultParagraphFont"/>
-    <w:link w:val="Heading1"/>
+  <w:style w:type="character" w:customStyle="1" w:styleId="Nadpis1Char">
+    <w:name w:val="Nadpis 1 Char"/>
+    <w:basedOn w:val="Predvolenpsmoodseku"/>
+    <w:link w:val="Nadpis1"/>
     <w:uiPriority w:val="9"/>
     <w:rsid w:val="006E6A15"/>
     <w:rPr>
@@ -9687,10 +12281,10 @@
       <w:szCs w:val="40"/>
     </w:rPr>
   </w:style>
-  <w:style w:type="character" w:customStyle="1" w:styleId="Heading2Char">
-    <w:name w:val="Heading 2 Char"/>
-    <w:basedOn w:val="DefaultParagraphFont"/>
-    <w:link w:val="Heading2"/>
+  <w:style w:type="character" w:customStyle="1" w:styleId="Nadpis2Char">
+    <w:name w:val="Nadpis 2 Char"/>
+    <w:basedOn w:val="Predvolenpsmoodseku"/>
+    <w:link w:val="Nadpis2"/>
     <w:uiPriority w:val="9"/>
     <w:rsid w:val="00AD18CA"/>
     <w:rPr>
@@ -9699,10 +12293,10 @@
       <w:szCs w:val="32"/>
     </w:rPr>
   </w:style>
-  <w:style w:type="character" w:customStyle="1" w:styleId="Heading3Char">
-    <w:name w:val="Heading 3 Char"/>
-    <w:basedOn w:val="DefaultParagraphFont"/>
-    <w:link w:val="Heading3"/>
+  <w:style w:type="character" w:customStyle="1" w:styleId="Nadpis3Char">
+    <w:name w:val="Nadpis 3 Char"/>
+    <w:basedOn w:val="Predvolenpsmoodseku"/>
+    <w:link w:val="Nadpis3"/>
     <w:uiPriority w:val="9"/>
     <w:rsid w:val="00BD0C4B"/>
     <w:rPr>
@@ -9711,10 +12305,10 @@
       <w:szCs w:val="28"/>
     </w:rPr>
   </w:style>
-  <w:style w:type="character" w:customStyle="1" w:styleId="Heading4Char">
-    <w:name w:val="Heading 4 Char"/>
-    <w:basedOn w:val="DefaultParagraphFont"/>
-    <w:link w:val="Heading4"/>
+  <w:style w:type="character" w:customStyle="1" w:styleId="Nadpis4Char">
+    <w:name w:val="Nadpis 4 Char"/>
+    <w:basedOn w:val="Predvolenpsmoodseku"/>
+    <w:link w:val="Nadpis4"/>
     <w:uiPriority w:val="9"/>
     <w:rsid w:val="00577DE7"/>
     <w:rPr>
@@ -9722,10 +12316,10 @@
       <w:iCs/>
     </w:rPr>
   </w:style>
-  <w:style w:type="character" w:customStyle="1" w:styleId="Heading5Char">
-    <w:name w:val="Heading 5 Char"/>
-    <w:basedOn w:val="DefaultParagraphFont"/>
-    <w:link w:val="Heading5"/>
+  <w:style w:type="character" w:customStyle="1" w:styleId="Nadpis5Char">
+    <w:name w:val="Nadpis 5 Char"/>
+    <w:basedOn w:val="Predvolenpsmoodseku"/>
+    <w:link w:val="Nadpis5"/>
     <w:uiPriority w:val="9"/>
     <w:semiHidden/>
     <w:rsid w:val="00673CEF"/>
@@ -9734,10 +12328,10 @@
       <w:color w:val="0F4761" w:themeColor="accent1" w:themeShade="BF"/>
     </w:rPr>
   </w:style>
-  <w:style w:type="character" w:customStyle="1" w:styleId="Heading6Char">
-    <w:name w:val="Heading 6 Char"/>
-    <w:basedOn w:val="DefaultParagraphFont"/>
-    <w:link w:val="Heading6"/>
+  <w:style w:type="character" w:customStyle="1" w:styleId="Nadpis6Char">
+    <w:name w:val="Nadpis 6 Char"/>
+    <w:basedOn w:val="Predvolenpsmoodseku"/>
+    <w:link w:val="Nadpis6"/>
     <w:uiPriority w:val="9"/>
     <w:semiHidden/>
     <w:rsid w:val="00673CEF"/>
@@ -9748,10 +12342,10 @@
       <w:color w:val="595959" w:themeColor="text1" w:themeTint="A6"/>
     </w:rPr>
   </w:style>
-  <w:style w:type="character" w:customStyle="1" w:styleId="Heading7Char">
-    <w:name w:val="Heading 7 Char"/>
-    <w:basedOn w:val="DefaultParagraphFont"/>
-    <w:link w:val="Heading7"/>
+  <w:style w:type="character" w:customStyle="1" w:styleId="Nadpis7Char">
+    <w:name w:val="Nadpis 7 Char"/>
+    <w:basedOn w:val="Predvolenpsmoodseku"/>
+    <w:link w:val="Nadpis7"/>
     <w:uiPriority w:val="9"/>
     <w:semiHidden/>
     <w:rsid w:val="00673CEF"/>
@@ -9760,10 +12354,10 @@
       <w:color w:val="595959" w:themeColor="text1" w:themeTint="A6"/>
     </w:rPr>
   </w:style>
-  <w:style w:type="character" w:customStyle="1" w:styleId="Heading8Char">
-    <w:name w:val="Heading 8 Char"/>
-    <w:basedOn w:val="DefaultParagraphFont"/>
-    <w:link w:val="Heading8"/>
+  <w:style w:type="character" w:customStyle="1" w:styleId="Nadpis8Char">
+    <w:name w:val="Nadpis 8 Char"/>
+    <w:basedOn w:val="Predvolenpsmoodseku"/>
+    <w:link w:val="Nadpis8"/>
     <w:uiPriority w:val="9"/>
     <w:semiHidden/>
     <w:rsid w:val="00673CEF"/>
@@ -9774,10 +12368,10 @@
       <w:color w:val="272727" w:themeColor="text1" w:themeTint="D8"/>
     </w:rPr>
   </w:style>
-  <w:style w:type="character" w:customStyle="1" w:styleId="Heading9Char">
-    <w:name w:val="Heading 9 Char"/>
-    <w:basedOn w:val="DefaultParagraphFont"/>
-    <w:link w:val="Heading9"/>
+  <w:style w:type="character" w:customStyle="1" w:styleId="Nadpis9Char">
+    <w:name w:val="Nadpis 9 Char"/>
+    <w:basedOn w:val="Predvolenpsmoodseku"/>
+    <w:link w:val="Nadpis9"/>
     <w:uiPriority w:val="9"/>
     <w:semiHidden/>
     <w:rsid w:val="00673CEF"/>
@@ -9786,11 +12380,11 @@
       <w:color w:val="272727" w:themeColor="text1" w:themeTint="D8"/>
     </w:rPr>
   </w:style>
-  <w:style w:type="paragraph" w:styleId="Title">
+  <w:style w:type="paragraph" w:styleId="Nzov">
     <w:name w:val="Title"/>
-    <w:basedOn w:val="Normal"/>
-    <w:next w:val="Normal"/>
-    <w:link w:val="TitleChar"/>
+    <w:basedOn w:val="Normlny"/>
+    <w:next w:val="Normlny"/>
+    <w:link w:val="NzovChar"/>
     <w:uiPriority w:val="10"/>
     <w:qFormat/>
     <w:rsid w:val="00673CEF"/>
@@ -9806,10 +12400,10 @@
       <w:szCs w:val="56"/>
     </w:rPr>
   </w:style>
-  <w:style w:type="character" w:customStyle="1" w:styleId="TitleChar">
-    <w:name w:val="Title Char"/>
-    <w:basedOn w:val="DefaultParagraphFont"/>
-    <w:link w:val="Title"/>
+  <w:style w:type="character" w:customStyle="1" w:styleId="NzovChar">
+    <w:name w:val="Názov Char"/>
+    <w:basedOn w:val="Predvolenpsmoodseku"/>
+    <w:link w:val="Nzov"/>
     <w:uiPriority w:val="10"/>
     <w:rsid w:val="00673CEF"/>
     <w:rPr>
@@ -9820,11 +12414,11 @@
       <w:szCs w:val="56"/>
     </w:rPr>
   </w:style>
-  <w:style w:type="paragraph" w:styleId="Subtitle">
+  <w:style w:type="paragraph" w:styleId="Podtitul">
     <w:name w:val="Subtitle"/>
-    <w:basedOn w:val="Normal"/>
-    <w:next w:val="Normal"/>
-    <w:link w:val="SubtitleChar"/>
+    <w:basedOn w:val="Normlny"/>
+    <w:next w:val="Normlny"/>
+    <w:link w:val="PodtitulChar"/>
     <w:uiPriority w:val="11"/>
     <w:qFormat/>
     <w:rsid w:val="00673CEF"/>
@@ -9841,10 +12435,10 @@
       <w:szCs w:val="28"/>
     </w:rPr>
   </w:style>
-  <w:style w:type="character" w:customStyle="1" w:styleId="SubtitleChar">
-    <w:name w:val="Subtitle Char"/>
-    <w:basedOn w:val="DefaultParagraphFont"/>
-    <w:link w:val="Subtitle"/>
+  <w:style w:type="character" w:customStyle="1" w:styleId="PodtitulChar">
+    <w:name w:val="Podtitul Char"/>
+    <w:basedOn w:val="Predvolenpsmoodseku"/>
+    <w:link w:val="Podtitul"/>
     <w:uiPriority w:val="11"/>
     <w:rsid w:val="00673CEF"/>
     <w:rPr>
@@ -9855,11 +12449,11 @@
       <w:szCs w:val="28"/>
     </w:rPr>
   </w:style>
-  <w:style w:type="paragraph" w:styleId="Quote">
+  <w:style w:type="paragraph" w:styleId="Citcia">
     <w:name w:val="Quote"/>
-    <w:basedOn w:val="Normal"/>
-    <w:next w:val="Normal"/>
-    <w:link w:val="QuoteChar"/>
+    <w:basedOn w:val="Normlny"/>
+    <w:next w:val="Normlny"/>
+    <w:link w:val="CitciaChar"/>
     <w:uiPriority w:val="29"/>
     <w:qFormat/>
     <w:rsid w:val="00673CEF"/>
@@ -9873,10 +12467,10 @@
       <w:color w:val="404040" w:themeColor="text1" w:themeTint="BF"/>
     </w:rPr>
   </w:style>
-  <w:style w:type="character" w:customStyle="1" w:styleId="QuoteChar">
-    <w:name w:val="Quote Char"/>
-    <w:basedOn w:val="DefaultParagraphFont"/>
-    <w:link w:val="Quote"/>
+  <w:style w:type="character" w:customStyle="1" w:styleId="CitciaChar">
+    <w:name w:val="Citácia Char"/>
+    <w:basedOn w:val="Predvolenpsmoodseku"/>
+    <w:link w:val="Citcia"/>
     <w:uiPriority w:val="29"/>
     <w:rsid w:val="00673CEF"/>
     <w:rPr>
@@ -9885,9 +12479,9 @@
       <w:color w:val="404040" w:themeColor="text1" w:themeTint="BF"/>
     </w:rPr>
   </w:style>
-  <w:style w:type="paragraph" w:styleId="ListParagraph">
+  <w:style w:type="paragraph" w:styleId="Odsekzoznamu">
     <w:name w:val="List Paragraph"/>
-    <w:basedOn w:val="Normal"/>
+    <w:basedOn w:val="Normlny"/>
     <w:uiPriority w:val="34"/>
     <w:qFormat/>
     <w:rsid w:val="00673CEF"/>
@@ -9896,9 +12490,9 @@
       <w:contextualSpacing/>
     </w:pPr>
   </w:style>
-  <w:style w:type="character" w:styleId="IntenseEmphasis">
+  <w:style w:type="character" w:styleId="Intenzvnezvraznenie">
     <w:name w:val="Intense Emphasis"/>
-    <w:basedOn w:val="DefaultParagraphFont"/>
+    <w:basedOn w:val="Predvolenpsmoodseku"/>
     <w:uiPriority w:val="21"/>
     <w:qFormat/>
     <w:rsid w:val="00673CEF"/>
@@ -9908,11 +12502,11 @@
       <w:color w:val="0F4761" w:themeColor="accent1" w:themeShade="BF"/>
     </w:rPr>
   </w:style>
-  <w:style w:type="paragraph" w:styleId="IntenseQuote">
+  <w:style w:type="paragraph" w:styleId="Zvraznencitcia">
     <w:name w:val="Intense Quote"/>
-    <w:basedOn w:val="Normal"/>
-    <w:next w:val="Normal"/>
-    <w:link w:val="IntenseQuoteChar"/>
+    <w:basedOn w:val="Normlny"/>
+    <w:next w:val="Normlny"/>
+    <w:link w:val="ZvraznencitciaChar"/>
     <w:uiPriority w:val="30"/>
     <w:qFormat/>
     <w:rsid w:val="00673CEF"/>
@@ -9931,10 +12525,10 @@
       <w:color w:val="0F4761" w:themeColor="accent1" w:themeShade="BF"/>
     </w:rPr>
   </w:style>
-  <w:style w:type="character" w:customStyle="1" w:styleId="IntenseQuoteChar">
-    <w:name w:val="Intense Quote Char"/>
-    <w:basedOn w:val="DefaultParagraphFont"/>
-    <w:link w:val="IntenseQuote"/>
+  <w:style w:type="character" w:customStyle="1" w:styleId="ZvraznencitciaChar">
+    <w:name w:val="Zvýraznená citácia Char"/>
+    <w:basedOn w:val="Predvolenpsmoodseku"/>
+    <w:link w:val="Zvraznencitcia"/>
     <w:uiPriority w:val="30"/>
     <w:rsid w:val="00673CEF"/>
     <w:rPr>
@@ -9943,9 +12537,9 @@
       <w:color w:val="0F4761" w:themeColor="accent1" w:themeShade="BF"/>
     </w:rPr>
   </w:style>
-  <w:style w:type="character" w:styleId="IntenseReference">
+  <w:style w:type="character" w:styleId="Zvraznenodkaz">
     <w:name w:val="Intense Reference"/>
-    <w:basedOn w:val="DefaultParagraphFont"/>
+    <w:basedOn w:val="Predvolenpsmoodseku"/>
     <w:uiPriority w:val="32"/>
     <w:qFormat/>
     <w:rsid w:val="00673CEF"/>
@@ -9957,9 +12551,9 @@
       <w:spacing w:val="5"/>
     </w:rPr>
   </w:style>
-  <w:style w:type="character" w:styleId="Hyperlink">
+  <w:style w:type="character" w:styleId="Hypertextovprepojenie">
     <w:name w:val="Hyperlink"/>
-    <w:basedOn w:val="DefaultParagraphFont"/>
+    <w:basedOn w:val="Predvolenpsmoodseku"/>
     <w:uiPriority w:val="99"/>
     <w:unhideWhenUsed/>
     <w:rsid w:val="00513727"/>
@@ -9968,9 +12562,9 @@
       <w:u w:val="single"/>
     </w:rPr>
   </w:style>
-  <w:style w:type="character" w:styleId="UnresolvedMention">
+  <w:style w:type="character" w:styleId="Nevyrieenzmienka">
     <w:name w:val="Unresolved Mention"/>
-    <w:basedOn w:val="DefaultParagraphFont"/>
+    <w:basedOn w:val="Predvolenpsmoodseku"/>
     <w:uiPriority w:val="99"/>
     <w:semiHidden/>
     <w:unhideWhenUsed/>
@@ -9980,9 +12574,9 @@
       <w:shd w:val="clear" w:color="auto" w:fill="E1DFDD"/>
     </w:rPr>
   </w:style>
-  <w:style w:type="character" w:styleId="FollowedHyperlink">
+  <w:style w:type="character" w:styleId="PouitHypertextovPrepojenie">
     <w:name w:val="FollowedHyperlink"/>
-    <w:basedOn w:val="DefaultParagraphFont"/>
+    <w:basedOn w:val="Predvolenpsmoodseku"/>
     <w:uiPriority w:val="99"/>
     <w:semiHidden/>
     <w:unhideWhenUsed/>
@@ -9992,10 +12586,10 @@
       <w:u w:val="single"/>
     </w:rPr>
   </w:style>
-  <w:style w:type="paragraph" w:styleId="Header">
+  <w:style w:type="paragraph" w:styleId="Hlavika">
     <w:name w:val="header"/>
-    <w:basedOn w:val="Normal"/>
-    <w:link w:val="HeaderChar"/>
+    <w:basedOn w:val="Normlny"/>
+    <w:link w:val="HlavikaChar"/>
     <w:uiPriority w:val="99"/>
     <w:unhideWhenUsed/>
     <w:rsid w:val="00C42BBB"/>
@@ -10006,17 +12600,17 @@
       </w:tabs>
     </w:pPr>
   </w:style>
-  <w:style w:type="character" w:customStyle="1" w:styleId="HeaderChar">
-    <w:name w:val="Header Char"/>
-    <w:basedOn w:val="DefaultParagraphFont"/>
-    <w:link w:val="Header"/>
+  <w:style w:type="character" w:customStyle="1" w:styleId="HlavikaChar">
+    <w:name w:val="Hlavička Char"/>
+    <w:basedOn w:val="Predvolenpsmoodseku"/>
+    <w:link w:val="Hlavika"/>
     <w:uiPriority w:val="99"/>
     <w:rsid w:val="00C42BBB"/>
   </w:style>
-  <w:style w:type="paragraph" w:styleId="Footer">
+  <w:style w:type="paragraph" w:styleId="Pta">
     <w:name w:val="footer"/>
-    <w:basedOn w:val="Normal"/>
-    <w:link w:val="FooterChar"/>
+    <w:basedOn w:val="Normlny"/>
+    <w:link w:val="PtaChar"/>
     <w:uiPriority w:val="99"/>
     <w:unhideWhenUsed/>
     <w:rsid w:val="00C42BBB"/>
@@ -10027,17 +12621,17 @@
       </w:tabs>
     </w:pPr>
   </w:style>
-  <w:style w:type="character" w:customStyle="1" w:styleId="FooterChar">
-    <w:name w:val="Footer Char"/>
-    <w:basedOn w:val="DefaultParagraphFont"/>
-    <w:link w:val="Footer"/>
+  <w:style w:type="character" w:customStyle="1" w:styleId="PtaChar">
+    <w:name w:val="Päta Char"/>
+    <w:basedOn w:val="Predvolenpsmoodseku"/>
+    <w:link w:val="Pta"/>
     <w:uiPriority w:val="99"/>
     <w:rsid w:val="00C42BBB"/>
   </w:style>
-  <w:style w:type="paragraph" w:styleId="TOC1">
+  <w:style w:type="paragraph" w:styleId="Obsah1">
     <w:name w:val="toc 1"/>
-    <w:basedOn w:val="Normal"/>
-    <w:next w:val="Normal"/>
+    <w:basedOn w:val="Normlny"/>
+    <w:next w:val="Normlny"/>
     <w:autoRedefine/>
     <w:uiPriority w:val="39"/>
     <w:unhideWhenUsed/>
@@ -10046,10 +12640,10 @@
       <w:spacing w:after="100"/>
     </w:pPr>
   </w:style>
-  <w:style w:type="paragraph" w:styleId="TOC2">
+  <w:style w:type="paragraph" w:styleId="Obsah2">
     <w:name w:val="toc 2"/>
-    <w:basedOn w:val="Normal"/>
-    <w:next w:val="Normal"/>
+    <w:basedOn w:val="Normlny"/>
+    <w:next w:val="Normlny"/>
     <w:autoRedefine/>
     <w:uiPriority w:val="39"/>
     <w:unhideWhenUsed/>
@@ -10059,10 +12653,10 @@
       <w:ind w:left="220"/>
     </w:pPr>
   </w:style>
-  <w:style w:type="paragraph" w:styleId="TOC3">
+  <w:style w:type="paragraph" w:styleId="Obsah3">
     <w:name w:val="toc 3"/>
-    <w:basedOn w:val="Normal"/>
-    <w:next w:val="Normal"/>
+    <w:basedOn w:val="Normlny"/>
+    <w:next w:val="Normlny"/>
     <w:autoRedefine/>
     <w:uiPriority w:val="39"/>
     <w:unhideWhenUsed/>
@@ -10072,10 +12666,10 @@
       <w:ind w:left="440"/>
     </w:pPr>
   </w:style>
-  <w:style w:type="paragraph" w:styleId="TOC4">
+  <w:style w:type="paragraph" w:styleId="Obsah4">
     <w:name w:val="toc 4"/>
-    <w:basedOn w:val="Normal"/>
-    <w:next w:val="Normal"/>
+    <w:basedOn w:val="Normlny"/>
+    <w:next w:val="Normlny"/>
     <w:autoRedefine/>
     <w:uiPriority w:val="39"/>
     <w:unhideWhenUsed/>
@@ -10085,10 +12679,10 @@
       <w:ind w:left="660"/>
     </w:pPr>
   </w:style>
-  <w:style w:type="paragraph" w:styleId="TOCHeading">
+  <w:style w:type="paragraph" w:styleId="Hlavikaobsahu">
     <w:name w:val="TOC Heading"/>
-    <w:basedOn w:val="Heading1"/>
-    <w:next w:val="Normal"/>
+    <w:basedOn w:val="Nadpis1"/>
+    <w:next w:val="Normlny"/>
     <w:uiPriority w:val="39"/>
     <w:unhideWhenUsed/>
     <w:qFormat/>

--- a/IT_hodiny/namety_postupu_skolenia.docx
+++ b/IT_hodiny/namety_postupu_skolenia.docx
@@ -7906,16 +7906,7 @@
         <w:t xml:space="preserve">Príklady – </w:t>
       </w:r>
       <w:r>
-        <w:t>priklad1.py a </w:t>
-      </w:r>
-      <w:r>
-        <w:t>priklad</w:t>
-      </w:r>
-      <w:r>
-        <w:t>2</w:t>
-      </w:r>
-      <w:r>
-        <w:t>.py</w:t>
+        <w:t>priklad1.py a priklad2.py</w:t>
       </w:r>
     </w:p>
     <w:p>
@@ -7924,67 +7915,75 @@
           <w:rPr>
             <w:rStyle w:val="Hypertextovprepojenie"/>
           </w:rPr>
-          <w:t>https://www.geeksforgeeks</w:t>
+          <w:t>https://www.geeksforgeeks.org/python/adding-collisions-using-pygame-rect-colliderect-in-pygame/</w:t>
+        </w:r>
+      </w:hyperlink>
+      <w:r>
+        <w:t xml:space="preserve"> </w:t>
+      </w:r>
+    </w:p>
+    <w:p/>
+    <w:p>
+      <w:proofErr w:type="spellStart"/>
+      <w:r>
+        <w:t>Catch</w:t>
+      </w:r>
+      <w:proofErr w:type="spellEnd"/>
+      <w:r>
+        <w:t xml:space="preserve"> </w:t>
+      </w:r>
+      <w:proofErr w:type="spellStart"/>
+      <w:r>
+        <w:t>the</w:t>
+      </w:r>
+      <w:proofErr w:type="spellEnd"/>
+      <w:r>
+        <w:t xml:space="preserve"> </w:t>
+      </w:r>
+      <w:proofErr w:type="spellStart"/>
+      <w:r>
+        <w:t>falling</w:t>
+      </w:r>
+      <w:proofErr w:type="spellEnd"/>
+      <w:r>
+        <w:t xml:space="preserve"> </w:t>
+      </w:r>
+      <w:proofErr w:type="spellStart"/>
+      <w:r>
+        <w:t>blocks</w:t>
+      </w:r>
+      <w:proofErr w:type="spellEnd"/>
+      <w:r>
+        <w:t xml:space="preserve"> mini game</w:t>
+      </w:r>
+    </w:p>
+    <w:p>
+      <w:hyperlink r:id="rId50" w:history="1">
+        <w:r>
+          <w:rPr>
+            <w:rStyle w:val="Hypertextovprepojenie"/>
+          </w:rPr>
+          <w:t>https://</w:t>
         </w:r>
         <w:r>
           <w:rPr>
             <w:rStyle w:val="Hypertextovprepojenie"/>
           </w:rPr>
-          <w:t>.</w:t>
+          <w:t>w</w:t>
         </w:r>
         <w:r>
           <w:rPr>
             <w:rStyle w:val="Hypertextovprepojenie"/>
           </w:rPr>
-          <w:t>org/python/adding-collisions-using-pygame-rect-colliderect-in-pygame/</w:t>
+          <w:t>ww.geeksforgeeks.org/python/introduction-to-pygame/</w:t>
         </w:r>
       </w:hyperlink>
       <w:r>
         <w:t xml:space="preserve"> </w:t>
       </w:r>
     </w:p>
-    <w:p/>
-    <w:p>
-      <w:proofErr w:type="spellStart"/>
-      <w:r>
-        <w:t>Catch</w:t>
-      </w:r>
-      <w:proofErr w:type="spellEnd"/>
-      <w:r>
-        <w:t xml:space="preserve"> </w:t>
-      </w:r>
-      <w:proofErr w:type="spellStart"/>
-      <w:r>
-        <w:t>the</w:t>
-      </w:r>
-      <w:proofErr w:type="spellEnd"/>
-      <w:r>
-        <w:t xml:space="preserve"> </w:t>
-      </w:r>
-      <w:proofErr w:type="spellStart"/>
-      <w:r>
-        <w:t>falling</w:t>
-      </w:r>
-      <w:proofErr w:type="spellEnd"/>
-      <w:r>
-        <w:t xml:space="preserve"> </w:t>
-      </w:r>
-      <w:proofErr w:type="spellStart"/>
-      <w:r>
-        <w:t>blocks</w:t>
-      </w:r>
-      <w:proofErr w:type="spellEnd"/>
-      <w:r>
-        <w:t xml:space="preserve"> mini game</w:t>
-      </w:r>
-    </w:p>
-    <w:p>
-      <w:r>
-        <w:t>https://www.geeksforgeeks.org/python/introduction-to-pygame/</w:t>
-      </w:r>
-    </w:p>
     <w:sectPr>
-      <w:footerReference w:type="default" r:id="rId50"/>
+      <w:footerReference w:type="default" r:id="rId51"/>
       <w:pgSz w:w="11906" w:h="16838"/>
       <w:pgMar w:top="1440" w:right="1440" w:bottom="1440" w:left="1440" w:header="708" w:footer="708" w:gutter="0"/>
       <w:cols w:space="708"/>

--- a/IT_hodiny/namety_postupu_skolenia.docx
+++ b/IT_hodiny/namety_postupu_skolenia.docx
@@ -4,20 +4,12 @@
   <w:body>
     <w:p>
       <w:pPr>
-        <w:pStyle w:val="Nadpis1"/>
+        <w:pStyle w:val="Heading1"/>
       </w:pPr>
       <w:bookmarkStart w:id="0" w:name="_Toc210144977"/>
       <w:bookmarkStart w:id="1" w:name="_Toc210145037"/>
       <w:r>
-        <w:t xml:space="preserve">Programovanie </w:t>
-      </w:r>
-      <w:proofErr w:type="spellStart"/>
-      <w:r>
-        <w:t>Python</w:t>
-      </w:r>
-      <w:proofErr w:type="spellEnd"/>
-      <w:r>
-        <w:t xml:space="preserve"> pre </w:t>
+        <w:t xml:space="preserve">Programovanie Python pre </w:t>
       </w:r>
       <w:r>
         <w:t>mladých.</w:t>
@@ -77,14 +69,13 @@
       <w:sdtContent>
         <w:p>
           <w:pPr>
-            <w:pStyle w:val="Hlavikaobsahu"/>
+            <w:pStyle w:val="TOCHeading"/>
             <w:rPr>
               <w:color w:val="auto"/>
               <w:sz w:val="28"/>
               <w:szCs w:val="28"/>
             </w:rPr>
           </w:pPr>
-          <w:proofErr w:type="spellStart"/>
           <w:r>
             <w:rPr>
               <w:color w:val="auto"/>
@@ -93,11 +84,10 @@
             </w:rPr>
             <w:t>Obsah</w:t>
           </w:r>
-          <w:proofErr w:type="spellEnd"/>
         </w:p>
         <w:p>
           <w:pPr>
-            <w:pStyle w:val="Obsah1"/>
+            <w:pStyle w:val="TOC1"/>
             <w:tabs>
               <w:tab w:val="right" w:leader="dot" w:pos="9016"/>
             </w:tabs>
@@ -121,7 +111,7 @@
           <w:hyperlink w:anchor="_Toc210145037" w:history="1">
             <w:r>
               <w:rPr>
-                <w:rStyle w:val="Hypertextovprepojenie"/>
+                <w:rStyle w:val="Hyperlink"/>
                 <w:noProof/>
               </w:rPr>
               <w:t>Programovanie Python pre mladých.</w:t>
@@ -178,7 +168,7 @@
         </w:p>
         <w:p>
           <w:pPr>
-            <w:pStyle w:val="Obsah2"/>
+            <w:pStyle w:val="TOC2"/>
             <w:tabs>
               <w:tab w:val="right" w:leader="dot" w:pos="9016"/>
             </w:tabs>
@@ -193,7 +183,7 @@
           <w:hyperlink w:anchor="_Toc210145038" w:history="1">
             <w:r>
               <w:rPr>
-                <w:rStyle w:val="Hypertextovprepojenie"/>
+                <w:rStyle w:val="Hyperlink"/>
                 <w:noProof/>
               </w:rPr>
               <w:t>Úprava VSC.</w:t>
@@ -250,7 +240,7 @@
         </w:p>
         <w:p>
           <w:pPr>
-            <w:pStyle w:val="Obsah2"/>
+            <w:pStyle w:val="TOC2"/>
             <w:tabs>
               <w:tab w:val="right" w:leader="dot" w:pos="9016"/>
             </w:tabs>
@@ -265,7 +255,7 @@
           <w:hyperlink w:anchor="_Toc210145039" w:history="1">
             <w:r>
               <w:rPr>
-                <w:rStyle w:val="Hypertextovprepojenie"/>
+                <w:rStyle w:val="Hyperlink"/>
                 <w:noProof/>
               </w:rPr>
               <w:t>Zdrojové kódy školenia.</w:t>
@@ -322,7 +312,7 @@
         </w:p>
         <w:p>
           <w:pPr>
-            <w:pStyle w:val="Obsah2"/>
+            <w:pStyle w:val="TOC2"/>
             <w:tabs>
               <w:tab w:val="right" w:leader="dot" w:pos="9016"/>
             </w:tabs>
@@ -337,7 +327,7 @@
           <w:hyperlink w:anchor="_Toc210145040" w:history="1">
             <w:r>
               <w:rPr>
-                <w:rStyle w:val="Hypertextovprepojenie"/>
+                <w:rStyle w:val="Hyperlink"/>
                 <w:noProof/>
               </w:rPr>
               <w:t>Informačné podklady.</w:t>
@@ -394,7 +384,7 @@
         </w:p>
         <w:p>
           <w:pPr>
-            <w:pStyle w:val="Obsah2"/>
+            <w:pStyle w:val="TOC2"/>
             <w:tabs>
               <w:tab w:val="right" w:leader="dot" w:pos="9016"/>
             </w:tabs>
@@ -409,7 +399,7 @@
           <w:hyperlink w:anchor="_Toc210145041" w:history="1">
             <w:r>
               <w:rPr>
-                <w:rStyle w:val="Hypertextovprepojenie"/>
+                <w:rStyle w:val="Hyperlink"/>
                 <w:noProof/>
               </w:rPr>
               <w:t>Vyskúšať vytvorenie jednoduchej hre.</w:t>
@@ -466,7 +456,7 @@
         </w:p>
         <w:p>
           <w:pPr>
-            <w:pStyle w:val="Obsah2"/>
+            <w:pStyle w:val="TOC2"/>
             <w:tabs>
               <w:tab w:val="right" w:leader="dot" w:pos="9016"/>
             </w:tabs>
@@ -481,7 +471,7 @@
           <w:hyperlink w:anchor="_Toc210145042" w:history="1">
             <w:r>
               <w:rPr>
-                <w:rStyle w:val="Hypertextovprepojenie"/>
+                <w:rStyle w:val="Hyperlink"/>
                 <w:noProof/>
               </w:rPr>
               <w:t>Myšlienky.</w:t>
@@ -538,7 +528,7 @@
         </w:p>
         <w:p>
           <w:pPr>
-            <w:pStyle w:val="Obsah2"/>
+            <w:pStyle w:val="TOC2"/>
             <w:tabs>
               <w:tab w:val="right" w:leader="dot" w:pos="9016"/>
             </w:tabs>
@@ -553,7 +543,7 @@
           <w:hyperlink w:anchor="_Toc210145043" w:history="1">
             <w:r>
               <w:rPr>
-                <w:rStyle w:val="Hypertextovprepojenie"/>
+                <w:rStyle w:val="Hyperlink"/>
                 <w:noProof/>
               </w:rPr>
               <w:t>Jednotlivé termíny.</w:t>
@@ -610,7 +600,7 @@
         </w:p>
         <w:p>
           <w:pPr>
-            <w:pStyle w:val="Obsah3"/>
+            <w:pStyle w:val="TOC3"/>
             <w:tabs>
               <w:tab w:val="right" w:leader="dot" w:pos="9016"/>
             </w:tabs>
@@ -625,7 +615,7 @@
           <w:hyperlink w:anchor="_Toc210145044" w:history="1">
             <w:r>
               <w:rPr>
-                <w:rStyle w:val="Hypertextovprepojenie"/>
+                <w:rStyle w:val="Hyperlink"/>
                 <w:noProof/>
               </w:rPr>
               <w:t>12.9.2024</w:t>
@@ -682,7 +672,7 @@
         </w:p>
         <w:p>
           <w:pPr>
-            <w:pStyle w:val="Obsah1"/>
+            <w:pStyle w:val="TOC1"/>
             <w:tabs>
               <w:tab w:val="right" w:leader="dot" w:pos="9016"/>
             </w:tabs>
@@ -697,7 +687,7 @@
           <w:hyperlink w:anchor="_Toc210145045" w:history="1">
             <w:r>
               <w:rPr>
-                <w:rStyle w:val="Hypertextovprepojenie"/>
+                <w:rStyle w:val="Hyperlink"/>
                 <w:noProof/>
               </w:rPr>
               <w:t>Python Web Development With Django</w:t>
@@ -754,7 +744,7 @@
         </w:p>
         <w:p>
           <w:pPr>
-            <w:pStyle w:val="Obsah1"/>
+            <w:pStyle w:val="TOC1"/>
             <w:tabs>
               <w:tab w:val="right" w:leader="dot" w:pos="9016"/>
             </w:tabs>
@@ -769,7 +759,7 @@
           <w:hyperlink w:anchor="_Toc210145046" w:history="1">
             <w:r>
               <w:rPr>
-                <w:rStyle w:val="Hypertextovprepojenie"/>
+                <w:rStyle w:val="Hyperlink"/>
                 <w:noProof/>
               </w:rPr>
               <w:t>Python for Game Development: Getting Started with Pygame</w:t>
@@ -826,7 +816,7 @@
         </w:p>
         <w:p>
           <w:pPr>
-            <w:pStyle w:val="Obsah2"/>
+            <w:pStyle w:val="TOC2"/>
             <w:tabs>
               <w:tab w:val="right" w:leader="dot" w:pos="9016"/>
             </w:tabs>
@@ -841,7 +831,7 @@
           <w:hyperlink w:anchor="_Toc210145047" w:history="1">
             <w:r>
               <w:rPr>
-                <w:rStyle w:val="Hypertextovprepojenie"/>
+                <w:rStyle w:val="Hyperlink"/>
                 <w:noProof/>
               </w:rPr>
               <w:t>PyGame Tutorial</w:t>
@@ -898,7 +888,7 @@
         </w:p>
         <w:p>
           <w:pPr>
-            <w:pStyle w:val="Obsah2"/>
+            <w:pStyle w:val="TOC2"/>
             <w:tabs>
               <w:tab w:val="right" w:leader="dot" w:pos="9016"/>
             </w:tabs>
@@ -913,7 +903,7 @@
           <w:hyperlink w:anchor="_Toc210145048" w:history="1">
             <w:r>
               <w:rPr>
-                <w:rStyle w:val="Hypertextovprepojenie"/>
+                <w:rStyle w:val="Hyperlink"/>
                 <w:noProof/>
               </w:rPr>
               <w:t>Pohyb.</w:t>
@@ -970,7 +960,7 @@
         </w:p>
         <w:p>
           <w:pPr>
-            <w:pStyle w:val="Obsah2"/>
+            <w:pStyle w:val="TOC2"/>
             <w:tabs>
               <w:tab w:val="right" w:leader="dot" w:pos="9016"/>
             </w:tabs>
@@ -985,7 +975,7 @@
           <w:hyperlink w:anchor="_Toc210145049" w:history="1">
             <w:r>
               <w:rPr>
-                <w:rStyle w:val="Hypertextovprepojenie"/>
+                <w:rStyle w:val="Hyperlink"/>
                 <w:noProof/>
               </w:rPr>
               <w:t>Povolenie zmeny veľkosti okna v PyGame.</w:t>
@@ -1042,7 +1032,7 @@
         </w:p>
         <w:p>
           <w:pPr>
-            <w:pStyle w:val="Obsah2"/>
+            <w:pStyle w:val="TOC2"/>
             <w:tabs>
               <w:tab w:val="right" w:leader="dot" w:pos="9016"/>
             </w:tabs>
@@ -1057,7 +1047,7 @@
           <w:hyperlink w:anchor="_Toc210145050" w:history="1">
             <w:r>
               <w:rPr>
-                <w:rStyle w:val="Hypertextovprepojenie"/>
+                <w:rStyle w:val="Hyperlink"/>
                 <w:noProof/>
               </w:rPr>
               <w:t>Ako zmeniť farbu pozadia obrazovky v Pygame?</w:t>
@@ -1114,7 +1104,7 @@
         </w:p>
         <w:p>
           <w:pPr>
-            <w:pStyle w:val="Obsah2"/>
+            <w:pStyle w:val="TOC2"/>
             <w:tabs>
               <w:tab w:val="right" w:leader="dot" w:pos="9016"/>
             </w:tabs>
@@ -1129,7 +1119,7 @@
           <w:hyperlink w:anchor="_Toc210145051" w:history="1">
             <w:r>
               <w:rPr>
-                <w:rStyle w:val="Hypertextovprepojenie"/>
+                <w:rStyle w:val="Hyperlink"/>
                 <w:noProof/>
               </w:rPr>
               <w:t>Kreslenie objektov a tvarov</w:t>
@@ -1186,7 +1176,7 @@
         </w:p>
         <w:p>
           <w:pPr>
-            <w:pStyle w:val="Obsah3"/>
+            <w:pStyle w:val="TOC3"/>
             <w:tabs>
               <w:tab w:val="right" w:leader="dot" w:pos="9016"/>
             </w:tabs>
@@ -1201,7 +1191,7 @@
           <w:hyperlink w:anchor="_Toc210145052" w:history="1">
             <w:r>
               <w:rPr>
-                <w:rStyle w:val="Hypertextovprepojenie"/>
+                <w:rStyle w:val="Hyperlink"/>
                 <w:noProof/>
               </w:rPr>
               <w:t>Python | Drawing different shapes on PyGame window</w:t>
@@ -1258,7 +1248,7 @@
         </w:p>
         <w:p>
           <w:pPr>
-            <w:pStyle w:val="Obsah3"/>
+            <w:pStyle w:val="TOC3"/>
             <w:tabs>
               <w:tab w:val="right" w:leader="dot" w:pos="9016"/>
             </w:tabs>
@@ -1273,7 +1263,7 @@
           <w:hyperlink w:anchor="_Toc210145053" w:history="1">
             <w:r>
               <w:rPr>
-                <w:rStyle w:val="Hypertextovprepojenie"/>
+                <w:rStyle w:val="Hyperlink"/>
                 <w:noProof/>
               </w:rPr>
               <w:t>How to draw rectangle in Pygame?</w:t>
@@ -1330,7 +1320,7 @@
         </w:p>
         <w:p>
           <w:pPr>
-            <w:pStyle w:val="Obsah3"/>
+            <w:pStyle w:val="TOC3"/>
             <w:tabs>
               <w:tab w:val="right" w:leader="dot" w:pos="9016"/>
             </w:tabs>
@@ -1345,7 +1335,7 @@
           <w:hyperlink w:anchor="_Toc210145054" w:history="1">
             <w:r>
               <w:rPr>
-                <w:rStyle w:val="Hypertextovprepojenie"/>
+                <w:rStyle w:val="Hyperlink"/>
                 <w:noProof/>
               </w:rPr>
               <w:t>How to draw a rectangle with rounded corner in PyGame?</w:t>
@@ -1402,7 +1392,7 @@
         </w:p>
         <w:p>
           <w:pPr>
-            <w:pStyle w:val="Obsah2"/>
+            <w:pStyle w:val="TOC2"/>
             <w:tabs>
               <w:tab w:val="right" w:leader="dot" w:pos="9016"/>
             </w:tabs>
@@ -1417,7 +1407,7 @@
           <w:hyperlink w:anchor="_Toc210145055" w:history="1">
             <w:r>
               <w:rPr>
-                <w:rStyle w:val="Hypertextovprepojenie"/>
+                <w:rStyle w:val="Hyperlink"/>
                 <w:noProof/>
               </w:rPr>
               <w:t>Event Handling</w:t>
@@ -1474,7 +1464,7 @@
         </w:p>
         <w:p>
           <w:pPr>
-            <w:pStyle w:val="Obsah3"/>
+            <w:pStyle w:val="TOC3"/>
             <w:tabs>
               <w:tab w:val="right" w:leader="dot" w:pos="9016"/>
             </w:tabs>
@@ -1489,7 +1479,7 @@
           <w:hyperlink w:anchor="_Toc210145056" w:history="1">
             <w:r>
               <w:rPr>
-                <w:rStyle w:val="Hypertextovprepojenie"/>
+                <w:rStyle w:val="Hyperlink"/>
                 <w:noProof/>
               </w:rPr>
               <w:t>Udalosť klávesnice.</w:t>
@@ -1546,7 +1536,7 @@
         </w:p>
         <w:p>
           <w:pPr>
-            <w:pStyle w:val="Obsah3"/>
+            <w:pStyle w:val="TOC3"/>
             <w:tabs>
               <w:tab w:val="right" w:leader="dot" w:pos="9016"/>
             </w:tabs>
@@ -1561,7 +1551,7 @@
           <w:hyperlink w:anchor="_Toc210145057" w:history="1">
             <w:r>
               <w:rPr>
-                <w:rStyle w:val="Hypertextovprepojenie"/>
+                <w:rStyle w:val="Hyperlink"/>
                 <w:noProof/>
               </w:rPr>
               <w:t>Udalosť myš.</w:t>
@@ -1618,7 +1608,7 @@
         </w:p>
         <w:p>
           <w:pPr>
-            <w:pStyle w:val="Obsah3"/>
+            <w:pStyle w:val="TOC3"/>
             <w:tabs>
               <w:tab w:val="right" w:leader="dot" w:pos="9016"/>
             </w:tabs>
@@ -1633,7 +1623,7 @@
           <w:hyperlink w:anchor="_Toc210145058" w:history="1">
             <w:r>
               <w:rPr>
-                <w:rStyle w:val="Hypertextovprepojenie"/>
+                <w:rStyle w:val="Hyperlink"/>
                 <w:noProof/>
               </w:rPr>
               <w:t>How to add Custom Events in Pygame?</w:t>
@@ -1690,7 +1680,7 @@
         </w:p>
         <w:p>
           <w:pPr>
-            <w:pStyle w:val="Obsah3"/>
+            <w:pStyle w:val="TOC3"/>
             <w:tabs>
               <w:tab w:val="right" w:leader="dot" w:pos="9016"/>
             </w:tabs>
@@ -1705,7 +1695,7 @@
           <w:hyperlink w:anchor="_Toc210145059" w:history="1">
             <w:r>
               <w:rPr>
-                <w:rStyle w:val="Hypertextovprepojenie"/>
+                <w:rStyle w:val="Hyperlink"/>
                 <w:noProof/>
               </w:rPr>
               <w:t>How to get keyboard input in PyGame ?</w:t>
@@ -1762,7 +1752,7 @@
         </w:p>
         <w:p>
           <w:pPr>
-            <w:pStyle w:val="Obsah2"/>
+            <w:pStyle w:val="TOC2"/>
             <w:tabs>
               <w:tab w:val="right" w:leader="dot" w:pos="9016"/>
             </w:tabs>
@@ -1777,7 +1767,7 @@
           <w:hyperlink w:anchor="_Toc210145060" w:history="1">
             <w:r>
               <w:rPr>
-                <w:rStyle w:val="Hypertextovprepojenie"/>
+                <w:rStyle w:val="Hyperlink"/>
                 <w:noProof/>
               </w:rPr>
               <w:t>Základy a opakovanie.</w:t>
@@ -1834,7 +1824,7 @@
         </w:p>
         <w:p>
           <w:pPr>
-            <w:pStyle w:val="Obsah3"/>
+            <w:pStyle w:val="TOC3"/>
             <w:tabs>
               <w:tab w:val="right" w:leader="dot" w:pos="9016"/>
             </w:tabs>
@@ -1849,7 +1839,7 @@
           <w:hyperlink w:anchor="_Toc210145061" w:history="1">
             <w:r>
               <w:rPr>
-                <w:rStyle w:val="Hypertextovprepojenie"/>
+                <w:rStyle w:val="Hyperlink"/>
                 <w:noProof/>
               </w:rPr>
               <w:t>Python Lists – Zoznamy.</w:t>
@@ -1919,7 +1909,7 @@
     <w:p/>
     <w:p>
       <w:pPr>
-        <w:pStyle w:val="Nadpis2"/>
+        <w:pStyle w:val="Heading2"/>
       </w:pPr>
       <w:bookmarkStart w:id="2" w:name="_Toc210144978"/>
       <w:bookmarkStart w:id="3" w:name="_Toc210145038"/>
@@ -1937,7 +1927,7 @@
     <w:p/>
     <w:p>
       <w:pPr>
-        <w:pStyle w:val="Nadpis2"/>
+        <w:pStyle w:val="Heading2"/>
       </w:pPr>
       <w:bookmarkStart w:id="4" w:name="_Toc210144979"/>
       <w:bookmarkStart w:id="5" w:name="_Toc210145039"/>
@@ -1951,7 +1941,7 @@
       <w:hyperlink r:id="rId8" w:history="1">
         <w:r>
           <w:rPr>
-            <w:rStyle w:val="Hypertextovprepojenie"/>
+            <w:rStyle w:val="Hyperlink"/>
           </w:rPr>
           <w:t>https://github.com/gitdagray/python-course</w:t>
         </w:r>
@@ -1963,7 +1953,7 @@
     <w:p/>
     <w:p>
       <w:pPr>
-        <w:pStyle w:val="Nadpis2"/>
+        <w:pStyle w:val="Heading2"/>
       </w:pPr>
       <w:bookmarkStart w:id="6" w:name="_Toc210144980"/>
       <w:bookmarkStart w:id="7" w:name="_Toc210145040"/>
@@ -1976,48 +1966,18 @@
     </w:p>
     <w:p>
       <w:hyperlink r:id="rId9" w:history="1">
-        <w:proofErr w:type="spellStart"/>
         <w:r>
           <w:rPr>
-            <w:rStyle w:val="Hypertextovprepojenie"/>
+            <w:rStyle w:val="Hyperlink"/>
           </w:rPr>
-          <w:t>Python</w:t>
+          <w:t>Python Module Index — Python 3.12.5 documentation</w:t>
         </w:r>
-        <w:proofErr w:type="spellEnd"/>
-        <w:r>
-          <w:rPr>
-            <w:rStyle w:val="Hypertextovprepojenie"/>
-          </w:rPr>
-          <w:t xml:space="preserve"> Module Index — </w:t>
-        </w:r>
-        <w:proofErr w:type="spellStart"/>
-        <w:r>
-          <w:rPr>
-            <w:rStyle w:val="Hypertextovprepojenie"/>
-          </w:rPr>
-          <w:t>Python</w:t>
-        </w:r>
-        <w:proofErr w:type="spellEnd"/>
-        <w:r>
-          <w:rPr>
-            <w:rStyle w:val="Hypertextovprepojenie"/>
-          </w:rPr>
-          <w:t xml:space="preserve"> 3.12.5 </w:t>
-        </w:r>
-        <w:proofErr w:type="spellStart"/>
-        <w:r>
-          <w:rPr>
-            <w:rStyle w:val="Hypertextovprepojenie"/>
-          </w:rPr>
-          <w:t>documentation</w:t>
-        </w:r>
-        <w:proofErr w:type="spellEnd"/>
       </w:hyperlink>
     </w:p>
     <w:p/>
     <w:p>
       <w:pPr>
-        <w:pStyle w:val="Nadpis2"/>
+        <w:pStyle w:val="Heading2"/>
       </w:pPr>
       <w:bookmarkStart w:id="8" w:name="_Toc210144981"/>
       <w:bookmarkStart w:id="9" w:name="_Toc210145041"/>
@@ -2035,23 +1995,7 @@
         <w:t>V</w:t>
       </w:r>
       <w:r>
-        <w:t xml:space="preserve"> </w:t>
-      </w:r>
-      <w:proofErr w:type="spellStart"/>
-      <w:r>
-        <w:t>priklade</w:t>
-      </w:r>
-      <w:proofErr w:type="spellEnd"/>
-      <w:r>
-        <w:t xml:space="preserve"> rps.py je vytvorenie </w:t>
-      </w:r>
-      <w:proofErr w:type="spellStart"/>
-      <w:r>
-        <w:t>jednoduche</w:t>
-      </w:r>
-      <w:proofErr w:type="spellEnd"/>
-      <w:r>
-        <w:t xml:space="preserve"> hry kam</w:t>
+        <w:t xml:space="preserve"> priklade rps.py je vytvorenie jednoduche hry kam</w:t>
       </w:r>
       <w:r>
         <w:t>eň</w:t>
@@ -2071,28 +2015,15 @@
         <w:t>rps0_2.py</w:t>
       </w:r>
       <w:r>
-        <w:t xml:space="preserve"> – úprava vstupu s konverziou na </w:t>
-      </w:r>
-      <w:proofErr w:type="spellStart"/>
-      <w:r>
-        <w:t>integer</w:t>
-      </w:r>
-      <w:proofErr w:type="spellEnd"/>
+        <w:t xml:space="preserve"> – úprava vstupu s konverziou na integer</w:t>
+      </w:r>
     </w:p>
     <w:p>
       <w:r>
         <w:t>rps0_3.py</w:t>
       </w:r>
       <w:r>
-        <w:t xml:space="preserve"> – doplnenie náhodného hádzania pre </w:t>
-      </w:r>
-      <w:proofErr w:type="spellStart"/>
-      <w:r>
-        <w:t>Python</w:t>
-      </w:r>
-      <w:proofErr w:type="spellEnd"/>
-      <w:r>
-        <w:t xml:space="preserve"> (počítač)</w:t>
+        <w:t xml:space="preserve"> – doplnenie náhodného hádzania pre Python (počítač)</w:t>
       </w:r>
     </w:p>
     <w:p/>
@@ -2121,18 +2052,10 @@
     </w:p>
     <w:p>
       <w:r>
-        <w:t xml:space="preserve">rps4.py – úprava kódu na </w:t>
-      </w:r>
-      <w:proofErr w:type="spellStart"/>
-      <w:r>
-        <w:t>game_</w:t>
-      </w:r>
-      <w:r>
-        <w:t>count</w:t>
-      </w:r>
-      <w:proofErr w:type="spellEnd"/>
-      <w:r>
-        <w:t>=0</w:t>
+        <w:t>rps4.py – úprava kódu na game_</w:t>
+      </w:r>
+      <w:r>
+        <w:t>count=0</w:t>
       </w:r>
     </w:p>
     <w:p/>
@@ -2144,7 +2067,7 @@
     <w:p/>
     <w:p>
       <w:pPr>
-        <w:pStyle w:val="Nadpis2"/>
+        <w:pStyle w:val="Heading2"/>
       </w:pPr>
       <w:bookmarkStart w:id="10" w:name="_Toc210144982"/>
       <w:bookmarkStart w:id="11" w:name="_Toc210145042"/>
@@ -2159,22 +2082,14 @@
         <w:t>Rozdiel medzi zoznam</w:t>
       </w:r>
       <w:r>
-        <w:t>ami a n-</w:t>
-      </w:r>
-      <w:proofErr w:type="spellStart"/>
-      <w:r>
-        <w:t>ticami</w:t>
-      </w:r>
-      <w:proofErr w:type="spellEnd"/>
-      <w:r>
-        <w:t>.</w:t>
+        <w:t>ami a n-ticami.</w:t>
       </w:r>
     </w:p>
     <w:p>
       <w:hyperlink r:id="rId10" w:history="1">
         <w:r>
           <w:rPr>
-            <w:rStyle w:val="Hypertextovprepojenie"/>
+            <w:rStyle w:val="Hyperlink"/>
           </w:rPr>
           <w:t>https://realpython.com/python-lists-tuples/?ref=dailydev</w:t>
         </w:r>
@@ -2183,7 +2098,7 @@
     <w:p/>
     <w:p>
       <w:pPr>
-        <w:pStyle w:val="Nadpis2"/>
+        <w:pStyle w:val="Heading2"/>
       </w:pPr>
       <w:bookmarkStart w:id="12" w:name="_Toc210144983"/>
       <w:bookmarkStart w:id="13" w:name="_Toc210145043"/>
@@ -2195,7 +2110,7 @@
     </w:p>
     <w:p>
       <w:pPr>
-        <w:pStyle w:val="Nadpis3"/>
+        <w:pStyle w:val="Heading3"/>
       </w:pPr>
       <w:bookmarkStart w:id="14" w:name="_Toc210144984"/>
       <w:bookmarkStart w:id="15" w:name="_Toc210145044"/>
@@ -2273,67 +2188,33 @@
       <w:r>
         <w:t> </w:t>
       </w:r>
-      <w:proofErr w:type="spellStart"/>
       <w:r>
         <w:t>Kubiho</w:t>
       </w:r>
-      <w:proofErr w:type="spellEnd"/>
     </w:p>
     <w:p/>
     <w:p>
       <w:pPr>
-        <w:pStyle w:val="Nadpis1"/>
+        <w:pStyle w:val="Heading1"/>
       </w:pPr>
       <w:bookmarkStart w:id="16" w:name="_Toc210144985"/>
       <w:bookmarkStart w:id="17" w:name="_Toc210145045"/>
-      <w:proofErr w:type="spellStart"/>
-      <w:r>
-        <w:t>Python</w:t>
-      </w:r>
-      <w:proofErr w:type="spellEnd"/>
-      <w:r>
-        <w:t xml:space="preserve"> Web </w:t>
-      </w:r>
-      <w:proofErr w:type="spellStart"/>
-      <w:r>
-        <w:t>Development</w:t>
-      </w:r>
-      <w:proofErr w:type="spellEnd"/>
-      <w:r>
-        <w:t xml:space="preserve"> </w:t>
-      </w:r>
-      <w:proofErr w:type="spellStart"/>
-      <w:r>
-        <w:t>With</w:t>
-      </w:r>
-      <w:proofErr w:type="spellEnd"/>
-      <w:r>
-        <w:t xml:space="preserve"> </w:t>
-      </w:r>
-      <w:proofErr w:type="spellStart"/>
-      <w:r>
-        <w:t>Django</w:t>
+      <w:r>
+        <w:t>Python Web Development With Django</w:t>
       </w:r>
       <w:bookmarkEnd w:id="16"/>
       <w:bookmarkEnd w:id="17"/>
-      <w:proofErr w:type="spellEnd"/>
     </w:p>
     <w:p>
       <w:r>
         <w:t xml:space="preserve">Vytváranie jednoduchých </w:t>
       </w:r>
-      <w:proofErr w:type="spellStart"/>
       <w:r>
         <w:t>webovský</w:t>
       </w:r>
       <w:r>
-        <w:t>ch</w:t>
-      </w:r>
-      <w:proofErr w:type="spellEnd"/>
-      <w:r>
-        <w:t xml:space="preserve"> stránok bol ktoré sú tvorené programovacím jazykom </w:t>
-      </w:r>
-      <w:proofErr w:type="spellStart"/>
+        <w:t xml:space="preserve">ch stránok bol ktoré sú tvorené programovacím jazykom </w:t>
+      </w:r>
       <w:r>
         <w:t>Py</w:t>
       </w:r>
@@ -2346,7 +2227,6 @@
       <w:r>
         <w:t>on</w:t>
       </w:r>
-      <w:proofErr w:type="spellEnd"/>
       <w:r>
         <w:t>.</w:t>
       </w:r>
@@ -2354,73 +2234,23 @@
     <w:p/>
     <w:p>
       <w:pPr>
-        <w:pStyle w:val="Nadpis1"/>
+        <w:pStyle w:val="Heading1"/>
       </w:pPr>
       <w:bookmarkStart w:id="18" w:name="September2025"/>
       <w:bookmarkStart w:id="19" w:name="_Toc210144986"/>
       <w:bookmarkStart w:id="20" w:name="_Toc210145046"/>
       <w:bookmarkEnd w:id="18"/>
-      <w:proofErr w:type="spellStart"/>
-      <w:r>
-        <w:t>Python</w:t>
-      </w:r>
-      <w:proofErr w:type="spellEnd"/>
-      <w:r>
-        <w:t xml:space="preserve"> </w:t>
-      </w:r>
-      <w:proofErr w:type="spellStart"/>
-      <w:r>
-        <w:t>for</w:t>
-      </w:r>
-      <w:proofErr w:type="spellEnd"/>
-      <w:r>
-        <w:t xml:space="preserve"> Game </w:t>
-      </w:r>
-      <w:proofErr w:type="spellStart"/>
-      <w:r>
-        <w:t>Development</w:t>
-      </w:r>
-      <w:proofErr w:type="spellEnd"/>
-      <w:r>
-        <w:t xml:space="preserve">: </w:t>
-      </w:r>
-      <w:proofErr w:type="spellStart"/>
-      <w:r>
-        <w:t>Getting</w:t>
-      </w:r>
-      <w:proofErr w:type="spellEnd"/>
-      <w:r>
-        <w:t xml:space="preserve"> </w:t>
-      </w:r>
-      <w:proofErr w:type="spellStart"/>
-      <w:r>
-        <w:t>Started</w:t>
-      </w:r>
-      <w:proofErr w:type="spellEnd"/>
-      <w:r>
-        <w:t xml:space="preserve"> </w:t>
-      </w:r>
-      <w:proofErr w:type="spellStart"/>
-      <w:r>
-        <w:t>with</w:t>
-      </w:r>
-      <w:proofErr w:type="spellEnd"/>
-      <w:r>
-        <w:t xml:space="preserve"> </w:t>
-      </w:r>
-      <w:proofErr w:type="spellStart"/>
-      <w:r>
-        <w:t>Pygame</w:t>
+      <w:r>
+        <w:t>Python for Game Development: Getting Started with Pygame</w:t>
       </w:r>
       <w:bookmarkEnd w:id="19"/>
       <w:bookmarkEnd w:id="20"/>
-      <w:proofErr w:type="spellEnd"/>
     </w:p>
     <w:p>
       <w:hyperlink r:id="rId11" w:history="1">
         <w:r>
           <w:rPr>
-            <w:rStyle w:val="Hypertextovprepojenie"/>
+            <w:rStyle w:val="Hyperlink"/>
           </w:rPr>
           <w:t>https://www.geeksforgeeks.org/python/python-for-game-development-getting-started-with-pygame/</w:t>
         </w:r>
@@ -2431,31 +2261,21 @@
     </w:p>
     <w:p>
       <w:pPr>
-        <w:pStyle w:val="Nadpis2"/>
+        <w:pStyle w:val="Heading2"/>
       </w:pPr>
       <w:bookmarkStart w:id="21" w:name="_Toc210144987"/>
       <w:bookmarkStart w:id="22" w:name="_Toc210145047"/>
-      <w:proofErr w:type="spellStart"/>
-      <w:r>
-        <w:t>PyGame</w:t>
-      </w:r>
-      <w:proofErr w:type="spellEnd"/>
-      <w:r>
-        <w:t xml:space="preserve"> </w:t>
-      </w:r>
-      <w:proofErr w:type="spellStart"/>
-      <w:r>
-        <w:t>Tutorial</w:t>
+      <w:r>
+        <w:t>PyGame Tutorial</w:t>
       </w:r>
       <w:bookmarkEnd w:id="21"/>
       <w:bookmarkEnd w:id="22"/>
-      <w:proofErr w:type="spellEnd"/>
     </w:p>
     <w:p>
       <w:hyperlink r:id="rId12" w:history="1">
         <w:r>
           <w:rPr>
-            <w:rStyle w:val="Hypertextovprepojenie"/>
+            <w:rStyle w:val="Hyperlink"/>
             <w:highlight w:val="yellow"/>
           </w:rPr>
           <w:t>https://www.geeksforgeeks.org/python/pygame-tutorial/</w:t>
@@ -2503,23 +2323,7 @@
     </w:p>
     <w:p>
       <w:r>
-        <w:t xml:space="preserve">Na spustenie hry musia byť všetky potrebné moduly </w:t>
-      </w:r>
-      <w:proofErr w:type="spellStart"/>
-      <w:r>
-        <w:t>Pygame</w:t>
-      </w:r>
-      <w:proofErr w:type="spellEnd"/>
-      <w:r>
-        <w:t xml:space="preserve"> inicializované pomocou </w:t>
-      </w:r>
-      <w:proofErr w:type="spellStart"/>
-      <w:r>
-        <w:t>pygame.init</w:t>
-      </w:r>
-      <w:proofErr w:type="spellEnd"/>
-      <w:r>
-        <w:t>().</w:t>
+        <w:t>Na spustenie hry musia byť všetky potrebné moduly Pygame inicializované pomocou pygame.init().</w:t>
       </w:r>
     </w:p>
     <w:p>
@@ -2546,21 +2350,12 @@
       <w:r>
         <w:t xml:space="preserve">Funkcia </w:t>
       </w:r>
-      <w:proofErr w:type="spellStart"/>
       <w:r>
         <w:rPr>
           <w:b/>
           <w:bCs/>
         </w:rPr>
-        <w:t>pygame.display.set_mode</w:t>
-      </w:r>
-      <w:proofErr w:type="spellEnd"/>
-      <w:r>
-        <w:rPr>
-          <w:b/>
-          <w:bCs/>
-        </w:rPr>
-        <w:t>()</w:t>
+        <w:t>pygame.display.set_mode()</w:t>
       </w:r>
       <w:r>
         <w:t xml:space="preserve"> vytvorí okno s danou výškou a šírkou. Toto okno bude slúžiť ako plátno pre vašu hru, na ktoré nakreslíte každý prvok.</w:t>
@@ -2577,19 +2372,18 @@
           <w:i/>
           <w:iCs/>
         </w:rPr>
-        <w:t xml:space="preserve"> </w:t>
-      </w:r>
-      <w:proofErr w:type="spellStart"/>
-      <w:r>
+        <w:t xml:space="preserve"> pygame.display.set_caption().</w:t>
+      </w:r>
+    </w:p>
+    <w:p>
+      <w:pPr>
         <w:rPr>
           <w:b/>
           <w:bCs/>
           <w:i/>
           <w:iCs/>
         </w:rPr>
-        <w:t>pygame.display.set_caption</w:t>
-      </w:r>
-      <w:proofErr w:type="spellEnd"/>
+      </w:pPr>
       <w:r>
         <w:rPr>
           <w:b/>
@@ -2597,7 +2391,23 @@
           <w:i/>
           <w:iCs/>
         </w:rPr>
-        <w:t>().</w:t>
+        <w:t>FPS a herné hodiny:</w:t>
+      </w:r>
+    </w:p>
+    <w:p>
+      <w:r>
+        <w:t>pygame.time</w:t>
+      </w:r>
+      <w:r>
+        <w:t xml:space="preserve"> pri</w:t>
+      </w:r>
+      <w:r>
+        <w:t xml:space="preserve"> vytvorení objektu hodín vám Clock() dáva možnosť upraviť snímkovú frekvenciu hernej slučky.</w:t>
+      </w:r>
+    </w:p>
+    <w:p>
+      <w:r>
+        <w:t>Hra má zaručenú prevádzku pri 60 snímkach za sekundu (FPS) vďaka clock.tick(60).</w:t>
       </w:r>
     </w:p>
     <w:p>
@@ -2616,41 +2426,17 @@
           <w:i/>
           <w:iCs/>
         </w:rPr>
-        <w:t>FPS a herné hodiny:</w:t>
-      </w:r>
-    </w:p>
-    <w:p>
-      <w:proofErr w:type="spellStart"/>
-      <w:r>
-        <w:t>pygame.time</w:t>
-      </w:r>
-      <w:proofErr w:type="spellEnd"/>
-      <w:r>
-        <w:t xml:space="preserve"> pri</w:t>
-      </w:r>
-      <w:r>
-        <w:t xml:space="preserve"> vytvorení objektu hodín vám </w:t>
-      </w:r>
-      <w:proofErr w:type="spellStart"/>
-      <w:r>
-        <w:t>Clock</w:t>
-      </w:r>
-      <w:proofErr w:type="spellEnd"/>
-      <w:r>
-        <w:t>() dáva možnosť upraviť snímkovú frekvenciu hernej slučky.</w:t>
-      </w:r>
-    </w:p>
-    <w:p>
-      <w:r>
-        <w:t xml:space="preserve">Hra má zaručenú prevádzku pri 60 snímkach za sekundu (FPS) vďaka </w:t>
-      </w:r>
-      <w:proofErr w:type="spellStart"/>
-      <w:r>
-        <w:t>clock.tick</w:t>
-      </w:r>
-      <w:proofErr w:type="spellEnd"/>
-      <w:r>
-        <w:t>(60).</w:t>
+        <w:t>Slučka hlavnej hry</w:t>
+      </w:r>
+    </w:p>
+    <w:p>
+      <w:r>
+        <w:t>Hru udržiava slučka while True. Vo vnútri kód aktualizuje obrazovku hry, prekresľuje položky a počúva akcie (napríklad zatvorenie okna).</w:t>
+      </w:r>
+    </w:p>
+    <w:p>
+      <w:r>
+        <w:t>Všetky udalosti vrátane stlačení klávesov, kliknutí myšou a udalostí zatvorenia okien načíta pygame.event.get(). Hra sa skončí, ak sa udalosť uzavrela (pygame. QUIT).</w:t>
       </w:r>
     </w:p>
     <w:p>
@@ -2669,60 +2455,121 @@
           <w:i/>
           <w:iCs/>
         </w:rPr>
-        <w:t>Slučka hlavnej hry</w:t>
-      </w:r>
-    </w:p>
-    <w:p>
-      <w:r>
-        <w:t xml:space="preserve">Hru udržiava slučka </w:t>
-      </w:r>
-      <w:proofErr w:type="spellStart"/>
-      <w:r>
-        <w:t>while</w:t>
-      </w:r>
-      <w:proofErr w:type="spellEnd"/>
-      <w:r>
-        <w:t xml:space="preserve"> </w:t>
-      </w:r>
-      <w:proofErr w:type="spellStart"/>
-      <w:r>
-        <w:t>True</w:t>
-      </w:r>
-      <w:proofErr w:type="spellEnd"/>
-      <w:r>
-        <w:t>. Vo vnútri kód aktualizuje obrazovku hry, prekresľuje položky a počúva akcie (napríklad zatvorenie okna).</w:t>
-      </w:r>
-    </w:p>
-    <w:p>
-      <w:r>
-        <w:t xml:space="preserve">Všetky udalosti vrátane stlačení klávesov, kliknutí myšou a udalostí zatvorenia okien načíta </w:t>
-      </w:r>
-      <w:proofErr w:type="spellStart"/>
-      <w:r>
-        <w:t>pygame.event.get</w:t>
-      </w:r>
-      <w:proofErr w:type="spellEnd"/>
-      <w:r>
-        <w:t>(). Hra sa skončí, ak sa udalosť uzavrela (</w:t>
-      </w:r>
-      <w:proofErr w:type="spellStart"/>
-      <w:r>
-        <w:t>pygame</w:t>
-      </w:r>
-      <w:proofErr w:type="spellEnd"/>
-      <w:r>
-        <w:t>. QUIT).</w:t>
-      </w:r>
-    </w:p>
-    <w:p>
-      <w:pPr>
+        <w:t>Aktualizácie obrazovky a vykresľovania:</w:t>
+      </w:r>
+    </w:p>
+    <w:p>
+      <w:r>
+        <w:t>Screen.fill (WHITE) vyplní obrazovku konkrétnou farbou. Nakoniec tu nakreslíte pozadia, objekty alebo škriatkov.</w:t>
+      </w:r>
+    </w:p>
+    <w:p>
+      <w:r>
+        <w:t>Všetky zmeny vykonané počas slučky sa aktualizujú na obrazovke pomocou pygame.display.flip().</w:t>
+      </w:r>
+    </w:p>
+    <w:p/>
+    <w:p>
+      <w:pPr>
+        <w:pStyle w:val="Heading2"/>
+      </w:pPr>
+      <w:bookmarkStart w:id="23" w:name="_Toc210144988"/>
+      <w:bookmarkStart w:id="24" w:name="_Toc210145048"/>
+      <w:r>
+        <w:t>Pohyb.</w:t>
+      </w:r>
+      <w:bookmarkEnd w:id="23"/>
+      <w:bookmarkEnd w:id="24"/>
+    </w:p>
+    <w:p>
+      <w:pPr>
+        <w:rPr>
+          <w:b/>
+          <w:bCs/>
+        </w:rPr>
+      </w:pPr>
+      <w:r>
+        <w:rPr>
+          <w:b/>
+          <w:bCs/>
+        </w:rPr>
+        <w:t>Konfigurácia hráča:</w:t>
+      </w:r>
+      <w:r>
+        <w:rPr>
+          <w:b/>
+          <w:bCs/>
+        </w:rPr>
+        <w:t xml:space="preserve"> - praktický proklad v programe </w:t>
+      </w:r>
+      <w:r>
+        <w:rPr>
+          <w:b/>
+          <w:bCs/>
+          <w:color w:val="EE0000"/>
+        </w:rPr>
+        <w:t>pohyb.py</w:t>
+      </w:r>
+    </w:p>
+    <w:p>
+      <w:pPr>
+        <w:numPr>
+          <w:ilvl w:val="0"/>
+          <w:numId w:val="21"/>
+        </w:numPr>
+      </w:pPr>
+      <w:r>
+        <w:t>Bol predstavený hráč; Predstavuje ho obdĺžnik, ktorý je vycentrovaný na obrazovke. Prehrávač má veľkosť 50x50 pixelov.</w:t>
+      </w:r>
+    </w:p>
+    <w:p>
+      <w:pPr>
+        <w:numPr>
+          <w:ilvl w:val="0"/>
+          <w:numId w:val="21"/>
+        </w:numPr>
+      </w:pPr>
+      <w:r>
+        <w:t xml:space="preserve">Pozícia hráča je určená </w:t>
+      </w:r>
+      <w:r>
         <w:rPr>
           <w:b/>
           <w:bCs/>
           <w:i/>
           <w:iCs/>
         </w:rPr>
-      </w:pPr>
+        <w:t>player_x a player_y</w:t>
+      </w:r>
+      <w:r>
+        <w:t>, zatiaľ čo jeho rýchlosť je riadená player_speed.</w:t>
+      </w:r>
+    </w:p>
+    <w:p>
+      <w:pPr>
+        <w:rPr>
+          <w:b/>
+          <w:bCs/>
+        </w:rPr>
+      </w:pPr>
+      <w:r>
+        <w:rPr>
+          <w:b/>
+          <w:bCs/>
+        </w:rPr>
+        <w:t>Správa vstupu:</w:t>
+      </w:r>
+    </w:p>
+    <w:p>
+      <w:pPr>
+        <w:numPr>
+          <w:ilvl w:val="0"/>
+          <w:numId w:val="31"/>
+        </w:numPr>
+      </w:pPr>
+      <w:r>
+        <w:t xml:space="preserve">Funkcia </w:t>
+      </w:r>
       <w:r>
         <w:rPr>
           <w:b/>
@@ -2730,168 +2577,10 @@
           <w:i/>
           <w:iCs/>
         </w:rPr>
-        <w:t>Aktualizácie obrazovky a vykresľovania:</w:t>
-      </w:r>
-    </w:p>
-    <w:p>
-      <w:proofErr w:type="spellStart"/>
-      <w:r>
-        <w:t>Screen.fill</w:t>
-      </w:r>
-      <w:proofErr w:type="spellEnd"/>
-      <w:r>
-        <w:t xml:space="preserve"> (WHITE) vyplní obrazovku konkrétnou farbou. Nakoniec tu nakreslíte pozadia, objekty alebo škriatkov.</w:t>
-      </w:r>
-    </w:p>
-    <w:p>
-      <w:r>
-        <w:t xml:space="preserve">Všetky zmeny vykonané počas slučky sa aktualizujú na obrazovke pomocou </w:t>
-      </w:r>
-      <w:proofErr w:type="spellStart"/>
-      <w:r>
-        <w:t>pygame.display.flip</w:t>
-      </w:r>
-      <w:proofErr w:type="spellEnd"/>
-      <w:r>
-        <w:t>().</w:t>
-      </w:r>
-    </w:p>
-    <w:p/>
-    <w:p>
-      <w:pPr>
-        <w:pStyle w:val="Nadpis2"/>
-      </w:pPr>
-      <w:bookmarkStart w:id="23" w:name="_Toc210144988"/>
-      <w:bookmarkStart w:id="24" w:name="_Toc210145048"/>
-      <w:r>
-        <w:t>Pohyb.</w:t>
-      </w:r>
-      <w:bookmarkEnd w:id="23"/>
-      <w:bookmarkEnd w:id="24"/>
-    </w:p>
-    <w:p>
-      <w:pPr>
-        <w:rPr>
-          <w:b/>
-          <w:bCs/>
-        </w:rPr>
-      </w:pPr>
-      <w:r>
-        <w:rPr>
-          <w:b/>
-          <w:bCs/>
-        </w:rPr>
-        <w:t>Konfigurácia hráča:</w:t>
-      </w:r>
-      <w:r>
-        <w:rPr>
-          <w:b/>
-          <w:bCs/>
-        </w:rPr>
-        <w:t xml:space="preserve"> - praktický </w:t>
-      </w:r>
-      <w:proofErr w:type="spellStart"/>
-      <w:r>
-        <w:rPr>
-          <w:b/>
-          <w:bCs/>
-        </w:rPr>
-        <w:t>proklad</w:t>
-      </w:r>
-      <w:proofErr w:type="spellEnd"/>
-      <w:r>
-        <w:rPr>
-          <w:b/>
-          <w:bCs/>
-        </w:rPr>
-        <w:t xml:space="preserve"> v programe </w:t>
-      </w:r>
-      <w:r>
-        <w:rPr>
-          <w:b/>
-          <w:bCs/>
-          <w:color w:val="EE0000"/>
-        </w:rPr>
-        <w:t>pohyb.py</w:t>
-      </w:r>
-    </w:p>
-    <w:p>
-      <w:pPr>
-        <w:numPr>
-          <w:ilvl w:val="0"/>
-          <w:numId w:val="21"/>
-        </w:numPr>
-      </w:pPr>
-      <w:r>
-        <w:t>Bol predstavený hráč; Predstavuje ho obdĺžnik, ktorý je vycentrovaný na obrazovke. Prehrávač má veľkosť 50x50 pixelov.</w:t>
-      </w:r>
-    </w:p>
-    <w:p>
-      <w:pPr>
-        <w:numPr>
-          <w:ilvl w:val="0"/>
-          <w:numId w:val="21"/>
-        </w:numPr>
-      </w:pPr>
-      <w:r>
-        <w:t xml:space="preserve">Pozícia hráča je určená </w:t>
-      </w:r>
-      <w:proofErr w:type="spellStart"/>
-      <w:r>
-        <w:rPr>
-          <w:b/>
-          <w:bCs/>
-          <w:i/>
-          <w:iCs/>
-        </w:rPr>
-        <w:t>player_x</w:t>
-      </w:r>
-      <w:proofErr w:type="spellEnd"/>
-      <w:r>
-        <w:rPr>
-          <w:b/>
-          <w:bCs/>
-          <w:i/>
-          <w:iCs/>
-        </w:rPr>
-        <w:t xml:space="preserve"> a </w:t>
-      </w:r>
-      <w:proofErr w:type="spellStart"/>
-      <w:r>
-        <w:rPr>
-          <w:b/>
-          <w:bCs/>
-          <w:i/>
-          <w:iCs/>
-        </w:rPr>
-        <w:t>player_y</w:t>
-      </w:r>
-      <w:proofErr w:type="spellEnd"/>
-      <w:r>
-        <w:t xml:space="preserve">, zatiaľ čo jeho rýchlosť je riadená </w:t>
-      </w:r>
-      <w:proofErr w:type="spellStart"/>
-      <w:r>
-        <w:t>player_speed</w:t>
-      </w:r>
-      <w:proofErr w:type="spellEnd"/>
-      <w:r>
-        <w:t>.</w:t>
-      </w:r>
-    </w:p>
-    <w:p>
-      <w:pPr>
-        <w:rPr>
-          <w:b/>
-          <w:bCs/>
-        </w:rPr>
-      </w:pPr>
-      <w:r>
-        <w:rPr>
-          <w:b/>
-          <w:bCs/>
-        </w:rPr>
-        <w:t>Správa vstupu:</w:t>
+        <w:t xml:space="preserve">pygame.key.get_pressed() </w:t>
+      </w:r>
+      <w:r>
+        <w:t>určuje, ktoré klávesy sú v danom okamihu stlačené.</w:t>
       </w:r>
     </w:p>
     <w:p>
@@ -2902,49 +2591,7 @@
         </w:numPr>
       </w:pPr>
       <w:r>
-        <w:t xml:space="preserve">Funkcia </w:t>
-      </w:r>
-      <w:proofErr w:type="spellStart"/>
-      <w:r>
-        <w:rPr>
-          <w:b/>
-          <w:bCs/>
-          <w:i/>
-          <w:iCs/>
-        </w:rPr>
-        <w:t>pygame.key.get_pressed</w:t>
-      </w:r>
-      <w:proofErr w:type="spellEnd"/>
-      <w:r>
-        <w:rPr>
-          <w:b/>
-          <w:bCs/>
-          <w:i/>
-          <w:iCs/>
-        </w:rPr>
-        <w:t xml:space="preserve">() </w:t>
-      </w:r>
-      <w:r>
-        <w:t>určuje, ktoré klávesy sú v danom okamihu stlačené.</w:t>
-      </w:r>
-    </w:p>
-    <w:p>
-      <w:pPr>
-        <w:numPr>
-          <w:ilvl w:val="0"/>
-          <w:numId w:val="31"/>
-        </w:numPr>
-      </w:pPr>
-      <w:r>
-        <w:t xml:space="preserve">Príkazy </w:t>
-      </w:r>
-      <w:proofErr w:type="spellStart"/>
-      <w:r>
-        <w:t>if</w:t>
-      </w:r>
-      <w:proofErr w:type="spellEnd"/>
-      <w:r>
-        <w:t xml:space="preserve"> upravujú pozície x a y hráča podľa toho, či sú stlačené klávesy so šípkami.</w:t>
+        <w:t>Príkazy if upravujú pozície x a y hráča podľa toho, či sú stlačené klávesy so šípkami.</w:t>
       </w:r>
     </w:p>
     <w:p>
@@ -2970,15 +2617,7 @@
         </w:numPr>
       </w:pPr>
       <w:r>
-        <w:t xml:space="preserve">Hráč je reprezentovaný čiernym obdĺžnikom nakresleným na obrazovke na aktuálnej pozícii hráča pomocou </w:t>
-      </w:r>
-      <w:proofErr w:type="spellStart"/>
-      <w:r>
-        <w:t>pygame.draw.rect</w:t>
-      </w:r>
-      <w:proofErr w:type="spellEnd"/>
-      <w:r>
-        <w:t>().</w:t>
+        <w:t>Hráč je reprezentovaný čiernym obdĺžnikom nakresleným na obrazovke na aktuálnej pozícii hráča pomocou pygame.draw.rect().</w:t>
       </w:r>
     </w:p>
     <w:p/>
@@ -2990,20 +2629,12 @@
     <w:p/>
     <w:p>
       <w:pPr>
-        <w:pStyle w:val="Nadpis2"/>
+        <w:pStyle w:val="Heading2"/>
       </w:pPr>
       <w:bookmarkStart w:id="25" w:name="_Toc210144989"/>
       <w:bookmarkStart w:id="26" w:name="_Toc210145049"/>
       <w:r>
-        <w:t xml:space="preserve">Povolenie zmeny veľkosti okna v </w:t>
-      </w:r>
-      <w:proofErr w:type="spellStart"/>
-      <w:r>
-        <w:t>PyGame</w:t>
-      </w:r>
-      <w:proofErr w:type="spellEnd"/>
-      <w:r>
-        <w:t>.</w:t>
+        <w:t>Povolenie zmeny veľkosti okna v PyGame.</w:t>
       </w:r>
       <w:bookmarkEnd w:id="25"/>
       <w:bookmarkEnd w:id="26"/>
@@ -3021,129 +2652,47 @@
           <w:szCs w:val="20"/>
         </w:rPr>
       </w:pPr>
-      <w:proofErr w:type="spellStart"/>
       <w:r>
         <w:rPr>
           <w:rFonts w:ascii="Courier New" w:hAnsi="Courier New" w:cs="Courier New"/>
           <w:sz w:val="20"/>
           <w:szCs w:val="20"/>
         </w:rPr>
-        <w:t>screen</w:t>
-      </w:r>
-      <w:proofErr w:type="spellEnd"/>
-      <w:r>
+        <w:t>screen = pygame.display.set_mode((400, 400), pygame.RESIZABLE)</w:t>
+      </w:r>
+    </w:p>
+    <w:p>
+      <w:r>
+        <w:t>predtým</w:t>
+      </w:r>
+    </w:p>
+    <w:p/>
+    <w:p>
+      <w:pPr>
         <w:rPr>
           <w:rFonts w:ascii="Courier New" w:hAnsi="Courier New" w:cs="Courier New"/>
           <w:sz w:val="20"/>
           <w:szCs w:val="20"/>
         </w:rPr>
-        <w:t xml:space="preserve"> = </w:t>
-      </w:r>
-      <w:proofErr w:type="spellStart"/>
+      </w:pPr>
       <w:r>
         <w:rPr>
           <w:rFonts w:ascii="Courier New" w:hAnsi="Courier New" w:cs="Courier New"/>
           <w:sz w:val="20"/>
           <w:szCs w:val="20"/>
         </w:rPr>
-        <w:t>pygame.display.set_mode</w:t>
-      </w:r>
-      <w:proofErr w:type="spellEnd"/>
-      <w:r>
-        <w:rPr>
-          <w:rFonts w:ascii="Courier New" w:hAnsi="Courier New" w:cs="Courier New"/>
-          <w:sz w:val="20"/>
-          <w:szCs w:val="20"/>
-        </w:rPr>
-        <w:t xml:space="preserve">((400, 400), </w:t>
-      </w:r>
-      <w:proofErr w:type="spellStart"/>
-      <w:r>
-        <w:rPr>
-          <w:rFonts w:ascii="Courier New" w:hAnsi="Courier New" w:cs="Courier New"/>
-          <w:sz w:val="20"/>
-          <w:szCs w:val="20"/>
-        </w:rPr>
-        <w:t>pygame.RESIZABLE</w:t>
-      </w:r>
-      <w:proofErr w:type="spellEnd"/>
-      <w:r>
-        <w:rPr>
-          <w:rFonts w:ascii="Courier New" w:hAnsi="Courier New" w:cs="Courier New"/>
-          <w:sz w:val="20"/>
-          <w:szCs w:val="20"/>
-        </w:rPr>
-        <w:t>)</w:t>
-      </w:r>
-    </w:p>
-    <w:p>
-      <w:r>
-        <w:t>predtým</w:t>
+        <w:t>screen = pygame.display.set_mode((400, 400))</w:t>
       </w:r>
     </w:p>
     <w:p/>
     <w:p>
       <w:pPr>
-        <w:rPr>
-          <w:rFonts w:ascii="Courier New" w:hAnsi="Courier New" w:cs="Courier New"/>
-          <w:sz w:val="20"/>
-          <w:szCs w:val="20"/>
-        </w:rPr>
-      </w:pPr>
-      <w:proofErr w:type="spellStart"/>
-      <w:r>
-        <w:rPr>
-          <w:rFonts w:ascii="Courier New" w:hAnsi="Courier New" w:cs="Courier New"/>
-          <w:sz w:val="20"/>
-          <w:szCs w:val="20"/>
-        </w:rPr>
-        <w:t>screen</w:t>
-      </w:r>
-      <w:proofErr w:type="spellEnd"/>
-      <w:r>
-        <w:rPr>
-          <w:rFonts w:ascii="Courier New" w:hAnsi="Courier New" w:cs="Courier New"/>
-          <w:sz w:val="20"/>
-          <w:szCs w:val="20"/>
-        </w:rPr>
-        <w:t xml:space="preserve"> = </w:t>
-      </w:r>
-      <w:proofErr w:type="spellStart"/>
-      <w:r>
-        <w:rPr>
-          <w:rFonts w:ascii="Courier New" w:hAnsi="Courier New" w:cs="Courier New"/>
-          <w:sz w:val="20"/>
-          <w:szCs w:val="20"/>
-        </w:rPr>
-        <w:t>pygame.display.set_mode</w:t>
-      </w:r>
-      <w:proofErr w:type="spellEnd"/>
-      <w:r>
-        <w:rPr>
-          <w:rFonts w:ascii="Courier New" w:hAnsi="Courier New" w:cs="Courier New"/>
-          <w:sz w:val="20"/>
-          <w:szCs w:val="20"/>
-        </w:rPr>
-        <w:t>((400, 400))</w:t>
-      </w:r>
-    </w:p>
-    <w:p/>
-    <w:p>
-      <w:pPr>
-        <w:pStyle w:val="Nadpis2"/>
+        <w:pStyle w:val="Heading2"/>
       </w:pPr>
       <w:bookmarkStart w:id="27" w:name="_Toc210144990"/>
       <w:bookmarkStart w:id="28" w:name="_Toc210145050"/>
       <w:r>
-        <w:t xml:space="preserve">Ako zmeniť farbu pozadia obrazovky v </w:t>
-      </w:r>
-      <w:proofErr w:type="spellStart"/>
-      <w:r>
-        <w:t>Pygame</w:t>
-      </w:r>
-      <w:proofErr w:type="spellEnd"/>
-      <w:r>
-        <w:t>?</w:t>
+        <w:t>Ako zmeniť farbu pozadia obrazovky v Pygame?</w:t>
       </w:r>
       <w:bookmarkEnd w:id="27"/>
       <w:bookmarkEnd w:id="28"/>
@@ -3173,7 +2722,7 @@
     </w:p>
     <w:p>
       <w:pPr>
-        <w:pStyle w:val="Nadpis2"/>
+        <w:pStyle w:val="Heading2"/>
       </w:pPr>
       <w:bookmarkStart w:id="29" w:name="_Toc210144991"/>
       <w:bookmarkStart w:id="30" w:name="_Toc210145051"/>
@@ -3187,7 +2736,7 @@
       <w:hyperlink r:id="rId13" w:history="1">
         <w:r>
           <w:rPr>
-            <w:rStyle w:val="Hypertextovprepojenie"/>
+            <w:rStyle w:val="Hyperlink"/>
           </w:rPr>
           <w:t>https://www.geeksforgeeks.org/python/pygame-drawing-objects-and-shapes/</w:t>
         </w:r>
@@ -3210,7 +2759,6 @@
       <w:r>
         <w:t>parametre pre obdĺžnik -</w:t>
       </w:r>
-      <w:proofErr w:type="spellStart"/>
       <w:r>
         <w:rPr>
           <w:b/>
@@ -3218,161 +2766,11 @@
         </w:rPr>
         <w:t>rectangle</w:t>
       </w:r>
-      <w:proofErr w:type="spellEnd"/>
-    </w:p>
-    <w:p>
-      <w:r>
-        <w:t>(</w:t>
-      </w:r>
-      <w:proofErr w:type="spellStart"/>
-      <w:r>
-        <w:t>surface</w:t>
-      </w:r>
-      <w:proofErr w:type="spellEnd"/>
-      <w:r>
-        <w:t xml:space="preserve">: </w:t>
-      </w:r>
-      <w:proofErr w:type="spellStart"/>
-      <w:r>
-        <w:t>Surface</w:t>
-      </w:r>
-      <w:proofErr w:type="spellEnd"/>
-      <w:r>
-        <w:t xml:space="preserve">, </w:t>
-      </w:r>
-      <w:proofErr w:type="spellStart"/>
-      <w:r>
-        <w:t>color</w:t>
-      </w:r>
-      <w:proofErr w:type="spellEnd"/>
-      <w:r>
-        <w:t xml:space="preserve">: </w:t>
-      </w:r>
-      <w:proofErr w:type="spellStart"/>
-      <w:r>
-        <w:t>ColorValue</w:t>
-      </w:r>
-      <w:proofErr w:type="spellEnd"/>
-      <w:r>
-        <w:t xml:space="preserve">, </w:t>
-      </w:r>
-      <w:proofErr w:type="spellStart"/>
-      <w:r>
-        <w:t>rect</w:t>
-      </w:r>
-      <w:proofErr w:type="spellEnd"/>
-      <w:r>
-        <w:t xml:space="preserve">: </w:t>
-      </w:r>
-      <w:proofErr w:type="spellStart"/>
-      <w:r>
-        <w:t>RectValue</w:t>
-      </w:r>
-      <w:proofErr w:type="spellEnd"/>
-      <w:r>
-        <w:t xml:space="preserve">, </w:t>
-      </w:r>
-      <w:proofErr w:type="spellStart"/>
-      <w:r>
-        <w:t>width</w:t>
-      </w:r>
-      <w:proofErr w:type="spellEnd"/>
-      <w:r>
-        <w:t xml:space="preserve">: </w:t>
-      </w:r>
-      <w:proofErr w:type="spellStart"/>
-      <w:r>
-        <w:t>int</w:t>
-      </w:r>
-      <w:proofErr w:type="spellEnd"/>
-      <w:r>
-        <w:t xml:space="preserve"> = 0, </w:t>
-      </w:r>
-      <w:proofErr w:type="spellStart"/>
-      <w:r>
-        <w:t>border_radius</w:t>
-      </w:r>
-      <w:proofErr w:type="spellEnd"/>
-      <w:r>
-        <w:t xml:space="preserve">: </w:t>
-      </w:r>
-      <w:proofErr w:type="spellStart"/>
-      <w:r>
-        <w:t>int</w:t>
-      </w:r>
-      <w:proofErr w:type="spellEnd"/>
-      <w:r>
-        <w:t xml:space="preserve"> = -1, </w:t>
-      </w:r>
-      <w:proofErr w:type="spellStart"/>
-      <w:r>
-        <w:t>border_top_left_radius</w:t>
-      </w:r>
-      <w:proofErr w:type="spellEnd"/>
-      <w:r>
-        <w:t xml:space="preserve">: </w:t>
-      </w:r>
-      <w:proofErr w:type="spellStart"/>
-      <w:r>
-        <w:t>int</w:t>
-      </w:r>
-      <w:proofErr w:type="spellEnd"/>
-      <w:r>
-        <w:t xml:space="preserve"> = -1, </w:t>
-      </w:r>
-      <w:proofErr w:type="spellStart"/>
-      <w:r>
-        <w:t>border_top_right_radius</w:t>
-      </w:r>
-      <w:proofErr w:type="spellEnd"/>
-      <w:r>
-        <w:t xml:space="preserve">: </w:t>
-      </w:r>
-      <w:proofErr w:type="spellStart"/>
-      <w:r>
-        <w:t>int</w:t>
-      </w:r>
-      <w:proofErr w:type="spellEnd"/>
-      <w:r>
-        <w:t xml:space="preserve"> = -1, </w:t>
-      </w:r>
-      <w:proofErr w:type="spellStart"/>
-      <w:r>
-        <w:t>border_bottom_left_radius</w:t>
-      </w:r>
-      <w:proofErr w:type="spellEnd"/>
-      <w:r>
-        <w:t xml:space="preserve">: </w:t>
-      </w:r>
-      <w:proofErr w:type="spellStart"/>
-      <w:r>
-        <w:t>int</w:t>
-      </w:r>
-      <w:proofErr w:type="spellEnd"/>
-      <w:r>
-        <w:t xml:space="preserve"> = -1, </w:t>
-      </w:r>
-      <w:proofErr w:type="spellStart"/>
-      <w:r>
-        <w:t>border_bottom_right_radius</w:t>
-      </w:r>
-      <w:proofErr w:type="spellEnd"/>
-      <w:r>
-        <w:t xml:space="preserve">: </w:t>
-      </w:r>
-      <w:proofErr w:type="spellStart"/>
-      <w:r>
-        <w:t>int</w:t>
-      </w:r>
-      <w:proofErr w:type="spellEnd"/>
-      <w:r>
-        <w:t xml:space="preserve"> = -1) -&gt; </w:t>
-      </w:r>
-      <w:proofErr w:type="spellStart"/>
-      <w:r>
-        <w:t>Rect</w:t>
-      </w:r>
-      <w:proofErr w:type="spellEnd"/>
+    </w:p>
+    <w:p>
+      <w:r>
+        <w:t>(surface: Surface, color: ColorValue, rect: RectValue, width: int = 0, border_radius: int = -1, border_top_left_radius: int = -1, border_top_right_radius: int = -1, border_bottom_left_radius: int = -1, border_bottom_right_radius: int = -1) -&gt; Rect</w:t>
+      </w:r>
     </w:p>
     <w:p/>
     <w:p>
@@ -3386,37 +2784,12 @@
           <w:iCs/>
         </w:rPr>
       </w:pPr>
-      <w:proofErr w:type="spellStart"/>
       <w:r>
         <w:rPr>
           <w:i/>
           <w:iCs/>
         </w:rPr>
-        <w:t>surface</w:t>
-      </w:r>
-      <w:proofErr w:type="spellEnd"/>
-      <w:r>
-        <w:rPr>
-          <w:i/>
-          <w:iCs/>
-        </w:rPr>
-        <w:t xml:space="preserve"> :- Tu môžeme prejsť povrchom, na ktorý chceme nakresliť náš obdĺžnik. Vo vyššie uvedenom príklade sme vytvorili povrchový objekt s názvom '</w:t>
-      </w:r>
-      <w:proofErr w:type="spellStart"/>
-      <w:r>
-        <w:rPr>
-          <w:i/>
-          <w:iCs/>
-        </w:rPr>
-        <w:t>window</w:t>
-      </w:r>
-      <w:proofErr w:type="spellEnd"/>
-      <w:r>
-        <w:rPr>
-          <w:i/>
-          <w:iCs/>
-        </w:rPr>
-        <w:t>'.</w:t>
+        <w:t>surface :- Tu môžeme prejsť povrchom, na ktorý chceme nakresliť náš obdĺžnik. Vo vyššie uvedenom príklade sme vytvorili povrchový objekt s názvom 'window'.</w:t>
       </w:r>
     </w:p>
     <w:p>
@@ -3430,21 +2803,12 @@
           <w:iCs/>
         </w:rPr>
       </w:pPr>
-      <w:proofErr w:type="spellStart"/>
       <w:r>
         <w:rPr>
           <w:i/>
           <w:iCs/>
         </w:rPr>
-        <w:t>color</w:t>
-      </w:r>
-      <w:proofErr w:type="spellEnd"/>
-      <w:r>
-        <w:rPr>
-          <w:i/>
-          <w:iCs/>
-        </w:rPr>
-        <w:t xml:space="preserve"> :- Tu môžeme odovzdať farbu pre náš obdĺžnik. V našom príklade používame modrú farbu.</w:t>
+        <w:t>color :- Tu môžeme odovzdať farbu pre náš obdĺžnik. V našom príklade používame modrú farbu.</w:t>
       </w:r>
     </w:p>
     <w:p>
@@ -3458,21 +2822,12 @@
           <w:iCs/>
         </w:rPr>
       </w:pPr>
-      <w:proofErr w:type="spellStart"/>
       <w:r>
         <w:rPr>
           <w:i/>
           <w:iCs/>
         </w:rPr>
-        <w:t>rect</w:t>
-      </w:r>
-      <w:proofErr w:type="spellEnd"/>
-      <w:r>
-        <w:rPr>
-          <w:i/>
-          <w:iCs/>
-        </w:rPr>
-        <w:t xml:space="preserve"> :- Tu môžeme odovzdať obdĺžnik, polohu a rozmery.</w:t>
+        <w:t>rect :- Tu môžeme odovzdať obdĺžnik, polohu a rozmery.</w:t>
       </w:r>
     </w:p>
     <w:p>
@@ -3486,21 +2841,12 @@
           <w:iCs/>
         </w:rPr>
       </w:pPr>
-      <w:proofErr w:type="spellStart"/>
       <w:r>
         <w:rPr>
           <w:i/>
           <w:iCs/>
         </w:rPr>
-        <w:t>width</w:t>
-      </w:r>
-      <w:proofErr w:type="spellEnd"/>
-      <w:r>
-        <w:rPr>
-          <w:i/>
-          <w:iCs/>
-        </w:rPr>
-        <w:t xml:space="preserve"> :- Tu môžeme prejsť hrúbkou čiary. Plný obdĺžnik môžeme vytvoriť aj zmenou hodnoty tohto parametra šírky. Pozrime sa na to.</w:t>
+        <w:t>width :- Tu môžeme prejsť hrúbkou čiary. Plný obdĺžnik môžeme vytvoriť aj zmenou hodnoty tohto parametra šírky. Pozrime sa na to.</w:t>
       </w:r>
     </w:p>
     <w:p/>
@@ -3576,63 +2922,21 @@
     <w:p/>
     <w:p>
       <w:pPr>
-        <w:pStyle w:val="Nadpis3"/>
+        <w:pStyle w:val="Heading3"/>
       </w:pPr>
       <w:bookmarkStart w:id="31" w:name="_Toc210144992"/>
       <w:bookmarkStart w:id="32" w:name="_Toc210145052"/>
-      <w:proofErr w:type="spellStart"/>
-      <w:r>
-        <w:t>Python</w:t>
-      </w:r>
-      <w:proofErr w:type="spellEnd"/>
-      <w:r>
-        <w:t xml:space="preserve"> | </w:t>
-      </w:r>
-      <w:proofErr w:type="spellStart"/>
-      <w:r>
-        <w:t>Drawing</w:t>
-      </w:r>
-      <w:proofErr w:type="spellEnd"/>
-      <w:r>
-        <w:t xml:space="preserve"> </w:t>
-      </w:r>
-      <w:proofErr w:type="spellStart"/>
-      <w:r>
-        <w:t>different</w:t>
-      </w:r>
-      <w:proofErr w:type="spellEnd"/>
-      <w:r>
-        <w:t xml:space="preserve"> </w:t>
-      </w:r>
-      <w:proofErr w:type="spellStart"/>
-      <w:r>
-        <w:t>shapes</w:t>
-      </w:r>
-      <w:proofErr w:type="spellEnd"/>
-      <w:r>
-        <w:t xml:space="preserve"> on </w:t>
-      </w:r>
-      <w:proofErr w:type="spellStart"/>
-      <w:r>
-        <w:t>PyGame</w:t>
-      </w:r>
-      <w:proofErr w:type="spellEnd"/>
-      <w:r>
-        <w:t xml:space="preserve"> </w:t>
-      </w:r>
-      <w:proofErr w:type="spellStart"/>
-      <w:r>
-        <w:t>window</w:t>
+      <w:r>
+        <w:t>Python | Drawing different shapes on PyGame window</w:t>
       </w:r>
       <w:bookmarkEnd w:id="31"/>
       <w:bookmarkEnd w:id="32"/>
-      <w:proofErr w:type="spellEnd"/>
     </w:p>
     <w:p>
       <w:hyperlink r:id="rId15" w:history="1">
         <w:r>
           <w:rPr>
-            <w:rStyle w:val="Hypertextovprepojenie"/>
+            <w:rStyle w:val="Hyperlink"/>
           </w:rPr>
           <w:t>https://www.geeksforgeeks.org/python/python-drawing-different-shapes-on-pygame-window/</w:t>
         </w:r>
@@ -3648,41 +2952,12 @@
     </w:p>
     <w:p>
       <w:pPr>
-        <w:pStyle w:val="Nadpis3"/>
+        <w:pStyle w:val="Heading3"/>
       </w:pPr>
       <w:bookmarkStart w:id="33" w:name="_Toc210144993"/>
       <w:bookmarkStart w:id="34" w:name="_Toc210145053"/>
-      <w:proofErr w:type="spellStart"/>
-      <w:r>
-        <w:t>How</w:t>
-      </w:r>
-      <w:proofErr w:type="spellEnd"/>
-      <w:r>
-        <w:t xml:space="preserve"> to </w:t>
-      </w:r>
-      <w:proofErr w:type="spellStart"/>
-      <w:r>
-        <w:t>draw</w:t>
-      </w:r>
-      <w:proofErr w:type="spellEnd"/>
-      <w:r>
-        <w:t xml:space="preserve"> </w:t>
-      </w:r>
-      <w:proofErr w:type="spellStart"/>
-      <w:r>
-        <w:t>rectangle</w:t>
-      </w:r>
-      <w:proofErr w:type="spellEnd"/>
-      <w:r>
-        <w:t xml:space="preserve"> in </w:t>
-      </w:r>
-      <w:proofErr w:type="spellStart"/>
-      <w:r>
-        <w:t>Pygame</w:t>
-      </w:r>
-      <w:proofErr w:type="spellEnd"/>
-      <w:r>
-        <w:t>?</w:t>
+      <w:r>
+        <w:t>How to draw rectangle in Pygame?</w:t>
       </w:r>
       <w:bookmarkEnd w:id="33"/>
       <w:bookmarkEnd w:id="34"/>
@@ -3691,7 +2966,7 @@
       <w:hyperlink r:id="rId16" w:history="1">
         <w:r>
           <w:rPr>
-            <w:rStyle w:val="Hypertextovprepojenie"/>
+            <w:rStyle w:val="Hyperlink"/>
           </w:rPr>
           <w:t>https://www.geeksforgeeks.org/python/how-to-draw-rectangle-in-pygame/</w:t>
         </w:r>
@@ -3713,66 +2988,13 @@
     </w:p>
     <w:p>
       <w:pPr>
-        <w:pStyle w:val="Nadpis3"/>
+        <w:pStyle w:val="Heading3"/>
       </w:pPr>
       <w:bookmarkStart w:id="35" w:name="_Toc210144994"/>
       <w:bookmarkStart w:id="36" w:name="_Toc210145054"/>
-      <w:proofErr w:type="spellStart"/>
       <w:r>
         <w:lastRenderedPageBreak/>
-        <w:t>How</w:t>
-      </w:r>
-      <w:proofErr w:type="spellEnd"/>
-      <w:r>
-        <w:t xml:space="preserve"> to </w:t>
-      </w:r>
-      <w:proofErr w:type="spellStart"/>
-      <w:r>
-        <w:t>draw</w:t>
-      </w:r>
-      <w:proofErr w:type="spellEnd"/>
-      <w:r>
-        <w:t xml:space="preserve"> a </w:t>
-      </w:r>
-      <w:proofErr w:type="spellStart"/>
-      <w:r>
-        <w:t>rectangle</w:t>
-      </w:r>
-      <w:proofErr w:type="spellEnd"/>
-      <w:r>
-        <w:t xml:space="preserve"> </w:t>
-      </w:r>
-      <w:proofErr w:type="spellStart"/>
-      <w:r>
-        <w:t>with</w:t>
-      </w:r>
-      <w:proofErr w:type="spellEnd"/>
-      <w:r>
-        <w:t xml:space="preserve"> </w:t>
-      </w:r>
-      <w:proofErr w:type="spellStart"/>
-      <w:r>
-        <w:t>rounded</w:t>
-      </w:r>
-      <w:proofErr w:type="spellEnd"/>
-      <w:r>
-        <w:t xml:space="preserve"> </w:t>
-      </w:r>
-      <w:proofErr w:type="spellStart"/>
-      <w:r>
-        <w:t>corner</w:t>
-      </w:r>
-      <w:proofErr w:type="spellEnd"/>
-      <w:r>
-        <w:t xml:space="preserve"> in </w:t>
-      </w:r>
-      <w:proofErr w:type="spellStart"/>
-      <w:r>
-        <w:t>PyGame</w:t>
-      </w:r>
-      <w:proofErr w:type="spellEnd"/>
-      <w:r>
-        <w:t>?</w:t>
+        <w:t>How to draw a rectangle with rounded corner in PyGame?</w:t>
       </w:r>
       <w:bookmarkEnd w:id="35"/>
       <w:bookmarkEnd w:id="36"/>
@@ -3781,7 +3003,7 @@
       <w:hyperlink r:id="rId17" w:history="1">
         <w:r>
           <w:rPr>
-            <w:rStyle w:val="Hypertextovprepojenie"/>
+            <w:rStyle w:val="Hyperlink"/>
           </w:rPr>
           <w:t>https://www.geeksforgeeks.org/python/how-to-draw-a-rectangle-with-rounded-corner-in-pygame/</w:t>
         </w:r>
@@ -3798,19 +3020,14 @@
         <w:t xml:space="preserve">Pokračovanie - </w:t>
       </w:r>
       <w:r>
-        <w:t xml:space="preserve">Event </w:t>
-      </w:r>
-      <w:proofErr w:type="spellStart"/>
-      <w:r>
-        <w:t>Handling</w:t>
-      </w:r>
-      <w:proofErr w:type="spellEnd"/>
+        <w:t>Event Handling</w:t>
+      </w:r>
     </w:p>
     <w:p>
       <w:hyperlink r:id="rId18" w:anchor=":~:text=corners%20in%20PyGame%3F-,Event%20Handling,-In%20this%20part" w:history="1">
         <w:r>
           <w:rPr>
-            <w:rStyle w:val="Hypertextovprepojenie"/>
+            <w:rStyle w:val="Hyperlink"/>
           </w:rPr>
           <w:t>https://www.geeksforgeeks.org/python/pygame-tutorial/#:~:text=corners%20in%20PyGame%3F-,Event%20Handling,-In%20this%20part</w:t>
         </w:r>
@@ -3863,34 +3080,13 @@
       <w:r>
         <w:t xml:space="preserve">. Vysvetliť zachytenie farby do zoznamu </w:t>
       </w:r>
-      <w:proofErr w:type="spellStart"/>
-      <w:r>
-        <w:t>circle_data</w:t>
-      </w:r>
-      <w:proofErr w:type="spellEnd"/>
-      <w:r>
-        <w:t xml:space="preserve"> = []</w:t>
-      </w:r>
-    </w:p>
-    <w:p>
-      <w:r>
-        <w:t>Rozlíšenie ľavého a </w:t>
-      </w:r>
-      <w:proofErr w:type="spellStart"/>
-      <w:r>
-        <w:t>praveho</w:t>
-      </w:r>
-      <w:proofErr w:type="spellEnd"/>
-      <w:r>
-        <w:t xml:space="preserve"> </w:t>
-      </w:r>
-      <w:proofErr w:type="spellStart"/>
-      <w:r>
-        <w:t>tlačítka</w:t>
-      </w:r>
-      <w:proofErr w:type="spellEnd"/>
-      <w:r>
-        <w:t xml:space="preserve"> v udalosti program </w:t>
+      <w:r>
+        <w:t>circle_data = []</w:t>
+      </w:r>
+    </w:p>
+    <w:p>
+      <w:r>
+        <w:t xml:space="preserve">Rozlíšenie ľavého a praveho tlačítka v udalosti program </w:t>
       </w:r>
       <w:r>
         <w:rPr>
@@ -3907,24 +3103,19 @@
     </w:p>
     <w:p>
       <w:pPr>
-        <w:pStyle w:val="Nadpis2"/>
+        <w:pStyle w:val="Heading2"/>
       </w:pPr>
       <w:bookmarkStart w:id="38" w:name="_Toc210144995"/>
       <w:bookmarkStart w:id="39" w:name="_Toc210145055"/>
       <w:r>
-        <w:t xml:space="preserve">Event </w:t>
-      </w:r>
-      <w:proofErr w:type="spellStart"/>
-      <w:r>
-        <w:t>Handling</w:t>
+        <w:t>Event Handling</w:t>
       </w:r>
       <w:bookmarkEnd w:id="38"/>
       <w:bookmarkEnd w:id="39"/>
-      <w:proofErr w:type="spellEnd"/>
-    </w:p>
-    <w:p>
-      <w:pPr>
-        <w:pStyle w:val="Nadpis3"/>
+    </w:p>
+    <w:p>
+      <w:pPr>
+        <w:pStyle w:val="Heading3"/>
       </w:pPr>
       <w:bookmarkStart w:id="40" w:name="_Toc210144996"/>
       <w:bookmarkStart w:id="41" w:name="_Toc210145056"/>
@@ -3972,7 +3163,7 @@
     </w:p>
     <w:p>
       <w:pPr>
-        <w:pStyle w:val="Nadpis3"/>
+        <w:pStyle w:val="Heading3"/>
       </w:pPr>
       <w:bookmarkStart w:id="42" w:name="_Toc210144997"/>
       <w:bookmarkStart w:id="43" w:name="_Toc210145057"/>
@@ -4005,49 +3196,12 @@
     </w:p>
     <w:p>
       <w:pPr>
-        <w:pStyle w:val="Nadpis3"/>
+        <w:pStyle w:val="Heading3"/>
       </w:pPr>
       <w:bookmarkStart w:id="44" w:name="_Toc210144998"/>
       <w:bookmarkStart w:id="45" w:name="_Toc210145058"/>
-      <w:proofErr w:type="spellStart"/>
-      <w:r>
-        <w:t>How</w:t>
-      </w:r>
-      <w:proofErr w:type="spellEnd"/>
-      <w:r>
-        <w:t xml:space="preserve"> to </w:t>
-      </w:r>
-      <w:proofErr w:type="spellStart"/>
-      <w:r>
-        <w:t>add</w:t>
-      </w:r>
-      <w:proofErr w:type="spellEnd"/>
-      <w:r>
-        <w:t xml:space="preserve"> </w:t>
-      </w:r>
-      <w:proofErr w:type="spellStart"/>
-      <w:r>
-        <w:t>Custom</w:t>
-      </w:r>
-      <w:proofErr w:type="spellEnd"/>
-      <w:r>
-        <w:t xml:space="preserve"> </w:t>
-      </w:r>
-      <w:proofErr w:type="spellStart"/>
-      <w:r>
-        <w:t>Events</w:t>
-      </w:r>
-      <w:proofErr w:type="spellEnd"/>
-      <w:r>
-        <w:t xml:space="preserve"> in </w:t>
-      </w:r>
-      <w:proofErr w:type="spellStart"/>
-      <w:r>
-        <w:t>Pygame</w:t>
-      </w:r>
-      <w:proofErr w:type="spellEnd"/>
-      <w:r>
-        <w:t>?</w:t>
+      <w:r>
+        <w:t>How to add Custom Events in Pygame?</w:t>
       </w:r>
       <w:bookmarkEnd w:id="44"/>
       <w:bookmarkEnd w:id="45"/>
@@ -4056,7 +3210,7 @@
       <w:hyperlink r:id="rId19" w:history="1">
         <w:r>
           <w:rPr>
-            <w:rStyle w:val="Hypertextovprepojenie"/>
+            <w:rStyle w:val="Hyperlink"/>
           </w:rPr>
           <w:t>https://www.geeksforgeeks.org/python/how-to-add-custom-events-in-pygame/</w:t>
         </w:r>
@@ -4066,60 +3220,18 @@
       </w:r>
     </w:p>
     <w:p>
-      <w:proofErr w:type="spellStart"/>
-      <w:r>
-        <w:t>Prepodkaldám</w:t>
-      </w:r>
-      <w:proofErr w:type="spellEnd"/>
-      <w:r>
-        <w:t xml:space="preserve">, že táto problematika je ešte príliš zložitá pre </w:t>
-      </w:r>
-      <w:proofErr w:type="spellStart"/>
-      <w:r>
-        <w:t>Kubiho</w:t>
-      </w:r>
-      <w:proofErr w:type="spellEnd"/>
-      <w:r>
-        <w:t>.</w:t>
-      </w:r>
-    </w:p>
-    <w:p>
-      <w:pPr>
-        <w:pStyle w:val="Nadpis3"/>
+      <w:r>
+        <w:t>Prepodkaldám, že táto problematika je ešte príliš zložitá pre Kubiho.</w:t>
+      </w:r>
+    </w:p>
+    <w:p>
+      <w:pPr>
+        <w:pStyle w:val="Heading3"/>
       </w:pPr>
       <w:bookmarkStart w:id="46" w:name="_Toc210144999"/>
       <w:bookmarkStart w:id="47" w:name="_Toc210145059"/>
-      <w:proofErr w:type="spellStart"/>
-      <w:r>
-        <w:t>How</w:t>
-      </w:r>
-      <w:proofErr w:type="spellEnd"/>
-      <w:r>
-        <w:t xml:space="preserve"> to get </w:t>
-      </w:r>
-      <w:proofErr w:type="spellStart"/>
-      <w:r>
-        <w:t>keyboard</w:t>
-      </w:r>
-      <w:proofErr w:type="spellEnd"/>
-      <w:r>
-        <w:t xml:space="preserve"> </w:t>
-      </w:r>
-      <w:proofErr w:type="spellStart"/>
-      <w:r>
-        <w:t>input</w:t>
-      </w:r>
-      <w:proofErr w:type="spellEnd"/>
-      <w:r>
-        <w:t xml:space="preserve"> in </w:t>
-      </w:r>
-      <w:proofErr w:type="spellStart"/>
-      <w:r>
-        <w:t>PyGame</w:t>
-      </w:r>
-      <w:proofErr w:type="spellEnd"/>
-      <w:r>
-        <w:t xml:space="preserve"> ?</w:t>
+      <w:r>
+        <w:t>How to get keyboard input in PyGame ?</w:t>
       </w:r>
       <w:bookmarkEnd w:id="46"/>
       <w:bookmarkEnd w:id="47"/>
@@ -4128,7 +3240,7 @@
       <w:hyperlink r:id="rId20" w:history="1">
         <w:r>
           <w:rPr>
-            <w:rStyle w:val="Hypertextovprepojenie"/>
+            <w:rStyle w:val="Hyperlink"/>
           </w:rPr>
           <w:t>https://www.geeksforgeeks.org/python/how-to-get-keyboard-input-in-pygame/</w:t>
         </w:r>
@@ -4144,7 +3256,7 @@
     </w:p>
     <w:p>
       <w:pPr>
-        <w:pStyle w:val="Nadpis4"/>
+        <w:pStyle w:val="Heading4"/>
       </w:pPr>
       <w:bookmarkStart w:id="48" w:name="_Toc210145000"/>
       <w:r>
@@ -4156,7 +3268,7 @@
       <w:hyperlink r:id="rId21" w:history="1">
         <w:r>
           <w:rPr>
-            <w:rStyle w:val="Hypertextovprepojenie"/>
+            <w:rStyle w:val="Hyperlink"/>
           </w:rPr>
           <w:t>https://www.geeksforgeeks.org/python/pygame-input-handling/</w:t>
         </w:r>
@@ -4191,15 +3303,7 @@
         <w:t xml:space="preserve"> obrázkov zo zložky obrázkov</w:t>
       </w:r>
       <w:r>
-        <w:t xml:space="preserve">, ktorý je </w:t>
-      </w:r>
-      <w:proofErr w:type="spellStart"/>
-      <w:r>
-        <w:t>podzložka</w:t>
-      </w:r>
-      <w:proofErr w:type="spellEnd"/>
-      <w:r>
-        <w:t xml:space="preserve"> programu.</w:t>
+        <w:t>, ktorý je podzložka programu.</w:t>
       </w:r>
     </w:p>
     <w:p>
@@ -4220,7 +3324,7 @@
     <w:p/>
     <w:p>
       <w:pPr>
-        <w:pStyle w:val="Nadpis2"/>
+        <w:pStyle w:val="Heading2"/>
       </w:pPr>
       <w:bookmarkStart w:id="49" w:name="_Toc210145001"/>
       <w:bookmarkStart w:id="50" w:name="_Toc210145060"/>
@@ -4232,23 +3336,13 @@
     </w:p>
     <w:p>
       <w:pPr>
-        <w:pStyle w:val="Nadpis3"/>
+        <w:pStyle w:val="Heading3"/>
       </w:pPr>
       <w:bookmarkStart w:id="51" w:name="_Toc210145002"/>
       <w:bookmarkStart w:id="52" w:name="_Toc210145061"/>
-      <w:proofErr w:type="spellStart"/>
-      <w:r>
-        <w:t>Python</w:t>
-      </w:r>
-      <w:proofErr w:type="spellEnd"/>
-      <w:r>
-        <w:t xml:space="preserve"> </w:t>
-      </w:r>
-      <w:proofErr w:type="spellStart"/>
-      <w:r>
-        <w:t>Lists</w:t>
-      </w:r>
-      <w:proofErr w:type="spellEnd"/>
+      <w:r>
+        <w:t>Python Lists</w:t>
+      </w:r>
       <w:r>
         <w:t xml:space="preserve"> – Zoznamy.</w:t>
       </w:r>
@@ -4259,7 +3353,7 @@
       <w:hyperlink r:id="rId22" w:history="1">
         <w:r>
           <w:rPr>
-            <w:rStyle w:val="Hypertextovprepojenie"/>
+            <w:rStyle w:val="Hyperlink"/>
           </w:rPr>
           <w:t>https://www.geeksforgeeks.org/python/python-lists/</w:t>
         </w:r>
@@ -4270,7 +3364,7 @@
     </w:p>
     <w:p>
       <w:pPr>
-        <w:pStyle w:val="Nadpis4"/>
+        <w:pStyle w:val="Heading4"/>
       </w:pPr>
       <w:bookmarkStart w:id="53" w:name="_Toc210145003"/>
       <w:r>
@@ -4280,7 +3374,7 @@
     </w:p>
     <w:p>
       <w:pPr>
-        <w:pStyle w:val="Nadpis4"/>
+        <w:pStyle w:val="Heading4"/>
       </w:pPr>
       <w:bookmarkStart w:id="54" w:name="_Toc210145004"/>
       <w:r>
@@ -4290,7 +3384,7 @@
     </w:p>
     <w:p>
       <w:pPr>
-        <w:pStyle w:val="Nadpis4"/>
+        <w:pStyle w:val="Heading4"/>
       </w:pPr>
       <w:bookmarkStart w:id="55" w:name="_Toc210145005"/>
       <w:r>
@@ -4317,7 +3411,7 @@
     </w:p>
     <w:p>
       <w:pPr>
-        <w:pStyle w:val="Nadpis4"/>
+        <w:pStyle w:val="Heading4"/>
       </w:pPr>
       <w:r>
         <w:t>Prístup k prvkom zoznamu</w:t>
@@ -4333,7 +3427,7 @@
     </w:p>
     <w:p>
       <w:pPr>
-        <w:pStyle w:val="Nadpis4"/>
+        <w:pStyle w:val="Heading4"/>
       </w:pPr>
       <w:r>
         <w:lastRenderedPageBreak/>
@@ -4346,52 +3440,32 @@
       </w:r>
     </w:p>
     <w:p>
-      <w:proofErr w:type="spellStart"/>
-      <w:r>
-        <w:t>append</w:t>
-      </w:r>
-      <w:proofErr w:type="spellEnd"/>
-      <w:r>
-        <w:t xml:space="preserve">(): </w:t>
+      <w:r>
+        <w:t xml:space="preserve">append(): </w:t>
       </w:r>
       <w:r>
         <w:t>Pridá prvok na koniec zoznamu.</w:t>
       </w:r>
     </w:p>
     <w:p>
-      <w:proofErr w:type="spellStart"/>
-      <w:r>
-        <w:t>extend</w:t>
-      </w:r>
-      <w:proofErr w:type="spellEnd"/>
-      <w:r>
-        <w:t xml:space="preserve">(): </w:t>
+      <w:r>
+        <w:t xml:space="preserve">extend(): </w:t>
       </w:r>
       <w:r>
         <w:t>Pridá viacero prvkov na koniec zoznamu.</w:t>
       </w:r>
     </w:p>
     <w:p>
-      <w:proofErr w:type="spellStart"/>
-      <w:r>
-        <w:t>insert</w:t>
-      </w:r>
-      <w:proofErr w:type="spellEnd"/>
-      <w:r>
-        <w:t xml:space="preserve">(): </w:t>
+      <w:r>
+        <w:t xml:space="preserve">insert(): </w:t>
       </w:r>
       <w:r>
         <w:t>Pridá prvok na konkrétnu pozíciu.</w:t>
       </w:r>
     </w:p>
     <w:p>
-      <w:proofErr w:type="spellStart"/>
-      <w:r>
-        <w:t>clear</w:t>
-      </w:r>
-      <w:proofErr w:type="spellEnd"/>
-      <w:r>
-        <w:t xml:space="preserve">(): </w:t>
+      <w:r>
+        <w:t xml:space="preserve">clear(): </w:t>
       </w:r>
       <w:r>
         <w:t>Odstráni všetky položky.</w:t>
@@ -4414,7 +3488,7 @@
     <w:p/>
     <w:p>
       <w:pPr>
-        <w:pStyle w:val="Nadpis4"/>
+        <w:pStyle w:val="Heading4"/>
       </w:pPr>
       <w:r>
         <w:t>Aktualizácia prvkov do zoznamu</w:t>
@@ -4437,7 +3511,7 @@
     <w:p/>
     <w:p>
       <w:pPr>
-        <w:pStyle w:val="Nadpis4"/>
+        <w:pStyle w:val="Heading4"/>
       </w:pPr>
       <w:r>
         <w:t>Odstránenie prvkov zo zoznamu</w:t>
@@ -4449,13 +3523,8 @@
       </w:r>
     </w:p>
     <w:p>
-      <w:proofErr w:type="spellStart"/>
-      <w:r>
-        <w:t>remove</w:t>
-      </w:r>
-      <w:proofErr w:type="spellEnd"/>
-      <w:r>
-        <w:t>(): Odstráni prvý výskyt prvku.</w:t>
+      <w:r>
+        <w:t>remove(): Odstráni prvý výskyt prvku.</w:t>
       </w:r>
     </w:p>
     <w:p>
@@ -4479,7 +3548,7 @@
     <w:p/>
     <w:p>
       <w:pPr>
-        <w:pStyle w:val="Nadpis4"/>
+        <w:pStyle w:val="Heading4"/>
       </w:pPr>
       <w:r>
         <w:t>Iterácia zoznamov</w:t>
@@ -4487,20 +3556,12 @@
     </w:p>
     <w:p>
       <w:r>
-        <w:t xml:space="preserve">Zoznamy môžeme </w:t>
-      </w:r>
-      <w:proofErr w:type="spellStart"/>
-      <w:r>
-        <w:t>iterovať</w:t>
-      </w:r>
-      <w:proofErr w:type="spellEnd"/>
-      <w:r>
-        <w:t xml:space="preserve"> pomocou </w:t>
+        <w:t xml:space="preserve">Zoznamy môžeme iterovať pomocou </w:t>
       </w:r>
       <w:hyperlink r:id="rId23" w:tgtFrame="_blank" w:history="1">
         <w:r>
           <w:rPr>
-            <w:rStyle w:val="Hypertextovprepojenie"/>
+            <w:rStyle w:val="Hyperlink"/>
           </w:rPr>
           <w:t>slučiek</w:t>
         </w:r>
@@ -4513,7 +3574,7 @@
       <w:hyperlink r:id="rId24" w:history="1">
         <w:r>
           <w:rPr>
-            <w:rStyle w:val="Hypertextovprepojenie"/>
+            <w:rStyle w:val="Hyperlink"/>
           </w:rPr>
           <w:t>https://www.geeksforgeeks.org/python/loops-in-python/</w:t>
         </w:r>
@@ -4525,7 +3586,7 @@
     <w:p/>
     <w:p>
       <w:pPr>
-        <w:pStyle w:val="Nadpis4"/>
+        <w:pStyle w:val="Heading4"/>
       </w:pPr>
       <w:r>
         <w:t>Vnorené zoznamy</w:t>
@@ -4539,7 +3600,7 @@
     <w:p/>
     <w:p>
       <w:pPr>
-        <w:pStyle w:val="Nadpis4"/>
+        <w:pStyle w:val="Heading4"/>
       </w:pPr>
       <w:r>
         <w:t>Porozumenie zoznamu</w:t>
@@ -4547,22 +3608,14 @@
     </w:p>
     <w:p>
       <w:r>
-        <w:t xml:space="preserve">Porozumenie zoznamu je stručný spôsob vytvárania zoznamov pomocou jedného riadku kódu. Je užitočný na použitie operácie alebo filtra na položky v </w:t>
-      </w:r>
-      <w:proofErr w:type="spellStart"/>
-      <w:r>
-        <w:t>iterovateľnom</w:t>
-      </w:r>
-      <w:proofErr w:type="spellEnd"/>
-      <w:r>
-        <w:t xml:space="preserve"> objekte, ako je napríklad zoznam alebo rozsah.</w:t>
+        <w:t>Porozumenie zoznamu je stručný spôsob vytvárania zoznamov pomocou jedného riadku kódu. Je užitočný na použitie operácie alebo filtra na položky v iterovateľnom objekte, ako je napríklad zoznam alebo rozsah.</w:t>
       </w:r>
     </w:p>
     <w:p>
       <w:hyperlink r:id="rId25" w:history="1">
         <w:r>
           <w:rPr>
-            <w:rStyle w:val="Hypertextovprepojenie"/>
+            <w:rStyle w:val="Hyperlink"/>
           </w:rPr>
           <w:t>https://www.geeksforgeeks.org/python/python-list-comprehension/</w:t>
         </w:r>
@@ -4573,25 +3626,17 @@
     </w:p>
     <w:p>
       <w:pPr>
-        <w:pStyle w:val="Nadpis4"/>
-      </w:pPr>
-      <w:r>
-        <w:t xml:space="preserve">Záver – </w:t>
-      </w:r>
-      <w:proofErr w:type="spellStart"/>
-      <w:r>
-        <w:t>kviz</w:t>
-      </w:r>
-      <w:proofErr w:type="spellEnd"/>
-      <w:r>
-        <w:t>.</w:t>
+        <w:pStyle w:val="Heading4"/>
+      </w:pPr>
+      <w:r>
+        <w:t>Záver – kviz.</w:t>
       </w:r>
     </w:p>
     <w:p>
       <w:hyperlink r:id="rId26" w:history="1">
         <w:r>
           <w:rPr>
-            <w:rStyle w:val="Hypertextovprepojenie"/>
+            <w:rStyle w:val="Hyperlink"/>
           </w:rPr>
           <w:t>https://www.geeksforgeeks.org/quizzes/python-list-quiz/</w:t>
         </w:r>
@@ -4619,13 +3664,8 @@
     </w:p>
     <w:p/>
     <w:p>
-      <w:proofErr w:type="spellStart"/>
-      <w:r>
-        <w:t>Stiahnúť</w:t>
-      </w:r>
-      <w:proofErr w:type="spellEnd"/>
-      <w:r>
-        <w:t xml:space="preserve"> program </w:t>
+      <w:r>
+        <w:t xml:space="preserve">Stiahnúť program </w:t>
       </w:r>
       <w:r>
         <w:rPr>
@@ -4655,15 +3695,7 @@
         <w:t xml:space="preserve"> – vysvetlenie: v</w:t>
       </w:r>
       <w:r>
-        <w:t xml:space="preserve"> </w:t>
-      </w:r>
-      <w:proofErr w:type="spellStart"/>
-      <w:r>
-        <w:t>print</w:t>
-      </w:r>
-      <w:proofErr w:type="spellEnd"/>
-      <w:r>
-        <w:t>() sa používa indexovanie. a[0] označuje [1, [2, 3], 4], a[0][1] označuje [2, 3], a[0][1][1] = 3 a a[2] = 8. Sčítajú sa teda dve celé čísla, 3 + 8 = 11 a výstup je 11.</w:t>
+        <w:t xml:space="preserve"> print() sa používa indexovanie. a[0] označuje [1, [2, 3], 4], a[0][1] označuje [2, 3], a[0][1][1] = 3 a a[2] = 8. Sčítajú sa teda dve celé čísla, 3 + 8 = 11 a výstup je 11.</w:t>
       </w:r>
     </w:p>
     <w:p>
@@ -4752,15 +3784,7 @@
         <w:t xml:space="preserve">vysvetlenie: </w:t>
       </w:r>
       <w:r>
-        <w:t>Premenná i sa používa na iteráciu každého prvku v zozname temp. i[0] predstavuje znak na 0. indexe i a funkcia .</w:t>
-      </w:r>
-      <w:proofErr w:type="spellStart"/>
-      <w:r>
-        <w:t>upper</w:t>
-      </w:r>
-      <w:proofErr w:type="spellEnd"/>
-      <w:r>
-        <w:t>() sa používa na písanie veľkých písmen znaku prítomného v i[0].</w:t>
+        <w:t>Premenná i sa používa na iteráciu každého prvku v zozname temp. i[0] predstavuje znak na 0. indexe i a funkcia .upper() sa používa na písanie veľkých písmen znaku prítomného v i[0].</w:t>
       </w:r>
     </w:p>
     <w:p>
@@ -4840,42 +3864,10 @@
         <w:t>.py</w:t>
       </w:r>
       <w:r>
-        <w:t xml:space="preserve"> – opäť dosť komplikovaný príklad so vnorenými </w:t>
-      </w:r>
-      <w:proofErr w:type="spellStart"/>
-      <w:r>
-        <w:t>zoznami</w:t>
-      </w:r>
-      <w:proofErr w:type="spellEnd"/>
-      <w:r>
-        <w:t xml:space="preserve">, skúsiť </w:t>
-      </w:r>
-      <w:proofErr w:type="spellStart"/>
-      <w:r>
-        <w:t>analýzovať</w:t>
-      </w:r>
-      <w:proofErr w:type="spellEnd"/>
-      <w:r>
-        <w:t xml:space="preserve">, vysvetlenie: </w:t>
-      </w:r>
-      <w:r>
-        <w:t xml:space="preserve">[x </w:t>
-      </w:r>
-      <w:proofErr w:type="spellStart"/>
-      <w:r>
-        <w:t>for</w:t>
-      </w:r>
-      <w:proofErr w:type="spellEnd"/>
-      <w:r>
-        <w:t xml:space="preserve"> x in[li] vráti nový zoznam kopírujúci hodnoty v príkaze list li a vonkajší príkaz </w:t>
-      </w:r>
-      <w:proofErr w:type="spellStart"/>
-      <w:r>
-        <w:t>for</w:t>
-      </w:r>
-      <w:proofErr w:type="spellEnd"/>
-      <w:r>
-        <w:t xml:space="preserve"> vypíše novovytvorený zoznam 3-krát.</w:t>
+        <w:t xml:space="preserve"> – opäť dosť komplikovaný príklad so vnorenými zoznami, skúsiť analýzovať, vysvetlenie: </w:t>
+      </w:r>
+      <w:r>
+        <w:t>[x for x in[li] vráti nový zoznam kopírujúci hodnoty v príkaze list li a vonkajší príkaz for vypíše novovytvorený zoznam 3-krát.</w:t>
       </w:r>
     </w:p>
     <w:p>
@@ -4907,15 +3899,7 @@
         <w:t xml:space="preserve"> – opäť dosť komplikovaný príklad, čo znamená „násobenie“ zoznamu – vysvetlenie: </w:t>
       </w:r>
       <w:r>
-        <w:t>Výraz list[</w:t>
-      </w:r>
-      <w:proofErr w:type="spellStart"/>
-      <w:r>
-        <w:t>listelements</w:t>
-      </w:r>
-      <w:proofErr w:type="spellEnd"/>
-      <w:r>
-        <w:t>]*N, kde N je celé číslo, pripojí N kópií prvkov zoznamu v pôvodnom zozname. Ak je N záporné celé číslo alebo 0, výstup bude prázdny zoznam, inak ak je N kladné, prvky zoznamu sa pridajú N krát do pôvodného zoznamu.</w:t>
+        <w:t>Výraz list[listelements]*N, kde N je celé číslo, pripojí N kópií prvkov zoznamu v pôvodnom zozname. Ak je N záporné celé číslo alebo 0, výstup bude prázdny zoznam, inak ak je N kladné, prvky zoznamu sa pridajú N krát do pôvodného zoznamu.</w:t>
       </w:r>
     </w:p>
     <w:p>
@@ -4959,23 +3943,7 @@
         <w:t xml:space="preserve"> – vysvetlenie: </w:t>
       </w:r>
       <w:r>
-        <w:t>li[1] odkazuje na druhý prvok "</w:t>
-      </w:r>
-      <w:proofErr w:type="spellStart"/>
-      <w:r>
-        <w:t>Pratik</w:t>
-      </w:r>
-      <w:proofErr w:type="spellEnd"/>
-      <w:r>
-        <w:t>". li[1][-1] pristupuje k poslednému znaku '</w:t>
-      </w:r>
-      <w:proofErr w:type="spellStart"/>
-      <w:r>
-        <w:t>Pratik</w:t>
-      </w:r>
-      <w:proofErr w:type="spellEnd"/>
-      <w:r>
-        <w:t>', ktorým je 'k'.</w:t>
+        <w:t>li[1] odkazuje na druhý prvok "Pratik". li[1][-1] pristupuje k poslednému znaku 'Pratik', ktorým je 'k'.</w:t>
       </w:r>
     </w:p>
     <w:p>
@@ -5013,334 +3981,214 @@
         <w:t xml:space="preserve"> zau</w:t>
       </w:r>
       <w:r>
-        <w:t xml:space="preserve">jímavá práca so zlúčenými </w:t>
-      </w:r>
-      <w:proofErr w:type="spellStart"/>
-      <w:r>
-        <w:t>zoznami</w:t>
-      </w:r>
-      <w:proofErr w:type="spellEnd"/>
-      <w:r>
-        <w:t xml:space="preserve">, nepoznal som to ani ja – vysvetlenie: </w:t>
+        <w:t xml:space="preserve">jímavá práca so zlúčenými zoznami, nepoznal som to ani ja – vysvetlenie: </w:t>
       </w:r>
       <w:r>
         <w:t xml:space="preserve">Funkcia </w:t>
       </w:r>
-      <w:proofErr w:type="spellStart"/>
       <w:r>
         <w:rPr>
           <w:b/>
           <w:bCs/>
         </w:rPr>
-        <w:t>zip</w:t>
-      </w:r>
-      <w:proofErr w:type="spellEnd"/>
+        <w:t>zip()</w:t>
+      </w:r>
+      <w:r>
+        <w:t xml:space="preserve"> v Pythone kombinuje viacero iterables (</w:t>
+      </w:r>
+      <w:r>
+        <w:t>iterovateľné objekty</w:t>
+      </w:r>
+      <w:r>
+        <w:t>), ako sú zoznamy, n-tice, reťazce, knižnice atď., do jedného iterátora n-tic, kde každá n-tica obsahuje prvky zo vstupných iterables v rovnakom indexe.</w:t>
+      </w:r>
+    </w:p>
+    <w:p>
+      <w:r>
+        <w:t>V danom kóde sa zoznamy "a" a "b" spoja metódou zip a potom sa do nového zoznamu pridá rozdiel medzi prvkami z a b ( odpočíta sa ). Výstup bude - 9, 18, 27, 36, 45</w:t>
+      </w:r>
+    </w:p>
+    <w:p>
+      <w:r>
+        <w:t xml:space="preserve">Program </w:t>
+      </w:r>
       <w:r>
         <w:rPr>
           <w:b/>
           <w:bCs/>
         </w:rPr>
-        <w:t>()</w:t>
-      </w:r>
-      <w:r>
-        <w:t xml:space="preserve"> v </w:t>
-      </w:r>
-      <w:proofErr w:type="spellStart"/>
-      <w:r>
-        <w:t>Pythone</w:t>
-      </w:r>
-      <w:proofErr w:type="spellEnd"/>
-      <w:r>
-        <w:t xml:space="preserve"> kombinuje viacero </w:t>
-      </w:r>
-      <w:proofErr w:type="spellStart"/>
-      <w:r>
-        <w:t>iterables</w:t>
-      </w:r>
-      <w:proofErr w:type="spellEnd"/>
-      <w:r>
-        <w:t xml:space="preserve"> (</w:t>
-      </w:r>
-      <w:proofErr w:type="spellStart"/>
-      <w:r>
-        <w:t>iterovateľné</w:t>
-      </w:r>
-      <w:proofErr w:type="spellEnd"/>
-      <w:r>
-        <w:t xml:space="preserve"> objekty</w:t>
-      </w:r>
-      <w:r>
-        <w:t>), ako sú zoznamy, n-</w:t>
-      </w:r>
-      <w:proofErr w:type="spellStart"/>
-      <w:r>
-        <w:t>tice</w:t>
-      </w:r>
-      <w:proofErr w:type="spellEnd"/>
-      <w:r>
-        <w:t xml:space="preserve">, reťazce, knižnice atď., do jedného </w:t>
-      </w:r>
-      <w:proofErr w:type="spellStart"/>
-      <w:r>
-        <w:t>iterátora</w:t>
-      </w:r>
-      <w:proofErr w:type="spellEnd"/>
-      <w:r>
-        <w:t xml:space="preserve"> n-</w:t>
-      </w:r>
-      <w:proofErr w:type="spellStart"/>
-      <w:r>
-        <w:t>tic</w:t>
-      </w:r>
-      <w:proofErr w:type="spellEnd"/>
-      <w:r>
-        <w:t>, kde každá n-</w:t>
-      </w:r>
-      <w:proofErr w:type="spellStart"/>
-      <w:r>
-        <w:t>tica</w:t>
-      </w:r>
-      <w:proofErr w:type="spellEnd"/>
-      <w:r>
-        <w:t xml:space="preserve"> obsahuje prvky zo vstupných </w:t>
-      </w:r>
-      <w:proofErr w:type="spellStart"/>
-      <w:r>
-        <w:t>iterables</w:t>
-      </w:r>
-      <w:proofErr w:type="spellEnd"/>
-      <w:r>
-        <w:t xml:space="preserve"> v rovnakom indexe.</w:t>
-      </w:r>
-    </w:p>
-    <w:p>
-      <w:r>
-        <w:t xml:space="preserve">V danom kóde sa zoznamy "a" a "b" spoja metódou </w:t>
-      </w:r>
-      <w:proofErr w:type="spellStart"/>
-      <w:r>
-        <w:t>zip</w:t>
-      </w:r>
-      <w:proofErr w:type="spellEnd"/>
-      <w:r>
-        <w:t xml:space="preserve"> a potom sa do nového zoznamu pridá rozdiel medzi prvkami z a b ( odpočíta sa ). Výstup bude - 9, 18, 27, 36, 45</w:t>
-      </w:r>
-    </w:p>
-    <w:p>
-      <w:r>
-        <w:t xml:space="preserve">Program </w:t>
+        <w:t>Q1</w:t>
       </w:r>
       <w:r>
         <w:rPr>
           <w:b/>
           <w:bCs/>
         </w:rPr>
-        <w:t>Q1</w:t>
+        <w:t>6</w:t>
       </w:r>
       <w:r>
         <w:rPr>
           <w:b/>
           <w:bCs/>
         </w:rPr>
-        <w:t>6</w:t>
+        <w:t>.py</w:t>
       </w:r>
       <w:r>
         <w:rPr>
           <w:b/>
           <w:bCs/>
         </w:rPr>
-        <w:t>.py</w:t>
+        <w:t xml:space="preserve"> - </w:t>
+      </w:r>
+      <w:r>
+        <w:t xml:space="preserve">v pythone je možné krájanie zoznamu vykonať aj pomocou syntaxe </w:t>
+      </w:r>
+      <w:bookmarkStart w:id="59" w:name="_Hlk211599561"/>
+      <w:r>
+        <w:t xml:space="preserve">listName[x:y:z], kde x znamená počiatočný index, y-1 definuje konečnú hodnotu </w:t>
+      </w:r>
+      <w:bookmarkEnd w:id="59"/>
+      <w:r>
+        <w:t>indexu a z určuje veľkosť kroku. Ak chýba niektorá z hodnôt medzi x, y a z, interpret prevezme predvolenú hodnotu.</w:t>
+      </w:r>
+      <w:r>
+        <w:t xml:space="preserve"> Zaujímavý príklad </w:t>
+      </w:r>
+      <w:r>
+        <w:t>listName[x:y:z], kde x znamená počiatočný index, y-1 definuje konečnú hodnotu</w:t>
+      </w:r>
+      <w:r>
+        <w:t xml:space="preserve"> a z je veľkosť kroku, takže každý druhý prvok vybraného pod zoznamu.</w:t>
+      </w:r>
+    </w:p>
+    <w:p>
+      <w:r>
+        <w:t xml:space="preserve">Program </w:t>
       </w:r>
       <w:r>
         <w:rPr>
           <w:b/>
           <w:bCs/>
         </w:rPr>
-        <w:t xml:space="preserve"> - </w:t>
-      </w:r>
-      <w:r>
-        <w:t xml:space="preserve">v </w:t>
-      </w:r>
-      <w:proofErr w:type="spellStart"/>
-      <w:r>
-        <w:t>pythone</w:t>
-      </w:r>
-      <w:proofErr w:type="spellEnd"/>
-      <w:r>
-        <w:t xml:space="preserve"> je možné krájanie zoznamu vykonať aj pomocou syntaxe </w:t>
-      </w:r>
-      <w:bookmarkStart w:id="59" w:name="_Hlk211599561"/>
-      <w:proofErr w:type="spellStart"/>
-      <w:r>
-        <w:t>listName</w:t>
-      </w:r>
-      <w:proofErr w:type="spellEnd"/>
-      <w:r>
-        <w:t>[</w:t>
-      </w:r>
-      <w:proofErr w:type="spellStart"/>
-      <w:r>
-        <w:t>x:y:z</w:t>
-      </w:r>
-      <w:proofErr w:type="spellEnd"/>
-      <w:r>
-        <w:t xml:space="preserve">], kde x znamená počiatočný index, y-1 definuje konečnú hodnotu </w:t>
-      </w:r>
-      <w:bookmarkEnd w:id="59"/>
-      <w:r>
-        <w:t>indexu a z určuje veľkosť kroku. Ak chýba niektorá z hodnôt medzi x, y a z, interpret prevezme predvolenú hodnotu.</w:t>
-      </w:r>
-      <w:r>
-        <w:t xml:space="preserve"> Zaujímavý príklad </w:t>
-      </w:r>
-      <w:proofErr w:type="spellStart"/>
-      <w:r>
-        <w:t>listName</w:t>
-      </w:r>
-      <w:proofErr w:type="spellEnd"/>
-      <w:r>
-        <w:t>[</w:t>
-      </w:r>
-      <w:proofErr w:type="spellStart"/>
-      <w:r>
-        <w:t>x:y:z</w:t>
-      </w:r>
-      <w:proofErr w:type="spellEnd"/>
-      <w:r>
-        <w:t>], kde x znamená počiatočný index, y-1 definuje konečnú hodnotu</w:t>
-      </w:r>
-      <w:r>
-        <w:t xml:space="preserve"> a z je veľkosť kroku, takže každý druhý prvok vybraného pod zoznamu.</w:t>
-      </w:r>
-    </w:p>
-    <w:p>
-      <w:r>
-        <w:t xml:space="preserve">Program </w:t>
+        <w:t>Q1</w:t>
       </w:r>
       <w:r>
         <w:rPr>
           <w:b/>
           <w:bCs/>
         </w:rPr>
-        <w:t>Q1</w:t>
+        <w:t>7</w:t>
       </w:r>
       <w:r>
         <w:rPr>
           <w:b/>
           <w:bCs/>
         </w:rPr>
-        <w:t>7</w:t>
+        <w:t>.py</w:t>
+      </w:r>
+      <w:r>
+        <w:t xml:space="preserve"> </w:t>
+      </w:r>
+      <w:r>
+        <w:t>–</w:t>
+      </w:r>
+      <w:r>
+        <w:t xml:space="preserve"> </w:t>
+      </w:r>
+      <w:r>
+        <w:t>príklad vnorených zoznamov, ktoré tvoria len jeden člen pôvodného zoznamu</w:t>
+      </w:r>
+    </w:p>
+    <w:p>
+      <w:r>
+        <w:t xml:space="preserve">Program </w:t>
       </w:r>
       <w:r>
         <w:rPr>
           <w:b/>
           <w:bCs/>
         </w:rPr>
-        <w:t>.py</w:t>
-      </w:r>
-      <w:r>
-        <w:t xml:space="preserve"> </w:t>
-      </w:r>
-      <w:r>
-        <w:t>–</w:t>
-      </w:r>
-      <w:r>
-        <w:t xml:space="preserve"> </w:t>
-      </w:r>
-      <w:r>
-        <w:t>príklad vnorených zoznamov, ktoré tvoria len jeden člen pôvodného zoznamu</w:t>
-      </w:r>
-    </w:p>
-    <w:p>
-      <w:r>
-        <w:t xml:space="preserve">Program </w:t>
+        <w:t>Q1</w:t>
       </w:r>
       <w:r>
         <w:rPr>
           <w:b/>
           <w:bCs/>
         </w:rPr>
-        <w:t>Q1</w:t>
+        <w:t>8</w:t>
       </w:r>
       <w:r>
         <w:rPr>
           <w:b/>
           <w:bCs/>
         </w:rPr>
-        <w:t>8</w:t>
+        <w:t>.py</w:t>
+      </w:r>
+      <w:r>
+        <w:t xml:space="preserve"> –</w:t>
+      </w:r>
+      <w:r>
+        <w:t xml:space="preserve"> podobný príklad sme už riešili je to pomerne jednoduché</w:t>
+      </w:r>
+    </w:p>
+    <w:p>
+      <w:r>
+        <w:t xml:space="preserve">Program </w:t>
       </w:r>
       <w:r>
         <w:rPr>
           <w:b/>
           <w:bCs/>
         </w:rPr>
-        <w:t>.py</w:t>
-      </w:r>
-      <w:r>
-        <w:t xml:space="preserve"> –</w:t>
-      </w:r>
-      <w:r>
-        <w:t xml:space="preserve"> podobný príklad sme už riešili je to pomerne jednoduché</w:t>
-      </w:r>
-    </w:p>
-    <w:p>
-      <w:r>
-        <w:t xml:space="preserve">Program </w:t>
+        <w:t>Q1</w:t>
       </w:r>
       <w:r>
         <w:rPr>
           <w:b/>
           <w:bCs/>
         </w:rPr>
-        <w:t>Q1</w:t>
+        <w:t>9</w:t>
       </w:r>
       <w:r>
         <w:rPr>
           <w:b/>
           <w:bCs/>
         </w:rPr>
-        <w:t>9</w:t>
+        <w:t>.py</w:t>
+      </w:r>
+      <w:r>
+        <w:t xml:space="preserve"> –</w:t>
+      </w:r>
+      <w:r>
+        <w:t xml:space="preserve"> </w:t>
+      </w:r>
+      <w:r>
+        <w:t>jednoduché zlúčenie zoznamu</w:t>
+      </w:r>
+    </w:p>
+    <w:p>
+      <w:r>
+        <w:t xml:space="preserve">Program </w:t>
       </w:r>
       <w:r>
         <w:rPr>
           <w:b/>
           <w:bCs/>
         </w:rPr>
-        <w:t>.py</w:t>
-      </w:r>
-      <w:r>
-        <w:t xml:space="preserve"> –</w:t>
-      </w:r>
-      <w:r>
-        <w:t xml:space="preserve"> </w:t>
-      </w:r>
-      <w:r>
-        <w:t>jednoduché zlúčenie zoznamu</w:t>
-      </w:r>
-    </w:p>
-    <w:p>
-      <w:r>
-        <w:t xml:space="preserve">Program </w:t>
+        <w:t>Q</w:t>
       </w:r>
       <w:r>
         <w:rPr>
           <w:b/>
           <w:bCs/>
         </w:rPr>
-        <w:t>Q</w:t>
+        <w:t>20</w:t>
       </w:r>
       <w:r>
         <w:rPr>
           <w:b/>
           <w:bCs/>
         </w:rPr>
-        <w:t>20</w:t>
-      </w:r>
-      <w:r>
-        <w:rPr>
-          <w:b/>
-          <w:bCs/>
-        </w:rPr>
         <w:t>.py</w:t>
       </w:r>
       <w:r>
@@ -5350,15 +4198,7 @@
         <w:t xml:space="preserve"> p</w:t>
       </w:r>
       <w:r>
-        <w:t xml:space="preserve">oskytli sme odkaz na zoznam "a" s iným zoznamom "b", čo znamená, že tieto dva zoznamy (a </w:t>
-      </w:r>
-      <w:proofErr w:type="spellStart"/>
-      <w:r>
-        <w:t>a</w:t>
-      </w:r>
-      <w:proofErr w:type="spellEnd"/>
-      <w:r>
-        <w:t xml:space="preserve"> b) odkazujú na ten istý zoznam. Takže akákoľvek zmena s b ovplyvní pôvodný zoznam</w:t>
+        <w:t>oskytli sme odkaz na zoznam "a" s iným zoznamom "b", čo znamená, že tieto dva zoznamy (a a b) odkazujú na ten istý zoznam. Takže akákoľvek zmena s b ovplyvní pôvodný zoznam</w:t>
       </w:r>
     </w:p>
     <w:p>
@@ -5471,7 +4311,7 @@
     <w:p/>
     <w:p>
       <w:pPr>
-        <w:pStyle w:val="Nadpis4"/>
+        <w:pStyle w:val="Heading4"/>
       </w:pPr>
       <w:r>
         <w:t xml:space="preserve">Cvičenie </w:t>
@@ -5480,13 +4320,8 @@
         <w:t xml:space="preserve">príkladov </w:t>
       </w:r>
       <w:r>
-        <w:t xml:space="preserve">zoznamu jazyka </w:t>
-      </w:r>
-      <w:proofErr w:type="spellStart"/>
-      <w:r>
-        <w:t>Python</w:t>
-      </w:r>
-      <w:proofErr w:type="spellEnd"/>
+        <w:t>zoznamu jazyka Python</w:t>
+      </w:r>
       <w:r>
         <w:t>.</w:t>
       </w:r>
@@ -5495,7 +4330,7 @@
       <w:hyperlink r:id="rId27" w:history="1">
         <w:r>
           <w:rPr>
-            <w:rStyle w:val="Hypertextovprepojenie"/>
+            <w:rStyle w:val="Hyperlink"/>
           </w:rPr>
           <w:t>https://www.geeksforgeeks.org/python/python-list-exercise/</w:t>
         </w:r>
@@ -5541,32 +4376,17 @@
     </w:p>
     <w:p>
       <w:pPr>
-        <w:pStyle w:val="Nadpis3"/>
-      </w:pPr>
-      <w:proofErr w:type="spellStart"/>
-      <w:r>
-        <w:t>Python</w:t>
-      </w:r>
-      <w:proofErr w:type="spellEnd"/>
-      <w:r>
-        <w:t xml:space="preserve"> </w:t>
-      </w:r>
-      <w:proofErr w:type="spellStart"/>
-      <w:r>
-        <w:t>Tuples</w:t>
-      </w:r>
-      <w:proofErr w:type="spellEnd"/>
+        <w:pStyle w:val="Heading3"/>
+      </w:pPr>
+      <w:r>
+        <w:t>Python Tuples</w:t>
+      </w:r>
       <w:r>
         <w:t xml:space="preserve"> - N</w:t>
       </w:r>
       <w:r>
-        <w:t>-</w:t>
-      </w:r>
-      <w:proofErr w:type="spellStart"/>
-      <w:r>
-        <w:t>tice</w:t>
-      </w:r>
-      <w:proofErr w:type="spellEnd"/>
+        <w:t>-tice</w:t>
+      </w:r>
       <w:r>
         <w:t>.</w:t>
       </w:r>
@@ -5575,7 +4395,7 @@
       <w:hyperlink r:id="rId28" w:history="1">
         <w:r>
           <w:rPr>
-            <w:rStyle w:val="Hypertextovprepojenie"/>
+            <w:rStyle w:val="Hyperlink"/>
           </w:rPr>
           <w:t>https://www.geeksforgeeks.org/python/python-tuples/</w:t>
         </w:r>
@@ -5589,23 +4409,7 @@
         <w:jc w:val="both"/>
       </w:pPr>
       <w:r>
-        <w:t>N-</w:t>
-      </w:r>
-      <w:proofErr w:type="spellStart"/>
-      <w:r>
-        <w:t>tica</w:t>
-      </w:r>
-      <w:proofErr w:type="spellEnd"/>
-      <w:r>
-        <w:t xml:space="preserve"> v </w:t>
-      </w:r>
-      <w:proofErr w:type="spellStart"/>
-      <w:r>
-        <w:t>Pythone</w:t>
-      </w:r>
-      <w:proofErr w:type="spellEnd"/>
-      <w:r>
-        <w:t xml:space="preserve"> je nemenná usporiadaná kolekcia prvkov.</w:t>
+        <w:t>N-tica v Pythone je nemenná usporiadaná kolekcia prvkov.</w:t>
       </w:r>
     </w:p>
     <w:p>
@@ -5617,23 +4421,7 @@
         <w:jc w:val="both"/>
       </w:pPr>
       <w:r>
-        <w:t>N-</w:t>
-      </w:r>
-      <w:proofErr w:type="spellStart"/>
-      <w:r>
-        <w:t>tice</w:t>
-      </w:r>
-      <w:proofErr w:type="spellEnd"/>
-      <w:r>
-        <w:t xml:space="preserve"> sú podobné zoznamom, ale na rozdiel od zoznamov ich nemožno po vytvorení zmeniť (</w:t>
-      </w:r>
-      <w:proofErr w:type="spellStart"/>
-      <w:r>
-        <w:t>t.j</w:t>
-      </w:r>
-      <w:proofErr w:type="spellEnd"/>
-      <w:r>
-        <w:t>. sú nemenné).</w:t>
+        <w:t>N-tice sú podobné zoznamom, ale na rozdiel od zoznamov ich nemožno po vytvorení zmeniť (t.j. sú nemenné).</w:t>
       </w:r>
     </w:p>
     <w:p>
@@ -5645,15 +4433,7 @@
         <w:jc w:val="both"/>
       </w:pPr>
       <w:r>
-        <w:t>N-</w:t>
-      </w:r>
-      <w:proofErr w:type="spellStart"/>
-      <w:r>
-        <w:t>tice</w:t>
-      </w:r>
-      <w:proofErr w:type="spellEnd"/>
-      <w:r>
-        <w:t xml:space="preserve"> môžu obsahovať prvky rôznych typov údajov.</w:t>
+        <w:t>N-tice môžu obsahovať prvky rôznych typov údajov.</w:t>
       </w:r>
     </w:p>
     <w:p>
@@ -5665,36 +4445,15 @@
         <w:jc w:val="both"/>
       </w:pPr>
       <w:r>
-        <w:t>Hlavné charakteristiky n-</w:t>
-      </w:r>
-      <w:proofErr w:type="spellStart"/>
-      <w:r>
-        <w:t>tic</w:t>
-      </w:r>
-      <w:proofErr w:type="spellEnd"/>
-      <w:r>
-        <w:t xml:space="preserve"> sú usporiadané, heterogénne a nemenné.</w:t>
-      </w:r>
-    </w:p>
-    <w:p>
-      <w:pPr>
-        <w:pStyle w:val="Nadpis3"/>
-      </w:pPr>
-      <w:proofErr w:type="spellStart"/>
-      <w:r>
-        <w:t>Python</w:t>
-      </w:r>
-      <w:proofErr w:type="spellEnd"/>
-      <w:r>
-        <w:t xml:space="preserve"> </w:t>
-      </w:r>
-      <w:proofErr w:type="spellStart"/>
-      <w:r>
-        <w:t>String</w:t>
-      </w:r>
-      <w:proofErr w:type="spellEnd"/>
-      <w:r>
-        <w:t xml:space="preserve"> - </w:t>
+        <w:t>Hlavné charakteristiky n-tic sú usporiadané, heterogénne a nemenné.</w:t>
+      </w:r>
+    </w:p>
+    <w:p>
+      <w:pPr>
+        <w:pStyle w:val="Heading3"/>
+      </w:pPr>
+      <w:r>
+        <w:t xml:space="preserve">Python String - </w:t>
       </w:r>
       <w:r>
         <w:t>Reťazc</w:t>
@@ -5707,7 +4466,7 @@
       <w:hyperlink r:id="rId29" w:history="1">
         <w:r>
           <w:rPr>
-            <w:rStyle w:val="Hypertextovprepojenie"/>
+            <w:rStyle w:val="Hyperlink"/>
           </w:rPr>
           <w:t>https://www.geeksforgeeks.org/python/python-string/</w:t>
         </w:r>
@@ -5718,25 +4477,15 @@
     </w:p>
     <w:p>
       <w:pPr>
-        <w:pStyle w:val="Nadpis3"/>
+        <w:pStyle w:val="Heading3"/>
         <w:rPr>
           <w:rFonts w:eastAsiaTheme="minorHAnsi" w:cstheme="minorBidi"/>
         </w:rPr>
       </w:pPr>
-      <w:proofErr w:type="spellStart"/>
       <w:r>
         <w:lastRenderedPageBreak/>
-        <w:t>Python</w:t>
-      </w:r>
-      <w:proofErr w:type="spellEnd"/>
-      <w:r>
-        <w:t xml:space="preserve"> </w:t>
-      </w:r>
-      <w:proofErr w:type="spellStart"/>
-      <w:r>
-        <w:t>Dictionary</w:t>
-      </w:r>
-      <w:proofErr w:type="spellEnd"/>
+        <w:t>Python Dictionary</w:t>
+      </w:r>
       <w:r>
         <w:t xml:space="preserve"> - </w:t>
       </w:r>
@@ -5748,7 +4497,7 @@
       <w:hyperlink r:id="rId30" w:history="1">
         <w:r>
           <w:rPr>
-            <w:rStyle w:val="Hypertextovprepojenie"/>
+            <w:rStyle w:val="Hyperlink"/>
           </w:rPr>
           <w:t>https://www.geeksforgeeks.org/python/python-dictionary/</w:t>
         </w:r>
@@ -5759,43 +4508,28 @@
     </w:p>
     <w:p>
       <w:pPr>
-        <w:pStyle w:val="Nadpis3"/>
+        <w:pStyle w:val="Heading3"/>
         <w:rPr>
           <w:rFonts w:eastAsiaTheme="minorHAnsi" w:cstheme="minorBidi"/>
           <w:sz w:val="22"/>
           <w:szCs w:val="22"/>
         </w:rPr>
       </w:pPr>
-      <w:proofErr w:type="spellStart"/>
-      <w:r>
-        <w:t>Python</w:t>
-      </w:r>
-      <w:proofErr w:type="spellEnd"/>
-      <w:r>
-        <w:t xml:space="preserve"> </w:t>
-      </w:r>
-      <w:proofErr w:type="spellStart"/>
-      <w:r>
-        <w:t>Sets</w:t>
-      </w:r>
-      <w:proofErr w:type="spellEnd"/>
+      <w:r>
+        <w:t>Python Sets</w:t>
+      </w:r>
       <w:r>
         <w:t xml:space="preserve"> - </w:t>
       </w:r>
       <w:r>
-        <w:t xml:space="preserve">Sady jazyka </w:t>
-      </w:r>
-      <w:proofErr w:type="spellStart"/>
-      <w:r>
-        <w:t>Python</w:t>
-      </w:r>
-      <w:proofErr w:type="spellEnd"/>
+        <w:t>Sady jazyka Python</w:t>
+      </w:r>
     </w:p>
     <w:p>
       <w:hyperlink r:id="rId31" w:history="1">
         <w:r>
           <w:rPr>
-            <w:rStyle w:val="Hypertextovprepojenie"/>
+            <w:rStyle w:val="Hyperlink"/>
           </w:rPr>
           <w:t>https://www.geeksforgeeks.org/python/python-sets/</w:t>
         </w:r>
@@ -5806,30 +4540,17 @@
     </w:p>
     <w:p>
       <w:pPr>
-        <w:pStyle w:val="Nadpis3"/>
-      </w:pPr>
-      <w:proofErr w:type="spellStart"/>
-      <w:r>
-        <w:t>Python</w:t>
-      </w:r>
-      <w:proofErr w:type="spellEnd"/>
-      <w:r>
-        <w:t xml:space="preserve"> </w:t>
-      </w:r>
-      <w:proofErr w:type="spellStart"/>
-      <w:r>
-        <w:t>Arrays</w:t>
-      </w:r>
-      <w:proofErr w:type="spellEnd"/>
-      <w:r>
-        <w:t xml:space="preserve"> - Polia</w:t>
+        <w:pStyle w:val="Heading3"/>
+      </w:pPr>
+      <w:r>
+        <w:t>Python Arrays - Polia</w:t>
       </w:r>
     </w:p>
     <w:p>
       <w:hyperlink r:id="rId32" w:history="1">
         <w:r>
           <w:rPr>
-            <w:rStyle w:val="Hypertextovprepojenie"/>
+            <w:rStyle w:val="Hyperlink"/>
           </w:rPr>
           <w:t>https://www.geeksforgeeks.org/python/python-arrays/</w:t>
         </w:r>
@@ -5840,31 +4561,21 @@
     </w:p>
     <w:p>
       <w:pPr>
-        <w:pStyle w:val="Nadpis2"/>
+        <w:pStyle w:val="Heading2"/>
       </w:pPr>
       <w:bookmarkStart w:id="61" w:name="IT23102025"/>
       <w:bookmarkEnd w:id="61"/>
-      <w:proofErr w:type="spellStart"/>
-      <w:r>
-        <w:t>Pygame</w:t>
-      </w:r>
-      <w:proofErr w:type="spellEnd"/>
-      <w:r>
-        <w:t xml:space="preserve"> pre pokročilých.</w:t>
-      </w:r>
-    </w:p>
-    <w:p>
-      <w:pPr>
-        <w:pStyle w:val="Nadpis3"/>
-      </w:pPr>
-      <w:r>
-        <w:t xml:space="preserve">Vytváranie interaktívnych tlačidiel pomocou </w:t>
-      </w:r>
-      <w:proofErr w:type="spellStart"/>
-      <w:r>
-        <w:t>pygame</w:t>
-      </w:r>
-      <w:proofErr w:type="spellEnd"/>
+      <w:r>
+        <w:t>Pygame pre pokročilých.</w:t>
+      </w:r>
+    </w:p>
+    <w:p>
+      <w:pPr>
+        <w:pStyle w:val="Heading3"/>
+      </w:pPr>
+      <w:r>
+        <w:t>Vytváranie interaktívnych tlačidiel pomocou pygame</w:t>
+      </w:r>
     </w:p>
     <w:p>
       <w:r>
@@ -5873,7 +4584,7 @@
       <w:hyperlink r:id="rId33" w:history="1">
         <w:r>
           <w:rPr>
-            <w:rStyle w:val="Hypertextovprepojenie"/>
+            <w:rStyle w:val="Hyperlink"/>
           </w:rPr>
           <w:t>https://www.geeksforgeeks.org/python/pygame-tutorial/</w:t>
         </w:r>
@@ -5886,7 +4597,7 @@
       <w:hyperlink r:id="rId34" w:history="1">
         <w:r>
           <w:rPr>
-            <w:rStyle w:val="Hypertextovprepojenie"/>
+            <w:rStyle w:val="Hyperlink"/>
           </w:rPr>
           <w:t>https://www.geeksforgeeks.org/python/how-to-create-buttons-in-a-game-using-pygame/</w:t>
         </w:r>
@@ -5900,15 +4611,7 @@
         <w:jc w:val="both"/>
       </w:pPr>
       <w:r>
-        <w:t xml:space="preserve">Hra musí mať interaktívne tlačidlá, ktoré dokážu ovládať rôzne udalosti v hre, aby bola hra lepšie kontrolovaná a aby sa do nej pridalo správne grafické rozhranie. Tie môžu byť vytvorené v </w:t>
-      </w:r>
-      <w:proofErr w:type="spellStart"/>
-      <w:r>
-        <w:t>pygame</w:t>
-      </w:r>
-      <w:proofErr w:type="spellEnd"/>
-      <w:r>
-        <w:t xml:space="preserve"> </w:t>
+        <w:t xml:space="preserve">Hra musí mať interaktívne tlačidlá, ktoré dokážu ovládať rôzne udalosti v hre, aby bola hra lepšie kontrolovaná a aby sa do nej pridalo správne grafické rozhranie. Tie môžu byť vytvorené v pygame </w:t>
       </w:r>
       <w:r>
         <w:rPr>
@@ -5920,15 +4623,7 @@
         <w:t>vytvorením obdĺžnika na obrazovke a následným prekrytím označujúceho textu na ňu.</w:t>
       </w:r>
       <w:r>
-        <w:t xml:space="preserve"> Na tento účel budeme používať rôzne funkcie ako , atď. Aby sme mu dodali živosť, môžeme zmeniť farbu tlačidla, keď naň umiestnila myš. To sa dá urobiť pomocou funkcie, ktorá aktualizuje polohu x a y ukazovateľa myši a uloží ju ako n-</w:t>
-      </w:r>
-      <w:proofErr w:type="spellStart"/>
-      <w:r>
-        <w:t>ticu</w:t>
-      </w:r>
-      <w:proofErr w:type="spellEnd"/>
-      <w:r>
-        <w:t xml:space="preserve"> do premennej. Potom môžeme nastaviť hranice obdĺžnika do príslušných premenných a skontrolovať, či je myš v týchto hraniciach, ak áno, farba bloku sa zmení na svetlejší odtieň, čo znamená, že tlačidlo je interakčné.</w:t>
+        <w:t xml:space="preserve"> Na tento účel budeme používať rôzne funkcie ako , atď. Aby sme mu dodali živosť, môžeme zmeniť farbu tlačidla, keď naň umiestnila myš. To sa dá urobiť pomocou funkcie, ktorá aktualizuje polohu x a y ukazovateľa myši a uloží ju ako n-ticu do premennej. Potom môžeme nastaviť hranice obdĺžnika do príslušných premenných a skontrolovať, či je myš v týchto hraniciach, ak áno, farba bloku sa zmení na svetlejší odtieň, čo znamená, že tlačidlo je interakčné.</w:t>
       </w:r>
     </w:p>
     <w:p>
@@ -5950,30 +4645,23 @@
     </w:p>
     <w:p>
       <w:pPr>
-        <w:pStyle w:val="Nadpis3"/>
-      </w:pPr>
-      <w:proofErr w:type="spellStart"/>
-      <w:r>
-        <w:t>Python</w:t>
-      </w:r>
-      <w:proofErr w:type="spellEnd"/>
-      <w:r>
-        <w:t xml:space="preserve"> - Kreslenie pomocou klávesov so šípkami v</w:t>
+        <w:pStyle w:val="Heading3"/>
+      </w:pPr>
+      <w:r>
+        <w:t>Python - Kreslenie pomocou klávesov so šípkami v</w:t>
       </w:r>
       <w:r>
         <w:t> </w:t>
       </w:r>
-      <w:proofErr w:type="spellStart"/>
       <w:r>
         <w:t>PyGame</w:t>
       </w:r>
-      <w:proofErr w:type="spellEnd"/>
     </w:p>
     <w:p>
       <w:hyperlink r:id="rId35" w:history="1">
         <w:r>
           <w:rPr>
-            <w:rStyle w:val="Hypertextovprepojenie"/>
+            <w:rStyle w:val="Hyperlink"/>
           </w:rPr>
           <w:t>https://www.geeksforgeeks.org/python/python-drawing-design-using-arrow-keys-in-pygame/</w:t>
         </w:r>
@@ -5986,53 +4674,8 @@
       <w:pPr>
         <w:jc w:val="both"/>
       </w:pPr>
-      <w:proofErr w:type="spellStart"/>
-      <w:r>
-        <w:t>Pygame</w:t>
-      </w:r>
-      <w:proofErr w:type="spellEnd"/>
-      <w:r>
-        <w:t xml:space="preserve"> je multiplatformová </w:t>
-      </w:r>
-      <w:proofErr w:type="spellStart"/>
-      <w:r>
-        <w:t>sada</w:t>
-      </w:r>
-      <w:proofErr w:type="spellEnd"/>
-      <w:r>
-        <w:t xml:space="preserve"> modulov </w:t>
-      </w:r>
-      <w:proofErr w:type="spellStart"/>
-      <w:r>
-        <w:t>Pythonu</w:t>
-      </w:r>
-      <w:proofErr w:type="spellEnd"/>
-      <w:r>
-        <w:t xml:space="preserve"> určená na písanie videohier. Zahŕňa počítačovú grafiku a zvukové knižnice určené na použitie s programovacím jazykom </w:t>
-      </w:r>
-      <w:proofErr w:type="spellStart"/>
-      <w:r>
-        <w:t>Python</w:t>
-      </w:r>
-      <w:proofErr w:type="spellEnd"/>
-      <w:r>
-        <w:t xml:space="preserve">. Teraz je to na predstavivosti alebo potrebe vývojára, aký typ hry chce pomocou tejto sady nástrojov vyvinúť. V tomto článku uvidíme, ako môžeme vytvoriť dizajn v </w:t>
-      </w:r>
-      <w:proofErr w:type="spellStart"/>
-      <w:r>
-        <w:t>PyGame</w:t>
-      </w:r>
-      <w:proofErr w:type="spellEnd"/>
-      <w:r>
-        <w:t xml:space="preserve"> pomocou klávesov tak, aby sa dizajn, </w:t>
-      </w:r>
-      <w:proofErr w:type="spellStart"/>
-      <w:r>
-        <w:t>tj</w:t>
-      </w:r>
-      <w:proofErr w:type="spellEnd"/>
-      <w:r>
-        <w:t xml:space="preserve"> značka, pohybovala vodorovne pri stlačení klávesu so šípkou doprava alebo doľava na klávesnici a pohybovala sa vertikálne pri stlačení klávesu so šípkou nahor alebo nadol. Môžeme to urobiť tak, že na príslušných súradniciach vytvoríme bodku (značku), ktorá pomocou klávesov získa zmeny.</w:t>
+      <w:r>
+        <w:t>Pygame je multiplatformová sada modulov Pythonu určená na písanie videohier. Zahŕňa počítačovú grafiku a zvukové knižnice určené na použitie s programovacím jazykom Python. Teraz je to na predstavivosti alebo potrebe vývojára, aký typ hry chce pomocou tejto sady nástrojov vyvinúť. V tomto článku uvidíme, ako môžeme vytvoriť dizajn v PyGame pomocou klávesov tak, aby sa dizajn, tj značka, pohybovala vodorovne pri stlačení klávesu so šípkou doprava alebo doľava na klávesnici a pohybovala sa vertikálne pri stlačení klávesu so šípkou nahor alebo nadol. Môžeme to urobiť tak, že na príslušných súradniciach vytvoríme bodku (značku), ktorá pomocou klávesov získa zmeny.</w:t>
       </w:r>
     </w:p>
     <w:p>
@@ -6093,36 +4736,23 @@
     </w:p>
     <w:p>
       <w:pPr>
-        <w:pStyle w:val="Nadpis3"/>
-      </w:pPr>
-      <w:r>
-        <w:t xml:space="preserve">Premiestňovanie objektu v </w:t>
-      </w:r>
-      <w:proofErr w:type="spellStart"/>
-      <w:r>
-        <w:t>PyGame</w:t>
-      </w:r>
-      <w:proofErr w:type="spellEnd"/>
-      <w:r>
-        <w:t xml:space="preserve"> </w:t>
+        <w:pStyle w:val="Heading3"/>
+      </w:pPr>
+      <w:r>
+        <w:t xml:space="preserve">Premiestňovanie objektu v PyGame </w:t>
       </w:r>
       <w:r>
         <w:t>–</w:t>
       </w:r>
       <w:r>
-        <w:t xml:space="preserve"> </w:t>
-      </w:r>
-      <w:proofErr w:type="spellStart"/>
-      <w:r>
-        <w:t>Python</w:t>
-      </w:r>
-      <w:proofErr w:type="spellEnd"/>
+        <w:t xml:space="preserve"> Python</w:t>
+      </w:r>
     </w:p>
     <w:p>
       <w:hyperlink r:id="rId36" w:history="1">
         <w:r>
           <w:rPr>
-            <w:rStyle w:val="Hypertextovprepojenie"/>
+            <w:rStyle w:val="Hyperlink"/>
           </w:rPr>
           <w:t>https://www.geeksforgeeks.org/python/python-moving-an-object-in-pygame/</w:t>
         </w:r>
@@ -6144,30 +4774,26 @@
     </w:p>
     <w:p>
       <w:pPr>
-        <w:pStyle w:val="Nadpis3"/>
-      </w:pPr>
-      <w:proofErr w:type="spellStart"/>
+        <w:pStyle w:val="Heading3"/>
+      </w:pPr>
       <w:r>
         <w:t>Python</w:t>
       </w:r>
-      <w:proofErr w:type="spellEnd"/>
       <w:r>
         <w:t xml:space="preserve"> | Skok objektu v</w:t>
       </w:r>
       <w:r>
         <w:t> </w:t>
       </w:r>
-      <w:proofErr w:type="spellStart"/>
       <w:r>
         <w:t>PyGame</w:t>
       </w:r>
-      <w:proofErr w:type="spellEnd"/>
     </w:p>
     <w:p>
       <w:hyperlink r:id="rId37" w:history="1">
         <w:r>
           <w:rPr>
-            <w:rStyle w:val="Hypertextovprepojenie"/>
+            <w:rStyle w:val="Hyperlink"/>
           </w:rPr>
           <w:t>https://www.geeksforgeeks.org/python/python-making-an-object-jump-in-pygame/</w:t>
         </w:r>
@@ -6180,57 +4806,12 @@
       <w:pPr>
         <w:jc w:val="both"/>
       </w:pPr>
-      <w:proofErr w:type="spellStart"/>
-      <w:r>
-        <w:t>Pygame</w:t>
-      </w:r>
-      <w:proofErr w:type="spellEnd"/>
-      <w:r>
-        <w:t xml:space="preserve"> je multiplatformová </w:t>
-      </w:r>
-      <w:proofErr w:type="spellStart"/>
-      <w:r>
-        <w:t>sada</w:t>
-      </w:r>
-      <w:proofErr w:type="spellEnd"/>
-      <w:r>
-        <w:t xml:space="preserve"> modulov </w:t>
-      </w:r>
-      <w:proofErr w:type="spellStart"/>
-      <w:r>
-        <w:t>Pythonu</w:t>
-      </w:r>
-      <w:proofErr w:type="spellEnd"/>
-      <w:r>
-        <w:t xml:space="preserve"> určená na písanie videohier. Zahŕňa počítačovú grafiku a zvukové knižnice určené na použitie s programovacím jazykom </w:t>
-      </w:r>
-      <w:proofErr w:type="spellStart"/>
-      <w:r>
-        <w:t>Python</w:t>
-      </w:r>
-      <w:proofErr w:type="spellEnd"/>
-      <w:r>
-        <w:t xml:space="preserve">. Teraz je to na predstavivosti alebo potrebe vývojára, aký typ hry chce pomocou tejto sady nástrojov </w:t>
+      <w:r>
+        <w:t xml:space="preserve">Pygame je multiplatformová sada modulov Pythonu určená na písanie videohier. Zahŕňa počítačovú grafiku a zvukové knižnice určené na použitie s programovacím jazykom Python. Teraz je to na predstavivosti alebo potrebe vývojára, aký typ hry chce pomocou tejto sady nástrojov </w:t>
       </w:r>
       <w:r>
         <w:lastRenderedPageBreak/>
-        <w:t xml:space="preserve">vyvinúť. V tomto článku sa teda naučíme, ako urobiť skok objektu pomocou knižnice </w:t>
-      </w:r>
-      <w:proofErr w:type="spellStart"/>
-      <w:r>
-        <w:t>PyGame</w:t>
-      </w:r>
-      <w:proofErr w:type="spellEnd"/>
-      <w:r>
-        <w:t xml:space="preserve"> v </w:t>
-      </w:r>
-      <w:proofErr w:type="spellStart"/>
-      <w:r>
-        <w:t>Pythone</w:t>
-      </w:r>
-      <w:proofErr w:type="spellEnd"/>
-      <w:r>
-        <w:t>. Existuje základný vzorec z klasickej mechaniky, ako prinútiť objekt skočiť.</w:t>
+        <w:t>vyvinúť. V tomto článku sa teda naučíme, ako urobiť skok objektu pomocou knižnice PyGame v Pythone. Existuje základný vzorec z klasickej mechaniky, ako prinútiť objekt skočiť.</w:t>
       </w:r>
     </w:p>
     <w:p>
@@ -6253,52 +4834,12 @@
         <w:jc w:val="both"/>
       </w:pPr>
       <w:r>
-        <w:t xml:space="preserve">Kde F je sila hore/dole, m je hmotnosť objektu a v je rýchlosť. Rýchlosť časom klesá, pretože keď objekt skáče, rýchlosť sa v tejto simulácii viac nezvýši. Keď sa objekt dostane na zem, skok sa skončí. Ak je premenná </w:t>
-      </w:r>
-      <w:proofErr w:type="spellStart"/>
-      <w:r>
-        <w:t>isjump</w:t>
-      </w:r>
-      <w:proofErr w:type="spellEnd"/>
-      <w:r>
-        <w:t xml:space="preserve"> </w:t>
-      </w:r>
-      <w:proofErr w:type="spellStart"/>
-      <w:r>
-        <w:t>True</w:t>
-      </w:r>
-      <w:proofErr w:type="spellEnd"/>
-      <w:r>
-        <w:t xml:space="preserve"> alebo </w:t>
-      </w:r>
-      <w:proofErr w:type="spellStart"/>
-      <w:r>
-        <w:t>False</w:t>
-      </w:r>
-      <w:proofErr w:type="spellEnd"/>
-      <w:r>
-        <w:t xml:space="preserve">, znamená to, že objekt skáče alebo nie. Ak je hodnota </w:t>
-      </w:r>
-      <w:proofErr w:type="spellStart"/>
-      <w:r>
-        <w:t>isjump</w:t>
-      </w:r>
-      <w:proofErr w:type="spellEnd"/>
-      <w:r>
-        <w:t xml:space="preserve"> </w:t>
-      </w:r>
-      <w:proofErr w:type="spellStart"/>
-      <w:r>
-        <w:t>True</w:t>
-      </w:r>
-      <w:proofErr w:type="spellEnd"/>
-      <w:r>
-        <w:t>, pozícia objektu sa aktualizuje podľa vyššie uvedeného vzorca.</w:t>
-      </w:r>
-    </w:p>
-    <w:p>
-      <w:pPr>
-        <w:pStyle w:val="Nadpis3"/>
+        <w:t>Kde F je sila hore/dole, m je hmotnosť objektu a v je rýchlosť. Rýchlosť časom klesá, pretože keď objekt skáče, rýchlosť sa v tejto simulácii viac nezvýši. Keď sa objekt dostane na zem, skok sa skončí. Ak je premenná isjump True alebo False, znamená to, že objekt skáče alebo nie. Ak je hodnota isjump True, pozícia objektu sa aktualizuje podľa vyššie uvedeného vzorca.</w:t>
+      </w:r>
+    </w:p>
+    <w:p>
+      <w:pPr>
+        <w:pStyle w:val="Heading3"/>
       </w:pPr>
       <w:r>
         <w:t>Pridanie hranice k objektu v</w:t>
@@ -6306,11 +4847,9 @@
       <w:r>
         <w:t> </w:t>
       </w:r>
-      <w:proofErr w:type="spellStart"/>
       <w:r>
         <w:t>Pygame</w:t>
       </w:r>
-      <w:proofErr w:type="spellEnd"/>
     </w:p>
     <w:p>
       <w:r>
@@ -6319,24 +4858,19 @@
     </w:p>
     <w:p>
       <w:pPr>
-        <w:pStyle w:val="Odsekzoznamu"/>
+        <w:pStyle w:val="ListParagraph"/>
         <w:numPr>
           <w:ilvl w:val="0"/>
           <w:numId w:val="43"/>
         </w:numPr>
       </w:pPr>
-      <w:proofErr w:type="spellStart"/>
-      <w:r>
-        <w:t>Naprv</w:t>
-      </w:r>
-      <w:proofErr w:type="spellEnd"/>
-      <w:r>
-        <w:t xml:space="preserve"> sa vytvorí okno</w:t>
-      </w:r>
-    </w:p>
-    <w:p>
-      <w:pPr>
-        <w:pStyle w:val="Odsekzoznamu"/>
+      <w:r>
+        <w:t>Naprv sa vytvorí okno</w:t>
+      </w:r>
+    </w:p>
+    <w:p>
+      <w:pPr>
+        <w:pStyle w:val="ListParagraph"/>
         <w:numPr>
           <w:ilvl w:val="0"/>
           <w:numId w:val="43"/>
@@ -6348,7 +4882,7 @@
     </w:p>
     <w:p>
       <w:pPr>
-        <w:pStyle w:val="Odsekzoznamu"/>
+        <w:pStyle w:val="ListParagraph"/>
         <w:numPr>
           <w:ilvl w:val="0"/>
           <w:numId w:val="43"/>
@@ -6360,7 +4894,7 @@
     </w:p>
     <w:p>
       <w:pPr>
-        <w:pStyle w:val="Odsekzoznamu"/>
+        <w:pStyle w:val="ListParagraph"/>
         <w:numPr>
           <w:ilvl w:val="0"/>
           <w:numId w:val="43"/>
@@ -6372,7 +4906,7 @@
     </w:p>
     <w:p>
       <w:pPr>
-        <w:pStyle w:val="Odsekzoznamu"/>
+        <w:pStyle w:val="ListParagraph"/>
         <w:numPr>
           <w:ilvl w:val="0"/>
           <w:numId w:val="43"/>
@@ -6391,39 +4925,7 @@
         <w:t xml:space="preserve">Ku kroku 4 - </w:t>
       </w:r>
       <w:r>
-        <w:t xml:space="preserve">ak je pozícia X lopty väčšia ako šírka obrazovky alebo menšia ako 0 (t. j. ak sa loptička zráža alebo prichádza na jej pravý alebo ľavý koniec obrazovky), potom vynásobíme rýchlosť smeru X mínusom 1. Znamená to, že smer je obrátený. Ak loptička prichádza rýchlosťou 3 pixelov, potom pri zrážke na ľavej alebo pravej stene bude jej rýchlosť -3 pixely, </w:t>
-      </w:r>
-      <w:proofErr w:type="spellStart"/>
-      <w:r>
-        <w:t>t.j</w:t>
-      </w:r>
-      <w:proofErr w:type="spellEnd"/>
-      <w:r>
-        <w:t xml:space="preserve">. v opačnom smere, a znova, keď narazí na steny, potom bude jej rýchlosť opäť kladná 3, </w:t>
-      </w:r>
-      <w:proofErr w:type="spellStart"/>
-      <w:r>
-        <w:t>t.j</w:t>
-      </w:r>
-      <w:proofErr w:type="spellEnd"/>
-      <w:r>
-        <w:t xml:space="preserve">. opačná od -3. Preto to dá lopte hranicu. Rovnaká logika sa použije aj pre hornú a dolnú stenu. Ak je hodnota Y lopty väčšia ako výška obrazovky alebo menšia ako 0, zmeňte jej smer. A potom posunieme loptu zvyšovaním polohy lopty o </w:t>
-      </w:r>
-      <w:proofErr w:type="spellStart"/>
-      <w:r>
-        <w:t>XChange</w:t>
-      </w:r>
-      <w:proofErr w:type="spellEnd"/>
-      <w:r>
-        <w:t xml:space="preserve"> a </w:t>
-      </w:r>
-      <w:proofErr w:type="spellStart"/>
-      <w:r>
-        <w:t>YChange</w:t>
-      </w:r>
-      <w:proofErr w:type="spellEnd"/>
-      <w:r>
-        <w:t>.</w:t>
+        <w:t>ak je pozícia X lopty väčšia ako šírka obrazovky alebo menšia ako 0 (t. j. ak sa loptička zráža alebo prichádza na jej pravý alebo ľavý koniec obrazovky), potom vynásobíme rýchlosť smeru X mínusom 1. Znamená to, že smer je obrátený. Ak loptička prichádza rýchlosťou 3 pixelov, potom pri zrážke na ľavej alebo pravej stene bude jej rýchlosť -3 pixely, t.j. v opačnom smere, a znova, keď narazí na steny, potom bude jej rýchlosť opäť kladná 3, t.j. opačná od -3. Preto to dá lopte hranicu. Rovnaká logika sa použije aj pre hornú a dolnú stenu. Ak je hodnota Y lopty väčšia ako výška obrazovky alebo menšia ako 0, zmeňte jej smer. A potom posunieme loptu zvyšovaním polohy lopty o XChange a YChange.</w:t>
       </w:r>
     </w:p>
     <w:p/>
@@ -6437,47 +4939,24 @@
       <w:r>
         <w:t xml:space="preserve"> – som pridal časovač. </w:t>
       </w:r>
-      <w:proofErr w:type="spellStart"/>
-      <w:r>
-        <w:t>clk</w:t>
-      </w:r>
-      <w:proofErr w:type="spellEnd"/>
-      <w:r>
-        <w:t xml:space="preserve"> = </w:t>
-      </w:r>
-      <w:proofErr w:type="spellStart"/>
-      <w:r>
-        <w:t>pygame.time.Clock</w:t>
-      </w:r>
-      <w:proofErr w:type="spellEnd"/>
-      <w:r>
-        <w:t xml:space="preserve">()  # </w:t>
-      </w:r>
-      <w:proofErr w:type="spellStart"/>
-      <w:r>
-        <w:t>clock</w:t>
-      </w:r>
-      <w:proofErr w:type="spellEnd"/>
+      <w:r>
+        <w:t>clk = pygame.time.Clock()  # clock</w:t>
+      </w:r>
     </w:p>
     <w:p/>
     <w:p>
       <w:pPr>
-        <w:pStyle w:val="Nadpis3"/>
-      </w:pPr>
-      <w:r>
-        <w:t xml:space="preserve">Detekcia kolízií v </w:t>
-      </w:r>
-      <w:proofErr w:type="spellStart"/>
-      <w:r>
-        <w:t>PyGame</w:t>
-      </w:r>
-      <w:proofErr w:type="spellEnd"/>
+        <w:pStyle w:val="Heading3"/>
+      </w:pPr>
+      <w:r>
+        <w:t>Detekcia kolízií v PyGame</w:t>
+      </w:r>
     </w:p>
     <w:p>
       <w:hyperlink r:id="rId38" w:history="1">
         <w:r>
           <w:rPr>
-            <w:rStyle w:val="Hypertextovprepojenie"/>
+            <w:rStyle w:val="Hyperlink"/>
           </w:rPr>
           <w:t>https://www.geeksforgeeks.org/python/collision-detection-in-pygame/</w:t>
         </w:r>
@@ -6509,22 +4988,17 @@
     </w:p>
     <w:p>
       <w:pPr>
-        <w:pStyle w:val="Nadpis3"/>
-      </w:pPr>
-      <w:proofErr w:type="spellStart"/>
-      <w:r>
-        <w:t>Pygame</w:t>
-      </w:r>
-      <w:proofErr w:type="spellEnd"/>
-      <w:r>
-        <w:t xml:space="preserve"> - Vytváranie škriatkov</w:t>
+        <w:pStyle w:val="Heading3"/>
+      </w:pPr>
+      <w:r>
+        <w:t>Pygame - Vytváranie škriatkov</w:t>
       </w:r>
     </w:p>
     <w:p>
       <w:hyperlink r:id="rId39" w:history="1">
         <w:r>
           <w:rPr>
-            <w:rStyle w:val="Hypertextovprepojenie"/>
+            <w:rStyle w:val="Hyperlink"/>
           </w:rPr>
           <w:t>https://www.geeksforgeeks.org/python/pygame-creating-sprites/</w:t>
         </w:r>
@@ -6541,15 +5015,10 @@
     <w:p/>
     <w:p>
       <w:pPr>
-        <w:pStyle w:val="Nadpis3"/>
-      </w:pPr>
-      <w:proofErr w:type="spellStart"/>
-      <w:r>
-        <w:t>Pygame</w:t>
-      </w:r>
-      <w:proofErr w:type="spellEnd"/>
-      <w:r>
-        <w:t xml:space="preserve"> - Ovláda</w:t>
+        <w:pStyle w:val="Heading3"/>
+      </w:pPr>
+      <w:r>
+        <w:t>Pygame - Ovláda</w:t>
       </w:r>
       <w:r>
         <w:t>n</w:t>
@@ -6565,7 +5034,7 @@
       <w:hyperlink r:id="rId40" w:history="1">
         <w:r>
           <w:rPr>
-            <w:rStyle w:val="Hypertextovprepojenie"/>
+            <w:rStyle w:val="Hyperlink"/>
           </w:rPr>
           <w:t>https://www.geeksforgeeks.org/python/pygame-control-sprites/</w:t>
         </w:r>
@@ -6593,22 +5062,14 @@
         <w:t>skriatok_control_hranice.py</w:t>
       </w:r>
       <w:r>
-        <w:t xml:space="preserve"> – úprava hraníc v </w:t>
-      </w:r>
-      <w:proofErr w:type="spellStart"/>
-      <w:r>
-        <w:t>metódách</w:t>
-      </w:r>
-      <w:proofErr w:type="spellEnd"/>
-      <w:r>
-        <w:t xml:space="preserve"> objektu </w:t>
+        <w:t xml:space="preserve"> – úprava hraníc v metódách objektu </w:t>
       </w:r>
     </w:p>
     <w:p>
       <w:hyperlink r:id="rId41" w:history="1">
         <w:r>
           <w:rPr>
-            <w:rStyle w:val="Hypertextovprepojenie"/>
+            <w:rStyle w:val="Hyperlink"/>
           </w:rPr>
           <w:t>https://www.geeksforgeeks.org/python/mmouse-clicks-on-sprites-in-pygame/</w:t>
         </w:r>
@@ -6622,7 +5083,7 @@
       <w:hyperlink r:id="rId42" w:history="1">
         <w:r>
           <w:rPr>
-            <w:rStyle w:val="Hypertextovprepojenie"/>
+            <w:rStyle w:val="Hyperlink"/>
           </w:rPr>
           <w:t>https://www.geeksforgeeks.org/python/pygame-random-movement-of-object/</w:t>
         </w:r>
@@ -6633,7 +5094,7 @@
     </w:p>
     <w:p>
       <w:pPr>
-        <w:pStyle w:val="Nadpis2"/>
+        <w:pStyle w:val="Heading2"/>
       </w:pPr>
       <w:r>
         <w:lastRenderedPageBreak/>
@@ -6660,7 +5121,7 @@
       </w:r>
       <w:r>
         <w:rPr>
-          <w:rStyle w:val="Hypertextovprepojenie"/>
+          <w:rStyle w:val="Hyperlink"/>
         </w:rPr>
         <w:t>https://www.geeksforgeeks.org/python/pygame-tutorial/</w:t>
       </w:r>
@@ -6673,7 +5134,7 @@
     </w:p>
     <w:p>
       <w:pPr>
-        <w:pStyle w:val="Nadpis3"/>
+        <w:pStyle w:val="Heading3"/>
       </w:pPr>
       <w:r>
         <w:t>8Bit.</w:t>
@@ -6686,7 +5147,7 @@
       <w:hyperlink r:id="rId43" w:history="1">
         <w:r>
           <w:rPr>
-            <w:rStyle w:val="Hypertextovprepojenie"/>
+            <w:rStyle w:val="Hyperlink"/>
           </w:rPr>
           <w:t>https://www.geeksforgeeks.org/python/8-bit-game-using-pygame/</w:t>
         </w:r>
@@ -6697,7 +5158,7 @@
     </w:p>
     <w:p>
       <w:pPr>
-        <w:pStyle w:val="Nadpis4"/>
+        <w:pStyle w:val="Heading4"/>
       </w:pPr>
       <w:r>
         <w:t>AI.</w:t>
@@ -6710,28 +5171,15 @@
     </w:p>
     <w:p>
       <w:pPr>
-        <w:pStyle w:val="Nadpis4"/>
-      </w:pPr>
-      <w:proofErr w:type="spellStart"/>
-      <w:r>
-        <w:t>Analyza</w:t>
-      </w:r>
-      <w:proofErr w:type="spellEnd"/>
-      <w:r>
-        <w:t>.</w:t>
-      </w:r>
-    </w:p>
-    <w:p>
-      <w:r>
-        <w:t xml:space="preserve">V podložke </w:t>
-      </w:r>
-      <w:proofErr w:type="spellStart"/>
-      <w:r>
-        <w:t>Analyza</w:t>
-      </w:r>
-      <w:proofErr w:type="spellEnd"/>
-      <w:r>
-        <w:t xml:space="preserve"> sa postupne budú rozoberať jednotlivé časti.</w:t>
+        <w:pStyle w:val="Heading4"/>
+      </w:pPr>
+      <w:r>
+        <w:t>Analyza.</w:t>
+      </w:r>
+    </w:p>
+    <w:p>
+      <w:r>
+        <w:t>V podložke Analyza sa postupne budú rozoberať jednotlivé časti.</w:t>
       </w:r>
     </w:p>
     <w:p>
@@ -6741,43 +5189,25 @@
         </w:rPr>
         <w:t>Program 8bit_uvod1.py – v</w:t>
       </w:r>
-      <w:proofErr w:type="spellStart"/>
-      <w:r>
-        <w:t>ysvetlenie</w:t>
-      </w:r>
-      <w:proofErr w:type="spellEnd"/>
-      <w:r>
-        <w:t xml:space="preserve"> </w:t>
-      </w:r>
-      <w:r>
-        <w:t xml:space="preserve">úvodnej obrazovky v procedúre </w:t>
-      </w:r>
-      <w:proofErr w:type="spellStart"/>
-      <w:r>
-        <w:t>Into</w:t>
-      </w:r>
-      <w:proofErr w:type="spellEnd"/>
-      <w:r>
-        <w:t>.</w:t>
+      <w:r>
+        <w:t xml:space="preserve">ysvetlenie </w:t>
+      </w:r>
+      <w:r>
+        <w:t>úvodnej obrazovky v procedúre Into.</w:t>
       </w:r>
     </w:p>
     <w:p/>
     <w:p>
       <w:pPr>
-        <w:pStyle w:val="Nadpis3"/>
-      </w:pPr>
-      <w:proofErr w:type="spellStart"/>
-      <w:r>
-        <w:t>WallBreaker</w:t>
-      </w:r>
-      <w:proofErr w:type="spellEnd"/>
-      <w:r>
-        <w:t>.</w:t>
-      </w:r>
-    </w:p>
-    <w:p>
-      <w:pPr>
-        <w:pStyle w:val="Nadpis4"/>
+        <w:pStyle w:val="Heading3"/>
+      </w:pPr>
+      <w:r>
+        <w:t>WallBreaker.</w:t>
+      </w:r>
+    </w:p>
+    <w:p>
+      <w:pPr>
+        <w:pStyle w:val="Heading4"/>
       </w:pPr>
       <w:r>
         <w:t>Hudba.</w:t>
@@ -6785,237 +5215,58 @@
     </w:p>
     <w:p>
       <w:hyperlink r:id="rId44" w:history="1">
-        <w:proofErr w:type="spellStart"/>
         <w:r>
           <w:rPr>
-            <w:rStyle w:val="Hypertextovprepojenie"/>
+            <w:rStyle w:val="Hyperlink"/>
           </w:rPr>
           <w:t>Freesound</w:t>
         </w:r>
-        <w:proofErr w:type="spellEnd"/>
       </w:hyperlink>
     </w:p>
     <w:p>
       <w:hyperlink r:id="rId45" w:history="1">
-        <w:proofErr w:type="spellStart"/>
         <w:r>
           <w:rPr>
-            <w:rStyle w:val="Hypertextovprepojenie"/>
+            <w:rStyle w:val="Hyperlink"/>
             <w:highlight w:val="yellow"/>
           </w:rPr>
-          <w:t>Free</w:t>
+          <w:t>Free Wav Sound Effects Download - Pixabay</w:t>
         </w:r>
-        <w:proofErr w:type="spellEnd"/>
-        <w:r>
-          <w:rPr>
-            <w:rStyle w:val="Hypertextovprepojenie"/>
-            <w:highlight w:val="yellow"/>
-          </w:rPr>
-          <w:t xml:space="preserve"> </w:t>
-        </w:r>
-        <w:proofErr w:type="spellStart"/>
-        <w:r>
-          <w:rPr>
-            <w:rStyle w:val="Hypertextovprepojenie"/>
-            <w:highlight w:val="yellow"/>
-          </w:rPr>
-          <w:t>Wav</w:t>
-        </w:r>
-        <w:proofErr w:type="spellEnd"/>
-        <w:r>
-          <w:rPr>
-            <w:rStyle w:val="Hypertextovprepojenie"/>
-            <w:highlight w:val="yellow"/>
-          </w:rPr>
-          <w:t xml:space="preserve"> </w:t>
-        </w:r>
-        <w:proofErr w:type="spellStart"/>
-        <w:r>
-          <w:rPr>
-            <w:rStyle w:val="Hypertextovprepojenie"/>
-            <w:highlight w:val="yellow"/>
-          </w:rPr>
-          <w:t>Sound</w:t>
-        </w:r>
-        <w:proofErr w:type="spellEnd"/>
-        <w:r>
-          <w:rPr>
-            <w:rStyle w:val="Hypertextovprepojenie"/>
-            <w:highlight w:val="yellow"/>
-          </w:rPr>
-          <w:t xml:space="preserve"> </w:t>
-        </w:r>
-        <w:proofErr w:type="spellStart"/>
-        <w:r>
-          <w:rPr>
-            <w:rStyle w:val="Hypertextovprepojenie"/>
-            <w:highlight w:val="yellow"/>
-          </w:rPr>
-          <w:t>Effects</w:t>
-        </w:r>
-        <w:proofErr w:type="spellEnd"/>
-        <w:r>
-          <w:rPr>
-            <w:rStyle w:val="Hypertextovprepojenie"/>
-            <w:highlight w:val="yellow"/>
-          </w:rPr>
-          <w:t xml:space="preserve"> Download - </w:t>
-        </w:r>
-        <w:proofErr w:type="spellStart"/>
-        <w:r>
-          <w:rPr>
-            <w:rStyle w:val="Hypertextovprepojenie"/>
-            <w:highlight w:val="yellow"/>
-          </w:rPr>
-          <w:t>Pixabay</w:t>
-        </w:r>
-        <w:proofErr w:type="spellEnd"/>
       </w:hyperlink>
     </w:p>
     <w:p>
       <w:hyperlink r:id="rId46" w:history="1">
         <w:r>
           <w:rPr>
-            <w:rStyle w:val="Hypertextovprepojenie"/>
+            <w:rStyle w:val="Hyperlink"/>
           </w:rPr>
-          <w:t xml:space="preserve">SFX </w:t>
+          <w:t>SFX Library - Free sound effects to download - MP3, WAV, OGG</w:t>
         </w:r>
-        <w:proofErr w:type="spellStart"/>
+      </w:hyperlink>
+    </w:p>
+    <w:p/>
+    <w:p>
+      <w:pPr>
+        <w:pStyle w:val="Heading2"/>
+      </w:pPr>
+      <w:r>
+        <w:t>Pygame.</w:t>
+      </w:r>
+    </w:p>
+    <w:p>
+      <w:hyperlink r:id="rId47" w:anchor="pygame-front-page" w:history="1">
         <w:r>
           <w:rPr>
-            <w:rStyle w:val="Hypertextovprepojenie"/>
+            <w:rStyle w:val="Hyperlink"/>
+            <w:highlight w:val="red"/>
           </w:rPr>
-          <w:t>Library</w:t>
-        </w:r>
-        <w:proofErr w:type="spellEnd"/>
-        <w:r>
-          <w:rPr>
-            <w:rStyle w:val="Hypertextovprepojenie"/>
-          </w:rPr>
-          <w:t xml:space="preserve"> - </w:t>
-        </w:r>
-        <w:proofErr w:type="spellStart"/>
-        <w:r>
-          <w:rPr>
-            <w:rStyle w:val="Hypertextovprepojenie"/>
-          </w:rPr>
-          <w:t>Free</w:t>
-        </w:r>
-        <w:proofErr w:type="spellEnd"/>
-        <w:r>
-          <w:rPr>
-            <w:rStyle w:val="Hypertextovprepojenie"/>
-          </w:rPr>
-          <w:t xml:space="preserve"> </w:t>
-        </w:r>
-        <w:proofErr w:type="spellStart"/>
-        <w:r>
-          <w:rPr>
-            <w:rStyle w:val="Hypertextovprepojenie"/>
-          </w:rPr>
-          <w:t>sound</w:t>
-        </w:r>
-        <w:proofErr w:type="spellEnd"/>
-        <w:r>
-          <w:rPr>
-            <w:rStyle w:val="Hypertextovprepojenie"/>
-          </w:rPr>
-          <w:t xml:space="preserve"> </w:t>
-        </w:r>
-        <w:proofErr w:type="spellStart"/>
-        <w:r>
-          <w:rPr>
-            <w:rStyle w:val="Hypertextovprepojenie"/>
-          </w:rPr>
-          <w:t>effects</w:t>
-        </w:r>
-        <w:proofErr w:type="spellEnd"/>
-        <w:r>
-          <w:rPr>
-            <w:rStyle w:val="Hypertextovprepojenie"/>
-          </w:rPr>
-          <w:t xml:space="preserve"> to download - MP3, WAV, OGG</w:t>
+          <w:t>Pygame Front Page — pygame v2.6.0 documentation</w:t>
         </w:r>
       </w:hyperlink>
     </w:p>
-    <w:p/>
-    <w:p>
-      <w:pPr>
-        <w:pStyle w:val="Nadpis2"/>
-      </w:pPr>
-      <w:proofErr w:type="spellStart"/>
-      <w:r>
-        <w:t>Pygame</w:t>
-      </w:r>
-      <w:proofErr w:type="spellEnd"/>
-      <w:r>
-        <w:t>.</w:t>
-      </w:r>
-    </w:p>
-    <w:p>
-      <w:hyperlink r:id="rId47" w:anchor="pygame-front-page" w:history="1">
-        <w:proofErr w:type="spellStart"/>
-        <w:r>
-          <w:rPr>
-            <w:rStyle w:val="Hypertextovprepojenie"/>
-            <w:highlight w:val="red"/>
-          </w:rPr>
-          <w:t>Pygame</w:t>
-        </w:r>
-        <w:proofErr w:type="spellEnd"/>
-        <w:r>
-          <w:rPr>
-            <w:rStyle w:val="Hypertextovprepojenie"/>
-            <w:highlight w:val="red"/>
-          </w:rPr>
-          <w:t xml:space="preserve"> Front </w:t>
-        </w:r>
-        <w:proofErr w:type="spellStart"/>
-        <w:r>
-          <w:rPr>
-            <w:rStyle w:val="Hypertextovprepojenie"/>
-            <w:highlight w:val="red"/>
-          </w:rPr>
-          <w:t>Page</w:t>
-        </w:r>
-        <w:proofErr w:type="spellEnd"/>
-        <w:r>
-          <w:rPr>
-            <w:rStyle w:val="Hypertextovprepojenie"/>
-            <w:highlight w:val="red"/>
-          </w:rPr>
-          <w:t xml:space="preserve"> — </w:t>
-        </w:r>
-        <w:proofErr w:type="spellStart"/>
-        <w:r>
-          <w:rPr>
-            <w:rStyle w:val="Hypertextovprepojenie"/>
-            <w:highlight w:val="red"/>
-          </w:rPr>
-          <w:t>pygame</w:t>
-        </w:r>
-        <w:proofErr w:type="spellEnd"/>
-        <w:r>
-          <w:rPr>
-            <w:rStyle w:val="Hypertextovprepojenie"/>
-            <w:highlight w:val="red"/>
-          </w:rPr>
-          <w:t xml:space="preserve"> v2.6.0 </w:t>
-        </w:r>
-        <w:proofErr w:type="spellStart"/>
-        <w:r>
-          <w:rPr>
-            <w:rStyle w:val="Hypertextovprepojenie"/>
-            <w:highlight w:val="red"/>
-          </w:rPr>
-          <w:t>documentation</w:t>
-        </w:r>
-        <w:proofErr w:type="spellEnd"/>
-      </w:hyperlink>
-    </w:p>
-    <w:p>
-      <w:pPr>
-        <w:pStyle w:val="Nadpis2"/>
+    <w:p>
+      <w:pPr>
+        <w:pStyle w:val="Heading2"/>
       </w:pPr>
       <w:r>
         <w:t>Analýza</w:t>
@@ -7028,7 +5279,7 @@
       <w:hyperlink r:id="rId48" w:history="1">
         <w:r>
           <w:rPr>
-            <w:rStyle w:val="Hypertextovprepojenie"/>
+            <w:rStyle w:val="Hyperlink"/>
           </w:rPr>
           <w:t>https://www.pygame.org/docs/ref/rect.html</w:t>
         </w:r>
@@ -7039,68 +5290,12 @@
     </w:p>
     <w:p>
       <w:r>
-        <w:t xml:space="preserve">Čo to je: </w:t>
-      </w:r>
-      <w:proofErr w:type="spellStart"/>
-      <w:r>
-        <w:t>ball.collidelist</w:t>
-      </w:r>
-      <w:proofErr w:type="spellEnd"/>
-      <w:r>
-        <w:t>(</w:t>
-      </w:r>
-      <w:proofErr w:type="spellStart"/>
-      <w:r>
-        <w:t>bricks</w:t>
-      </w:r>
-      <w:proofErr w:type="spellEnd"/>
-      <w:r>
-        <w:t xml:space="preserve">) volá </w:t>
-      </w:r>
-      <w:proofErr w:type="spellStart"/>
-      <w:r>
-        <w:t>pygame</w:t>
-      </w:r>
-      <w:proofErr w:type="spellEnd"/>
-      <w:r>
-        <w:t xml:space="preserve">. Metóda </w:t>
-      </w:r>
-      <w:proofErr w:type="spellStart"/>
-      <w:r>
-        <w:t>Rect</w:t>
-      </w:r>
-      <w:proofErr w:type="spellEnd"/>
-      <w:r>
-        <w:t xml:space="preserve"> </w:t>
-      </w:r>
-      <w:proofErr w:type="spellStart"/>
-      <w:r>
-        <w:t>colidelist</w:t>
-      </w:r>
-      <w:proofErr w:type="spellEnd"/>
-      <w:r>
-        <w:t xml:space="preserve"> </w:t>
-      </w:r>
-      <w:proofErr w:type="spellStart"/>
-      <w:r>
-        <w:t>Rect</w:t>
-      </w:r>
-      <w:proofErr w:type="spellEnd"/>
-      <w:r>
-        <w:t xml:space="preserve"> objekt.</w:t>
-      </w:r>
-    </w:p>
-    <w:p>
-      <w:r>
-        <w:t xml:space="preserve">Čo vráti: index (celé číslo) prvého </w:t>
-      </w:r>
-      <w:proofErr w:type="spellStart"/>
-      <w:r>
-        <w:t>Rect</w:t>
-      </w:r>
-      <w:proofErr w:type="spellEnd"/>
-      <w:r>
-        <w:t xml:space="preserve"> v sekvencii tehál, ktoré pretínajú guľu, alebo -1, ak nie je kolízia.</w:t>
+        <w:t>Čo to je: ball.collidelist(bricks) volá pygame. Metóda Rect colidelist Rect objekt.</w:t>
+      </w:r>
+    </w:p>
+    <w:p>
+      <w:r>
+        <w:t>Čo vráti: index (celé číslo) prvého Rect v sekvencii tehál, ktoré pretínajú guľu, alebo -1, ak nie je kolízia.</w:t>
       </w:r>
     </w:p>
     <w:p>
@@ -7110,49 +5305,17 @@
     </w:p>
     <w:p>
       <w:r>
-        <w:t xml:space="preserve">Kontroluje iba prekrytie obdĺžnika (guľôčka je </w:t>
-      </w:r>
-      <w:proofErr w:type="spellStart"/>
-      <w:r>
-        <w:t>Rect</w:t>
-      </w:r>
-      <w:proofErr w:type="spellEnd"/>
-      <w:r>
-        <w:t xml:space="preserve">, aj keď ju nakreslíte pomocou </w:t>
-      </w:r>
-      <w:proofErr w:type="spellStart"/>
-      <w:r>
-        <w:t>draw.ellipse</w:t>
-      </w:r>
-      <w:proofErr w:type="spellEnd"/>
-      <w:r>
-        <w:t>). Vizuálna elipsa sa nemusí zhodovať s presnými kolíziami – kolízie používajú ohraničujúci obdĺžnik.</w:t>
-      </w:r>
-    </w:p>
-    <w:p>
-      <w:r>
-        <w:t xml:space="preserve">Vráti iba prvý zodpovedajúci index. Ak guľôčka prekrýva viacero tehál v jednom ráme, </w:t>
-      </w:r>
-      <w:proofErr w:type="spellStart"/>
-      <w:r>
-        <w:t>collidelist</w:t>
-      </w:r>
-      <w:proofErr w:type="spellEnd"/>
-      <w:r>
-        <w:t xml:space="preserve"> vráti iba jeden index (prvý v poradí zoznamu).</w:t>
-      </w:r>
-    </w:p>
-    <w:p>
-      <w:r>
-        <w:t xml:space="preserve">Sekvenčné prvky musia byť </w:t>
-      </w:r>
-      <w:proofErr w:type="spellStart"/>
-      <w:r>
-        <w:t>pygame</w:t>
-      </w:r>
-      <w:proofErr w:type="spellEnd"/>
-      <w:r>
-        <w:t>. Predmety podobné rektu.</w:t>
+        <w:t>Kontroluje iba prekrytie obdĺžnika (guľôčka je Rect, aj keď ju nakreslíte pomocou draw.ellipse). Vizuálna elipsa sa nemusí zhodovať s presnými kolíziami – kolízie používajú ohraničujúci obdĺžnik.</w:t>
+      </w:r>
+    </w:p>
+    <w:p>
+      <w:r>
+        <w:t>Vráti iba prvý zodpovedajúci index. Ak guľôčka prekrýva viacero tehál v jednom ráme, collidelist vráti iba jeden index (prvý v poradí zoznamu).</w:t>
+      </w:r>
+    </w:p>
+    <w:p>
+      <w:r>
+        <w:t>Sekvenčné prvky musia byť pygame. Predmety podobné rektu.</w:t>
       </w:r>
     </w:p>
     <w:p/>
@@ -7163,117 +5326,8 @@
           <w:numId w:val="45"/>
         </w:numPr>
       </w:pPr>
-      <w:proofErr w:type="spellStart"/>
-      <w:r>
-        <w:t>What</w:t>
-      </w:r>
-      <w:proofErr w:type="spellEnd"/>
-      <w:r>
-        <w:t xml:space="preserve"> </w:t>
-      </w:r>
-      <w:proofErr w:type="spellStart"/>
-      <w:r>
-        <w:t>it</w:t>
-      </w:r>
-      <w:proofErr w:type="spellEnd"/>
-      <w:r>
-        <w:t xml:space="preserve"> </w:t>
-      </w:r>
-      <w:proofErr w:type="spellStart"/>
-      <w:r>
-        <w:t>is</w:t>
-      </w:r>
-      <w:proofErr w:type="spellEnd"/>
-      <w:r>
-        <w:t xml:space="preserve">: </w:t>
-      </w:r>
-      <w:proofErr w:type="spellStart"/>
-      <w:r>
-        <w:t>ball.collidelist</w:t>
-      </w:r>
-      <w:proofErr w:type="spellEnd"/>
-      <w:r>
-        <w:t>(</w:t>
-      </w:r>
-      <w:proofErr w:type="spellStart"/>
-      <w:r>
-        <w:t>bricks</w:t>
-      </w:r>
-      <w:proofErr w:type="spellEnd"/>
-      <w:r>
-        <w:t xml:space="preserve">) </w:t>
-      </w:r>
-      <w:proofErr w:type="spellStart"/>
-      <w:r>
-        <w:t>calls</w:t>
-      </w:r>
-      <w:proofErr w:type="spellEnd"/>
-      <w:r>
-        <w:t xml:space="preserve"> </w:t>
-      </w:r>
-      <w:proofErr w:type="spellStart"/>
-      <w:r>
-        <w:t>the</w:t>
-      </w:r>
-      <w:proofErr w:type="spellEnd"/>
-      <w:r>
-        <w:t xml:space="preserve"> </w:t>
-      </w:r>
-      <w:proofErr w:type="spellStart"/>
-      <w:r>
-        <w:t>pygame.Rect</w:t>
-      </w:r>
-      <w:proofErr w:type="spellEnd"/>
-      <w:r>
-        <w:t xml:space="preserve"> </w:t>
-      </w:r>
-      <w:proofErr w:type="spellStart"/>
-      <w:r>
-        <w:t>method</w:t>
-      </w:r>
-      <w:proofErr w:type="spellEnd"/>
-      <w:r>
-        <w:t xml:space="preserve"> </w:t>
-      </w:r>
-      <w:proofErr w:type="spellStart"/>
-      <w:r>
-        <w:t>collidelist</w:t>
-      </w:r>
-      <w:proofErr w:type="spellEnd"/>
-      <w:r>
-        <w:t xml:space="preserve"> on </w:t>
-      </w:r>
-      <w:proofErr w:type="spellStart"/>
-      <w:r>
-        <w:t>the</w:t>
-      </w:r>
-      <w:proofErr w:type="spellEnd"/>
-      <w:r>
-        <w:t xml:space="preserve"> </w:t>
-      </w:r>
-      <w:proofErr w:type="spellStart"/>
-      <w:r>
-        <w:t>Rect</w:t>
-      </w:r>
-      <w:proofErr w:type="spellEnd"/>
-      <w:r>
-        <w:t xml:space="preserve"> </w:t>
-      </w:r>
-      <w:proofErr w:type="spellStart"/>
-      <w:r>
-        <w:t>object</w:t>
-      </w:r>
-      <w:proofErr w:type="spellEnd"/>
-      <w:r>
-        <w:t xml:space="preserve"> </w:t>
-      </w:r>
-      <w:proofErr w:type="spellStart"/>
-      <w:r>
-        <w:t>ball</w:t>
-      </w:r>
-      <w:proofErr w:type="spellEnd"/>
-      <w:r>
-        <w:t>.</w:t>
+      <w:r>
+        <w:t>What it is: ball.collidelist(bricks) calls the pygame.Rect method collidelist on the Rect object ball.</w:t>
       </w:r>
     </w:p>
     <w:p>
@@ -7283,133 +5337,8 @@
           <w:numId w:val="45"/>
         </w:numPr>
       </w:pPr>
-      <w:proofErr w:type="spellStart"/>
-      <w:r>
-        <w:t>What</w:t>
-      </w:r>
-      <w:proofErr w:type="spellEnd"/>
-      <w:r>
-        <w:t xml:space="preserve"> </w:t>
-      </w:r>
-      <w:proofErr w:type="spellStart"/>
-      <w:r>
-        <w:t>it</w:t>
-      </w:r>
-      <w:proofErr w:type="spellEnd"/>
-      <w:r>
-        <w:t xml:space="preserve"> </w:t>
-      </w:r>
-      <w:proofErr w:type="spellStart"/>
-      <w:r>
-        <w:t>returns</w:t>
-      </w:r>
-      <w:proofErr w:type="spellEnd"/>
-      <w:r>
-        <w:t xml:space="preserve">: </w:t>
-      </w:r>
-      <w:proofErr w:type="spellStart"/>
-      <w:r>
-        <w:t>the</w:t>
-      </w:r>
-      <w:proofErr w:type="spellEnd"/>
-      <w:r>
-        <w:t xml:space="preserve"> index (</w:t>
-      </w:r>
-      <w:proofErr w:type="spellStart"/>
-      <w:r>
-        <w:t>integer</w:t>
-      </w:r>
-      <w:proofErr w:type="spellEnd"/>
-      <w:r>
-        <w:t xml:space="preserve">) of </w:t>
-      </w:r>
-      <w:proofErr w:type="spellStart"/>
-      <w:r>
-        <w:t>the</w:t>
-      </w:r>
-      <w:proofErr w:type="spellEnd"/>
-      <w:r>
-        <w:t xml:space="preserve"> </w:t>
-      </w:r>
-      <w:proofErr w:type="spellStart"/>
-      <w:r>
-        <w:t>first</w:t>
-      </w:r>
-      <w:proofErr w:type="spellEnd"/>
-      <w:r>
-        <w:t xml:space="preserve"> </w:t>
-      </w:r>
-      <w:proofErr w:type="spellStart"/>
-      <w:r>
-        <w:t>Rect</w:t>
-      </w:r>
-      <w:proofErr w:type="spellEnd"/>
-      <w:r>
-        <w:t xml:space="preserve"> in </w:t>
-      </w:r>
-      <w:proofErr w:type="spellStart"/>
-      <w:r>
-        <w:t>the</w:t>
-      </w:r>
-      <w:proofErr w:type="spellEnd"/>
-      <w:r>
-        <w:t xml:space="preserve"> </w:t>
-      </w:r>
-      <w:proofErr w:type="spellStart"/>
-      <w:r>
-        <w:t>sequence</w:t>
-      </w:r>
-      <w:proofErr w:type="spellEnd"/>
-      <w:r>
-        <w:t xml:space="preserve"> </w:t>
-      </w:r>
-      <w:proofErr w:type="spellStart"/>
-      <w:r>
-        <w:t>bricks</w:t>
-      </w:r>
-      <w:proofErr w:type="spellEnd"/>
-      <w:r>
-        <w:t xml:space="preserve"> </w:t>
-      </w:r>
-      <w:proofErr w:type="spellStart"/>
-      <w:r>
-        <w:t>that</w:t>
-      </w:r>
-      <w:proofErr w:type="spellEnd"/>
-      <w:r>
-        <w:t xml:space="preserve"> </w:t>
-      </w:r>
-      <w:proofErr w:type="spellStart"/>
-      <w:r>
-        <w:t>intersects</w:t>
-      </w:r>
-      <w:proofErr w:type="spellEnd"/>
-      <w:r>
-        <w:t xml:space="preserve"> </w:t>
-      </w:r>
-      <w:proofErr w:type="spellStart"/>
-      <w:r>
-        <w:t>ball</w:t>
-      </w:r>
-      <w:proofErr w:type="spellEnd"/>
-      <w:r>
-        <w:t xml:space="preserve">, or -1 </w:t>
-      </w:r>
-      <w:proofErr w:type="spellStart"/>
-      <w:r>
-        <w:t>if</w:t>
-      </w:r>
-      <w:proofErr w:type="spellEnd"/>
-      <w:r>
-        <w:t xml:space="preserve"> no </w:t>
-      </w:r>
-      <w:proofErr w:type="spellStart"/>
-      <w:r>
-        <w:t>collision</w:t>
-      </w:r>
-      <w:proofErr w:type="spellEnd"/>
-      <w:r>
-        <w:t>.</w:t>
+      <w:r>
+        <w:t>What it returns: the index (integer) of the first Rect in the sequence bricks that intersects ball, or -1 if no collision.</w:t>
       </w:r>
     </w:p>
     <w:p>
@@ -7419,13 +5348,8 @@
           <w:numId w:val="45"/>
         </w:numPr>
       </w:pPr>
-      <w:proofErr w:type="spellStart"/>
-      <w:r>
-        <w:t>Behavior</w:t>
-      </w:r>
-      <w:proofErr w:type="spellEnd"/>
-      <w:r>
-        <w:t xml:space="preserve"> notes:</w:t>
+      <w:r>
+        <w:t>Behavior notes:</w:t>
       </w:r>
     </w:p>
     <w:p>
@@ -7435,229 +5359,8 @@
           <w:numId w:val="45"/>
         </w:numPr>
       </w:pPr>
-      <w:proofErr w:type="spellStart"/>
-      <w:r>
-        <w:t>It</w:t>
-      </w:r>
-      <w:proofErr w:type="spellEnd"/>
-      <w:r>
-        <w:t xml:space="preserve"> </w:t>
-      </w:r>
-      <w:proofErr w:type="spellStart"/>
-      <w:r>
-        <w:t>checks</w:t>
-      </w:r>
-      <w:proofErr w:type="spellEnd"/>
-      <w:r>
-        <w:t xml:space="preserve"> </w:t>
-      </w:r>
-      <w:proofErr w:type="spellStart"/>
-      <w:r>
-        <w:t>rectangle</w:t>
-      </w:r>
-      <w:proofErr w:type="spellEnd"/>
-      <w:r>
-        <w:t xml:space="preserve"> </w:t>
-      </w:r>
-      <w:proofErr w:type="spellStart"/>
-      <w:r>
-        <w:t>overlap</w:t>
-      </w:r>
-      <w:proofErr w:type="spellEnd"/>
-      <w:r>
-        <w:t xml:space="preserve"> </w:t>
-      </w:r>
-      <w:proofErr w:type="spellStart"/>
-      <w:r>
-        <w:t>only</w:t>
-      </w:r>
-      <w:proofErr w:type="spellEnd"/>
-      <w:r>
-        <w:t xml:space="preserve"> (</w:t>
-      </w:r>
-      <w:proofErr w:type="spellStart"/>
-      <w:r>
-        <w:t>ball</w:t>
-      </w:r>
-      <w:proofErr w:type="spellEnd"/>
-      <w:r>
-        <w:t xml:space="preserve"> </w:t>
-      </w:r>
-      <w:proofErr w:type="spellStart"/>
-      <w:r>
-        <w:t>is</w:t>
-      </w:r>
-      <w:proofErr w:type="spellEnd"/>
-      <w:r>
-        <w:t xml:space="preserve"> a </w:t>
-      </w:r>
-      <w:proofErr w:type="spellStart"/>
-      <w:r>
-        <w:t>Rect</w:t>
-      </w:r>
-      <w:proofErr w:type="spellEnd"/>
-      <w:r>
-        <w:t xml:space="preserve"> </w:t>
-      </w:r>
-      <w:proofErr w:type="spellStart"/>
-      <w:r>
-        <w:t>even</w:t>
-      </w:r>
-      <w:proofErr w:type="spellEnd"/>
-      <w:r>
-        <w:t xml:space="preserve"> </w:t>
-      </w:r>
-      <w:proofErr w:type="spellStart"/>
-      <w:r>
-        <w:t>if</w:t>
-      </w:r>
-      <w:proofErr w:type="spellEnd"/>
-      <w:r>
-        <w:t xml:space="preserve"> </w:t>
-      </w:r>
-      <w:proofErr w:type="spellStart"/>
-      <w:r>
-        <w:t>you</w:t>
-      </w:r>
-      <w:proofErr w:type="spellEnd"/>
-      <w:r>
-        <w:t xml:space="preserve"> </w:t>
-      </w:r>
-      <w:proofErr w:type="spellStart"/>
-      <w:r>
-        <w:t>draw</w:t>
-      </w:r>
-      <w:proofErr w:type="spellEnd"/>
-      <w:r>
-        <w:t xml:space="preserve"> </w:t>
-      </w:r>
-      <w:proofErr w:type="spellStart"/>
-      <w:r>
-        <w:t>it</w:t>
-      </w:r>
-      <w:proofErr w:type="spellEnd"/>
-      <w:r>
-        <w:t xml:space="preserve"> </w:t>
-      </w:r>
-      <w:proofErr w:type="spellStart"/>
-      <w:r>
-        <w:t>with</w:t>
-      </w:r>
-      <w:proofErr w:type="spellEnd"/>
-      <w:r>
-        <w:t xml:space="preserve"> </w:t>
-      </w:r>
-      <w:proofErr w:type="spellStart"/>
-      <w:r>
-        <w:t>draw.ellipse</w:t>
-      </w:r>
-      <w:proofErr w:type="spellEnd"/>
-      <w:r>
-        <w:t xml:space="preserve">). </w:t>
-      </w:r>
-      <w:proofErr w:type="spellStart"/>
-      <w:r>
-        <w:t>The</w:t>
-      </w:r>
-      <w:proofErr w:type="spellEnd"/>
-      <w:r>
-        <w:t xml:space="preserve"> </w:t>
-      </w:r>
-      <w:proofErr w:type="spellStart"/>
-      <w:r>
-        <w:t>visual</w:t>
-      </w:r>
-      <w:proofErr w:type="spellEnd"/>
-      <w:r>
-        <w:t xml:space="preserve"> </w:t>
-      </w:r>
-      <w:proofErr w:type="spellStart"/>
-      <w:r>
-        <w:t>ellipse</w:t>
-      </w:r>
-      <w:proofErr w:type="spellEnd"/>
-      <w:r>
-        <w:t xml:space="preserve"> </w:t>
-      </w:r>
-      <w:proofErr w:type="spellStart"/>
-      <w:r>
-        <w:t>may</w:t>
-      </w:r>
-      <w:proofErr w:type="spellEnd"/>
-      <w:r>
-        <w:t xml:space="preserve"> </w:t>
-      </w:r>
-      <w:proofErr w:type="spellStart"/>
-      <w:r>
-        <w:t>not</w:t>
-      </w:r>
-      <w:proofErr w:type="spellEnd"/>
-      <w:r>
-        <w:t xml:space="preserve"> </w:t>
-      </w:r>
-      <w:proofErr w:type="spellStart"/>
-      <w:r>
-        <w:t>match</w:t>
-      </w:r>
-      <w:proofErr w:type="spellEnd"/>
-      <w:r>
-        <w:t xml:space="preserve"> </w:t>
-      </w:r>
-      <w:proofErr w:type="spellStart"/>
-      <w:r>
-        <w:t>exact</w:t>
-      </w:r>
-      <w:proofErr w:type="spellEnd"/>
-      <w:r>
-        <w:t xml:space="preserve"> </w:t>
-      </w:r>
-      <w:proofErr w:type="spellStart"/>
-      <w:r>
-        <w:t>collisions</w:t>
-      </w:r>
-      <w:proofErr w:type="spellEnd"/>
-      <w:r>
-        <w:t xml:space="preserve"> — </w:t>
-      </w:r>
-      <w:proofErr w:type="spellStart"/>
-      <w:r>
-        <w:t>collisions</w:t>
-      </w:r>
-      <w:proofErr w:type="spellEnd"/>
-      <w:r>
-        <w:t xml:space="preserve"> </w:t>
-      </w:r>
-      <w:proofErr w:type="spellStart"/>
-      <w:r>
-        <w:t>use</w:t>
-      </w:r>
-      <w:proofErr w:type="spellEnd"/>
-      <w:r>
-        <w:t xml:space="preserve"> </w:t>
-      </w:r>
-      <w:proofErr w:type="spellStart"/>
-      <w:r>
-        <w:t>the</w:t>
-      </w:r>
-      <w:proofErr w:type="spellEnd"/>
-      <w:r>
-        <w:t xml:space="preserve"> </w:t>
-      </w:r>
-      <w:proofErr w:type="spellStart"/>
-      <w:r>
-        <w:t>bounding</w:t>
-      </w:r>
-      <w:proofErr w:type="spellEnd"/>
-      <w:r>
-        <w:t xml:space="preserve"> </w:t>
-      </w:r>
-      <w:proofErr w:type="spellStart"/>
-      <w:r>
-        <w:t>rectangle</w:t>
-      </w:r>
-      <w:proofErr w:type="spellEnd"/>
-      <w:r>
-        <w:t>.</w:t>
+      <w:r>
+        <w:t>It checks rectangle overlap only (ball is a Rect even if you draw it with draw.ellipse). The visual ellipse may not match exact collisions — collisions use the bounding rectangle.</w:t>
       </w:r>
     </w:p>
     <w:p>
@@ -7667,173 +5370,8 @@
           <w:numId w:val="45"/>
         </w:numPr>
       </w:pPr>
-      <w:proofErr w:type="spellStart"/>
-      <w:r>
-        <w:t>It</w:t>
-      </w:r>
-      <w:proofErr w:type="spellEnd"/>
-      <w:r>
-        <w:t xml:space="preserve"> </w:t>
-      </w:r>
-      <w:proofErr w:type="spellStart"/>
-      <w:r>
-        <w:t>returns</w:t>
-      </w:r>
-      <w:proofErr w:type="spellEnd"/>
-      <w:r>
-        <w:t xml:space="preserve"> </w:t>
-      </w:r>
-      <w:proofErr w:type="spellStart"/>
-      <w:r>
-        <w:t>only</w:t>
-      </w:r>
-      <w:proofErr w:type="spellEnd"/>
-      <w:r>
-        <w:t xml:space="preserve"> </w:t>
-      </w:r>
-      <w:proofErr w:type="spellStart"/>
-      <w:r>
-        <w:t>the</w:t>
-      </w:r>
-      <w:proofErr w:type="spellEnd"/>
-      <w:r>
-        <w:t xml:space="preserve"> </w:t>
-      </w:r>
-      <w:proofErr w:type="spellStart"/>
-      <w:r>
-        <w:t>first</w:t>
-      </w:r>
-      <w:proofErr w:type="spellEnd"/>
-      <w:r>
-        <w:t xml:space="preserve"> </w:t>
-      </w:r>
-      <w:proofErr w:type="spellStart"/>
-      <w:r>
-        <w:t>matching</w:t>
-      </w:r>
-      <w:proofErr w:type="spellEnd"/>
-      <w:r>
-        <w:t xml:space="preserve"> index. </w:t>
-      </w:r>
-      <w:proofErr w:type="spellStart"/>
-      <w:r>
-        <w:t>If</w:t>
-      </w:r>
-      <w:proofErr w:type="spellEnd"/>
-      <w:r>
-        <w:t xml:space="preserve"> </w:t>
-      </w:r>
-      <w:proofErr w:type="spellStart"/>
-      <w:r>
-        <w:t>the</w:t>
-      </w:r>
-      <w:proofErr w:type="spellEnd"/>
-      <w:r>
-        <w:t xml:space="preserve"> </w:t>
-      </w:r>
-      <w:proofErr w:type="spellStart"/>
-      <w:r>
-        <w:t>ball</w:t>
-      </w:r>
-      <w:proofErr w:type="spellEnd"/>
-      <w:r>
-        <w:t xml:space="preserve"> </w:t>
-      </w:r>
-      <w:proofErr w:type="spellStart"/>
-      <w:r>
-        <w:t>overlaps</w:t>
-      </w:r>
-      <w:proofErr w:type="spellEnd"/>
-      <w:r>
-        <w:t xml:space="preserve"> </w:t>
-      </w:r>
-      <w:proofErr w:type="spellStart"/>
-      <w:r>
-        <w:t>multiple</w:t>
-      </w:r>
-      <w:proofErr w:type="spellEnd"/>
-      <w:r>
-        <w:t xml:space="preserve"> </w:t>
-      </w:r>
-      <w:proofErr w:type="spellStart"/>
-      <w:r>
-        <w:t>bricks</w:t>
-      </w:r>
-      <w:proofErr w:type="spellEnd"/>
-      <w:r>
-        <w:t xml:space="preserve"> in </w:t>
-      </w:r>
-      <w:proofErr w:type="spellStart"/>
-      <w:r>
-        <w:t>one</w:t>
-      </w:r>
-      <w:proofErr w:type="spellEnd"/>
-      <w:r>
-        <w:t xml:space="preserve"> </w:t>
-      </w:r>
-      <w:proofErr w:type="spellStart"/>
-      <w:r>
-        <w:t>frame</w:t>
-      </w:r>
-      <w:proofErr w:type="spellEnd"/>
-      <w:r>
-        <w:t xml:space="preserve">, </w:t>
-      </w:r>
-      <w:proofErr w:type="spellStart"/>
-      <w:r>
-        <w:t>collidelist</w:t>
-      </w:r>
-      <w:proofErr w:type="spellEnd"/>
-      <w:r>
-        <w:t xml:space="preserve"> </w:t>
-      </w:r>
-      <w:proofErr w:type="spellStart"/>
-      <w:r>
-        <w:t>returns</w:t>
-      </w:r>
-      <w:proofErr w:type="spellEnd"/>
-      <w:r>
-        <w:t xml:space="preserve"> </w:t>
-      </w:r>
-      <w:proofErr w:type="spellStart"/>
-      <w:r>
-        <w:t>only</w:t>
-      </w:r>
-      <w:proofErr w:type="spellEnd"/>
-      <w:r>
-        <w:t xml:space="preserve"> </w:t>
-      </w:r>
-      <w:proofErr w:type="spellStart"/>
-      <w:r>
-        <w:t>one</w:t>
-      </w:r>
-      <w:proofErr w:type="spellEnd"/>
-      <w:r>
-        <w:t xml:space="preserve"> index (</w:t>
-      </w:r>
-      <w:proofErr w:type="spellStart"/>
-      <w:r>
-        <w:t>the</w:t>
-      </w:r>
-      <w:proofErr w:type="spellEnd"/>
-      <w:r>
-        <w:t xml:space="preserve"> </w:t>
-      </w:r>
-      <w:proofErr w:type="spellStart"/>
-      <w:r>
-        <w:t>first</w:t>
-      </w:r>
-      <w:proofErr w:type="spellEnd"/>
-      <w:r>
-        <w:t xml:space="preserve"> in list </w:t>
-      </w:r>
-      <w:proofErr w:type="spellStart"/>
-      <w:r>
-        <w:t>order</w:t>
-      </w:r>
-      <w:proofErr w:type="spellEnd"/>
-      <w:r>
-        <w:t>).</w:t>
+      <w:r>
+        <w:t>It returns only the first matching index. If the ball overlaps multiple bricks in one frame, collidelist returns only one index (the first in list order).</w:t>
       </w:r>
     </w:p>
     <w:p>
@@ -7843,61 +5381,8 @@
           <w:numId w:val="45"/>
         </w:numPr>
       </w:pPr>
-      <w:proofErr w:type="spellStart"/>
-      <w:r>
-        <w:t>The</w:t>
-      </w:r>
-      <w:proofErr w:type="spellEnd"/>
-      <w:r>
-        <w:t xml:space="preserve"> </w:t>
-      </w:r>
-      <w:proofErr w:type="spellStart"/>
-      <w:r>
-        <w:t>sequence</w:t>
-      </w:r>
-      <w:proofErr w:type="spellEnd"/>
-      <w:r>
-        <w:t xml:space="preserve"> </w:t>
-      </w:r>
-      <w:proofErr w:type="spellStart"/>
-      <w:r>
-        <w:t>elements</w:t>
-      </w:r>
-      <w:proofErr w:type="spellEnd"/>
-      <w:r>
-        <w:t xml:space="preserve"> </w:t>
-      </w:r>
-      <w:proofErr w:type="spellStart"/>
-      <w:r>
-        <w:t>must</w:t>
-      </w:r>
-      <w:proofErr w:type="spellEnd"/>
-      <w:r>
-        <w:t xml:space="preserve"> </w:t>
-      </w:r>
-      <w:proofErr w:type="spellStart"/>
-      <w:r>
-        <w:t>be</w:t>
-      </w:r>
-      <w:proofErr w:type="spellEnd"/>
-      <w:r>
-        <w:t xml:space="preserve"> </w:t>
-      </w:r>
-      <w:proofErr w:type="spellStart"/>
-      <w:r>
-        <w:t>pygame.Rect-like</w:t>
-      </w:r>
-      <w:proofErr w:type="spellEnd"/>
-      <w:r>
-        <w:t xml:space="preserve"> </w:t>
-      </w:r>
-      <w:proofErr w:type="spellStart"/>
-      <w:r>
-        <w:t>objects</w:t>
-      </w:r>
-      <w:proofErr w:type="spellEnd"/>
-      <w:r>
-        <w:t>.</w:t>
+      <w:r>
+        <w:t>The sequence elements must be pygame.Rect-like objects.</w:t>
       </w:r>
     </w:p>
     <w:p/>
@@ -7913,7 +5398,7 @@
       <w:hyperlink r:id="rId49" w:history="1">
         <w:r>
           <w:rPr>
-            <w:rStyle w:val="Hypertextovprepojenie"/>
+            <w:rStyle w:val="Hyperlink"/>
           </w:rPr>
           <w:t>https://www.geeksforgeeks.org/python/adding-collisions-using-pygame-rect-colliderect-in-pygame/</w:t>
         </w:r>
@@ -7924,64 +5409,51 @@
     </w:p>
     <w:p/>
     <w:p>
-      <w:proofErr w:type="spellStart"/>
-      <w:r>
-        <w:t>Catch</w:t>
-      </w:r>
-      <w:proofErr w:type="spellEnd"/>
-      <w:r>
-        <w:t xml:space="preserve"> </w:t>
-      </w:r>
-      <w:proofErr w:type="spellStart"/>
-      <w:r>
-        <w:t>the</w:t>
-      </w:r>
-      <w:proofErr w:type="spellEnd"/>
-      <w:r>
-        <w:t xml:space="preserve"> </w:t>
-      </w:r>
-      <w:proofErr w:type="spellStart"/>
-      <w:r>
-        <w:t>falling</w:t>
-      </w:r>
-      <w:proofErr w:type="spellEnd"/>
-      <w:r>
-        <w:t xml:space="preserve"> </w:t>
-      </w:r>
-      <w:proofErr w:type="spellStart"/>
-      <w:r>
-        <w:t>blocks</w:t>
-      </w:r>
-      <w:proofErr w:type="spellEnd"/>
-      <w:r>
-        <w:t xml:space="preserve"> mini game</w:t>
+      <w:pPr>
+        <w:rPr>
+          <w:lang w:val="en-US"/>
+        </w:rPr>
+      </w:pPr>
+      <w:r>
+        <w:t>20. 11. 2025</w:t>
+      </w:r>
+      <w:r>
+        <w:t xml:space="preserve"> – vysvetliť jednoduchú hru minigame a príklad – prejsť na bubliny</w:t>
+      </w:r>
+    </w:p>
+    <w:p>
+      <w:r>
+        <w:t>Catch the falling blocks mini game</w:t>
       </w:r>
     </w:p>
     <w:p>
       <w:hyperlink r:id="rId50" w:history="1">
         <w:r>
           <w:rPr>
-            <w:rStyle w:val="Hypertextovprepojenie"/>
+            <w:rStyle w:val="Hyperlink"/>
           </w:rPr>
-          <w:t>https://</w:t>
-        </w:r>
-        <w:r>
-          <w:rPr>
-            <w:rStyle w:val="Hypertextovprepojenie"/>
-          </w:rPr>
-          <w:t>w</w:t>
-        </w:r>
-        <w:r>
-          <w:rPr>
-            <w:rStyle w:val="Hypertextovprepojenie"/>
-          </w:rPr>
-          <w:t>ww.geeksforgeeks.org/python/introduction-to-pygame/</w:t>
+          <w:t>https://www.geeksforgeeks.org/python/introduction-to-pygame/</w:t>
         </w:r>
       </w:hyperlink>
       <w:r>
         <w:t xml:space="preserve"> </w:t>
       </w:r>
     </w:p>
+    <w:p>
+      <w:r>
+        <w:t xml:space="preserve">Začiatok - </w:t>
+      </w:r>
+      <w:r>
+        <w:t>priklad.py</w:t>
+      </w:r>
+      <w:r>
+        <w:t xml:space="preserve"> a druhý príklad  - </w:t>
+      </w:r>
+      <w:r>
+        <w:t>minigame.py</w:t>
+      </w:r>
+    </w:p>
+    <w:p/>
     <w:sectPr>
       <w:footerReference w:type="default" r:id="rId51"/>
       <w:pgSz w:w="11906" w:h="16838"/>
@@ -8016,7 +5488,7 @@
 <w:ftr xmlns:wpc="http://schemas.microsoft.com/office/word/2010/wordprocessingCanvas" xmlns:cx="http://schemas.microsoft.com/office/drawing/2014/chartex" xmlns:cx1="http://schemas.microsoft.com/office/drawing/2015/9/8/chartex" xmlns:cx2="http://schemas.microsoft.com/office/drawing/2015/10/21/chartex" xmlns:cx3="http://schemas.microsoft.com/office/drawing/2016/5/9/chartex" xmlns:cx4="http://schemas.microsoft.com/office/drawing/2016/5/10/chartex" xmlns:cx5="http://schemas.microsoft.com/office/drawing/2016/5/11/chartex" xmlns:cx6="http://schemas.microsoft.com/office/drawing/2016/5/12/chartex" xmlns:cx7="http://schemas.microsoft.com/office/drawing/2016/5/13/chartex" xmlns:cx8="http://schemas.microsoft.com/office/drawing/2016/5/14/chartex" xmlns:mc="http://schemas.openxmlformats.org/markup-compatibility/2006" xmlns:aink="http://schemas.microsoft.com/office/drawing/2016/ink" xmlns:am3d="http://schemas.microsoft.com/office/drawing/2017/model3d" xmlns:o="urn:schemas-microsoft-com:office:office" xmlns:oel="http://schemas.microsoft.com/office/2019/extlst" xmlns:r="http://schemas.openxmlformats.org/officeDocument/2006/relationships" xmlns:m="http://schemas.openxmlformats.org/officeDocument/2006/math" xmlns:v="urn:schemas-microsoft-com:vml" xmlns:wp14="http://schemas.microsoft.com/office/word/2010/wordprocessingDrawing" xmlns:wp="http://schemas.openxmlformats.org/drawingml/2006/wordprocessingDrawing" xmlns:w10="urn:schemas-microsoft-com:office:word" xmlns:w="http://schemas.openxmlformats.org/wordprocessingml/2006/main" xmlns:w14="http://schemas.microsoft.com/office/word/2010/wordml" xmlns:w15="http://schemas.microsoft.com/office/word/2012/wordml" xmlns:w16cex="http://schemas.microsoft.com/office/word/2018/wordml/cex" xmlns:w16cid="http://schemas.microsoft.com/office/word/2016/wordml/cid" xmlns:w16="http://schemas.microsoft.com/office/word/2018/wordml" xmlns:w16du="http://schemas.microsoft.com/office/word/2023/wordml/word16du" xmlns:w16sdtdh="http://schemas.microsoft.com/office/word/2020/wordml/sdtdatahash" xmlns:w16sdtfl="http://schemas.microsoft.com/office/word/2024/wordml/sdtformatlock" xmlns:w16se="http://schemas.microsoft.com/office/word/2015/wordml/symex" xmlns:wpg="http://schemas.microsoft.com/office/word/2010/wordprocessingGroup" xmlns:wpi="http://schemas.microsoft.com/office/word/2010/wordprocessingInk" xmlns:wne="http://schemas.microsoft.com/office/word/2006/wordml" xmlns:wps="http://schemas.microsoft.com/office/word/2010/wordprocessingShape" mc:Ignorable="w14 w15 w16se w16cid w16 w16cex w16sdtdh w16sdtfl w16du wp14">
   <w:p>
     <w:pPr>
-      <w:pStyle w:val="Pta"/>
+      <w:pStyle w:val="Footer"/>
       <w:jc w:val="center"/>
     </w:pPr>
     <w:r>
@@ -12023,7 +9495,7 @@
     <w:lsdException w:name="Unresolved Mention" w:semiHidden="1" w:unhideWhenUsed="1"/>
     <w:lsdException w:name="Smart Link" w:semiHidden="1" w:unhideWhenUsed="1"/>
   </w:latentStyles>
-  <w:style w:type="paragraph" w:default="1" w:styleId="Normlny">
+  <w:style w:type="paragraph" w:default="1" w:styleId="Normal">
     <w:name w:val="Normal"/>
     <w:qFormat/>
     <w:rsid w:val="00DA0C7C"/>
@@ -12031,11 +9503,11 @@
       <w:spacing w:after="0" w:line="240" w:lineRule="auto"/>
     </w:pPr>
   </w:style>
-  <w:style w:type="paragraph" w:styleId="Nadpis1">
+  <w:style w:type="paragraph" w:styleId="Heading1">
     <w:name w:val="heading 1"/>
-    <w:basedOn w:val="Normlny"/>
-    <w:next w:val="Normlny"/>
-    <w:link w:val="Nadpis1Char"/>
+    <w:basedOn w:val="Normal"/>
+    <w:next w:val="Normal"/>
+    <w:link w:val="Heading1Char"/>
     <w:uiPriority w:val="9"/>
     <w:qFormat/>
     <w:rsid w:val="006E6A15"/>
@@ -12051,11 +9523,11 @@
       <w:szCs w:val="40"/>
     </w:rPr>
   </w:style>
-  <w:style w:type="paragraph" w:styleId="Nadpis2">
+  <w:style w:type="paragraph" w:styleId="Heading2">
     <w:name w:val="heading 2"/>
-    <w:basedOn w:val="Normlny"/>
-    <w:next w:val="Normlny"/>
-    <w:link w:val="Nadpis2Char"/>
+    <w:basedOn w:val="Normal"/>
+    <w:next w:val="Normal"/>
+    <w:link w:val="Heading2Char"/>
     <w:uiPriority w:val="9"/>
     <w:unhideWhenUsed/>
     <w:qFormat/>
@@ -12072,11 +9544,11 @@
       <w:szCs w:val="32"/>
     </w:rPr>
   </w:style>
-  <w:style w:type="paragraph" w:styleId="Nadpis3">
+  <w:style w:type="paragraph" w:styleId="Heading3">
     <w:name w:val="heading 3"/>
-    <w:basedOn w:val="Normlny"/>
-    <w:next w:val="Normlny"/>
-    <w:link w:val="Nadpis3Char"/>
+    <w:basedOn w:val="Normal"/>
+    <w:next w:val="Normal"/>
+    <w:link w:val="Heading3Char"/>
     <w:uiPriority w:val="9"/>
     <w:unhideWhenUsed/>
     <w:qFormat/>
@@ -12093,11 +9565,11 @@
       <w:szCs w:val="28"/>
     </w:rPr>
   </w:style>
-  <w:style w:type="paragraph" w:styleId="Nadpis4">
+  <w:style w:type="paragraph" w:styleId="Heading4">
     <w:name w:val="heading 4"/>
-    <w:basedOn w:val="Normlny"/>
-    <w:next w:val="Normlny"/>
-    <w:link w:val="Nadpis4Char"/>
+    <w:basedOn w:val="Normal"/>
+    <w:next w:val="Normal"/>
+    <w:link w:val="Heading4Char"/>
     <w:uiPriority w:val="9"/>
     <w:unhideWhenUsed/>
     <w:qFormat/>
@@ -12113,11 +9585,11 @@
       <w:iCs/>
     </w:rPr>
   </w:style>
-  <w:style w:type="paragraph" w:styleId="Nadpis5">
+  <w:style w:type="paragraph" w:styleId="Heading5">
     <w:name w:val="heading 5"/>
-    <w:basedOn w:val="Normlny"/>
-    <w:next w:val="Normlny"/>
-    <w:link w:val="Nadpis5Char"/>
+    <w:basedOn w:val="Normal"/>
+    <w:next w:val="Normal"/>
+    <w:link w:val="Heading5Char"/>
     <w:uiPriority w:val="9"/>
     <w:semiHidden/>
     <w:unhideWhenUsed/>
@@ -12134,11 +9606,11 @@
       <w:color w:val="0F4761" w:themeColor="accent1" w:themeShade="BF"/>
     </w:rPr>
   </w:style>
-  <w:style w:type="paragraph" w:styleId="Nadpis6">
+  <w:style w:type="paragraph" w:styleId="Heading6">
     <w:name w:val="heading 6"/>
-    <w:basedOn w:val="Normlny"/>
-    <w:next w:val="Normlny"/>
-    <w:link w:val="Nadpis6Char"/>
+    <w:basedOn w:val="Normal"/>
+    <w:next w:val="Normal"/>
+    <w:link w:val="Heading6Char"/>
     <w:uiPriority w:val="9"/>
     <w:semiHidden/>
     <w:unhideWhenUsed/>
@@ -12157,11 +9629,11 @@
       <w:color w:val="595959" w:themeColor="text1" w:themeTint="A6"/>
     </w:rPr>
   </w:style>
-  <w:style w:type="paragraph" w:styleId="Nadpis7">
+  <w:style w:type="paragraph" w:styleId="Heading7">
     <w:name w:val="heading 7"/>
-    <w:basedOn w:val="Normlny"/>
-    <w:next w:val="Normlny"/>
-    <w:link w:val="Nadpis7Char"/>
+    <w:basedOn w:val="Normal"/>
+    <w:next w:val="Normal"/>
+    <w:link w:val="Heading7Char"/>
     <w:uiPriority w:val="9"/>
     <w:semiHidden/>
     <w:unhideWhenUsed/>
@@ -12178,11 +9650,11 @@
       <w:color w:val="595959" w:themeColor="text1" w:themeTint="A6"/>
     </w:rPr>
   </w:style>
-  <w:style w:type="paragraph" w:styleId="Nadpis8">
+  <w:style w:type="paragraph" w:styleId="Heading8">
     <w:name w:val="heading 8"/>
-    <w:basedOn w:val="Normlny"/>
-    <w:next w:val="Normlny"/>
-    <w:link w:val="Nadpis8Char"/>
+    <w:basedOn w:val="Normal"/>
+    <w:next w:val="Normal"/>
+    <w:link w:val="Heading8Char"/>
     <w:uiPriority w:val="9"/>
     <w:semiHidden/>
     <w:unhideWhenUsed/>
@@ -12200,11 +9672,11 @@
       <w:color w:val="272727" w:themeColor="text1" w:themeTint="D8"/>
     </w:rPr>
   </w:style>
-  <w:style w:type="paragraph" w:styleId="Nadpis9">
+  <w:style w:type="paragraph" w:styleId="Heading9">
     <w:name w:val="heading 9"/>
-    <w:basedOn w:val="Normlny"/>
-    <w:next w:val="Normlny"/>
-    <w:link w:val="Nadpis9Char"/>
+    <w:basedOn w:val="Normal"/>
+    <w:next w:val="Normal"/>
+    <w:link w:val="Heading9Char"/>
     <w:uiPriority w:val="9"/>
     <w:semiHidden/>
     <w:unhideWhenUsed/>
@@ -12220,13 +9692,13 @@
       <w:color w:val="272727" w:themeColor="text1" w:themeTint="D8"/>
     </w:rPr>
   </w:style>
-  <w:style w:type="character" w:default="1" w:styleId="Predvolenpsmoodseku">
+  <w:style w:type="character" w:default="1" w:styleId="DefaultParagraphFont">
     <w:name w:val="Default Paragraph Font"/>
     <w:uiPriority w:val="1"/>
     <w:semiHidden/>
     <w:unhideWhenUsed/>
   </w:style>
-  <w:style w:type="table" w:default="1" w:styleId="Normlnatabuka">
+  <w:style w:type="table" w:default="1" w:styleId="TableNormal">
     <w:name w:val="Normal Table"/>
     <w:uiPriority w:val="99"/>
     <w:semiHidden/>
@@ -12241,7 +9713,7 @@
       </w:tblCellMar>
     </w:tblPr>
   </w:style>
-  <w:style w:type="numbering" w:default="1" w:styleId="Bezzoznamu">
+  <w:style w:type="numbering" w:default="1" w:styleId="NoList">
     <w:name w:val="No List"/>
     <w:uiPriority w:val="99"/>
     <w:semiHidden/>
@@ -12249,7 +9721,7 @@
   </w:style>
   <w:style w:type="paragraph" w:customStyle="1" w:styleId="Kd">
     <w:name w:val="Kód"/>
-    <w:basedOn w:val="Normlny"/>
+    <w:basedOn w:val="Normal"/>
     <w:link w:val="KdChar"/>
     <w:qFormat/>
     <w:rsid w:val="00EE47E6"/>
@@ -12260,7 +9732,7 @@
   </w:style>
   <w:style w:type="character" w:customStyle="1" w:styleId="KdChar">
     <w:name w:val="Kód Char"/>
-    <w:basedOn w:val="Predvolenpsmoodseku"/>
+    <w:basedOn w:val="DefaultParagraphFont"/>
     <w:link w:val="Kd"/>
     <w:rsid w:val="00EE47E6"/>
     <w:rPr>
@@ -12268,10 +9740,10 @@
       <w:sz w:val="20"/>
     </w:rPr>
   </w:style>
-  <w:style w:type="character" w:customStyle="1" w:styleId="Nadpis1Char">
-    <w:name w:val="Nadpis 1 Char"/>
-    <w:basedOn w:val="Predvolenpsmoodseku"/>
-    <w:link w:val="Nadpis1"/>
+  <w:style w:type="character" w:customStyle="1" w:styleId="Heading1Char">
+    <w:name w:val="Heading 1 Char"/>
+    <w:basedOn w:val="DefaultParagraphFont"/>
+    <w:link w:val="Heading1"/>
     <w:uiPriority w:val="9"/>
     <w:rsid w:val="006E6A15"/>
     <w:rPr>
@@ -12280,10 +9752,10 @@
       <w:szCs w:val="40"/>
     </w:rPr>
   </w:style>
-  <w:style w:type="character" w:customStyle="1" w:styleId="Nadpis2Char">
-    <w:name w:val="Nadpis 2 Char"/>
-    <w:basedOn w:val="Predvolenpsmoodseku"/>
-    <w:link w:val="Nadpis2"/>
+  <w:style w:type="character" w:customStyle="1" w:styleId="Heading2Char">
+    <w:name w:val="Heading 2 Char"/>
+    <w:basedOn w:val="DefaultParagraphFont"/>
+    <w:link w:val="Heading2"/>
     <w:uiPriority w:val="9"/>
     <w:rsid w:val="00AD18CA"/>
     <w:rPr>
@@ -12292,10 +9764,10 @@
       <w:szCs w:val="32"/>
     </w:rPr>
   </w:style>
-  <w:style w:type="character" w:customStyle="1" w:styleId="Nadpis3Char">
-    <w:name w:val="Nadpis 3 Char"/>
-    <w:basedOn w:val="Predvolenpsmoodseku"/>
-    <w:link w:val="Nadpis3"/>
+  <w:style w:type="character" w:customStyle="1" w:styleId="Heading3Char">
+    <w:name w:val="Heading 3 Char"/>
+    <w:basedOn w:val="DefaultParagraphFont"/>
+    <w:link w:val="Heading3"/>
     <w:uiPriority w:val="9"/>
     <w:rsid w:val="00BD0C4B"/>
     <w:rPr>
@@ -12304,10 +9776,10 @@
       <w:szCs w:val="28"/>
     </w:rPr>
   </w:style>
-  <w:style w:type="character" w:customStyle="1" w:styleId="Nadpis4Char">
-    <w:name w:val="Nadpis 4 Char"/>
-    <w:basedOn w:val="Predvolenpsmoodseku"/>
-    <w:link w:val="Nadpis4"/>
+  <w:style w:type="character" w:customStyle="1" w:styleId="Heading4Char">
+    <w:name w:val="Heading 4 Char"/>
+    <w:basedOn w:val="DefaultParagraphFont"/>
+    <w:link w:val="Heading4"/>
     <w:uiPriority w:val="9"/>
     <w:rsid w:val="00577DE7"/>
     <w:rPr>
@@ -12315,10 +9787,10 @@
       <w:iCs/>
     </w:rPr>
   </w:style>
-  <w:style w:type="character" w:customStyle="1" w:styleId="Nadpis5Char">
-    <w:name w:val="Nadpis 5 Char"/>
-    <w:basedOn w:val="Predvolenpsmoodseku"/>
-    <w:link w:val="Nadpis5"/>
+  <w:style w:type="character" w:customStyle="1" w:styleId="Heading5Char">
+    <w:name w:val="Heading 5 Char"/>
+    <w:basedOn w:val="DefaultParagraphFont"/>
+    <w:link w:val="Heading5"/>
     <w:uiPriority w:val="9"/>
     <w:semiHidden/>
     <w:rsid w:val="00673CEF"/>
@@ -12327,10 +9799,10 @@
       <w:color w:val="0F4761" w:themeColor="accent1" w:themeShade="BF"/>
     </w:rPr>
   </w:style>
-  <w:style w:type="character" w:customStyle="1" w:styleId="Nadpis6Char">
-    <w:name w:val="Nadpis 6 Char"/>
-    <w:basedOn w:val="Predvolenpsmoodseku"/>
-    <w:link w:val="Nadpis6"/>
+  <w:style w:type="character" w:customStyle="1" w:styleId="Heading6Char">
+    <w:name w:val="Heading 6 Char"/>
+    <w:basedOn w:val="DefaultParagraphFont"/>
+    <w:link w:val="Heading6"/>
     <w:uiPriority w:val="9"/>
     <w:semiHidden/>
     <w:rsid w:val="00673CEF"/>
@@ -12341,10 +9813,10 @@
       <w:color w:val="595959" w:themeColor="text1" w:themeTint="A6"/>
     </w:rPr>
   </w:style>
-  <w:style w:type="character" w:customStyle="1" w:styleId="Nadpis7Char">
-    <w:name w:val="Nadpis 7 Char"/>
-    <w:basedOn w:val="Predvolenpsmoodseku"/>
-    <w:link w:val="Nadpis7"/>
+  <w:style w:type="character" w:customStyle="1" w:styleId="Heading7Char">
+    <w:name w:val="Heading 7 Char"/>
+    <w:basedOn w:val="DefaultParagraphFont"/>
+    <w:link w:val="Heading7"/>
     <w:uiPriority w:val="9"/>
     <w:semiHidden/>
     <w:rsid w:val="00673CEF"/>
@@ -12353,10 +9825,10 @@
       <w:color w:val="595959" w:themeColor="text1" w:themeTint="A6"/>
     </w:rPr>
   </w:style>
-  <w:style w:type="character" w:customStyle="1" w:styleId="Nadpis8Char">
-    <w:name w:val="Nadpis 8 Char"/>
-    <w:basedOn w:val="Predvolenpsmoodseku"/>
-    <w:link w:val="Nadpis8"/>
+  <w:style w:type="character" w:customStyle="1" w:styleId="Heading8Char">
+    <w:name w:val="Heading 8 Char"/>
+    <w:basedOn w:val="DefaultParagraphFont"/>
+    <w:link w:val="Heading8"/>
     <w:uiPriority w:val="9"/>
     <w:semiHidden/>
     <w:rsid w:val="00673CEF"/>
@@ -12367,10 +9839,10 @@
       <w:color w:val="272727" w:themeColor="text1" w:themeTint="D8"/>
     </w:rPr>
   </w:style>
-  <w:style w:type="character" w:customStyle="1" w:styleId="Nadpis9Char">
-    <w:name w:val="Nadpis 9 Char"/>
-    <w:basedOn w:val="Predvolenpsmoodseku"/>
-    <w:link w:val="Nadpis9"/>
+  <w:style w:type="character" w:customStyle="1" w:styleId="Heading9Char">
+    <w:name w:val="Heading 9 Char"/>
+    <w:basedOn w:val="DefaultParagraphFont"/>
+    <w:link w:val="Heading9"/>
     <w:uiPriority w:val="9"/>
     <w:semiHidden/>
     <w:rsid w:val="00673CEF"/>
@@ -12379,11 +9851,11 @@
       <w:color w:val="272727" w:themeColor="text1" w:themeTint="D8"/>
     </w:rPr>
   </w:style>
-  <w:style w:type="paragraph" w:styleId="Nzov">
+  <w:style w:type="paragraph" w:styleId="Title">
     <w:name w:val="Title"/>
-    <w:basedOn w:val="Normlny"/>
-    <w:next w:val="Normlny"/>
-    <w:link w:val="NzovChar"/>
+    <w:basedOn w:val="Normal"/>
+    <w:next w:val="Normal"/>
+    <w:link w:val="TitleChar"/>
     <w:uiPriority w:val="10"/>
     <w:qFormat/>
     <w:rsid w:val="00673CEF"/>
@@ -12399,10 +9871,10 @@
       <w:szCs w:val="56"/>
     </w:rPr>
   </w:style>
-  <w:style w:type="character" w:customStyle="1" w:styleId="NzovChar">
-    <w:name w:val="Názov Char"/>
-    <w:basedOn w:val="Predvolenpsmoodseku"/>
-    <w:link w:val="Nzov"/>
+  <w:style w:type="character" w:customStyle="1" w:styleId="TitleChar">
+    <w:name w:val="Title Char"/>
+    <w:basedOn w:val="DefaultParagraphFont"/>
+    <w:link w:val="Title"/>
     <w:uiPriority w:val="10"/>
     <w:rsid w:val="00673CEF"/>
     <w:rPr>
@@ -12413,11 +9885,11 @@
       <w:szCs w:val="56"/>
     </w:rPr>
   </w:style>
-  <w:style w:type="paragraph" w:styleId="Podtitul">
+  <w:style w:type="paragraph" w:styleId="Subtitle">
     <w:name w:val="Subtitle"/>
-    <w:basedOn w:val="Normlny"/>
-    <w:next w:val="Normlny"/>
-    <w:link w:val="PodtitulChar"/>
+    <w:basedOn w:val="Normal"/>
+    <w:next w:val="Normal"/>
+    <w:link w:val="SubtitleChar"/>
     <w:uiPriority w:val="11"/>
     <w:qFormat/>
     <w:rsid w:val="00673CEF"/>
@@ -12434,10 +9906,10 @@
       <w:szCs w:val="28"/>
     </w:rPr>
   </w:style>
-  <w:style w:type="character" w:customStyle="1" w:styleId="PodtitulChar">
-    <w:name w:val="Podtitul Char"/>
-    <w:basedOn w:val="Predvolenpsmoodseku"/>
-    <w:link w:val="Podtitul"/>
+  <w:style w:type="character" w:customStyle="1" w:styleId="SubtitleChar">
+    <w:name w:val="Subtitle Char"/>
+    <w:basedOn w:val="DefaultParagraphFont"/>
+    <w:link w:val="Subtitle"/>
     <w:uiPriority w:val="11"/>
     <w:rsid w:val="00673CEF"/>
     <w:rPr>
@@ -12448,11 +9920,11 @@
       <w:szCs w:val="28"/>
     </w:rPr>
   </w:style>
-  <w:style w:type="paragraph" w:styleId="Citcia">
+  <w:style w:type="paragraph" w:styleId="Quote">
     <w:name w:val="Quote"/>
-    <w:basedOn w:val="Normlny"/>
-    <w:next w:val="Normlny"/>
-    <w:link w:val="CitciaChar"/>
+    <w:basedOn w:val="Normal"/>
+    <w:next w:val="Normal"/>
+    <w:link w:val="QuoteChar"/>
     <w:uiPriority w:val="29"/>
     <w:qFormat/>
     <w:rsid w:val="00673CEF"/>
@@ -12466,10 +9938,10 @@
       <w:color w:val="404040" w:themeColor="text1" w:themeTint="BF"/>
     </w:rPr>
   </w:style>
-  <w:style w:type="character" w:customStyle="1" w:styleId="CitciaChar">
-    <w:name w:val="Citácia Char"/>
-    <w:basedOn w:val="Predvolenpsmoodseku"/>
-    <w:link w:val="Citcia"/>
+  <w:style w:type="character" w:customStyle="1" w:styleId="QuoteChar">
+    <w:name w:val="Quote Char"/>
+    <w:basedOn w:val="DefaultParagraphFont"/>
+    <w:link w:val="Quote"/>
     <w:uiPriority w:val="29"/>
     <w:rsid w:val="00673CEF"/>
     <w:rPr>
@@ -12478,9 +9950,9 @@
       <w:color w:val="404040" w:themeColor="text1" w:themeTint="BF"/>
     </w:rPr>
   </w:style>
-  <w:style w:type="paragraph" w:styleId="Odsekzoznamu">
+  <w:style w:type="paragraph" w:styleId="ListParagraph">
     <w:name w:val="List Paragraph"/>
-    <w:basedOn w:val="Normlny"/>
+    <w:basedOn w:val="Normal"/>
     <w:uiPriority w:val="34"/>
     <w:qFormat/>
     <w:rsid w:val="00673CEF"/>
@@ -12489,9 +9961,9 @@
       <w:contextualSpacing/>
     </w:pPr>
   </w:style>
-  <w:style w:type="character" w:styleId="Intenzvnezvraznenie">
+  <w:style w:type="character" w:styleId="IntenseEmphasis">
     <w:name w:val="Intense Emphasis"/>
-    <w:basedOn w:val="Predvolenpsmoodseku"/>
+    <w:basedOn w:val="DefaultParagraphFont"/>
     <w:uiPriority w:val="21"/>
     <w:qFormat/>
     <w:rsid w:val="00673CEF"/>
@@ -12501,11 +9973,11 @@
       <w:color w:val="0F4761" w:themeColor="accent1" w:themeShade="BF"/>
     </w:rPr>
   </w:style>
-  <w:style w:type="paragraph" w:styleId="Zvraznencitcia">
+  <w:style w:type="paragraph" w:styleId="IntenseQuote">
     <w:name w:val="Intense Quote"/>
-    <w:basedOn w:val="Normlny"/>
-    <w:next w:val="Normlny"/>
-    <w:link w:val="ZvraznencitciaChar"/>
+    <w:basedOn w:val="Normal"/>
+    <w:next w:val="Normal"/>
+    <w:link w:val="IntenseQuoteChar"/>
     <w:uiPriority w:val="30"/>
     <w:qFormat/>
     <w:rsid w:val="00673CEF"/>
@@ -12524,10 +9996,10 @@
       <w:color w:val="0F4761" w:themeColor="accent1" w:themeShade="BF"/>
     </w:rPr>
   </w:style>
-  <w:style w:type="character" w:customStyle="1" w:styleId="ZvraznencitciaChar">
-    <w:name w:val="Zvýraznená citácia Char"/>
-    <w:basedOn w:val="Predvolenpsmoodseku"/>
-    <w:link w:val="Zvraznencitcia"/>
+  <w:style w:type="character" w:customStyle="1" w:styleId="IntenseQuoteChar">
+    <w:name w:val="Intense Quote Char"/>
+    <w:basedOn w:val="DefaultParagraphFont"/>
+    <w:link w:val="IntenseQuote"/>
     <w:uiPriority w:val="30"/>
     <w:rsid w:val="00673CEF"/>
     <w:rPr>
@@ -12536,9 +10008,9 @@
       <w:color w:val="0F4761" w:themeColor="accent1" w:themeShade="BF"/>
     </w:rPr>
   </w:style>
-  <w:style w:type="character" w:styleId="Zvraznenodkaz">
+  <w:style w:type="character" w:styleId="IntenseReference">
     <w:name w:val="Intense Reference"/>
-    <w:basedOn w:val="Predvolenpsmoodseku"/>
+    <w:basedOn w:val="DefaultParagraphFont"/>
     <w:uiPriority w:val="32"/>
     <w:qFormat/>
     <w:rsid w:val="00673CEF"/>
@@ -12550,9 +10022,9 @@
       <w:spacing w:val="5"/>
     </w:rPr>
   </w:style>
-  <w:style w:type="character" w:styleId="Hypertextovprepojenie">
+  <w:style w:type="character" w:styleId="Hyperlink">
     <w:name w:val="Hyperlink"/>
-    <w:basedOn w:val="Predvolenpsmoodseku"/>
+    <w:basedOn w:val="DefaultParagraphFont"/>
     <w:uiPriority w:val="99"/>
     <w:unhideWhenUsed/>
     <w:rsid w:val="00513727"/>
@@ -12561,9 +10033,9 @@
       <w:u w:val="single"/>
     </w:rPr>
   </w:style>
-  <w:style w:type="character" w:styleId="Nevyrieenzmienka">
+  <w:style w:type="character" w:styleId="UnresolvedMention">
     <w:name w:val="Unresolved Mention"/>
-    <w:basedOn w:val="Predvolenpsmoodseku"/>
+    <w:basedOn w:val="DefaultParagraphFont"/>
     <w:uiPriority w:val="99"/>
     <w:semiHidden/>
     <w:unhideWhenUsed/>
@@ -12573,9 +10045,9 @@
       <w:shd w:val="clear" w:color="auto" w:fill="E1DFDD"/>
     </w:rPr>
   </w:style>
-  <w:style w:type="character" w:styleId="PouitHypertextovPrepojenie">
+  <w:style w:type="character" w:styleId="FollowedHyperlink">
     <w:name w:val="FollowedHyperlink"/>
-    <w:basedOn w:val="Predvolenpsmoodseku"/>
+    <w:basedOn w:val="DefaultParagraphFont"/>
     <w:uiPriority w:val="99"/>
     <w:semiHidden/>
     <w:unhideWhenUsed/>
@@ -12585,10 +10057,10 @@
       <w:u w:val="single"/>
     </w:rPr>
   </w:style>
-  <w:style w:type="paragraph" w:styleId="Hlavika">
+  <w:style w:type="paragraph" w:styleId="Header">
     <w:name w:val="header"/>
-    <w:basedOn w:val="Normlny"/>
-    <w:link w:val="HlavikaChar"/>
+    <w:basedOn w:val="Normal"/>
+    <w:link w:val="HeaderChar"/>
     <w:uiPriority w:val="99"/>
     <w:unhideWhenUsed/>
     <w:rsid w:val="00C42BBB"/>
@@ -12599,17 +10071,17 @@
       </w:tabs>
     </w:pPr>
   </w:style>
-  <w:style w:type="character" w:customStyle="1" w:styleId="HlavikaChar">
-    <w:name w:val="Hlavička Char"/>
-    <w:basedOn w:val="Predvolenpsmoodseku"/>
-    <w:link w:val="Hlavika"/>
+  <w:style w:type="character" w:customStyle="1" w:styleId="HeaderChar">
+    <w:name w:val="Header Char"/>
+    <w:basedOn w:val="DefaultParagraphFont"/>
+    <w:link w:val="Header"/>
     <w:uiPriority w:val="99"/>
     <w:rsid w:val="00C42BBB"/>
   </w:style>
-  <w:style w:type="paragraph" w:styleId="Pta">
+  <w:style w:type="paragraph" w:styleId="Footer">
     <w:name w:val="footer"/>
-    <w:basedOn w:val="Normlny"/>
-    <w:link w:val="PtaChar"/>
+    <w:basedOn w:val="Normal"/>
+    <w:link w:val="FooterChar"/>
     <w:uiPriority w:val="99"/>
     <w:unhideWhenUsed/>
     <w:rsid w:val="00C42BBB"/>
@@ -12620,17 +10092,17 @@
       </w:tabs>
     </w:pPr>
   </w:style>
-  <w:style w:type="character" w:customStyle="1" w:styleId="PtaChar">
-    <w:name w:val="Päta Char"/>
-    <w:basedOn w:val="Predvolenpsmoodseku"/>
-    <w:link w:val="Pta"/>
+  <w:style w:type="character" w:customStyle="1" w:styleId="FooterChar">
+    <w:name w:val="Footer Char"/>
+    <w:basedOn w:val="DefaultParagraphFont"/>
+    <w:link w:val="Footer"/>
     <w:uiPriority w:val="99"/>
     <w:rsid w:val="00C42BBB"/>
   </w:style>
-  <w:style w:type="paragraph" w:styleId="Obsah1">
+  <w:style w:type="paragraph" w:styleId="TOC1">
     <w:name w:val="toc 1"/>
-    <w:basedOn w:val="Normlny"/>
-    <w:next w:val="Normlny"/>
+    <w:basedOn w:val="Normal"/>
+    <w:next w:val="Normal"/>
     <w:autoRedefine/>
     <w:uiPriority w:val="39"/>
     <w:unhideWhenUsed/>
@@ -12639,10 +10111,10 @@
       <w:spacing w:after="100"/>
     </w:pPr>
   </w:style>
-  <w:style w:type="paragraph" w:styleId="Obsah2">
+  <w:style w:type="paragraph" w:styleId="TOC2">
     <w:name w:val="toc 2"/>
-    <w:basedOn w:val="Normlny"/>
-    <w:next w:val="Normlny"/>
+    <w:basedOn w:val="Normal"/>
+    <w:next w:val="Normal"/>
     <w:autoRedefine/>
     <w:uiPriority w:val="39"/>
     <w:unhideWhenUsed/>
@@ -12652,10 +10124,10 @@
       <w:ind w:left="220"/>
     </w:pPr>
   </w:style>
-  <w:style w:type="paragraph" w:styleId="Obsah3">
+  <w:style w:type="paragraph" w:styleId="TOC3">
     <w:name w:val="toc 3"/>
-    <w:basedOn w:val="Normlny"/>
-    <w:next w:val="Normlny"/>
+    <w:basedOn w:val="Normal"/>
+    <w:next w:val="Normal"/>
     <w:autoRedefine/>
     <w:uiPriority w:val="39"/>
     <w:unhideWhenUsed/>
@@ -12665,10 +10137,10 @@
       <w:ind w:left="440"/>
     </w:pPr>
   </w:style>
-  <w:style w:type="paragraph" w:styleId="Obsah4">
+  <w:style w:type="paragraph" w:styleId="TOC4">
     <w:name w:val="toc 4"/>
-    <w:basedOn w:val="Normlny"/>
-    <w:next w:val="Normlny"/>
+    <w:basedOn w:val="Normal"/>
+    <w:next w:val="Normal"/>
     <w:autoRedefine/>
     <w:uiPriority w:val="39"/>
     <w:unhideWhenUsed/>
@@ -12678,10 +10150,10 @@
       <w:ind w:left="660"/>
     </w:pPr>
   </w:style>
-  <w:style w:type="paragraph" w:styleId="Hlavikaobsahu">
+  <w:style w:type="paragraph" w:styleId="TOCHeading">
     <w:name w:val="TOC Heading"/>
-    <w:basedOn w:val="Nadpis1"/>
-    <w:next w:val="Normlny"/>
+    <w:basedOn w:val="Heading1"/>
+    <w:next w:val="Normal"/>
     <w:uiPriority w:val="39"/>
     <w:unhideWhenUsed/>
     <w:qFormat/>

--- a/IT_hodiny/namety_postupu_skolenia.docx
+++ b/IT_hodiny/namety_postupu_skolenia.docx
@@ -9,7 +9,15 @@
       <w:bookmarkStart w:id="0" w:name="_Toc210144977"/>
       <w:bookmarkStart w:id="1" w:name="_Toc210145037"/>
       <w:r>
-        <w:t xml:space="preserve">Programovanie Python pre </w:t>
+        <w:t xml:space="preserve">Programovanie </w:t>
+      </w:r>
+      <w:proofErr w:type="spellStart"/>
+      <w:r>
+        <w:t>Python</w:t>
+      </w:r>
+      <w:proofErr w:type="spellEnd"/>
+      <w:r>
+        <w:t xml:space="preserve"> pre </w:t>
       </w:r>
       <w:r>
         <w:t>mladých.</w:t>
@@ -76,6 +84,7 @@
               <w:szCs w:val="28"/>
             </w:rPr>
           </w:pPr>
+          <w:proofErr w:type="spellStart"/>
           <w:r>
             <w:rPr>
               <w:color w:val="auto"/>
@@ -84,6 +93,7 @@
             </w:rPr>
             <w:t>Obsah</w:t>
           </w:r>
+          <w:proofErr w:type="spellEnd"/>
         </w:p>
         <w:p>
           <w:pPr>
@@ -1966,12 +1976,42 @@
     </w:p>
     <w:p>
       <w:hyperlink r:id="rId9" w:history="1">
+        <w:proofErr w:type="spellStart"/>
         <w:r>
           <w:rPr>
             <w:rStyle w:val="Hyperlink"/>
           </w:rPr>
-          <w:t>Python Module Index — Python 3.12.5 documentation</w:t>
+          <w:t>Python</w:t>
         </w:r>
+        <w:proofErr w:type="spellEnd"/>
+        <w:r>
+          <w:rPr>
+            <w:rStyle w:val="Hyperlink"/>
+          </w:rPr>
+          <w:t xml:space="preserve"> Module Index — </w:t>
+        </w:r>
+        <w:proofErr w:type="spellStart"/>
+        <w:r>
+          <w:rPr>
+            <w:rStyle w:val="Hyperlink"/>
+          </w:rPr>
+          <w:t>Python</w:t>
+        </w:r>
+        <w:proofErr w:type="spellEnd"/>
+        <w:r>
+          <w:rPr>
+            <w:rStyle w:val="Hyperlink"/>
+          </w:rPr>
+          <w:t xml:space="preserve"> 3.12.5 </w:t>
+        </w:r>
+        <w:proofErr w:type="spellStart"/>
+        <w:r>
+          <w:rPr>
+            <w:rStyle w:val="Hyperlink"/>
+          </w:rPr>
+          <w:t>documentation</w:t>
+        </w:r>
+        <w:proofErr w:type="spellEnd"/>
       </w:hyperlink>
     </w:p>
     <w:p/>
@@ -1995,7 +2035,23 @@
         <w:t>V</w:t>
       </w:r>
       <w:r>
-        <w:t xml:space="preserve"> priklade rps.py je vytvorenie jednoduche hry kam</w:t>
+        <w:t xml:space="preserve"> </w:t>
+      </w:r>
+      <w:proofErr w:type="spellStart"/>
+      <w:r>
+        <w:t>priklade</w:t>
+      </w:r>
+      <w:proofErr w:type="spellEnd"/>
+      <w:r>
+        <w:t xml:space="preserve"> rps.py je vytvorenie </w:t>
+      </w:r>
+      <w:proofErr w:type="spellStart"/>
+      <w:r>
+        <w:t>jednoduche</w:t>
+      </w:r>
+      <w:proofErr w:type="spellEnd"/>
+      <w:r>
+        <w:t xml:space="preserve"> hry kam</w:t>
       </w:r>
       <w:r>
         <w:t>eň</w:t>
@@ -2015,15 +2071,28 @@
         <w:t>rps0_2.py</w:t>
       </w:r>
       <w:r>
-        <w:t xml:space="preserve"> – úprava vstupu s konverziou na integer</w:t>
-      </w:r>
+        <w:t xml:space="preserve"> – úprava vstupu s konverziou na </w:t>
+      </w:r>
+      <w:proofErr w:type="spellStart"/>
+      <w:r>
+        <w:t>integer</w:t>
+      </w:r>
+      <w:proofErr w:type="spellEnd"/>
     </w:p>
     <w:p>
       <w:r>
         <w:t>rps0_3.py</w:t>
       </w:r>
       <w:r>
-        <w:t xml:space="preserve"> – doplnenie náhodného hádzania pre Python (počítač)</w:t>
+        <w:t xml:space="preserve"> – doplnenie náhodného hádzania pre </w:t>
+      </w:r>
+      <w:proofErr w:type="spellStart"/>
+      <w:r>
+        <w:t>Python</w:t>
+      </w:r>
+      <w:proofErr w:type="spellEnd"/>
+      <w:r>
+        <w:t xml:space="preserve"> (počítač)</w:t>
       </w:r>
     </w:p>
     <w:p/>
@@ -2052,10 +2121,18 @@
     </w:p>
     <w:p>
       <w:r>
-        <w:t>rps4.py – úprava kódu na game_</w:t>
-      </w:r>
-      <w:r>
-        <w:t>count=0</w:t>
+        <w:t xml:space="preserve">rps4.py – úprava kódu na </w:t>
+      </w:r>
+      <w:proofErr w:type="spellStart"/>
+      <w:r>
+        <w:t>game_</w:t>
+      </w:r>
+      <w:r>
+        <w:t>count</w:t>
+      </w:r>
+      <w:proofErr w:type="spellEnd"/>
+      <w:r>
+        <w:t>=0</w:t>
       </w:r>
     </w:p>
     <w:p/>
@@ -2082,7 +2159,15 @@
         <w:t>Rozdiel medzi zoznam</w:t>
       </w:r>
       <w:r>
-        <w:t>ami a n-ticami.</w:t>
+        <w:t>ami a n-</w:t>
+      </w:r>
+      <w:proofErr w:type="spellStart"/>
+      <w:r>
+        <w:t>ticami</w:t>
+      </w:r>
+      <w:proofErr w:type="spellEnd"/>
+      <w:r>
+        <w:t>.</w:t>
       </w:r>
     </w:p>
     <w:p>
@@ -2188,9 +2273,11 @@
       <w:r>
         <w:t> </w:t>
       </w:r>
+      <w:proofErr w:type="spellStart"/>
       <w:r>
         <w:t>Kubiho</w:t>
       </w:r>
+      <w:proofErr w:type="spellEnd"/>
     </w:p>
     <w:p/>
     <w:p>
@@ -2199,22 +2286,54 @@
       </w:pPr>
       <w:bookmarkStart w:id="16" w:name="_Toc210144985"/>
       <w:bookmarkStart w:id="17" w:name="_Toc210145045"/>
-      <w:r>
-        <w:t>Python Web Development With Django</w:t>
+      <w:proofErr w:type="spellStart"/>
+      <w:r>
+        <w:t>Python</w:t>
+      </w:r>
+      <w:proofErr w:type="spellEnd"/>
+      <w:r>
+        <w:t xml:space="preserve"> Web </w:t>
+      </w:r>
+      <w:proofErr w:type="spellStart"/>
+      <w:r>
+        <w:t>Development</w:t>
+      </w:r>
+      <w:proofErr w:type="spellEnd"/>
+      <w:r>
+        <w:t xml:space="preserve"> </w:t>
+      </w:r>
+      <w:proofErr w:type="spellStart"/>
+      <w:r>
+        <w:t>With</w:t>
+      </w:r>
+      <w:proofErr w:type="spellEnd"/>
+      <w:r>
+        <w:t xml:space="preserve"> </w:t>
+      </w:r>
+      <w:proofErr w:type="spellStart"/>
+      <w:r>
+        <w:t>Django</w:t>
       </w:r>
       <w:bookmarkEnd w:id="16"/>
       <w:bookmarkEnd w:id="17"/>
+      <w:proofErr w:type="spellEnd"/>
     </w:p>
     <w:p>
       <w:r>
         <w:t xml:space="preserve">Vytváranie jednoduchých </w:t>
       </w:r>
+      <w:proofErr w:type="spellStart"/>
       <w:r>
         <w:t>webovský</w:t>
       </w:r>
       <w:r>
-        <w:t xml:space="preserve">ch stránok bol ktoré sú tvorené programovacím jazykom </w:t>
-      </w:r>
+        <w:t>ch</w:t>
+      </w:r>
+      <w:proofErr w:type="spellEnd"/>
+      <w:r>
+        <w:t xml:space="preserve"> stránok bol ktoré sú tvorené programovacím jazykom </w:t>
+      </w:r>
+      <w:proofErr w:type="spellStart"/>
       <w:r>
         <w:t>Py</w:t>
       </w:r>
@@ -2227,6 +2346,7 @@
       <w:r>
         <w:t>on</w:t>
       </w:r>
+      <w:proofErr w:type="spellEnd"/>
       <w:r>
         <w:t>.</w:t>
       </w:r>
@@ -2240,11 +2360,61 @@
       <w:bookmarkStart w:id="19" w:name="_Toc210144986"/>
       <w:bookmarkStart w:id="20" w:name="_Toc210145046"/>
       <w:bookmarkEnd w:id="18"/>
-      <w:r>
-        <w:t>Python for Game Development: Getting Started with Pygame</w:t>
+      <w:proofErr w:type="spellStart"/>
+      <w:r>
+        <w:t>Python</w:t>
+      </w:r>
+      <w:proofErr w:type="spellEnd"/>
+      <w:r>
+        <w:t xml:space="preserve"> </w:t>
+      </w:r>
+      <w:proofErr w:type="spellStart"/>
+      <w:r>
+        <w:t>for</w:t>
+      </w:r>
+      <w:proofErr w:type="spellEnd"/>
+      <w:r>
+        <w:t xml:space="preserve"> Game </w:t>
+      </w:r>
+      <w:proofErr w:type="spellStart"/>
+      <w:r>
+        <w:t>Development</w:t>
+      </w:r>
+      <w:proofErr w:type="spellEnd"/>
+      <w:r>
+        <w:t xml:space="preserve">: </w:t>
+      </w:r>
+      <w:proofErr w:type="spellStart"/>
+      <w:r>
+        <w:t>Getting</w:t>
+      </w:r>
+      <w:proofErr w:type="spellEnd"/>
+      <w:r>
+        <w:t xml:space="preserve"> </w:t>
+      </w:r>
+      <w:proofErr w:type="spellStart"/>
+      <w:r>
+        <w:t>Started</w:t>
+      </w:r>
+      <w:proofErr w:type="spellEnd"/>
+      <w:r>
+        <w:t xml:space="preserve"> </w:t>
+      </w:r>
+      <w:proofErr w:type="spellStart"/>
+      <w:r>
+        <w:t>with</w:t>
+      </w:r>
+      <w:proofErr w:type="spellEnd"/>
+      <w:r>
+        <w:t xml:space="preserve"> </w:t>
+      </w:r>
+      <w:proofErr w:type="spellStart"/>
+      <w:r>
+        <w:t>Pygame</w:t>
       </w:r>
       <w:bookmarkEnd w:id="19"/>
       <w:bookmarkEnd w:id="20"/>
+      <w:proofErr w:type="spellEnd"/>
     </w:p>
     <w:p>
       <w:hyperlink r:id="rId11" w:history="1">
@@ -2265,11 +2435,21 @@
       </w:pPr>
       <w:bookmarkStart w:id="21" w:name="_Toc210144987"/>
       <w:bookmarkStart w:id="22" w:name="_Toc210145047"/>
-      <w:r>
-        <w:t>PyGame Tutorial</w:t>
+      <w:proofErr w:type="spellStart"/>
+      <w:r>
+        <w:t>PyGame</w:t>
+      </w:r>
+      <w:proofErr w:type="spellEnd"/>
+      <w:r>
+        <w:t xml:space="preserve"> </w:t>
+      </w:r>
+      <w:proofErr w:type="spellStart"/>
+      <w:r>
+        <w:t>Tutorial</w:t>
       </w:r>
       <w:bookmarkEnd w:id="21"/>
       <w:bookmarkEnd w:id="22"/>
+      <w:proofErr w:type="spellEnd"/>
     </w:p>
     <w:p>
       <w:hyperlink r:id="rId12" w:history="1">
@@ -2323,7 +2503,23 @@
     </w:p>
     <w:p>
       <w:r>
-        <w:t>Na spustenie hry musia byť všetky potrebné moduly Pygame inicializované pomocou pygame.init().</w:t>
+        <w:t xml:space="preserve">Na spustenie hry musia byť všetky potrebné moduly </w:t>
+      </w:r>
+      <w:proofErr w:type="spellStart"/>
+      <w:r>
+        <w:t>Pygame</w:t>
+      </w:r>
+      <w:proofErr w:type="spellEnd"/>
+      <w:r>
+        <w:t xml:space="preserve"> inicializované pomocou </w:t>
+      </w:r>
+      <w:proofErr w:type="spellStart"/>
+      <w:r>
+        <w:t>pygame.init</w:t>
+      </w:r>
+      <w:proofErr w:type="spellEnd"/>
+      <w:r>
+        <w:t>().</w:t>
       </w:r>
     </w:p>
     <w:p>
@@ -2350,12 +2546,21 @@
       <w:r>
         <w:t xml:space="preserve">Funkcia </w:t>
       </w:r>
+      <w:proofErr w:type="spellStart"/>
       <w:r>
         <w:rPr>
           <w:b/>
           <w:bCs/>
         </w:rPr>
-        <w:t>pygame.display.set_mode()</w:t>
+        <w:t>pygame.display.set_mode</w:t>
+      </w:r>
+      <w:proofErr w:type="spellEnd"/>
+      <w:r>
+        <w:rPr>
+          <w:b/>
+          <w:bCs/>
+        </w:rPr>
+        <w:t>()</w:t>
       </w:r>
       <w:r>
         <w:t xml:space="preserve"> vytvorí okno s danou výškou a šírkou. Toto okno bude slúžiť ako plátno pre vašu hru, na ktoré nakreslíte každý prvok.</w:t>
@@ -2372,18 +2577,19 @@
           <w:i/>
           <w:iCs/>
         </w:rPr>
-        <w:t xml:space="preserve"> pygame.display.set_caption().</w:t>
-      </w:r>
-    </w:p>
-    <w:p>
-      <w:pPr>
+        <w:t xml:space="preserve"> </w:t>
+      </w:r>
+      <w:proofErr w:type="spellStart"/>
+      <w:r>
         <w:rPr>
           <w:b/>
           <w:bCs/>
           <w:i/>
           <w:iCs/>
         </w:rPr>
-      </w:pPr>
+        <w:t>pygame.display.set_caption</w:t>
+      </w:r>
+      <w:proofErr w:type="spellEnd"/>
       <w:r>
         <w:rPr>
           <w:b/>
@@ -2391,23 +2597,7 @@
           <w:i/>
           <w:iCs/>
         </w:rPr>
-        <w:t>FPS a herné hodiny:</w:t>
-      </w:r>
-    </w:p>
-    <w:p>
-      <w:r>
-        <w:t>pygame.time</w:t>
-      </w:r>
-      <w:r>
-        <w:t xml:space="preserve"> pri</w:t>
-      </w:r>
-      <w:r>
-        <w:t xml:space="preserve"> vytvorení objektu hodín vám Clock() dáva možnosť upraviť snímkovú frekvenciu hernej slučky.</w:t>
-      </w:r>
-    </w:p>
-    <w:p>
-      <w:r>
-        <w:t>Hra má zaručenú prevádzku pri 60 snímkach za sekundu (FPS) vďaka clock.tick(60).</w:t>
+        <w:t>().</w:t>
       </w:r>
     </w:p>
     <w:p>
@@ -2426,17 +2616,41 @@
           <w:i/>
           <w:iCs/>
         </w:rPr>
-        <w:t>Slučka hlavnej hry</w:t>
-      </w:r>
-    </w:p>
-    <w:p>
-      <w:r>
-        <w:t>Hru udržiava slučka while True. Vo vnútri kód aktualizuje obrazovku hry, prekresľuje položky a počúva akcie (napríklad zatvorenie okna).</w:t>
-      </w:r>
-    </w:p>
-    <w:p>
-      <w:r>
-        <w:t>Všetky udalosti vrátane stlačení klávesov, kliknutí myšou a udalostí zatvorenia okien načíta pygame.event.get(). Hra sa skončí, ak sa udalosť uzavrela (pygame. QUIT).</w:t>
+        <w:t>FPS a herné hodiny:</w:t>
+      </w:r>
+    </w:p>
+    <w:p>
+      <w:proofErr w:type="spellStart"/>
+      <w:r>
+        <w:t>pygame.time</w:t>
+      </w:r>
+      <w:proofErr w:type="spellEnd"/>
+      <w:r>
+        <w:t xml:space="preserve"> pri</w:t>
+      </w:r>
+      <w:r>
+        <w:t xml:space="preserve"> vytvorení objektu hodín vám </w:t>
+      </w:r>
+      <w:proofErr w:type="spellStart"/>
+      <w:r>
+        <w:t>Clock</w:t>
+      </w:r>
+      <w:proofErr w:type="spellEnd"/>
+      <w:r>
+        <w:t>() dáva možnosť upraviť snímkovú frekvenciu hernej slučky.</w:t>
+      </w:r>
+    </w:p>
+    <w:p>
+      <w:r>
+        <w:t xml:space="preserve">Hra má zaručenú prevádzku pri 60 snímkach za sekundu (FPS) vďaka </w:t>
+      </w:r>
+      <w:proofErr w:type="spellStart"/>
+      <w:r>
+        <w:t>clock.tick</w:t>
+      </w:r>
+      <w:proofErr w:type="spellEnd"/>
+      <w:r>
+        <w:t>(60).</w:t>
       </w:r>
     </w:p>
     <w:p>
@@ -2455,17 +2669,91 @@
           <w:i/>
           <w:iCs/>
         </w:rPr>
+        <w:t>Slučka hlavnej hry</w:t>
+      </w:r>
+    </w:p>
+    <w:p>
+      <w:r>
+        <w:t xml:space="preserve">Hru udržiava slučka </w:t>
+      </w:r>
+      <w:proofErr w:type="spellStart"/>
+      <w:r>
+        <w:t>while</w:t>
+      </w:r>
+      <w:proofErr w:type="spellEnd"/>
+      <w:r>
+        <w:t xml:space="preserve"> </w:t>
+      </w:r>
+      <w:proofErr w:type="spellStart"/>
+      <w:r>
+        <w:t>True</w:t>
+      </w:r>
+      <w:proofErr w:type="spellEnd"/>
+      <w:r>
+        <w:t>. Vo vnútri kód aktualizuje obrazovku hry, prekresľuje položky a počúva akcie (napríklad zatvorenie okna).</w:t>
+      </w:r>
+    </w:p>
+    <w:p>
+      <w:r>
+        <w:t xml:space="preserve">Všetky udalosti vrátane stlačení klávesov, kliknutí myšou a udalostí zatvorenia okien načíta </w:t>
+      </w:r>
+      <w:proofErr w:type="spellStart"/>
+      <w:r>
+        <w:t>pygame.event.get</w:t>
+      </w:r>
+      <w:proofErr w:type="spellEnd"/>
+      <w:r>
+        <w:t>(). Hra sa skončí, ak sa udalosť uzavrela (</w:t>
+      </w:r>
+      <w:proofErr w:type="spellStart"/>
+      <w:r>
+        <w:t>pygame</w:t>
+      </w:r>
+      <w:proofErr w:type="spellEnd"/>
+      <w:r>
+        <w:t>. QUIT).</w:t>
+      </w:r>
+    </w:p>
+    <w:p>
+      <w:pPr>
+        <w:rPr>
+          <w:b/>
+          <w:bCs/>
+          <w:i/>
+          <w:iCs/>
+        </w:rPr>
+      </w:pPr>
+      <w:r>
+        <w:rPr>
+          <w:b/>
+          <w:bCs/>
+          <w:i/>
+          <w:iCs/>
+        </w:rPr>
         <w:t>Aktualizácie obrazovky a vykresľovania:</w:t>
       </w:r>
     </w:p>
     <w:p>
-      <w:r>
-        <w:t>Screen.fill (WHITE) vyplní obrazovku konkrétnou farbou. Nakoniec tu nakreslíte pozadia, objekty alebo škriatkov.</w:t>
-      </w:r>
-    </w:p>
-    <w:p>
-      <w:r>
-        <w:t>Všetky zmeny vykonané počas slučky sa aktualizujú na obrazovke pomocou pygame.display.flip().</w:t>
+      <w:proofErr w:type="spellStart"/>
+      <w:r>
+        <w:t>Screen.fill</w:t>
+      </w:r>
+      <w:proofErr w:type="spellEnd"/>
+      <w:r>
+        <w:t xml:space="preserve"> (WHITE) vyplní obrazovku konkrétnou farbou. Nakoniec tu nakreslíte pozadia, objekty alebo škriatkov.</w:t>
+      </w:r>
+    </w:p>
+    <w:p>
+      <w:r>
+        <w:t xml:space="preserve">Všetky zmeny vykonané počas slučky sa aktualizujú na obrazovke pomocou </w:t>
+      </w:r>
+      <w:proofErr w:type="spellStart"/>
+      <w:r>
+        <w:t>pygame.display.flip</w:t>
+      </w:r>
+      <w:proofErr w:type="spellEnd"/>
+      <w:r>
+        <w:t>().</w:t>
       </w:r>
     </w:p>
     <w:p/>
@@ -2500,7 +2788,23 @@
           <w:b/>
           <w:bCs/>
         </w:rPr>
-        <w:t xml:space="preserve"> - praktický proklad v programe </w:t>
+        <w:t xml:space="preserve"> - praktický </w:t>
+      </w:r>
+      <w:proofErr w:type="spellStart"/>
+      <w:r>
+        <w:rPr>
+          <w:b/>
+          <w:bCs/>
+        </w:rPr>
+        <w:t>proklad</w:t>
+      </w:r>
+      <w:proofErr w:type="spellEnd"/>
+      <w:r>
+        <w:rPr>
+          <w:b/>
+          <w:bCs/>
+        </w:rPr>
+        <w:t xml:space="preserve"> v programe </w:t>
       </w:r>
       <w:r>
         <w:rPr>
@@ -2532,6 +2836,7 @@
       <w:r>
         <w:t xml:space="preserve">Pozícia hráča je určená </w:t>
       </w:r>
+      <w:proofErr w:type="spellStart"/>
       <w:r>
         <w:rPr>
           <w:b/>
@@ -2539,10 +2844,39 @@
           <w:i/>
           <w:iCs/>
         </w:rPr>
-        <w:t>player_x a player_y</w:t>
-      </w:r>
-      <w:r>
-        <w:t>, zatiaľ čo jeho rýchlosť je riadená player_speed.</w:t>
+        <w:t>player_x</w:t>
+      </w:r>
+      <w:proofErr w:type="spellEnd"/>
+      <w:r>
+        <w:rPr>
+          <w:b/>
+          <w:bCs/>
+          <w:i/>
+          <w:iCs/>
+        </w:rPr>
+        <w:t xml:space="preserve"> a </w:t>
+      </w:r>
+      <w:proofErr w:type="spellStart"/>
+      <w:r>
+        <w:rPr>
+          <w:b/>
+          <w:bCs/>
+          <w:i/>
+          <w:iCs/>
+        </w:rPr>
+        <w:t>player_y</w:t>
+      </w:r>
+      <w:proofErr w:type="spellEnd"/>
+      <w:r>
+        <w:t xml:space="preserve">, zatiaľ čo jeho rýchlosť je riadená </w:t>
+      </w:r>
+      <w:proofErr w:type="spellStart"/>
+      <w:r>
+        <w:t>player_speed</w:t>
+      </w:r>
+      <w:proofErr w:type="spellEnd"/>
+      <w:r>
+        <w:t>.</w:t>
       </w:r>
     </w:p>
     <w:p>
@@ -2570,6 +2904,7 @@
       <w:r>
         <w:t xml:space="preserve">Funkcia </w:t>
       </w:r>
+      <w:proofErr w:type="spellStart"/>
       <w:r>
         <w:rPr>
           <w:b/>
@@ -2577,7 +2912,17 @@
           <w:i/>
           <w:iCs/>
         </w:rPr>
-        <w:t xml:space="preserve">pygame.key.get_pressed() </w:t>
+        <w:t>pygame.key.get_pressed</w:t>
+      </w:r>
+      <w:proofErr w:type="spellEnd"/>
+      <w:r>
+        <w:rPr>
+          <w:b/>
+          <w:bCs/>
+          <w:i/>
+          <w:iCs/>
+        </w:rPr>
+        <w:t xml:space="preserve">() </w:t>
       </w:r>
       <w:r>
         <w:t>určuje, ktoré klávesy sú v danom okamihu stlačené.</w:t>
@@ -2591,7 +2936,15 @@
         </w:numPr>
       </w:pPr>
       <w:r>
-        <w:t>Príkazy if upravujú pozície x a y hráča podľa toho, či sú stlačené klávesy so šípkami.</w:t>
+        <w:t xml:space="preserve">Príkazy </w:t>
+      </w:r>
+      <w:proofErr w:type="spellStart"/>
+      <w:r>
+        <w:t>if</w:t>
+      </w:r>
+      <w:proofErr w:type="spellEnd"/>
+      <w:r>
+        <w:t xml:space="preserve"> upravujú pozície x a y hráča podľa toho, či sú stlačené klávesy so šípkami.</w:t>
       </w:r>
     </w:p>
     <w:p>
@@ -2617,7 +2970,15 @@
         </w:numPr>
       </w:pPr>
       <w:r>
-        <w:t>Hráč je reprezentovaný čiernym obdĺžnikom nakresleným na obrazovke na aktuálnej pozícii hráča pomocou pygame.draw.rect().</w:t>
+        <w:t xml:space="preserve">Hráč je reprezentovaný čiernym obdĺžnikom nakresleným na obrazovke na aktuálnej pozícii hráča pomocou </w:t>
+      </w:r>
+      <w:proofErr w:type="spellStart"/>
+      <w:r>
+        <w:t>pygame.draw.rect</w:t>
+      </w:r>
+      <w:proofErr w:type="spellEnd"/>
+      <w:r>
+        <w:t>().</w:t>
       </w:r>
     </w:p>
     <w:p/>
@@ -2634,7 +2995,15 @@
       <w:bookmarkStart w:id="25" w:name="_Toc210144989"/>
       <w:bookmarkStart w:id="26" w:name="_Toc210145049"/>
       <w:r>
-        <w:t>Povolenie zmeny veľkosti okna v PyGame.</w:t>
+        <w:t xml:space="preserve">Povolenie zmeny veľkosti okna v </w:t>
+      </w:r>
+      <w:proofErr w:type="spellStart"/>
+      <w:r>
+        <w:t>PyGame</w:t>
+      </w:r>
+      <w:proofErr w:type="spellEnd"/>
+      <w:r>
+        <w:t>.</w:t>
       </w:r>
       <w:bookmarkEnd w:id="25"/>
       <w:bookmarkEnd w:id="26"/>
@@ -2652,36 +3021,110 @@
           <w:szCs w:val="20"/>
         </w:rPr>
       </w:pPr>
+      <w:proofErr w:type="spellStart"/>
       <w:r>
         <w:rPr>
           <w:rFonts w:ascii="Courier New" w:hAnsi="Courier New" w:cs="Courier New"/>
           <w:sz w:val="20"/>
           <w:szCs w:val="20"/>
         </w:rPr>
-        <w:t>screen = pygame.display.set_mode((400, 400), pygame.RESIZABLE)</w:t>
-      </w:r>
-    </w:p>
-    <w:p>
-      <w:r>
-        <w:t>predtým</w:t>
-      </w:r>
-    </w:p>
-    <w:p/>
-    <w:p>
-      <w:pPr>
+        <w:t>screen</w:t>
+      </w:r>
+      <w:proofErr w:type="spellEnd"/>
+      <w:r>
         <w:rPr>
           <w:rFonts w:ascii="Courier New" w:hAnsi="Courier New" w:cs="Courier New"/>
           <w:sz w:val="20"/>
           <w:szCs w:val="20"/>
         </w:rPr>
-      </w:pPr>
+        <w:t xml:space="preserve"> = </w:t>
+      </w:r>
+      <w:proofErr w:type="spellStart"/>
       <w:r>
         <w:rPr>
           <w:rFonts w:ascii="Courier New" w:hAnsi="Courier New" w:cs="Courier New"/>
           <w:sz w:val="20"/>
           <w:szCs w:val="20"/>
         </w:rPr>
-        <w:t>screen = pygame.display.set_mode((400, 400))</w:t>
+        <w:t>pygame.display.set_mode</w:t>
+      </w:r>
+      <w:proofErr w:type="spellEnd"/>
+      <w:r>
+        <w:rPr>
+          <w:rFonts w:ascii="Courier New" w:hAnsi="Courier New" w:cs="Courier New"/>
+          <w:sz w:val="20"/>
+          <w:szCs w:val="20"/>
+        </w:rPr>
+        <w:t xml:space="preserve">((400, 400), </w:t>
+      </w:r>
+      <w:proofErr w:type="spellStart"/>
+      <w:r>
+        <w:rPr>
+          <w:rFonts w:ascii="Courier New" w:hAnsi="Courier New" w:cs="Courier New"/>
+          <w:sz w:val="20"/>
+          <w:szCs w:val="20"/>
+        </w:rPr>
+        <w:t>pygame.RESIZABLE</w:t>
+      </w:r>
+      <w:proofErr w:type="spellEnd"/>
+      <w:r>
+        <w:rPr>
+          <w:rFonts w:ascii="Courier New" w:hAnsi="Courier New" w:cs="Courier New"/>
+          <w:sz w:val="20"/>
+          <w:szCs w:val="20"/>
+        </w:rPr>
+        <w:t>)</w:t>
+      </w:r>
+    </w:p>
+    <w:p>
+      <w:r>
+        <w:t>predtým</w:t>
+      </w:r>
+    </w:p>
+    <w:p/>
+    <w:p>
+      <w:pPr>
+        <w:rPr>
+          <w:rFonts w:ascii="Courier New" w:hAnsi="Courier New" w:cs="Courier New"/>
+          <w:sz w:val="20"/>
+          <w:szCs w:val="20"/>
+        </w:rPr>
+      </w:pPr>
+      <w:proofErr w:type="spellStart"/>
+      <w:r>
+        <w:rPr>
+          <w:rFonts w:ascii="Courier New" w:hAnsi="Courier New" w:cs="Courier New"/>
+          <w:sz w:val="20"/>
+          <w:szCs w:val="20"/>
+        </w:rPr>
+        <w:t>screen</w:t>
+      </w:r>
+      <w:proofErr w:type="spellEnd"/>
+      <w:r>
+        <w:rPr>
+          <w:rFonts w:ascii="Courier New" w:hAnsi="Courier New" w:cs="Courier New"/>
+          <w:sz w:val="20"/>
+          <w:szCs w:val="20"/>
+        </w:rPr>
+        <w:t xml:space="preserve"> = </w:t>
+      </w:r>
+      <w:proofErr w:type="spellStart"/>
+      <w:r>
+        <w:rPr>
+          <w:rFonts w:ascii="Courier New" w:hAnsi="Courier New" w:cs="Courier New"/>
+          <w:sz w:val="20"/>
+          <w:szCs w:val="20"/>
+        </w:rPr>
+        <w:t>pygame.display.set_mode</w:t>
+      </w:r>
+      <w:proofErr w:type="spellEnd"/>
+      <w:r>
+        <w:rPr>
+          <w:rFonts w:ascii="Courier New" w:hAnsi="Courier New" w:cs="Courier New"/>
+          <w:sz w:val="20"/>
+          <w:szCs w:val="20"/>
+        </w:rPr>
+        <w:t>((400, 400))</w:t>
       </w:r>
     </w:p>
     <w:p/>
@@ -2692,7 +3135,15 @@
       <w:bookmarkStart w:id="27" w:name="_Toc210144990"/>
       <w:bookmarkStart w:id="28" w:name="_Toc210145050"/>
       <w:r>
-        <w:t>Ako zmeniť farbu pozadia obrazovky v Pygame?</w:t>
+        <w:t xml:space="preserve">Ako zmeniť farbu pozadia obrazovky v </w:t>
+      </w:r>
+      <w:proofErr w:type="spellStart"/>
+      <w:r>
+        <w:t>Pygame</w:t>
+      </w:r>
+      <w:proofErr w:type="spellEnd"/>
+      <w:r>
+        <w:t>?</w:t>
       </w:r>
       <w:bookmarkEnd w:id="27"/>
       <w:bookmarkEnd w:id="28"/>
@@ -2759,6 +3210,7 @@
       <w:r>
         <w:t>parametre pre obdĺžnik -</w:t>
       </w:r>
+      <w:proofErr w:type="spellStart"/>
       <w:r>
         <w:rPr>
           <w:b/>
@@ -2766,11 +3218,161 @@
         </w:rPr>
         <w:t>rectangle</w:t>
       </w:r>
-    </w:p>
-    <w:p>
-      <w:r>
-        <w:t>(surface: Surface, color: ColorValue, rect: RectValue, width: int = 0, border_radius: int = -1, border_top_left_radius: int = -1, border_top_right_radius: int = -1, border_bottom_left_radius: int = -1, border_bottom_right_radius: int = -1) -&gt; Rect</w:t>
-      </w:r>
+      <w:proofErr w:type="spellEnd"/>
+    </w:p>
+    <w:p>
+      <w:r>
+        <w:t>(</w:t>
+      </w:r>
+      <w:proofErr w:type="spellStart"/>
+      <w:r>
+        <w:t>surface</w:t>
+      </w:r>
+      <w:proofErr w:type="spellEnd"/>
+      <w:r>
+        <w:t xml:space="preserve">: </w:t>
+      </w:r>
+      <w:proofErr w:type="spellStart"/>
+      <w:r>
+        <w:t>Surface</w:t>
+      </w:r>
+      <w:proofErr w:type="spellEnd"/>
+      <w:r>
+        <w:t xml:space="preserve">, </w:t>
+      </w:r>
+      <w:proofErr w:type="spellStart"/>
+      <w:r>
+        <w:t>color</w:t>
+      </w:r>
+      <w:proofErr w:type="spellEnd"/>
+      <w:r>
+        <w:t xml:space="preserve">: </w:t>
+      </w:r>
+      <w:proofErr w:type="spellStart"/>
+      <w:r>
+        <w:t>ColorValue</w:t>
+      </w:r>
+      <w:proofErr w:type="spellEnd"/>
+      <w:r>
+        <w:t xml:space="preserve">, </w:t>
+      </w:r>
+      <w:proofErr w:type="spellStart"/>
+      <w:r>
+        <w:t>rect</w:t>
+      </w:r>
+      <w:proofErr w:type="spellEnd"/>
+      <w:r>
+        <w:t xml:space="preserve">: </w:t>
+      </w:r>
+      <w:proofErr w:type="spellStart"/>
+      <w:r>
+        <w:t>RectValue</w:t>
+      </w:r>
+      <w:proofErr w:type="spellEnd"/>
+      <w:r>
+        <w:t xml:space="preserve">, </w:t>
+      </w:r>
+      <w:proofErr w:type="spellStart"/>
+      <w:r>
+        <w:t>width</w:t>
+      </w:r>
+      <w:proofErr w:type="spellEnd"/>
+      <w:r>
+        <w:t xml:space="preserve">: </w:t>
+      </w:r>
+      <w:proofErr w:type="spellStart"/>
+      <w:r>
+        <w:t>int</w:t>
+      </w:r>
+      <w:proofErr w:type="spellEnd"/>
+      <w:r>
+        <w:t xml:space="preserve"> = 0, </w:t>
+      </w:r>
+      <w:proofErr w:type="spellStart"/>
+      <w:r>
+        <w:t>border_radius</w:t>
+      </w:r>
+      <w:proofErr w:type="spellEnd"/>
+      <w:r>
+        <w:t xml:space="preserve">: </w:t>
+      </w:r>
+      <w:proofErr w:type="spellStart"/>
+      <w:r>
+        <w:t>int</w:t>
+      </w:r>
+      <w:proofErr w:type="spellEnd"/>
+      <w:r>
+        <w:t xml:space="preserve"> = -1, </w:t>
+      </w:r>
+      <w:proofErr w:type="spellStart"/>
+      <w:r>
+        <w:t>border_top_left_radius</w:t>
+      </w:r>
+      <w:proofErr w:type="spellEnd"/>
+      <w:r>
+        <w:t xml:space="preserve">: </w:t>
+      </w:r>
+      <w:proofErr w:type="spellStart"/>
+      <w:r>
+        <w:t>int</w:t>
+      </w:r>
+      <w:proofErr w:type="spellEnd"/>
+      <w:r>
+        <w:t xml:space="preserve"> = -1, </w:t>
+      </w:r>
+      <w:proofErr w:type="spellStart"/>
+      <w:r>
+        <w:t>border_top_right_radius</w:t>
+      </w:r>
+      <w:proofErr w:type="spellEnd"/>
+      <w:r>
+        <w:t xml:space="preserve">: </w:t>
+      </w:r>
+      <w:proofErr w:type="spellStart"/>
+      <w:r>
+        <w:t>int</w:t>
+      </w:r>
+      <w:proofErr w:type="spellEnd"/>
+      <w:r>
+        <w:t xml:space="preserve"> = -1, </w:t>
+      </w:r>
+      <w:proofErr w:type="spellStart"/>
+      <w:r>
+        <w:t>border_bottom_left_radius</w:t>
+      </w:r>
+      <w:proofErr w:type="spellEnd"/>
+      <w:r>
+        <w:t xml:space="preserve">: </w:t>
+      </w:r>
+      <w:proofErr w:type="spellStart"/>
+      <w:r>
+        <w:t>int</w:t>
+      </w:r>
+      <w:proofErr w:type="spellEnd"/>
+      <w:r>
+        <w:t xml:space="preserve"> = -1, </w:t>
+      </w:r>
+      <w:proofErr w:type="spellStart"/>
+      <w:r>
+        <w:t>border_bottom_right_radius</w:t>
+      </w:r>
+      <w:proofErr w:type="spellEnd"/>
+      <w:r>
+        <w:t xml:space="preserve">: </w:t>
+      </w:r>
+      <w:proofErr w:type="spellStart"/>
+      <w:r>
+        <w:t>int</w:t>
+      </w:r>
+      <w:proofErr w:type="spellEnd"/>
+      <w:r>
+        <w:t xml:space="preserve"> = -1) -&gt; </w:t>
+      </w:r>
+      <w:proofErr w:type="spellStart"/>
+      <w:r>
+        <w:t>Rect</w:t>
+      </w:r>
+      <w:proofErr w:type="spellEnd"/>
     </w:p>
     <w:p/>
     <w:p>
@@ -2784,12 +3386,37 @@
           <w:iCs/>
         </w:rPr>
       </w:pPr>
+      <w:proofErr w:type="spellStart"/>
       <w:r>
         <w:rPr>
           <w:i/>
           <w:iCs/>
         </w:rPr>
-        <w:t>surface :- Tu môžeme prejsť povrchom, na ktorý chceme nakresliť náš obdĺžnik. Vo vyššie uvedenom príklade sme vytvorili povrchový objekt s názvom 'window'.</w:t>
+        <w:t>surface</w:t>
+      </w:r>
+      <w:proofErr w:type="spellEnd"/>
+      <w:r>
+        <w:rPr>
+          <w:i/>
+          <w:iCs/>
+        </w:rPr>
+        <w:t xml:space="preserve"> :- Tu môžeme prejsť povrchom, na ktorý chceme nakresliť náš obdĺžnik. Vo vyššie uvedenom príklade sme vytvorili povrchový objekt s názvom '</w:t>
+      </w:r>
+      <w:proofErr w:type="spellStart"/>
+      <w:r>
+        <w:rPr>
+          <w:i/>
+          <w:iCs/>
+        </w:rPr>
+        <w:t>window</w:t>
+      </w:r>
+      <w:proofErr w:type="spellEnd"/>
+      <w:r>
+        <w:rPr>
+          <w:i/>
+          <w:iCs/>
+        </w:rPr>
+        <w:t>'.</w:t>
       </w:r>
     </w:p>
     <w:p>
@@ -2803,12 +3430,21 @@
           <w:iCs/>
         </w:rPr>
       </w:pPr>
+      <w:proofErr w:type="spellStart"/>
       <w:r>
         <w:rPr>
           <w:i/>
           <w:iCs/>
         </w:rPr>
-        <w:t>color :- Tu môžeme odovzdať farbu pre náš obdĺžnik. V našom príklade používame modrú farbu.</w:t>
+        <w:t>color</w:t>
+      </w:r>
+      <w:proofErr w:type="spellEnd"/>
+      <w:r>
+        <w:rPr>
+          <w:i/>
+          <w:iCs/>
+        </w:rPr>
+        <w:t xml:space="preserve"> :- Tu môžeme odovzdať farbu pre náš obdĺžnik. V našom príklade používame modrú farbu.</w:t>
       </w:r>
     </w:p>
     <w:p>
@@ -2822,12 +3458,21 @@
           <w:iCs/>
         </w:rPr>
       </w:pPr>
+      <w:proofErr w:type="spellStart"/>
       <w:r>
         <w:rPr>
           <w:i/>
           <w:iCs/>
         </w:rPr>
-        <w:t>rect :- Tu môžeme odovzdať obdĺžnik, polohu a rozmery.</w:t>
+        <w:t>rect</w:t>
+      </w:r>
+      <w:proofErr w:type="spellEnd"/>
+      <w:r>
+        <w:rPr>
+          <w:i/>
+          <w:iCs/>
+        </w:rPr>
+        <w:t xml:space="preserve"> :- Tu môžeme odovzdať obdĺžnik, polohu a rozmery.</w:t>
       </w:r>
     </w:p>
     <w:p>
@@ -2841,12 +3486,21 @@
           <w:iCs/>
         </w:rPr>
       </w:pPr>
+      <w:proofErr w:type="spellStart"/>
       <w:r>
         <w:rPr>
           <w:i/>
           <w:iCs/>
         </w:rPr>
-        <w:t>width :- Tu môžeme prejsť hrúbkou čiary. Plný obdĺžnik môžeme vytvoriť aj zmenou hodnoty tohto parametra šírky. Pozrime sa na to.</w:t>
+        <w:t>width</w:t>
+      </w:r>
+      <w:proofErr w:type="spellEnd"/>
+      <w:r>
+        <w:rPr>
+          <w:i/>
+          <w:iCs/>
+        </w:rPr>
+        <w:t xml:space="preserve"> :- Tu môžeme prejsť hrúbkou čiary. Plný obdĺžnik môžeme vytvoriť aj zmenou hodnoty tohto parametra šírky. Pozrime sa na to.</w:t>
       </w:r>
     </w:p>
     <w:p/>
@@ -2926,11 +3580,53 @@
       </w:pPr>
       <w:bookmarkStart w:id="31" w:name="_Toc210144992"/>
       <w:bookmarkStart w:id="32" w:name="_Toc210145052"/>
-      <w:r>
-        <w:t>Python | Drawing different shapes on PyGame window</w:t>
+      <w:proofErr w:type="spellStart"/>
+      <w:r>
+        <w:t>Python</w:t>
+      </w:r>
+      <w:proofErr w:type="spellEnd"/>
+      <w:r>
+        <w:t xml:space="preserve"> | </w:t>
+      </w:r>
+      <w:proofErr w:type="spellStart"/>
+      <w:r>
+        <w:t>Drawing</w:t>
+      </w:r>
+      <w:proofErr w:type="spellEnd"/>
+      <w:r>
+        <w:t xml:space="preserve"> </w:t>
+      </w:r>
+      <w:proofErr w:type="spellStart"/>
+      <w:r>
+        <w:t>different</w:t>
+      </w:r>
+      <w:proofErr w:type="spellEnd"/>
+      <w:r>
+        <w:t xml:space="preserve"> </w:t>
+      </w:r>
+      <w:proofErr w:type="spellStart"/>
+      <w:r>
+        <w:t>shapes</w:t>
+      </w:r>
+      <w:proofErr w:type="spellEnd"/>
+      <w:r>
+        <w:t xml:space="preserve"> on </w:t>
+      </w:r>
+      <w:proofErr w:type="spellStart"/>
+      <w:r>
+        <w:t>PyGame</w:t>
+      </w:r>
+      <w:proofErr w:type="spellEnd"/>
+      <w:r>
+        <w:t xml:space="preserve"> </w:t>
+      </w:r>
+      <w:proofErr w:type="spellStart"/>
+      <w:r>
+        <w:t>window</w:t>
       </w:r>
       <w:bookmarkEnd w:id="31"/>
       <w:bookmarkEnd w:id="32"/>
+      <w:proofErr w:type="spellEnd"/>
     </w:p>
     <w:p>
       <w:hyperlink r:id="rId15" w:history="1">
@@ -2956,8 +3652,37 @@
       </w:pPr>
       <w:bookmarkStart w:id="33" w:name="_Toc210144993"/>
       <w:bookmarkStart w:id="34" w:name="_Toc210145053"/>
-      <w:r>
-        <w:t>How to draw rectangle in Pygame?</w:t>
+      <w:proofErr w:type="spellStart"/>
+      <w:r>
+        <w:t>How</w:t>
+      </w:r>
+      <w:proofErr w:type="spellEnd"/>
+      <w:r>
+        <w:t xml:space="preserve"> to </w:t>
+      </w:r>
+      <w:proofErr w:type="spellStart"/>
+      <w:r>
+        <w:t>draw</w:t>
+      </w:r>
+      <w:proofErr w:type="spellEnd"/>
+      <w:r>
+        <w:t xml:space="preserve"> </w:t>
+      </w:r>
+      <w:proofErr w:type="spellStart"/>
+      <w:r>
+        <w:t>rectangle</w:t>
+      </w:r>
+      <w:proofErr w:type="spellEnd"/>
+      <w:r>
+        <w:t xml:space="preserve"> in </w:t>
+      </w:r>
+      <w:proofErr w:type="spellStart"/>
+      <w:r>
+        <w:t>Pygame</w:t>
+      </w:r>
+      <w:proofErr w:type="spellEnd"/>
+      <w:r>
+        <w:t>?</w:t>
       </w:r>
       <w:bookmarkEnd w:id="33"/>
       <w:bookmarkEnd w:id="34"/>
@@ -2992,9 +3717,62 @@
       </w:pPr>
       <w:bookmarkStart w:id="35" w:name="_Toc210144994"/>
       <w:bookmarkStart w:id="36" w:name="_Toc210145054"/>
+      <w:proofErr w:type="spellStart"/>
       <w:r>
         <w:lastRenderedPageBreak/>
-        <w:t>How to draw a rectangle with rounded corner in PyGame?</w:t>
+        <w:t>How</w:t>
+      </w:r>
+      <w:proofErr w:type="spellEnd"/>
+      <w:r>
+        <w:t xml:space="preserve"> to </w:t>
+      </w:r>
+      <w:proofErr w:type="spellStart"/>
+      <w:r>
+        <w:t>draw</w:t>
+      </w:r>
+      <w:proofErr w:type="spellEnd"/>
+      <w:r>
+        <w:t xml:space="preserve"> a </w:t>
+      </w:r>
+      <w:proofErr w:type="spellStart"/>
+      <w:r>
+        <w:t>rectangle</w:t>
+      </w:r>
+      <w:proofErr w:type="spellEnd"/>
+      <w:r>
+        <w:t xml:space="preserve"> </w:t>
+      </w:r>
+      <w:proofErr w:type="spellStart"/>
+      <w:r>
+        <w:t>with</w:t>
+      </w:r>
+      <w:proofErr w:type="spellEnd"/>
+      <w:r>
+        <w:t xml:space="preserve"> </w:t>
+      </w:r>
+      <w:proofErr w:type="spellStart"/>
+      <w:r>
+        <w:t>rounded</w:t>
+      </w:r>
+      <w:proofErr w:type="spellEnd"/>
+      <w:r>
+        <w:t xml:space="preserve"> </w:t>
+      </w:r>
+      <w:proofErr w:type="spellStart"/>
+      <w:r>
+        <w:t>corner</w:t>
+      </w:r>
+      <w:proofErr w:type="spellEnd"/>
+      <w:r>
+        <w:t xml:space="preserve"> in </w:t>
+      </w:r>
+      <w:proofErr w:type="spellStart"/>
+      <w:r>
+        <w:t>PyGame</w:t>
+      </w:r>
+      <w:proofErr w:type="spellEnd"/>
+      <w:r>
+        <w:t>?</w:t>
       </w:r>
       <w:bookmarkEnd w:id="35"/>
       <w:bookmarkEnd w:id="36"/>
@@ -3020,8 +3798,13 @@
         <w:t xml:space="preserve">Pokračovanie - </w:t>
       </w:r>
       <w:r>
-        <w:t>Event Handling</w:t>
-      </w:r>
+        <w:t xml:space="preserve">Event </w:t>
+      </w:r>
+      <w:proofErr w:type="spellStart"/>
+      <w:r>
+        <w:t>Handling</w:t>
+      </w:r>
+      <w:proofErr w:type="spellEnd"/>
     </w:p>
     <w:p>
       <w:hyperlink r:id="rId18" w:anchor=":~:text=corners%20in%20PyGame%3F-,Event%20Handling,-In%20this%20part" w:history="1">
@@ -3080,13 +3863,34 @@
       <w:r>
         <w:t xml:space="preserve">. Vysvetliť zachytenie farby do zoznamu </w:t>
       </w:r>
-      <w:r>
-        <w:t>circle_data = []</w:t>
-      </w:r>
-    </w:p>
-    <w:p>
-      <w:r>
-        <w:t xml:space="preserve">Rozlíšenie ľavého a praveho tlačítka v udalosti program </w:t>
+      <w:proofErr w:type="spellStart"/>
+      <w:r>
+        <w:t>circle_data</w:t>
+      </w:r>
+      <w:proofErr w:type="spellEnd"/>
+      <w:r>
+        <w:t xml:space="preserve"> = []</w:t>
+      </w:r>
+    </w:p>
+    <w:p>
+      <w:r>
+        <w:t>Rozlíšenie ľavého a </w:t>
+      </w:r>
+      <w:proofErr w:type="spellStart"/>
+      <w:r>
+        <w:t>praveho</w:t>
+      </w:r>
+      <w:proofErr w:type="spellEnd"/>
+      <w:r>
+        <w:t xml:space="preserve"> </w:t>
+      </w:r>
+      <w:proofErr w:type="spellStart"/>
+      <w:r>
+        <w:t>tlačítka</w:t>
+      </w:r>
+      <w:proofErr w:type="spellEnd"/>
+      <w:r>
+        <w:t xml:space="preserve"> v udalosti program </w:t>
       </w:r>
       <w:r>
         <w:rPr>
@@ -3108,10 +3912,15 @@
       <w:bookmarkStart w:id="38" w:name="_Toc210144995"/>
       <w:bookmarkStart w:id="39" w:name="_Toc210145055"/>
       <w:r>
-        <w:t>Event Handling</w:t>
+        <w:t xml:space="preserve">Event </w:t>
+      </w:r>
+      <w:proofErr w:type="spellStart"/>
+      <w:r>
+        <w:t>Handling</w:t>
       </w:r>
       <w:bookmarkEnd w:id="38"/>
       <w:bookmarkEnd w:id="39"/>
+      <w:proofErr w:type="spellEnd"/>
     </w:p>
     <w:p>
       <w:pPr>
@@ -3200,8 +4009,45 @@
       </w:pPr>
       <w:bookmarkStart w:id="44" w:name="_Toc210144998"/>
       <w:bookmarkStart w:id="45" w:name="_Toc210145058"/>
-      <w:r>
-        <w:t>How to add Custom Events in Pygame?</w:t>
+      <w:proofErr w:type="spellStart"/>
+      <w:r>
+        <w:t>How</w:t>
+      </w:r>
+      <w:proofErr w:type="spellEnd"/>
+      <w:r>
+        <w:t xml:space="preserve"> to </w:t>
+      </w:r>
+      <w:proofErr w:type="spellStart"/>
+      <w:r>
+        <w:t>add</w:t>
+      </w:r>
+      <w:proofErr w:type="spellEnd"/>
+      <w:r>
+        <w:t xml:space="preserve"> </w:t>
+      </w:r>
+      <w:proofErr w:type="spellStart"/>
+      <w:r>
+        <w:t>Custom</w:t>
+      </w:r>
+      <w:proofErr w:type="spellEnd"/>
+      <w:r>
+        <w:t xml:space="preserve"> </w:t>
+      </w:r>
+      <w:proofErr w:type="spellStart"/>
+      <w:r>
+        <w:t>Events</w:t>
+      </w:r>
+      <w:proofErr w:type="spellEnd"/>
+      <w:r>
+        <w:t xml:space="preserve"> in </w:t>
+      </w:r>
+      <w:proofErr w:type="spellStart"/>
+      <w:r>
+        <w:t>Pygame</w:t>
+      </w:r>
+      <w:proofErr w:type="spellEnd"/>
+      <w:r>
+        <w:t>?</w:t>
       </w:r>
       <w:bookmarkEnd w:id="44"/>
       <w:bookmarkEnd w:id="45"/>
@@ -3220,8 +4066,21 @@
       </w:r>
     </w:p>
     <w:p>
-      <w:r>
-        <w:t>Prepodkaldám, že táto problematika je ešte príliš zložitá pre Kubiho.</w:t>
+      <w:proofErr w:type="spellStart"/>
+      <w:r>
+        <w:t>Prepodkaldám</w:t>
+      </w:r>
+      <w:proofErr w:type="spellEnd"/>
+      <w:r>
+        <w:t xml:space="preserve">, že táto problematika je ešte príliš zložitá pre </w:t>
+      </w:r>
+      <w:proofErr w:type="spellStart"/>
+      <w:r>
+        <w:t>Kubiho</w:t>
+      </w:r>
+      <w:proofErr w:type="spellEnd"/>
+      <w:r>
+        <w:t>.</w:t>
       </w:r>
     </w:p>
     <w:p>
@@ -3230,8 +4089,37 @@
       </w:pPr>
       <w:bookmarkStart w:id="46" w:name="_Toc210144999"/>
       <w:bookmarkStart w:id="47" w:name="_Toc210145059"/>
-      <w:r>
-        <w:t>How to get keyboard input in PyGame ?</w:t>
+      <w:proofErr w:type="spellStart"/>
+      <w:r>
+        <w:t>How</w:t>
+      </w:r>
+      <w:proofErr w:type="spellEnd"/>
+      <w:r>
+        <w:t xml:space="preserve"> to get </w:t>
+      </w:r>
+      <w:proofErr w:type="spellStart"/>
+      <w:r>
+        <w:t>keyboard</w:t>
+      </w:r>
+      <w:proofErr w:type="spellEnd"/>
+      <w:r>
+        <w:t xml:space="preserve"> </w:t>
+      </w:r>
+      <w:proofErr w:type="spellStart"/>
+      <w:r>
+        <w:t>input</w:t>
+      </w:r>
+      <w:proofErr w:type="spellEnd"/>
+      <w:r>
+        <w:t xml:space="preserve"> in </w:t>
+      </w:r>
+      <w:proofErr w:type="spellStart"/>
+      <w:r>
+        <w:t>PyGame</w:t>
+      </w:r>
+      <w:proofErr w:type="spellEnd"/>
+      <w:r>
+        <w:t xml:space="preserve"> ?</w:t>
       </w:r>
       <w:bookmarkEnd w:id="46"/>
       <w:bookmarkEnd w:id="47"/>
@@ -3303,7 +4191,15 @@
         <w:t xml:space="preserve"> obrázkov zo zložky obrázkov</w:t>
       </w:r>
       <w:r>
-        <w:t>, ktorý je podzložka programu.</w:t>
+        <w:t xml:space="preserve">, ktorý je </w:t>
+      </w:r>
+      <w:proofErr w:type="spellStart"/>
+      <w:r>
+        <w:t>podzložka</w:t>
+      </w:r>
+      <w:proofErr w:type="spellEnd"/>
+      <w:r>
+        <w:t xml:space="preserve"> programu.</w:t>
       </w:r>
     </w:p>
     <w:p>
@@ -3340,9 +4236,19 @@
       </w:pPr>
       <w:bookmarkStart w:id="51" w:name="_Toc210145002"/>
       <w:bookmarkStart w:id="52" w:name="_Toc210145061"/>
-      <w:r>
-        <w:t>Python Lists</w:t>
-      </w:r>
+      <w:proofErr w:type="spellStart"/>
+      <w:r>
+        <w:t>Python</w:t>
+      </w:r>
+      <w:proofErr w:type="spellEnd"/>
+      <w:r>
+        <w:t xml:space="preserve"> </w:t>
+      </w:r>
+      <w:proofErr w:type="spellStart"/>
+      <w:r>
+        <w:t>Lists</w:t>
+      </w:r>
+      <w:proofErr w:type="spellEnd"/>
       <w:r>
         <w:t xml:space="preserve"> – Zoznamy.</w:t>
       </w:r>
@@ -3440,32 +4346,52 @@
       </w:r>
     </w:p>
     <w:p>
-      <w:r>
-        <w:t xml:space="preserve">append(): </w:t>
+      <w:proofErr w:type="spellStart"/>
+      <w:r>
+        <w:t>append</w:t>
+      </w:r>
+      <w:proofErr w:type="spellEnd"/>
+      <w:r>
+        <w:t xml:space="preserve">(): </w:t>
       </w:r>
       <w:r>
         <w:t>Pridá prvok na koniec zoznamu.</w:t>
       </w:r>
     </w:p>
     <w:p>
-      <w:r>
-        <w:t xml:space="preserve">extend(): </w:t>
+      <w:proofErr w:type="spellStart"/>
+      <w:r>
+        <w:t>extend</w:t>
+      </w:r>
+      <w:proofErr w:type="spellEnd"/>
+      <w:r>
+        <w:t xml:space="preserve">(): </w:t>
       </w:r>
       <w:r>
         <w:t>Pridá viacero prvkov na koniec zoznamu.</w:t>
       </w:r>
     </w:p>
     <w:p>
-      <w:r>
-        <w:t xml:space="preserve">insert(): </w:t>
+      <w:proofErr w:type="spellStart"/>
+      <w:r>
+        <w:t>insert</w:t>
+      </w:r>
+      <w:proofErr w:type="spellEnd"/>
+      <w:r>
+        <w:t xml:space="preserve">(): </w:t>
       </w:r>
       <w:r>
         <w:t>Pridá prvok na konkrétnu pozíciu.</w:t>
       </w:r>
     </w:p>
     <w:p>
-      <w:r>
-        <w:t xml:space="preserve">clear(): </w:t>
+      <w:proofErr w:type="spellStart"/>
+      <w:r>
+        <w:t>clear</w:t>
+      </w:r>
+      <w:proofErr w:type="spellEnd"/>
+      <w:r>
+        <w:t xml:space="preserve">(): </w:t>
       </w:r>
       <w:r>
         <w:t>Odstráni všetky položky.</w:t>
@@ -3523,8 +4449,13 @@
       </w:r>
     </w:p>
     <w:p>
-      <w:r>
-        <w:t>remove(): Odstráni prvý výskyt prvku.</w:t>
+      <w:proofErr w:type="spellStart"/>
+      <w:r>
+        <w:t>remove</w:t>
+      </w:r>
+      <w:proofErr w:type="spellEnd"/>
+      <w:r>
+        <w:t>(): Odstráni prvý výskyt prvku.</w:t>
       </w:r>
     </w:p>
     <w:p>
@@ -3556,7 +4487,15 @@
     </w:p>
     <w:p>
       <w:r>
-        <w:t xml:space="preserve">Zoznamy môžeme iterovať pomocou </w:t>
+        <w:t xml:space="preserve">Zoznamy môžeme </w:t>
+      </w:r>
+      <w:proofErr w:type="spellStart"/>
+      <w:r>
+        <w:t>iterovať</w:t>
+      </w:r>
+      <w:proofErr w:type="spellEnd"/>
+      <w:r>
+        <w:t xml:space="preserve"> pomocou </w:t>
       </w:r>
       <w:hyperlink r:id="rId23" w:tgtFrame="_blank" w:history="1">
         <w:r>
@@ -3608,7 +4547,15 @@
     </w:p>
     <w:p>
       <w:r>
-        <w:t>Porozumenie zoznamu je stručný spôsob vytvárania zoznamov pomocou jedného riadku kódu. Je užitočný na použitie operácie alebo filtra na položky v iterovateľnom objekte, ako je napríklad zoznam alebo rozsah.</w:t>
+        <w:t xml:space="preserve">Porozumenie zoznamu je stručný spôsob vytvárania zoznamov pomocou jedného riadku kódu. Je užitočný na použitie operácie alebo filtra na položky v </w:t>
+      </w:r>
+      <w:proofErr w:type="spellStart"/>
+      <w:r>
+        <w:t>iterovateľnom</w:t>
+      </w:r>
+      <w:proofErr w:type="spellEnd"/>
+      <w:r>
+        <w:t xml:space="preserve"> objekte, ako je napríklad zoznam alebo rozsah.</w:t>
       </w:r>
     </w:p>
     <w:p>
@@ -3629,7 +4576,15 @@
         <w:pStyle w:val="Heading4"/>
       </w:pPr>
       <w:r>
-        <w:t>Záver – kviz.</w:t>
+        <w:t xml:space="preserve">Záver – </w:t>
+      </w:r>
+      <w:proofErr w:type="spellStart"/>
+      <w:r>
+        <w:t>kviz</w:t>
+      </w:r>
+      <w:proofErr w:type="spellEnd"/>
+      <w:r>
+        <w:t>.</w:t>
       </w:r>
     </w:p>
     <w:p>
@@ -3664,8 +4619,13 @@
     </w:p>
     <w:p/>
     <w:p>
-      <w:r>
-        <w:t xml:space="preserve">Stiahnúť program </w:t>
+      <w:proofErr w:type="spellStart"/>
+      <w:r>
+        <w:t>Stiahnúť</w:t>
+      </w:r>
+      <w:proofErr w:type="spellEnd"/>
+      <w:r>
+        <w:t xml:space="preserve"> program </w:t>
       </w:r>
       <w:r>
         <w:rPr>
@@ -3695,7 +4655,15 @@
         <w:t xml:space="preserve"> – vysvetlenie: v</w:t>
       </w:r>
       <w:r>
-        <w:t xml:space="preserve"> print() sa používa indexovanie. a[0] označuje [1, [2, 3], 4], a[0][1] označuje [2, 3], a[0][1][1] = 3 a a[2] = 8. Sčítajú sa teda dve celé čísla, 3 + 8 = 11 a výstup je 11.</w:t>
+        <w:t xml:space="preserve"> </w:t>
+      </w:r>
+      <w:proofErr w:type="spellStart"/>
+      <w:r>
+        <w:t>print</w:t>
+      </w:r>
+      <w:proofErr w:type="spellEnd"/>
+      <w:r>
+        <w:t>() sa používa indexovanie. a[0] označuje [1, [2, 3], 4], a[0][1] označuje [2, 3], a[0][1][1] = 3 a a[2] = 8. Sčítajú sa teda dve celé čísla, 3 + 8 = 11 a výstup je 11.</w:t>
       </w:r>
     </w:p>
     <w:p>
@@ -3784,7 +4752,15 @@
         <w:t xml:space="preserve">vysvetlenie: </w:t>
       </w:r>
       <w:r>
-        <w:t>Premenná i sa používa na iteráciu každého prvku v zozname temp. i[0] predstavuje znak na 0. indexe i a funkcia .upper() sa používa na písanie veľkých písmen znaku prítomného v i[0].</w:t>
+        <w:t>Premenná i sa používa na iteráciu každého prvku v zozname temp. i[0] predstavuje znak na 0. indexe i a funkcia .</w:t>
+      </w:r>
+      <w:proofErr w:type="spellStart"/>
+      <w:r>
+        <w:t>upper</w:t>
+      </w:r>
+      <w:proofErr w:type="spellEnd"/>
+      <w:r>
+        <w:t>() sa používa na písanie veľkých písmen znaku prítomného v i[0].</w:t>
       </w:r>
     </w:p>
     <w:p>
@@ -3864,10 +4840,42 @@
         <w:t>.py</w:t>
       </w:r>
       <w:r>
-        <w:t xml:space="preserve"> – opäť dosť komplikovaný príklad so vnorenými zoznami, skúsiť analýzovať, vysvetlenie: </w:t>
-      </w:r>
-      <w:r>
-        <w:t>[x for x in[li] vráti nový zoznam kopírujúci hodnoty v príkaze list li a vonkajší príkaz for vypíše novovytvorený zoznam 3-krát.</w:t>
+        <w:t xml:space="preserve"> – opäť dosť komplikovaný príklad so vnorenými </w:t>
+      </w:r>
+      <w:proofErr w:type="spellStart"/>
+      <w:r>
+        <w:t>zoznami</w:t>
+      </w:r>
+      <w:proofErr w:type="spellEnd"/>
+      <w:r>
+        <w:t xml:space="preserve">, skúsiť </w:t>
+      </w:r>
+      <w:proofErr w:type="spellStart"/>
+      <w:r>
+        <w:t>analýzovať</w:t>
+      </w:r>
+      <w:proofErr w:type="spellEnd"/>
+      <w:r>
+        <w:t xml:space="preserve">, vysvetlenie: </w:t>
+      </w:r>
+      <w:r>
+        <w:t xml:space="preserve">[x </w:t>
+      </w:r>
+      <w:proofErr w:type="spellStart"/>
+      <w:r>
+        <w:t>for</w:t>
+      </w:r>
+      <w:proofErr w:type="spellEnd"/>
+      <w:r>
+        <w:t xml:space="preserve"> x in[li] vráti nový zoznam kopírujúci hodnoty v príkaze list li a vonkajší príkaz </w:t>
+      </w:r>
+      <w:proofErr w:type="spellStart"/>
+      <w:r>
+        <w:t>for</w:t>
+      </w:r>
+      <w:proofErr w:type="spellEnd"/>
+      <w:r>
+        <w:t xml:space="preserve"> vypíše novovytvorený zoznam 3-krát.</w:t>
       </w:r>
     </w:p>
     <w:p>
@@ -3899,7 +4907,15 @@
         <w:t xml:space="preserve"> – opäť dosť komplikovaný príklad, čo znamená „násobenie“ zoznamu – vysvetlenie: </w:t>
       </w:r>
       <w:r>
-        <w:t>Výraz list[listelements]*N, kde N je celé číslo, pripojí N kópií prvkov zoznamu v pôvodnom zozname. Ak je N záporné celé číslo alebo 0, výstup bude prázdny zoznam, inak ak je N kladné, prvky zoznamu sa pridajú N krát do pôvodného zoznamu.</w:t>
+        <w:t>Výraz list[</w:t>
+      </w:r>
+      <w:proofErr w:type="spellStart"/>
+      <w:r>
+        <w:t>listelements</w:t>
+      </w:r>
+      <w:proofErr w:type="spellEnd"/>
+      <w:r>
+        <w:t>]*N, kde N je celé číslo, pripojí N kópií prvkov zoznamu v pôvodnom zozname. Ak je N záporné celé číslo alebo 0, výstup bude prázdny zoznam, inak ak je N kladné, prvky zoznamu sa pridajú N krát do pôvodného zoznamu.</w:t>
       </w:r>
     </w:p>
     <w:p>
@@ -3943,7 +4959,23 @@
         <w:t xml:space="preserve"> – vysvetlenie: </w:t>
       </w:r>
       <w:r>
-        <w:t>li[1] odkazuje na druhý prvok "Pratik". li[1][-1] pristupuje k poslednému znaku 'Pratik', ktorým je 'k'.</w:t>
+        <w:t>li[1] odkazuje na druhý prvok "</w:t>
+      </w:r>
+      <w:proofErr w:type="spellStart"/>
+      <w:r>
+        <w:t>Pratik</w:t>
+      </w:r>
+      <w:proofErr w:type="spellEnd"/>
+      <w:r>
+        <w:t>". li[1][-1] pristupuje k poslednému znaku '</w:t>
+      </w:r>
+      <w:proofErr w:type="spellStart"/>
+      <w:r>
+        <w:t>Pratik</w:t>
+      </w:r>
+      <w:proofErr w:type="spellEnd"/>
+      <w:r>
+        <w:t>', ktorým je 'k'.</w:t>
       </w:r>
     </w:p>
     <w:p>
@@ -3981,214 +5013,334 @@
         <w:t xml:space="preserve"> zau</w:t>
       </w:r>
       <w:r>
-        <w:t xml:space="preserve">jímavá práca so zlúčenými zoznami, nepoznal som to ani ja – vysvetlenie: </w:t>
+        <w:t xml:space="preserve">jímavá práca so zlúčenými </w:t>
+      </w:r>
+      <w:proofErr w:type="spellStart"/>
+      <w:r>
+        <w:t>zoznami</w:t>
+      </w:r>
+      <w:proofErr w:type="spellEnd"/>
+      <w:r>
+        <w:t xml:space="preserve">, nepoznal som to ani ja – vysvetlenie: </w:t>
       </w:r>
       <w:r>
         <w:t xml:space="preserve">Funkcia </w:t>
       </w:r>
+      <w:proofErr w:type="spellStart"/>
       <w:r>
         <w:rPr>
           <w:b/>
           <w:bCs/>
         </w:rPr>
-        <w:t>zip()</w:t>
-      </w:r>
-      <w:r>
-        <w:t xml:space="preserve"> v Pythone kombinuje viacero iterables (</w:t>
-      </w:r>
-      <w:r>
-        <w:t>iterovateľné objekty</w:t>
-      </w:r>
-      <w:r>
-        <w:t>), ako sú zoznamy, n-tice, reťazce, knižnice atď., do jedného iterátora n-tic, kde každá n-tica obsahuje prvky zo vstupných iterables v rovnakom indexe.</w:t>
-      </w:r>
-    </w:p>
-    <w:p>
-      <w:r>
-        <w:t>V danom kóde sa zoznamy "a" a "b" spoja metódou zip a potom sa do nového zoznamu pridá rozdiel medzi prvkami z a b ( odpočíta sa ). Výstup bude - 9, 18, 27, 36, 45</w:t>
-      </w:r>
-    </w:p>
-    <w:p>
-      <w:r>
-        <w:t xml:space="preserve">Program </w:t>
-      </w:r>
+        <w:t>zip</w:t>
+      </w:r>
+      <w:proofErr w:type="spellEnd"/>
       <w:r>
         <w:rPr>
           <w:b/>
           <w:bCs/>
         </w:rPr>
-        <w:t>Q1</w:t>
+        <w:t>()</w:t>
+      </w:r>
+      <w:r>
+        <w:t xml:space="preserve"> v </w:t>
+      </w:r>
+      <w:proofErr w:type="spellStart"/>
+      <w:r>
+        <w:t>Pythone</w:t>
+      </w:r>
+      <w:proofErr w:type="spellEnd"/>
+      <w:r>
+        <w:t xml:space="preserve"> kombinuje viacero </w:t>
+      </w:r>
+      <w:proofErr w:type="spellStart"/>
+      <w:r>
+        <w:t>iterables</w:t>
+      </w:r>
+      <w:proofErr w:type="spellEnd"/>
+      <w:r>
+        <w:t xml:space="preserve"> (</w:t>
+      </w:r>
+      <w:proofErr w:type="spellStart"/>
+      <w:r>
+        <w:t>iterovateľné</w:t>
+      </w:r>
+      <w:proofErr w:type="spellEnd"/>
+      <w:r>
+        <w:t xml:space="preserve"> objekty</w:t>
+      </w:r>
+      <w:r>
+        <w:t>), ako sú zoznamy, n-</w:t>
+      </w:r>
+      <w:proofErr w:type="spellStart"/>
+      <w:r>
+        <w:t>tice</w:t>
+      </w:r>
+      <w:proofErr w:type="spellEnd"/>
+      <w:r>
+        <w:t xml:space="preserve">, reťazce, knižnice atď., do jedného </w:t>
+      </w:r>
+      <w:proofErr w:type="spellStart"/>
+      <w:r>
+        <w:t>iterátora</w:t>
+      </w:r>
+      <w:proofErr w:type="spellEnd"/>
+      <w:r>
+        <w:t xml:space="preserve"> n-</w:t>
+      </w:r>
+      <w:proofErr w:type="spellStart"/>
+      <w:r>
+        <w:t>tic</w:t>
+      </w:r>
+      <w:proofErr w:type="spellEnd"/>
+      <w:r>
+        <w:t>, kde každá n-</w:t>
+      </w:r>
+      <w:proofErr w:type="spellStart"/>
+      <w:r>
+        <w:t>tica</w:t>
+      </w:r>
+      <w:proofErr w:type="spellEnd"/>
+      <w:r>
+        <w:t xml:space="preserve"> obsahuje prvky zo vstupných </w:t>
+      </w:r>
+      <w:proofErr w:type="spellStart"/>
+      <w:r>
+        <w:t>iterables</w:t>
+      </w:r>
+      <w:proofErr w:type="spellEnd"/>
+      <w:r>
+        <w:t xml:space="preserve"> v rovnakom indexe.</w:t>
+      </w:r>
+    </w:p>
+    <w:p>
+      <w:r>
+        <w:t xml:space="preserve">V danom kóde sa zoznamy "a" a "b" spoja metódou </w:t>
+      </w:r>
+      <w:proofErr w:type="spellStart"/>
+      <w:r>
+        <w:t>zip</w:t>
+      </w:r>
+      <w:proofErr w:type="spellEnd"/>
+      <w:r>
+        <w:t xml:space="preserve"> a potom sa do nového zoznamu pridá rozdiel medzi prvkami z a b ( odpočíta sa ). Výstup bude - 9, 18, 27, 36, 45</w:t>
+      </w:r>
+    </w:p>
+    <w:p>
+      <w:r>
+        <w:t xml:space="preserve">Program </w:t>
       </w:r>
       <w:r>
         <w:rPr>
           <w:b/>
           <w:bCs/>
         </w:rPr>
-        <w:t>6</w:t>
+        <w:t>Q1</w:t>
       </w:r>
       <w:r>
         <w:rPr>
           <w:b/>
           <w:bCs/>
         </w:rPr>
-        <w:t>.py</w:t>
+        <w:t>6</w:t>
       </w:r>
       <w:r>
         <w:rPr>
           <w:b/>
           <w:bCs/>
         </w:rPr>
-        <w:t xml:space="preserve"> - </w:t>
-      </w:r>
-      <w:r>
-        <w:t xml:space="preserve">v pythone je možné krájanie zoznamu vykonať aj pomocou syntaxe </w:t>
-      </w:r>
-      <w:bookmarkStart w:id="59" w:name="_Hlk211599561"/>
-      <w:r>
-        <w:t xml:space="preserve">listName[x:y:z], kde x znamená počiatočný index, y-1 definuje konečnú hodnotu </w:t>
-      </w:r>
-      <w:bookmarkEnd w:id="59"/>
-      <w:r>
-        <w:t>indexu a z určuje veľkosť kroku. Ak chýba niektorá z hodnôt medzi x, y a z, interpret prevezme predvolenú hodnotu.</w:t>
-      </w:r>
-      <w:r>
-        <w:t xml:space="preserve"> Zaujímavý príklad </w:t>
-      </w:r>
-      <w:r>
-        <w:t>listName[x:y:z], kde x znamená počiatočný index, y-1 definuje konečnú hodnotu</w:t>
-      </w:r>
-      <w:r>
-        <w:t xml:space="preserve"> a z je veľkosť kroku, takže každý druhý prvok vybraného pod zoznamu.</w:t>
-      </w:r>
-    </w:p>
-    <w:p>
-      <w:r>
-        <w:t xml:space="preserve">Program </w:t>
+        <w:t>.py</w:t>
       </w:r>
       <w:r>
         <w:rPr>
           <w:b/>
           <w:bCs/>
         </w:rPr>
-        <w:t>Q1</w:t>
+        <w:t xml:space="preserve"> - </w:t>
+      </w:r>
+      <w:r>
+        <w:t xml:space="preserve">v </w:t>
+      </w:r>
+      <w:proofErr w:type="spellStart"/>
+      <w:r>
+        <w:t>pythone</w:t>
+      </w:r>
+      <w:proofErr w:type="spellEnd"/>
+      <w:r>
+        <w:t xml:space="preserve"> je možné krájanie zoznamu vykonať aj pomocou syntaxe </w:t>
+      </w:r>
+      <w:bookmarkStart w:id="59" w:name="_Hlk211599561"/>
+      <w:proofErr w:type="spellStart"/>
+      <w:r>
+        <w:t>listName</w:t>
+      </w:r>
+      <w:proofErr w:type="spellEnd"/>
+      <w:r>
+        <w:t>[</w:t>
+      </w:r>
+      <w:proofErr w:type="spellStart"/>
+      <w:r>
+        <w:t>x:y:z</w:t>
+      </w:r>
+      <w:proofErr w:type="spellEnd"/>
+      <w:r>
+        <w:t xml:space="preserve">], kde x znamená počiatočný index, y-1 definuje konečnú hodnotu </w:t>
+      </w:r>
+      <w:bookmarkEnd w:id="59"/>
+      <w:r>
+        <w:t>indexu a z určuje veľkosť kroku. Ak chýba niektorá z hodnôt medzi x, y a z, interpret prevezme predvolenú hodnotu.</w:t>
+      </w:r>
+      <w:r>
+        <w:t xml:space="preserve"> Zaujímavý príklad </w:t>
+      </w:r>
+      <w:proofErr w:type="spellStart"/>
+      <w:r>
+        <w:t>listName</w:t>
+      </w:r>
+      <w:proofErr w:type="spellEnd"/>
+      <w:r>
+        <w:t>[</w:t>
+      </w:r>
+      <w:proofErr w:type="spellStart"/>
+      <w:r>
+        <w:t>x:y:z</w:t>
+      </w:r>
+      <w:proofErr w:type="spellEnd"/>
+      <w:r>
+        <w:t>], kde x znamená počiatočný index, y-1 definuje konečnú hodnotu</w:t>
+      </w:r>
+      <w:r>
+        <w:t xml:space="preserve"> a z je veľkosť kroku, takže každý druhý prvok vybraného pod zoznamu.</w:t>
+      </w:r>
+    </w:p>
+    <w:p>
+      <w:r>
+        <w:t xml:space="preserve">Program </w:t>
       </w:r>
       <w:r>
         <w:rPr>
           <w:b/>
           <w:bCs/>
         </w:rPr>
-        <w:t>7</w:t>
+        <w:t>Q1</w:t>
       </w:r>
       <w:r>
         <w:rPr>
           <w:b/>
           <w:bCs/>
         </w:rPr>
-        <w:t>.py</w:t>
-      </w:r>
-      <w:r>
-        <w:t xml:space="preserve"> </w:t>
-      </w:r>
-      <w:r>
-        <w:t>–</w:t>
-      </w:r>
-      <w:r>
-        <w:t xml:space="preserve"> </w:t>
-      </w:r>
-      <w:r>
-        <w:t>príklad vnorených zoznamov, ktoré tvoria len jeden člen pôvodného zoznamu</w:t>
-      </w:r>
-    </w:p>
-    <w:p>
-      <w:r>
-        <w:t xml:space="preserve">Program </w:t>
+        <w:t>7</w:t>
       </w:r>
       <w:r>
         <w:rPr>
           <w:b/>
           <w:bCs/>
         </w:rPr>
-        <w:t>Q1</w:t>
+        <w:t>.py</w:t>
+      </w:r>
+      <w:r>
+        <w:t xml:space="preserve"> </w:t>
+      </w:r>
+      <w:r>
+        <w:t>–</w:t>
+      </w:r>
+      <w:r>
+        <w:t xml:space="preserve"> </w:t>
+      </w:r>
+      <w:r>
+        <w:t>príklad vnorených zoznamov, ktoré tvoria len jeden člen pôvodného zoznamu</w:t>
+      </w:r>
+    </w:p>
+    <w:p>
+      <w:r>
+        <w:t xml:space="preserve">Program </w:t>
       </w:r>
       <w:r>
         <w:rPr>
           <w:b/>
           <w:bCs/>
         </w:rPr>
-        <w:t>8</w:t>
+        <w:t>Q1</w:t>
       </w:r>
       <w:r>
         <w:rPr>
           <w:b/>
           <w:bCs/>
         </w:rPr>
-        <w:t>.py</w:t>
-      </w:r>
-      <w:r>
-        <w:t xml:space="preserve"> –</w:t>
-      </w:r>
-      <w:r>
-        <w:t xml:space="preserve"> podobný príklad sme už riešili je to pomerne jednoduché</w:t>
-      </w:r>
-    </w:p>
-    <w:p>
-      <w:r>
-        <w:t xml:space="preserve">Program </w:t>
+        <w:t>8</w:t>
       </w:r>
       <w:r>
         <w:rPr>
           <w:b/>
           <w:bCs/>
         </w:rPr>
-        <w:t>Q1</w:t>
+        <w:t>.py</w:t>
+      </w:r>
+      <w:r>
+        <w:t xml:space="preserve"> –</w:t>
+      </w:r>
+      <w:r>
+        <w:t xml:space="preserve"> podobný príklad sme už riešili je to pomerne jednoduché</w:t>
+      </w:r>
+    </w:p>
+    <w:p>
+      <w:r>
+        <w:t xml:space="preserve">Program </w:t>
       </w:r>
       <w:r>
         <w:rPr>
           <w:b/>
           <w:bCs/>
         </w:rPr>
-        <w:t>9</w:t>
+        <w:t>Q1</w:t>
       </w:r>
       <w:r>
         <w:rPr>
           <w:b/>
           <w:bCs/>
         </w:rPr>
-        <w:t>.py</w:t>
-      </w:r>
-      <w:r>
-        <w:t xml:space="preserve"> –</w:t>
-      </w:r>
-      <w:r>
-        <w:t xml:space="preserve"> </w:t>
-      </w:r>
-      <w:r>
-        <w:t>jednoduché zlúčenie zoznamu</w:t>
-      </w:r>
-    </w:p>
-    <w:p>
-      <w:r>
-        <w:t xml:space="preserve">Program </w:t>
+        <w:t>9</w:t>
       </w:r>
       <w:r>
         <w:rPr>
           <w:b/>
           <w:bCs/>
         </w:rPr>
-        <w:t>Q</w:t>
+        <w:t>.py</w:t>
+      </w:r>
+      <w:r>
+        <w:t xml:space="preserve"> –</w:t>
+      </w:r>
+      <w:r>
+        <w:t xml:space="preserve"> </w:t>
+      </w:r>
+      <w:r>
+        <w:t>jednoduché zlúčenie zoznamu</w:t>
+      </w:r>
+    </w:p>
+    <w:p>
+      <w:r>
+        <w:t xml:space="preserve">Program </w:t>
       </w:r>
       <w:r>
         <w:rPr>
           <w:b/>
           <w:bCs/>
         </w:rPr>
-        <w:t>20</w:t>
+        <w:t>Q</w:t>
       </w:r>
       <w:r>
         <w:rPr>
           <w:b/>
           <w:bCs/>
         </w:rPr>
+        <w:t>20</w:t>
+      </w:r>
+      <w:r>
+        <w:rPr>
+          <w:b/>
+          <w:bCs/>
+        </w:rPr>
         <w:t>.py</w:t>
       </w:r>
       <w:r>
@@ -4198,7 +5350,15 @@
         <w:t xml:space="preserve"> p</w:t>
       </w:r>
       <w:r>
-        <w:t>oskytli sme odkaz na zoznam "a" s iným zoznamom "b", čo znamená, že tieto dva zoznamy (a a b) odkazujú na ten istý zoznam. Takže akákoľvek zmena s b ovplyvní pôvodný zoznam</w:t>
+        <w:t xml:space="preserve">oskytli sme odkaz na zoznam "a" s iným zoznamom "b", čo znamená, že tieto dva zoznamy (a </w:t>
+      </w:r>
+      <w:proofErr w:type="spellStart"/>
+      <w:r>
+        <w:t>a</w:t>
+      </w:r>
+      <w:proofErr w:type="spellEnd"/>
+      <w:r>
+        <w:t xml:space="preserve"> b) odkazujú na ten istý zoznam. Takže akákoľvek zmena s b ovplyvní pôvodný zoznam</w:t>
       </w:r>
     </w:p>
     <w:p>
@@ -4320,8 +5480,13 @@
         <w:t xml:space="preserve">príkladov </w:t>
       </w:r>
       <w:r>
-        <w:t>zoznamu jazyka Python</w:t>
-      </w:r>
+        <w:t xml:space="preserve">zoznamu jazyka </w:t>
+      </w:r>
+      <w:proofErr w:type="spellStart"/>
+      <w:r>
+        <w:t>Python</w:t>
+      </w:r>
+      <w:proofErr w:type="spellEnd"/>
       <w:r>
         <w:t>.</w:t>
       </w:r>
@@ -4378,15 +5543,30 @@
       <w:pPr>
         <w:pStyle w:val="Heading3"/>
       </w:pPr>
-      <w:r>
-        <w:t>Python Tuples</w:t>
-      </w:r>
+      <w:proofErr w:type="spellStart"/>
+      <w:r>
+        <w:t>Python</w:t>
+      </w:r>
+      <w:proofErr w:type="spellEnd"/>
+      <w:r>
+        <w:t xml:space="preserve"> </w:t>
+      </w:r>
+      <w:proofErr w:type="spellStart"/>
+      <w:r>
+        <w:t>Tuples</w:t>
+      </w:r>
+      <w:proofErr w:type="spellEnd"/>
       <w:r>
         <w:t xml:space="preserve"> - N</w:t>
       </w:r>
       <w:r>
-        <w:t>-tice</w:t>
-      </w:r>
+        <w:t>-</w:t>
+      </w:r>
+      <w:proofErr w:type="spellStart"/>
+      <w:r>
+        <w:t>tice</w:t>
+      </w:r>
+      <w:proofErr w:type="spellEnd"/>
       <w:r>
         <w:t>.</w:t>
       </w:r>
@@ -4409,7 +5589,23 @@
         <w:jc w:val="both"/>
       </w:pPr>
       <w:r>
-        <w:t>N-tica v Pythone je nemenná usporiadaná kolekcia prvkov.</w:t>
+        <w:t>N-</w:t>
+      </w:r>
+      <w:proofErr w:type="spellStart"/>
+      <w:r>
+        <w:t>tica</w:t>
+      </w:r>
+      <w:proofErr w:type="spellEnd"/>
+      <w:r>
+        <w:t xml:space="preserve"> v </w:t>
+      </w:r>
+      <w:proofErr w:type="spellStart"/>
+      <w:r>
+        <w:t>Pythone</w:t>
+      </w:r>
+      <w:proofErr w:type="spellEnd"/>
+      <w:r>
+        <w:t xml:space="preserve"> je nemenná usporiadaná kolekcia prvkov.</w:t>
       </w:r>
     </w:p>
     <w:p>
@@ -4421,7 +5617,23 @@
         <w:jc w:val="both"/>
       </w:pPr>
       <w:r>
-        <w:t>N-tice sú podobné zoznamom, ale na rozdiel od zoznamov ich nemožno po vytvorení zmeniť (t.j. sú nemenné).</w:t>
+        <w:t>N-</w:t>
+      </w:r>
+      <w:proofErr w:type="spellStart"/>
+      <w:r>
+        <w:t>tice</w:t>
+      </w:r>
+      <w:proofErr w:type="spellEnd"/>
+      <w:r>
+        <w:t xml:space="preserve"> sú podobné zoznamom, ale na rozdiel od zoznamov ich nemožno po vytvorení zmeniť (</w:t>
+      </w:r>
+      <w:proofErr w:type="spellStart"/>
+      <w:r>
+        <w:t>t.j</w:t>
+      </w:r>
+      <w:proofErr w:type="spellEnd"/>
+      <w:r>
+        <w:t>. sú nemenné).</w:t>
       </w:r>
     </w:p>
     <w:p>
@@ -4433,7 +5645,15 @@
         <w:jc w:val="both"/>
       </w:pPr>
       <w:r>
-        <w:t>N-tice môžu obsahovať prvky rôznych typov údajov.</w:t>
+        <w:t>N-</w:t>
+      </w:r>
+      <w:proofErr w:type="spellStart"/>
+      <w:r>
+        <w:t>tice</w:t>
+      </w:r>
+      <w:proofErr w:type="spellEnd"/>
+      <w:r>
+        <w:t xml:space="preserve"> môžu obsahovať prvky rôznych typov údajov.</w:t>
       </w:r>
     </w:p>
     <w:p>
@@ -4445,15 +5665,36 @@
         <w:jc w:val="both"/>
       </w:pPr>
       <w:r>
-        <w:t>Hlavné charakteristiky n-tic sú usporiadané, heterogénne a nemenné.</w:t>
+        <w:t>Hlavné charakteristiky n-</w:t>
+      </w:r>
+      <w:proofErr w:type="spellStart"/>
+      <w:r>
+        <w:t>tic</w:t>
+      </w:r>
+      <w:proofErr w:type="spellEnd"/>
+      <w:r>
+        <w:t xml:space="preserve"> sú usporiadané, heterogénne a nemenné.</w:t>
       </w:r>
     </w:p>
     <w:p>
       <w:pPr>
         <w:pStyle w:val="Heading3"/>
       </w:pPr>
-      <w:r>
-        <w:t xml:space="preserve">Python String - </w:t>
+      <w:proofErr w:type="spellStart"/>
+      <w:r>
+        <w:t>Python</w:t>
+      </w:r>
+      <w:proofErr w:type="spellEnd"/>
+      <w:r>
+        <w:t xml:space="preserve"> </w:t>
+      </w:r>
+      <w:proofErr w:type="spellStart"/>
+      <w:r>
+        <w:t>String</w:t>
+      </w:r>
+      <w:proofErr w:type="spellEnd"/>
+      <w:r>
+        <w:t xml:space="preserve"> - </w:t>
       </w:r>
       <w:r>
         <w:t>Reťazc</w:t>
@@ -4482,10 +5723,20 @@
           <w:rFonts w:eastAsiaTheme="minorHAnsi" w:cstheme="minorBidi"/>
         </w:rPr>
       </w:pPr>
+      <w:proofErr w:type="spellStart"/>
       <w:r>
         <w:lastRenderedPageBreak/>
-        <w:t>Python Dictionary</w:t>
-      </w:r>
+        <w:t>Python</w:t>
+      </w:r>
+      <w:proofErr w:type="spellEnd"/>
+      <w:r>
+        <w:t xml:space="preserve"> </w:t>
+      </w:r>
+      <w:proofErr w:type="spellStart"/>
+      <w:r>
+        <w:t>Dictionary</w:t>
+      </w:r>
+      <w:proofErr w:type="spellEnd"/>
       <w:r>
         <w:t xml:space="preserve"> - </w:t>
       </w:r>
@@ -4515,15 +5766,30 @@
           <w:szCs w:val="22"/>
         </w:rPr>
       </w:pPr>
-      <w:r>
-        <w:t>Python Sets</w:t>
-      </w:r>
+      <w:proofErr w:type="spellStart"/>
+      <w:r>
+        <w:t>Python</w:t>
+      </w:r>
+      <w:proofErr w:type="spellEnd"/>
+      <w:r>
+        <w:t xml:space="preserve"> </w:t>
+      </w:r>
+      <w:proofErr w:type="spellStart"/>
+      <w:r>
+        <w:t>Sets</w:t>
+      </w:r>
+      <w:proofErr w:type="spellEnd"/>
       <w:r>
         <w:t xml:space="preserve"> - </w:t>
       </w:r>
       <w:r>
-        <w:t>Sady jazyka Python</w:t>
-      </w:r>
+        <w:t xml:space="preserve">Sady jazyka </w:t>
+      </w:r>
+      <w:proofErr w:type="spellStart"/>
+      <w:r>
+        <w:t>Python</w:t>
+      </w:r>
+      <w:proofErr w:type="spellEnd"/>
     </w:p>
     <w:p>
       <w:hyperlink r:id="rId31" w:history="1">
@@ -4542,8 +5808,21 @@
       <w:pPr>
         <w:pStyle w:val="Heading3"/>
       </w:pPr>
-      <w:r>
-        <w:t>Python Arrays - Polia</w:t>
+      <w:proofErr w:type="spellStart"/>
+      <w:r>
+        <w:t>Python</w:t>
+      </w:r>
+      <w:proofErr w:type="spellEnd"/>
+      <w:r>
+        <w:t xml:space="preserve"> </w:t>
+      </w:r>
+      <w:proofErr w:type="spellStart"/>
+      <w:r>
+        <w:t>Arrays</w:t>
+      </w:r>
+      <w:proofErr w:type="spellEnd"/>
+      <w:r>
+        <w:t xml:space="preserve"> - Polia</w:t>
       </w:r>
     </w:p>
     <w:p>
@@ -4565,8 +5844,13 @@
       </w:pPr>
       <w:bookmarkStart w:id="61" w:name="IT23102025"/>
       <w:bookmarkEnd w:id="61"/>
-      <w:r>
-        <w:t>Pygame pre pokročilých.</w:t>
+      <w:proofErr w:type="spellStart"/>
+      <w:r>
+        <w:t>Pygame</w:t>
+      </w:r>
+      <w:proofErr w:type="spellEnd"/>
+      <w:r>
+        <w:t xml:space="preserve"> pre pokročilých.</w:t>
       </w:r>
     </w:p>
     <w:p>
@@ -4574,8 +5858,13 @@
         <w:pStyle w:val="Heading3"/>
       </w:pPr>
       <w:r>
-        <w:t>Vytváranie interaktívnych tlačidiel pomocou pygame</w:t>
-      </w:r>
+        <w:t xml:space="preserve">Vytváranie interaktívnych tlačidiel pomocou </w:t>
+      </w:r>
+      <w:proofErr w:type="spellStart"/>
+      <w:r>
+        <w:t>pygame</w:t>
+      </w:r>
+      <w:proofErr w:type="spellEnd"/>
     </w:p>
     <w:p>
       <w:r>
@@ -4611,7 +5900,15 @@
         <w:jc w:val="both"/>
       </w:pPr>
       <w:r>
-        <w:t xml:space="preserve">Hra musí mať interaktívne tlačidlá, ktoré dokážu ovládať rôzne udalosti v hre, aby bola hra lepšie kontrolovaná a aby sa do nej pridalo správne grafické rozhranie. Tie môžu byť vytvorené v pygame </w:t>
+        <w:t xml:space="preserve">Hra musí mať interaktívne tlačidlá, ktoré dokážu ovládať rôzne udalosti v hre, aby bola hra lepšie kontrolovaná a aby sa do nej pridalo správne grafické rozhranie. Tie môžu byť vytvorené v </w:t>
+      </w:r>
+      <w:proofErr w:type="spellStart"/>
+      <w:r>
+        <w:t>pygame</w:t>
+      </w:r>
+      <w:proofErr w:type="spellEnd"/>
+      <w:r>
+        <w:t xml:space="preserve"> </w:t>
       </w:r>
       <w:r>
         <w:rPr>
@@ -4623,7 +5920,15 @@
         <w:t>vytvorením obdĺžnika na obrazovke a následným prekrytím označujúceho textu na ňu.</w:t>
       </w:r>
       <w:r>
-        <w:t xml:space="preserve"> Na tento účel budeme používať rôzne funkcie ako , atď. Aby sme mu dodali živosť, môžeme zmeniť farbu tlačidla, keď naň umiestnila myš. To sa dá urobiť pomocou funkcie, ktorá aktualizuje polohu x a y ukazovateľa myši a uloží ju ako n-ticu do premennej. Potom môžeme nastaviť hranice obdĺžnika do príslušných premenných a skontrolovať, či je myš v týchto hraniciach, ak áno, farba bloku sa zmení na svetlejší odtieň, čo znamená, že tlačidlo je interakčné.</w:t>
+        <w:t xml:space="preserve"> Na tento účel budeme používať rôzne funkcie ako , atď. Aby sme mu dodali živosť, môžeme zmeniť farbu tlačidla, keď naň umiestnila myš. To sa dá urobiť pomocou funkcie, ktorá aktualizuje polohu x a y ukazovateľa myši a uloží ju ako n-</w:t>
+      </w:r>
+      <w:proofErr w:type="spellStart"/>
+      <w:r>
+        <w:t>ticu</w:t>
+      </w:r>
+      <w:proofErr w:type="spellEnd"/>
+      <w:r>
+        <w:t xml:space="preserve"> do premennej. Potom môžeme nastaviť hranice obdĺžnika do príslušných premenných a skontrolovať, či je myš v týchto hraniciach, ak áno, farba bloku sa zmení na svetlejší odtieň, čo znamená, že tlačidlo je interakčné.</w:t>
       </w:r>
     </w:p>
     <w:p>
@@ -4647,15 +5952,22 @@
       <w:pPr>
         <w:pStyle w:val="Heading3"/>
       </w:pPr>
-      <w:r>
-        <w:t>Python - Kreslenie pomocou klávesov so šípkami v</w:t>
+      <w:proofErr w:type="spellStart"/>
+      <w:r>
+        <w:t>Python</w:t>
+      </w:r>
+      <w:proofErr w:type="spellEnd"/>
+      <w:r>
+        <w:t xml:space="preserve"> - Kreslenie pomocou klávesov so šípkami v</w:t>
       </w:r>
       <w:r>
         <w:t> </w:t>
       </w:r>
+      <w:proofErr w:type="spellStart"/>
       <w:r>
         <w:t>PyGame</w:t>
       </w:r>
+      <w:proofErr w:type="spellEnd"/>
     </w:p>
     <w:p>
       <w:hyperlink r:id="rId35" w:history="1">
@@ -4674,8 +5986,53 @@
       <w:pPr>
         <w:jc w:val="both"/>
       </w:pPr>
-      <w:r>
-        <w:t>Pygame je multiplatformová sada modulov Pythonu určená na písanie videohier. Zahŕňa počítačovú grafiku a zvukové knižnice určené na použitie s programovacím jazykom Python. Teraz je to na predstavivosti alebo potrebe vývojára, aký typ hry chce pomocou tejto sady nástrojov vyvinúť. V tomto článku uvidíme, ako môžeme vytvoriť dizajn v PyGame pomocou klávesov tak, aby sa dizajn, tj značka, pohybovala vodorovne pri stlačení klávesu so šípkou doprava alebo doľava na klávesnici a pohybovala sa vertikálne pri stlačení klávesu so šípkou nahor alebo nadol. Môžeme to urobiť tak, že na príslušných súradniciach vytvoríme bodku (značku), ktorá pomocou klávesov získa zmeny.</w:t>
+      <w:proofErr w:type="spellStart"/>
+      <w:r>
+        <w:t>Pygame</w:t>
+      </w:r>
+      <w:proofErr w:type="spellEnd"/>
+      <w:r>
+        <w:t xml:space="preserve"> je multiplatformová </w:t>
+      </w:r>
+      <w:proofErr w:type="spellStart"/>
+      <w:r>
+        <w:t>sada</w:t>
+      </w:r>
+      <w:proofErr w:type="spellEnd"/>
+      <w:r>
+        <w:t xml:space="preserve"> modulov </w:t>
+      </w:r>
+      <w:proofErr w:type="spellStart"/>
+      <w:r>
+        <w:t>Pythonu</w:t>
+      </w:r>
+      <w:proofErr w:type="spellEnd"/>
+      <w:r>
+        <w:t xml:space="preserve"> určená na písanie videohier. Zahŕňa počítačovú grafiku a zvukové knižnice určené na použitie s programovacím jazykom </w:t>
+      </w:r>
+      <w:proofErr w:type="spellStart"/>
+      <w:r>
+        <w:t>Python</w:t>
+      </w:r>
+      <w:proofErr w:type="spellEnd"/>
+      <w:r>
+        <w:t xml:space="preserve">. Teraz je to na predstavivosti alebo potrebe vývojára, aký typ hry chce pomocou tejto sady nástrojov vyvinúť. V tomto článku uvidíme, ako môžeme vytvoriť dizajn v </w:t>
+      </w:r>
+      <w:proofErr w:type="spellStart"/>
+      <w:r>
+        <w:t>PyGame</w:t>
+      </w:r>
+      <w:proofErr w:type="spellEnd"/>
+      <w:r>
+        <w:t xml:space="preserve"> pomocou klávesov tak, aby sa dizajn, </w:t>
+      </w:r>
+      <w:proofErr w:type="spellStart"/>
+      <w:r>
+        <w:t>tj</w:t>
+      </w:r>
+      <w:proofErr w:type="spellEnd"/>
+      <w:r>
+        <w:t xml:space="preserve"> značka, pohybovala vodorovne pri stlačení klávesu so šípkou doprava alebo doľava na klávesnici a pohybovala sa vertikálne pri stlačení klávesu so šípkou nahor alebo nadol. Môžeme to urobiť tak, že na príslušných súradniciach vytvoríme bodku (značku), ktorá pomocou klávesov získa zmeny.</w:t>
       </w:r>
     </w:p>
     <w:p>
@@ -4739,14 +6096,27 @@
         <w:pStyle w:val="Heading3"/>
       </w:pPr>
       <w:r>
-        <w:t xml:space="preserve">Premiestňovanie objektu v PyGame </w:t>
+        <w:t xml:space="preserve">Premiestňovanie objektu v </w:t>
+      </w:r>
+      <w:proofErr w:type="spellStart"/>
+      <w:r>
+        <w:t>PyGame</w:t>
+      </w:r>
+      <w:proofErr w:type="spellEnd"/>
+      <w:r>
+        <w:t xml:space="preserve"> </w:t>
       </w:r>
       <w:r>
         <w:t>–</w:t>
       </w:r>
       <w:r>
-        <w:t xml:space="preserve"> Python</w:t>
-      </w:r>
+        <w:t xml:space="preserve"> </w:t>
+      </w:r>
+      <w:proofErr w:type="spellStart"/>
+      <w:r>
+        <w:t>Python</w:t>
+      </w:r>
+      <w:proofErr w:type="spellEnd"/>
     </w:p>
     <w:p>
       <w:hyperlink r:id="rId36" w:history="1">
@@ -4776,18 +6146,22 @@
       <w:pPr>
         <w:pStyle w:val="Heading3"/>
       </w:pPr>
+      <w:proofErr w:type="spellStart"/>
       <w:r>
         <w:t>Python</w:t>
       </w:r>
+      <w:proofErr w:type="spellEnd"/>
       <w:r>
         <w:t xml:space="preserve"> | Skok objektu v</w:t>
       </w:r>
       <w:r>
         <w:t> </w:t>
       </w:r>
+      <w:proofErr w:type="spellStart"/>
       <w:r>
         <w:t>PyGame</w:t>
       </w:r>
+      <w:proofErr w:type="spellEnd"/>
     </w:p>
     <w:p>
       <w:hyperlink r:id="rId37" w:history="1">
@@ -4806,12 +6180,57 @@
       <w:pPr>
         <w:jc w:val="both"/>
       </w:pPr>
-      <w:r>
-        <w:t xml:space="preserve">Pygame je multiplatformová sada modulov Pythonu určená na písanie videohier. Zahŕňa počítačovú grafiku a zvukové knižnice určené na použitie s programovacím jazykom Python. Teraz je to na predstavivosti alebo potrebe vývojára, aký typ hry chce pomocou tejto sady nástrojov </w:t>
+      <w:proofErr w:type="spellStart"/>
+      <w:r>
+        <w:t>Pygame</w:t>
+      </w:r>
+      <w:proofErr w:type="spellEnd"/>
+      <w:r>
+        <w:t xml:space="preserve"> je multiplatformová </w:t>
+      </w:r>
+      <w:proofErr w:type="spellStart"/>
+      <w:r>
+        <w:t>sada</w:t>
+      </w:r>
+      <w:proofErr w:type="spellEnd"/>
+      <w:r>
+        <w:t xml:space="preserve"> modulov </w:t>
+      </w:r>
+      <w:proofErr w:type="spellStart"/>
+      <w:r>
+        <w:t>Pythonu</w:t>
+      </w:r>
+      <w:proofErr w:type="spellEnd"/>
+      <w:r>
+        <w:t xml:space="preserve"> určená na písanie videohier. Zahŕňa počítačovú grafiku a zvukové knižnice určené na použitie s programovacím jazykom </w:t>
+      </w:r>
+      <w:proofErr w:type="spellStart"/>
+      <w:r>
+        <w:t>Python</w:t>
+      </w:r>
+      <w:proofErr w:type="spellEnd"/>
+      <w:r>
+        <w:t xml:space="preserve">. Teraz je to na predstavivosti alebo potrebe vývojára, aký typ hry chce pomocou tejto sady nástrojov </w:t>
       </w:r>
       <w:r>
         <w:lastRenderedPageBreak/>
-        <w:t>vyvinúť. V tomto článku sa teda naučíme, ako urobiť skok objektu pomocou knižnice PyGame v Pythone. Existuje základný vzorec z klasickej mechaniky, ako prinútiť objekt skočiť.</w:t>
+        <w:t xml:space="preserve">vyvinúť. V tomto článku sa teda naučíme, ako urobiť skok objektu pomocou knižnice </w:t>
+      </w:r>
+      <w:proofErr w:type="spellStart"/>
+      <w:r>
+        <w:t>PyGame</w:t>
+      </w:r>
+      <w:proofErr w:type="spellEnd"/>
+      <w:r>
+        <w:t xml:space="preserve"> v </w:t>
+      </w:r>
+      <w:proofErr w:type="spellStart"/>
+      <w:r>
+        <w:t>Pythone</w:t>
+      </w:r>
+      <w:proofErr w:type="spellEnd"/>
+      <w:r>
+        <w:t>. Existuje základný vzorec z klasickej mechaniky, ako prinútiť objekt skočiť.</w:t>
       </w:r>
     </w:p>
     <w:p>
@@ -4834,7 +6253,47 @@
         <w:jc w:val="both"/>
       </w:pPr>
       <w:r>
-        <w:t>Kde F je sila hore/dole, m je hmotnosť objektu a v je rýchlosť. Rýchlosť časom klesá, pretože keď objekt skáče, rýchlosť sa v tejto simulácii viac nezvýši. Keď sa objekt dostane na zem, skok sa skončí. Ak je premenná isjump True alebo False, znamená to, že objekt skáče alebo nie. Ak je hodnota isjump True, pozícia objektu sa aktualizuje podľa vyššie uvedeného vzorca.</w:t>
+        <w:t xml:space="preserve">Kde F je sila hore/dole, m je hmotnosť objektu a v je rýchlosť. Rýchlosť časom klesá, pretože keď objekt skáče, rýchlosť sa v tejto simulácii viac nezvýši. Keď sa objekt dostane na zem, skok sa skončí. Ak je premenná </w:t>
+      </w:r>
+      <w:proofErr w:type="spellStart"/>
+      <w:r>
+        <w:t>isjump</w:t>
+      </w:r>
+      <w:proofErr w:type="spellEnd"/>
+      <w:r>
+        <w:t xml:space="preserve"> </w:t>
+      </w:r>
+      <w:proofErr w:type="spellStart"/>
+      <w:r>
+        <w:t>True</w:t>
+      </w:r>
+      <w:proofErr w:type="spellEnd"/>
+      <w:r>
+        <w:t xml:space="preserve"> alebo </w:t>
+      </w:r>
+      <w:proofErr w:type="spellStart"/>
+      <w:r>
+        <w:t>False</w:t>
+      </w:r>
+      <w:proofErr w:type="spellEnd"/>
+      <w:r>
+        <w:t xml:space="preserve">, znamená to, že objekt skáče alebo nie. Ak je hodnota </w:t>
+      </w:r>
+      <w:proofErr w:type="spellStart"/>
+      <w:r>
+        <w:t>isjump</w:t>
+      </w:r>
+      <w:proofErr w:type="spellEnd"/>
+      <w:r>
+        <w:t xml:space="preserve"> </w:t>
+      </w:r>
+      <w:proofErr w:type="spellStart"/>
+      <w:r>
+        <w:t>True</w:t>
+      </w:r>
+      <w:proofErr w:type="spellEnd"/>
+      <w:r>
+        <w:t>, pozícia objektu sa aktualizuje podľa vyššie uvedeného vzorca.</w:t>
       </w:r>
     </w:p>
     <w:p>
@@ -4847,9 +6306,11 @@
       <w:r>
         <w:t> </w:t>
       </w:r>
+      <w:proofErr w:type="spellStart"/>
       <w:r>
         <w:t>Pygame</w:t>
       </w:r>
+      <w:proofErr w:type="spellEnd"/>
     </w:p>
     <w:p>
       <w:r>
@@ -4864,8 +6325,13 @@
           <w:numId w:val="43"/>
         </w:numPr>
       </w:pPr>
-      <w:r>
-        <w:t>Naprv sa vytvorí okno</w:t>
+      <w:proofErr w:type="spellStart"/>
+      <w:r>
+        <w:t>Naprv</w:t>
+      </w:r>
+      <w:proofErr w:type="spellEnd"/>
+      <w:r>
+        <w:t xml:space="preserve"> sa vytvorí okno</w:t>
       </w:r>
     </w:p>
     <w:p>
@@ -4925,7 +6391,39 @@
         <w:t xml:space="preserve">Ku kroku 4 - </w:t>
       </w:r>
       <w:r>
-        <w:t>ak je pozícia X lopty väčšia ako šírka obrazovky alebo menšia ako 0 (t. j. ak sa loptička zráža alebo prichádza na jej pravý alebo ľavý koniec obrazovky), potom vynásobíme rýchlosť smeru X mínusom 1. Znamená to, že smer je obrátený. Ak loptička prichádza rýchlosťou 3 pixelov, potom pri zrážke na ľavej alebo pravej stene bude jej rýchlosť -3 pixely, t.j. v opačnom smere, a znova, keď narazí na steny, potom bude jej rýchlosť opäť kladná 3, t.j. opačná od -3. Preto to dá lopte hranicu. Rovnaká logika sa použije aj pre hornú a dolnú stenu. Ak je hodnota Y lopty väčšia ako výška obrazovky alebo menšia ako 0, zmeňte jej smer. A potom posunieme loptu zvyšovaním polohy lopty o XChange a YChange.</w:t>
+        <w:t xml:space="preserve">ak je pozícia X lopty väčšia ako šírka obrazovky alebo menšia ako 0 (t. j. ak sa loptička zráža alebo prichádza na jej pravý alebo ľavý koniec obrazovky), potom vynásobíme rýchlosť smeru X mínusom 1. Znamená to, že smer je obrátený. Ak loptička prichádza rýchlosťou 3 pixelov, potom pri zrážke na ľavej alebo pravej stene bude jej rýchlosť -3 pixely, </w:t>
+      </w:r>
+      <w:proofErr w:type="spellStart"/>
+      <w:r>
+        <w:t>t.j</w:t>
+      </w:r>
+      <w:proofErr w:type="spellEnd"/>
+      <w:r>
+        <w:t xml:space="preserve">. v opačnom smere, a znova, keď narazí na steny, potom bude jej rýchlosť opäť kladná 3, </w:t>
+      </w:r>
+      <w:proofErr w:type="spellStart"/>
+      <w:r>
+        <w:t>t.j</w:t>
+      </w:r>
+      <w:proofErr w:type="spellEnd"/>
+      <w:r>
+        <w:t xml:space="preserve">. opačná od -3. Preto to dá lopte hranicu. Rovnaká logika sa použije aj pre hornú a dolnú stenu. Ak je hodnota Y lopty väčšia ako výška obrazovky alebo menšia ako 0, zmeňte jej smer. A potom posunieme loptu zvyšovaním polohy lopty o </w:t>
+      </w:r>
+      <w:proofErr w:type="spellStart"/>
+      <w:r>
+        <w:t>XChange</w:t>
+      </w:r>
+      <w:proofErr w:type="spellEnd"/>
+      <w:r>
+        <w:t xml:space="preserve"> a </w:t>
+      </w:r>
+      <w:proofErr w:type="spellStart"/>
+      <w:r>
+        <w:t>YChange</w:t>
+      </w:r>
+      <w:proofErr w:type="spellEnd"/>
+      <w:r>
+        <w:t>.</w:t>
       </w:r>
     </w:p>
     <w:p/>
@@ -4939,9 +6437,27 @@
       <w:r>
         <w:t xml:space="preserve"> – som pridal časovač. </w:t>
       </w:r>
-      <w:r>
-        <w:t>clk = pygame.time.Clock()  # clock</w:t>
-      </w:r>
+      <w:proofErr w:type="spellStart"/>
+      <w:r>
+        <w:t>clk</w:t>
+      </w:r>
+      <w:proofErr w:type="spellEnd"/>
+      <w:r>
+        <w:t xml:space="preserve"> = </w:t>
+      </w:r>
+      <w:proofErr w:type="spellStart"/>
+      <w:r>
+        <w:t>pygame.time.Clock</w:t>
+      </w:r>
+      <w:proofErr w:type="spellEnd"/>
+      <w:r>
+        <w:t xml:space="preserve">()  # </w:t>
+      </w:r>
+      <w:proofErr w:type="spellStart"/>
+      <w:r>
+        <w:t>clock</w:t>
+      </w:r>
+      <w:proofErr w:type="spellEnd"/>
     </w:p>
     <w:p/>
     <w:p>
@@ -4949,8 +6465,13 @@
         <w:pStyle w:val="Heading3"/>
       </w:pPr>
       <w:r>
-        <w:t>Detekcia kolízií v PyGame</w:t>
-      </w:r>
+        <w:t xml:space="preserve">Detekcia kolízií v </w:t>
+      </w:r>
+      <w:proofErr w:type="spellStart"/>
+      <w:r>
+        <w:t>PyGame</w:t>
+      </w:r>
+      <w:proofErr w:type="spellEnd"/>
     </w:p>
     <w:p>
       <w:hyperlink r:id="rId38" w:history="1">
@@ -4990,8 +6511,13 @@
       <w:pPr>
         <w:pStyle w:val="Heading3"/>
       </w:pPr>
-      <w:r>
-        <w:t>Pygame - Vytváranie škriatkov</w:t>
+      <w:proofErr w:type="spellStart"/>
+      <w:r>
+        <w:t>Pygame</w:t>
+      </w:r>
+      <w:proofErr w:type="spellEnd"/>
+      <w:r>
+        <w:t xml:space="preserve"> - Vytváranie škriatkov</w:t>
       </w:r>
     </w:p>
     <w:p>
@@ -5017,8 +6543,13 @@
       <w:pPr>
         <w:pStyle w:val="Heading3"/>
       </w:pPr>
-      <w:r>
-        <w:t>Pygame - Ovláda</w:t>
+      <w:proofErr w:type="spellStart"/>
+      <w:r>
+        <w:t>Pygame</w:t>
+      </w:r>
+      <w:proofErr w:type="spellEnd"/>
+      <w:r>
+        <w:t xml:space="preserve"> - Ovláda</w:t>
       </w:r>
       <w:r>
         <w:t>n</w:t>
@@ -5062,7 +6593,15 @@
         <w:t>skriatok_control_hranice.py</w:t>
       </w:r>
       <w:r>
-        <w:t xml:space="preserve"> – úprava hraníc v metódách objektu </w:t>
+        <w:t xml:space="preserve"> – úprava hraníc v </w:t>
+      </w:r>
+      <w:proofErr w:type="spellStart"/>
+      <w:r>
+        <w:t>metódách</w:t>
+      </w:r>
+      <w:proofErr w:type="spellEnd"/>
+      <w:r>
+        <w:t xml:space="preserve"> objektu </w:t>
       </w:r>
     </w:p>
     <w:p>
@@ -5173,13 +6712,26 @@
       <w:pPr>
         <w:pStyle w:val="Heading4"/>
       </w:pPr>
-      <w:r>
-        <w:t>Analyza.</w:t>
-      </w:r>
-    </w:p>
-    <w:p>
-      <w:r>
-        <w:t>V podložke Analyza sa postupne budú rozoberať jednotlivé časti.</w:t>
+      <w:proofErr w:type="spellStart"/>
+      <w:r>
+        <w:t>Analyza</w:t>
+      </w:r>
+      <w:proofErr w:type="spellEnd"/>
+      <w:r>
+        <w:t>.</w:t>
+      </w:r>
+    </w:p>
+    <w:p>
+      <w:r>
+        <w:t xml:space="preserve">V podložke </w:t>
+      </w:r>
+      <w:proofErr w:type="spellStart"/>
+      <w:r>
+        <w:t>Analyza</w:t>
+      </w:r>
+      <w:proofErr w:type="spellEnd"/>
+      <w:r>
+        <w:t xml:space="preserve"> sa postupne budú rozoberať jednotlivé časti.</w:t>
       </w:r>
     </w:p>
     <w:p>
@@ -5189,11 +6741,24 @@
         </w:rPr>
         <w:t>Program 8bit_uvod1.py – v</w:t>
       </w:r>
-      <w:r>
-        <w:t xml:space="preserve">ysvetlenie </w:t>
-      </w:r>
-      <w:r>
-        <w:t>úvodnej obrazovky v procedúre Into.</w:t>
+      <w:proofErr w:type="spellStart"/>
+      <w:r>
+        <w:t>ysvetlenie</w:t>
+      </w:r>
+      <w:proofErr w:type="spellEnd"/>
+      <w:r>
+        <w:t xml:space="preserve"> </w:t>
+      </w:r>
+      <w:r>
+        <w:t xml:space="preserve">úvodnej obrazovky v procedúre </w:t>
+      </w:r>
+      <w:proofErr w:type="spellStart"/>
+      <w:r>
+        <w:t>Into</w:t>
+      </w:r>
+      <w:proofErr w:type="spellEnd"/>
+      <w:r>
+        <w:t>.</w:t>
       </w:r>
     </w:p>
     <w:p/>
@@ -5201,8 +6766,13 @@
       <w:pPr>
         <w:pStyle w:val="Heading3"/>
       </w:pPr>
-      <w:r>
-        <w:t>WallBreaker.</w:t>
+      <w:proofErr w:type="spellStart"/>
+      <w:r>
+        <w:t>WallBreaker</w:t>
+      </w:r>
+      <w:proofErr w:type="spellEnd"/>
+      <w:r>
+        <w:t>.</w:t>
       </w:r>
     </w:p>
     <w:p>
@@ -5215,23 +6785,91 @@
     </w:p>
     <w:p>
       <w:hyperlink r:id="rId44" w:history="1">
+        <w:proofErr w:type="spellStart"/>
         <w:r>
           <w:rPr>
             <w:rStyle w:val="Hyperlink"/>
           </w:rPr>
           <w:t>Freesound</w:t>
         </w:r>
+        <w:proofErr w:type="spellEnd"/>
       </w:hyperlink>
     </w:p>
     <w:p>
       <w:hyperlink r:id="rId45" w:history="1">
+        <w:proofErr w:type="spellStart"/>
         <w:r>
           <w:rPr>
             <w:rStyle w:val="Hyperlink"/>
             <w:highlight w:val="yellow"/>
           </w:rPr>
-          <w:t>Free Wav Sound Effects Download - Pixabay</w:t>
+          <w:t>Free</w:t>
         </w:r>
+        <w:proofErr w:type="spellEnd"/>
+        <w:r>
+          <w:rPr>
+            <w:rStyle w:val="Hyperlink"/>
+            <w:highlight w:val="yellow"/>
+          </w:rPr>
+          <w:t xml:space="preserve"> </w:t>
+        </w:r>
+        <w:proofErr w:type="spellStart"/>
+        <w:r>
+          <w:rPr>
+            <w:rStyle w:val="Hyperlink"/>
+            <w:highlight w:val="yellow"/>
+          </w:rPr>
+          <w:t>Wav</w:t>
+        </w:r>
+        <w:proofErr w:type="spellEnd"/>
+        <w:r>
+          <w:rPr>
+            <w:rStyle w:val="Hyperlink"/>
+            <w:highlight w:val="yellow"/>
+          </w:rPr>
+          <w:t xml:space="preserve"> </w:t>
+        </w:r>
+        <w:proofErr w:type="spellStart"/>
+        <w:r>
+          <w:rPr>
+            <w:rStyle w:val="Hyperlink"/>
+            <w:highlight w:val="yellow"/>
+          </w:rPr>
+          <w:t>Sound</w:t>
+        </w:r>
+        <w:proofErr w:type="spellEnd"/>
+        <w:r>
+          <w:rPr>
+            <w:rStyle w:val="Hyperlink"/>
+            <w:highlight w:val="yellow"/>
+          </w:rPr>
+          <w:t xml:space="preserve"> </w:t>
+        </w:r>
+        <w:proofErr w:type="spellStart"/>
+        <w:r>
+          <w:rPr>
+            <w:rStyle w:val="Hyperlink"/>
+            <w:highlight w:val="yellow"/>
+          </w:rPr>
+          <w:t>Effects</w:t>
+        </w:r>
+        <w:proofErr w:type="spellEnd"/>
+        <w:r>
+          <w:rPr>
+            <w:rStyle w:val="Hyperlink"/>
+            <w:highlight w:val="yellow"/>
+          </w:rPr>
+          <w:t xml:space="preserve"> Download - </w:t>
+        </w:r>
+        <w:proofErr w:type="spellStart"/>
+        <w:r>
+          <w:rPr>
+            <w:rStyle w:val="Hyperlink"/>
+            <w:highlight w:val="yellow"/>
+          </w:rPr>
+          <w:t>Pixabay</w:t>
+        </w:r>
+        <w:proofErr w:type="spellEnd"/>
       </w:hyperlink>
     </w:p>
     <w:p>
@@ -5240,7 +6878,63 @@
           <w:rPr>
             <w:rStyle w:val="Hyperlink"/>
           </w:rPr>
-          <w:t>SFX Library - Free sound effects to download - MP3, WAV, OGG</w:t>
+          <w:t xml:space="preserve">SFX </w:t>
+        </w:r>
+        <w:proofErr w:type="spellStart"/>
+        <w:r>
+          <w:rPr>
+            <w:rStyle w:val="Hyperlink"/>
+          </w:rPr>
+          <w:t>Library</w:t>
+        </w:r>
+        <w:proofErr w:type="spellEnd"/>
+        <w:r>
+          <w:rPr>
+            <w:rStyle w:val="Hyperlink"/>
+          </w:rPr>
+          <w:t xml:space="preserve"> - </w:t>
+        </w:r>
+        <w:proofErr w:type="spellStart"/>
+        <w:r>
+          <w:rPr>
+            <w:rStyle w:val="Hyperlink"/>
+          </w:rPr>
+          <w:t>Free</w:t>
+        </w:r>
+        <w:proofErr w:type="spellEnd"/>
+        <w:r>
+          <w:rPr>
+            <w:rStyle w:val="Hyperlink"/>
+          </w:rPr>
+          <w:t xml:space="preserve"> </w:t>
+        </w:r>
+        <w:proofErr w:type="spellStart"/>
+        <w:r>
+          <w:rPr>
+            <w:rStyle w:val="Hyperlink"/>
+          </w:rPr>
+          <w:t>sound</w:t>
+        </w:r>
+        <w:proofErr w:type="spellEnd"/>
+        <w:r>
+          <w:rPr>
+            <w:rStyle w:val="Hyperlink"/>
+          </w:rPr>
+          <w:t xml:space="preserve"> </w:t>
+        </w:r>
+        <w:proofErr w:type="spellStart"/>
+        <w:r>
+          <w:rPr>
+            <w:rStyle w:val="Hyperlink"/>
+          </w:rPr>
+          <w:t>effects</w:t>
+        </w:r>
+        <w:proofErr w:type="spellEnd"/>
+        <w:r>
+          <w:rPr>
+            <w:rStyle w:val="Hyperlink"/>
+          </w:rPr>
+          <w:t xml:space="preserve"> to download - MP3, WAV, OGG</w:t>
         </w:r>
       </w:hyperlink>
     </w:p>
@@ -5249,19 +6943,74 @@
       <w:pPr>
         <w:pStyle w:val="Heading2"/>
       </w:pPr>
-      <w:r>
-        <w:t>Pygame.</w:t>
+      <w:proofErr w:type="spellStart"/>
+      <w:r>
+        <w:t>Pygame</w:t>
+      </w:r>
+      <w:proofErr w:type="spellEnd"/>
+      <w:r>
+        <w:t>.</w:t>
       </w:r>
     </w:p>
     <w:p>
       <w:hyperlink r:id="rId47" w:anchor="pygame-front-page" w:history="1">
+        <w:proofErr w:type="spellStart"/>
         <w:r>
           <w:rPr>
             <w:rStyle w:val="Hyperlink"/>
             <w:highlight w:val="red"/>
           </w:rPr>
-          <w:t>Pygame Front Page — pygame v2.6.0 documentation</w:t>
+          <w:t>Pygame</w:t>
         </w:r>
+        <w:proofErr w:type="spellEnd"/>
+        <w:r>
+          <w:rPr>
+            <w:rStyle w:val="Hyperlink"/>
+            <w:highlight w:val="red"/>
+          </w:rPr>
+          <w:t xml:space="preserve"> Front </w:t>
+        </w:r>
+        <w:proofErr w:type="spellStart"/>
+        <w:r>
+          <w:rPr>
+            <w:rStyle w:val="Hyperlink"/>
+            <w:highlight w:val="red"/>
+          </w:rPr>
+          <w:t>Page</w:t>
+        </w:r>
+        <w:proofErr w:type="spellEnd"/>
+        <w:r>
+          <w:rPr>
+            <w:rStyle w:val="Hyperlink"/>
+            <w:highlight w:val="red"/>
+          </w:rPr>
+          <w:t xml:space="preserve"> — </w:t>
+        </w:r>
+        <w:proofErr w:type="spellStart"/>
+        <w:r>
+          <w:rPr>
+            <w:rStyle w:val="Hyperlink"/>
+            <w:highlight w:val="red"/>
+          </w:rPr>
+          <w:t>pygame</w:t>
+        </w:r>
+        <w:proofErr w:type="spellEnd"/>
+        <w:r>
+          <w:rPr>
+            <w:rStyle w:val="Hyperlink"/>
+            <w:highlight w:val="red"/>
+          </w:rPr>
+          <w:t xml:space="preserve"> v2.6.0 </w:t>
+        </w:r>
+        <w:proofErr w:type="spellStart"/>
+        <w:r>
+          <w:rPr>
+            <w:rStyle w:val="Hyperlink"/>
+            <w:highlight w:val="red"/>
+          </w:rPr>
+          <w:t>documentation</w:t>
+        </w:r>
+        <w:proofErr w:type="spellEnd"/>
       </w:hyperlink>
     </w:p>
     <w:p>
@@ -5290,12 +7039,68 @@
     </w:p>
     <w:p>
       <w:r>
-        <w:t>Čo to je: ball.collidelist(bricks) volá pygame. Metóda Rect colidelist Rect objekt.</w:t>
-      </w:r>
-    </w:p>
-    <w:p>
-      <w:r>
-        <w:t>Čo vráti: index (celé číslo) prvého Rect v sekvencii tehál, ktoré pretínajú guľu, alebo -1, ak nie je kolízia.</w:t>
+        <w:t xml:space="preserve">Čo to je: </w:t>
+      </w:r>
+      <w:proofErr w:type="spellStart"/>
+      <w:r>
+        <w:t>ball.collidelist</w:t>
+      </w:r>
+      <w:proofErr w:type="spellEnd"/>
+      <w:r>
+        <w:t>(</w:t>
+      </w:r>
+      <w:proofErr w:type="spellStart"/>
+      <w:r>
+        <w:t>bricks</w:t>
+      </w:r>
+      <w:proofErr w:type="spellEnd"/>
+      <w:r>
+        <w:t xml:space="preserve">) volá </w:t>
+      </w:r>
+      <w:proofErr w:type="spellStart"/>
+      <w:r>
+        <w:t>pygame</w:t>
+      </w:r>
+      <w:proofErr w:type="spellEnd"/>
+      <w:r>
+        <w:t xml:space="preserve">. Metóda </w:t>
+      </w:r>
+      <w:proofErr w:type="spellStart"/>
+      <w:r>
+        <w:t>Rect</w:t>
+      </w:r>
+      <w:proofErr w:type="spellEnd"/>
+      <w:r>
+        <w:t xml:space="preserve"> </w:t>
+      </w:r>
+      <w:proofErr w:type="spellStart"/>
+      <w:r>
+        <w:t>colidelist</w:t>
+      </w:r>
+      <w:proofErr w:type="spellEnd"/>
+      <w:r>
+        <w:t xml:space="preserve"> </w:t>
+      </w:r>
+      <w:proofErr w:type="spellStart"/>
+      <w:r>
+        <w:t>Rect</w:t>
+      </w:r>
+      <w:proofErr w:type="spellEnd"/>
+      <w:r>
+        <w:t xml:space="preserve"> objekt.</w:t>
+      </w:r>
+    </w:p>
+    <w:p>
+      <w:r>
+        <w:t xml:space="preserve">Čo vráti: index (celé číslo) prvého </w:t>
+      </w:r>
+      <w:proofErr w:type="spellStart"/>
+      <w:r>
+        <w:t>Rect</w:t>
+      </w:r>
+      <w:proofErr w:type="spellEnd"/>
+      <w:r>
+        <w:t xml:space="preserve"> v sekvencii tehál, ktoré pretínajú guľu, alebo -1, ak nie je kolízia.</w:t>
       </w:r>
     </w:p>
     <w:p>
@@ -5305,17 +7110,49 @@
     </w:p>
     <w:p>
       <w:r>
-        <w:t>Kontroluje iba prekrytie obdĺžnika (guľôčka je Rect, aj keď ju nakreslíte pomocou draw.ellipse). Vizuálna elipsa sa nemusí zhodovať s presnými kolíziami – kolízie používajú ohraničujúci obdĺžnik.</w:t>
-      </w:r>
-    </w:p>
-    <w:p>
-      <w:r>
-        <w:t>Vráti iba prvý zodpovedajúci index. Ak guľôčka prekrýva viacero tehál v jednom ráme, collidelist vráti iba jeden index (prvý v poradí zoznamu).</w:t>
-      </w:r>
-    </w:p>
-    <w:p>
-      <w:r>
-        <w:t>Sekvenčné prvky musia byť pygame. Predmety podobné rektu.</w:t>
+        <w:t xml:space="preserve">Kontroluje iba prekrytie obdĺžnika (guľôčka je </w:t>
+      </w:r>
+      <w:proofErr w:type="spellStart"/>
+      <w:r>
+        <w:t>Rect</w:t>
+      </w:r>
+      <w:proofErr w:type="spellEnd"/>
+      <w:r>
+        <w:t xml:space="preserve">, aj keď ju nakreslíte pomocou </w:t>
+      </w:r>
+      <w:proofErr w:type="spellStart"/>
+      <w:r>
+        <w:t>draw.ellipse</w:t>
+      </w:r>
+      <w:proofErr w:type="spellEnd"/>
+      <w:r>
+        <w:t>). Vizuálna elipsa sa nemusí zhodovať s presnými kolíziami – kolízie používajú ohraničujúci obdĺžnik.</w:t>
+      </w:r>
+    </w:p>
+    <w:p>
+      <w:r>
+        <w:t xml:space="preserve">Vráti iba prvý zodpovedajúci index. Ak guľôčka prekrýva viacero tehál v jednom ráme, </w:t>
+      </w:r>
+      <w:proofErr w:type="spellStart"/>
+      <w:r>
+        <w:t>collidelist</w:t>
+      </w:r>
+      <w:proofErr w:type="spellEnd"/>
+      <w:r>
+        <w:t xml:space="preserve"> vráti iba jeden index (prvý v poradí zoznamu).</w:t>
+      </w:r>
+    </w:p>
+    <w:p>
+      <w:r>
+        <w:t xml:space="preserve">Sekvenčné prvky musia byť </w:t>
+      </w:r>
+      <w:proofErr w:type="spellStart"/>
+      <w:r>
+        <w:t>pygame</w:t>
+      </w:r>
+      <w:proofErr w:type="spellEnd"/>
+      <w:r>
+        <w:t>. Predmety podobné rektu.</w:t>
       </w:r>
     </w:p>
     <w:p/>
@@ -5326,8 +7163,117 @@
           <w:numId w:val="45"/>
         </w:numPr>
       </w:pPr>
-      <w:r>
-        <w:t>What it is: ball.collidelist(bricks) calls the pygame.Rect method collidelist on the Rect object ball.</w:t>
+      <w:proofErr w:type="spellStart"/>
+      <w:r>
+        <w:t>What</w:t>
+      </w:r>
+      <w:proofErr w:type="spellEnd"/>
+      <w:r>
+        <w:t xml:space="preserve"> </w:t>
+      </w:r>
+      <w:proofErr w:type="spellStart"/>
+      <w:r>
+        <w:t>it</w:t>
+      </w:r>
+      <w:proofErr w:type="spellEnd"/>
+      <w:r>
+        <w:t xml:space="preserve"> </w:t>
+      </w:r>
+      <w:proofErr w:type="spellStart"/>
+      <w:r>
+        <w:t>is</w:t>
+      </w:r>
+      <w:proofErr w:type="spellEnd"/>
+      <w:r>
+        <w:t xml:space="preserve">: </w:t>
+      </w:r>
+      <w:proofErr w:type="spellStart"/>
+      <w:r>
+        <w:t>ball.collidelist</w:t>
+      </w:r>
+      <w:proofErr w:type="spellEnd"/>
+      <w:r>
+        <w:t>(</w:t>
+      </w:r>
+      <w:proofErr w:type="spellStart"/>
+      <w:r>
+        <w:t>bricks</w:t>
+      </w:r>
+      <w:proofErr w:type="spellEnd"/>
+      <w:r>
+        <w:t xml:space="preserve">) </w:t>
+      </w:r>
+      <w:proofErr w:type="spellStart"/>
+      <w:r>
+        <w:t>calls</w:t>
+      </w:r>
+      <w:proofErr w:type="spellEnd"/>
+      <w:r>
+        <w:t xml:space="preserve"> </w:t>
+      </w:r>
+      <w:proofErr w:type="spellStart"/>
+      <w:r>
+        <w:t>the</w:t>
+      </w:r>
+      <w:proofErr w:type="spellEnd"/>
+      <w:r>
+        <w:t xml:space="preserve"> </w:t>
+      </w:r>
+      <w:proofErr w:type="spellStart"/>
+      <w:r>
+        <w:t>pygame.Rect</w:t>
+      </w:r>
+      <w:proofErr w:type="spellEnd"/>
+      <w:r>
+        <w:t xml:space="preserve"> </w:t>
+      </w:r>
+      <w:proofErr w:type="spellStart"/>
+      <w:r>
+        <w:t>method</w:t>
+      </w:r>
+      <w:proofErr w:type="spellEnd"/>
+      <w:r>
+        <w:t xml:space="preserve"> </w:t>
+      </w:r>
+      <w:proofErr w:type="spellStart"/>
+      <w:r>
+        <w:t>collidelist</w:t>
+      </w:r>
+      <w:proofErr w:type="spellEnd"/>
+      <w:r>
+        <w:t xml:space="preserve"> on </w:t>
+      </w:r>
+      <w:proofErr w:type="spellStart"/>
+      <w:r>
+        <w:t>the</w:t>
+      </w:r>
+      <w:proofErr w:type="spellEnd"/>
+      <w:r>
+        <w:t xml:space="preserve"> </w:t>
+      </w:r>
+      <w:proofErr w:type="spellStart"/>
+      <w:r>
+        <w:t>Rect</w:t>
+      </w:r>
+      <w:proofErr w:type="spellEnd"/>
+      <w:r>
+        <w:t xml:space="preserve"> </w:t>
+      </w:r>
+      <w:proofErr w:type="spellStart"/>
+      <w:r>
+        <w:t>object</w:t>
+      </w:r>
+      <w:proofErr w:type="spellEnd"/>
+      <w:r>
+        <w:t xml:space="preserve"> </w:t>
+      </w:r>
+      <w:proofErr w:type="spellStart"/>
+      <w:r>
+        <w:t>ball</w:t>
+      </w:r>
+      <w:proofErr w:type="spellEnd"/>
+      <w:r>
+        <w:t>.</w:t>
       </w:r>
     </w:p>
     <w:p>
@@ -5337,8 +7283,133 @@
           <w:numId w:val="45"/>
         </w:numPr>
       </w:pPr>
-      <w:r>
-        <w:t>What it returns: the index (integer) of the first Rect in the sequence bricks that intersects ball, or -1 if no collision.</w:t>
+      <w:proofErr w:type="spellStart"/>
+      <w:r>
+        <w:t>What</w:t>
+      </w:r>
+      <w:proofErr w:type="spellEnd"/>
+      <w:r>
+        <w:t xml:space="preserve"> </w:t>
+      </w:r>
+      <w:proofErr w:type="spellStart"/>
+      <w:r>
+        <w:t>it</w:t>
+      </w:r>
+      <w:proofErr w:type="spellEnd"/>
+      <w:r>
+        <w:t xml:space="preserve"> </w:t>
+      </w:r>
+      <w:proofErr w:type="spellStart"/>
+      <w:r>
+        <w:t>returns</w:t>
+      </w:r>
+      <w:proofErr w:type="spellEnd"/>
+      <w:r>
+        <w:t xml:space="preserve">: </w:t>
+      </w:r>
+      <w:proofErr w:type="spellStart"/>
+      <w:r>
+        <w:t>the</w:t>
+      </w:r>
+      <w:proofErr w:type="spellEnd"/>
+      <w:r>
+        <w:t xml:space="preserve"> index (</w:t>
+      </w:r>
+      <w:proofErr w:type="spellStart"/>
+      <w:r>
+        <w:t>integer</w:t>
+      </w:r>
+      <w:proofErr w:type="spellEnd"/>
+      <w:r>
+        <w:t xml:space="preserve">) of </w:t>
+      </w:r>
+      <w:proofErr w:type="spellStart"/>
+      <w:r>
+        <w:t>the</w:t>
+      </w:r>
+      <w:proofErr w:type="spellEnd"/>
+      <w:r>
+        <w:t xml:space="preserve"> </w:t>
+      </w:r>
+      <w:proofErr w:type="spellStart"/>
+      <w:r>
+        <w:t>first</w:t>
+      </w:r>
+      <w:proofErr w:type="spellEnd"/>
+      <w:r>
+        <w:t xml:space="preserve"> </w:t>
+      </w:r>
+      <w:proofErr w:type="spellStart"/>
+      <w:r>
+        <w:t>Rect</w:t>
+      </w:r>
+      <w:proofErr w:type="spellEnd"/>
+      <w:r>
+        <w:t xml:space="preserve"> in </w:t>
+      </w:r>
+      <w:proofErr w:type="spellStart"/>
+      <w:r>
+        <w:t>the</w:t>
+      </w:r>
+      <w:proofErr w:type="spellEnd"/>
+      <w:r>
+        <w:t xml:space="preserve"> </w:t>
+      </w:r>
+      <w:proofErr w:type="spellStart"/>
+      <w:r>
+        <w:t>sequence</w:t>
+      </w:r>
+      <w:proofErr w:type="spellEnd"/>
+      <w:r>
+        <w:t xml:space="preserve"> </w:t>
+      </w:r>
+      <w:proofErr w:type="spellStart"/>
+      <w:r>
+        <w:t>bricks</w:t>
+      </w:r>
+      <w:proofErr w:type="spellEnd"/>
+      <w:r>
+        <w:t xml:space="preserve"> </w:t>
+      </w:r>
+      <w:proofErr w:type="spellStart"/>
+      <w:r>
+        <w:t>that</w:t>
+      </w:r>
+      <w:proofErr w:type="spellEnd"/>
+      <w:r>
+        <w:t xml:space="preserve"> </w:t>
+      </w:r>
+      <w:proofErr w:type="spellStart"/>
+      <w:r>
+        <w:t>intersects</w:t>
+      </w:r>
+      <w:proofErr w:type="spellEnd"/>
+      <w:r>
+        <w:t xml:space="preserve"> </w:t>
+      </w:r>
+      <w:proofErr w:type="spellStart"/>
+      <w:r>
+        <w:t>ball</w:t>
+      </w:r>
+      <w:proofErr w:type="spellEnd"/>
+      <w:r>
+        <w:t xml:space="preserve">, or -1 </w:t>
+      </w:r>
+      <w:proofErr w:type="spellStart"/>
+      <w:r>
+        <w:t>if</w:t>
+      </w:r>
+      <w:proofErr w:type="spellEnd"/>
+      <w:r>
+        <w:t xml:space="preserve"> no </w:t>
+      </w:r>
+      <w:proofErr w:type="spellStart"/>
+      <w:r>
+        <w:t>collision</w:t>
+      </w:r>
+      <w:proofErr w:type="spellEnd"/>
+      <w:r>
+        <w:t>.</w:t>
       </w:r>
     </w:p>
     <w:p>
@@ -5348,8 +7419,13 @@
           <w:numId w:val="45"/>
         </w:numPr>
       </w:pPr>
-      <w:r>
-        <w:t>Behavior notes:</w:t>
+      <w:proofErr w:type="spellStart"/>
+      <w:r>
+        <w:t>Behavior</w:t>
+      </w:r>
+      <w:proofErr w:type="spellEnd"/>
+      <w:r>
+        <w:t xml:space="preserve"> notes:</w:t>
       </w:r>
     </w:p>
     <w:p>
@@ -5359,8 +7435,229 @@
           <w:numId w:val="45"/>
         </w:numPr>
       </w:pPr>
-      <w:r>
-        <w:t>It checks rectangle overlap only (ball is a Rect even if you draw it with draw.ellipse). The visual ellipse may not match exact collisions — collisions use the bounding rectangle.</w:t>
+      <w:proofErr w:type="spellStart"/>
+      <w:r>
+        <w:t>It</w:t>
+      </w:r>
+      <w:proofErr w:type="spellEnd"/>
+      <w:r>
+        <w:t xml:space="preserve"> </w:t>
+      </w:r>
+      <w:proofErr w:type="spellStart"/>
+      <w:r>
+        <w:t>checks</w:t>
+      </w:r>
+      <w:proofErr w:type="spellEnd"/>
+      <w:r>
+        <w:t xml:space="preserve"> </w:t>
+      </w:r>
+      <w:proofErr w:type="spellStart"/>
+      <w:r>
+        <w:t>rectangle</w:t>
+      </w:r>
+      <w:proofErr w:type="spellEnd"/>
+      <w:r>
+        <w:t xml:space="preserve"> </w:t>
+      </w:r>
+      <w:proofErr w:type="spellStart"/>
+      <w:r>
+        <w:t>overlap</w:t>
+      </w:r>
+      <w:proofErr w:type="spellEnd"/>
+      <w:r>
+        <w:t xml:space="preserve"> </w:t>
+      </w:r>
+      <w:proofErr w:type="spellStart"/>
+      <w:r>
+        <w:t>only</w:t>
+      </w:r>
+      <w:proofErr w:type="spellEnd"/>
+      <w:r>
+        <w:t xml:space="preserve"> (</w:t>
+      </w:r>
+      <w:proofErr w:type="spellStart"/>
+      <w:r>
+        <w:t>ball</w:t>
+      </w:r>
+      <w:proofErr w:type="spellEnd"/>
+      <w:r>
+        <w:t xml:space="preserve"> </w:t>
+      </w:r>
+      <w:proofErr w:type="spellStart"/>
+      <w:r>
+        <w:t>is</w:t>
+      </w:r>
+      <w:proofErr w:type="spellEnd"/>
+      <w:r>
+        <w:t xml:space="preserve"> a </w:t>
+      </w:r>
+      <w:proofErr w:type="spellStart"/>
+      <w:r>
+        <w:t>Rect</w:t>
+      </w:r>
+      <w:proofErr w:type="spellEnd"/>
+      <w:r>
+        <w:t xml:space="preserve"> </w:t>
+      </w:r>
+      <w:proofErr w:type="spellStart"/>
+      <w:r>
+        <w:t>even</w:t>
+      </w:r>
+      <w:proofErr w:type="spellEnd"/>
+      <w:r>
+        <w:t xml:space="preserve"> </w:t>
+      </w:r>
+      <w:proofErr w:type="spellStart"/>
+      <w:r>
+        <w:t>if</w:t>
+      </w:r>
+      <w:proofErr w:type="spellEnd"/>
+      <w:r>
+        <w:t xml:space="preserve"> </w:t>
+      </w:r>
+      <w:proofErr w:type="spellStart"/>
+      <w:r>
+        <w:t>you</w:t>
+      </w:r>
+      <w:proofErr w:type="spellEnd"/>
+      <w:r>
+        <w:t xml:space="preserve"> </w:t>
+      </w:r>
+      <w:proofErr w:type="spellStart"/>
+      <w:r>
+        <w:t>draw</w:t>
+      </w:r>
+      <w:proofErr w:type="spellEnd"/>
+      <w:r>
+        <w:t xml:space="preserve"> </w:t>
+      </w:r>
+      <w:proofErr w:type="spellStart"/>
+      <w:r>
+        <w:t>it</w:t>
+      </w:r>
+      <w:proofErr w:type="spellEnd"/>
+      <w:r>
+        <w:t xml:space="preserve"> </w:t>
+      </w:r>
+      <w:proofErr w:type="spellStart"/>
+      <w:r>
+        <w:t>with</w:t>
+      </w:r>
+      <w:proofErr w:type="spellEnd"/>
+      <w:r>
+        <w:t xml:space="preserve"> </w:t>
+      </w:r>
+      <w:proofErr w:type="spellStart"/>
+      <w:r>
+        <w:t>draw.ellipse</w:t>
+      </w:r>
+      <w:proofErr w:type="spellEnd"/>
+      <w:r>
+        <w:t xml:space="preserve">). </w:t>
+      </w:r>
+      <w:proofErr w:type="spellStart"/>
+      <w:r>
+        <w:t>The</w:t>
+      </w:r>
+      <w:proofErr w:type="spellEnd"/>
+      <w:r>
+        <w:t xml:space="preserve"> </w:t>
+      </w:r>
+      <w:proofErr w:type="spellStart"/>
+      <w:r>
+        <w:t>visual</w:t>
+      </w:r>
+      <w:proofErr w:type="spellEnd"/>
+      <w:r>
+        <w:t xml:space="preserve"> </w:t>
+      </w:r>
+      <w:proofErr w:type="spellStart"/>
+      <w:r>
+        <w:t>ellipse</w:t>
+      </w:r>
+      <w:proofErr w:type="spellEnd"/>
+      <w:r>
+        <w:t xml:space="preserve"> </w:t>
+      </w:r>
+      <w:proofErr w:type="spellStart"/>
+      <w:r>
+        <w:t>may</w:t>
+      </w:r>
+      <w:proofErr w:type="spellEnd"/>
+      <w:r>
+        <w:t xml:space="preserve"> </w:t>
+      </w:r>
+      <w:proofErr w:type="spellStart"/>
+      <w:r>
+        <w:t>not</w:t>
+      </w:r>
+      <w:proofErr w:type="spellEnd"/>
+      <w:r>
+        <w:t xml:space="preserve"> </w:t>
+      </w:r>
+      <w:proofErr w:type="spellStart"/>
+      <w:r>
+        <w:t>match</w:t>
+      </w:r>
+      <w:proofErr w:type="spellEnd"/>
+      <w:r>
+        <w:t xml:space="preserve"> </w:t>
+      </w:r>
+      <w:proofErr w:type="spellStart"/>
+      <w:r>
+        <w:t>exact</w:t>
+      </w:r>
+      <w:proofErr w:type="spellEnd"/>
+      <w:r>
+        <w:t xml:space="preserve"> </w:t>
+      </w:r>
+      <w:proofErr w:type="spellStart"/>
+      <w:r>
+        <w:t>collisions</w:t>
+      </w:r>
+      <w:proofErr w:type="spellEnd"/>
+      <w:r>
+        <w:t xml:space="preserve"> — </w:t>
+      </w:r>
+      <w:proofErr w:type="spellStart"/>
+      <w:r>
+        <w:t>collisions</w:t>
+      </w:r>
+      <w:proofErr w:type="spellEnd"/>
+      <w:r>
+        <w:t xml:space="preserve"> </w:t>
+      </w:r>
+      <w:proofErr w:type="spellStart"/>
+      <w:r>
+        <w:t>use</w:t>
+      </w:r>
+      <w:proofErr w:type="spellEnd"/>
+      <w:r>
+        <w:t xml:space="preserve"> </w:t>
+      </w:r>
+      <w:proofErr w:type="spellStart"/>
+      <w:r>
+        <w:t>the</w:t>
+      </w:r>
+      <w:proofErr w:type="spellEnd"/>
+      <w:r>
+        <w:t xml:space="preserve"> </w:t>
+      </w:r>
+      <w:proofErr w:type="spellStart"/>
+      <w:r>
+        <w:t>bounding</w:t>
+      </w:r>
+      <w:proofErr w:type="spellEnd"/>
+      <w:r>
+        <w:t xml:space="preserve"> </w:t>
+      </w:r>
+      <w:proofErr w:type="spellStart"/>
+      <w:r>
+        <w:t>rectangle</w:t>
+      </w:r>
+      <w:proofErr w:type="spellEnd"/>
+      <w:r>
+        <w:t>.</w:t>
       </w:r>
     </w:p>
     <w:p>
@@ -5370,8 +7667,173 @@
           <w:numId w:val="45"/>
         </w:numPr>
       </w:pPr>
-      <w:r>
-        <w:t>It returns only the first matching index. If the ball overlaps multiple bricks in one frame, collidelist returns only one index (the first in list order).</w:t>
+      <w:proofErr w:type="spellStart"/>
+      <w:r>
+        <w:t>It</w:t>
+      </w:r>
+      <w:proofErr w:type="spellEnd"/>
+      <w:r>
+        <w:t xml:space="preserve"> </w:t>
+      </w:r>
+      <w:proofErr w:type="spellStart"/>
+      <w:r>
+        <w:t>returns</w:t>
+      </w:r>
+      <w:proofErr w:type="spellEnd"/>
+      <w:r>
+        <w:t xml:space="preserve"> </w:t>
+      </w:r>
+      <w:proofErr w:type="spellStart"/>
+      <w:r>
+        <w:t>only</w:t>
+      </w:r>
+      <w:proofErr w:type="spellEnd"/>
+      <w:r>
+        <w:t xml:space="preserve"> </w:t>
+      </w:r>
+      <w:proofErr w:type="spellStart"/>
+      <w:r>
+        <w:t>the</w:t>
+      </w:r>
+      <w:proofErr w:type="spellEnd"/>
+      <w:r>
+        <w:t xml:space="preserve"> </w:t>
+      </w:r>
+      <w:proofErr w:type="spellStart"/>
+      <w:r>
+        <w:t>first</w:t>
+      </w:r>
+      <w:proofErr w:type="spellEnd"/>
+      <w:r>
+        <w:t xml:space="preserve"> </w:t>
+      </w:r>
+      <w:proofErr w:type="spellStart"/>
+      <w:r>
+        <w:t>matching</w:t>
+      </w:r>
+      <w:proofErr w:type="spellEnd"/>
+      <w:r>
+        <w:t xml:space="preserve"> index. </w:t>
+      </w:r>
+      <w:proofErr w:type="spellStart"/>
+      <w:r>
+        <w:t>If</w:t>
+      </w:r>
+      <w:proofErr w:type="spellEnd"/>
+      <w:r>
+        <w:t xml:space="preserve"> </w:t>
+      </w:r>
+      <w:proofErr w:type="spellStart"/>
+      <w:r>
+        <w:t>the</w:t>
+      </w:r>
+      <w:proofErr w:type="spellEnd"/>
+      <w:r>
+        <w:t xml:space="preserve"> </w:t>
+      </w:r>
+      <w:proofErr w:type="spellStart"/>
+      <w:r>
+        <w:t>ball</w:t>
+      </w:r>
+      <w:proofErr w:type="spellEnd"/>
+      <w:r>
+        <w:t xml:space="preserve"> </w:t>
+      </w:r>
+      <w:proofErr w:type="spellStart"/>
+      <w:r>
+        <w:t>overlaps</w:t>
+      </w:r>
+      <w:proofErr w:type="spellEnd"/>
+      <w:r>
+        <w:t xml:space="preserve"> </w:t>
+      </w:r>
+      <w:proofErr w:type="spellStart"/>
+      <w:r>
+        <w:t>multiple</w:t>
+      </w:r>
+      <w:proofErr w:type="spellEnd"/>
+      <w:r>
+        <w:t xml:space="preserve"> </w:t>
+      </w:r>
+      <w:proofErr w:type="spellStart"/>
+      <w:r>
+        <w:t>bricks</w:t>
+      </w:r>
+      <w:proofErr w:type="spellEnd"/>
+      <w:r>
+        <w:t xml:space="preserve"> in </w:t>
+      </w:r>
+      <w:proofErr w:type="spellStart"/>
+      <w:r>
+        <w:t>one</w:t>
+      </w:r>
+      <w:proofErr w:type="spellEnd"/>
+      <w:r>
+        <w:t xml:space="preserve"> </w:t>
+      </w:r>
+      <w:proofErr w:type="spellStart"/>
+      <w:r>
+        <w:t>frame</w:t>
+      </w:r>
+      <w:proofErr w:type="spellEnd"/>
+      <w:r>
+        <w:t xml:space="preserve">, </w:t>
+      </w:r>
+      <w:proofErr w:type="spellStart"/>
+      <w:r>
+        <w:t>collidelist</w:t>
+      </w:r>
+      <w:proofErr w:type="spellEnd"/>
+      <w:r>
+        <w:t xml:space="preserve"> </w:t>
+      </w:r>
+      <w:proofErr w:type="spellStart"/>
+      <w:r>
+        <w:t>returns</w:t>
+      </w:r>
+      <w:proofErr w:type="spellEnd"/>
+      <w:r>
+        <w:t xml:space="preserve"> </w:t>
+      </w:r>
+      <w:proofErr w:type="spellStart"/>
+      <w:r>
+        <w:t>only</w:t>
+      </w:r>
+      <w:proofErr w:type="spellEnd"/>
+      <w:r>
+        <w:t xml:space="preserve"> </w:t>
+      </w:r>
+      <w:proofErr w:type="spellStart"/>
+      <w:r>
+        <w:t>one</w:t>
+      </w:r>
+      <w:proofErr w:type="spellEnd"/>
+      <w:r>
+        <w:t xml:space="preserve"> index (</w:t>
+      </w:r>
+      <w:proofErr w:type="spellStart"/>
+      <w:r>
+        <w:t>the</w:t>
+      </w:r>
+      <w:proofErr w:type="spellEnd"/>
+      <w:r>
+        <w:t xml:space="preserve"> </w:t>
+      </w:r>
+      <w:proofErr w:type="spellStart"/>
+      <w:r>
+        <w:t>first</w:t>
+      </w:r>
+      <w:proofErr w:type="spellEnd"/>
+      <w:r>
+        <w:t xml:space="preserve"> in list </w:t>
+      </w:r>
+      <w:proofErr w:type="spellStart"/>
+      <w:r>
+        <w:t>order</w:t>
+      </w:r>
+      <w:proofErr w:type="spellEnd"/>
+      <w:r>
+        <w:t>).</w:t>
       </w:r>
     </w:p>
     <w:p>
@@ -5381,8 +7843,61 @@
           <w:numId w:val="45"/>
         </w:numPr>
       </w:pPr>
-      <w:r>
-        <w:t>The sequence elements must be pygame.Rect-like objects.</w:t>
+      <w:proofErr w:type="spellStart"/>
+      <w:r>
+        <w:t>The</w:t>
+      </w:r>
+      <w:proofErr w:type="spellEnd"/>
+      <w:r>
+        <w:t xml:space="preserve"> </w:t>
+      </w:r>
+      <w:proofErr w:type="spellStart"/>
+      <w:r>
+        <w:t>sequence</w:t>
+      </w:r>
+      <w:proofErr w:type="spellEnd"/>
+      <w:r>
+        <w:t xml:space="preserve"> </w:t>
+      </w:r>
+      <w:proofErr w:type="spellStart"/>
+      <w:r>
+        <w:t>elements</w:t>
+      </w:r>
+      <w:proofErr w:type="spellEnd"/>
+      <w:r>
+        <w:t xml:space="preserve"> </w:t>
+      </w:r>
+      <w:proofErr w:type="spellStart"/>
+      <w:r>
+        <w:t>must</w:t>
+      </w:r>
+      <w:proofErr w:type="spellEnd"/>
+      <w:r>
+        <w:t xml:space="preserve"> </w:t>
+      </w:r>
+      <w:proofErr w:type="spellStart"/>
+      <w:r>
+        <w:t>be</w:t>
+      </w:r>
+      <w:proofErr w:type="spellEnd"/>
+      <w:r>
+        <w:t xml:space="preserve"> </w:t>
+      </w:r>
+      <w:proofErr w:type="spellStart"/>
+      <w:r>
+        <w:t>pygame.Rect-like</w:t>
+      </w:r>
+      <w:proofErr w:type="spellEnd"/>
+      <w:r>
+        <w:t xml:space="preserve"> </w:t>
+      </w:r>
+      <w:proofErr w:type="spellStart"/>
+      <w:r>
+        <w:t>objects</w:t>
+      </w:r>
+      <w:proofErr w:type="spellEnd"/>
+      <w:r>
+        <w:t>.</w:t>
       </w:r>
     </w:p>
     <w:p/>
@@ -5409,21 +7924,53 @@
     </w:p>
     <w:p/>
     <w:p>
-      <w:pPr>
-        <w:rPr>
-          <w:lang w:val="en-US"/>
-        </w:rPr>
-      </w:pPr>
       <w:r>
         <w:t>20. 11. 2025</w:t>
       </w:r>
       <w:r>
-        <w:t xml:space="preserve"> – vysvetliť jednoduchú hru minigame a príklad – prejsť na bubliny</w:t>
-      </w:r>
-    </w:p>
-    <w:p>
-      <w:r>
-        <w:t>Catch the falling blocks mini game</w:t>
+        <w:t xml:space="preserve"> – vysvetliť jednoduchú hru </w:t>
+      </w:r>
+      <w:proofErr w:type="spellStart"/>
+      <w:r>
+        <w:t>minigame</w:t>
+      </w:r>
+      <w:proofErr w:type="spellEnd"/>
+      <w:r>
+        <w:t xml:space="preserve"> a príklad – prejsť na bubliny</w:t>
+      </w:r>
+    </w:p>
+    <w:p>
+      <w:proofErr w:type="spellStart"/>
+      <w:r>
+        <w:t>Catch</w:t>
+      </w:r>
+      <w:proofErr w:type="spellEnd"/>
+      <w:r>
+        <w:t xml:space="preserve"> </w:t>
+      </w:r>
+      <w:proofErr w:type="spellStart"/>
+      <w:r>
+        <w:t>the</w:t>
+      </w:r>
+      <w:proofErr w:type="spellEnd"/>
+      <w:r>
+        <w:t xml:space="preserve"> </w:t>
+      </w:r>
+      <w:proofErr w:type="spellStart"/>
+      <w:r>
+        <w:t>falling</w:t>
+      </w:r>
+      <w:proofErr w:type="spellEnd"/>
+      <w:r>
+        <w:t xml:space="preserve"> </w:t>
+      </w:r>
+      <w:proofErr w:type="spellStart"/>
+      <w:r>
+        <w:t>blocks</w:t>
+      </w:r>
+      <w:proofErr w:type="spellEnd"/>
+      <w:r>
+        <w:t xml:space="preserve"> mini game</w:t>
       </w:r>
     </w:p>
     <w:p>

--- a/IT_hodiny/namety_postupu_skolenia.docx
+++ b/IT_hodiny/namety_postupu_skolenia.docx
@@ -22,7 +22,7 @@
         <w:t xml:space="preserve">Modifikoval: </w:t>
       </w:r>
       <w:r>
-        <w:t>13</w:t>
+        <w:t>6</w:t>
       </w:r>
       <w:r>
         <w:t xml:space="preserve">. </w:t>
@@ -31,7 +31,7 @@
         <w:t>1</w:t>
       </w:r>
       <w:r>
-        <w:t>1</w:t>
+        <w:t>2</w:t>
       </w:r>
       <w:r>
         <w:t>. 202</w:t>
@@ -5409,11 +5409,6 @@
     </w:p>
     <w:p/>
     <w:p>
-      <w:pPr>
-        <w:rPr>
-          <w:lang w:val="en-US"/>
-        </w:rPr>
-      </w:pPr>
       <w:r>
         <w:t>20. 11. 2025</w:t>
       </w:r>
@@ -5451,6 +5446,26 @@
       </w:r>
       <w:r>
         <w:t>minigame.py</w:t>
+      </w:r>
+    </w:p>
+    <w:p/>
+    <w:p>
+      <w:r>
+        <w:t>11. 12. 2025</w:t>
+      </w:r>
+    </w:p>
+    <w:p>
+      <w:r>
+        <w:t xml:space="preserve">Vysvetlenie  </w:t>
+      </w:r>
+      <w:r>
+        <w:t>priklad.py</w:t>
+      </w:r>
+      <w:r>
+        <w:t xml:space="preserve"> – zložka </w:t>
+      </w:r>
+      <w:r>
+        <w:t>C:\Users\tibor\Documents\ProgramovanieHPZ4\PyLearnKids\SRC\Geek4Geeks\Uvod</w:t>
       </w:r>
     </w:p>
     <w:p/>

--- a/IT_hodiny/namety_postupu_skolenia.docx
+++ b/IT_hodiny/namety_postupu_skolenia.docx
@@ -5409,6 +5409,14 @@
     </w:p>
     <w:p/>
     <w:p>
+      <w:pPr>
+        <w:pStyle w:val="Heading2"/>
+      </w:pPr>
+      <w:r>
+        <w:t>Náplň práce.</w:t>
+      </w:r>
+    </w:p>
+    <w:p>
       <w:r>
         <w:t>20. 11. 2025</w:t>
       </w:r>
@@ -5469,8 +5477,46 @@
       </w:r>
     </w:p>
     <w:p/>
+    <w:p>
+      <w:r>
+        <w:t>26. 2. 2026</w:t>
+      </w:r>
+    </w:p>
+    <w:p>
+      <w:r>
+        <w:t xml:space="preserve">Vyskúšať quiz - </w:t>
+      </w:r>
+      <w:hyperlink r:id="rId51" w:history="1">
+        <w:r>
+          <w:rPr>
+            <w:rStyle w:val="Hyperlink"/>
+          </w:rPr>
+          <w:t>Python Quiz - GeeksforGeeks</w:t>
+        </w:r>
+      </w:hyperlink>
+    </w:p>
+    <w:p/>
+    <w:p>
+      <w:hyperlink r:id="rId52" w:history="1">
+        <w:r>
+          <w:rPr>
+            <w:rStyle w:val="Hyperlink"/>
+          </w:rPr>
+          <w:t>https://www.geeksforgeeks.org/python/python-programming-language-tutorial/</w:t>
+        </w:r>
+      </w:hyperlink>
+      <w:r>
+        <w:t xml:space="preserve"> </w:t>
+      </w:r>
+    </w:p>
+    <w:p>
+      <w:r>
+        <w:t>Množiny – viď príklad</w:t>
+      </w:r>
+    </w:p>
+    <w:p/>
     <w:sectPr>
-      <w:footerReference w:type="default" r:id="rId51"/>
+      <w:footerReference w:type="default" r:id="rId53"/>
       <w:pgSz w:w="11906" w:h="16838"/>
       <w:pgMar w:top="1440" w:right="1440" w:bottom="1440" w:left="1440" w:header="708" w:footer="708" w:gutter="0"/>
       <w:cols w:space="708"/>
@@ -9710,7 +9756,6 @@
   <w:style w:type="character" w:default="1" w:styleId="DefaultParagraphFont">
     <w:name w:val="Default Paragraph Font"/>
     <w:uiPriority w:val="1"/>
-    <w:semiHidden/>
     <w:unhideWhenUsed/>
   </w:style>
   <w:style w:type="table" w:default="1" w:styleId="TableNormal">
